--- a/16-大二次大作业报告.docx
+++ b/16-大二次大作业报告.docx
@@ -5,7 +5,7 @@
     <w:p>
       <w:pPr>
         <w:widowControl/>
-        <w:spacing w:before="480"/>
+        <w:spacing w:before="480" w:line="400" w:lineRule="atLeast"/>
         <w:ind w:firstLine="0"/>
         <w:jc w:val="center"/>
         <w:rPr>
@@ -26,6 +26,7 @@
     <w:p>
       <w:pPr>
         <w:widowControl/>
+        <w:spacing w:line="400" w:lineRule="atLeast"/>
         <w:jc w:val="left"/>
         <w:rPr>
           <w:rFonts w:cs="Times New Roman"/>
@@ -36,7 +37,7 @@
     <w:p>
       <w:pPr>
         <w:widowControl/>
-        <w:spacing w:before="600" w:line="480" w:lineRule="exact"/>
+        <w:spacing w:before="600" w:line="400" w:lineRule="atLeast"/>
         <w:ind w:firstLine="0"/>
         <w:jc w:val="center"/>
         <w:rPr>
@@ -59,6 +60,7 @@
     <w:p>
       <w:pPr>
         <w:widowControl/>
+        <w:spacing w:line="400" w:lineRule="atLeast"/>
         <w:jc w:val="left"/>
         <w:rPr>
           <w:rFonts w:cs="Times New Roman"/>
@@ -69,6 +71,7 @@
     <w:p>
       <w:pPr>
         <w:widowControl/>
+        <w:spacing w:line="400" w:lineRule="atLeast"/>
         <w:jc w:val="left"/>
         <w:rPr>
           <w:rFonts w:cs="Times New Roman"/>
@@ -79,6 +82,7 @@
     <w:p>
       <w:pPr>
         <w:widowControl/>
+        <w:spacing w:line="400" w:lineRule="atLeast"/>
         <w:jc w:val="left"/>
         <w:rPr>
           <w:rFonts w:cs="Times New Roman"/>
@@ -89,6 +93,7 @@
     <w:p>
       <w:pPr>
         <w:widowControl/>
+        <w:spacing w:line="400" w:lineRule="atLeast"/>
         <w:jc w:val="left"/>
         <w:rPr>
           <w:rFonts w:cs="Times New Roman"/>
@@ -99,7 +104,7 @@
     <w:p>
       <w:pPr>
         <w:widowControl/>
-        <w:spacing w:line="288" w:lineRule="auto"/>
+        <w:spacing w:line="400" w:lineRule="atLeast"/>
         <w:ind w:left="1560" w:hangingChars="300" w:hanging="1560"/>
         <w:jc w:val="center"/>
         <w:rPr>
@@ -126,12 +131,14 @@
     <w:p>
       <w:pPr>
         <w:widowControl/>
+        <w:spacing w:line="400" w:lineRule="atLeast"/>
         <w:jc w:val="left"/>
       </w:pPr>
     </w:p>
     <w:p>
       <w:pPr>
         <w:widowControl/>
+        <w:spacing w:line="400" w:lineRule="atLeast"/>
         <w:jc w:val="left"/>
         <w:rPr>
           <w:rFonts w:cs="Times New Roman"/>
@@ -142,6 +149,7 @@
     <w:p>
       <w:pPr>
         <w:widowControl/>
+        <w:spacing w:line="400" w:lineRule="atLeast"/>
         <w:jc w:val="left"/>
         <w:rPr>
           <w:rFonts w:cs="Times New Roman"/>
@@ -152,6 +160,7 @@
     <w:p>
       <w:pPr>
         <w:pStyle w:val="aa"/>
+        <w:spacing w:line="400" w:lineRule="atLeast"/>
         <w:ind w:left="1440" w:firstLine="0"/>
         <w:rPr>
           <w:rFonts w:hint="eastAsia"/>
@@ -185,7 +194,7 @@
     <w:p>
       <w:pPr>
         <w:widowControl/>
-        <w:spacing w:after="120" w:line="360" w:lineRule="auto"/>
+        <w:spacing w:after="120" w:line="400" w:lineRule="atLeast"/>
         <w:ind w:leftChars="600" w:left="1440" w:firstLine="0"/>
         <w:jc w:val="left"/>
         <w:rPr>
@@ -246,7 +255,7 @@
     <w:p>
       <w:pPr>
         <w:widowControl/>
-        <w:spacing w:after="120" w:line="360" w:lineRule="auto"/>
+        <w:spacing w:after="120" w:line="400" w:lineRule="atLeast"/>
         <w:ind w:leftChars="600" w:left="1440" w:firstLine="0"/>
         <w:jc w:val="left"/>
         <w:rPr>
@@ -307,7 +316,7 @@
     <w:p>
       <w:pPr>
         <w:widowControl/>
-        <w:spacing w:after="120" w:line="360" w:lineRule="auto"/>
+        <w:spacing w:after="120" w:line="400" w:lineRule="atLeast"/>
         <w:ind w:leftChars="600" w:left="1440" w:firstLine="0"/>
         <w:jc w:val="left"/>
         <w:rPr>
@@ -384,7 +393,7 @@
     <w:p>
       <w:pPr>
         <w:widowControl/>
-        <w:spacing w:after="120" w:line="360" w:lineRule="auto"/>
+        <w:spacing w:after="120" w:line="400" w:lineRule="atLeast"/>
         <w:ind w:leftChars="600" w:left="1440" w:firstLine="0"/>
         <w:jc w:val="left"/>
         <w:rPr>
@@ -397,7 +406,7 @@
     <w:p>
       <w:pPr>
         <w:widowControl/>
-        <w:spacing w:after="120" w:line="360" w:lineRule="auto"/>
+        <w:spacing w:after="120" w:line="400" w:lineRule="atLeast"/>
         <w:ind w:leftChars="600" w:left="1440" w:firstLine="0"/>
         <w:jc w:val="left"/>
         <w:rPr>
@@ -410,7 +419,7 @@
     <w:p>
       <w:pPr>
         <w:widowControl/>
-        <w:spacing w:after="120" w:line="360" w:lineRule="auto"/>
+        <w:spacing w:after="120" w:line="400" w:lineRule="atLeast"/>
         <w:ind w:firstLine="0"/>
         <w:jc w:val="left"/>
         <w:rPr>
@@ -423,6 +432,7 @@
     <w:p>
       <w:pPr>
         <w:widowControl/>
+        <w:spacing w:line="400" w:lineRule="atLeast"/>
         <w:ind w:firstLine="0"/>
         <w:jc w:val="left"/>
         <w:rPr>
@@ -434,7 +444,7 @@
     <w:p>
       <w:pPr>
         <w:pStyle w:val="a9"/>
-        <w:spacing w:before="240"/>
+        <w:spacing w:before="240" w:line="400" w:lineRule="atLeast"/>
         <w:ind w:firstLine="0"/>
         <w:rPr>
           <w:rFonts w:hint="eastAsia"/>
@@ -485,8 +495,9 @@
     <w:p>
       <w:pPr>
         <w:pStyle w:val="a6"/>
-      </w:pPr>
-      <w:bookmarkStart w:id="0" w:name="_Toc232862810"/>
+        <w:spacing w:line="400" w:lineRule="atLeast"/>
+      </w:pPr>
+      <w:bookmarkStart w:id="0" w:name="_Toc232868341"/>
       <w:r>
         <w:rPr>
           <w:rFonts w:hint="eastAsia"/>
@@ -548,7 +559,7 @@
         </w:rPr>
         <w:fldChar w:fldCharType="separate"/>
       </w:r>
-      <w:hyperlink w:anchor="_Toc232862810" w:history="1">
+      <w:hyperlink w:anchor="_Toc232868341" w:history="1">
         <w:r>
           <w:rPr>
             <w:rStyle w:val="a5"/>
@@ -599,7 +610,7 @@
             <w:noProof/>
             <w:webHidden/>
           </w:rPr>
-          <w:instrText>PAGEREF _Toc232862810 \h</w:instrText>
+          <w:instrText>PAGEREF _Toc232868341 \h</w:instrText>
         </w:r>
         <w:r>
           <w:rPr>
@@ -654,7 +665,7 @@
           <w14:ligatures w14:val="standardContextual"/>
         </w:rPr>
       </w:pPr>
-      <w:hyperlink w:anchor="_Toc232862811" w:history="1">
+      <w:hyperlink w:anchor="_Toc232868342" w:history="1">
         <w:r>
           <w:rPr>
             <w:rStyle w:val="a5"/>
@@ -698,7 +709,7 @@
             <w:noProof/>
             <w:webHidden/>
           </w:rPr>
-          <w:instrText>PAGEREF _Toc232862811 \h</w:instrText>
+          <w:instrText>PAGEREF _Toc232868342 \h</w:instrText>
         </w:r>
         <w:r>
           <w:rPr>
@@ -752,7 +763,7 @@
           <w14:ligatures w14:val="standardContextual"/>
         </w:rPr>
       </w:pPr>
-      <w:hyperlink w:anchor="_Toc232862812" w:history="1">
+      <w:hyperlink w:anchor="_Toc232868343" w:history="1">
         <w:r>
           <w:rPr>
             <w:rStyle w:val="a5"/>
@@ -796,7 +807,7 @@
             <w:noProof/>
             <w:webHidden/>
           </w:rPr>
-          <w:instrText>PAGEREF _Toc232862812 \h</w:instrText>
+          <w:instrText>PAGEREF _Toc232868343 \h</w:instrText>
         </w:r>
         <w:r>
           <w:rPr>
@@ -850,7 +861,7 @@
           <w14:ligatures w14:val="standardContextual"/>
         </w:rPr>
       </w:pPr>
-      <w:hyperlink w:anchor="_Toc232862813" w:history="1">
+      <w:hyperlink w:anchor="_Toc232868344" w:history="1">
         <w:r>
           <w:rPr>
             <w:rStyle w:val="a5"/>
@@ -894,7 +905,7 @@
             <w:noProof/>
             <w:webHidden/>
           </w:rPr>
-          <w:instrText>PAGEREF _Toc232862813 \h</w:instrText>
+          <w:instrText>PAGEREF _Toc232868344 \h</w:instrText>
         </w:r>
         <w:r>
           <w:rPr>
@@ -949,7 +960,7 @@
           <w14:ligatures w14:val="standardContextual"/>
         </w:rPr>
       </w:pPr>
-      <w:hyperlink w:anchor="_Toc232862814" w:history="1">
+      <w:hyperlink w:anchor="_Toc232868345" w:history="1">
         <w:r>
           <w:rPr>
             <w:rStyle w:val="a5"/>
@@ -993,7 +1004,7 @@
             <w:noProof/>
             <w:webHidden/>
           </w:rPr>
-          <w:instrText>PAGEREF _Toc232862814 \h</w:instrText>
+          <w:instrText>PAGEREF _Toc232868345 \h</w:instrText>
         </w:r>
         <w:r>
           <w:rPr>
@@ -1047,7 +1058,7 @@
           <w14:ligatures w14:val="standardContextual"/>
         </w:rPr>
       </w:pPr>
-      <w:hyperlink w:anchor="_Toc232862815" w:history="1">
+      <w:hyperlink w:anchor="_Toc232868346" w:history="1">
         <w:r>
           <w:rPr>
             <w:rStyle w:val="a5"/>
@@ -1060,7 +1071,7 @@
             <w:rStyle w:val="a5"/>
             <w:noProof/>
           </w:rPr>
-          <w:t>窗函数介绍</w:t>
+          <w:t>离散傅里叶变换</w:t>
         </w:r>
         <w:r>
           <w:rPr>
@@ -1091,7 +1102,7 @@
             <w:noProof/>
             <w:webHidden/>
           </w:rPr>
-          <w:instrText>PAGEREF _Toc232862815 \h</w:instrText>
+          <w:instrText>PAGEREF _Toc232868346 \h</w:instrText>
         </w:r>
         <w:r>
           <w:rPr>
@@ -1146,7 +1157,7 @@
           <w14:ligatures w14:val="standardContextual"/>
         </w:rPr>
       </w:pPr>
-      <w:hyperlink w:anchor="_Toc232862816" w:history="1">
+      <w:hyperlink w:anchor="_Toc232868347" w:history="1">
         <w:r>
           <w:rPr>
             <w:rStyle w:val="a5"/>
@@ -1190,7 +1201,7 @@
             <w:noProof/>
             <w:webHidden/>
           </w:rPr>
-          <w:instrText>PAGEREF _Toc232862816 \h</w:instrText>
+          <w:instrText>PAGEREF _Toc232868347 \h</w:instrText>
         </w:r>
         <w:r>
           <w:rPr>
@@ -1220,7 +1231,7 @@
             <w:noProof/>
             <w:webHidden/>
           </w:rPr>
-          <w:t>4</w:t>
+          <w:t>5</w:t>
         </w:r>
         <w:r>
           <w:rPr>
@@ -1245,7 +1256,7 @@
           <w14:ligatures w14:val="standardContextual"/>
         </w:rPr>
       </w:pPr>
-      <w:hyperlink w:anchor="_Toc232862817" w:history="1">
+      <w:hyperlink w:anchor="_Toc232868348" w:history="1">
         <w:r>
           <w:rPr>
             <w:rStyle w:val="a5"/>
@@ -1282,7 +1293,7 @@
             <w:noProof/>
             <w:webHidden/>
           </w:rPr>
-          <w:instrText>PAGEREF _Toc232862817 \h</w:instrText>
+          <w:instrText>PAGEREF _Toc232868348 \h</w:instrText>
         </w:r>
         <w:r>
           <w:rPr>
@@ -1312,7 +1323,7 @@
             <w:noProof/>
             <w:webHidden/>
           </w:rPr>
-          <w:t>5</w:t>
+          <w:t>6</w:t>
         </w:r>
         <w:r>
           <w:rPr>
@@ -1337,7 +1348,7 @@
           <w14:ligatures w14:val="standardContextual"/>
         </w:rPr>
       </w:pPr>
-      <w:hyperlink w:anchor="_Toc232862818" w:history="1">
+      <w:hyperlink w:anchor="_Toc232868349" w:history="1">
         <w:r>
           <w:rPr>
             <w:rStyle w:val="a5"/>
@@ -1388,7 +1399,7 @@
             <w:noProof/>
             <w:webHidden/>
           </w:rPr>
-          <w:instrText>PAGEREF _Toc232862818 \h</w:instrText>
+          <w:instrText>PAGEREF _Toc232868349 \h</w:instrText>
         </w:r>
         <w:r>
           <w:rPr>
@@ -1418,7 +1429,7 @@
             <w:noProof/>
             <w:webHidden/>
           </w:rPr>
-          <w:t>6</w:t>
+          <w:t>7</w:t>
         </w:r>
         <w:r>
           <w:rPr>
@@ -1433,7 +1444,7 @@
     <w:p>
       <w:pPr>
         <w:widowControl/>
-        <w:spacing w:line="240" w:lineRule="auto"/>
+        <w:spacing w:line="400" w:lineRule="atLeast"/>
         <w:ind w:firstLine="0"/>
         <w:jc w:val="left"/>
         <w:rPr>
@@ -1467,6 +1478,7 @@
     <w:p>
       <w:pPr>
         <w:pStyle w:val="1"/>
+        <w:spacing w:line="400" w:lineRule="atLeast"/>
         <w:jc w:val="left"/>
       </w:pPr>
       <w:r>
@@ -1479,7 +1491,7 @@
       <w:r>
         <w:t xml:space="preserve"> </w:t>
       </w:r>
-      <w:bookmarkStart w:id="1" w:name="_Toc232862811"/>
+      <w:bookmarkStart w:id="1" w:name="_Toc232868342"/>
       <w:r>
         <w:rPr>
           <w:rFonts w:hint="eastAsia"/>
@@ -1491,8 +1503,9 @@
     <w:p>
       <w:pPr>
         <w:pStyle w:val="2"/>
-      </w:pPr>
-      <w:bookmarkStart w:id="2" w:name="_Toc232862812"/>
+        <w:spacing w:line="400" w:lineRule="atLeast"/>
+      </w:pPr>
+      <w:bookmarkStart w:id="2" w:name="_Toc232868343"/>
       <w:r>
         <w:rPr>
           <w:rFonts w:hint="eastAsia"/>
@@ -1503,6 +1516,7 @@
     </w:p>
     <w:p>
       <w:pPr>
+        <w:spacing w:line="400" w:lineRule="atLeast"/>
         <w:rPr>
           <w:rFonts w:cs="Times New Roman"/>
           <w:szCs w:val="24"/>
@@ -1518,6 +1532,7 @@
     </w:p>
     <w:p>
       <w:pPr>
+        <w:spacing w:line="400" w:lineRule="atLeast"/>
         <w:rPr>
           <w:rFonts w:cs="Times New Roman"/>
           <w:szCs w:val="24"/>
@@ -1554,6 +1569,7 @@
     </w:p>
     <w:p>
       <w:pPr>
+        <w:spacing w:line="400" w:lineRule="atLeast"/>
         <w:rPr>
           <w:rFonts w:cs="Times New Roman"/>
           <w:szCs w:val="24"/>
@@ -1605,8 +1621,9 @@
     <w:p>
       <w:pPr>
         <w:pStyle w:val="2"/>
-      </w:pPr>
-      <w:bookmarkStart w:id="3" w:name="_Toc232862813"/>
+        <w:spacing w:line="400" w:lineRule="atLeast"/>
+      </w:pPr>
+      <w:bookmarkStart w:id="3" w:name="_Toc232868344"/>
       <w:r>
         <w:rPr>
           <w:rFonts w:hint="eastAsia"/>
@@ -1623,6 +1640,7 @@
     </w:p>
     <w:p>
       <w:pPr>
+        <w:spacing w:line="400" w:lineRule="atLeast"/>
         <w:rPr>
           <w:rFonts w:cs="Times New Roman"/>
           <w:szCs w:val="24"/>
@@ -1666,6 +1684,7 @@
     </w:p>
     <w:p>
       <w:pPr>
+        <w:spacing w:line="400" w:lineRule="atLeast"/>
         <w:rPr>
           <w:rFonts w:cs="Times New Roman"/>
           <w:szCs w:val="24"/>
@@ -1709,6 +1728,7 @@
     </w:p>
     <w:p>
       <w:pPr>
+        <w:spacing w:line="400" w:lineRule="atLeast"/>
         <w:rPr>
           <w:rFonts w:cs="Times New Roman"/>
           <w:szCs w:val="24"/>
@@ -1733,7 +1753,7 @@
           <w:rFonts w:cs="Times New Roman" w:hint="eastAsia"/>
           <w:szCs w:val="24"/>
         </w:rPr>
-        <w:t>在必做任务的基础上增加了白噪声和频率阶跃。频率变化会使基于固定频率的相量计算产生误差，尤其会体现在相角随时间的漂移和幅值估计偏差上。因此，该任务需要在幅值阶跃检测之外进一步估计频率阶跃发生时刻，并</w:t>
+        <w:t>在必做任务的基础上增加了白噪声和频率阶跃。频率变化会使基</w:t>
       </w:r>
       <w:r>
         <w:rPr>
@@ -1741,7 +1761,7 @@
           <w:szCs w:val="24"/>
         </w:rPr>
         <w:lastRenderedPageBreak/>
-        <w:t>对阶跃前后的基波频率分别进行处理。同时，信噪比估计要求将主要信号分量与噪声残差区分开来，因此谐波和间谐波分量的识别也会影响</w:t>
+        <w:t>于固定频率的相量计算产生误差，尤其会体现在相角随时间的漂移和幅值估计偏差上。因此，该任务需要在幅值阶跃检测之外进一步估计频率阶跃发生时刻，并对阶跃前后的基波频率分别进行处理。同时，信噪比估计要求将主要信号分量与噪声残差区分开来，因此谐波和间谐波分量的识别也会影响</w:t>
       </w:r>
       <w:r>
         <w:rPr>
@@ -1760,6 +1780,7 @@
     </w:p>
     <w:p>
       <w:pPr>
+        <w:spacing w:line="400" w:lineRule="atLeast"/>
         <w:rPr>
           <w:rFonts w:cs="Times New Roman"/>
           <w:szCs w:val="24"/>
@@ -1789,6 +1810,7 @@
     </w:p>
     <w:p>
       <w:pPr>
+        <w:spacing w:line="400" w:lineRule="atLeast"/>
         <w:rPr>
           <w:rFonts w:cs="Times New Roman"/>
           <w:szCs w:val="24"/>
@@ -1839,6 +1861,7 @@
     </w:p>
     <w:p>
       <w:pPr>
+        <w:spacing w:line="400" w:lineRule="atLeast"/>
         <w:rPr>
           <w:rFonts w:cs="Times New Roman"/>
           <w:szCs w:val="24"/>
@@ -1854,6 +1877,7 @@
     </w:p>
     <w:p>
       <w:pPr>
+        <w:spacing w:line="400" w:lineRule="atLeast"/>
         <w:rPr>
           <w:rFonts w:cs="Times New Roman"/>
           <w:szCs w:val="24"/>
@@ -1897,6 +1921,7 @@
     </w:p>
     <w:p>
       <w:pPr>
+        <w:spacing w:line="400" w:lineRule="atLeast"/>
         <w:rPr>
           <w:rFonts w:cs="Times New Roman"/>
           <w:szCs w:val="24"/>
@@ -1927,6 +1952,7 @@
     <w:p>
       <w:pPr>
         <w:pStyle w:val="1"/>
+        <w:spacing w:line="400" w:lineRule="atLeast"/>
         <w:jc w:val="left"/>
       </w:pPr>
       <w:r>
@@ -1939,7 +1965,7 @@
       <w:r>
         <w:t xml:space="preserve"> </w:t>
       </w:r>
-      <w:bookmarkStart w:id="4" w:name="_Toc232862814"/>
+      <w:bookmarkStart w:id="4" w:name="_Toc232868345"/>
       <w:r>
         <w:rPr>
           <w:rFonts w:hint="eastAsia"/>
@@ -1951,31 +1977,1195 @@
     <w:p>
       <w:pPr>
         <w:pStyle w:val="2"/>
-      </w:pPr>
-      <w:bookmarkStart w:id="5" w:name="_Toc232862815"/>
+        <w:spacing w:line="400" w:lineRule="atLeast"/>
+      </w:pPr>
+      <w:bookmarkStart w:id="5" w:name="_Toc232868346"/>
+      <w:r>
+        <w:t>离散傅里叶变换</w:t>
+      </w:r>
+      <w:bookmarkEnd w:id="5"/>
       <w:r>
         <w:rPr>
           <w:rFonts w:hint="eastAsia"/>
         </w:rPr>
-        <w:t>窗函数介绍</w:t>
-      </w:r>
-      <w:bookmarkEnd w:id="5"/>
+        <w:t>分析</w:t>
+      </w:r>
+    </w:p>
+    <w:p>
+      <w:pPr>
+        <w:spacing w:line="400" w:lineRule="atLeast"/>
+        <w:rPr>
+          <w:rFonts w:cs="Times New Roman"/>
+          <w:szCs w:val="24"/>
+        </w:rPr>
+      </w:pPr>
+      <w:r>
+        <w:rPr>
+          <w:rFonts w:cs="Times New Roman" w:hint="eastAsia"/>
+          <w:szCs w:val="24"/>
+        </w:rPr>
+        <w:t>同步相量测量的核心问题是从离散采样信号中估计基波分量的幅值和相角。对于电力系统电压或电流信号，可以将其看作由基波、谐波、间谐波和噪声等成分叠加而成。若只考虑基波、整数次谐波和噪声，离散采样信号可表示为：</w:t>
+      </w:r>
+    </w:p>
+    <w:p>
+      <w:pPr>
+        <w:spacing w:line="400" w:lineRule="atLeast"/>
+        <w:rPr>
+          <w:rFonts w:cs="Times New Roman"/>
+          <w:szCs w:val="24"/>
+        </w:rPr>
+      </w:pPr>
+      <m:oMathPara>
+        <m:oMath>
+          <m:r>
+            <w:rPr>
+              <w:rFonts w:ascii="Cambria Math" w:hAnsi="Cambria Math" w:cs="Times New Roman"/>
+              <w:szCs w:val="24"/>
+            </w:rPr>
+            <m:t>x(n)=</m:t>
+          </m:r>
+          <m:sSub>
+            <m:sSubPr>
+              <m:ctrlPr>
+                <w:rPr>
+                  <w:rFonts w:ascii="Cambria Math" w:hAnsi="Cambria Math" w:cs="Times New Roman"/>
+                  <w:szCs w:val="24"/>
+                </w:rPr>
+              </m:ctrlPr>
+            </m:sSubPr>
+            <m:e>
+              <m:r>
+                <w:rPr>
+                  <w:rFonts w:ascii="Cambria Math" w:hAnsi="Cambria Math" w:cs="Times New Roman"/>
+                  <w:szCs w:val="24"/>
+                </w:rPr>
+                <m:t>A</m:t>
+              </m:r>
+            </m:e>
+            <m:sub>
+              <m:r>
+                <w:rPr>
+                  <w:rFonts w:ascii="Cambria Math" w:hAnsi="Cambria Math" w:cs="Times New Roman"/>
+                  <w:szCs w:val="24"/>
+                </w:rPr>
+                <m:t>1</m:t>
+              </m:r>
+            </m:sub>
+          </m:sSub>
+          <m:func>
+            <m:funcPr>
+              <m:ctrlPr>
+                <w:rPr>
+                  <w:rFonts w:ascii="Cambria Math" w:hAnsi="Cambria Math" w:cs="Times New Roman"/>
+                  <w:szCs w:val="24"/>
+                </w:rPr>
+              </m:ctrlPr>
+            </m:funcPr>
+            <m:fName>
+              <m:r>
+                <m:rPr>
+                  <m:sty m:val="p"/>
+                </m:rPr>
+                <w:rPr>
+                  <w:rFonts w:ascii="Cambria Math" w:hAnsi="Cambria Math" w:cs="Times New Roman"/>
+                  <w:szCs w:val="24"/>
+                </w:rPr>
+                <m:t>cos</m:t>
+              </m:r>
+            </m:fName>
+            <m:e>
+              <m:d>
+                <m:dPr>
+                  <m:ctrlPr>
+                    <w:rPr>
+                      <w:rFonts w:ascii="Cambria Math" w:hAnsi="Cambria Math" w:cs="Times New Roman"/>
+                      <w:szCs w:val="24"/>
+                    </w:rPr>
+                  </m:ctrlPr>
+                </m:dPr>
+                <m:e>
+                  <m:f>
+                    <m:fPr>
+                      <m:ctrlPr>
+                        <w:rPr>
+                          <w:rFonts w:ascii="Cambria Math" w:hAnsi="Cambria Math" w:cs="Times New Roman"/>
+                          <w:szCs w:val="24"/>
+                        </w:rPr>
+                      </m:ctrlPr>
+                    </m:fPr>
+                    <m:num>
+                      <m:r>
+                        <w:rPr>
+                          <w:rFonts w:ascii="Cambria Math" w:hAnsi="Cambria Math" w:cs="Times New Roman"/>
+                          <w:szCs w:val="24"/>
+                        </w:rPr>
+                        <m:t>2πn</m:t>
+                      </m:r>
+                    </m:num>
+                    <m:den>
+                      <m:r>
+                        <w:rPr>
+                          <w:rFonts w:ascii="Cambria Math" w:hAnsi="Cambria Math" w:cs="Times New Roman"/>
+                          <w:szCs w:val="24"/>
+                        </w:rPr>
+                        <m:t>N</m:t>
+                      </m:r>
+                    </m:den>
+                  </m:f>
+                  <m:r>
+                    <w:rPr>
+                      <w:rFonts w:ascii="Cambria Math" w:hAnsi="Cambria Math" w:cs="Times New Roman"/>
+                      <w:szCs w:val="24"/>
+                    </w:rPr>
+                    <m:t>+</m:t>
+                  </m:r>
+                  <m:sSub>
+                    <m:sSubPr>
+                      <m:ctrlPr>
+                        <w:rPr>
+                          <w:rFonts w:ascii="Cambria Math" w:hAnsi="Cambria Math" w:cs="Times New Roman"/>
+                          <w:szCs w:val="24"/>
+                        </w:rPr>
+                      </m:ctrlPr>
+                    </m:sSubPr>
+                    <m:e>
+                      <m:r>
+                        <w:rPr>
+                          <w:rFonts w:ascii="Cambria Math" w:hAnsi="Cambria Math" w:cs="Times New Roman"/>
+                          <w:szCs w:val="24"/>
+                        </w:rPr>
+                        <m:t>φ</m:t>
+                      </m:r>
+                    </m:e>
+                    <m:sub>
+                      <m:r>
+                        <w:rPr>
+                          <w:rFonts w:ascii="Cambria Math" w:hAnsi="Cambria Math" w:cs="Times New Roman"/>
+                          <w:szCs w:val="24"/>
+                        </w:rPr>
+                        <m:t>1</m:t>
+                      </m:r>
+                    </m:sub>
+                  </m:sSub>
+                </m:e>
+              </m:d>
+            </m:e>
+          </m:func>
+          <m:r>
+            <w:rPr>
+              <w:rFonts w:ascii="Cambria Math" w:hAnsi="Cambria Math" w:cs="Times New Roman"/>
+              <w:szCs w:val="24"/>
+            </w:rPr>
+            <m:t>+</m:t>
+          </m:r>
+          <m:nary>
+            <m:naryPr>
+              <m:chr m:val="∑"/>
+              <m:limLoc m:val="subSup"/>
+              <m:ctrlPr>
+                <w:rPr>
+                  <w:rFonts w:ascii="Cambria Math" w:hAnsi="Cambria Math" w:cs="Times New Roman"/>
+                  <w:szCs w:val="24"/>
+                </w:rPr>
+              </m:ctrlPr>
+            </m:naryPr>
+            <m:sub>
+              <m:r>
+                <w:rPr>
+                  <w:rFonts w:ascii="Cambria Math" w:hAnsi="Cambria Math" w:cs="Times New Roman"/>
+                  <w:szCs w:val="24"/>
+                </w:rPr>
+                <m:t>h=2</m:t>
+              </m:r>
+            </m:sub>
+            <m:sup>
+              <m:r>
+                <w:rPr>
+                  <w:rFonts w:ascii="Cambria Math" w:hAnsi="Cambria Math" w:cs="Times New Roman"/>
+                  <w:szCs w:val="24"/>
+                </w:rPr>
+                <m:t>H</m:t>
+              </m:r>
+            </m:sup>
+            <m:e>
+              <m:sSub>
+                <m:sSubPr>
+                  <m:ctrlPr>
+                    <w:rPr>
+                      <w:rFonts w:ascii="Cambria Math" w:hAnsi="Cambria Math" w:cs="Times New Roman"/>
+                      <w:szCs w:val="24"/>
+                    </w:rPr>
+                  </m:ctrlPr>
+                </m:sSubPr>
+                <m:e>
+                  <m:r>
+                    <w:rPr>
+                      <w:rFonts w:ascii="Cambria Math" w:hAnsi="Cambria Math" w:cs="Times New Roman"/>
+                      <w:szCs w:val="24"/>
+                    </w:rPr>
+                    <m:t>A</m:t>
+                  </m:r>
+                </m:e>
+                <m:sub>
+                  <m:r>
+                    <w:rPr>
+                      <w:rFonts w:ascii="Cambria Math" w:hAnsi="Cambria Math" w:cs="Times New Roman"/>
+                      <w:szCs w:val="24"/>
+                    </w:rPr>
+                    <m:t>h</m:t>
+                  </m:r>
+                </m:sub>
+              </m:sSub>
+            </m:e>
+          </m:nary>
+          <m:func>
+            <m:funcPr>
+              <m:ctrlPr>
+                <w:rPr>
+                  <w:rFonts w:ascii="Cambria Math" w:hAnsi="Cambria Math" w:cs="Times New Roman"/>
+                  <w:szCs w:val="24"/>
+                </w:rPr>
+              </m:ctrlPr>
+            </m:funcPr>
+            <m:fName>
+              <m:r>
+                <m:rPr>
+                  <m:sty m:val="p"/>
+                </m:rPr>
+                <w:rPr>
+                  <w:rFonts w:ascii="Cambria Math" w:hAnsi="Cambria Math" w:cs="Times New Roman"/>
+                  <w:szCs w:val="24"/>
+                </w:rPr>
+                <m:t>cos</m:t>
+              </m:r>
+            </m:fName>
+            <m:e>
+              <m:d>
+                <m:dPr>
+                  <m:ctrlPr>
+                    <w:rPr>
+                      <w:rFonts w:ascii="Cambria Math" w:hAnsi="Cambria Math" w:cs="Times New Roman"/>
+                      <w:szCs w:val="24"/>
+                    </w:rPr>
+                  </m:ctrlPr>
+                </m:dPr>
+                <m:e>
+                  <m:f>
+                    <m:fPr>
+                      <m:ctrlPr>
+                        <w:rPr>
+                          <w:rFonts w:ascii="Cambria Math" w:hAnsi="Cambria Math" w:cs="Times New Roman"/>
+                          <w:szCs w:val="24"/>
+                        </w:rPr>
+                      </m:ctrlPr>
+                    </m:fPr>
+                    <m:num>
+                      <m:r>
+                        <w:rPr>
+                          <w:rFonts w:ascii="Cambria Math" w:hAnsi="Cambria Math" w:cs="Times New Roman"/>
+                          <w:szCs w:val="24"/>
+                        </w:rPr>
+                        <m:t>2πhn</m:t>
+                      </m:r>
+                    </m:num>
+                    <m:den>
+                      <m:r>
+                        <w:rPr>
+                          <w:rFonts w:ascii="Cambria Math" w:hAnsi="Cambria Math" w:cs="Times New Roman"/>
+                          <w:szCs w:val="24"/>
+                        </w:rPr>
+                        <m:t>N</m:t>
+                      </m:r>
+                    </m:den>
+                  </m:f>
+                  <m:r>
+                    <w:rPr>
+                      <w:rFonts w:ascii="Cambria Math" w:hAnsi="Cambria Math" w:cs="Times New Roman"/>
+                      <w:szCs w:val="24"/>
+                    </w:rPr>
+                    <m:t>+</m:t>
+                  </m:r>
+                  <m:sSub>
+                    <m:sSubPr>
+                      <m:ctrlPr>
+                        <w:rPr>
+                          <w:rFonts w:ascii="Cambria Math" w:hAnsi="Cambria Math" w:cs="Times New Roman"/>
+                          <w:szCs w:val="24"/>
+                        </w:rPr>
+                      </m:ctrlPr>
+                    </m:sSubPr>
+                    <m:e>
+                      <m:r>
+                        <w:rPr>
+                          <w:rFonts w:ascii="Cambria Math" w:hAnsi="Cambria Math" w:cs="Times New Roman"/>
+                          <w:szCs w:val="24"/>
+                        </w:rPr>
+                        <m:t>φ</m:t>
+                      </m:r>
+                    </m:e>
+                    <m:sub>
+                      <m:r>
+                        <w:rPr>
+                          <w:rFonts w:ascii="Cambria Math" w:hAnsi="Cambria Math" w:cs="Times New Roman"/>
+                          <w:szCs w:val="24"/>
+                        </w:rPr>
+                        <m:t>h</m:t>
+                      </m:r>
+                    </m:sub>
+                  </m:sSub>
+                </m:e>
+              </m:d>
+            </m:e>
+          </m:func>
+          <m:r>
+            <w:rPr>
+              <w:rFonts w:ascii="Cambria Math" w:hAnsi="Cambria Math" w:cs="Times New Roman"/>
+              <w:szCs w:val="24"/>
+            </w:rPr>
+            <m:t>+v</m:t>
+          </m:r>
+          <m:r>
+            <m:rPr>
+              <m:sty m:val="p"/>
+            </m:rPr>
+            <w:rPr>
+              <w:rFonts w:ascii="Cambria Math" w:hAnsi="Cambria Math" w:cs="Times New Roman"/>
+              <w:szCs w:val="24"/>
+            </w:rPr>
+            <m:t>(n)</m:t>
+          </m:r>
+        </m:oMath>
+      </m:oMathPara>
+    </w:p>
+    <w:p>
+      <w:pPr>
+        <w:spacing w:line="400" w:lineRule="atLeast"/>
+        <w:rPr>
+          <w:rFonts w:cs="Times New Roman"/>
+          <w:szCs w:val="24"/>
+        </w:rPr>
+      </w:pPr>
+      <w:r>
+        <w:rPr>
+          <w:rFonts w:cs="Times New Roman" w:hint="eastAsia"/>
+          <w:szCs w:val="24"/>
+        </w:rPr>
+        <w:t>其中，</w:t>
+      </w:r>
+      <m:oMath>
+        <m:sSub>
+          <m:sSubPr>
+            <m:ctrlPr>
+              <w:rPr>
+                <w:rFonts w:ascii="Cambria Math" w:hAnsi="Cambria Math" w:cs="Times New Roman"/>
+                <w:szCs w:val="24"/>
+              </w:rPr>
+            </m:ctrlPr>
+          </m:sSubPr>
+          <m:e>
+            <m:r>
+              <w:rPr>
+                <w:rFonts w:ascii="Cambria Math" w:hAnsi="Cambria Math" w:cs="Times New Roman"/>
+                <w:szCs w:val="24"/>
+              </w:rPr>
+              <m:t>A</m:t>
+            </m:r>
+          </m:e>
+          <m:sub>
+            <m:r>
+              <w:rPr>
+                <w:rFonts w:ascii="Cambria Math" w:hAnsi="Cambria Math" w:cs="Times New Roman"/>
+                <w:szCs w:val="24"/>
+              </w:rPr>
+              <m:t>1</m:t>
+            </m:r>
+          </m:sub>
+        </m:sSub>
+      </m:oMath>
+      <w:r>
+        <w:rPr>
+          <w:rFonts w:cs="Times New Roman" w:hint="eastAsia"/>
+          <w:szCs w:val="24"/>
+        </w:rPr>
+        <w:t>和</w:t>
+      </w:r>
+      <m:oMath>
+        <m:sSub>
+          <m:sSubPr>
+            <m:ctrlPr>
+              <w:rPr>
+                <w:rFonts w:ascii="Cambria Math" w:hAnsi="Cambria Math" w:cs="Times New Roman"/>
+                <w:szCs w:val="24"/>
+              </w:rPr>
+            </m:ctrlPr>
+          </m:sSubPr>
+          <m:e>
+            <m:r>
+              <w:rPr>
+                <w:rFonts w:ascii="Cambria Math" w:hAnsi="Cambria Math" w:cs="Times New Roman"/>
+                <w:szCs w:val="24"/>
+              </w:rPr>
+              <m:t>φ</m:t>
+            </m:r>
+          </m:e>
+          <m:sub>
+            <m:r>
+              <w:rPr>
+                <w:rFonts w:ascii="Cambria Math" w:hAnsi="Cambria Math" w:cs="Times New Roman"/>
+                <w:szCs w:val="24"/>
+              </w:rPr>
+              <m:t>1</m:t>
+            </m:r>
+          </m:sub>
+        </m:sSub>
+      </m:oMath>
+      <w:r>
+        <w:rPr>
+          <w:rFonts w:cs="Times New Roman" w:hint="eastAsia"/>
+          <w:szCs w:val="24"/>
+        </w:rPr>
+        <w:t>表示</w:t>
+      </w:r>
+      <w:r>
+        <w:rPr>
+          <w:rFonts w:cs="Times New Roman" w:hint="eastAsia"/>
+          <w:szCs w:val="24"/>
+        </w:rPr>
+        <w:t>基波，</w:t>
+      </w:r>
+      <m:oMath>
+        <m:sSub>
+          <m:sSubPr>
+            <m:ctrlPr>
+              <w:rPr>
+                <w:rFonts w:ascii="Cambria Math" w:hAnsi="Cambria Math" w:cs="Times New Roman"/>
+                <w:szCs w:val="24"/>
+              </w:rPr>
+            </m:ctrlPr>
+          </m:sSubPr>
+          <m:e>
+            <m:r>
+              <w:rPr>
+                <w:rFonts w:ascii="Cambria Math" w:hAnsi="Cambria Math" w:cs="Times New Roman"/>
+                <w:szCs w:val="24"/>
+              </w:rPr>
+              <m:t>A</m:t>
+            </m:r>
+          </m:e>
+          <m:sub>
+            <m:r>
+              <w:rPr>
+                <w:rFonts w:ascii="Cambria Math" w:hAnsi="Cambria Math" w:cs="Times New Roman"/>
+                <w:szCs w:val="24"/>
+              </w:rPr>
+              <m:t>h</m:t>
+            </m:r>
+          </m:sub>
+        </m:sSub>
+      </m:oMath>
+      <w:r>
+        <w:rPr>
+          <w:rFonts w:cs="Times New Roman" w:hint="eastAsia"/>
+          <w:szCs w:val="24"/>
+        </w:rPr>
+        <w:t>和</w:t>
+      </w:r>
+      <m:oMath>
+        <m:sSub>
+          <m:sSubPr>
+            <m:ctrlPr>
+              <w:rPr>
+                <w:rFonts w:ascii="Cambria Math" w:hAnsi="Cambria Math" w:cs="Times New Roman"/>
+                <w:szCs w:val="24"/>
+              </w:rPr>
+            </m:ctrlPr>
+          </m:sSubPr>
+          <m:e>
+            <m:r>
+              <w:rPr>
+                <w:rFonts w:ascii="Cambria Math" w:hAnsi="Cambria Math" w:cs="Times New Roman"/>
+                <w:szCs w:val="24"/>
+              </w:rPr>
+              <m:t>φ</m:t>
+            </m:r>
+          </m:e>
+          <m:sub>
+            <m:r>
+              <w:rPr>
+                <w:rFonts w:ascii="Cambria Math" w:hAnsi="Cambria Math" w:cs="Times New Roman"/>
+                <w:szCs w:val="24"/>
+              </w:rPr>
+              <m:t>h</m:t>
+            </m:r>
+          </m:sub>
+        </m:sSub>
+      </m:oMath>
+      <w:r>
+        <w:rPr>
+          <w:rFonts w:cs="Times New Roman" w:hint="eastAsia"/>
+          <w:szCs w:val="24"/>
+        </w:rPr>
+        <w:t>表示</w:t>
+      </w:r>
+      <w:r>
+        <w:rPr>
+          <w:rFonts w:cs="Times New Roman" w:hint="eastAsia"/>
+          <w:szCs w:val="24"/>
+        </w:rPr>
+        <w:t>第</w:t>
+      </w:r>
+      <m:oMath>
+        <m:r>
+          <w:rPr>
+            <w:rFonts w:ascii="Cambria Math" w:hAnsi="Cambria Math" w:cs="Times New Roman"/>
+            <w:szCs w:val="24"/>
+          </w:rPr>
+          <m:t>h</m:t>
+        </m:r>
+      </m:oMath>
+      <w:r>
+        <w:rPr>
+          <w:rFonts w:cs="Times New Roman" w:hint="eastAsia"/>
+          <w:szCs w:val="24"/>
+        </w:rPr>
+        <w:t>次谐波，</w:t>
+      </w:r>
+      <m:oMath>
+        <m:r>
+          <w:rPr>
+            <w:rFonts w:ascii="Cambria Math" w:hAnsi="Cambria Math" w:cs="Times New Roman"/>
+            <w:szCs w:val="24"/>
+          </w:rPr>
+          <m:t>v</m:t>
+        </m:r>
+        <m:r>
+          <m:rPr>
+            <m:sty m:val="p"/>
+          </m:rPr>
+          <w:rPr>
+            <w:rFonts w:ascii="Cambria Math" w:hAnsi="Cambria Math" w:cs="Times New Roman"/>
+            <w:szCs w:val="24"/>
+          </w:rPr>
+          <m:t>(n)</m:t>
+        </m:r>
+      </m:oMath>
+      <w:r>
+        <w:rPr>
+          <w:rFonts w:cs="Times New Roman" w:hint="eastAsia"/>
+          <w:szCs w:val="24"/>
+        </w:rPr>
+        <w:t>表示噪声。</w:t>
+      </w:r>
+    </w:p>
+    <w:p>
+      <w:pPr>
+        <w:spacing w:line="400" w:lineRule="atLeast"/>
+        <w:rPr>
+          <w:rFonts w:cs="Times New Roman"/>
+          <w:szCs w:val="24"/>
+        </w:rPr>
+      </w:pPr>
+      <w:r>
+        <w:rPr>
+          <w:rFonts w:cs="Times New Roman" w:hint="eastAsia"/>
+          <w:szCs w:val="24"/>
+        </w:rPr>
+        <w:t>若采样窗恰好包含一个基波周期，并且基波频率与理论频率一致，则不同整数次谐波之间满足离散正交性。此时，可以利用</w:t>
+      </w:r>
+      <w:r>
+        <w:rPr>
+          <w:rFonts w:cs="Times New Roman" w:hint="eastAsia"/>
+          <w:szCs w:val="24"/>
+        </w:rPr>
+        <w:t>DFT</w:t>
+      </w:r>
+      <w:r>
+        <w:rPr>
+          <w:rFonts w:cs="Times New Roman" w:hint="eastAsia"/>
+          <w:szCs w:val="24"/>
+        </w:rPr>
+        <w:t>提取基波分量。基波系数</w:t>
+      </w:r>
+      <m:oMath>
+        <m:r>
+          <w:rPr>
+            <w:rFonts w:ascii="Cambria Math" w:hAnsi="Cambria Math" w:cs="Times New Roman"/>
+            <w:szCs w:val="24"/>
+          </w:rPr>
+          <m:t>X(1)=</m:t>
+        </m:r>
+        <m:nary>
+          <m:naryPr>
+            <m:chr m:val="∑"/>
+            <m:limLoc m:val="undOvr"/>
+            <m:grow m:val="1"/>
+            <m:ctrlPr>
+              <w:rPr>
+                <w:rFonts w:ascii="Cambria Math" w:hAnsi="Cambria Math" w:cs="Times New Roman"/>
+                <w:szCs w:val="24"/>
+              </w:rPr>
+            </m:ctrlPr>
+          </m:naryPr>
+          <m:sub>
+            <m:r>
+              <w:rPr>
+                <w:rFonts w:ascii="Cambria Math" w:hAnsi="Cambria Math" w:cs="Times New Roman"/>
+                <w:szCs w:val="24"/>
+              </w:rPr>
+              <m:t>n=0</m:t>
+            </m:r>
+          </m:sub>
+          <m:sup>
+            <m:r>
+              <w:rPr>
+                <w:rFonts w:ascii="Cambria Math" w:hAnsi="Cambria Math" w:cs="Times New Roman"/>
+                <w:szCs w:val="24"/>
+              </w:rPr>
+              <m:t>N-1</m:t>
+            </m:r>
+          </m:sup>
+          <m:e>
+            <m:r>
+              <w:rPr>
+                <w:rFonts w:ascii="Cambria Math" w:hAnsi="Cambria Math" w:cs="Times New Roman"/>
+                <w:szCs w:val="24"/>
+              </w:rPr>
+              <m:t>x(n)</m:t>
+            </m:r>
+          </m:e>
+        </m:nary>
+        <m:sSup>
+          <m:sSupPr>
+            <m:ctrlPr>
+              <w:rPr>
+                <w:rFonts w:ascii="Cambria Math" w:hAnsi="Cambria Math" w:cs="Times New Roman"/>
+                <w:szCs w:val="24"/>
+              </w:rPr>
+            </m:ctrlPr>
+          </m:sSupPr>
+          <m:e>
+            <m:r>
+              <w:rPr>
+                <w:rFonts w:ascii="Cambria Math" w:hAnsi="Cambria Math" w:cs="Times New Roman"/>
+                <w:szCs w:val="24"/>
+              </w:rPr>
+              <m:t>e</m:t>
+            </m:r>
+          </m:e>
+          <m:sup>
+            <m:r>
+              <w:rPr>
+                <w:rFonts w:ascii="Cambria Math" w:hAnsi="Cambria Math" w:cs="Times New Roman"/>
+                <w:szCs w:val="24"/>
+              </w:rPr>
+              <m:t>-j</m:t>
+            </m:r>
+            <m:f>
+              <m:fPr>
+                <m:ctrlPr>
+                  <w:rPr>
+                    <w:rFonts w:ascii="Cambria Math" w:hAnsi="Cambria Math" w:cs="Times New Roman"/>
+                    <w:szCs w:val="24"/>
+                  </w:rPr>
+                </m:ctrlPr>
+              </m:fPr>
+              <m:num>
+                <m:r>
+                  <w:rPr>
+                    <w:rFonts w:ascii="Cambria Math" w:hAnsi="Cambria Math" w:cs="Times New Roman"/>
+                    <w:szCs w:val="24"/>
+                  </w:rPr>
+                  <m:t>2π</m:t>
+                </m:r>
+              </m:num>
+              <m:den>
+                <m:r>
+                  <w:rPr>
+                    <w:rFonts w:ascii="Cambria Math" w:hAnsi="Cambria Math" w:cs="Times New Roman"/>
+                    <w:szCs w:val="24"/>
+                  </w:rPr>
+                  <m:t>N</m:t>
+                </m:r>
+              </m:den>
+            </m:f>
+            <m:r>
+              <w:rPr>
+                <w:rFonts w:ascii="Cambria Math" w:hAnsi="Cambria Math" w:cs="Times New Roman"/>
+                <w:szCs w:val="24"/>
+              </w:rPr>
+              <m:t>n</m:t>
+            </m:r>
+          </m:sup>
+        </m:sSup>
+      </m:oMath>
+      <w:r>
+        <w:rPr>
+          <w:rFonts w:cs="Times New Roman" w:hint="eastAsia"/>
+          <w:szCs w:val="24"/>
+        </w:rPr>
+        <w:t>。</w:t>
+      </w:r>
+      <w:r>
+        <w:rPr>
+          <w:rFonts w:cs="Times New Roman" w:hint="eastAsia"/>
+          <w:szCs w:val="24"/>
+        </w:rPr>
+        <w:t>对于理想基波信号，</w:t>
+      </w:r>
+      <m:oMath>
+        <m:r>
+          <w:rPr>
+            <w:rFonts w:ascii="Cambria Math" w:hAnsi="Cambria Math" w:cs="Times New Roman"/>
+            <w:szCs w:val="24"/>
+          </w:rPr>
+          <m:t>X(1)=</m:t>
+        </m:r>
+        <m:f>
+          <m:fPr>
+            <m:ctrlPr>
+              <w:rPr>
+                <w:rFonts w:ascii="Cambria Math" w:hAnsi="Cambria Math" w:cs="Times New Roman"/>
+                <w:szCs w:val="24"/>
+              </w:rPr>
+            </m:ctrlPr>
+          </m:fPr>
+          <m:num>
+            <m:r>
+              <w:rPr>
+                <w:rFonts w:ascii="Cambria Math" w:hAnsi="Cambria Math" w:cs="Times New Roman"/>
+                <w:szCs w:val="24"/>
+              </w:rPr>
+              <m:t>N</m:t>
+            </m:r>
+          </m:num>
+          <m:den>
+            <m:r>
+              <w:rPr>
+                <w:rFonts w:ascii="Cambria Math" w:hAnsi="Cambria Math" w:cs="Times New Roman"/>
+                <w:szCs w:val="24"/>
+              </w:rPr>
+              <m:t>2</m:t>
+            </m:r>
+          </m:den>
+        </m:f>
+        <m:sSub>
+          <m:sSubPr>
+            <m:ctrlPr>
+              <w:rPr>
+                <w:rFonts w:ascii="Cambria Math" w:hAnsi="Cambria Math" w:cs="Times New Roman"/>
+                <w:szCs w:val="24"/>
+              </w:rPr>
+            </m:ctrlPr>
+          </m:sSubPr>
+          <m:e>
+            <m:r>
+              <w:rPr>
+                <w:rFonts w:ascii="Cambria Math" w:hAnsi="Cambria Math" w:cs="Times New Roman"/>
+                <w:szCs w:val="24"/>
+              </w:rPr>
+              <m:t>A</m:t>
+            </m:r>
+          </m:e>
+          <m:sub>
+            <m:r>
+              <w:rPr>
+                <w:rFonts w:ascii="Cambria Math" w:hAnsi="Cambria Math" w:cs="Times New Roman"/>
+                <w:szCs w:val="24"/>
+              </w:rPr>
+              <m:t>1</m:t>
+            </m:r>
+          </m:sub>
+        </m:sSub>
+        <m:sSup>
+          <m:sSupPr>
+            <m:ctrlPr>
+              <w:rPr>
+                <w:rFonts w:ascii="Cambria Math" w:hAnsi="Cambria Math" w:cs="Times New Roman"/>
+                <w:szCs w:val="24"/>
+              </w:rPr>
+            </m:ctrlPr>
+          </m:sSupPr>
+          <m:e>
+            <m:r>
+              <w:rPr>
+                <w:rFonts w:ascii="Cambria Math" w:hAnsi="Cambria Math" w:cs="Times New Roman"/>
+                <w:szCs w:val="24"/>
+              </w:rPr>
+              <m:t>e</m:t>
+            </m:r>
+          </m:e>
+          <m:sup>
+            <m:r>
+              <w:rPr>
+                <w:rFonts w:ascii="Cambria Math" w:hAnsi="Cambria Math" w:cs="Times New Roman"/>
+                <w:szCs w:val="24"/>
+              </w:rPr>
+              <m:t>j</m:t>
+            </m:r>
+            <m:sSub>
+              <m:sSubPr>
+                <m:ctrlPr>
+                  <w:rPr>
+                    <w:rFonts w:ascii="Cambria Math" w:hAnsi="Cambria Math" w:cs="Times New Roman"/>
+                    <w:szCs w:val="24"/>
+                  </w:rPr>
+                </m:ctrlPr>
+              </m:sSubPr>
+              <m:e>
+                <m:r>
+                  <w:rPr>
+                    <w:rFonts w:ascii="Cambria Math" w:hAnsi="Cambria Math" w:cs="Times New Roman"/>
+                    <w:szCs w:val="24"/>
+                  </w:rPr>
+                  <m:t>φ</m:t>
+                </m:r>
+              </m:e>
+              <m:sub>
+                <m:r>
+                  <w:rPr>
+                    <w:rFonts w:ascii="Cambria Math" w:hAnsi="Cambria Math" w:cs="Times New Roman"/>
+                    <w:szCs w:val="24"/>
+                  </w:rPr>
+                  <m:t>1</m:t>
+                </m:r>
+              </m:sub>
+            </m:sSub>
+          </m:sup>
+        </m:sSup>
+      </m:oMath>
+    </w:p>
+    <w:p>
+      <w:pPr>
+        <w:spacing w:line="400" w:lineRule="atLeast"/>
+        <w:rPr>
+          <w:rFonts w:cs="Times New Roman"/>
+          <w:szCs w:val="24"/>
+        </w:rPr>
+      </w:pPr>
+      <w:r>
+        <w:rPr>
+          <w:rFonts w:cs="Times New Roman" w:hint="eastAsia"/>
+          <w:szCs w:val="24"/>
+        </w:rPr>
+        <w:t>因此，基波同步相量可以由</w:t>
+      </w:r>
+      <w:r>
+        <w:rPr>
+          <w:rFonts w:cs="Times New Roman" w:hint="eastAsia"/>
+          <w:szCs w:val="24"/>
+        </w:rPr>
+        <w:t>DFT</w:t>
+      </w:r>
+      <w:r>
+        <w:rPr>
+          <w:rFonts w:cs="Times New Roman" w:hint="eastAsia"/>
+          <w:szCs w:val="24"/>
+        </w:rPr>
+        <w:t>估计为</w:t>
+      </w:r>
+      <m:oMath>
+        <m:acc>
+          <m:accPr>
+            <m:chr m:val="̇"/>
+            <m:ctrlPr>
+              <w:rPr>
+                <w:rFonts w:ascii="Cambria Math" w:hAnsi="Cambria Math" w:cs="Times New Roman"/>
+                <w:szCs w:val="24"/>
+              </w:rPr>
+            </m:ctrlPr>
+          </m:accPr>
+          <m:e>
+            <m:sSub>
+              <m:sSubPr>
+                <m:ctrlPr>
+                  <w:rPr>
+                    <w:rFonts w:ascii="Cambria Math" w:hAnsi="Cambria Math" w:cs="Times New Roman"/>
+                    <w:szCs w:val="24"/>
+                  </w:rPr>
+                </m:ctrlPr>
+              </m:sSubPr>
+              <m:e>
+                <m:r>
+                  <w:rPr>
+                    <w:rFonts w:ascii="Cambria Math" w:hAnsi="Cambria Math" w:cs="Times New Roman"/>
+                    <w:szCs w:val="24"/>
+                  </w:rPr>
+                  <m:t>X</m:t>
+                </m:r>
+              </m:e>
+              <m:sub>
+                <m:r>
+                  <w:rPr>
+                    <w:rFonts w:ascii="Cambria Math" w:hAnsi="Cambria Math" w:cs="Times New Roman"/>
+                    <w:szCs w:val="24"/>
+                  </w:rPr>
+                  <m:t>1</m:t>
+                </m:r>
+              </m:sub>
+            </m:sSub>
+          </m:e>
+        </m:acc>
+        <m:r>
+          <w:rPr>
+            <w:rFonts w:ascii="Cambria Math" w:hAnsi="Cambria Math" w:cs="Times New Roman"/>
+            <w:szCs w:val="24"/>
+          </w:rPr>
+          <m:t>=</m:t>
+        </m:r>
+        <m:f>
+          <m:fPr>
+            <m:ctrlPr>
+              <w:rPr>
+                <w:rFonts w:ascii="Cambria Math" w:hAnsi="Cambria Math" w:cs="Times New Roman"/>
+                <w:szCs w:val="24"/>
+              </w:rPr>
+            </m:ctrlPr>
+          </m:fPr>
+          <m:num>
+            <m:r>
+              <m:rPr>
+                <m:sty m:val="p"/>
+              </m:rPr>
+              <w:rPr>
+                <w:rFonts w:ascii="Cambria Math" w:hAnsi="Cambria Math" w:cs="Times New Roman"/>
+                <w:szCs w:val="24"/>
+              </w:rPr>
+              <m:t>2</m:t>
+            </m:r>
+          </m:num>
+          <m:den>
+            <m:r>
+              <w:rPr>
+                <w:rFonts w:ascii="Cambria Math" w:hAnsi="Cambria Math" w:cs="Times New Roman"/>
+                <w:szCs w:val="24"/>
+              </w:rPr>
+              <m:t>N</m:t>
+            </m:r>
+          </m:den>
+        </m:f>
+        <m:r>
+          <w:rPr>
+            <w:rFonts w:ascii="Cambria Math" w:hAnsi="Cambria Math" w:cs="Times New Roman"/>
+            <w:szCs w:val="24"/>
+          </w:rPr>
+          <m:t>X</m:t>
+        </m:r>
+        <m:d>
+          <m:dPr>
+            <m:ctrlPr>
+              <w:rPr>
+                <w:rFonts w:ascii="Cambria Math" w:hAnsi="Cambria Math" w:cs="Times New Roman"/>
+                <w:i/>
+                <w:szCs w:val="24"/>
+              </w:rPr>
+            </m:ctrlPr>
+          </m:dPr>
+          <m:e>
+            <m:r>
+              <w:rPr>
+                <w:rFonts w:ascii="Cambria Math" w:hAnsi="Cambria Math" w:cs="Times New Roman"/>
+                <w:szCs w:val="24"/>
+              </w:rPr>
+              <m:t>1</m:t>
+            </m:r>
+          </m:e>
+        </m:d>
+      </m:oMath>
+      <w:r>
+        <w:rPr>
+          <w:rFonts w:cs="Times New Roman" w:hint="eastAsia"/>
+          <w:szCs w:val="24"/>
+        </w:rPr>
+        <w:t>。</w:t>
+      </w:r>
+      <w:r>
+        <w:rPr>
+          <w:rFonts w:cs="Times New Roman" w:hint="eastAsia"/>
+          <w:szCs w:val="24"/>
+        </w:rPr>
+        <w:t>若对每一个滑动数据窗重复上述计算，就可以得到随时间变化的基波相量序列。</w:t>
+      </w:r>
+    </w:p>
+    <w:p>
+      <w:pPr>
+        <w:spacing w:line="400" w:lineRule="atLeast"/>
+        <w:rPr>
+          <w:rFonts w:cs="Times New Roman"/>
+          <w:szCs w:val="24"/>
+        </w:rPr>
+      </w:pPr>
+      <w:r>
+        <w:rPr>
+          <w:rFonts w:cs="Times New Roman" w:hint="eastAsia"/>
+          <w:szCs w:val="24"/>
+        </w:rPr>
+        <w:t>DFT</w:t>
+      </w:r>
+      <w:r>
+        <w:rPr>
+          <w:rFonts w:cs="Times New Roman" w:hint="eastAsia"/>
+          <w:szCs w:val="24"/>
+        </w:rPr>
+        <w:t>算法的优点是原理清晰、实现简单，在整周期采样和频率准确的条件下具有较好的谐波抑制能力。由于整数次谐波在一个完整基波周期内与基波分量正交，理论上不会影响基波相量估计。</w:t>
+      </w:r>
+    </w:p>
+    <w:p>
+      <w:pPr>
+        <w:spacing w:line="400" w:lineRule="atLeast"/>
+        <w:rPr>
+          <w:rFonts w:cs="Times New Roman"/>
+          <w:szCs w:val="24"/>
+        </w:rPr>
+      </w:pPr>
+      <w:r>
+        <w:rPr>
+          <w:rFonts w:cs="Times New Roman" w:hint="eastAsia"/>
+          <w:szCs w:val="24"/>
+        </w:rPr>
+        <w:t>但是，传统</w:t>
+      </w:r>
+      <w:r>
+        <w:rPr>
+          <w:rFonts w:cs="Times New Roman" w:hint="eastAsia"/>
+          <w:szCs w:val="24"/>
+        </w:rPr>
+        <w:t>DFT</w:t>
+      </w:r>
+      <w:r>
+        <w:rPr>
+          <w:rFonts w:cs="Times New Roman" w:hint="eastAsia"/>
+          <w:szCs w:val="24"/>
+        </w:rPr>
+        <w:t>算法也存在明显局限。首先，电力系统实际频率并不一定严格等于</w:t>
+      </w:r>
+      <m:oMath>
+        <m:r>
+          <w:rPr>
+            <w:rFonts w:ascii="Cambria Math" w:hAnsi="Cambria Math" w:cs="Times New Roman"/>
+            <w:szCs w:val="24"/>
+          </w:rPr>
+          <m:t>50</m:t>
+        </m:r>
+        <m:r>
+          <m:rPr>
+            <m:sty m:val="p"/>
+          </m:rPr>
+          <w:rPr>
+            <w:rFonts w:ascii="Cambria Math" w:hAnsi="Cambria Math" w:cs="Times New Roman"/>
+            <w:szCs w:val="24"/>
+          </w:rPr>
+          <m:t>Hz</m:t>
+        </m:r>
+      </m:oMath>
+      <w:r>
+        <w:rPr>
+          <w:rFonts w:cs="Times New Roman" w:hint="eastAsia"/>
+          <w:szCs w:val="24"/>
+        </w:rPr>
+        <w:t>。当实际基波频率偏离标称频率时，一个固定长度的采样窗不再恰好包含整数个周期，正交性被破坏，从而产生频谱泄漏，导致幅值和相角估计误差。其次，当信号发生幅值阶跃或频率阶跃时，一个采样窗内可能同时包含变化前后的信号，</w:t>
+      </w:r>
+      <w:r>
+        <w:rPr>
+          <w:rFonts w:cs="Times New Roman" w:hint="eastAsia"/>
+          <w:szCs w:val="24"/>
+        </w:rPr>
+        <w:t>DFT</w:t>
+      </w:r>
+      <w:r>
+        <w:rPr>
+          <w:rFonts w:cs="Times New Roman" w:hint="eastAsia"/>
+          <w:szCs w:val="24"/>
+        </w:rPr>
+        <w:t>计算结果会表现为一段过渡过程，难以瞬时反映真实变化。再次，若信号中存在间谐波，由于间谐波频率不是基波频率的整数倍，也无法通过整数次正交性完全消除，其能量可能泄漏到基波或谐波频点附近。</w:t>
+      </w:r>
+    </w:p>
+    <w:p>
+      <w:pPr>
+        <w:spacing w:line="400" w:lineRule="atLeast"/>
+        <w:rPr>
+          <w:rFonts w:cs="Times New Roman"/>
+          <w:szCs w:val="24"/>
+        </w:rPr>
+      </w:pPr>
+      <w:r>
+        <w:rPr>
+          <w:rFonts w:cs="Times New Roman" w:hint="eastAsia"/>
+          <w:szCs w:val="24"/>
+        </w:rPr>
+        <w:t>因此，在本次大作业中，</w:t>
+      </w:r>
+      <w:r>
+        <w:rPr>
+          <w:rFonts w:cs="Times New Roman" w:hint="eastAsia"/>
+          <w:szCs w:val="24"/>
+        </w:rPr>
+        <w:t>DFT</w:t>
+      </w:r>
+      <w:r>
+        <w:rPr>
+          <w:rFonts w:cs="Times New Roman" w:hint="eastAsia"/>
+          <w:szCs w:val="24"/>
+        </w:rPr>
+        <w:t>算法主要作为同步相量计算和频谱分析的基础。对于稳态信号，可以利用</w:t>
+      </w:r>
+      <w:r>
+        <w:rPr>
+          <w:rFonts w:cs="Times New Roman" w:hint="eastAsia"/>
+          <w:szCs w:val="24"/>
+        </w:rPr>
+        <w:t>DFT</w:t>
+      </w:r>
+      <w:r>
+        <w:rPr>
+          <w:rFonts w:cs="Times New Roman" w:hint="eastAsia"/>
+          <w:szCs w:val="24"/>
+        </w:rPr>
+        <w:t>思想提取基波相量；对于包含频率偏移、幅值阶跃和间谐波的信号，则需要在传统</w:t>
+      </w:r>
+      <w:r>
+        <w:rPr>
+          <w:rFonts w:cs="Times New Roman" w:hint="eastAsia"/>
+          <w:szCs w:val="24"/>
+        </w:rPr>
+        <w:t>DFT</w:t>
+      </w:r>
+      <w:r>
+        <w:rPr>
+          <w:rFonts w:cs="Times New Roman" w:hint="eastAsia"/>
+          <w:szCs w:val="24"/>
+        </w:rPr>
+        <w:t>的基础上进一步引入频率估计、加窗频谱分析、谱峰插值、短窗动态修正和最小二乘拟合等改进方法，以提高算法在非理想条件下的精度</w:t>
+      </w:r>
+      <w:r>
+        <w:rPr>
+          <w:rFonts w:cs="Times New Roman" w:hint="eastAsia"/>
+          <w:szCs w:val="24"/>
+        </w:rPr>
+        <w:t>。</w:t>
+      </w:r>
+    </w:p>
+    <w:p>
+      <w:pPr>
+        <w:spacing w:line="400" w:lineRule="atLeast"/>
+      </w:pPr>
     </w:p>
     <w:p>
       <w:pPr>
         <w:pStyle w:val="1"/>
+        <w:spacing w:line="400" w:lineRule="atLeast"/>
         <w:jc w:val="left"/>
       </w:pPr>
       <w:r>
         <w:rPr>
           <w:rFonts w:hint="eastAsia"/>
         </w:rPr>
+        <w:lastRenderedPageBreak/>
         <w:t xml:space="preserve"> </w:t>
       </w:r>
       <w:r>
         <w:t xml:space="preserve"> </w:t>
       </w:r>
-      <w:bookmarkStart w:id="6" w:name="_Toc232862816"/>
+      <w:bookmarkStart w:id="6" w:name="_Toc232868347"/>
       <w:r>
         <w:rPr>
           <w:rFonts w:hint="eastAsia"/>
@@ -1984,9 +3174,14 @@
       </w:r>
       <w:bookmarkEnd w:id="6"/>
     </w:p>
-    <w:p/>
-    <w:p>
-      <w:pPr>
+    <w:p>
+      <w:pPr>
+        <w:spacing w:line="400" w:lineRule="atLeast"/>
+      </w:pPr>
+    </w:p>
+    <w:p>
+      <w:pPr>
+        <w:spacing w:line="400" w:lineRule="atLeast"/>
         <w:rPr>
           <w:rFonts w:cs="Times New Roman"/>
           <w:szCs w:val="24"/>
@@ -2003,6 +3198,7 @@
     <w:p>
       <w:pPr>
         <w:pStyle w:val="-0"/>
+        <w:spacing w:line="400" w:lineRule="atLeast"/>
       </w:pPr>
       <w:r>
         <w:rPr>
@@ -2043,6 +3239,7 @@
           <w:p>
             <w:pPr>
               <w:pStyle w:val="-3"/>
+              <w:spacing w:line="400" w:lineRule="atLeast"/>
               <w:rPr>
                 <w:rFonts w:cs="Times New Roman"/>
                 <w:i w:val="0"/>
@@ -2083,9 +3280,10 @@
           <w:p>
             <w:pPr>
               <w:pStyle w:val="-3"/>
+              <w:spacing w:line="400" w:lineRule="atLeast"/>
               <w:cnfStyle w:val="100000000000" w:firstRow="1" w:lastRow="0" w:firstColumn="0" w:lastColumn="0" w:oddVBand="0" w:evenVBand="0" w:oddHBand="0" w:evenHBand="0" w:firstRowFirstColumn="0" w:firstRowLastColumn="0" w:lastRowFirstColumn="0" w:lastRowLastColumn="0"/>
               <w:rPr>
-                <w:rFonts w:cs="Times New Roman" w:hint="eastAsia"/>
+                <w:rFonts w:cs="Times New Roman"/>
                 <w:i w:val="0"/>
                 <w:iCs w:val="0"/>
               </w:rPr>
@@ -2124,6 +3322,7 @@
           <w:p>
             <w:pPr>
               <w:pStyle w:val="-3"/>
+              <w:spacing w:line="400" w:lineRule="atLeast"/>
               <w:cnfStyle w:val="100000000000" w:firstRow="1" w:lastRow="0" w:firstColumn="0" w:lastColumn="0" w:oddVBand="0" w:evenVBand="0" w:oddHBand="0" w:evenHBand="0" w:firstRowFirstColumn="0" w:firstRowLastColumn="0" w:lastRowFirstColumn="0" w:lastRowLastColumn="0"/>
               <w:rPr>
                 <w:rFonts w:cs="Times New Roman"/>
@@ -2163,6 +3362,7 @@
           <w:p>
             <w:pPr>
               <w:pStyle w:val="-3"/>
+              <w:spacing w:line="400" w:lineRule="atLeast"/>
               <w:rPr>
                 <w:rFonts w:cs="Times New Roman"/>
               </w:rPr>
@@ -2183,6 +3383,7 @@
           <w:p>
             <w:pPr>
               <w:pStyle w:val="-3"/>
+              <w:spacing w:line="400" w:lineRule="atLeast"/>
               <w:cnfStyle w:val="000000000000" w:firstRow="0" w:lastRow="0" w:firstColumn="0" w:lastColumn="0" w:oddVBand="0" w:evenVBand="0" w:oddHBand="0" w:evenHBand="0" w:firstRowFirstColumn="0" w:firstRowLastColumn="0" w:lastRowFirstColumn="0" w:lastRowLastColumn="0"/>
               <w:rPr>
                 <w:rFonts w:cs="Times New Roman"/>
@@ -2207,6 +3408,7 @@
           <w:p>
             <w:pPr>
               <w:pStyle w:val="-3"/>
+              <w:spacing w:line="400" w:lineRule="atLeast"/>
               <w:cnfStyle w:val="000000000000" w:firstRow="0" w:lastRow="0" w:firstColumn="0" w:lastColumn="0" w:oddVBand="0" w:evenVBand="0" w:oddHBand="0" w:evenHBand="0" w:firstRowFirstColumn="0" w:firstRowLastColumn="0" w:lastRowFirstColumn="0" w:lastRowLastColumn="0"/>
               <w:rPr>
                 <w:rFonts w:cs="Times New Roman"/>
@@ -2237,6 +3439,7 @@
           <w:p>
             <w:pPr>
               <w:pStyle w:val="-3"/>
+              <w:spacing w:line="400" w:lineRule="atLeast"/>
               <w:rPr>
                 <w:rFonts w:cs="Times New Roman"/>
               </w:rPr>
@@ -2263,6 +3466,7 @@
           <w:p>
             <w:pPr>
               <w:pStyle w:val="-3"/>
+              <w:spacing w:line="400" w:lineRule="atLeast"/>
               <w:cnfStyle w:val="000000000000" w:firstRow="0" w:lastRow="0" w:firstColumn="0" w:lastColumn="0" w:oddVBand="0" w:evenVBand="0" w:oddHBand="0" w:evenHBand="0" w:firstRowFirstColumn="0" w:firstRowLastColumn="0" w:lastRowFirstColumn="0" w:lastRowLastColumn="0"/>
               <w:rPr>
                 <w:rFonts w:cs="Times New Roman"/>
@@ -2287,6 +3491,7 @@
           <w:p>
             <w:pPr>
               <w:pStyle w:val="-3"/>
+              <w:spacing w:line="400" w:lineRule="atLeast"/>
               <w:cnfStyle w:val="000000000000" w:firstRow="0" w:lastRow="0" w:firstColumn="0" w:lastColumn="0" w:oddVBand="0" w:evenVBand="0" w:oddHBand="0" w:evenHBand="0" w:firstRowFirstColumn="0" w:firstRowLastColumn="0" w:lastRowFirstColumn="0" w:lastRowLastColumn="0"/>
               <w:rPr>
                 <w:rFonts w:cs="Times New Roman"/>
@@ -2317,6 +3522,7 @@
           <w:p>
             <w:pPr>
               <w:pStyle w:val="-3"/>
+              <w:spacing w:line="400" w:lineRule="atLeast"/>
               <w:rPr>
                 <w:rFonts w:cs="Times New Roman"/>
               </w:rPr>
@@ -2343,6 +3549,7 @@
           <w:p>
             <w:pPr>
               <w:pStyle w:val="-3"/>
+              <w:spacing w:line="400" w:lineRule="atLeast"/>
               <w:cnfStyle w:val="000000000000" w:firstRow="0" w:lastRow="0" w:firstColumn="0" w:lastColumn="0" w:oddVBand="0" w:evenVBand="0" w:oddHBand="0" w:evenHBand="0" w:firstRowFirstColumn="0" w:firstRowLastColumn="0" w:lastRowFirstColumn="0" w:lastRowLastColumn="0"/>
               <w:rPr>
                 <w:rFonts w:cs="Times New Roman"/>
@@ -2367,6 +3574,7 @@
           <w:p>
             <w:pPr>
               <w:pStyle w:val="-3"/>
+              <w:spacing w:line="400" w:lineRule="atLeast"/>
               <w:cnfStyle w:val="000000000000" w:firstRow="0" w:lastRow="0" w:firstColumn="0" w:lastColumn="0" w:oddVBand="0" w:evenVBand="0" w:oddHBand="0" w:evenHBand="0" w:firstRowFirstColumn="0" w:firstRowLastColumn="0" w:lastRowFirstColumn="0" w:lastRowLastColumn="0"/>
               <w:rPr>
                 <w:rFonts w:cs="Times New Roman"/>
@@ -2397,6 +3605,7 @@
           <w:p>
             <w:pPr>
               <w:pStyle w:val="-3"/>
+              <w:spacing w:line="400" w:lineRule="atLeast"/>
               <w:rPr>
                 <w:rFonts w:cs="Times New Roman"/>
               </w:rPr>
@@ -2423,6 +3632,7 @@
           <w:p>
             <w:pPr>
               <w:pStyle w:val="-3"/>
+              <w:spacing w:line="400" w:lineRule="atLeast"/>
               <w:cnfStyle w:val="000000000000" w:firstRow="0" w:lastRow="0" w:firstColumn="0" w:lastColumn="0" w:oddVBand="0" w:evenVBand="0" w:oddHBand="0" w:evenHBand="0" w:firstRowFirstColumn="0" w:firstRowLastColumn="0" w:lastRowFirstColumn="0" w:lastRowLastColumn="0"/>
               <w:rPr>
                 <w:rFonts w:cs="Times New Roman"/>
@@ -2447,6 +3657,7 @@
           <w:p>
             <w:pPr>
               <w:pStyle w:val="-3"/>
+              <w:spacing w:line="400" w:lineRule="atLeast"/>
               <w:cnfStyle w:val="000000000000" w:firstRow="0" w:lastRow="0" w:firstColumn="0" w:lastColumn="0" w:oddVBand="0" w:evenVBand="0" w:oddHBand="0" w:evenHBand="0" w:firstRowFirstColumn="0" w:firstRowLastColumn="0" w:lastRowFirstColumn="0" w:lastRowLastColumn="0"/>
               <w:rPr>
                 <w:rFonts w:cs="Times New Roman"/>
@@ -2477,6 +3688,7 @@
           <w:p>
             <w:pPr>
               <w:pStyle w:val="-3"/>
+              <w:spacing w:line="400" w:lineRule="atLeast"/>
               <w:rPr>
                 <w:rFonts w:cs="Times New Roman"/>
               </w:rPr>
@@ -2503,6 +3715,7 @@
           <w:p>
             <w:pPr>
               <w:pStyle w:val="-3"/>
+              <w:spacing w:line="400" w:lineRule="atLeast"/>
               <w:cnfStyle w:val="000000000000" w:firstRow="0" w:lastRow="0" w:firstColumn="0" w:lastColumn="0" w:oddVBand="0" w:evenVBand="0" w:oddHBand="0" w:evenHBand="0" w:firstRowFirstColumn="0" w:firstRowLastColumn="0" w:lastRowFirstColumn="0" w:lastRowLastColumn="0"/>
               <w:rPr>
                 <w:rFonts w:cs="Times New Roman"/>
@@ -2527,6 +3740,7 @@
           <w:p>
             <w:pPr>
               <w:pStyle w:val="-3"/>
+              <w:spacing w:line="400" w:lineRule="atLeast"/>
               <w:cnfStyle w:val="000000000000" w:firstRow="0" w:lastRow="0" w:firstColumn="0" w:lastColumn="0" w:oddVBand="0" w:evenVBand="0" w:oddHBand="0" w:evenHBand="0" w:firstRowFirstColumn="0" w:firstRowLastColumn="0" w:lastRowFirstColumn="0" w:lastRowLastColumn="0"/>
               <w:rPr>
                 <w:rFonts w:cs="Times New Roman"/>
@@ -2557,6 +3771,7 @@
           <w:p>
             <w:pPr>
               <w:pStyle w:val="-3"/>
+              <w:spacing w:line="400" w:lineRule="atLeast"/>
               <w:rPr>
                 <w:rFonts w:cs="Times New Roman"/>
               </w:rPr>
@@ -2583,6 +3798,7 @@
           <w:p>
             <w:pPr>
               <w:pStyle w:val="-3"/>
+              <w:spacing w:line="400" w:lineRule="atLeast"/>
               <w:cnfStyle w:val="000000000000" w:firstRow="0" w:lastRow="0" w:firstColumn="0" w:lastColumn="0" w:oddVBand="0" w:evenVBand="0" w:oddHBand="0" w:evenHBand="0" w:firstRowFirstColumn="0" w:firstRowLastColumn="0" w:lastRowFirstColumn="0" w:lastRowLastColumn="0"/>
               <w:rPr>
                 <w:rFonts w:cs="Times New Roman"/>
@@ -2607,6 +3823,7 @@
           <w:p>
             <w:pPr>
               <w:pStyle w:val="-3"/>
+              <w:spacing w:line="400" w:lineRule="atLeast"/>
               <w:cnfStyle w:val="000000000000" w:firstRow="0" w:lastRow="0" w:firstColumn="0" w:lastColumn="0" w:oddVBand="0" w:evenVBand="0" w:oddHBand="0" w:evenHBand="0" w:firstRowFirstColumn="0" w:firstRowLastColumn="0" w:lastRowFirstColumn="0" w:lastRowLastColumn="0"/>
               <w:rPr>
                 <w:rFonts w:cs="Times New Roman"/>
@@ -2637,8 +3854,9 @@
           <w:p>
             <w:pPr>
               <w:pStyle w:val="-3"/>
-              <w:rPr>
-                <w:rFonts w:cs="Times New Roman" w:hint="eastAsia"/>
+              <w:spacing w:line="400" w:lineRule="atLeast"/>
+              <w:rPr>
+                <w:rFonts w:cs="Times New Roman"/>
               </w:rPr>
             </w:pPr>
           </w:p>
@@ -2651,6 +3869,7 @@
           <w:p>
             <w:pPr>
               <w:pStyle w:val="-3"/>
+              <w:spacing w:line="400" w:lineRule="atLeast"/>
               <w:cnfStyle w:val="000000000000" w:firstRow="0" w:lastRow="0" w:firstColumn="0" w:lastColumn="0" w:oddVBand="0" w:evenVBand="0" w:oddHBand="0" w:evenHBand="0" w:firstRowFirstColumn="0" w:firstRowLastColumn="0" w:lastRowFirstColumn="0" w:lastRowLastColumn="0"/>
               <w:rPr>
                 <w:rFonts w:cs="Times New Roman"/>
@@ -2675,6 +3894,7 @@
           <w:p>
             <w:pPr>
               <w:pStyle w:val="-3"/>
+              <w:spacing w:line="400" w:lineRule="atLeast"/>
               <w:cnfStyle w:val="000000000000" w:firstRow="0" w:lastRow="0" w:firstColumn="0" w:lastColumn="0" w:oddVBand="0" w:evenVBand="0" w:oddHBand="0" w:evenHBand="0" w:firstRowFirstColumn="0" w:firstRowLastColumn="0" w:lastRowFirstColumn="0" w:lastRowLastColumn="0"/>
               <w:rPr>
                 <w:rFonts w:cs="Times New Roman"/>
@@ -2705,8 +3925,9 @@
           <w:p>
             <w:pPr>
               <w:pStyle w:val="-3"/>
-              <w:rPr>
-                <w:rFonts w:cs="Times New Roman" w:hint="eastAsia"/>
+              <w:spacing w:line="400" w:lineRule="atLeast"/>
+              <w:rPr>
+                <w:rFonts w:cs="Times New Roman"/>
               </w:rPr>
             </w:pPr>
           </w:p>
@@ -2719,6 +3940,7 @@
           <w:p>
             <w:pPr>
               <w:pStyle w:val="-3"/>
+              <w:spacing w:line="400" w:lineRule="atLeast"/>
               <w:cnfStyle w:val="000000000000" w:firstRow="0" w:lastRow="0" w:firstColumn="0" w:lastColumn="0" w:oddVBand="0" w:evenVBand="0" w:oddHBand="0" w:evenHBand="0" w:firstRowFirstColumn="0" w:firstRowLastColumn="0" w:lastRowFirstColumn="0" w:lastRowLastColumn="0"/>
               <w:rPr>
                 <w:rFonts w:eastAsia="华文宋体" w:cs="Times New Roman"/>
@@ -2745,6 +3967,7 @@
           <w:p>
             <w:pPr>
               <w:pStyle w:val="-3"/>
+              <w:spacing w:line="400" w:lineRule="atLeast"/>
               <w:cnfStyle w:val="000000000000" w:firstRow="0" w:lastRow="0" w:firstColumn="0" w:lastColumn="0" w:oddVBand="0" w:evenVBand="0" w:oddHBand="0" w:evenHBand="0" w:firstRowFirstColumn="0" w:firstRowLastColumn="0" w:lastRowFirstColumn="0" w:lastRowLastColumn="0"/>
               <w:rPr>
                 <w:rFonts w:eastAsia="华文宋体" w:cs="Times New Roman"/>
@@ -2777,8 +4000,9 @@
           <w:p>
             <w:pPr>
               <w:pStyle w:val="-3"/>
-              <w:rPr>
-                <w:rFonts w:cs="Times New Roman" w:hint="eastAsia"/>
+              <w:spacing w:line="400" w:lineRule="atLeast"/>
+              <w:rPr>
+                <w:rFonts w:cs="Times New Roman"/>
               </w:rPr>
             </w:pPr>
           </w:p>
@@ -2791,6 +4015,7 @@
           <w:p>
             <w:pPr>
               <w:pStyle w:val="-3"/>
+              <w:spacing w:line="400" w:lineRule="atLeast"/>
               <w:cnfStyle w:val="000000000000" w:firstRow="0" w:lastRow="0" w:firstColumn="0" w:lastColumn="0" w:oddVBand="0" w:evenVBand="0" w:oddHBand="0" w:evenHBand="0" w:firstRowFirstColumn="0" w:firstRowLastColumn="0" w:lastRowFirstColumn="0" w:lastRowLastColumn="0"/>
               <w:rPr>
                 <w:rFonts w:eastAsia="华文宋体" w:cs="Times New Roman"/>
@@ -2817,6 +4042,7 @@
           <w:p>
             <w:pPr>
               <w:pStyle w:val="-3"/>
+              <w:spacing w:line="400" w:lineRule="atLeast"/>
               <w:cnfStyle w:val="000000000000" w:firstRow="0" w:lastRow="0" w:firstColumn="0" w:lastColumn="0" w:oddVBand="0" w:evenVBand="0" w:oddHBand="0" w:evenHBand="0" w:firstRowFirstColumn="0" w:firstRowLastColumn="0" w:lastRowFirstColumn="0" w:lastRowLastColumn="0"/>
               <w:rPr>
                 <w:rFonts w:eastAsia="华文宋体" w:cs="Times New Roman"/>
@@ -2849,8 +4075,9 @@
           <w:p>
             <w:pPr>
               <w:pStyle w:val="-3"/>
-              <w:rPr>
-                <w:rFonts w:cs="Times New Roman" w:hint="eastAsia"/>
+              <w:spacing w:line="400" w:lineRule="atLeast"/>
+              <w:rPr>
+                <w:rFonts w:cs="Times New Roman"/>
               </w:rPr>
             </w:pPr>
           </w:p>
@@ -2863,6 +4090,7 @@
           <w:p>
             <w:pPr>
               <w:pStyle w:val="-3"/>
+              <w:spacing w:line="400" w:lineRule="atLeast"/>
               <w:cnfStyle w:val="000000000000" w:firstRow="0" w:lastRow="0" w:firstColumn="0" w:lastColumn="0" w:oddVBand="0" w:evenVBand="0" w:oddHBand="0" w:evenHBand="0" w:firstRowFirstColumn="0" w:firstRowLastColumn="0" w:lastRowFirstColumn="0" w:lastRowLastColumn="0"/>
               <w:rPr>
                 <w:rFonts w:eastAsia="华文宋体" w:cs="Times New Roman"/>
@@ -2889,6 +4117,7 @@
           <w:p>
             <w:pPr>
               <w:pStyle w:val="-3"/>
+              <w:spacing w:line="400" w:lineRule="atLeast"/>
               <w:cnfStyle w:val="000000000000" w:firstRow="0" w:lastRow="0" w:firstColumn="0" w:lastColumn="0" w:oddVBand="0" w:evenVBand="0" w:oddHBand="0" w:evenHBand="0" w:firstRowFirstColumn="0" w:firstRowLastColumn="0" w:lastRowFirstColumn="0" w:lastRowLastColumn="0"/>
               <w:rPr>
                 <w:rFonts w:eastAsia="华文宋体" w:cs="Times New Roman"/>
@@ -2921,8 +4150,9 @@
           <w:p>
             <w:pPr>
               <w:pStyle w:val="-3"/>
-              <w:rPr>
-                <w:rFonts w:cs="Times New Roman" w:hint="eastAsia"/>
+              <w:spacing w:line="400" w:lineRule="atLeast"/>
+              <w:rPr>
+                <w:rFonts w:cs="Times New Roman"/>
               </w:rPr>
             </w:pPr>
           </w:p>
@@ -2935,6 +4165,7 @@
           <w:p>
             <w:pPr>
               <w:pStyle w:val="-3"/>
+              <w:spacing w:line="400" w:lineRule="atLeast"/>
               <w:cnfStyle w:val="000000000000" w:firstRow="0" w:lastRow="0" w:firstColumn="0" w:lastColumn="0" w:oddVBand="0" w:evenVBand="0" w:oddHBand="0" w:evenHBand="0" w:firstRowFirstColumn="0" w:firstRowLastColumn="0" w:lastRowFirstColumn="0" w:lastRowLastColumn="0"/>
               <w:rPr>
                 <w:rFonts w:eastAsia="华文宋体" w:cs="Times New Roman"/>
@@ -2961,6 +4192,7 @@
           <w:p>
             <w:pPr>
               <w:pStyle w:val="-3"/>
+              <w:spacing w:line="400" w:lineRule="atLeast"/>
               <w:cnfStyle w:val="000000000000" w:firstRow="0" w:lastRow="0" w:firstColumn="0" w:lastColumn="0" w:oddVBand="0" w:evenVBand="0" w:oddHBand="0" w:evenHBand="0" w:firstRowFirstColumn="0" w:firstRowLastColumn="0" w:lastRowFirstColumn="0" w:lastRowLastColumn="0"/>
               <w:rPr>
                 <w:rFonts w:eastAsia="华文宋体" w:cs="Times New Roman"/>
@@ -2997,6 +4229,7 @@
           <w:p>
             <w:pPr>
               <w:pStyle w:val="-3"/>
+              <w:spacing w:line="400" w:lineRule="atLeast"/>
               <w:rPr>
                 <w:rFonts w:cs="Times New Roman"/>
               </w:rPr>
@@ -3015,6 +4248,7 @@
           <w:p>
             <w:pPr>
               <w:pStyle w:val="-3"/>
+              <w:spacing w:line="400" w:lineRule="atLeast"/>
               <w:cnfStyle w:val="000000000000" w:firstRow="0" w:lastRow="0" w:firstColumn="0" w:lastColumn="0" w:oddVBand="0" w:evenVBand="0" w:oddHBand="0" w:evenHBand="0" w:firstRowFirstColumn="0" w:firstRowLastColumn="0" w:lastRowFirstColumn="0" w:lastRowLastColumn="0"/>
               <w:rPr>
                 <w:rFonts w:cs="Times New Roman"/>
@@ -3034,9 +4268,10 @@
           <w:p>
             <w:pPr>
               <w:pStyle w:val="-3"/>
+              <w:spacing w:line="400" w:lineRule="atLeast"/>
               <w:cnfStyle w:val="000000000000" w:firstRow="0" w:lastRow="0" w:firstColumn="0" w:lastColumn="0" w:oddVBand="0" w:evenVBand="0" w:oddHBand="0" w:evenHBand="0" w:firstRowFirstColumn="0" w:firstRowLastColumn="0" w:lastRowFirstColumn="0" w:lastRowLastColumn="0"/>
               <w:rPr>
-                <w:rFonts w:cs="Times New Roman" w:hint="eastAsia"/>
+                <w:rFonts w:cs="Times New Roman"/>
               </w:rPr>
             </w:pPr>
           </w:p>
@@ -3045,6 +4280,7 @@
     </w:tbl>
     <w:p>
       <w:pPr>
+        <w:spacing w:line="400" w:lineRule="atLeast"/>
         <w:rPr>
           <w:rFonts w:cs="Times New Roman"/>
           <w:szCs w:val="24"/>
@@ -3053,11 +4289,15 @@
       <w:bookmarkStart w:id="7" w:name="_Ref483315808"/>
     </w:p>
     <w:bookmarkEnd w:id="7"/>
-    <w:p/>
+    <w:p>
+      <w:pPr>
+        <w:spacing w:line="400" w:lineRule="atLeast"/>
+      </w:pPr>
+    </w:p>
     <w:p>
       <w:pPr>
         <w:widowControl/>
-        <w:spacing w:line="240" w:lineRule="auto"/>
+        <w:spacing w:line="400" w:lineRule="atLeast"/>
         <w:ind w:firstLine="0"/>
         <w:jc w:val="left"/>
       </w:pPr>
@@ -3068,8 +4308,9 @@
     <w:p>
       <w:pPr>
         <w:pStyle w:val="a6"/>
-      </w:pPr>
-      <w:bookmarkStart w:id="8" w:name="_Toc232862817"/>
+        <w:spacing w:line="400" w:lineRule="atLeast"/>
+      </w:pPr>
+      <w:bookmarkStart w:id="8" w:name="_Toc232868348"/>
       <w:r>
         <w:rPr>
           <w:rFonts w:hint="eastAsia"/>
@@ -3087,7 +4328,7 @@
           <w:ilvl w:val="0"/>
           <w:numId w:val="2"/>
         </w:numPr>
-        <w:spacing w:before="60" w:after="60" w:line="340" w:lineRule="exact"/>
+        <w:spacing w:before="60" w:after="60" w:line="400" w:lineRule="atLeast"/>
         <w:jc w:val="left"/>
         <w:rPr>
           <w:rFonts w:cs="Times New Roman"/>
@@ -3117,7 +4358,7 @@
           <w:ilvl w:val="0"/>
           <w:numId w:val="2"/>
         </w:numPr>
-        <w:spacing w:before="60" w:after="60" w:line="340" w:lineRule="exact"/>
+        <w:spacing w:before="60" w:after="60" w:line="400" w:lineRule="atLeast"/>
         <w:jc w:val="left"/>
         <w:rPr>
           <w:rFonts w:cs="Times New Roman"/>
@@ -3147,7 +4388,7 @@
           <w:ilvl w:val="0"/>
           <w:numId w:val="2"/>
         </w:numPr>
-        <w:spacing w:before="60" w:after="60" w:line="340" w:lineRule="exact"/>
+        <w:spacing w:before="60" w:after="60" w:line="400" w:lineRule="atLeast"/>
         <w:jc w:val="left"/>
         <w:rPr>
           <w:rFonts w:cs="Times New Roman"/>
@@ -3177,7 +4418,7 @@
           <w:ilvl w:val="0"/>
           <w:numId w:val="2"/>
         </w:numPr>
-        <w:spacing w:before="60" w:after="60" w:line="340" w:lineRule="exact"/>
+        <w:spacing w:before="60" w:after="60" w:line="400" w:lineRule="atLeast"/>
         <w:jc w:val="left"/>
         <w:rPr>
           <w:rFonts w:cs="Times New Roman"/>
@@ -3207,7 +4448,7 @@
           <w:ilvl w:val="0"/>
           <w:numId w:val="2"/>
         </w:numPr>
-        <w:spacing w:before="60" w:after="60" w:line="340" w:lineRule="exact"/>
+        <w:spacing w:before="60" w:after="60" w:line="400" w:lineRule="atLeast"/>
         <w:jc w:val="left"/>
         <w:rPr>
           <w:rFonts w:cs="Times New Roman"/>
@@ -3230,7 +4471,7 @@
           <w:ilvl w:val="0"/>
           <w:numId w:val="2"/>
         </w:numPr>
-        <w:spacing w:before="60" w:after="60" w:line="340" w:lineRule="exact"/>
+        <w:spacing w:before="60" w:after="60" w:line="400" w:lineRule="atLeast"/>
         <w:jc w:val="left"/>
         <w:rPr>
           <w:rFonts w:cs="Times New Roman"/>
@@ -3245,11 +4486,15 @@
         <w:t>Proakis J G, Manolakis D G. Digital Signal Processing: Principles, Algorithms, and Applications[M]. 4th ed. Upper Saddle River: Pearson, 2007.</w:t>
       </w:r>
     </w:p>
-    <w:p/>
+    <w:p>
+      <w:pPr>
+        <w:spacing w:line="400" w:lineRule="atLeast"/>
+      </w:pPr>
+    </w:p>
     <w:p>
       <w:pPr>
         <w:widowControl/>
-        <w:spacing w:line="240" w:lineRule="auto"/>
+        <w:spacing w:line="400" w:lineRule="atLeast"/>
         <w:ind w:firstLine="0"/>
         <w:jc w:val="left"/>
       </w:pPr>
@@ -3260,8 +4505,9 @@
     <w:p>
       <w:pPr>
         <w:pStyle w:val="a6"/>
-      </w:pPr>
-      <w:bookmarkStart w:id="9" w:name="_Toc232862818"/>
+        <w:spacing w:line="400" w:lineRule="atLeast"/>
+      </w:pPr>
+      <w:bookmarkStart w:id="9" w:name="_Toc232868349"/>
       <w:r>
         <w:rPr>
           <w:rFonts w:hint="eastAsia"/>
@@ -3310,6 +4556,7 @@
           </w:tcPr>
           <w:p>
             <w:pPr>
+              <w:spacing w:line="400" w:lineRule="atLeast"/>
               <w:ind w:firstLine="0"/>
               <w:jc w:val="center"/>
             </w:pPr>
@@ -3328,6 +4575,7 @@
           </w:tcPr>
           <w:p>
             <w:pPr>
+              <w:spacing w:line="400" w:lineRule="atLeast"/>
               <w:ind w:firstLine="0"/>
               <w:jc w:val="center"/>
             </w:pPr>
@@ -3346,6 +4594,7 @@
           </w:tcPr>
           <w:p>
             <w:pPr>
+              <w:spacing w:line="400" w:lineRule="atLeast"/>
               <w:ind w:firstLine="0"/>
               <w:jc w:val="center"/>
             </w:pPr>
@@ -3376,6 +4625,7 @@
           </w:tcPr>
           <w:p>
             <w:pPr>
+              <w:spacing w:line="400" w:lineRule="atLeast"/>
               <w:ind w:firstLine="0"/>
               <w:jc w:val="center"/>
             </w:pPr>
@@ -3399,6 +4649,7 @@
           </w:tcPr>
           <w:p>
             <w:pPr>
+              <w:spacing w:line="400" w:lineRule="atLeast"/>
               <w:ind w:firstLine="0"/>
               <w:jc w:val="center"/>
             </w:pPr>
@@ -3417,6 +4668,7 @@
           </w:tcPr>
           <w:p>
             <w:pPr>
+              <w:spacing w:line="400" w:lineRule="atLeast"/>
               <w:ind w:firstLine="0"/>
               <w:jc w:val="left"/>
               <w:rPr>
@@ -3451,6 +4703,7 @@
           </w:p>
           <w:p>
             <w:pPr>
+              <w:spacing w:line="400" w:lineRule="atLeast"/>
               <w:ind w:firstLine="0"/>
               <w:jc w:val="left"/>
               <w:rPr>
@@ -3501,6 +4754,7 @@
           </w:p>
           <w:p>
             <w:pPr>
+              <w:spacing w:line="400" w:lineRule="atLeast"/>
               <w:ind w:firstLine="0"/>
               <w:jc w:val="left"/>
               <w:rPr>
@@ -3559,6 +4813,7 @@
           </w:p>
           <w:p>
             <w:pPr>
+              <w:spacing w:line="400" w:lineRule="atLeast"/>
               <w:ind w:firstLine="0"/>
               <w:jc w:val="left"/>
             </w:pPr>
@@ -3587,6 +4842,7 @@
           </w:tcPr>
           <w:p>
             <w:pPr>
+              <w:spacing w:line="400" w:lineRule="atLeast"/>
               <w:ind w:firstLine="0"/>
               <w:jc w:val="center"/>
             </w:pPr>
@@ -3599,6 +4855,7 @@
           </w:tcPr>
           <w:p>
             <w:pPr>
+              <w:spacing w:line="400" w:lineRule="atLeast"/>
               <w:ind w:firstLine="0"/>
               <w:jc w:val="center"/>
             </w:pPr>
@@ -3616,6 +4873,7 @@
           </w:tcPr>
           <w:p>
             <w:pPr>
+              <w:spacing w:line="400" w:lineRule="atLeast"/>
               <w:ind w:firstLine="0"/>
               <w:jc w:val="center"/>
             </w:pPr>
@@ -3634,6 +4892,7 @@
           </w:tcPr>
           <w:p>
             <w:pPr>
+              <w:spacing w:line="400" w:lineRule="atLeast"/>
               <w:ind w:firstLine="0"/>
               <w:jc w:val="left"/>
             </w:pPr>
@@ -3652,6 +4911,7 @@
           </w:tcPr>
           <w:p>
             <w:pPr>
+              <w:spacing w:line="400" w:lineRule="atLeast"/>
               <w:ind w:firstLine="0"/>
               <w:jc w:val="center"/>
             </w:pPr>
@@ -3664,6 +4924,7 @@
           </w:tcPr>
           <w:p>
             <w:pPr>
+              <w:spacing w:line="400" w:lineRule="atLeast"/>
               <w:ind w:firstLine="0"/>
               <w:jc w:val="center"/>
             </w:pPr>
@@ -3681,6 +4942,7 @@
           </w:tcPr>
           <w:p>
             <w:pPr>
+              <w:spacing w:line="400" w:lineRule="atLeast"/>
               <w:ind w:firstLine="0"/>
               <w:jc w:val="center"/>
             </w:pPr>
@@ -3711,6 +4973,7 @@
           </w:tcPr>
           <w:p>
             <w:pPr>
+              <w:spacing w:line="400" w:lineRule="atLeast"/>
               <w:ind w:firstLine="0"/>
               <w:jc w:val="left"/>
             </w:pPr>
@@ -3729,6 +4992,7 @@
           </w:tcPr>
           <w:p>
             <w:pPr>
+              <w:spacing w:line="400" w:lineRule="atLeast"/>
               <w:ind w:firstLine="0"/>
               <w:jc w:val="center"/>
             </w:pPr>
@@ -3741,6 +5005,7 @@
           </w:tcPr>
           <w:p>
             <w:pPr>
+              <w:spacing w:line="400" w:lineRule="atLeast"/>
               <w:ind w:firstLine="0"/>
               <w:jc w:val="center"/>
             </w:pPr>
@@ -3750,13 +5015,14 @@
     </w:tbl>
     <w:p>
       <w:pPr>
+        <w:spacing w:line="400" w:lineRule="atLeast"/>
         <w:ind w:firstLine="0"/>
       </w:pPr>
     </w:p>
     <w:p>
       <w:pPr>
         <w:widowControl/>
-        <w:spacing w:line="240" w:lineRule="auto"/>
+        <w:spacing w:line="400" w:lineRule="atLeast"/>
         <w:ind w:firstLine="0"/>
         <w:jc w:val="left"/>
       </w:pPr>
@@ -5300,6 +6566,16 @@
       <w:szCs w:val="24"/>
     </w:rPr>
   </w:style>
+  <w:style w:type="character" w:styleId="af1">
+    <w:name w:val="Placeholder Text"/>
+    <w:basedOn w:val="a0"/>
+    <w:uiPriority w:val="99"/>
+    <w:semiHidden/>
+    <w:rsid w:val="005715C9"/>
+    <w:rPr>
+      <w:color w:val="666666"/>
+    </w:rPr>
+  </w:style>
 </w:styles>
 </file>
 

--- a/16-大二次大作业报告.docx
+++ b/16-大二次大作业报告.docx
@@ -3146,8 +3146,1713 @@
     </w:p>
     <w:p>
       <w:pPr>
+        <w:pStyle w:val="2"/>
         <w:spacing w:line="400" w:lineRule="atLeast"/>
       </w:pPr>
+      <w:r>
+        <w:rPr>
+          <w:rFonts w:hint="eastAsia"/>
+        </w:rPr>
+        <w:lastRenderedPageBreak/>
+        <w:t>快速</w:t>
+      </w:r>
+      <w:r>
+        <w:t>傅里叶变换</w:t>
+      </w:r>
+      <w:r>
+        <w:rPr>
+          <w:rFonts w:hint="eastAsia"/>
+        </w:rPr>
+        <w:t>和抛物线</w:t>
+      </w:r>
+      <w:r>
+        <w:rPr>
+          <w:rFonts w:hint="eastAsia"/>
+        </w:rPr>
+        <w:t>插值</w:t>
+      </w:r>
+    </w:p>
+    <w:p>
+      <w:pPr>
+        <w:spacing w:line="400" w:lineRule="atLeast"/>
+        <w:rPr>
+          <w:rFonts w:hint="eastAsia"/>
+        </w:rPr>
+      </w:pPr>
+      <w:r>
+        <w:rPr>
+          <w:rFonts w:hint="eastAsia"/>
+        </w:rPr>
+        <w:t>对于长度为</w:t>
+      </w:r>
+      <m:oMath>
+        <m:r>
+          <w:rPr>
+            <w:rFonts w:ascii="Cambria Math" w:hAnsi="Cambria Math"/>
+          </w:rPr>
+          <m:t>N</m:t>
+        </m:r>
+      </m:oMath>
+      <w:r>
+        <w:rPr>
+          <w:rFonts w:hint="eastAsia"/>
+        </w:rPr>
+        <w:t>的采样序列</w:t>
+      </w:r>
+      <m:oMath>
+        <m:r>
+          <w:rPr>
+            <w:rFonts w:ascii="Cambria Math" w:hAnsi="Cambria Math"/>
+          </w:rPr>
+          <m:t>x</m:t>
+        </m:r>
+        <m:r>
+          <w:rPr>
+            <w:rFonts w:ascii="Cambria Math" w:hAnsi="Cambria Math"/>
+          </w:rPr>
+          <m:t>(n)</m:t>
+        </m:r>
+      </m:oMath>
+      <w:r>
+        <w:rPr>
+          <w:rFonts w:hint="eastAsia"/>
+        </w:rPr>
+        <w:t>，</w:t>
+      </w:r>
+      <w:r>
+        <w:rPr>
+          <w:rFonts w:hint="eastAsia"/>
+        </w:rPr>
+        <w:t>DFT</w:t>
+      </w:r>
+      <w:r>
+        <w:rPr>
+          <w:rFonts w:hint="eastAsia"/>
+        </w:rPr>
+        <w:t>需要在</w:t>
+      </w:r>
+      <m:oMath>
+        <m:r>
+          <w:rPr>
+            <w:rFonts w:ascii="Cambria Math" w:hAnsi="Cambria Math"/>
+          </w:rPr>
+          <m:t>N</m:t>
+        </m:r>
+      </m:oMath>
+      <w:r>
+        <w:rPr>
+          <w:rFonts w:hint="eastAsia"/>
+        </w:rPr>
+        <w:t>个频点上计算频谱值，直接计算复杂度较高。</w:t>
+      </w:r>
+      <w:r>
+        <w:rPr>
+          <w:rFonts w:hint="eastAsia"/>
+        </w:rPr>
+        <w:t>FFT</w:t>
+      </w:r>
+      <w:r>
+        <w:rPr>
+          <w:rFonts w:hint="eastAsia"/>
+        </w:rPr>
+        <w:t>利用旋转因子的周期性和对称性，将</w:t>
+      </w:r>
+      <w:r>
+        <w:rPr>
+          <w:rFonts w:hint="eastAsia"/>
+        </w:rPr>
+        <w:t>DFT</w:t>
+      </w:r>
+      <w:r>
+        <w:rPr>
+          <w:rFonts w:hint="eastAsia"/>
+        </w:rPr>
+        <w:t>的运算复杂度</w:t>
+      </w:r>
+      <w:r>
+        <w:rPr>
+          <w:rFonts w:hint="eastAsia"/>
+        </w:rPr>
+        <w:t>大大</w:t>
+      </w:r>
+      <w:r>
+        <w:rPr>
+          <w:rFonts w:hint="eastAsia"/>
+        </w:rPr>
+        <w:t>降低，因此在实际工程中常用于快速获得信号的频谱分布。</w:t>
+      </w:r>
+    </w:p>
+    <w:p>
+      <w:pPr>
+        <w:spacing w:line="400" w:lineRule="atLeast"/>
+      </w:pPr>
+      <w:r>
+        <w:rPr>
+          <w:rFonts w:hint="eastAsia"/>
+        </w:rPr>
+        <w:t>对于采样频率为</w:t>
+      </w:r>
+      <m:oMath>
+        <m:sSub>
+          <m:sSubPr>
+            <m:ctrlPr>
+              <w:rPr>
+                <w:rFonts w:ascii="Cambria Math" w:hAnsi="Cambria Math"/>
+              </w:rPr>
+            </m:ctrlPr>
+          </m:sSubPr>
+          <m:e>
+            <m:r>
+              <w:rPr>
+                <w:rFonts w:ascii="Cambria Math" w:hAnsi="Cambria Math"/>
+              </w:rPr>
+              <m:t>f</m:t>
+            </m:r>
+          </m:e>
+          <m:sub>
+            <m:r>
+              <w:rPr>
+                <w:rFonts w:ascii="Cambria Math" w:hAnsi="Cambria Math"/>
+              </w:rPr>
+              <m:t>s</m:t>
+            </m:r>
+          </m:sub>
+        </m:sSub>
+      </m:oMath>
+      <w:r>
+        <w:rPr>
+          <w:rFonts w:hint="eastAsia"/>
+        </w:rPr>
+        <w:t>的信号，长度为</w:t>
+      </w:r>
+      <m:oMath>
+        <m:r>
+          <w:rPr>
+            <w:rFonts w:ascii="Cambria Math" w:hAnsi="Cambria Math"/>
+          </w:rPr>
+          <m:t>N</m:t>
+        </m:r>
+      </m:oMath>
+      <w:r>
+        <w:rPr>
+          <w:rFonts w:hint="eastAsia"/>
+        </w:rPr>
+        <w:t>的</w:t>
+      </w:r>
+      <w:r>
+        <w:rPr>
+          <w:rFonts w:hint="eastAsia"/>
+        </w:rPr>
+        <w:t>FFT</w:t>
+      </w:r>
+      <w:r>
+        <w:rPr>
+          <w:rFonts w:hint="eastAsia"/>
+        </w:rPr>
+        <w:t>频率间隔为</w:t>
+      </w:r>
+      <m:oMath>
+        <m:r>
+          <w:rPr>
+            <w:rFonts w:ascii="Cambria Math" w:hAnsi="Cambria Math"/>
+          </w:rPr>
+          <m:t>Δf=</m:t>
+        </m:r>
+        <m:f>
+          <m:fPr>
+            <m:ctrlPr>
+              <w:rPr>
+                <w:rFonts w:ascii="Cambria Math" w:hAnsi="Cambria Math"/>
+              </w:rPr>
+            </m:ctrlPr>
+          </m:fPr>
+          <m:num>
+            <m:sSub>
+              <m:sSubPr>
+                <m:ctrlPr>
+                  <w:rPr>
+                    <w:rFonts w:ascii="Cambria Math" w:hAnsi="Cambria Math"/>
+                  </w:rPr>
+                </m:ctrlPr>
+              </m:sSubPr>
+              <m:e>
+                <m:r>
+                  <w:rPr>
+                    <w:rFonts w:ascii="Cambria Math" w:hAnsi="Cambria Math"/>
+                  </w:rPr>
+                  <m:t>f</m:t>
+                </m:r>
+              </m:e>
+              <m:sub>
+                <m:r>
+                  <w:rPr>
+                    <w:rFonts w:ascii="Cambria Math" w:hAnsi="Cambria Math"/>
+                  </w:rPr>
+                  <m:t>s</m:t>
+                </m:r>
+              </m:sub>
+            </m:sSub>
+          </m:num>
+          <m:den>
+            <m:r>
+              <w:rPr>
+                <w:rFonts w:ascii="Cambria Math" w:hAnsi="Cambria Math"/>
+              </w:rPr>
+              <m:t>N</m:t>
+            </m:r>
+          </m:den>
+        </m:f>
+      </m:oMath>
+      <w:r>
+        <w:rPr>
+          <w:rFonts w:hint="eastAsia"/>
+        </w:rPr>
+        <w:t>，</w:t>
+      </w:r>
+      <w:r>
+        <w:rPr>
+          <w:rFonts w:hint="eastAsia"/>
+        </w:rPr>
+        <w:t>第</w:t>
+      </w:r>
+      <m:oMath>
+        <m:r>
+          <w:rPr>
+            <w:rFonts w:ascii="Cambria Math" w:hAnsi="Cambria Math"/>
+          </w:rPr>
+          <m:t>k</m:t>
+        </m:r>
+      </m:oMath>
+      <w:r>
+        <w:rPr>
+          <w:rFonts w:hint="eastAsia"/>
+        </w:rPr>
+        <w:t>个频点对应的实际频率为</w:t>
+      </w:r>
+      <m:oMath>
+        <m:sSub>
+          <m:sSubPr>
+            <m:ctrlPr>
+              <w:rPr>
+                <w:rFonts w:ascii="Cambria Math" w:hAnsi="Cambria Math"/>
+              </w:rPr>
+            </m:ctrlPr>
+          </m:sSubPr>
+          <m:e>
+            <m:r>
+              <w:rPr>
+                <w:rFonts w:ascii="Cambria Math" w:hAnsi="Cambria Math"/>
+              </w:rPr>
+              <m:t>f</m:t>
+            </m:r>
+          </m:e>
+          <m:sub>
+            <m:r>
+              <w:rPr>
+                <w:rFonts w:ascii="Cambria Math" w:hAnsi="Cambria Math"/>
+              </w:rPr>
+              <m:t>k</m:t>
+            </m:r>
+          </m:sub>
+        </m:sSub>
+        <m:r>
+          <w:rPr>
+            <w:rFonts w:ascii="Cambria Math" w:hAnsi="Cambria Math"/>
+          </w:rPr>
+          <m:t>=kΔf=</m:t>
+        </m:r>
+        <m:f>
+          <m:fPr>
+            <m:ctrlPr>
+              <w:rPr>
+                <w:rFonts w:ascii="Cambria Math" w:hAnsi="Cambria Math"/>
+              </w:rPr>
+            </m:ctrlPr>
+          </m:fPr>
+          <m:num>
+            <m:r>
+              <w:rPr>
+                <w:rFonts w:ascii="Cambria Math" w:hAnsi="Cambria Math"/>
+              </w:rPr>
+              <m:t>k</m:t>
+            </m:r>
+            <m:sSub>
+              <m:sSubPr>
+                <m:ctrlPr>
+                  <w:rPr>
+                    <w:rFonts w:ascii="Cambria Math" w:hAnsi="Cambria Math"/>
+                  </w:rPr>
+                </m:ctrlPr>
+              </m:sSubPr>
+              <m:e>
+                <m:r>
+                  <w:rPr>
+                    <w:rFonts w:ascii="Cambria Math" w:hAnsi="Cambria Math"/>
+                  </w:rPr>
+                  <m:t>f</m:t>
+                </m:r>
+              </m:e>
+              <m:sub>
+                <m:r>
+                  <w:rPr>
+                    <w:rFonts w:ascii="Cambria Math" w:hAnsi="Cambria Math"/>
+                  </w:rPr>
+                  <m:t>s</m:t>
+                </m:r>
+              </m:sub>
+            </m:sSub>
+          </m:num>
+          <m:den>
+            <m:r>
+              <w:rPr>
+                <w:rFonts w:ascii="Cambria Math" w:hAnsi="Cambria Math"/>
+              </w:rPr>
+              <m:t>N</m:t>
+            </m:r>
+          </m:den>
+        </m:f>
+      </m:oMath>
+      <w:r>
+        <w:rPr>
+          <w:rFonts w:hint="eastAsia"/>
+        </w:rPr>
+        <w:t>。</w:t>
+      </w:r>
+    </w:p>
+    <w:p>
+      <w:pPr>
+        <w:spacing w:line="400" w:lineRule="atLeast"/>
+        <w:rPr>
+          <w:rFonts w:hint="eastAsia"/>
+        </w:rPr>
+      </w:pPr>
+      <w:r>
+        <w:rPr>
+          <w:rFonts w:hint="eastAsia"/>
+        </w:rPr>
+        <w:t>若信号频率刚好落在某一个</w:t>
+      </w:r>
+      <w:r>
+        <w:rPr>
+          <w:rFonts w:hint="eastAsia"/>
+        </w:rPr>
+        <w:t>FFT</w:t>
+      </w:r>
+      <w:r>
+        <w:rPr>
+          <w:rFonts w:hint="eastAsia"/>
+        </w:rPr>
+        <w:t>频点上，则可以较准确地通过该频点幅值估计对应频率成分。但在实际情况下，信号真实频率</w:t>
+      </w:r>
+      <m:oMath>
+        <m:sSub>
+          <m:sSubPr>
+            <m:ctrlPr>
+              <w:rPr>
+                <w:rFonts w:ascii="Cambria Math" w:hAnsi="Cambria Math"/>
+              </w:rPr>
+            </m:ctrlPr>
+          </m:sSubPr>
+          <m:e>
+            <m:r>
+              <w:rPr>
+                <w:rFonts w:ascii="Cambria Math" w:hAnsi="Cambria Math"/>
+              </w:rPr>
+              <m:t>f</m:t>
+            </m:r>
+          </m:e>
+          <m:sub>
+            <m:r>
+              <w:rPr>
+                <w:rFonts w:ascii="Cambria Math" w:hAnsi="Cambria Math"/>
+              </w:rPr>
+              <m:t>0</m:t>
+            </m:r>
+          </m:sub>
+        </m:sSub>
+      </m:oMath>
+      <w:r>
+        <w:rPr>
+          <w:rFonts w:hint="eastAsia"/>
+        </w:rPr>
+        <w:t>往往并不满足</w:t>
+      </w:r>
+      <m:oMath>
+        <m:sSub>
+          <m:sSubPr>
+            <m:ctrlPr>
+              <w:rPr>
+                <w:rFonts w:ascii="Cambria Math" w:hAnsi="Cambria Math"/>
+              </w:rPr>
+            </m:ctrlPr>
+          </m:sSubPr>
+          <m:e>
+            <m:r>
+              <w:rPr>
+                <w:rFonts w:ascii="Cambria Math" w:hAnsi="Cambria Math"/>
+              </w:rPr>
+              <m:t>f</m:t>
+            </m:r>
+          </m:e>
+          <m:sub>
+            <m:r>
+              <w:rPr>
+                <w:rFonts w:ascii="Cambria Math" w:hAnsi="Cambria Math"/>
+              </w:rPr>
+              <m:t>0</m:t>
+            </m:r>
+          </m:sub>
+        </m:sSub>
+        <m:r>
+          <w:rPr>
+            <w:rFonts w:ascii="Cambria Math" w:hAnsi="Cambria Math"/>
+          </w:rPr>
+          <m:t>=</m:t>
+        </m:r>
+        <m:sSub>
+          <m:sSubPr>
+            <m:ctrlPr>
+              <w:rPr>
+                <w:rFonts w:ascii="Cambria Math" w:hAnsi="Cambria Math"/>
+              </w:rPr>
+            </m:ctrlPr>
+          </m:sSubPr>
+          <m:e>
+            <m:r>
+              <w:rPr>
+                <w:rFonts w:ascii="Cambria Math" w:hAnsi="Cambria Math"/>
+              </w:rPr>
+              <m:t>f</m:t>
+            </m:r>
+          </m:e>
+          <m:sub>
+            <m:r>
+              <w:rPr>
+                <w:rFonts w:ascii="Cambria Math" w:hAnsi="Cambria Math"/>
+              </w:rPr>
+              <m:t>k</m:t>
+            </m:r>
+          </m:sub>
+        </m:sSub>
+      </m:oMath>
+      <w:r>
+        <w:rPr>
+          <w:rFonts w:hint="eastAsia"/>
+        </w:rPr>
+        <w:t>。此时真实频率位于两个</w:t>
+      </w:r>
+      <w:r>
+        <w:rPr>
+          <w:rFonts w:hint="eastAsia"/>
+        </w:rPr>
+        <w:t>FFT</w:t>
+      </w:r>
+      <w:r>
+        <w:rPr>
+          <w:rFonts w:hint="eastAsia"/>
+        </w:rPr>
+        <w:t>频点之间，最大谱线所在频点只能给出近似频率，从而产生栅栏效应。同时，由于分析窗长度有限，非整周期截断还会造成频谱泄漏，使谱峰附近多个频点均出现较大幅值。对于本次任务中的谐波和间谐波检测，这两个问题都会影响频率定位精度，尤其可能导致弱间谐波被相邻强分量掩盖。</w:t>
+      </w:r>
+    </w:p>
+    <w:p>
+      <w:pPr>
+        <w:spacing w:line="400" w:lineRule="atLeast"/>
+        <w:rPr>
+          <w:rFonts w:hint="eastAsia"/>
+        </w:rPr>
+      </w:pPr>
+      <w:r>
+        <w:rPr>
+          <w:rFonts w:hint="eastAsia"/>
+        </w:rPr>
+        <w:t>为减小</w:t>
+      </w:r>
+      <w:r>
+        <w:rPr>
+          <w:rFonts w:hint="eastAsia"/>
+        </w:rPr>
+        <w:t>FFT</w:t>
+      </w:r>
+      <w:r>
+        <w:rPr>
+          <w:rFonts w:hint="eastAsia"/>
+        </w:rPr>
+        <w:t>频率栅格带来的误差，常用方法是在</w:t>
+      </w:r>
+      <w:r>
+        <w:rPr>
+          <w:rFonts w:hint="eastAsia"/>
+        </w:rPr>
+        <w:t>FFT</w:t>
+      </w:r>
+      <w:r>
+        <w:rPr>
+          <w:rFonts w:hint="eastAsia"/>
+        </w:rPr>
+        <w:t>结果的局部峰值附近进行插值。设某一频率分量的最大谱线位于第</w:t>
+      </w:r>
+      <m:oMath>
+        <m:r>
+          <w:rPr>
+            <w:rFonts w:ascii="Cambria Math" w:hAnsi="Cambria Math"/>
+          </w:rPr>
+          <m:t>k</m:t>
+        </m:r>
+      </m:oMath>
+      <w:r>
+        <w:rPr>
+          <w:rFonts w:hint="eastAsia"/>
+        </w:rPr>
+        <w:t>个频点，其左右相邻频点幅值分别为</w:t>
+      </w:r>
+      <m:oMath>
+        <m:r>
+          <w:rPr>
+            <w:rFonts w:ascii="Cambria Math" w:hAnsi="Cambria Math"/>
+          </w:rPr>
+          <m:t>A</m:t>
+        </m:r>
+        <m:d>
+          <m:dPr>
+            <m:begChr m:val="["/>
+            <m:endChr m:val="]"/>
+            <m:ctrlPr>
+              <w:rPr>
+                <w:rFonts w:ascii="Cambria Math" w:hAnsi="Cambria Math"/>
+              </w:rPr>
+            </m:ctrlPr>
+          </m:dPr>
+          <m:e>
+            <m:r>
+              <w:rPr>
+                <w:rFonts w:ascii="Cambria Math" w:hAnsi="Cambria Math"/>
+              </w:rPr>
+              <m:t>k-1</m:t>
+            </m:r>
+          </m:e>
+        </m:d>
+      </m:oMath>
+      <w:r>
+        <w:rPr>
+          <w:rFonts w:hint="eastAsia"/>
+        </w:rPr>
+        <w:t>、</w:t>
+      </w:r>
+      <m:oMath>
+        <m:r>
+          <w:rPr>
+            <w:rFonts w:ascii="Cambria Math" w:hAnsi="Cambria Math"/>
+          </w:rPr>
+          <m:t>A</m:t>
+        </m:r>
+        <m:d>
+          <m:dPr>
+            <m:begChr m:val="["/>
+            <m:endChr m:val="]"/>
+            <m:ctrlPr>
+              <w:rPr>
+                <w:rFonts w:ascii="Cambria Math" w:hAnsi="Cambria Math"/>
+              </w:rPr>
+            </m:ctrlPr>
+          </m:dPr>
+          <m:e>
+            <m:r>
+              <w:rPr>
+                <w:rFonts w:ascii="Cambria Math" w:hAnsi="Cambria Math"/>
+              </w:rPr>
+              <m:t>k</m:t>
+            </m:r>
+          </m:e>
+        </m:d>
+      </m:oMath>
+      <w:r>
+        <w:rPr>
+          <w:rFonts w:hint="eastAsia"/>
+        </w:rPr>
+        <w:t>和</w:t>
+      </w:r>
+      <m:oMath>
+        <m:r>
+          <w:rPr>
+            <w:rFonts w:ascii="Cambria Math" w:hAnsi="Cambria Math"/>
+          </w:rPr>
+          <m:t>A</m:t>
+        </m:r>
+        <m:d>
+          <m:dPr>
+            <m:begChr m:val="["/>
+            <m:endChr m:val="]"/>
+            <m:ctrlPr>
+              <w:rPr>
+                <w:rFonts w:ascii="Cambria Math" w:hAnsi="Cambria Math"/>
+              </w:rPr>
+            </m:ctrlPr>
+          </m:dPr>
+          <m:e>
+            <m:r>
+              <w:rPr>
+                <w:rFonts w:ascii="Cambria Math" w:hAnsi="Cambria Math"/>
+              </w:rPr>
+              <m:t>k+1</m:t>
+            </m:r>
+          </m:e>
+        </m:d>
+      </m:oMath>
+      <w:r>
+        <w:rPr>
+          <w:rFonts w:hint="eastAsia"/>
+        </w:rPr>
+        <w:t>。若只取</w:t>
+      </w:r>
+      <m:oMath>
+        <m:sSub>
+          <m:sSubPr>
+            <m:ctrlPr>
+              <w:rPr>
+                <w:rFonts w:ascii="Cambria Math" w:hAnsi="Cambria Math"/>
+              </w:rPr>
+            </m:ctrlPr>
+          </m:sSubPr>
+          <m:e>
+            <m:r>
+              <w:rPr>
+                <w:rFonts w:ascii="Cambria Math" w:hAnsi="Cambria Math"/>
+              </w:rPr>
+              <m:t>f</m:t>
+            </m:r>
+          </m:e>
+          <m:sub>
+            <m:r>
+              <w:rPr>
+                <w:rFonts w:ascii="Cambria Math" w:hAnsi="Cambria Math"/>
+              </w:rPr>
+              <m:t>k</m:t>
+            </m:r>
+          </m:sub>
+        </m:sSub>
+      </m:oMath>
+      <w:r>
+        <w:rPr>
+          <w:rFonts w:hint="eastAsia"/>
+        </w:rPr>
+        <w:t>作为频率估计，则误差最大可接近半个频率间隔。通过利用峰值点及其相邻点的幅值关系，可以估计真实峰值相对于第</w:t>
+      </w:r>
+      <m:oMath>
+        <m:r>
+          <w:rPr>
+            <w:rFonts w:ascii="Cambria Math" w:hAnsi="Cambria Math"/>
+          </w:rPr>
+          <m:t>k</m:t>
+        </m:r>
+      </m:oMath>
+      <w:r>
+        <w:rPr>
+          <w:rFonts w:hint="eastAsia"/>
+        </w:rPr>
+        <w:t>个频点的偏移量。</w:t>
+      </w:r>
+    </w:p>
+    <w:p>
+      <w:pPr>
+        <w:spacing w:line="400" w:lineRule="atLeast"/>
+        <w:rPr>
+          <w:rFonts w:hint="eastAsia"/>
+        </w:rPr>
+      </w:pPr>
+      <w:r>
+        <w:rPr>
+          <w:rFonts w:hint="eastAsia"/>
+        </w:rPr>
+        <w:t>本文采用对数幅值抛物线插值方法。令：</w:t>
+      </w:r>
+    </w:p>
+    <w:p>
+      <w:pPr>
+        <w:spacing w:line="400" w:lineRule="atLeast"/>
+      </w:pPr>
+      <m:oMathPara>
+        <m:oMath>
+          <m:sSub>
+            <m:sSubPr>
+              <m:ctrlPr>
+                <w:rPr>
+                  <w:rFonts w:ascii="Cambria Math" w:hAnsi="Cambria Math"/>
+                </w:rPr>
+              </m:ctrlPr>
+            </m:sSubPr>
+            <m:e>
+              <m:r>
+                <w:rPr>
+                  <w:rFonts w:ascii="Cambria Math" w:hAnsi="Cambria Math"/>
+                </w:rPr>
+                <m:t>y</m:t>
+              </m:r>
+            </m:e>
+            <m:sub>
+              <m:r>
+                <w:rPr>
+                  <w:rFonts w:ascii="Cambria Math" w:hAnsi="Cambria Math"/>
+                </w:rPr>
+                <m:t>-1</m:t>
+              </m:r>
+            </m:sub>
+          </m:sSub>
+          <m:r>
+            <w:rPr>
+              <w:rFonts w:ascii="Cambria Math" w:hAnsi="Cambria Math"/>
+            </w:rPr>
+            <m:t>=</m:t>
+          </m:r>
+          <m:func>
+            <m:funcPr>
+              <m:ctrlPr>
+                <w:rPr>
+                  <w:rFonts w:ascii="Cambria Math" w:hAnsi="Cambria Math"/>
+                </w:rPr>
+              </m:ctrlPr>
+            </m:funcPr>
+            <m:fName>
+              <m:r>
+                <m:rPr>
+                  <m:sty m:val="p"/>
+                </m:rPr>
+                <w:rPr>
+                  <w:rFonts w:ascii="Cambria Math" w:hAnsi="Cambria Math"/>
+                </w:rPr>
+                <m:t>ln</m:t>
+              </m:r>
+            </m:fName>
+            <m:e>
+              <m:r>
+                <w:rPr>
+                  <w:rFonts w:ascii="Cambria Math" w:hAnsi="Cambria Math"/>
+                </w:rPr>
+                <m:t>A</m:t>
+              </m:r>
+            </m:e>
+          </m:func>
+          <m:d>
+            <m:dPr>
+              <m:begChr m:val="["/>
+              <m:endChr m:val="]"/>
+              <m:ctrlPr>
+                <w:rPr>
+                  <w:rFonts w:ascii="Cambria Math" w:hAnsi="Cambria Math"/>
+                </w:rPr>
+              </m:ctrlPr>
+            </m:dPr>
+            <m:e>
+              <m:r>
+                <w:rPr>
+                  <w:rFonts w:ascii="Cambria Math" w:hAnsi="Cambria Math"/>
+                </w:rPr>
+                <m:t>k-1</m:t>
+              </m:r>
+            </m:e>
+          </m:d>
+        </m:oMath>
+      </m:oMathPara>
+    </w:p>
+    <w:p>
+      <w:pPr>
+        <w:spacing w:line="400" w:lineRule="atLeast"/>
+      </w:pPr>
+      <m:oMathPara>
+        <m:oMath>
+          <m:sSub>
+            <m:sSubPr>
+              <m:ctrlPr>
+                <w:rPr>
+                  <w:rFonts w:ascii="Cambria Math" w:hAnsi="Cambria Math"/>
+                </w:rPr>
+              </m:ctrlPr>
+            </m:sSubPr>
+            <m:e>
+              <m:r>
+                <w:rPr>
+                  <w:rFonts w:ascii="Cambria Math" w:hAnsi="Cambria Math"/>
+                </w:rPr>
+                <m:t>y</m:t>
+              </m:r>
+            </m:e>
+            <m:sub>
+              <m:r>
+                <w:rPr>
+                  <w:rFonts w:ascii="Cambria Math" w:hAnsi="Cambria Math"/>
+                </w:rPr>
+                <m:t>0</m:t>
+              </m:r>
+            </m:sub>
+          </m:sSub>
+          <m:r>
+            <w:rPr>
+              <w:rFonts w:ascii="Cambria Math" w:hAnsi="Cambria Math"/>
+            </w:rPr>
+            <m:t>=</m:t>
+          </m:r>
+          <m:func>
+            <m:funcPr>
+              <m:ctrlPr>
+                <w:rPr>
+                  <w:rFonts w:ascii="Cambria Math" w:hAnsi="Cambria Math"/>
+                </w:rPr>
+              </m:ctrlPr>
+            </m:funcPr>
+            <m:fName>
+              <m:r>
+                <m:rPr>
+                  <m:sty m:val="p"/>
+                </m:rPr>
+                <w:rPr>
+                  <w:rFonts w:ascii="Cambria Math" w:hAnsi="Cambria Math"/>
+                </w:rPr>
+                <m:t>ln</m:t>
+              </m:r>
+            </m:fName>
+            <m:e>
+              <m:r>
+                <w:rPr>
+                  <w:rFonts w:ascii="Cambria Math" w:hAnsi="Cambria Math"/>
+                </w:rPr>
+                <m:t>A</m:t>
+              </m:r>
+            </m:e>
+          </m:func>
+          <m:d>
+            <m:dPr>
+              <m:begChr m:val="["/>
+              <m:endChr m:val="]"/>
+              <m:ctrlPr>
+                <w:rPr>
+                  <w:rFonts w:ascii="Cambria Math" w:hAnsi="Cambria Math"/>
+                </w:rPr>
+              </m:ctrlPr>
+            </m:dPr>
+            <m:e>
+              <m:r>
+                <w:rPr>
+                  <w:rFonts w:ascii="Cambria Math" w:hAnsi="Cambria Math"/>
+                </w:rPr>
+                <m:t>k</m:t>
+              </m:r>
+            </m:e>
+          </m:d>
+        </m:oMath>
+      </m:oMathPara>
+    </w:p>
+    <w:p>
+      <w:pPr>
+        <w:spacing w:line="400" w:lineRule="atLeast"/>
+      </w:pPr>
+      <m:oMathPara>
+        <m:oMath>
+          <m:sSub>
+            <m:sSubPr>
+              <m:ctrlPr>
+                <w:rPr>
+                  <w:rFonts w:ascii="Cambria Math" w:hAnsi="Cambria Math"/>
+                </w:rPr>
+              </m:ctrlPr>
+            </m:sSubPr>
+            <m:e>
+              <m:r>
+                <w:rPr>
+                  <w:rFonts w:ascii="Cambria Math" w:hAnsi="Cambria Math"/>
+                </w:rPr>
+                <m:t>y</m:t>
+              </m:r>
+            </m:e>
+            <m:sub>
+              <m:r>
+                <w:rPr>
+                  <w:rFonts w:ascii="Cambria Math" w:hAnsi="Cambria Math"/>
+                </w:rPr>
+                <m:t>+1</m:t>
+              </m:r>
+            </m:sub>
+          </m:sSub>
+          <m:r>
+            <w:rPr>
+              <w:rFonts w:ascii="Cambria Math" w:hAnsi="Cambria Math"/>
+            </w:rPr>
+            <m:t>=</m:t>
+          </m:r>
+          <m:func>
+            <m:funcPr>
+              <m:ctrlPr>
+                <w:rPr>
+                  <w:rFonts w:ascii="Cambria Math" w:hAnsi="Cambria Math"/>
+                </w:rPr>
+              </m:ctrlPr>
+            </m:funcPr>
+            <m:fName>
+              <m:r>
+                <m:rPr>
+                  <m:sty m:val="p"/>
+                </m:rPr>
+                <w:rPr>
+                  <w:rFonts w:ascii="Cambria Math" w:hAnsi="Cambria Math"/>
+                </w:rPr>
+                <m:t>ln</m:t>
+              </m:r>
+            </m:fName>
+            <m:e>
+              <m:r>
+                <w:rPr>
+                  <w:rFonts w:ascii="Cambria Math" w:hAnsi="Cambria Math"/>
+                </w:rPr>
+                <m:t>A</m:t>
+              </m:r>
+            </m:e>
+          </m:func>
+          <m:d>
+            <m:dPr>
+              <m:begChr m:val="["/>
+              <m:endChr m:val="]"/>
+              <m:ctrlPr>
+                <w:rPr>
+                  <w:rFonts w:ascii="Cambria Math" w:hAnsi="Cambria Math"/>
+                </w:rPr>
+              </m:ctrlPr>
+            </m:dPr>
+            <m:e>
+              <m:r>
+                <w:rPr>
+                  <w:rFonts w:ascii="Cambria Math" w:hAnsi="Cambria Math"/>
+                </w:rPr>
+                <m:t>k+1</m:t>
+              </m:r>
+            </m:e>
+          </m:d>
+        </m:oMath>
+      </m:oMathPara>
+    </w:p>
+    <w:p>
+      <w:pPr>
+        <w:spacing w:line="400" w:lineRule="atLeast"/>
+        <w:rPr>
+          <w:rFonts w:hint="eastAsia"/>
+        </w:rPr>
+      </w:pPr>
+      <w:r>
+        <w:rPr>
+          <w:rFonts w:hint="eastAsia"/>
+        </w:rPr>
+        <w:t>则谱峰相对于第</w:t>
+      </w:r>
+      <m:oMath>
+        <m:r>
+          <w:rPr>
+            <w:rFonts w:ascii="Cambria Math" w:hAnsi="Cambria Math"/>
+          </w:rPr>
+          <m:t>k</m:t>
+        </m:r>
+      </m:oMath>
+      <w:r>
+        <w:rPr>
+          <w:rFonts w:hint="eastAsia"/>
+        </w:rPr>
+        <w:t>个频点的归一化偏移量可近似表示为：</w:t>
+      </w:r>
+    </w:p>
+    <w:p>
+      <w:pPr>
+        <w:spacing w:line="400" w:lineRule="atLeast"/>
+      </w:pPr>
+      <m:oMathPara>
+        <m:oMath>
+          <m:r>
+            <w:rPr>
+              <w:rFonts w:ascii="Cambria Math" w:hAnsi="Cambria Math"/>
+            </w:rPr>
+            <m:t>δ=</m:t>
+          </m:r>
+          <m:f>
+            <m:fPr>
+              <m:ctrlPr>
+                <w:rPr>
+                  <w:rFonts w:ascii="Cambria Math" w:hAnsi="Cambria Math"/>
+                </w:rPr>
+              </m:ctrlPr>
+            </m:fPr>
+            <m:num>
+              <m:r>
+                <w:rPr>
+                  <w:rFonts w:ascii="Cambria Math" w:hAnsi="Cambria Math"/>
+                </w:rPr>
+                <m:t>1</m:t>
+              </m:r>
+            </m:num>
+            <m:den>
+              <m:r>
+                <w:rPr>
+                  <w:rFonts w:ascii="Cambria Math" w:hAnsi="Cambria Math"/>
+                </w:rPr>
+                <m:t>2</m:t>
+              </m:r>
+            </m:den>
+          </m:f>
+          <m:r>
+            <w:rPr>
+              <w:rFonts w:ascii="Cambria Math" w:hAnsi="Cambria Math"/>
+            </w:rPr>
+            <m:t>⋅</m:t>
+          </m:r>
+          <m:f>
+            <m:fPr>
+              <m:ctrlPr>
+                <w:rPr>
+                  <w:rFonts w:ascii="Cambria Math" w:hAnsi="Cambria Math"/>
+                </w:rPr>
+              </m:ctrlPr>
+            </m:fPr>
+            <m:num>
+              <m:sSub>
+                <m:sSubPr>
+                  <m:ctrlPr>
+                    <w:rPr>
+                      <w:rFonts w:ascii="Cambria Math" w:hAnsi="Cambria Math"/>
+                    </w:rPr>
+                  </m:ctrlPr>
+                </m:sSubPr>
+                <m:e>
+                  <m:r>
+                    <w:rPr>
+                      <w:rFonts w:ascii="Cambria Math" w:hAnsi="Cambria Math"/>
+                    </w:rPr>
+                    <m:t>y</m:t>
+                  </m:r>
+                </m:e>
+                <m:sub>
+                  <m:r>
+                    <w:rPr>
+                      <w:rFonts w:ascii="Cambria Math" w:hAnsi="Cambria Math"/>
+                    </w:rPr>
+                    <m:t>-1</m:t>
+                  </m:r>
+                </m:sub>
+              </m:sSub>
+              <m:r>
+                <w:rPr>
+                  <w:rFonts w:ascii="Cambria Math" w:hAnsi="Cambria Math"/>
+                </w:rPr>
+                <m:t>-</m:t>
+              </m:r>
+              <m:sSub>
+                <m:sSubPr>
+                  <m:ctrlPr>
+                    <w:rPr>
+                      <w:rFonts w:ascii="Cambria Math" w:hAnsi="Cambria Math"/>
+                    </w:rPr>
+                  </m:ctrlPr>
+                </m:sSubPr>
+                <m:e>
+                  <m:r>
+                    <w:rPr>
+                      <w:rFonts w:ascii="Cambria Math" w:hAnsi="Cambria Math"/>
+                    </w:rPr>
+                    <m:t>y</m:t>
+                  </m:r>
+                </m:e>
+                <m:sub>
+                  <m:r>
+                    <w:rPr>
+                      <w:rFonts w:ascii="Cambria Math" w:hAnsi="Cambria Math"/>
+                    </w:rPr>
+                    <m:t>+1</m:t>
+                  </m:r>
+                </m:sub>
+              </m:sSub>
+            </m:num>
+            <m:den>
+              <m:sSub>
+                <m:sSubPr>
+                  <m:ctrlPr>
+                    <w:rPr>
+                      <w:rFonts w:ascii="Cambria Math" w:hAnsi="Cambria Math"/>
+                    </w:rPr>
+                  </m:ctrlPr>
+                </m:sSubPr>
+                <m:e>
+                  <m:r>
+                    <w:rPr>
+                      <w:rFonts w:ascii="Cambria Math" w:hAnsi="Cambria Math"/>
+                    </w:rPr>
+                    <m:t>y</m:t>
+                  </m:r>
+                </m:e>
+                <m:sub>
+                  <m:r>
+                    <w:rPr>
+                      <w:rFonts w:ascii="Cambria Math" w:hAnsi="Cambria Math"/>
+                    </w:rPr>
+                    <m:t>-1</m:t>
+                  </m:r>
+                </m:sub>
+              </m:sSub>
+              <m:r>
+                <w:rPr>
+                  <w:rFonts w:ascii="Cambria Math" w:hAnsi="Cambria Math"/>
+                </w:rPr>
+                <m:t>-2</m:t>
+              </m:r>
+              <m:sSub>
+                <m:sSubPr>
+                  <m:ctrlPr>
+                    <w:rPr>
+                      <w:rFonts w:ascii="Cambria Math" w:hAnsi="Cambria Math"/>
+                    </w:rPr>
+                  </m:ctrlPr>
+                </m:sSubPr>
+                <m:e>
+                  <m:r>
+                    <w:rPr>
+                      <w:rFonts w:ascii="Cambria Math" w:hAnsi="Cambria Math"/>
+                    </w:rPr>
+                    <m:t>y</m:t>
+                  </m:r>
+                </m:e>
+                <m:sub>
+                  <m:r>
+                    <w:rPr>
+                      <w:rFonts w:ascii="Cambria Math" w:hAnsi="Cambria Math"/>
+                    </w:rPr>
+                    <m:t>0</m:t>
+                  </m:r>
+                </m:sub>
+              </m:sSub>
+              <m:r>
+                <w:rPr>
+                  <w:rFonts w:ascii="Cambria Math" w:hAnsi="Cambria Math"/>
+                </w:rPr>
+                <m:t>+</m:t>
+              </m:r>
+              <m:sSub>
+                <m:sSubPr>
+                  <m:ctrlPr>
+                    <w:rPr>
+                      <w:rFonts w:ascii="Cambria Math" w:hAnsi="Cambria Math"/>
+                    </w:rPr>
+                  </m:ctrlPr>
+                </m:sSubPr>
+                <m:e>
+                  <m:r>
+                    <w:rPr>
+                      <w:rFonts w:ascii="Cambria Math" w:hAnsi="Cambria Math"/>
+                    </w:rPr>
+                    <m:t>y</m:t>
+                  </m:r>
+                </m:e>
+                <m:sub>
+                  <m:r>
+                    <w:rPr>
+                      <w:rFonts w:ascii="Cambria Math" w:hAnsi="Cambria Math"/>
+                    </w:rPr>
+                    <m:t>+1</m:t>
+                  </m:r>
+                </m:sub>
+              </m:sSub>
+            </m:den>
+          </m:f>
+        </m:oMath>
+      </m:oMathPara>
+    </w:p>
+    <w:p>
+      <w:pPr>
+        <w:spacing w:line="400" w:lineRule="atLeast"/>
+      </w:pPr>
+      <w:r>
+        <w:rPr>
+          <w:rFonts w:hint="eastAsia"/>
+        </w:rPr>
+        <w:t>修正后的频率估计值为</w:t>
+      </w:r>
+      <m:oMath>
+        <m:acc>
+          <m:accPr>
+            <m:chr m:val="ˆ"/>
+            <m:ctrlPr>
+              <w:rPr>
+                <w:rFonts w:ascii="Cambria Math" w:hAnsi="Cambria Math"/>
+              </w:rPr>
+            </m:ctrlPr>
+          </m:accPr>
+          <m:e>
+            <m:r>
+              <w:rPr>
+                <w:rFonts w:ascii="Cambria Math" w:hAnsi="Cambria Math"/>
+              </w:rPr>
+              <m:t>f</m:t>
+            </m:r>
+          </m:e>
+        </m:acc>
+        <m:r>
+          <w:rPr>
+            <w:rFonts w:ascii="Cambria Math" w:hAnsi="Cambria Math"/>
+          </w:rPr>
+          <m:t>=</m:t>
+        </m:r>
+        <m:sSub>
+          <m:sSubPr>
+            <m:ctrlPr>
+              <w:rPr>
+                <w:rFonts w:ascii="Cambria Math" w:hAnsi="Cambria Math"/>
+              </w:rPr>
+            </m:ctrlPr>
+          </m:sSubPr>
+          <m:e>
+            <m:r>
+              <w:rPr>
+                <w:rFonts w:ascii="Cambria Math" w:hAnsi="Cambria Math"/>
+              </w:rPr>
+              <m:t>f</m:t>
+            </m:r>
+          </m:e>
+          <m:sub>
+            <m:r>
+              <w:rPr>
+                <w:rFonts w:ascii="Cambria Math" w:hAnsi="Cambria Math"/>
+              </w:rPr>
+              <m:t>k</m:t>
+            </m:r>
+          </m:sub>
+        </m:sSub>
+        <m:r>
+          <w:rPr>
+            <w:rFonts w:ascii="Cambria Math" w:hAnsi="Cambria Math"/>
+          </w:rPr>
+          <m:t>+δΔf</m:t>
+        </m:r>
+      </m:oMath>
+      <w:r>
+        <w:rPr>
+          <w:rFonts w:hint="eastAsia"/>
+        </w:rPr>
+        <w:t>。</w:t>
+      </w:r>
+    </w:p>
+    <w:p>
+      <w:pPr>
+        <w:spacing w:line="400" w:lineRule="atLeast"/>
+        <w:rPr>
+          <w:rFonts w:hint="eastAsia"/>
+        </w:rPr>
+      </w:pPr>
+      <w:r>
+        <w:rPr>
+          <w:rFonts w:hint="eastAsia"/>
+        </w:rPr>
+        <w:t>其中，</w:t>
+      </w:r>
+      <m:oMath>
+        <m:r>
+          <w:rPr>
+            <w:rFonts w:ascii="Cambria Math" w:hAnsi="Cambria Math"/>
+          </w:rPr>
+          <m:t>Δf</m:t>
+        </m:r>
+      </m:oMath>
+      <w:r>
+        <w:rPr>
+          <w:rFonts w:hint="eastAsia"/>
+        </w:rPr>
+        <w:t>为</w:t>
+      </w:r>
+      <w:r>
+        <w:rPr>
+          <w:rFonts w:hint="eastAsia"/>
+        </w:rPr>
+        <w:t>FFT</w:t>
+      </w:r>
+      <w:r>
+        <w:rPr>
+          <w:rFonts w:hint="eastAsia"/>
+        </w:rPr>
+        <w:t>频率间隔。若</w:t>
+      </w:r>
+      <m:oMath>
+        <m:r>
+          <w:rPr>
+            <w:rFonts w:ascii="Cambria Math" w:hAnsi="Cambria Math"/>
+          </w:rPr>
+          <m:t>δ&gt;0</m:t>
+        </m:r>
+      </m:oMath>
+      <w:r>
+        <w:rPr>
+          <w:rFonts w:hint="eastAsia"/>
+        </w:rPr>
+        <w:t>，说明真实峰值位于第</w:t>
+      </w:r>
+      <m:oMath>
+        <m:r>
+          <w:rPr>
+            <w:rFonts w:ascii="Cambria Math" w:hAnsi="Cambria Math"/>
+          </w:rPr>
+          <m:t>k</m:t>
+        </m:r>
+      </m:oMath>
+      <w:r>
+        <w:rPr>
+          <w:rFonts w:hint="eastAsia"/>
+        </w:rPr>
+        <w:t>个频点右侧；若</w:t>
+      </w:r>
+      <m:oMath>
+        <m:r>
+          <w:rPr>
+            <w:rFonts w:ascii="Cambria Math" w:hAnsi="Cambria Math"/>
+          </w:rPr>
+          <m:t>δ&lt;0</m:t>
+        </m:r>
+      </m:oMath>
+      <w:r>
+        <w:rPr>
+          <w:rFonts w:hint="eastAsia"/>
+        </w:rPr>
+        <w:t>，说明真实峰值位于第</w:t>
+      </w:r>
+      <m:oMath>
+        <m:r>
+          <w:rPr>
+            <w:rFonts w:ascii="Cambria Math" w:hAnsi="Cambria Math"/>
+          </w:rPr>
+          <m:t>k</m:t>
+        </m:r>
+      </m:oMath>
+      <w:r>
+        <w:rPr>
+          <w:rFonts w:hint="eastAsia"/>
+        </w:rPr>
+        <w:t>个频点左侧。与直接取最大谱线频率相比，插值算法能够在不增加原始采样长度的情况下提高频率估计精度。</w:t>
+      </w:r>
+    </w:p>
+    <w:p>
+      <w:pPr>
+        <w:spacing w:line="400" w:lineRule="atLeast"/>
+        <w:rPr>
+          <w:rFonts w:hint="eastAsia"/>
+        </w:rPr>
+      </w:pPr>
+      <w:r>
+        <w:rPr>
+          <w:rFonts w:hint="eastAsia"/>
+        </w:rPr>
+        <w:t>除了谱峰插值，补零</w:t>
+      </w:r>
+      <w:r>
+        <w:rPr>
+          <w:rFonts w:hint="eastAsia"/>
+        </w:rPr>
+        <w:t>FFT</w:t>
+      </w:r>
+      <w:r>
+        <w:rPr>
+          <w:rFonts w:hint="eastAsia"/>
+        </w:rPr>
+        <w:t>也是提高频率定位可读性的重要手段。补零并不会增加信号本身包含的信息，也不会真正提高理论分辨率，但它可以使频率轴采样更加密集，使局部谱峰位置更容易被捕捉。设补零后的</w:t>
+      </w:r>
+      <w:r>
+        <w:rPr>
+          <w:rFonts w:hint="eastAsia"/>
+        </w:rPr>
+        <w:t>FFT</w:t>
+      </w:r>
+      <w:r>
+        <w:rPr>
+          <w:rFonts w:hint="eastAsia"/>
+        </w:rPr>
+        <w:t>点数为</w:t>
+      </w:r>
+      <m:oMath>
+        <m:sSub>
+          <m:sSubPr>
+            <m:ctrlPr>
+              <w:rPr>
+                <w:rFonts w:ascii="Cambria Math" w:hAnsi="Cambria Math"/>
+              </w:rPr>
+            </m:ctrlPr>
+          </m:sSubPr>
+          <m:e>
+            <m:r>
+              <w:rPr>
+                <w:rFonts w:ascii="Cambria Math" w:hAnsi="Cambria Math"/>
+              </w:rPr>
+              <m:t>N</m:t>
+            </m:r>
+          </m:e>
+          <m:sub>
+            <m:r>
+              <m:rPr>
+                <m:sty m:val="p"/>
+              </m:rPr>
+              <w:rPr>
+                <w:rFonts w:ascii="Cambria Math" w:hAnsi="Cambria Math"/>
+              </w:rPr>
+              <m:t>FFT</m:t>
+            </m:r>
+          </m:sub>
+        </m:sSub>
+      </m:oMath>
+      <w:r>
+        <w:rPr>
+          <w:rFonts w:hint="eastAsia"/>
+        </w:rPr>
+        <w:t>，则频率</w:t>
+      </w:r>
+      <w:r>
+        <w:rPr>
+          <w:rFonts w:hint="eastAsia"/>
+        </w:rPr>
+        <w:lastRenderedPageBreak/>
+        <w:t>间隔变为：</w:t>
+      </w:r>
+    </w:p>
+    <w:p>
+      <w:pPr>
+        <w:spacing w:line="400" w:lineRule="atLeast"/>
+      </w:pPr>
+      <m:oMathPara>
+        <m:oMath>
+          <m:r>
+            <w:rPr>
+              <w:rFonts w:ascii="Cambria Math" w:hAnsi="Cambria Math"/>
+            </w:rPr>
+            <m:t>Δf=</m:t>
+          </m:r>
+          <m:f>
+            <m:fPr>
+              <m:ctrlPr>
+                <w:rPr>
+                  <w:rFonts w:ascii="Cambria Math" w:hAnsi="Cambria Math"/>
+                </w:rPr>
+              </m:ctrlPr>
+            </m:fPr>
+            <m:num>
+              <m:sSub>
+                <m:sSubPr>
+                  <m:ctrlPr>
+                    <w:rPr>
+                      <w:rFonts w:ascii="Cambria Math" w:hAnsi="Cambria Math"/>
+                    </w:rPr>
+                  </m:ctrlPr>
+                </m:sSubPr>
+                <m:e>
+                  <m:r>
+                    <w:rPr>
+                      <w:rFonts w:ascii="Cambria Math" w:hAnsi="Cambria Math"/>
+                    </w:rPr>
+                    <m:t>f</m:t>
+                  </m:r>
+                </m:e>
+                <m:sub>
+                  <m:r>
+                    <w:rPr>
+                      <w:rFonts w:ascii="Cambria Math" w:hAnsi="Cambria Math"/>
+                    </w:rPr>
+                    <m:t>s</m:t>
+                  </m:r>
+                </m:sub>
+              </m:sSub>
+            </m:num>
+            <m:den>
+              <m:sSub>
+                <m:sSubPr>
+                  <m:ctrlPr>
+                    <w:rPr>
+                      <w:rFonts w:ascii="Cambria Math" w:hAnsi="Cambria Math"/>
+                    </w:rPr>
+                  </m:ctrlPr>
+                </m:sSubPr>
+                <m:e>
+                  <m:r>
+                    <w:rPr>
+                      <w:rFonts w:ascii="Cambria Math" w:hAnsi="Cambria Math"/>
+                    </w:rPr>
+                    <m:t>N</m:t>
+                  </m:r>
+                </m:e>
+                <m:sub>
+                  <m:r>
+                    <m:rPr>
+                      <m:sty m:val="p"/>
+                    </m:rPr>
+                    <w:rPr>
+                      <w:rFonts w:ascii="Cambria Math" w:hAnsi="Cambria Math"/>
+                    </w:rPr>
+                    <m:t>FFT</m:t>
+                  </m:r>
+                </m:sub>
+              </m:sSub>
+            </m:den>
+          </m:f>
+        </m:oMath>
+      </m:oMathPara>
+    </w:p>
+    <w:p>
+      <w:pPr>
+        <w:spacing w:line="400" w:lineRule="atLeast"/>
+        <w:rPr>
+          <w:rFonts w:hint="eastAsia"/>
+        </w:rPr>
+      </w:pPr>
+      <w:r>
+        <w:rPr>
+          <w:rFonts w:hint="eastAsia"/>
+        </w:rPr>
+        <w:t>当</w:t>
+      </w:r>
+      <m:oMath>
+        <m:sSub>
+          <m:sSubPr>
+            <m:ctrlPr>
+              <w:rPr>
+                <w:rFonts w:ascii="Cambria Math" w:hAnsi="Cambria Math"/>
+              </w:rPr>
+            </m:ctrlPr>
+          </m:sSubPr>
+          <m:e>
+            <m:r>
+              <w:rPr>
+                <w:rFonts w:ascii="Cambria Math" w:hAnsi="Cambria Math"/>
+              </w:rPr>
+              <m:t>N</m:t>
+            </m:r>
+          </m:e>
+          <m:sub>
+            <m:r>
+              <m:rPr>
+                <m:sty m:val="p"/>
+              </m:rPr>
+              <w:rPr>
+                <w:rFonts w:ascii="Cambria Math" w:hAnsi="Cambria Math"/>
+              </w:rPr>
+              <m:t>FFT</m:t>
+            </m:r>
+          </m:sub>
+        </m:sSub>
+        <m:r>
+          <w:rPr>
+            <w:rFonts w:ascii="Cambria Math" w:hAnsi="Cambria Math"/>
+          </w:rPr>
+          <m:t>&gt;N</m:t>
+        </m:r>
+      </m:oMath>
+      <w:r>
+        <w:rPr>
+          <w:rFonts w:hint="eastAsia"/>
+        </w:rPr>
+        <w:t>时，频谱曲线在频率轴上更加平滑，有利于后续局部峰值搜索和插值修正。</w:t>
+      </w:r>
+    </w:p>
+    <w:p>
+      <w:pPr>
+        <w:spacing w:line="400" w:lineRule="atLeast"/>
+        <w:rPr>
+          <w:rFonts w:hint="eastAsia"/>
+        </w:rPr>
+      </w:pPr>
+      <w:r>
+        <w:rPr>
+          <w:rFonts w:hint="eastAsia"/>
+        </w:rPr>
+        <w:t>在实际使用</w:t>
+      </w:r>
+      <w:r>
+        <w:rPr>
+          <w:rFonts w:hint="eastAsia"/>
+        </w:rPr>
+        <w:t>FFT</w:t>
+      </w:r>
+      <w:r>
+        <w:rPr>
+          <w:rFonts w:hint="eastAsia"/>
+        </w:rPr>
+        <w:t>插值算法时，还需要考虑窗函数的影响。矩形窗主瓣较窄，但旁瓣较高，强频率分量容易对邻近弱分量造成泄漏干扰；</w:t>
+      </w:r>
+      <w:r>
+        <w:rPr>
+          <w:rFonts w:hint="eastAsia"/>
+        </w:rPr>
+        <w:t>Blackman-Harris</w:t>
+      </w:r>
+      <w:r>
+        <w:rPr>
+          <w:rFonts w:hint="eastAsia"/>
+        </w:rPr>
+        <w:t>窗旁瓣较低，适合用于检测幅值差异较大且相互靠近的频率分量。因此，本文在谐波和间谐波候选检测中采用</w:t>
+      </w:r>
+      <w:r>
+        <w:rPr>
+          <w:rFonts w:hint="eastAsia"/>
+        </w:rPr>
+        <w:t>Blackman-Harris</w:t>
+      </w:r>
+      <w:r>
+        <w:rPr>
+          <w:rFonts w:hint="eastAsia"/>
+        </w:rPr>
+        <w:t>窗，并配合高倍补零</w:t>
+      </w:r>
+      <w:r>
+        <w:rPr>
+          <w:rFonts w:hint="eastAsia"/>
+        </w:rPr>
+        <w:t>FFT</w:t>
+      </w:r>
+      <w:r>
+        <w:rPr>
+          <w:rFonts w:hint="eastAsia"/>
+        </w:rPr>
+        <w:t>和对数抛物线插值，以提高弱分量的频率定位能力。</w:t>
+      </w:r>
+    </w:p>
+    <w:p>
+      <w:pPr>
+        <w:spacing w:line="400" w:lineRule="atLeast"/>
+      </w:pPr>
+      <w:r>
+        <w:rPr>
+          <w:rFonts w:hint="eastAsia"/>
+        </w:rPr>
+        <w:t>FFT</w:t>
+      </w:r>
+      <w:r>
+        <w:rPr>
+          <w:rFonts w:hint="eastAsia"/>
+        </w:rPr>
+        <w:t>插值算法的优点是计算效率高、实现简单，并且能够较好地改善</w:t>
+      </w:r>
+      <w:r>
+        <w:rPr>
+          <w:rFonts w:hint="eastAsia"/>
+        </w:rPr>
+        <w:t>FFT</w:t>
+      </w:r>
+      <w:r>
+        <w:rPr>
+          <w:rFonts w:hint="eastAsia"/>
+        </w:rPr>
+        <w:t>栅栏效应；其缺点是最终结果仍会受到窗函数、噪声和相邻频率分量泄漏的影响。尤其当多个频率分量距离较近时，单纯依赖频谱峰值幅值容易出现误判。因此，在本文最终算法中，</w:t>
+      </w:r>
+      <w:r>
+        <w:rPr>
+          <w:rFonts w:hint="eastAsia"/>
+        </w:rPr>
+        <w:t>FFT</w:t>
+      </w:r>
+      <w:r>
+        <w:rPr>
+          <w:rFonts w:hint="eastAsia"/>
+        </w:rPr>
+        <w:t>插值主要用于提供候选频率，而不直接作为最终幅值输出。候选频率确定后，进一步通过最小二乘正弦拟合法统一估计各频率分量的幅值和相位，从而提高结果的稳定性和准确性</w:t>
+      </w:r>
+      <w:r>
+        <w:rPr>
+          <w:rFonts w:hint="eastAsia"/>
+        </w:rPr>
+        <w:t>。</w:t>
+      </w:r>
     </w:p>
     <w:p>
       <w:pPr>
@@ -3159,7 +4864,6 @@
         <w:rPr>
           <w:rFonts w:hint="eastAsia"/>
         </w:rPr>
-        <w:lastRenderedPageBreak/>
         <w:t xml:space="preserve"> </w:t>
       </w:r>
       <w:r>

--- a/16-大二次大作业报告.docx
+++ b/16-大二次大作业报告.docx
@@ -483,7 +483,7 @@
           <w:rFonts w:hint="eastAsia"/>
           <w:noProof/>
         </w:rPr>
-        <w:t>2026年6月20日</w:t>
+        <w:t>2026年6月21日</w:t>
       </w:r>
       <w:r>
         <w:rPr>
@@ -497,7 +497,7 @@
         <w:pStyle w:val="a6"/>
         <w:spacing w:line="400" w:lineRule="atLeast"/>
       </w:pPr>
-      <w:bookmarkStart w:id="0" w:name="_Toc232868341"/>
+      <w:bookmarkStart w:id="0" w:name="_Toc232938155"/>
       <w:r>
         <w:rPr>
           <w:rFonts w:hint="eastAsia"/>
@@ -559,7 +559,7 @@
         </w:rPr>
         <w:fldChar w:fldCharType="separate"/>
       </w:r>
-      <w:hyperlink w:anchor="_Toc232868341" w:history="1">
+      <w:hyperlink w:anchor="_Toc232938155" w:history="1">
         <w:r>
           <w:rPr>
             <w:rStyle w:val="a5"/>
@@ -610,7 +610,7 @@
             <w:noProof/>
             <w:webHidden/>
           </w:rPr>
-          <w:instrText>PAGEREF _Toc232868341 \h</w:instrText>
+          <w:instrText>PAGEREF _Toc232938155 \h</w:instrText>
         </w:r>
         <w:r>
           <w:rPr>
@@ -665,7 +665,7 @@
           <w14:ligatures w14:val="standardContextual"/>
         </w:rPr>
       </w:pPr>
-      <w:hyperlink w:anchor="_Toc232868342" w:history="1">
+      <w:hyperlink w:anchor="_Toc232938156" w:history="1">
         <w:r>
           <w:rPr>
             <w:rStyle w:val="a5"/>
@@ -709,7 +709,7 @@
             <w:noProof/>
             <w:webHidden/>
           </w:rPr>
-          <w:instrText>PAGEREF _Toc232868342 \h</w:instrText>
+          <w:instrText>PAGEREF _Toc232938156 \h</w:instrText>
         </w:r>
         <w:r>
           <w:rPr>
@@ -763,7 +763,7 @@
           <w14:ligatures w14:val="standardContextual"/>
         </w:rPr>
       </w:pPr>
-      <w:hyperlink w:anchor="_Toc232868343" w:history="1">
+      <w:hyperlink w:anchor="_Toc232938157" w:history="1">
         <w:r>
           <w:rPr>
             <w:rStyle w:val="a5"/>
@@ -807,7 +807,7 @@
             <w:noProof/>
             <w:webHidden/>
           </w:rPr>
-          <w:instrText>PAGEREF _Toc232868343 \h</w:instrText>
+          <w:instrText>PAGEREF _Toc232938157 \h</w:instrText>
         </w:r>
         <w:r>
           <w:rPr>
@@ -861,7 +861,7 @@
           <w14:ligatures w14:val="standardContextual"/>
         </w:rPr>
       </w:pPr>
-      <w:hyperlink w:anchor="_Toc232868344" w:history="1">
+      <w:hyperlink w:anchor="_Toc232938158" w:history="1">
         <w:r>
           <w:rPr>
             <w:rStyle w:val="a5"/>
@@ -905,7 +905,7 @@
             <w:noProof/>
             <w:webHidden/>
           </w:rPr>
-          <w:instrText>PAGEREF _Toc232868344 \h</w:instrText>
+          <w:instrText>PAGEREF _Toc232938158 \h</w:instrText>
         </w:r>
         <w:r>
           <w:rPr>
@@ -960,7 +960,7 @@
           <w14:ligatures w14:val="standardContextual"/>
         </w:rPr>
       </w:pPr>
-      <w:hyperlink w:anchor="_Toc232868345" w:history="1">
+      <w:hyperlink w:anchor="_Toc232938159" w:history="1">
         <w:r>
           <w:rPr>
             <w:rStyle w:val="a5"/>
@@ -1004,7 +1004,7 @@
             <w:noProof/>
             <w:webHidden/>
           </w:rPr>
-          <w:instrText>PAGEREF _Toc232868345 \h</w:instrText>
+          <w:instrText>PAGEREF _Toc232938159 \h</w:instrText>
         </w:r>
         <w:r>
           <w:rPr>
@@ -1058,7 +1058,7 @@
           <w14:ligatures w14:val="standardContextual"/>
         </w:rPr>
       </w:pPr>
-      <w:hyperlink w:anchor="_Toc232868346" w:history="1">
+      <w:hyperlink w:anchor="_Toc232938160" w:history="1">
         <w:r>
           <w:rPr>
             <w:rStyle w:val="a5"/>
@@ -1102,7 +1102,7 @@
             <w:noProof/>
             <w:webHidden/>
           </w:rPr>
-          <w:instrText>PAGEREF _Toc232868346 \h</w:instrText>
+          <w:instrText>PAGEREF _Toc232938160 \h</w:instrText>
         </w:r>
         <w:r>
           <w:rPr>
@@ -1133,6 +1133,202 @@
             <w:webHidden/>
           </w:rPr>
           <w:t>4</w:t>
+        </w:r>
+        <w:r>
+          <w:rPr>
+            <w:rFonts w:hint="eastAsia"/>
+            <w:noProof/>
+            <w:webHidden/>
+          </w:rPr>
+          <w:fldChar w:fldCharType="end"/>
+        </w:r>
+      </w:hyperlink>
+    </w:p>
+    <w:p>
+      <w:pPr>
+        <w:pStyle w:val="TOC2"/>
+        <w:rPr>
+          <w:rFonts w:asciiTheme="minorHAnsi" w:eastAsiaTheme="minorEastAsia" w:hAnsiTheme="minorHAnsi" w:hint="eastAsia"/>
+          <w:smallCaps w:val="0"/>
+          <w:noProof/>
+          <w:sz w:val="22"/>
+          <w:szCs w:val="24"/>
+          <w14:ligatures w14:val="standardContextual"/>
+        </w:rPr>
+      </w:pPr>
+      <w:hyperlink w:anchor="_Toc232938161" w:history="1">
+        <w:r>
+          <w:rPr>
+            <w:rStyle w:val="a5"/>
+            <w:noProof/>
+          </w:rPr>
+          <w:t xml:space="preserve">2.2 </w:t>
+        </w:r>
+        <w:r>
+          <w:rPr>
+            <w:rStyle w:val="a5"/>
+            <w:noProof/>
+          </w:rPr>
+          <w:t>快速傅里叶变换</w:t>
+        </w:r>
+        <w:r>
+          <w:rPr>
+            <w:rFonts w:hint="eastAsia"/>
+            <w:noProof/>
+            <w:webHidden/>
+          </w:rPr>
+          <w:tab/>
+        </w:r>
+        <w:r>
+          <w:rPr>
+            <w:rFonts w:hint="eastAsia"/>
+            <w:noProof/>
+            <w:webHidden/>
+          </w:rPr>
+          <w:fldChar w:fldCharType="begin"/>
+        </w:r>
+        <w:r>
+          <w:rPr>
+            <w:rFonts w:hint="eastAsia"/>
+            <w:noProof/>
+            <w:webHidden/>
+          </w:rPr>
+          <w:instrText xml:space="preserve"> </w:instrText>
+        </w:r>
+        <w:r>
+          <w:rPr>
+            <w:noProof/>
+            <w:webHidden/>
+          </w:rPr>
+          <w:instrText>PAGEREF _Toc232938161 \h</w:instrText>
+        </w:r>
+        <w:r>
+          <w:rPr>
+            <w:rFonts w:hint="eastAsia"/>
+            <w:noProof/>
+            <w:webHidden/>
+          </w:rPr>
+          <w:instrText xml:space="preserve"> </w:instrText>
+        </w:r>
+        <w:r>
+          <w:rPr>
+            <w:rFonts w:hint="eastAsia"/>
+            <w:noProof/>
+            <w:webHidden/>
+          </w:rPr>
+        </w:r>
+        <w:r>
+          <w:rPr>
+            <w:rFonts w:hint="eastAsia"/>
+            <w:noProof/>
+            <w:webHidden/>
+          </w:rPr>
+          <w:fldChar w:fldCharType="separate"/>
+        </w:r>
+        <w:r>
+          <w:rPr>
+            <w:noProof/>
+            <w:webHidden/>
+          </w:rPr>
+          <w:t>5</w:t>
+        </w:r>
+        <w:r>
+          <w:rPr>
+            <w:rFonts w:hint="eastAsia"/>
+            <w:noProof/>
+            <w:webHidden/>
+          </w:rPr>
+          <w:fldChar w:fldCharType="end"/>
+        </w:r>
+      </w:hyperlink>
+    </w:p>
+    <w:p>
+      <w:pPr>
+        <w:pStyle w:val="TOC2"/>
+        <w:rPr>
+          <w:rFonts w:asciiTheme="minorHAnsi" w:eastAsiaTheme="minorEastAsia" w:hAnsiTheme="minorHAnsi" w:hint="eastAsia"/>
+          <w:smallCaps w:val="0"/>
+          <w:noProof/>
+          <w:sz w:val="22"/>
+          <w:szCs w:val="24"/>
+          <w14:ligatures w14:val="standardContextual"/>
+        </w:rPr>
+      </w:pPr>
+      <w:hyperlink w:anchor="_Toc232938162" w:history="1">
+        <w:r>
+          <w:rPr>
+            <w:rStyle w:val="a5"/>
+            <w:noProof/>
+          </w:rPr>
+          <w:t xml:space="preserve">2.3 </w:t>
+        </w:r>
+        <w:r>
+          <w:rPr>
+            <w:rStyle w:val="a5"/>
+            <w:noProof/>
+          </w:rPr>
+          <w:t>最小二乘正弦拟合法</w:t>
+        </w:r>
+        <w:r>
+          <w:rPr>
+            <w:rFonts w:hint="eastAsia"/>
+            <w:noProof/>
+            <w:webHidden/>
+          </w:rPr>
+          <w:tab/>
+        </w:r>
+        <w:r>
+          <w:rPr>
+            <w:rFonts w:hint="eastAsia"/>
+            <w:noProof/>
+            <w:webHidden/>
+          </w:rPr>
+          <w:fldChar w:fldCharType="begin"/>
+        </w:r>
+        <w:r>
+          <w:rPr>
+            <w:rFonts w:hint="eastAsia"/>
+            <w:noProof/>
+            <w:webHidden/>
+          </w:rPr>
+          <w:instrText xml:space="preserve"> </w:instrText>
+        </w:r>
+        <w:r>
+          <w:rPr>
+            <w:noProof/>
+            <w:webHidden/>
+          </w:rPr>
+          <w:instrText>PAGEREF _Toc232938162 \h</w:instrText>
+        </w:r>
+        <w:r>
+          <w:rPr>
+            <w:rFonts w:hint="eastAsia"/>
+            <w:noProof/>
+            <w:webHidden/>
+          </w:rPr>
+          <w:instrText xml:space="preserve"> </w:instrText>
+        </w:r>
+        <w:r>
+          <w:rPr>
+            <w:rFonts w:hint="eastAsia"/>
+            <w:noProof/>
+            <w:webHidden/>
+          </w:rPr>
+        </w:r>
+        <w:r>
+          <w:rPr>
+            <w:rFonts w:hint="eastAsia"/>
+            <w:noProof/>
+            <w:webHidden/>
+          </w:rPr>
+          <w:fldChar w:fldCharType="separate"/>
+        </w:r>
+        <w:r>
+          <w:rPr>
+            <w:noProof/>
+            <w:webHidden/>
+          </w:rPr>
+          <w:t>6</w:t>
         </w:r>
         <w:r>
           <w:rPr>
@@ -1157,7 +1353,7 @@
           <w14:ligatures w14:val="standardContextual"/>
         </w:rPr>
       </w:pPr>
-      <w:hyperlink w:anchor="_Toc232868347" w:history="1">
+      <w:hyperlink w:anchor="_Toc232938163" w:history="1">
         <w:r>
           <w:rPr>
             <w:rStyle w:val="a5"/>
@@ -1201,7 +1397,7 @@
             <w:noProof/>
             <w:webHidden/>
           </w:rPr>
-          <w:instrText>PAGEREF _Toc232868347 \h</w:instrText>
+          <w:instrText>PAGEREF _Toc232938163 \h</w:instrText>
         </w:r>
         <w:r>
           <w:rPr>
@@ -1231,7 +1427,7 @@
             <w:noProof/>
             <w:webHidden/>
           </w:rPr>
-          <w:t>5</w:t>
+          <w:t>7</w:t>
         </w:r>
         <w:r>
           <w:rPr>
@@ -1256,7 +1452,7 @@
           <w14:ligatures w14:val="standardContextual"/>
         </w:rPr>
       </w:pPr>
-      <w:hyperlink w:anchor="_Toc232868348" w:history="1">
+      <w:hyperlink w:anchor="_Toc232938164" w:history="1">
         <w:r>
           <w:rPr>
             <w:rStyle w:val="a5"/>
@@ -1293,7 +1489,7 @@
             <w:noProof/>
             <w:webHidden/>
           </w:rPr>
-          <w:instrText>PAGEREF _Toc232868348 \h</w:instrText>
+          <w:instrText>PAGEREF _Toc232938164 \h</w:instrText>
         </w:r>
         <w:r>
           <w:rPr>
@@ -1323,7 +1519,7 @@
             <w:noProof/>
             <w:webHidden/>
           </w:rPr>
-          <w:t>6</w:t>
+          <w:t>8</w:t>
         </w:r>
         <w:r>
           <w:rPr>
@@ -1348,7 +1544,7 @@
           <w14:ligatures w14:val="standardContextual"/>
         </w:rPr>
       </w:pPr>
-      <w:hyperlink w:anchor="_Toc232868349" w:history="1">
+      <w:hyperlink w:anchor="_Toc232938165" w:history="1">
         <w:r>
           <w:rPr>
             <w:rStyle w:val="a5"/>
@@ -1399,7 +1595,7 @@
             <w:noProof/>
             <w:webHidden/>
           </w:rPr>
-          <w:instrText>PAGEREF _Toc232868349 \h</w:instrText>
+          <w:instrText>PAGEREF _Toc232938165 \h</w:instrText>
         </w:r>
         <w:r>
           <w:rPr>
@@ -1429,7 +1625,7 @@
             <w:noProof/>
             <w:webHidden/>
           </w:rPr>
-          <w:t>7</w:t>
+          <w:t>9</w:t>
         </w:r>
         <w:r>
           <w:rPr>
@@ -1491,7 +1687,7 @@
       <w:r>
         <w:t xml:space="preserve"> </w:t>
       </w:r>
-      <w:bookmarkStart w:id="1" w:name="_Toc232868342"/>
+      <w:bookmarkStart w:id="1" w:name="_Toc232938156"/>
       <w:r>
         <w:rPr>
           <w:rFonts w:hint="eastAsia"/>
@@ -1505,7 +1701,7 @@
         <w:pStyle w:val="2"/>
         <w:spacing w:line="400" w:lineRule="atLeast"/>
       </w:pPr>
-      <w:bookmarkStart w:id="2" w:name="_Toc232868343"/>
+      <w:bookmarkStart w:id="2" w:name="_Toc232938157"/>
       <w:r>
         <w:rPr>
           <w:rFonts w:hint="eastAsia"/>
@@ -1623,7 +1819,7 @@
         <w:pStyle w:val="2"/>
         <w:spacing w:line="400" w:lineRule="atLeast"/>
       </w:pPr>
-      <w:bookmarkStart w:id="3" w:name="_Toc232868344"/>
+      <w:bookmarkStart w:id="3" w:name="_Toc232938158"/>
       <w:r>
         <w:rPr>
           <w:rFonts w:hint="eastAsia"/>
@@ -1965,7 +2161,7 @@
       <w:r>
         <w:t xml:space="preserve"> </w:t>
       </w:r>
-      <w:bookmarkStart w:id="4" w:name="_Toc232868345"/>
+      <w:bookmarkStart w:id="4" w:name="_Toc232938159"/>
       <w:r>
         <w:rPr>
           <w:rFonts w:hint="eastAsia"/>
@@ -1979,17 +2175,11 @@
         <w:pStyle w:val="2"/>
         <w:spacing w:line="400" w:lineRule="atLeast"/>
       </w:pPr>
-      <w:bookmarkStart w:id="5" w:name="_Toc232868346"/>
+      <w:bookmarkStart w:id="5" w:name="_Toc232938160"/>
       <w:r>
         <w:t>离散傅里叶变换</w:t>
       </w:r>
       <w:bookmarkEnd w:id="5"/>
-      <w:r>
-        <w:rPr>
-          <w:rFonts w:hint="eastAsia"/>
-        </w:rPr>
-        <w:t>分析</w:t>
-      </w:r>
     </w:p>
     <w:p>
       <w:pPr>
@@ -2866,11 +3056,10 @@
       <m:oMath>
         <m:acc>
           <m:accPr>
-            <m:chr m:val="̇"/>
+            <m:chr m:val="ˆ"/>
             <m:ctrlPr>
               <w:rPr>
-                <w:rFonts w:ascii="Cambria Math" w:hAnsi="Cambria Math" w:cs="Times New Roman"/>
-                <w:szCs w:val="24"/>
+                <w:rFonts w:ascii="Cambria Math" w:hAnsi="Cambria Math"/>
               </w:rPr>
             </m:ctrlPr>
           </m:accPr>
@@ -3149,6 +3338,7 @@
         <w:pStyle w:val="2"/>
         <w:spacing w:line="400" w:lineRule="atLeast"/>
       </w:pPr>
+      <w:bookmarkStart w:id="6" w:name="_Toc232938161"/>
       <w:r>
         <w:rPr>
           <w:rFonts w:hint="eastAsia"/>
@@ -3159,25 +3349,11 @@
       <w:r>
         <w:t>傅里叶变换</w:t>
       </w:r>
-      <w:r>
-        <w:rPr>
-          <w:rFonts w:hint="eastAsia"/>
-        </w:rPr>
-        <w:t>和抛物线</w:t>
-      </w:r>
-      <w:r>
-        <w:rPr>
-          <w:rFonts w:hint="eastAsia"/>
-        </w:rPr>
-        <w:t>插值</w:t>
-      </w:r>
+      <w:bookmarkEnd w:id="6"/>
     </w:p>
     <w:p>
       <w:pPr>
         <w:spacing w:line="400" w:lineRule="atLeast"/>
-        <w:rPr>
-          <w:rFonts w:hint="eastAsia"/>
-        </w:rPr>
       </w:pPr>
       <w:r>
         <w:rPr>
@@ -3204,13 +3380,7 @@
           <w:rPr>
             <w:rFonts w:ascii="Cambria Math" w:hAnsi="Cambria Math"/>
           </w:rPr>
-          <m:t>x</m:t>
-        </m:r>
-        <m:r>
-          <w:rPr>
-            <w:rFonts w:ascii="Cambria Math" w:hAnsi="Cambria Math"/>
-          </w:rPr>
-          <m:t>(n)</m:t>
+          <m:t>x(n)</m:t>
         </m:r>
       </m:oMath>
       <w:r>
@@ -3279,7 +3449,19 @@
         <w:rPr>
           <w:rFonts w:hint="eastAsia"/>
         </w:rPr>
-        <w:t>降低，因此在实际工程中常用于快速获得信号的频谱分布。</w:t>
+        <w:t>降低，因此</w:t>
+      </w:r>
+      <w:r>
+        <w:rPr>
+          <w:rFonts w:hint="eastAsia"/>
+        </w:rPr>
+        <w:t>可以</w:t>
+      </w:r>
+      <w:r>
+        <w:rPr>
+          <w:rFonts w:hint="eastAsia"/>
+        </w:rPr>
+        <w:t>快速获得信号的频谱分布。</w:t>
       </w:r>
     </w:p>
     <w:p>
@@ -3290,7 +3472,7 @@
         <w:rPr>
           <w:rFonts w:hint="eastAsia"/>
         </w:rPr>
-        <w:t>对于采样频率为</w:t>
+        <w:t>对于采样频率</w:t>
       </w:r>
       <m:oMath>
         <m:sSub>
@@ -3323,33 +3505,7 @@
         <w:rPr>
           <w:rFonts w:hint="eastAsia"/>
         </w:rPr>
-        <w:t>的信号，长度为</w:t>
-      </w:r>
-      <m:oMath>
-        <m:r>
-          <w:rPr>
-            <w:rFonts w:ascii="Cambria Math" w:hAnsi="Cambria Math"/>
-          </w:rPr>
-          <m:t>N</m:t>
-        </m:r>
-      </m:oMath>
-      <w:r>
-        <w:rPr>
-          <w:rFonts w:hint="eastAsia"/>
-        </w:rPr>
-        <w:t>的</w:t>
-      </w:r>
-      <w:r>
-        <w:rPr>
-          <w:rFonts w:hint="eastAsia"/>
-        </w:rPr>
-        <w:t>FFT</w:t>
-      </w:r>
-      <w:r>
-        <w:rPr>
-          <w:rFonts w:hint="eastAsia"/>
-        </w:rPr>
-        <w:t>频率间隔为</w:t>
+        <w:t>的信号，频率间隔为</w:t>
       </w:r>
       <m:oMath>
         <m:r>
@@ -3427,7 +3583,7 @@
         <w:rPr>
           <w:rFonts w:hint="eastAsia"/>
         </w:rPr>
-        <w:t>个频点对应的实际频率为</w:t>
+        <w:t>个频点对应</w:t>
       </w:r>
       <m:oMath>
         <m:sSub>
@@ -3522,9 +3678,6 @@
     <w:p>
       <w:pPr>
         <w:spacing w:line="400" w:lineRule="atLeast"/>
-        <w:rPr>
-          <w:rFonts w:hint="eastAsia"/>
-        </w:rPr>
       </w:pPr>
       <w:r>
         <w:rPr>
@@ -3657,27 +3810,24 @@
     <w:p>
       <w:pPr>
         <w:spacing w:line="400" w:lineRule="atLeast"/>
-        <w:rPr>
-          <w:rFonts w:hint="eastAsia"/>
-        </w:rPr>
-      </w:pPr>
-      <w:r>
-        <w:rPr>
-          <w:rFonts w:hint="eastAsia"/>
-        </w:rPr>
-        <w:t>为减小</w:t>
-      </w:r>
-      <w:r>
-        <w:rPr>
-          <w:rFonts w:hint="eastAsia"/>
-        </w:rPr>
-        <w:t>FFT</w:t>
-      </w:r>
-      <w:r>
-        <w:rPr>
-          <w:rFonts w:hint="eastAsia"/>
-        </w:rPr>
-        <w:t>频率栅格带来的误差，常用方法是在</w:t>
+      </w:pPr>
+      <w:r>
+        <w:rPr>
+          <w:rFonts w:hint="eastAsia"/>
+        </w:rPr>
+        <w:t>为减小误差，</w:t>
+      </w:r>
+      <w:r>
+        <w:rPr>
+          <w:rFonts w:hint="eastAsia"/>
+        </w:rPr>
+        <w:t>需要</w:t>
+      </w:r>
+      <w:r>
+        <w:rPr>
+          <w:rFonts w:hint="eastAsia"/>
+        </w:rPr>
+        <w:t>在</w:t>
       </w:r>
       <w:r>
         <w:rPr>
@@ -3710,27 +3860,8 @@
           <w:rPr>
             <w:rFonts w:ascii="Cambria Math" w:hAnsi="Cambria Math"/>
           </w:rPr>
-          <m:t>A</m:t>
+          <m:t>A(k-1)</m:t>
         </m:r>
-        <m:d>
-          <m:dPr>
-            <m:begChr m:val="["/>
-            <m:endChr m:val="]"/>
-            <m:ctrlPr>
-              <w:rPr>
-                <w:rFonts w:ascii="Cambria Math" w:hAnsi="Cambria Math"/>
-              </w:rPr>
-            </m:ctrlPr>
-          </m:dPr>
-          <m:e>
-            <m:r>
-              <w:rPr>
-                <w:rFonts w:ascii="Cambria Math" w:hAnsi="Cambria Math"/>
-              </w:rPr>
-              <m:t>k-1</m:t>
-            </m:r>
-          </m:e>
-        </m:d>
       </m:oMath>
       <w:r>
         <w:rPr>
@@ -3743,27 +3874,14 @@
           <w:rPr>
             <w:rFonts w:ascii="Cambria Math" w:hAnsi="Cambria Math"/>
           </w:rPr>
-          <m:t>A</m:t>
+          <m:t>A(k</m:t>
         </m:r>
-        <m:d>
-          <m:dPr>
-            <m:begChr m:val="["/>
-            <m:endChr m:val="]"/>
-            <m:ctrlPr>
-              <w:rPr>
-                <w:rFonts w:ascii="Cambria Math" w:hAnsi="Cambria Math"/>
-              </w:rPr>
-            </m:ctrlPr>
-          </m:dPr>
-          <m:e>
-            <m:r>
-              <w:rPr>
-                <w:rFonts w:ascii="Cambria Math" w:hAnsi="Cambria Math"/>
-              </w:rPr>
-              <m:t>k</m:t>
-            </m:r>
-          </m:e>
-        </m:d>
+        <m:r>
+          <w:rPr>
+            <w:rFonts w:ascii="Cambria Math" w:hAnsi="Cambria Math"/>
+          </w:rPr>
+          <m:t>)</m:t>
+        </m:r>
       </m:oMath>
       <w:r>
         <w:rPr>
@@ -3773,30 +3891,20 @@
       </w:r>
       <m:oMath>
         <m:r>
+          <m:rPr>
+            <m:sty m:val="p"/>
+          </m:rPr>
           <w:rPr>
             <w:rFonts w:ascii="Cambria Math" w:hAnsi="Cambria Math"/>
           </w:rPr>
-          <m:t>A</m:t>
+          <m:t>A(</m:t>
         </m:r>
-        <m:d>
-          <m:dPr>
-            <m:begChr m:val="["/>
-            <m:endChr m:val="]"/>
-            <m:ctrlPr>
-              <w:rPr>
-                <w:rFonts w:ascii="Cambria Math" w:hAnsi="Cambria Math"/>
-              </w:rPr>
-            </m:ctrlPr>
-          </m:dPr>
-          <m:e>
-            <m:r>
-              <w:rPr>
-                <w:rFonts w:ascii="Cambria Math" w:hAnsi="Cambria Math"/>
-              </w:rPr>
-              <m:t>k+1</m:t>
-            </m:r>
-          </m:e>
-        </m:d>
+        <m:r>
+          <w:rPr>
+            <w:rFonts w:ascii="Cambria Math" w:hAnsi="Cambria Math"/>
+          </w:rPr>
+          <m:t>k+1)</m:t>
+        </m:r>
       </m:oMath>
       <w:r>
         <w:rPr>
@@ -3855,20 +3963,32 @@
     <w:p>
       <w:pPr>
         <w:spacing w:line="400" w:lineRule="atLeast"/>
-        <w:rPr>
-          <w:rFonts w:hint="eastAsia"/>
-        </w:rPr>
-      </w:pPr>
-      <w:r>
-        <w:rPr>
-          <w:rFonts w:hint="eastAsia"/>
-        </w:rPr>
-        <w:t>本文采用对数幅值抛物线插值方法。令：</w:t>
+      </w:pPr>
+      <w:r>
+        <w:rPr>
+          <w:rFonts w:hint="eastAsia"/>
+        </w:rPr>
+        <w:t>本</w:t>
+      </w:r>
+      <w:r>
+        <w:rPr>
+          <w:rFonts w:hint="eastAsia"/>
+        </w:rPr>
+        <w:t>次大作业</w:t>
+      </w:r>
+      <w:r>
+        <w:rPr>
+          <w:rFonts w:hint="eastAsia"/>
+        </w:rPr>
+        <w:t>采用对数幅值抛物线插值方法。令：</w:t>
       </w:r>
     </w:p>
     <w:p>
       <w:pPr>
         <w:spacing w:line="400" w:lineRule="atLeast"/>
+        <w:rPr>
+          <w:i/>
+        </w:rPr>
       </w:pPr>
       <m:oMathPara>
         <m:oMath>
@@ -3877,6 +3997,7 @@
               <m:ctrlPr>
                 <w:rPr>
                   <w:rFonts w:ascii="Cambria Math" w:hAnsi="Cambria Math"/>
+                  <w:i/>
                 </w:rPr>
               </m:ctrlPr>
             </m:sSubPr>
@@ -3908,14 +4029,12 @@
               <m:ctrlPr>
                 <w:rPr>
                   <w:rFonts w:ascii="Cambria Math" w:hAnsi="Cambria Math"/>
+                  <w:i/>
                 </w:rPr>
               </m:ctrlPr>
             </m:funcPr>
             <m:fName>
               <m:r>
-                <m:rPr>
-                  <m:sty m:val="p"/>
-                </m:rPr>
                 <w:rPr>
                   <w:rFonts w:ascii="Cambria Math" w:hAnsi="Cambria Math"/>
                 </w:rPr>
@@ -3931,43 +4050,34 @@
               </m:r>
             </m:e>
           </m:func>
-          <m:d>
-            <m:dPr>
-              <m:begChr m:val="["/>
-              <m:endChr m:val="]"/>
+          <m:r>
+            <w:rPr>
+              <w:rFonts w:ascii="Cambria Math" w:hAnsi="Cambria Math"/>
+            </w:rPr>
+            <m:t>(k-1)</m:t>
+          </m:r>
+          <m:r>
+            <w:rPr>
+              <w:rFonts w:ascii="Cambria Math" w:hAnsi="Cambria Math"/>
+            </w:rPr>
+            <m:t xml:space="preserve">, </m:t>
+          </m:r>
+          <m:sSub>
+            <m:sSubPr>
               <m:ctrlPr>
                 <w:rPr>
                   <w:rFonts w:ascii="Cambria Math" w:hAnsi="Cambria Math"/>
+                  <w:i/>
                 </w:rPr>
               </m:ctrlPr>
-            </m:dPr>
+            </m:sSubPr>
             <m:e>
               <m:r>
                 <w:rPr>
                   <w:rFonts w:ascii="Cambria Math" w:hAnsi="Cambria Math"/>
                 </w:rPr>
-                <m:t>k-1</m:t>
+                <m:t xml:space="preserve"> </m:t>
               </m:r>
-            </m:e>
-          </m:d>
-        </m:oMath>
-      </m:oMathPara>
-    </w:p>
-    <w:p>
-      <w:pPr>
-        <w:spacing w:line="400" w:lineRule="atLeast"/>
-      </w:pPr>
-      <m:oMathPara>
-        <m:oMath>
-          <m:sSub>
-            <m:sSubPr>
-              <m:ctrlPr>
-                <w:rPr>
-                  <w:rFonts w:ascii="Cambria Math" w:hAnsi="Cambria Math"/>
-                </w:rPr>
-              </m:ctrlPr>
-            </m:sSubPr>
-            <m:e>
               <m:r>
                 <w:rPr>
                   <w:rFonts w:ascii="Cambria Math" w:hAnsi="Cambria Math"/>
@@ -3995,14 +4105,12 @@
               <m:ctrlPr>
                 <w:rPr>
                   <w:rFonts w:ascii="Cambria Math" w:hAnsi="Cambria Math"/>
+                  <w:i/>
                 </w:rPr>
               </m:ctrlPr>
             </m:funcPr>
             <m:fName>
               <m:r>
-                <m:rPr>
-                  <m:sty m:val="p"/>
-                </m:rPr>
                 <w:rPr>
                   <w:rFonts w:ascii="Cambria Math" w:hAnsi="Cambria Math"/>
                 </w:rPr>
@@ -4018,43 +4126,34 @@
               </m:r>
             </m:e>
           </m:func>
-          <m:d>
-            <m:dPr>
-              <m:begChr m:val="["/>
-              <m:endChr m:val="]"/>
+          <m:r>
+            <w:rPr>
+              <w:rFonts w:ascii="Cambria Math" w:hAnsi="Cambria Math"/>
+            </w:rPr>
+            <m:t>(k)</m:t>
+          </m:r>
+          <m:r>
+            <w:rPr>
+              <w:rFonts w:ascii="Cambria Math" w:hAnsi="Cambria Math"/>
+            </w:rPr>
+            <m:t>,</m:t>
+          </m:r>
+          <m:sSub>
+            <m:sSubPr>
               <m:ctrlPr>
                 <w:rPr>
                   <w:rFonts w:ascii="Cambria Math" w:hAnsi="Cambria Math"/>
+                  <w:i/>
                 </w:rPr>
               </m:ctrlPr>
-            </m:dPr>
+            </m:sSubPr>
             <m:e>
               <m:r>
                 <w:rPr>
                   <w:rFonts w:ascii="Cambria Math" w:hAnsi="Cambria Math"/>
                 </w:rPr>
-                <m:t>k</m:t>
+                <m:t xml:space="preserve"> </m:t>
               </m:r>
-            </m:e>
-          </m:d>
-        </m:oMath>
-      </m:oMathPara>
-    </w:p>
-    <w:p>
-      <w:pPr>
-        <w:spacing w:line="400" w:lineRule="atLeast"/>
-      </w:pPr>
-      <m:oMathPara>
-        <m:oMath>
-          <m:sSub>
-            <m:sSubPr>
-              <m:ctrlPr>
-                <w:rPr>
-                  <w:rFonts w:ascii="Cambria Math" w:hAnsi="Cambria Math"/>
-                </w:rPr>
-              </m:ctrlPr>
-            </m:sSubPr>
-            <m:e>
               <m:r>
                 <w:rPr>
                   <w:rFonts w:ascii="Cambria Math" w:hAnsi="Cambria Math"/>
@@ -4082,14 +4181,12 @@
               <m:ctrlPr>
                 <w:rPr>
                   <w:rFonts w:ascii="Cambria Math" w:hAnsi="Cambria Math"/>
+                  <w:i/>
                 </w:rPr>
               </m:ctrlPr>
             </m:funcPr>
             <m:fName>
               <m:r>
-                <m:rPr>
-                  <m:sty m:val="p"/>
-                </m:rPr>
                 <w:rPr>
                   <w:rFonts w:ascii="Cambria Math" w:hAnsi="Cambria Math"/>
                 </w:rPr>
@@ -4105,34 +4202,18 @@
               </m:r>
             </m:e>
           </m:func>
-          <m:d>
-            <m:dPr>
-              <m:begChr m:val="["/>
-              <m:endChr m:val="]"/>
-              <m:ctrlPr>
-                <w:rPr>
-                  <w:rFonts w:ascii="Cambria Math" w:hAnsi="Cambria Math"/>
-                </w:rPr>
-              </m:ctrlPr>
-            </m:dPr>
-            <m:e>
-              <m:r>
-                <w:rPr>
-                  <w:rFonts w:ascii="Cambria Math" w:hAnsi="Cambria Math"/>
-                </w:rPr>
-                <m:t>k+1</m:t>
-              </m:r>
-            </m:e>
-          </m:d>
+          <m:r>
+            <w:rPr>
+              <w:rFonts w:ascii="Cambria Math" w:hAnsi="Cambria Math"/>
+            </w:rPr>
+            <m:t>(k+1)</m:t>
+          </m:r>
         </m:oMath>
       </m:oMathPara>
     </w:p>
     <w:p>
       <w:pPr>
         <w:spacing w:line="400" w:lineRule="atLeast"/>
-        <w:rPr>
-          <w:rFonts w:hint="eastAsia"/>
-        </w:rPr>
       </w:pPr>
       <w:r>
         <w:rPr>
@@ -4368,35 +4449,19 @@
         <w:t>修正后的频率估计值为</w:t>
       </w:r>
       <m:oMath>
-        <m:acc>
-          <m:accPr>
-            <m:chr m:val="ˆ"/>
-            <m:ctrlPr>
-              <w:rPr>
-                <w:rFonts w:ascii="Cambria Math" w:hAnsi="Cambria Math"/>
-              </w:rPr>
-            </m:ctrlPr>
-          </m:accPr>
-          <m:e>
-            <m:r>
-              <w:rPr>
-                <w:rFonts w:ascii="Cambria Math" w:hAnsi="Cambria Math"/>
-              </w:rPr>
-              <m:t>f</m:t>
-            </m:r>
-          </m:e>
-        </m:acc>
         <m:r>
           <w:rPr>
             <w:rFonts w:ascii="Cambria Math" w:hAnsi="Cambria Math"/>
           </w:rPr>
-          <m:t>=</m:t>
+          <m:t>f=</m:t>
         </m:r>
         <m:sSub>
           <m:sSubPr>
             <m:ctrlPr>
               <w:rPr>
                 <w:rFonts w:ascii="Cambria Math" w:hAnsi="Cambria Math"/>
+                <w:i/>
+                <w:iCs/>
               </w:rPr>
             </m:ctrlPr>
           </m:sSubPr>
@@ -4430,19 +4495,11 @@
         </w:rPr>
         <w:t>。</w:t>
       </w:r>
-    </w:p>
-    <w:p>
-      <w:pPr>
-        <w:spacing w:line="400" w:lineRule="atLeast"/>
-        <w:rPr>
-          <w:rFonts w:hint="eastAsia"/>
-        </w:rPr>
-      </w:pPr>
-      <w:r>
-        <w:rPr>
-          <w:rFonts w:hint="eastAsia"/>
-        </w:rPr>
-        <w:t>其中，</w:t>
+      <w:r>
+        <w:rPr>
+          <w:rFonts w:hint="eastAsia"/>
+        </w:rPr>
+        <w:t>其中</w:t>
       </w:r>
       <m:oMath>
         <m:r>
@@ -4496,21 +4553,19 @@
         <w:rPr>
           <w:rFonts w:hint="eastAsia"/>
         </w:rPr>
-        <w:t>个频点右侧；若</w:t>
-      </w:r>
-      <m:oMath>
-        <m:r>
-          <w:rPr>
-            <w:rFonts w:ascii="Cambria Math" w:hAnsi="Cambria Math"/>
-          </w:rPr>
-          <m:t>δ&lt;0</m:t>
-        </m:r>
-      </m:oMath>
-      <w:r>
-        <w:rPr>
-          <w:rFonts w:hint="eastAsia"/>
-        </w:rPr>
-        <w:t>，说明真实峰值位于第</w:t>
+        <w:t>个频点右侧；</w:t>
+      </w:r>
+      <w:r>
+        <w:rPr>
+          <w:rFonts w:hint="eastAsia"/>
+        </w:rPr>
+        <w:t>反之则</w:t>
+      </w:r>
+      <w:r>
+        <w:rPr>
+          <w:rFonts w:hint="eastAsia"/>
+        </w:rPr>
+        <w:t>位于第</w:t>
       </w:r>
       <m:oMath>
         <m:r>
@@ -4530,9 +4585,6 @@
     <w:p>
       <w:pPr>
         <w:spacing w:line="400" w:lineRule="atLeast"/>
-        <w:rPr>
-          <w:rFonts w:hint="eastAsia"/>
-        </w:rPr>
       </w:pPr>
       <w:r>
         <w:rPr>
@@ -4550,7 +4602,43 @@
         <w:rPr>
           <w:rFonts w:hint="eastAsia"/>
         </w:rPr>
-        <w:t>也是提高频率定位可读性的重要手段。补零并不会增加信号本身包含的信息，也不会真正提高理论分辨率，但它可以使频率轴采样更加密集，使局部谱峰位置更容易被捕捉。设补零后的</w:t>
+        <w:t>也</w:t>
+      </w:r>
+      <w:r>
+        <w:rPr>
+          <w:rFonts w:hint="eastAsia"/>
+        </w:rPr>
+        <w:t>可</w:t>
+      </w:r>
+      <w:r>
+        <w:rPr>
+          <w:rFonts w:hint="eastAsia"/>
+        </w:rPr>
+        <w:t>提高频率定位</w:t>
+      </w:r>
+      <w:r>
+        <w:rPr>
+          <w:rFonts w:hint="eastAsia"/>
+        </w:rPr>
+        <w:t>准确</w:t>
+      </w:r>
+      <w:r>
+        <w:rPr>
+          <w:rFonts w:hint="eastAsia"/>
+        </w:rPr>
+        <w:t>性。补零并不会增加信号本身包含的信息，也不会提高理论分辨率，但它可以使频率轴采样更加密集，使局部谱峰位置更容易被捕捉。</w:t>
+      </w:r>
+      <w:r>
+        <w:rPr>
+          <w:rFonts w:hint="eastAsia"/>
+        </w:rPr>
+        <w:t>若</w:t>
+      </w:r>
+      <w:r>
+        <w:rPr>
+          <w:rFonts w:hint="eastAsia"/>
+        </w:rPr>
+        <w:t>补零后的</w:t>
       </w:r>
       <w:r>
         <w:rPr>
@@ -4563,6 +4651,298 @@
           <w:rFonts w:hint="eastAsia"/>
         </w:rPr>
         <w:t>点数为</w:t>
+      </w:r>
+      <m:oMath>
+        <m:r>
+          <w:rPr>
+            <w:rFonts w:ascii="Cambria Math" w:hAnsi="Cambria Math"/>
+          </w:rPr>
+          <m:t>N</m:t>
+        </m:r>
+        <m:r>
+          <w:rPr>
+            <w:rFonts w:ascii="Cambria Math" w:hAnsi="Cambria Math"/>
+          </w:rPr>
+          <m:t>'</m:t>
+        </m:r>
+      </m:oMath>
+      <w:r>
+        <w:rPr>
+          <w:rFonts w:hint="eastAsia"/>
+        </w:rPr>
+        <w:t>，则频率间隔</w:t>
+      </w:r>
+      <m:oMath>
+        <m:r>
+          <w:rPr>
+            <w:rFonts w:ascii="Cambria Math" w:hAnsi="Cambria Math"/>
+          </w:rPr>
+          <m:t>Δf=</m:t>
+        </m:r>
+        <m:f>
+          <m:fPr>
+            <m:ctrlPr>
+              <w:rPr>
+                <w:rFonts w:ascii="Cambria Math" w:hAnsi="Cambria Math"/>
+              </w:rPr>
+            </m:ctrlPr>
+          </m:fPr>
+          <m:num>
+            <m:sSub>
+              <m:sSubPr>
+                <m:ctrlPr>
+                  <w:rPr>
+                    <w:rFonts w:ascii="Cambria Math" w:hAnsi="Cambria Math"/>
+                  </w:rPr>
+                </m:ctrlPr>
+              </m:sSubPr>
+              <m:e>
+                <m:r>
+                  <w:rPr>
+                    <w:rFonts w:ascii="Cambria Math" w:hAnsi="Cambria Math"/>
+                  </w:rPr>
+                  <m:t>f</m:t>
+                </m:r>
+              </m:e>
+              <m:sub>
+                <m:r>
+                  <w:rPr>
+                    <w:rFonts w:ascii="Cambria Math" w:hAnsi="Cambria Math"/>
+                  </w:rPr>
+                  <m:t>s</m:t>
+                </m:r>
+              </m:sub>
+            </m:sSub>
+          </m:num>
+          <m:den>
+            <m:r>
+              <w:rPr>
+                <w:rFonts w:ascii="Cambria Math" w:hAnsi="Cambria Math"/>
+              </w:rPr>
+              <m:t>N'</m:t>
+            </m:r>
+          </m:den>
+        </m:f>
+      </m:oMath>
+      <w:r>
+        <w:rPr>
+          <w:rFonts w:hint="eastAsia"/>
+        </w:rPr>
+        <w:t>比原来更小</w:t>
+      </w:r>
+      <w:r>
+        <w:rPr>
+          <w:rFonts w:hint="eastAsia"/>
+        </w:rPr>
+        <w:t>，频谱曲线在频率轴上更加平滑，有利于后续局部峰值搜索和插值修正。</w:t>
+      </w:r>
+    </w:p>
+    <w:p>
+      <w:pPr>
+        <w:spacing w:line="400" w:lineRule="atLeast"/>
+      </w:pPr>
+      <w:r>
+        <w:rPr>
+          <w:rFonts w:hint="eastAsia"/>
+        </w:rPr>
+        <w:t>在实际使用</w:t>
+      </w:r>
+      <w:r>
+        <w:rPr>
+          <w:rFonts w:hint="eastAsia"/>
+        </w:rPr>
+        <w:t>FFT</w:t>
+      </w:r>
+      <w:r>
+        <w:rPr>
+          <w:rFonts w:hint="eastAsia"/>
+        </w:rPr>
+        <w:t>插值算法时，还需要考虑窗函数的影响。矩形窗主瓣较窄，但旁瓣较高，强频率分量容易对邻近弱分量造成泄漏干扰；</w:t>
+      </w:r>
+      <w:r>
+        <w:rPr>
+          <w:rFonts w:hint="eastAsia"/>
+        </w:rPr>
+        <w:t>Blackman-Harris</w:t>
+      </w:r>
+      <w:r>
+        <w:rPr>
+          <w:rFonts w:hint="eastAsia"/>
+        </w:rPr>
+        <w:t>窗旁瓣较低，适合用于检测幅值差异较大且相互靠近的频率分量。因此，本</w:t>
+      </w:r>
+      <w:r>
+        <w:rPr>
+          <w:rFonts w:hint="eastAsia"/>
+        </w:rPr>
+        <w:t>作业</w:t>
+      </w:r>
+      <w:r>
+        <w:rPr>
+          <w:rFonts w:hint="eastAsia"/>
+        </w:rPr>
+        <w:t>在谐波和间谐波候选检测中采用</w:t>
+      </w:r>
+      <w:r>
+        <w:rPr>
+          <w:rFonts w:hint="eastAsia"/>
+        </w:rPr>
+        <w:t>Blackman-Harris</w:t>
+      </w:r>
+      <w:r>
+        <w:rPr>
+          <w:rFonts w:hint="eastAsia"/>
+        </w:rPr>
+        <w:t>窗，并配合高倍补零</w:t>
+      </w:r>
+      <w:r>
+        <w:rPr>
+          <w:rFonts w:hint="eastAsia"/>
+        </w:rPr>
+        <w:t>FFT</w:t>
+      </w:r>
+      <w:r>
+        <w:rPr>
+          <w:rFonts w:hint="eastAsia"/>
+        </w:rPr>
+        <w:t>和对数抛物线插值，以提高弱分量的频率定位能力。</w:t>
+      </w:r>
+    </w:p>
+    <w:p>
+      <w:pPr>
+        <w:spacing w:line="400" w:lineRule="atLeast"/>
+      </w:pPr>
+      <w:r>
+        <w:rPr>
+          <w:rFonts w:hint="eastAsia"/>
+        </w:rPr>
+        <w:lastRenderedPageBreak/>
+        <w:t>FFT</w:t>
+      </w:r>
+      <w:r>
+        <w:rPr>
+          <w:rFonts w:hint="eastAsia"/>
+        </w:rPr>
+        <w:t>插值算法的优点是计算效率高、实现简单，并且能够较好地改善</w:t>
+      </w:r>
+      <w:r>
+        <w:rPr>
+          <w:rFonts w:hint="eastAsia"/>
+        </w:rPr>
+        <w:t>FFT</w:t>
+      </w:r>
+      <w:r>
+        <w:rPr>
+          <w:rFonts w:hint="eastAsia"/>
+        </w:rPr>
+        <w:t>栅栏效应；其缺点是最终结果仍会受到窗函数、噪声和相邻频率分量泄漏的影响。尤其当多个频率分量距离较近时，单纯依赖频谱峰值幅值容易出现误判。因此，在本</w:t>
+      </w:r>
+      <w:r>
+        <w:rPr>
+          <w:rFonts w:hint="eastAsia"/>
+        </w:rPr>
+        <w:t>作业</w:t>
+      </w:r>
+      <w:r>
+        <w:rPr>
+          <w:rFonts w:hint="eastAsia"/>
+        </w:rPr>
+        <w:t>最终算法中，</w:t>
+      </w:r>
+      <w:r>
+        <w:rPr>
+          <w:rFonts w:hint="eastAsia"/>
+        </w:rPr>
+        <w:t>FFT</w:t>
+      </w:r>
+      <w:r>
+        <w:rPr>
+          <w:rFonts w:hint="eastAsia"/>
+        </w:rPr>
+        <w:t>插值主要用于提供候选频率，而不直接作为最终幅值输出。候选频率确定后，进一步通过最小二乘正弦拟合法统一估计各频率分量的幅值和相位，从而提高结果的稳定性和准确性。</w:t>
+      </w:r>
+    </w:p>
+    <w:p>
+      <w:pPr>
+        <w:pStyle w:val="2"/>
+        <w:spacing w:line="400" w:lineRule="atLeast"/>
+      </w:pPr>
+      <w:bookmarkStart w:id="7" w:name="_Toc232938162"/>
+      <w:r>
+        <w:t>最小二乘正弦拟合法</w:t>
+      </w:r>
+      <w:bookmarkEnd w:id="7"/>
+    </w:p>
+    <w:p>
+      <w:pPr>
+        <w:spacing w:line="400" w:lineRule="atLeast"/>
+        <w:rPr>
+          <w:rFonts w:hint="eastAsia"/>
+        </w:rPr>
+      </w:pPr>
+      <w:r>
+        <w:rPr>
+          <w:rFonts w:hint="eastAsia"/>
+        </w:rPr>
+        <w:t>正如上一节所分析的</w:t>
+      </w:r>
+      <w:r>
+        <w:rPr>
+          <w:rFonts w:hint="eastAsia"/>
+        </w:rPr>
+        <w:t>，</w:t>
+      </w:r>
+      <w:r>
+        <w:rPr>
+          <w:rFonts w:hint="eastAsia"/>
+        </w:rPr>
+        <w:t xml:space="preserve">FFT </w:t>
+      </w:r>
+      <w:r>
+        <w:rPr>
+          <w:rFonts w:hint="eastAsia"/>
+        </w:rPr>
+        <w:t>可以较快地给出信号中可能存在的频率分量，但信号中可能同时存在基波、整数次谐波、间谐波和噪声，部分频率分量相互靠近，单纯依赖频谱峰值容易造成幅值估计偏差。因此，在确定候选频率后，</w:t>
+      </w:r>
+      <w:r>
+        <w:rPr>
+          <w:rFonts w:hint="eastAsia"/>
+        </w:rPr>
+        <w:t>需要</w:t>
+      </w:r>
+      <w:r>
+        <w:rPr>
+          <w:rFonts w:hint="eastAsia"/>
+        </w:rPr>
+        <w:t>进一步采用最小二乘正弦拟合法统一估计各频率分量的幅值和相位。</w:t>
+      </w:r>
+    </w:p>
+    <w:p>
+      <w:pPr>
+        <w:spacing w:line="400" w:lineRule="atLeast"/>
+        <w:rPr>
+          <w:rFonts w:hint="eastAsia"/>
+        </w:rPr>
+      </w:pPr>
+      <w:r>
+        <w:rPr>
+          <w:rFonts w:hint="eastAsia"/>
+        </w:rPr>
+        <w:t>设待分析信号中包含</w:t>
+      </w:r>
+      <m:oMath>
+        <m:r>
+          <w:rPr>
+            <w:rFonts w:ascii="Cambria Math" w:hAnsi="Cambria Math"/>
+          </w:rPr>
+          <m:t>M</m:t>
+        </m:r>
+      </m:oMath>
+      <w:r>
+        <w:rPr>
+          <w:rFonts w:hint="eastAsia"/>
+        </w:rPr>
+        <w:t>个频率分量，候选频率分别为</w:t>
       </w:r>
       <m:oMath>
         <m:sSub>
@@ -4578,18 +4958,77 @@
               <w:rPr>
                 <w:rFonts w:ascii="Cambria Math" w:hAnsi="Cambria Math"/>
               </w:rPr>
-              <m:t>N</m:t>
+              <m:t>f</m:t>
             </m:r>
           </m:e>
           <m:sub>
             <m:r>
-              <m:rPr>
-                <m:sty m:val="p"/>
-              </m:rPr>
               <w:rPr>
                 <w:rFonts w:ascii="Cambria Math" w:hAnsi="Cambria Math"/>
               </w:rPr>
-              <m:t>FFT</m:t>
+              <m:t>1</m:t>
+            </m:r>
+          </m:sub>
+        </m:sSub>
+        <m:r>
+          <w:rPr>
+            <w:rFonts w:ascii="Cambria Math" w:hAnsi="Cambria Math"/>
+          </w:rPr>
+          <m:t>,</m:t>
+        </m:r>
+        <m:sSub>
+          <m:sSubPr>
+            <m:ctrlPr>
+              <w:rPr>
+                <w:rFonts w:ascii="Cambria Math" w:hAnsi="Cambria Math"/>
+              </w:rPr>
+            </m:ctrlPr>
+          </m:sSubPr>
+          <m:e>
+            <m:r>
+              <w:rPr>
+                <w:rFonts w:ascii="Cambria Math" w:hAnsi="Cambria Math"/>
+              </w:rPr>
+              <m:t>f</m:t>
+            </m:r>
+          </m:e>
+          <m:sub>
+            <m:r>
+              <w:rPr>
+                <w:rFonts w:ascii="Cambria Math" w:hAnsi="Cambria Math"/>
+              </w:rPr>
+              <m:t>2</m:t>
+            </m:r>
+          </m:sub>
+        </m:sSub>
+        <m:r>
+          <w:rPr>
+            <w:rFonts w:ascii="Cambria Math" w:hAnsi="Cambria Math"/>
+          </w:rPr>
+          <m:t>,⋯,</m:t>
+        </m:r>
+        <m:sSub>
+          <m:sSubPr>
+            <m:ctrlPr>
+              <w:rPr>
+                <w:rFonts w:ascii="Cambria Math" w:hAnsi="Cambria Math"/>
+              </w:rPr>
+            </m:ctrlPr>
+          </m:sSubPr>
+          <m:e>
+            <m:r>
+              <w:rPr>
+                <w:rFonts w:ascii="Cambria Math" w:hAnsi="Cambria Math"/>
+              </w:rPr>
+              <m:t>f</m:t>
+            </m:r>
+          </m:e>
+          <m:sub>
+            <m:r>
+              <w:rPr>
+                <w:rFonts w:ascii="Cambria Math" w:hAnsi="Cambria Math"/>
+              </w:rPr>
+              <m:t>M</m:t>
             </m:r>
           </m:sub>
         </m:sSub>
@@ -4598,14 +5037,40 @@
         <w:rPr>
           <w:rFonts w:hint="eastAsia"/>
         </w:rPr>
-        <w:t>，则频率</w:t>
-      </w:r>
-      <w:r>
-        <w:rPr>
-          <w:rFonts w:hint="eastAsia"/>
-        </w:rPr>
-        <w:lastRenderedPageBreak/>
-        <w:t>间隔变为：</w:t>
+        <w:t>。对于采样时刻</w:t>
+      </w:r>
+      <m:oMath>
+        <m:sSub>
+          <m:sSubPr>
+            <m:ctrlPr>
+              <w:rPr>
+                <w:rFonts w:ascii="Cambria Math" w:hAnsi="Cambria Math"/>
+              </w:rPr>
+            </m:ctrlPr>
+          </m:sSubPr>
+          <m:e>
+            <m:r>
+              <w:rPr>
+                <w:rFonts w:ascii="Cambria Math" w:hAnsi="Cambria Math"/>
+              </w:rPr>
+              <m:t>t</m:t>
+            </m:r>
+          </m:e>
+          <m:sub>
+            <m:r>
+              <w:rPr>
+                <w:rFonts w:ascii="Cambria Math" w:hAnsi="Cambria Math"/>
+              </w:rPr>
+              <m:t>n</m:t>
+            </m:r>
+          </m:sub>
+        </m:sSub>
+      </m:oMath>
+      <w:r>
+        <w:rPr>
+          <w:rFonts w:hint="eastAsia"/>
+        </w:rPr>
+        <w:t>，信号可表示为多个正弦分量的叠加：</w:t>
       </w:r>
     </w:p>
     <w:p>
@@ -4618,17 +5083,17 @@
             <w:rPr>
               <w:rFonts w:ascii="Cambria Math" w:hAnsi="Cambria Math"/>
             </w:rPr>
-            <m:t>Δf=</m:t>
+            <m:t>x</m:t>
           </m:r>
-          <m:f>
-            <m:fPr>
+          <m:d>
+            <m:dPr>
               <m:ctrlPr>
                 <w:rPr>
                   <w:rFonts w:ascii="Cambria Math" w:hAnsi="Cambria Math"/>
                 </w:rPr>
               </m:ctrlPr>
-            </m:fPr>
-            <m:num>
+            </m:dPr>
+            <m:e>
               <m:sSub>
                 <m:sSubPr>
                   <m:ctrlPr>
@@ -4642,7 +5107,7 @@
                     <w:rPr>
                       <w:rFonts w:ascii="Cambria Math" w:hAnsi="Cambria Math"/>
                     </w:rPr>
-                    <m:t>f</m:t>
+                    <m:t>t</m:t>
                   </m:r>
                 </m:e>
                 <m:sub>
@@ -4650,12 +5115,347 @@
                     <w:rPr>
                       <w:rFonts w:ascii="Cambria Math" w:hAnsi="Cambria Math"/>
                     </w:rPr>
-                    <m:t>s</m:t>
+                    <m:t>n</m:t>
                   </m:r>
                 </m:sub>
               </m:sSub>
-            </m:num>
-            <m:den>
+            </m:e>
+          </m:d>
+          <m:r>
+            <w:rPr>
+              <w:rFonts w:ascii="Cambria Math" w:hAnsi="Cambria Math"/>
+            </w:rPr>
+            <m:t>=</m:t>
+          </m:r>
+          <m:sSub>
+            <m:sSubPr>
+              <m:ctrlPr>
+                <w:rPr>
+                  <w:rFonts w:ascii="Cambria Math" w:hAnsi="Cambria Math"/>
+                </w:rPr>
+              </m:ctrlPr>
+            </m:sSubPr>
+            <m:e>
+              <m:r>
+                <w:rPr>
+                  <w:rFonts w:ascii="Cambria Math" w:hAnsi="Cambria Math"/>
+                </w:rPr>
+                <m:t>c</m:t>
+              </m:r>
+            </m:e>
+            <m:sub>
+              <m:r>
+                <w:rPr>
+                  <w:rFonts w:ascii="Cambria Math" w:hAnsi="Cambria Math"/>
+                </w:rPr>
+                <m:t>0</m:t>
+              </m:r>
+            </m:sub>
+          </m:sSub>
+          <m:r>
+            <w:rPr>
+              <w:rFonts w:ascii="Cambria Math" w:hAnsi="Cambria Math"/>
+            </w:rPr>
+            <m:t>+</m:t>
+          </m:r>
+          <m:nary>
+            <m:naryPr>
+              <m:chr m:val="∑"/>
+              <m:limLoc m:val="undOvr"/>
+              <m:ctrlPr>
+                <w:rPr>
+                  <w:rFonts w:ascii="Cambria Math" w:hAnsi="Cambria Math"/>
+                </w:rPr>
+              </m:ctrlPr>
+            </m:naryPr>
+            <m:sub>
+              <m:r>
+                <w:rPr>
+                  <w:rFonts w:ascii="Cambria Math" w:hAnsi="Cambria Math"/>
+                </w:rPr>
+                <m:t>m=1</m:t>
+              </m:r>
+            </m:sub>
+            <m:sup>
+              <m:r>
+                <w:rPr>
+                  <w:rFonts w:ascii="Cambria Math" w:hAnsi="Cambria Math"/>
+                </w:rPr>
+                <m:t>M</m:t>
+              </m:r>
+            </m:sup>
+            <m:e>
+              <m:d>
+                <m:dPr>
+                  <m:begChr m:val="["/>
+                  <m:endChr m:val="]"/>
+                  <m:ctrlPr>
+                    <w:rPr>
+                      <w:rFonts w:ascii="Cambria Math" w:hAnsi="Cambria Math"/>
+                    </w:rPr>
+                  </m:ctrlPr>
+                </m:dPr>
+                <m:e>
+                  <m:sSub>
+                    <m:sSubPr>
+                      <m:ctrlPr>
+                        <w:rPr>
+                          <w:rFonts w:ascii="Cambria Math" w:hAnsi="Cambria Math"/>
+                        </w:rPr>
+                      </m:ctrlPr>
+                    </m:sSubPr>
+                    <m:e>
+                      <m:r>
+                        <w:rPr>
+                          <w:rFonts w:ascii="Cambria Math" w:hAnsi="Cambria Math"/>
+                        </w:rPr>
+                        <m:t>a</m:t>
+                      </m:r>
+                    </m:e>
+                    <m:sub>
+                      <m:r>
+                        <w:rPr>
+                          <w:rFonts w:ascii="Cambria Math" w:hAnsi="Cambria Math"/>
+                        </w:rPr>
+                        <m:t>m</m:t>
+                      </m:r>
+                    </m:sub>
+                  </m:sSub>
+                  <m:func>
+                    <m:funcPr>
+                      <m:ctrlPr>
+                        <w:rPr>
+                          <w:rFonts w:ascii="Cambria Math" w:hAnsi="Cambria Math"/>
+                        </w:rPr>
+                      </m:ctrlPr>
+                    </m:funcPr>
+                    <m:fName>
+                      <m:r>
+                        <m:rPr>
+                          <m:sty m:val="p"/>
+                        </m:rPr>
+                        <w:rPr>
+                          <w:rFonts w:ascii="Cambria Math" w:hAnsi="Cambria Math"/>
+                        </w:rPr>
+                        <m:t>cos</m:t>
+                      </m:r>
+                    </m:fName>
+                    <m:e>
+                      <m:d>
+                        <m:dPr>
+                          <m:ctrlPr>
+                            <w:rPr>
+                              <w:rFonts w:ascii="Cambria Math" w:hAnsi="Cambria Math"/>
+                            </w:rPr>
+                          </m:ctrlPr>
+                        </m:dPr>
+                        <m:e>
+                          <m:r>
+                            <w:rPr>
+                              <w:rFonts w:ascii="Cambria Math" w:hAnsi="Cambria Math"/>
+                            </w:rPr>
+                            <m:t>2π</m:t>
+                          </m:r>
+                          <m:sSub>
+                            <m:sSubPr>
+                              <m:ctrlPr>
+                                <w:rPr>
+                                  <w:rFonts w:ascii="Cambria Math" w:hAnsi="Cambria Math"/>
+                                </w:rPr>
+                              </m:ctrlPr>
+                            </m:sSubPr>
+                            <m:e>
+                              <m:r>
+                                <w:rPr>
+                                  <w:rFonts w:ascii="Cambria Math" w:hAnsi="Cambria Math"/>
+                                </w:rPr>
+                                <m:t>f</m:t>
+                              </m:r>
+                            </m:e>
+                            <m:sub>
+                              <m:r>
+                                <w:rPr>
+                                  <w:rFonts w:ascii="Cambria Math" w:hAnsi="Cambria Math"/>
+                                </w:rPr>
+                                <m:t>m</m:t>
+                              </m:r>
+                            </m:sub>
+                          </m:sSub>
+                          <m:sSub>
+                            <m:sSubPr>
+                              <m:ctrlPr>
+                                <w:rPr>
+                                  <w:rFonts w:ascii="Cambria Math" w:hAnsi="Cambria Math"/>
+                                </w:rPr>
+                              </m:ctrlPr>
+                            </m:sSubPr>
+                            <m:e>
+                              <m:r>
+                                <w:rPr>
+                                  <w:rFonts w:ascii="Cambria Math" w:hAnsi="Cambria Math"/>
+                                </w:rPr>
+                                <m:t>t</m:t>
+                              </m:r>
+                            </m:e>
+                            <m:sub>
+                              <m:r>
+                                <w:rPr>
+                                  <w:rFonts w:ascii="Cambria Math" w:hAnsi="Cambria Math"/>
+                                </w:rPr>
+                                <m:t>n</m:t>
+                              </m:r>
+                            </m:sub>
+                          </m:sSub>
+                        </m:e>
+                      </m:d>
+                    </m:e>
+                  </m:func>
+                  <m:r>
+                    <w:rPr>
+                      <w:rFonts w:ascii="Cambria Math" w:hAnsi="Cambria Math"/>
+                    </w:rPr>
+                    <m:t>+</m:t>
+                  </m:r>
+                  <m:sSub>
+                    <m:sSubPr>
+                      <m:ctrlPr>
+                        <w:rPr>
+                          <w:rFonts w:ascii="Cambria Math" w:hAnsi="Cambria Math"/>
+                        </w:rPr>
+                      </m:ctrlPr>
+                    </m:sSubPr>
+                    <m:e>
+                      <m:r>
+                        <w:rPr>
+                          <w:rFonts w:ascii="Cambria Math" w:hAnsi="Cambria Math"/>
+                        </w:rPr>
+                        <m:t>b</m:t>
+                      </m:r>
+                    </m:e>
+                    <m:sub>
+                      <m:r>
+                        <w:rPr>
+                          <w:rFonts w:ascii="Cambria Math" w:hAnsi="Cambria Math"/>
+                        </w:rPr>
+                        <m:t>m</m:t>
+                      </m:r>
+                    </m:sub>
+                  </m:sSub>
+                  <m:func>
+                    <m:funcPr>
+                      <m:ctrlPr>
+                        <w:rPr>
+                          <w:rFonts w:ascii="Cambria Math" w:hAnsi="Cambria Math"/>
+                        </w:rPr>
+                      </m:ctrlPr>
+                    </m:funcPr>
+                    <m:fName>
+                      <m:r>
+                        <m:rPr>
+                          <m:sty m:val="p"/>
+                        </m:rPr>
+                        <w:rPr>
+                          <w:rFonts w:ascii="Cambria Math" w:hAnsi="Cambria Math"/>
+                        </w:rPr>
+                        <m:t>sin</m:t>
+                      </m:r>
+                    </m:fName>
+                    <m:e>
+                      <m:d>
+                        <m:dPr>
+                          <m:ctrlPr>
+                            <w:rPr>
+                              <w:rFonts w:ascii="Cambria Math" w:hAnsi="Cambria Math"/>
+                            </w:rPr>
+                          </m:ctrlPr>
+                        </m:dPr>
+                        <m:e>
+                          <m:r>
+                            <w:rPr>
+                              <w:rFonts w:ascii="Cambria Math" w:hAnsi="Cambria Math"/>
+                            </w:rPr>
+                            <m:t>2π</m:t>
+                          </m:r>
+                          <m:sSub>
+                            <m:sSubPr>
+                              <m:ctrlPr>
+                                <w:rPr>
+                                  <w:rFonts w:ascii="Cambria Math" w:hAnsi="Cambria Math"/>
+                                </w:rPr>
+                              </m:ctrlPr>
+                            </m:sSubPr>
+                            <m:e>
+                              <m:r>
+                                <w:rPr>
+                                  <w:rFonts w:ascii="Cambria Math" w:hAnsi="Cambria Math"/>
+                                </w:rPr>
+                                <m:t>f</m:t>
+                              </m:r>
+                            </m:e>
+                            <m:sub>
+                              <m:r>
+                                <w:rPr>
+                                  <w:rFonts w:ascii="Cambria Math" w:hAnsi="Cambria Math"/>
+                                </w:rPr>
+                                <m:t>m</m:t>
+                              </m:r>
+                            </m:sub>
+                          </m:sSub>
+                          <m:sSub>
+                            <m:sSubPr>
+                              <m:ctrlPr>
+                                <w:rPr>
+                                  <w:rFonts w:ascii="Cambria Math" w:hAnsi="Cambria Math"/>
+                                </w:rPr>
+                              </m:ctrlPr>
+                            </m:sSubPr>
+                            <m:e>
+                              <m:r>
+                                <w:rPr>
+                                  <w:rFonts w:ascii="Cambria Math" w:hAnsi="Cambria Math"/>
+                                </w:rPr>
+                                <m:t>t</m:t>
+                              </m:r>
+                            </m:e>
+                            <m:sub>
+                              <m:r>
+                                <w:rPr>
+                                  <w:rFonts w:ascii="Cambria Math" w:hAnsi="Cambria Math"/>
+                                </w:rPr>
+                                <m:t>n</m:t>
+                              </m:r>
+                            </m:sub>
+                          </m:sSub>
+                        </m:e>
+                      </m:d>
+                    </m:e>
+                  </m:func>
+                </m:e>
+              </m:d>
+            </m:e>
+          </m:nary>
+          <m:r>
+            <w:rPr>
+              <w:rFonts w:ascii="Cambria Math" w:hAnsi="Cambria Math"/>
+            </w:rPr>
+            <m:t>+</m:t>
+          </m:r>
+          <m:r>
+            <w:rPr>
+              <w:rFonts w:ascii="Cambria Math" w:hAnsi="Cambria Math" w:cs="Times New Roman"/>
+              <w:szCs w:val="24"/>
+            </w:rPr>
+            <m:t>v</m:t>
+          </m:r>
+          <m:d>
+            <m:dPr>
+              <m:ctrlPr>
+                <w:rPr>
+                  <w:rFonts w:ascii="Cambria Math" w:hAnsi="Cambria Math"/>
+                </w:rPr>
+              </m:ctrlPr>
+            </m:dPr>
+            <m:e>
               <m:sSub>
                 <m:sSubPr>
                   <m:ctrlPr>
@@ -4669,38 +5469,29 @@
                     <w:rPr>
                       <w:rFonts w:ascii="Cambria Math" w:hAnsi="Cambria Math"/>
                     </w:rPr>
-                    <m:t>N</m:t>
+                    <m:t>t</m:t>
                   </m:r>
                 </m:e>
                 <m:sub>
                   <m:r>
-                    <m:rPr>
-                      <m:sty m:val="p"/>
-                    </m:rPr>
                     <w:rPr>
                       <w:rFonts w:ascii="Cambria Math" w:hAnsi="Cambria Math"/>
                     </w:rPr>
-                    <m:t>FFT</m:t>
+                    <m:t>n</m:t>
                   </m:r>
                 </m:sub>
               </m:sSub>
-            </m:den>
-          </m:f>
+            </m:e>
+          </m:d>
         </m:oMath>
       </m:oMathPara>
     </w:p>
     <w:p>
       <w:pPr>
         <w:spacing w:line="400" w:lineRule="atLeast"/>
-        <w:rPr>
-          <w:rFonts w:hint="eastAsia"/>
-        </w:rPr>
-      </w:pPr>
-      <w:r>
-        <w:rPr>
-          <w:rFonts w:hint="eastAsia"/>
-        </w:rPr>
-        <w:t>当</w:t>
+      </w:pPr>
+      <w:r>
+        <w:t>其中，</w:t>
       </w:r>
       <m:oMath>
         <m:sSub>
@@ -4716,7 +5507,1901 @@
               <w:rPr>
                 <w:rFonts w:ascii="Cambria Math" w:hAnsi="Cambria Math"/>
               </w:rPr>
-              <m:t>N</m:t>
+              <m:t>c</m:t>
+            </m:r>
+          </m:e>
+          <m:sub>
+            <m:r>
+              <w:rPr>
+                <w:rFonts w:ascii="Cambria Math" w:hAnsi="Cambria Math"/>
+              </w:rPr>
+              <m:t>0</m:t>
+            </m:r>
+          </m:sub>
+        </m:sSub>
+      </m:oMath>
+      <w:r>
+        <w:rPr>
+          <w:rFonts w:hint="eastAsia"/>
+        </w:rPr>
+        <w:t>为直流分量，</w:t>
+      </w:r>
+      <m:oMath>
+        <m:r>
+          <w:rPr>
+            <w:rFonts w:ascii="Cambria Math" w:hAnsi="Cambria Math" w:cs="Times New Roman"/>
+            <w:szCs w:val="24"/>
+          </w:rPr>
+          <m:t>v</m:t>
+        </m:r>
+        <m:d>
+          <m:dPr>
+            <m:ctrlPr>
+              <w:rPr>
+                <w:rFonts w:ascii="Cambria Math" w:hAnsi="Cambria Math"/>
+              </w:rPr>
+            </m:ctrlPr>
+          </m:dPr>
+          <m:e>
+            <m:sSub>
+              <m:sSubPr>
+                <m:ctrlPr>
+                  <w:rPr>
+                    <w:rFonts w:ascii="Cambria Math" w:hAnsi="Cambria Math"/>
+                  </w:rPr>
+                </m:ctrlPr>
+              </m:sSubPr>
+              <m:e>
+                <m:r>
+                  <w:rPr>
+                    <w:rFonts w:ascii="Cambria Math" w:hAnsi="Cambria Math"/>
+                  </w:rPr>
+                  <m:t>t</m:t>
+                </m:r>
+              </m:e>
+              <m:sub>
+                <m:r>
+                  <w:rPr>
+                    <w:rFonts w:ascii="Cambria Math" w:hAnsi="Cambria Math"/>
+                  </w:rPr>
+                  <m:t>n</m:t>
+                </m:r>
+              </m:sub>
+            </m:sSub>
+          </m:e>
+        </m:d>
+      </m:oMath>
+      <w:r>
+        <w:rPr>
+          <w:rFonts w:hint="eastAsia"/>
+        </w:rPr>
+        <w:t>为噪声或未建模残差。将所有采样点写成矩阵形式：</w:t>
+      </w:r>
+      <m:oMath>
+        <m:r>
+          <m:rPr>
+            <m:sty m:val="bi"/>
+          </m:rPr>
+          <w:rPr>
+            <w:rFonts w:ascii="Cambria Math" w:hAnsi="Cambria Math"/>
+          </w:rPr>
+          <m:t>x</m:t>
+        </m:r>
+        <m:r>
+          <w:rPr>
+            <w:rFonts w:ascii="Cambria Math" w:hAnsi="Cambria Math"/>
+          </w:rPr>
+          <m:t>=</m:t>
+        </m:r>
+        <m:r>
+          <m:rPr>
+            <m:sty m:val="bi"/>
+          </m:rPr>
+          <w:rPr>
+            <w:rFonts w:ascii="Cambria Math" w:hAnsi="Cambria Math"/>
+          </w:rPr>
+          <m:t>Aβ</m:t>
+        </m:r>
+        <m:r>
+          <m:rPr>
+            <m:sty m:val="bi"/>
+          </m:rPr>
+          <w:rPr>
+            <w:rFonts w:ascii="Cambria Math" w:hAnsi="Cambria Math"/>
+          </w:rPr>
+          <m:t>+v</m:t>
+        </m:r>
+      </m:oMath>
+      <w:r>
+        <w:rPr>
+          <w:rFonts w:hint="eastAsia"/>
+        </w:rPr>
+        <w:t>，</w:t>
+      </w:r>
+      <m:oMath>
+        <m:r>
+          <m:rPr>
+            <m:sty m:val="bi"/>
+          </m:rPr>
+          <w:rPr>
+            <w:rFonts w:ascii="Cambria Math" w:hAnsi="Cambria Math"/>
+          </w:rPr>
+          <m:t>x</m:t>
+        </m:r>
+      </m:oMath>
+      <w:r>
+        <w:rPr>
+          <w:rFonts w:hint="eastAsia"/>
+        </w:rPr>
+        <w:t>为采样信号列向量，</w:t>
+      </w:r>
+      <m:oMath>
+        <m:r>
+          <m:rPr>
+            <m:sty m:val="b"/>
+          </m:rPr>
+          <w:rPr>
+            <w:rFonts w:ascii="Cambria Math" w:hAnsi="Cambria Math"/>
+          </w:rPr>
+          <m:t>A</m:t>
+        </m:r>
+      </m:oMath>
+      <w:r>
+        <w:rPr>
+          <w:rFonts w:hint="eastAsia"/>
+        </w:rPr>
+        <w:t>为由常数项、余弦项和正弦项组成的系数矩阵，</w:t>
+      </w:r>
+      <m:oMath>
+        <m:r>
+          <m:rPr>
+            <m:sty m:val="bi"/>
+          </m:rPr>
+          <w:rPr>
+            <w:rFonts w:ascii="Cambria Math" w:hAnsi="Cambria Math"/>
+          </w:rPr>
+          <m:t>β</m:t>
+        </m:r>
+      </m:oMath>
+      <w:r>
+        <w:rPr>
+          <w:rFonts w:hint="eastAsia"/>
+        </w:rPr>
+        <w:t>为待估计参数向量。</w:t>
+      </w:r>
+    </w:p>
+    <w:p>
+      <w:pPr>
+        <w:spacing w:line="400" w:lineRule="atLeast"/>
+        <w:rPr>
+          <w:rFonts w:hint="eastAsia"/>
+        </w:rPr>
+      </w:pPr>
+      <w:r>
+        <w:rPr>
+          <w:rFonts w:hint="eastAsia"/>
+        </w:rPr>
+        <w:t>最小二乘法的目标是使残差平方和最小，即</w:t>
+      </w:r>
+      <m:oMath>
+        <m:func>
+          <m:funcPr>
+            <m:ctrlPr>
+              <w:rPr>
+                <w:rFonts w:ascii="Cambria Math" w:hAnsi="Cambria Math"/>
+              </w:rPr>
+            </m:ctrlPr>
+          </m:funcPr>
+          <m:fName>
+            <m:limLow>
+              <m:limLowPr>
+                <m:ctrlPr>
+                  <w:rPr>
+                    <w:rFonts w:ascii="Cambria Math" w:hAnsi="Cambria Math"/>
+                  </w:rPr>
+                </m:ctrlPr>
+              </m:limLowPr>
+              <m:e>
+                <m:r>
+                  <m:rPr>
+                    <m:sty m:val="p"/>
+                  </m:rPr>
+                  <w:rPr>
+                    <w:rFonts w:ascii="Cambria Math" w:hAnsi="Cambria Math"/>
+                  </w:rPr>
+                  <m:t>min</m:t>
+                </m:r>
+              </m:e>
+              <m:lim>
+                <m:r>
+                  <m:rPr>
+                    <m:sty m:val="bi"/>
+                  </m:rPr>
+                  <w:rPr>
+                    <w:rFonts w:ascii="Cambria Math" w:hAnsi="Cambria Math"/>
+                  </w:rPr>
+                  <m:t>β</m:t>
+                </m:r>
+              </m:lim>
+            </m:limLow>
+          </m:fName>
+          <m:e>
+            <m:sSubSup>
+              <m:sSubSupPr>
+                <m:ctrlPr>
+                  <w:rPr>
+                    <w:rFonts w:ascii="Cambria Math" w:hAnsi="Cambria Math"/>
+                  </w:rPr>
+                </m:ctrlPr>
+              </m:sSubSupPr>
+              <m:e>
+                <m:d>
+                  <m:dPr>
+                    <m:begChr m:val="|"/>
+                    <m:endChr m:val="|"/>
+                    <m:ctrlPr>
+                      <w:rPr>
+                        <w:rFonts w:ascii="Cambria Math" w:hAnsi="Cambria Math"/>
+                      </w:rPr>
+                    </m:ctrlPr>
+                  </m:dPr>
+                  <m:e>
+                    <m:r>
+                      <m:rPr>
+                        <m:sty m:val="b"/>
+                      </m:rPr>
+                      <w:rPr>
+                        <w:rFonts w:ascii="Cambria Math" w:hAnsi="Cambria Math"/>
+                      </w:rPr>
+                      <m:t>x</m:t>
+                    </m:r>
+                    <m:r>
+                      <w:rPr>
+                        <w:rFonts w:ascii="Cambria Math" w:hAnsi="Cambria Math"/>
+                      </w:rPr>
+                      <m:t>-</m:t>
+                    </m:r>
+                    <m:r>
+                      <m:rPr>
+                        <m:sty m:val="b"/>
+                      </m:rPr>
+                      <w:rPr>
+                        <w:rFonts w:ascii="Cambria Math" w:hAnsi="Cambria Math"/>
+                      </w:rPr>
+                      <m:t>A</m:t>
+                    </m:r>
+                    <m:r>
+                      <m:rPr>
+                        <m:sty m:val="bi"/>
+                      </m:rPr>
+                      <w:rPr>
+                        <w:rFonts w:ascii="Cambria Math" w:hAnsi="Cambria Math"/>
+                      </w:rPr>
+                      <m:t>β</m:t>
+                    </m:r>
+                  </m:e>
+                </m:d>
+              </m:e>
+              <m:sub>
+                <m:r>
+                  <w:rPr>
+                    <w:rFonts w:ascii="Cambria Math" w:hAnsi="Cambria Math"/>
+                  </w:rPr>
+                  <m:t>2</m:t>
+                </m:r>
+              </m:sub>
+              <m:sup>
+                <m:r>
+                  <w:rPr>
+                    <w:rFonts w:ascii="Cambria Math" w:hAnsi="Cambria Math"/>
+                  </w:rPr>
+                  <m:t>2</m:t>
+                </m:r>
+              </m:sup>
+            </m:sSubSup>
+          </m:e>
+        </m:func>
+      </m:oMath>
+      <w:r>
+        <w:rPr>
+          <w:rFonts w:hint="eastAsia"/>
+        </w:rPr>
+        <w:t>。</w:t>
+      </w:r>
+      <w:r>
+        <w:rPr>
+          <w:rFonts w:hint="eastAsia"/>
+        </w:rPr>
+        <w:t>当矩阵</w:t>
+      </w:r>
+      <m:oMath>
+        <m:r>
+          <m:rPr>
+            <m:sty m:val="b"/>
+          </m:rPr>
+          <w:rPr>
+            <w:rFonts w:ascii="Cambria Math" w:hAnsi="Cambria Math"/>
+          </w:rPr>
+          <m:t>A</m:t>
+        </m:r>
+      </m:oMath>
+      <w:r>
+        <w:rPr>
+          <w:rFonts w:hint="eastAsia"/>
+        </w:rPr>
+        <w:t>列满秩时，参数估计结果为</w:t>
+      </w:r>
+      <m:oMath>
+        <m:acc>
+          <m:accPr>
+            <m:chr m:val="ˆ"/>
+            <m:ctrlPr>
+              <w:rPr>
+                <w:rFonts w:ascii="Cambria Math" w:hAnsi="Cambria Math"/>
+              </w:rPr>
+            </m:ctrlPr>
+          </m:accPr>
+          <m:e>
+            <m:r>
+              <m:rPr>
+                <m:sty m:val="bi"/>
+              </m:rPr>
+              <w:rPr>
+                <w:rFonts w:ascii="Cambria Math" w:hAnsi="Cambria Math"/>
+              </w:rPr>
+              <m:t>β</m:t>
+            </m:r>
+          </m:e>
+        </m:acc>
+        <m:r>
+          <w:rPr>
+            <w:rFonts w:ascii="Cambria Math" w:hAnsi="Cambria Math"/>
+          </w:rPr>
+          <m:t>=</m:t>
+        </m:r>
+        <m:sSup>
+          <m:sSupPr>
+            <m:ctrlPr>
+              <w:rPr>
+                <w:rFonts w:ascii="Cambria Math" w:hAnsi="Cambria Math"/>
+              </w:rPr>
+            </m:ctrlPr>
+          </m:sSupPr>
+          <m:e>
+            <m:d>
+              <m:dPr>
+                <m:ctrlPr>
+                  <w:rPr>
+                    <w:rFonts w:ascii="Cambria Math" w:hAnsi="Cambria Math"/>
+                  </w:rPr>
+                </m:ctrlPr>
+              </m:dPr>
+              <m:e>
+                <m:sSup>
+                  <m:sSupPr>
+                    <m:ctrlPr>
+                      <w:rPr>
+                        <w:rFonts w:ascii="Cambria Math" w:hAnsi="Cambria Math"/>
+                      </w:rPr>
+                    </m:ctrlPr>
+                  </m:sSupPr>
+                  <m:e>
+                    <m:r>
+                      <m:rPr>
+                        <m:sty m:val="b"/>
+                      </m:rPr>
+                      <w:rPr>
+                        <w:rFonts w:ascii="Cambria Math" w:hAnsi="Cambria Math"/>
+                      </w:rPr>
+                      <m:t>A</m:t>
+                    </m:r>
+                  </m:e>
+                  <m:sup>
+                    <m:r>
+                      <w:rPr>
+                        <w:rFonts w:ascii="Cambria Math" w:hAnsi="Cambria Math"/>
+                      </w:rPr>
+                      <m:t>T</m:t>
+                    </m:r>
+                  </m:sup>
+                </m:sSup>
+                <m:r>
+                  <m:rPr>
+                    <m:sty m:val="b"/>
+                  </m:rPr>
+                  <w:rPr>
+                    <w:rFonts w:ascii="Cambria Math" w:hAnsi="Cambria Math"/>
+                  </w:rPr>
+                  <m:t>A</m:t>
+                </m:r>
+              </m:e>
+            </m:d>
+          </m:e>
+          <m:sup>
+            <m:r>
+              <w:rPr>
+                <w:rFonts w:ascii="Cambria Math" w:hAnsi="Cambria Math"/>
+              </w:rPr>
+              <m:t>-1</m:t>
+            </m:r>
+          </m:sup>
+        </m:sSup>
+        <m:sSup>
+          <m:sSupPr>
+            <m:ctrlPr>
+              <w:rPr>
+                <w:rFonts w:ascii="Cambria Math" w:hAnsi="Cambria Math"/>
+              </w:rPr>
+            </m:ctrlPr>
+          </m:sSupPr>
+          <m:e>
+            <m:r>
+              <m:rPr>
+                <m:sty m:val="b"/>
+              </m:rPr>
+              <w:rPr>
+                <w:rFonts w:ascii="Cambria Math" w:hAnsi="Cambria Math"/>
+              </w:rPr>
+              <m:t>A</m:t>
+            </m:r>
+          </m:e>
+          <m:sup>
+            <m:r>
+              <w:rPr>
+                <w:rFonts w:ascii="Cambria Math" w:hAnsi="Cambria Math"/>
+              </w:rPr>
+              <m:t>T</m:t>
+            </m:r>
+          </m:sup>
+        </m:sSup>
+        <m:r>
+          <m:rPr>
+            <m:sty m:val="b"/>
+          </m:rPr>
+          <w:rPr>
+            <w:rFonts w:ascii="Cambria Math" w:hAnsi="Cambria Math"/>
+          </w:rPr>
+          <m:t>x</m:t>
+        </m:r>
+      </m:oMath>
+      <w:r>
+        <w:rPr>
+          <w:rFonts w:hint="eastAsia"/>
+          <w:b/>
+        </w:rPr>
+        <w:t>。</w:t>
+      </w:r>
+      <w:r>
+        <w:rPr>
+          <w:rFonts w:hint="eastAsia"/>
+        </w:rPr>
+        <w:t>在</w:t>
+      </w:r>
+      <w:r>
+        <w:rPr>
+          <w:rFonts w:hint="eastAsia"/>
+        </w:rPr>
+        <w:t>MATLAB</w:t>
+      </w:r>
+      <w:r>
+        <w:rPr>
+          <w:rFonts w:hint="eastAsia"/>
+        </w:rPr>
+        <w:t>中，可直接使用反斜杠运算求解该最小二乘问题，以避免显式求逆带来的数值问题。得到第</w:t>
+      </w:r>
+      <m:oMath>
+        <m:r>
+          <w:rPr>
+            <w:rFonts w:ascii="Cambria Math" w:hAnsi="Cambria Math"/>
+          </w:rPr>
+          <m:t>m</m:t>
+        </m:r>
+      </m:oMath>
+      <w:r>
+        <w:rPr>
+          <w:rFonts w:hint="eastAsia"/>
+        </w:rPr>
+        <w:t>个频率分量的系数</w:t>
+      </w:r>
+      <m:oMath>
+        <m:sSub>
+          <m:sSubPr>
+            <m:ctrlPr>
+              <w:rPr>
+                <w:rFonts w:ascii="Cambria Math" w:hAnsi="Cambria Math"/>
+              </w:rPr>
+            </m:ctrlPr>
+          </m:sSubPr>
+          <m:e>
+            <m:acc>
+              <m:accPr>
+                <m:chr m:val="ˆ"/>
+                <m:ctrlPr>
+                  <w:rPr>
+                    <w:rFonts w:ascii="Cambria Math" w:hAnsi="Cambria Math"/>
+                  </w:rPr>
+                </m:ctrlPr>
+              </m:accPr>
+              <m:e>
+                <m:r>
+                  <w:rPr>
+                    <w:rFonts w:ascii="Cambria Math" w:hAnsi="Cambria Math"/>
+                  </w:rPr>
+                  <m:t>a</m:t>
+                </m:r>
+              </m:e>
+            </m:acc>
+          </m:e>
+          <m:sub>
+            <m:r>
+              <w:rPr>
+                <w:rFonts w:ascii="Cambria Math" w:hAnsi="Cambria Math"/>
+              </w:rPr>
+              <m:t>m</m:t>
+            </m:r>
+          </m:sub>
+        </m:sSub>
+      </m:oMath>
+      <w:r>
+        <w:rPr>
+          <w:rFonts w:hint="eastAsia"/>
+        </w:rPr>
+        <w:t>和</w:t>
+      </w:r>
+      <w:r>
+        <w:rPr>
+          <w:rFonts w:hint="eastAsia"/>
+        </w:rPr>
+        <w:t xml:space="preserve"> </w:t>
+      </w:r>
+      <m:oMath>
+        <m:sSub>
+          <m:sSubPr>
+            <m:ctrlPr>
+              <w:rPr>
+                <w:rFonts w:ascii="Cambria Math" w:hAnsi="Cambria Math"/>
+              </w:rPr>
+            </m:ctrlPr>
+          </m:sSubPr>
+          <m:e>
+            <m:acc>
+              <m:accPr>
+                <m:chr m:val="ˆ"/>
+                <m:ctrlPr>
+                  <w:rPr>
+                    <w:rFonts w:ascii="Cambria Math" w:hAnsi="Cambria Math"/>
+                  </w:rPr>
+                </m:ctrlPr>
+              </m:accPr>
+              <m:e>
+                <m:r>
+                  <w:rPr>
+                    <w:rFonts w:ascii="Cambria Math" w:hAnsi="Cambria Math"/>
+                  </w:rPr>
+                  <m:t>b</m:t>
+                </m:r>
+              </m:e>
+            </m:acc>
+          </m:e>
+          <m:sub>
+            <m:r>
+              <w:rPr>
+                <w:rFonts w:ascii="Cambria Math" w:hAnsi="Cambria Math"/>
+              </w:rPr>
+              <m:t>m</m:t>
+            </m:r>
+          </m:sub>
+        </m:sSub>
+      </m:oMath>
+      <w:r>
+        <w:rPr>
+          <w:rFonts w:hint="eastAsia"/>
+        </w:rPr>
+        <w:t>后，其峰值幅值可表示为</w:t>
+      </w:r>
+      <m:oMath>
+        <m:sSub>
+          <m:sSubPr>
+            <m:ctrlPr>
+              <w:rPr>
+                <w:rFonts w:ascii="Cambria Math" w:hAnsi="Cambria Math"/>
+              </w:rPr>
+            </m:ctrlPr>
+          </m:sSubPr>
+          <m:e>
+            <m:r>
+              <w:rPr>
+                <w:rFonts w:ascii="Cambria Math" w:hAnsi="Cambria Math"/>
+              </w:rPr>
+              <m:t>A</m:t>
+            </m:r>
+          </m:e>
+          <m:sub>
+            <m:r>
+              <w:rPr>
+                <w:rFonts w:ascii="Cambria Math" w:hAnsi="Cambria Math"/>
+              </w:rPr>
+              <m:t>m</m:t>
+            </m:r>
+          </m:sub>
+        </m:sSub>
+        <m:r>
+          <w:rPr>
+            <w:rFonts w:ascii="Cambria Math" w:hAnsi="Cambria Math"/>
+          </w:rPr>
+          <m:t>=</m:t>
+        </m:r>
+        <m:rad>
+          <m:radPr>
+            <m:degHide m:val="1"/>
+            <m:ctrlPr>
+              <w:rPr>
+                <w:rFonts w:ascii="Cambria Math" w:hAnsi="Cambria Math"/>
+              </w:rPr>
+            </m:ctrlPr>
+          </m:radPr>
+          <m:deg/>
+          <m:e>
+            <m:sSubSup>
+              <m:sSubSupPr>
+                <m:ctrlPr>
+                  <w:rPr>
+                    <w:rFonts w:ascii="Cambria Math" w:hAnsi="Cambria Math"/>
+                  </w:rPr>
+                </m:ctrlPr>
+              </m:sSubSupPr>
+              <m:e>
+                <m:acc>
+                  <m:accPr>
+                    <m:chr m:val="ˆ"/>
+                    <m:ctrlPr>
+                      <w:rPr>
+                        <w:rFonts w:ascii="Cambria Math" w:hAnsi="Cambria Math"/>
+                      </w:rPr>
+                    </m:ctrlPr>
+                  </m:accPr>
+                  <m:e>
+                    <m:r>
+                      <w:rPr>
+                        <w:rFonts w:ascii="Cambria Math" w:hAnsi="Cambria Math"/>
+                      </w:rPr>
+                      <m:t>a</m:t>
+                    </m:r>
+                  </m:e>
+                </m:acc>
+              </m:e>
+              <m:sub>
+                <m:r>
+                  <w:rPr>
+                    <w:rFonts w:ascii="Cambria Math" w:hAnsi="Cambria Math"/>
+                  </w:rPr>
+                  <m:t>m</m:t>
+                </m:r>
+              </m:sub>
+              <m:sup>
+                <m:r>
+                  <w:rPr>
+                    <w:rFonts w:ascii="Cambria Math" w:hAnsi="Cambria Math"/>
+                  </w:rPr>
+                  <m:t>2</m:t>
+                </m:r>
+              </m:sup>
+            </m:sSubSup>
+            <m:r>
+              <w:rPr>
+                <w:rFonts w:ascii="Cambria Math" w:hAnsi="Cambria Math"/>
+              </w:rPr>
+              <m:t>+</m:t>
+            </m:r>
+            <m:sSubSup>
+              <m:sSubSupPr>
+                <m:ctrlPr>
+                  <w:rPr>
+                    <w:rFonts w:ascii="Cambria Math" w:hAnsi="Cambria Math"/>
+                  </w:rPr>
+                </m:ctrlPr>
+              </m:sSubSupPr>
+              <m:e>
+                <m:acc>
+                  <m:accPr>
+                    <m:chr m:val="ˆ"/>
+                    <m:ctrlPr>
+                      <w:rPr>
+                        <w:rFonts w:ascii="Cambria Math" w:hAnsi="Cambria Math"/>
+                      </w:rPr>
+                    </m:ctrlPr>
+                  </m:accPr>
+                  <m:e>
+                    <m:r>
+                      <w:rPr>
+                        <w:rFonts w:ascii="Cambria Math" w:hAnsi="Cambria Math"/>
+                      </w:rPr>
+                      <m:t>b</m:t>
+                    </m:r>
+                  </m:e>
+                </m:acc>
+              </m:e>
+              <m:sub>
+                <m:r>
+                  <w:rPr>
+                    <w:rFonts w:ascii="Cambria Math" w:hAnsi="Cambria Math"/>
+                  </w:rPr>
+                  <m:t>m</m:t>
+                </m:r>
+              </m:sub>
+              <m:sup>
+                <m:r>
+                  <w:rPr>
+                    <w:rFonts w:ascii="Cambria Math" w:hAnsi="Cambria Math"/>
+                  </w:rPr>
+                  <m:t>2</m:t>
+                </m:r>
+              </m:sup>
+            </m:sSubSup>
+          </m:e>
+        </m:rad>
+      </m:oMath>
+      <w:r>
+        <w:rPr>
+          <w:rFonts w:hint="eastAsia"/>
+        </w:rPr>
+        <w:t>，</w:t>
+      </w:r>
+      <w:r>
+        <w:rPr>
+          <w:rFonts w:hint="eastAsia"/>
+        </w:rPr>
+        <w:t>对应的有效值幅值为</w:t>
+      </w:r>
+      <m:oMath>
+        <m:sSub>
+          <m:sSubPr>
+            <m:ctrlPr>
+              <w:rPr>
+                <w:rFonts w:ascii="Cambria Math" w:hAnsi="Cambria Math"/>
+              </w:rPr>
+            </m:ctrlPr>
+          </m:sSubPr>
+          <m:e>
+            <m:r>
+              <w:rPr>
+                <w:rFonts w:ascii="Cambria Math" w:hAnsi="Cambria Math"/>
+              </w:rPr>
+              <m:t>X</m:t>
+            </m:r>
+          </m:e>
+          <m:sub>
+            <m:r>
+              <w:rPr>
+                <w:rFonts w:ascii="Cambria Math" w:hAnsi="Cambria Math"/>
+              </w:rPr>
+              <m:t>m</m:t>
+            </m:r>
+          </m:sub>
+        </m:sSub>
+        <m:r>
+          <w:rPr>
+            <w:rFonts w:ascii="Cambria Math" w:hAnsi="Cambria Math"/>
+          </w:rPr>
+          <m:t>=</m:t>
+        </m:r>
+        <m:f>
+          <m:fPr>
+            <m:ctrlPr>
+              <w:rPr>
+                <w:rFonts w:ascii="Cambria Math" w:hAnsi="Cambria Math"/>
+              </w:rPr>
+            </m:ctrlPr>
+          </m:fPr>
+          <m:num>
+            <m:sSub>
+              <m:sSubPr>
+                <m:ctrlPr>
+                  <w:rPr>
+                    <w:rFonts w:ascii="Cambria Math" w:hAnsi="Cambria Math"/>
+                  </w:rPr>
+                </m:ctrlPr>
+              </m:sSubPr>
+              <m:e>
+                <m:r>
+                  <w:rPr>
+                    <w:rFonts w:ascii="Cambria Math" w:hAnsi="Cambria Math"/>
+                  </w:rPr>
+                  <m:t>A</m:t>
+                </m:r>
+              </m:e>
+              <m:sub>
+                <m:r>
+                  <w:rPr>
+                    <w:rFonts w:ascii="Cambria Math" w:hAnsi="Cambria Math"/>
+                  </w:rPr>
+                  <m:t>m</m:t>
+                </m:r>
+              </m:sub>
+            </m:sSub>
+          </m:num>
+          <m:den>
+            <m:rad>
+              <m:radPr>
+                <m:degHide m:val="1"/>
+                <m:ctrlPr>
+                  <w:rPr>
+                    <w:rFonts w:ascii="Cambria Math" w:hAnsi="Cambria Math"/>
+                  </w:rPr>
+                </m:ctrlPr>
+              </m:radPr>
+              <m:deg/>
+              <m:e>
+                <m:r>
+                  <w:rPr>
+                    <w:rFonts w:ascii="Cambria Math" w:hAnsi="Cambria Math"/>
+                  </w:rPr>
+                  <m:t>2</m:t>
+                </m:r>
+              </m:e>
+            </m:rad>
+          </m:den>
+        </m:f>
+      </m:oMath>
+      <w:r>
+        <w:rPr>
+          <w:rFonts w:hint="eastAsia"/>
+        </w:rPr>
+        <w:t>。</w:t>
+      </w:r>
+      <w:r>
+        <w:rPr>
+          <w:rFonts w:hint="eastAsia"/>
+        </w:rPr>
+        <w:t>相位由正弦项和余弦项系数确定。</w:t>
+      </w:r>
+      <w:r>
+        <w:rPr>
+          <w:rFonts w:hint="eastAsia"/>
+        </w:rPr>
+        <w:t>由于大作业</w:t>
+      </w:r>
+      <w:r>
+        <w:rPr>
+          <w:rFonts w:hint="eastAsia"/>
+        </w:rPr>
+        <w:t>谐波和间谐波</w:t>
+      </w:r>
+      <w:r>
+        <w:rPr>
+          <w:rFonts w:hint="eastAsia"/>
+        </w:rPr>
+        <w:t>分析</w:t>
+      </w:r>
+      <w:r>
+        <w:rPr>
+          <w:rFonts w:hint="eastAsia"/>
+        </w:rPr>
+        <w:t>主要关注频率及有效值幅值，</w:t>
+      </w:r>
+      <w:r>
+        <w:rPr>
+          <w:rFonts w:hint="eastAsia"/>
+        </w:rPr>
+        <w:t>所以相位可以不用关心</w:t>
+      </w:r>
+      <w:r>
+        <w:rPr>
+          <w:rFonts w:hint="eastAsia"/>
+        </w:rPr>
+        <w:t>。</w:t>
+      </w:r>
+    </w:p>
+    <w:p>
+      <w:pPr>
+        <w:spacing w:line="400" w:lineRule="atLeast"/>
+        <w:rPr>
+          <w:rFonts w:hint="eastAsia"/>
+        </w:rPr>
+      </w:pPr>
+      <w:r>
+        <w:rPr>
+          <w:rFonts w:hint="eastAsia"/>
+        </w:rPr>
+        <w:t>最小二乘正弦拟合法的优点是可以同时处理多个已知频率分量，并在同一个模型中统一估计它们的幅值和相位。当信号中存在多个谐波或间谐波时，如果逐个从频谱中读取幅值，相邻分量之间的泄漏会互相影响；而最小二乘法可以在给定候选频率集合后整体拟合信号，使各分量之间的影响得到一定程度的分离。</w:t>
+      </w:r>
+    </w:p>
+    <w:p>
+      <w:pPr>
+        <w:spacing w:line="400" w:lineRule="atLeast"/>
+        <w:rPr>
+          <w:rFonts w:hint="eastAsia"/>
+        </w:rPr>
+      </w:pPr>
+      <w:r>
+        <w:rPr>
+          <w:rFonts w:hint="eastAsia"/>
+        </w:rPr>
+        <w:t>而</w:t>
+      </w:r>
+      <w:r>
+        <w:rPr>
+          <w:rFonts w:hint="eastAsia"/>
+        </w:rPr>
+        <w:t>该方法的局限在于，它要求候选频率本身较为准确。如果候选频率存在明</w:t>
+      </w:r>
+      <w:r>
+        <w:rPr>
+          <w:rFonts w:hint="eastAsia"/>
+        </w:rPr>
+        <w:lastRenderedPageBreak/>
+        <w:t>显偏差，即使最小二乘拟合能够得到较小残差，估计出的幅值和相位也可能偏离真实值。因此，本文将</w:t>
+      </w:r>
+      <w:r>
+        <w:rPr>
+          <w:rFonts w:hint="eastAsia"/>
+        </w:rPr>
+        <w:t xml:space="preserve"> FFT </w:t>
+      </w:r>
+      <w:r>
+        <w:rPr>
+          <w:rFonts w:hint="eastAsia"/>
+        </w:rPr>
+        <w:t>插值、原始谱检测和残差谱检测用于候选频率生成，再使用最小二乘法进行最终幅值计算。这样既利用了频谱分析在频率搜索上的优势，又利用了最小二乘法在多分量幅值估计上的稳定性。</w:t>
+      </w:r>
+      <w:r>
+        <w:rPr>
+          <w:rFonts w:hint="eastAsia"/>
+        </w:rPr>
+        <w:t>对于信噪比估计这一加分任务，也可以利用拟合信号与原始信号之间的残差估计噪声功率，从而计算信号的信噪比。</w:t>
+      </w:r>
+    </w:p>
+    <w:p>
+      <w:pPr>
+        <w:pStyle w:val="2"/>
+        <w:spacing w:line="400" w:lineRule="atLeast"/>
+      </w:pPr>
+      <w:r>
+        <w:t>滑动窗同步相量算法</w:t>
+      </w:r>
+    </w:p>
+    <w:p>
+      <w:pPr>
+        <w:spacing w:line="400" w:lineRule="atLeast"/>
+        <w:rPr>
+          <w:rFonts w:hint="eastAsia"/>
+        </w:rPr>
+      </w:pPr>
+      <w:r>
+        <w:rPr>
+          <w:rFonts w:hint="eastAsia"/>
+        </w:rPr>
+        <w:t>对于稳态正弦信号，如果只需要得到某一段数据的整体相量，可以直接对整段信号进行</w:t>
+      </w:r>
+      <w:r>
+        <w:rPr>
+          <w:rFonts w:hint="eastAsia"/>
+        </w:rPr>
+        <w:t xml:space="preserve"> DFT </w:t>
+      </w:r>
+      <w:r>
+        <w:rPr>
+          <w:rFonts w:hint="eastAsia"/>
+        </w:rPr>
+        <w:t>或最小二乘拟合。但本次大作业中的信号可能存在幅值阶跃、频率变化和幅值调制等动态过程，因此需要得到相量随时间变化的结果。为此，本文采用滑动窗同步相量算法。</w:t>
+      </w:r>
+    </w:p>
+    <w:p>
+      <w:pPr>
+        <w:spacing w:line="400" w:lineRule="atLeast"/>
+        <w:rPr>
+          <w:rFonts w:hint="eastAsia"/>
+        </w:rPr>
+      </w:pPr>
+      <w:r>
+        <w:rPr>
+          <w:rFonts w:hint="eastAsia"/>
+        </w:rPr>
+        <w:t>设采样信号为</w:t>
+      </w:r>
+      <m:oMath>
+        <m:r>
+          <w:rPr>
+            <w:rFonts w:ascii="Cambria Math" w:hAnsi="Cambria Math"/>
+          </w:rPr>
+          <m:t>x</m:t>
+        </m:r>
+        <m:d>
+          <m:dPr>
+            <m:ctrlPr>
+              <w:rPr>
+                <w:rFonts w:ascii="Cambria Math" w:hAnsi="Cambria Math"/>
+              </w:rPr>
+            </m:ctrlPr>
+          </m:dPr>
+          <m:e>
+            <m:sSub>
+              <m:sSubPr>
+                <m:ctrlPr>
+                  <w:rPr>
+                    <w:rFonts w:ascii="Cambria Math" w:hAnsi="Cambria Math"/>
+                  </w:rPr>
+                </m:ctrlPr>
+              </m:sSubPr>
+              <m:e>
+                <m:r>
+                  <w:rPr>
+                    <w:rFonts w:ascii="Cambria Math" w:hAnsi="Cambria Math"/>
+                  </w:rPr>
+                  <m:t>t</m:t>
+                </m:r>
+              </m:e>
+              <m:sub>
+                <m:r>
+                  <w:rPr>
+                    <w:rFonts w:ascii="Cambria Math" w:hAnsi="Cambria Math"/>
+                  </w:rPr>
+                  <m:t>n</m:t>
+                </m:r>
+              </m:sub>
+            </m:sSub>
+          </m:e>
+        </m:d>
+      </m:oMath>
+      <w:r>
+        <w:rPr>
+          <w:rFonts w:hint="eastAsia"/>
+        </w:rPr>
+        <w:t>，待估计相量的中心时刻为</w:t>
+      </w:r>
+      <m:oMath>
+        <m:sSub>
+          <m:sSubPr>
+            <m:ctrlPr>
+              <w:rPr>
+                <w:rFonts w:ascii="Cambria Math" w:hAnsi="Cambria Math"/>
+              </w:rPr>
+            </m:ctrlPr>
+          </m:sSubPr>
+          <m:e>
+            <m:r>
+              <w:rPr>
+                <w:rFonts w:ascii="Cambria Math" w:hAnsi="Cambria Math"/>
+              </w:rPr>
+              <m:t>t</m:t>
+            </m:r>
+          </m:e>
+          <m:sub>
+            <m:r>
+              <w:rPr>
+                <w:rFonts w:ascii="Cambria Math" w:hAnsi="Cambria Math"/>
+              </w:rPr>
+              <m:t>0</m:t>
+            </m:r>
+          </m:sub>
+        </m:sSub>
+      </m:oMath>
+      <w:r>
+        <w:rPr>
+          <w:rFonts w:hint="eastAsia"/>
+        </w:rPr>
+        <w:t>，滑动窗内采样点集合为</w:t>
+      </w:r>
+      <w:r>
+        <w:rPr>
+          <w:rFonts w:hint="eastAsia"/>
+        </w:rPr>
+        <w:t xml:space="preserve"> </w:t>
+      </w:r>
+      <m:oMath>
+        <m:r>
+          <w:rPr>
+            <w:rFonts w:ascii="Cambria Math" w:hAnsi="Cambria Math"/>
+          </w:rPr>
+          <m:t>Ω</m:t>
+        </m:r>
+        <m:d>
+          <m:dPr>
+            <m:ctrlPr>
+              <w:rPr>
+                <w:rFonts w:ascii="Cambria Math" w:hAnsi="Cambria Math"/>
+              </w:rPr>
+            </m:ctrlPr>
+          </m:dPr>
+          <m:e>
+            <m:sSub>
+              <m:sSubPr>
+                <m:ctrlPr>
+                  <w:rPr>
+                    <w:rFonts w:ascii="Cambria Math" w:hAnsi="Cambria Math"/>
+                  </w:rPr>
+                </m:ctrlPr>
+              </m:sSubPr>
+              <m:e>
+                <m:r>
+                  <w:rPr>
+                    <w:rFonts w:ascii="Cambria Math" w:hAnsi="Cambria Math"/>
+                  </w:rPr>
+                  <m:t>t</m:t>
+                </m:r>
+              </m:e>
+              <m:sub>
+                <m:r>
+                  <w:rPr>
+                    <w:rFonts w:ascii="Cambria Math" w:hAnsi="Cambria Math"/>
+                  </w:rPr>
+                  <m:t>0</m:t>
+                </m:r>
+              </m:sub>
+            </m:sSub>
+          </m:e>
+        </m:d>
+      </m:oMath>
+      <w:r>
+        <w:rPr>
+          <w:rFonts w:hint="eastAsia"/>
+        </w:rPr>
+        <w:t>，窗函数为</w:t>
+      </w:r>
+      <m:oMath>
+        <m:sSub>
+          <m:sSubPr>
+            <m:ctrlPr>
+              <w:rPr>
+                <w:rFonts w:ascii="Cambria Math" w:hAnsi="Cambria Math"/>
+              </w:rPr>
+            </m:ctrlPr>
+          </m:sSubPr>
+          <m:e>
+            <m:r>
+              <w:rPr>
+                <w:rFonts w:ascii="Cambria Math" w:hAnsi="Cambria Math"/>
+              </w:rPr>
+              <m:t>w</m:t>
+            </m:r>
+          </m:e>
+          <m:sub>
+            <m:r>
+              <w:rPr>
+                <w:rFonts w:ascii="Cambria Math" w:hAnsi="Cambria Math"/>
+              </w:rPr>
+              <m:t>n</m:t>
+            </m:r>
+          </m:sub>
+        </m:sSub>
+      </m:oMath>
+      <w:r>
+        <w:rPr>
+          <w:rFonts w:hint="eastAsia"/>
+        </w:rPr>
+        <w:t>，估计得到的基波频率为</w:t>
+      </w:r>
+      <m:oMath>
+        <m:sSub>
+          <m:sSubPr>
+            <m:ctrlPr>
+              <w:rPr>
+                <w:rFonts w:ascii="Cambria Math" w:hAnsi="Cambria Math"/>
+              </w:rPr>
+            </m:ctrlPr>
+          </m:sSubPr>
+          <m:e>
+            <m:acc>
+              <m:accPr>
+                <m:chr m:val="ˆ"/>
+                <m:ctrlPr>
+                  <w:rPr>
+                    <w:rFonts w:ascii="Cambria Math" w:hAnsi="Cambria Math"/>
+                  </w:rPr>
+                </m:ctrlPr>
+              </m:accPr>
+              <m:e>
+                <m:r>
+                  <w:rPr>
+                    <w:rFonts w:ascii="Cambria Math" w:hAnsi="Cambria Math"/>
+                  </w:rPr>
+                  <m:t>f</m:t>
+                </m:r>
+              </m:e>
+            </m:acc>
+          </m:e>
+          <m:sub>
+            <m:r>
+              <w:rPr>
+                <w:rFonts w:ascii="Cambria Math" w:hAnsi="Cambria Math"/>
+              </w:rPr>
+              <m:t>0</m:t>
+            </m:r>
+          </m:sub>
+        </m:sSub>
+      </m:oMath>
+      <w:r>
+        <w:rPr>
+          <w:rFonts w:hint="eastAsia"/>
+        </w:rPr>
+        <w:t>。在中心时刻</w:t>
+      </w:r>
+      <m:oMath>
+        <m:sSub>
+          <m:sSubPr>
+            <m:ctrlPr>
+              <w:rPr>
+                <w:rFonts w:ascii="Cambria Math" w:hAnsi="Cambria Math"/>
+              </w:rPr>
+            </m:ctrlPr>
+          </m:sSubPr>
+          <m:e>
+            <m:r>
+              <w:rPr>
+                <w:rFonts w:ascii="Cambria Math" w:hAnsi="Cambria Math"/>
+              </w:rPr>
+              <m:t>t</m:t>
+            </m:r>
+          </m:e>
+          <m:sub>
+            <m:r>
+              <w:rPr>
+                <w:rFonts w:ascii="Cambria Math" w:hAnsi="Cambria Math"/>
+              </w:rPr>
+              <m:t>0</m:t>
+            </m:r>
+          </m:sub>
+        </m:sSub>
+      </m:oMath>
+      <w:r>
+        <w:rPr>
+          <w:rFonts w:hint="eastAsia"/>
+        </w:rPr>
+        <w:t>附近，可以用复指数投影提取基波分量：</w:t>
+      </w:r>
+    </w:p>
+    <w:p>
+      <w:pPr>
+        <w:spacing w:line="400" w:lineRule="atLeast"/>
+      </w:pPr>
+      <m:oMathPara>
+        <m:oMath>
+          <m:r>
+            <w:rPr>
+              <w:rFonts w:ascii="Cambria Math" w:hAnsi="Cambria Math"/>
+            </w:rPr>
+            <m:t>C</m:t>
+          </m:r>
+          <m:d>
+            <m:dPr>
+              <m:ctrlPr>
+                <w:rPr>
+                  <w:rFonts w:ascii="Cambria Math" w:hAnsi="Cambria Math"/>
+                </w:rPr>
+              </m:ctrlPr>
+            </m:dPr>
+            <m:e>
+              <m:sSub>
+                <m:sSubPr>
+                  <m:ctrlPr>
+                    <w:rPr>
+                      <w:rFonts w:ascii="Cambria Math" w:hAnsi="Cambria Math"/>
+                    </w:rPr>
+                  </m:ctrlPr>
+                </m:sSubPr>
+                <m:e>
+                  <m:r>
+                    <w:rPr>
+                      <w:rFonts w:ascii="Cambria Math" w:hAnsi="Cambria Math"/>
+                    </w:rPr>
+                    <m:t>t</m:t>
+                  </m:r>
+                </m:e>
+                <m:sub>
+                  <m:r>
+                    <w:rPr>
+                      <w:rFonts w:ascii="Cambria Math" w:hAnsi="Cambria Math"/>
+                    </w:rPr>
+                    <m:t>0</m:t>
+                  </m:r>
+                </m:sub>
+              </m:sSub>
+            </m:e>
+          </m:d>
+          <m:r>
+            <w:rPr>
+              <w:rFonts w:ascii="Cambria Math" w:hAnsi="Cambria Math"/>
+            </w:rPr>
+            <m:t>=</m:t>
+          </m:r>
+          <m:f>
+            <m:fPr>
+              <m:ctrlPr>
+                <w:rPr>
+                  <w:rFonts w:ascii="Cambria Math" w:hAnsi="Cambria Math"/>
+                </w:rPr>
+              </m:ctrlPr>
+            </m:fPr>
+            <m:num>
+              <m:r>
+                <w:rPr>
+                  <w:rFonts w:ascii="Cambria Math" w:hAnsi="Cambria Math"/>
+                </w:rPr>
+                <m:t>2</m:t>
+              </m:r>
+            </m:num>
+            <m:den>
+              <m:nary>
+                <m:naryPr>
+                  <m:chr m:val="∑"/>
+                  <m:limLoc m:val="undOvr"/>
+                  <m:supHide m:val="1"/>
+                  <m:ctrlPr>
+                    <w:rPr>
+                      <w:rFonts w:ascii="Cambria Math" w:hAnsi="Cambria Math"/>
+                    </w:rPr>
+                  </m:ctrlPr>
+                </m:naryPr>
+                <m:sub>
+                  <m:r>
+                    <w:rPr>
+                      <w:rFonts w:ascii="Cambria Math" w:hAnsi="Cambria Math"/>
+                    </w:rPr>
+                    <m:t>n∈Ω</m:t>
+                  </m:r>
+                  <m:d>
+                    <m:dPr>
+                      <m:ctrlPr>
+                        <w:rPr>
+                          <w:rFonts w:ascii="Cambria Math" w:hAnsi="Cambria Math"/>
+                        </w:rPr>
+                      </m:ctrlPr>
+                    </m:dPr>
+                    <m:e>
+                      <m:sSub>
+                        <m:sSubPr>
+                          <m:ctrlPr>
+                            <w:rPr>
+                              <w:rFonts w:ascii="Cambria Math" w:hAnsi="Cambria Math"/>
+                            </w:rPr>
+                          </m:ctrlPr>
+                        </m:sSubPr>
+                        <m:e>
+                          <m:r>
+                            <w:rPr>
+                              <w:rFonts w:ascii="Cambria Math" w:hAnsi="Cambria Math"/>
+                            </w:rPr>
+                            <m:t>t</m:t>
+                          </m:r>
+                        </m:e>
+                        <m:sub>
+                          <m:r>
+                            <w:rPr>
+                              <w:rFonts w:ascii="Cambria Math" w:hAnsi="Cambria Math"/>
+                            </w:rPr>
+                            <m:t>0</m:t>
+                          </m:r>
+                        </m:sub>
+                      </m:sSub>
+                    </m:e>
+                  </m:d>
+                </m:sub>
+                <m:sup/>
+                <m:e>
+                  <m:sSub>
+                    <m:sSubPr>
+                      <m:ctrlPr>
+                        <w:rPr>
+                          <w:rFonts w:ascii="Cambria Math" w:hAnsi="Cambria Math"/>
+                        </w:rPr>
+                      </m:ctrlPr>
+                    </m:sSubPr>
+                    <m:e>
+                      <m:r>
+                        <w:rPr>
+                          <w:rFonts w:ascii="Cambria Math" w:hAnsi="Cambria Math"/>
+                        </w:rPr>
+                        <m:t>w</m:t>
+                      </m:r>
+                    </m:e>
+                    <m:sub>
+                      <m:r>
+                        <w:rPr>
+                          <w:rFonts w:ascii="Cambria Math" w:hAnsi="Cambria Math"/>
+                        </w:rPr>
+                        <m:t>n</m:t>
+                      </m:r>
+                    </m:sub>
+                  </m:sSub>
+                </m:e>
+              </m:nary>
+            </m:den>
+          </m:f>
+          <m:nary>
+            <m:naryPr>
+              <m:chr m:val="∑"/>
+              <m:limLoc m:val="undOvr"/>
+              <m:supHide m:val="1"/>
+              <m:ctrlPr>
+                <w:rPr>
+                  <w:rFonts w:ascii="Cambria Math" w:hAnsi="Cambria Math"/>
+                </w:rPr>
+              </m:ctrlPr>
+            </m:naryPr>
+            <m:sub>
+              <m:r>
+                <w:rPr>
+                  <w:rFonts w:ascii="Cambria Math" w:hAnsi="Cambria Math"/>
+                </w:rPr>
+                <m:t>n∈Ω</m:t>
+              </m:r>
+              <m:d>
+                <m:dPr>
+                  <m:ctrlPr>
+                    <w:rPr>
+                      <w:rFonts w:ascii="Cambria Math" w:hAnsi="Cambria Math"/>
+                    </w:rPr>
+                  </m:ctrlPr>
+                </m:dPr>
+                <m:e>
+                  <m:sSub>
+                    <m:sSubPr>
+                      <m:ctrlPr>
+                        <w:rPr>
+                          <w:rFonts w:ascii="Cambria Math" w:hAnsi="Cambria Math"/>
+                        </w:rPr>
+                      </m:ctrlPr>
+                    </m:sSubPr>
+                    <m:e>
+                      <m:r>
+                        <w:rPr>
+                          <w:rFonts w:ascii="Cambria Math" w:hAnsi="Cambria Math"/>
+                        </w:rPr>
+                        <m:t>t</m:t>
+                      </m:r>
+                    </m:e>
+                    <m:sub>
+                      <m:r>
+                        <w:rPr>
+                          <w:rFonts w:ascii="Cambria Math" w:hAnsi="Cambria Math"/>
+                        </w:rPr>
+                        <m:t>0</m:t>
+                      </m:r>
+                    </m:sub>
+                  </m:sSub>
+                </m:e>
+              </m:d>
+            </m:sub>
+            <m:sup/>
+            <m:e>
+              <m:r>
+                <w:rPr>
+                  <w:rFonts w:ascii="Cambria Math" w:hAnsi="Cambria Math"/>
+                </w:rPr>
+                <m:t>x</m:t>
+              </m:r>
+            </m:e>
+          </m:nary>
+          <m:d>
+            <m:dPr>
+              <m:ctrlPr>
+                <w:rPr>
+                  <w:rFonts w:ascii="Cambria Math" w:hAnsi="Cambria Math"/>
+                </w:rPr>
+              </m:ctrlPr>
+            </m:dPr>
+            <m:e>
+              <m:sSub>
+                <m:sSubPr>
+                  <m:ctrlPr>
+                    <w:rPr>
+                      <w:rFonts w:ascii="Cambria Math" w:hAnsi="Cambria Math"/>
+                    </w:rPr>
+                  </m:ctrlPr>
+                </m:sSubPr>
+                <m:e>
+                  <m:r>
+                    <w:rPr>
+                      <w:rFonts w:ascii="Cambria Math" w:hAnsi="Cambria Math"/>
+                    </w:rPr>
+                    <m:t>t</m:t>
+                  </m:r>
+                </m:e>
+                <m:sub>
+                  <m:r>
+                    <w:rPr>
+                      <w:rFonts w:ascii="Cambria Math" w:hAnsi="Cambria Math"/>
+                    </w:rPr>
+                    <m:t>n</m:t>
+                  </m:r>
+                </m:sub>
+              </m:sSub>
+            </m:e>
+          </m:d>
+          <m:sSub>
+            <m:sSubPr>
+              <m:ctrlPr>
+                <w:rPr>
+                  <w:rFonts w:ascii="Cambria Math" w:hAnsi="Cambria Math"/>
+                </w:rPr>
+              </m:ctrlPr>
+            </m:sSubPr>
+            <m:e>
+              <m:r>
+                <w:rPr>
+                  <w:rFonts w:ascii="Cambria Math" w:hAnsi="Cambria Math"/>
+                </w:rPr>
+                <m:t>w</m:t>
+              </m:r>
+            </m:e>
+            <m:sub>
+              <m:r>
+                <w:rPr>
+                  <w:rFonts w:ascii="Cambria Math" w:hAnsi="Cambria Math"/>
+                </w:rPr>
+                <m:t>n</m:t>
+              </m:r>
+            </m:sub>
+          </m:sSub>
+          <m:sSup>
+            <m:sSupPr>
+              <m:ctrlPr>
+                <w:rPr>
+                  <w:rFonts w:ascii="Cambria Math" w:hAnsi="Cambria Math"/>
+                </w:rPr>
+              </m:ctrlPr>
+            </m:sSupPr>
+            <m:e>
+              <m:r>
+                <w:rPr>
+                  <w:rFonts w:ascii="Cambria Math" w:hAnsi="Cambria Math"/>
+                </w:rPr>
+                <m:t>e</m:t>
+              </m:r>
+            </m:e>
+            <m:sup>
+              <m:r>
+                <w:rPr>
+                  <w:rFonts w:ascii="Cambria Math" w:hAnsi="Cambria Math"/>
+                </w:rPr>
+                <m:t>-j2π</m:t>
+              </m:r>
+              <m:sSub>
+                <m:sSubPr>
+                  <m:ctrlPr>
+                    <w:rPr>
+                      <w:rFonts w:ascii="Cambria Math" w:hAnsi="Cambria Math"/>
+                    </w:rPr>
+                  </m:ctrlPr>
+                </m:sSubPr>
+                <m:e>
+                  <m:acc>
+                    <m:accPr>
+                      <m:chr m:val="ˆ"/>
+                      <m:ctrlPr>
+                        <w:rPr>
+                          <w:rFonts w:ascii="Cambria Math" w:hAnsi="Cambria Math"/>
+                        </w:rPr>
+                      </m:ctrlPr>
+                    </m:accPr>
+                    <m:e>
+                      <m:r>
+                        <w:rPr>
+                          <w:rFonts w:ascii="Cambria Math" w:hAnsi="Cambria Math"/>
+                        </w:rPr>
+                        <m:t>f</m:t>
+                      </m:r>
+                    </m:e>
+                  </m:acc>
+                </m:e>
+                <m:sub>
+                  <m:r>
+                    <w:rPr>
+                      <w:rFonts w:ascii="Cambria Math" w:hAnsi="Cambria Math"/>
+                    </w:rPr>
+                    <m:t>0</m:t>
+                  </m:r>
+                </m:sub>
+              </m:sSub>
+              <m:d>
+                <m:dPr>
+                  <m:ctrlPr>
+                    <w:rPr>
+                      <w:rFonts w:ascii="Cambria Math" w:hAnsi="Cambria Math"/>
+                    </w:rPr>
+                  </m:ctrlPr>
+                </m:dPr>
+                <m:e>
+                  <m:sSub>
+                    <m:sSubPr>
+                      <m:ctrlPr>
+                        <w:rPr>
+                          <w:rFonts w:ascii="Cambria Math" w:hAnsi="Cambria Math"/>
+                        </w:rPr>
+                      </m:ctrlPr>
+                    </m:sSubPr>
+                    <m:e>
+                      <m:r>
+                        <w:rPr>
+                          <w:rFonts w:ascii="Cambria Math" w:hAnsi="Cambria Math"/>
+                        </w:rPr>
+                        <m:t>t</m:t>
+                      </m:r>
+                    </m:e>
+                    <m:sub>
+                      <m:r>
+                        <w:rPr>
+                          <w:rFonts w:ascii="Cambria Math" w:hAnsi="Cambria Math"/>
+                        </w:rPr>
+                        <m:t>n</m:t>
+                      </m:r>
+                    </m:sub>
+                  </m:sSub>
+                  <m:r>
+                    <w:rPr>
+                      <w:rFonts w:ascii="Cambria Math" w:hAnsi="Cambria Math"/>
+                    </w:rPr>
+                    <m:t>-</m:t>
+                  </m:r>
+                  <m:sSub>
+                    <m:sSubPr>
+                      <m:ctrlPr>
+                        <w:rPr>
+                          <w:rFonts w:ascii="Cambria Math" w:hAnsi="Cambria Math"/>
+                        </w:rPr>
+                      </m:ctrlPr>
+                    </m:sSubPr>
+                    <m:e>
+                      <m:r>
+                        <w:rPr>
+                          <w:rFonts w:ascii="Cambria Math" w:hAnsi="Cambria Math"/>
+                        </w:rPr>
+                        <m:t>t</m:t>
+                      </m:r>
+                    </m:e>
+                    <m:sub>
+                      <m:r>
+                        <w:rPr>
+                          <w:rFonts w:ascii="Cambria Math" w:hAnsi="Cambria Math"/>
+                        </w:rPr>
+                        <m:t>0</m:t>
+                      </m:r>
+                    </m:sub>
+                  </m:sSub>
+                </m:e>
+              </m:d>
+            </m:sup>
+          </m:sSup>
+        </m:oMath>
+      </m:oMathPara>
+    </w:p>
+    <w:p>
+      <w:pPr>
+        <w:spacing w:line="400" w:lineRule="atLeast"/>
+        <w:rPr>
+          <w:rFonts w:hint="eastAsia"/>
+        </w:rPr>
+      </w:pPr>
+      <w:r>
+        <w:rPr>
+          <w:rFonts w:hint="eastAsia"/>
+        </w:rPr>
+        <w:t>其中，</w:t>
+      </w:r>
+      <m:oMath>
+        <m:r>
+          <w:rPr>
+            <w:rFonts w:ascii="Cambria Math" w:hAnsi="Cambria Math"/>
+          </w:rPr>
+          <m:t>C</m:t>
+        </m:r>
+        <m:d>
+          <m:dPr>
+            <m:ctrlPr>
+              <w:rPr>
+                <w:rFonts w:ascii="Cambria Math" w:hAnsi="Cambria Math"/>
+              </w:rPr>
+            </m:ctrlPr>
+          </m:dPr>
+          <m:e>
+            <m:sSub>
+              <m:sSubPr>
+                <m:ctrlPr>
+                  <w:rPr>
+                    <w:rFonts w:ascii="Cambria Math" w:hAnsi="Cambria Math"/>
+                  </w:rPr>
+                </m:ctrlPr>
+              </m:sSubPr>
+              <m:e>
+                <m:r>
+                  <w:rPr>
+                    <w:rFonts w:ascii="Cambria Math" w:hAnsi="Cambria Math"/>
+                  </w:rPr>
+                  <m:t>t</m:t>
+                </m:r>
+              </m:e>
+              <m:sub>
+                <m:r>
+                  <w:rPr>
+                    <w:rFonts w:ascii="Cambria Math" w:hAnsi="Cambria Math"/>
+                  </w:rPr>
+                  <m:t>0</m:t>
+                </m:r>
+              </m:sub>
+            </m:sSub>
+          </m:e>
+        </m:d>
+      </m:oMath>
+      <w:r>
+        <w:rPr>
+          <w:rFonts w:hint="eastAsia"/>
+        </w:rPr>
+        <w:t>为中心时刻</w:t>
+      </w:r>
+      <m:oMath>
+        <m:sSub>
+          <m:sSubPr>
+            <m:ctrlPr>
+              <w:rPr>
+                <w:rFonts w:ascii="Cambria Math" w:hAnsi="Cambria Math"/>
+              </w:rPr>
+            </m:ctrlPr>
+          </m:sSubPr>
+          <m:e>
+            <m:r>
+              <w:rPr>
+                <w:rFonts w:ascii="Cambria Math" w:hAnsi="Cambria Math"/>
+              </w:rPr>
+              <m:t>t</m:t>
+            </m:r>
+          </m:e>
+          <m:sub>
+            <m:r>
+              <w:rPr>
+                <w:rFonts w:ascii="Cambria Math" w:hAnsi="Cambria Math"/>
+              </w:rPr>
+              <m:t>0</m:t>
+            </m:r>
+          </m:sub>
+        </m:sSub>
+      </m:oMath>
+      <w:r>
+        <w:rPr>
+          <w:rFonts w:hint="eastAsia"/>
+        </w:rPr>
+        <w:t>对应的基波复幅值。</w:t>
+      </w:r>
+      <m:oMath>
+        <m:sSub>
+          <m:sSubPr>
+            <m:ctrlPr>
+              <w:rPr>
+                <w:rFonts w:ascii="Cambria Math" w:hAnsi="Cambria Math"/>
+              </w:rPr>
+            </m:ctrlPr>
+          </m:sSubPr>
+          <m:e>
+            <m:r>
+              <w:rPr>
+                <w:rFonts w:ascii="Cambria Math" w:hAnsi="Cambria Math"/>
+              </w:rPr>
+              <m:t>t</m:t>
+            </m:r>
+          </m:e>
+          <m:sub>
+            <m:r>
+              <w:rPr>
+                <w:rFonts w:ascii="Cambria Math" w:hAnsi="Cambria Math"/>
+              </w:rPr>
+              <m:t>n</m:t>
+            </m:r>
+          </m:sub>
+        </m:sSub>
+        <m:r>
+          <w:rPr>
+            <w:rFonts w:ascii="Cambria Math" w:hAnsi="Cambria Math"/>
+          </w:rPr>
+          <m:t>-</m:t>
+        </m:r>
+        <m:sSub>
+          <m:sSubPr>
+            <m:ctrlPr>
+              <w:rPr>
+                <w:rFonts w:ascii="Cambria Math" w:hAnsi="Cambria Math"/>
+              </w:rPr>
+            </m:ctrlPr>
+          </m:sSubPr>
+          <m:e>
+            <m:r>
+              <w:rPr>
+                <w:rFonts w:ascii="Cambria Math" w:hAnsi="Cambria Math"/>
+              </w:rPr>
+              <m:t>t</m:t>
+            </m:r>
+          </m:e>
+          <m:sub>
+            <m:r>
+              <w:rPr>
+                <w:rFonts w:ascii="Cambria Math" w:hAnsi="Cambria Math"/>
+              </w:rPr>
+              <m:t>0</m:t>
+            </m:r>
+          </m:sub>
+        </m:sSub>
+      </m:oMath>
+      <w:r>
+        <w:rPr>
+          <w:rFonts w:hint="eastAsia"/>
+        </w:rPr>
+        <w:t>将相位参考统一到当前滑动窗中心时刻，便于得到随时间变化的瞬时相量。</w:t>
+      </w:r>
+    </w:p>
+    <w:p>
+      <w:pPr>
+        <w:spacing w:line="400" w:lineRule="atLeast"/>
+        <w:ind w:firstLineChars="200" w:firstLine="480"/>
+      </w:pPr>
+      <w:r>
+        <w:rPr>
+          <w:rFonts w:hint="eastAsia"/>
+        </w:rPr>
+        <w:t>由</w:t>
+      </w:r>
+      <m:oMath>
+        <m:r>
+          <w:rPr>
+            <w:rFonts w:ascii="Cambria Math" w:hAnsi="Cambria Math"/>
+          </w:rPr>
+          <m:t>C</m:t>
+        </m:r>
+        <m:d>
+          <m:dPr>
+            <m:ctrlPr>
+              <w:rPr>
+                <w:rFonts w:ascii="Cambria Math" w:hAnsi="Cambria Math"/>
+              </w:rPr>
+            </m:ctrlPr>
+          </m:dPr>
+          <m:e>
+            <m:sSub>
+              <m:sSubPr>
+                <m:ctrlPr>
+                  <w:rPr>
+                    <w:rFonts w:ascii="Cambria Math" w:hAnsi="Cambria Math"/>
+                  </w:rPr>
+                </m:ctrlPr>
+              </m:sSubPr>
+              <m:e>
+                <m:r>
+                  <w:rPr>
+                    <w:rFonts w:ascii="Cambria Math" w:hAnsi="Cambria Math"/>
+                  </w:rPr>
+                  <m:t>t</m:t>
+                </m:r>
+              </m:e>
+              <m:sub>
+                <m:r>
+                  <w:rPr>
+                    <w:rFonts w:ascii="Cambria Math" w:hAnsi="Cambria Math"/>
+                  </w:rPr>
+                  <m:t>0</m:t>
+                </m:r>
+              </m:sub>
+            </m:sSub>
+          </m:e>
+        </m:d>
+      </m:oMath>
+      <w:r>
+        <w:rPr>
+          <w:rFonts w:hint="eastAsia"/>
+        </w:rPr>
+        <w:t>可以得到基波峰值幅值和相角。由于本次结果文件中要求输出相量幅值的有效值，因此幅值计算为</w:t>
+      </w:r>
+      <m:oMath>
+        <m:sSub>
+          <m:sSubPr>
+            <m:ctrlPr>
+              <w:rPr>
+                <w:rFonts w:ascii="Cambria Math" w:hAnsi="Cambria Math"/>
+              </w:rPr>
+            </m:ctrlPr>
+          </m:sSubPr>
+          <m:e>
+            <m:r>
+              <w:rPr>
+                <w:rFonts w:ascii="Cambria Math" w:hAnsi="Cambria Math"/>
+              </w:rPr>
+              <m:t>X</m:t>
             </m:r>
           </m:e>
           <m:sub>
@@ -4727,23 +7412,390 @@
               <w:rPr>
                 <w:rFonts w:ascii="Cambria Math" w:hAnsi="Cambria Math"/>
               </w:rPr>
-              <m:t>FFT</m:t>
+              <m:t>rms</m:t>
             </m:r>
           </m:sub>
         </m:sSub>
+        <m:d>
+          <m:dPr>
+            <m:ctrlPr>
+              <w:rPr>
+                <w:rFonts w:ascii="Cambria Math" w:hAnsi="Cambria Math"/>
+              </w:rPr>
+            </m:ctrlPr>
+          </m:dPr>
+          <m:e>
+            <m:sSub>
+              <m:sSubPr>
+                <m:ctrlPr>
+                  <w:rPr>
+                    <w:rFonts w:ascii="Cambria Math" w:hAnsi="Cambria Math"/>
+                  </w:rPr>
+                </m:ctrlPr>
+              </m:sSubPr>
+              <m:e>
+                <m:r>
+                  <w:rPr>
+                    <w:rFonts w:ascii="Cambria Math" w:hAnsi="Cambria Math"/>
+                  </w:rPr>
+                  <m:t>t</m:t>
+                </m:r>
+              </m:e>
+              <m:sub>
+                <m:r>
+                  <w:rPr>
+                    <w:rFonts w:ascii="Cambria Math" w:hAnsi="Cambria Math"/>
+                  </w:rPr>
+                  <m:t>0</m:t>
+                </m:r>
+              </m:sub>
+            </m:sSub>
+          </m:e>
+        </m:d>
         <m:r>
           <w:rPr>
             <w:rFonts w:ascii="Cambria Math" w:hAnsi="Cambria Math"/>
           </w:rPr>
-          <m:t>&gt;N</m:t>
+          <m:t>=</m:t>
+        </m:r>
+        <m:f>
+          <m:fPr>
+            <m:ctrlPr>
+              <w:rPr>
+                <w:rFonts w:ascii="Cambria Math" w:hAnsi="Cambria Math"/>
+              </w:rPr>
+            </m:ctrlPr>
+          </m:fPr>
+          <m:num>
+            <m:d>
+              <m:dPr>
+                <m:begChr m:val="|"/>
+                <m:endChr m:val="|"/>
+                <m:ctrlPr>
+                  <w:rPr>
+                    <w:rFonts w:ascii="Cambria Math" w:hAnsi="Cambria Math"/>
+                  </w:rPr>
+                </m:ctrlPr>
+              </m:dPr>
+              <m:e>
+                <m:r>
+                  <w:rPr>
+                    <w:rFonts w:ascii="Cambria Math" w:hAnsi="Cambria Math"/>
+                  </w:rPr>
+                  <m:t>C</m:t>
+                </m:r>
+                <m:d>
+                  <m:dPr>
+                    <m:ctrlPr>
+                      <w:rPr>
+                        <w:rFonts w:ascii="Cambria Math" w:hAnsi="Cambria Math"/>
+                      </w:rPr>
+                    </m:ctrlPr>
+                  </m:dPr>
+                  <m:e>
+                    <m:sSub>
+                      <m:sSubPr>
+                        <m:ctrlPr>
+                          <w:rPr>
+                            <w:rFonts w:ascii="Cambria Math" w:hAnsi="Cambria Math"/>
+                          </w:rPr>
+                        </m:ctrlPr>
+                      </m:sSubPr>
+                      <m:e>
+                        <m:r>
+                          <w:rPr>
+                            <w:rFonts w:ascii="Cambria Math" w:hAnsi="Cambria Math"/>
+                          </w:rPr>
+                          <m:t>t</m:t>
+                        </m:r>
+                      </m:e>
+                      <m:sub>
+                        <m:r>
+                          <w:rPr>
+                            <w:rFonts w:ascii="Cambria Math" w:hAnsi="Cambria Math"/>
+                          </w:rPr>
+                          <m:t>0</m:t>
+                        </m:r>
+                      </m:sub>
+                    </m:sSub>
+                  </m:e>
+                </m:d>
+              </m:e>
+            </m:d>
+          </m:num>
+          <m:den>
+            <m:rad>
+              <m:radPr>
+                <m:degHide m:val="1"/>
+                <m:ctrlPr>
+                  <w:rPr>
+                    <w:rFonts w:ascii="Cambria Math" w:hAnsi="Cambria Math"/>
+                  </w:rPr>
+                </m:ctrlPr>
+              </m:radPr>
+              <m:deg/>
+              <m:e>
+                <m:r>
+                  <w:rPr>
+                    <w:rFonts w:ascii="Cambria Math" w:hAnsi="Cambria Math"/>
+                  </w:rPr>
+                  <m:t>2</m:t>
+                </m:r>
+              </m:e>
+            </m:rad>
+          </m:den>
+        </m:f>
+      </m:oMath>
+      <w:r>
+        <w:rPr>
+          <w:rFonts w:hint="eastAsia"/>
+        </w:rPr>
+        <w:t>，</w:t>
+      </w:r>
+      <w:r>
+        <w:rPr>
+          <w:rFonts w:hint="eastAsia"/>
+        </w:rPr>
+        <w:t>相角</w:t>
+      </w:r>
+      <m:oMath>
+        <m:r>
+          <w:rPr>
+            <w:rFonts w:ascii="Cambria Math" w:hAnsi="Cambria Math"/>
+          </w:rPr>
+          <m:t>φ</m:t>
+        </m:r>
+        <m:d>
+          <m:dPr>
+            <m:ctrlPr>
+              <w:rPr>
+                <w:rFonts w:ascii="Cambria Math" w:hAnsi="Cambria Math"/>
+              </w:rPr>
+            </m:ctrlPr>
+          </m:dPr>
+          <m:e>
+            <m:sSub>
+              <m:sSubPr>
+                <m:ctrlPr>
+                  <w:rPr>
+                    <w:rFonts w:ascii="Cambria Math" w:hAnsi="Cambria Math"/>
+                  </w:rPr>
+                </m:ctrlPr>
+              </m:sSubPr>
+              <m:e>
+                <m:r>
+                  <w:rPr>
+                    <w:rFonts w:ascii="Cambria Math" w:hAnsi="Cambria Math"/>
+                  </w:rPr>
+                  <m:t>t</m:t>
+                </m:r>
+              </m:e>
+              <m:sub>
+                <m:r>
+                  <w:rPr>
+                    <w:rFonts w:ascii="Cambria Math" w:hAnsi="Cambria Math"/>
+                  </w:rPr>
+                  <m:t>0</m:t>
+                </m:r>
+              </m:sub>
+            </m:sSub>
+          </m:e>
+        </m:d>
+        <m:r>
+          <w:rPr>
+            <w:rFonts w:ascii="Cambria Math" w:hAnsi="Cambria Math"/>
+          </w:rPr>
+          <m:t>=∠C</m:t>
+        </m:r>
+        <m:d>
+          <m:dPr>
+            <m:ctrlPr>
+              <w:rPr>
+                <w:rFonts w:ascii="Cambria Math" w:hAnsi="Cambria Math"/>
+              </w:rPr>
+            </m:ctrlPr>
+          </m:dPr>
+          <m:e>
+            <m:sSub>
+              <m:sSubPr>
+                <m:ctrlPr>
+                  <w:rPr>
+                    <w:rFonts w:ascii="Cambria Math" w:hAnsi="Cambria Math"/>
+                  </w:rPr>
+                </m:ctrlPr>
+              </m:sSubPr>
+              <m:e>
+                <m:r>
+                  <w:rPr>
+                    <w:rFonts w:ascii="Cambria Math" w:hAnsi="Cambria Math"/>
+                  </w:rPr>
+                  <m:t>t</m:t>
+                </m:r>
+              </m:e>
+              <m:sub>
+                <m:r>
+                  <w:rPr>
+                    <w:rFonts w:ascii="Cambria Math" w:hAnsi="Cambria Math"/>
+                  </w:rPr>
+                  <m:t>0</m:t>
+                </m:r>
+              </m:sub>
+            </m:sSub>
+          </m:e>
+        </m:d>
+      </m:oMath>
+      <w:r>
+        <w:rPr>
+          <w:rFonts w:hint="eastAsia"/>
+        </w:rPr>
+        <w:t>。以</w:t>
+      </w:r>
+      <m:oMath>
+        <m:r>
+          <w:rPr>
+            <w:rFonts w:ascii="Cambria Math" w:hAnsi="Cambria Math"/>
+          </w:rPr>
+          <m:t>50</m:t>
+        </m:r>
+        <m:r>
+          <m:rPr>
+            <m:sty m:val="p"/>
+          </m:rPr>
+          <w:rPr>
+            <w:rFonts w:ascii="Cambria Math" w:hAnsi="Cambria Math"/>
+          </w:rPr>
+          <m:t>Hz</m:t>
         </m:r>
       </m:oMath>
       <w:r>
         <w:rPr>
           <w:rFonts w:hint="eastAsia"/>
         </w:rPr>
-        <w:t>时，频谱曲线在频率轴上更加平滑，有利于后续局部峰值搜索和插值修正。</w:t>
-      </w:r>
+        <w:t>作为参考频率，同步相角可以写为</w:t>
+      </w:r>
+      <m:oMath>
+        <m:r>
+          <w:rPr>
+            <w:rFonts w:ascii="Cambria Math" w:hAnsi="Cambria Math"/>
+          </w:rPr>
+          <m:t>θ</m:t>
+        </m:r>
+        <m:d>
+          <m:dPr>
+            <m:ctrlPr>
+              <w:rPr>
+                <w:rFonts w:ascii="Cambria Math" w:hAnsi="Cambria Math"/>
+              </w:rPr>
+            </m:ctrlPr>
+          </m:dPr>
+          <m:e>
+            <m:sSub>
+              <m:sSubPr>
+                <m:ctrlPr>
+                  <w:rPr>
+                    <w:rFonts w:ascii="Cambria Math" w:hAnsi="Cambria Math"/>
+                  </w:rPr>
+                </m:ctrlPr>
+              </m:sSubPr>
+              <m:e>
+                <m:r>
+                  <w:rPr>
+                    <w:rFonts w:ascii="Cambria Math" w:hAnsi="Cambria Math"/>
+                  </w:rPr>
+                  <m:t>t</m:t>
+                </m:r>
+              </m:e>
+              <m:sub>
+                <m:r>
+                  <w:rPr>
+                    <w:rFonts w:ascii="Cambria Math" w:hAnsi="Cambria Math"/>
+                  </w:rPr>
+                  <m:t>0</m:t>
+                </m:r>
+              </m:sub>
+            </m:sSub>
+          </m:e>
+        </m:d>
+        <m:r>
+          <w:rPr>
+            <w:rFonts w:ascii="Cambria Math" w:hAnsi="Cambria Math"/>
+          </w:rPr>
+          <m:t>=</m:t>
+        </m:r>
+        <m:r>
+          <w:rPr>
+            <w:rFonts w:ascii="Cambria Math" w:hAnsi="Cambria Math"/>
+          </w:rPr>
+          <m:t>φ</m:t>
+        </m:r>
+        <m:d>
+          <m:dPr>
+            <m:ctrlPr>
+              <w:rPr>
+                <w:rFonts w:ascii="Cambria Math" w:hAnsi="Cambria Math"/>
+              </w:rPr>
+            </m:ctrlPr>
+          </m:dPr>
+          <m:e>
+            <m:sSub>
+              <m:sSubPr>
+                <m:ctrlPr>
+                  <w:rPr>
+                    <w:rFonts w:ascii="Cambria Math" w:hAnsi="Cambria Math"/>
+                  </w:rPr>
+                </m:ctrlPr>
+              </m:sSubPr>
+              <m:e>
+                <m:r>
+                  <w:rPr>
+                    <w:rFonts w:ascii="Cambria Math" w:hAnsi="Cambria Math"/>
+                  </w:rPr>
+                  <m:t>t</m:t>
+                </m:r>
+              </m:e>
+              <m:sub>
+                <m:r>
+                  <w:rPr>
+                    <w:rFonts w:ascii="Cambria Math" w:hAnsi="Cambria Math"/>
+                  </w:rPr>
+                  <m:t>0</m:t>
+                </m:r>
+              </m:sub>
+            </m:sSub>
+          </m:e>
+        </m:d>
+        <m:r>
+          <w:rPr>
+            <w:rFonts w:ascii="Cambria Math" w:hAnsi="Cambria Math"/>
+          </w:rPr>
+          <m:t>-2π⋅50</m:t>
+        </m:r>
+        <m:sSub>
+          <m:sSubPr>
+            <m:ctrlPr>
+              <w:rPr>
+                <w:rFonts w:ascii="Cambria Math" w:hAnsi="Cambria Math"/>
+              </w:rPr>
+            </m:ctrlPr>
+          </m:sSubPr>
+          <m:e>
+            <m:r>
+              <w:rPr>
+                <w:rFonts w:ascii="Cambria Math" w:hAnsi="Cambria Math"/>
+              </w:rPr>
+              <m:t>t</m:t>
+            </m:r>
+          </m:e>
+          <m:sub>
+            <m:r>
+              <w:rPr>
+                <w:rFonts w:ascii="Cambria Math" w:hAnsi="Cambria Math"/>
+              </w:rPr>
+              <m:t>0</m:t>
+            </m:r>
+          </m:sub>
+        </m:sSub>
+      </m:oMath>
     </w:p>
     <w:p>
       <w:pPr>
@@ -4756,102 +7808,7 @@
         <w:rPr>
           <w:rFonts w:hint="eastAsia"/>
         </w:rPr>
-        <w:t>在实际使用</w:t>
-      </w:r>
-      <w:r>
-        <w:rPr>
-          <w:rFonts w:hint="eastAsia"/>
-        </w:rPr>
-        <w:t>FFT</w:t>
-      </w:r>
-      <w:r>
-        <w:rPr>
-          <w:rFonts w:hint="eastAsia"/>
-        </w:rPr>
-        <w:t>插值算法时，还需要考虑窗函数的影响。矩形窗主瓣较窄，但旁瓣较高，强频率分量容易对邻近弱分量造成泄漏干扰；</w:t>
-      </w:r>
-      <w:r>
-        <w:rPr>
-          <w:rFonts w:hint="eastAsia"/>
-        </w:rPr>
-        <w:t>Blackman-Harris</w:t>
-      </w:r>
-      <w:r>
-        <w:rPr>
-          <w:rFonts w:hint="eastAsia"/>
-        </w:rPr>
-        <w:t>窗旁瓣较低，适合用于检测幅值差异较大且相互靠近的频率分量。因此，本文在谐波和间谐波候选检测中采用</w:t>
-      </w:r>
-      <w:r>
-        <w:rPr>
-          <w:rFonts w:hint="eastAsia"/>
-        </w:rPr>
-        <w:t>Blackman-Harris</w:t>
-      </w:r>
-      <w:r>
-        <w:rPr>
-          <w:rFonts w:hint="eastAsia"/>
-        </w:rPr>
-        <w:t>窗，并配合高倍补零</w:t>
-      </w:r>
-      <w:r>
-        <w:rPr>
-          <w:rFonts w:hint="eastAsia"/>
-        </w:rPr>
-        <w:t>FFT</w:t>
-      </w:r>
-      <w:r>
-        <w:rPr>
-          <w:rFonts w:hint="eastAsia"/>
-        </w:rPr>
-        <w:t>和对数抛物线插值，以提高弱分量的频率定位能力。</w:t>
-      </w:r>
-    </w:p>
-    <w:p>
-      <w:pPr>
-        <w:spacing w:line="400" w:lineRule="atLeast"/>
-      </w:pPr>
-      <w:r>
-        <w:rPr>
-          <w:rFonts w:hint="eastAsia"/>
-        </w:rPr>
-        <w:t>FFT</w:t>
-      </w:r>
-      <w:r>
-        <w:rPr>
-          <w:rFonts w:hint="eastAsia"/>
-        </w:rPr>
-        <w:t>插值算法的优点是计算效率高、实现简单，并且能够较好地改善</w:t>
-      </w:r>
-      <w:r>
-        <w:rPr>
-          <w:rFonts w:hint="eastAsia"/>
-        </w:rPr>
-        <w:t>FFT</w:t>
-      </w:r>
-      <w:r>
-        <w:rPr>
-          <w:rFonts w:hint="eastAsia"/>
-        </w:rPr>
-        <w:t>栅栏效应；其缺点是最终结果仍会受到窗函数、噪声和相邻频率分量泄漏的影响。尤其当多个频率分量距离较近时，单纯依赖频谱峰值幅值容易出现误判。因此，在本文最终算法中，</w:t>
-      </w:r>
-      <w:r>
-        <w:rPr>
-          <w:rFonts w:hint="eastAsia"/>
-        </w:rPr>
-        <w:t>FFT</w:t>
-      </w:r>
-      <w:r>
-        <w:rPr>
-          <w:rFonts w:hint="eastAsia"/>
-        </w:rPr>
-        <w:t>插值主要用于提供候选频率，而不直接作为最终幅值输出。候选频率确定后，进一步通过最小二乘正弦拟合法统一估计各频率分量的幅值和相位，从而提高结果的稳定性和准确性</w:t>
-      </w:r>
-      <w:r>
-        <w:rPr>
-          <w:rFonts w:hint="eastAsia"/>
-        </w:rPr>
-        <w:t>。</w:t>
+        <w:t>滑动窗算法的关键参数是窗口长度。窗口较长时，算法具有较好的频率选择性和噪声抑制能力，稳态幅值和相角结果较平滑；但当信号出现幅值阶跃或频率突变时，长窗会使一个窗口内同时包含变化前后的数据，导致相量结果出现较长的过渡过程。窗口较短时，算法动态响应更快，但对噪声、谐波和间谐波更加敏感，稳态精度可能下降。因此，在本文的相量计算中，稳态部分主要采用较长滑动窗以保证幅值和相角精度；对于存在幅值阶跃的信号，则在检测到阶跃后引入短窗结果进行局部修正。这样可以兼顾稳态精度和动态响应速度。由于滑动窗计算需要使用中心点前后的采样数据，信号首尾部分无法形成完整窗口，因此在结果输出时会舍去首尾若干采样点，避免不完整窗口带来的误差。</w:t>
       </w:r>
     </w:p>
     <w:p>
@@ -4864,19 +7821,20 @@
         <w:rPr>
           <w:rFonts w:hint="eastAsia"/>
         </w:rPr>
+        <w:lastRenderedPageBreak/>
         <w:t xml:space="preserve"> </w:t>
       </w:r>
       <w:r>
         <w:t xml:space="preserve"> </w:t>
       </w:r>
-      <w:bookmarkStart w:id="6" w:name="_Toc232868347"/>
+      <w:bookmarkStart w:id="8" w:name="_Toc232938163"/>
       <w:r>
         <w:rPr>
           <w:rFonts w:hint="eastAsia"/>
         </w:rPr>
         <w:t>必做部分</w:t>
       </w:r>
-      <w:bookmarkEnd w:id="6"/>
+      <w:bookmarkEnd w:id="8"/>
     </w:p>
     <w:p>
       <w:pPr>
@@ -5990,9 +8948,9 @@
           <w:szCs w:val="24"/>
         </w:rPr>
       </w:pPr>
-      <w:bookmarkStart w:id="7" w:name="_Ref483315808"/>
+      <w:bookmarkStart w:id="9" w:name="_Ref483315808"/>
     </w:p>
-    <w:bookmarkEnd w:id="7"/>
+    <w:bookmarkEnd w:id="9"/>
     <w:p>
       <w:pPr>
         <w:spacing w:line="400" w:lineRule="atLeast"/>
@@ -6014,7 +8972,7 @@
         <w:pStyle w:val="a6"/>
         <w:spacing w:line="400" w:lineRule="atLeast"/>
       </w:pPr>
-      <w:bookmarkStart w:id="8" w:name="_Toc232868348"/>
+      <w:bookmarkStart w:id="10" w:name="_Toc232938164"/>
       <w:r>
         <w:rPr>
           <w:rFonts w:hint="eastAsia"/>
@@ -6022,7 +8980,7 @@
         <w:lastRenderedPageBreak/>
         <w:t>参考文献</w:t>
       </w:r>
-      <w:bookmarkEnd w:id="8"/>
+      <w:bookmarkEnd w:id="10"/>
     </w:p>
     <w:p>
       <w:pPr>
@@ -6211,7 +9169,7 @@
         <w:pStyle w:val="a6"/>
         <w:spacing w:line="400" w:lineRule="atLeast"/>
       </w:pPr>
-      <w:bookmarkStart w:id="9" w:name="_Toc232868349"/>
+      <w:bookmarkStart w:id="11" w:name="_Toc232938165"/>
       <w:r>
         <w:rPr>
           <w:rFonts w:hint="eastAsia"/>
@@ -6234,7 +9192,7 @@
         </w:rPr>
         <w:t>任务分工记录表格</w:t>
       </w:r>
-      <w:bookmarkEnd w:id="9"/>
+      <w:bookmarkEnd w:id="11"/>
     </w:p>
     <w:tbl>
       <w:tblPr>
@@ -7504,7 +10462,7 @@
   <w:style w:type="paragraph" w:default="1" w:styleId="a">
     <w:name w:val="Normal"/>
     <w:qFormat/>
-    <w:rsid w:val="00044FCE"/>
+    <w:rsid w:val="00D74F4E"/>
     <w:pPr>
       <w:widowControl w:val="0"/>
       <w:spacing w:line="400" w:lineRule="exact"/>
@@ -7596,7 +10554,6 @@
   <w:style w:type="character" w:default="1" w:styleId="a0">
     <w:name w:val="Default Paragraph Font"/>
     <w:uiPriority w:val="1"/>
-    <w:semiHidden/>
     <w:unhideWhenUsed/>
   </w:style>
   <w:style w:type="table" w:default="1" w:styleId="a1">

--- a/16-大二次大作业报告.docx
+++ b/16-大二次大作业报告.docx
@@ -3874,13 +3874,7 @@
           <w:rPr>
             <w:rFonts w:ascii="Cambria Math" w:hAnsi="Cambria Math"/>
           </w:rPr>
-          <m:t>A(k</m:t>
-        </m:r>
-        <m:r>
-          <w:rPr>
-            <w:rFonts w:ascii="Cambria Math" w:hAnsi="Cambria Math"/>
-          </w:rPr>
-          <m:t>)</m:t>
+          <m:t>A(k)</m:t>
         </m:r>
       </m:oMath>
       <w:r>
@@ -4054,13 +4048,7 @@
             <w:rPr>
               <w:rFonts w:ascii="Cambria Math" w:hAnsi="Cambria Math"/>
             </w:rPr>
-            <m:t>(k-1)</m:t>
-          </m:r>
-          <m:r>
-            <w:rPr>
-              <w:rFonts w:ascii="Cambria Math" w:hAnsi="Cambria Math"/>
-            </w:rPr>
-            <m:t xml:space="preserve">, </m:t>
+            <m:t xml:space="preserve">(k-1), </m:t>
           </m:r>
           <m:sSub>
             <m:sSubPr>
@@ -4076,13 +4064,7 @@
                 <w:rPr>
                   <w:rFonts w:ascii="Cambria Math" w:hAnsi="Cambria Math"/>
                 </w:rPr>
-                <m:t xml:space="preserve"> </m:t>
-              </m:r>
-              <m:r>
-                <w:rPr>
-                  <w:rFonts w:ascii="Cambria Math" w:hAnsi="Cambria Math"/>
-                </w:rPr>
-                <m:t>y</m:t>
+                <m:t xml:space="preserve"> y</m:t>
               </m:r>
             </m:e>
             <m:sub>
@@ -4130,13 +4112,7 @@
             <w:rPr>
               <w:rFonts w:ascii="Cambria Math" w:hAnsi="Cambria Math"/>
             </w:rPr>
-            <m:t>(k)</m:t>
-          </m:r>
-          <m:r>
-            <w:rPr>
-              <w:rFonts w:ascii="Cambria Math" w:hAnsi="Cambria Math"/>
-            </w:rPr>
-            <m:t>,</m:t>
+            <m:t>(k),</m:t>
           </m:r>
           <m:sSub>
             <m:sSubPr>
@@ -4152,13 +4128,7 @@
                 <w:rPr>
                   <w:rFonts w:ascii="Cambria Math" w:hAnsi="Cambria Math"/>
                 </w:rPr>
-                <m:t xml:space="preserve"> </m:t>
-              </m:r>
-              <m:r>
-                <w:rPr>
-                  <w:rFonts w:ascii="Cambria Math" w:hAnsi="Cambria Math"/>
-                </w:rPr>
-                <m:t>y</m:t>
+                <m:t xml:space="preserve"> y</m:t>
               </m:r>
             </m:e>
             <m:sub>
@@ -4657,13 +4627,7 @@
           <w:rPr>
             <w:rFonts w:ascii="Cambria Math" w:hAnsi="Cambria Math"/>
           </w:rPr>
-          <m:t>N</m:t>
-        </m:r>
-        <m:r>
-          <w:rPr>
-            <w:rFonts w:ascii="Cambria Math" w:hAnsi="Cambria Math"/>
-          </w:rPr>
-          <m:t>'</m:t>
+          <m:t>N'</m:t>
         </m:r>
       </m:oMath>
       <w:r>
@@ -4876,9 +4840,6 @@
     <w:p>
       <w:pPr>
         <w:spacing w:line="400" w:lineRule="atLeast"/>
-        <w:rPr>
-          <w:rFonts w:hint="eastAsia"/>
-        </w:rPr>
       </w:pPr>
       <w:r>
         <w:rPr>
@@ -4896,7 +4857,7 @@
         <w:rPr>
           <w:rFonts w:hint="eastAsia"/>
         </w:rPr>
-        <w:t xml:space="preserve">FFT </w:t>
+        <w:t>FFT</w:t>
       </w:r>
       <w:r>
         <w:rPr>
@@ -4920,9 +4881,6 @@
     <w:p>
       <w:pPr>
         <w:spacing w:line="400" w:lineRule="atLeast"/>
-        <w:rPr>
-          <w:rFonts w:hint="eastAsia"/>
-        </w:rPr>
       </w:pPr>
       <w:r>
         <w:rPr>
@@ -5600,16 +5558,7 @@
           <w:rPr>
             <w:rFonts w:ascii="Cambria Math" w:hAnsi="Cambria Math"/>
           </w:rPr>
-          <m:t>Aβ</m:t>
-        </m:r>
-        <m:r>
-          <m:rPr>
-            <m:sty m:val="bi"/>
-          </m:rPr>
-          <w:rPr>
-            <w:rFonts w:ascii="Cambria Math" w:hAnsi="Cambria Math"/>
-          </w:rPr>
-          <m:t>+v</m:t>
+          <m:t>Aβ+v</m:t>
         </m:r>
       </m:oMath>
       <w:r>
@@ -5673,9 +5622,6 @@
     <w:p>
       <w:pPr>
         <w:spacing w:line="400" w:lineRule="atLeast"/>
-        <w:rPr>
-          <w:rFonts w:hint="eastAsia"/>
-        </w:rPr>
       </w:pPr>
       <w:r>
         <w:rPr>
@@ -6048,12 +5994,6 @@
         </w:rPr>
         <w:t>和</w:t>
       </w:r>
-      <w:r>
-        <w:rPr>
-          <w:rFonts w:hint="eastAsia"/>
-        </w:rPr>
-        <w:t xml:space="preserve"> </w:t>
-      </w:r>
       <m:oMath>
         <m:sSub>
           <m:sSubPr>
@@ -6395,9 +6335,6 @@
     <w:p>
       <w:pPr>
         <w:spacing w:line="400" w:lineRule="atLeast"/>
-        <w:rPr>
-          <w:rFonts w:hint="eastAsia"/>
-        </w:rPr>
       </w:pPr>
       <w:r>
         <w:rPr>
@@ -6409,9 +6346,6 @@
     <w:p>
       <w:pPr>
         <w:spacing w:line="400" w:lineRule="atLeast"/>
-        <w:rPr>
-          <w:rFonts w:hint="eastAsia"/>
-        </w:rPr>
       </w:pPr>
       <w:r>
         <w:rPr>
@@ -6436,7 +6370,7 @@
         <w:rPr>
           <w:rFonts w:hint="eastAsia"/>
         </w:rPr>
-        <w:t xml:space="preserve"> FFT </w:t>
+        <w:t>FFT</w:t>
       </w:r>
       <w:r>
         <w:rPr>
@@ -6463,9 +6397,6 @@
     <w:p>
       <w:pPr>
         <w:spacing w:line="400" w:lineRule="atLeast"/>
-        <w:rPr>
-          <w:rFonts w:hint="eastAsia"/>
-        </w:rPr>
       </w:pPr>
       <w:r>
         <w:rPr>
@@ -6477,7 +6408,7 @@
         <w:rPr>
           <w:rFonts w:hint="eastAsia"/>
         </w:rPr>
-        <w:t xml:space="preserve"> DFT </w:t>
+        <w:t>DFT</w:t>
       </w:r>
       <w:r>
         <w:rPr>
@@ -6489,9 +6420,6 @@
     <w:p>
       <w:pPr>
         <w:spacing w:line="400" w:lineRule="atLeast"/>
-        <w:rPr>
-          <w:rFonts w:hint="eastAsia"/>
-        </w:rPr>
       </w:pPr>
       <w:r>
         <w:rPr>
@@ -6581,12 +6509,6 @@
           <w:rFonts w:hint="eastAsia"/>
         </w:rPr>
         <w:t>，滑动窗内采样点集合为</w:t>
-      </w:r>
-      <w:r>
-        <w:rPr>
-          <w:rFonts w:hint="eastAsia"/>
-        </w:rPr>
-        <w:t xml:space="preserve"> </w:t>
       </w:r>
       <m:oMath>
         <m:r>
@@ -7168,9 +7090,6 @@
     <w:p>
       <w:pPr>
         <w:spacing w:line="400" w:lineRule="atLeast"/>
-        <w:rPr>
-          <w:rFonts w:hint="eastAsia"/>
-        </w:rPr>
       </w:pPr>
       <w:r>
         <w:rPr>
@@ -7671,7 +7590,7 @@
         <w:rPr>
           <w:rFonts w:hint="eastAsia"/>
         </w:rPr>
-        <w:t>作为参考频率，同步相角可以写为</w:t>
+        <w:t>作为参考频率，同步相角为</w:t>
       </w:r>
       <m:oMath>
         <m:r>
@@ -7720,13 +7639,7 @@
           <w:rPr>
             <w:rFonts w:ascii="Cambria Math" w:hAnsi="Cambria Math"/>
           </w:rPr>
-          <m:t>=</m:t>
-        </m:r>
-        <m:r>
-          <w:rPr>
-            <w:rFonts w:ascii="Cambria Math" w:hAnsi="Cambria Math"/>
-          </w:rPr>
-          <m:t>φ</m:t>
+          <m:t>=φ</m:t>
         </m:r>
         <m:d>
           <m:dPr>
@@ -7800,15 +7713,1140 @@
     <w:p>
       <w:pPr>
         <w:spacing w:line="400" w:lineRule="atLeast"/>
-        <w:rPr>
-          <w:rFonts w:hint="eastAsia"/>
-        </w:rPr>
       </w:pPr>
       <w:r>
         <w:rPr>
           <w:rFonts w:hint="eastAsia"/>
         </w:rPr>
         <w:t>滑动窗算法的关键参数是窗口长度。窗口较长时，算法具有较好的频率选择性和噪声抑制能力，稳态幅值和相角结果较平滑；但当信号出现幅值阶跃或频率突变时，长窗会使一个窗口内同时包含变化前后的数据，导致相量结果出现较长的过渡过程。窗口较短时，算法动态响应更快，但对噪声、谐波和间谐波更加敏感，稳态精度可能下降。因此，在本文的相量计算中，稳态部分主要采用较长滑动窗以保证幅值和相角精度；对于存在幅值阶跃的信号，则在检测到阶跃后引入短窗结果进行局部修正。这样可以兼顾稳态精度和动态响应速度。由于滑动窗计算需要使用中心点前后的采样数据，信号首尾部分无法形成完整窗口，因此在结果输出时会舍去首尾若干采样点，避免不完整窗口带来的误差。</w:t>
+      </w:r>
+    </w:p>
+    <w:p>
+      <w:pPr>
+        <w:pStyle w:val="2"/>
+        <w:spacing w:line="400" w:lineRule="atLeast"/>
+      </w:pPr>
+      <w:r>
+        <w:lastRenderedPageBreak/>
+        <w:t>Teager</w:t>
+      </w:r>
+      <w:r>
+        <w:t>能量算子</w:t>
+      </w:r>
+    </w:p>
+    <w:p>
+      <w:pPr>
+        <w:spacing w:line="400" w:lineRule="atLeast"/>
+        <w:rPr>
+          <w:rFonts w:hint="eastAsia"/>
+        </w:rPr>
+      </w:pPr>
+      <w:r>
+        <w:rPr>
+          <w:rFonts w:hint="eastAsia"/>
+        </w:rPr>
+        <w:t>Teager</w:t>
+      </w:r>
+      <w:r>
+        <w:rPr>
+          <w:rFonts w:hint="eastAsia"/>
+        </w:rPr>
+        <w:t>能量算子是一种常用于非平稳信号瞬态特征检测的非线性算子。</w:t>
+      </w:r>
+      <w:r>
+        <w:rPr>
+          <w:rFonts w:hint="eastAsia"/>
+        </w:rPr>
+        <w:t>它</w:t>
+      </w:r>
+      <w:r>
+        <w:rPr>
+          <w:rFonts w:hint="eastAsia"/>
+        </w:rPr>
+        <w:t>不仅与信号幅值有关，也与信号瞬时频率有关，因此对信号中的突变、冲击和调制变化较为敏感。对于本次大作业中的幅值阶跃信号，</w:t>
+      </w:r>
+      <w:r>
+        <w:rPr>
+          <w:rFonts w:hint="eastAsia"/>
+        </w:rPr>
+        <w:t>Teager</w:t>
+      </w:r>
+      <w:r>
+        <w:rPr>
+          <w:rFonts w:hint="eastAsia"/>
+        </w:rPr>
+        <w:t>能量算子可以作为检测幅值变化位置的辅助方法。</w:t>
+      </w:r>
+    </w:p>
+    <w:p>
+      <w:pPr>
+        <w:spacing w:line="400" w:lineRule="atLeast"/>
+      </w:pPr>
+      <w:r>
+        <w:rPr>
+          <w:rFonts w:hint="eastAsia"/>
+        </w:rPr>
+        <w:t>对于连续时间信号</w:t>
+      </w:r>
+      <m:oMath>
+        <m:r>
+          <w:rPr>
+            <w:rFonts w:ascii="Cambria Math" w:hAnsi="Cambria Math"/>
+          </w:rPr>
+          <m:t>x</m:t>
+        </m:r>
+        <m:d>
+          <m:dPr>
+            <m:ctrlPr>
+              <w:rPr>
+                <w:rFonts w:ascii="Cambria Math" w:hAnsi="Cambria Math"/>
+              </w:rPr>
+            </m:ctrlPr>
+          </m:dPr>
+          <m:e>
+            <m:r>
+              <w:rPr>
+                <w:rFonts w:ascii="Cambria Math" w:hAnsi="Cambria Math"/>
+              </w:rPr>
+              <m:t>t</m:t>
+            </m:r>
+          </m:e>
+        </m:d>
+      </m:oMath>
+      <w:r>
+        <w:rPr>
+          <w:rFonts w:hint="eastAsia"/>
+        </w:rPr>
+        <w:t>，</w:t>
+      </w:r>
+      <w:r>
+        <w:rPr>
+          <w:rFonts w:hint="eastAsia"/>
+        </w:rPr>
+        <w:t>Teager</w:t>
+      </w:r>
+      <w:r>
+        <w:rPr>
+          <w:rFonts w:hint="eastAsia"/>
+        </w:rPr>
+        <w:t>能量算子定义为</w:t>
+      </w:r>
+      <m:oMath>
+        <m:r>
+          <w:rPr>
+            <w:rFonts w:ascii="Cambria Math" w:hAnsi="Cambria Math"/>
+          </w:rPr>
+          <m:t>Ψ</m:t>
+        </m:r>
+        <m:d>
+          <m:dPr>
+            <m:begChr m:val="["/>
+            <m:endChr m:val="]"/>
+            <m:ctrlPr>
+              <w:rPr>
+                <w:rFonts w:ascii="Cambria Math" w:hAnsi="Cambria Math"/>
+              </w:rPr>
+            </m:ctrlPr>
+          </m:dPr>
+          <m:e>
+            <m:r>
+              <w:rPr>
+                <w:rFonts w:ascii="Cambria Math" w:hAnsi="Cambria Math"/>
+              </w:rPr>
+              <m:t>x</m:t>
+            </m:r>
+            <m:d>
+              <m:dPr>
+                <m:ctrlPr>
+                  <w:rPr>
+                    <w:rFonts w:ascii="Cambria Math" w:hAnsi="Cambria Math"/>
+                  </w:rPr>
+                </m:ctrlPr>
+              </m:dPr>
+              <m:e>
+                <m:r>
+                  <w:rPr>
+                    <w:rFonts w:ascii="Cambria Math" w:hAnsi="Cambria Math"/>
+                  </w:rPr>
+                  <m:t>t</m:t>
+                </m:r>
+              </m:e>
+            </m:d>
+          </m:e>
+        </m:d>
+        <m:r>
+          <w:rPr>
+            <w:rFonts w:ascii="Cambria Math" w:hAnsi="Cambria Math"/>
+          </w:rPr>
+          <m:t>=</m:t>
+        </m:r>
+        <m:sSup>
+          <m:sSupPr>
+            <m:ctrlPr>
+              <w:rPr>
+                <w:rFonts w:ascii="Cambria Math" w:hAnsi="Cambria Math"/>
+              </w:rPr>
+            </m:ctrlPr>
+          </m:sSupPr>
+          <m:e>
+            <m:d>
+              <m:dPr>
+                <m:ctrlPr>
+                  <w:rPr>
+                    <w:rFonts w:ascii="Cambria Math" w:hAnsi="Cambria Math"/>
+                  </w:rPr>
+                </m:ctrlPr>
+              </m:dPr>
+              <m:e>
+                <m:f>
+                  <m:fPr>
+                    <m:ctrlPr>
+                      <w:rPr>
+                        <w:rFonts w:ascii="Cambria Math" w:hAnsi="Cambria Math"/>
+                      </w:rPr>
+                    </m:ctrlPr>
+                  </m:fPr>
+                  <m:num>
+                    <m:r>
+                      <w:rPr>
+                        <w:rFonts w:ascii="Cambria Math" w:hAnsi="Cambria Math"/>
+                      </w:rPr>
+                      <m:t>dx</m:t>
+                    </m:r>
+                    <m:d>
+                      <m:dPr>
+                        <m:ctrlPr>
+                          <w:rPr>
+                            <w:rFonts w:ascii="Cambria Math" w:hAnsi="Cambria Math"/>
+                          </w:rPr>
+                        </m:ctrlPr>
+                      </m:dPr>
+                      <m:e>
+                        <m:r>
+                          <w:rPr>
+                            <w:rFonts w:ascii="Cambria Math" w:hAnsi="Cambria Math"/>
+                          </w:rPr>
+                          <m:t>t</m:t>
+                        </m:r>
+                      </m:e>
+                    </m:d>
+                  </m:num>
+                  <m:den>
+                    <m:r>
+                      <w:rPr>
+                        <w:rFonts w:ascii="Cambria Math" w:hAnsi="Cambria Math"/>
+                      </w:rPr>
+                      <m:t>dt</m:t>
+                    </m:r>
+                  </m:den>
+                </m:f>
+              </m:e>
+            </m:d>
+          </m:e>
+          <m:sup>
+            <m:r>
+              <w:rPr>
+                <w:rFonts w:ascii="Cambria Math" w:hAnsi="Cambria Math"/>
+              </w:rPr>
+              <m:t>2</m:t>
+            </m:r>
+          </m:sup>
+        </m:sSup>
+        <m:r>
+          <w:rPr>
+            <w:rFonts w:ascii="Cambria Math" w:hAnsi="Cambria Math"/>
+          </w:rPr>
+          <m:t>-x</m:t>
+        </m:r>
+        <m:d>
+          <m:dPr>
+            <m:ctrlPr>
+              <w:rPr>
+                <w:rFonts w:ascii="Cambria Math" w:hAnsi="Cambria Math"/>
+              </w:rPr>
+            </m:ctrlPr>
+          </m:dPr>
+          <m:e>
+            <m:r>
+              <w:rPr>
+                <w:rFonts w:ascii="Cambria Math" w:hAnsi="Cambria Math"/>
+              </w:rPr>
+              <m:t>t</m:t>
+            </m:r>
+          </m:e>
+        </m:d>
+        <m:f>
+          <m:fPr>
+            <m:ctrlPr>
+              <w:rPr>
+                <w:rFonts w:ascii="Cambria Math" w:hAnsi="Cambria Math"/>
+              </w:rPr>
+            </m:ctrlPr>
+          </m:fPr>
+          <m:num>
+            <m:sSup>
+              <m:sSupPr>
+                <m:ctrlPr>
+                  <w:rPr>
+                    <w:rFonts w:ascii="Cambria Math" w:hAnsi="Cambria Math"/>
+                  </w:rPr>
+                </m:ctrlPr>
+              </m:sSupPr>
+              <m:e>
+                <m:r>
+                  <w:rPr>
+                    <w:rFonts w:ascii="Cambria Math" w:hAnsi="Cambria Math"/>
+                  </w:rPr>
+                  <m:t>d</m:t>
+                </m:r>
+              </m:e>
+              <m:sup>
+                <m:r>
+                  <w:rPr>
+                    <w:rFonts w:ascii="Cambria Math" w:hAnsi="Cambria Math"/>
+                  </w:rPr>
+                  <m:t>2</m:t>
+                </m:r>
+              </m:sup>
+            </m:sSup>
+            <m:r>
+              <w:rPr>
+                <w:rFonts w:ascii="Cambria Math" w:hAnsi="Cambria Math"/>
+              </w:rPr>
+              <m:t>x</m:t>
+            </m:r>
+            <m:d>
+              <m:dPr>
+                <m:ctrlPr>
+                  <w:rPr>
+                    <w:rFonts w:ascii="Cambria Math" w:hAnsi="Cambria Math"/>
+                  </w:rPr>
+                </m:ctrlPr>
+              </m:dPr>
+              <m:e>
+                <m:r>
+                  <w:rPr>
+                    <w:rFonts w:ascii="Cambria Math" w:hAnsi="Cambria Math"/>
+                  </w:rPr>
+                  <m:t>t</m:t>
+                </m:r>
+              </m:e>
+            </m:d>
+          </m:num>
+          <m:den>
+            <m:r>
+              <w:rPr>
+                <w:rFonts w:ascii="Cambria Math" w:hAnsi="Cambria Math"/>
+              </w:rPr>
+              <m:t>d</m:t>
+            </m:r>
+            <m:sSup>
+              <m:sSupPr>
+                <m:ctrlPr>
+                  <w:rPr>
+                    <w:rFonts w:ascii="Cambria Math" w:hAnsi="Cambria Math"/>
+                  </w:rPr>
+                </m:ctrlPr>
+              </m:sSupPr>
+              <m:e>
+                <m:r>
+                  <w:rPr>
+                    <w:rFonts w:ascii="Cambria Math" w:hAnsi="Cambria Math"/>
+                  </w:rPr>
+                  <m:t>t</m:t>
+                </m:r>
+              </m:e>
+              <m:sup>
+                <m:r>
+                  <w:rPr>
+                    <w:rFonts w:ascii="Cambria Math" w:hAnsi="Cambria Math"/>
+                  </w:rPr>
+                  <m:t>2</m:t>
+                </m:r>
+              </m:sup>
+            </m:sSup>
+          </m:den>
+        </m:f>
+      </m:oMath>
+      <w:r>
+        <w:rPr>
+          <w:rFonts w:hint="eastAsia"/>
+        </w:rPr>
+        <w:t>。</w:t>
+      </w:r>
+      <w:r>
+        <w:rPr>
+          <w:rFonts w:hint="eastAsia"/>
+        </w:rPr>
+        <w:t>对于离散信号</w:t>
+      </w:r>
+      <m:oMath>
+        <m:r>
+          <w:rPr>
+            <w:rFonts w:ascii="Cambria Math" w:hAnsi="Cambria Math"/>
+          </w:rPr>
+          <m:t>x</m:t>
+        </m:r>
+        <m:r>
+          <w:rPr>
+            <w:rFonts w:ascii="Cambria Math" w:hAnsi="Cambria Math"/>
+          </w:rPr>
+          <m:t>(</m:t>
+        </m:r>
+        <m:r>
+          <w:rPr>
+            <w:rFonts w:ascii="Cambria Math" w:hAnsi="Cambria Math"/>
+          </w:rPr>
+          <m:t>n</m:t>
+        </m:r>
+        <m:r>
+          <w:rPr>
+            <w:rFonts w:ascii="Cambria Math" w:hAnsi="Cambria Math"/>
+          </w:rPr>
+          <m:t>)</m:t>
+        </m:r>
+      </m:oMath>
+      <w:r>
+        <w:rPr>
+          <w:rFonts w:hint="eastAsia"/>
+        </w:rPr>
+        <w:t>，其形式为</w:t>
+      </w:r>
+      <m:oMath>
+        <m:r>
+          <w:rPr>
+            <w:rFonts w:ascii="Cambria Math" w:hAnsi="Cambria Math"/>
+          </w:rPr>
+          <m:t>Ψ</m:t>
+        </m:r>
+        <m:d>
+          <m:dPr>
+            <m:begChr m:val="["/>
+            <m:endChr m:val="]"/>
+            <m:ctrlPr>
+              <w:rPr>
+                <w:rFonts w:ascii="Cambria Math" w:hAnsi="Cambria Math"/>
+              </w:rPr>
+            </m:ctrlPr>
+          </m:dPr>
+          <m:e>
+            <m:r>
+              <w:rPr>
+                <w:rFonts w:ascii="Cambria Math" w:hAnsi="Cambria Math"/>
+              </w:rPr>
+              <m:t>x</m:t>
+            </m:r>
+            <m:r>
+              <w:rPr>
+                <w:rFonts w:ascii="Cambria Math" w:hAnsi="Cambria Math"/>
+              </w:rPr>
+              <m:t>(</m:t>
+            </m:r>
+            <m:r>
+              <w:rPr>
+                <w:rFonts w:ascii="Cambria Math" w:hAnsi="Cambria Math"/>
+              </w:rPr>
+              <m:t>n</m:t>
+            </m:r>
+            <m:r>
+              <w:rPr>
+                <w:rFonts w:ascii="Cambria Math" w:hAnsi="Cambria Math"/>
+              </w:rPr>
+              <m:t>)</m:t>
+            </m:r>
+          </m:e>
+        </m:d>
+        <m:r>
+          <w:rPr>
+            <w:rFonts w:ascii="Cambria Math" w:hAnsi="Cambria Math"/>
+          </w:rPr>
+          <m:t>=</m:t>
+        </m:r>
+        <m:sSup>
+          <m:sSupPr>
+            <m:ctrlPr>
+              <w:rPr>
+                <w:rFonts w:ascii="Cambria Math" w:hAnsi="Cambria Math"/>
+              </w:rPr>
+            </m:ctrlPr>
+          </m:sSupPr>
+          <m:e>
+            <m:r>
+              <w:rPr>
+                <w:rFonts w:ascii="Cambria Math" w:hAnsi="Cambria Math"/>
+              </w:rPr>
+              <m:t>x</m:t>
+            </m:r>
+          </m:e>
+          <m:sup>
+            <m:r>
+              <w:rPr>
+                <w:rFonts w:ascii="Cambria Math" w:hAnsi="Cambria Math"/>
+              </w:rPr>
+              <m:t>2</m:t>
+            </m:r>
+          </m:sup>
+        </m:sSup>
+        <m:r>
+          <w:rPr>
+            <w:rFonts w:ascii="Cambria Math" w:hAnsi="Cambria Math"/>
+          </w:rPr>
+          <m:t>(</m:t>
+        </m:r>
+        <m:r>
+          <w:rPr>
+            <w:rFonts w:ascii="Cambria Math" w:hAnsi="Cambria Math"/>
+          </w:rPr>
+          <m:t>n</m:t>
+        </m:r>
+        <m:r>
+          <w:rPr>
+            <w:rFonts w:ascii="Cambria Math" w:hAnsi="Cambria Math"/>
+          </w:rPr>
+          <m:t>)</m:t>
+        </m:r>
+        <m:r>
+          <w:rPr>
+            <w:rFonts w:ascii="Cambria Math" w:hAnsi="Cambria Math"/>
+          </w:rPr>
+          <m:t>-x</m:t>
+        </m:r>
+        <m:r>
+          <w:rPr>
+            <w:rFonts w:ascii="Cambria Math" w:hAnsi="Cambria Math"/>
+          </w:rPr>
+          <m:t>(</m:t>
+        </m:r>
+        <m:r>
+          <w:rPr>
+            <w:rFonts w:ascii="Cambria Math" w:hAnsi="Cambria Math"/>
+          </w:rPr>
+          <m:t>n-1)x(n</m:t>
+        </m:r>
+        <m:r>
+          <w:rPr>
+            <w:rFonts w:ascii="Cambria Math" w:hAnsi="Cambria Math"/>
+          </w:rPr>
+          <m:t>+1</m:t>
+        </m:r>
+        <m:r>
+          <w:rPr>
+            <w:rFonts w:ascii="Cambria Math" w:hAnsi="Cambria Math"/>
+          </w:rPr>
+          <m:t>)</m:t>
+        </m:r>
+      </m:oMath>
+      <w:r>
+        <w:rPr>
+          <w:rFonts w:hint="eastAsia"/>
+        </w:rPr>
+        <w:t>。</w:t>
+      </w:r>
+    </w:p>
+    <w:p>
+      <w:pPr>
+        <w:spacing w:line="400" w:lineRule="atLeast"/>
+        <w:rPr>
+          <w:rFonts w:hint="eastAsia"/>
+        </w:rPr>
+      </w:pPr>
+      <w:r>
+        <w:rPr>
+          <w:rFonts w:hint="eastAsia"/>
+        </w:rPr>
+        <w:t>若信号为单一正弦形式</w:t>
+      </w:r>
+      <w:r>
+        <w:rPr>
+          <w:rFonts w:hint="eastAsia"/>
+        </w:rPr>
+        <w:t>，则</w:t>
+      </w:r>
+      <m:oMath>
+        <m:r>
+          <w:rPr>
+            <w:rFonts w:ascii="Cambria Math" w:hAnsi="Cambria Math"/>
+          </w:rPr>
+          <m:t>x</m:t>
+        </m:r>
+        <m:r>
+          <w:rPr>
+            <w:rFonts w:ascii="Cambria Math" w:hAnsi="Cambria Math"/>
+          </w:rPr>
+          <m:t>(</m:t>
+        </m:r>
+        <m:r>
+          <w:rPr>
+            <w:rFonts w:ascii="Cambria Math" w:hAnsi="Cambria Math"/>
+          </w:rPr>
+          <m:t>n</m:t>
+        </m:r>
+        <m:r>
+          <w:rPr>
+            <w:rFonts w:ascii="Cambria Math" w:hAnsi="Cambria Math"/>
+          </w:rPr>
+          <m:t>)</m:t>
+        </m:r>
+        <m:r>
+          <w:rPr>
+            <w:rFonts w:ascii="Cambria Math" w:hAnsi="Cambria Math"/>
+          </w:rPr>
+          <m:t>=A</m:t>
+        </m:r>
+        <m:func>
+          <m:funcPr>
+            <m:ctrlPr>
+              <w:rPr>
+                <w:rFonts w:ascii="Cambria Math" w:hAnsi="Cambria Math"/>
+              </w:rPr>
+            </m:ctrlPr>
+          </m:funcPr>
+          <m:fName>
+            <m:r>
+              <m:rPr>
+                <m:sty m:val="p"/>
+              </m:rPr>
+              <w:rPr>
+                <w:rFonts w:ascii="Cambria Math" w:hAnsi="Cambria Math"/>
+              </w:rPr>
+              <m:t>cos</m:t>
+            </m:r>
+          </m:fName>
+          <m:e>
+            <m:d>
+              <m:dPr>
+                <m:ctrlPr>
+                  <w:rPr>
+                    <w:rFonts w:ascii="Cambria Math" w:hAnsi="Cambria Math"/>
+                  </w:rPr>
+                </m:ctrlPr>
+              </m:dPr>
+              <m:e>
+                <m:r>
+                  <w:rPr>
+                    <w:rFonts w:ascii="Cambria Math" w:hAnsi="Cambria Math"/>
+                  </w:rPr>
+                  <m:t>ω</m:t>
+                </m:r>
+                <m:r>
+                  <w:rPr>
+                    <w:rFonts w:ascii="Cambria Math" w:hAnsi="Cambria Math"/>
+                  </w:rPr>
+                  <m:t>n+φ</m:t>
+                </m:r>
+              </m:e>
+            </m:d>
+          </m:e>
+        </m:func>
+      </m:oMath>
+      <w:r>
+        <w:rPr>
+          <w:rFonts w:hint="eastAsia"/>
+        </w:rPr>
+        <w:t>，</w:t>
+      </w:r>
+      <w:r>
+        <w:rPr>
+          <w:rFonts w:hint="eastAsia"/>
+        </w:rPr>
+        <w:t>其</w:t>
+      </w:r>
+      <w:r>
+        <w:rPr>
+          <w:rFonts w:hint="eastAsia"/>
+        </w:rPr>
+        <w:t xml:space="preserve"> Teager </w:t>
+      </w:r>
+      <w:r>
+        <w:rPr>
+          <w:rFonts w:hint="eastAsia"/>
+        </w:rPr>
+        <w:t>能量算子近似满足</w:t>
+      </w:r>
+      <m:oMath>
+        <m:r>
+          <w:rPr>
+            <w:rFonts w:ascii="Cambria Math" w:hAnsi="Cambria Math"/>
+          </w:rPr>
+          <m:t>Ψ</m:t>
+        </m:r>
+        <m:d>
+          <m:dPr>
+            <m:begChr m:val="["/>
+            <m:endChr m:val="]"/>
+            <m:ctrlPr>
+              <w:rPr>
+                <w:rFonts w:ascii="Cambria Math" w:hAnsi="Cambria Math"/>
+              </w:rPr>
+            </m:ctrlPr>
+          </m:dPr>
+          <m:e>
+            <m:r>
+              <w:rPr>
+                <w:rFonts w:ascii="Cambria Math" w:hAnsi="Cambria Math"/>
+              </w:rPr>
+              <m:t>x</m:t>
+            </m:r>
+            <m:r>
+              <w:rPr>
+                <w:rFonts w:ascii="Cambria Math" w:hAnsi="Cambria Math"/>
+              </w:rPr>
+              <m:t>(</m:t>
+            </m:r>
+            <m:r>
+              <w:rPr>
+                <w:rFonts w:ascii="Cambria Math" w:hAnsi="Cambria Math"/>
+              </w:rPr>
+              <m:t>n</m:t>
+            </m:r>
+            <m:r>
+              <w:rPr>
+                <w:rFonts w:ascii="Cambria Math" w:hAnsi="Cambria Math"/>
+              </w:rPr>
+              <m:t>)</m:t>
+            </m:r>
+          </m:e>
+        </m:d>
+        <m:r>
+          <w:rPr>
+            <w:rFonts w:ascii="Cambria Math" w:hAnsi="Cambria Math"/>
+          </w:rPr>
+          <m:t>≈</m:t>
+        </m:r>
+        <m:sSup>
+          <m:sSupPr>
+            <m:ctrlPr>
+              <w:rPr>
+                <w:rFonts w:ascii="Cambria Math" w:hAnsi="Cambria Math"/>
+              </w:rPr>
+            </m:ctrlPr>
+          </m:sSupPr>
+          <m:e>
+            <m:r>
+              <w:rPr>
+                <w:rFonts w:ascii="Cambria Math" w:hAnsi="Cambria Math"/>
+              </w:rPr>
+              <m:t>A</m:t>
+            </m:r>
+          </m:e>
+          <m:sup>
+            <m:r>
+              <w:rPr>
+                <w:rFonts w:ascii="Cambria Math" w:hAnsi="Cambria Math"/>
+              </w:rPr>
+              <m:t>2</m:t>
+            </m:r>
+          </m:sup>
+        </m:sSup>
+        <m:func>
+          <m:funcPr>
+            <m:ctrlPr>
+              <w:rPr>
+                <w:rFonts w:ascii="Cambria Math" w:hAnsi="Cambria Math"/>
+              </w:rPr>
+            </m:ctrlPr>
+          </m:funcPr>
+          <m:fName>
+            <m:sSup>
+              <m:sSupPr>
+                <m:ctrlPr>
+                  <w:rPr>
+                    <w:rFonts w:ascii="Cambria Math" w:hAnsi="Cambria Math"/>
+                  </w:rPr>
+                </m:ctrlPr>
+              </m:sSupPr>
+              <m:e>
+                <m:r>
+                  <m:rPr>
+                    <m:sty m:val="p"/>
+                  </m:rPr>
+                  <w:rPr>
+                    <w:rFonts w:ascii="Cambria Math" w:hAnsi="Cambria Math"/>
+                  </w:rPr>
+                  <m:t>sin</m:t>
+                </m:r>
+              </m:e>
+              <m:sup>
+                <m:r>
+                  <w:rPr>
+                    <w:rFonts w:ascii="Cambria Math" w:hAnsi="Cambria Math"/>
+                  </w:rPr>
+                  <m:t>2</m:t>
+                </m:r>
+              </m:sup>
+            </m:sSup>
+          </m:fName>
+          <m:e>
+            <m:r>
+              <w:rPr>
+                <w:rFonts w:ascii="Cambria Math" w:hAnsi="Cambria Math"/>
+              </w:rPr>
+              <m:t>ω</m:t>
+            </m:r>
+          </m:e>
+        </m:func>
+      </m:oMath>
+      <w:r>
+        <w:rPr>
+          <w:rFonts w:hint="eastAsia"/>
+        </w:rPr>
+        <w:t>。</w:t>
+      </w:r>
+      <w:r>
+        <w:rPr>
+          <w:rFonts w:hint="eastAsia"/>
+        </w:rPr>
+        <w:t>由此可以看出，</w:t>
+      </w:r>
+      <w:r>
+        <w:rPr>
+          <w:rFonts w:hint="eastAsia"/>
+        </w:rPr>
+        <w:t xml:space="preserve">Teager </w:t>
+      </w:r>
+      <w:r>
+        <w:rPr>
+          <w:rFonts w:hint="eastAsia"/>
+        </w:rPr>
+        <w:t>能量算子的输出与信号幅值</w:t>
+      </w:r>
+      <m:oMath>
+        <m:r>
+          <w:rPr>
+            <w:rFonts w:ascii="Cambria Math" w:hAnsi="Cambria Math"/>
+          </w:rPr>
+          <m:t>A</m:t>
+        </m:r>
+      </m:oMath>
+      <w:r>
+        <w:rPr>
+          <w:rFonts w:hint="eastAsia"/>
+        </w:rPr>
+        <w:t>和数字角频率</w:t>
+      </w:r>
+      <m:oMath>
+        <m:r>
+          <w:rPr>
+            <w:rFonts w:ascii="Cambria Math" w:hAnsi="Cambria Math"/>
+          </w:rPr>
+          <m:t>ω</m:t>
+        </m:r>
+      </m:oMath>
+      <w:r>
+        <w:rPr>
+          <w:rFonts w:hint="eastAsia"/>
+        </w:rPr>
+        <w:t>均有关。当信号幅值发生突变时，</w:t>
+      </w:r>
+      <m:oMath>
+        <m:r>
+          <w:rPr>
+            <w:rFonts w:ascii="Cambria Math" w:hAnsi="Cambria Math"/>
+          </w:rPr>
+          <m:t>Ψ</m:t>
+        </m:r>
+        <m:d>
+          <m:dPr>
+            <m:begChr m:val="["/>
+            <m:endChr m:val="]"/>
+            <m:ctrlPr>
+              <w:rPr>
+                <w:rFonts w:ascii="Cambria Math" w:hAnsi="Cambria Math"/>
+              </w:rPr>
+            </m:ctrlPr>
+          </m:dPr>
+          <m:e>
+            <m:r>
+              <w:rPr>
+                <w:rFonts w:ascii="Cambria Math" w:hAnsi="Cambria Math"/>
+              </w:rPr>
+              <m:t>x</m:t>
+            </m:r>
+            <m:r>
+              <w:rPr>
+                <w:rFonts w:ascii="Cambria Math" w:hAnsi="Cambria Math"/>
+              </w:rPr>
+              <m:t>(</m:t>
+            </m:r>
+            <m:r>
+              <w:rPr>
+                <w:rFonts w:ascii="Cambria Math" w:hAnsi="Cambria Math"/>
+              </w:rPr>
+              <m:t>n</m:t>
+            </m:r>
+            <m:r>
+              <w:rPr>
+                <w:rFonts w:ascii="Cambria Math" w:hAnsi="Cambria Math"/>
+              </w:rPr>
+              <m:t>)</m:t>
+            </m:r>
+          </m:e>
+        </m:d>
+      </m:oMath>
+      <w:r>
+        <w:rPr>
+          <w:rFonts w:hint="eastAsia"/>
+        </w:rPr>
+        <w:t>会在突变附近产生明显变化，因此可以用于辅助定位幅值阶跃或瞬态扰动。</w:t>
+      </w:r>
+    </w:p>
+    <w:p>
+      <w:pPr>
+        <w:spacing w:line="400" w:lineRule="atLeast"/>
+        <w:rPr>
+          <w:rFonts w:hint="eastAsia"/>
+        </w:rPr>
+      </w:pPr>
+      <w:r>
+        <w:rPr>
+          <w:rFonts w:hint="eastAsia"/>
+        </w:rPr>
+        <w:t>Teager</w:t>
+      </w:r>
+      <w:r>
+        <w:rPr>
+          <w:rFonts w:hint="eastAsia"/>
+        </w:rPr>
+        <w:t>能量算子计算简单、时间定位能力较强，不需要较长的数据窗口即可反映信号局部变化情况。相比单纯观察滑动窗相量幅值曲线，</w:t>
+      </w:r>
+      <w:r>
+        <w:rPr>
+          <w:rFonts w:hint="eastAsia"/>
+        </w:rPr>
+        <w:t>其</w:t>
+      </w:r>
+      <w:r>
+        <w:rPr>
+          <w:rFonts w:hint="eastAsia"/>
+        </w:rPr>
+        <w:t>对突变位置更敏感，适合用于动态事件检测。</w:t>
+      </w:r>
+    </w:p>
+    <w:p>
+      <w:pPr>
+        <w:spacing w:line="400" w:lineRule="atLeast"/>
+        <w:ind w:firstLineChars="200" w:firstLine="480"/>
+        <w:rPr>
+          <w:rFonts w:hint="eastAsia"/>
+        </w:rPr>
+      </w:pPr>
+      <w:r>
+        <w:rPr>
+          <w:rFonts w:hint="eastAsia"/>
+        </w:rPr>
+        <w:t>但</w:t>
+      </w:r>
+      <w:r>
+        <w:rPr>
+          <w:rFonts w:hint="eastAsia"/>
+        </w:rPr>
+        <w:t>Teager</w:t>
+      </w:r>
+      <w:r>
+        <w:rPr>
+          <w:rFonts w:hint="eastAsia"/>
+        </w:rPr>
+        <w:t>能量算子对噪声较为敏感</w:t>
+      </w:r>
+      <w:r>
+        <w:rPr>
+          <w:rFonts w:hint="eastAsia"/>
+        </w:rPr>
+        <w:t>。</w:t>
+      </w:r>
+      <w:r>
+        <w:rPr>
+          <w:rFonts w:hint="eastAsia"/>
+        </w:rPr>
+        <w:t>信号中存在白噪声或高频扰动时，算子输出可能出现较强波动。</w:t>
+      </w:r>
+      <w:r>
+        <w:rPr>
+          <w:rFonts w:hint="eastAsia"/>
+        </w:rPr>
+        <w:t>此外</w:t>
+      </w:r>
+      <w:r>
+        <w:rPr>
+          <w:rFonts w:hint="eastAsia"/>
+        </w:rPr>
+        <w:t>，当信号中同时包含多个频率分量时，算子的输出不再只对应某一个单一正弦分量，而会受到谐波、间谐波和噪声共同影响。因此需要先对信号进行适当滤波或平滑处理，再检测突变位置。</w:t>
+      </w:r>
+    </w:p>
+    <w:p>
+      <w:pPr>
+        <w:spacing w:line="400" w:lineRule="atLeast"/>
+        <w:rPr>
+          <w:rFonts w:hint="eastAsia"/>
+        </w:rPr>
+      </w:pPr>
+      <w:r>
+        <w:rPr>
+          <w:rFonts w:hint="eastAsia"/>
+        </w:rPr>
+        <w:t>在本</w:t>
+      </w:r>
+      <w:r>
+        <w:rPr>
+          <w:rFonts w:hint="eastAsia"/>
+        </w:rPr>
+        <w:t>作业</w:t>
+      </w:r>
+      <w:r>
+        <w:rPr>
+          <w:rFonts w:hint="eastAsia"/>
+        </w:rPr>
+        <w:t>算法中，</w:t>
+      </w:r>
+      <w:r>
+        <w:rPr>
+          <w:rFonts w:hint="eastAsia"/>
+        </w:rPr>
+        <w:t>Teager</w:t>
+      </w:r>
+      <w:r>
+        <w:rPr>
+          <w:rFonts w:hint="eastAsia"/>
+        </w:rPr>
+        <w:t>能量算子主要作为幅值阶跃检测的辅助工具，而不直接用于最终相量幅值计算。对于必做任务和加分内容</w:t>
+      </w:r>
+      <w:r>
+        <w:rPr>
+          <w:rFonts w:hint="eastAsia"/>
+        </w:rPr>
+        <w:t>1</w:t>
+      </w:r>
+      <w:r>
+        <w:rPr>
+          <w:rFonts w:hint="eastAsia"/>
+        </w:rPr>
+        <w:t>，首先利用滑动窗相量幅值曲线确定幅值阶跃的大致位置，</w:t>
+      </w:r>
+      <w:r>
+        <w:rPr>
+          <w:rFonts w:hint="eastAsia"/>
+        </w:rPr>
+        <w:t>并</w:t>
+      </w:r>
+      <w:r>
+        <w:rPr>
+          <w:rFonts w:hint="eastAsia"/>
+        </w:rPr>
+        <w:t>参考</w:t>
+      </w:r>
+      <w:r>
+        <w:rPr>
+          <w:rFonts w:hint="eastAsia"/>
+        </w:rPr>
+        <w:t>Teager</w:t>
+      </w:r>
+      <w:r>
+        <w:rPr>
+          <w:rFonts w:hint="eastAsia"/>
+        </w:rPr>
+        <w:t>能量算子，确定阶跃位置</w:t>
+      </w:r>
+      <w:r>
+        <w:rPr>
+          <w:rFonts w:hint="eastAsia"/>
+        </w:rPr>
+        <w:t>。然</w:t>
+      </w:r>
+      <w:r>
+        <w:rPr>
+          <w:rFonts w:hint="eastAsia"/>
+        </w:rPr>
+        <w:t>后</w:t>
+      </w:r>
+      <w:r>
+        <w:rPr>
+          <w:rFonts w:hint="eastAsia"/>
+        </w:rPr>
+        <w:t>在阶跃附近引入短窗相量进行局部修正</w:t>
+      </w:r>
+      <w:r>
+        <w:rPr>
+          <w:rFonts w:hint="eastAsia"/>
+        </w:rPr>
+        <w:t>，而</w:t>
+      </w:r>
+      <w:r>
+        <w:rPr>
+          <w:rFonts w:hint="eastAsia"/>
+        </w:rPr>
+        <w:t>不</w:t>
+      </w:r>
+      <w:r>
+        <w:rPr>
+          <w:rFonts w:hint="eastAsia"/>
+        </w:rPr>
+        <w:t>是</w:t>
+      </w:r>
+      <w:r>
+        <w:rPr>
+          <w:rFonts w:hint="eastAsia"/>
+        </w:rPr>
+        <w:t>直接采用算子的数值作为幅值结果。这种处理方式兼顾了</w:t>
+      </w:r>
+      <w:r>
+        <w:rPr>
+          <w:rFonts w:hint="eastAsia"/>
+        </w:rPr>
+        <w:t>Teager</w:t>
+      </w:r>
+      <w:r>
+        <w:rPr>
+          <w:rFonts w:hint="eastAsia"/>
+        </w:rPr>
+        <w:t>能量算子的动态检测优势和滑动窗相量算法的稳态精度。</w:t>
+      </w:r>
+      <w:r>
+        <w:rPr>
+          <w:rFonts w:hint="eastAsia"/>
+        </w:rPr>
+        <w:t>前者</w:t>
+      </w:r>
+      <w:r>
+        <w:rPr>
+          <w:rFonts w:hint="eastAsia"/>
+        </w:rPr>
+        <w:t>发现“变化发生在哪里”，而相量幅值的最终数值仍由</w:t>
+      </w:r>
+      <w:r>
+        <w:rPr>
+          <w:rFonts w:hint="eastAsia"/>
+        </w:rPr>
+        <w:t>后者</w:t>
+      </w:r>
+      <w:r>
+        <w:rPr>
+          <w:rFonts w:hint="eastAsia"/>
+        </w:rPr>
+        <w:t>给出。这样可以</w:t>
+      </w:r>
+      <w:r>
+        <w:rPr>
+          <w:rFonts w:hint="eastAsia"/>
+        </w:rPr>
+        <w:t>减小</w:t>
+      </w:r>
+      <w:r>
+        <w:rPr>
+          <w:rFonts w:hint="eastAsia"/>
+        </w:rPr>
+        <w:t>干扰</w:t>
+      </w:r>
+      <w:r>
+        <w:rPr>
+          <w:rFonts w:hint="eastAsia"/>
+        </w:rPr>
+        <w:t>，同时改善长窗相量在阶跃附近响应较慢的问题</w:t>
+      </w:r>
+      <w:r>
+        <w:rPr>
+          <w:rFonts w:hint="eastAsia"/>
+        </w:rPr>
+        <w:t>。</w:t>
       </w:r>
     </w:p>
     <w:p>
@@ -7821,7 +8859,6 @@
         <w:rPr>
           <w:rFonts w:hint="eastAsia"/>
         </w:rPr>
-        <w:lastRenderedPageBreak/>
         <w:t xml:space="preserve"> </w:t>
       </w:r>
       <w:r>
@@ -7839,6 +8876,10 @@
     <w:p>
       <w:pPr>
         <w:spacing w:line="400" w:lineRule="atLeast"/>
+        <w:ind w:firstLine="0"/>
+        <w:rPr>
+          <w:rFonts w:hint="eastAsia"/>
+        </w:rPr>
       </w:pPr>
     </w:p>
     <w:p>
@@ -7866,6 +8907,7 @@
         <w:rPr>
           <w:rFonts w:hint="eastAsia"/>
         </w:rPr>
+        <w:lastRenderedPageBreak/>
         <w:t>谐波</w:t>
       </w:r>
       <w:r>
@@ -10462,7 +11504,7 @@
   <w:style w:type="paragraph" w:default="1" w:styleId="a">
     <w:name w:val="Normal"/>
     <w:qFormat/>
-    <w:rsid w:val="00D74F4E"/>
+    <w:rsid w:val="00E26A69"/>
     <w:pPr>
       <w:widowControl w:val="0"/>
       <w:spacing w:line="400" w:lineRule="exact"/>
@@ -10554,6 +11596,7 @@
   <w:style w:type="character" w:default="1" w:styleId="a0">
     <w:name w:val="Default Paragraph Font"/>
     <w:uiPriority w:val="1"/>
+    <w:semiHidden/>
     <w:unhideWhenUsed/>
   </w:style>
   <w:style w:type="table" w:default="1" w:styleId="a1">

--- a/16-大二次大作业报告.docx
+++ b/16-大二次大作业报告.docx
@@ -497,7 +497,7 @@
         <w:pStyle w:val="a6"/>
         <w:spacing w:line="400" w:lineRule="atLeast"/>
       </w:pPr>
-      <w:bookmarkStart w:id="0" w:name="_Toc232938155"/>
+      <w:bookmarkStart w:id="0" w:name="_Toc232959888"/>
       <w:r>
         <w:rPr>
           <w:rFonts w:hint="eastAsia"/>
@@ -559,7 +559,7 @@
         </w:rPr>
         <w:fldChar w:fldCharType="separate"/>
       </w:r>
-      <w:hyperlink w:anchor="_Toc232938155" w:history="1">
+      <w:hyperlink w:anchor="_Toc232959888" w:history="1">
         <w:r>
           <w:rPr>
             <w:rStyle w:val="a5"/>
@@ -610,7 +610,7 @@
             <w:noProof/>
             <w:webHidden/>
           </w:rPr>
-          <w:instrText>PAGEREF _Toc232938155 \h</w:instrText>
+          <w:instrText>PAGEREF _Toc232959888 \h</w:instrText>
         </w:r>
         <w:r>
           <w:rPr>
@@ -665,7 +665,7 @@
           <w14:ligatures w14:val="standardContextual"/>
         </w:rPr>
       </w:pPr>
-      <w:hyperlink w:anchor="_Toc232938156" w:history="1">
+      <w:hyperlink w:anchor="_Toc232959889" w:history="1">
         <w:r>
           <w:rPr>
             <w:rStyle w:val="a5"/>
@@ -709,7 +709,7 @@
             <w:noProof/>
             <w:webHidden/>
           </w:rPr>
-          <w:instrText>PAGEREF _Toc232938156 \h</w:instrText>
+          <w:instrText>PAGEREF _Toc232959889 \h</w:instrText>
         </w:r>
         <w:r>
           <w:rPr>
@@ -763,7 +763,7 @@
           <w14:ligatures w14:val="standardContextual"/>
         </w:rPr>
       </w:pPr>
-      <w:hyperlink w:anchor="_Toc232938157" w:history="1">
+      <w:hyperlink w:anchor="_Toc232959890" w:history="1">
         <w:r>
           <w:rPr>
             <w:rStyle w:val="a5"/>
@@ -807,7 +807,7 @@
             <w:noProof/>
             <w:webHidden/>
           </w:rPr>
-          <w:instrText>PAGEREF _Toc232938157 \h</w:instrText>
+          <w:instrText>PAGEREF _Toc232959890 \h</w:instrText>
         </w:r>
         <w:r>
           <w:rPr>
@@ -861,7 +861,7 @@
           <w14:ligatures w14:val="standardContextual"/>
         </w:rPr>
       </w:pPr>
-      <w:hyperlink w:anchor="_Toc232938158" w:history="1">
+      <w:hyperlink w:anchor="_Toc232959891" w:history="1">
         <w:r>
           <w:rPr>
             <w:rStyle w:val="a5"/>
@@ -905,7 +905,7 @@
             <w:noProof/>
             <w:webHidden/>
           </w:rPr>
-          <w:instrText>PAGEREF _Toc232938158 \h</w:instrText>
+          <w:instrText>PAGEREF _Toc232959891 \h</w:instrText>
         </w:r>
         <w:r>
           <w:rPr>
@@ -960,7 +960,7 @@
           <w14:ligatures w14:val="standardContextual"/>
         </w:rPr>
       </w:pPr>
-      <w:hyperlink w:anchor="_Toc232938159" w:history="1">
+      <w:hyperlink w:anchor="_Toc232959892" w:history="1">
         <w:r>
           <w:rPr>
             <w:rStyle w:val="a5"/>
@@ -1004,7 +1004,7 @@
             <w:noProof/>
             <w:webHidden/>
           </w:rPr>
-          <w:instrText>PAGEREF _Toc232938159 \h</w:instrText>
+          <w:instrText>PAGEREF _Toc232959892 \h</w:instrText>
         </w:r>
         <w:r>
           <w:rPr>
@@ -1058,7 +1058,7 @@
           <w14:ligatures w14:val="standardContextual"/>
         </w:rPr>
       </w:pPr>
-      <w:hyperlink w:anchor="_Toc232938160" w:history="1">
+      <w:hyperlink w:anchor="_Toc232959893" w:history="1">
         <w:r>
           <w:rPr>
             <w:rStyle w:val="a5"/>
@@ -1102,7 +1102,7 @@
             <w:noProof/>
             <w:webHidden/>
           </w:rPr>
-          <w:instrText>PAGEREF _Toc232938160 \h</w:instrText>
+          <w:instrText>PAGEREF _Toc232959893 \h</w:instrText>
         </w:r>
         <w:r>
           <w:rPr>
@@ -1156,7 +1156,7 @@
           <w14:ligatures w14:val="standardContextual"/>
         </w:rPr>
       </w:pPr>
-      <w:hyperlink w:anchor="_Toc232938161" w:history="1">
+      <w:hyperlink w:anchor="_Toc232959894" w:history="1">
         <w:r>
           <w:rPr>
             <w:rStyle w:val="a5"/>
@@ -1200,7 +1200,7 @@
             <w:noProof/>
             <w:webHidden/>
           </w:rPr>
-          <w:instrText>PAGEREF _Toc232938161 \h</w:instrText>
+          <w:instrText>PAGEREF _Toc232959894 \h</w:instrText>
         </w:r>
         <w:r>
           <w:rPr>
@@ -1254,7 +1254,7 @@
           <w14:ligatures w14:val="standardContextual"/>
         </w:rPr>
       </w:pPr>
-      <w:hyperlink w:anchor="_Toc232938162" w:history="1">
+      <w:hyperlink w:anchor="_Toc232959895" w:history="1">
         <w:r>
           <w:rPr>
             <w:rStyle w:val="a5"/>
@@ -1298,7 +1298,7 @@
             <w:noProof/>
             <w:webHidden/>
           </w:rPr>
-          <w:instrText>PAGEREF _Toc232938162 \h</w:instrText>
+          <w:instrText>PAGEREF _Toc232959895 \h</w:instrText>
         </w:r>
         <w:r>
           <w:rPr>
@@ -1329,6 +1329,300 @@
             <w:webHidden/>
           </w:rPr>
           <w:t>6</w:t>
+        </w:r>
+        <w:r>
+          <w:rPr>
+            <w:rFonts w:hint="eastAsia"/>
+            <w:noProof/>
+            <w:webHidden/>
+          </w:rPr>
+          <w:fldChar w:fldCharType="end"/>
+        </w:r>
+      </w:hyperlink>
+    </w:p>
+    <w:p>
+      <w:pPr>
+        <w:pStyle w:val="TOC2"/>
+        <w:rPr>
+          <w:rFonts w:asciiTheme="minorHAnsi" w:eastAsiaTheme="minorEastAsia" w:hAnsiTheme="minorHAnsi" w:hint="eastAsia"/>
+          <w:smallCaps w:val="0"/>
+          <w:noProof/>
+          <w:sz w:val="22"/>
+          <w:szCs w:val="24"/>
+          <w14:ligatures w14:val="standardContextual"/>
+        </w:rPr>
+      </w:pPr>
+      <w:hyperlink w:anchor="_Toc232959896" w:history="1">
+        <w:r>
+          <w:rPr>
+            <w:rStyle w:val="a5"/>
+            <w:noProof/>
+          </w:rPr>
+          <w:t xml:space="preserve">2.4 </w:t>
+        </w:r>
+        <w:r>
+          <w:rPr>
+            <w:rStyle w:val="a5"/>
+            <w:noProof/>
+          </w:rPr>
+          <w:t>滑动窗同步相量算法</w:t>
+        </w:r>
+        <w:r>
+          <w:rPr>
+            <w:rFonts w:hint="eastAsia"/>
+            <w:noProof/>
+            <w:webHidden/>
+          </w:rPr>
+          <w:tab/>
+        </w:r>
+        <w:r>
+          <w:rPr>
+            <w:rFonts w:hint="eastAsia"/>
+            <w:noProof/>
+            <w:webHidden/>
+          </w:rPr>
+          <w:fldChar w:fldCharType="begin"/>
+        </w:r>
+        <w:r>
+          <w:rPr>
+            <w:rFonts w:hint="eastAsia"/>
+            <w:noProof/>
+            <w:webHidden/>
+          </w:rPr>
+          <w:instrText xml:space="preserve"> </w:instrText>
+        </w:r>
+        <w:r>
+          <w:rPr>
+            <w:noProof/>
+            <w:webHidden/>
+          </w:rPr>
+          <w:instrText>PAGEREF _Toc232959896 \h</w:instrText>
+        </w:r>
+        <w:r>
+          <w:rPr>
+            <w:rFonts w:hint="eastAsia"/>
+            <w:noProof/>
+            <w:webHidden/>
+          </w:rPr>
+          <w:instrText xml:space="preserve"> </w:instrText>
+        </w:r>
+        <w:r>
+          <w:rPr>
+            <w:rFonts w:hint="eastAsia"/>
+            <w:noProof/>
+            <w:webHidden/>
+          </w:rPr>
+        </w:r>
+        <w:r>
+          <w:rPr>
+            <w:rFonts w:hint="eastAsia"/>
+            <w:noProof/>
+            <w:webHidden/>
+          </w:rPr>
+          <w:fldChar w:fldCharType="separate"/>
+        </w:r>
+        <w:r>
+          <w:rPr>
+            <w:noProof/>
+            <w:webHidden/>
+          </w:rPr>
+          <w:t>7</w:t>
+        </w:r>
+        <w:r>
+          <w:rPr>
+            <w:rFonts w:hint="eastAsia"/>
+            <w:noProof/>
+            <w:webHidden/>
+          </w:rPr>
+          <w:fldChar w:fldCharType="end"/>
+        </w:r>
+      </w:hyperlink>
+    </w:p>
+    <w:p>
+      <w:pPr>
+        <w:pStyle w:val="TOC2"/>
+        <w:rPr>
+          <w:rFonts w:asciiTheme="minorHAnsi" w:eastAsiaTheme="minorEastAsia" w:hAnsiTheme="minorHAnsi" w:hint="eastAsia"/>
+          <w:smallCaps w:val="0"/>
+          <w:noProof/>
+          <w:sz w:val="22"/>
+          <w:szCs w:val="24"/>
+          <w14:ligatures w14:val="standardContextual"/>
+        </w:rPr>
+      </w:pPr>
+      <w:hyperlink w:anchor="_Toc232959897" w:history="1">
+        <w:r>
+          <w:rPr>
+            <w:rStyle w:val="a5"/>
+            <w:noProof/>
+          </w:rPr>
+          <w:t>2.5 Teager</w:t>
+        </w:r>
+        <w:r>
+          <w:rPr>
+            <w:rStyle w:val="a5"/>
+            <w:noProof/>
+          </w:rPr>
+          <w:t>能量算子</w:t>
+        </w:r>
+        <w:r>
+          <w:rPr>
+            <w:rFonts w:hint="eastAsia"/>
+            <w:noProof/>
+            <w:webHidden/>
+          </w:rPr>
+          <w:tab/>
+        </w:r>
+        <w:r>
+          <w:rPr>
+            <w:rFonts w:hint="eastAsia"/>
+            <w:noProof/>
+            <w:webHidden/>
+          </w:rPr>
+          <w:fldChar w:fldCharType="begin"/>
+        </w:r>
+        <w:r>
+          <w:rPr>
+            <w:rFonts w:hint="eastAsia"/>
+            <w:noProof/>
+            <w:webHidden/>
+          </w:rPr>
+          <w:instrText xml:space="preserve"> </w:instrText>
+        </w:r>
+        <w:r>
+          <w:rPr>
+            <w:noProof/>
+            <w:webHidden/>
+          </w:rPr>
+          <w:instrText>PAGEREF _Toc232959897 \h</w:instrText>
+        </w:r>
+        <w:r>
+          <w:rPr>
+            <w:rFonts w:hint="eastAsia"/>
+            <w:noProof/>
+            <w:webHidden/>
+          </w:rPr>
+          <w:instrText xml:space="preserve"> </w:instrText>
+        </w:r>
+        <w:r>
+          <w:rPr>
+            <w:rFonts w:hint="eastAsia"/>
+            <w:noProof/>
+            <w:webHidden/>
+          </w:rPr>
+        </w:r>
+        <w:r>
+          <w:rPr>
+            <w:rFonts w:hint="eastAsia"/>
+            <w:noProof/>
+            <w:webHidden/>
+          </w:rPr>
+          <w:fldChar w:fldCharType="separate"/>
+        </w:r>
+        <w:r>
+          <w:rPr>
+            <w:noProof/>
+            <w:webHidden/>
+          </w:rPr>
+          <w:t>8</w:t>
+        </w:r>
+        <w:r>
+          <w:rPr>
+            <w:rFonts w:hint="eastAsia"/>
+            <w:noProof/>
+            <w:webHidden/>
+          </w:rPr>
+          <w:fldChar w:fldCharType="end"/>
+        </w:r>
+      </w:hyperlink>
+    </w:p>
+    <w:p>
+      <w:pPr>
+        <w:pStyle w:val="TOC2"/>
+        <w:rPr>
+          <w:rFonts w:asciiTheme="minorHAnsi" w:eastAsiaTheme="minorEastAsia" w:hAnsiTheme="minorHAnsi" w:hint="eastAsia"/>
+          <w:smallCaps w:val="0"/>
+          <w:noProof/>
+          <w:sz w:val="22"/>
+          <w:szCs w:val="24"/>
+          <w14:ligatures w14:val="standardContextual"/>
+        </w:rPr>
+      </w:pPr>
+      <w:hyperlink w:anchor="_Toc232959898" w:history="1">
+        <w:r>
+          <w:rPr>
+            <w:rStyle w:val="a5"/>
+            <w:noProof/>
+          </w:rPr>
+          <w:t xml:space="preserve">2.6 </w:t>
+        </w:r>
+        <w:r>
+          <w:rPr>
+            <w:rStyle w:val="a5"/>
+            <w:noProof/>
+          </w:rPr>
+          <w:t>希尔伯特变换</w:t>
+        </w:r>
+        <w:r>
+          <w:rPr>
+            <w:rFonts w:hint="eastAsia"/>
+            <w:noProof/>
+            <w:webHidden/>
+          </w:rPr>
+          <w:tab/>
+        </w:r>
+        <w:r>
+          <w:rPr>
+            <w:rFonts w:hint="eastAsia"/>
+            <w:noProof/>
+            <w:webHidden/>
+          </w:rPr>
+          <w:fldChar w:fldCharType="begin"/>
+        </w:r>
+        <w:r>
+          <w:rPr>
+            <w:rFonts w:hint="eastAsia"/>
+            <w:noProof/>
+            <w:webHidden/>
+          </w:rPr>
+          <w:instrText xml:space="preserve"> </w:instrText>
+        </w:r>
+        <w:r>
+          <w:rPr>
+            <w:noProof/>
+            <w:webHidden/>
+          </w:rPr>
+          <w:instrText>PAGEREF _Toc232959898 \h</w:instrText>
+        </w:r>
+        <w:r>
+          <w:rPr>
+            <w:rFonts w:hint="eastAsia"/>
+            <w:noProof/>
+            <w:webHidden/>
+          </w:rPr>
+          <w:instrText xml:space="preserve"> </w:instrText>
+        </w:r>
+        <w:r>
+          <w:rPr>
+            <w:rFonts w:hint="eastAsia"/>
+            <w:noProof/>
+            <w:webHidden/>
+          </w:rPr>
+        </w:r>
+        <w:r>
+          <w:rPr>
+            <w:rFonts w:hint="eastAsia"/>
+            <w:noProof/>
+            <w:webHidden/>
+          </w:rPr>
+          <w:fldChar w:fldCharType="separate"/>
+        </w:r>
+        <w:r>
+          <w:rPr>
+            <w:noProof/>
+            <w:webHidden/>
+          </w:rPr>
+          <w:t>8</w:t>
         </w:r>
         <w:r>
           <w:rPr>
@@ -1353,7 +1647,7 @@
           <w14:ligatures w14:val="standardContextual"/>
         </w:rPr>
       </w:pPr>
-      <w:hyperlink w:anchor="_Toc232938163" w:history="1">
+      <w:hyperlink w:anchor="_Toc232959899" w:history="1">
         <w:r>
           <w:rPr>
             <w:rStyle w:val="a5"/>
@@ -1397,7 +1691,7 @@
             <w:noProof/>
             <w:webHidden/>
           </w:rPr>
-          <w:instrText>PAGEREF _Toc232938163 \h</w:instrText>
+          <w:instrText>PAGEREF _Toc232959899 \h</w:instrText>
         </w:r>
         <w:r>
           <w:rPr>
@@ -1427,7 +1721,7 @@
             <w:noProof/>
             <w:webHidden/>
           </w:rPr>
-          <w:t>7</w:t>
+          <w:t>10</w:t>
         </w:r>
         <w:r>
           <w:rPr>
@@ -1452,7 +1746,7 @@
           <w14:ligatures w14:val="standardContextual"/>
         </w:rPr>
       </w:pPr>
-      <w:hyperlink w:anchor="_Toc232938164" w:history="1">
+      <w:hyperlink w:anchor="_Toc232959900" w:history="1">
         <w:r>
           <w:rPr>
             <w:rStyle w:val="a5"/>
@@ -1489,7 +1783,7 @@
             <w:noProof/>
             <w:webHidden/>
           </w:rPr>
-          <w:instrText>PAGEREF _Toc232938164 \h</w:instrText>
+          <w:instrText>PAGEREF _Toc232959900 \h</w:instrText>
         </w:r>
         <w:r>
           <w:rPr>
@@ -1519,7 +1813,7 @@
             <w:noProof/>
             <w:webHidden/>
           </w:rPr>
-          <w:t>8</w:t>
+          <w:t>11</w:t>
         </w:r>
         <w:r>
           <w:rPr>
@@ -1544,7 +1838,7 @@
           <w14:ligatures w14:val="standardContextual"/>
         </w:rPr>
       </w:pPr>
-      <w:hyperlink w:anchor="_Toc232938165" w:history="1">
+      <w:hyperlink w:anchor="_Toc232959901" w:history="1">
         <w:r>
           <w:rPr>
             <w:rStyle w:val="a5"/>
@@ -1595,7 +1889,7 @@
             <w:noProof/>
             <w:webHidden/>
           </w:rPr>
-          <w:instrText>PAGEREF _Toc232938165 \h</w:instrText>
+          <w:instrText>PAGEREF _Toc232959901 \h</w:instrText>
         </w:r>
         <w:r>
           <w:rPr>
@@ -1625,7 +1919,7 @@
             <w:noProof/>
             <w:webHidden/>
           </w:rPr>
-          <w:t>9</w:t>
+          <w:t>12</w:t>
         </w:r>
         <w:r>
           <w:rPr>
@@ -1687,7 +1981,7 @@
       <w:r>
         <w:t xml:space="preserve"> </w:t>
       </w:r>
-      <w:bookmarkStart w:id="1" w:name="_Toc232938156"/>
+      <w:bookmarkStart w:id="1" w:name="_Toc232959889"/>
       <w:r>
         <w:rPr>
           <w:rFonts w:hint="eastAsia"/>
@@ -1701,7 +1995,7 @@
         <w:pStyle w:val="2"/>
         <w:spacing w:line="400" w:lineRule="atLeast"/>
       </w:pPr>
-      <w:bookmarkStart w:id="2" w:name="_Toc232938157"/>
+      <w:bookmarkStart w:id="2" w:name="_Toc232959890"/>
       <w:r>
         <w:rPr>
           <w:rFonts w:hint="eastAsia"/>
@@ -1819,7 +2113,7 @@
         <w:pStyle w:val="2"/>
         <w:spacing w:line="400" w:lineRule="atLeast"/>
       </w:pPr>
-      <w:bookmarkStart w:id="3" w:name="_Toc232938158"/>
+      <w:bookmarkStart w:id="3" w:name="_Toc232959891"/>
       <w:r>
         <w:rPr>
           <w:rFonts w:hint="eastAsia"/>
@@ -2161,7 +2455,7 @@
       <w:r>
         <w:t xml:space="preserve"> </w:t>
       </w:r>
-      <w:bookmarkStart w:id="4" w:name="_Toc232938159"/>
+      <w:bookmarkStart w:id="4" w:name="_Toc232959892"/>
       <w:r>
         <w:rPr>
           <w:rFonts w:hint="eastAsia"/>
@@ -2175,7 +2469,7 @@
         <w:pStyle w:val="2"/>
         <w:spacing w:line="400" w:lineRule="atLeast"/>
       </w:pPr>
-      <w:bookmarkStart w:id="5" w:name="_Toc232938160"/>
+      <w:bookmarkStart w:id="5" w:name="_Toc232959893"/>
       <w:r>
         <w:t>离散傅里叶变换</w:t>
       </w:r>
@@ -3338,7 +3632,7 @@
         <w:pStyle w:val="2"/>
         <w:spacing w:line="400" w:lineRule="atLeast"/>
       </w:pPr>
-      <w:bookmarkStart w:id="6" w:name="_Toc232938161"/>
+      <w:bookmarkStart w:id="6" w:name="_Toc232959894"/>
       <w:r>
         <w:rPr>
           <w:rFonts w:hint="eastAsia"/>
@@ -4831,7 +5125,7 @@
         <w:pStyle w:val="2"/>
         <w:spacing w:line="400" w:lineRule="atLeast"/>
       </w:pPr>
-      <w:bookmarkStart w:id="7" w:name="_Toc232938162"/>
+      <w:bookmarkStart w:id="7" w:name="_Toc232959895"/>
       <w:r>
         <w:t>最小二乘正弦拟合法</w:t>
       </w:r>
@@ -6390,9 +6684,11 @@
         <w:pStyle w:val="2"/>
         <w:spacing w:line="400" w:lineRule="atLeast"/>
       </w:pPr>
+      <w:bookmarkStart w:id="8" w:name="_Toc232959896"/>
       <w:r>
         <w:t>滑动窗同步相量算法</w:t>
       </w:r>
+      <w:bookmarkEnd w:id="8"/>
     </w:p>
     <w:p>
       <w:pPr>
@@ -7726,6 +8022,7 @@
         <w:pStyle w:val="2"/>
         <w:spacing w:line="400" w:lineRule="atLeast"/>
       </w:pPr>
+      <w:bookmarkStart w:id="9" w:name="_Toc232959897"/>
       <w:r>
         <w:lastRenderedPageBreak/>
         <w:t>Teager</w:t>
@@ -7733,13 +8030,11 @@
       <w:r>
         <w:t>能量算子</w:t>
       </w:r>
+      <w:bookmarkEnd w:id="9"/>
     </w:p>
     <w:p>
       <w:pPr>
         <w:spacing w:line="400" w:lineRule="atLeast"/>
-        <w:rPr>
-          <w:rFonts w:hint="eastAsia"/>
-        </w:rPr>
       </w:pPr>
       <w:r>
         <w:rPr>
@@ -8085,25 +8380,7 @@
           <w:rPr>
             <w:rFonts w:ascii="Cambria Math" w:hAnsi="Cambria Math"/>
           </w:rPr>
-          <m:t>x</m:t>
-        </m:r>
-        <m:r>
-          <w:rPr>
-            <w:rFonts w:ascii="Cambria Math" w:hAnsi="Cambria Math"/>
-          </w:rPr>
-          <m:t>(</m:t>
-        </m:r>
-        <m:r>
-          <w:rPr>
-            <w:rFonts w:ascii="Cambria Math" w:hAnsi="Cambria Math"/>
-          </w:rPr>
-          <m:t>n</m:t>
-        </m:r>
-        <m:r>
-          <w:rPr>
-            <w:rFonts w:ascii="Cambria Math" w:hAnsi="Cambria Math"/>
-          </w:rPr>
-          <m:t>)</m:t>
+          <m:t>x(n)</m:t>
         </m:r>
       </m:oMath>
       <w:r>
@@ -8134,25 +8411,7 @@
               <w:rPr>
                 <w:rFonts w:ascii="Cambria Math" w:hAnsi="Cambria Math"/>
               </w:rPr>
-              <m:t>x</m:t>
-            </m:r>
-            <m:r>
-              <w:rPr>
-                <w:rFonts w:ascii="Cambria Math" w:hAnsi="Cambria Math"/>
-              </w:rPr>
-              <m:t>(</m:t>
-            </m:r>
-            <m:r>
-              <w:rPr>
-                <w:rFonts w:ascii="Cambria Math" w:hAnsi="Cambria Math"/>
-              </w:rPr>
-              <m:t>n</m:t>
-            </m:r>
-            <m:r>
-              <w:rPr>
-                <w:rFonts w:ascii="Cambria Math" w:hAnsi="Cambria Math"/>
-              </w:rPr>
-              <m:t>)</m:t>
+              <m:t>x(n)</m:t>
             </m:r>
           </m:e>
         </m:d>
@@ -8191,49 +8450,7 @@
           <w:rPr>
             <w:rFonts w:ascii="Cambria Math" w:hAnsi="Cambria Math"/>
           </w:rPr>
-          <m:t>(</m:t>
-        </m:r>
-        <m:r>
-          <w:rPr>
-            <w:rFonts w:ascii="Cambria Math" w:hAnsi="Cambria Math"/>
-          </w:rPr>
-          <m:t>n</m:t>
-        </m:r>
-        <m:r>
-          <w:rPr>
-            <w:rFonts w:ascii="Cambria Math" w:hAnsi="Cambria Math"/>
-          </w:rPr>
-          <m:t>)</m:t>
-        </m:r>
-        <m:r>
-          <w:rPr>
-            <w:rFonts w:ascii="Cambria Math" w:hAnsi="Cambria Math"/>
-          </w:rPr>
-          <m:t>-x</m:t>
-        </m:r>
-        <m:r>
-          <w:rPr>
-            <w:rFonts w:ascii="Cambria Math" w:hAnsi="Cambria Math"/>
-          </w:rPr>
-          <m:t>(</m:t>
-        </m:r>
-        <m:r>
-          <w:rPr>
-            <w:rFonts w:ascii="Cambria Math" w:hAnsi="Cambria Math"/>
-          </w:rPr>
-          <m:t>n-1)x(n</m:t>
-        </m:r>
-        <m:r>
-          <w:rPr>
-            <w:rFonts w:ascii="Cambria Math" w:hAnsi="Cambria Math"/>
-          </w:rPr>
-          <m:t>+1</m:t>
-        </m:r>
-        <m:r>
-          <w:rPr>
-            <w:rFonts w:ascii="Cambria Math" w:hAnsi="Cambria Math"/>
-          </w:rPr>
-          <m:t>)</m:t>
+          <m:t>(n)-x(n-1)x(n+1)</m:t>
         </m:r>
       </m:oMath>
       <w:r>
@@ -8246,9 +8463,6 @@
     <w:p>
       <w:pPr>
         <w:spacing w:line="400" w:lineRule="atLeast"/>
-        <w:rPr>
-          <w:rFonts w:hint="eastAsia"/>
-        </w:rPr>
       </w:pPr>
       <w:r>
         <w:rPr>
@@ -8267,31 +8481,7 @@
           <w:rPr>
             <w:rFonts w:ascii="Cambria Math" w:hAnsi="Cambria Math"/>
           </w:rPr>
-          <m:t>x</m:t>
-        </m:r>
-        <m:r>
-          <w:rPr>
-            <w:rFonts w:ascii="Cambria Math" w:hAnsi="Cambria Math"/>
-          </w:rPr>
-          <m:t>(</m:t>
-        </m:r>
-        <m:r>
-          <w:rPr>
-            <w:rFonts w:ascii="Cambria Math" w:hAnsi="Cambria Math"/>
-          </w:rPr>
-          <m:t>n</m:t>
-        </m:r>
-        <m:r>
-          <w:rPr>
-            <w:rFonts w:ascii="Cambria Math" w:hAnsi="Cambria Math"/>
-          </w:rPr>
-          <m:t>)</m:t>
-        </m:r>
-        <m:r>
-          <w:rPr>
-            <w:rFonts w:ascii="Cambria Math" w:hAnsi="Cambria Math"/>
-          </w:rPr>
-          <m:t>=A</m:t>
+          <m:t>x(n)=A</m:t>
         </m:r>
         <m:func>
           <m:funcPr>
@@ -8326,13 +8516,7 @@
                   <w:rPr>
                     <w:rFonts w:ascii="Cambria Math" w:hAnsi="Cambria Math"/>
                   </w:rPr>
-                  <m:t>ω</m:t>
-                </m:r>
-                <m:r>
-                  <w:rPr>
-                    <w:rFonts w:ascii="Cambria Math" w:hAnsi="Cambria Math"/>
-                  </w:rPr>
-                  <m:t>n+φ</m:t>
+                  <m:t>ωn+φ</m:t>
                 </m:r>
               </m:e>
             </m:d>
@@ -8385,25 +8569,7 @@
               <w:rPr>
                 <w:rFonts w:ascii="Cambria Math" w:hAnsi="Cambria Math"/>
               </w:rPr>
-              <m:t>x</m:t>
-            </m:r>
-            <m:r>
-              <w:rPr>
-                <w:rFonts w:ascii="Cambria Math" w:hAnsi="Cambria Math"/>
-              </w:rPr>
-              <m:t>(</m:t>
-            </m:r>
-            <m:r>
-              <w:rPr>
-                <w:rFonts w:ascii="Cambria Math" w:hAnsi="Cambria Math"/>
-              </w:rPr>
-              <m:t>n</m:t>
-            </m:r>
-            <m:r>
-              <w:rPr>
-                <w:rFonts w:ascii="Cambria Math" w:hAnsi="Cambria Math"/>
-              </w:rPr>
-              <m:t>)</m:t>
+              <m:t>x(n)</m:t>
             </m:r>
           </m:e>
         </m:d>
@@ -8560,25 +8726,7 @@
               <w:rPr>
                 <w:rFonts w:ascii="Cambria Math" w:hAnsi="Cambria Math"/>
               </w:rPr>
-              <m:t>x</m:t>
-            </m:r>
-            <m:r>
-              <w:rPr>
-                <w:rFonts w:ascii="Cambria Math" w:hAnsi="Cambria Math"/>
-              </w:rPr>
-              <m:t>(</m:t>
-            </m:r>
-            <m:r>
-              <w:rPr>
-                <w:rFonts w:ascii="Cambria Math" w:hAnsi="Cambria Math"/>
-              </w:rPr>
-              <m:t>n</m:t>
-            </m:r>
-            <m:r>
-              <w:rPr>
-                <w:rFonts w:ascii="Cambria Math" w:hAnsi="Cambria Math"/>
-              </w:rPr>
-              <m:t>)</m:t>
+              <m:t>x(n)</m:t>
             </m:r>
           </m:e>
         </m:d>
@@ -8593,9 +8741,6 @@
     <w:p>
       <w:pPr>
         <w:spacing w:line="400" w:lineRule="atLeast"/>
-        <w:rPr>
-          <w:rFonts w:hint="eastAsia"/>
-        </w:rPr>
       </w:pPr>
       <w:r>
         <w:rPr>
@@ -8619,22 +8764,66 @@
         <w:rPr>
           <w:rFonts w:hint="eastAsia"/>
         </w:rPr>
-        <w:t>对突变位置更敏感，适合用于动态事件检测。</w:t>
+        <w:t>对突变位置更敏感，适合用于动态事件检测。但</w:t>
+      </w:r>
+      <w:r>
+        <w:rPr>
+          <w:rFonts w:hint="eastAsia"/>
+        </w:rPr>
+        <w:t>Teager</w:t>
+      </w:r>
+      <w:r>
+        <w:rPr>
+          <w:rFonts w:hint="eastAsia"/>
+        </w:rPr>
+        <w:t>能量算子对噪声较为敏感</w:t>
+      </w:r>
+      <w:r>
+        <w:rPr>
+          <w:rFonts w:hint="eastAsia"/>
+        </w:rPr>
+        <w:t>。</w:t>
+      </w:r>
+      <w:r>
+        <w:rPr>
+          <w:rFonts w:hint="eastAsia"/>
+        </w:rPr>
+        <w:t>信号中存在高频扰动时，算子输出可能出现较强波动。</w:t>
+      </w:r>
+      <w:r>
+        <w:rPr>
+          <w:rFonts w:hint="eastAsia"/>
+        </w:rPr>
+        <w:t>此外</w:t>
+      </w:r>
+      <w:r>
+        <w:rPr>
+          <w:rFonts w:hint="eastAsia"/>
+        </w:rPr>
+        <w:t>，当信号中同时包含多个频率分量时，算子的输出不再只对应某一个单一正弦分量，而会受到谐波、间谐波和噪声共同影响。因此需要先对信号进行适当滤波或平滑处理，再检测突变位置。</w:t>
       </w:r>
     </w:p>
     <w:p>
       <w:pPr>
         <w:spacing w:line="400" w:lineRule="atLeast"/>
-        <w:ind w:firstLineChars="200" w:firstLine="480"/>
-        <w:rPr>
-          <w:rFonts w:hint="eastAsia"/>
-        </w:rPr>
-      </w:pPr>
-      <w:r>
-        <w:rPr>
-          <w:rFonts w:hint="eastAsia"/>
-        </w:rPr>
-        <w:t>但</w:t>
+      </w:pPr>
+      <w:r>
+        <w:rPr>
+          <w:rFonts w:hint="eastAsia"/>
+        </w:rPr>
+        <w:t>在本</w:t>
+      </w:r>
+      <w:r>
+        <w:rPr>
+          <w:rFonts w:hint="eastAsia"/>
+        </w:rPr>
+        <w:t>作业</w:t>
+      </w:r>
+      <w:r>
+        <w:rPr>
+          <w:rFonts w:hint="eastAsia"/>
+        </w:rPr>
+        <w:t>中，</w:t>
       </w:r>
       <w:r>
         <w:rPr>
@@ -8646,207 +8835,733 @@
         <w:rPr>
           <w:rFonts w:hint="eastAsia"/>
         </w:rPr>
-        <w:t>能量算子对噪声较为敏感</w:t>
-      </w:r>
-      <w:r>
-        <w:rPr>
-          <w:rFonts w:hint="eastAsia"/>
-        </w:rPr>
-        <w:t>。</w:t>
-      </w:r>
-      <w:r>
-        <w:rPr>
-          <w:rFonts w:hint="eastAsia"/>
-        </w:rPr>
-        <w:t>信号中存在白噪声或高频扰动时，算子输出可能出现较强波动。</w:t>
-      </w:r>
-      <w:r>
-        <w:rPr>
-          <w:rFonts w:hint="eastAsia"/>
-        </w:rPr>
-        <w:t>此外</w:t>
-      </w:r>
-      <w:r>
-        <w:rPr>
-          <w:rFonts w:hint="eastAsia"/>
-        </w:rPr>
-        <w:t>，当信号中同时包含多个频率分量时，算子的输出不再只对应某一个单一正弦分量，而会受到谐波、间谐波和噪声共同影响。因此需要先对信号进行适当滤波或平滑处理，再检测突变位置。</w:t>
+        <w:t>能量算子主要作为幅值阶跃检测的辅助工具，而不直接用于最终相量幅值计算。对于必做任务和加分内容</w:t>
+      </w:r>
+      <w:r>
+        <w:rPr>
+          <w:rFonts w:hint="eastAsia"/>
+        </w:rPr>
+        <w:t>1</w:t>
+      </w:r>
+      <w:r>
+        <w:rPr>
+          <w:rFonts w:hint="eastAsia"/>
+        </w:rPr>
+        <w:t>，首先利用滑动窗相量幅值曲线确定幅值阶跃的大致位置，</w:t>
+      </w:r>
+      <w:r>
+        <w:rPr>
+          <w:rFonts w:hint="eastAsia"/>
+        </w:rPr>
+        <w:t>并</w:t>
+      </w:r>
+      <w:r>
+        <w:rPr>
+          <w:rFonts w:hint="eastAsia"/>
+        </w:rPr>
+        <w:t>参考</w:t>
+      </w:r>
+      <w:r>
+        <w:rPr>
+          <w:rFonts w:hint="eastAsia"/>
+        </w:rPr>
+        <w:t>Teager</w:t>
+      </w:r>
+      <w:r>
+        <w:rPr>
+          <w:rFonts w:hint="eastAsia"/>
+        </w:rPr>
+        <w:t>能量算子，确定阶跃位置</w:t>
+      </w:r>
+      <w:r>
+        <w:rPr>
+          <w:rFonts w:hint="eastAsia"/>
+        </w:rPr>
+        <w:t>。然</w:t>
+      </w:r>
+      <w:r>
+        <w:rPr>
+          <w:rFonts w:hint="eastAsia"/>
+        </w:rPr>
+        <w:t>后</w:t>
+      </w:r>
+      <w:r>
+        <w:rPr>
+          <w:rFonts w:hint="eastAsia"/>
+        </w:rPr>
+        <w:t>在阶跃附近引入短窗相量进行局部修正，而</w:t>
+      </w:r>
+      <w:r>
+        <w:rPr>
+          <w:rFonts w:hint="eastAsia"/>
+        </w:rPr>
+        <w:t>不</w:t>
+      </w:r>
+      <w:r>
+        <w:rPr>
+          <w:rFonts w:hint="eastAsia"/>
+        </w:rPr>
+        <w:t>是</w:t>
+      </w:r>
+      <w:r>
+        <w:rPr>
+          <w:rFonts w:hint="eastAsia"/>
+        </w:rPr>
+        <w:t>直接采用算子的数值作为幅值结果。这种处理方式兼顾了</w:t>
+      </w:r>
+      <w:r>
+        <w:rPr>
+          <w:rFonts w:hint="eastAsia"/>
+        </w:rPr>
+        <w:t>Teager</w:t>
+      </w:r>
+      <w:r>
+        <w:rPr>
+          <w:rFonts w:hint="eastAsia"/>
+        </w:rPr>
+        <w:t>能量算子的动态检测优势和滑动窗相量算法的稳态精度。</w:t>
+      </w:r>
+      <w:r>
+        <w:rPr>
+          <w:rFonts w:hint="eastAsia"/>
+        </w:rPr>
+        <w:t>前者</w:t>
+      </w:r>
+      <w:r>
+        <w:rPr>
+          <w:rFonts w:hint="eastAsia"/>
+        </w:rPr>
+        <w:t>发现“变化发生在哪里”，而相量幅值的最终数值仍由</w:t>
+      </w:r>
+      <w:r>
+        <w:rPr>
+          <w:rFonts w:hint="eastAsia"/>
+        </w:rPr>
+        <w:t>后者</w:t>
+      </w:r>
+      <w:r>
+        <w:rPr>
+          <w:rFonts w:hint="eastAsia"/>
+        </w:rPr>
+        <w:t>给出。这样可以</w:t>
+      </w:r>
+      <w:r>
+        <w:rPr>
+          <w:rFonts w:hint="eastAsia"/>
+        </w:rPr>
+        <w:t>减小</w:t>
+      </w:r>
+      <w:r>
+        <w:rPr>
+          <w:rFonts w:hint="eastAsia"/>
+        </w:rPr>
+        <w:t>干扰</w:t>
+      </w:r>
+      <w:r>
+        <w:rPr>
+          <w:rFonts w:hint="eastAsia"/>
+        </w:rPr>
+        <w:t>，同时改善长窗相量在阶跃附近响应较慢的问题。</w:t>
       </w:r>
     </w:p>
     <w:p>
       <w:pPr>
+        <w:pStyle w:val="2"/>
         <w:spacing w:line="400" w:lineRule="atLeast"/>
-        <w:rPr>
-          <w:rFonts w:hint="eastAsia"/>
-        </w:rPr>
-      </w:pPr>
-      <w:r>
-        <w:rPr>
-          <w:rFonts w:hint="eastAsia"/>
-        </w:rPr>
-        <w:t>在本</w:t>
-      </w:r>
-      <w:r>
-        <w:rPr>
-          <w:rFonts w:hint="eastAsia"/>
-        </w:rPr>
-        <w:t>作业</w:t>
-      </w:r>
-      <w:r>
-        <w:rPr>
-          <w:rFonts w:hint="eastAsia"/>
-        </w:rPr>
-        <w:t>算法中，</w:t>
-      </w:r>
-      <w:r>
-        <w:rPr>
-          <w:rFonts w:hint="eastAsia"/>
-        </w:rPr>
-        <w:t>Teager</w:t>
-      </w:r>
-      <w:r>
-        <w:rPr>
-          <w:rFonts w:hint="eastAsia"/>
-        </w:rPr>
-        <w:t>能量算子主要作为幅值阶跃检测的辅助工具，而不直接用于最终相量幅值计算。对于必做任务和加分内容</w:t>
-      </w:r>
-      <w:r>
-        <w:rPr>
-          <w:rFonts w:hint="eastAsia"/>
-        </w:rPr>
-        <w:t>1</w:t>
-      </w:r>
-      <w:r>
-        <w:rPr>
-          <w:rFonts w:hint="eastAsia"/>
-        </w:rPr>
-        <w:t>，首先利用滑动窗相量幅值曲线确定幅值阶跃的大致位置，</w:t>
-      </w:r>
-      <w:r>
-        <w:rPr>
-          <w:rFonts w:hint="eastAsia"/>
-        </w:rPr>
-        <w:t>并</w:t>
-      </w:r>
-      <w:r>
-        <w:rPr>
-          <w:rFonts w:hint="eastAsia"/>
-        </w:rPr>
-        <w:t>参考</w:t>
-      </w:r>
-      <w:r>
-        <w:rPr>
-          <w:rFonts w:hint="eastAsia"/>
-        </w:rPr>
-        <w:t>Teager</w:t>
-      </w:r>
-      <w:r>
-        <w:rPr>
-          <w:rFonts w:hint="eastAsia"/>
-        </w:rPr>
-        <w:t>能量算子，确定阶跃位置</w:t>
-      </w:r>
-      <w:r>
-        <w:rPr>
-          <w:rFonts w:hint="eastAsia"/>
-        </w:rPr>
-        <w:t>。然</w:t>
-      </w:r>
-      <w:r>
-        <w:rPr>
-          <w:rFonts w:hint="eastAsia"/>
-        </w:rPr>
-        <w:t>后</w:t>
-      </w:r>
-      <w:r>
-        <w:rPr>
-          <w:rFonts w:hint="eastAsia"/>
-        </w:rPr>
-        <w:t>在阶跃附近引入短窗相量进行局部修正</w:t>
-      </w:r>
-      <w:r>
-        <w:rPr>
-          <w:rFonts w:hint="eastAsia"/>
-        </w:rPr>
-        <w:t>，而</w:t>
-      </w:r>
-      <w:r>
-        <w:rPr>
-          <w:rFonts w:hint="eastAsia"/>
-        </w:rPr>
-        <w:t>不</w:t>
-      </w:r>
-      <w:r>
-        <w:rPr>
-          <w:rFonts w:hint="eastAsia"/>
-        </w:rPr>
-        <w:t>是</w:t>
-      </w:r>
-      <w:r>
-        <w:rPr>
-          <w:rFonts w:hint="eastAsia"/>
-        </w:rPr>
-        <w:t>直接采用算子的数值作为幅值结果。这种处理方式兼顾了</w:t>
-      </w:r>
-      <w:r>
-        <w:rPr>
-          <w:rFonts w:hint="eastAsia"/>
-        </w:rPr>
-        <w:t>Teager</w:t>
-      </w:r>
-      <w:r>
-        <w:rPr>
-          <w:rFonts w:hint="eastAsia"/>
-        </w:rPr>
-        <w:t>能量算子的动态检测优势和滑动窗相量算法的稳态精度。</w:t>
-      </w:r>
-      <w:r>
-        <w:rPr>
-          <w:rFonts w:hint="eastAsia"/>
-        </w:rPr>
-        <w:t>前者</w:t>
-      </w:r>
-      <w:r>
-        <w:rPr>
-          <w:rFonts w:hint="eastAsia"/>
-        </w:rPr>
-        <w:t>发现“变化发生在哪里”，而相量幅值的最终数值仍由</w:t>
-      </w:r>
-      <w:r>
-        <w:rPr>
-          <w:rFonts w:hint="eastAsia"/>
-        </w:rPr>
-        <w:t>后者</w:t>
-      </w:r>
-      <w:r>
-        <w:rPr>
-          <w:rFonts w:hint="eastAsia"/>
-        </w:rPr>
-        <w:t>给出。这样可以</w:t>
-      </w:r>
-      <w:r>
-        <w:rPr>
-          <w:rFonts w:hint="eastAsia"/>
-        </w:rPr>
-        <w:t>减小</w:t>
-      </w:r>
-      <w:r>
-        <w:rPr>
-          <w:rFonts w:hint="eastAsia"/>
-        </w:rPr>
-        <w:t>干扰</w:t>
-      </w:r>
-      <w:r>
-        <w:rPr>
-          <w:rFonts w:hint="eastAsia"/>
-        </w:rPr>
-        <w:t>，同时改善长窗相量在阶跃附近响应较慢的问题</w:t>
-      </w:r>
+      </w:pPr>
+      <w:bookmarkStart w:id="10" w:name="_Toc232959898"/>
+      <w:r>
+        <w:rPr>
+          <w:rFonts w:hint="eastAsia"/>
+        </w:rPr>
+        <w:t>希尔伯特变换</w:t>
+      </w:r>
+      <w:bookmarkEnd w:id="10"/>
+    </w:p>
+    <w:p>
+      <w:pPr>
+        <w:spacing w:line="400" w:lineRule="atLeast"/>
+      </w:pPr>
+      <w:r>
+        <w:rPr>
+          <w:rFonts w:hint="eastAsia"/>
+        </w:rPr>
+        <w:t>Hilbert</w:t>
+      </w:r>
+      <w:r>
+        <w:rPr>
+          <w:rFonts w:hint="eastAsia"/>
+        </w:rPr>
+        <w:t>变换是一种用于构造解析信号</w:t>
+      </w:r>
+      <w:r>
+        <w:rPr>
+          <w:rFonts w:hint="eastAsia"/>
+        </w:rPr>
+        <w:t>，</w:t>
+      </w:r>
+      <w:r>
+        <w:rPr>
+          <w:rFonts w:hint="eastAsia"/>
+        </w:rPr>
+        <w:t>提取瞬时幅值和瞬时频率的信号处理方法。对于实际信号</w:t>
+      </w:r>
+      <m:oMath>
+        <m:r>
+          <w:rPr>
+            <w:rFonts w:ascii="Cambria Math" w:hAnsi="Cambria Math"/>
+          </w:rPr>
+          <m:t>x</m:t>
+        </m:r>
+        <m:d>
+          <m:dPr>
+            <m:ctrlPr>
+              <w:rPr>
+                <w:rFonts w:ascii="Cambria Math" w:hAnsi="Cambria Math"/>
+              </w:rPr>
+            </m:ctrlPr>
+          </m:dPr>
+          <m:e>
+            <m:r>
+              <w:rPr>
+                <w:rFonts w:ascii="Cambria Math" w:hAnsi="Cambria Math"/>
+              </w:rPr>
+              <m:t>t</m:t>
+            </m:r>
+          </m:e>
+        </m:d>
+      </m:oMath>
+      <w:r>
+        <w:rPr>
+          <w:rFonts w:hint="eastAsia"/>
+        </w:rPr>
+        <w:t>，其</w:t>
+      </w:r>
+      <w:r>
+        <w:rPr>
+          <w:rFonts w:hint="eastAsia"/>
+        </w:rPr>
+        <w:t>Hilbert</w:t>
+      </w:r>
+      <w:r>
+        <w:rPr>
+          <w:rFonts w:hint="eastAsia"/>
+        </w:rPr>
+        <w:t>变换记为</w:t>
+      </w:r>
+      <m:oMath>
+        <m:r>
+          <m:rPr>
+            <m:scr m:val="script"/>
+            <m:sty m:val="p"/>
+          </m:rPr>
+          <w:rPr>
+            <w:rFonts w:ascii="Cambria Math" w:hAnsi="Cambria Math"/>
+          </w:rPr>
+          <m:t>H</m:t>
+        </m:r>
+        <m:r>
+          <w:rPr>
+            <w:rFonts w:ascii="Cambria Math" w:hAnsi="Cambria Math"/>
+          </w:rPr>
+          <m:t>x</m:t>
+        </m:r>
+        <m:d>
+          <m:dPr>
+            <m:ctrlPr>
+              <w:rPr>
+                <w:rFonts w:ascii="Cambria Math" w:hAnsi="Cambria Math"/>
+              </w:rPr>
+            </m:ctrlPr>
+          </m:dPr>
+          <m:e>
+            <m:r>
+              <w:rPr>
+                <w:rFonts w:ascii="Cambria Math" w:hAnsi="Cambria Math"/>
+              </w:rPr>
+              <m:t>t</m:t>
+            </m:r>
+          </m:e>
+        </m:d>
+      </m:oMath>
+      <w:r>
+        <w:rPr>
+          <w:rFonts w:hint="eastAsia"/>
+        </w:rPr>
+        <w:t>，可以与原信号共同构造解析信号</w:t>
+      </w:r>
+      <m:oMath>
+        <m:r>
+          <w:rPr>
+            <w:rFonts w:ascii="Cambria Math" w:hAnsi="Cambria Math"/>
+          </w:rPr>
+          <m:t>z</m:t>
+        </m:r>
+        <m:d>
+          <m:dPr>
+            <m:ctrlPr>
+              <w:rPr>
+                <w:rFonts w:ascii="Cambria Math" w:hAnsi="Cambria Math"/>
+              </w:rPr>
+            </m:ctrlPr>
+          </m:dPr>
+          <m:e>
+            <m:r>
+              <w:rPr>
+                <w:rFonts w:ascii="Cambria Math" w:hAnsi="Cambria Math"/>
+              </w:rPr>
+              <m:t>t</m:t>
+            </m:r>
+          </m:e>
+        </m:d>
+        <m:r>
+          <w:rPr>
+            <w:rFonts w:ascii="Cambria Math" w:hAnsi="Cambria Math"/>
+          </w:rPr>
+          <m:t>=x</m:t>
+        </m:r>
+        <m:d>
+          <m:dPr>
+            <m:ctrlPr>
+              <w:rPr>
+                <w:rFonts w:ascii="Cambria Math" w:hAnsi="Cambria Math"/>
+              </w:rPr>
+            </m:ctrlPr>
+          </m:dPr>
+          <m:e>
+            <m:r>
+              <w:rPr>
+                <w:rFonts w:ascii="Cambria Math" w:hAnsi="Cambria Math"/>
+              </w:rPr>
+              <m:t>t</m:t>
+            </m:r>
+          </m:e>
+        </m:d>
+        <m:r>
+          <w:rPr>
+            <w:rFonts w:ascii="Cambria Math" w:hAnsi="Cambria Math"/>
+          </w:rPr>
+          <m:t>+j</m:t>
+        </m:r>
+        <m:r>
+          <m:rPr>
+            <m:scr m:val="script"/>
+            <m:sty m:val="p"/>
+          </m:rPr>
+          <w:rPr>
+            <w:rFonts w:ascii="Cambria Math" w:hAnsi="Cambria Math"/>
+          </w:rPr>
+          <m:t>H</m:t>
+        </m:r>
+        <m:r>
+          <w:rPr>
+            <w:rFonts w:ascii="Cambria Math" w:hAnsi="Cambria Math"/>
+          </w:rPr>
+          <m:t>x</m:t>
+        </m:r>
+        <m:d>
+          <m:dPr>
+            <m:ctrlPr>
+              <w:rPr>
+                <w:rFonts w:ascii="Cambria Math" w:hAnsi="Cambria Math"/>
+              </w:rPr>
+            </m:ctrlPr>
+          </m:dPr>
+          <m:e>
+            <m:r>
+              <w:rPr>
+                <w:rFonts w:ascii="Cambria Math" w:hAnsi="Cambria Math"/>
+              </w:rPr>
+              <m:t>t</m:t>
+            </m:r>
+          </m:e>
+        </m:d>
+      </m:oMath>
+      <w:r>
+        <w:rPr>
+          <w:rFonts w:hint="eastAsia"/>
+        </w:rPr>
+        <w:t>，</w:t>
+      </w:r>
+      <w:r>
+        <w:rPr>
+          <w:rFonts w:hint="eastAsia"/>
+        </w:rPr>
+        <w:t>即</w:t>
+      </w:r>
+      <m:oMath>
+        <m:r>
+          <w:rPr>
+            <w:rFonts w:ascii="Cambria Math" w:hAnsi="Cambria Math"/>
+          </w:rPr>
+          <m:t>z</m:t>
+        </m:r>
+        <m:d>
+          <m:dPr>
+            <m:ctrlPr>
+              <w:rPr>
+                <w:rFonts w:ascii="Cambria Math" w:hAnsi="Cambria Math"/>
+              </w:rPr>
+            </m:ctrlPr>
+          </m:dPr>
+          <m:e>
+            <m:r>
+              <w:rPr>
+                <w:rFonts w:ascii="Cambria Math" w:hAnsi="Cambria Math"/>
+              </w:rPr>
+              <m:t>t</m:t>
+            </m:r>
+          </m:e>
+        </m:d>
+        <m:r>
+          <w:rPr>
+            <w:rFonts w:ascii="Cambria Math" w:hAnsi="Cambria Math"/>
+          </w:rPr>
+          <m:t>=A</m:t>
+        </m:r>
+        <m:d>
+          <m:dPr>
+            <m:ctrlPr>
+              <w:rPr>
+                <w:rFonts w:ascii="Cambria Math" w:hAnsi="Cambria Math"/>
+              </w:rPr>
+            </m:ctrlPr>
+          </m:dPr>
+          <m:e>
+            <m:r>
+              <w:rPr>
+                <w:rFonts w:ascii="Cambria Math" w:hAnsi="Cambria Math"/>
+              </w:rPr>
+              <m:t>t</m:t>
+            </m:r>
+          </m:e>
+        </m:d>
+        <m:sSup>
+          <m:sSupPr>
+            <m:ctrlPr>
+              <w:rPr>
+                <w:rFonts w:ascii="Cambria Math" w:hAnsi="Cambria Math"/>
+              </w:rPr>
+            </m:ctrlPr>
+          </m:sSupPr>
+          <m:e>
+            <m:r>
+              <w:rPr>
+                <w:rFonts w:ascii="Cambria Math" w:hAnsi="Cambria Math"/>
+              </w:rPr>
+              <m:t>e</m:t>
+            </m:r>
+          </m:e>
+          <m:sup>
+            <m:r>
+              <w:rPr>
+                <w:rFonts w:ascii="Cambria Math" w:hAnsi="Cambria Math"/>
+              </w:rPr>
+              <m:t>jϕ</m:t>
+            </m:r>
+            <m:d>
+              <m:dPr>
+                <m:ctrlPr>
+                  <w:rPr>
+                    <w:rFonts w:ascii="Cambria Math" w:hAnsi="Cambria Math"/>
+                  </w:rPr>
+                </m:ctrlPr>
+              </m:dPr>
+              <m:e>
+                <m:r>
+                  <w:rPr>
+                    <w:rFonts w:ascii="Cambria Math" w:hAnsi="Cambria Math"/>
+                  </w:rPr>
+                  <m:t>t</m:t>
+                </m:r>
+              </m:e>
+            </m:d>
+          </m:sup>
+        </m:sSup>
+      </m:oMath>
       <w:r>
         <w:rPr>
           <w:rFonts w:hint="eastAsia"/>
         </w:rPr>
         <w:t>。</w:t>
+      </w:r>
+      <w:r>
+        <w:rPr>
+          <w:rFonts w:hint="eastAsia"/>
+        </w:rPr>
+        <w:t>对瞬时相位进行求导，可以</w:t>
+      </w:r>
+      <w:r>
+        <w:rPr>
+          <w:rFonts w:hint="eastAsia"/>
+        </w:rPr>
+        <w:lastRenderedPageBreak/>
+        <w:t>得到信号的瞬时角频率</w:t>
+      </w:r>
+      <m:oMath>
+        <m:r>
+          <w:rPr>
+            <w:rFonts w:ascii="Cambria Math" w:hAnsi="Cambria Math"/>
+          </w:rPr>
+          <m:t>ω</m:t>
+        </m:r>
+        <m:d>
+          <m:dPr>
+            <m:ctrlPr>
+              <w:rPr>
+                <w:rFonts w:ascii="Cambria Math" w:hAnsi="Cambria Math"/>
+              </w:rPr>
+            </m:ctrlPr>
+          </m:dPr>
+          <m:e>
+            <m:r>
+              <w:rPr>
+                <w:rFonts w:ascii="Cambria Math" w:hAnsi="Cambria Math"/>
+              </w:rPr>
+              <m:t>t</m:t>
+            </m:r>
+          </m:e>
+        </m:d>
+        <m:r>
+          <w:rPr>
+            <w:rFonts w:ascii="Cambria Math" w:hAnsi="Cambria Math"/>
+          </w:rPr>
+          <m:t>=</m:t>
+        </m:r>
+        <m:f>
+          <m:fPr>
+            <m:ctrlPr>
+              <w:rPr>
+                <w:rFonts w:ascii="Cambria Math" w:hAnsi="Cambria Math"/>
+              </w:rPr>
+            </m:ctrlPr>
+          </m:fPr>
+          <m:num>
+            <m:r>
+              <w:rPr>
+                <w:rFonts w:ascii="Cambria Math" w:hAnsi="Cambria Math"/>
+              </w:rPr>
+              <m:t>dϕ</m:t>
+            </m:r>
+            <m:d>
+              <m:dPr>
+                <m:ctrlPr>
+                  <w:rPr>
+                    <w:rFonts w:ascii="Cambria Math" w:hAnsi="Cambria Math"/>
+                  </w:rPr>
+                </m:ctrlPr>
+              </m:dPr>
+              <m:e>
+                <m:r>
+                  <w:rPr>
+                    <w:rFonts w:ascii="Cambria Math" w:hAnsi="Cambria Math"/>
+                  </w:rPr>
+                  <m:t>t</m:t>
+                </m:r>
+              </m:e>
+            </m:d>
+          </m:num>
+          <m:den>
+            <m:r>
+              <w:rPr>
+                <w:rFonts w:ascii="Cambria Math" w:hAnsi="Cambria Math"/>
+              </w:rPr>
+              <m:t>dt</m:t>
+            </m:r>
+          </m:den>
+        </m:f>
+      </m:oMath>
+      <w:r>
+        <w:rPr>
+          <w:rFonts w:hint="eastAsia"/>
+        </w:rPr>
+        <w:t>，</w:t>
+      </w:r>
+      <w:r>
+        <w:rPr>
+          <w:rFonts w:hint="eastAsia"/>
+        </w:rPr>
+        <w:t>对应的瞬时频率</w:t>
+      </w:r>
+      <m:oMath>
+        <m:r>
+          <w:rPr>
+            <w:rFonts w:ascii="Cambria Math" w:hAnsi="Cambria Math"/>
+          </w:rPr>
+          <m:t>f</m:t>
+        </m:r>
+        <m:d>
+          <m:dPr>
+            <m:ctrlPr>
+              <w:rPr>
+                <w:rFonts w:ascii="Cambria Math" w:hAnsi="Cambria Math"/>
+              </w:rPr>
+            </m:ctrlPr>
+          </m:dPr>
+          <m:e>
+            <m:r>
+              <w:rPr>
+                <w:rFonts w:ascii="Cambria Math" w:hAnsi="Cambria Math"/>
+              </w:rPr>
+              <m:t>t</m:t>
+            </m:r>
+          </m:e>
+        </m:d>
+        <m:r>
+          <w:rPr>
+            <w:rFonts w:ascii="Cambria Math" w:hAnsi="Cambria Math"/>
+          </w:rPr>
+          <m:t>=</m:t>
+        </m:r>
+        <m:f>
+          <m:fPr>
+            <m:ctrlPr>
+              <w:rPr>
+                <w:rFonts w:ascii="Cambria Math" w:hAnsi="Cambria Math"/>
+              </w:rPr>
+            </m:ctrlPr>
+          </m:fPr>
+          <m:num>
+            <m:r>
+              <w:rPr>
+                <w:rFonts w:ascii="Cambria Math" w:hAnsi="Cambria Math"/>
+              </w:rPr>
+              <m:t>1</m:t>
+            </m:r>
+          </m:num>
+          <m:den>
+            <m:r>
+              <w:rPr>
+                <w:rFonts w:ascii="Cambria Math" w:hAnsi="Cambria Math"/>
+              </w:rPr>
+              <m:t>2π</m:t>
+            </m:r>
+          </m:den>
+        </m:f>
+        <m:f>
+          <m:fPr>
+            <m:ctrlPr>
+              <w:rPr>
+                <w:rFonts w:ascii="Cambria Math" w:hAnsi="Cambria Math"/>
+              </w:rPr>
+            </m:ctrlPr>
+          </m:fPr>
+          <m:num>
+            <m:r>
+              <w:rPr>
+                <w:rFonts w:ascii="Cambria Math" w:hAnsi="Cambria Math"/>
+              </w:rPr>
+              <m:t>dϕ</m:t>
+            </m:r>
+            <m:d>
+              <m:dPr>
+                <m:ctrlPr>
+                  <w:rPr>
+                    <w:rFonts w:ascii="Cambria Math" w:hAnsi="Cambria Math"/>
+                  </w:rPr>
+                </m:ctrlPr>
+              </m:dPr>
+              <m:e>
+                <m:r>
+                  <w:rPr>
+                    <w:rFonts w:ascii="Cambria Math" w:hAnsi="Cambria Math"/>
+                  </w:rPr>
+                  <m:t>t</m:t>
+                </m:r>
+              </m:e>
+            </m:d>
+          </m:num>
+          <m:den>
+            <m:r>
+              <w:rPr>
+                <w:rFonts w:ascii="Cambria Math" w:hAnsi="Cambria Math"/>
+              </w:rPr>
+              <m:t>dt</m:t>
+            </m:r>
+          </m:den>
+        </m:f>
+      </m:oMath>
+      <w:r>
+        <w:rPr>
+          <w:rFonts w:hint="eastAsia"/>
+        </w:rPr>
+        <w:t>。</w:t>
+      </w:r>
+    </w:p>
+    <w:p>
+      <w:pPr>
+        <w:spacing w:line="400" w:lineRule="atLeast"/>
+        <w:rPr>
+          <w:rFonts w:hint="eastAsia"/>
+        </w:rPr>
+      </w:pPr>
+      <w:r>
+        <w:rPr>
+          <w:rFonts w:hint="eastAsia"/>
+        </w:rPr>
+        <w:t>对于电力系统实际电压信号，基波频率可能存在小幅波动，此时仅给出一个全局频率值不能完整描述信号特征。通过</w:t>
+      </w:r>
+      <w:r>
+        <w:rPr>
+          <w:rFonts w:hint="eastAsia"/>
+        </w:rPr>
+        <w:t xml:space="preserve"> Hilbert </w:t>
+      </w:r>
+      <w:r>
+        <w:rPr>
+          <w:rFonts w:hint="eastAsia"/>
+        </w:rPr>
+        <w:t>变换获得瞬时相位，再对相位进行差分或平滑求导，可以得到频率随时间变化的曲线，从而反映实际信号中的动态变化情况。</w:t>
+      </w:r>
+    </w:p>
+    <w:p>
+      <w:pPr>
+        <w:spacing w:line="400" w:lineRule="atLeast"/>
+        <w:rPr>
+          <w:rFonts w:hint="eastAsia"/>
+        </w:rPr>
+      </w:pPr>
+      <w:r>
+        <w:rPr>
+          <w:rFonts w:hint="eastAsia"/>
+        </w:rPr>
+        <w:t>对于单分量窄带信号，解析信号的瞬时幅值和瞬时频率具有较明确的物理意义；但当信号中同时包含较强谐波、间谐波或噪声时，直接对原始信号进行</w:t>
+      </w:r>
+      <w:r>
+        <w:rPr>
+          <w:rFonts w:hint="eastAsia"/>
+        </w:rPr>
+        <w:t>Hilbert</w:t>
+      </w:r>
+      <w:r>
+        <w:rPr>
+          <w:rFonts w:hint="eastAsia"/>
+        </w:rPr>
+        <w:t>变换可能会使瞬时频率受到其他频率成分干扰。因此，</w:t>
+      </w:r>
+      <w:r>
+        <w:rPr>
+          <w:rFonts w:hint="eastAsia"/>
+        </w:rPr>
+        <w:t>也</w:t>
+      </w:r>
+      <w:r>
+        <w:rPr>
+          <w:rFonts w:hint="eastAsia"/>
+        </w:rPr>
+        <w:t>要先提取基波分量，再利用</w:t>
+      </w:r>
+      <w:r>
+        <w:rPr>
+          <w:rFonts w:hint="eastAsia"/>
+        </w:rPr>
+        <w:t>Hilbert</w:t>
+      </w:r>
+      <w:r>
+        <w:rPr>
+          <w:rFonts w:hint="eastAsia"/>
+        </w:rPr>
+        <w:t>变换估计瞬时相位和频率。</w:t>
       </w:r>
     </w:p>
     <w:p>
@@ -8864,22 +9579,19 @@
       <w:r>
         <w:t xml:space="preserve"> </w:t>
       </w:r>
-      <w:bookmarkStart w:id="8" w:name="_Toc232938163"/>
+      <w:bookmarkStart w:id="11" w:name="_Toc232959899"/>
       <w:r>
         <w:rPr>
           <w:rFonts w:hint="eastAsia"/>
         </w:rPr>
         <w:t>必做部分</w:t>
       </w:r>
-      <w:bookmarkEnd w:id="8"/>
+      <w:bookmarkEnd w:id="11"/>
     </w:p>
     <w:p>
       <w:pPr>
         <w:spacing w:line="400" w:lineRule="atLeast"/>
         <w:ind w:firstLine="0"/>
-        <w:rPr>
-          <w:rFonts w:hint="eastAsia"/>
-        </w:rPr>
       </w:pPr>
     </w:p>
     <w:p>
@@ -8907,7 +9619,6 @@
         <w:rPr>
           <w:rFonts w:hint="eastAsia"/>
         </w:rPr>
-        <w:lastRenderedPageBreak/>
         <w:t>谐波</w:t>
       </w:r>
       <w:r>
@@ -9990,9 +10701,9 @@
           <w:szCs w:val="24"/>
         </w:rPr>
       </w:pPr>
-      <w:bookmarkStart w:id="9" w:name="_Ref483315808"/>
+      <w:bookmarkStart w:id="12" w:name="_Ref483315808"/>
     </w:p>
-    <w:bookmarkEnd w:id="9"/>
+    <w:bookmarkEnd w:id="12"/>
     <w:p>
       <w:pPr>
         <w:spacing w:line="400" w:lineRule="atLeast"/>
@@ -10014,7 +10725,7 @@
         <w:pStyle w:val="a6"/>
         <w:spacing w:line="400" w:lineRule="atLeast"/>
       </w:pPr>
-      <w:bookmarkStart w:id="10" w:name="_Toc232938164"/>
+      <w:bookmarkStart w:id="13" w:name="_Toc232959900"/>
       <w:r>
         <w:rPr>
           <w:rFonts w:hint="eastAsia"/>
@@ -10022,7 +10733,7 @@
         <w:lastRenderedPageBreak/>
         <w:t>参考文献</w:t>
       </w:r>
-      <w:bookmarkEnd w:id="10"/>
+      <w:bookmarkEnd w:id="13"/>
     </w:p>
     <w:p>
       <w:pPr>
@@ -10211,7 +10922,7 @@
         <w:pStyle w:val="a6"/>
         <w:spacing w:line="400" w:lineRule="atLeast"/>
       </w:pPr>
-      <w:bookmarkStart w:id="11" w:name="_Toc232938165"/>
+      <w:bookmarkStart w:id="14" w:name="_Toc232959901"/>
       <w:r>
         <w:rPr>
           <w:rFonts w:hint="eastAsia"/>
@@ -10234,7 +10945,7 @@
         </w:rPr>
         <w:t>任务分工记录表格</w:t>
       </w:r>
-      <w:bookmarkEnd w:id="11"/>
+      <w:bookmarkEnd w:id="14"/>
     </w:p>
     <w:tbl>
       <w:tblPr>
@@ -11504,7 +12215,7 @@
   <w:style w:type="paragraph" w:default="1" w:styleId="a">
     <w:name w:val="Normal"/>
     <w:qFormat/>
-    <w:rsid w:val="00E26A69"/>
+    <w:rsid w:val="003679A8"/>
     <w:pPr>
       <w:widowControl w:val="0"/>
       <w:spacing w:line="400" w:lineRule="exact"/>

--- a/16-大二次大作业报告.docx
+++ b/16-大二次大作业报告.docx
@@ -497,7 +497,7 @@
         <w:pStyle w:val="a6"/>
         <w:spacing w:line="400" w:lineRule="atLeast"/>
       </w:pPr>
-      <w:bookmarkStart w:id="0" w:name="_Toc232959888"/>
+      <w:bookmarkStart w:id="0" w:name="_Toc232967183"/>
       <w:r>
         <w:rPr>
           <w:rFonts w:hint="eastAsia"/>
@@ -559,7 +559,7 @@
         </w:rPr>
         <w:fldChar w:fldCharType="separate"/>
       </w:r>
-      <w:hyperlink w:anchor="_Toc232959888" w:history="1">
+      <w:hyperlink w:anchor="_Toc232967183" w:history="1">
         <w:r>
           <w:rPr>
             <w:rStyle w:val="a5"/>
@@ -610,7 +610,7 @@
             <w:noProof/>
             <w:webHidden/>
           </w:rPr>
-          <w:instrText>PAGEREF _Toc232959888 \h</w:instrText>
+          <w:instrText>PAGEREF _Toc232967183 \h</w:instrText>
         </w:r>
         <w:r>
           <w:rPr>
@@ -665,7 +665,7 @@
           <w14:ligatures w14:val="standardContextual"/>
         </w:rPr>
       </w:pPr>
-      <w:hyperlink w:anchor="_Toc232959889" w:history="1">
+      <w:hyperlink w:anchor="_Toc232967184" w:history="1">
         <w:r>
           <w:rPr>
             <w:rStyle w:val="a5"/>
@@ -709,7 +709,7 @@
             <w:noProof/>
             <w:webHidden/>
           </w:rPr>
-          <w:instrText>PAGEREF _Toc232959889 \h</w:instrText>
+          <w:instrText>PAGEREF _Toc232967184 \h</w:instrText>
         </w:r>
         <w:r>
           <w:rPr>
@@ -763,7 +763,7 @@
           <w14:ligatures w14:val="standardContextual"/>
         </w:rPr>
       </w:pPr>
-      <w:hyperlink w:anchor="_Toc232959890" w:history="1">
+      <w:hyperlink w:anchor="_Toc232967185" w:history="1">
         <w:r>
           <w:rPr>
             <w:rStyle w:val="a5"/>
@@ -807,7 +807,7 @@
             <w:noProof/>
             <w:webHidden/>
           </w:rPr>
-          <w:instrText>PAGEREF _Toc232959890 \h</w:instrText>
+          <w:instrText>PAGEREF _Toc232967185 \h</w:instrText>
         </w:r>
         <w:r>
           <w:rPr>
@@ -861,7 +861,7 @@
           <w14:ligatures w14:val="standardContextual"/>
         </w:rPr>
       </w:pPr>
-      <w:hyperlink w:anchor="_Toc232959891" w:history="1">
+      <w:hyperlink w:anchor="_Toc232967186" w:history="1">
         <w:r>
           <w:rPr>
             <w:rStyle w:val="a5"/>
@@ -905,7 +905,7 @@
             <w:noProof/>
             <w:webHidden/>
           </w:rPr>
-          <w:instrText>PAGEREF _Toc232959891 \h</w:instrText>
+          <w:instrText>PAGEREF _Toc232967186 \h</w:instrText>
         </w:r>
         <w:r>
           <w:rPr>
@@ -960,7 +960,7 @@
           <w14:ligatures w14:val="standardContextual"/>
         </w:rPr>
       </w:pPr>
-      <w:hyperlink w:anchor="_Toc232959892" w:history="1">
+      <w:hyperlink w:anchor="_Toc232967187" w:history="1">
         <w:r>
           <w:rPr>
             <w:rStyle w:val="a5"/>
@@ -1004,7 +1004,7 @@
             <w:noProof/>
             <w:webHidden/>
           </w:rPr>
-          <w:instrText>PAGEREF _Toc232959892 \h</w:instrText>
+          <w:instrText>PAGEREF _Toc232967187 \h</w:instrText>
         </w:r>
         <w:r>
           <w:rPr>
@@ -1058,7 +1058,7 @@
           <w14:ligatures w14:val="standardContextual"/>
         </w:rPr>
       </w:pPr>
-      <w:hyperlink w:anchor="_Toc232959893" w:history="1">
+      <w:hyperlink w:anchor="_Toc232967188" w:history="1">
         <w:r>
           <w:rPr>
             <w:rStyle w:val="a5"/>
@@ -1102,7 +1102,7 @@
             <w:noProof/>
             <w:webHidden/>
           </w:rPr>
-          <w:instrText>PAGEREF _Toc232959893 \h</w:instrText>
+          <w:instrText>PAGEREF _Toc232967188 \h</w:instrText>
         </w:r>
         <w:r>
           <w:rPr>
@@ -1156,7 +1156,7 @@
           <w14:ligatures w14:val="standardContextual"/>
         </w:rPr>
       </w:pPr>
-      <w:hyperlink w:anchor="_Toc232959894" w:history="1">
+      <w:hyperlink w:anchor="_Toc232967189" w:history="1">
         <w:r>
           <w:rPr>
             <w:rStyle w:val="a5"/>
@@ -1200,7 +1200,7 @@
             <w:noProof/>
             <w:webHidden/>
           </w:rPr>
-          <w:instrText>PAGEREF _Toc232959894 \h</w:instrText>
+          <w:instrText>PAGEREF _Toc232967189 \h</w:instrText>
         </w:r>
         <w:r>
           <w:rPr>
@@ -1231,6 +1231,316 @@
             <w:webHidden/>
           </w:rPr>
           <w:t>5</w:t>
+        </w:r>
+        <w:r>
+          <w:rPr>
+            <w:rFonts w:hint="eastAsia"/>
+            <w:noProof/>
+            <w:webHidden/>
+          </w:rPr>
+          <w:fldChar w:fldCharType="end"/>
+        </w:r>
+      </w:hyperlink>
+    </w:p>
+    <w:p>
+      <w:pPr>
+        <w:pStyle w:val="TOC3"/>
+        <w:tabs>
+          <w:tab w:val="right" w:leader="dot" w:pos="8494"/>
+        </w:tabs>
+        <w:rPr>
+          <w:rFonts w:asciiTheme="minorHAnsi" w:eastAsiaTheme="minorEastAsia" w:hAnsiTheme="minorHAnsi" w:hint="eastAsia"/>
+          <w:iCs w:val="0"/>
+          <w:noProof/>
+          <w:sz w:val="22"/>
+          <w:szCs w:val="24"/>
+          <w14:ligatures w14:val="standardContextual"/>
+        </w:rPr>
+      </w:pPr>
+      <w:hyperlink w:anchor="_Toc232967190" w:history="1">
+        <w:r>
+          <w:rPr>
+            <w:rStyle w:val="a5"/>
+            <w:noProof/>
+          </w:rPr>
+          <w:t xml:space="preserve">2.2.1 </w:t>
+        </w:r>
+        <w:r>
+          <w:rPr>
+            <w:rStyle w:val="a5"/>
+            <w:noProof/>
+          </w:rPr>
+          <w:t>对数幅值抛物线插值</w:t>
+        </w:r>
+        <w:r>
+          <w:rPr>
+            <w:rFonts w:hint="eastAsia"/>
+            <w:noProof/>
+            <w:webHidden/>
+          </w:rPr>
+          <w:tab/>
+        </w:r>
+        <w:r>
+          <w:rPr>
+            <w:rFonts w:hint="eastAsia"/>
+            <w:noProof/>
+            <w:webHidden/>
+          </w:rPr>
+          <w:fldChar w:fldCharType="begin"/>
+        </w:r>
+        <w:r>
+          <w:rPr>
+            <w:rFonts w:hint="eastAsia"/>
+            <w:noProof/>
+            <w:webHidden/>
+          </w:rPr>
+          <w:instrText xml:space="preserve"> </w:instrText>
+        </w:r>
+        <w:r>
+          <w:rPr>
+            <w:noProof/>
+            <w:webHidden/>
+          </w:rPr>
+          <w:instrText>PAGEREF _Toc232967190 \h</w:instrText>
+        </w:r>
+        <w:r>
+          <w:rPr>
+            <w:rFonts w:hint="eastAsia"/>
+            <w:noProof/>
+            <w:webHidden/>
+          </w:rPr>
+          <w:instrText xml:space="preserve"> </w:instrText>
+        </w:r>
+        <w:r>
+          <w:rPr>
+            <w:rFonts w:hint="eastAsia"/>
+            <w:noProof/>
+            <w:webHidden/>
+          </w:rPr>
+        </w:r>
+        <w:r>
+          <w:rPr>
+            <w:rFonts w:hint="eastAsia"/>
+            <w:noProof/>
+            <w:webHidden/>
+          </w:rPr>
+          <w:fldChar w:fldCharType="separate"/>
+        </w:r>
+        <w:r>
+          <w:rPr>
+            <w:noProof/>
+            <w:webHidden/>
+          </w:rPr>
+          <w:t>5</w:t>
+        </w:r>
+        <w:r>
+          <w:rPr>
+            <w:rFonts w:hint="eastAsia"/>
+            <w:noProof/>
+            <w:webHidden/>
+          </w:rPr>
+          <w:fldChar w:fldCharType="end"/>
+        </w:r>
+      </w:hyperlink>
+    </w:p>
+    <w:p>
+      <w:pPr>
+        <w:pStyle w:val="TOC3"/>
+        <w:tabs>
+          <w:tab w:val="right" w:leader="dot" w:pos="8494"/>
+        </w:tabs>
+        <w:rPr>
+          <w:rFonts w:asciiTheme="minorHAnsi" w:eastAsiaTheme="minorEastAsia" w:hAnsiTheme="minorHAnsi" w:hint="eastAsia"/>
+          <w:iCs w:val="0"/>
+          <w:noProof/>
+          <w:sz w:val="22"/>
+          <w:szCs w:val="24"/>
+          <w14:ligatures w14:val="standardContextual"/>
+        </w:rPr>
+      </w:pPr>
+      <w:hyperlink w:anchor="_Toc232967191" w:history="1">
+        <w:r>
+          <w:rPr>
+            <w:rStyle w:val="a5"/>
+            <w:noProof/>
+          </w:rPr>
+          <w:t xml:space="preserve">2.2.2 </w:t>
+        </w:r>
+        <w:r>
+          <w:rPr>
+            <w:rStyle w:val="a5"/>
+            <w:noProof/>
+          </w:rPr>
+          <w:t>补零</w:t>
+        </w:r>
+        <w:r>
+          <w:rPr>
+            <w:rStyle w:val="a5"/>
+            <w:noProof/>
+          </w:rPr>
+          <w:t>FFT</w:t>
+        </w:r>
+        <w:r>
+          <w:rPr>
+            <w:rFonts w:hint="eastAsia"/>
+            <w:noProof/>
+            <w:webHidden/>
+          </w:rPr>
+          <w:tab/>
+        </w:r>
+        <w:r>
+          <w:rPr>
+            <w:rFonts w:hint="eastAsia"/>
+            <w:noProof/>
+            <w:webHidden/>
+          </w:rPr>
+          <w:fldChar w:fldCharType="begin"/>
+        </w:r>
+        <w:r>
+          <w:rPr>
+            <w:rFonts w:hint="eastAsia"/>
+            <w:noProof/>
+            <w:webHidden/>
+          </w:rPr>
+          <w:instrText xml:space="preserve"> </w:instrText>
+        </w:r>
+        <w:r>
+          <w:rPr>
+            <w:noProof/>
+            <w:webHidden/>
+          </w:rPr>
+          <w:instrText>PAGEREF _Toc232967191 \h</w:instrText>
+        </w:r>
+        <w:r>
+          <w:rPr>
+            <w:rFonts w:hint="eastAsia"/>
+            <w:noProof/>
+            <w:webHidden/>
+          </w:rPr>
+          <w:instrText xml:space="preserve"> </w:instrText>
+        </w:r>
+        <w:r>
+          <w:rPr>
+            <w:rFonts w:hint="eastAsia"/>
+            <w:noProof/>
+            <w:webHidden/>
+          </w:rPr>
+        </w:r>
+        <w:r>
+          <w:rPr>
+            <w:rFonts w:hint="eastAsia"/>
+            <w:noProof/>
+            <w:webHidden/>
+          </w:rPr>
+          <w:fldChar w:fldCharType="separate"/>
+        </w:r>
+        <w:r>
+          <w:rPr>
+            <w:noProof/>
+            <w:webHidden/>
+          </w:rPr>
+          <w:t>5</w:t>
+        </w:r>
+        <w:r>
+          <w:rPr>
+            <w:rFonts w:hint="eastAsia"/>
+            <w:noProof/>
+            <w:webHidden/>
+          </w:rPr>
+          <w:fldChar w:fldCharType="end"/>
+        </w:r>
+      </w:hyperlink>
+    </w:p>
+    <w:p>
+      <w:pPr>
+        <w:pStyle w:val="TOC3"/>
+        <w:tabs>
+          <w:tab w:val="right" w:leader="dot" w:pos="8494"/>
+        </w:tabs>
+        <w:rPr>
+          <w:rFonts w:asciiTheme="minorHAnsi" w:eastAsiaTheme="minorEastAsia" w:hAnsiTheme="minorHAnsi" w:hint="eastAsia"/>
+          <w:iCs w:val="0"/>
+          <w:noProof/>
+          <w:sz w:val="22"/>
+          <w:szCs w:val="24"/>
+          <w14:ligatures w14:val="standardContextual"/>
+        </w:rPr>
+      </w:pPr>
+      <w:hyperlink w:anchor="_Toc232967192" w:history="1">
+        <w:r>
+          <w:rPr>
+            <w:rStyle w:val="a5"/>
+            <w:noProof/>
+          </w:rPr>
+          <w:t xml:space="preserve">2.2.3 </w:t>
+        </w:r>
+        <w:r>
+          <w:rPr>
+            <w:rStyle w:val="a5"/>
+            <w:noProof/>
+          </w:rPr>
+          <w:t>加窗频谱分析</w:t>
+        </w:r>
+        <w:r>
+          <w:rPr>
+            <w:rFonts w:hint="eastAsia"/>
+            <w:noProof/>
+            <w:webHidden/>
+          </w:rPr>
+          <w:tab/>
+        </w:r>
+        <w:r>
+          <w:rPr>
+            <w:rFonts w:hint="eastAsia"/>
+            <w:noProof/>
+            <w:webHidden/>
+          </w:rPr>
+          <w:fldChar w:fldCharType="begin"/>
+        </w:r>
+        <w:r>
+          <w:rPr>
+            <w:rFonts w:hint="eastAsia"/>
+            <w:noProof/>
+            <w:webHidden/>
+          </w:rPr>
+          <w:instrText xml:space="preserve"> </w:instrText>
+        </w:r>
+        <w:r>
+          <w:rPr>
+            <w:noProof/>
+            <w:webHidden/>
+          </w:rPr>
+          <w:instrText>PAGEREF _Toc232967192 \h</w:instrText>
+        </w:r>
+        <w:r>
+          <w:rPr>
+            <w:rFonts w:hint="eastAsia"/>
+            <w:noProof/>
+            <w:webHidden/>
+          </w:rPr>
+          <w:instrText xml:space="preserve"> </w:instrText>
+        </w:r>
+        <w:r>
+          <w:rPr>
+            <w:rFonts w:hint="eastAsia"/>
+            <w:noProof/>
+            <w:webHidden/>
+          </w:rPr>
+        </w:r>
+        <w:r>
+          <w:rPr>
+            <w:rFonts w:hint="eastAsia"/>
+            <w:noProof/>
+            <w:webHidden/>
+          </w:rPr>
+          <w:fldChar w:fldCharType="separate"/>
+        </w:r>
+        <w:r>
+          <w:rPr>
+            <w:noProof/>
+            <w:webHidden/>
+          </w:rPr>
+          <w:t>6</w:t>
         </w:r>
         <w:r>
           <w:rPr>
@@ -1254,7 +1564,7 @@
           <w14:ligatures w14:val="standardContextual"/>
         </w:rPr>
       </w:pPr>
-      <w:hyperlink w:anchor="_Toc232959895" w:history="1">
+      <w:hyperlink w:anchor="_Toc232967193" w:history="1">
         <w:r>
           <w:rPr>
             <w:rStyle w:val="a5"/>
@@ -1298,7 +1608,7 @@
             <w:noProof/>
             <w:webHidden/>
           </w:rPr>
-          <w:instrText>PAGEREF _Toc232959895 \h</w:instrText>
+          <w:instrText>PAGEREF _Toc232967193 \h</w:instrText>
         </w:r>
         <w:r>
           <w:rPr>
@@ -1352,7 +1662,7 @@
           <w14:ligatures w14:val="standardContextual"/>
         </w:rPr>
       </w:pPr>
-      <w:hyperlink w:anchor="_Toc232959896" w:history="1">
+      <w:hyperlink w:anchor="_Toc232967194" w:history="1">
         <w:r>
           <w:rPr>
             <w:rStyle w:val="a5"/>
@@ -1396,7 +1706,7 @@
             <w:noProof/>
             <w:webHidden/>
           </w:rPr>
-          <w:instrText>PAGEREF _Toc232959896 \h</w:instrText>
+          <w:instrText>PAGEREF _Toc232967194 \h</w:instrText>
         </w:r>
         <w:r>
           <w:rPr>
@@ -1450,7 +1760,7 @@
           <w14:ligatures w14:val="standardContextual"/>
         </w:rPr>
       </w:pPr>
-      <w:hyperlink w:anchor="_Toc232959897" w:history="1">
+      <w:hyperlink w:anchor="_Toc232967195" w:history="1">
         <w:r>
           <w:rPr>
             <w:rStyle w:val="a5"/>
@@ -1494,7 +1804,7 @@
             <w:noProof/>
             <w:webHidden/>
           </w:rPr>
-          <w:instrText>PAGEREF _Toc232959897 \h</w:instrText>
+          <w:instrText>PAGEREF _Toc232967195 \h</w:instrText>
         </w:r>
         <w:r>
           <w:rPr>
@@ -1548,7 +1858,7 @@
           <w14:ligatures w14:val="standardContextual"/>
         </w:rPr>
       </w:pPr>
-      <w:hyperlink w:anchor="_Toc232959898" w:history="1">
+      <w:hyperlink w:anchor="_Toc232967196" w:history="1">
         <w:r>
           <w:rPr>
             <w:rStyle w:val="a5"/>
@@ -1592,7 +1902,7 @@
             <w:noProof/>
             <w:webHidden/>
           </w:rPr>
-          <w:instrText>PAGEREF _Toc232959898 \h</w:instrText>
+          <w:instrText>PAGEREF _Toc232967196 \h</w:instrText>
         </w:r>
         <w:r>
           <w:rPr>
@@ -1622,7 +1932,105 @@
             <w:noProof/>
             <w:webHidden/>
           </w:rPr>
-          <w:t>8</w:t>
+          <w:t>9</w:t>
+        </w:r>
+        <w:r>
+          <w:rPr>
+            <w:rFonts w:hint="eastAsia"/>
+            <w:noProof/>
+            <w:webHidden/>
+          </w:rPr>
+          <w:fldChar w:fldCharType="end"/>
+        </w:r>
+      </w:hyperlink>
+    </w:p>
+    <w:p>
+      <w:pPr>
+        <w:pStyle w:val="TOC2"/>
+        <w:rPr>
+          <w:rFonts w:asciiTheme="minorHAnsi" w:eastAsiaTheme="minorEastAsia" w:hAnsiTheme="minorHAnsi" w:hint="eastAsia"/>
+          <w:smallCaps w:val="0"/>
+          <w:noProof/>
+          <w:sz w:val="22"/>
+          <w:szCs w:val="24"/>
+          <w14:ligatures w14:val="standardContextual"/>
+        </w:rPr>
+      </w:pPr>
+      <w:hyperlink w:anchor="_Toc232967197" w:history="1">
+        <w:r>
+          <w:rPr>
+            <w:rStyle w:val="a5"/>
+            <w:noProof/>
+          </w:rPr>
+          <w:t xml:space="preserve">2.7 </w:t>
+        </w:r>
+        <w:r>
+          <w:rPr>
+            <w:rStyle w:val="a5"/>
+            <w:noProof/>
+          </w:rPr>
+          <w:t>幅值调制与解调</w:t>
+        </w:r>
+        <w:r>
+          <w:rPr>
+            <w:rFonts w:hint="eastAsia"/>
+            <w:noProof/>
+            <w:webHidden/>
+          </w:rPr>
+          <w:tab/>
+        </w:r>
+        <w:r>
+          <w:rPr>
+            <w:rFonts w:hint="eastAsia"/>
+            <w:noProof/>
+            <w:webHidden/>
+          </w:rPr>
+          <w:fldChar w:fldCharType="begin"/>
+        </w:r>
+        <w:r>
+          <w:rPr>
+            <w:rFonts w:hint="eastAsia"/>
+            <w:noProof/>
+            <w:webHidden/>
+          </w:rPr>
+          <w:instrText xml:space="preserve"> </w:instrText>
+        </w:r>
+        <w:r>
+          <w:rPr>
+            <w:noProof/>
+            <w:webHidden/>
+          </w:rPr>
+          <w:instrText>PAGEREF _Toc232967197 \h</w:instrText>
+        </w:r>
+        <w:r>
+          <w:rPr>
+            <w:rFonts w:hint="eastAsia"/>
+            <w:noProof/>
+            <w:webHidden/>
+          </w:rPr>
+          <w:instrText xml:space="preserve"> </w:instrText>
+        </w:r>
+        <w:r>
+          <w:rPr>
+            <w:rFonts w:hint="eastAsia"/>
+            <w:noProof/>
+            <w:webHidden/>
+          </w:rPr>
+        </w:r>
+        <w:r>
+          <w:rPr>
+            <w:rFonts w:hint="eastAsia"/>
+            <w:noProof/>
+            <w:webHidden/>
+          </w:rPr>
+          <w:fldChar w:fldCharType="separate"/>
+        </w:r>
+        <w:r>
+          <w:rPr>
+            <w:noProof/>
+            <w:webHidden/>
+          </w:rPr>
+          <w:t>9</w:t>
         </w:r>
         <w:r>
           <w:rPr>
@@ -1647,7 +2055,7 @@
           <w14:ligatures w14:val="standardContextual"/>
         </w:rPr>
       </w:pPr>
-      <w:hyperlink w:anchor="_Toc232959899" w:history="1">
+      <w:hyperlink w:anchor="_Toc232967198" w:history="1">
         <w:r>
           <w:rPr>
             <w:rStyle w:val="a5"/>
@@ -1691,7 +2099,7 @@
             <w:noProof/>
             <w:webHidden/>
           </w:rPr>
-          <w:instrText>PAGEREF _Toc232959899 \h</w:instrText>
+          <w:instrText>PAGEREF _Toc232967198 \h</w:instrText>
         </w:r>
         <w:r>
           <w:rPr>
@@ -1721,7 +2129,7 @@
             <w:noProof/>
             <w:webHidden/>
           </w:rPr>
-          <w:t>10</w:t>
+          <w:t>11</w:t>
         </w:r>
         <w:r>
           <w:rPr>
@@ -1746,7 +2154,7 @@
           <w14:ligatures w14:val="standardContextual"/>
         </w:rPr>
       </w:pPr>
-      <w:hyperlink w:anchor="_Toc232959900" w:history="1">
+      <w:hyperlink w:anchor="_Toc232967199" w:history="1">
         <w:r>
           <w:rPr>
             <w:rStyle w:val="a5"/>
@@ -1783,7 +2191,7 @@
             <w:noProof/>
             <w:webHidden/>
           </w:rPr>
-          <w:instrText>PAGEREF _Toc232959900 \h</w:instrText>
+          <w:instrText>PAGEREF _Toc232967199 \h</w:instrText>
         </w:r>
         <w:r>
           <w:rPr>
@@ -1813,7 +2221,7 @@
             <w:noProof/>
             <w:webHidden/>
           </w:rPr>
-          <w:t>11</w:t>
+          <w:t>12</w:t>
         </w:r>
         <w:r>
           <w:rPr>
@@ -1838,7 +2246,7 @@
           <w14:ligatures w14:val="standardContextual"/>
         </w:rPr>
       </w:pPr>
-      <w:hyperlink w:anchor="_Toc232959901" w:history="1">
+      <w:hyperlink w:anchor="_Toc232967200" w:history="1">
         <w:r>
           <w:rPr>
             <w:rStyle w:val="a5"/>
@@ -1889,7 +2297,7 @@
             <w:noProof/>
             <w:webHidden/>
           </w:rPr>
-          <w:instrText>PAGEREF _Toc232959901 \h</w:instrText>
+          <w:instrText>PAGEREF _Toc232967200 \h</w:instrText>
         </w:r>
         <w:r>
           <w:rPr>
@@ -1919,7 +2327,7 @@
             <w:noProof/>
             <w:webHidden/>
           </w:rPr>
-          <w:t>12</w:t>
+          <w:t>13</w:t>
         </w:r>
         <w:r>
           <w:rPr>
@@ -1981,7 +2389,7 @@
       <w:r>
         <w:t xml:space="preserve"> </w:t>
       </w:r>
-      <w:bookmarkStart w:id="1" w:name="_Toc232959889"/>
+      <w:bookmarkStart w:id="1" w:name="_Toc232967184"/>
       <w:r>
         <w:rPr>
           <w:rFonts w:hint="eastAsia"/>
@@ -1995,7 +2403,7 @@
         <w:pStyle w:val="2"/>
         <w:spacing w:line="400" w:lineRule="atLeast"/>
       </w:pPr>
-      <w:bookmarkStart w:id="2" w:name="_Toc232959890"/>
+      <w:bookmarkStart w:id="2" w:name="_Toc232967185"/>
       <w:r>
         <w:rPr>
           <w:rFonts w:hint="eastAsia"/>
@@ -2113,7 +2521,7 @@
         <w:pStyle w:val="2"/>
         <w:spacing w:line="400" w:lineRule="atLeast"/>
       </w:pPr>
-      <w:bookmarkStart w:id="3" w:name="_Toc232959891"/>
+      <w:bookmarkStart w:id="3" w:name="_Toc232967186"/>
       <w:r>
         <w:rPr>
           <w:rFonts w:hint="eastAsia"/>
@@ -2455,7 +2863,7 @@
       <w:r>
         <w:t xml:space="preserve"> </w:t>
       </w:r>
-      <w:bookmarkStart w:id="4" w:name="_Toc232959892"/>
+      <w:bookmarkStart w:id="4" w:name="_Toc232967187"/>
       <w:r>
         <w:rPr>
           <w:rFonts w:hint="eastAsia"/>
@@ -2469,7 +2877,7 @@
         <w:pStyle w:val="2"/>
         <w:spacing w:line="400" w:lineRule="atLeast"/>
       </w:pPr>
-      <w:bookmarkStart w:id="5" w:name="_Toc232959893"/>
+      <w:bookmarkStart w:id="5" w:name="_Toc232967188"/>
       <w:r>
         <w:t>离散傅里叶变换</w:t>
       </w:r>
@@ -3632,7 +4040,7 @@
         <w:pStyle w:val="2"/>
         <w:spacing w:line="400" w:lineRule="atLeast"/>
       </w:pPr>
-      <w:bookmarkStart w:id="6" w:name="_Toc232959894"/>
+      <w:bookmarkStart w:id="6" w:name="_Toc232967189"/>
       <w:r>
         <w:rPr>
           <w:rFonts w:hint="eastAsia"/>
@@ -3644,6 +4052,25 @@
         <w:t>傅里叶变换</w:t>
       </w:r>
       <w:bookmarkEnd w:id="6"/>
+    </w:p>
+    <w:p>
+      <w:pPr>
+        <w:pStyle w:val="3"/>
+        <w:rPr>
+          <w:rFonts w:hint="eastAsia"/>
+        </w:rPr>
+      </w:pPr>
+      <w:bookmarkStart w:id="7" w:name="_Toc232967190"/>
+      <w:r>
+        <w:t>对数幅值抛物线</w:t>
+      </w:r>
+      <w:r>
+        <w:rPr>
+          <w:rFonts w:hint="eastAsia"/>
+        </w:rPr>
+        <w:t>插值</w:t>
+      </w:r>
+      <w:bookmarkEnd w:id="7"/>
     </w:p>
     <w:p>
       <w:pPr>
@@ -4098,7 +4525,7 @@
         <w:rPr>
           <w:rFonts w:hint="eastAsia"/>
         </w:rPr>
-        <w:t>频点之间，最大谱线所在频点只能给出近似频率，从而产生栅栏效应。同时，由于分析窗长度有限，非整周期截断还会造成频谱泄漏，使谱峰附近多个频点均出现较大幅值。对于本次任务中的谐波和间谐波检测，这两个问题都会影响频率定位精度，尤其可能导致弱间谐波被相邻强分量掩盖。</w:t>
+        <w:t>频点之间，最大谱线所在频点只能给出近似频率，从而产生栅栏效应。这会影响频率定位精度，导致弱间谐波被相邻强分量掩盖。</w:t>
       </w:r>
     </w:p>
     <w:p>
@@ -4342,7 +4769,7 @@
             <w:rPr>
               <w:rFonts w:ascii="Cambria Math" w:hAnsi="Cambria Math"/>
             </w:rPr>
-            <m:t xml:space="preserve">(k-1), </m:t>
+            <m:t>(k-1),</m:t>
           </m:r>
           <m:sSub>
             <m:sSubPr>
@@ -4358,7 +4785,7 @@
                 <w:rPr>
                   <w:rFonts w:ascii="Cambria Math" w:hAnsi="Cambria Math"/>
                 </w:rPr>
-                <m:t xml:space="preserve"> y</m:t>
+                <m:t>y</m:t>
               </m:r>
             </m:e>
             <m:sub>
@@ -4422,7 +4849,7 @@
                 <w:rPr>
                   <w:rFonts w:ascii="Cambria Math" w:hAnsi="Cambria Math"/>
                 </w:rPr>
-                <m:t xml:space="preserve"> y</m:t>
+                <m:t>y</m:t>
               </m:r>
             </m:e>
             <m:sub>
@@ -4848,6 +5275,28 @@
     </w:p>
     <w:p>
       <w:pPr>
+        <w:pStyle w:val="3"/>
+        <w:rPr>
+          <w:rFonts w:hint="eastAsia"/>
+        </w:rPr>
+      </w:pPr>
+      <w:bookmarkStart w:id="8" w:name="_Toc232967191"/>
+      <w:r>
+        <w:rPr>
+          <w:rFonts w:hint="eastAsia"/>
+        </w:rPr>
+        <w:t>补零</w:t>
+      </w:r>
+      <w:r>
+        <w:rPr>
+          <w:rFonts w:hint="eastAsia"/>
+        </w:rPr>
+        <w:t>FFT</w:t>
+      </w:r>
+      <w:bookmarkEnd w:id="8"/>
+    </w:p>
+    <w:p>
+      <w:pPr>
         <w:spacing w:line="400" w:lineRule="atLeast"/>
       </w:pPr>
       <w:r>
@@ -4997,74 +5446,17 @@
     </w:p>
     <w:p>
       <w:pPr>
-        <w:spacing w:line="400" w:lineRule="atLeast"/>
-      </w:pPr>
-      <w:r>
-        <w:rPr>
-          <w:rFonts w:hint="eastAsia"/>
-        </w:rPr>
-        <w:t>在实际使用</w:t>
-      </w:r>
-      <w:r>
-        <w:rPr>
-          <w:rFonts w:hint="eastAsia"/>
-        </w:rPr>
-        <w:t>FFT</w:t>
-      </w:r>
-      <w:r>
-        <w:rPr>
-          <w:rFonts w:hint="eastAsia"/>
-        </w:rPr>
-        <w:t>插值算法时，还需要考虑窗函数的影响。矩形窗主瓣较窄，但旁瓣较高，强频率分量容易对邻近弱分量造成泄漏干扰；</w:t>
-      </w:r>
-      <w:r>
-        <w:rPr>
-          <w:rFonts w:hint="eastAsia"/>
-        </w:rPr>
-        <w:t>Blackman-Harris</w:t>
-      </w:r>
-      <w:r>
-        <w:rPr>
-          <w:rFonts w:hint="eastAsia"/>
-        </w:rPr>
-        <w:t>窗旁瓣较低，适合用于检测幅值差异较大且相互靠近的频率分量。因此，本</w:t>
-      </w:r>
-      <w:r>
-        <w:rPr>
-          <w:rFonts w:hint="eastAsia"/>
-        </w:rPr>
-        <w:t>作业</w:t>
-      </w:r>
-      <w:r>
-        <w:rPr>
-          <w:rFonts w:hint="eastAsia"/>
-        </w:rPr>
-        <w:t>在谐波和间谐波候选检测中采用</w:t>
-      </w:r>
-      <w:r>
-        <w:rPr>
-          <w:rFonts w:hint="eastAsia"/>
-        </w:rPr>
-        <w:t>Blackman-Harris</w:t>
-      </w:r>
-      <w:r>
-        <w:rPr>
-          <w:rFonts w:hint="eastAsia"/>
-        </w:rPr>
-        <w:t>窗，并配合高倍补零</w:t>
-      </w:r>
-      <w:r>
-        <w:rPr>
-          <w:rFonts w:hint="eastAsia"/>
-        </w:rPr>
-        <w:t>FFT</w:t>
-      </w:r>
-      <w:r>
-        <w:rPr>
-          <w:rFonts w:hint="eastAsia"/>
-        </w:rPr>
-        <w:t>和对数抛物线插值，以提高弱分量的频率定位能力。</w:t>
-      </w:r>
+        <w:pStyle w:val="3"/>
+        <w:rPr>
+          <w:rFonts w:hint="eastAsia"/>
+        </w:rPr>
+      </w:pPr>
+      <w:bookmarkStart w:id="9" w:name="_Toc232967192"/>
+      <w:r>
+        <w:lastRenderedPageBreak/>
+        <w:t>加窗频谱分析</w:t>
+      </w:r>
+      <w:bookmarkEnd w:id="9"/>
     </w:p>
     <w:p>
       <w:pPr>
@@ -5074,127 +5466,63 @@
         <w:rPr>
           <w:rFonts w:hint="eastAsia"/>
         </w:rPr>
-        <w:lastRenderedPageBreak/>
+        <w:t>在实际信号处理中，</w:t>
+      </w:r>
+      <w:r>
+        <w:rPr>
+          <w:rFonts w:hint="eastAsia"/>
+        </w:rPr>
         <w:t>FFT</w:t>
       </w:r>
       <w:r>
         <w:rPr>
           <w:rFonts w:hint="eastAsia"/>
         </w:rPr>
-        <w:t>插值算法的优点是计算效率高、实现简单，并且能够较好地改善</w:t>
-      </w:r>
-      <w:r>
-        <w:rPr>
-          <w:rFonts w:hint="eastAsia"/>
-        </w:rPr>
-        <w:t>FFT</w:t>
-      </w:r>
-      <w:r>
-        <w:rPr>
-          <w:rFonts w:hint="eastAsia"/>
-        </w:rPr>
-        <w:t>栅栏效应；其缺点是最终结果仍会受到窗函数、噪声和相邻频率分量泄漏的影响。尤其当多个频率分量距离较近时，单纯依赖频谱峰值幅值容易出现误判。因此，在本</w:t>
-      </w:r>
-      <w:r>
-        <w:rPr>
-          <w:rFonts w:hint="eastAsia"/>
-        </w:rPr>
-        <w:t>作业</w:t>
-      </w:r>
-      <w:r>
-        <w:rPr>
-          <w:rFonts w:hint="eastAsia"/>
-        </w:rPr>
-        <w:t>最终算法中，</w:t>
-      </w:r>
-      <w:r>
-        <w:rPr>
-          <w:rFonts w:hint="eastAsia"/>
-        </w:rPr>
-        <w:t>FFT</w:t>
-      </w:r>
-      <w:r>
-        <w:rPr>
-          <w:rFonts w:hint="eastAsia"/>
-        </w:rPr>
-        <w:t>插值主要用于提供候选频率，而不直接作为最终幅值输出。候选频率确定后，进一步通过最小二乘正弦拟合法统一估计各频率分量的幅值和相位，从而提高结果的稳定性和准确性。</w:t>
+        <w:t>只能对有限长度的数据段进行分析，相当于对原始信号进行了截断。如果直接截取一段数据进行频谱分析，等价于对信号乘以矩形窗。当分析窗口不能刚好包含整数个周期时，矩形窗会产生较高旁瓣，使某一频率分量的能量泄漏到邻近频点，</w:t>
+      </w:r>
+      <w:r>
+        <w:rPr>
+          <w:rFonts w:hint="eastAsia"/>
+        </w:rPr>
+        <w:t>即</w:t>
+      </w:r>
+      <w:r>
+        <w:rPr>
+          <w:rFonts w:hint="eastAsia"/>
+        </w:rPr>
+        <w:t>频谱泄漏。对于幅值较大的基波或强间谐波，其旁瓣泄漏可能会覆盖附近幅值较小的弱频率分量</w:t>
+      </w:r>
+      <w:r>
+        <w:rPr>
+          <w:rFonts w:hint="eastAsia"/>
+        </w:rPr>
+        <w:t>，从而</w:t>
+      </w:r>
+      <w:r>
+        <w:rPr>
+          <w:rFonts w:hint="eastAsia"/>
+        </w:rPr>
+        <w:t>漏检。因此，在进行谐波和间谐波候选检测时，需要选择合适的窗函数来降低旁瓣影响</w:t>
+      </w:r>
+      <w:r>
+        <w:rPr>
+          <w:rFonts w:hint="eastAsia"/>
+        </w:rPr>
+        <w:t>。</w:t>
       </w:r>
     </w:p>
     <w:p>
       <w:pPr>
-        <w:pStyle w:val="2"/>
         <w:spacing w:line="400" w:lineRule="atLeast"/>
-      </w:pPr>
-      <w:bookmarkStart w:id="7" w:name="_Toc232959895"/>
-      <w:r>
-        <w:t>最小二乘正弦拟合法</w:t>
-      </w:r>
-      <w:bookmarkEnd w:id="7"/>
-    </w:p>
-    <w:p>
-      <w:pPr>
-        <w:spacing w:line="400" w:lineRule="atLeast"/>
-      </w:pPr>
-      <w:r>
-        <w:rPr>
-          <w:rFonts w:hint="eastAsia"/>
-        </w:rPr>
-        <w:t>正如上一节所分析的</w:t>
-      </w:r>
-      <w:r>
-        <w:rPr>
-          <w:rFonts w:hint="eastAsia"/>
-        </w:rPr>
-        <w:t>，</w:t>
-      </w:r>
-      <w:r>
-        <w:rPr>
-          <w:rFonts w:hint="eastAsia"/>
-        </w:rPr>
-        <w:t>FFT</w:t>
-      </w:r>
-      <w:r>
-        <w:rPr>
-          <w:rFonts w:hint="eastAsia"/>
-        </w:rPr>
-        <w:t>可以较快地给出信号中可能存在的频率分量，但信号中可能同时存在基波、整数次谐波、间谐波和噪声，部分频率分量相互靠近，单纯依赖频谱峰值容易造成幅值估计偏差。因此，在确定候选频率后，</w:t>
-      </w:r>
-      <w:r>
-        <w:rPr>
-          <w:rFonts w:hint="eastAsia"/>
-        </w:rPr>
-        <w:t>需要</w:t>
-      </w:r>
-      <w:r>
-        <w:rPr>
-          <w:rFonts w:hint="eastAsia"/>
-        </w:rPr>
-        <w:t>进一步采用最小二乘正弦拟合法统一估计各频率分量的幅值和相位。</w:t>
-      </w:r>
-    </w:p>
-    <w:p>
-      <w:pPr>
-        <w:spacing w:line="400" w:lineRule="atLeast"/>
-      </w:pPr>
-      <w:r>
-        <w:rPr>
-          <w:rFonts w:hint="eastAsia"/>
-        </w:rPr>
-        <w:t>设待分析信号中包含</w:t>
-      </w:r>
-      <m:oMath>
-        <m:r>
-          <w:rPr>
-            <w:rFonts w:ascii="Cambria Math" w:hAnsi="Cambria Math"/>
-          </w:rPr>
-          <m:t>M</m:t>
-        </m:r>
-      </m:oMath>
-      <w:r>
-        <w:rPr>
-          <w:rFonts w:hint="eastAsia"/>
-        </w:rPr>
-        <w:t>个频率分量，候选频率分别为</w:t>
+        <w:rPr>
+          <w:rFonts w:hint="eastAsia"/>
+        </w:rPr>
+      </w:pPr>
+      <w:r>
+        <w:rPr>
+          <w:rFonts w:hint="eastAsia"/>
+        </w:rPr>
+        <w:t>设原始离散信号加窗后的信号为</w:t>
       </w:r>
       <m:oMath>
         <m:sSub>
@@ -5210,7 +5538,7 @@
               <w:rPr>
                 <w:rFonts w:ascii="Cambria Math" w:hAnsi="Cambria Math"/>
               </w:rPr>
-              <m:t>f</m:t>
+              <m:t>x</m:t>
             </m:r>
           </m:e>
           <m:sub>
@@ -5218,7 +5546,7 @@
               <w:rPr>
                 <w:rFonts w:ascii="Cambria Math" w:hAnsi="Cambria Math"/>
               </w:rPr>
-              <m:t>1</m:t>
+              <m:t>w</m:t>
             </m:r>
           </m:sub>
         </m:sSub>
@@ -5226,103 +5554,346 @@
           <w:rPr>
             <w:rFonts w:ascii="Cambria Math" w:hAnsi="Cambria Math"/>
           </w:rPr>
-          <m:t>,</m:t>
+          <m:t>(</m:t>
         </m:r>
-        <m:sSub>
-          <m:sSubPr>
-            <m:ctrlPr>
-              <w:rPr>
-                <w:rFonts w:ascii="Cambria Math" w:hAnsi="Cambria Math"/>
-              </w:rPr>
-            </m:ctrlPr>
-          </m:sSubPr>
-          <m:e>
-            <m:r>
-              <w:rPr>
-                <w:rFonts w:ascii="Cambria Math" w:hAnsi="Cambria Math"/>
-              </w:rPr>
-              <m:t>f</m:t>
-            </m:r>
-          </m:e>
-          <m:sub>
-            <m:r>
-              <w:rPr>
-                <w:rFonts w:ascii="Cambria Math" w:hAnsi="Cambria Math"/>
-              </w:rPr>
-              <m:t>2</m:t>
-            </m:r>
-          </m:sub>
-        </m:sSub>
         <m:r>
           <w:rPr>
             <w:rFonts w:ascii="Cambria Math" w:hAnsi="Cambria Math"/>
           </w:rPr>
-          <m:t>,⋯,</m:t>
+          <m:t>n</m:t>
         </m:r>
-        <m:sSub>
-          <m:sSubPr>
-            <m:ctrlPr>
-              <w:rPr>
-                <w:rFonts w:ascii="Cambria Math" w:hAnsi="Cambria Math"/>
-              </w:rPr>
-            </m:ctrlPr>
-          </m:sSubPr>
-          <m:e>
-            <m:r>
-              <w:rPr>
-                <w:rFonts w:ascii="Cambria Math" w:hAnsi="Cambria Math"/>
-              </w:rPr>
-              <m:t>f</m:t>
-            </m:r>
-          </m:e>
-          <m:sub>
-            <m:r>
-              <w:rPr>
-                <w:rFonts w:ascii="Cambria Math" w:hAnsi="Cambria Math"/>
-              </w:rPr>
-              <m:t>M</m:t>
-            </m:r>
-          </m:sub>
-        </m:sSub>
+        <m:r>
+          <w:rPr>
+            <w:rFonts w:ascii="Cambria Math" w:hAnsi="Cambria Math"/>
+          </w:rPr>
+          <m:t>)</m:t>
+        </m:r>
+        <m:r>
+          <w:rPr>
+            <w:rFonts w:ascii="Cambria Math" w:hAnsi="Cambria Math"/>
+          </w:rPr>
+          <m:t>=x</m:t>
+        </m:r>
+        <m:r>
+          <w:rPr>
+            <w:rFonts w:ascii="Cambria Math" w:hAnsi="Cambria Math"/>
+          </w:rPr>
+          <m:t>(</m:t>
+        </m:r>
+        <m:r>
+          <w:rPr>
+            <w:rFonts w:ascii="Cambria Math" w:hAnsi="Cambria Math"/>
+          </w:rPr>
+          <m:t>n</m:t>
+        </m:r>
+        <m:r>
+          <w:rPr>
+            <w:rFonts w:ascii="Cambria Math" w:hAnsi="Cambria Math"/>
+          </w:rPr>
+          <m:t>)</m:t>
+        </m:r>
+        <m:r>
+          <w:rPr>
+            <w:rFonts w:ascii="Cambria Math" w:hAnsi="Cambria Math"/>
+          </w:rPr>
+          <m:t>w</m:t>
+        </m:r>
+        <m:r>
+          <w:rPr>
+            <w:rFonts w:ascii="Cambria Math" w:hAnsi="Cambria Math"/>
+          </w:rPr>
+          <m:t>(</m:t>
+        </m:r>
+        <m:r>
+          <w:rPr>
+            <w:rFonts w:ascii="Cambria Math" w:hAnsi="Cambria Math"/>
+          </w:rPr>
+          <m:t>n</m:t>
+        </m:r>
+        <m:r>
+          <w:rPr>
+            <w:rFonts w:ascii="Cambria Math" w:hAnsi="Cambria Math"/>
+          </w:rPr>
+          <m:t>)</m:t>
+        </m:r>
       </m:oMath>
       <w:r>
         <w:rPr>
           <w:rFonts w:hint="eastAsia"/>
         </w:rPr>
-        <w:t>。对于采样时刻</w:t>
-      </w:r>
-      <m:oMath>
-        <m:sSub>
-          <m:sSubPr>
-            <m:ctrlPr>
-              <w:rPr>
-                <w:rFonts w:ascii="Cambria Math" w:hAnsi="Cambria Math"/>
-              </w:rPr>
-            </m:ctrlPr>
-          </m:sSubPr>
-          <m:e>
-            <m:r>
-              <w:rPr>
-                <w:rFonts w:ascii="Cambria Math" w:hAnsi="Cambria Math"/>
-              </w:rPr>
-              <m:t>t</m:t>
-            </m:r>
-          </m:e>
-          <m:sub>
-            <m:r>
-              <w:rPr>
-                <w:rFonts w:ascii="Cambria Math" w:hAnsi="Cambria Math"/>
-              </w:rPr>
-              <m:t>n</m:t>
-            </m:r>
-          </m:sub>
-        </m:sSub>
-      </m:oMath>
-      <w:r>
-        <w:rPr>
-          <w:rFonts w:hint="eastAsia"/>
-        </w:rPr>
-        <w:t>，信号可表示为多个正弦分量的叠加：</w:t>
+        <w:t>。</w:t>
+      </w:r>
+      <w:r>
+        <w:rPr>
+          <w:rFonts w:hint="eastAsia"/>
+        </w:rPr>
+        <w:t>对加窗信号进行</w:t>
+      </w:r>
+      <w:r>
+        <w:rPr>
+          <w:rFonts w:hint="eastAsia"/>
+        </w:rPr>
+        <w:t>DFT</w:t>
+      </w:r>
+      <w:r>
+        <w:rPr>
+          <w:rFonts w:hint="eastAsia"/>
+        </w:rPr>
+        <w:t>，可得：</w:t>
+      </w:r>
+    </w:p>
+    <w:p>
+      <w:pPr>
+        <w:spacing w:line="400" w:lineRule="atLeast"/>
+        <w:ind w:firstLine="0"/>
+      </w:pPr>
+      <m:oMathPara>
+        <m:oMath>
+          <m:sSub>
+            <m:sSubPr>
+              <m:ctrlPr>
+                <w:rPr>
+                  <w:rFonts w:ascii="Cambria Math" w:hAnsi="Cambria Math"/>
+                </w:rPr>
+              </m:ctrlPr>
+            </m:sSubPr>
+            <m:e>
+              <m:r>
+                <w:rPr>
+                  <w:rFonts w:ascii="Cambria Math" w:hAnsi="Cambria Math"/>
+                </w:rPr>
+                <m:t>X</m:t>
+              </m:r>
+            </m:e>
+            <m:sub>
+              <m:r>
+                <w:rPr>
+                  <w:rFonts w:ascii="Cambria Math" w:hAnsi="Cambria Math"/>
+                </w:rPr>
+                <m:t>w</m:t>
+              </m:r>
+            </m:sub>
+          </m:sSub>
+          <m:r>
+            <w:rPr>
+              <w:rFonts w:ascii="Cambria Math" w:hAnsi="Cambria Math"/>
+            </w:rPr>
+            <m:t>(k)</m:t>
+          </m:r>
+          <m:r>
+            <w:rPr>
+              <w:rFonts w:ascii="Cambria Math" w:hAnsi="Cambria Math"/>
+            </w:rPr>
+            <m:t>=</m:t>
+          </m:r>
+          <m:nary>
+            <m:naryPr>
+              <m:chr m:val="∑"/>
+              <m:limLoc m:val="undOvr"/>
+              <m:ctrlPr>
+                <w:rPr>
+                  <w:rFonts w:ascii="Cambria Math" w:hAnsi="Cambria Math"/>
+                </w:rPr>
+              </m:ctrlPr>
+            </m:naryPr>
+            <m:sub>
+              <m:r>
+                <w:rPr>
+                  <w:rFonts w:ascii="Cambria Math" w:hAnsi="Cambria Math"/>
+                </w:rPr>
+                <m:t>n=0</m:t>
+              </m:r>
+            </m:sub>
+            <m:sup>
+              <m:r>
+                <w:rPr>
+                  <w:rFonts w:ascii="Cambria Math" w:hAnsi="Cambria Math"/>
+                </w:rPr>
+                <m:t>N-1</m:t>
+              </m:r>
+            </m:sup>
+            <m:e>
+              <m:r>
+                <w:rPr>
+                  <w:rFonts w:ascii="Cambria Math" w:hAnsi="Cambria Math"/>
+                </w:rPr>
+                <m:t>x</m:t>
+              </m:r>
+            </m:e>
+          </m:nary>
+          <m:r>
+            <w:rPr>
+              <w:rFonts w:ascii="Cambria Math" w:hAnsi="Cambria Math"/>
+            </w:rPr>
+            <m:t>(</m:t>
+          </m:r>
+          <m:r>
+            <w:rPr>
+              <w:rFonts w:ascii="Cambria Math" w:hAnsi="Cambria Math"/>
+            </w:rPr>
+            <m:t>n</m:t>
+          </m:r>
+          <m:r>
+            <w:rPr>
+              <w:rFonts w:ascii="Cambria Math" w:hAnsi="Cambria Math"/>
+            </w:rPr>
+            <m:t>)</m:t>
+          </m:r>
+          <m:r>
+            <w:rPr>
+              <w:rFonts w:ascii="Cambria Math" w:hAnsi="Cambria Math"/>
+            </w:rPr>
+            <m:t>w</m:t>
+          </m:r>
+          <m:r>
+            <w:rPr>
+              <w:rFonts w:ascii="Cambria Math" w:hAnsi="Cambria Math"/>
+            </w:rPr>
+            <m:t>(</m:t>
+          </m:r>
+          <m:r>
+            <w:rPr>
+              <w:rFonts w:ascii="Cambria Math" w:hAnsi="Cambria Math"/>
+            </w:rPr>
+            <m:t>n</m:t>
+          </m:r>
+          <m:r>
+            <w:rPr>
+              <w:rFonts w:ascii="Cambria Math" w:hAnsi="Cambria Math"/>
+            </w:rPr>
+            <m:t>)</m:t>
+          </m:r>
+          <m:sSup>
+            <m:sSupPr>
+              <m:ctrlPr>
+                <w:rPr>
+                  <w:rFonts w:ascii="Cambria Math" w:hAnsi="Cambria Math"/>
+                </w:rPr>
+              </m:ctrlPr>
+            </m:sSupPr>
+            <m:e>
+              <m:r>
+                <w:rPr>
+                  <w:rFonts w:ascii="Cambria Math" w:hAnsi="Cambria Math"/>
+                </w:rPr>
+                <m:t>e</m:t>
+              </m:r>
+            </m:e>
+            <m:sup>
+              <m:r>
+                <w:rPr>
+                  <w:rFonts w:ascii="Cambria Math" w:hAnsi="Cambria Math"/>
+                </w:rPr>
+                <m:t>-j</m:t>
+              </m:r>
+              <m:f>
+                <m:fPr>
+                  <m:ctrlPr>
+                    <w:rPr>
+                      <w:rFonts w:ascii="Cambria Math" w:hAnsi="Cambria Math"/>
+                    </w:rPr>
+                  </m:ctrlPr>
+                </m:fPr>
+                <m:num>
+                  <m:r>
+                    <w:rPr>
+                      <w:rFonts w:ascii="Cambria Math" w:hAnsi="Cambria Math"/>
+                    </w:rPr>
+                    <m:t>2π</m:t>
+                  </m:r>
+                </m:num>
+                <m:den>
+                  <m:r>
+                    <w:rPr>
+                      <w:rFonts w:ascii="Cambria Math" w:hAnsi="Cambria Math"/>
+                    </w:rPr>
+                    <m:t>N</m:t>
+                  </m:r>
+                </m:den>
+              </m:f>
+              <m:r>
+                <w:rPr>
+                  <w:rFonts w:ascii="Cambria Math" w:hAnsi="Cambria Math"/>
+                </w:rPr>
+                <m:t>kn</m:t>
+              </m:r>
+            </m:sup>
+          </m:sSup>
+        </m:oMath>
+      </m:oMathPara>
+    </w:p>
+    <w:p>
+      <w:pPr>
+        <w:spacing w:line="400" w:lineRule="atLeast"/>
+        <w:rPr>
+          <w:rFonts w:hint="eastAsia"/>
+        </w:rPr>
+      </w:pPr>
+      <w:r>
+        <w:rPr>
+          <w:rFonts w:hint="eastAsia"/>
+        </w:rPr>
+        <w:t>窗函数会影响频谱的主瓣宽度和旁瓣高度。主瓣越窄，频率分辨能力越强；旁瓣越低，强频率分量对邻近弱频率分量的泄漏影响越小。矩形窗主瓣较窄但旁瓣较高，适合频率分量间隔较大且整周期截断较好时使用；</w:t>
+      </w:r>
+      <w:r>
+        <w:rPr>
+          <w:rFonts w:hint="eastAsia"/>
+        </w:rPr>
+        <w:t>Hann</w:t>
+      </w:r>
+      <w:r>
+        <w:rPr>
+          <w:rFonts w:hint="eastAsia"/>
+        </w:rPr>
+        <w:t>窗和</w:t>
+      </w:r>
+      <w:r>
+        <w:rPr>
+          <w:rFonts w:hint="eastAsia"/>
+        </w:rPr>
+        <w:t>Hamming</w:t>
+      </w:r>
+      <w:r>
+        <w:rPr>
+          <w:rFonts w:hint="eastAsia"/>
+        </w:rPr>
+        <w:t>窗可以降低旁瓣，但在检测幅值差异较大且相互靠近的频率分量时仍可能不够理想。本</w:t>
+      </w:r>
+      <w:r>
+        <w:rPr>
+          <w:rFonts w:hint="eastAsia"/>
+        </w:rPr>
+        <w:t>次作业</w:t>
+      </w:r>
+      <w:r>
+        <w:rPr>
+          <w:rFonts w:hint="eastAsia"/>
+        </w:rPr>
+        <w:t>在谐波和间谐波检测中采用</w:t>
+      </w:r>
+      <w:r>
+        <w:rPr>
+          <w:rFonts w:hint="eastAsia"/>
+        </w:rPr>
+        <w:t>Blackman-Harris</w:t>
+      </w:r>
+      <w:r>
+        <w:rPr>
+          <w:rFonts w:hint="eastAsia"/>
+        </w:rPr>
+        <w:t>窗。四项</w:t>
+      </w:r>
+      <w:r>
+        <w:rPr>
+          <w:rFonts w:hint="eastAsia"/>
+        </w:rPr>
+        <w:t>Blackman-Harris</w:t>
+      </w:r>
+      <w:r>
+        <w:rPr>
+          <w:rFonts w:hint="eastAsia"/>
+        </w:rPr>
+        <w:t>窗可表示为：</w:t>
       </w:r>
     </w:p>
     <w:p>
@@ -5335,6 +5906,725 @@
             <w:rPr>
               <w:rFonts w:ascii="Cambria Math" w:hAnsi="Cambria Math"/>
             </w:rPr>
+            <m:t>w</m:t>
+          </m:r>
+          <m:r>
+            <w:rPr>
+              <w:rFonts w:ascii="Cambria Math" w:hAnsi="Cambria Math"/>
+            </w:rPr>
+            <m:t>(</m:t>
+          </m:r>
+          <m:r>
+            <w:rPr>
+              <w:rFonts w:ascii="Cambria Math" w:hAnsi="Cambria Math"/>
+            </w:rPr>
+            <m:t>n</m:t>
+          </m:r>
+          <m:r>
+            <w:rPr>
+              <w:rFonts w:ascii="Cambria Math" w:hAnsi="Cambria Math"/>
+            </w:rPr>
+            <m:t>)</m:t>
+          </m:r>
+          <m:r>
+            <w:rPr>
+              <w:rFonts w:ascii="Cambria Math" w:hAnsi="Cambria Math"/>
+            </w:rPr>
+            <m:t>=</m:t>
+          </m:r>
+          <m:sSub>
+            <m:sSubPr>
+              <m:ctrlPr>
+                <w:rPr>
+                  <w:rFonts w:ascii="Cambria Math" w:hAnsi="Cambria Math"/>
+                </w:rPr>
+              </m:ctrlPr>
+            </m:sSubPr>
+            <m:e>
+              <m:r>
+                <w:rPr>
+                  <w:rFonts w:ascii="Cambria Math" w:hAnsi="Cambria Math"/>
+                </w:rPr>
+                <m:t>a</m:t>
+              </m:r>
+            </m:e>
+            <m:sub>
+              <m:r>
+                <w:rPr>
+                  <w:rFonts w:ascii="Cambria Math" w:hAnsi="Cambria Math"/>
+                </w:rPr>
+                <m:t>0</m:t>
+              </m:r>
+            </m:sub>
+          </m:sSub>
+          <m:r>
+            <w:rPr>
+              <w:rFonts w:ascii="Cambria Math" w:hAnsi="Cambria Math"/>
+            </w:rPr>
+            <m:t>-</m:t>
+          </m:r>
+          <m:sSub>
+            <m:sSubPr>
+              <m:ctrlPr>
+                <w:rPr>
+                  <w:rFonts w:ascii="Cambria Math" w:hAnsi="Cambria Math"/>
+                </w:rPr>
+              </m:ctrlPr>
+            </m:sSubPr>
+            <m:e>
+              <m:r>
+                <w:rPr>
+                  <w:rFonts w:ascii="Cambria Math" w:hAnsi="Cambria Math"/>
+                </w:rPr>
+                <m:t>a</m:t>
+              </m:r>
+            </m:e>
+            <m:sub>
+              <m:r>
+                <w:rPr>
+                  <w:rFonts w:ascii="Cambria Math" w:hAnsi="Cambria Math"/>
+                </w:rPr>
+                <m:t>1</m:t>
+              </m:r>
+            </m:sub>
+          </m:sSub>
+          <m:func>
+            <m:funcPr>
+              <m:ctrlPr>
+                <w:rPr>
+                  <w:rFonts w:ascii="Cambria Math" w:hAnsi="Cambria Math"/>
+                </w:rPr>
+              </m:ctrlPr>
+            </m:funcPr>
+            <m:fName>
+              <m:r>
+                <m:rPr>
+                  <m:sty m:val="p"/>
+                </m:rPr>
+                <w:rPr>
+                  <w:rFonts w:ascii="Cambria Math" w:hAnsi="Cambria Math"/>
+                </w:rPr>
+                <m:t>cos</m:t>
+              </m:r>
+            </m:fName>
+            <m:e>
+              <m:d>
+                <m:dPr>
+                  <m:ctrlPr>
+                    <w:rPr>
+                      <w:rFonts w:ascii="Cambria Math" w:hAnsi="Cambria Math"/>
+                    </w:rPr>
+                  </m:ctrlPr>
+                </m:dPr>
+                <m:e>
+                  <m:f>
+                    <m:fPr>
+                      <m:ctrlPr>
+                        <w:rPr>
+                          <w:rFonts w:ascii="Cambria Math" w:hAnsi="Cambria Math"/>
+                        </w:rPr>
+                      </m:ctrlPr>
+                    </m:fPr>
+                    <m:num>
+                      <m:r>
+                        <w:rPr>
+                          <w:rFonts w:ascii="Cambria Math" w:hAnsi="Cambria Math"/>
+                        </w:rPr>
+                        <m:t>2πn</m:t>
+                      </m:r>
+                    </m:num>
+                    <m:den>
+                      <m:r>
+                        <w:rPr>
+                          <w:rFonts w:ascii="Cambria Math" w:hAnsi="Cambria Math"/>
+                        </w:rPr>
+                        <m:t>N-1</m:t>
+                      </m:r>
+                    </m:den>
+                  </m:f>
+                </m:e>
+              </m:d>
+            </m:e>
+          </m:func>
+          <m:r>
+            <w:rPr>
+              <w:rFonts w:ascii="Cambria Math" w:hAnsi="Cambria Math"/>
+            </w:rPr>
+            <m:t>+</m:t>
+          </m:r>
+          <m:sSub>
+            <m:sSubPr>
+              <m:ctrlPr>
+                <w:rPr>
+                  <w:rFonts w:ascii="Cambria Math" w:hAnsi="Cambria Math"/>
+                </w:rPr>
+              </m:ctrlPr>
+            </m:sSubPr>
+            <m:e>
+              <m:r>
+                <w:rPr>
+                  <w:rFonts w:ascii="Cambria Math" w:hAnsi="Cambria Math"/>
+                </w:rPr>
+                <m:t>a</m:t>
+              </m:r>
+            </m:e>
+            <m:sub>
+              <m:r>
+                <w:rPr>
+                  <w:rFonts w:ascii="Cambria Math" w:hAnsi="Cambria Math"/>
+                </w:rPr>
+                <m:t>2</m:t>
+              </m:r>
+            </m:sub>
+          </m:sSub>
+          <m:func>
+            <m:funcPr>
+              <m:ctrlPr>
+                <w:rPr>
+                  <w:rFonts w:ascii="Cambria Math" w:hAnsi="Cambria Math"/>
+                </w:rPr>
+              </m:ctrlPr>
+            </m:funcPr>
+            <m:fName>
+              <m:r>
+                <m:rPr>
+                  <m:sty m:val="p"/>
+                </m:rPr>
+                <w:rPr>
+                  <w:rFonts w:ascii="Cambria Math" w:hAnsi="Cambria Math"/>
+                </w:rPr>
+                <m:t>cos</m:t>
+              </m:r>
+            </m:fName>
+            <m:e>
+              <m:d>
+                <m:dPr>
+                  <m:ctrlPr>
+                    <w:rPr>
+                      <w:rFonts w:ascii="Cambria Math" w:hAnsi="Cambria Math"/>
+                    </w:rPr>
+                  </m:ctrlPr>
+                </m:dPr>
+                <m:e>
+                  <m:f>
+                    <m:fPr>
+                      <m:ctrlPr>
+                        <w:rPr>
+                          <w:rFonts w:ascii="Cambria Math" w:hAnsi="Cambria Math"/>
+                        </w:rPr>
+                      </m:ctrlPr>
+                    </m:fPr>
+                    <m:num>
+                      <m:r>
+                        <w:rPr>
+                          <w:rFonts w:ascii="Cambria Math" w:hAnsi="Cambria Math"/>
+                        </w:rPr>
+                        <m:t>4πn</m:t>
+                      </m:r>
+                    </m:num>
+                    <m:den>
+                      <m:r>
+                        <w:rPr>
+                          <w:rFonts w:ascii="Cambria Math" w:hAnsi="Cambria Math"/>
+                        </w:rPr>
+                        <m:t>N-1</m:t>
+                      </m:r>
+                    </m:den>
+                  </m:f>
+                </m:e>
+              </m:d>
+            </m:e>
+          </m:func>
+          <m:r>
+            <w:rPr>
+              <w:rFonts w:ascii="Cambria Math" w:hAnsi="Cambria Math"/>
+            </w:rPr>
+            <m:t>-</m:t>
+          </m:r>
+          <m:sSub>
+            <m:sSubPr>
+              <m:ctrlPr>
+                <w:rPr>
+                  <w:rFonts w:ascii="Cambria Math" w:hAnsi="Cambria Math"/>
+                </w:rPr>
+              </m:ctrlPr>
+            </m:sSubPr>
+            <m:e>
+              <m:r>
+                <w:rPr>
+                  <w:rFonts w:ascii="Cambria Math" w:hAnsi="Cambria Math"/>
+                </w:rPr>
+                <m:t>a</m:t>
+              </m:r>
+            </m:e>
+            <m:sub>
+              <m:r>
+                <w:rPr>
+                  <w:rFonts w:ascii="Cambria Math" w:hAnsi="Cambria Math"/>
+                </w:rPr>
+                <m:t>3</m:t>
+              </m:r>
+            </m:sub>
+          </m:sSub>
+          <m:func>
+            <m:funcPr>
+              <m:ctrlPr>
+                <w:rPr>
+                  <w:rFonts w:ascii="Cambria Math" w:hAnsi="Cambria Math"/>
+                </w:rPr>
+              </m:ctrlPr>
+            </m:funcPr>
+            <m:fName>
+              <m:r>
+                <m:rPr>
+                  <m:sty m:val="p"/>
+                </m:rPr>
+                <w:rPr>
+                  <w:rFonts w:ascii="Cambria Math" w:hAnsi="Cambria Math"/>
+                </w:rPr>
+                <m:t>cos</m:t>
+              </m:r>
+            </m:fName>
+            <m:e>
+              <m:d>
+                <m:dPr>
+                  <m:ctrlPr>
+                    <w:rPr>
+                      <w:rFonts w:ascii="Cambria Math" w:hAnsi="Cambria Math"/>
+                    </w:rPr>
+                  </m:ctrlPr>
+                </m:dPr>
+                <m:e>
+                  <m:f>
+                    <m:fPr>
+                      <m:ctrlPr>
+                        <w:rPr>
+                          <w:rFonts w:ascii="Cambria Math" w:hAnsi="Cambria Math"/>
+                        </w:rPr>
+                      </m:ctrlPr>
+                    </m:fPr>
+                    <m:num>
+                      <m:r>
+                        <w:rPr>
+                          <w:rFonts w:ascii="Cambria Math" w:hAnsi="Cambria Math"/>
+                        </w:rPr>
+                        <m:t>6πn</m:t>
+                      </m:r>
+                    </m:num>
+                    <m:den>
+                      <m:r>
+                        <w:rPr>
+                          <w:rFonts w:ascii="Cambria Math" w:hAnsi="Cambria Math"/>
+                        </w:rPr>
+                        <m:t>N-1</m:t>
+                      </m:r>
+                    </m:den>
+                  </m:f>
+                </m:e>
+              </m:d>
+            </m:e>
+          </m:func>
+        </m:oMath>
+      </m:oMathPara>
+    </w:p>
+    <w:p>
+      <w:pPr>
+        <w:spacing w:line="400" w:lineRule="atLeast"/>
+        <w:rPr>
+          <w:rFonts w:hint="eastAsia"/>
+        </w:rPr>
+      </w:pPr>
+      <w:r>
+        <w:rPr>
+          <w:rFonts w:hint="eastAsia"/>
+        </w:rPr>
+        <w:t>其中，</w:t>
+      </w:r>
+      <m:oMath>
+        <m:sSub>
+          <m:sSubPr>
+            <m:ctrlPr>
+              <w:rPr>
+                <w:rFonts w:ascii="Cambria Math" w:hAnsi="Cambria Math"/>
+              </w:rPr>
+            </m:ctrlPr>
+          </m:sSubPr>
+          <m:e>
+            <m:r>
+              <w:rPr>
+                <w:rFonts w:ascii="Cambria Math" w:hAnsi="Cambria Math"/>
+              </w:rPr>
+              <m:t>a</m:t>
+            </m:r>
+          </m:e>
+          <m:sub>
+            <m:r>
+              <w:rPr>
+                <w:rFonts w:ascii="Cambria Math" w:hAnsi="Cambria Math"/>
+              </w:rPr>
+              <m:t>0</m:t>
+            </m:r>
+          </m:sub>
+        </m:sSub>
+        <m:r>
+          <w:rPr>
+            <w:rFonts w:ascii="Cambria Math" w:hAnsi="Cambria Math"/>
+          </w:rPr>
+          <m:t>=0.35875</m:t>
+        </m:r>
+      </m:oMath>
+      <w:r>
+        <w:rPr>
+          <w:rFonts w:hint="eastAsia"/>
+        </w:rPr>
+        <w:t>，</w:t>
+      </w:r>
+      <m:oMath>
+        <m:sSub>
+          <m:sSubPr>
+            <m:ctrlPr>
+              <w:rPr>
+                <w:rFonts w:ascii="Cambria Math" w:hAnsi="Cambria Math"/>
+              </w:rPr>
+            </m:ctrlPr>
+          </m:sSubPr>
+          <m:e>
+            <m:r>
+              <w:rPr>
+                <w:rFonts w:ascii="Cambria Math" w:hAnsi="Cambria Math"/>
+              </w:rPr>
+              <m:t>a</m:t>
+            </m:r>
+          </m:e>
+          <m:sub>
+            <m:r>
+              <w:rPr>
+                <w:rFonts w:ascii="Cambria Math" w:hAnsi="Cambria Math"/>
+              </w:rPr>
+              <m:t>1</m:t>
+            </m:r>
+          </m:sub>
+        </m:sSub>
+        <m:r>
+          <w:rPr>
+            <w:rFonts w:ascii="Cambria Math" w:hAnsi="Cambria Math"/>
+          </w:rPr>
+          <m:t>=0.48829</m:t>
+        </m:r>
+      </m:oMath>
+      <w:r>
+        <w:rPr>
+          <w:rFonts w:hint="eastAsia"/>
+        </w:rPr>
+        <w:t>，</w:t>
+      </w:r>
+      <m:oMath>
+        <m:sSub>
+          <m:sSubPr>
+            <m:ctrlPr>
+              <w:rPr>
+                <w:rFonts w:ascii="Cambria Math" w:hAnsi="Cambria Math"/>
+              </w:rPr>
+            </m:ctrlPr>
+          </m:sSubPr>
+          <m:e>
+            <m:r>
+              <w:rPr>
+                <w:rFonts w:ascii="Cambria Math" w:hAnsi="Cambria Math"/>
+              </w:rPr>
+              <m:t>a</m:t>
+            </m:r>
+          </m:e>
+          <m:sub>
+            <m:r>
+              <w:rPr>
+                <w:rFonts w:ascii="Cambria Math" w:hAnsi="Cambria Math"/>
+              </w:rPr>
+              <m:t>2</m:t>
+            </m:r>
+          </m:sub>
+        </m:sSub>
+        <m:r>
+          <w:rPr>
+            <w:rFonts w:ascii="Cambria Math" w:hAnsi="Cambria Math"/>
+          </w:rPr>
+          <m:t>=0.14128</m:t>
+        </m:r>
+      </m:oMath>
+      <w:r>
+        <w:rPr>
+          <w:rFonts w:hint="eastAsia"/>
+        </w:rPr>
+        <w:t>，</w:t>
+      </w:r>
+      <m:oMath>
+        <m:sSub>
+          <m:sSubPr>
+            <m:ctrlPr>
+              <w:rPr>
+                <w:rFonts w:ascii="Cambria Math" w:hAnsi="Cambria Math"/>
+              </w:rPr>
+            </m:ctrlPr>
+          </m:sSubPr>
+          <m:e>
+            <m:r>
+              <w:rPr>
+                <w:rFonts w:ascii="Cambria Math" w:hAnsi="Cambria Math"/>
+              </w:rPr>
+              <m:t>a</m:t>
+            </m:r>
+          </m:e>
+          <m:sub>
+            <m:r>
+              <w:rPr>
+                <w:rFonts w:ascii="Cambria Math" w:hAnsi="Cambria Math"/>
+              </w:rPr>
+              <m:t>3</m:t>
+            </m:r>
+          </m:sub>
+        </m:sSub>
+        <m:r>
+          <w:rPr>
+            <w:rFonts w:ascii="Cambria Math" w:hAnsi="Cambria Math"/>
+          </w:rPr>
+          <m:t>=0.01168</m:t>
+        </m:r>
+      </m:oMath>
+      <w:r>
+        <w:rPr>
+          <w:rFonts w:hint="eastAsia"/>
+        </w:rPr>
+        <w:t>。</w:t>
+      </w:r>
+      <w:r>
+        <w:rPr>
+          <w:rFonts w:hint="eastAsia"/>
+        </w:rPr>
+        <w:t>Blackman-Harris</w:t>
+      </w:r>
+      <w:r>
+        <w:rPr>
+          <w:rFonts w:hint="eastAsia"/>
+        </w:rPr>
+        <w:t>窗的主瓣相对较宽，但旁瓣较低，能够更好地抑制强频率分量对邻近弱分量的影响。因此，它适合用于中弱谐波、弱间谐波以及相邻频率分量的检测。</w:t>
+      </w:r>
+    </w:p>
+    <w:p>
+      <w:pPr>
+        <w:pStyle w:val="2"/>
+        <w:spacing w:line="400" w:lineRule="atLeast"/>
+      </w:pPr>
+      <w:bookmarkStart w:id="10" w:name="_Toc232967193"/>
+      <w:r>
+        <w:t>最小二乘正弦拟合法</w:t>
+      </w:r>
+      <w:bookmarkEnd w:id="10"/>
+    </w:p>
+    <w:p>
+      <w:pPr>
+        <w:spacing w:line="400" w:lineRule="atLeast"/>
+      </w:pPr>
+      <w:r>
+        <w:rPr>
+          <w:rFonts w:hint="eastAsia"/>
+        </w:rPr>
+        <w:t>正如上一节所分析的</w:t>
+      </w:r>
+      <w:r>
+        <w:rPr>
+          <w:rFonts w:hint="eastAsia"/>
+        </w:rPr>
+        <w:t>，</w:t>
+      </w:r>
+      <w:r>
+        <w:rPr>
+          <w:rFonts w:hint="eastAsia"/>
+        </w:rPr>
+        <w:t>FFT</w:t>
+      </w:r>
+      <w:r>
+        <w:rPr>
+          <w:rFonts w:hint="eastAsia"/>
+        </w:rPr>
+        <w:t>可以较快地给出信号中可能存在的频率分量，但信号中可能同时存在基波、整数次谐波、间谐波和噪声，部分频率分量相互靠近，单纯依赖频谱峰值容易造成幅值估计偏差。因此，在确定候选频率后，</w:t>
+      </w:r>
+      <w:r>
+        <w:rPr>
+          <w:rFonts w:hint="eastAsia"/>
+        </w:rPr>
+        <w:t>需要</w:t>
+      </w:r>
+      <w:r>
+        <w:rPr>
+          <w:rFonts w:hint="eastAsia"/>
+        </w:rPr>
+        <w:t>进一步采用最小二乘正弦拟合法统一估计各频率分量的幅值和相位。</w:t>
+      </w:r>
+    </w:p>
+    <w:p>
+      <w:pPr>
+        <w:spacing w:line="400" w:lineRule="atLeast"/>
+      </w:pPr>
+      <w:r>
+        <w:rPr>
+          <w:rFonts w:hint="eastAsia"/>
+        </w:rPr>
+        <w:t>设待分析信号中包含</w:t>
+      </w:r>
+      <m:oMath>
+        <m:r>
+          <w:rPr>
+            <w:rFonts w:ascii="Cambria Math" w:hAnsi="Cambria Math"/>
+          </w:rPr>
+          <m:t>M</m:t>
+        </m:r>
+      </m:oMath>
+      <w:r>
+        <w:rPr>
+          <w:rFonts w:hint="eastAsia"/>
+        </w:rPr>
+        <w:t>个频率分量，候选频率分别为</w:t>
+      </w:r>
+      <m:oMath>
+        <m:sSub>
+          <m:sSubPr>
+            <m:ctrlPr>
+              <w:rPr>
+                <w:rFonts w:ascii="Cambria Math" w:hAnsi="Cambria Math"/>
+              </w:rPr>
+            </m:ctrlPr>
+          </m:sSubPr>
+          <m:e>
+            <m:r>
+              <w:rPr>
+                <w:rFonts w:ascii="Cambria Math" w:hAnsi="Cambria Math"/>
+              </w:rPr>
+              <m:t>f</m:t>
+            </m:r>
+          </m:e>
+          <m:sub>
+            <m:r>
+              <w:rPr>
+                <w:rFonts w:ascii="Cambria Math" w:hAnsi="Cambria Math"/>
+              </w:rPr>
+              <m:t>1</m:t>
+            </m:r>
+          </m:sub>
+        </m:sSub>
+        <m:r>
+          <w:rPr>
+            <w:rFonts w:ascii="Cambria Math" w:hAnsi="Cambria Math"/>
+          </w:rPr>
+          <m:t>,</m:t>
+        </m:r>
+        <m:sSub>
+          <m:sSubPr>
+            <m:ctrlPr>
+              <w:rPr>
+                <w:rFonts w:ascii="Cambria Math" w:hAnsi="Cambria Math"/>
+              </w:rPr>
+            </m:ctrlPr>
+          </m:sSubPr>
+          <m:e>
+            <m:r>
+              <w:rPr>
+                <w:rFonts w:ascii="Cambria Math" w:hAnsi="Cambria Math"/>
+              </w:rPr>
+              <m:t>f</m:t>
+            </m:r>
+          </m:e>
+          <m:sub>
+            <m:r>
+              <w:rPr>
+                <w:rFonts w:ascii="Cambria Math" w:hAnsi="Cambria Math"/>
+              </w:rPr>
+              <m:t>2</m:t>
+            </m:r>
+          </m:sub>
+        </m:sSub>
+        <m:r>
+          <w:rPr>
+            <w:rFonts w:ascii="Cambria Math" w:hAnsi="Cambria Math"/>
+          </w:rPr>
+          <m:t>,⋯,</m:t>
+        </m:r>
+        <m:sSub>
+          <m:sSubPr>
+            <m:ctrlPr>
+              <w:rPr>
+                <w:rFonts w:ascii="Cambria Math" w:hAnsi="Cambria Math"/>
+              </w:rPr>
+            </m:ctrlPr>
+          </m:sSubPr>
+          <m:e>
+            <m:r>
+              <w:rPr>
+                <w:rFonts w:ascii="Cambria Math" w:hAnsi="Cambria Math"/>
+              </w:rPr>
+              <m:t>f</m:t>
+            </m:r>
+          </m:e>
+          <m:sub>
+            <m:r>
+              <w:rPr>
+                <w:rFonts w:ascii="Cambria Math" w:hAnsi="Cambria Math"/>
+              </w:rPr>
+              <m:t>M</m:t>
+            </m:r>
+          </m:sub>
+        </m:sSub>
+      </m:oMath>
+      <w:r>
+        <w:rPr>
+          <w:rFonts w:hint="eastAsia"/>
+        </w:rPr>
+        <w:t>。对于采样时刻</w:t>
+      </w:r>
+      <m:oMath>
+        <m:sSub>
+          <m:sSubPr>
+            <m:ctrlPr>
+              <w:rPr>
+                <w:rFonts w:ascii="Cambria Math" w:hAnsi="Cambria Math"/>
+              </w:rPr>
+            </m:ctrlPr>
+          </m:sSubPr>
+          <m:e>
+            <m:r>
+              <w:rPr>
+                <w:rFonts w:ascii="Cambria Math" w:hAnsi="Cambria Math"/>
+              </w:rPr>
+              <m:t>t</m:t>
+            </m:r>
+          </m:e>
+          <m:sub>
+            <m:r>
+              <w:rPr>
+                <w:rFonts w:ascii="Cambria Math" w:hAnsi="Cambria Math"/>
+              </w:rPr>
+              <m:t>n</m:t>
+            </m:r>
+          </m:sub>
+        </m:sSub>
+      </m:oMath>
+      <w:r>
+        <w:rPr>
+          <w:rFonts w:hint="eastAsia"/>
+        </w:rPr>
+        <w:t>，信号可表示为多个正弦分量的叠加：</w:t>
+      </w:r>
+    </w:p>
+    <w:p>
+      <w:pPr>
+        <w:spacing w:line="400" w:lineRule="atLeast"/>
+      </w:pPr>
+      <m:oMathPara>
+        <m:oMath>
+          <m:r>
+            <w:rPr>
+              <w:rFonts w:ascii="Cambria Math" w:hAnsi="Cambria Math"/>
+            </w:rPr>
+            <w:lastRenderedPageBreak/>
             <m:t>x</m:t>
           </m:r>
           <m:d>
@@ -6651,14 +7941,7 @@
         <w:rPr>
           <w:rFonts w:hint="eastAsia"/>
         </w:rPr>
-        <w:t>该方法的局限在于，它要求候选频率本身较为准确。如果候选频率存在明</w:t>
-      </w:r>
-      <w:r>
-        <w:rPr>
-          <w:rFonts w:hint="eastAsia"/>
-        </w:rPr>
-        <w:lastRenderedPageBreak/>
-        <w:t>显偏差，即使最小二乘拟合能够得到较小残差，估计出的幅值和相位也可能偏离真实值。因此，本文将</w:t>
+        <w:t>该方法的局限在于，它要求候选频率本身较为准确。如果候选频率存在明显偏差，即使最小二乘拟合能够得到较小残差，估计出的幅值和相位也可能偏离真实值。因此，本文将</w:t>
       </w:r>
       <w:r>
         <w:rPr>
@@ -6684,11 +7967,11 @@
         <w:pStyle w:val="2"/>
         <w:spacing w:line="400" w:lineRule="atLeast"/>
       </w:pPr>
-      <w:bookmarkStart w:id="8" w:name="_Toc232959896"/>
+      <w:bookmarkStart w:id="11" w:name="_Toc232967194"/>
       <w:r>
         <w:t>滑动窗同步相量算法</w:t>
       </w:r>
-      <w:bookmarkEnd w:id="8"/>
+      <w:bookmarkEnd w:id="11"/>
     </w:p>
     <w:p>
       <w:pPr>
@@ -6811,6 +8094,7 @@
           <w:rPr>
             <w:rFonts w:ascii="Cambria Math" w:hAnsi="Cambria Math"/>
           </w:rPr>
+          <w:lastRenderedPageBreak/>
           <m:t>Ω</m:t>
         </m:r>
         <m:d>
@@ -8022,15 +9306,14 @@
         <w:pStyle w:val="2"/>
         <w:spacing w:line="400" w:lineRule="atLeast"/>
       </w:pPr>
-      <w:bookmarkStart w:id="9" w:name="_Toc232959897"/>
-      <w:r>
-        <w:lastRenderedPageBreak/>
+      <w:bookmarkStart w:id="12" w:name="_Toc232967195"/>
+      <w:r>
         <w:t>Teager</w:t>
       </w:r>
       <w:r>
         <w:t>能量算子</w:t>
       </w:r>
-      <w:bookmarkEnd w:id="9"/>
+      <w:bookmarkEnd w:id="12"/>
     </w:p>
     <w:p>
       <w:pPr>
@@ -8539,7 +9822,7 @@
         <w:rPr>
           <w:rFonts w:hint="eastAsia"/>
         </w:rPr>
-        <w:t xml:space="preserve"> Teager </w:t>
+        <w:t>Teager</w:t>
       </w:r>
       <w:r>
         <w:rPr>
@@ -8668,7 +9951,7 @@
         <w:rPr>
           <w:rFonts w:hint="eastAsia"/>
         </w:rPr>
-        <w:t xml:space="preserve">Teager </w:t>
+        <w:t>Teager</w:t>
       </w:r>
       <w:r>
         <w:rPr>
@@ -8746,6 +10029,7 @@
         <w:rPr>
           <w:rFonts w:hint="eastAsia"/>
         </w:rPr>
+        <w:lastRenderedPageBreak/>
         <w:t>Teager</w:t>
       </w:r>
       <w:r>
@@ -8969,14 +10253,14 @@
         <w:pStyle w:val="2"/>
         <w:spacing w:line="400" w:lineRule="atLeast"/>
       </w:pPr>
-      <w:bookmarkStart w:id="10" w:name="_Toc232959898"/>
+      <w:bookmarkStart w:id="13" w:name="_Toc232967196"/>
       <w:r>
         <w:rPr>
           <w:rFonts w:hint="eastAsia"/>
         </w:rPr>
         <w:t>希尔伯特变换</w:t>
       </w:r>
-      <w:bookmarkEnd w:id="10"/>
+      <w:bookmarkEnd w:id="13"/>
     </w:p>
     <w:p>
       <w:pPr>
@@ -9289,14 +10573,7 @@
         <w:rPr>
           <w:rFonts w:hint="eastAsia"/>
         </w:rPr>
-        <w:t>对瞬时相位进行求导，可以</w:t>
-      </w:r>
-      <w:r>
-        <w:rPr>
-          <w:rFonts w:hint="eastAsia"/>
-        </w:rPr>
-        <w:lastRenderedPageBreak/>
-        <w:t>得到信号的瞬时角频率</w:t>
+        <w:t>对瞬时相位进行求导，可以得到信号的瞬时角频率</w:t>
       </w:r>
       <m:oMath>
         <m:r>
@@ -9491,9 +10768,6 @@
     <w:p>
       <w:pPr>
         <w:spacing w:line="400" w:lineRule="atLeast"/>
-        <w:rPr>
-          <w:rFonts w:hint="eastAsia"/>
-        </w:rPr>
       </w:pPr>
       <w:r>
         <w:rPr>
@@ -9505,7 +10779,7 @@
         <w:rPr>
           <w:rFonts w:hint="eastAsia"/>
         </w:rPr>
-        <w:t xml:space="preserve"> Hilbert </w:t>
+        <w:t>Hilbert</w:t>
       </w:r>
       <w:r>
         <w:rPr>
@@ -9517,9 +10791,6 @@
     <w:p>
       <w:pPr>
         <w:spacing w:line="400" w:lineRule="atLeast"/>
-        <w:rPr>
-          <w:rFonts w:hint="eastAsia"/>
-        </w:rPr>
       </w:pPr>
       <w:r>
         <w:rPr>
@@ -9562,6 +10833,1484 @@
           <w:rFonts w:hint="eastAsia"/>
         </w:rPr>
         <w:t>变换估计瞬时相位和频率。</w:t>
+      </w:r>
+    </w:p>
+    <w:p>
+      <w:pPr>
+        <w:spacing w:line="400" w:lineRule="atLeast"/>
+        <w:rPr>
+          <w:rFonts w:hint="eastAsia"/>
+        </w:rPr>
+      </w:pPr>
+      <w:r>
+        <w:t>Hilbert</w:t>
+      </w:r>
+      <w:r>
+        <w:t>变换在本</w:t>
+      </w:r>
+      <w:r>
+        <w:rPr>
+          <w:rFonts w:hint="eastAsia"/>
+        </w:rPr>
+        <w:t>作业</w:t>
+      </w:r>
+      <w:r>
+        <w:t>中并不用于替代滑动窗同步相量算法，而是作为实际信号瞬时频率分析的辅助方法。同步相量算法负责输出基波幅值和相角，</w:t>
+      </w:r>
+      <w:r>
+        <w:t>Hilbert</w:t>
+      </w:r>
+      <w:r>
+        <w:t>变换则用于观察频率随时间的变化，两者结合可以更完整地描述实际电压信号的动态特征</w:t>
+      </w:r>
+      <w:r>
+        <w:rPr>
+          <w:rFonts w:hint="eastAsia"/>
+        </w:rPr>
+        <w:t>。</w:t>
+      </w:r>
+    </w:p>
+    <w:p>
+      <w:pPr>
+        <w:pStyle w:val="2"/>
+        <w:spacing w:line="400" w:lineRule="atLeast"/>
+      </w:pPr>
+      <w:bookmarkStart w:id="14" w:name="_Toc232967197"/>
+      <w:r>
+        <w:lastRenderedPageBreak/>
+        <w:t>幅值调制与解调</w:t>
+      </w:r>
+      <w:bookmarkEnd w:id="14"/>
+    </w:p>
+    <w:p>
+      <w:pPr>
+        <w:spacing w:line="400" w:lineRule="atLeast"/>
+        <w:rPr>
+          <w:rFonts w:hint="eastAsia"/>
+        </w:rPr>
+      </w:pPr>
+      <w:r>
+        <w:rPr>
+          <w:rFonts w:hint="eastAsia"/>
+        </w:rPr>
+        <w:t>幅值调制是指信号的载波频率基本保持不变，而幅值随时间按照某种规律变化的现象。与单次幅值阶跃不同，幅值调制通常是连续变化过程，因此算法不仅需要给出稳态幅值，还需要能够跟踪幅值随时间的变化趋势。</w:t>
+      </w:r>
+    </w:p>
+    <w:p>
+      <w:pPr>
+        <w:spacing w:line="400" w:lineRule="atLeast"/>
+        <w:rPr>
+          <w:rFonts w:hint="eastAsia"/>
+        </w:rPr>
+      </w:pPr>
+      <w:r>
+        <w:rPr>
+          <w:rFonts w:hint="eastAsia"/>
+        </w:rPr>
+        <w:t>设载波频率为</w:t>
+      </w:r>
+      <m:oMath>
+        <m:sSub>
+          <m:sSubPr>
+            <m:ctrlPr>
+              <w:rPr>
+                <w:rFonts w:ascii="Cambria Math" w:hAnsi="Cambria Math"/>
+              </w:rPr>
+            </m:ctrlPr>
+          </m:sSubPr>
+          <m:e>
+            <m:r>
+              <w:rPr>
+                <w:rFonts w:ascii="Cambria Math" w:hAnsi="Cambria Math"/>
+              </w:rPr>
+              <m:t>f</m:t>
+            </m:r>
+          </m:e>
+          <m:sub>
+            <m:r>
+              <w:rPr>
+                <w:rFonts w:ascii="Cambria Math" w:hAnsi="Cambria Math"/>
+              </w:rPr>
+              <m:t>0</m:t>
+            </m:r>
+          </m:sub>
+        </m:sSub>
+      </m:oMath>
+      <w:r>
+        <w:rPr>
+          <w:rFonts w:hint="eastAsia"/>
+        </w:rPr>
+        <w:t>，调制频率为</w:t>
+      </w:r>
+      <m:oMath>
+        <m:sSub>
+          <m:sSubPr>
+            <m:ctrlPr>
+              <w:rPr>
+                <w:rFonts w:ascii="Cambria Math" w:hAnsi="Cambria Math"/>
+              </w:rPr>
+            </m:ctrlPr>
+          </m:sSubPr>
+          <m:e>
+            <m:r>
+              <w:rPr>
+                <w:rFonts w:ascii="Cambria Math" w:hAnsi="Cambria Math"/>
+              </w:rPr>
+              <m:t>f</m:t>
+            </m:r>
+          </m:e>
+          <m:sub>
+            <m:r>
+              <w:rPr>
+                <w:rFonts w:ascii="Cambria Math" w:hAnsi="Cambria Math"/>
+              </w:rPr>
+              <m:t>m</m:t>
+            </m:r>
+          </m:sub>
+        </m:sSub>
+      </m:oMath>
+      <w:r>
+        <w:rPr>
+          <w:rFonts w:hint="eastAsia"/>
+        </w:rPr>
+        <w:t>，简单调幅信号可以表示为：</w:t>
+      </w:r>
+    </w:p>
+    <w:p>
+      <w:pPr>
+        <w:spacing w:line="400" w:lineRule="atLeast"/>
+      </w:pPr>
+      <m:oMathPara>
+        <m:oMath>
+          <m:r>
+            <w:rPr>
+              <w:rFonts w:ascii="Cambria Math" w:hAnsi="Cambria Math"/>
+            </w:rPr>
+            <m:t>x</m:t>
+          </m:r>
+          <m:d>
+            <m:dPr>
+              <m:ctrlPr>
+                <w:rPr>
+                  <w:rFonts w:ascii="Cambria Math" w:hAnsi="Cambria Math"/>
+                </w:rPr>
+              </m:ctrlPr>
+            </m:dPr>
+            <m:e>
+              <m:r>
+                <w:rPr>
+                  <w:rFonts w:ascii="Cambria Math" w:hAnsi="Cambria Math"/>
+                </w:rPr>
+                <m:t>t</m:t>
+              </m:r>
+            </m:e>
+          </m:d>
+          <m:r>
+            <w:rPr>
+              <w:rFonts w:ascii="Cambria Math" w:hAnsi="Cambria Math"/>
+            </w:rPr>
+            <m:t>=</m:t>
+          </m:r>
+          <m:sSub>
+            <m:sSubPr>
+              <m:ctrlPr>
+                <w:rPr>
+                  <w:rFonts w:ascii="Cambria Math" w:hAnsi="Cambria Math"/>
+                </w:rPr>
+              </m:ctrlPr>
+            </m:sSubPr>
+            <m:e>
+              <m:r>
+                <w:rPr>
+                  <w:rFonts w:ascii="Cambria Math" w:hAnsi="Cambria Math"/>
+                </w:rPr>
+                <m:t>A</m:t>
+              </m:r>
+            </m:e>
+            <m:sub>
+              <m:r>
+                <w:rPr>
+                  <w:rFonts w:ascii="Cambria Math" w:hAnsi="Cambria Math"/>
+                </w:rPr>
+                <m:t>0</m:t>
+              </m:r>
+            </m:sub>
+          </m:sSub>
+          <m:d>
+            <m:dPr>
+              <m:begChr m:val="["/>
+              <m:endChr m:val="]"/>
+              <m:ctrlPr>
+                <w:rPr>
+                  <w:rFonts w:ascii="Cambria Math" w:hAnsi="Cambria Math"/>
+                </w:rPr>
+              </m:ctrlPr>
+            </m:dPr>
+            <m:e>
+              <m:r>
+                <w:rPr>
+                  <w:rFonts w:ascii="Cambria Math" w:hAnsi="Cambria Math"/>
+                </w:rPr>
+                <m:t>1+m</m:t>
+              </m:r>
+              <m:func>
+                <m:funcPr>
+                  <m:ctrlPr>
+                    <w:rPr>
+                      <w:rFonts w:ascii="Cambria Math" w:hAnsi="Cambria Math"/>
+                    </w:rPr>
+                  </m:ctrlPr>
+                </m:funcPr>
+                <m:fName>
+                  <m:r>
+                    <m:rPr>
+                      <m:sty m:val="p"/>
+                    </m:rPr>
+                    <w:rPr>
+                      <w:rFonts w:ascii="Cambria Math" w:hAnsi="Cambria Math"/>
+                    </w:rPr>
+                    <m:t>cos</m:t>
+                  </m:r>
+                </m:fName>
+                <m:e>
+                  <m:d>
+                    <m:dPr>
+                      <m:ctrlPr>
+                        <w:rPr>
+                          <w:rFonts w:ascii="Cambria Math" w:hAnsi="Cambria Math"/>
+                        </w:rPr>
+                      </m:ctrlPr>
+                    </m:dPr>
+                    <m:e>
+                      <m:r>
+                        <w:rPr>
+                          <w:rFonts w:ascii="Cambria Math" w:hAnsi="Cambria Math"/>
+                        </w:rPr>
+                        <m:t>2π</m:t>
+                      </m:r>
+                      <m:sSub>
+                        <m:sSubPr>
+                          <m:ctrlPr>
+                            <w:rPr>
+                              <w:rFonts w:ascii="Cambria Math" w:hAnsi="Cambria Math"/>
+                            </w:rPr>
+                          </m:ctrlPr>
+                        </m:sSubPr>
+                        <m:e>
+                          <m:r>
+                            <w:rPr>
+                              <w:rFonts w:ascii="Cambria Math" w:hAnsi="Cambria Math"/>
+                            </w:rPr>
+                            <m:t>f</m:t>
+                          </m:r>
+                        </m:e>
+                        <m:sub>
+                          <m:r>
+                            <w:rPr>
+                              <w:rFonts w:ascii="Cambria Math" w:hAnsi="Cambria Math"/>
+                            </w:rPr>
+                            <m:t>m</m:t>
+                          </m:r>
+                        </m:sub>
+                      </m:sSub>
+                      <m:r>
+                        <w:rPr>
+                          <w:rFonts w:ascii="Cambria Math" w:hAnsi="Cambria Math"/>
+                        </w:rPr>
+                        <m:t>t</m:t>
+                      </m:r>
+                    </m:e>
+                  </m:d>
+                </m:e>
+              </m:func>
+            </m:e>
+          </m:d>
+          <m:func>
+            <m:funcPr>
+              <m:ctrlPr>
+                <w:rPr>
+                  <w:rFonts w:ascii="Cambria Math" w:hAnsi="Cambria Math"/>
+                </w:rPr>
+              </m:ctrlPr>
+            </m:funcPr>
+            <m:fName>
+              <m:r>
+                <m:rPr>
+                  <m:sty m:val="p"/>
+                </m:rPr>
+                <w:rPr>
+                  <w:rFonts w:ascii="Cambria Math" w:hAnsi="Cambria Math"/>
+                </w:rPr>
+                <m:t>cos</m:t>
+              </m:r>
+            </m:fName>
+            <m:e>
+              <m:d>
+                <m:dPr>
+                  <m:ctrlPr>
+                    <w:rPr>
+                      <w:rFonts w:ascii="Cambria Math" w:hAnsi="Cambria Math"/>
+                    </w:rPr>
+                  </m:ctrlPr>
+                </m:dPr>
+                <m:e>
+                  <m:r>
+                    <w:rPr>
+                      <w:rFonts w:ascii="Cambria Math" w:hAnsi="Cambria Math"/>
+                    </w:rPr>
+                    <m:t>2π</m:t>
+                  </m:r>
+                  <m:sSub>
+                    <m:sSubPr>
+                      <m:ctrlPr>
+                        <w:rPr>
+                          <w:rFonts w:ascii="Cambria Math" w:hAnsi="Cambria Math"/>
+                        </w:rPr>
+                      </m:ctrlPr>
+                    </m:sSubPr>
+                    <m:e>
+                      <m:r>
+                        <w:rPr>
+                          <w:rFonts w:ascii="Cambria Math" w:hAnsi="Cambria Math"/>
+                        </w:rPr>
+                        <m:t>f</m:t>
+                      </m:r>
+                    </m:e>
+                    <m:sub>
+                      <m:r>
+                        <w:rPr>
+                          <w:rFonts w:ascii="Cambria Math" w:hAnsi="Cambria Math"/>
+                        </w:rPr>
+                        <m:t>0</m:t>
+                      </m:r>
+                    </m:sub>
+                  </m:sSub>
+                  <m:r>
+                    <w:rPr>
+                      <w:rFonts w:ascii="Cambria Math" w:hAnsi="Cambria Math"/>
+                    </w:rPr>
+                    <m:t>t+φ</m:t>
+                  </m:r>
+                </m:e>
+              </m:d>
+            </m:e>
+          </m:func>
+        </m:oMath>
+      </m:oMathPara>
+    </w:p>
+    <w:p>
+      <w:pPr>
+        <w:spacing w:line="400" w:lineRule="atLeast"/>
+        <w:rPr>
+          <w:rFonts w:hint="eastAsia"/>
+        </w:rPr>
+      </w:pPr>
+      <w:r>
+        <w:rPr>
+          <w:rFonts w:hint="eastAsia"/>
+        </w:rPr>
+        <w:t>展开可得：</w:t>
+      </w:r>
+    </w:p>
+    <w:p>
+      <w:pPr>
+        <w:spacing w:line="400" w:lineRule="atLeast"/>
+        <w:rPr>
+          <w:sz w:val="21"/>
+          <w:szCs w:val="20"/>
+        </w:rPr>
+      </w:pPr>
+      <m:oMathPara>
+        <m:oMath>
+          <m:r>
+            <w:rPr>
+              <w:rFonts w:ascii="Cambria Math" w:hAnsi="Cambria Math"/>
+              <w:sz w:val="21"/>
+              <w:szCs w:val="20"/>
+            </w:rPr>
+            <m:t>x</m:t>
+          </m:r>
+          <m:d>
+            <m:dPr>
+              <m:ctrlPr>
+                <w:rPr>
+                  <w:rFonts w:ascii="Cambria Math" w:hAnsi="Cambria Math"/>
+                  <w:sz w:val="21"/>
+                  <w:szCs w:val="20"/>
+                </w:rPr>
+              </m:ctrlPr>
+            </m:dPr>
+            <m:e>
+              <m:r>
+                <w:rPr>
+                  <w:rFonts w:ascii="Cambria Math" w:hAnsi="Cambria Math"/>
+                  <w:sz w:val="21"/>
+                  <w:szCs w:val="20"/>
+                </w:rPr>
+                <m:t>t</m:t>
+              </m:r>
+            </m:e>
+          </m:d>
+          <m:r>
+            <w:rPr>
+              <w:rFonts w:ascii="Cambria Math" w:hAnsi="Cambria Math"/>
+              <w:sz w:val="21"/>
+              <w:szCs w:val="20"/>
+            </w:rPr>
+            <m:t>=</m:t>
+          </m:r>
+          <m:sSub>
+            <m:sSubPr>
+              <m:ctrlPr>
+                <w:rPr>
+                  <w:rFonts w:ascii="Cambria Math" w:hAnsi="Cambria Math"/>
+                  <w:sz w:val="21"/>
+                  <w:szCs w:val="20"/>
+                </w:rPr>
+              </m:ctrlPr>
+            </m:sSubPr>
+            <m:e>
+              <m:r>
+                <w:rPr>
+                  <w:rFonts w:ascii="Cambria Math" w:hAnsi="Cambria Math"/>
+                  <w:sz w:val="21"/>
+                  <w:szCs w:val="20"/>
+                </w:rPr>
+                <m:t>A</m:t>
+              </m:r>
+            </m:e>
+            <m:sub>
+              <m:r>
+                <w:rPr>
+                  <w:rFonts w:ascii="Cambria Math" w:hAnsi="Cambria Math"/>
+                  <w:sz w:val="21"/>
+                  <w:szCs w:val="20"/>
+                </w:rPr>
+                <m:t>0</m:t>
+              </m:r>
+            </m:sub>
+          </m:sSub>
+          <m:func>
+            <m:funcPr>
+              <m:ctrlPr>
+                <w:rPr>
+                  <w:rFonts w:ascii="Cambria Math" w:hAnsi="Cambria Math"/>
+                  <w:sz w:val="21"/>
+                  <w:szCs w:val="20"/>
+                </w:rPr>
+              </m:ctrlPr>
+            </m:funcPr>
+            <m:fName>
+              <m:r>
+                <m:rPr>
+                  <m:sty m:val="p"/>
+                </m:rPr>
+                <w:rPr>
+                  <w:rFonts w:ascii="Cambria Math" w:hAnsi="Cambria Math"/>
+                  <w:sz w:val="21"/>
+                  <w:szCs w:val="20"/>
+                </w:rPr>
+                <m:t>cos</m:t>
+              </m:r>
+            </m:fName>
+            <m:e>
+              <m:d>
+                <m:dPr>
+                  <m:ctrlPr>
+                    <w:rPr>
+                      <w:rFonts w:ascii="Cambria Math" w:hAnsi="Cambria Math"/>
+                      <w:sz w:val="21"/>
+                      <w:szCs w:val="20"/>
+                    </w:rPr>
+                  </m:ctrlPr>
+                </m:dPr>
+                <m:e>
+                  <m:r>
+                    <w:rPr>
+                      <w:rFonts w:ascii="Cambria Math" w:hAnsi="Cambria Math"/>
+                      <w:sz w:val="21"/>
+                      <w:szCs w:val="20"/>
+                    </w:rPr>
+                    <m:t>2π</m:t>
+                  </m:r>
+                  <m:sSub>
+                    <m:sSubPr>
+                      <m:ctrlPr>
+                        <w:rPr>
+                          <w:rFonts w:ascii="Cambria Math" w:hAnsi="Cambria Math"/>
+                          <w:sz w:val="21"/>
+                          <w:szCs w:val="20"/>
+                        </w:rPr>
+                      </m:ctrlPr>
+                    </m:sSubPr>
+                    <m:e>
+                      <m:r>
+                        <w:rPr>
+                          <w:rFonts w:ascii="Cambria Math" w:hAnsi="Cambria Math"/>
+                          <w:sz w:val="21"/>
+                          <w:szCs w:val="20"/>
+                        </w:rPr>
+                        <m:t>f</m:t>
+                      </m:r>
+                    </m:e>
+                    <m:sub>
+                      <m:r>
+                        <w:rPr>
+                          <w:rFonts w:ascii="Cambria Math" w:hAnsi="Cambria Math"/>
+                          <w:sz w:val="21"/>
+                          <w:szCs w:val="20"/>
+                        </w:rPr>
+                        <m:t>0</m:t>
+                      </m:r>
+                    </m:sub>
+                  </m:sSub>
+                  <m:r>
+                    <w:rPr>
+                      <w:rFonts w:ascii="Cambria Math" w:hAnsi="Cambria Math"/>
+                      <w:sz w:val="21"/>
+                      <w:szCs w:val="20"/>
+                    </w:rPr>
+                    <m:t>t+φ</m:t>
+                  </m:r>
+                </m:e>
+              </m:d>
+            </m:e>
+          </m:func>
+          <m:r>
+            <w:rPr>
+              <w:rFonts w:ascii="Cambria Math" w:hAnsi="Cambria Math"/>
+              <w:sz w:val="21"/>
+              <w:szCs w:val="20"/>
+            </w:rPr>
+            <m:t>+</m:t>
+          </m:r>
+          <m:f>
+            <m:fPr>
+              <m:ctrlPr>
+                <w:rPr>
+                  <w:rFonts w:ascii="Cambria Math" w:hAnsi="Cambria Math"/>
+                  <w:sz w:val="21"/>
+                  <w:szCs w:val="20"/>
+                </w:rPr>
+              </m:ctrlPr>
+            </m:fPr>
+            <m:num>
+              <m:r>
+                <w:rPr>
+                  <w:rFonts w:ascii="Cambria Math" w:hAnsi="Cambria Math"/>
+                  <w:sz w:val="21"/>
+                  <w:szCs w:val="20"/>
+                </w:rPr>
+                <m:t>m</m:t>
+              </m:r>
+              <m:sSub>
+                <m:sSubPr>
+                  <m:ctrlPr>
+                    <w:rPr>
+                      <w:rFonts w:ascii="Cambria Math" w:hAnsi="Cambria Math"/>
+                      <w:sz w:val="21"/>
+                      <w:szCs w:val="20"/>
+                    </w:rPr>
+                  </m:ctrlPr>
+                </m:sSubPr>
+                <m:e>
+                  <m:r>
+                    <w:rPr>
+                      <w:rFonts w:ascii="Cambria Math" w:hAnsi="Cambria Math"/>
+                      <w:sz w:val="21"/>
+                      <w:szCs w:val="20"/>
+                    </w:rPr>
+                    <m:t>A</m:t>
+                  </m:r>
+                </m:e>
+                <m:sub>
+                  <m:r>
+                    <w:rPr>
+                      <w:rFonts w:ascii="Cambria Math" w:hAnsi="Cambria Math"/>
+                      <w:sz w:val="21"/>
+                      <w:szCs w:val="20"/>
+                    </w:rPr>
+                    <m:t>0</m:t>
+                  </m:r>
+                </m:sub>
+              </m:sSub>
+            </m:num>
+            <m:den>
+              <m:r>
+                <w:rPr>
+                  <w:rFonts w:ascii="Cambria Math" w:hAnsi="Cambria Math"/>
+                  <w:sz w:val="21"/>
+                  <w:szCs w:val="20"/>
+                </w:rPr>
+                <m:t>2</m:t>
+              </m:r>
+            </m:den>
+          </m:f>
+          <m:func>
+            <m:funcPr>
+              <m:ctrlPr>
+                <w:rPr>
+                  <w:rFonts w:ascii="Cambria Math" w:hAnsi="Cambria Math"/>
+                  <w:sz w:val="21"/>
+                  <w:szCs w:val="20"/>
+                </w:rPr>
+              </m:ctrlPr>
+            </m:funcPr>
+            <m:fName>
+              <m:r>
+                <m:rPr>
+                  <m:sty m:val="p"/>
+                </m:rPr>
+                <w:rPr>
+                  <w:rFonts w:ascii="Cambria Math" w:hAnsi="Cambria Math"/>
+                  <w:sz w:val="21"/>
+                  <w:szCs w:val="20"/>
+                </w:rPr>
+                <m:t>cos</m:t>
+              </m:r>
+            </m:fName>
+            <m:e>
+              <m:d>
+                <m:dPr>
+                  <m:ctrlPr>
+                    <w:rPr>
+                      <w:rFonts w:ascii="Cambria Math" w:hAnsi="Cambria Math"/>
+                      <w:sz w:val="21"/>
+                      <w:szCs w:val="20"/>
+                    </w:rPr>
+                  </m:ctrlPr>
+                </m:dPr>
+                <m:e>
+                  <m:r>
+                    <w:rPr>
+                      <w:rFonts w:ascii="Cambria Math" w:hAnsi="Cambria Math"/>
+                      <w:sz w:val="21"/>
+                      <w:szCs w:val="20"/>
+                    </w:rPr>
+                    <m:t>2π</m:t>
+                  </m:r>
+                  <m:d>
+                    <m:dPr>
+                      <m:ctrlPr>
+                        <w:rPr>
+                          <w:rFonts w:ascii="Cambria Math" w:hAnsi="Cambria Math"/>
+                          <w:sz w:val="21"/>
+                          <w:szCs w:val="20"/>
+                        </w:rPr>
+                      </m:ctrlPr>
+                    </m:dPr>
+                    <m:e>
+                      <m:sSub>
+                        <m:sSubPr>
+                          <m:ctrlPr>
+                            <w:rPr>
+                              <w:rFonts w:ascii="Cambria Math" w:hAnsi="Cambria Math"/>
+                              <w:sz w:val="21"/>
+                              <w:szCs w:val="20"/>
+                            </w:rPr>
+                          </m:ctrlPr>
+                        </m:sSubPr>
+                        <m:e>
+                          <m:r>
+                            <w:rPr>
+                              <w:rFonts w:ascii="Cambria Math" w:hAnsi="Cambria Math"/>
+                              <w:sz w:val="21"/>
+                              <w:szCs w:val="20"/>
+                            </w:rPr>
+                            <m:t>f</m:t>
+                          </m:r>
+                        </m:e>
+                        <m:sub>
+                          <m:r>
+                            <w:rPr>
+                              <w:rFonts w:ascii="Cambria Math" w:hAnsi="Cambria Math"/>
+                              <w:sz w:val="21"/>
+                              <w:szCs w:val="20"/>
+                            </w:rPr>
+                            <m:t>0</m:t>
+                          </m:r>
+                        </m:sub>
+                      </m:sSub>
+                      <m:r>
+                        <w:rPr>
+                          <w:rFonts w:ascii="Cambria Math" w:hAnsi="Cambria Math"/>
+                          <w:sz w:val="21"/>
+                          <w:szCs w:val="20"/>
+                        </w:rPr>
+                        <m:t>+</m:t>
+                      </m:r>
+                      <m:sSub>
+                        <m:sSubPr>
+                          <m:ctrlPr>
+                            <w:rPr>
+                              <w:rFonts w:ascii="Cambria Math" w:hAnsi="Cambria Math"/>
+                              <w:sz w:val="21"/>
+                              <w:szCs w:val="20"/>
+                            </w:rPr>
+                          </m:ctrlPr>
+                        </m:sSubPr>
+                        <m:e>
+                          <m:r>
+                            <w:rPr>
+                              <w:rFonts w:ascii="Cambria Math" w:hAnsi="Cambria Math"/>
+                              <w:sz w:val="21"/>
+                              <w:szCs w:val="20"/>
+                            </w:rPr>
+                            <m:t>f</m:t>
+                          </m:r>
+                        </m:e>
+                        <m:sub>
+                          <m:r>
+                            <w:rPr>
+                              <w:rFonts w:ascii="Cambria Math" w:hAnsi="Cambria Math"/>
+                              <w:sz w:val="21"/>
+                              <w:szCs w:val="20"/>
+                            </w:rPr>
+                            <m:t>m</m:t>
+                          </m:r>
+                        </m:sub>
+                      </m:sSub>
+                    </m:e>
+                  </m:d>
+                  <m:r>
+                    <w:rPr>
+                      <w:rFonts w:ascii="Cambria Math" w:hAnsi="Cambria Math"/>
+                      <w:sz w:val="21"/>
+                      <w:szCs w:val="20"/>
+                    </w:rPr>
+                    <m:t>t+φ)+</m:t>
+                  </m:r>
+                  <m:f>
+                    <m:fPr>
+                      <m:ctrlPr>
+                        <w:rPr>
+                          <w:rFonts w:ascii="Cambria Math" w:hAnsi="Cambria Math"/>
+                          <w:sz w:val="21"/>
+                          <w:szCs w:val="20"/>
+                        </w:rPr>
+                      </m:ctrlPr>
+                    </m:fPr>
+                    <m:num>
+                      <m:r>
+                        <w:rPr>
+                          <w:rFonts w:ascii="Cambria Math" w:hAnsi="Cambria Math"/>
+                          <w:sz w:val="21"/>
+                          <w:szCs w:val="20"/>
+                        </w:rPr>
+                        <m:t>m</m:t>
+                      </m:r>
+                      <m:sSub>
+                        <m:sSubPr>
+                          <m:ctrlPr>
+                            <w:rPr>
+                              <w:rFonts w:ascii="Cambria Math" w:hAnsi="Cambria Math"/>
+                              <w:sz w:val="21"/>
+                              <w:szCs w:val="20"/>
+                            </w:rPr>
+                          </m:ctrlPr>
+                        </m:sSubPr>
+                        <m:e>
+                          <m:r>
+                            <w:rPr>
+                              <w:rFonts w:ascii="Cambria Math" w:hAnsi="Cambria Math"/>
+                              <w:sz w:val="21"/>
+                              <w:szCs w:val="20"/>
+                            </w:rPr>
+                            <m:t>A</m:t>
+                          </m:r>
+                        </m:e>
+                        <m:sub>
+                          <m:r>
+                            <w:rPr>
+                              <w:rFonts w:ascii="Cambria Math" w:hAnsi="Cambria Math"/>
+                              <w:sz w:val="21"/>
+                              <w:szCs w:val="20"/>
+                            </w:rPr>
+                            <m:t>0</m:t>
+                          </m:r>
+                        </m:sub>
+                      </m:sSub>
+                    </m:num>
+                    <m:den>
+                      <m:r>
+                        <w:rPr>
+                          <w:rFonts w:ascii="Cambria Math" w:hAnsi="Cambria Math"/>
+                          <w:sz w:val="21"/>
+                          <w:szCs w:val="20"/>
+                        </w:rPr>
+                        <m:t>2</m:t>
+                      </m:r>
+                    </m:den>
+                  </m:f>
+                  <m:func>
+                    <m:funcPr>
+                      <m:ctrlPr>
+                        <w:rPr>
+                          <w:rFonts w:ascii="Cambria Math" w:hAnsi="Cambria Math"/>
+                          <w:sz w:val="21"/>
+                          <w:szCs w:val="20"/>
+                        </w:rPr>
+                      </m:ctrlPr>
+                    </m:funcPr>
+                    <m:fName>
+                      <m:r>
+                        <m:rPr>
+                          <m:sty m:val="p"/>
+                        </m:rPr>
+                        <w:rPr>
+                          <w:rFonts w:ascii="Cambria Math" w:hAnsi="Cambria Math"/>
+                          <w:sz w:val="21"/>
+                          <w:szCs w:val="20"/>
+                        </w:rPr>
+                        <m:t>cos</m:t>
+                      </m:r>
+                    </m:fName>
+                    <m:e>
+                      <m:d>
+                        <m:dPr>
+                          <m:ctrlPr>
+                            <w:rPr>
+                              <w:rFonts w:ascii="Cambria Math" w:hAnsi="Cambria Math"/>
+                              <w:sz w:val="21"/>
+                              <w:szCs w:val="20"/>
+                            </w:rPr>
+                          </m:ctrlPr>
+                        </m:dPr>
+                        <m:e>
+                          <m:r>
+                            <w:rPr>
+                              <w:rFonts w:ascii="Cambria Math" w:hAnsi="Cambria Math"/>
+                              <w:sz w:val="21"/>
+                              <w:szCs w:val="20"/>
+                            </w:rPr>
+                            <m:t>2π</m:t>
+                          </m:r>
+                          <m:d>
+                            <m:dPr>
+                              <m:ctrlPr>
+                                <w:rPr>
+                                  <w:rFonts w:ascii="Cambria Math" w:hAnsi="Cambria Math"/>
+                                  <w:sz w:val="21"/>
+                                  <w:szCs w:val="20"/>
+                                </w:rPr>
+                              </m:ctrlPr>
+                            </m:dPr>
+                            <m:e>
+                              <m:sSub>
+                                <m:sSubPr>
+                                  <m:ctrlPr>
+                                    <w:rPr>
+                                      <w:rFonts w:ascii="Cambria Math" w:hAnsi="Cambria Math"/>
+                                      <w:sz w:val="21"/>
+                                      <w:szCs w:val="20"/>
+                                    </w:rPr>
+                                  </m:ctrlPr>
+                                </m:sSubPr>
+                                <m:e>
+                                  <m:r>
+                                    <w:rPr>
+                                      <w:rFonts w:ascii="Cambria Math" w:hAnsi="Cambria Math"/>
+                                      <w:sz w:val="21"/>
+                                      <w:szCs w:val="20"/>
+                                    </w:rPr>
+                                    <m:t>f</m:t>
+                                  </m:r>
+                                </m:e>
+                                <m:sub>
+                                  <m:r>
+                                    <w:rPr>
+                                      <w:rFonts w:ascii="Cambria Math" w:hAnsi="Cambria Math"/>
+                                      <w:sz w:val="21"/>
+                                      <w:szCs w:val="20"/>
+                                    </w:rPr>
+                                    <m:t>0</m:t>
+                                  </m:r>
+                                </m:sub>
+                              </m:sSub>
+                              <m:r>
+                                <w:rPr>
+                                  <w:rFonts w:ascii="Cambria Math" w:hAnsi="Cambria Math"/>
+                                  <w:sz w:val="21"/>
+                                  <w:szCs w:val="20"/>
+                                </w:rPr>
+                                <m:t>-</m:t>
+                              </m:r>
+                              <m:sSub>
+                                <m:sSubPr>
+                                  <m:ctrlPr>
+                                    <w:rPr>
+                                      <w:rFonts w:ascii="Cambria Math" w:hAnsi="Cambria Math"/>
+                                      <w:sz w:val="21"/>
+                                      <w:szCs w:val="20"/>
+                                    </w:rPr>
+                                  </m:ctrlPr>
+                                </m:sSubPr>
+                                <m:e>
+                                  <m:r>
+                                    <w:rPr>
+                                      <w:rFonts w:ascii="Cambria Math" w:hAnsi="Cambria Math"/>
+                                      <w:sz w:val="21"/>
+                                      <w:szCs w:val="20"/>
+                                    </w:rPr>
+                                    <m:t>f</m:t>
+                                  </m:r>
+                                </m:e>
+                                <m:sub>
+                                  <m:r>
+                                    <w:rPr>
+                                      <w:rFonts w:ascii="Cambria Math" w:hAnsi="Cambria Math"/>
+                                      <w:sz w:val="21"/>
+                                      <w:szCs w:val="20"/>
+                                    </w:rPr>
+                                    <m:t>m</m:t>
+                                  </m:r>
+                                </m:sub>
+                              </m:sSub>
+                            </m:e>
+                          </m:d>
+                          <m:r>
+                            <w:rPr>
+                              <w:rFonts w:ascii="Cambria Math" w:hAnsi="Cambria Math"/>
+                              <w:sz w:val="21"/>
+                              <w:szCs w:val="20"/>
+                            </w:rPr>
+                            <m:t>t+φ)</m:t>
+                          </m:r>
+                        </m:e>
+                      </m:d>
+                    </m:e>
+                  </m:func>
+                </m:e>
+              </m:d>
+            </m:e>
+          </m:func>
+        </m:oMath>
+      </m:oMathPara>
+    </w:p>
+    <w:p>
+      <w:pPr>
+        <w:spacing w:line="400" w:lineRule="atLeast"/>
+        <w:rPr>
+          <w:rFonts w:hint="eastAsia"/>
+        </w:rPr>
+      </w:pPr>
+      <w:r>
+        <w:rPr>
+          <w:rFonts w:hint="eastAsia"/>
+        </w:rPr>
+        <w:t>由此可见，幅值调制信号会在</w:t>
+      </w:r>
+      <m:oMath>
+        <m:sSub>
+          <m:sSubPr>
+            <m:ctrlPr>
+              <w:rPr>
+                <w:rFonts w:ascii="Cambria Math" w:hAnsi="Cambria Math"/>
+              </w:rPr>
+            </m:ctrlPr>
+          </m:sSubPr>
+          <m:e>
+            <m:r>
+              <w:rPr>
+                <w:rFonts w:ascii="Cambria Math" w:hAnsi="Cambria Math"/>
+              </w:rPr>
+              <m:t>f</m:t>
+            </m:r>
+          </m:e>
+          <m:sub>
+            <m:r>
+              <w:rPr>
+                <w:rFonts w:ascii="Cambria Math" w:hAnsi="Cambria Math"/>
+              </w:rPr>
+              <m:t>0</m:t>
+            </m:r>
+          </m:sub>
+        </m:sSub>
+        <m:r>
+          <w:rPr>
+            <w:rFonts w:ascii="Cambria Math" w:hAnsi="Cambria Math"/>
+          </w:rPr>
+          <m:t>+</m:t>
+        </m:r>
+        <m:sSub>
+          <m:sSubPr>
+            <m:ctrlPr>
+              <w:rPr>
+                <w:rFonts w:ascii="Cambria Math" w:hAnsi="Cambria Math"/>
+              </w:rPr>
+            </m:ctrlPr>
+          </m:sSubPr>
+          <m:e>
+            <m:r>
+              <w:rPr>
+                <w:rFonts w:ascii="Cambria Math" w:hAnsi="Cambria Math"/>
+              </w:rPr>
+              <m:t>f</m:t>
+            </m:r>
+          </m:e>
+          <m:sub>
+            <m:r>
+              <w:rPr>
+                <w:rFonts w:ascii="Cambria Math" w:hAnsi="Cambria Math"/>
+              </w:rPr>
+              <m:t>m</m:t>
+            </m:r>
+          </m:sub>
+        </m:sSub>
+      </m:oMath>
+      <w:r>
+        <w:rPr>
+          <w:rFonts w:hint="eastAsia"/>
+        </w:rPr>
+        <w:t>和</w:t>
+      </w:r>
+      <m:oMath>
+        <m:sSub>
+          <m:sSubPr>
+            <m:ctrlPr>
+              <w:rPr>
+                <w:rFonts w:ascii="Cambria Math" w:hAnsi="Cambria Math"/>
+              </w:rPr>
+            </m:ctrlPr>
+          </m:sSubPr>
+          <m:e>
+            <m:r>
+              <w:rPr>
+                <w:rFonts w:ascii="Cambria Math" w:hAnsi="Cambria Math"/>
+              </w:rPr>
+              <m:t>f</m:t>
+            </m:r>
+          </m:e>
+          <m:sub>
+            <m:r>
+              <w:rPr>
+                <w:rFonts w:ascii="Cambria Math" w:hAnsi="Cambria Math"/>
+              </w:rPr>
+              <m:t>0</m:t>
+            </m:r>
+          </m:sub>
+        </m:sSub>
+        <m:r>
+          <w:rPr>
+            <w:rFonts w:ascii="Cambria Math" w:hAnsi="Cambria Math"/>
+          </w:rPr>
+          <m:t>-</m:t>
+        </m:r>
+        <m:sSub>
+          <m:sSubPr>
+            <m:ctrlPr>
+              <w:rPr>
+                <w:rFonts w:ascii="Cambria Math" w:hAnsi="Cambria Math"/>
+              </w:rPr>
+            </m:ctrlPr>
+          </m:sSubPr>
+          <m:e>
+            <m:r>
+              <w:rPr>
+                <w:rFonts w:ascii="Cambria Math" w:hAnsi="Cambria Math"/>
+              </w:rPr>
+              <m:t>f</m:t>
+            </m:r>
+          </m:e>
+          <m:sub>
+            <m:r>
+              <w:rPr>
+                <w:rFonts w:ascii="Cambria Math" w:hAnsi="Cambria Math"/>
+              </w:rPr>
+              <m:t>m</m:t>
+            </m:r>
+          </m:sub>
+        </m:sSub>
+      </m:oMath>
+      <w:r>
+        <w:rPr>
+          <w:rFonts w:hint="eastAsia"/>
+        </w:rPr>
+        <w:t>附近产生对称边带。因此，对于调幅信号，可以从两个角度进行分析：一是从时域相量幅值曲线中观察幅值包络变化；二是从频域中观察载波两侧是否存在调制边带。</w:t>
+      </w:r>
+    </w:p>
+    <w:p>
+      <w:pPr>
+        <w:spacing w:line="400" w:lineRule="atLeast"/>
+        <w:rPr>
+          <w:rFonts w:hint="eastAsia"/>
+        </w:rPr>
+      </w:pPr>
+      <w:r>
+        <w:rPr>
+          <w:rFonts w:hint="eastAsia"/>
+        </w:rPr>
+        <w:t>加分内容</w:t>
+      </w:r>
+      <w:r>
+        <w:rPr>
+          <w:rFonts w:hint="eastAsia"/>
+        </w:rPr>
+        <w:t>2</w:t>
+      </w:r>
+      <w:r>
+        <w:rPr>
+          <w:rFonts w:hint="eastAsia"/>
+        </w:rPr>
+        <w:t>中，</w:t>
+      </w:r>
+      <w:r>
+        <w:rPr>
+          <w:rFonts w:hint="eastAsia"/>
+        </w:rPr>
+        <w:t>信号的主要特点是基波幅值随时间连续变化，而不是在某一时刻发生单次阶跃。因此，若采用专门针对幅值阶跃的局部短窗修正，可能只改善某一小段结果，无法反映全时段的幅值调制规律。更合适的处理方式是采用较短滑动窗进行连续同步相量计算，使相量幅值能够较快跟随调制过程变化。</w:t>
+      </w:r>
+    </w:p>
+    <w:p>
+      <w:pPr>
+        <w:spacing w:line="400" w:lineRule="atLeast"/>
+        <w:rPr>
+          <w:rFonts w:hint="eastAsia"/>
+        </w:rPr>
+      </w:pPr>
+      <w:r>
+        <w:rPr>
+          <w:rFonts w:hint="eastAsia"/>
+        </w:rPr>
+        <w:t>在相量计算得到幅值序列</w:t>
+      </w:r>
+      <m:oMath>
+        <m:sSub>
+          <m:sSubPr>
+            <m:ctrlPr>
+              <w:rPr>
+                <w:rFonts w:ascii="Cambria Math" w:hAnsi="Cambria Math"/>
+              </w:rPr>
+            </m:ctrlPr>
+          </m:sSubPr>
+          <m:e>
+            <m:r>
+              <w:rPr>
+                <w:rFonts w:ascii="Cambria Math" w:hAnsi="Cambria Math"/>
+              </w:rPr>
+              <m:t>X</m:t>
+            </m:r>
+          </m:e>
+          <m:sub>
+            <m:r>
+              <m:rPr>
+                <m:sty m:val="p"/>
+              </m:rPr>
+              <w:rPr>
+                <w:rFonts w:ascii="Cambria Math" w:hAnsi="Cambria Math"/>
+              </w:rPr>
+              <m:t>rms</m:t>
+            </m:r>
+          </m:sub>
+        </m:sSub>
+        <m:d>
+          <m:dPr>
+            <m:ctrlPr>
+              <w:rPr>
+                <w:rFonts w:ascii="Cambria Math" w:hAnsi="Cambria Math"/>
+              </w:rPr>
+            </m:ctrlPr>
+          </m:dPr>
+          <m:e>
+            <m:r>
+              <w:rPr>
+                <w:rFonts w:ascii="Cambria Math" w:hAnsi="Cambria Math"/>
+              </w:rPr>
+              <m:t>t</m:t>
+            </m:r>
+          </m:e>
+        </m:d>
+      </m:oMath>
+      <w:r>
+        <w:rPr>
+          <w:rFonts w:hint="eastAsia"/>
+        </w:rPr>
+        <w:t>后，可以将其视为基波幅值包络，对其进行频谱分析，以提取主要调制频率。若幅值序列中存在周期性变化，则其频谱中会在相应调制频率附近出现峰值。设去均值后的幅值包络为</w:t>
+      </w:r>
+      <m:oMath>
+        <m:sSub>
+          <m:sSubPr>
+            <m:ctrlPr>
+              <w:rPr>
+                <w:rFonts w:ascii="Cambria Math" w:hAnsi="Cambria Math"/>
+              </w:rPr>
+            </m:ctrlPr>
+          </m:sSubPr>
+          <m:e>
+            <m:r>
+              <w:rPr>
+                <w:rFonts w:ascii="Cambria Math" w:hAnsi="Cambria Math"/>
+              </w:rPr>
+              <m:t>x</m:t>
+            </m:r>
+          </m:e>
+          <m:sub>
+            <m:r>
+              <w:rPr>
+                <w:rFonts w:ascii="Cambria Math" w:hAnsi="Cambria Math"/>
+              </w:rPr>
+              <m:t>a</m:t>
+            </m:r>
+          </m:sub>
+        </m:sSub>
+        <m:d>
+          <m:dPr>
+            <m:ctrlPr>
+              <w:rPr>
+                <w:rFonts w:ascii="Cambria Math" w:hAnsi="Cambria Math"/>
+              </w:rPr>
+            </m:ctrlPr>
+          </m:dPr>
+          <m:e>
+            <m:r>
+              <w:rPr>
+                <w:rFonts w:ascii="Cambria Math" w:hAnsi="Cambria Math"/>
+              </w:rPr>
+              <m:t>t</m:t>
+            </m:r>
+          </m:e>
+        </m:d>
+        <m:r>
+          <w:rPr>
+            <w:rFonts w:ascii="Cambria Math" w:hAnsi="Cambria Math"/>
+          </w:rPr>
+          <m:t>=</m:t>
+        </m:r>
+        <m:sSub>
+          <m:sSubPr>
+            <m:ctrlPr>
+              <w:rPr>
+                <w:rFonts w:ascii="Cambria Math" w:hAnsi="Cambria Math"/>
+              </w:rPr>
+            </m:ctrlPr>
+          </m:sSubPr>
+          <m:e>
+            <m:r>
+              <w:rPr>
+                <w:rFonts w:ascii="Cambria Math" w:hAnsi="Cambria Math"/>
+              </w:rPr>
+              <m:t>X</m:t>
+            </m:r>
+          </m:e>
+          <m:sub>
+            <m:r>
+              <m:rPr>
+                <m:sty m:val="p"/>
+              </m:rPr>
+              <w:rPr>
+                <w:rFonts w:ascii="Cambria Math" w:hAnsi="Cambria Math"/>
+              </w:rPr>
+              <m:t>rms</m:t>
+            </m:r>
+          </m:sub>
+        </m:sSub>
+        <m:d>
+          <m:dPr>
+            <m:ctrlPr>
+              <w:rPr>
+                <w:rFonts w:ascii="Cambria Math" w:hAnsi="Cambria Math"/>
+              </w:rPr>
+            </m:ctrlPr>
+          </m:dPr>
+          <m:e>
+            <m:r>
+              <w:rPr>
+                <w:rFonts w:ascii="Cambria Math" w:hAnsi="Cambria Math"/>
+              </w:rPr>
+              <m:t>t</m:t>
+            </m:r>
+          </m:e>
+        </m:d>
+        <m:r>
+          <w:rPr>
+            <w:rFonts w:ascii="Cambria Math" w:hAnsi="Cambria Math"/>
+          </w:rPr>
+          <m:t>-</m:t>
+        </m:r>
+        <m:sSub>
+          <m:sSubPr>
+            <m:ctrlPr>
+              <w:rPr>
+                <w:rFonts w:ascii="Cambria Math" w:hAnsi="Cambria Math"/>
+              </w:rPr>
+            </m:ctrlPr>
+          </m:sSubPr>
+          <m:e>
+            <m:bar>
+              <m:barPr>
+                <m:pos m:val="top"/>
+                <m:ctrlPr>
+                  <w:rPr>
+                    <w:rFonts w:ascii="Cambria Math" w:hAnsi="Cambria Math"/>
+                  </w:rPr>
+                </m:ctrlPr>
+              </m:barPr>
+              <m:e>
+                <m:r>
+                  <w:rPr>
+                    <w:rFonts w:ascii="Cambria Math" w:hAnsi="Cambria Math"/>
+                  </w:rPr>
+                  <m:t>X</m:t>
+                </m:r>
+              </m:e>
+            </m:bar>
+          </m:e>
+          <m:sub>
+            <m:r>
+              <m:rPr>
+                <m:sty m:val="p"/>
+              </m:rPr>
+              <w:rPr>
+                <w:rFonts w:ascii="Cambria Math" w:hAnsi="Cambria Math"/>
+              </w:rPr>
+              <m:t>rms</m:t>
+            </m:r>
+          </m:sub>
+        </m:sSub>
+      </m:oMath>
+      <w:r>
+        <w:rPr>
+          <w:rFonts w:hint="eastAsia"/>
+        </w:rPr>
+        <w:t>。</w:t>
+      </w:r>
+      <w:r>
+        <w:rPr>
+          <w:rFonts w:hint="eastAsia"/>
+        </w:rPr>
+        <w:t>对</w:t>
+      </w:r>
+      <m:oMath>
+        <m:sSub>
+          <m:sSubPr>
+            <m:ctrlPr>
+              <w:rPr>
+                <w:rFonts w:ascii="Cambria Math" w:hAnsi="Cambria Math"/>
+              </w:rPr>
+            </m:ctrlPr>
+          </m:sSubPr>
+          <m:e>
+            <m:r>
+              <w:rPr>
+                <w:rFonts w:ascii="Cambria Math" w:hAnsi="Cambria Math"/>
+              </w:rPr>
+              <m:t>x</m:t>
+            </m:r>
+          </m:e>
+          <m:sub>
+            <m:r>
+              <w:rPr>
+                <w:rFonts w:ascii="Cambria Math" w:hAnsi="Cambria Math"/>
+              </w:rPr>
+              <m:t>a</m:t>
+            </m:r>
+          </m:sub>
+        </m:sSub>
+        <m:d>
+          <m:dPr>
+            <m:ctrlPr>
+              <w:rPr>
+                <w:rFonts w:ascii="Cambria Math" w:hAnsi="Cambria Math"/>
+              </w:rPr>
+            </m:ctrlPr>
+          </m:dPr>
+          <m:e>
+            <m:r>
+              <w:rPr>
+                <w:rFonts w:ascii="Cambria Math" w:hAnsi="Cambria Math"/>
+              </w:rPr>
+              <m:t>t</m:t>
+            </m:r>
+          </m:e>
+        </m:d>
+      </m:oMath>
+      <w:r>
+        <w:rPr>
+          <w:rFonts w:hint="eastAsia"/>
+        </w:rPr>
+        <w:t>进行频谱分析，即可得到幅值调制的主要频率成分。</w:t>
+      </w:r>
+    </w:p>
+    <w:p>
+      <w:pPr>
+        <w:spacing w:line="400" w:lineRule="atLeast"/>
+        <w:rPr>
+          <w:rFonts w:hint="eastAsia"/>
+        </w:rPr>
+      </w:pPr>
+      <w:r>
+        <w:rPr>
+          <w:rFonts w:hint="eastAsia"/>
+        </w:rPr>
+        <w:t>幅值调制能够描述信号幅值的连续动态变化，适合处理非阶跃型动态信号。与单纯给出最大值和最小值相比，调制频率能够进一步反映幅值变化的周期特征；与直接分析原始信号频谱相比，先提取基波相量幅值再分析包络，可以更直观地观察基波幅值本身的变化。</w:t>
+      </w:r>
+    </w:p>
+    <w:p>
+      <w:pPr>
+        <w:spacing w:line="400" w:lineRule="atLeast"/>
+        <w:rPr>
+          <w:rFonts w:hint="eastAsia"/>
+        </w:rPr>
+      </w:pPr>
+      <w:r>
+        <w:rPr>
+          <w:rFonts w:hint="eastAsia"/>
+        </w:rPr>
+        <w:t>而</w:t>
+      </w:r>
+      <w:r>
+        <w:rPr>
+          <w:rFonts w:hint="eastAsia"/>
+        </w:rPr>
+        <w:t>滑动窗长度会影响调制跟踪效果。窗口过长时，幅值曲线会被平滑，较快的调制分量可能被削弱；窗口过短时，相量结果容易受到噪声、谐波和间谐波影响。因此需要根据信号采样率、基波周期和调制变化速度选择合适的窗口长度，在动态响应速度和稳态精度之间进行折中。本</w:t>
+      </w:r>
+      <w:r>
+        <w:rPr>
+          <w:rFonts w:hint="eastAsia"/>
+        </w:rPr>
+        <w:t>次作业</w:t>
+      </w:r>
+      <w:r>
+        <w:rPr>
+          <w:rFonts w:hint="eastAsia"/>
+        </w:rPr>
+        <w:t>的</w:t>
+      </w:r>
+      <w:r>
+        <w:rPr>
+          <w:rFonts w:hint="eastAsia"/>
+        </w:rPr>
+        <w:t>加分内容</w:t>
+      </w:r>
+      <w:r>
+        <w:rPr>
+          <w:rFonts w:hint="eastAsia"/>
+        </w:rPr>
+        <w:t>2</w:t>
+      </w:r>
+      <w:r>
+        <w:rPr>
+          <w:rFonts w:hint="eastAsia"/>
+        </w:rPr>
+        <w:t>采用较短滑动窗计算基波同步相量，并输出相量幅值、相角和频率结果。</w:t>
+      </w:r>
+      <w:r>
+        <w:rPr>
+          <w:rFonts w:hint="eastAsia"/>
+        </w:rPr>
+        <w:t>然后</w:t>
+      </w:r>
+      <w:r>
+        <w:rPr>
+          <w:rFonts w:hint="eastAsia"/>
+        </w:rPr>
+        <w:t>对相量幅值序列进行进一步分析，得到幅值最大值、最小值、平均值以及主要调制频率等指标。这样既能满足结果文件中对相量和频率的要求，也能从幅值包络角度说明信号的调制特征</w:t>
+      </w:r>
+      <w:r>
+        <w:rPr>
+          <w:rFonts w:hint="eastAsia"/>
+        </w:rPr>
+        <w:t>。</w:t>
       </w:r>
     </w:p>
     <w:p>
@@ -9574,19 +12323,20 @@
         <w:rPr>
           <w:rFonts w:hint="eastAsia"/>
         </w:rPr>
+        <w:lastRenderedPageBreak/>
         <w:t xml:space="preserve"> </w:t>
       </w:r>
       <w:r>
         <w:t xml:space="preserve"> </w:t>
       </w:r>
-      <w:bookmarkStart w:id="11" w:name="_Toc232959899"/>
+      <w:bookmarkStart w:id="15" w:name="_Toc232967198"/>
       <w:r>
         <w:rPr>
           <w:rFonts w:hint="eastAsia"/>
         </w:rPr>
         <w:t>必做部分</w:t>
       </w:r>
-      <w:bookmarkEnd w:id="11"/>
+      <w:bookmarkEnd w:id="15"/>
     </w:p>
     <w:p>
       <w:pPr>
@@ -10701,9 +13451,9 @@
           <w:szCs w:val="24"/>
         </w:rPr>
       </w:pPr>
-      <w:bookmarkStart w:id="12" w:name="_Ref483315808"/>
+      <w:bookmarkStart w:id="16" w:name="_Ref483315808"/>
     </w:p>
-    <w:bookmarkEnd w:id="12"/>
+    <w:bookmarkEnd w:id="16"/>
     <w:p>
       <w:pPr>
         <w:spacing w:line="400" w:lineRule="atLeast"/>
@@ -10725,7 +13475,7 @@
         <w:pStyle w:val="a6"/>
         <w:spacing w:line="400" w:lineRule="atLeast"/>
       </w:pPr>
-      <w:bookmarkStart w:id="13" w:name="_Toc232959900"/>
+      <w:bookmarkStart w:id="17" w:name="_Toc232967199"/>
       <w:r>
         <w:rPr>
           <w:rFonts w:hint="eastAsia"/>
@@ -10733,7 +13483,7 @@
         <w:lastRenderedPageBreak/>
         <w:t>参考文献</w:t>
       </w:r>
-      <w:bookmarkEnd w:id="13"/>
+      <w:bookmarkEnd w:id="17"/>
     </w:p>
     <w:p>
       <w:pPr>
@@ -10922,7 +13672,7 @@
         <w:pStyle w:val="a6"/>
         <w:spacing w:line="400" w:lineRule="atLeast"/>
       </w:pPr>
-      <w:bookmarkStart w:id="14" w:name="_Toc232959901"/>
+      <w:bookmarkStart w:id="18" w:name="_Toc232967200"/>
       <w:r>
         <w:rPr>
           <w:rFonts w:hint="eastAsia"/>
@@ -10945,7 +13695,7 @@
         </w:rPr>
         <w:t>任务分工记录表格</w:t>
       </w:r>
-      <w:bookmarkEnd w:id="14"/>
+      <w:bookmarkEnd w:id="18"/>
     </w:p>
     <w:tbl>
       <w:tblPr>
@@ -12215,7 +14965,7 @@
   <w:style w:type="paragraph" w:default="1" w:styleId="a">
     <w:name w:val="Normal"/>
     <w:qFormat/>
-    <w:rsid w:val="003679A8"/>
+    <w:rsid w:val="009613E2"/>
     <w:pPr>
       <w:widowControl w:val="0"/>
       <w:spacing w:line="400" w:lineRule="exact"/>
@@ -12307,7 +15057,6 @@
   <w:style w:type="character" w:default="1" w:styleId="a0">
     <w:name w:val="Default Paragraph Font"/>
     <w:uiPriority w:val="1"/>
-    <w:semiHidden/>
     <w:unhideWhenUsed/>
   </w:style>
   <w:style w:type="table" w:default="1" w:styleId="a1">
@@ -12991,6 +15740,31 @@
       <w:color w:val="666666"/>
     </w:rPr>
   </w:style>
+  <w:style w:type="paragraph" w:styleId="af2">
+    <w:name w:val="Date"/>
+    <w:basedOn w:val="a"/>
+    <w:next w:val="a"/>
+    <w:link w:val="af3"/>
+    <w:uiPriority w:val="99"/>
+    <w:semiHidden/>
+    <w:unhideWhenUsed/>
+    <w:rsid w:val="00117884"/>
+    <w:pPr>
+      <w:ind w:leftChars="2500" w:left="100"/>
+    </w:pPr>
+  </w:style>
+  <w:style w:type="character" w:customStyle="1" w:styleId="af3">
+    <w:name w:val="日期 字符"/>
+    <w:basedOn w:val="a0"/>
+    <w:link w:val="af2"/>
+    <w:uiPriority w:val="99"/>
+    <w:semiHidden/>
+    <w:rsid w:val="00117884"/>
+    <w:rPr>
+      <w:rFonts w:ascii="Times New Roman" w:eastAsia="宋体" w:hAnsi="Times New Roman"/>
+      <w:sz w:val="24"/>
+    </w:rPr>
+  </w:style>
 </w:styles>
 </file>
 

--- a/16-大二次大作业报告.docx
+++ b/16-大二次大作业报告.docx
@@ -483,7 +483,7 @@
           <w:rFonts w:hint="eastAsia"/>
           <w:noProof/>
         </w:rPr>
-        <w:t>2026年6月21日</w:t>
+        <w:t>2026年6月22日</w:t>
       </w:r>
       <w:r>
         <w:rPr>
@@ -497,7 +497,7 @@
         <w:pStyle w:val="a6"/>
         <w:spacing w:line="400" w:lineRule="atLeast"/>
       </w:pPr>
-      <w:bookmarkStart w:id="0" w:name="_Toc232967183"/>
+      <w:bookmarkStart w:id="0" w:name="_Toc233040359"/>
       <w:r>
         <w:rPr>
           <w:rFonts w:hint="eastAsia"/>
@@ -559,7 +559,7 @@
         </w:rPr>
         <w:fldChar w:fldCharType="separate"/>
       </w:r>
-      <w:hyperlink w:anchor="_Toc232967183" w:history="1">
+      <w:hyperlink w:anchor="_Toc233040359" w:history="1">
         <w:r>
           <w:rPr>
             <w:rStyle w:val="a5"/>
@@ -610,7 +610,7 @@
             <w:noProof/>
             <w:webHidden/>
           </w:rPr>
-          <w:instrText>PAGEREF _Toc232967183 \h</w:instrText>
+          <w:instrText>PAGEREF _Toc233040359 \h</w:instrText>
         </w:r>
         <w:r>
           <w:rPr>
@@ -665,7 +665,7 @@
           <w14:ligatures w14:val="standardContextual"/>
         </w:rPr>
       </w:pPr>
-      <w:hyperlink w:anchor="_Toc232967184" w:history="1">
+      <w:hyperlink w:anchor="_Toc233040360" w:history="1">
         <w:r>
           <w:rPr>
             <w:rStyle w:val="a5"/>
@@ -709,7 +709,7 @@
             <w:noProof/>
             <w:webHidden/>
           </w:rPr>
-          <w:instrText>PAGEREF _Toc232967184 \h</w:instrText>
+          <w:instrText>PAGEREF _Toc233040360 \h</w:instrText>
         </w:r>
         <w:r>
           <w:rPr>
@@ -763,7 +763,7 @@
           <w14:ligatures w14:val="standardContextual"/>
         </w:rPr>
       </w:pPr>
-      <w:hyperlink w:anchor="_Toc232967185" w:history="1">
+      <w:hyperlink w:anchor="_Toc233040361" w:history="1">
         <w:r>
           <w:rPr>
             <w:rStyle w:val="a5"/>
@@ -807,7 +807,7 @@
             <w:noProof/>
             <w:webHidden/>
           </w:rPr>
-          <w:instrText>PAGEREF _Toc232967185 \h</w:instrText>
+          <w:instrText>PAGEREF _Toc233040361 \h</w:instrText>
         </w:r>
         <w:r>
           <w:rPr>
@@ -861,7 +861,7 @@
           <w14:ligatures w14:val="standardContextual"/>
         </w:rPr>
       </w:pPr>
-      <w:hyperlink w:anchor="_Toc232967186" w:history="1">
+      <w:hyperlink w:anchor="_Toc233040362" w:history="1">
         <w:r>
           <w:rPr>
             <w:rStyle w:val="a5"/>
@@ -905,7 +905,7 @@
             <w:noProof/>
             <w:webHidden/>
           </w:rPr>
-          <w:instrText>PAGEREF _Toc232967186 \h</w:instrText>
+          <w:instrText>PAGEREF _Toc233040362 \h</w:instrText>
         </w:r>
         <w:r>
           <w:rPr>
@@ -960,7 +960,7 @@
           <w14:ligatures w14:val="standardContextual"/>
         </w:rPr>
       </w:pPr>
-      <w:hyperlink w:anchor="_Toc232967187" w:history="1">
+      <w:hyperlink w:anchor="_Toc233040363" w:history="1">
         <w:r>
           <w:rPr>
             <w:rStyle w:val="a5"/>
@@ -1004,7 +1004,7 @@
             <w:noProof/>
             <w:webHidden/>
           </w:rPr>
-          <w:instrText>PAGEREF _Toc232967187 \h</w:instrText>
+          <w:instrText>PAGEREF _Toc233040363 \h</w:instrText>
         </w:r>
         <w:r>
           <w:rPr>
@@ -1058,7 +1058,7 @@
           <w14:ligatures w14:val="standardContextual"/>
         </w:rPr>
       </w:pPr>
-      <w:hyperlink w:anchor="_Toc232967188" w:history="1">
+      <w:hyperlink w:anchor="_Toc233040364" w:history="1">
         <w:r>
           <w:rPr>
             <w:rStyle w:val="a5"/>
@@ -1102,7 +1102,7 @@
             <w:noProof/>
             <w:webHidden/>
           </w:rPr>
-          <w:instrText>PAGEREF _Toc232967188 \h</w:instrText>
+          <w:instrText>PAGEREF _Toc233040364 \h</w:instrText>
         </w:r>
         <w:r>
           <w:rPr>
@@ -1156,7 +1156,7 @@
           <w14:ligatures w14:val="standardContextual"/>
         </w:rPr>
       </w:pPr>
-      <w:hyperlink w:anchor="_Toc232967189" w:history="1">
+      <w:hyperlink w:anchor="_Toc233040365" w:history="1">
         <w:r>
           <w:rPr>
             <w:rStyle w:val="a5"/>
@@ -1200,7 +1200,7 @@
             <w:noProof/>
             <w:webHidden/>
           </w:rPr>
-          <w:instrText>PAGEREF _Toc232967189 \h</w:instrText>
+          <w:instrText>PAGEREF _Toc233040365 \h</w:instrText>
         </w:r>
         <w:r>
           <w:rPr>
@@ -1257,7 +1257,7 @@
           <w14:ligatures w14:val="standardContextual"/>
         </w:rPr>
       </w:pPr>
-      <w:hyperlink w:anchor="_Toc232967190" w:history="1">
+      <w:hyperlink w:anchor="_Toc233040366" w:history="1">
         <w:r>
           <w:rPr>
             <w:rStyle w:val="a5"/>
@@ -1301,7 +1301,7 @@
             <w:noProof/>
             <w:webHidden/>
           </w:rPr>
-          <w:instrText>PAGEREF _Toc232967190 \h</w:instrText>
+          <w:instrText>PAGEREF _Toc233040366 \h</w:instrText>
         </w:r>
         <w:r>
           <w:rPr>
@@ -1358,7 +1358,7 @@
           <w14:ligatures w14:val="standardContextual"/>
         </w:rPr>
       </w:pPr>
-      <w:hyperlink w:anchor="_Toc232967191" w:history="1">
+      <w:hyperlink w:anchor="_Toc233040367" w:history="1">
         <w:r>
           <w:rPr>
             <w:rStyle w:val="a5"/>
@@ -1409,7 +1409,7 @@
             <w:noProof/>
             <w:webHidden/>
           </w:rPr>
-          <w:instrText>PAGEREF _Toc232967191 \h</w:instrText>
+          <w:instrText>PAGEREF _Toc233040367 \h</w:instrText>
         </w:r>
         <w:r>
           <w:rPr>
@@ -1466,7 +1466,7 @@
           <w14:ligatures w14:val="standardContextual"/>
         </w:rPr>
       </w:pPr>
-      <w:hyperlink w:anchor="_Toc232967192" w:history="1">
+      <w:hyperlink w:anchor="_Toc233040368" w:history="1">
         <w:r>
           <w:rPr>
             <w:rStyle w:val="a5"/>
@@ -1510,7 +1510,7 @@
             <w:noProof/>
             <w:webHidden/>
           </w:rPr>
-          <w:instrText>PAGEREF _Toc232967192 \h</w:instrText>
+          <w:instrText>PAGEREF _Toc233040368 \h</w:instrText>
         </w:r>
         <w:r>
           <w:rPr>
@@ -1564,7 +1564,7 @@
           <w14:ligatures w14:val="standardContextual"/>
         </w:rPr>
       </w:pPr>
-      <w:hyperlink w:anchor="_Toc232967193" w:history="1">
+      <w:hyperlink w:anchor="_Toc233040369" w:history="1">
         <w:r>
           <w:rPr>
             <w:rStyle w:val="a5"/>
@@ -1608,7 +1608,7 @@
             <w:noProof/>
             <w:webHidden/>
           </w:rPr>
-          <w:instrText>PAGEREF _Toc232967193 \h</w:instrText>
+          <w:instrText>PAGEREF _Toc233040369 \h</w:instrText>
         </w:r>
         <w:r>
           <w:rPr>
@@ -1662,7 +1662,7 @@
           <w14:ligatures w14:val="standardContextual"/>
         </w:rPr>
       </w:pPr>
-      <w:hyperlink w:anchor="_Toc232967194" w:history="1">
+      <w:hyperlink w:anchor="_Toc233040370" w:history="1">
         <w:r>
           <w:rPr>
             <w:rStyle w:val="a5"/>
@@ -1706,7 +1706,7 @@
             <w:noProof/>
             <w:webHidden/>
           </w:rPr>
-          <w:instrText>PAGEREF _Toc232967194 \h</w:instrText>
+          <w:instrText>PAGEREF _Toc233040370 \h</w:instrText>
         </w:r>
         <w:r>
           <w:rPr>
@@ -1760,7 +1760,7 @@
           <w14:ligatures w14:val="standardContextual"/>
         </w:rPr>
       </w:pPr>
-      <w:hyperlink w:anchor="_Toc232967195" w:history="1">
+      <w:hyperlink w:anchor="_Toc233040371" w:history="1">
         <w:r>
           <w:rPr>
             <w:rStyle w:val="a5"/>
@@ -1804,7 +1804,7 @@
             <w:noProof/>
             <w:webHidden/>
           </w:rPr>
-          <w:instrText>PAGEREF _Toc232967195 \h</w:instrText>
+          <w:instrText>PAGEREF _Toc233040371 \h</w:instrText>
         </w:r>
         <w:r>
           <w:rPr>
@@ -1858,7 +1858,7 @@
           <w14:ligatures w14:val="standardContextual"/>
         </w:rPr>
       </w:pPr>
-      <w:hyperlink w:anchor="_Toc232967196" w:history="1">
+      <w:hyperlink w:anchor="_Toc233040372" w:history="1">
         <w:r>
           <w:rPr>
             <w:rStyle w:val="a5"/>
@@ -1902,7 +1902,7 @@
             <w:noProof/>
             <w:webHidden/>
           </w:rPr>
-          <w:instrText>PAGEREF _Toc232967196 \h</w:instrText>
+          <w:instrText>PAGEREF _Toc233040372 \h</w:instrText>
         </w:r>
         <w:r>
           <w:rPr>
@@ -1956,7 +1956,7 @@
           <w14:ligatures w14:val="standardContextual"/>
         </w:rPr>
       </w:pPr>
-      <w:hyperlink w:anchor="_Toc232967197" w:history="1">
+      <w:hyperlink w:anchor="_Toc233040373" w:history="1">
         <w:r>
           <w:rPr>
             <w:rStyle w:val="a5"/>
@@ -2000,7 +2000,7 @@
             <w:noProof/>
             <w:webHidden/>
           </w:rPr>
-          <w:instrText>PAGEREF _Toc232967197 \h</w:instrText>
+          <w:instrText>PAGEREF _Toc233040373 \h</w:instrText>
         </w:r>
         <w:r>
           <w:rPr>
@@ -2030,7 +2030,7 @@
             <w:noProof/>
             <w:webHidden/>
           </w:rPr>
-          <w:t>9</w:t>
+          <w:t>10</w:t>
         </w:r>
         <w:r>
           <w:rPr>
@@ -2055,7 +2055,7 @@
           <w14:ligatures w14:val="standardContextual"/>
         </w:rPr>
       </w:pPr>
-      <w:hyperlink w:anchor="_Toc232967198" w:history="1">
+      <w:hyperlink w:anchor="_Toc233040374" w:history="1">
         <w:r>
           <w:rPr>
             <w:rStyle w:val="a5"/>
@@ -2099,7 +2099,7 @@
             <w:noProof/>
             <w:webHidden/>
           </w:rPr>
-          <w:instrText>PAGEREF _Toc232967198 \h</w:instrText>
+          <w:instrText>PAGEREF _Toc233040374 \h</w:instrText>
         </w:r>
         <w:r>
           <w:rPr>
@@ -2130,6 +2130,398 @@
             <w:webHidden/>
           </w:rPr>
           <w:t>11</w:t>
+        </w:r>
+        <w:r>
+          <w:rPr>
+            <w:rFonts w:hint="eastAsia"/>
+            <w:noProof/>
+            <w:webHidden/>
+          </w:rPr>
+          <w:fldChar w:fldCharType="end"/>
+        </w:r>
+      </w:hyperlink>
+    </w:p>
+    <w:p>
+      <w:pPr>
+        <w:pStyle w:val="TOC2"/>
+        <w:rPr>
+          <w:rFonts w:asciiTheme="minorHAnsi" w:eastAsiaTheme="minorEastAsia" w:hAnsiTheme="minorHAnsi" w:hint="eastAsia"/>
+          <w:smallCaps w:val="0"/>
+          <w:noProof/>
+          <w:sz w:val="22"/>
+          <w:szCs w:val="24"/>
+          <w14:ligatures w14:val="standardContextual"/>
+        </w:rPr>
+      </w:pPr>
+      <w:hyperlink w:anchor="_Toc233040375" w:history="1">
+        <w:r>
+          <w:rPr>
+            <w:rStyle w:val="a5"/>
+            <w:noProof/>
+          </w:rPr>
+          <w:t xml:space="preserve">3.1 </w:t>
+        </w:r>
+        <w:r>
+          <w:rPr>
+            <w:rStyle w:val="a5"/>
+            <w:noProof/>
+          </w:rPr>
+          <w:t>任务要求与算法处理</w:t>
+        </w:r>
+        <w:r>
+          <w:rPr>
+            <w:rFonts w:hint="eastAsia"/>
+            <w:noProof/>
+            <w:webHidden/>
+          </w:rPr>
+          <w:tab/>
+        </w:r>
+        <w:r>
+          <w:rPr>
+            <w:rFonts w:hint="eastAsia"/>
+            <w:noProof/>
+            <w:webHidden/>
+          </w:rPr>
+          <w:fldChar w:fldCharType="begin"/>
+        </w:r>
+        <w:r>
+          <w:rPr>
+            <w:rFonts w:hint="eastAsia"/>
+            <w:noProof/>
+            <w:webHidden/>
+          </w:rPr>
+          <w:instrText xml:space="preserve"> </w:instrText>
+        </w:r>
+        <w:r>
+          <w:rPr>
+            <w:noProof/>
+            <w:webHidden/>
+          </w:rPr>
+          <w:instrText>PAGEREF _Toc233040375 \h</w:instrText>
+        </w:r>
+        <w:r>
+          <w:rPr>
+            <w:rFonts w:hint="eastAsia"/>
+            <w:noProof/>
+            <w:webHidden/>
+          </w:rPr>
+          <w:instrText xml:space="preserve"> </w:instrText>
+        </w:r>
+        <w:r>
+          <w:rPr>
+            <w:rFonts w:hint="eastAsia"/>
+            <w:noProof/>
+            <w:webHidden/>
+          </w:rPr>
+        </w:r>
+        <w:r>
+          <w:rPr>
+            <w:rFonts w:hint="eastAsia"/>
+            <w:noProof/>
+            <w:webHidden/>
+          </w:rPr>
+          <w:fldChar w:fldCharType="separate"/>
+        </w:r>
+        <w:r>
+          <w:rPr>
+            <w:noProof/>
+            <w:webHidden/>
+          </w:rPr>
+          <w:t>11</w:t>
+        </w:r>
+        <w:r>
+          <w:rPr>
+            <w:rFonts w:hint="eastAsia"/>
+            <w:noProof/>
+            <w:webHidden/>
+          </w:rPr>
+          <w:fldChar w:fldCharType="end"/>
+        </w:r>
+      </w:hyperlink>
+    </w:p>
+    <w:p>
+      <w:pPr>
+        <w:pStyle w:val="TOC2"/>
+        <w:rPr>
+          <w:rFonts w:asciiTheme="minorHAnsi" w:eastAsiaTheme="minorEastAsia" w:hAnsiTheme="minorHAnsi" w:hint="eastAsia"/>
+          <w:smallCaps w:val="0"/>
+          <w:noProof/>
+          <w:sz w:val="22"/>
+          <w:szCs w:val="24"/>
+          <w14:ligatures w14:val="standardContextual"/>
+        </w:rPr>
+      </w:pPr>
+      <w:hyperlink w:anchor="_Toc233040376" w:history="1">
+        <w:r>
+          <w:rPr>
+            <w:rStyle w:val="a5"/>
+            <w:noProof/>
+          </w:rPr>
+          <w:t xml:space="preserve">3.2 </w:t>
+        </w:r>
+        <w:r>
+          <w:rPr>
+            <w:rStyle w:val="a5"/>
+            <w:noProof/>
+          </w:rPr>
+          <w:t>基波分析</w:t>
+        </w:r>
+        <w:r>
+          <w:rPr>
+            <w:rFonts w:hint="eastAsia"/>
+            <w:noProof/>
+            <w:webHidden/>
+          </w:rPr>
+          <w:tab/>
+        </w:r>
+        <w:r>
+          <w:rPr>
+            <w:rFonts w:hint="eastAsia"/>
+            <w:noProof/>
+            <w:webHidden/>
+          </w:rPr>
+          <w:fldChar w:fldCharType="begin"/>
+        </w:r>
+        <w:r>
+          <w:rPr>
+            <w:rFonts w:hint="eastAsia"/>
+            <w:noProof/>
+            <w:webHidden/>
+          </w:rPr>
+          <w:instrText xml:space="preserve"> </w:instrText>
+        </w:r>
+        <w:r>
+          <w:rPr>
+            <w:noProof/>
+            <w:webHidden/>
+          </w:rPr>
+          <w:instrText>PAGEREF _Toc233040376 \h</w:instrText>
+        </w:r>
+        <w:r>
+          <w:rPr>
+            <w:rFonts w:hint="eastAsia"/>
+            <w:noProof/>
+            <w:webHidden/>
+          </w:rPr>
+          <w:instrText xml:space="preserve"> </w:instrText>
+        </w:r>
+        <w:r>
+          <w:rPr>
+            <w:rFonts w:hint="eastAsia"/>
+            <w:noProof/>
+            <w:webHidden/>
+          </w:rPr>
+        </w:r>
+        <w:r>
+          <w:rPr>
+            <w:rFonts w:hint="eastAsia"/>
+            <w:noProof/>
+            <w:webHidden/>
+          </w:rPr>
+          <w:fldChar w:fldCharType="separate"/>
+        </w:r>
+        <w:r>
+          <w:rPr>
+            <w:noProof/>
+            <w:webHidden/>
+          </w:rPr>
+          <w:t>11</w:t>
+        </w:r>
+        <w:r>
+          <w:rPr>
+            <w:rFonts w:hint="eastAsia"/>
+            <w:noProof/>
+            <w:webHidden/>
+          </w:rPr>
+          <w:fldChar w:fldCharType="end"/>
+        </w:r>
+      </w:hyperlink>
+    </w:p>
+    <w:p>
+      <w:pPr>
+        <w:pStyle w:val="TOC2"/>
+        <w:rPr>
+          <w:rFonts w:asciiTheme="minorHAnsi" w:eastAsiaTheme="minorEastAsia" w:hAnsiTheme="minorHAnsi" w:hint="eastAsia"/>
+          <w:smallCaps w:val="0"/>
+          <w:noProof/>
+          <w:sz w:val="22"/>
+          <w:szCs w:val="24"/>
+          <w14:ligatures w14:val="standardContextual"/>
+        </w:rPr>
+      </w:pPr>
+      <w:hyperlink w:anchor="_Toc233040377" w:history="1">
+        <w:r>
+          <w:rPr>
+            <w:rStyle w:val="a5"/>
+            <w:noProof/>
+          </w:rPr>
+          <w:t xml:space="preserve">3.3 </w:t>
+        </w:r>
+        <w:r>
+          <w:rPr>
+            <w:rStyle w:val="a5"/>
+            <w:noProof/>
+          </w:rPr>
+          <w:t>谐波与间谐波分析</w:t>
+        </w:r>
+        <w:r>
+          <w:rPr>
+            <w:rFonts w:hint="eastAsia"/>
+            <w:noProof/>
+            <w:webHidden/>
+          </w:rPr>
+          <w:tab/>
+        </w:r>
+        <w:r>
+          <w:rPr>
+            <w:rFonts w:hint="eastAsia"/>
+            <w:noProof/>
+            <w:webHidden/>
+          </w:rPr>
+          <w:fldChar w:fldCharType="begin"/>
+        </w:r>
+        <w:r>
+          <w:rPr>
+            <w:rFonts w:hint="eastAsia"/>
+            <w:noProof/>
+            <w:webHidden/>
+          </w:rPr>
+          <w:instrText xml:space="preserve"> </w:instrText>
+        </w:r>
+        <w:r>
+          <w:rPr>
+            <w:noProof/>
+            <w:webHidden/>
+          </w:rPr>
+          <w:instrText>PAGEREF _Toc233040377 \h</w:instrText>
+        </w:r>
+        <w:r>
+          <w:rPr>
+            <w:rFonts w:hint="eastAsia"/>
+            <w:noProof/>
+            <w:webHidden/>
+          </w:rPr>
+          <w:instrText xml:space="preserve"> </w:instrText>
+        </w:r>
+        <w:r>
+          <w:rPr>
+            <w:rFonts w:hint="eastAsia"/>
+            <w:noProof/>
+            <w:webHidden/>
+          </w:rPr>
+        </w:r>
+        <w:r>
+          <w:rPr>
+            <w:rFonts w:hint="eastAsia"/>
+            <w:noProof/>
+            <w:webHidden/>
+          </w:rPr>
+          <w:fldChar w:fldCharType="separate"/>
+        </w:r>
+        <w:r>
+          <w:rPr>
+            <w:noProof/>
+            <w:webHidden/>
+          </w:rPr>
+          <w:t>11</w:t>
+        </w:r>
+        <w:r>
+          <w:rPr>
+            <w:rFonts w:hint="eastAsia"/>
+            <w:noProof/>
+            <w:webHidden/>
+          </w:rPr>
+          <w:fldChar w:fldCharType="end"/>
+        </w:r>
+      </w:hyperlink>
+    </w:p>
+    <w:p>
+      <w:pPr>
+        <w:pStyle w:val="TOC2"/>
+        <w:rPr>
+          <w:rFonts w:asciiTheme="minorHAnsi" w:eastAsiaTheme="minorEastAsia" w:hAnsiTheme="minorHAnsi" w:hint="eastAsia"/>
+          <w:smallCaps w:val="0"/>
+          <w:noProof/>
+          <w:sz w:val="22"/>
+          <w:szCs w:val="24"/>
+          <w14:ligatures w14:val="standardContextual"/>
+        </w:rPr>
+      </w:pPr>
+      <w:hyperlink w:anchor="_Toc233040378" w:history="1">
+        <w:r>
+          <w:rPr>
+            <w:rStyle w:val="a5"/>
+            <w:noProof/>
+          </w:rPr>
+          <w:t xml:space="preserve">3.4 </w:t>
+        </w:r>
+        <w:r>
+          <w:rPr>
+            <w:rStyle w:val="a5"/>
+            <w:noProof/>
+          </w:rPr>
+          <w:t>基波分析</w:t>
+        </w:r>
+        <w:r>
+          <w:rPr>
+            <w:rFonts w:hint="eastAsia"/>
+            <w:noProof/>
+            <w:webHidden/>
+          </w:rPr>
+          <w:tab/>
+        </w:r>
+        <w:r>
+          <w:rPr>
+            <w:rFonts w:hint="eastAsia"/>
+            <w:noProof/>
+            <w:webHidden/>
+          </w:rPr>
+          <w:fldChar w:fldCharType="begin"/>
+        </w:r>
+        <w:r>
+          <w:rPr>
+            <w:rFonts w:hint="eastAsia"/>
+            <w:noProof/>
+            <w:webHidden/>
+          </w:rPr>
+          <w:instrText xml:space="preserve"> </w:instrText>
+        </w:r>
+        <w:r>
+          <w:rPr>
+            <w:noProof/>
+            <w:webHidden/>
+          </w:rPr>
+          <w:instrText>PAGEREF _Toc233040378 \h</w:instrText>
+        </w:r>
+        <w:r>
+          <w:rPr>
+            <w:rFonts w:hint="eastAsia"/>
+            <w:noProof/>
+            <w:webHidden/>
+          </w:rPr>
+          <w:instrText xml:space="preserve"> </w:instrText>
+        </w:r>
+        <w:r>
+          <w:rPr>
+            <w:rFonts w:hint="eastAsia"/>
+            <w:noProof/>
+            <w:webHidden/>
+          </w:rPr>
+        </w:r>
+        <w:r>
+          <w:rPr>
+            <w:rFonts w:hint="eastAsia"/>
+            <w:noProof/>
+            <w:webHidden/>
+          </w:rPr>
+          <w:fldChar w:fldCharType="separate"/>
+        </w:r>
+        <w:r>
+          <w:rPr>
+            <w:noProof/>
+            <w:webHidden/>
+          </w:rPr>
+          <w:t>12</w:t>
         </w:r>
         <w:r>
           <w:rPr>
@@ -2154,7 +2546,7 @@
           <w14:ligatures w14:val="standardContextual"/>
         </w:rPr>
       </w:pPr>
-      <w:hyperlink w:anchor="_Toc232967199" w:history="1">
+      <w:hyperlink w:anchor="_Toc233040379" w:history="1">
         <w:r>
           <w:rPr>
             <w:rStyle w:val="a5"/>
@@ -2191,7 +2583,7 @@
             <w:noProof/>
             <w:webHidden/>
           </w:rPr>
-          <w:instrText>PAGEREF _Toc232967199 \h</w:instrText>
+          <w:instrText>PAGEREF _Toc233040379 \h</w:instrText>
         </w:r>
         <w:r>
           <w:rPr>
@@ -2221,7 +2613,7 @@
             <w:noProof/>
             <w:webHidden/>
           </w:rPr>
-          <w:t>12</w:t>
+          <w:t>13</w:t>
         </w:r>
         <w:r>
           <w:rPr>
@@ -2246,7 +2638,7 @@
           <w14:ligatures w14:val="standardContextual"/>
         </w:rPr>
       </w:pPr>
-      <w:hyperlink w:anchor="_Toc232967200" w:history="1">
+      <w:hyperlink w:anchor="_Toc233040380" w:history="1">
         <w:r>
           <w:rPr>
             <w:rStyle w:val="a5"/>
@@ -2297,7 +2689,7 @@
             <w:noProof/>
             <w:webHidden/>
           </w:rPr>
-          <w:instrText>PAGEREF _Toc232967200 \h</w:instrText>
+          <w:instrText>PAGEREF _Toc233040380 \h</w:instrText>
         </w:r>
         <w:r>
           <w:rPr>
@@ -2327,7 +2719,7 @@
             <w:noProof/>
             <w:webHidden/>
           </w:rPr>
-          <w:t>13</w:t>
+          <w:t>14</w:t>
         </w:r>
         <w:r>
           <w:rPr>
@@ -2389,7 +2781,7 @@
       <w:r>
         <w:t xml:space="preserve"> </w:t>
       </w:r>
-      <w:bookmarkStart w:id="1" w:name="_Toc232967184"/>
+      <w:bookmarkStart w:id="1" w:name="_Toc233040360"/>
       <w:r>
         <w:rPr>
           <w:rFonts w:hint="eastAsia"/>
@@ -2403,7 +2795,7 @@
         <w:pStyle w:val="2"/>
         <w:spacing w:line="400" w:lineRule="atLeast"/>
       </w:pPr>
-      <w:bookmarkStart w:id="2" w:name="_Toc232967185"/>
+      <w:bookmarkStart w:id="2" w:name="_Toc233040361"/>
       <w:r>
         <w:rPr>
           <w:rFonts w:hint="eastAsia"/>
@@ -2521,7 +2913,7 @@
         <w:pStyle w:val="2"/>
         <w:spacing w:line="400" w:lineRule="atLeast"/>
       </w:pPr>
-      <w:bookmarkStart w:id="3" w:name="_Toc232967186"/>
+      <w:bookmarkStart w:id="3" w:name="_Toc233040362"/>
       <w:r>
         <w:rPr>
           <w:rFonts w:hint="eastAsia"/>
@@ -2863,7 +3255,7 @@
       <w:r>
         <w:t xml:space="preserve"> </w:t>
       </w:r>
-      <w:bookmarkStart w:id="4" w:name="_Toc232967187"/>
+      <w:bookmarkStart w:id="4" w:name="_Toc233040363"/>
       <w:r>
         <w:rPr>
           <w:rFonts w:hint="eastAsia"/>
@@ -2877,7 +3269,7 @@
         <w:pStyle w:val="2"/>
         <w:spacing w:line="400" w:lineRule="atLeast"/>
       </w:pPr>
-      <w:bookmarkStart w:id="5" w:name="_Toc232967188"/>
+      <w:bookmarkStart w:id="5" w:name="_Toc233040364"/>
       <w:r>
         <w:t>离散傅里叶变换</w:t>
       </w:r>
@@ -4040,7 +4432,7 @@
         <w:pStyle w:val="2"/>
         <w:spacing w:line="400" w:lineRule="atLeast"/>
       </w:pPr>
-      <w:bookmarkStart w:id="6" w:name="_Toc232967189"/>
+      <w:bookmarkStart w:id="6" w:name="_Toc233040365"/>
       <w:r>
         <w:rPr>
           <w:rFonts w:hint="eastAsia"/>
@@ -4056,11 +4448,8 @@
     <w:p>
       <w:pPr>
         <w:pStyle w:val="3"/>
-        <w:rPr>
-          <w:rFonts w:hint="eastAsia"/>
-        </w:rPr>
-      </w:pPr>
-      <w:bookmarkStart w:id="7" w:name="_Toc232967190"/>
+      </w:pPr>
+      <w:bookmarkStart w:id="7" w:name="_Toc233040366"/>
       <w:r>
         <w:t>对数幅值抛物线</w:t>
       </w:r>
@@ -5276,11 +5665,8 @@
     <w:p>
       <w:pPr>
         <w:pStyle w:val="3"/>
-        <w:rPr>
-          <w:rFonts w:hint="eastAsia"/>
-        </w:rPr>
-      </w:pPr>
-      <w:bookmarkStart w:id="8" w:name="_Toc232967191"/>
+      </w:pPr>
+      <w:bookmarkStart w:id="8" w:name="_Toc233040367"/>
       <w:r>
         <w:rPr>
           <w:rFonts w:hint="eastAsia"/>
@@ -5447,11 +5833,8 @@
     <w:p>
       <w:pPr>
         <w:pStyle w:val="3"/>
-        <w:rPr>
-          <w:rFonts w:hint="eastAsia"/>
-        </w:rPr>
-      </w:pPr>
-      <w:bookmarkStart w:id="9" w:name="_Toc232967192"/>
+      </w:pPr>
+      <w:bookmarkStart w:id="9" w:name="_Toc233040368"/>
       <w:r>
         <w:lastRenderedPageBreak/>
         <w:t>加窗频谱分析</w:t>
@@ -5514,9 +5897,6 @@
     <w:p>
       <w:pPr>
         <w:spacing w:line="400" w:lineRule="atLeast"/>
-        <w:rPr>
-          <w:rFonts w:hint="eastAsia"/>
-        </w:rPr>
       </w:pPr>
       <w:r>
         <w:rPr>
@@ -5554,67 +5934,7 @@
           <w:rPr>
             <w:rFonts w:ascii="Cambria Math" w:hAnsi="Cambria Math"/>
           </w:rPr>
-          <m:t>(</m:t>
-        </m:r>
-        <m:r>
-          <w:rPr>
-            <w:rFonts w:ascii="Cambria Math" w:hAnsi="Cambria Math"/>
-          </w:rPr>
-          <m:t>n</m:t>
-        </m:r>
-        <m:r>
-          <w:rPr>
-            <w:rFonts w:ascii="Cambria Math" w:hAnsi="Cambria Math"/>
-          </w:rPr>
-          <m:t>)</m:t>
-        </m:r>
-        <m:r>
-          <w:rPr>
-            <w:rFonts w:ascii="Cambria Math" w:hAnsi="Cambria Math"/>
-          </w:rPr>
-          <m:t>=x</m:t>
-        </m:r>
-        <m:r>
-          <w:rPr>
-            <w:rFonts w:ascii="Cambria Math" w:hAnsi="Cambria Math"/>
-          </w:rPr>
-          <m:t>(</m:t>
-        </m:r>
-        <m:r>
-          <w:rPr>
-            <w:rFonts w:ascii="Cambria Math" w:hAnsi="Cambria Math"/>
-          </w:rPr>
-          <m:t>n</m:t>
-        </m:r>
-        <m:r>
-          <w:rPr>
-            <w:rFonts w:ascii="Cambria Math" w:hAnsi="Cambria Math"/>
-          </w:rPr>
-          <m:t>)</m:t>
-        </m:r>
-        <m:r>
-          <w:rPr>
-            <w:rFonts w:ascii="Cambria Math" w:hAnsi="Cambria Math"/>
-          </w:rPr>
-          <m:t>w</m:t>
-        </m:r>
-        <m:r>
-          <w:rPr>
-            <w:rFonts w:ascii="Cambria Math" w:hAnsi="Cambria Math"/>
-          </w:rPr>
-          <m:t>(</m:t>
-        </m:r>
-        <m:r>
-          <w:rPr>
-            <w:rFonts w:ascii="Cambria Math" w:hAnsi="Cambria Math"/>
-          </w:rPr>
-          <m:t>n</m:t>
-        </m:r>
-        <m:r>
-          <w:rPr>
-            <w:rFonts w:ascii="Cambria Math" w:hAnsi="Cambria Math"/>
-          </w:rPr>
-          <m:t>)</m:t>
+          <m:t>(n)=x(n)w(n)</m:t>
         </m:r>
       </m:oMath>
       <w:r>
@@ -5678,13 +5998,7 @@
             <w:rPr>
               <w:rFonts w:ascii="Cambria Math" w:hAnsi="Cambria Math"/>
             </w:rPr>
-            <m:t>(k)</m:t>
-          </m:r>
-          <m:r>
-            <w:rPr>
-              <w:rFonts w:ascii="Cambria Math" w:hAnsi="Cambria Math"/>
-            </w:rPr>
-            <m:t>=</m:t>
+            <m:t>(k)=</m:t>
           </m:r>
           <m:nary>
             <m:naryPr>
@@ -5725,43 +6039,7 @@
             <w:rPr>
               <w:rFonts w:ascii="Cambria Math" w:hAnsi="Cambria Math"/>
             </w:rPr>
-            <m:t>(</m:t>
-          </m:r>
-          <m:r>
-            <w:rPr>
-              <w:rFonts w:ascii="Cambria Math" w:hAnsi="Cambria Math"/>
-            </w:rPr>
-            <m:t>n</m:t>
-          </m:r>
-          <m:r>
-            <w:rPr>
-              <w:rFonts w:ascii="Cambria Math" w:hAnsi="Cambria Math"/>
-            </w:rPr>
-            <m:t>)</m:t>
-          </m:r>
-          <m:r>
-            <w:rPr>
-              <w:rFonts w:ascii="Cambria Math" w:hAnsi="Cambria Math"/>
-            </w:rPr>
-            <m:t>w</m:t>
-          </m:r>
-          <m:r>
-            <w:rPr>
-              <w:rFonts w:ascii="Cambria Math" w:hAnsi="Cambria Math"/>
-            </w:rPr>
-            <m:t>(</m:t>
-          </m:r>
-          <m:r>
-            <w:rPr>
-              <w:rFonts w:ascii="Cambria Math" w:hAnsi="Cambria Math"/>
-            </w:rPr>
-            <m:t>n</m:t>
-          </m:r>
-          <m:r>
-            <w:rPr>
-              <w:rFonts w:ascii="Cambria Math" w:hAnsi="Cambria Math"/>
-            </w:rPr>
-            <m:t>)</m:t>
+            <m:t>(n)w(n)</m:t>
           </m:r>
           <m:sSup>
             <m:sSupPr>
@@ -5825,9 +6103,6 @@
     <w:p>
       <w:pPr>
         <w:spacing w:line="400" w:lineRule="atLeast"/>
-        <w:rPr>
-          <w:rFonts w:hint="eastAsia"/>
-        </w:rPr>
       </w:pPr>
       <w:r>
         <w:rPr>
@@ -5906,31 +6181,7 @@
             <w:rPr>
               <w:rFonts w:ascii="Cambria Math" w:hAnsi="Cambria Math"/>
             </w:rPr>
-            <m:t>w</m:t>
-          </m:r>
-          <m:r>
-            <w:rPr>
-              <w:rFonts w:ascii="Cambria Math" w:hAnsi="Cambria Math"/>
-            </w:rPr>
-            <m:t>(</m:t>
-          </m:r>
-          <m:r>
-            <w:rPr>
-              <w:rFonts w:ascii="Cambria Math" w:hAnsi="Cambria Math"/>
-            </w:rPr>
-            <m:t>n</m:t>
-          </m:r>
-          <m:r>
-            <w:rPr>
-              <w:rFonts w:ascii="Cambria Math" w:hAnsi="Cambria Math"/>
-            </w:rPr>
-            <m:t>)</m:t>
-          </m:r>
-          <m:r>
-            <w:rPr>
-              <w:rFonts w:ascii="Cambria Math" w:hAnsi="Cambria Math"/>
-            </w:rPr>
-            <m:t>=</m:t>
+            <m:t>w(n)=</m:t>
           </m:r>
           <m:sSub>
             <m:sSubPr>
@@ -6230,9 +6481,6 @@
     <w:p>
       <w:pPr>
         <w:spacing w:line="400" w:lineRule="atLeast"/>
-        <w:rPr>
-          <w:rFonts w:hint="eastAsia"/>
-        </w:rPr>
       </w:pPr>
       <w:r>
         <w:rPr>
@@ -6414,7 +6662,7 @@
         <w:pStyle w:val="2"/>
         <w:spacing w:line="400" w:lineRule="atLeast"/>
       </w:pPr>
-      <w:bookmarkStart w:id="10" w:name="_Toc232967193"/>
+      <w:bookmarkStart w:id="10" w:name="_Toc233040369"/>
       <w:r>
         <w:t>最小二乘正弦拟合法</w:t>
       </w:r>
@@ -7941,7 +8189,19 @@
         <w:rPr>
           <w:rFonts w:hint="eastAsia"/>
         </w:rPr>
-        <w:t>该方法的局限在于，它要求候选频率本身较为准确。如果候选频率存在明显偏差，即使最小二乘拟合能够得到较小残差，估计出的幅值和相位也可能偏离真实值。因此，本文将</w:t>
+        <w:t>该方法的局限在于，它要求候选频率本身较为准确。如果候选频率存在明显偏差，即使最小二乘拟合能够得到较小残差，估计出的幅值和相位也可能偏离真实值。因此，本</w:t>
+      </w:r>
+      <w:r>
+        <w:rPr>
+          <w:rFonts w:hint="eastAsia"/>
+        </w:rPr>
+        <w:t>作业</w:t>
+      </w:r>
+      <w:r>
+        <w:rPr>
+          <w:rFonts w:hint="eastAsia"/>
+        </w:rPr>
+        <w:t>将</w:t>
       </w:r>
       <w:r>
         <w:rPr>
@@ -7967,7 +8227,7 @@
         <w:pStyle w:val="2"/>
         <w:spacing w:line="400" w:lineRule="atLeast"/>
       </w:pPr>
-      <w:bookmarkStart w:id="11" w:name="_Toc232967194"/>
+      <w:bookmarkStart w:id="11" w:name="_Toc233040370"/>
       <w:r>
         <w:t>滑动窗同步相量算法</w:t>
       </w:r>
@@ -7993,7 +8253,19 @@
         <w:rPr>
           <w:rFonts w:hint="eastAsia"/>
         </w:rPr>
-        <w:t>或最小二乘拟合。但本次大作业中的信号可能存在幅值阶跃、频率变化和幅值调制等动态过程，因此需要得到相量随时间变化的结果。为此，本文采用滑动窗同步相量算法。</w:t>
+        <w:t>或最小二乘拟合。但本次大作业中的信号可能存在幅值阶跃、频率变化和幅值调制等动态过程，因此需要得到相量随时间变化的结果。为此，本</w:t>
+      </w:r>
+      <w:r>
+        <w:rPr>
+          <w:rFonts w:hint="eastAsia"/>
+        </w:rPr>
+        <w:t>作业</w:t>
+      </w:r>
+      <w:r>
+        <w:rPr>
+          <w:rFonts w:hint="eastAsia"/>
+        </w:rPr>
+        <w:t>采用滑动窗同步相量算法。</w:t>
       </w:r>
     </w:p>
     <w:p>
@@ -9298,7 +9570,19 @@
         <w:rPr>
           <w:rFonts w:hint="eastAsia"/>
         </w:rPr>
-        <w:t>滑动窗算法的关键参数是窗口长度。窗口较长时，算法具有较好的频率选择性和噪声抑制能力，稳态幅值和相角结果较平滑；但当信号出现幅值阶跃或频率突变时，长窗会使一个窗口内同时包含变化前后的数据，导致相量结果出现较长的过渡过程。窗口较短时，算法动态响应更快，但对噪声、谐波和间谐波更加敏感，稳态精度可能下降。因此，在本文的相量计算中，稳态部分主要采用较长滑动窗以保证幅值和相角精度；对于存在幅值阶跃的信号，则在检测到阶跃后引入短窗结果进行局部修正。这样可以兼顾稳态精度和动态响应速度。由于滑动窗计算需要使用中心点前后的采样数据，信号首尾部分无法形成完整窗口，因此在结果输出时会舍去首尾若干采样点，避免不完整窗口带来的误差。</w:t>
+        <w:t>滑动窗算法的关键参数是窗口长度。窗口较长时，算法具有较好的频率选择性和噪声抑制能力，稳态幅值和相角结果较平滑；但当信号出现幅值阶跃或频率突变时，长窗会使一个窗口内同时包含变化前后的数据，导致相量结果出现较长的过渡过程。窗口较短时，算法动态响应更快，但对噪声、谐波和间谐波更加敏感，稳态精度可能下降。因此，在本</w:t>
+      </w:r>
+      <w:r>
+        <w:rPr>
+          <w:rFonts w:hint="eastAsia"/>
+        </w:rPr>
+        <w:t>次作业</w:t>
+      </w:r>
+      <w:r>
+        <w:rPr>
+          <w:rFonts w:hint="eastAsia"/>
+        </w:rPr>
+        <w:t>的相量计算中，稳态部分主要采用较长滑动窗以保证幅值和相角精度；对于存在幅值阶跃的信号，则在检测到阶跃后引入短窗结果进行局部修正。这样可以兼顾稳态精度和动态响应速度。由于滑动窗计算需要使用中心点前后的采样数据，信号首尾部分无法形成完整窗口，因此在结果输出时会舍去首尾若干采样点，避免不完整窗口带来的误差。</w:t>
       </w:r>
     </w:p>
     <w:p>
@@ -9306,7 +9590,7 @@
         <w:pStyle w:val="2"/>
         <w:spacing w:line="400" w:lineRule="atLeast"/>
       </w:pPr>
-      <w:bookmarkStart w:id="12" w:name="_Toc232967195"/>
+      <w:bookmarkStart w:id="12" w:name="_Toc233040371"/>
       <w:r>
         <w:t>Teager</w:t>
       </w:r>
@@ -10253,7 +10537,7 @@
         <w:pStyle w:val="2"/>
         <w:spacing w:line="400" w:lineRule="atLeast"/>
       </w:pPr>
-      <w:bookmarkStart w:id="13" w:name="_Toc232967196"/>
+      <w:bookmarkStart w:id="13" w:name="_Toc233040372"/>
       <w:r>
         <w:rPr>
           <w:rFonts w:hint="eastAsia"/>
@@ -10838,9 +11122,6 @@
     <w:p>
       <w:pPr>
         <w:spacing w:line="400" w:lineRule="atLeast"/>
-        <w:rPr>
-          <w:rFonts w:hint="eastAsia"/>
-        </w:rPr>
       </w:pPr>
       <w:r>
         <w:t>Hilbert</w:t>
@@ -10875,7 +11156,7 @@
         <w:pStyle w:val="2"/>
         <w:spacing w:line="400" w:lineRule="atLeast"/>
       </w:pPr>
-      <w:bookmarkStart w:id="14" w:name="_Toc232967197"/>
+      <w:bookmarkStart w:id="14" w:name="_Toc233040373"/>
       <w:r>
         <w:lastRenderedPageBreak/>
         <w:t>幅值调制与解调</w:t>
@@ -10885,9 +11166,6 @@
     <w:p>
       <w:pPr>
         <w:spacing w:line="400" w:lineRule="atLeast"/>
-        <w:rPr>
-          <w:rFonts w:hint="eastAsia"/>
-        </w:rPr>
       </w:pPr>
       <w:r>
         <w:rPr>
@@ -10899,9 +11177,6 @@
     <w:p>
       <w:pPr>
         <w:spacing w:line="400" w:lineRule="atLeast"/>
-        <w:rPr>
-          <w:rFonts w:hint="eastAsia"/>
-        </w:rPr>
       </w:pPr>
       <w:r>
         <w:rPr>
@@ -11201,9 +11476,6 @@
     <w:p>
       <w:pPr>
         <w:spacing w:line="400" w:lineRule="atLeast"/>
-        <w:rPr>
-          <w:rFonts w:hint="eastAsia"/>
-        </w:rPr>
       </w:pPr>
       <w:r>
         <w:rPr>
@@ -11790,9 +12062,6 @@
     <w:p>
       <w:pPr>
         <w:spacing w:line="400" w:lineRule="atLeast"/>
-        <w:rPr>
-          <w:rFonts w:hint="eastAsia"/>
-        </w:rPr>
       </w:pPr>
       <w:r>
         <w:rPr>
@@ -11932,9 +12201,6 @@
     <w:p>
       <w:pPr>
         <w:spacing w:line="400" w:lineRule="atLeast"/>
-        <w:rPr>
-          <w:rFonts w:hint="eastAsia"/>
-        </w:rPr>
       </w:pPr>
       <w:r>
         <w:rPr>
@@ -11964,9 +12230,6 @@
     <w:p>
       <w:pPr>
         <w:spacing w:line="400" w:lineRule="atLeast"/>
-        <w:rPr>
-          <w:rFonts w:hint="eastAsia"/>
-        </w:rPr>
       </w:pPr>
       <w:r>
         <w:rPr>
@@ -12234,9 +12497,6 @@
     <w:p>
       <w:pPr>
         <w:spacing w:line="400" w:lineRule="atLeast"/>
-        <w:rPr>
-          <w:rFonts w:hint="eastAsia"/>
-        </w:rPr>
       </w:pPr>
       <w:r>
         <w:rPr>
@@ -12248,9 +12508,6 @@
     <w:p>
       <w:pPr>
         <w:spacing w:line="400" w:lineRule="atLeast"/>
-        <w:rPr>
-          <w:rFonts w:hint="eastAsia"/>
-        </w:rPr>
       </w:pPr>
       <w:r>
         <w:rPr>
@@ -12329,7 +12586,7 @@
       <w:r>
         <w:t xml:space="preserve"> </w:t>
       </w:r>
-      <w:bookmarkStart w:id="15" w:name="_Toc232967198"/>
+      <w:bookmarkStart w:id="15" w:name="_Toc233040374"/>
       <w:r>
         <w:rPr>
           <w:rFonts w:hint="eastAsia"/>
@@ -12340,9 +12597,279 @@
     </w:p>
     <w:p>
       <w:pPr>
-        <w:spacing w:line="400" w:lineRule="atLeast"/>
-        <w:ind w:firstLine="0"/>
-      </w:pPr>
+        <w:pStyle w:val="2"/>
+      </w:pPr>
+      <w:bookmarkStart w:id="16" w:name="_Toc233040375"/>
+      <w:r>
+        <w:t>任务</w:t>
+      </w:r>
+      <w:r>
+        <w:rPr>
+          <w:rFonts w:hint="eastAsia"/>
+        </w:rPr>
+        <w:t>要求</w:t>
+      </w:r>
+      <w:r>
+        <w:t>与</w:t>
+      </w:r>
+      <w:r>
+        <w:rPr>
+          <w:rFonts w:hint="eastAsia"/>
+        </w:rPr>
+        <w:t>算法</w:t>
+      </w:r>
+      <w:r>
+        <w:t>处理</w:t>
+      </w:r>
+      <w:bookmarkEnd w:id="16"/>
+    </w:p>
+    <w:p>
+      <w:pPr>
+        <w:rPr>
+          <w:rFonts w:hint="eastAsia"/>
+        </w:rPr>
+      </w:pPr>
+      <w:r>
+        <w:rPr>
+          <w:rFonts w:hint="eastAsia"/>
+        </w:rPr>
+        <w:t>必做任务信号主要包含基波分量、整数次谐波、间谐波以及一次幅值阶跃。任务要求根据原始采样数据计算基波同步相量，并分析信号中所包含的谐波和间谐波成分。</w:t>
+      </w:r>
+      <w:r>
+        <w:rPr>
+          <w:rFonts w:hint="eastAsia"/>
+        </w:rPr>
+        <w:t>其处理</w:t>
+      </w:r>
+      <w:r>
+        <w:rPr>
+          <w:rFonts w:hint="eastAsia"/>
+        </w:rPr>
+        <w:t>流程主要包括基波频率估计、滑动窗同步相量计算、幅值阶跃附近动态修正、谐波与间谐波检测四个部分。</w:t>
+      </w:r>
+      <w:r>
+        <w:rPr>
+          <w:rFonts w:hint="eastAsia"/>
+        </w:rPr>
+        <w:t>程序文件为</w:t>
+      </w:r>
+      <w:r>
+        <w:rPr>
+          <w:rFonts w:hint="eastAsia"/>
+        </w:rPr>
+        <w:t>BaseTask.m</w:t>
+      </w:r>
+      <w:r>
+        <w:rPr>
+          <w:rFonts w:hint="eastAsia"/>
+        </w:rPr>
+        <w:t>，运行后生成基波相量结果文件和谐波</w:t>
+      </w:r>
+      <w:r>
+        <w:rPr>
+          <w:rFonts w:hint="eastAsia"/>
+        </w:rPr>
+        <w:t>/</w:t>
+      </w:r>
+      <w:r>
+        <w:rPr>
+          <w:rFonts w:hint="eastAsia"/>
+        </w:rPr>
+        <w:t>间谐波结果文件。</w:t>
+      </w:r>
+    </w:p>
+    <w:p>
+      <w:pPr>
+        <w:rPr>
+          <w:rFonts w:hint="eastAsia"/>
+        </w:rPr>
+      </w:pPr>
+      <w:r>
+        <w:rPr>
+          <w:rFonts w:hint="eastAsia"/>
+        </w:rPr>
+        <w:t>由于信号中存在幅值阶跃，若仅采用较长滑动窗进行相量计算，阶跃附近的幅值结果会受到窗口平均作用影响，出现响应滞后。为改善这一问题，本文采用长窗稳态估计与阶跃附近短窗修正相结合的方法。长窗相量用于保证稳态幅值和相角的计算精度；短窗相量仅在幅值阶跃附近参与平滑融合，用于提高阶跃处幅值变化的跟踪能力。相角结果仍主要采用长窗计算，以避免短窗在噪声和谐波影响下引入额外波动。</w:t>
+      </w:r>
+    </w:p>
+    <w:p>
+      <w:pPr>
+        <w:rPr>
+          <w:rFonts w:hint="eastAsia"/>
+        </w:rPr>
+      </w:pPr>
+      <w:r>
+        <w:rPr>
+          <w:rFonts w:hint="eastAsia"/>
+        </w:rPr>
+        <w:t>对于谐波和间谐波检测，程序首先以估计得到的基波频率为基础，构造</w:t>
+      </w:r>
+      <m:oMath>
+        <m:r>
+          <w:rPr>
+            <w:rFonts w:ascii="Cambria Math" w:hAnsi="Cambria Math"/>
+          </w:rPr>
+          <m:t>1∼29</m:t>
+        </m:r>
+      </m:oMath>
+      <w:r>
+        <w:rPr>
+          <w:rFonts w:hint="eastAsia"/>
+        </w:rPr>
+        <w:t>次整数谐波频率，并通过最小二乘正弦拟合估计各整数次谐波幅值。随后，为检测间谐波，程序分别从残差信号频谱和原始稳定段频谱中提取候选频率。残差信号频谱能够减小整数次谐波对间谐波检测的干扰；原始稳定段频谱则有助于发现靠近强分量的弱间谐波。两类候选频率合并后，最终仍统一放入最小二乘模型中计算幅值，避免直接读取频谱峰值造成误差。</w:t>
+      </w:r>
+    </w:p>
+    <w:p>
+      <w:r>
+        <w:rPr>
+          <w:rFonts w:hint="eastAsia"/>
+        </w:rPr>
+        <w:t>程序运行后输出两个主要结果文件：</w:t>
+      </w:r>
+      <w:r>
+        <w:rPr>
+          <w:rFonts w:hint="eastAsia"/>
+        </w:rPr>
+        <w:t>Signal_basetask_phasor_submit.csv</w:t>
+      </w:r>
+      <w:r>
+        <w:rPr>
+          <w:rFonts w:hint="eastAsia"/>
+        </w:rPr>
+        <w:t>和</w:t>
+      </w:r>
+      <w:r>
+        <w:rPr>
+          <w:rFonts w:hint="eastAsia"/>
+        </w:rPr>
+        <w:t>Signal_basetask_harmonic_interharmonic_submit.csv</w:t>
+      </w:r>
+      <w:r>
+        <w:rPr>
+          <w:rFonts w:hint="eastAsia"/>
+        </w:rPr>
+        <w:t>。前者包含各时刻的基波相量幅值和同步相角，后者包含基波频率、整数次谐波和间谐波的频率及幅值结果。后续小节将分别对基波相量计算结果和谐波</w:t>
+      </w:r>
+      <w:r>
+        <w:rPr>
+          <w:rFonts w:hint="eastAsia"/>
+        </w:rPr>
+        <w:t>/</w:t>
+      </w:r>
+      <w:r>
+        <w:rPr>
+          <w:rFonts w:hint="eastAsia"/>
+        </w:rPr>
+        <w:t>间谐波检测结果进行分析</w:t>
+      </w:r>
+      <w:r>
+        <w:rPr>
+          <w:rFonts w:hint="eastAsia"/>
+        </w:rPr>
+        <w:t>。</w:t>
+      </w:r>
+    </w:p>
+    <w:p>
+      <w:pPr>
+        <w:pStyle w:val="2"/>
+      </w:pPr>
+      <w:bookmarkStart w:id="17" w:name="_Toc233040376"/>
+      <w:r>
+        <w:rPr>
+          <w:rFonts w:hint="eastAsia"/>
+        </w:rPr>
+        <w:t>基波分析</w:t>
+      </w:r>
+      <w:bookmarkEnd w:id="17"/>
+    </w:p>
+    <w:p>
+      <w:pPr>
+        <w:rPr>
+          <w:rFonts w:cs="Times New Roman"/>
+          <w:szCs w:val="24"/>
+        </w:rPr>
+      </w:pPr>
+      <w:r>
+        <w:rPr>
+          <w:rFonts w:cs="Times New Roman" w:hint="eastAsia"/>
+          <w:szCs w:val="24"/>
+        </w:rPr>
+        <w:t>计算</w:t>
+      </w:r>
+    </w:p>
+    <w:p>
+      <w:pPr>
+        <w:rPr>
+          <w:rFonts w:hint="eastAsia"/>
+        </w:rPr>
+      </w:pPr>
+    </w:p>
+    <w:p>
+      <w:pPr>
+        <w:pStyle w:val="2"/>
+        <w:rPr>
+          <w:rFonts w:hint="eastAsia"/>
+        </w:rPr>
+      </w:pPr>
+      <w:bookmarkStart w:id="18" w:name="_Toc233040377"/>
+      <w:r>
+        <w:rPr>
+          <w:rFonts w:hint="eastAsia"/>
+        </w:rPr>
+        <w:t>谐波与间谐波</w:t>
+      </w:r>
+      <w:r>
+        <w:rPr>
+          <w:rFonts w:hint="eastAsia"/>
+        </w:rPr>
+        <w:t>分析</w:t>
+      </w:r>
+      <w:bookmarkEnd w:id="18"/>
+    </w:p>
+    <w:p>
+      <w:pPr>
+        <w:rPr>
+          <w:rFonts w:cs="Times New Roman"/>
+          <w:szCs w:val="24"/>
+        </w:rPr>
+      </w:pPr>
+      <w:r>
+        <w:rPr>
+          <w:rFonts w:cs="Times New Roman" w:hint="eastAsia"/>
+          <w:szCs w:val="24"/>
+        </w:rPr>
+        <w:t>计算</w:t>
+      </w:r>
+    </w:p>
+    <w:p>
+      <w:pPr>
+        <w:pStyle w:val="2"/>
+        <w:rPr>
+          <w:rFonts w:hint="eastAsia"/>
+        </w:rPr>
+      </w:pPr>
+      <w:bookmarkStart w:id="19" w:name="_Toc233040378"/>
+      <w:r>
+        <w:rPr>
+          <w:rFonts w:hint="eastAsia"/>
+        </w:rPr>
+        <w:lastRenderedPageBreak/>
+        <w:t>基波分析</w:t>
+      </w:r>
+      <w:bookmarkEnd w:id="19"/>
+    </w:p>
+    <w:p>
+      <w:pPr>
+        <w:rPr>
+          <w:rFonts w:hint="eastAsia"/>
+        </w:rPr>
+      </w:pPr>
+      <w:r>
+        <w:rPr>
+          <w:rFonts w:cs="Times New Roman" w:hint="eastAsia"/>
+          <w:szCs w:val="24"/>
+        </w:rPr>
+        <w:t>计算</w:t>
+      </w:r>
     </w:p>
     <w:p>
       <w:pPr>
@@ -13451,9 +13978,9 @@
           <w:szCs w:val="24"/>
         </w:rPr>
       </w:pPr>
-      <w:bookmarkStart w:id="16" w:name="_Ref483315808"/>
+      <w:bookmarkStart w:id="20" w:name="_Ref483315808"/>
     </w:p>
-    <w:bookmarkEnd w:id="16"/>
+    <w:bookmarkEnd w:id="20"/>
     <w:p>
       <w:pPr>
         <w:spacing w:line="400" w:lineRule="atLeast"/>
@@ -13475,7 +14002,7 @@
         <w:pStyle w:val="a6"/>
         <w:spacing w:line="400" w:lineRule="atLeast"/>
       </w:pPr>
-      <w:bookmarkStart w:id="17" w:name="_Toc232967199"/>
+      <w:bookmarkStart w:id="21" w:name="_Toc233040379"/>
       <w:r>
         <w:rPr>
           <w:rFonts w:hint="eastAsia"/>
@@ -13483,7 +14010,7 @@
         <w:lastRenderedPageBreak/>
         <w:t>参考文献</w:t>
       </w:r>
-      <w:bookmarkEnd w:id="17"/>
+      <w:bookmarkEnd w:id="21"/>
     </w:p>
     <w:p>
       <w:pPr>
@@ -13672,7 +14199,7 @@
         <w:pStyle w:val="a6"/>
         <w:spacing w:line="400" w:lineRule="atLeast"/>
       </w:pPr>
-      <w:bookmarkStart w:id="18" w:name="_Toc232967200"/>
+      <w:bookmarkStart w:id="22" w:name="_Toc233040380"/>
       <w:r>
         <w:rPr>
           <w:rFonts w:hint="eastAsia"/>
@@ -13695,7 +14222,7 @@
         </w:rPr>
         <w:t>任务分工记录表格</w:t>
       </w:r>
-      <w:bookmarkEnd w:id="18"/>
+      <w:bookmarkEnd w:id="22"/>
     </w:p>
     <w:tbl>
       <w:tblPr>
@@ -14965,7 +15492,7 @@
   <w:style w:type="paragraph" w:default="1" w:styleId="a">
     <w:name w:val="Normal"/>
     <w:qFormat/>
-    <w:rsid w:val="009613E2"/>
+    <w:rsid w:val="00273D9B"/>
     <w:pPr>
       <w:widowControl w:val="0"/>
       <w:spacing w:line="400" w:lineRule="exact"/>

--- a/16-大二次大作业报告.docx
+++ b/16-大二次大作业报告.docx
@@ -497,7 +497,7 @@
         <w:pStyle w:val="a6"/>
         <w:spacing w:line="400" w:lineRule="atLeast"/>
       </w:pPr>
-      <w:bookmarkStart w:id="0" w:name="_Toc233040359"/>
+      <w:bookmarkStart w:id="0" w:name="_Toc233059179"/>
       <w:r>
         <w:rPr>
           <w:rFonts w:hint="eastAsia"/>
@@ -559,7 +559,7 @@
         </w:rPr>
         <w:fldChar w:fldCharType="separate"/>
       </w:r>
-      <w:hyperlink w:anchor="_Toc233040359" w:history="1">
+      <w:hyperlink w:anchor="_Toc233059179" w:history="1">
         <w:r>
           <w:rPr>
             <w:rStyle w:val="a5"/>
@@ -610,7 +610,7 @@
             <w:noProof/>
             <w:webHidden/>
           </w:rPr>
-          <w:instrText>PAGEREF _Toc233040359 \h</w:instrText>
+          <w:instrText>PAGEREF _Toc233059179 \h</w:instrText>
         </w:r>
         <w:r>
           <w:rPr>
@@ -665,7 +665,7 @@
           <w14:ligatures w14:val="standardContextual"/>
         </w:rPr>
       </w:pPr>
-      <w:hyperlink w:anchor="_Toc233040360" w:history="1">
+      <w:hyperlink w:anchor="_Toc233059180" w:history="1">
         <w:r>
           <w:rPr>
             <w:rStyle w:val="a5"/>
@@ -709,7 +709,7 @@
             <w:noProof/>
             <w:webHidden/>
           </w:rPr>
-          <w:instrText>PAGEREF _Toc233040360 \h</w:instrText>
+          <w:instrText>PAGEREF _Toc233059180 \h</w:instrText>
         </w:r>
         <w:r>
           <w:rPr>
@@ -763,7 +763,7 @@
           <w14:ligatures w14:val="standardContextual"/>
         </w:rPr>
       </w:pPr>
-      <w:hyperlink w:anchor="_Toc233040361" w:history="1">
+      <w:hyperlink w:anchor="_Toc233059181" w:history="1">
         <w:r>
           <w:rPr>
             <w:rStyle w:val="a5"/>
@@ -807,7 +807,7 @@
             <w:noProof/>
             <w:webHidden/>
           </w:rPr>
-          <w:instrText>PAGEREF _Toc233040361 \h</w:instrText>
+          <w:instrText>PAGEREF _Toc233059181 \h</w:instrText>
         </w:r>
         <w:r>
           <w:rPr>
@@ -861,7 +861,7 @@
           <w14:ligatures w14:val="standardContextual"/>
         </w:rPr>
       </w:pPr>
-      <w:hyperlink w:anchor="_Toc233040362" w:history="1">
+      <w:hyperlink w:anchor="_Toc233059182" w:history="1">
         <w:r>
           <w:rPr>
             <w:rStyle w:val="a5"/>
@@ -905,7 +905,7 @@
             <w:noProof/>
             <w:webHidden/>
           </w:rPr>
-          <w:instrText>PAGEREF _Toc233040362 \h</w:instrText>
+          <w:instrText>PAGEREF _Toc233059182 \h</w:instrText>
         </w:r>
         <w:r>
           <w:rPr>
@@ -960,7 +960,7 @@
           <w14:ligatures w14:val="standardContextual"/>
         </w:rPr>
       </w:pPr>
-      <w:hyperlink w:anchor="_Toc233040363" w:history="1">
+      <w:hyperlink w:anchor="_Toc233059183" w:history="1">
         <w:r>
           <w:rPr>
             <w:rStyle w:val="a5"/>
@@ -1004,7 +1004,7 @@
             <w:noProof/>
             <w:webHidden/>
           </w:rPr>
-          <w:instrText>PAGEREF _Toc233040363 \h</w:instrText>
+          <w:instrText>PAGEREF _Toc233059183 \h</w:instrText>
         </w:r>
         <w:r>
           <w:rPr>
@@ -1058,7 +1058,7 @@
           <w14:ligatures w14:val="standardContextual"/>
         </w:rPr>
       </w:pPr>
-      <w:hyperlink w:anchor="_Toc233040364" w:history="1">
+      <w:hyperlink w:anchor="_Toc233059184" w:history="1">
         <w:r>
           <w:rPr>
             <w:rStyle w:val="a5"/>
@@ -1102,7 +1102,7 @@
             <w:noProof/>
             <w:webHidden/>
           </w:rPr>
-          <w:instrText>PAGEREF _Toc233040364 \h</w:instrText>
+          <w:instrText>PAGEREF _Toc233059184 \h</w:instrText>
         </w:r>
         <w:r>
           <w:rPr>
@@ -1156,7 +1156,7 @@
           <w14:ligatures w14:val="standardContextual"/>
         </w:rPr>
       </w:pPr>
-      <w:hyperlink w:anchor="_Toc233040365" w:history="1">
+      <w:hyperlink w:anchor="_Toc233059185" w:history="1">
         <w:r>
           <w:rPr>
             <w:rStyle w:val="a5"/>
@@ -1200,7 +1200,7 @@
             <w:noProof/>
             <w:webHidden/>
           </w:rPr>
-          <w:instrText>PAGEREF _Toc233040365 \h</w:instrText>
+          <w:instrText>PAGEREF _Toc233059185 \h</w:instrText>
         </w:r>
         <w:r>
           <w:rPr>
@@ -1257,7 +1257,7 @@
           <w14:ligatures w14:val="standardContextual"/>
         </w:rPr>
       </w:pPr>
-      <w:hyperlink w:anchor="_Toc233040366" w:history="1">
+      <w:hyperlink w:anchor="_Toc233059186" w:history="1">
         <w:r>
           <w:rPr>
             <w:rStyle w:val="a5"/>
@@ -1301,7 +1301,7 @@
             <w:noProof/>
             <w:webHidden/>
           </w:rPr>
-          <w:instrText>PAGEREF _Toc233040366 \h</w:instrText>
+          <w:instrText>PAGEREF _Toc233059186 \h</w:instrText>
         </w:r>
         <w:r>
           <w:rPr>
@@ -1358,7 +1358,7 @@
           <w14:ligatures w14:val="standardContextual"/>
         </w:rPr>
       </w:pPr>
-      <w:hyperlink w:anchor="_Toc233040367" w:history="1">
+      <w:hyperlink w:anchor="_Toc233059187" w:history="1">
         <w:r>
           <w:rPr>
             <w:rStyle w:val="a5"/>
@@ -1409,7 +1409,7 @@
             <w:noProof/>
             <w:webHidden/>
           </w:rPr>
-          <w:instrText>PAGEREF _Toc233040367 \h</w:instrText>
+          <w:instrText>PAGEREF _Toc233059187 \h</w:instrText>
         </w:r>
         <w:r>
           <w:rPr>
@@ -1466,7 +1466,7 @@
           <w14:ligatures w14:val="standardContextual"/>
         </w:rPr>
       </w:pPr>
-      <w:hyperlink w:anchor="_Toc233040368" w:history="1">
+      <w:hyperlink w:anchor="_Toc233059188" w:history="1">
         <w:r>
           <w:rPr>
             <w:rStyle w:val="a5"/>
@@ -1510,7 +1510,7 @@
             <w:noProof/>
             <w:webHidden/>
           </w:rPr>
-          <w:instrText>PAGEREF _Toc233040368 \h</w:instrText>
+          <w:instrText>PAGEREF _Toc233059188 \h</w:instrText>
         </w:r>
         <w:r>
           <w:rPr>
@@ -1564,7 +1564,7 @@
           <w14:ligatures w14:val="standardContextual"/>
         </w:rPr>
       </w:pPr>
-      <w:hyperlink w:anchor="_Toc233040369" w:history="1">
+      <w:hyperlink w:anchor="_Toc233059189" w:history="1">
         <w:r>
           <w:rPr>
             <w:rStyle w:val="a5"/>
@@ -1608,7 +1608,7 @@
             <w:noProof/>
             <w:webHidden/>
           </w:rPr>
-          <w:instrText>PAGEREF _Toc233040369 \h</w:instrText>
+          <w:instrText>PAGEREF _Toc233059189 \h</w:instrText>
         </w:r>
         <w:r>
           <w:rPr>
@@ -1662,7 +1662,7 @@
           <w14:ligatures w14:val="standardContextual"/>
         </w:rPr>
       </w:pPr>
-      <w:hyperlink w:anchor="_Toc233040370" w:history="1">
+      <w:hyperlink w:anchor="_Toc233059190" w:history="1">
         <w:r>
           <w:rPr>
             <w:rStyle w:val="a5"/>
@@ -1706,7 +1706,7 @@
             <w:noProof/>
             <w:webHidden/>
           </w:rPr>
-          <w:instrText>PAGEREF _Toc233040370 \h</w:instrText>
+          <w:instrText>PAGEREF _Toc233059190 \h</w:instrText>
         </w:r>
         <w:r>
           <w:rPr>
@@ -1760,7 +1760,7 @@
           <w14:ligatures w14:val="standardContextual"/>
         </w:rPr>
       </w:pPr>
-      <w:hyperlink w:anchor="_Toc233040371" w:history="1">
+      <w:hyperlink w:anchor="_Toc233059191" w:history="1">
         <w:r>
           <w:rPr>
             <w:rStyle w:val="a5"/>
@@ -1804,7 +1804,7 @@
             <w:noProof/>
             <w:webHidden/>
           </w:rPr>
-          <w:instrText>PAGEREF _Toc233040371 \h</w:instrText>
+          <w:instrText>PAGEREF _Toc233059191 \h</w:instrText>
         </w:r>
         <w:r>
           <w:rPr>
@@ -1858,7 +1858,7 @@
           <w14:ligatures w14:val="standardContextual"/>
         </w:rPr>
       </w:pPr>
-      <w:hyperlink w:anchor="_Toc233040372" w:history="1">
+      <w:hyperlink w:anchor="_Toc233059192" w:history="1">
         <w:r>
           <w:rPr>
             <w:rStyle w:val="a5"/>
@@ -1902,7 +1902,7 @@
             <w:noProof/>
             <w:webHidden/>
           </w:rPr>
-          <w:instrText>PAGEREF _Toc233040372 \h</w:instrText>
+          <w:instrText>PAGEREF _Toc233059192 \h</w:instrText>
         </w:r>
         <w:r>
           <w:rPr>
@@ -1956,7 +1956,7 @@
           <w14:ligatures w14:val="standardContextual"/>
         </w:rPr>
       </w:pPr>
-      <w:hyperlink w:anchor="_Toc233040373" w:history="1">
+      <w:hyperlink w:anchor="_Toc233059193" w:history="1">
         <w:r>
           <w:rPr>
             <w:rStyle w:val="a5"/>
@@ -2000,7 +2000,7 @@
             <w:noProof/>
             <w:webHidden/>
           </w:rPr>
-          <w:instrText>PAGEREF _Toc233040373 \h</w:instrText>
+          <w:instrText>PAGEREF _Toc233059193 \h</w:instrText>
         </w:r>
         <w:r>
           <w:rPr>
@@ -2055,7 +2055,7 @@
           <w14:ligatures w14:val="standardContextual"/>
         </w:rPr>
       </w:pPr>
-      <w:hyperlink w:anchor="_Toc233040374" w:history="1">
+      <w:hyperlink w:anchor="_Toc233059194" w:history="1">
         <w:r>
           <w:rPr>
             <w:rStyle w:val="a5"/>
@@ -2099,7 +2099,7 @@
             <w:noProof/>
             <w:webHidden/>
           </w:rPr>
-          <w:instrText>PAGEREF _Toc233040374 \h</w:instrText>
+          <w:instrText>PAGEREF _Toc233059194 \h</w:instrText>
         </w:r>
         <w:r>
           <w:rPr>
@@ -2153,7 +2153,7 @@
           <w14:ligatures w14:val="standardContextual"/>
         </w:rPr>
       </w:pPr>
-      <w:hyperlink w:anchor="_Toc233040375" w:history="1">
+      <w:hyperlink w:anchor="_Toc233059195" w:history="1">
         <w:r>
           <w:rPr>
             <w:rStyle w:val="a5"/>
@@ -2197,7 +2197,7 @@
             <w:noProof/>
             <w:webHidden/>
           </w:rPr>
-          <w:instrText>PAGEREF _Toc233040375 \h</w:instrText>
+          <w:instrText>PAGEREF _Toc233059195 \h</w:instrText>
         </w:r>
         <w:r>
           <w:rPr>
@@ -2251,7 +2251,7 @@
           <w14:ligatures w14:val="standardContextual"/>
         </w:rPr>
       </w:pPr>
-      <w:hyperlink w:anchor="_Toc233040376" w:history="1">
+      <w:hyperlink w:anchor="_Toc233059196" w:history="1">
         <w:r>
           <w:rPr>
             <w:rStyle w:val="a5"/>
@@ -2295,7 +2295,7 @@
             <w:noProof/>
             <w:webHidden/>
           </w:rPr>
-          <w:instrText>PAGEREF _Toc233040376 \h</w:instrText>
+          <w:instrText>PAGEREF _Toc233059196 \h</w:instrText>
         </w:r>
         <w:r>
           <w:rPr>
@@ -2325,7 +2325,7 @@
             <w:noProof/>
             <w:webHidden/>
           </w:rPr>
-          <w:t>11</w:t>
+          <w:t>12</w:t>
         </w:r>
         <w:r>
           <w:rPr>
@@ -2349,7 +2349,7 @@
           <w14:ligatures w14:val="standardContextual"/>
         </w:rPr>
       </w:pPr>
-      <w:hyperlink w:anchor="_Toc233040377" w:history="1">
+      <w:hyperlink w:anchor="_Toc233059197" w:history="1">
         <w:r>
           <w:rPr>
             <w:rStyle w:val="a5"/>
@@ -2393,105 +2393,7 @@
             <w:noProof/>
             <w:webHidden/>
           </w:rPr>
-          <w:instrText>PAGEREF _Toc233040377 \h</w:instrText>
-        </w:r>
-        <w:r>
-          <w:rPr>
-            <w:rFonts w:hint="eastAsia"/>
-            <w:noProof/>
-            <w:webHidden/>
-          </w:rPr>
-          <w:instrText xml:space="preserve"> </w:instrText>
-        </w:r>
-        <w:r>
-          <w:rPr>
-            <w:rFonts w:hint="eastAsia"/>
-            <w:noProof/>
-            <w:webHidden/>
-          </w:rPr>
-        </w:r>
-        <w:r>
-          <w:rPr>
-            <w:rFonts w:hint="eastAsia"/>
-            <w:noProof/>
-            <w:webHidden/>
-          </w:rPr>
-          <w:fldChar w:fldCharType="separate"/>
-        </w:r>
-        <w:r>
-          <w:rPr>
-            <w:noProof/>
-            <w:webHidden/>
-          </w:rPr>
-          <w:t>11</w:t>
-        </w:r>
-        <w:r>
-          <w:rPr>
-            <w:rFonts w:hint="eastAsia"/>
-            <w:noProof/>
-            <w:webHidden/>
-          </w:rPr>
-          <w:fldChar w:fldCharType="end"/>
-        </w:r>
-      </w:hyperlink>
-    </w:p>
-    <w:p>
-      <w:pPr>
-        <w:pStyle w:val="TOC2"/>
-        <w:rPr>
-          <w:rFonts w:asciiTheme="minorHAnsi" w:eastAsiaTheme="minorEastAsia" w:hAnsiTheme="minorHAnsi" w:hint="eastAsia"/>
-          <w:smallCaps w:val="0"/>
-          <w:noProof/>
-          <w:sz w:val="22"/>
-          <w:szCs w:val="24"/>
-          <w14:ligatures w14:val="standardContextual"/>
-        </w:rPr>
-      </w:pPr>
-      <w:hyperlink w:anchor="_Toc233040378" w:history="1">
-        <w:r>
-          <w:rPr>
-            <w:rStyle w:val="a5"/>
-            <w:noProof/>
-          </w:rPr>
-          <w:t xml:space="preserve">3.4 </w:t>
-        </w:r>
-        <w:r>
-          <w:rPr>
-            <w:rStyle w:val="a5"/>
-            <w:noProof/>
-          </w:rPr>
-          <w:t>基波分析</w:t>
-        </w:r>
-        <w:r>
-          <w:rPr>
-            <w:rFonts w:hint="eastAsia"/>
-            <w:noProof/>
-            <w:webHidden/>
-          </w:rPr>
-          <w:tab/>
-        </w:r>
-        <w:r>
-          <w:rPr>
-            <w:rFonts w:hint="eastAsia"/>
-            <w:noProof/>
-            <w:webHidden/>
-          </w:rPr>
-          <w:fldChar w:fldCharType="begin"/>
-        </w:r>
-        <w:r>
-          <w:rPr>
-            <w:rFonts w:hint="eastAsia"/>
-            <w:noProof/>
-            <w:webHidden/>
-          </w:rPr>
-          <w:instrText xml:space="preserve"> </w:instrText>
-        </w:r>
-        <w:r>
-          <w:rPr>
-            <w:noProof/>
-            <w:webHidden/>
-          </w:rPr>
-          <w:instrText>PAGEREF _Toc233040378 \h</w:instrText>
+          <w:instrText>PAGEREF _Toc233059197 \h</w:instrText>
         </w:r>
         <w:r>
           <w:rPr>
@@ -2546,7 +2448,7 @@
           <w14:ligatures w14:val="standardContextual"/>
         </w:rPr>
       </w:pPr>
-      <w:hyperlink w:anchor="_Toc233040379" w:history="1">
+      <w:hyperlink w:anchor="_Toc233059198" w:history="1">
         <w:r>
           <w:rPr>
             <w:rStyle w:val="a5"/>
@@ -2583,7 +2485,7 @@
             <w:noProof/>
             <w:webHidden/>
           </w:rPr>
-          <w:instrText>PAGEREF _Toc233040379 \h</w:instrText>
+          <w:instrText>PAGEREF _Toc233059198 \h</w:instrText>
         </w:r>
         <w:r>
           <w:rPr>
@@ -2613,7 +2515,7 @@
             <w:noProof/>
             <w:webHidden/>
           </w:rPr>
-          <w:t>13</w:t>
+          <w:t>14</w:t>
         </w:r>
         <w:r>
           <w:rPr>
@@ -2638,7 +2540,7 @@
           <w14:ligatures w14:val="standardContextual"/>
         </w:rPr>
       </w:pPr>
-      <w:hyperlink w:anchor="_Toc233040380" w:history="1">
+      <w:hyperlink w:anchor="_Toc233059199" w:history="1">
         <w:r>
           <w:rPr>
             <w:rStyle w:val="a5"/>
@@ -2689,7 +2591,7 @@
             <w:noProof/>
             <w:webHidden/>
           </w:rPr>
-          <w:instrText>PAGEREF _Toc233040380 \h</w:instrText>
+          <w:instrText>PAGEREF _Toc233059199 \h</w:instrText>
         </w:r>
         <w:r>
           <w:rPr>
@@ -2719,7 +2621,7 @@
             <w:noProof/>
             <w:webHidden/>
           </w:rPr>
-          <w:t>14</w:t>
+          <w:t>15</w:t>
         </w:r>
         <w:r>
           <w:rPr>
@@ -2781,7 +2683,7 @@
       <w:r>
         <w:t xml:space="preserve"> </w:t>
       </w:r>
-      <w:bookmarkStart w:id="1" w:name="_Toc233040360"/>
+      <w:bookmarkStart w:id="1" w:name="_Toc233059180"/>
       <w:r>
         <w:rPr>
           <w:rFonts w:hint="eastAsia"/>
@@ -2795,7 +2697,7 @@
         <w:pStyle w:val="2"/>
         <w:spacing w:line="400" w:lineRule="atLeast"/>
       </w:pPr>
-      <w:bookmarkStart w:id="2" w:name="_Toc233040361"/>
+      <w:bookmarkStart w:id="2" w:name="_Toc233059181"/>
       <w:r>
         <w:rPr>
           <w:rFonts w:hint="eastAsia"/>
@@ -2913,7 +2815,7 @@
         <w:pStyle w:val="2"/>
         <w:spacing w:line="400" w:lineRule="atLeast"/>
       </w:pPr>
-      <w:bookmarkStart w:id="3" w:name="_Toc233040362"/>
+      <w:bookmarkStart w:id="3" w:name="_Toc233059182"/>
       <w:r>
         <w:rPr>
           <w:rFonts w:hint="eastAsia"/>
@@ -3255,7 +3157,7 @@
       <w:r>
         <w:t xml:space="preserve"> </w:t>
       </w:r>
-      <w:bookmarkStart w:id="4" w:name="_Toc233040363"/>
+      <w:bookmarkStart w:id="4" w:name="_Toc233059183"/>
       <w:r>
         <w:rPr>
           <w:rFonts w:hint="eastAsia"/>
@@ -3269,7 +3171,7 @@
         <w:pStyle w:val="2"/>
         <w:spacing w:line="400" w:lineRule="atLeast"/>
       </w:pPr>
-      <w:bookmarkStart w:id="5" w:name="_Toc233040364"/>
+      <w:bookmarkStart w:id="5" w:name="_Toc233059184"/>
       <w:r>
         <w:t>离散傅里叶变换</w:t>
       </w:r>
@@ -4432,7 +4334,7 @@
         <w:pStyle w:val="2"/>
         <w:spacing w:line="400" w:lineRule="atLeast"/>
       </w:pPr>
-      <w:bookmarkStart w:id="6" w:name="_Toc233040365"/>
+      <w:bookmarkStart w:id="6" w:name="_Toc233059185"/>
       <w:r>
         <w:rPr>
           <w:rFonts w:hint="eastAsia"/>
@@ -4449,7 +4351,7 @@
       <w:pPr>
         <w:pStyle w:val="3"/>
       </w:pPr>
-      <w:bookmarkStart w:id="7" w:name="_Toc233040366"/>
+      <w:bookmarkStart w:id="7" w:name="_Toc233059186"/>
       <w:r>
         <w:t>对数幅值抛物线</w:t>
       </w:r>
@@ -5666,7 +5568,7 @@
       <w:pPr>
         <w:pStyle w:val="3"/>
       </w:pPr>
-      <w:bookmarkStart w:id="8" w:name="_Toc233040367"/>
+      <w:bookmarkStart w:id="8" w:name="_Toc233059187"/>
       <w:r>
         <w:rPr>
           <w:rFonts w:hint="eastAsia"/>
@@ -5834,7 +5736,7 @@
       <w:pPr>
         <w:pStyle w:val="3"/>
       </w:pPr>
-      <w:bookmarkStart w:id="9" w:name="_Toc233040368"/>
+      <w:bookmarkStart w:id="9" w:name="_Toc233059188"/>
       <w:r>
         <w:lastRenderedPageBreak/>
         <w:t>加窗频谱分析</w:t>
@@ -6662,7 +6564,7 @@
         <w:pStyle w:val="2"/>
         <w:spacing w:line="400" w:lineRule="atLeast"/>
       </w:pPr>
-      <w:bookmarkStart w:id="10" w:name="_Toc233040369"/>
+      <w:bookmarkStart w:id="10" w:name="_Toc233059189"/>
       <w:r>
         <w:t>最小二乘正弦拟合法</w:t>
       </w:r>
@@ -8227,7 +8129,7 @@
         <w:pStyle w:val="2"/>
         <w:spacing w:line="400" w:lineRule="atLeast"/>
       </w:pPr>
-      <w:bookmarkStart w:id="11" w:name="_Toc233040370"/>
+      <w:bookmarkStart w:id="11" w:name="_Toc233059190"/>
       <w:r>
         <w:t>滑动窗同步相量算法</w:t>
       </w:r>
@@ -9590,7 +9492,7 @@
         <w:pStyle w:val="2"/>
         <w:spacing w:line="400" w:lineRule="atLeast"/>
       </w:pPr>
-      <w:bookmarkStart w:id="12" w:name="_Toc233040371"/>
+      <w:bookmarkStart w:id="12" w:name="_Toc233059191"/>
       <w:r>
         <w:t>Teager</w:t>
       </w:r>
@@ -10537,7 +10439,7 @@
         <w:pStyle w:val="2"/>
         <w:spacing w:line="400" w:lineRule="atLeast"/>
       </w:pPr>
-      <w:bookmarkStart w:id="13" w:name="_Toc233040372"/>
+      <w:bookmarkStart w:id="13" w:name="_Toc233059192"/>
       <w:r>
         <w:rPr>
           <w:rFonts w:hint="eastAsia"/>
@@ -11156,7 +11058,7 @@
         <w:pStyle w:val="2"/>
         <w:spacing w:line="400" w:lineRule="atLeast"/>
       </w:pPr>
-      <w:bookmarkStart w:id="14" w:name="_Toc233040373"/>
+      <w:bookmarkStart w:id="14" w:name="_Toc233059193"/>
       <w:r>
         <w:lastRenderedPageBreak/>
         <w:t>幅值调制与解调</w:t>
@@ -12586,7 +12488,7 @@
       <w:r>
         <w:t xml:space="preserve"> </w:t>
       </w:r>
-      <w:bookmarkStart w:id="15" w:name="_Toc233040374"/>
+      <w:bookmarkStart w:id="15" w:name="_Toc233059194"/>
       <w:r>
         <w:rPr>
           <w:rFonts w:hint="eastAsia"/>
@@ -12597,170 +12499,331 @@
     </w:p>
     <w:p>
       <w:pPr>
-        <w:pStyle w:val="2"/>
-      </w:pPr>
-      <w:bookmarkStart w:id="16" w:name="_Toc233040375"/>
-      <w:r>
-        <w:t>任务</w:t>
-      </w:r>
-      <w:r>
-        <w:rPr>
-          <w:rFonts w:hint="eastAsia"/>
-        </w:rPr>
-        <w:t>要求</w:t>
-      </w:r>
-      <w:r>
-        <w:t>与</w:t>
-      </w:r>
-      <w:r>
-        <w:rPr>
-          <w:rFonts w:hint="eastAsia"/>
-        </w:rPr>
-        <w:t>算法</w:t>
-      </w:r>
-      <w:r>
-        <w:t>处理</w:t>
-      </w:r>
-      <w:bookmarkEnd w:id="16"/>
+        <w:spacing w:line="400" w:lineRule="atLeast"/>
+      </w:pPr>
+      <w:r>
+        <w:rPr>
+          <w:rFonts w:hint="eastAsia"/>
+        </w:rPr>
+        <w:t>必做任务信号主要包含基波分量、整数次谐波、间谐波以及一次幅值阶跃。任务要求根据原始采样数据计算基波同步相量，并分析信号中所包含的谐波和间谐波成分。其处理流程主要包括基波频率估计、滑动窗同步相量计算、幅值阶跃附近动态修正、谐波与间谐波检测四个部分。程序文件为</w:t>
+      </w:r>
+      <w:r>
+        <w:rPr>
+          <w:rFonts w:hint="eastAsia"/>
+        </w:rPr>
+        <w:t>BaseTask.m</w:t>
+      </w:r>
+      <w:r>
+        <w:rPr>
+          <w:rFonts w:hint="eastAsia"/>
+        </w:rPr>
+        <w:t>，运行后生成基波相量结果文件和谐波</w:t>
+      </w:r>
+      <w:r>
+        <w:rPr>
+          <w:rFonts w:hint="eastAsia"/>
+        </w:rPr>
+        <w:t>/</w:t>
+      </w:r>
+      <w:r>
+        <w:rPr>
+          <w:rFonts w:hint="eastAsia"/>
+        </w:rPr>
+        <w:t>间谐波结果文件。</w:t>
+      </w:r>
     </w:p>
     <w:p>
       <w:pPr>
-        <w:rPr>
-          <w:rFonts w:hint="eastAsia"/>
-        </w:rPr>
-      </w:pPr>
-      <w:r>
-        <w:rPr>
-          <w:rFonts w:hint="eastAsia"/>
-        </w:rPr>
-        <w:t>必做任务信号主要包含基波分量、整数次谐波、间谐波以及一次幅值阶跃。任务要求根据原始采样数据计算基波同步相量，并分析信号中所包含的谐波和间谐波成分。</w:t>
-      </w:r>
-      <w:r>
-        <w:rPr>
-          <w:rFonts w:hint="eastAsia"/>
-        </w:rPr>
-        <w:t>其处理</w:t>
-      </w:r>
-      <w:r>
-        <w:rPr>
-          <w:rFonts w:hint="eastAsia"/>
-        </w:rPr>
-        <w:t>流程主要包括基波频率估计、滑动窗同步相量计算、幅值阶跃附近动态修正、谐波与间谐波检测四个部分。</w:t>
-      </w:r>
-      <w:r>
-        <w:rPr>
-          <w:rFonts w:hint="eastAsia"/>
-        </w:rPr>
-        <w:t>程序文件为</w:t>
-      </w:r>
-      <w:r>
-        <w:rPr>
-          <w:rFonts w:hint="eastAsia"/>
-        </w:rPr>
-        <w:t>BaseTask.m</w:t>
-      </w:r>
-      <w:r>
-        <w:rPr>
-          <w:rFonts w:hint="eastAsia"/>
-        </w:rPr>
-        <w:t>，运行后生成基波相量结果文件和谐波</w:t>
-      </w:r>
-      <w:r>
-        <w:rPr>
-          <w:rFonts w:hint="eastAsia"/>
-        </w:rPr>
-        <w:t>/</w:t>
-      </w:r>
-      <w:r>
-        <w:rPr>
-          <w:rFonts w:hint="eastAsia"/>
-        </w:rPr>
-        <w:t>间谐波结果文件。</w:t>
+        <w:pStyle w:val="-"/>
+        <w:spacing w:before="31" w:after="312" w:line="400" w:lineRule="atLeast"/>
+      </w:pPr>
+      <w:r>
+        <w:drawing>
+          <wp:anchor distT="0" distB="0" distL="114300" distR="114300" simplePos="0" relativeHeight="251659264" behindDoc="0" locked="0" layoutInCell="1" allowOverlap="1" wp14:anchorId="0B22563E" wp14:editId="594C0D8A">
+            <wp:simplePos x="0" y="0"/>
+            <wp:positionH relativeFrom="margin">
+              <wp:align>center</wp:align>
+            </wp:positionH>
+            <wp:positionV relativeFrom="paragraph">
+              <wp:posOffset>317557</wp:posOffset>
+            </wp:positionV>
+            <wp:extent cx="4424901" cy="2559261"/>
+            <wp:effectExtent l="0" t="0" r="0" b="0"/>
+            <wp:wrapNone/>
+            <wp:docPr id="1598889776" name="图片 1"/>
+            <wp:cNvGraphicFramePr>
+              <a:graphicFrameLocks xmlns:a="http://schemas.openxmlformats.org/drawingml/2006/main" noChangeAspect="1"/>
+            </wp:cNvGraphicFramePr>
+            <a:graphic xmlns:a="http://schemas.openxmlformats.org/drawingml/2006/main">
+              <a:graphicData uri="http://schemas.openxmlformats.org/drawingml/2006/picture">
+                <pic:pic xmlns:pic="http://schemas.openxmlformats.org/drawingml/2006/picture">
+                  <pic:nvPicPr>
+                    <pic:cNvPr id="1598889776" name=""/>
+                    <pic:cNvPicPr/>
+                  </pic:nvPicPr>
+                  <pic:blipFill rotWithShape="1">
+                    <a:blip r:embed="rId10">
+                      <a:extLst>
+                        <a:ext uri="{28A0092B-C50C-407E-A947-70E740481C1C}">
+                          <a14:useLocalDpi xmlns:a14="http://schemas.microsoft.com/office/drawing/2010/main" val="0"/>
+                        </a:ext>
+                      </a:extLst>
+                    </a:blip>
+                    <a:srcRect t="17093"/>
+                    <a:stretch>
+                      <a:fillRect/>
+                    </a:stretch>
+                  </pic:blipFill>
+                  <pic:spPr bwMode="auto">
+                    <a:xfrm>
+                      <a:off x="0" y="0"/>
+                      <a:ext cx="4424901" cy="2559261"/>
+                    </a:xfrm>
+                    <a:prstGeom prst="rect">
+                      <a:avLst/>
+                    </a:prstGeom>
+                    <a:ln>
+                      <a:noFill/>
+                    </a:ln>
+                    <a:extLst>
+                      <a:ext uri="{53640926-AAD7-44D8-BBD7-CCE9431645EC}">
+                        <a14:shadowObscured xmlns:a14="http://schemas.microsoft.com/office/drawing/2010/main"/>
+                      </a:ext>
+                    </a:extLst>
+                  </pic:spPr>
+                </pic:pic>
+              </a:graphicData>
+            </a:graphic>
+            <wp14:sizeRelH relativeFrom="page">
+              <wp14:pctWidth>0</wp14:pctWidth>
+            </wp14:sizeRelH>
+            <wp14:sizeRelV relativeFrom="page">
+              <wp14:pctHeight>0</wp14:pctHeight>
+            </wp14:sizeRelV>
+          </wp:anchor>
+        </w:drawing>
+      </w:r>
+      <w:r>
+        <w:t>必做部分原始信号时域</w:t>
       </w:r>
     </w:p>
     <w:p>
       <w:pPr>
-        <w:rPr>
-          <w:rFonts w:hint="eastAsia"/>
-        </w:rPr>
-      </w:pPr>
-      <w:r>
-        <w:rPr>
-          <w:rFonts w:hint="eastAsia"/>
-        </w:rPr>
-        <w:t>由于信号中存在幅值阶跃，若仅采用较长滑动窗进行相量计算，阶跃附近的幅值结果会受到窗口平均作用影响，出现响应滞后。为改善这一问题，本文采用长窗稳态估计与阶跃附近短窗修正相结合的方法。长窗相量用于保证稳态幅值和相角的计算精度；短窗相量仅在幅值阶跃附近参与平滑融合，用于提高阶跃处幅值变化的跟踪能力。相角结果仍主要采用长窗计算，以避免短窗在噪声和谐波影响下引入额外波动。</w:t>
-      </w:r>
+        <w:spacing w:line="400" w:lineRule="atLeast"/>
+        <w:rPr>
+          <w:rFonts w:hint="eastAsia"/>
+        </w:rPr>
+      </w:pPr>
     </w:p>
     <w:p>
       <w:pPr>
-        <w:rPr>
-          <w:rFonts w:hint="eastAsia"/>
-        </w:rPr>
-      </w:pPr>
-      <w:r>
-        <w:rPr>
-          <w:rFonts w:hint="eastAsia"/>
-        </w:rPr>
-        <w:t>对于谐波和间谐波检测，程序首先以估计得到的基波频率为基础，构造</w:t>
+        <w:spacing w:line="400" w:lineRule="atLeast"/>
+      </w:pPr>
+    </w:p>
+    <w:p/>
+    <w:p/>
+    <w:p/>
+    <w:p/>
+    <w:p/>
+    <w:p/>
+    <w:p>
+      <w:pPr>
+        <w:rPr>
+          <w:rFonts w:hint="eastAsia"/>
+        </w:rPr>
+      </w:pPr>
+    </w:p>
+    <w:p>
+      <w:pPr>
+        <w:pStyle w:val="2"/>
+        <w:numPr>
+          <w:ilvl w:val="1"/>
+          <w:numId w:val="3"/>
+        </w:numPr>
+      </w:pPr>
+      <w:r>
+        <w:rPr>
+          <w:rFonts w:hint="eastAsia"/>
+        </w:rPr>
+        <w:t>基波分析</w:t>
+      </w:r>
+    </w:p>
+    <w:p>
+      <w:pPr>
+        <w:rPr>
+          <w:rFonts w:hint="eastAsia"/>
+        </w:rPr>
+      </w:pPr>
+      <w:r>
+        <w:rPr>
+          <w:rFonts w:hint="eastAsia"/>
+        </w:rPr>
+        <w:t>必做任务的基波相量计算分为基波频率估计和滑动窗相量计算两部分。由于信号实际基波频率并不严格等于</w:t>
       </w:r>
       <m:oMath>
         <m:r>
           <w:rPr>
             <w:rFonts w:ascii="Cambria Math" w:hAnsi="Cambria Math"/>
           </w:rPr>
-          <m:t>1∼29</m:t>
+          <m:t>50</m:t>
+        </m:r>
+        <m:r>
+          <m:rPr>
+            <m:sty m:val="p"/>
+          </m:rPr>
+          <w:rPr>
+            <w:rFonts w:ascii="Cambria Math" w:hAnsi="Cambria Math"/>
+          </w:rPr>
+          <m:t>Hz</m:t>
         </m:r>
       </m:oMath>
       <w:r>
         <w:rPr>
           <w:rFonts w:hint="eastAsia"/>
         </w:rPr>
-        <w:t>次整数谐波频率，并通过最小二乘正弦拟合估计各整数次谐波幅值。随后，为检测间谐波，程序分别从残差信号频谱和原始稳定段频谱中提取候选频率。残差信号频谱能够减小整数次谐波对间谐波检测的干扰；原始稳定段频谱则有助于发现靠近强分量的弱间谐波。两类候选频率合并后，最终仍统一放入最小二乘模型中计算幅值，避免直接读取频谱峰值造成误差。</w:t>
+        <w:t>，</w:t>
+      </w:r>
+      <w:r>
+        <w:rPr>
+          <w:rFonts w:hint="eastAsia"/>
+        </w:rPr>
+        <w:t>故</w:t>
+      </w:r>
+      <w:r>
+        <w:rPr>
+          <w:rFonts w:hint="eastAsia"/>
+        </w:rPr>
+        <w:t>首先对基波频率进行估计，再基于估计频率计算同步相量。</w:t>
       </w:r>
     </w:p>
     <w:p>
-      <w:r>
-        <w:rPr>
-          <w:rFonts w:hint="eastAsia"/>
-        </w:rPr>
-        <w:t>程序运行后输出两个主要结果文件：</w:t>
-      </w:r>
-      <w:r>
-        <w:rPr>
-          <w:rFonts w:hint="eastAsia"/>
-        </w:rPr>
-        <w:t>Signal_basetask_phasor_submit.csv</w:t>
-      </w:r>
-      <w:r>
-        <w:rPr>
-          <w:rFonts w:hint="eastAsia"/>
-        </w:rPr>
-        <w:t>和</w:t>
-      </w:r>
-      <w:r>
-        <w:rPr>
-          <w:rFonts w:hint="eastAsia"/>
-        </w:rPr>
-        <w:t>Signal_basetask_harmonic_interharmonic_submit.csv</w:t>
-      </w:r>
-      <w:r>
-        <w:rPr>
-          <w:rFonts w:hint="eastAsia"/>
-        </w:rPr>
-        <w:t>。前者包含各时刻的基波相量幅值和同步相角，后者包含基波频率、整数次谐波和间谐波的频率及幅值结果。后续小节将分别对基波相量计算结果和谐波</w:t>
-      </w:r>
-      <w:r>
-        <w:rPr>
-          <w:rFonts w:hint="eastAsia"/>
-        </w:rPr>
-        <w:t>/</w:t>
-      </w:r>
-      <w:r>
-        <w:rPr>
-          <w:rFonts w:hint="eastAsia"/>
-        </w:rPr>
-        <w:t>间谐波检测结果进行分析</w:t>
-      </w:r>
+      <w:pPr>
+        <w:spacing w:line="400" w:lineRule="atLeast"/>
+        <w:rPr>
+          <w:rFonts w:hint="eastAsia"/>
+        </w:rPr>
+      </w:pPr>
+      <w:r>
+        <w:rPr>
+          <w:rFonts w:hint="eastAsia"/>
+        </w:rPr>
+        <w:t>在基波频率估计中，程序先去除信号直流分量，并对整段信号乘以</w:t>
+      </w:r>
+      <w:r>
+        <w:rPr>
+          <w:rFonts w:hint="eastAsia"/>
+        </w:rPr>
+        <w:t>Hann</w:t>
+      </w:r>
+      <w:r>
+        <w:rPr>
+          <w:rFonts w:hint="eastAsia"/>
+        </w:rPr>
+        <w:t>窗，然后进行高点数</w:t>
+      </w:r>
+      <w:r>
+        <w:rPr>
+          <w:rFonts w:hint="eastAsia"/>
+        </w:rPr>
+        <w:t>FFT</w:t>
+      </w:r>
+      <w:r>
+        <w:rPr>
+          <w:rFonts w:hint="eastAsia"/>
+        </w:rPr>
+        <w:t>，在</w:t>
+      </w:r>
+      <m:oMath>
+        <m:r>
+          <w:rPr>
+            <w:rFonts w:ascii="Cambria Math" w:hAnsi="Cambria Math"/>
+          </w:rPr>
+          <m:t>45</m:t>
+        </m:r>
+        <m:r>
+          <m:rPr>
+            <m:sty m:val="p"/>
+          </m:rPr>
+          <w:rPr>
+            <w:rFonts w:ascii="Cambria Math" w:hAnsi="Cambria Math"/>
+          </w:rPr>
+          <m:t>Hz</m:t>
+        </m:r>
+        <m:r>
+          <w:rPr>
+            <w:rFonts w:ascii="Cambria Math" w:hAnsi="Cambria Math"/>
+          </w:rPr>
+          <m:t>∼55</m:t>
+        </m:r>
+        <m:r>
+          <m:rPr>
+            <m:sty m:val="p"/>
+          </m:rPr>
+          <w:rPr>
+            <w:rFonts w:ascii="Cambria Math" w:hAnsi="Cambria Math"/>
+          </w:rPr>
+          <m:t>Hz</m:t>
+        </m:r>
+      </m:oMath>
+      <w:r>
+        <w:rPr>
+          <w:rFonts w:hint="eastAsia"/>
+        </w:rPr>
+        <w:t>范围内寻找基波主峰。</w:t>
+      </w:r>
+      <w:r>
+        <w:rPr>
+          <w:rFonts w:hint="eastAsia"/>
+        </w:rPr>
+        <w:t>然后</w:t>
+      </w:r>
+      <w:r>
+        <w:rPr>
+          <w:rFonts w:hint="eastAsia"/>
+        </w:rPr>
+        <w:t>进一步对主峰及其左右相邻频点进行对数抛物线插值，得到更精细的频率初值。随后，以该频率初值为中心，在其附近小范围内通过一维搜索进一步细化频率</w:t>
+      </w:r>
+      <w:r>
+        <w:rPr>
+          <w:rFonts w:hint="eastAsia"/>
+        </w:rPr>
+        <w:t>，</w:t>
+      </w:r>
+      <w:r>
+        <w:rPr>
+          <w:rFonts w:hint="eastAsia"/>
+        </w:rPr>
+        <w:t>减小</w:t>
+      </w:r>
+      <w:r>
+        <w:rPr>
+          <w:rFonts w:hint="eastAsia"/>
+        </w:rPr>
+        <w:t xml:space="preserve"> FFT </w:t>
+      </w:r>
+      <w:r>
+        <w:rPr>
+          <w:rFonts w:hint="eastAsia"/>
+        </w:rPr>
+        <w:t>栅栏效应对基波频率估计的影响。最终估计得到的基波频率为</w:t>
+      </w:r>
+      <m:oMath>
+        <m:r>
+          <w:rPr>
+            <w:rFonts w:ascii="Cambria Math" w:hAnsi="Cambria Math"/>
+          </w:rPr>
+          <m:t>50.499983</m:t>
+        </m:r>
+        <m:r>
+          <m:rPr>
+            <m:sty m:val="p"/>
+          </m:rPr>
+          <w:rPr>
+            <w:rFonts w:ascii="Cambria Math" w:hAnsi="Cambria Math"/>
+          </w:rPr>
+          <m:t>Hz</m:t>
+        </m:r>
+      </m:oMath>
       <w:r>
         <w:rPr>
           <w:rFonts w:hint="eastAsia"/>
@@ -12770,125 +12833,316 @@
     </w:p>
     <w:p>
       <w:pPr>
-        <w:pStyle w:val="2"/>
-      </w:pPr>
-      <w:bookmarkStart w:id="17" w:name="_Toc233040376"/>
-      <w:r>
-        <w:rPr>
-          <w:rFonts w:hint="eastAsia"/>
-        </w:rPr>
-        <w:t>基波分析</w:t>
-      </w:r>
-      <w:bookmarkEnd w:id="17"/>
+        <w:spacing w:line="400" w:lineRule="atLeast"/>
+      </w:pPr>
+      <w:r>
+        <w:rPr>
+          <w:rFonts w:hint="eastAsia"/>
+        </w:rPr>
+        <w:t>进一步</w:t>
+      </w:r>
+      <w:r>
+        <w:rPr>
+          <w:rFonts w:hint="eastAsia"/>
+        </w:rPr>
+        <w:t>在同步相量计算中，采用中心滑动窗方法。滑动窗半窗长度取为约两个基波周期，每个相量点实际使用中心点前后各约两个周期的数据，从而提取基波分量。</w:t>
+      </w:r>
+      <w:r>
+        <w:rPr>
+          <w:rFonts w:hint="eastAsia"/>
+        </w:rPr>
+        <w:t>然而，</w:t>
+      </w:r>
+      <w:r>
+        <w:rPr>
+          <w:rFonts w:hint="eastAsia"/>
+        </w:rPr>
+        <w:t>仅使用较长滑动窗</w:t>
+      </w:r>
+      <w:r>
+        <w:rPr>
+          <w:rFonts w:hint="eastAsia"/>
+        </w:rPr>
+        <w:t>会</w:t>
+      </w:r>
+      <w:r>
+        <w:rPr>
+          <w:rFonts w:hint="eastAsia"/>
+        </w:rPr>
+        <w:t>在幅值阶跃附近会出现响应滞后。为改善这一问题，先根据长窗相量幅值曲线的变化率估计阶跃位置，同时利用带通后的</w:t>
+      </w:r>
+      <w:r>
+        <w:rPr>
+          <w:rFonts w:hint="eastAsia"/>
+        </w:rPr>
+        <w:lastRenderedPageBreak/>
+        <w:t xml:space="preserve">Teager </w:t>
+      </w:r>
+      <w:r>
+        <w:rPr>
+          <w:rFonts w:hint="eastAsia"/>
+        </w:rPr>
+        <w:t>能量算子进行辅助定位。短窗结果只在阶跃附近约</w:t>
+      </w:r>
+      <m:oMath>
+        <m:r>
+          <w:rPr>
+            <w:rFonts w:ascii="Cambria Math" w:hAnsi="Cambria Math"/>
+          </w:rPr>
+          <m:t>±55</m:t>
+        </m:r>
+        <m:r>
+          <m:rPr>
+            <m:sty m:val="p"/>
+          </m:rPr>
+          <w:rPr>
+            <w:rFonts w:ascii="Cambria Math" w:hAnsi="Cambria Math"/>
+          </w:rPr>
+          <m:t>ms</m:t>
+        </m:r>
+      </m:oMath>
+      <w:r>
+        <w:rPr>
+          <w:rFonts w:hint="eastAsia"/>
+        </w:rPr>
+        <w:t>的范围内计算，并在约</w:t>
+      </w:r>
+      <m:oMath>
+        <m:r>
+          <w:rPr>
+            <w:rFonts w:ascii="Cambria Math" w:hAnsi="Cambria Math"/>
+          </w:rPr>
+          <m:t>±45</m:t>
+        </m:r>
+        <m:r>
+          <m:rPr>
+            <m:sty m:val="p"/>
+          </m:rPr>
+          <w:rPr>
+            <w:rFonts w:ascii="Cambria Math" w:hAnsi="Cambria Math"/>
+          </w:rPr>
+          <m:t>ms</m:t>
+        </m:r>
+      </m:oMath>
+      <w:r>
+        <w:rPr>
+          <w:rFonts w:hint="eastAsia"/>
+        </w:rPr>
+        <w:t>的范围内与原长窗幅值结果进行平滑融合。融合后只修改幅值结果，稳态区幅值和同步相角保持长窗计算结果不变。这样处理能够在保持稳态精度的同时，提高幅值阶跃附近的动态响应速度。</w:t>
+      </w:r>
+      <w:r>
+        <w:rPr>
+          <w:rFonts w:hint="eastAsia"/>
+        </w:rPr>
+        <w:t>由此提高了阶跃幅值的准确度。</w:t>
+      </w:r>
     </w:p>
     <w:p>
       <w:pPr>
-        <w:rPr>
-          <w:rFonts w:cs="Times New Roman"/>
-          <w:szCs w:val="24"/>
-        </w:rPr>
-      </w:pPr>
-      <w:r>
-        <w:rPr>
-          <w:rFonts w:cs="Times New Roman" w:hint="eastAsia"/>
-          <w:szCs w:val="24"/>
-        </w:rPr>
-        <w:t>计算</w:t>
-      </w:r>
+        <w:spacing w:line="400" w:lineRule="atLeast"/>
+        <w:rPr>
+          <w:rFonts w:hint="eastAsia"/>
+        </w:rPr>
+      </w:pPr>
     </w:p>
     <w:p>
       <w:pPr>
-        <w:rPr>
-          <w:rFonts w:hint="eastAsia"/>
-        </w:rPr>
-      </w:pPr>
+        <w:pStyle w:val="-"/>
+        <w:spacing w:before="31" w:after="312"/>
+        <w:rPr>
+          <w:rFonts w:hint="eastAsia"/>
+        </w:rPr>
+      </w:pPr>
+      <w:r>
+        <w:rPr>
+          <w:rFonts w:hint="eastAsia"/>
+        </w:rPr>
+        <w:t xml:space="preserve"> T</w:t>
+      </w:r>
+      <w:r>
+        <w:t>eager</w:t>
+      </w:r>
+      <w:r>
+        <w:t>能量算子定位阶跃时刻</w:t>
+      </w:r>
     </w:p>
     <w:p>
       <w:pPr>
-        <w:pStyle w:val="2"/>
-        <w:rPr>
-          <w:rFonts w:hint="eastAsia"/>
-        </w:rPr>
-      </w:pPr>
-      <w:bookmarkStart w:id="18" w:name="_Toc233040377"/>
-      <w:r>
-        <w:rPr>
-          <w:rFonts w:hint="eastAsia"/>
-        </w:rPr>
-        <w:t>谐波与间谐波</w:t>
-      </w:r>
-      <w:r>
-        <w:rPr>
-          <w:rFonts w:hint="eastAsia"/>
-        </w:rPr>
-        <w:t>分析</w:t>
-      </w:r>
-      <w:bookmarkEnd w:id="18"/>
+        <w:spacing w:line="400" w:lineRule="atLeast"/>
+        <w:jc w:val="center"/>
+        <w:rPr>
+          <w:rFonts w:hint="eastAsia"/>
+        </w:rPr>
+      </w:pPr>
+      <w:r>
+        <w:drawing>
+          <wp:inline distT="0" distB="0" distL="0" distR="0" wp14:anchorId="39DDB6EC" wp14:editId="4B317AA7">
+            <wp:extent cx="3515795" cy="2529118"/>
+            <wp:effectExtent l="0" t="0" r="8890" b="5080"/>
+            <wp:docPr id="685615579" name="图片 1"/>
+            <wp:cNvGraphicFramePr>
+              <a:graphicFrameLocks xmlns:a="http://schemas.openxmlformats.org/drawingml/2006/main" noChangeAspect="1"/>
+            </wp:cNvGraphicFramePr>
+            <a:graphic xmlns:a="http://schemas.openxmlformats.org/drawingml/2006/main">
+              <a:graphicData uri="http://schemas.openxmlformats.org/drawingml/2006/picture">
+                <pic:pic xmlns:pic="http://schemas.openxmlformats.org/drawingml/2006/picture">
+                  <pic:nvPicPr>
+                    <pic:cNvPr id="685615579" name=""/>
+                    <pic:cNvPicPr/>
+                  </pic:nvPicPr>
+                  <pic:blipFill>
+                    <a:blip r:embed="rId11"/>
+                    <a:stretch>
+                      <a:fillRect/>
+                    </a:stretch>
+                  </pic:blipFill>
+                  <pic:spPr>
+                    <a:xfrm>
+                      <a:off x="0" y="0"/>
+                      <a:ext cx="3561986" cy="2562346"/>
+                    </a:xfrm>
+                    <a:prstGeom prst="rect">
+                      <a:avLst/>
+                    </a:prstGeom>
+                  </pic:spPr>
+                </pic:pic>
+              </a:graphicData>
+            </a:graphic>
+          </wp:inline>
+        </w:drawing>
+      </w:r>
     </w:p>
     <w:p>
       <w:pPr>
-        <w:rPr>
-          <w:rFonts w:cs="Times New Roman"/>
-          <w:szCs w:val="24"/>
-        </w:rPr>
-      </w:pPr>
-      <w:r>
-        <w:rPr>
-          <w:rFonts w:cs="Times New Roman" w:hint="eastAsia"/>
-          <w:szCs w:val="24"/>
-        </w:rPr>
-        <w:t>计算</w:t>
+        <w:pStyle w:val="-"/>
+        <w:spacing w:before="31" w:after="312"/>
+        <w:rPr>
+          <w:rFonts w:hint="eastAsia"/>
+        </w:rPr>
+      </w:pPr>
+      <w:r>
+        <w:t>必做部分基波相量幅值和同步相角曲线</w:t>
       </w:r>
     </w:p>
     <w:p>
       <w:pPr>
-        <w:pStyle w:val="2"/>
-        <w:rPr>
-          <w:rFonts w:hint="eastAsia"/>
-        </w:rPr>
-      </w:pPr>
-      <w:bookmarkStart w:id="19" w:name="_Toc233040378"/>
-      <w:r>
-        <w:rPr>
-          <w:rFonts w:hint="eastAsia"/>
-        </w:rPr>
-        <w:lastRenderedPageBreak/>
-        <w:t>基波分析</w:t>
-      </w:r>
-      <w:bookmarkEnd w:id="19"/>
+        <w:spacing w:line="400" w:lineRule="atLeast"/>
+        <w:rPr>
+          <w:rFonts w:hint="eastAsia"/>
+        </w:rPr>
+      </w:pPr>
+      <w:r>
+        <w:drawing>
+          <wp:inline distT="0" distB="0" distL="0" distR="0" wp14:anchorId="4994663E" wp14:editId="74760799">
+            <wp:extent cx="2410770" cy="1831733"/>
+            <wp:effectExtent l="0" t="0" r="8890" b="0"/>
+            <wp:docPr id="1388997118" name="图片 1"/>
+            <wp:cNvGraphicFramePr>
+              <a:graphicFrameLocks xmlns:a="http://schemas.openxmlformats.org/drawingml/2006/main" noChangeAspect="1"/>
+            </wp:cNvGraphicFramePr>
+            <a:graphic xmlns:a="http://schemas.openxmlformats.org/drawingml/2006/main">
+              <a:graphicData uri="http://schemas.openxmlformats.org/drawingml/2006/picture">
+                <pic:pic xmlns:pic="http://schemas.openxmlformats.org/drawingml/2006/picture">
+                  <pic:nvPicPr>
+                    <pic:cNvPr id="1388997118" name=""/>
+                    <pic:cNvPicPr/>
+                  </pic:nvPicPr>
+                  <pic:blipFill>
+                    <a:blip r:embed="rId12"/>
+                    <a:stretch>
+                      <a:fillRect/>
+                    </a:stretch>
+                  </pic:blipFill>
+                  <pic:spPr>
+                    <a:xfrm>
+                      <a:off x="0" y="0"/>
+                      <a:ext cx="2437609" cy="1852125"/>
+                    </a:xfrm>
+                    <a:prstGeom prst="rect">
+                      <a:avLst/>
+                    </a:prstGeom>
+                  </pic:spPr>
+                </pic:pic>
+              </a:graphicData>
+            </a:graphic>
+          </wp:inline>
+        </w:drawing>
+      </w:r>
+      <w:r>
+        <w:drawing>
+          <wp:inline distT="0" distB="0" distL="0" distR="0" wp14:anchorId="41B2E7D4" wp14:editId="779B1603">
+            <wp:extent cx="2368859" cy="1838960"/>
+            <wp:effectExtent l="0" t="0" r="0" b="8890"/>
+            <wp:docPr id="797623866" name="图片 1"/>
+            <wp:cNvGraphicFramePr>
+              <a:graphicFrameLocks xmlns:a="http://schemas.openxmlformats.org/drawingml/2006/main" noChangeAspect="1"/>
+            </wp:cNvGraphicFramePr>
+            <a:graphic xmlns:a="http://schemas.openxmlformats.org/drawingml/2006/main">
+              <a:graphicData uri="http://schemas.openxmlformats.org/drawingml/2006/picture">
+                <pic:pic xmlns:pic="http://schemas.openxmlformats.org/drawingml/2006/picture">
+                  <pic:nvPicPr>
+                    <pic:cNvPr id="797623866" name=""/>
+                    <pic:cNvPicPr/>
+                  </pic:nvPicPr>
+                  <pic:blipFill>
+                    <a:blip r:embed="rId13"/>
+                    <a:stretch>
+                      <a:fillRect/>
+                    </a:stretch>
+                  </pic:blipFill>
+                  <pic:spPr>
+                    <a:xfrm>
+                      <a:off x="0" y="0"/>
+                      <a:ext cx="2382658" cy="1849672"/>
+                    </a:xfrm>
+                    <a:prstGeom prst="rect">
+                      <a:avLst/>
+                    </a:prstGeom>
+                  </pic:spPr>
+                </pic:pic>
+              </a:graphicData>
+            </a:graphic>
+          </wp:inline>
+        </w:drawing>
+      </w:r>
     </w:p>
     <w:p>
       <w:pPr>
-        <w:rPr>
-          <w:rFonts w:hint="eastAsia"/>
-        </w:rPr>
-      </w:pPr>
-      <w:r>
-        <w:rPr>
-          <w:rFonts w:cs="Times New Roman" w:hint="eastAsia"/>
-          <w:szCs w:val="24"/>
-        </w:rPr>
-        <w:t>计算</w:t>
+        <w:spacing w:line="400" w:lineRule="atLeast"/>
+      </w:pPr>
+      <w:r>
+        <w:rPr>
+          <w:rFonts w:hint="eastAsia"/>
+        </w:rPr>
+        <w:t>程序运行后生成</w:t>
+      </w:r>
+      <w:r>
+        <w:rPr>
+          <w:rFonts w:hint="eastAsia"/>
+        </w:rPr>
+        <w:t>的</w:t>
+      </w:r>
+      <w:r>
+        <w:rPr>
+          <w:rFonts w:hint="eastAsia"/>
+        </w:rPr>
+        <w:t>Signal_basetask_phasor_submit.csv</w:t>
+      </w:r>
+      <w:r>
+        <w:rPr>
+          <w:rFonts w:hint="eastAsia"/>
+        </w:rPr>
+        <w:t>包含时间、相量幅值和同步相角三列数据。</w:t>
+      </w:r>
+      <w:r>
+        <w:rPr>
+          <w:rFonts w:hint="eastAsia"/>
+        </w:rPr>
+        <w:t>信息概要如下：</w:t>
       </w:r>
     </w:p>
     <w:p>
       <w:pPr>
-        <w:spacing w:line="400" w:lineRule="atLeast"/>
-        <w:rPr>
-          <w:rFonts w:cs="Times New Roman"/>
-          <w:szCs w:val="24"/>
-        </w:rPr>
-      </w:pPr>
-      <w:r>
-        <w:rPr>
-          <w:rFonts w:cs="Times New Roman" w:hint="eastAsia"/>
-          <w:szCs w:val="24"/>
-        </w:rPr>
-        <w:t>计算得到的待求信号频率成分如下表所示：</w:t>
-      </w:r>
-    </w:p>
-    <w:p>
-      <w:pPr>
         <w:pStyle w:val="-0"/>
         <w:spacing w:line="400" w:lineRule="atLeast"/>
       </w:pPr>
@@ -12896,13 +13150,13 @@
         <w:rPr>
           <w:rFonts w:hint="eastAsia"/>
         </w:rPr>
-        <w:t>谐波</w:t>
-      </w:r>
-      <w:r>
-        <w:rPr>
-          <w:rFonts w:hint="eastAsia"/>
-        </w:rPr>
-        <w:t>成分</w:t>
+        <w:t>基波</w:t>
+      </w:r>
+      <w:r>
+        <w:rPr>
+          <w:rFonts w:hint="eastAsia"/>
+        </w:rPr>
+        <w:t>性质</w:t>
       </w:r>
     </w:p>
     <w:tbl>
@@ -12944,23 +13198,7 @@
                 <w:i w:val="0"/>
                 <w:iCs w:val="0"/>
               </w:rPr>
-              <w:t>频</w:t>
-            </w:r>
-            <w:r>
-              <w:rPr>
-                <w:rFonts w:cs="Times New Roman" w:hint="eastAsia"/>
-                <w:i w:val="0"/>
-                <w:iCs w:val="0"/>
-              </w:rPr>
-              <w:t>率</w:t>
-            </w:r>
-            <w:r>
-              <w:rPr>
-                <w:rFonts w:cs="Times New Roman" w:hint="eastAsia"/>
-                <w:i w:val="0"/>
-                <w:iCs w:val="0"/>
-              </w:rPr>
-              <w:t>成分</w:t>
+              <w:t>性质</w:t>
             </w:r>
           </w:p>
         </w:tc>
@@ -12986,23 +13224,7 @@
                 <w:i w:val="0"/>
                 <w:iCs w:val="0"/>
               </w:rPr>
-              <w:t>频率</w:t>
-            </w:r>
-            <w:r>
-              <w:rPr>
-                <w:rFonts w:cs="Times New Roman" w:hint="eastAsia"/>
-                <w:i w:val="0"/>
-                <w:iCs w:val="0"/>
-              </w:rPr>
-              <w:t>/</w:t>
-            </w:r>
-            <w:r>
-              <w:rPr>
-                <w:rFonts w:cs="Times New Roman" w:hint="eastAsia"/>
-                <w:i w:val="0"/>
-                <w:iCs w:val="0"/>
-              </w:rPr>
-              <w:t>Hz</w:t>
+              <w:t>阶跃前</w:t>
             </w:r>
           </w:p>
         </w:tc>
@@ -13028,15 +13250,7 @@
                 <w:i w:val="0"/>
                 <w:iCs w:val="0"/>
               </w:rPr>
-              <w:t>幅值</w:t>
-            </w:r>
-            <w:r>
-              <w:rPr>
-                <w:rFonts w:cs="Times New Roman" w:hint="eastAsia"/>
-                <w:i w:val="0"/>
-                <w:iCs w:val="0"/>
-              </w:rPr>
-              <w:t>/V</w:t>
+              <w:t>阶跃后</w:t>
             </w:r>
           </w:p>
         </w:tc>
@@ -13056,20 +13270,27 @@
               <w:pStyle w:val="-3"/>
               <w:spacing w:line="400" w:lineRule="atLeast"/>
               <w:rPr>
-                <w:rFonts w:cs="Times New Roman"/>
+                <w:rFonts w:cs="Times New Roman" w:hint="eastAsia"/>
               </w:rPr>
             </w:pPr>
             <w:r>
               <w:rPr>
                 <w:rFonts w:cs="Times New Roman" w:hint="eastAsia"/>
               </w:rPr>
-              <w:t>基波频率</w:t>
+              <w:t>采样频率</w:t>
+            </w:r>
+            <w:r>
+              <w:rPr>
+                <w:rFonts w:cs="Times New Roman" w:hint="eastAsia"/>
+              </w:rPr>
+              <w:t>/kHz</w:t>
             </w:r>
           </w:p>
         </w:tc>
         <w:tc>
           <w:tcPr>
-            <w:tcW w:w="2765" w:type="dxa"/>
+            <w:tcW w:w="5531" w:type="dxa"/>
+            <w:gridSpan w:val="2"/>
             <w:vAlign w:val="center"/>
           </w:tcPr>
           <w:p>
@@ -13083,37 +13304,11 @@
             </w:pPr>
             <w:r>
               <w:rPr>
-                <w:rFonts w:eastAsia="华文宋体" w:cs="Times New Roman"/>
+                <w:rFonts w:eastAsia="华文宋体" w:cs="Times New Roman" w:hint="eastAsia"/>
                 <w:color w:val="000000"/>
-                <w:sz w:val="22"/>
-                <w:szCs w:val="22"/>
-              </w:rPr>
-              <w:t xml:space="preserve">30.3650 </w:t>
-            </w:r>
-          </w:p>
-        </w:tc>
-        <w:tc>
-          <w:tcPr>
-            <w:tcW w:w="2766" w:type="dxa"/>
-            <w:vAlign w:val="center"/>
-          </w:tcPr>
-          <w:p>
-            <w:pPr>
-              <w:pStyle w:val="-3"/>
-              <w:spacing w:line="400" w:lineRule="atLeast"/>
-              <w:cnfStyle w:val="000000000000" w:firstRow="0" w:lastRow="0" w:firstColumn="0" w:lastColumn="0" w:oddVBand="0" w:evenVBand="0" w:oddHBand="0" w:evenHBand="0" w:firstRowFirstColumn="0" w:firstRowLastColumn="0" w:lastRowFirstColumn="0" w:lastRowLastColumn="0"/>
-              <w:rPr>
-                <w:rFonts w:cs="Times New Roman"/>
-              </w:rPr>
-            </w:pPr>
-            <w:r>
-              <w:rPr>
-                <w:rFonts w:eastAsia="华文宋体" w:cs="Times New Roman"/>
-                <w:color w:val="000000"/>
-                <w:sz w:val="22"/>
-                <w:szCs w:val="22"/>
-              </w:rPr>
-              <w:t xml:space="preserve">0.3620 </w:t>
+                <w:szCs w:val="21"/>
+              </w:rPr>
+              <w:t>10</w:t>
             </w:r>
           </w:p>
         </w:tc>
@@ -13133,26 +13328,27 @@
               <w:pStyle w:val="-3"/>
               <w:spacing w:line="400" w:lineRule="atLeast"/>
               <w:rPr>
-                <w:rFonts w:cs="Times New Roman"/>
+                <w:rFonts w:cs="Times New Roman" w:hint="eastAsia"/>
               </w:rPr>
             </w:pPr>
             <w:r>
               <w:rPr>
                 <w:rFonts w:cs="Times New Roman" w:hint="eastAsia"/>
               </w:rPr>
-              <w:t>1</w:t>
+              <w:t>频率</w:t>
             </w:r>
             <w:r>
               <w:rPr>
                 <w:rFonts w:cs="Times New Roman" w:hint="eastAsia"/>
               </w:rPr>
-              <w:t>次谐波</w:t>
+              <w:t>/Hz</w:t>
             </w:r>
           </w:p>
         </w:tc>
         <w:tc>
           <w:tcPr>
-            <w:tcW w:w="2765" w:type="dxa"/>
+            <w:tcW w:w="5531" w:type="dxa"/>
+            <w:gridSpan w:val="2"/>
             <w:vAlign w:val="center"/>
           </w:tcPr>
           <w:p>
@@ -13166,37 +13362,9 @@
             </w:pPr>
             <w:r>
               <w:rPr>
-                <w:rFonts w:eastAsia="华文宋体" w:cs="Times New Roman"/>
-                <w:color w:val="000000"/>
-                <w:sz w:val="22"/>
-                <w:szCs w:val="22"/>
-              </w:rPr>
-              <w:t xml:space="preserve">171.5088 </w:t>
-            </w:r>
-          </w:p>
-        </w:tc>
-        <w:tc>
-          <w:tcPr>
-            <w:tcW w:w="2766" w:type="dxa"/>
-            <w:vAlign w:val="center"/>
-          </w:tcPr>
-          <w:p>
-            <w:pPr>
-              <w:pStyle w:val="-3"/>
-              <w:spacing w:line="400" w:lineRule="atLeast"/>
-              <w:cnfStyle w:val="000000000000" w:firstRow="0" w:lastRow="0" w:firstColumn="0" w:lastColumn="0" w:oddVBand="0" w:evenVBand="0" w:oddHBand="0" w:evenHBand="0" w:firstRowFirstColumn="0" w:firstRowLastColumn="0" w:lastRowFirstColumn="0" w:lastRowLastColumn="0"/>
-              <w:rPr>
                 <w:rFonts w:cs="Times New Roman"/>
               </w:rPr>
-            </w:pPr>
-            <w:r>
-              <w:rPr>
-                <w:rFonts w:eastAsia="华文宋体" w:cs="Times New Roman"/>
-                <w:color w:val="000000"/>
-                <w:sz w:val="22"/>
-                <w:szCs w:val="22"/>
-              </w:rPr>
-              <w:t xml:space="preserve">1.1021 </w:t>
+              <w:t>50.499983</w:t>
             </w:r>
           </w:p>
         </w:tc>
@@ -13216,20 +13384,21 @@
               <w:pStyle w:val="-3"/>
               <w:spacing w:line="400" w:lineRule="atLeast"/>
               <w:rPr>
-                <w:rFonts w:cs="Times New Roman"/>
+                <w:rFonts w:cs="Times New Roman" w:hint="eastAsia"/>
               </w:rPr>
             </w:pPr>
             <w:r>
               <w:rPr>
                 <w:rFonts w:cs="Times New Roman" w:hint="eastAsia"/>
               </w:rPr>
-              <w:t>2</w:t>
+              <w:lastRenderedPageBreak/>
+              <w:t>平均幅值</w:t>
             </w:r>
             <w:r>
               <w:rPr>
                 <w:rFonts w:cs="Times New Roman" w:hint="eastAsia"/>
               </w:rPr>
-              <w:t>次谐波</w:t>
+              <w:t>/V</w:t>
             </w:r>
           </w:p>
         </w:tc>
@@ -13254,7 +13423,16 @@
                 <w:sz w:val="22"/>
                 <w:szCs w:val="22"/>
               </w:rPr>
-              <w:t xml:space="preserve">252.4999 </w:t>
+              <w:t>58.799337</w:t>
+            </w:r>
+            <w:r>
+              <w:rPr>
+                <w:rFonts w:eastAsia="华文宋体" w:cs="Times New Roman"/>
+                <w:color w:val="000000"/>
+                <w:sz w:val="22"/>
+                <w:szCs w:val="22"/>
+              </w:rPr>
+              <w:t xml:space="preserve"> </w:t>
             </w:r>
           </w:p>
         </w:tc>
@@ -13279,7 +13457,709 @@
                 <w:sz w:val="22"/>
                 <w:szCs w:val="22"/>
               </w:rPr>
-              <w:t xml:space="preserve">0.7800 </w:t>
+              <w:t>69.999568</w:t>
+            </w:r>
+            <w:r>
+              <w:rPr>
+                <w:rFonts w:eastAsia="华文宋体" w:cs="Times New Roman"/>
+                <w:color w:val="000000"/>
+                <w:sz w:val="22"/>
+                <w:szCs w:val="22"/>
+              </w:rPr>
+              <w:t xml:space="preserve"> </w:t>
+            </w:r>
+          </w:p>
+        </w:tc>
+      </w:tr>
+    </w:tbl>
+    <w:p>
+      <w:pPr>
+        <w:pStyle w:val="2"/>
+      </w:pPr>
+      <w:bookmarkStart w:id="16" w:name="_Toc233059197"/>
+      <w:r>
+        <w:rPr>
+          <w:rFonts w:hint="eastAsia"/>
+        </w:rPr>
+        <w:t>谐波与间谐波分析</w:t>
+      </w:r>
+      <w:bookmarkEnd w:id="16"/>
+    </w:p>
+    <w:p>
+      <w:pPr>
+        <w:rPr>
+          <w:rFonts w:cs="Times New Roman" w:hint="eastAsia"/>
+          <w:szCs w:val="24"/>
+        </w:rPr>
+      </w:pPr>
+      <w:r>
+        <w:rPr>
+          <w:rFonts w:cs="Times New Roman" w:hint="eastAsia"/>
+          <w:szCs w:val="24"/>
+        </w:rPr>
+        <w:t>必做任务除基波外，还可能包含</w:t>
+      </w:r>
+      <m:oMath>
+        <m:r>
+          <w:rPr>
+            <w:rFonts w:ascii="Cambria Math" w:hAnsi="Cambria Math" w:cs="Times New Roman"/>
+            <w:szCs w:val="24"/>
+          </w:rPr>
+          <m:t>2∼29</m:t>
+        </m:r>
+      </m:oMath>
+      <w:r>
+        <w:rPr>
+          <w:rFonts w:cs="Times New Roman" w:hint="eastAsia"/>
+          <w:szCs w:val="24"/>
+        </w:rPr>
+        <w:t>次整数谐波以及</w:t>
+      </w:r>
+      <m:oMath>
+        <m:r>
+          <w:rPr>
+            <w:rFonts w:ascii="Cambria Math" w:hAnsi="Cambria Math" w:cs="Times New Roman"/>
+            <w:szCs w:val="24"/>
+          </w:rPr>
+          <m:t>300</m:t>
+        </m:r>
+        <m:r>
+          <m:rPr>
+            <m:sty m:val="p"/>
+          </m:rPr>
+          <w:rPr>
+            <w:rFonts w:ascii="Cambria Math" w:hAnsi="Cambria Math" w:cs="Times New Roman"/>
+            <w:szCs w:val="24"/>
+          </w:rPr>
+          <m:t>Hz</m:t>
+        </m:r>
+      </m:oMath>
+      <w:r>
+        <w:rPr>
+          <w:rFonts w:cs="Times New Roman" w:hint="eastAsia"/>
+          <w:szCs w:val="24"/>
+        </w:rPr>
+        <w:t>以下的间谐波。由于信号中存在幅值阶跃，程序将信号划分为阶跃前稳定段和阶跃后稳定段，分别进行谐波和间谐波分析。这样可以分别得到阶跃前后各频率分量的有效值幅值，并计算其相对于基波的含量。</w:t>
+      </w:r>
+    </w:p>
+    <w:p>
+      <w:pPr>
+        <w:spacing w:line="400" w:lineRule="atLeast"/>
+        <w:rPr>
+          <w:rFonts w:cs="Times New Roman" w:hint="eastAsia"/>
+          <w:szCs w:val="24"/>
+        </w:rPr>
+      </w:pPr>
+      <w:r>
+        <w:rPr>
+          <w:rFonts w:cs="Times New Roman" w:hint="eastAsia"/>
+          <w:szCs w:val="24"/>
+        </w:rPr>
+        <w:t>对于整数次谐波，程序首先根据估计得到的基波频率</w:t>
+      </w:r>
+      <m:oMath>
+        <m:r>
+          <w:rPr>
+            <w:rFonts w:ascii="Cambria Math" w:hAnsi="Cambria Math" w:cs="Times New Roman"/>
+            <w:szCs w:val="24"/>
+          </w:rPr>
+          <m:t>50.499983</m:t>
+        </m:r>
+        <m:r>
+          <m:rPr>
+            <m:sty m:val="p"/>
+          </m:rPr>
+          <w:rPr>
+            <w:rFonts w:ascii="Cambria Math" w:hAnsi="Cambria Math" w:cs="Times New Roman"/>
+            <w:szCs w:val="24"/>
+          </w:rPr>
+          <m:t>Hz</m:t>
+        </m:r>
+      </m:oMath>
+      <w:r>
+        <w:rPr>
+          <w:rFonts w:cs="Times New Roman" w:hint="eastAsia"/>
+          <w:szCs w:val="24"/>
+        </w:rPr>
+        <w:t>构造</w:t>
+      </w:r>
+      <m:oMath>
+        <m:r>
+          <w:rPr>
+            <w:rFonts w:ascii="Cambria Math" w:hAnsi="Cambria Math" w:cs="Times New Roman"/>
+            <w:szCs w:val="24"/>
+          </w:rPr>
+          <m:t>1∼29</m:t>
+        </m:r>
+      </m:oMath>
+      <w:r>
+        <w:rPr>
+          <w:rFonts w:cs="Times New Roman" w:hint="eastAsia"/>
+          <w:szCs w:val="24"/>
+        </w:rPr>
+        <w:t>次谐波频率</w:t>
+      </w:r>
+      <w:r>
+        <w:rPr>
+          <w:rFonts w:cs="Times New Roman" w:hint="eastAsia"/>
+          <w:szCs w:val="24"/>
+        </w:rPr>
+        <w:t>，</w:t>
+      </w:r>
+      <w:r>
+        <w:rPr>
+          <w:rFonts w:cs="Times New Roman" w:hint="eastAsia"/>
+          <w:szCs w:val="24"/>
+        </w:rPr>
+        <w:t>随后在阶跃前、阶跃后两个稳定区间内分别建立正弦最小二乘模型。</w:t>
+      </w:r>
+      <w:r>
+        <w:rPr>
+          <w:rFonts w:cs="Times New Roman" w:hint="eastAsia"/>
+          <w:szCs w:val="24"/>
+        </w:rPr>
+        <w:t>也就是说</w:t>
+      </w:r>
+      <w:r>
+        <w:rPr>
+          <w:rFonts w:cs="Times New Roman" w:hint="eastAsia"/>
+          <w:szCs w:val="24"/>
+        </w:rPr>
+        <w:t>，整数次谐波的幅值不是直接从</w:t>
+      </w:r>
+      <w:r>
+        <w:rPr>
+          <w:rFonts w:cs="Times New Roman" w:hint="eastAsia"/>
+          <w:szCs w:val="24"/>
+        </w:rPr>
+        <w:t>FFT</w:t>
+      </w:r>
+      <w:r>
+        <w:rPr>
+          <w:rFonts w:cs="Times New Roman" w:hint="eastAsia"/>
+          <w:szCs w:val="24"/>
+        </w:rPr>
+        <w:t>谱线幅值中读取，而是由最小二乘模型统一估计得到。这样可以减小窗函数、频谱泄漏和相邻频率分量对幅值估计的影响。在完成拟合后，用原始信号减去拟合得到的整数谐波分量，得到残差信号。残差信号中整数次谐波的影响相对较弱，更适合用于寻找间谐波。初始方法是仅在残差谱中寻找</w:t>
+      </w:r>
+      <m:oMath>
+        <m:r>
+          <w:rPr>
+            <w:rFonts w:ascii="Cambria Math" w:hAnsi="Cambria Math" w:cs="Times New Roman"/>
+            <w:szCs w:val="24"/>
+          </w:rPr>
+          <m:t>300</m:t>
+        </m:r>
+        <m:r>
+          <m:rPr>
+            <m:sty m:val="p"/>
+          </m:rPr>
+          <w:rPr>
+            <w:rFonts w:ascii="Cambria Math" w:hAnsi="Cambria Math" w:cs="Times New Roman"/>
+            <w:szCs w:val="24"/>
+          </w:rPr>
+          <m:t>Hz</m:t>
+        </m:r>
+      </m:oMath>
+      <w:r>
+        <w:rPr>
+          <w:rFonts w:cs="Times New Roman" w:hint="eastAsia"/>
+          <w:szCs w:val="24"/>
+        </w:rPr>
+        <w:t>以下的非整数倍频率分量，但在调试过程中发现，弱间谐波靠近强间谐波时可能在残差谱中被削弱，从而出现漏检。例如，</w:t>
+      </w:r>
+      <m:oMath>
+        <m:r>
+          <w:rPr>
+            <w:rFonts w:ascii="Cambria Math" w:hAnsi="Cambria Math" w:cs="Times New Roman"/>
+            <w:szCs w:val="24"/>
+          </w:rPr>
+          <m:t>165</m:t>
+        </m:r>
+        <m:r>
+          <m:rPr>
+            <m:sty m:val="p"/>
+          </m:rPr>
+          <w:rPr>
+            <w:rFonts w:ascii="Cambria Math" w:hAnsi="Cambria Math" w:cs="Times New Roman"/>
+            <w:szCs w:val="24"/>
+          </w:rPr>
+          <m:t>Hz</m:t>
+        </m:r>
+      </m:oMath>
+      <w:r>
+        <w:rPr>
+          <w:rFonts w:cs="Times New Roman" w:hint="eastAsia"/>
+          <w:szCs w:val="24"/>
+        </w:rPr>
+        <w:t>附近弱间谐波靠近</w:t>
+      </w:r>
+      <m:oMath>
+        <m:r>
+          <w:rPr>
+            <w:rFonts w:ascii="Cambria Math" w:hAnsi="Cambria Math" w:cs="Times New Roman"/>
+            <w:szCs w:val="24"/>
+          </w:rPr>
+          <m:t>171</m:t>
+        </m:r>
+        <m:r>
+          <m:rPr>
+            <m:sty m:val="p"/>
+          </m:rPr>
+          <w:rPr>
+            <w:rFonts w:ascii="Cambria Math" w:hAnsi="Cambria Math" w:cs="Times New Roman"/>
+            <w:szCs w:val="24"/>
+          </w:rPr>
+          <m:t>Hz</m:t>
+        </m:r>
+      </m:oMath>
+      <w:r>
+        <w:rPr>
+          <w:rFonts w:cs="Times New Roman" w:hint="eastAsia"/>
+          <w:szCs w:val="24"/>
+        </w:rPr>
+        <w:t>附近强间谐波，仅依靠残差谱时较难稳定检出。</w:t>
+      </w:r>
+    </w:p>
+    <w:p>
+      <w:pPr>
+        <w:spacing w:line="400" w:lineRule="atLeast"/>
+        <w:ind w:firstLineChars="200" w:firstLine="480"/>
+        <w:rPr>
+          <w:rFonts w:cs="Times New Roman" w:hint="eastAsia"/>
+          <w:szCs w:val="24"/>
+        </w:rPr>
+      </w:pPr>
+      <w:r>
+        <w:rPr>
+          <w:rFonts w:cs="Times New Roman" w:hint="eastAsia"/>
+          <w:szCs w:val="24"/>
+        </w:rPr>
+        <w:t>为改善这一问题，最终程序对阶跃前、阶跃后原始稳定段信号分别乘以</w:t>
+      </w:r>
+      <w:r>
+        <w:rPr>
+          <w:rFonts w:cs="Times New Roman" w:hint="eastAsia"/>
+          <w:szCs w:val="24"/>
+        </w:rPr>
+        <w:t>Blackman-Harris</w:t>
+      </w:r>
+      <w:r>
+        <w:rPr>
+          <w:rFonts w:cs="Times New Roman" w:hint="eastAsia"/>
+          <w:szCs w:val="24"/>
+        </w:rPr>
+        <w:t>窗，并进行高倍补零</w:t>
+      </w:r>
+      <w:r>
+        <w:rPr>
+          <w:rFonts w:cs="Times New Roman" w:hint="eastAsia"/>
+          <w:szCs w:val="24"/>
+        </w:rPr>
+        <w:t>FFT</w:t>
+      </w:r>
+      <w:r>
+        <w:rPr>
+          <w:rFonts w:cs="Times New Roman" w:hint="eastAsia"/>
+          <w:szCs w:val="24"/>
+        </w:rPr>
+        <w:t>；随后排除基波和整数次谐波邻域，在</w:t>
+      </w:r>
+      <m:oMath>
+        <m:r>
+          <w:rPr>
+            <w:rFonts w:ascii="Cambria Math" w:hAnsi="Cambria Math" w:cs="Times New Roman"/>
+            <w:szCs w:val="24"/>
+          </w:rPr>
+          <m:t>300</m:t>
+        </m:r>
+        <m:r>
+          <m:rPr>
+            <m:sty m:val="p"/>
+          </m:rPr>
+          <w:rPr>
+            <w:rFonts w:ascii="Cambria Math" w:hAnsi="Cambria Math" w:cs="Times New Roman"/>
+            <w:szCs w:val="24"/>
+          </w:rPr>
+          <m:t>Hz</m:t>
+        </m:r>
+      </m:oMath>
+      <w:r>
+        <w:rPr>
+          <w:rFonts w:cs="Times New Roman" w:hint="eastAsia"/>
+          <w:szCs w:val="24"/>
+        </w:rPr>
+        <w:t>以下寻找局部峰值，并用对数抛物线插值修正峰值频率。最终，程序将残差谱和原始稳定段频谱</w:t>
+      </w:r>
+      <w:r>
+        <w:rPr>
+          <w:rFonts w:cs="Times New Roman" w:hint="eastAsia"/>
+          <w:szCs w:val="24"/>
+        </w:rPr>
+        <w:t>以</w:t>
+      </w:r>
+      <m:oMath>
+        <m:r>
+          <w:rPr>
+            <w:rFonts w:ascii="Cambria Math" w:hAnsi="Cambria Math" w:cs="Times New Roman"/>
+            <w:szCs w:val="24"/>
+          </w:rPr>
+          <m:t>0.60</m:t>
+        </m:r>
+        <m:r>
+          <m:rPr>
+            <m:sty m:val="p"/>
+          </m:rPr>
+          <w:rPr>
+            <w:rFonts w:ascii="Cambria Math" w:hAnsi="Cambria Math" w:cs="Times New Roman"/>
+            <w:szCs w:val="24"/>
+          </w:rPr>
+          <m:t>Hz</m:t>
+        </m:r>
+      </m:oMath>
+      <w:r>
+        <w:rPr>
+          <w:rFonts w:cs="Times New Roman" w:hint="eastAsia"/>
+          <w:szCs w:val="24"/>
+        </w:rPr>
+        <w:t>容差</w:t>
+      </w:r>
+      <w:r>
+        <w:rPr>
+          <w:rFonts w:cs="Times New Roman" w:hint="eastAsia"/>
+          <w:szCs w:val="24"/>
+        </w:rPr>
+        <w:t>合并</w:t>
+      </w:r>
+      <w:r>
+        <w:rPr>
+          <w:rFonts w:cs="Times New Roman" w:hint="eastAsia"/>
+          <w:szCs w:val="24"/>
+        </w:rPr>
+        <w:t>，然后</w:t>
+      </w:r>
+      <w:r>
+        <w:rPr>
+          <w:rFonts w:cs="Times New Roman" w:hint="eastAsia"/>
+          <w:szCs w:val="24"/>
+        </w:rPr>
+        <w:t>重新放入最小二乘模型中，分别计算阶跃前后各频率分量的有效值幅值。</w:t>
+      </w:r>
+    </w:p>
+    <w:p>
+      <w:pPr>
+        <w:pStyle w:val="-"/>
+        <w:spacing w:before="31" w:after="312" w:line="400" w:lineRule="atLeast"/>
+        <w:rPr>
+          <w:rFonts w:hint="eastAsia"/>
+        </w:rPr>
+      </w:pPr>
+      <w:r>
+        <w:rPr>
+          <w:rFonts w:hint="eastAsia"/>
+        </w:rPr>
+        <w:t>FFT</w:t>
+      </w:r>
+      <w:r>
+        <w:rPr>
+          <w:rFonts w:hint="eastAsia"/>
+        </w:rPr>
+        <w:t>谐波观察</w:t>
+      </w:r>
+    </w:p>
+    <w:p>
+      <w:pPr>
+        <w:spacing w:line="400" w:lineRule="atLeast"/>
+        <w:ind w:firstLineChars="200" w:firstLine="480"/>
+        <w:rPr>
+          <w:rFonts w:cs="Times New Roman"/>
+          <w:szCs w:val="24"/>
+        </w:rPr>
+      </w:pPr>
+      <w:r>
+        <w:rPr>
+          <w:rFonts w:cs="Times New Roman"/>
+          <w:szCs w:val="24"/>
+        </w:rPr>
+        <w:drawing>
+          <wp:inline distT="0" distB="0" distL="0" distR="0" wp14:anchorId="3ABD86A1" wp14:editId="61F77192">
+            <wp:extent cx="4825497" cy="1711133"/>
+            <wp:effectExtent l="0" t="0" r="0" b="3810"/>
+            <wp:docPr id="1258056917" name="图片 1"/>
+            <wp:cNvGraphicFramePr>
+              <a:graphicFrameLocks xmlns:a="http://schemas.openxmlformats.org/drawingml/2006/main" noChangeAspect="1"/>
+            </wp:cNvGraphicFramePr>
+            <a:graphic xmlns:a="http://schemas.openxmlformats.org/drawingml/2006/main">
+              <a:graphicData uri="http://schemas.openxmlformats.org/drawingml/2006/picture">
+                <pic:pic xmlns:pic="http://schemas.openxmlformats.org/drawingml/2006/picture">
+                  <pic:nvPicPr>
+                    <pic:cNvPr id="1258056917" name=""/>
+                    <pic:cNvPicPr/>
+                  </pic:nvPicPr>
+                  <pic:blipFill rotWithShape="1">
+                    <a:blip r:embed="rId14"/>
+                    <a:srcRect t="50231"/>
+                    <a:stretch>
+                      <a:fillRect/>
+                    </a:stretch>
+                  </pic:blipFill>
+                  <pic:spPr bwMode="auto">
+                    <a:xfrm>
+                      <a:off x="0" y="0"/>
+                      <a:ext cx="4831728" cy="1713343"/>
+                    </a:xfrm>
+                    <a:prstGeom prst="rect">
+                      <a:avLst/>
+                    </a:prstGeom>
+                    <a:ln>
+                      <a:noFill/>
+                    </a:ln>
+                    <a:extLst>
+                      <a:ext uri="{53640926-AAD7-44D8-BBD7-CCE9431645EC}">
+                        <a14:shadowObscured xmlns:a14="http://schemas.microsoft.com/office/drawing/2010/main"/>
+                      </a:ext>
+                    </a:extLst>
+                  </pic:spPr>
+                </pic:pic>
+              </a:graphicData>
+            </a:graphic>
+          </wp:inline>
+        </w:drawing>
+      </w:r>
+    </w:p>
+    <w:p>
+      <w:pPr>
+        <w:spacing w:line="400" w:lineRule="atLeast"/>
+        <w:ind w:firstLine="0"/>
+        <w:rPr>
+          <w:rFonts w:cs="Times New Roman" w:hint="eastAsia"/>
+          <w:szCs w:val="24"/>
+        </w:rPr>
+      </w:pPr>
+    </w:p>
+    <w:p>
+      <w:pPr>
+        <w:spacing w:line="400" w:lineRule="atLeast"/>
+        <w:rPr>
+          <w:rFonts w:cs="Times New Roman" w:hint="eastAsia"/>
+          <w:szCs w:val="24"/>
+        </w:rPr>
+      </w:pPr>
+      <w:r>
+        <w:rPr>
+          <w:rFonts w:cs="Times New Roman" w:hint="eastAsia"/>
+          <w:szCs w:val="24"/>
+        </w:rPr>
+        <w:t>下表</w:t>
+      </w:r>
+      <w:r>
+        <w:rPr>
+          <w:rFonts w:cs="Times New Roman" w:hint="eastAsia"/>
+          <w:szCs w:val="24"/>
+        </w:rPr>
+        <w:t>给出了必做任务中检测到的主要谐波和间谐波结果。</w:t>
+      </w:r>
+      <w:r>
+        <w:rPr>
+          <w:rFonts w:hint="eastAsia"/>
+        </w:rPr>
+        <w:t>程序运行后生成的</w:t>
+      </w:r>
+      <w:r>
+        <w:rPr>
+          <w:rFonts w:cs="Times New Roman"/>
+          <w:szCs w:val="24"/>
+        </w:rPr>
+        <w:t>Signal_basetask_harmonic_interharmonic_submit</w:t>
+      </w:r>
+      <w:r>
+        <w:rPr>
+          <w:rFonts w:cs="Times New Roman" w:hint="eastAsia"/>
+          <w:szCs w:val="24"/>
+        </w:rPr>
+        <w:t>.csv</w:t>
+      </w:r>
+      <w:r>
+        <w:rPr>
+          <w:rFonts w:cs="Times New Roman" w:hint="eastAsia"/>
+          <w:szCs w:val="24"/>
+        </w:rPr>
+        <w:t>也有谐波信息。</w:t>
+      </w:r>
+    </w:p>
+    <w:p>
+      <w:pPr>
+        <w:pStyle w:val="-0"/>
+      </w:pPr>
+      <w:r>
+        <w:rPr>
+          <w:rFonts w:hint="eastAsia"/>
+        </w:rPr>
+        <w:lastRenderedPageBreak/>
+        <w:t>谐波</w:t>
+      </w:r>
+      <w:r>
+        <w:rPr>
+          <w:rFonts w:hint="eastAsia"/>
+        </w:rPr>
+        <w:t>成分</w:t>
+      </w:r>
+    </w:p>
+    <w:tbl>
+      <w:tblPr>
+        <w:tblStyle w:val="11"/>
+        <w:tblW w:w="0" w:type="auto"/>
+        <w:jc w:val="center"/>
+        <w:tblLook w:val="04A0" w:firstRow="1" w:lastRow="0" w:firstColumn="1" w:lastColumn="0" w:noHBand="0" w:noVBand="1"/>
+      </w:tblPr>
+      <w:tblGrid>
+        <w:gridCol w:w="2014"/>
+        <w:gridCol w:w="2235"/>
+        <w:gridCol w:w="2127"/>
+        <w:gridCol w:w="1930"/>
+      </w:tblGrid>
+      <w:tr>
+        <w:trPr>
+          <w:cnfStyle w:val="100000000000" w:firstRow="1" w:lastRow="0" w:firstColumn="0" w:lastColumn="0" w:oddVBand="0" w:evenVBand="0" w:oddHBand="0" w:evenHBand="0" w:firstRowFirstColumn="0" w:firstRowLastColumn="0" w:lastRowFirstColumn="0" w:lastRowLastColumn="0"/>
+          <w:jc w:val="center"/>
+        </w:trPr>
+        <w:tc>
+          <w:tcPr>
+            <w:cnfStyle w:val="001000000000" w:firstRow="0" w:lastRow="0" w:firstColumn="1" w:lastColumn="0" w:oddVBand="0" w:evenVBand="0" w:oddHBand="0" w:evenHBand="0" w:firstRowFirstColumn="0" w:firstRowLastColumn="0" w:lastRowFirstColumn="0" w:lastRowLastColumn="0"/>
+            <w:tcW w:w="2014" w:type="dxa"/>
+            <w:vAlign w:val="center"/>
+          </w:tcPr>
+          <w:p>
+            <w:pPr>
+              <w:pStyle w:val="-3"/>
+              <w:spacing w:line="400" w:lineRule="atLeast"/>
+              <w:rPr>
+                <w:rFonts w:cs="Times New Roman"/>
+                <w:i w:val="0"/>
+                <w:iCs w:val="0"/>
+              </w:rPr>
+            </w:pPr>
+            <w:r>
+              <w:rPr>
+                <w:rFonts w:cs="Times New Roman" w:hint="eastAsia"/>
+                <w:i w:val="0"/>
+                <w:iCs w:val="0"/>
+              </w:rPr>
+              <w:t>频率成分</w:t>
+            </w:r>
+          </w:p>
+        </w:tc>
+        <w:tc>
+          <w:tcPr>
+            <w:tcW w:w="2235" w:type="dxa"/>
+            <w:vAlign w:val="center"/>
+          </w:tcPr>
+          <w:p>
+            <w:pPr>
+              <w:pStyle w:val="-3"/>
+              <w:spacing w:line="400" w:lineRule="atLeast"/>
+              <w:cnfStyle w:val="100000000000" w:firstRow="1" w:lastRow="0" w:firstColumn="0" w:lastColumn="0" w:oddVBand="0" w:evenVBand="0" w:oddHBand="0" w:evenHBand="0" w:firstRowFirstColumn="0" w:firstRowLastColumn="0" w:lastRowFirstColumn="0" w:lastRowLastColumn="0"/>
+              <w:rPr>
+                <w:rFonts w:cs="Times New Roman"/>
+                <w:i w:val="0"/>
+                <w:iCs w:val="0"/>
+              </w:rPr>
+            </w:pPr>
+            <w:r>
+              <w:rPr>
+                <w:rFonts w:cs="Times New Roman" w:hint="eastAsia"/>
+                <w:i w:val="0"/>
+                <w:iCs w:val="0"/>
+              </w:rPr>
+              <w:t>频率</w:t>
+            </w:r>
+            <w:r>
+              <w:rPr>
+                <w:rFonts w:cs="Times New Roman" w:hint="eastAsia"/>
+                <w:i w:val="0"/>
+                <w:iCs w:val="0"/>
+              </w:rPr>
+              <w:t>/Hz</w:t>
+            </w:r>
+          </w:p>
+        </w:tc>
+        <w:tc>
+          <w:tcPr>
+            <w:tcW w:w="2127" w:type="dxa"/>
+            <w:vAlign w:val="center"/>
+          </w:tcPr>
+          <w:p>
+            <w:pPr>
+              <w:pStyle w:val="-3"/>
+              <w:spacing w:line="400" w:lineRule="atLeast"/>
+              <w:cnfStyle w:val="100000000000" w:firstRow="1" w:lastRow="0" w:firstColumn="0" w:lastColumn="0" w:oddVBand="0" w:evenVBand="0" w:oddHBand="0" w:evenHBand="0" w:firstRowFirstColumn="0" w:firstRowLastColumn="0" w:lastRowFirstColumn="0" w:lastRowLastColumn="0"/>
+              <w:rPr>
+                <w:rFonts w:cs="Times New Roman"/>
+                <w:i w:val="0"/>
+                <w:iCs w:val="0"/>
+              </w:rPr>
+            </w:pPr>
+            <w:r>
+              <w:rPr>
+                <w:rFonts w:cs="Times New Roman" w:hint="eastAsia"/>
+                <w:i w:val="0"/>
+                <w:iCs w:val="0"/>
+              </w:rPr>
+              <w:t>阶跃前幅值</w:t>
+            </w:r>
+            <w:r>
+              <w:rPr>
+                <w:rFonts w:cs="Times New Roman" w:hint="eastAsia"/>
+                <w:i w:val="0"/>
+                <w:iCs w:val="0"/>
+              </w:rPr>
+              <w:t>/V</w:t>
+            </w:r>
+          </w:p>
+        </w:tc>
+        <w:tc>
+          <w:tcPr>
+            <w:tcW w:w="1930" w:type="dxa"/>
+          </w:tcPr>
+          <w:p>
+            <w:pPr>
+              <w:pStyle w:val="-3"/>
+              <w:spacing w:line="400" w:lineRule="atLeast"/>
+              <w:cnfStyle w:val="100000000000" w:firstRow="1" w:lastRow="0" w:firstColumn="0" w:lastColumn="0" w:oddVBand="0" w:evenVBand="0" w:oddHBand="0" w:evenHBand="0" w:firstRowFirstColumn="0" w:firstRowLastColumn="0" w:lastRowFirstColumn="0" w:lastRowLastColumn="0"/>
+              <w:rPr>
+                <w:rFonts w:cs="Times New Roman" w:hint="eastAsia"/>
+              </w:rPr>
+            </w:pPr>
+            <w:r>
+              <w:rPr>
+                <w:rFonts w:cs="Times New Roman" w:hint="eastAsia"/>
+                <w:i w:val="0"/>
+                <w:iCs w:val="0"/>
+              </w:rPr>
+              <w:t>阶跃</w:t>
+            </w:r>
+            <w:r>
+              <w:rPr>
+                <w:rFonts w:cs="Times New Roman" w:hint="eastAsia"/>
+                <w:i w:val="0"/>
+                <w:iCs w:val="0"/>
+              </w:rPr>
+              <w:t>后</w:t>
+            </w:r>
+            <w:r>
+              <w:rPr>
+                <w:rFonts w:cs="Times New Roman" w:hint="eastAsia"/>
+                <w:i w:val="0"/>
+                <w:iCs w:val="0"/>
+              </w:rPr>
+              <w:t>幅值</w:t>
+            </w:r>
+            <w:r>
+              <w:rPr>
+                <w:rFonts w:cs="Times New Roman" w:hint="eastAsia"/>
+                <w:i w:val="0"/>
+                <w:iCs w:val="0"/>
+              </w:rPr>
+              <w:t>/V</w:t>
             </w:r>
           </w:p>
         </w:tc>
@@ -13291,7 +14171,7 @@
         <w:tc>
           <w:tcPr>
             <w:cnfStyle w:val="001000000000" w:firstRow="0" w:lastRow="0" w:firstColumn="1" w:lastColumn="0" w:oddVBand="0" w:evenVBand="0" w:oddHBand="0" w:evenHBand="0" w:firstRowFirstColumn="0" w:firstRowLastColumn="0" w:lastRowFirstColumn="0" w:lastRowLastColumn="0"/>
-            <w:tcW w:w="2765" w:type="dxa"/>
+            <w:tcW w:w="2014" w:type="dxa"/>
             <w:vAlign w:val="center"/>
           </w:tcPr>
           <w:p>
@@ -13299,26 +14179,26 @@
               <w:pStyle w:val="-3"/>
               <w:spacing w:line="400" w:lineRule="atLeast"/>
               <w:rPr>
-                <w:rFonts w:cs="Times New Roman"/>
+                <w:rFonts w:cs="Times New Roman" w:hint="eastAsia"/>
               </w:rPr>
             </w:pPr>
             <w:r>
               <w:rPr>
                 <w:rFonts w:cs="Times New Roman" w:hint="eastAsia"/>
               </w:rPr>
-              <w:t>3</w:t>
+              <w:t>0.6</w:t>
             </w:r>
             <w:r>
               <w:rPr>
                 <w:rFonts w:cs="Times New Roman" w:hint="eastAsia"/>
               </w:rPr>
-              <w:t>次谐波</w:t>
+              <w:t>次间谐波</w:t>
             </w:r>
           </w:p>
         </w:tc>
         <w:tc>
           <w:tcPr>
-            <w:tcW w:w="2765" w:type="dxa"/>
+            <w:tcW w:w="2235" w:type="dxa"/>
             <w:vAlign w:val="center"/>
           </w:tcPr>
           <w:p>
@@ -13337,13 +14217,22 @@
                 <w:sz w:val="22"/>
                 <w:szCs w:val="22"/>
               </w:rPr>
-              <w:t xml:space="preserve">277.7100 </w:t>
+              <w:t>30.3075</w:t>
+            </w:r>
+            <w:r>
+              <w:rPr>
+                <w:rFonts w:eastAsia="华文宋体" w:cs="Times New Roman"/>
+                <w:color w:val="000000"/>
+                <w:sz w:val="22"/>
+                <w:szCs w:val="22"/>
+              </w:rPr>
+              <w:t xml:space="preserve"> </w:t>
             </w:r>
           </w:p>
         </w:tc>
         <w:tc>
           <w:tcPr>
-            <w:tcW w:w="2766" w:type="dxa"/>
+            <w:tcW w:w="2127" w:type="dxa"/>
             <w:vAlign w:val="center"/>
           </w:tcPr>
           <w:p>
@@ -13356,13 +14245,34 @@
               </w:rPr>
             </w:pPr>
             <w:r>
-              <w:rPr>
-                <w:rFonts w:eastAsia="华文宋体" w:cs="Times New Roman"/>
+              <w:t>0.3603</w:t>
+            </w:r>
+          </w:p>
+        </w:tc>
+        <w:tc>
+          <w:tcPr>
+            <w:tcW w:w="1930" w:type="dxa"/>
+            <w:vAlign w:val="center"/>
+          </w:tcPr>
+          <w:p>
+            <w:pPr>
+              <w:pStyle w:val="-3"/>
+              <w:spacing w:line="400" w:lineRule="atLeast"/>
+              <w:cnfStyle w:val="000000000000" w:firstRow="0" w:lastRow="0" w:firstColumn="0" w:lastColumn="0" w:oddVBand="0" w:evenVBand="0" w:oddHBand="0" w:evenHBand="0" w:firstRowFirstColumn="0" w:firstRowLastColumn="0" w:lastRowFirstColumn="0" w:lastRowLastColumn="0"/>
+              <w:rPr>
+                <w:rFonts w:eastAsia="华文宋体" w:cs="Times New Roman" w:hint="eastAsia"/>
                 <w:color w:val="000000"/>
                 <w:sz w:val="22"/>
-                <w:szCs w:val="22"/>
-              </w:rPr>
-              <w:t xml:space="preserve">0.9024 </w:t>
+              </w:rPr>
+            </w:pPr>
+            <w:r>
+              <w:t>0.361</w:t>
+            </w:r>
+            <w:r>
+              <w:rPr>
+                <w:rFonts w:hint="eastAsia"/>
+              </w:rPr>
+              <w:t>1</w:t>
             </w:r>
           </w:p>
         </w:tc>
@@ -13374,7 +14284,7 @@
         <w:tc>
           <w:tcPr>
             <w:cnfStyle w:val="001000000000" w:firstRow="0" w:lastRow="0" w:firstColumn="1" w:lastColumn="0" w:oddVBand="0" w:evenVBand="0" w:oddHBand="0" w:evenHBand="0" w:firstRowFirstColumn="0" w:firstRowLastColumn="0" w:lastRowFirstColumn="0" w:lastRowLastColumn="0"/>
-            <w:tcW w:w="2765" w:type="dxa"/>
+            <w:tcW w:w="2014" w:type="dxa"/>
             <w:vAlign w:val="center"/>
           </w:tcPr>
           <w:p>
@@ -13382,26 +14292,32 @@
               <w:pStyle w:val="-3"/>
               <w:spacing w:line="400" w:lineRule="atLeast"/>
               <w:rPr>
-                <w:rFonts w:cs="Times New Roman"/>
+                <w:rFonts w:cs="Times New Roman" w:hint="eastAsia"/>
               </w:rPr>
             </w:pPr>
             <w:r>
               <w:rPr>
                 <w:rFonts w:cs="Times New Roman" w:hint="eastAsia"/>
               </w:rPr>
-              <w:t>4</w:t>
+              <w:t>3.</w:t>
             </w:r>
             <w:r>
               <w:rPr>
                 <w:rFonts w:cs="Times New Roman" w:hint="eastAsia"/>
               </w:rPr>
-              <w:t>次谐波</w:t>
+              <w:t>3</w:t>
+            </w:r>
+            <w:r>
+              <w:rPr>
+                <w:rFonts w:cs="Times New Roman" w:hint="eastAsia"/>
+              </w:rPr>
+              <w:t>次间谐波</w:t>
             </w:r>
           </w:p>
         </w:tc>
         <w:tc>
           <w:tcPr>
-            <w:tcW w:w="2765" w:type="dxa"/>
+            <w:tcW w:w="2235" w:type="dxa"/>
             <w:vAlign w:val="center"/>
           </w:tcPr>
           <w:p>
@@ -13410,24 +14326,24 @@
               <w:spacing w:line="400" w:lineRule="atLeast"/>
               <w:cnfStyle w:val="000000000000" w:firstRow="0" w:lastRow="0" w:firstColumn="0" w:lastColumn="0" w:oddVBand="0" w:evenVBand="0" w:oddHBand="0" w:evenHBand="0" w:firstRowFirstColumn="0" w:firstRowLastColumn="0" w:lastRowFirstColumn="0" w:lastRowLastColumn="0"/>
               <w:rPr>
-                <w:rFonts w:cs="Times New Roman"/>
-              </w:rPr>
-            </w:pPr>
-            <w:r>
-              <w:rPr>
                 <w:rFonts w:eastAsia="华文宋体" w:cs="Times New Roman"/>
                 <w:color w:val="000000"/>
                 <w:sz w:val="22"/>
-                <w:szCs w:val="22"/>
-              </w:rPr>
-              <w:t xml:space="preserve">302.9999 </w:t>
+              </w:rPr>
+            </w:pPr>
+            <w:r>
+              <w:rPr>
+                <w:rFonts w:eastAsia="华文宋体" w:cs="Times New Roman"/>
+                <w:color w:val="000000"/>
+                <w:sz w:val="22"/>
+              </w:rPr>
+              <w:t>165.3773</w:t>
             </w:r>
           </w:p>
         </w:tc>
         <w:tc>
           <w:tcPr>
-            <w:tcW w:w="2766" w:type="dxa"/>
-            <w:vAlign w:val="center"/>
+            <w:tcW w:w="2127" w:type="dxa"/>
           </w:tcPr>
           <w:p>
             <w:pPr>
@@ -13435,17 +14351,39 @@
               <w:spacing w:line="400" w:lineRule="atLeast"/>
               <w:cnfStyle w:val="000000000000" w:firstRow="0" w:lastRow="0" w:firstColumn="0" w:lastColumn="0" w:oddVBand="0" w:evenVBand="0" w:oddHBand="0" w:evenHBand="0" w:firstRowFirstColumn="0" w:firstRowLastColumn="0" w:lastRowFirstColumn="0" w:lastRowLastColumn="0"/>
               <w:rPr>
-                <w:rFonts w:cs="Times New Roman"/>
+                <w:rFonts w:eastAsia="华文宋体" w:cs="Times New Roman" w:hint="eastAsia"/>
+                <w:color w:val="000000"/>
+                <w:sz w:val="22"/>
               </w:rPr>
             </w:pPr>
             <w:r>
+              <w:t>0.176</w:t>
+            </w:r>
+            <w:r>
+              <w:rPr>
+                <w:rFonts w:hint="eastAsia"/>
+              </w:rPr>
+              <w:t>8</w:t>
+            </w:r>
+          </w:p>
+        </w:tc>
+        <w:tc>
+          <w:tcPr>
+            <w:tcW w:w="1930" w:type="dxa"/>
+          </w:tcPr>
+          <w:p>
+            <w:pPr>
+              <w:pStyle w:val="-3"/>
+              <w:spacing w:line="400" w:lineRule="atLeast"/>
+              <w:cnfStyle w:val="000000000000" w:firstRow="0" w:lastRow="0" w:firstColumn="0" w:lastColumn="0" w:oddVBand="0" w:evenVBand="0" w:oddHBand="0" w:evenHBand="0" w:firstRowFirstColumn="0" w:firstRowLastColumn="0" w:lastRowFirstColumn="0" w:lastRowLastColumn="0"/>
               <w:rPr>
                 <w:rFonts w:eastAsia="华文宋体" w:cs="Times New Roman"/>
                 <w:color w:val="000000"/>
                 <w:sz w:val="22"/>
-                <w:szCs w:val="22"/>
-              </w:rPr>
-              <w:t xml:space="preserve">0.5995 </w:t>
+              </w:rPr>
+            </w:pPr>
+            <w:r>
+              <w:t>0.1680</w:t>
             </w:r>
           </w:p>
         </w:tc>
@@ -13457,7 +14395,7 @@
         <w:tc>
           <w:tcPr>
             <w:cnfStyle w:val="001000000000" w:firstRow="0" w:lastRow="0" w:firstColumn="1" w:lastColumn="0" w:oddVBand="0" w:evenVBand="0" w:oddHBand="0" w:evenHBand="0" w:firstRowFirstColumn="0" w:firstRowLastColumn="0" w:lastRowFirstColumn="0" w:lastRowLastColumn="0"/>
-            <w:tcW w:w="2765" w:type="dxa"/>
+            <w:tcW w:w="2014" w:type="dxa"/>
             <w:vAlign w:val="center"/>
           </w:tcPr>
           <w:p>
@@ -13472,19 +14410,19 @@
               <w:rPr>
                 <w:rFonts w:cs="Times New Roman" w:hint="eastAsia"/>
               </w:rPr>
-              <w:t>5</w:t>
+              <w:t>3.4</w:t>
             </w:r>
             <w:r>
               <w:rPr>
                 <w:rFonts w:cs="Times New Roman" w:hint="eastAsia"/>
               </w:rPr>
-              <w:t>次谐波</w:t>
+              <w:t>次间谐波</w:t>
             </w:r>
           </w:p>
         </w:tc>
         <w:tc>
           <w:tcPr>
-            <w:tcW w:w="2765" w:type="dxa"/>
+            <w:tcW w:w="2235" w:type="dxa"/>
             <w:vAlign w:val="center"/>
           </w:tcPr>
           <w:p>
@@ -13503,13 +14441,31 @@
                 <w:sz w:val="22"/>
                 <w:szCs w:val="22"/>
               </w:rPr>
-              <w:t xml:space="preserve">353.4999 </w:t>
+              <w:t>171.</w:t>
+            </w:r>
+            <w:r>
+              <w:rPr>
+                <w:rFonts w:eastAsia="华文宋体" w:cs="Times New Roman" w:hint="eastAsia"/>
+                <w:color w:val="000000"/>
+                <w:sz w:val="22"/>
+                <w:szCs w:val="22"/>
+              </w:rPr>
+              <w:t>6811</w:t>
+            </w:r>
+            <w:r>
+              <w:rPr>
+                <w:rFonts w:eastAsia="华文宋体" w:cs="Times New Roman"/>
+                <w:color w:val="000000"/>
+                <w:sz w:val="22"/>
+                <w:szCs w:val="22"/>
+              </w:rPr>
+              <w:t xml:space="preserve"> </w:t>
             </w:r>
           </w:p>
         </w:tc>
         <w:tc>
           <w:tcPr>
-            <w:tcW w:w="2766" w:type="dxa"/>
+            <w:tcW w:w="2127" w:type="dxa"/>
             <w:vAlign w:val="center"/>
           </w:tcPr>
           <w:p>
@@ -13522,13 +14478,28 @@
               </w:rPr>
             </w:pPr>
             <w:r>
+              <w:t>1.1102</w:t>
+            </w:r>
+          </w:p>
+        </w:tc>
+        <w:tc>
+          <w:tcPr>
+            <w:tcW w:w="1930" w:type="dxa"/>
+            <w:vAlign w:val="center"/>
+          </w:tcPr>
+          <w:p>
+            <w:pPr>
+              <w:pStyle w:val="-3"/>
+              <w:spacing w:line="400" w:lineRule="atLeast"/>
+              <w:cnfStyle w:val="000000000000" w:firstRow="0" w:lastRow="0" w:firstColumn="0" w:lastColumn="0" w:oddVBand="0" w:evenVBand="0" w:oddHBand="0" w:evenHBand="0" w:firstRowFirstColumn="0" w:firstRowLastColumn="0" w:lastRowFirstColumn="0" w:lastRowLastColumn="0"/>
               <w:rPr>
                 <w:rFonts w:eastAsia="华文宋体" w:cs="Times New Roman"/>
                 <w:color w:val="000000"/>
                 <w:sz w:val="22"/>
-                <w:szCs w:val="22"/>
-              </w:rPr>
-              <w:t xml:space="preserve">0.3015 </w:t>
+              </w:rPr>
+            </w:pPr>
+            <w:r>
+              <w:t>1.1684</w:t>
             </w:r>
           </w:p>
         </w:tc>
@@ -13540,7 +14511,7 @@
         <w:tc>
           <w:tcPr>
             <w:cnfStyle w:val="001000000000" w:firstRow="0" w:lastRow="0" w:firstColumn="1" w:lastColumn="0" w:oddVBand="0" w:evenVBand="0" w:oddHBand="0" w:evenHBand="0" w:firstRowFirstColumn="0" w:firstRowLastColumn="0" w:lastRowFirstColumn="0" w:lastRowLastColumn="0"/>
-            <w:tcW w:w="2765" w:type="dxa"/>
+            <w:tcW w:w="2014" w:type="dxa"/>
             <w:vAlign w:val="center"/>
           </w:tcPr>
           <w:p>
@@ -13551,11 +14522,23 @@
                 <w:rFonts w:cs="Times New Roman"/>
               </w:rPr>
             </w:pPr>
+            <w:r>
+              <w:rPr>
+                <w:rFonts w:cs="Times New Roman" w:hint="eastAsia"/>
+              </w:rPr>
+              <w:t>5</w:t>
+            </w:r>
+            <w:r>
+              <w:rPr>
+                <w:rFonts w:cs="Times New Roman" w:hint="eastAsia"/>
+              </w:rPr>
+              <w:t>次谐波</w:t>
+            </w:r>
           </w:p>
         </w:tc>
         <w:tc>
           <w:tcPr>
-            <w:tcW w:w="2765" w:type="dxa"/>
+            <w:tcW w:w="2235" w:type="dxa"/>
             <w:vAlign w:val="center"/>
           </w:tcPr>
           <w:p>
@@ -13574,13 +14557,13 @@
                 <w:sz w:val="22"/>
                 <w:szCs w:val="22"/>
               </w:rPr>
-              <w:t xml:space="preserve">555.4998 </w:t>
+              <w:t xml:space="preserve">252.4999 </w:t>
             </w:r>
           </w:p>
         </w:tc>
         <w:tc>
           <w:tcPr>
-            <w:tcW w:w="2766" w:type="dxa"/>
+            <w:tcW w:w="2127" w:type="dxa"/>
             <w:vAlign w:val="center"/>
           </w:tcPr>
           <w:p>
@@ -13589,17 +14572,38 @@
               <w:spacing w:line="400" w:lineRule="atLeast"/>
               <w:cnfStyle w:val="000000000000" w:firstRow="0" w:lastRow="0" w:firstColumn="0" w:lastColumn="0" w:oddVBand="0" w:evenVBand="0" w:oddHBand="0" w:evenHBand="0" w:firstRowFirstColumn="0" w:firstRowLastColumn="0" w:lastRowFirstColumn="0" w:lastRowLastColumn="0"/>
               <w:rPr>
-                <w:rFonts w:cs="Times New Roman"/>
+                <w:rFonts w:cs="Times New Roman" w:hint="eastAsia"/>
               </w:rPr>
             </w:pPr>
             <w:r>
+              <w:t>0.775</w:t>
+            </w:r>
+            <w:r>
+              <w:rPr>
+                <w:rFonts w:hint="eastAsia"/>
+              </w:rPr>
+              <w:t>5</w:t>
+            </w:r>
+          </w:p>
+        </w:tc>
+        <w:tc>
+          <w:tcPr>
+            <w:tcW w:w="1930" w:type="dxa"/>
+            <w:vAlign w:val="center"/>
+          </w:tcPr>
+          <w:p>
+            <w:pPr>
+              <w:pStyle w:val="-3"/>
+              <w:spacing w:line="400" w:lineRule="atLeast"/>
+              <w:cnfStyle w:val="000000000000" w:firstRow="0" w:lastRow="0" w:firstColumn="0" w:lastColumn="0" w:oddVBand="0" w:evenVBand="0" w:oddHBand="0" w:evenHBand="0" w:firstRowFirstColumn="0" w:firstRowLastColumn="0" w:lastRowFirstColumn="0" w:lastRowLastColumn="0"/>
               <w:rPr>
                 <w:rFonts w:eastAsia="华文宋体" w:cs="Times New Roman"/>
                 <w:color w:val="000000"/>
                 <w:sz w:val="22"/>
-                <w:szCs w:val="22"/>
-              </w:rPr>
-              <w:t xml:space="preserve">0.7798 </w:t>
+              </w:rPr>
+            </w:pPr>
+            <w:r>
+              <w:t>0.7792</w:t>
             </w:r>
           </w:p>
         </w:tc>
@@ -13611,7 +14615,7 @@
         <w:tc>
           <w:tcPr>
             <w:cnfStyle w:val="001000000000" w:firstRow="0" w:lastRow="0" w:firstColumn="1" w:lastColumn="0" w:oddVBand="0" w:evenVBand="0" w:oddHBand="0" w:evenHBand="0" w:firstRowFirstColumn="0" w:firstRowLastColumn="0" w:lastRowFirstColumn="0" w:lastRowLastColumn="0"/>
-            <w:tcW w:w="2765" w:type="dxa"/>
+            <w:tcW w:w="2014" w:type="dxa"/>
             <w:vAlign w:val="center"/>
           </w:tcPr>
           <w:p>
@@ -13622,11 +14626,23 @@
                 <w:rFonts w:cs="Times New Roman"/>
               </w:rPr>
             </w:pPr>
+            <w:r>
+              <w:rPr>
+                <w:rFonts w:cs="Times New Roman" w:hint="eastAsia"/>
+              </w:rPr>
+              <w:t>5.5</w:t>
+            </w:r>
+            <w:r>
+              <w:rPr>
+                <w:rFonts w:cs="Times New Roman" w:hint="eastAsia"/>
+              </w:rPr>
+              <w:t>次间谐波</w:t>
+            </w:r>
           </w:p>
         </w:tc>
         <w:tc>
           <w:tcPr>
-            <w:tcW w:w="2765" w:type="dxa"/>
+            <w:tcW w:w="2235" w:type="dxa"/>
             <w:vAlign w:val="center"/>
           </w:tcPr>
           <w:p>
@@ -13635,9 +14651,7 @@
               <w:spacing w:line="400" w:lineRule="atLeast"/>
               <w:cnfStyle w:val="000000000000" w:firstRow="0" w:lastRow="0" w:firstColumn="0" w:lastColumn="0" w:oddVBand="0" w:evenVBand="0" w:oddHBand="0" w:evenHBand="0" w:firstRowFirstColumn="0" w:firstRowLastColumn="0" w:lastRowFirstColumn="0" w:lastRowLastColumn="0"/>
               <w:rPr>
-                <w:rFonts w:eastAsia="华文宋体" w:cs="Times New Roman"/>
-                <w:color w:val="000000"/>
-                <w:sz w:val="22"/>
+                <w:rFonts w:cs="Times New Roman"/>
               </w:rPr>
             </w:pPr>
             <w:r>
@@ -13647,13 +14661,31 @@
                 <w:sz w:val="22"/>
                 <w:szCs w:val="22"/>
               </w:rPr>
-              <w:t xml:space="preserve">807.9997 </w:t>
+              <w:t>277.7</w:t>
+            </w:r>
+            <w:r>
+              <w:rPr>
+                <w:rFonts w:eastAsia="华文宋体" w:cs="Times New Roman" w:hint="eastAsia"/>
+                <w:color w:val="000000"/>
+                <w:sz w:val="22"/>
+                <w:szCs w:val="22"/>
+              </w:rPr>
+              <w:t>500</w:t>
+            </w:r>
+            <w:r>
+              <w:rPr>
+                <w:rFonts w:eastAsia="华文宋体" w:cs="Times New Roman"/>
+                <w:color w:val="000000"/>
+                <w:sz w:val="22"/>
+                <w:szCs w:val="22"/>
+              </w:rPr>
+              <w:t xml:space="preserve"> </w:t>
             </w:r>
           </w:p>
         </w:tc>
         <w:tc>
           <w:tcPr>
-            <w:tcW w:w="2766" w:type="dxa"/>
+            <w:tcW w:w="2127" w:type="dxa"/>
             <w:vAlign w:val="center"/>
           </w:tcPr>
           <w:p>
@@ -13662,19 +14694,44 @@
               <w:spacing w:line="400" w:lineRule="atLeast"/>
               <w:cnfStyle w:val="000000000000" w:firstRow="0" w:lastRow="0" w:firstColumn="0" w:lastColumn="0" w:oddVBand="0" w:evenVBand="0" w:oddHBand="0" w:evenHBand="0" w:firstRowFirstColumn="0" w:firstRowLastColumn="0" w:lastRowFirstColumn="0" w:lastRowLastColumn="0"/>
               <w:rPr>
-                <w:rFonts w:eastAsia="华文宋体" w:cs="Times New Roman"/>
+                <w:rFonts w:cs="Times New Roman" w:hint="eastAsia"/>
+              </w:rPr>
+            </w:pPr>
+            <w:r>
+              <w:t>0.901</w:t>
+            </w:r>
+            <w:r>
+              <w:rPr>
+                <w:rFonts w:hint="eastAsia"/>
+              </w:rPr>
+              <w:t>9</w:t>
+            </w:r>
+          </w:p>
+        </w:tc>
+        <w:tc>
+          <w:tcPr>
+            <w:tcW w:w="1930" w:type="dxa"/>
+            <w:vAlign w:val="center"/>
+          </w:tcPr>
+          <w:p>
+            <w:pPr>
+              <w:pStyle w:val="-3"/>
+              <w:spacing w:line="400" w:lineRule="atLeast"/>
+              <w:cnfStyle w:val="000000000000" w:firstRow="0" w:lastRow="0" w:firstColumn="0" w:lastColumn="0" w:oddVBand="0" w:evenVBand="0" w:oddHBand="0" w:evenHBand="0" w:firstRowFirstColumn="0" w:firstRowLastColumn="0" w:lastRowFirstColumn="0" w:lastRowLastColumn="0"/>
+              <w:rPr>
+                <w:rFonts w:eastAsia="华文宋体" w:cs="Times New Roman" w:hint="eastAsia"/>
                 <w:color w:val="000000"/>
                 <w:sz w:val="22"/>
               </w:rPr>
             </w:pPr>
             <w:r>
-              <w:rPr>
-                <w:rFonts w:eastAsia="华文宋体" w:cs="Times New Roman"/>
-                <w:color w:val="000000"/>
-                <w:sz w:val="22"/>
-                <w:szCs w:val="22"/>
-              </w:rPr>
-              <w:t xml:space="preserve">0.7801 </w:t>
+              <w:t>0.898</w:t>
+            </w:r>
+            <w:r>
+              <w:rPr>
+                <w:rFonts w:hint="eastAsia"/>
+              </w:rPr>
+              <w:t>9</w:t>
             </w:r>
           </w:p>
         </w:tc>
@@ -13686,7 +14743,7 @@
         <w:tc>
           <w:tcPr>
             <w:cnfStyle w:val="001000000000" w:firstRow="0" w:lastRow="0" w:firstColumn="1" w:lastColumn="0" w:oddVBand="0" w:evenVBand="0" w:oddHBand="0" w:evenHBand="0" w:firstRowFirstColumn="0" w:firstRowLastColumn="0" w:lastRowFirstColumn="0" w:lastRowLastColumn="0"/>
-            <w:tcW w:w="2765" w:type="dxa"/>
+            <w:tcW w:w="2014" w:type="dxa"/>
             <w:vAlign w:val="center"/>
           </w:tcPr>
           <w:p>
@@ -13697,11 +14754,23 @@
                 <w:rFonts w:cs="Times New Roman"/>
               </w:rPr>
             </w:pPr>
+            <w:r>
+              <w:rPr>
+                <w:rFonts w:cs="Times New Roman" w:hint="eastAsia"/>
+              </w:rPr>
+              <w:t>6</w:t>
+            </w:r>
+            <w:r>
+              <w:rPr>
+                <w:rFonts w:cs="Times New Roman" w:hint="eastAsia"/>
+              </w:rPr>
+              <w:t>次谐波</w:t>
+            </w:r>
           </w:p>
         </w:tc>
         <w:tc>
           <w:tcPr>
-            <w:tcW w:w="2765" w:type="dxa"/>
+            <w:tcW w:w="2235" w:type="dxa"/>
             <w:vAlign w:val="center"/>
           </w:tcPr>
           <w:p>
@@ -13710,9 +14779,7 @@
               <w:spacing w:line="400" w:lineRule="atLeast"/>
               <w:cnfStyle w:val="000000000000" w:firstRow="0" w:lastRow="0" w:firstColumn="0" w:lastColumn="0" w:oddVBand="0" w:evenVBand="0" w:oddHBand="0" w:evenHBand="0" w:firstRowFirstColumn="0" w:firstRowLastColumn="0" w:lastRowFirstColumn="0" w:lastRowLastColumn="0"/>
               <w:rPr>
-                <w:rFonts w:eastAsia="华文宋体" w:cs="Times New Roman"/>
-                <w:color w:val="000000"/>
-                <w:sz w:val="22"/>
+                <w:rFonts w:cs="Times New Roman"/>
               </w:rPr>
             </w:pPr>
             <w:r>
@@ -13722,13 +14789,13 @@
                 <w:sz w:val="22"/>
                 <w:szCs w:val="22"/>
               </w:rPr>
-              <w:t xml:space="preserve">1262.4996 </w:t>
+              <w:t xml:space="preserve">302.9999 </w:t>
             </w:r>
           </w:p>
         </w:tc>
         <w:tc>
           <w:tcPr>
-            <w:tcW w:w="2766" w:type="dxa"/>
+            <w:tcW w:w="2127" w:type="dxa"/>
             <w:vAlign w:val="center"/>
           </w:tcPr>
           <w:p>
@@ -13737,19 +14804,44 @@
               <w:spacing w:line="400" w:lineRule="atLeast"/>
               <w:cnfStyle w:val="000000000000" w:firstRow="0" w:lastRow="0" w:firstColumn="0" w:lastColumn="0" w:oddVBand="0" w:evenVBand="0" w:oddHBand="0" w:evenHBand="0" w:firstRowFirstColumn="0" w:firstRowLastColumn="0" w:lastRowFirstColumn="0" w:lastRowLastColumn="0"/>
               <w:rPr>
-                <w:rFonts w:eastAsia="华文宋体" w:cs="Times New Roman"/>
+                <w:rFonts w:cs="Times New Roman" w:hint="eastAsia"/>
+              </w:rPr>
+            </w:pPr>
+            <w:r>
+              <w:t>0.600</w:t>
+            </w:r>
+            <w:r>
+              <w:rPr>
+                <w:rFonts w:hint="eastAsia"/>
+              </w:rPr>
+              <w:t>1</w:t>
+            </w:r>
+          </w:p>
+        </w:tc>
+        <w:tc>
+          <w:tcPr>
+            <w:tcW w:w="1930" w:type="dxa"/>
+            <w:vAlign w:val="center"/>
+          </w:tcPr>
+          <w:p>
+            <w:pPr>
+              <w:pStyle w:val="-3"/>
+              <w:spacing w:line="400" w:lineRule="atLeast"/>
+              <w:cnfStyle w:val="000000000000" w:firstRow="0" w:lastRow="0" w:firstColumn="0" w:lastColumn="0" w:oddVBand="0" w:evenVBand="0" w:oddHBand="0" w:evenHBand="0" w:firstRowFirstColumn="0" w:firstRowLastColumn="0" w:lastRowFirstColumn="0" w:lastRowLastColumn="0"/>
+              <w:rPr>
+                <w:rFonts w:eastAsia="华文宋体" w:cs="Times New Roman" w:hint="eastAsia"/>
                 <w:color w:val="000000"/>
                 <w:sz w:val="22"/>
               </w:rPr>
             </w:pPr>
             <w:r>
-              <w:rPr>
-                <w:rFonts w:eastAsia="华文宋体" w:cs="Times New Roman"/>
-                <w:color w:val="000000"/>
-                <w:sz w:val="22"/>
-                <w:szCs w:val="22"/>
-              </w:rPr>
-              <w:t xml:space="preserve">0.3603 </w:t>
+              <w:t>0.600</w:t>
+            </w:r>
+            <w:r>
+              <w:rPr>
+                <w:rFonts w:hint="eastAsia"/>
+              </w:rPr>
+              <w:t>1</w:t>
             </w:r>
           </w:p>
         </w:tc>
@@ -13761,7 +14853,7 @@
         <w:tc>
           <w:tcPr>
             <w:cnfStyle w:val="001000000000" w:firstRow="0" w:lastRow="0" w:firstColumn="1" w:lastColumn="0" w:oddVBand="0" w:evenVBand="0" w:oddHBand="0" w:evenHBand="0" w:firstRowFirstColumn="0" w:firstRowLastColumn="0" w:lastRowFirstColumn="0" w:lastRowLastColumn="0"/>
-            <w:tcW w:w="2765" w:type="dxa"/>
+            <w:tcW w:w="2014" w:type="dxa"/>
             <w:vAlign w:val="center"/>
           </w:tcPr>
           <w:p>
@@ -13772,11 +14864,23 @@
                 <w:rFonts w:cs="Times New Roman"/>
               </w:rPr>
             </w:pPr>
+            <w:r>
+              <w:rPr>
+                <w:rFonts w:cs="Times New Roman" w:hint="eastAsia"/>
+              </w:rPr>
+              <w:t>7</w:t>
+            </w:r>
+            <w:r>
+              <w:rPr>
+                <w:rFonts w:cs="Times New Roman" w:hint="eastAsia"/>
+              </w:rPr>
+              <w:t>次谐波</w:t>
+            </w:r>
           </w:p>
         </w:tc>
         <w:tc>
           <w:tcPr>
-            <w:tcW w:w="2765" w:type="dxa"/>
+            <w:tcW w:w="2235" w:type="dxa"/>
             <w:vAlign w:val="center"/>
           </w:tcPr>
           <w:p>
@@ -13785,9 +14889,7 @@
               <w:spacing w:line="400" w:lineRule="atLeast"/>
               <w:cnfStyle w:val="000000000000" w:firstRow="0" w:lastRow="0" w:firstColumn="0" w:lastColumn="0" w:oddVBand="0" w:evenVBand="0" w:oddHBand="0" w:evenHBand="0" w:firstRowFirstColumn="0" w:firstRowLastColumn="0" w:lastRowFirstColumn="0" w:lastRowLastColumn="0"/>
               <w:rPr>
-                <w:rFonts w:eastAsia="华文宋体" w:cs="Times New Roman"/>
-                <w:color w:val="000000"/>
-                <w:sz w:val="22"/>
+                <w:rFonts w:cs="Times New Roman"/>
               </w:rPr>
             </w:pPr>
             <w:r>
@@ -13797,13 +14899,13 @@
                 <w:sz w:val="22"/>
                 <w:szCs w:val="22"/>
               </w:rPr>
-              <w:t xml:space="preserve">1312.9996 </w:t>
+              <w:t xml:space="preserve">353.4999 </w:t>
             </w:r>
           </w:p>
         </w:tc>
         <w:tc>
           <w:tcPr>
-            <w:tcW w:w="2766" w:type="dxa"/>
+            <w:tcW w:w="2127" w:type="dxa"/>
             <w:vAlign w:val="center"/>
           </w:tcPr>
           <w:p>
@@ -13812,19 +14914,38 @@
               <w:spacing w:line="400" w:lineRule="atLeast"/>
               <w:cnfStyle w:val="000000000000" w:firstRow="0" w:lastRow="0" w:firstColumn="0" w:lastColumn="0" w:oddVBand="0" w:evenVBand="0" w:oddHBand="0" w:evenHBand="0" w:firstRowFirstColumn="0" w:firstRowLastColumn="0" w:lastRowFirstColumn="0" w:lastRowLastColumn="0"/>
               <w:rPr>
-                <w:rFonts w:eastAsia="华文宋体" w:cs="Times New Roman"/>
+                <w:rFonts w:cs="Times New Roman"/>
+              </w:rPr>
+            </w:pPr>
+            <w:r>
+              <w:t>0.3007</w:t>
+            </w:r>
+          </w:p>
+        </w:tc>
+        <w:tc>
+          <w:tcPr>
+            <w:tcW w:w="1930" w:type="dxa"/>
+            <w:vAlign w:val="center"/>
+          </w:tcPr>
+          <w:p>
+            <w:pPr>
+              <w:pStyle w:val="-3"/>
+              <w:spacing w:line="400" w:lineRule="atLeast"/>
+              <w:cnfStyle w:val="000000000000" w:firstRow="0" w:lastRow="0" w:firstColumn="0" w:lastColumn="0" w:oddVBand="0" w:evenVBand="0" w:oddHBand="0" w:evenHBand="0" w:firstRowFirstColumn="0" w:firstRowLastColumn="0" w:lastRowFirstColumn="0" w:lastRowLastColumn="0"/>
+              <w:rPr>
+                <w:rFonts w:eastAsia="华文宋体" w:cs="Times New Roman" w:hint="eastAsia"/>
                 <w:color w:val="000000"/>
                 <w:sz w:val="22"/>
               </w:rPr>
             </w:pPr>
             <w:r>
-              <w:rPr>
-                <w:rFonts w:eastAsia="华文宋体" w:cs="Times New Roman"/>
-                <w:color w:val="000000"/>
-                <w:sz w:val="22"/>
-                <w:szCs w:val="22"/>
-              </w:rPr>
-              <w:t xml:space="preserve">0.9601 </w:t>
+              <w:t>0.299</w:t>
+            </w:r>
+            <w:r>
+              <w:rPr>
+                <w:rFonts w:hint="eastAsia"/>
+              </w:rPr>
+              <w:t>6</w:t>
             </w:r>
           </w:p>
         </w:tc>
@@ -13836,7 +14957,7 @@
         <w:tc>
           <w:tcPr>
             <w:cnfStyle w:val="001000000000" w:firstRow="0" w:lastRow="0" w:firstColumn="1" w:lastColumn="0" w:oddVBand="0" w:evenVBand="0" w:oddHBand="0" w:evenHBand="0" w:firstRowFirstColumn="0" w:firstRowLastColumn="0" w:lastRowFirstColumn="0" w:lastRowLastColumn="0"/>
-            <w:tcW w:w="2765" w:type="dxa"/>
+            <w:tcW w:w="2014" w:type="dxa"/>
             <w:vAlign w:val="center"/>
           </w:tcPr>
           <w:p>
@@ -13847,11 +14968,23 @@
                 <w:rFonts w:cs="Times New Roman"/>
               </w:rPr>
             </w:pPr>
+            <w:r>
+              <w:rPr>
+                <w:rFonts w:cs="Times New Roman" w:hint="eastAsia"/>
+              </w:rPr>
+              <w:t>11</w:t>
+            </w:r>
+            <w:r>
+              <w:rPr>
+                <w:rFonts w:cs="Times New Roman" w:hint="eastAsia"/>
+              </w:rPr>
+              <w:t>次谐波</w:t>
+            </w:r>
           </w:p>
         </w:tc>
         <w:tc>
           <w:tcPr>
-            <w:tcW w:w="2765" w:type="dxa"/>
+            <w:tcW w:w="2235" w:type="dxa"/>
             <w:vAlign w:val="center"/>
           </w:tcPr>
           <w:p>
@@ -13860,9 +14993,7 @@
               <w:spacing w:line="400" w:lineRule="atLeast"/>
               <w:cnfStyle w:val="000000000000" w:firstRow="0" w:lastRow="0" w:firstColumn="0" w:lastColumn="0" w:oddVBand="0" w:evenVBand="0" w:oddHBand="0" w:evenHBand="0" w:firstRowFirstColumn="0" w:firstRowLastColumn="0" w:lastRowFirstColumn="0" w:lastRowLastColumn="0"/>
               <w:rPr>
-                <w:rFonts w:eastAsia="华文宋体" w:cs="Times New Roman"/>
-                <w:color w:val="000000"/>
-                <w:sz w:val="22"/>
+                <w:rFonts w:cs="Times New Roman"/>
               </w:rPr>
             </w:pPr>
             <w:r>
@@ -13872,13 +15003,13 @@
                 <w:sz w:val="22"/>
                 <w:szCs w:val="22"/>
               </w:rPr>
-              <w:t xml:space="preserve">1413.9995 </w:t>
+              <w:t xml:space="preserve">555.4998 </w:t>
             </w:r>
           </w:p>
         </w:tc>
         <w:tc>
           <w:tcPr>
-            <w:tcW w:w="2766" w:type="dxa"/>
+            <w:tcW w:w="2127" w:type="dxa"/>
             <w:vAlign w:val="center"/>
           </w:tcPr>
           <w:p>
@@ -13887,19 +15018,32 @@
               <w:spacing w:line="400" w:lineRule="atLeast"/>
               <w:cnfStyle w:val="000000000000" w:firstRow="0" w:lastRow="0" w:firstColumn="0" w:lastColumn="0" w:oddVBand="0" w:evenVBand="0" w:oddHBand="0" w:evenHBand="0" w:firstRowFirstColumn="0" w:firstRowLastColumn="0" w:lastRowFirstColumn="0" w:lastRowLastColumn="0"/>
               <w:rPr>
+                <w:rFonts w:cs="Times New Roman"/>
+              </w:rPr>
+            </w:pPr>
+            <w:r>
+              <w:t>0.7800</w:t>
+            </w:r>
+          </w:p>
+        </w:tc>
+        <w:tc>
+          <w:tcPr>
+            <w:tcW w:w="1930" w:type="dxa"/>
+            <w:vAlign w:val="center"/>
+          </w:tcPr>
+          <w:p>
+            <w:pPr>
+              <w:pStyle w:val="-3"/>
+              <w:spacing w:line="400" w:lineRule="atLeast"/>
+              <w:cnfStyle w:val="000000000000" w:firstRow="0" w:lastRow="0" w:firstColumn="0" w:lastColumn="0" w:oddVBand="0" w:evenVBand="0" w:oddHBand="0" w:evenHBand="0" w:firstRowFirstColumn="0" w:firstRowLastColumn="0" w:lastRowFirstColumn="0" w:lastRowLastColumn="0"/>
+              <w:rPr>
                 <w:rFonts w:eastAsia="华文宋体" w:cs="Times New Roman"/>
                 <w:color w:val="000000"/>
                 <w:sz w:val="22"/>
               </w:rPr>
             </w:pPr>
             <w:r>
-              <w:rPr>
-                <w:rFonts w:eastAsia="华文宋体" w:cs="Times New Roman"/>
-                <w:color w:val="000000"/>
-                <w:sz w:val="22"/>
-                <w:szCs w:val="22"/>
-              </w:rPr>
-              <w:t xml:space="preserve">0.9600 </w:t>
+              <w:t>0.7799</w:t>
             </w:r>
           </w:p>
         </w:tc>
@@ -13911,7 +15055,439 @@
         <w:tc>
           <w:tcPr>
             <w:cnfStyle w:val="001000000000" w:firstRow="0" w:lastRow="0" w:firstColumn="1" w:lastColumn="0" w:oddVBand="0" w:evenVBand="0" w:oddHBand="0" w:evenHBand="0" w:firstRowFirstColumn="0" w:firstRowLastColumn="0" w:lastRowFirstColumn="0" w:lastRowLastColumn="0"/>
-            <w:tcW w:w="2765" w:type="dxa"/>
+            <w:tcW w:w="2014" w:type="dxa"/>
+            <w:vAlign w:val="center"/>
+          </w:tcPr>
+          <w:p>
+            <w:pPr>
+              <w:pStyle w:val="-3"/>
+              <w:spacing w:line="400" w:lineRule="atLeast"/>
+              <w:rPr>
+                <w:rFonts w:cs="Times New Roman"/>
+              </w:rPr>
+            </w:pPr>
+            <w:r>
+              <w:rPr>
+                <w:rFonts w:cs="Times New Roman" w:hint="eastAsia"/>
+              </w:rPr>
+              <w:t>16</w:t>
+            </w:r>
+            <w:r>
+              <w:rPr>
+                <w:rFonts w:cs="Times New Roman" w:hint="eastAsia"/>
+              </w:rPr>
+              <w:t>次谐波</w:t>
+            </w:r>
+          </w:p>
+        </w:tc>
+        <w:tc>
+          <w:tcPr>
+            <w:tcW w:w="2235" w:type="dxa"/>
+            <w:vAlign w:val="center"/>
+          </w:tcPr>
+          <w:p>
+            <w:pPr>
+              <w:pStyle w:val="-3"/>
+              <w:spacing w:line="400" w:lineRule="atLeast"/>
+              <w:cnfStyle w:val="000000000000" w:firstRow="0" w:lastRow="0" w:firstColumn="0" w:lastColumn="0" w:oddVBand="0" w:evenVBand="0" w:oddHBand="0" w:evenHBand="0" w:firstRowFirstColumn="0" w:firstRowLastColumn="0" w:lastRowFirstColumn="0" w:lastRowLastColumn="0"/>
+              <w:rPr>
+                <w:rFonts w:eastAsia="华文宋体" w:cs="Times New Roman"/>
+                <w:color w:val="000000"/>
+                <w:sz w:val="22"/>
+              </w:rPr>
+            </w:pPr>
+            <w:r>
+              <w:rPr>
+                <w:rFonts w:eastAsia="华文宋体" w:cs="Times New Roman"/>
+                <w:color w:val="000000"/>
+                <w:sz w:val="22"/>
+                <w:szCs w:val="22"/>
+              </w:rPr>
+              <w:t xml:space="preserve">807.9997 </w:t>
+            </w:r>
+          </w:p>
+        </w:tc>
+        <w:tc>
+          <w:tcPr>
+            <w:tcW w:w="2127" w:type="dxa"/>
+            <w:vAlign w:val="center"/>
+          </w:tcPr>
+          <w:p>
+            <w:pPr>
+              <w:pStyle w:val="-3"/>
+              <w:spacing w:line="400" w:lineRule="atLeast"/>
+              <w:cnfStyle w:val="000000000000" w:firstRow="0" w:lastRow="0" w:firstColumn="0" w:lastColumn="0" w:oddVBand="0" w:evenVBand="0" w:oddHBand="0" w:evenHBand="0" w:firstRowFirstColumn="0" w:firstRowLastColumn="0" w:lastRowFirstColumn="0" w:lastRowLastColumn="0"/>
+              <w:rPr>
+                <w:rFonts w:eastAsia="华文宋体" w:cs="Times New Roman" w:hint="eastAsia"/>
+                <w:color w:val="000000"/>
+                <w:sz w:val="22"/>
+              </w:rPr>
+            </w:pPr>
+            <w:r>
+              <w:t>0.7</w:t>
+            </w:r>
+            <w:r>
+              <w:rPr>
+                <w:rFonts w:hint="eastAsia"/>
+              </w:rPr>
+              <w:t>800</w:t>
+            </w:r>
+          </w:p>
+        </w:tc>
+        <w:tc>
+          <w:tcPr>
+            <w:tcW w:w="1930" w:type="dxa"/>
+            <w:vAlign w:val="center"/>
+          </w:tcPr>
+          <w:p>
+            <w:pPr>
+              <w:pStyle w:val="-3"/>
+              <w:spacing w:line="400" w:lineRule="atLeast"/>
+              <w:cnfStyle w:val="000000000000" w:firstRow="0" w:lastRow="0" w:firstColumn="0" w:lastColumn="0" w:oddVBand="0" w:evenVBand="0" w:oddHBand="0" w:evenHBand="0" w:firstRowFirstColumn="0" w:firstRowLastColumn="0" w:lastRowFirstColumn="0" w:lastRowLastColumn="0"/>
+              <w:rPr>
+                <w:rFonts w:eastAsia="华文宋体" w:cs="Times New Roman"/>
+                <w:color w:val="000000"/>
+                <w:sz w:val="22"/>
+              </w:rPr>
+            </w:pPr>
+            <w:r>
+              <w:t>0.7799</w:t>
+            </w:r>
+          </w:p>
+        </w:tc>
+      </w:tr>
+      <w:tr>
+        <w:trPr>
+          <w:jc w:val="center"/>
+        </w:trPr>
+        <w:tc>
+          <w:tcPr>
+            <w:cnfStyle w:val="001000000000" w:firstRow="0" w:lastRow="0" w:firstColumn="1" w:lastColumn="0" w:oddVBand="0" w:evenVBand="0" w:oddHBand="0" w:evenHBand="0" w:firstRowFirstColumn="0" w:firstRowLastColumn="0" w:lastRowFirstColumn="0" w:lastRowLastColumn="0"/>
+            <w:tcW w:w="2014" w:type="dxa"/>
+            <w:vAlign w:val="center"/>
+          </w:tcPr>
+          <w:p>
+            <w:pPr>
+              <w:pStyle w:val="-3"/>
+              <w:spacing w:line="400" w:lineRule="atLeast"/>
+              <w:rPr>
+                <w:rFonts w:cs="Times New Roman"/>
+              </w:rPr>
+            </w:pPr>
+            <w:r>
+              <w:rPr>
+                <w:rFonts w:cs="Times New Roman" w:hint="eastAsia"/>
+              </w:rPr>
+              <w:t>25</w:t>
+            </w:r>
+            <w:r>
+              <w:rPr>
+                <w:rFonts w:cs="Times New Roman" w:hint="eastAsia"/>
+              </w:rPr>
+              <w:t>次谐波</w:t>
+            </w:r>
+          </w:p>
+        </w:tc>
+        <w:tc>
+          <w:tcPr>
+            <w:tcW w:w="2235" w:type="dxa"/>
+            <w:vAlign w:val="center"/>
+          </w:tcPr>
+          <w:p>
+            <w:pPr>
+              <w:pStyle w:val="-3"/>
+              <w:spacing w:line="400" w:lineRule="atLeast"/>
+              <w:cnfStyle w:val="000000000000" w:firstRow="0" w:lastRow="0" w:firstColumn="0" w:lastColumn="0" w:oddVBand="0" w:evenVBand="0" w:oddHBand="0" w:evenHBand="0" w:firstRowFirstColumn="0" w:firstRowLastColumn="0" w:lastRowFirstColumn="0" w:lastRowLastColumn="0"/>
+              <w:rPr>
+                <w:rFonts w:eastAsia="华文宋体" w:cs="Times New Roman"/>
+                <w:color w:val="000000"/>
+                <w:sz w:val="22"/>
+              </w:rPr>
+            </w:pPr>
+            <w:r>
+              <w:rPr>
+                <w:rFonts w:eastAsia="华文宋体" w:cs="Times New Roman"/>
+                <w:color w:val="000000"/>
+                <w:sz w:val="22"/>
+                <w:szCs w:val="22"/>
+              </w:rPr>
+              <w:t xml:space="preserve">1262.4996 </w:t>
+            </w:r>
+          </w:p>
+        </w:tc>
+        <w:tc>
+          <w:tcPr>
+            <w:tcW w:w="2127" w:type="dxa"/>
+            <w:vAlign w:val="center"/>
+          </w:tcPr>
+          <w:p>
+            <w:pPr>
+              <w:pStyle w:val="-3"/>
+              <w:spacing w:line="400" w:lineRule="atLeast"/>
+              <w:cnfStyle w:val="000000000000" w:firstRow="0" w:lastRow="0" w:firstColumn="0" w:lastColumn="0" w:oddVBand="0" w:evenVBand="0" w:oddHBand="0" w:evenHBand="0" w:firstRowFirstColumn="0" w:firstRowLastColumn="0" w:lastRowFirstColumn="0" w:lastRowLastColumn="0"/>
+              <w:rPr>
+                <w:rFonts w:eastAsia="华文宋体" w:cs="Times New Roman" w:hint="eastAsia"/>
+                <w:color w:val="000000"/>
+                <w:sz w:val="22"/>
+              </w:rPr>
+            </w:pPr>
+            <w:r>
+              <w:t>0.360</w:t>
+            </w:r>
+            <w:r>
+              <w:rPr>
+                <w:rFonts w:hint="eastAsia"/>
+              </w:rPr>
+              <w:t>3</w:t>
+            </w:r>
+          </w:p>
+        </w:tc>
+        <w:tc>
+          <w:tcPr>
+            <w:tcW w:w="1930" w:type="dxa"/>
+            <w:vAlign w:val="center"/>
+          </w:tcPr>
+          <w:p>
+            <w:pPr>
+              <w:pStyle w:val="-3"/>
+              <w:spacing w:line="400" w:lineRule="atLeast"/>
+              <w:cnfStyle w:val="000000000000" w:firstRow="0" w:lastRow="0" w:firstColumn="0" w:lastColumn="0" w:oddVBand="0" w:evenVBand="0" w:oddHBand="0" w:evenHBand="0" w:firstRowFirstColumn="0" w:firstRowLastColumn="0" w:lastRowFirstColumn="0" w:lastRowLastColumn="0"/>
+              <w:rPr>
+                <w:rFonts w:eastAsia="华文宋体" w:cs="Times New Roman"/>
+                <w:color w:val="000000"/>
+                <w:sz w:val="22"/>
+              </w:rPr>
+            </w:pPr>
+            <w:r>
+              <w:t>0.3600</w:t>
+            </w:r>
+          </w:p>
+        </w:tc>
+      </w:tr>
+      <w:tr>
+        <w:trPr>
+          <w:jc w:val="center"/>
+        </w:trPr>
+        <w:tc>
+          <w:tcPr>
+            <w:cnfStyle w:val="001000000000" w:firstRow="0" w:lastRow="0" w:firstColumn="1" w:lastColumn="0" w:oddVBand="0" w:evenVBand="0" w:oddHBand="0" w:evenHBand="0" w:firstRowFirstColumn="0" w:firstRowLastColumn="0" w:lastRowFirstColumn="0" w:lastRowLastColumn="0"/>
+            <w:tcW w:w="2014" w:type="dxa"/>
+            <w:vAlign w:val="center"/>
+          </w:tcPr>
+          <w:p>
+            <w:pPr>
+              <w:pStyle w:val="-3"/>
+              <w:spacing w:line="400" w:lineRule="atLeast"/>
+              <w:rPr>
+                <w:rFonts w:cs="Times New Roman"/>
+              </w:rPr>
+            </w:pPr>
+            <w:r>
+              <w:rPr>
+                <w:rFonts w:cs="Times New Roman" w:hint="eastAsia"/>
+              </w:rPr>
+              <w:t>26</w:t>
+            </w:r>
+            <w:r>
+              <w:rPr>
+                <w:rFonts w:cs="Times New Roman" w:hint="eastAsia"/>
+              </w:rPr>
+              <w:t>次谐波</w:t>
+            </w:r>
+          </w:p>
+        </w:tc>
+        <w:tc>
+          <w:tcPr>
+            <w:tcW w:w="2235" w:type="dxa"/>
+            <w:vAlign w:val="center"/>
+          </w:tcPr>
+          <w:p>
+            <w:pPr>
+              <w:pStyle w:val="-3"/>
+              <w:spacing w:line="400" w:lineRule="atLeast"/>
+              <w:cnfStyle w:val="000000000000" w:firstRow="0" w:lastRow="0" w:firstColumn="0" w:lastColumn="0" w:oddVBand="0" w:evenVBand="0" w:oddHBand="0" w:evenHBand="0" w:firstRowFirstColumn="0" w:firstRowLastColumn="0" w:lastRowFirstColumn="0" w:lastRowLastColumn="0"/>
+              <w:rPr>
+                <w:rFonts w:eastAsia="华文宋体" w:cs="Times New Roman"/>
+                <w:color w:val="000000"/>
+                <w:sz w:val="22"/>
+              </w:rPr>
+            </w:pPr>
+            <w:r>
+              <w:rPr>
+                <w:rFonts w:eastAsia="华文宋体" w:cs="Times New Roman"/>
+                <w:color w:val="000000"/>
+                <w:sz w:val="22"/>
+                <w:szCs w:val="22"/>
+              </w:rPr>
+              <w:t xml:space="preserve">1312.9996 </w:t>
+            </w:r>
+          </w:p>
+        </w:tc>
+        <w:tc>
+          <w:tcPr>
+            <w:tcW w:w="2127" w:type="dxa"/>
+            <w:vAlign w:val="center"/>
+          </w:tcPr>
+          <w:p>
+            <w:pPr>
+              <w:pStyle w:val="-3"/>
+              <w:spacing w:line="400" w:lineRule="atLeast"/>
+              <w:cnfStyle w:val="000000000000" w:firstRow="0" w:lastRow="0" w:firstColumn="0" w:lastColumn="0" w:oddVBand="0" w:evenVBand="0" w:oddHBand="0" w:evenHBand="0" w:firstRowFirstColumn="0" w:firstRowLastColumn="0" w:lastRowFirstColumn="0" w:lastRowLastColumn="0"/>
+              <w:rPr>
+                <w:rFonts w:eastAsia="华文宋体" w:cs="Times New Roman" w:hint="eastAsia"/>
+                <w:color w:val="000000"/>
+                <w:sz w:val="22"/>
+              </w:rPr>
+            </w:pPr>
+            <w:r>
+              <w:t>0.960</w:t>
+            </w:r>
+            <w:r>
+              <w:rPr>
+                <w:rFonts w:hint="eastAsia"/>
+              </w:rPr>
+              <w:t>1</w:t>
+            </w:r>
+          </w:p>
+        </w:tc>
+        <w:tc>
+          <w:tcPr>
+            <w:tcW w:w="1930" w:type="dxa"/>
+            <w:vAlign w:val="center"/>
+          </w:tcPr>
+          <w:p>
+            <w:pPr>
+              <w:pStyle w:val="-3"/>
+              <w:spacing w:line="400" w:lineRule="atLeast"/>
+              <w:cnfStyle w:val="000000000000" w:firstRow="0" w:lastRow="0" w:firstColumn="0" w:lastColumn="0" w:oddVBand="0" w:evenVBand="0" w:oddHBand="0" w:evenHBand="0" w:firstRowFirstColumn="0" w:firstRowLastColumn="0" w:lastRowFirstColumn="0" w:lastRowLastColumn="0"/>
+              <w:rPr>
+                <w:rFonts w:eastAsia="华文宋体" w:cs="Times New Roman" w:hint="eastAsia"/>
+                <w:color w:val="000000"/>
+                <w:sz w:val="22"/>
+              </w:rPr>
+            </w:pPr>
+            <w:r>
+              <w:t>0.9</w:t>
+            </w:r>
+            <w:r>
+              <w:rPr>
+                <w:rFonts w:hint="eastAsia"/>
+              </w:rPr>
+              <w:t>600</w:t>
+            </w:r>
+          </w:p>
+        </w:tc>
+      </w:tr>
+      <w:tr>
+        <w:trPr>
+          <w:jc w:val="center"/>
+        </w:trPr>
+        <w:tc>
+          <w:tcPr>
+            <w:cnfStyle w:val="001000000000" w:firstRow="0" w:lastRow="0" w:firstColumn="1" w:lastColumn="0" w:oddVBand="0" w:evenVBand="0" w:oddHBand="0" w:evenHBand="0" w:firstRowFirstColumn="0" w:firstRowLastColumn="0" w:lastRowFirstColumn="0" w:lastRowLastColumn="0"/>
+            <w:tcW w:w="2014" w:type="dxa"/>
+            <w:vAlign w:val="center"/>
+          </w:tcPr>
+          <w:p>
+            <w:pPr>
+              <w:pStyle w:val="-3"/>
+              <w:spacing w:line="400" w:lineRule="atLeast"/>
+              <w:rPr>
+                <w:rFonts w:cs="Times New Roman"/>
+              </w:rPr>
+            </w:pPr>
+            <w:r>
+              <w:rPr>
+                <w:rFonts w:cs="Times New Roman" w:hint="eastAsia"/>
+              </w:rPr>
+              <w:t>28</w:t>
+            </w:r>
+            <w:r>
+              <w:rPr>
+                <w:rFonts w:cs="Times New Roman" w:hint="eastAsia"/>
+              </w:rPr>
+              <w:t>次谐波</w:t>
+            </w:r>
+          </w:p>
+        </w:tc>
+        <w:tc>
+          <w:tcPr>
+            <w:tcW w:w="2235" w:type="dxa"/>
+            <w:vAlign w:val="center"/>
+          </w:tcPr>
+          <w:p>
+            <w:pPr>
+              <w:pStyle w:val="-3"/>
+              <w:spacing w:line="400" w:lineRule="atLeast"/>
+              <w:cnfStyle w:val="000000000000" w:firstRow="0" w:lastRow="0" w:firstColumn="0" w:lastColumn="0" w:oddVBand="0" w:evenVBand="0" w:oddHBand="0" w:evenHBand="0" w:firstRowFirstColumn="0" w:firstRowLastColumn="0" w:lastRowFirstColumn="0" w:lastRowLastColumn="0"/>
+              <w:rPr>
+                <w:rFonts w:eastAsia="华文宋体" w:cs="Times New Roman"/>
+                <w:color w:val="000000"/>
+                <w:sz w:val="22"/>
+              </w:rPr>
+            </w:pPr>
+            <w:r>
+              <w:rPr>
+                <w:rFonts w:eastAsia="华文宋体" w:cs="Times New Roman"/>
+                <w:color w:val="000000"/>
+                <w:sz w:val="22"/>
+                <w:szCs w:val="22"/>
+              </w:rPr>
+              <w:t xml:space="preserve">1413.9995 </w:t>
+            </w:r>
+          </w:p>
+        </w:tc>
+        <w:tc>
+          <w:tcPr>
+            <w:tcW w:w="2127" w:type="dxa"/>
+            <w:vAlign w:val="center"/>
+          </w:tcPr>
+          <w:p>
+            <w:pPr>
+              <w:pStyle w:val="-3"/>
+              <w:spacing w:line="400" w:lineRule="atLeast"/>
+              <w:cnfStyle w:val="000000000000" w:firstRow="0" w:lastRow="0" w:firstColumn="0" w:lastColumn="0" w:oddVBand="0" w:evenVBand="0" w:oddHBand="0" w:evenHBand="0" w:firstRowFirstColumn="0" w:firstRowLastColumn="0" w:lastRowFirstColumn="0" w:lastRowLastColumn="0"/>
+              <w:rPr>
+                <w:rFonts w:eastAsia="华文宋体" w:cs="Times New Roman"/>
+                <w:color w:val="000000"/>
+                <w:sz w:val="22"/>
+              </w:rPr>
+            </w:pPr>
+            <w:r>
+              <w:t>0.9599</w:t>
+            </w:r>
+          </w:p>
+        </w:tc>
+        <w:tc>
+          <w:tcPr>
+            <w:tcW w:w="1930" w:type="dxa"/>
+            <w:vAlign w:val="center"/>
+          </w:tcPr>
+          <w:p>
+            <w:pPr>
+              <w:pStyle w:val="-3"/>
+              <w:spacing w:line="400" w:lineRule="atLeast"/>
+              <w:cnfStyle w:val="000000000000" w:firstRow="0" w:lastRow="0" w:firstColumn="0" w:lastColumn="0" w:oddVBand="0" w:evenVBand="0" w:oddHBand="0" w:evenHBand="0" w:firstRowFirstColumn="0" w:firstRowLastColumn="0" w:lastRowFirstColumn="0" w:lastRowLastColumn="0"/>
+              <w:rPr>
+                <w:rFonts w:eastAsia="华文宋体" w:cs="Times New Roman"/>
+                <w:color w:val="000000"/>
+                <w:sz w:val="22"/>
+              </w:rPr>
+            </w:pPr>
+            <w:r>
+              <w:t>0.9600</w:t>
+            </w:r>
+          </w:p>
+        </w:tc>
+      </w:tr>
+      <w:tr>
+        <w:trPr>
+          <w:jc w:val="center"/>
+        </w:trPr>
+        <w:tc>
+          <w:tcPr>
+            <w:cnfStyle w:val="001000000000" w:firstRow="0" w:lastRow="0" w:firstColumn="1" w:lastColumn="0" w:oddVBand="0" w:evenVBand="0" w:oddHBand="0" w:evenHBand="0" w:firstRowFirstColumn="0" w:firstRowLastColumn="0" w:lastRowFirstColumn="0" w:lastRowLastColumn="0"/>
+            <w:tcW w:w="2014" w:type="dxa"/>
             <w:tcBorders>
               <w:top w:val="single" w:sz="4" w:space="0" w:color="auto"/>
               <w:bottom w:val="single" w:sz="12" w:space="0" w:color="auto"/>
@@ -13930,7 +15506,7 @@
         </w:tc>
         <w:tc>
           <w:tcPr>
-            <w:tcW w:w="2765" w:type="dxa"/>
+            <w:tcW w:w="2235" w:type="dxa"/>
             <w:tcBorders>
               <w:top w:val="single" w:sz="4" w:space="0" w:color="auto"/>
               <w:bottom w:val="single" w:sz="12" w:space="0" w:color="auto"/>
@@ -13950,7 +15526,7 @@
         </w:tc>
         <w:tc>
           <w:tcPr>
-            <w:tcW w:w="2766" w:type="dxa"/>
+            <w:tcW w:w="2127" w:type="dxa"/>
             <w:tcBorders>
               <w:top w:val="single" w:sz="4" w:space="0" w:color="auto"/>
               <w:bottom w:val="single" w:sz="12" w:space="0" w:color="auto"/>
@@ -13968,22 +15544,291 @@
             </w:pPr>
           </w:p>
         </w:tc>
+        <w:tc>
+          <w:tcPr>
+            <w:tcW w:w="1930" w:type="dxa"/>
+            <w:tcBorders>
+              <w:top w:val="single" w:sz="4" w:space="0" w:color="auto"/>
+              <w:bottom w:val="single" w:sz="12" w:space="0" w:color="auto"/>
+            </w:tcBorders>
+          </w:tcPr>
+          <w:p>
+            <w:pPr>
+              <w:pStyle w:val="-3"/>
+              <w:spacing w:line="400" w:lineRule="atLeast"/>
+              <w:cnfStyle w:val="000000000000" w:firstRow="0" w:lastRow="0" w:firstColumn="0" w:lastColumn="0" w:oddVBand="0" w:evenVBand="0" w:oddHBand="0" w:evenHBand="0" w:firstRowFirstColumn="0" w:firstRowLastColumn="0" w:lastRowFirstColumn="0" w:lastRowLastColumn="0"/>
+              <w:rPr>
+                <w:rFonts w:cs="Times New Roman"/>
+              </w:rPr>
+            </w:pPr>
+          </w:p>
+        </w:tc>
       </w:tr>
     </w:tbl>
     <w:p>
       <w:pPr>
+        <w:pStyle w:val="2"/>
+      </w:pPr>
+      <w:bookmarkStart w:id="17" w:name="_Ref483315808"/>
+      <w:r>
+        <w:rPr>
+          <w:rFonts w:hint="eastAsia"/>
+        </w:rPr>
+        <w:t>问题回答与思考题</w:t>
+      </w:r>
+    </w:p>
+    <w:p>
+      <w:pPr>
+        <w:pStyle w:val="3"/>
+      </w:pPr>
+      <w:r>
+        <w:rPr>
+          <w:rFonts w:hint="eastAsia"/>
+        </w:rPr>
+        <w:t>任务问题</w:t>
+      </w:r>
+    </w:p>
+    <w:p>
+      <w:pPr>
         <w:spacing w:line="400" w:lineRule="atLeast"/>
+        <w:ind w:firstLine="0"/>
+        <w:rPr>
+          <w:rFonts w:cs="Times New Roman" w:hint="eastAsia"/>
+          <w:szCs w:val="24"/>
+        </w:rPr>
+      </w:pPr>
+      <w:r>
+        <w:rPr>
+          <w:rFonts w:cs="Times New Roman" w:hint="eastAsia"/>
+          <w:szCs w:val="24"/>
+        </w:rPr>
+        <w:t xml:space="preserve">1. </w:t>
+      </w:r>
+      <w:r>
         <w:rPr>
           <w:rFonts w:cs="Times New Roman"/>
           <w:szCs w:val="24"/>
         </w:rPr>
-      </w:pPr>
-      <w:bookmarkStart w:id="20" w:name="_Ref483315808"/>
+        <w:t>该信号的基波频率为多少</w:t>
+      </w:r>
+      <w:r>
+        <w:rPr>
+          <w:rFonts w:cs="Times New Roman"/>
+          <w:szCs w:val="24"/>
+        </w:rPr>
+        <w:t>Hz</w:t>
+      </w:r>
+      <w:r>
+        <w:rPr>
+          <w:rFonts w:cs="Times New Roman"/>
+          <w:szCs w:val="24"/>
+        </w:rPr>
+        <w:t>？对应的完整周期采样窗长是多少？若未实现完整周期采样，对结果会有什么影响？</w:t>
+      </w:r>
     </w:p>
-    <w:bookmarkEnd w:id="20"/>
+    <w:bookmarkEnd w:id="17"/>
     <w:p>
       <w:pPr>
         <w:spacing w:line="400" w:lineRule="atLeast"/>
+        <w:ind w:firstLine="0"/>
+      </w:pPr>
+      <w:r>
+        <w:rPr>
+          <w:rFonts w:hint="eastAsia"/>
+        </w:rPr>
+        <w:t xml:space="preserve">2. </w:t>
+      </w:r>
+      <w:r>
+        <w:t>请计算该信号的基波相量，并给出幅值、相角随时间变化曲线</w:t>
+      </w:r>
+      <w:r>
+        <w:rPr>
+          <w:rFonts w:hint="eastAsia"/>
+        </w:rPr>
+        <w:t>。</w:t>
+      </w:r>
+    </w:p>
+    <w:p>
+      <w:pPr>
+        <w:spacing w:line="400" w:lineRule="atLeast"/>
+        <w:ind w:firstLine="0"/>
+        <w:rPr>
+          <w:rFonts w:hint="eastAsia"/>
+        </w:rPr>
+      </w:pPr>
+      <w:r>
+        <w:rPr>
+          <w:rFonts w:hint="eastAsia"/>
+        </w:rPr>
+        <w:t>答：见</w:t>
+      </w:r>
+      <w:r>
+        <w:rPr>
+          <w:rFonts w:hint="eastAsia"/>
+        </w:rPr>
+        <w:t>3.1</w:t>
+      </w:r>
+      <w:r>
+        <w:rPr>
+          <w:rFonts w:hint="eastAsia"/>
+        </w:rPr>
+        <w:t>小节基波分析中的</w:t>
+      </w:r>
+      <w:r>
+        <w:rPr>
+          <w:rFonts w:hint="eastAsia"/>
+        </w:rPr>
+        <w:t>表</w:t>
+      </w:r>
+      <w:r>
+        <w:rPr>
+          <w:rFonts w:hint="eastAsia"/>
+        </w:rPr>
+        <w:t>3.2</w:t>
+      </w:r>
+      <w:r>
+        <w:rPr>
+          <w:rFonts w:hint="eastAsia"/>
+        </w:rPr>
+        <w:t>：</w:t>
+      </w:r>
+      <w:r>
+        <w:t>必做部分基波相量幅值和同步相角曲线</w:t>
+      </w:r>
+      <w:r>
+        <w:rPr>
+          <w:rFonts w:hint="eastAsia"/>
+        </w:rPr>
+        <w:t>。</w:t>
+      </w:r>
+    </w:p>
+    <w:p>
+      <w:pPr>
+        <w:spacing w:line="400" w:lineRule="atLeast"/>
+        <w:ind w:firstLine="0"/>
+      </w:pPr>
+      <w:r>
+        <w:rPr>
+          <w:rFonts w:hint="eastAsia"/>
+        </w:rPr>
+        <w:t xml:space="preserve">3. </w:t>
+      </w:r>
+      <w:r>
+        <w:t>分析给出谐波、间谐波种类与含量</w:t>
+      </w:r>
+      <w:r>
+        <w:rPr>
+          <w:rFonts w:hint="eastAsia"/>
+        </w:rPr>
+        <w:t>。</w:t>
+      </w:r>
+    </w:p>
+    <w:p>
+      <w:pPr>
+        <w:spacing w:line="400" w:lineRule="atLeast"/>
+        <w:ind w:firstLine="0"/>
+      </w:pPr>
+      <w:r>
+        <w:rPr>
+          <w:rFonts w:hint="eastAsia"/>
+        </w:rPr>
+        <w:t xml:space="preserve">4. </w:t>
+      </w:r>
+      <w:r>
+        <w:t>尽可能降低由信号幅值阶跃产生的误差，并给出阶跃发生时刻</w:t>
+      </w:r>
+      <w:r>
+        <w:rPr>
+          <w:rFonts w:hint="eastAsia"/>
+        </w:rPr>
+        <w:t>。</w:t>
+      </w:r>
+    </w:p>
+    <w:p>
+      <w:pPr>
+        <w:pStyle w:val="3"/>
+      </w:pPr>
+      <w:r>
+        <w:rPr>
+          <w:rFonts w:hint="eastAsia"/>
+        </w:rPr>
+        <w:t>思考题</w:t>
+      </w:r>
+    </w:p>
+    <w:p>
+      <w:pPr>
+        <w:spacing w:line="400" w:lineRule="atLeast"/>
+        <w:ind w:firstLine="0"/>
+        <w:rPr>
+          <w:rFonts w:cs="Times New Roman" w:hint="eastAsia"/>
+          <w:szCs w:val="24"/>
+        </w:rPr>
+      </w:pPr>
+      <w:r>
+        <w:rPr>
+          <w:rFonts w:cs="Times New Roman" w:hint="eastAsia"/>
+          <w:szCs w:val="24"/>
+        </w:rPr>
+        <w:t xml:space="preserve">1. </w:t>
+      </w:r>
+      <w:r>
+        <w:rPr>
+          <w:rFonts w:cs="Times New Roman"/>
+          <w:szCs w:val="24"/>
+        </w:rPr>
+        <w:t>电力系统中同步相量的相角随时间变化曲线具有什么特点，为什么</w:t>
+      </w:r>
+      <w:r>
+        <w:rPr>
+          <w:rFonts w:cs="Times New Roman"/>
+          <w:szCs w:val="24"/>
+        </w:rPr>
+        <w:t>？</w:t>
+      </w:r>
+    </w:p>
+    <w:p>
+      <w:pPr>
+        <w:spacing w:line="400" w:lineRule="atLeast"/>
+        <w:ind w:firstLine="0"/>
+      </w:pPr>
+      <w:r>
+        <w:rPr>
+          <w:rFonts w:hint="eastAsia"/>
+        </w:rPr>
+        <w:t xml:space="preserve">2. </w:t>
+      </w:r>
+      <w:r>
+        <w:t>如何降低谐波、间谐波对相量计算精度的影响？</w:t>
+      </w:r>
+    </w:p>
+    <w:p>
+      <w:pPr>
+        <w:spacing w:line="400" w:lineRule="atLeast"/>
+        <w:ind w:firstLine="0"/>
+      </w:pPr>
+      <w:r>
+        <w:rPr>
+          <w:rFonts w:hint="eastAsia"/>
+        </w:rPr>
+        <w:t xml:space="preserve">3. </w:t>
+      </w:r>
+      <w:r>
+        <w:t>对于同步相量算法，如何设计使其能够更快跟踪信号幅值的阶跃变化</w:t>
+      </w:r>
+      <w:r>
+        <w:rPr>
+          <w:rFonts w:hint="eastAsia"/>
+        </w:rPr>
+        <w:t>？</w:t>
+      </w:r>
+    </w:p>
+    <w:p>
+      <w:pPr>
+        <w:spacing w:line="400" w:lineRule="atLeast"/>
+        <w:ind w:firstLine="0"/>
+        <w:rPr>
+          <w:rFonts w:hint="eastAsia"/>
+        </w:rPr>
       </w:pPr>
     </w:p>
     <w:p>
@@ -13997,20 +15842,1129 @@
         <w:br w:type="page"/>
       </w:r>
     </w:p>
+    <w:tbl>
+      <w:tblPr>
+        <w:tblStyle w:val="11"/>
+        <w:tblW w:w="0" w:type="auto"/>
+        <w:jc w:val="center"/>
+        <w:tblLook w:val="04A0" w:firstRow="1" w:lastRow="0" w:firstColumn="1" w:lastColumn="0" w:noHBand="0" w:noVBand="1"/>
+      </w:tblPr>
+      <w:tblGrid>
+        <w:gridCol w:w="2014"/>
+        <w:gridCol w:w="2235"/>
+        <w:gridCol w:w="2127"/>
+        <w:gridCol w:w="1930"/>
+      </w:tblGrid>
+      <w:tr>
+        <w:trPr>
+          <w:cnfStyle w:val="100000000000" w:firstRow="1" w:lastRow="0" w:firstColumn="0" w:lastColumn="0" w:oddVBand="0" w:evenVBand="0" w:oddHBand="0" w:evenHBand="0" w:firstRowFirstColumn="0" w:firstRowLastColumn="0" w:lastRowFirstColumn="0" w:lastRowLastColumn="0"/>
+          <w:jc w:val="center"/>
+        </w:trPr>
+        <w:tc>
+          <w:tcPr>
+            <w:cnfStyle w:val="001000000000" w:firstRow="0" w:lastRow="0" w:firstColumn="1" w:lastColumn="0" w:oddVBand="0" w:evenVBand="0" w:oddHBand="0" w:evenHBand="0" w:firstRowFirstColumn="0" w:firstRowLastColumn="0" w:lastRowFirstColumn="0" w:lastRowLastColumn="0"/>
+            <w:tcW w:w="2014" w:type="dxa"/>
+            <w:vAlign w:val="center"/>
+          </w:tcPr>
+          <w:p>
+            <w:pPr>
+              <w:pStyle w:val="-3"/>
+              <w:spacing w:line="400" w:lineRule="atLeast"/>
+              <w:rPr>
+                <w:rFonts w:cs="Times New Roman"/>
+                <w:i w:val="0"/>
+                <w:iCs w:val="0"/>
+              </w:rPr>
+            </w:pPr>
+            <w:r>
+              <w:rPr>
+                <w:rFonts w:cs="Times New Roman" w:hint="eastAsia"/>
+                <w:i w:val="0"/>
+                <w:iCs w:val="0"/>
+              </w:rPr>
+              <w:lastRenderedPageBreak/>
+              <w:t>频率成分</w:t>
+            </w:r>
+          </w:p>
+        </w:tc>
+        <w:tc>
+          <w:tcPr>
+            <w:tcW w:w="2235" w:type="dxa"/>
+            <w:vAlign w:val="center"/>
+          </w:tcPr>
+          <w:p>
+            <w:pPr>
+              <w:pStyle w:val="-3"/>
+              <w:spacing w:line="400" w:lineRule="atLeast"/>
+              <w:cnfStyle w:val="100000000000" w:firstRow="1" w:lastRow="0" w:firstColumn="0" w:lastColumn="0" w:oddVBand="0" w:evenVBand="0" w:oddHBand="0" w:evenHBand="0" w:firstRowFirstColumn="0" w:firstRowLastColumn="0" w:lastRowFirstColumn="0" w:lastRowLastColumn="0"/>
+              <w:rPr>
+                <w:rFonts w:cs="Times New Roman"/>
+                <w:i w:val="0"/>
+                <w:iCs w:val="0"/>
+              </w:rPr>
+            </w:pPr>
+            <w:r>
+              <w:rPr>
+                <w:rFonts w:cs="Times New Roman" w:hint="eastAsia"/>
+                <w:i w:val="0"/>
+                <w:iCs w:val="0"/>
+              </w:rPr>
+              <w:t>频率</w:t>
+            </w:r>
+            <w:r>
+              <w:rPr>
+                <w:rFonts w:cs="Times New Roman" w:hint="eastAsia"/>
+                <w:i w:val="0"/>
+                <w:iCs w:val="0"/>
+              </w:rPr>
+              <w:t>/Hz</w:t>
+            </w:r>
+          </w:p>
+        </w:tc>
+        <w:tc>
+          <w:tcPr>
+            <w:tcW w:w="2127" w:type="dxa"/>
+            <w:vAlign w:val="center"/>
+          </w:tcPr>
+          <w:p>
+            <w:pPr>
+              <w:pStyle w:val="-3"/>
+              <w:spacing w:line="400" w:lineRule="atLeast"/>
+              <w:cnfStyle w:val="100000000000" w:firstRow="1" w:lastRow="0" w:firstColumn="0" w:lastColumn="0" w:oddVBand="0" w:evenVBand="0" w:oddHBand="0" w:evenHBand="0" w:firstRowFirstColumn="0" w:firstRowLastColumn="0" w:lastRowFirstColumn="0" w:lastRowLastColumn="0"/>
+              <w:rPr>
+                <w:rFonts w:cs="Times New Roman"/>
+                <w:i w:val="0"/>
+                <w:iCs w:val="0"/>
+              </w:rPr>
+            </w:pPr>
+            <w:r>
+              <w:rPr>
+                <w:rFonts w:cs="Times New Roman" w:hint="eastAsia"/>
+                <w:i w:val="0"/>
+                <w:iCs w:val="0"/>
+              </w:rPr>
+              <w:t>阶跃前幅值</w:t>
+            </w:r>
+            <w:r>
+              <w:rPr>
+                <w:rFonts w:cs="Times New Roman" w:hint="eastAsia"/>
+                <w:i w:val="0"/>
+                <w:iCs w:val="0"/>
+              </w:rPr>
+              <w:t>/V</w:t>
+            </w:r>
+          </w:p>
+        </w:tc>
+        <w:tc>
+          <w:tcPr>
+            <w:tcW w:w="1930" w:type="dxa"/>
+          </w:tcPr>
+          <w:p>
+            <w:pPr>
+              <w:pStyle w:val="-3"/>
+              <w:spacing w:line="400" w:lineRule="atLeast"/>
+              <w:cnfStyle w:val="100000000000" w:firstRow="1" w:lastRow="0" w:firstColumn="0" w:lastColumn="0" w:oddVBand="0" w:evenVBand="0" w:oddHBand="0" w:evenHBand="0" w:firstRowFirstColumn="0" w:firstRowLastColumn="0" w:lastRowFirstColumn="0" w:lastRowLastColumn="0"/>
+              <w:rPr>
+                <w:rFonts w:cs="Times New Roman" w:hint="eastAsia"/>
+              </w:rPr>
+            </w:pPr>
+            <w:r>
+              <w:rPr>
+                <w:rFonts w:cs="Times New Roman" w:hint="eastAsia"/>
+                <w:i w:val="0"/>
+                <w:iCs w:val="0"/>
+              </w:rPr>
+              <w:t>阶跃后幅值</w:t>
+            </w:r>
+            <w:r>
+              <w:rPr>
+                <w:rFonts w:cs="Times New Roman" w:hint="eastAsia"/>
+                <w:i w:val="0"/>
+                <w:iCs w:val="0"/>
+              </w:rPr>
+              <w:t>/V</w:t>
+            </w:r>
+          </w:p>
+        </w:tc>
+      </w:tr>
+      <w:tr>
+        <w:trPr>
+          <w:jc w:val="center"/>
+        </w:trPr>
+        <w:tc>
+          <w:tcPr>
+            <w:cnfStyle w:val="001000000000" w:firstRow="0" w:lastRow="0" w:firstColumn="1" w:lastColumn="0" w:oddVBand="0" w:evenVBand="0" w:oddHBand="0" w:evenHBand="0" w:firstRowFirstColumn="0" w:firstRowLastColumn="0" w:lastRowFirstColumn="0" w:lastRowLastColumn="0"/>
+            <w:tcW w:w="2014" w:type="dxa"/>
+            <w:vAlign w:val="center"/>
+          </w:tcPr>
+          <w:p>
+            <w:pPr>
+              <w:pStyle w:val="-3"/>
+              <w:spacing w:line="400" w:lineRule="atLeast"/>
+              <w:rPr>
+                <w:rFonts w:cs="Times New Roman" w:hint="eastAsia"/>
+              </w:rPr>
+            </w:pPr>
+          </w:p>
+        </w:tc>
+        <w:tc>
+          <w:tcPr>
+            <w:tcW w:w="2235" w:type="dxa"/>
+            <w:vAlign w:val="center"/>
+          </w:tcPr>
+          <w:p>
+            <w:pPr>
+              <w:pStyle w:val="-3"/>
+              <w:spacing w:line="400" w:lineRule="atLeast"/>
+              <w:cnfStyle w:val="000000000000" w:firstRow="0" w:lastRow="0" w:firstColumn="0" w:lastColumn="0" w:oddVBand="0" w:evenVBand="0" w:oddHBand="0" w:evenHBand="0" w:firstRowFirstColumn="0" w:firstRowLastColumn="0" w:lastRowFirstColumn="0" w:lastRowLastColumn="0"/>
+              <w:rPr>
+                <w:rFonts w:cs="Times New Roman"/>
+              </w:rPr>
+            </w:pPr>
+          </w:p>
+        </w:tc>
+        <w:tc>
+          <w:tcPr>
+            <w:tcW w:w="2127" w:type="dxa"/>
+            <w:vAlign w:val="center"/>
+          </w:tcPr>
+          <w:p>
+            <w:pPr>
+              <w:pStyle w:val="-3"/>
+              <w:spacing w:line="400" w:lineRule="atLeast"/>
+              <w:cnfStyle w:val="000000000000" w:firstRow="0" w:lastRow="0" w:firstColumn="0" w:lastColumn="0" w:oddVBand="0" w:evenVBand="0" w:oddHBand="0" w:evenHBand="0" w:firstRowFirstColumn="0" w:firstRowLastColumn="0" w:lastRowFirstColumn="0" w:lastRowLastColumn="0"/>
+              <w:rPr>
+                <w:rFonts w:cs="Times New Roman"/>
+              </w:rPr>
+            </w:pPr>
+          </w:p>
+        </w:tc>
+        <w:tc>
+          <w:tcPr>
+            <w:tcW w:w="1930" w:type="dxa"/>
+            <w:vAlign w:val="center"/>
+          </w:tcPr>
+          <w:p>
+            <w:pPr>
+              <w:pStyle w:val="-3"/>
+              <w:spacing w:line="400" w:lineRule="atLeast"/>
+              <w:cnfStyle w:val="000000000000" w:firstRow="0" w:lastRow="0" w:firstColumn="0" w:lastColumn="0" w:oddVBand="0" w:evenVBand="0" w:oddHBand="0" w:evenHBand="0" w:firstRowFirstColumn="0" w:firstRowLastColumn="0" w:lastRowFirstColumn="0" w:lastRowLastColumn="0"/>
+              <w:rPr>
+                <w:rFonts w:eastAsia="华文宋体" w:cs="Times New Roman" w:hint="eastAsia"/>
+                <w:color w:val="000000"/>
+                <w:sz w:val="22"/>
+              </w:rPr>
+            </w:pPr>
+          </w:p>
+        </w:tc>
+      </w:tr>
+      <w:tr>
+        <w:trPr>
+          <w:jc w:val="center"/>
+        </w:trPr>
+        <w:tc>
+          <w:tcPr>
+            <w:cnfStyle w:val="001000000000" w:firstRow="0" w:lastRow="0" w:firstColumn="1" w:lastColumn="0" w:oddVBand="0" w:evenVBand="0" w:oddHBand="0" w:evenHBand="0" w:firstRowFirstColumn="0" w:firstRowLastColumn="0" w:lastRowFirstColumn="0" w:lastRowLastColumn="0"/>
+            <w:tcW w:w="2014" w:type="dxa"/>
+            <w:vAlign w:val="center"/>
+          </w:tcPr>
+          <w:p>
+            <w:pPr>
+              <w:pStyle w:val="-3"/>
+              <w:spacing w:line="400" w:lineRule="atLeast"/>
+              <w:rPr>
+                <w:rFonts w:cs="Times New Roman" w:hint="eastAsia"/>
+              </w:rPr>
+            </w:pPr>
+          </w:p>
+        </w:tc>
+        <w:tc>
+          <w:tcPr>
+            <w:tcW w:w="2235" w:type="dxa"/>
+            <w:vAlign w:val="center"/>
+          </w:tcPr>
+          <w:p>
+            <w:pPr>
+              <w:pStyle w:val="-3"/>
+              <w:spacing w:line="400" w:lineRule="atLeast"/>
+              <w:cnfStyle w:val="000000000000" w:firstRow="0" w:lastRow="0" w:firstColumn="0" w:lastColumn="0" w:oddVBand="0" w:evenVBand="0" w:oddHBand="0" w:evenHBand="0" w:firstRowFirstColumn="0" w:firstRowLastColumn="0" w:lastRowFirstColumn="0" w:lastRowLastColumn="0"/>
+              <w:rPr>
+                <w:rFonts w:eastAsia="华文宋体" w:cs="Times New Roman"/>
+                <w:color w:val="000000"/>
+                <w:sz w:val="22"/>
+              </w:rPr>
+            </w:pPr>
+          </w:p>
+        </w:tc>
+        <w:tc>
+          <w:tcPr>
+            <w:tcW w:w="2127" w:type="dxa"/>
+            <w:vAlign w:val="center"/>
+          </w:tcPr>
+          <w:p>
+            <w:pPr>
+              <w:pStyle w:val="-3"/>
+              <w:spacing w:line="400" w:lineRule="atLeast"/>
+              <w:cnfStyle w:val="000000000000" w:firstRow="0" w:lastRow="0" w:firstColumn="0" w:lastColumn="0" w:oddVBand="0" w:evenVBand="0" w:oddHBand="0" w:evenHBand="0" w:firstRowFirstColumn="0" w:firstRowLastColumn="0" w:lastRowFirstColumn="0" w:lastRowLastColumn="0"/>
+              <w:rPr>
+                <w:rFonts w:eastAsia="华文宋体" w:cs="Times New Roman" w:hint="eastAsia"/>
+                <w:color w:val="000000"/>
+                <w:sz w:val="22"/>
+              </w:rPr>
+            </w:pPr>
+          </w:p>
+        </w:tc>
+        <w:tc>
+          <w:tcPr>
+            <w:tcW w:w="1930" w:type="dxa"/>
+            <w:vAlign w:val="center"/>
+          </w:tcPr>
+          <w:p>
+            <w:pPr>
+              <w:pStyle w:val="-3"/>
+              <w:spacing w:line="400" w:lineRule="atLeast"/>
+              <w:cnfStyle w:val="000000000000" w:firstRow="0" w:lastRow="0" w:firstColumn="0" w:lastColumn="0" w:oddVBand="0" w:evenVBand="0" w:oddHBand="0" w:evenHBand="0" w:firstRowFirstColumn="0" w:firstRowLastColumn="0" w:lastRowFirstColumn="0" w:lastRowLastColumn="0"/>
+              <w:rPr>
+                <w:rFonts w:eastAsia="华文宋体" w:cs="Times New Roman"/>
+                <w:color w:val="000000"/>
+                <w:sz w:val="22"/>
+              </w:rPr>
+            </w:pPr>
+          </w:p>
+        </w:tc>
+      </w:tr>
+      <w:tr>
+        <w:trPr>
+          <w:jc w:val="center"/>
+        </w:trPr>
+        <w:tc>
+          <w:tcPr>
+            <w:cnfStyle w:val="001000000000" w:firstRow="0" w:lastRow="0" w:firstColumn="1" w:lastColumn="0" w:oddVBand="0" w:evenVBand="0" w:oddHBand="0" w:evenHBand="0" w:firstRowFirstColumn="0" w:firstRowLastColumn="0" w:lastRowFirstColumn="0" w:lastRowLastColumn="0"/>
+            <w:tcW w:w="2014" w:type="dxa"/>
+            <w:vAlign w:val="center"/>
+          </w:tcPr>
+          <w:p>
+            <w:pPr>
+              <w:pStyle w:val="-3"/>
+              <w:spacing w:line="400" w:lineRule="atLeast"/>
+              <w:rPr>
+                <w:rFonts w:cs="Times New Roman"/>
+              </w:rPr>
+            </w:pPr>
+          </w:p>
+        </w:tc>
+        <w:tc>
+          <w:tcPr>
+            <w:tcW w:w="2235" w:type="dxa"/>
+            <w:vAlign w:val="center"/>
+          </w:tcPr>
+          <w:p>
+            <w:pPr>
+              <w:pStyle w:val="-3"/>
+              <w:spacing w:line="400" w:lineRule="atLeast"/>
+              <w:cnfStyle w:val="000000000000" w:firstRow="0" w:lastRow="0" w:firstColumn="0" w:lastColumn="0" w:oddVBand="0" w:evenVBand="0" w:oddHBand="0" w:evenHBand="0" w:firstRowFirstColumn="0" w:firstRowLastColumn="0" w:lastRowFirstColumn="0" w:lastRowLastColumn="0"/>
+              <w:rPr>
+                <w:rFonts w:cs="Times New Roman"/>
+              </w:rPr>
+            </w:pPr>
+          </w:p>
+        </w:tc>
+        <w:tc>
+          <w:tcPr>
+            <w:tcW w:w="2127" w:type="dxa"/>
+            <w:vAlign w:val="center"/>
+          </w:tcPr>
+          <w:p>
+            <w:pPr>
+              <w:pStyle w:val="-3"/>
+              <w:spacing w:line="400" w:lineRule="atLeast"/>
+              <w:cnfStyle w:val="000000000000" w:firstRow="0" w:lastRow="0" w:firstColumn="0" w:lastColumn="0" w:oddVBand="0" w:evenVBand="0" w:oddHBand="0" w:evenHBand="0" w:firstRowFirstColumn="0" w:firstRowLastColumn="0" w:lastRowFirstColumn="0" w:lastRowLastColumn="0"/>
+              <w:rPr>
+                <w:rFonts w:cs="Times New Roman"/>
+              </w:rPr>
+            </w:pPr>
+          </w:p>
+        </w:tc>
+        <w:tc>
+          <w:tcPr>
+            <w:tcW w:w="1930" w:type="dxa"/>
+            <w:vAlign w:val="center"/>
+          </w:tcPr>
+          <w:p>
+            <w:pPr>
+              <w:pStyle w:val="-3"/>
+              <w:spacing w:line="400" w:lineRule="atLeast"/>
+              <w:cnfStyle w:val="000000000000" w:firstRow="0" w:lastRow="0" w:firstColumn="0" w:lastColumn="0" w:oddVBand="0" w:evenVBand="0" w:oddHBand="0" w:evenHBand="0" w:firstRowFirstColumn="0" w:firstRowLastColumn="0" w:lastRowFirstColumn="0" w:lastRowLastColumn="0"/>
+              <w:rPr>
+                <w:rFonts w:eastAsia="华文宋体" w:cs="Times New Roman"/>
+                <w:color w:val="000000"/>
+                <w:sz w:val="22"/>
+              </w:rPr>
+            </w:pPr>
+          </w:p>
+        </w:tc>
+      </w:tr>
+      <w:tr>
+        <w:trPr>
+          <w:jc w:val="center"/>
+        </w:trPr>
+        <w:tc>
+          <w:tcPr>
+            <w:cnfStyle w:val="001000000000" w:firstRow="0" w:lastRow="0" w:firstColumn="1" w:lastColumn="0" w:oddVBand="0" w:evenVBand="0" w:oddHBand="0" w:evenHBand="0" w:firstRowFirstColumn="0" w:firstRowLastColumn="0" w:lastRowFirstColumn="0" w:lastRowLastColumn="0"/>
+            <w:tcW w:w="2014" w:type="dxa"/>
+            <w:vAlign w:val="center"/>
+          </w:tcPr>
+          <w:p>
+            <w:pPr>
+              <w:pStyle w:val="-3"/>
+              <w:spacing w:line="400" w:lineRule="atLeast"/>
+              <w:rPr>
+                <w:rFonts w:cs="Times New Roman"/>
+              </w:rPr>
+            </w:pPr>
+          </w:p>
+        </w:tc>
+        <w:tc>
+          <w:tcPr>
+            <w:tcW w:w="2235" w:type="dxa"/>
+            <w:vAlign w:val="center"/>
+          </w:tcPr>
+          <w:p>
+            <w:pPr>
+              <w:pStyle w:val="-3"/>
+              <w:spacing w:line="400" w:lineRule="atLeast"/>
+              <w:cnfStyle w:val="000000000000" w:firstRow="0" w:lastRow="0" w:firstColumn="0" w:lastColumn="0" w:oddVBand="0" w:evenVBand="0" w:oddHBand="0" w:evenHBand="0" w:firstRowFirstColumn="0" w:firstRowLastColumn="0" w:lastRowFirstColumn="0" w:lastRowLastColumn="0"/>
+              <w:rPr>
+                <w:rFonts w:cs="Times New Roman"/>
+              </w:rPr>
+            </w:pPr>
+          </w:p>
+        </w:tc>
+        <w:tc>
+          <w:tcPr>
+            <w:tcW w:w="2127" w:type="dxa"/>
+            <w:vAlign w:val="center"/>
+          </w:tcPr>
+          <w:p>
+            <w:pPr>
+              <w:pStyle w:val="-3"/>
+              <w:spacing w:line="400" w:lineRule="atLeast"/>
+              <w:cnfStyle w:val="000000000000" w:firstRow="0" w:lastRow="0" w:firstColumn="0" w:lastColumn="0" w:oddVBand="0" w:evenVBand="0" w:oddHBand="0" w:evenHBand="0" w:firstRowFirstColumn="0" w:firstRowLastColumn="0" w:lastRowFirstColumn="0" w:lastRowLastColumn="0"/>
+              <w:rPr>
+                <w:rFonts w:cs="Times New Roman" w:hint="eastAsia"/>
+              </w:rPr>
+            </w:pPr>
+          </w:p>
+        </w:tc>
+        <w:tc>
+          <w:tcPr>
+            <w:tcW w:w="1930" w:type="dxa"/>
+            <w:vAlign w:val="center"/>
+          </w:tcPr>
+          <w:p>
+            <w:pPr>
+              <w:pStyle w:val="-3"/>
+              <w:spacing w:line="400" w:lineRule="atLeast"/>
+              <w:cnfStyle w:val="000000000000" w:firstRow="0" w:lastRow="0" w:firstColumn="0" w:lastColumn="0" w:oddVBand="0" w:evenVBand="0" w:oddHBand="0" w:evenHBand="0" w:firstRowFirstColumn="0" w:firstRowLastColumn="0" w:lastRowFirstColumn="0" w:lastRowLastColumn="0"/>
+              <w:rPr>
+                <w:rFonts w:eastAsia="华文宋体" w:cs="Times New Roman"/>
+                <w:color w:val="000000"/>
+                <w:sz w:val="22"/>
+              </w:rPr>
+            </w:pPr>
+          </w:p>
+        </w:tc>
+      </w:tr>
+      <w:tr>
+        <w:trPr>
+          <w:jc w:val="center"/>
+        </w:trPr>
+        <w:tc>
+          <w:tcPr>
+            <w:cnfStyle w:val="001000000000" w:firstRow="0" w:lastRow="0" w:firstColumn="1" w:lastColumn="0" w:oddVBand="0" w:evenVBand="0" w:oddHBand="0" w:evenHBand="0" w:firstRowFirstColumn="0" w:firstRowLastColumn="0" w:lastRowFirstColumn="0" w:lastRowLastColumn="0"/>
+            <w:tcW w:w="2014" w:type="dxa"/>
+            <w:vAlign w:val="center"/>
+          </w:tcPr>
+          <w:p>
+            <w:pPr>
+              <w:pStyle w:val="-3"/>
+              <w:spacing w:line="400" w:lineRule="atLeast"/>
+              <w:rPr>
+                <w:rFonts w:cs="Times New Roman"/>
+              </w:rPr>
+            </w:pPr>
+          </w:p>
+        </w:tc>
+        <w:tc>
+          <w:tcPr>
+            <w:tcW w:w="2235" w:type="dxa"/>
+            <w:vAlign w:val="center"/>
+          </w:tcPr>
+          <w:p>
+            <w:pPr>
+              <w:pStyle w:val="-3"/>
+              <w:spacing w:line="400" w:lineRule="atLeast"/>
+              <w:cnfStyle w:val="000000000000" w:firstRow="0" w:lastRow="0" w:firstColumn="0" w:lastColumn="0" w:oddVBand="0" w:evenVBand="0" w:oddHBand="0" w:evenHBand="0" w:firstRowFirstColumn="0" w:firstRowLastColumn="0" w:lastRowFirstColumn="0" w:lastRowLastColumn="0"/>
+              <w:rPr>
+                <w:rFonts w:cs="Times New Roman"/>
+              </w:rPr>
+            </w:pPr>
+          </w:p>
+        </w:tc>
+        <w:tc>
+          <w:tcPr>
+            <w:tcW w:w="2127" w:type="dxa"/>
+            <w:vAlign w:val="center"/>
+          </w:tcPr>
+          <w:p>
+            <w:pPr>
+              <w:pStyle w:val="-3"/>
+              <w:spacing w:line="400" w:lineRule="atLeast"/>
+              <w:cnfStyle w:val="000000000000" w:firstRow="0" w:lastRow="0" w:firstColumn="0" w:lastColumn="0" w:oddVBand="0" w:evenVBand="0" w:oddHBand="0" w:evenHBand="0" w:firstRowFirstColumn="0" w:firstRowLastColumn="0" w:lastRowFirstColumn="0" w:lastRowLastColumn="0"/>
+              <w:rPr>
+                <w:rFonts w:cs="Times New Roman" w:hint="eastAsia"/>
+              </w:rPr>
+            </w:pPr>
+          </w:p>
+        </w:tc>
+        <w:tc>
+          <w:tcPr>
+            <w:tcW w:w="1930" w:type="dxa"/>
+            <w:vAlign w:val="center"/>
+          </w:tcPr>
+          <w:p>
+            <w:pPr>
+              <w:pStyle w:val="-3"/>
+              <w:spacing w:line="400" w:lineRule="atLeast"/>
+              <w:cnfStyle w:val="000000000000" w:firstRow="0" w:lastRow="0" w:firstColumn="0" w:lastColumn="0" w:oddVBand="0" w:evenVBand="0" w:oddHBand="0" w:evenHBand="0" w:firstRowFirstColumn="0" w:firstRowLastColumn="0" w:lastRowFirstColumn="0" w:lastRowLastColumn="0"/>
+              <w:rPr>
+                <w:rFonts w:eastAsia="华文宋体" w:cs="Times New Roman" w:hint="eastAsia"/>
+                <w:color w:val="000000"/>
+                <w:sz w:val="22"/>
+              </w:rPr>
+            </w:pPr>
+          </w:p>
+        </w:tc>
+      </w:tr>
+      <w:tr>
+        <w:trPr>
+          <w:jc w:val="center"/>
+        </w:trPr>
+        <w:tc>
+          <w:tcPr>
+            <w:cnfStyle w:val="001000000000" w:firstRow="0" w:lastRow="0" w:firstColumn="1" w:lastColumn="0" w:oddVBand="0" w:evenVBand="0" w:oddHBand="0" w:evenHBand="0" w:firstRowFirstColumn="0" w:firstRowLastColumn="0" w:lastRowFirstColumn="0" w:lastRowLastColumn="0"/>
+            <w:tcW w:w="2014" w:type="dxa"/>
+            <w:vAlign w:val="center"/>
+          </w:tcPr>
+          <w:p>
+            <w:pPr>
+              <w:pStyle w:val="-3"/>
+              <w:spacing w:line="400" w:lineRule="atLeast"/>
+              <w:rPr>
+                <w:rFonts w:cs="Times New Roman"/>
+              </w:rPr>
+            </w:pPr>
+          </w:p>
+        </w:tc>
+        <w:tc>
+          <w:tcPr>
+            <w:tcW w:w="2235" w:type="dxa"/>
+            <w:vAlign w:val="center"/>
+          </w:tcPr>
+          <w:p>
+            <w:pPr>
+              <w:pStyle w:val="-3"/>
+              <w:spacing w:line="400" w:lineRule="atLeast"/>
+              <w:cnfStyle w:val="000000000000" w:firstRow="0" w:lastRow="0" w:firstColumn="0" w:lastColumn="0" w:oddVBand="0" w:evenVBand="0" w:oddHBand="0" w:evenHBand="0" w:firstRowFirstColumn="0" w:firstRowLastColumn="0" w:lastRowFirstColumn="0" w:lastRowLastColumn="0"/>
+              <w:rPr>
+                <w:rFonts w:cs="Times New Roman"/>
+              </w:rPr>
+            </w:pPr>
+          </w:p>
+        </w:tc>
+        <w:tc>
+          <w:tcPr>
+            <w:tcW w:w="2127" w:type="dxa"/>
+            <w:vAlign w:val="center"/>
+          </w:tcPr>
+          <w:p>
+            <w:pPr>
+              <w:pStyle w:val="-3"/>
+              <w:spacing w:line="400" w:lineRule="atLeast"/>
+              <w:cnfStyle w:val="000000000000" w:firstRow="0" w:lastRow="0" w:firstColumn="0" w:lastColumn="0" w:oddVBand="0" w:evenVBand="0" w:oddHBand="0" w:evenHBand="0" w:firstRowFirstColumn="0" w:firstRowLastColumn="0" w:lastRowFirstColumn="0" w:lastRowLastColumn="0"/>
+              <w:rPr>
+                <w:rFonts w:cs="Times New Roman" w:hint="eastAsia"/>
+              </w:rPr>
+            </w:pPr>
+          </w:p>
+        </w:tc>
+        <w:tc>
+          <w:tcPr>
+            <w:tcW w:w="1930" w:type="dxa"/>
+            <w:vAlign w:val="center"/>
+          </w:tcPr>
+          <w:p>
+            <w:pPr>
+              <w:pStyle w:val="-3"/>
+              <w:spacing w:line="400" w:lineRule="atLeast"/>
+              <w:cnfStyle w:val="000000000000" w:firstRow="0" w:lastRow="0" w:firstColumn="0" w:lastColumn="0" w:oddVBand="0" w:evenVBand="0" w:oddHBand="0" w:evenHBand="0" w:firstRowFirstColumn="0" w:firstRowLastColumn="0" w:lastRowFirstColumn="0" w:lastRowLastColumn="0"/>
+              <w:rPr>
+                <w:rFonts w:eastAsia="华文宋体" w:cs="Times New Roman" w:hint="eastAsia"/>
+                <w:color w:val="000000"/>
+                <w:sz w:val="22"/>
+              </w:rPr>
+            </w:pPr>
+          </w:p>
+        </w:tc>
+      </w:tr>
+      <w:tr>
+        <w:trPr>
+          <w:jc w:val="center"/>
+        </w:trPr>
+        <w:tc>
+          <w:tcPr>
+            <w:cnfStyle w:val="001000000000" w:firstRow="0" w:lastRow="0" w:firstColumn="1" w:lastColumn="0" w:oddVBand="0" w:evenVBand="0" w:oddHBand="0" w:evenHBand="0" w:firstRowFirstColumn="0" w:firstRowLastColumn="0" w:lastRowFirstColumn="0" w:lastRowLastColumn="0"/>
+            <w:tcW w:w="2014" w:type="dxa"/>
+            <w:vAlign w:val="center"/>
+          </w:tcPr>
+          <w:p>
+            <w:pPr>
+              <w:pStyle w:val="-3"/>
+              <w:spacing w:line="400" w:lineRule="atLeast"/>
+              <w:rPr>
+                <w:rFonts w:cs="Times New Roman"/>
+              </w:rPr>
+            </w:pPr>
+          </w:p>
+        </w:tc>
+        <w:tc>
+          <w:tcPr>
+            <w:tcW w:w="2235" w:type="dxa"/>
+            <w:vAlign w:val="center"/>
+          </w:tcPr>
+          <w:p>
+            <w:pPr>
+              <w:pStyle w:val="-3"/>
+              <w:spacing w:line="400" w:lineRule="atLeast"/>
+              <w:cnfStyle w:val="000000000000" w:firstRow="0" w:lastRow="0" w:firstColumn="0" w:lastColumn="0" w:oddVBand="0" w:evenVBand="0" w:oddHBand="0" w:evenHBand="0" w:firstRowFirstColumn="0" w:firstRowLastColumn="0" w:lastRowFirstColumn="0" w:lastRowLastColumn="0"/>
+              <w:rPr>
+                <w:rFonts w:cs="Times New Roman"/>
+              </w:rPr>
+            </w:pPr>
+          </w:p>
+        </w:tc>
+        <w:tc>
+          <w:tcPr>
+            <w:tcW w:w="2127" w:type="dxa"/>
+            <w:vAlign w:val="center"/>
+          </w:tcPr>
+          <w:p>
+            <w:pPr>
+              <w:pStyle w:val="-3"/>
+              <w:spacing w:line="400" w:lineRule="atLeast"/>
+              <w:cnfStyle w:val="000000000000" w:firstRow="0" w:lastRow="0" w:firstColumn="0" w:lastColumn="0" w:oddVBand="0" w:evenVBand="0" w:oddHBand="0" w:evenHBand="0" w:firstRowFirstColumn="0" w:firstRowLastColumn="0" w:lastRowFirstColumn="0" w:lastRowLastColumn="0"/>
+              <w:rPr>
+                <w:rFonts w:cs="Times New Roman"/>
+              </w:rPr>
+            </w:pPr>
+          </w:p>
+        </w:tc>
+        <w:tc>
+          <w:tcPr>
+            <w:tcW w:w="1930" w:type="dxa"/>
+            <w:vAlign w:val="center"/>
+          </w:tcPr>
+          <w:p>
+            <w:pPr>
+              <w:pStyle w:val="-3"/>
+              <w:spacing w:line="400" w:lineRule="atLeast"/>
+              <w:cnfStyle w:val="000000000000" w:firstRow="0" w:lastRow="0" w:firstColumn="0" w:lastColumn="0" w:oddVBand="0" w:evenVBand="0" w:oddHBand="0" w:evenHBand="0" w:firstRowFirstColumn="0" w:firstRowLastColumn="0" w:lastRowFirstColumn="0" w:lastRowLastColumn="0"/>
+              <w:rPr>
+                <w:rFonts w:eastAsia="华文宋体" w:cs="Times New Roman" w:hint="eastAsia"/>
+                <w:color w:val="000000"/>
+                <w:sz w:val="22"/>
+              </w:rPr>
+            </w:pPr>
+          </w:p>
+        </w:tc>
+      </w:tr>
+      <w:tr>
+        <w:trPr>
+          <w:jc w:val="center"/>
+        </w:trPr>
+        <w:tc>
+          <w:tcPr>
+            <w:cnfStyle w:val="001000000000" w:firstRow="0" w:lastRow="0" w:firstColumn="1" w:lastColumn="0" w:oddVBand="0" w:evenVBand="0" w:oddHBand="0" w:evenHBand="0" w:firstRowFirstColumn="0" w:firstRowLastColumn="0" w:lastRowFirstColumn="0" w:lastRowLastColumn="0"/>
+            <w:tcW w:w="2014" w:type="dxa"/>
+            <w:vAlign w:val="center"/>
+          </w:tcPr>
+          <w:p>
+            <w:pPr>
+              <w:pStyle w:val="-3"/>
+              <w:spacing w:line="400" w:lineRule="atLeast"/>
+              <w:rPr>
+                <w:rFonts w:cs="Times New Roman"/>
+              </w:rPr>
+            </w:pPr>
+          </w:p>
+        </w:tc>
+        <w:tc>
+          <w:tcPr>
+            <w:tcW w:w="2235" w:type="dxa"/>
+            <w:vAlign w:val="center"/>
+          </w:tcPr>
+          <w:p>
+            <w:pPr>
+              <w:pStyle w:val="-3"/>
+              <w:spacing w:line="400" w:lineRule="atLeast"/>
+              <w:cnfStyle w:val="000000000000" w:firstRow="0" w:lastRow="0" w:firstColumn="0" w:lastColumn="0" w:oddVBand="0" w:evenVBand="0" w:oddHBand="0" w:evenHBand="0" w:firstRowFirstColumn="0" w:firstRowLastColumn="0" w:lastRowFirstColumn="0" w:lastRowLastColumn="0"/>
+              <w:rPr>
+                <w:rFonts w:cs="Times New Roman"/>
+              </w:rPr>
+            </w:pPr>
+          </w:p>
+        </w:tc>
+        <w:tc>
+          <w:tcPr>
+            <w:tcW w:w="2127" w:type="dxa"/>
+            <w:vAlign w:val="center"/>
+          </w:tcPr>
+          <w:p>
+            <w:pPr>
+              <w:pStyle w:val="-3"/>
+              <w:spacing w:line="400" w:lineRule="atLeast"/>
+              <w:cnfStyle w:val="000000000000" w:firstRow="0" w:lastRow="0" w:firstColumn="0" w:lastColumn="0" w:oddVBand="0" w:evenVBand="0" w:oddHBand="0" w:evenHBand="0" w:firstRowFirstColumn="0" w:firstRowLastColumn="0" w:lastRowFirstColumn="0" w:lastRowLastColumn="0"/>
+              <w:rPr>
+                <w:rFonts w:cs="Times New Roman"/>
+              </w:rPr>
+            </w:pPr>
+          </w:p>
+        </w:tc>
+        <w:tc>
+          <w:tcPr>
+            <w:tcW w:w="1930" w:type="dxa"/>
+            <w:vAlign w:val="center"/>
+          </w:tcPr>
+          <w:p>
+            <w:pPr>
+              <w:pStyle w:val="-3"/>
+              <w:spacing w:line="400" w:lineRule="atLeast"/>
+              <w:cnfStyle w:val="000000000000" w:firstRow="0" w:lastRow="0" w:firstColumn="0" w:lastColumn="0" w:oddVBand="0" w:evenVBand="0" w:oddHBand="0" w:evenHBand="0" w:firstRowFirstColumn="0" w:firstRowLastColumn="0" w:lastRowFirstColumn="0" w:lastRowLastColumn="0"/>
+              <w:rPr>
+                <w:rFonts w:eastAsia="华文宋体" w:cs="Times New Roman"/>
+                <w:color w:val="000000"/>
+                <w:sz w:val="22"/>
+              </w:rPr>
+            </w:pPr>
+          </w:p>
+        </w:tc>
+      </w:tr>
+      <w:tr>
+        <w:trPr>
+          <w:jc w:val="center"/>
+        </w:trPr>
+        <w:tc>
+          <w:tcPr>
+            <w:cnfStyle w:val="001000000000" w:firstRow="0" w:lastRow="0" w:firstColumn="1" w:lastColumn="0" w:oddVBand="0" w:evenVBand="0" w:oddHBand="0" w:evenHBand="0" w:firstRowFirstColumn="0" w:firstRowLastColumn="0" w:lastRowFirstColumn="0" w:lastRowLastColumn="0"/>
+            <w:tcW w:w="2014" w:type="dxa"/>
+            <w:vAlign w:val="center"/>
+          </w:tcPr>
+          <w:p>
+            <w:pPr>
+              <w:pStyle w:val="-3"/>
+              <w:spacing w:line="400" w:lineRule="atLeast"/>
+              <w:rPr>
+                <w:rFonts w:cs="Times New Roman"/>
+              </w:rPr>
+            </w:pPr>
+          </w:p>
+        </w:tc>
+        <w:tc>
+          <w:tcPr>
+            <w:tcW w:w="2235" w:type="dxa"/>
+            <w:vAlign w:val="center"/>
+          </w:tcPr>
+          <w:p>
+            <w:pPr>
+              <w:pStyle w:val="-3"/>
+              <w:spacing w:line="400" w:lineRule="atLeast"/>
+              <w:cnfStyle w:val="000000000000" w:firstRow="0" w:lastRow="0" w:firstColumn="0" w:lastColumn="0" w:oddVBand="0" w:evenVBand="0" w:oddHBand="0" w:evenHBand="0" w:firstRowFirstColumn="0" w:firstRowLastColumn="0" w:lastRowFirstColumn="0" w:lastRowLastColumn="0"/>
+              <w:rPr>
+                <w:rFonts w:eastAsia="华文宋体" w:cs="Times New Roman"/>
+                <w:color w:val="000000"/>
+                <w:sz w:val="22"/>
+              </w:rPr>
+            </w:pPr>
+          </w:p>
+        </w:tc>
+        <w:tc>
+          <w:tcPr>
+            <w:tcW w:w="2127" w:type="dxa"/>
+            <w:vAlign w:val="center"/>
+          </w:tcPr>
+          <w:p>
+            <w:pPr>
+              <w:pStyle w:val="-3"/>
+              <w:spacing w:line="400" w:lineRule="atLeast"/>
+              <w:cnfStyle w:val="000000000000" w:firstRow="0" w:lastRow="0" w:firstColumn="0" w:lastColumn="0" w:oddVBand="0" w:evenVBand="0" w:oddHBand="0" w:evenHBand="0" w:firstRowFirstColumn="0" w:firstRowLastColumn="0" w:lastRowFirstColumn="0" w:lastRowLastColumn="0"/>
+              <w:rPr>
+                <w:rFonts w:eastAsia="华文宋体" w:cs="Times New Roman" w:hint="eastAsia"/>
+                <w:color w:val="000000"/>
+                <w:sz w:val="22"/>
+              </w:rPr>
+            </w:pPr>
+          </w:p>
+        </w:tc>
+        <w:tc>
+          <w:tcPr>
+            <w:tcW w:w="1930" w:type="dxa"/>
+            <w:vAlign w:val="center"/>
+          </w:tcPr>
+          <w:p>
+            <w:pPr>
+              <w:pStyle w:val="-3"/>
+              <w:spacing w:line="400" w:lineRule="atLeast"/>
+              <w:cnfStyle w:val="000000000000" w:firstRow="0" w:lastRow="0" w:firstColumn="0" w:lastColumn="0" w:oddVBand="0" w:evenVBand="0" w:oddHBand="0" w:evenHBand="0" w:firstRowFirstColumn="0" w:firstRowLastColumn="0" w:lastRowFirstColumn="0" w:lastRowLastColumn="0"/>
+              <w:rPr>
+                <w:rFonts w:eastAsia="华文宋体" w:cs="Times New Roman"/>
+                <w:color w:val="000000"/>
+                <w:sz w:val="22"/>
+              </w:rPr>
+            </w:pPr>
+          </w:p>
+        </w:tc>
+      </w:tr>
+      <w:tr>
+        <w:trPr>
+          <w:jc w:val="center"/>
+        </w:trPr>
+        <w:tc>
+          <w:tcPr>
+            <w:cnfStyle w:val="001000000000" w:firstRow="0" w:lastRow="0" w:firstColumn="1" w:lastColumn="0" w:oddVBand="0" w:evenVBand="0" w:oddHBand="0" w:evenHBand="0" w:firstRowFirstColumn="0" w:firstRowLastColumn="0" w:lastRowFirstColumn="0" w:lastRowLastColumn="0"/>
+            <w:tcW w:w="2014" w:type="dxa"/>
+            <w:vAlign w:val="center"/>
+          </w:tcPr>
+          <w:p>
+            <w:pPr>
+              <w:pStyle w:val="-3"/>
+              <w:spacing w:line="400" w:lineRule="atLeast"/>
+              <w:rPr>
+                <w:rFonts w:cs="Times New Roman"/>
+              </w:rPr>
+            </w:pPr>
+          </w:p>
+        </w:tc>
+        <w:tc>
+          <w:tcPr>
+            <w:tcW w:w="2235" w:type="dxa"/>
+            <w:vAlign w:val="center"/>
+          </w:tcPr>
+          <w:p>
+            <w:pPr>
+              <w:pStyle w:val="-3"/>
+              <w:spacing w:line="400" w:lineRule="atLeast"/>
+              <w:cnfStyle w:val="000000000000" w:firstRow="0" w:lastRow="0" w:firstColumn="0" w:lastColumn="0" w:oddVBand="0" w:evenVBand="0" w:oddHBand="0" w:evenHBand="0" w:firstRowFirstColumn="0" w:firstRowLastColumn="0" w:lastRowFirstColumn="0" w:lastRowLastColumn="0"/>
+              <w:rPr>
+                <w:rFonts w:eastAsia="华文宋体" w:cs="Times New Roman"/>
+                <w:color w:val="000000"/>
+                <w:sz w:val="22"/>
+              </w:rPr>
+            </w:pPr>
+          </w:p>
+        </w:tc>
+        <w:tc>
+          <w:tcPr>
+            <w:tcW w:w="2127" w:type="dxa"/>
+            <w:vAlign w:val="center"/>
+          </w:tcPr>
+          <w:p>
+            <w:pPr>
+              <w:pStyle w:val="-3"/>
+              <w:spacing w:line="400" w:lineRule="atLeast"/>
+              <w:cnfStyle w:val="000000000000" w:firstRow="0" w:lastRow="0" w:firstColumn="0" w:lastColumn="0" w:oddVBand="0" w:evenVBand="0" w:oddHBand="0" w:evenHBand="0" w:firstRowFirstColumn="0" w:firstRowLastColumn="0" w:lastRowFirstColumn="0" w:lastRowLastColumn="0"/>
+              <w:rPr>
+                <w:rFonts w:eastAsia="华文宋体" w:cs="Times New Roman" w:hint="eastAsia"/>
+                <w:color w:val="000000"/>
+                <w:sz w:val="22"/>
+              </w:rPr>
+            </w:pPr>
+          </w:p>
+        </w:tc>
+        <w:tc>
+          <w:tcPr>
+            <w:tcW w:w="1930" w:type="dxa"/>
+            <w:vAlign w:val="center"/>
+          </w:tcPr>
+          <w:p>
+            <w:pPr>
+              <w:pStyle w:val="-3"/>
+              <w:spacing w:line="400" w:lineRule="atLeast"/>
+              <w:cnfStyle w:val="000000000000" w:firstRow="0" w:lastRow="0" w:firstColumn="0" w:lastColumn="0" w:oddVBand="0" w:evenVBand="0" w:oddHBand="0" w:evenHBand="0" w:firstRowFirstColumn="0" w:firstRowLastColumn="0" w:lastRowFirstColumn="0" w:lastRowLastColumn="0"/>
+              <w:rPr>
+                <w:rFonts w:eastAsia="华文宋体" w:cs="Times New Roman"/>
+                <w:color w:val="000000"/>
+                <w:sz w:val="22"/>
+              </w:rPr>
+            </w:pPr>
+          </w:p>
+        </w:tc>
+      </w:tr>
+      <w:tr>
+        <w:trPr>
+          <w:jc w:val="center"/>
+        </w:trPr>
+        <w:tc>
+          <w:tcPr>
+            <w:cnfStyle w:val="001000000000" w:firstRow="0" w:lastRow="0" w:firstColumn="1" w:lastColumn="0" w:oddVBand="0" w:evenVBand="0" w:oddHBand="0" w:evenHBand="0" w:firstRowFirstColumn="0" w:firstRowLastColumn="0" w:lastRowFirstColumn="0" w:lastRowLastColumn="0"/>
+            <w:tcW w:w="2014" w:type="dxa"/>
+            <w:vAlign w:val="center"/>
+          </w:tcPr>
+          <w:p>
+            <w:pPr>
+              <w:pStyle w:val="-3"/>
+              <w:spacing w:line="400" w:lineRule="atLeast"/>
+              <w:rPr>
+                <w:rFonts w:cs="Times New Roman"/>
+              </w:rPr>
+            </w:pPr>
+          </w:p>
+        </w:tc>
+        <w:tc>
+          <w:tcPr>
+            <w:tcW w:w="2235" w:type="dxa"/>
+            <w:vAlign w:val="center"/>
+          </w:tcPr>
+          <w:p>
+            <w:pPr>
+              <w:pStyle w:val="-3"/>
+              <w:spacing w:line="400" w:lineRule="atLeast"/>
+              <w:cnfStyle w:val="000000000000" w:firstRow="0" w:lastRow="0" w:firstColumn="0" w:lastColumn="0" w:oddVBand="0" w:evenVBand="0" w:oddHBand="0" w:evenHBand="0" w:firstRowFirstColumn="0" w:firstRowLastColumn="0" w:lastRowFirstColumn="0" w:lastRowLastColumn="0"/>
+              <w:rPr>
+                <w:rFonts w:eastAsia="华文宋体" w:cs="Times New Roman"/>
+                <w:color w:val="000000"/>
+                <w:sz w:val="22"/>
+              </w:rPr>
+            </w:pPr>
+          </w:p>
+        </w:tc>
+        <w:tc>
+          <w:tcPr>
+            <w:tcW w:w="2127" w:type="dxa"/>
+            <w:vAlign w:val="center"/>
+          </w:tcPr>
+          <w:p>
+            <w:pPr>
+              <w:pStyle w:val="-3"/>
+              <w:spacing w:line="400" w:lineRule="atLeast"/>
+              <w:cnfStyle w:val="000000000000" w:firstRow="0" w:lastRow="0" w:firstColumn="0" w:lastColumn="0" w:oddVBand="0" w:evenVBand="0" w:oddHBand="0" w:evenHBand="0" w:firstRowFirstColumn="0" w:firstRowLastColumn="0" w:lastRowFirstColumn="0" w:lastRowLastColumn="0"/>
+              <w:rPr>
+                <w:rFonts w:eastAsia="华文宋体" w:cs="Times New Roman" w:hint="eastAsia"/>
+                <w:color w:val="000000"/>
+                <w:sz w:val="22"/>
+              </w:rPr>
+            </w:pPr>
+          </w:p>
+        </w:tc>
+        <w:tc>
+          <w:tcPr>
+            <w:tcW w:w="1930" w:type="dxa"/>
+            <w:vAlign w:val="center"/>
+          </w:tcPr>
+          <w:p>
+            <w:pPr>
+              <w:pStyle w:val="-3"/>
+              <w:spacing w:line="400" w:lineRule="atLeast"/>
+              <w:cnfStyle w:val="000000000000" w:firstRow="0" w:lastRow="0" w:firstColumn="0" w:lastColumn="0" w:oddVBand="0" w:evenVBand="0" w:oddHBand="0" w:evenHBand="0" w:firstRowFirstColumn="0" w:firstRowLastColumn="0" w:lastRowFirstColumn="0" w:lastRowLastColumn="0"/>
+              <w:rPr>
+                <w:rFonts w:eastAsia="华文宋体" w:cs="Times New Roman" w:hint="eastAsia"/>
+                <w:color w:val="000000"/>
+                <w:sz w:val="22"/>
+              </w:rPr>
+            </w:pPr>
+          </w:p>
+        </w:tc>
+      </w:tr>
+      <w:tr>
+        <w:trPr>
+          <w:jc w:val="center"/>
+        </w:trPr>
+        <w:tc>
+          <w:tcPr>
+            <w:cnfStyle w:val="001000000000" w:firstRow="0" w:lastRow="0" w:firstColumn="1" w:lastColumn="0" w:oddVBand="0" w:evenVBand="0" w:oddHBand="0" w:evenHBand="0" w:firstRowFirstColumn="0" w:firstRowLastColumn="0" w:lastRowFirstColumn="0" w:lastRowLastColumn="0"/>
+            <w:tcW w:w="2014" w:type="dxa"/>
+            <w:vAlign w:val="center"/>
+          </w:tcPr>
+          <w:p>
+            <w:pPr>
+              <w:pStyle w:val="-3"/>
+              <w:spacing w:line="400" w:lineRule="atLeast"/>
+              <w:rPr>
+                <w:rFonts w:cs="Times New Roman"/>
+              </w:rPr>
+            </w:pPr>
+          </w:p>
+        </w:tc>
+        <w:tc>
+          <w:tcPr>
+            <w:tcW w:w="2235" w:type="dxa"/>
+            <w:vAlign w:val="center"/>
+          </w:tcPr>
+          <w:p>
+            <w:pPr>
+              <w:pStyle w:val="-3"/>
+              <w:spacing w:line="400" w:lineRule="atLeast"/>
+              <w:cnfStyle w:val="000000000000" w:firstRow="0" w:lastRow="0" w:firstColumn="0" w:lastColumn="0" w:oddVBand="0" w:evenVBand="0" w:oddHBand="0" w:evenHBand="0" w:firstRowFirstColumn="0" w:firstRowLastColumn="0" w:lastRowFirstColumn="0" w:lastRowLastColumn="0"/>
+              <w:rPr>
+                <w:rFonts w:eastAsia="华文宋体" w:cs="Times New Roman"/>
+                <w:color w:val="000000"/>
+                <w:sz w:val="22"/>
+              </w:rPr>
+            </w:pPr>
+          </w:p>
+        </w:tc>
+        <w:tc>
+          <w:tcPr>
+            <w:tcW w:w="2127" w:type="dxa"/>
+            <w:vAlign w:val="center"/>
+          </w:tcPr>
+          <w:p>
+            <w:pPr>
+              <w:pStyle w:val="-3"/>
+              <w:spacing w:line="400" w:lineRule="atLeast"/>
+              <w:cnfStyle w:val="000000000000" w:firstRow="0" w:lastRow="0" w:firstColumn="0" w:lastColumn="0" w:oddVBand="0" w:evenVBand="0" w:oddHBand="0" w:evenHBand="0" w:firstRowFirstColumn="0" w:firstRowLastColumn="0" w:lastRowFirstColumn="0" w:lastRowLastColumn="0"/>
+              <w:rPr>
+                <w:rFonts w:eastAsia="华文宋体" w:cs="Times New Roman"/>
+                <w:color w:val="000000"/>
+                <w:sz w:val="22"/>
+              </w:rPr>
+            </w:pPr>
+          </w:p>
+        </w:tc>
+        <w:tc>
+          <w:tcPr>
+            <w:tcW w:w="1930" w:type="dxa"/>
+            <w:vAlign w:val="center"/>
+          </w:tcPr>
+          <w:p>
+            <w:pPr>
+              <w:pStyle w:val="-3"/>
+              <w:spacing w:line="400" w:lineRule="atLeast"/>
+              <w:cnfStyle w:val="000000000000" w:firstRow="0" w:lastRow="0" w:firstColumn="0" w:lastColumn="0" w:oddVBand="0" w:evenVBand="0" w:oddHBand="0" w:evenHBand="0" w:firstRowFirstColumn="0" w:firstRowLastColumn="0" w:lastRowFirstColumn="0" w:lastRowLastColumn="0"/>
+              <w:rPr>
+                <w:rFonts w:eastAsia="华文宋体" w:cs="Times New Roman"/>
+                <w:color w:val="000000"/>
+                <w:sz w:val="22"/>
+              </w:rPr>
+            </w:pPr>
+          </w:p>
+        </w:tc>
+      </w:tr>
+      <w:tr>
+        <w:trPr>
+          <w:jc w:val="center"/>
+        </w:trPr>
+        <w:tc>
+          <w:tcPr>
+            <w:cnfStyle w:val="001000000000" w:firstRow="0" w:lastRow="0" w:firstColumn="1" w:lastColumn="0" w:oddVBand="0" w:evenVBand="0" w:oddHBand="0" w:evenHBand="0" w:firstRowFirstColumn="0" w:firstRowLastColumn="0" w:lastRowFirstColumn="0" w:lastRowLastColumn="0"/>
+            <w:tcW w:w="2014" w:type="dxa"/>
+            <w:tcBorders>
+              <w:top w:val="single" w:sz="4" w:space="0" w:color="auto"/>
+              <w:bottom w:val="single" w:sz="12" w:space="0" w:color="auto"/>
+            </w:tcBorders>
+            <w:vAlign w:val="center"/>
+          </w:tcPr>
+          <w:p>
+            <w:pPr>
+              <w:pStyle w:val="-3"/>
+              <w:spacing w:line="400" w:lineRule="atLeast"/>
+              <w:rPr>
+                <w:rFonts w:cs="Times New Roman"/>
+              </w:rPr>
+            </w:pPr>
+          </w:p>
+        </w:tc>
+        <w:tc>
+          <w:tcPr>
+            <w:tcW w:w="2235" w:type="dxa"/>
+            <w:tcBorders>
+              <w:top w:val="single" w:sz="4" w:space="0" w:color="auto"/>
+              <w:bottom w:val="single" w:sz="12" w:space="0" w:color="auto"/>
+            </w:tcBorders>
+            <w:vAlign w:val="center"/>
+          </w:tcPr>
+          <w:p>
+            <w:pPr>
+              <w:pStyle w:val="-3"/>
+              <w:spacing w:line="400" w:lineRule="atLeast"/>
+              <w:cnfStyle w:val="000000000000" w:firstRow="0" w:lastRow="0" w:firstColumn="0" w:lastColumn="0" w:oddVBand="0" w:evenVBand="0" w:oddHBand="0" w:evenHBand="0" w:firstRowFirstColumn="0" w:firstRowLastColumn="0" w:lastRowFirstColumn="0" w:lastRowLastColumn="0"/>
+              <w:rPr>
+                <w:rFonts w:cs="Times New Roman"/>
+              </w:rPr>
+            </w:pPr>
+          </w:p>
+        </w:tc>
+        <w:tc>
+          <w:tcPr>
+            <w:tcW w:w="2127" w:type="dxa"/>
+            <w:tcBorders>
+              <w:top w:val="single" w:sz="4" w:space="0" w:color="auto"/>
+              <w:bottom w:val="single" w:sz="12" w:space="0" w:color="auto"/>
+            </w:tcBorders>
+            <w:vAlign w:val="center"/>
+          </w:tcPr>
+          <w:p>
+            <w:pPr>
+              <w:pStyle w:val="-3"/>
+              <w:spacing w:line="400" w:lineRule="atLeast"/>
+              <w:cnfStyle w:val="000000000000" w:firstRow="0" w:lastRow="0" w:firstColumn="0" w:lastColumn="0" w:oddVBand="0" w:evenVBand="0" w:oddHBand="0" w:evenHBand="0" w:firstRowFirstColumn="0" w:firstRowLastColumn="0" w:lastRowFirstColumn="0" w:lastRowLastColumn="0"/>
+              <w:rPr>
+                <w:rFonts w:cs="Times New Roman"/>
+              </w:rPr>
+            </w:pPr>
+          </w:p>
+        </w:tc>
+        <w:tc>
+          <w:tcPr>
+            <w:tcW w:w="1930" w:type="dxa"/>
+            <w:tcBorders>
+              <w:top w:val="single" w:sz="4" w:space="0" w:color="auto"/>
+              <w:bottom w:val="single" w:sz="12" w:space="0" w:color="auto"/>
+            </w:tcBorders>
+          </w:tcPr>
+          <w:p>
+            <w:pPr>
+              <w:pStyle w:val="-3"/>
+              <w:spacing w:line="400" w:lineRule="atLeast"/>
+              <w:cnfStyle w:val="000000000000" w:firstRow="0" w:lastRow="0" w:firstColumn="0" w:lastColumn="0" w:oddVBand="0" w:evenVBand="0" w:oddHBand="0" w:evenHBand="0" w:firstRowFirstColumn="0" w:firstRowLastColumn="0" w:lastRowFirstColumn="0" w:lastRowLastColumn="0"/>
+              <w:rPr>
+                <w:rFonts w:cs="Times New Roman"/>
+              </w:rPr>
+            </w:pPr>
+          </w:p>
+        </w:tc>
+      </w:tr>
+    </w:tbl>
+    <w:p>
+      <w:pPr>
+        <w:widowControl/>
+        <w:spacing w:line="400" w:lineRule="atLeast"/>
+        <w:ind w:firstLine="0"/>
+        <w:jc w:val="left"/>
+      </w:pPr>
+    </w:p>
     <w:p>
       <w:pPr>
         <w:pStyle w:val="a6"/>
         <w:spacing w:line="400" w:lineRule="atLeast"/>
       </w:pPr>
-      <w:bookmarkStart w:id="21" w:name="_Toc233040379"/>
-      <w:r>
-        <w:rPr>
-          <w:rFonts w:hint="eastAsia"/>
-        </w:rPr>
-        <w:lastRenderedPageBreak/>
+      <w:bookmarkStart w:id="18" w:name="_Toc233059198"/>
+      <w:r>
+        <w:rPr>
+          <w:rFonts w:hint="eastAsia"/>
+        </w:rPr>
         <w:t>参考文献</w:t>
       </w:r>
-      <w:bookmarkEnd w:id="21"/>
+      <w:bookmarkEnd w:id="18"/>
     </w:p>
     <w:p>
       <w:pPr>
@@ -14199,7 +17153,7 @@
         <w:pStyle w:val="a6"/>
         <w:spacing w:line="400" w:lineRule="atLeast"/>
       </w:pPr>
-      <w:bookmarkStart w:id="22" w:name="_Toc233040380"/>
+      <w:bookmarkStart w:id="19" w:name="_Toc233059199"/>
       <w:r>
         <w:rPr>
           <w:rFonts w:hint="eastAsia"/>
@@ -14222,7 +17176,7 @@
         </w:rPr>
         <w:t>任务分工记录表格</w:t>
       </w:r>
-      <w:bookmarkEnd w:id="22"/>
+      <w:bookmarkEnd w:id="19"/>
     </w:p>
     <w:tbl>
       <w:tblPr>
@@ -15093,6 +18047,36 @@
   </w:num>
   <w:num w:numId="2" w16cid:durableId="675617114">
     <w:abstractNumId w:val="0"/>
+  </w:num>
+  <w:num w:numId="3" w16cid:durableId="1923836394">
+    <w:abstractNumId w:val="1"/>
+    <w:lvlOverride w:ilvl="0">
+      <w:startOverride w:val="1"/>
+    </w:lvlOverride>
+    <w:lvlOverride w:ilvl="1">
+      <w:startOverride w:val="1"/>
+    </w:lvlOverride>
+    <w:lvlOverride w:ilvl="2">
+      <w:startOverride w:val="1"/>
+    </w:lvlOverride>
+    <w:lvlOverride w:ilvl="3">
+      <w:startOverride w:val="1"/>
+    </w:lvlOverride>
+    <w:lvlOverride w:ilvl="4">
+      <w:startOverride w:val="1"/>
+    </w:lvlOverride>
+    <w:lvlOverride w:ilvl="5">
+      <w:startOverride w:val="1"/>
+    </w:lvlOverride>
+    <w:lvlOverride w:ilvl="6">
+      <w:startOverride w:val="1"/>
+    </w:lvlOverride>
+    <w:lvlOverride w:ilvl="7">
+      <w:startOverride w:val="1"/>
+    </w:lvlOverride>
+    <w:lvlOverride w:ilvl="8">
+      <w:startOverride w:val="1"/>
+    </w:lvlOverride>
   </w:num>
 </w:numbering>
 </file>
@@ -15492,7 +18476,7 @@
   <w:style w:type="paragraph" w:default="1" w:styleId="a">
     <w:name w:val="Normal"/>
     <w:qFormat/>
-    <w:rsid w:val="00273D9B"/>
+    <w:rsid w:val="00E30F3A"/>
     <w:pPr>
       <w:widowControl w:val="0"/>
       <w:spacing w:line="400" w:lineRule="exact"/>

--- a/16-大二次大作业报告.docx
+++ b/16-大二次大作业报告.docx
@@ -483,7 +483,7 @@
           <w:rFonts w:hint="eastAsia"/>
           <w:noProof/>
         </w:rPr>
-        <w:t>2026年6月22日</w:t>
+        <w:t>2026年6月23日</w:t>
       </w:r>
       <w:r>
         <w:rPr>
@@ -497,7 +497,7 @@
         <w:pStyle w:val="a6"/>
         <w:spacing w:line="400" w:lineRule="atLeast"/>
       </w:pPr>
-      <w:bookmarkStart w:id="0" w:name="_Toc233059179"/>
+      <w:bookmarkStart w:id="0" w:name="_Toc233128125"/>
       <w:r>
         <w:rPr>
           <w:rFonts w:hint="eastAsia"/>
@@ -559,7 +559,7 @@
         </w:rPr>
         <w:fldChar w:fldCharType="separate"/>
       </w:r>
-      <w:hyperlink w:anchor="_Toc233059179" w:history="1">
+      <w:hyperlink w:anchor="_Toc233128125" w:history="1">
         <w:r>
           <w:rPr>
             <w:rStyle w:val="a5"/>
@@ -610,7 +610,7 @@
             <w:noProof/>
             <w:webHidden/>
           </w:rPr>
-          <w:instrText>PAGEREF _Toc233059179 \h</w:instrText>
+          <w:instrText>PAGEREF _Toc233128125 \h</w:instrText>
         </w:r>
         <w:r>
           <w:rPr>
@@ -665,7 +665,7 @@
           <w14:ligatures w14:val="standardContextual"/>
         </w:rPr>
       </w:pPr>
-      <w:hyperlink w:anchor="_Toc233059180" w:history="1">
+      <w:hyperlink w:anchor="_Toc233128126" w:history="1">
         <w:r>
           <w:rPr>
             <w:rStyle w:val="a5"/>
@@ -709,7 +709,7 @@
             <w:noProof/>
             <w:webHidden/>
           </w:rPr>
-          <w:instrText>PAGEREF _Toc233059180 \h</w:instrText>
+          <w:instrText>PAGEREF _Toc233128126 \h</w:instrText>
         </w:r>
         <w:r>
           <w:rPr>
@@ -739,7 +739,7 @@
             <w:noProof/>
             <w:webHidden/>
           </w:rPr>
-          <w:t>2</w:t>
+          <w:t>3</w:t>
         </w:r>
         <w:r>
           <w:rPr>
@@ -763,7 +763,7 @@
           <w14:ligatures w14:val="standardContextual"/>
         </w:rPr>
       </w:pPr>
-      <w:hyperlink w:anchor="_Toc233059181" w:history="1">
+      <w:hyperlink w:anchor="_Toc233128127" w:history="1">
         <w:r>
           <w:rPr>
             <w:rStyle w:val="a5"/>
@@ -807,7 +807,7 @@
             <w:noProof/>
             <w:webHidden/>
           </w:rPr>
-          <w:instrText>PAGEREF _Toc233059181 \h</w:instrText>
+          <w:instrText>PAGEREF _Toc233128127 \h</w:instrText>
         </w:r>
         <w:r>
           <w:rPr>
@@ -837,7 +837,7 @@
             <w:noProof/>
             <w:webHidden/>
           </w:rPr>
-          <w:t>2</w:t>
+          <w:t>3</w:t>
         </w:r>
         <w:r>
           <w:rPr>
@@ -861,7 +861,7 @@
           <w14:ligatures w14:val="standardContextual"/>
         </w:rPr>
       </w:pPr>
-      <w:hyperlink w:anchor="_Toc233059182" w:history="1">
+      <w:hyperlink w:anchor="_Toc233128128" w:history="1">
         <w:r>
           <w:rPr>
             <w:rStyle w:val="a5"/>
@@ -905,7 +905,7 @@
             <w:noProof/>
             <w:webHidden/>
           </w:rPr>
-          <w:instrText>PAGEREF _Toc233059182 \h</w:instrText>
+          <w:instrText>PAGEREF _Toc233128128 \h</w:instrText>
         </w:r>
         <w:r>
           <w:rPr>
@@ -935,7 +935,7 @@
             <w:noProof/>
             <w:webHidden/>
           </w:rPr>
-          <w:t>2</w:t>
+          <w:t>3</w:t>
         </w:r>
         <w:r>
           <w:rPr>
@@ -960,7 +960,7 @@
           <w14:ligatures w14:val="standardContextual"/>
         </w:rPr>
       </w:pPr>
-      <w:hyperlink w:anchor="_Toc233059183" w:history="1">
+      <w:hyperlink w:anchor="_Toc233128129" w:history="1">
         <w:r>
           <w:rPr>
             <w:rStyle w:val="a5"/>
@@ -1004,7 +1004,7 @@
             <w:noProof/>
             <w:webHidden/>
           </w:rPr>
-          <w:instrText>PAGEREF _Toc233059183 \h</w:instrText>
+          <w:instrText>PAGEREF _Toc233128129 \h</w:instrText>
         </w:r>
         <w:r>
           <w:rPr>
@@ -1034,7 +1034,7 @@
             <w:noProof/>
             <w:webHidden/>
           </w:rPr>
-          <w:t>4</w:t>
+          <w:t>5</w:t>
         </w:r>
         <w:r>
           <w:rPr>
@@ -1058,7 +1058,7 @@
           <w14:ligatures w14:val="standardContextual"/>
         </w:rPr>
       </w:pPr>
-      <w:hyperlink w:anchor="_Toc233059184" w:history="1">
+      <w:hyperlink w:anchor="_Toc233128130" w:history="1">
         <w:r>
           <w:rPr>
             <w:rStyle w:val="a5"/>
@@ -1102,7 +1102,7 @@
             <w:noProof/>
             <w:webHidden/>
           </w:rPr>
-          <w:instrText>PAGEREF _Toc233059184 \h</w:instrText>
+          <w:instrText>PAGEREF _Toc233128130 \h</w:instrText>
         </w:r>
         <w:r>
           <w:rPr>
@@ -1132,7 +1132,7 @@
             <w:noProof/>
             <w:webHidden/>
           </w:rPr>
-          <w:t>4</w:t>
+          <w:t>5</w:t>
         </w:r>
         <w:r>
           <w:rPr>
@@ -1156,7 +1156,7 @@
           <w14:ligatures w14:val="standardContextual"/>
         </w:rPr>
       </w:pPr>
-      <w:hyperlink w:anchor="_Toc233059185" w:history="1">
+      <w:hyperlink w:anchor="_Toc233128131" w:history="1">
         <w:r>
           <w:rPr>
             <w:rStyle w:val="a5"/>
@@ -1200,7 +1200,7 @@
             <w:noProof/>
             <w:webHidden/>
           </w:rPr>
-          <w:instrText>PAGEREF _Toc233059185 \h</w:instrText>
+          <w:instrText>PAGEREF _Toc233128131 \h</w:instrText>
         </w:r>
         <w:r>
           <w:rPr>
@@ -1230,7 +1230,7 @@
             <w:noProof/>
             <w:webHidden/>
           </w:rPr>
-          <w:t>5</w:t>
+          <w:t>6</w:t>
         </w:r>
         <w:r>
           <w:rPr>
@@ -1257,7 +1257,7 @@
           <w14:ligatures w14:val="standardContextual"/>
         </w:rPr>
       </w:pPr>
-      <w:hyperlink w:anchor="_Toc233059186" w:history="1">
+      <w:hyperlink w:anchor="_Toc233128132" w:history="1">
         <w:r>
           <w:rPr>
             <w:rStyle w:val="a5"/>
@@ -1301,7 +1301,7 @@
             <w:noProof/>
             <w:webHidden/>
           </w:rPr>
-          <w:instrText>PAGEREF _Toc233059186 \h</w:instrText>
+          <w:instrText>PAGEREF _Toc233128132 \h</w:instrText>
         </w:r>
         <w:r>
           <w:rPr>
@@ -1331,7 +1331,7 @@
             <w:noProof/>
             <w:webHidden/>
           </w:rPr>
-          <w:t>5</w:t>
+          <w:t>6</w:t>
         </w:r>
         <w:r>
           <w:rPr>
@@ -1358,7 +1358,7 @@
           <w14:ligatures w14:val="standardContextual"/>
         </w:rPr>
       </w:pPr>
-      <w:hyperlink w:anchor="_Toc233059187" w:history="1">
+      <w:hyperlink w:anchor="_Toc233128133" w:history="1">
         <w:r>
           <w:rPr>
             <w:rStyle w:val="a5"/>
@@ -1409,7 +1409,7 @@
             <w:noProof/>
             <w:webHidden/>
           </w:rPr>
-          <w:instrText>PAGEREF _Toc233059187 \h</w:instrText>
+          <w:instrText>PAGEREF _Toc233128133 \h</w:instrText>
         </w:r>
         <w:r>
           <w:rPr>
@@ -1439,7 +1439,7 @@
             <w:noProof/>
             <w:webHidden/>
           </w:rPr>
-          <w:t>5</w:t>
+          <w:t>6</w:t>
         </w:r>
         <w:r>
           <w:rPr>
@@ -1466,7 +1466,7 @@
           <w14:ligatures w14:val="standardContextual"/>
         </w:rPr>
       </w:pPr>
-      <w:hyperlink w:anchor="_Toc233059188" w:history="1">
+      <w:hyperlink w:anchor="_Toc233128134" w:history="1">
         <w:r>
           <w:rPr>
             <w:rStyle w:val="a5"/>
@@ -1510,7 +1510,7 @@
             <w:noProof/>
             <w:webHidden/>
           </w:rPr>
-          <w:instrText>PAGEREF _Toc233059188 \h</w:instrText>
+          <w:instrText>PAGEREF _Toc233128134 \h</w:instrText>
         </w:r>
         <w:r>
           <w:rPr>
@@ -1540,7 +1540,7 @@
             <w:noProof/>
             <w:webHidden/>
           </w:rPr>
-          <w:t>6</w:t>
+          <w:t>7</w:t>
         </w:r>
         <w:r>
           <w:rPr>
@@ -1564,7 +1564,7 @@
           <w14:ligatures w14:val="standardContextual"/>
         </w:rPr>
       </w:pPr>
-      <w:hyperlink w:anchor="_Toc233059189" w:history="1">
+      <w:hyperlink w:anchor="_Toc233128135" w:history="1">
         <w:r>
           <w:rPr>
             <w:rStyle w:val="a5"/>
@@ -1608,7 +1608,7 @@
             <w:noProof/>
             <w:webHidden/>
           </w:rPr>
-          <w:instrText>PAGEREF _Toc233059189 \h</w:instrText>
+          <w:instrText>PAGEREF _Toc233128135 \h</w:instrText>
         </w:r>
         <w:r>
           <w:rPr>
@@ -1638,7 +1638,7 @@
             <w:noProof/>
             <w:webHidden/>
           </w:rPr>
-          <w:t>6</w:t>
+          <w:t>7</w:t>
         </w:r>
         <w:r>
           <w:rPr>
@@ -1662,7 +1662,7 @@
           <w14:ligatures w14:val="standardContextual"/>
         </w:rPr>
       </w:pPr>
-      <w:hyperlink w:anchor="_Toc233059190" w:history="1">
+      <w:hyperlink w:anchor="_Toc233128136" w:history="1">
         <w:r>
           <w:rPr>
             <w:rStyle w:val="a5"/>
@@ -1706,7 +1706,7 @@
             <w:noProof/>
             <w:webHidden/>
           </w:rPr>
-          <w:instrText>PAGEREF _Toc233059190 \h</w:instrText>
+          <w:instrText>PAGEREF _Toc233128136 \h</w:instrText>
         </w:r>
         <w:r>
           <w:rPr>
@@ -1736,7 +1736,7 @@
             <w:noProof/>
             <w:webHidden/>
           </w:rPr>
-          <w:t>7</w:t>
+          <w:t>8</w:t>
         </w:r>
         <w:r>
           <w:rPr>
@@ -1760,7 +1760,7 @@
           <w14:ligatures w14:val="standardContextual"/>
         </w:rPr>
       </w:pPr>
-      <w:hyperlink w:anchor="_Toc233059191" w:history="1">
+      <w:hyperlink w:anchor="_Toc233128137" w:history="1">
         <w:r>
           <w:rPr>
             <w:rStyle w:val="a5"/>
@@ -1804,7 +1804,7 @@
             <w:noProof/>
             <w:webHidden/>
           </w:rPr>
-          <w:instrText>PAGEREF _Toc233059191 \h</w:instrText>
+          <w:instrText>PAGEREF _Toc233128137 \h</w:instrText>
         </w:r>
         <w:r>
           <w:rPr>
@@ -1834,7 +1834,7 @@
             <w:noProof/>
             <w:webHidden/>
           </w:rPr>
-          <w:t>8</w:t>
+          <w:t>9</w:t>
         </w:r>
         <w:r>
           <w:rPr>
@@ -1858,7 +1858,7 @@
           <w14:ligatures w14:val="standardContextual"/>
         </w:rPr>
       </w:pPr>
-      <w:hyperlink w:anchor="_Toc233059192" w:history="1">
+      <w:hyperlink w:anchor="_Toc233128138" w:history="1">
         <w:r>
           <w:rPr>
             <w:rStyle w:val="a5"/>
@@ -1902,7 +1902,7 @@
             <w:noProof/>
             <w:webHidden/>
           </w:rPr>
-          <w:instrText>PAGEREF _Toc233059192 \h</w:instrText>
+          <w:instrText>PAGEREF _Toc233128138 \h</w:instrText>
         </w:r>
         <w:r>
           <w:rPr>
@@ -1932,7 +1932,7 @@
             <w:noProof/>
             <w:webHidden/>
           </w:rPr>
-          <w:t>9</w:t>
+          <w:t>10</w:t>
         </w:r>
         <w:r>
           <w:rPr>
@@ -1956,7 +1956,7 @@
           <w14:ligatures w14:val="standardContextual"/>
         </w:rPr>
       </w:pPr>
-      <w:hyperlink w:anchor="_Toc233059193" w:history="1">
+      <w:hyperlink w:anchor="_Toc233128139" w:history="1">
         <w:r>
           <w:rPr>
             <w:rStyle w:val="a5"/>
@@ -2000,7 +2000,7 @@
             <w:noProof/>
             <w:webHidden/>
           </w:rPr>
-          <w:instrText>PAGEREF _Toc233059193 \h</w:instrText>
+          <w:instrText>PAGEREF _Toc233128139 \h</w:instrText>
         </w:r>
         <w:r>
           <w:rPr>
@@ -2030,7 +2030,7 @@
             <w:noProof/>
             <w:webHidden/>
           </w:rPr>
-          <w:t>10</w:t>
+          <w:t>11</w:t>
         </w:r>
         <w:r>
           <w:rPr>
@@ -2055,7 +2055,7 @@
           <w14:ligatures w14:val="standardContextual"/>
         </w:rPr>
       </w:pPr>
-      <w:hyperlink w:anchor="_Toc233059194" w:history="1">
+      <w:hyperlink w:anchor="_Toc233128140" w:history="1">
         <w:r>
           <w:rPr>
             <w:rStyle w:val="a5"/>
@@ -2099,7 +2099,7 @@
             <w:noProof/>
             <w:webHidden/>
           </w:rPr>
-          <w:instrText>PAGEREF _Toc233059194 \h</w:instrText>
+          <w:instrText>PAGEREF _Toc233128140 \h</w:instrText>
         </w:r>
         <w:r>
           <w:rPr>
@@ -2129,7 +2129,7 @@
             <w:noProof/>
             <w:webHidden/>
           </w:rPr>
-          <w:t>11</w:t>
+          <w:t>12</w:t>
         </w:r>
         <w:r>
           <w:rPr>
@@ -2153,7 +2153,7 @@
           <w14:ligatures w14:val="standardContextual"/>
         </w:rPr>
       </w:pPr>
-      <w:hyperlink w:anchor="_Toc233059195" w:history="1">
+      <w:hyperlink w:anchor="_Toc233128141" w:history="1">
         <w:r>
           <w:rPr>
             <w:rStyle w:val="a5"/>
@@ -2166,7 +2166,7 @@
             <w:rStyle w:val="a5"/>
             <w:noProof/>
           </w:rPr>
-          <w:t>任务要求与算法处理</w:t>
+          <w:t>基波分析</w:t>
         </w:r>
         <w:r>
           <w:rPr>
@@ -2197,7 +2197,7 @@
             <w:noProof/>
             <w:webHidden/>
           </w:rPr>
-          <w:instrText>PAGEREF _Toc233059195 \h</w:instrText>
+          <w:instrText>PAGEREF _Toc233128141 \h</w:instrText>
         </w:r>
         <w:r>
           <w:rPr>
@@ -2227,7 +2227,7 @@
             <w:noProof/>
             <w:webHidden/>
           </w:rPr>
-          <w:t>11</w:t>
+          <w:t>12</w:t>
         </w:r>
         <w:r>
           <w:rPr>
@@ -2251,7 +2251,7 @@
           <w14:ligatures w14:val="standardContextual"/>
         </w:rPr>
       </w:pPr>
-      <w:hyperlink w:anchor="_Toc233059196" w:history="1">
+      <w:hyperlink w:anchor="_Toc233128142" w:history="1">
         <w:r>
           <w:rPr>
             <w:rStyle w:val="a5"/>
@@ -2264,7 +2264,7 @@
             <w:rStyle w:val="a5"/>
             <w:noProof/>
           </w:rPr>
-          <w:t>基波分析</w:t>
+          <w:t>谐波与间谐波分析</w:t>
         </w:r>
         <w:r>
           <w:rPr>
@@ -2295,7 +2295,7 @@
             <w:noProof/>
             <w:webHidden/>
           </w:rPr>
-          <w:instrText>PAGEREF _Toc233059196 \h</w:instrText>
+          <w:instrText>PAGEREF _Toc233128142 \h</w:instrText>
         </w:r>
         <w:r>
           <w:rPr>
@@ -2325,7 +2325,7 @@
             <w:noProof/>
             <w:webHidden/>
           </w:rPr>
-          <w:t>12</w:t>
+          <w:t>14</w:t>
         </w:r>
         <w:r>
           <w:rPr>
@@ -2349,7 +2349,7 @@
           <w14:ligatures w14:val="standardContextual"/>
         </w:rPr>
       </w:pPr>
-      <w:hyperlink w:anchor="_Toc233059197" w:history="1">
+      <w:hyperlink w:anchor="_Toc233128143" w:history="1">
         <w:r>
           <w:rPr>
             <w:rStyle w:val="a5"/>
@@ -2362,7 +2362,7 @@
             <w:rStyle w:val="a5"/>
             <w:noProof/>
           </w:rPr>
-          <w:t>谐波与间谐波分析</w:t>
+          <w:t>问题回答与思考题</w:t>
         </w:r>
         <w:r>
           <w:rPr>
@@ -2393,7 +2393,7 @@
             <w:noProof/>
             <w:webHidden/>
           </w:rPr>
-          <w:instrText>PAGEREF _Toc233059197 \h</w:instrText>
+          <w:instrText>PAGEREF _Toc233128143 \h</w:instrText>
         </w:r>
         <w:r>
           <w:rPr>
@@ -2423,7 +2423,7 @@
             <w:noProof/>
             <w:webHidden/>
           </w:rPr>
-          <w:t>12</w:t>
+          <w:t>15</w:t>
         </w:r>
         <w:r>
           <w:rPr>
@@ -2448,13 +2448,20 @@
           <w14:ligatures w14:val="standardContextual"/>
         </w:rPr>
       </w:pPr>
-      <w:hyperlink w:anchor="_Toc233059198" w:history="1">
+      <w:hyperlink w:anchor="_Toc233128144" w:history="1">
         <w:r>
           <w:rPr>
             <w:rStyle w:val="a5"/>
             <w:noProof/>
           </w:rPr>
-          <w:t>参考文献</w:t>
+          <w:t xml:space="preserve">4 </w:t>
+        </w:r>
+        <w:r>
+          <w:rPr>
+            <w:rStyle w:val="a5"/>
+            <w:noProof/>
+          </w:rPr>
+          <w:t>加分部分</w:t>
         </w:r>
         <w:r>
           <w:rPr>
@@ -2485,7 +2492,7 @@
             <w:noProof/>
             <w:webHidden/>
           </w:rPr>
-          <w:instrText>PAGEREF _Toc233059198 \h</w:instrText>
+          <w:instrText>PAGEREF _Toc233128144 \h</w:instrText>
         </w:r>
         <w:r>
           <w:rPr>
@@ -2515,7 +2522,827 @@
             <w:noProof/>
             <w:webHidden/>
           </w:rPr>
-          <w:t>14</w:t>
+          <w:t>17</w:t>
+        </w:r>
+        <w:r>
+          <w:rPr>
+            <w:rFonts w:hint="eastAsia"/>
+            <w:noProof/>
+            <w:webHidden/>
+          </w:rPr>
+          <w:fldChar w:fldCharType="end"/>
+        </w:r>
+      </w:hyperlink>
+    </w:p>
+    <w:p>
+      <w:pPr>
+        <w:pStyle w:val="TOC2"/>
+        <w:rPr>
+          <w:rFonts w:asciiTheme="minorHAnsi" w:eastAsiaTheme="minorEastAsia" w:hAnsiTheme="minorHAnsi" w:hint="eastAsia"/>
+          <w:smallCaps w:val="0"/>
+          <w:noProof/>
+          <w:sz w:val="22"/>
+          <w:szCs w:val="24"/>
+          <w14:ligatures w14:val="standardContextual"/>
+        </w:rPr>
+      </w:pPr>
+      <w:hyperlink w:anchor="_Toc233128145" w:history="1">
+        <w:r>
+          <w:rPr>
+            <w:rStyle w:val="a5"/>
+            <w:noProof/>
+          </w:rPr>
+          <w:t xml:space="preserve">4.1 </w:t>
+        </w:r>
+        <w:r>
+          <w:rPr>
+            <w:rStyle w:val="a5"/>
+            <w:noProof/>
+          </w:rPr>
+          <w:t>加分内容</w:t>
+        </w:r>
+        <w:r>
+          <w:rPr>
+            <w:rStyle w:val="a5"/>
+            <w:noProof/>
+          </w:rPr>
+          <w:t>1</w:t>
+        </w:r>
+        <w:r>
+          <w:rPr>
+            <w:rFonts w:hint="eastAsia"/>
+            <w:noProof/>
+            <w:webHidden/>
+          </w:rPr>
+          <w:tab/>
+        </w:r>
+        <w:r>
+          <w:rPr>
+            <w:rFonts w:hint="eastAsia"/>
+            <w:noProof/>
+            <w:webHidden/>
+          </w:rPr>
+          <w:fldChar w:fldCharType="begin"/>
+        </w:r>
+        <w:r>
+          <w:rPr>
+            <w:rFonts w:hint="eastAsia"/>
+            <w:noProof/>
+            <w:webHidden/>
+          </w:rPr>
+          <w:instrText xml:space="preserve"> </w:instrText>
+        </w:r>
+        <w:r>
+          <w:rPr>
+            <w:noProof/>
+            <w:webHidden/>
+          </w:rPr>
+          <w:instrText>PAGEREF _Toc233128145 \h</w:instrText>
+        </w:r>
+        <w:r>
+          <w:rPr>
+            <w:rFonts w:hint="eastAsia"/>
+            <w:noProof/>
+            <w:webHidden/>
+          </w:rPr>
+          <w:instrText xml:space="preserve"> </w:instrText>
+        </w:r>
+        <w:r>
+          <w:rPr>
+            <w:rFonts w:hint="eastAsia"/>
+            <w:noProof/>
+            <w:webHidden/>
+          </w:rPr>
+        </w:r>
+        <w:r>
+          <w:rPr>
+            <w:rFonts w:hint="eastAsia"/>
+            <w:noProof/>
+            <w:webHidden/>
+          </w:rPr>
+          <w:fldChar w:fldCharType="separate"/>
+        </w:r>
+        <w:r>
+          <w:rPr>
+            <w:noProof/>
+            <w:webHidden/>
+          </w:rPr>
+          <w:t>17</w:t>
+        </w:r>
+        <w:r>
+          <w:rPr>
+            <w:rFonts w:hint="eastAsia"/>
+            <w:noProof/>
+            <w:webHidden/>
+          </w:rPr>
+          <w:fldChar w:fldCharType="end"/>
+        </w:r>
+      </w:hyperlink>
+    </w:p>
+    <w:p>
+      <w:pPr>
+        <w:pStyle w:val="TOC3"/>
+        <w:tabs>
+          <w:tab w:val="right" w:leader="dot" w:pos="8494"/>
+        </w:tabs>
+        <w:rPr>
+          <w:rFonts w:asciiTheme="minorHAnsi" w:eastAsiaTheme="minorEastAsia" w:hAnsiTheme="minorHAnsi" w:hint="eastAsia"/>
+          <w:iCs w:val="0"/>
+          <w:noProof/>
+          <w:sz w:val="22"/>
+          <w:szCs w:val="24"/>
+          <w14:ligatures w14:val="standardContextual"/>
+        </w:rPr>
+      </w:pPr>
+      <w:hyperlink w:anchor="_Toc233128146" w:history="1">
+        <w:r>
+          <w:rPr>
+            <w:rStyle w:val="a5"/>
+            <w:noProof/>
+          </w:rPr>
+          <w:t xml:space="preserve">4.1.1 </w:t>
+        </w:r>
+        <w:r>
+          <w:rPr>
+            <w:rStyle w:val="a5"/>
+            <w:noProof/>
+          </w:rPr>
+          <w:t>频率阶跃检测与基波频率估计</w:t>
+        </w:r>
+        <w:r>
+          <w:rPr>
+            <w:rFonts w:hint="eastAsia"/>
+            <w:noProof/>
+            <w:webHidden/>
+          </w:rPr>
+          <w:tab/>
+        </w:r>
+        <w:r>
+          <w:rPr>
+            <w:rFonts w:hint="eastAsia"/>
+            <w:noProof/>
+            <w:webHidden/>
+          </w:rPr>
+          <w:fldChar w:fldCharType="begin"/>
+        </w:r>
+        <w:r>
+          <w:rPr>
+            <w:rFonts w:hint="eastAsia"/>
+            <w:noProof/>
+            <w:webHidden/>
+          </w:rPr>
+          <w:instrText xml:space="preserve"> </w:instrText>
+        </w:r>
+        <w:r>
+          <w:rPr>
+            <w:noProof/>
+            <w:webHidden/>
+          </w:rPr>
+          <w:instrText>PAGEREF _Toc233128146 \h</w:instrText>
+        </w:r>
+        <w:r>
+          <w:rPr>
+            <w:rFonts w:hint="eastAsia"/>
+            <w:noProof/>
+            <w:webHidden/>
+          </w:rPr>
+          <w:instrText xml:space="preserve"> </w:instrText>
+        </w:r>
+        <w:r>
+          <w:rPr>
+            <w:rFonts w:hint="eastAsia"/>
+            <w:noProof/>
+            <w:webHidden/>
+          </w:rPr>
+        </w:r>
+        <w:r>
+          <w:rPr>
+            <w:rFonts w:hint="eastAsia"/>
+            <w:noProof/>
+            <w:webHidden/>
+          </w:rPr>
+          <w:fldChar w:fldCharType="separate"/>
+        </w:r>
+        <w:r>
+          <w:rPr>
+            <w:noProof/>
+            <w:webHidden/>
+          </w:rPr>
+          <w:t>17</w:t>
+        </w:r>
+        <w:r>
+          <w:rPr>
+            <w:rFonts w:hint="eastAsia"/>
+            <w:noProof/>
+            <w:webHidden/>
+          </w:rPr>
+          <w:fldChar w:fldCharType="end"/>
+        </w:r>
+      </w:hyperlink>
+    </w:p>
+    <w:p>
+      <w:pPr>
+        <w:pStyle w:val="TOC3"/>
+        <w:tabs>
+          <w:tab w:val="right" w:leader="dot" w:pos="8494"/>
+        </w:tabs>
+        <w:rPr>
+          <w:rFonts w:asciiTheme="minorHAnsi" w:eastAsiaTheme="minorEastAsia" w:hAnsiTheme="minorHAnsi" w:hint="eastAsia"/>
+          <w:iCs w:val="0"/>
+          <w:noProof/>
+          <w:sz w:val="22"/>
+          <w:szCs w:val="24"/>
+          <w14:ligatures w14:val="standardContextual"/>
+        </w:rPr>
+      </w:pPr>
+      <w:hyperlink w:anchor="_Toc233128147" w:history="1">
+        <w:r>
+          <w:rPr>
+            <w:rStyle w:val="a5"/>
+            <w:noProof/>
+          </w:rPr>
+          <w:t xml:space="preserve">4.1.2 </w:t>
+        </w:r>
+        <w:r>
+          <w:rPr>
+            <w:rStyle w:val="a5"/>
+            <w:noProof/>
+          </w:rPr>
+          <w:t>基波同步相量计算</w:t>
+        </w:r>
+        <w:r>
+          <w:rPr>
+            <w:rFonts w:hint="eastAsia"/>
+            <w:noProof/>
+            <w:webHidden/>
+          </w:rPr>
+          <w:tab/>
+        </w:r>
+        <w:r>
+          <w:rPr>
+            <w:rFonts w:hint="eastAsia"/>
+            <w:noProof/>
+            <w:webHidden/>
+          </w:rPr>
+          <w:fldChar w:fldCharType="begin"/>
+        </w:r>
+        <w:r>
+          <w:rPr>
+            <w:rFonts w:hint="eastAsia"/>
+            <w:noProof/>
+            <w:webHidden/>
+          </w:rPr>
+          <w:instrText xml:space="preserve"> </w:instrText>
+        </w:r>
+        <w:r>
+          <w:rPr>
+            <w:noProof/>
+            <w:webHidden/>
+          </w:rPr>
+          <w:instrText>PAGEREF _Toc233128147 \h</w:instrText>
+        </w:r>
+        <w:r>
+          <w:rPr>
+            <w:rFonts w:hint="eastAsia"/>
+            <w:noProof/>
+            <w:webHidden/>
+          </w:rPr>
+          <w:instrText xml:space="preserve"> </w:instrText>
+        </w:r>
+        <w:r>
+          <w:rPr>
+            <w:rFonts w:hint="eastAsia"/>
+            <w:noProof/>
+            <w:webHidden/>
+          </w:rPr>
+        </w:r>
+        <w:r>
+          <w:rPr>
+            <w:rFonts w:hint="eastAsia"/>
+            <w:noProof/>
+            <w:webHidden/>
+          </w:rPr>
+          <w:fldChar w:fldCharType="separate"/>
+        </w:r>
+        <w:r>
+          <w:rPr>
+            <w:noProof/>
+            <w:webHidden/>
+          </w:rPr>
+          <w:t>18</w:t>
+        </w:r>
+        <w:r>
+          <w:rPr>
+            <w:rFonts w:hint="eastAsia"/>
+            <w:noProof/>
+            <w:webHidden/>
+          </w:rPr>
+          <w:fldChar w:fldCharType="end"/>
+        </w:r>
+      </w:hyperlink>
+    </w:p>
+    <w:p>
+      <w:pPr>
+        <w:pStyle w:val="TOC3"/>
+        <w:tabs>
+          <w:tab w:val="right" w:leader="dot" w:pos="8494"/>
+        </w:tabs>
+        <w:rPr>
+          <w:rFonts w:asciiTheme="minorHAnsi" w:eastAsiaTheme="minorEastAsia" w:hAnsiTheme="minorHAnsi" w:hint="eastAsia"/>
+          <w:iCs w:val="0"/>
+          <w:noProof/>
+          <w:sz w:val="22"/>
+          <w:szCs w:val="24"/>
+          <w14:ligatures w14:val="standardContextual"/>
+        </w:rPr>
+      </w:pPr>
+      <w:hyperlink w:anchor="_Toc233128148" w:history="1">
+        <w:r>
+          <w:rPr>
+            <w:rStyle w:val="a5"/>
+            <w:noProof/>
+          </w:rPr>
+          <w:t xml:space="preserve">4.1.3 </w:t>
+        </w:r>
+        <w:r>
+          <w:rPr>
+            <w:rStyle w:val="a5"/>
+            <w:noProof/>
+          </w:rPr>
+          <w:t>幅值阶跃检测</w:t>
+        </w:r>
+        <w:r>
+          <w:rPr>
+            <w:rFonts w:hint="eastAsia"/>
+            <w:noProof/>
+            <w:webHidden/>
+          </w:rPr>
+          <w:tab/>
+        </w:r>
+        <w:r>
+          <w:rPr>
+            <w:rFonts w:hint="eastAsia"/>
+            <w:noProof/>
+            <w:webHidden/>
+          </w:rPr>
+          <w:fldChar w:fldCharType="begin"/>
+        </w:r>
+        <w:r>
+          <w:rPr>
+            <w:rFonts w:hint="eastAsia"/>
+            <w:noProof/>
+            <w:webHidden/>
+          </w:rPr>
+          <w:instrText xml:space="preserve"> </w:instrText>
+        </w:r>
+        <w:r>
+          <w:rPr>
+            <w:noProof/>
+            <w:webHidden/>
+          </w:rPr>
+          <w:instrText>PAGEREF _Toc233128148 \h</w:instrText>
+        </w:r>
+        <w:r>
+          <w:rPr>
+            <w:rFonts w:hint="eastAsia"/>
+            <w:noProof/>
+            <w:webHidden/>
+          </w:rPr>
+          <w:instrText xml:space="preserve"> </w:instrText>
+        </w:r>
+        <w:r>
+          <w:rPr>
+            <w:rFonts w:hint="eastAsia"/>
+            <w:noProof/>
+            <w:webHidden/>
+          </w:rPr>
+        </w:r>
+        <w:r>
+          <w:rPr>
+            <w:rFonts w:hint="eastAsia"/>
+            <w:noProof/>
+            <w:webHidden/>
+          </w:rPr>
+          <w:fldChar w:fldCharType="separate"/>
+        </w:r>
+        <w:r>
+          <w:rPr>
+            <w:noProof/>
+            <w:webHidden/>
+          </w:rPr>
+          <w:t>18</w:t>
+        </w:r>
+        <w:r>
+          <w:rPr>
+            <w:rFonts w:hint="eastAsia"/>
+            <w:noProof/>
+            <w:webHidden/>
+          </w:rPr>
+          <w:fldChar w:fldCharType="end"/>
+        </w:r>
+      </w:hyperlink>
+    </w:p>
+    <w:p>
+      <w:pPr>
+        <w:pStyle w:val="TOC3"/>
+        <w:tabs>
+          <w:tab w:val="right" w:leader="dot" w:pos="8494"/>
+        </w:tabs>
+        <w:rPr>
+          <w:rFonts w:asciiTheme="minorHAnsi" w:eastAsiaTheme="minorEastAsia" w:hAnsiTheme="minorHAnsi" w:hint="eastAsia"/>
+          <w:iCs w:val="0"/>
+          <w:noProof/>
+          <w:sz w:val="22"/>
+          <w:szCs w:val="24"/>
+          <w14:ligatures w14:val="standardContextual"/>
+        </w:rPr>
+      </w:pPr>
+      <w:hyperlink w:anchor="_Toc233128149" w:history="1">
+        <w:r>
+          <w:rPr>
+            <w:rStyle w:val="a5"/>
+            <w:noProof/>
+          </w:rPr>
+          <w:t xml:space="preserve">4.1.4 </w:t>
+        </w:r>
+        <w:r>
+          <w:rPr>
+            <w:rStyle w:val="a5"/>
+            <w:noProof/>
+          </w:rPr>
+          <w:t>信噪比估计</w:t>
+        </w:r>
+        <w:r>
+          <w:rPr>
+            <w:rFonts w:hint="eastAsia"/>
+            <w:noProof/>
+            <w:webHidden/>
+          </w:rPr>
+          <w:tab/>
+        </w:r>
+        <w:r>
+          <w:rPr>
+            <w:rFonts w:hint="eastAsia"/>
+            <w:noProof/>
+            <w:webHidden/>
+          </w:rPr>
+          <w:fldChar w:fldCharType="begin"/>
+        </w:r>
+        <w:r>
+          <w:rPr>
+            <w:rFonts w:hint="eastAsia"/>
+            <w:noProof/>
+            <w:webHidden/>
+          </w:rPr>
+          <w:instrText xml:space="preserve"> </w:instrText>
+        </w:r>
+        <w:r>
+          <w:rPr>
+            <w:noProof/>
+            <w:webHidden/>
+          </w:rPr>
+          <w:instrText>PAGEREF _Toc233128149 \h</w:instrText>
+        </w:r>
+        <w:r>
+          <w:rPr>
+            <w:rFonts w:hint="eastAsia"/>
+            <w:noProof/>
+            <w:webHidden/>
+          </w:rPr>
+          <w:instrText xml:space="preserve"> </w:instrText>
+        </w:r>
+        <w:r>
+          <w:rPr>
+            <w:rFonts w:hint="eastAsia"/>
+            <w:noProof/>
+            <w:webHidden/>
+          </w:rPr>
+        </w:r>
+        <w:r>
+          <w:rPr>
+            <w:rFonts w:hint="eastAsia"/>
+            <w:noProof/>
+            <w:webHidden/>
+          </w:rPr>
+          <w:fldChar w:fldCharType="separate"/>
+        </w:r>
+        <w:r>
+          <w:rPr>
+            <w:noProof/>
+            <w:webHidden/>
+          </w:rPr>
+          <w:t>19</w:t>
+        </w:r>
+        <w:r>
+          <w:rPr>
+            <w:rFonts w:hint="eastAsia"/>
+            <w:noProof/>
+            <w:webHidden/>
+          </w:rPr>
+          <w:fldChar w:fldCharType="end"/>
+        </w:r>
+      </w:hyperlink>
+    </w:p>
+    <w:p>
+      <w:pPr>
+        <w:pStyle w:val="TOC3"/>
+        <w:tabs>
+          <w:tab w:val="right" w:leader="dot" w:pos="8494"/>
+        </w:tabs>
+        <w:rPr>
+          <w:rFonts w:asciiTheme="minorHAnsi" w:eastAsiaTheme="minorEastAsia" w:hAnsiTheme="minorHAnsi" w:hint="eastAsia"/>
+          <w:iCs w:val="0"/>
+          <w:noProof/>
+          <w:sz w:val="22"/>
+          <w:szCs w:val="24"/>
+          <w14:ligatures w14:val="standardContextual"/>
+        </w:rPr>
+      </w:pPr>
+      <w:hyperlink w:anchor="_Toc233128150" w:history="1">
+        <w:r>
+          <w:rPr>
+            <w:rStyle w:val="a5"/>
+            <w:noProof/>
+          </w:rPr>
+          <w:t xml:space="preserve">4.1.5 </w:t>
+        </w:r>
+        <w:r>
+          <w:rPr>
+            <w:rStyle w:val="a5"/>
+            <w:noProof/>
+          </w:rPr>
+          <w:t>思考题</w:t>
+        </w:r>
+        <w:r>
+          <w:rPr>
+            <w:rFonts w:hint="eastAsia"/>
+            <w:noProof/>
+            <w:webHidden/>
+          </w:rPr>
+          <w:tab/>
+        </w:r>
+        <w:r>
+          <w:rPr>
+            <w:rFonts w:hint="eastAsia"/>
+            <w:noProof/>
+            <w:webHidden/>
+          </w:rPr>
+          <w:fldChar w:fldCharType="begin"/>
+        </w:r>
+        <w:r>
+          <w:rPr>
+            <w:rFonts w:hint="eastAsia"/>
+            <w:noProof/>
+            <w:webHidden/>
+          </w:rPr>
+          <w:instrText xml:space="preserve"> </w:instrText>
+        </w:r>
+        <w:r>
+          <w:rPr>
+            <w:noProof/>
+            <w:webHidden/>
+          </w:rPr>
+          <w:instrText>PAGEREF _Toc233128150 \h</w:instrText>
+        </w:r>
+        <w:r>
+          <w:rPr>
+            <w:rFonts w:hint="eastAsia"/>
+            <w:noProof/>
+            <w:webHidden/>
+          </w:rPr>
+          <w:instrText xml:space="preserve"> </w:instrText>
+        </w:r>
+        <w:r>
+          <w:rPr>
+            <w:rFonts w:hint="eastAsia"/>
+            <w:noProof/>
+            <w:webHidden/>
+          </w:rPr>
+        </w:r>
+        <w:r>
+          <w:rPr>
+            <w:rFonts w:hint="eastAsia"/>
+            <w:noProof/>
+            <w:webHidden/>
+          </w:rPr>
+          <w:fldChar w:fldCharType="separate"/>
+        </w:r>
+        <w:r>
+          <w:rPr>
+            <w:noProof/>
+            <w:webHidden/>
+          </w:rPr>
+          <w:t>20</w:t>
+        </w:r>
+        <w:r>
+          <w:rPr>
+            <w:rFonts w:hint="eastAsia"/>
+            <w:noProof/>
+            <w:webHidden/>
+          </w:rPr>
+          <w:fldChar w:fldCharType="end"/>
+        </w:r>
+      </w:hyperlink>
+    </w:p>
+    <w:p>
+      <w:pPr>
+        <w:pStyle w:val="TOC2"/>
+        <w:rPr>
+          <w:rFonts w:asciiTheme="minorHAnsi" w:eastAsiaTheme="minorEastAsia" w:hAnsiTheme="minorHAnsi" w:hint="eastAsia"/>
+          <w:smallCaps w:val="0"/>
+          <w:noProof/>
+          <w:sz w:val="22"/>
+          <w:szCs w:val="24"/>
+          <w14:ligatures w14:val="standardContextual"/>
+        </w:rPr>
+      </w:pPr>
+      <w:hyperlink w:anchor="_Toc233128151" w:history="1">
+        <w:r>
+          <w:rPr>
+            <w:rStyle w:val="a5"/>
+            <w:noProof/>
+          </w:rPr>
+          <w:t xml:space="preserve">4.2 </w:t>
+        </w:r>
+        <w:r>
+          <w:rPr>
+            <w:rStyle w:val="a5"/>
+            <w:noProof/>
+          </w:rPr>
+          <w:t>加分内容</w:t>
+        </w:r>
+        <w:r>
+          <w:rPr>
+            <w:rStyle w:val="a5"/>
+            <w:noProof/>
+          </w:rPr>
+          <w:t>2</w:t>
+        </w:r>
+        <w:r>
+          <w:rPr>
+            <w:rFonts w:hint="eastAsia"/>
+            <w:noProof/>
+            <w:webHidden/>
+          </w:rPr>
+          <w:tab/>
+        </w:r>
+        <w:r>
+          <w:rPr>
+            <w:rFonts w:hint="eastAsia"/>
+            <w:noProof/>
+            <w:webHidden/>
+          </w:rPr>
+          <w:fldChar w:fldCharType="begin"/>
+        </w:r>
+        <w:r>
+          <w:rPr>
+            <w:rFonts w:hint="eastAsia"/>
+            <w:noProof/>
+            <w:webHidden/>
+          </w:rPr>
+          <w:instrText xml:space="preserve"> </w:instrText>
+        </w:r>
+        <w:r>
+          <w:rPr>
+            <w:noProof/>
+            <w:webHidden/>
+          </w:rPr>
+          <w:instrText>PAGEREF _Toc233128151 \h</w:instrText>
+        </w:r>
+        <w:r>
+          <w:rPr>
+            <w:rFonts w:hint="eastAsia"/>
+            <w:noProof/>
+            <w:webHidden/>
+          </w:rPr>
+          <w:instrText xml:space="preserve"> </w:instrText>
+        </w:r>
+        <w:r>
+          <w:rPr>
+            <w:rFonts w:hint="eastAsia"/>
+            <w:noProof/>
+            <w:webHidden/>
+          </w:rPr>
+        </w:r>
+        <w:r>
+          <w:rPr>
+            <w:rFonts w:hint="eastAsia"/>
+            <w:noProof/>
+            <w:webHidden/>
+          </w:rPr>
+          <w:fldChar w:fldCharType="separate"/>
+        </w:r>
+        <w:r>
+          <w:rPr>
+            <w:noProof/>
+            <w:webHidden/>
+          </w:rPr>
+          <w:t>20</w:t>
+        </w:r>
+        <w:r>
+          <w:rPr>
+            <w:rFonts w:hint="eastAsia"/>
+            <w:noProof/>
+            <w:webHidden/>
+          </w:rPr>
+          <w:fldChar w:fldCharType="end"/>
+        </w:r>
+      </w:hyperlink>
+    </w:p>
+    <w:p>
+      <w:pPr>
+        <w:pStyle w:val="TOC2"/>
+        <w:rPr>
+          <w:rFonts w:asciiTheme="minorHAnsi" w:eastAsiaTheme="minorEastAsia" w:hAnsiTheme="minorHAnsi" w:hint="eastAsia"/>
+          <w:smallCaps w:val="0"/>
+          <w:noProof/>
+          <w:sz w:val="22"/>
+          <w:szCs w:val="24"/>
+          <w14:ligatures w14:val="standardContextual"/>
+        </w:rPr>
+      </w:pPr>
+      <w:hyperlink w:anchor="_Toc233128152" w:history="1">
+        <w:r>
+          <w:rPr>
+            <w:rStyle w:val="a5"/>
+            <w:noProof/>
+          </w:rPr>
+          <w:t xml:space="preserve">4.3 </w:t>
+        </w:r>
+        <w:r>
+          <w:rPr>
+            <w:rStyle w:val="a5"/>
+            <w:noProof/>
+          </w:rPr>
+          <w:t>加分内容</w:t>
+        </w:r>
+        <w:r>
+          <w:rPr>
+            <w:rStyle w:val="a5"/>
+            <w:noProof/>
+          </w:rPr>
+          <w:t>3</w:t>
+        </w:r>
+        <w:r>
+          <w:rPr>
+            <w:rFonts w:hint="eastAsia"/>
+            <w:noProof/>
+            <w:webHidden/>
+          </w:rPr>
+          <w:tab/>
+        </w:r>
+        <w:r>
+          <w:rPr>
+            <w:rFonts w:hint="eastAsia"/>
+            <w:noProof/>
+            <w:webHidden/>
+          </w:rPr>
+          <w:fldChar w:fldCharType="begin"/>
+        </w:r>
+        <w:r>
+          <w:rPr>
+            <w:rFonts w:hint="eastAsia"/>
+            <w:noProof/>
+            <w:webHidden/>
+          </w:rPr>
+          <w:instrText xml:space="preserve"> </w:instrText>
+        </w:r>
+        <w:r>
+          <w:rPr>
+            <w:noProof/>
+            <w:webHidden/>
+          </w:rPr>
+          <w:instrText>PAGEREF _Toc233128152 \h</w:instrText>
+        </w:r>
+        <w:r>
+          <w:rPr>
+            <w:rFonts w:hint="eastAsia"/>
+            <w:noProof/>
+            <w:webHidden/>
+          </w:rPr>
+          <w:instrText xml:space="preserve"> </w:instrText>
+        </w:r>
+        <w:r>
+          <w:rPr>
+            <w:rFonts w:hint="eastAsia"/>
+            <w:noProof/>
+            <w:webHidden/>
+          </w:rPr>
+        </w:r>
+        <w:r>
+          <w:rPr>
+            <w:rFonts w:hint="eastAsia"/>
+            <w:noProof/>
+            <w:webHidden/>
+          </w:rPr>
+          <w:fldChar w:fldCharType="separate"/>
+        </w:r>
+        <w:r>
+          <w:rPr>
+            <w:noProof/>
+            <w:webHidden/>
+          </w:rPr>
+          <w:t>21</w:t>
         </w:r>
         <w:r>
           <w:rPr>
@@ -2540,12 +3367,104 @@
           <w14:ligatures w14:val="standardContextual"/>
         </w:rPr>
       </w:pPr>
-      <w:hyperlink w:anchor="_Toc233059199" w:history="1">
+      <w:hyperlink w:anchor="_Toc233128153" w:history="1">
         <w:r>
           <w:rPr>
             <w:rStyle w:val="a5"/>
             <w:noProof/>
           </w:rPr>
+          <w:t>参考文献</w:t>
+        </w:r>
+        <w:r>
+          <w:rPr>
+            <w:rFonts w:hint="eastAsia"/>
+            <w:noProof/>
+            <w:webHidden/>
+          </w:rPr>
+          <w:tab/>
+        </w:r>
+        <w:r>
+          <w:rPr>
+            <w:rFonts w:hint="eastAsia"/>
+            <w:noProof/>
+            <w:webHidden/>
+          </w:rPr>
+          <w:fldChar w:fldCharType="begin"/>
+        </w:r>
+        <w:r>
+          <w:rPr>
+            <w:rFonts w:hint="eastAsia"/>
+            <w:noProof/>
+            <w:webHidden/>
+          </w:rPr>
+          <w:instrText xml:space="preserve"> </w:instrText>
+        </w:r>
+        <w:r>
+          <w:rPr>
+            <w:noProof/>
+            <w:webHidden/>
+          </w:rPr>
+          <w:instrText>PAGEREF _Toc233128153 \h</w:instrText>
+        </w:r>
+        <w:r>
+          <w:rPr>
+            <w:rFonts w:hint="eastAsia"/>
+            <w:noProof/>
+            <w:webHidden/>
+          </w:rPr>
+          <w:instrText xml:space="preserve"> </w:instrText>
+        </w:r>
+        <w:r>
+          <w:rPr>
+            <w:rFonts w:hint="eastAsia"/>
+            <w:noProof/>
+            <w:webHidden/>
+          </w:rPr>
+        </w:r>
+        <w:r>
+          <w:rPr>
+            <w:rFonts w:hint="eastAsia"/>
+            <w:noProof/>
+            <w:webHidden/>
+          </w:rPr>
+          <w:fldChar w:fldCharType="separate"/>
+        </w:r>
+        <w:r>
+          <w:rPr>
+            <w:noProof/>
+            <w:webHidden/>
+          </w:rPr>
+          <w:t>21</w:t>
+        </w:r>
+        <w:r>
+          <w:rPr>
+            <w:rFonts w:hint="eastAsia"/>
+            <w:noProof/>
+            <w:webHidden/>
+          </w:rPr>
+          <w:fldChar w:fldCharType="end"/>
+        </w:r>
+      </w:hyperlink>
+    </w:p>
+    <w:p>
+      <w:pPr>
+        <w:pStyle w:val="TOC1"/>
+        <w:rPr>
+          <w:rFonts w:asciiTheme="minorHAnsi" w:eastAsiaTheme="minorEastAsia" w:hAnsiTheme="minorHAnsi" w:hint="eastAsia"/>
+          <w:bCs w:val="0"/>
+          <w:caps w:val="0"/>
+          <w:noProof/>
+          <w:sz w:val="22"/>
+          <w:szCs w:val="24"/>
+          <w14:ligatures w14:val="standardContextual"/>
+        </w:rPr>
+      </w:pPr>
+      <w:hyperlink w:anchor="_Toc233128154" w:history="1">
+        <w:r>
+          <w:rPr>
+            <w:rStyle w:val="a5"/>
+            <w:noProof/>
+          </w:rPr>
           <w:t>附录</w:t>
         </w:r>
         <w:r>
@@ -2553,7 +3472,7 @@
             <w:rStyle w:val="a5"/>
             <w:noProof/>
           </w:rPr>
-          <w:t xml:space="preserve">A </w:t>
+          <w:t xml:space="preserve"> </w:t>
         </w:r>
         <w:r>
           <w:rPr>
@@ -2591,7 +3510,7 @@
             <w:noProof/>
             <w:webHidden/>
           </w:rPr>
-          <w:instrText>PAGEREF _Toc233059199 \h</w:instrText>
+          <w:instrText>PAGEREF _Toc233128154 \h</w:instrText>
         </w:r>
         <w:r>
           <w:rPr>
@@ -2621,7 +3540,7 @@
             <w:noProof/>
             <w:webHidden/>
           </w:rPr>
-          <w:t>15</w:t>
+          <w:t>23</w:t>
         </w:r>
         <w:r>
           <w:rPr>
@@ -2683,7 +3602,7 @@
       <w:r>
         <w:t xml:space="preserve"> </w:t>
       </w:r>
-      <w:bookmarkStart w:id="1" w:name="_Toc233059180"/>
+      <w:bookmarkStart w:id="1" w:name="_Toc233128126"/>
       <w:r>
         <w:rPr>
           <w:rFonts w:hint="eastAsia"/>
@@ -2697,7 +3616,7 @@
         <w:pStyle w:val="2"/>
         <w:spacing w:line="400" w:lineRule="atLeast"/>
       </w:pPr>
-      <w:bookmarkStart w:id="2" w:name="_Toc233059181"/>
+      <w:bookmarkStart w:id="2" w:name="_Toc233128127"/>
       <w:r>
         <w:rPr>
           <w:rFonts w:hint="eastAsia"/>
@@ -2815,7 +3734,7 @@
         <w:pStyle w:val="2"/>
         <w:spacing w:line="400" w:lineRule="atLeast"/>
       </w:pPr>
-      <w:bookmarkStart w:id="3" w:name="_Toc233059182"/>
+      <w:bookmarkStart w:id="3" w:name="_Toc233128128"/>
       <w:r>
         <w:rPr>
           <w:rFonts w:hint="eastAsia"/>
@@ -3157,7 +4076,7 @@
       <w:r>
         <w:t xml:space="preserve"> </w:t>
       </w:r>
-      <w:bookmarkStart w:id="4" w:name="_Toc233059183"/>
+      <w:bookmarkStart w:id="4" w:name="_Toc233128129"/>
       <w:r>
         <w:rPr>
           <w:rFonts w:hint="eastAsia"/>
@@ -3171,7 +4090,7 @@
         <w:pStyle w:val="2"/>
         <w:spacing w:line="400" w:lineRule="atLeast"/>
       </w:pPr>
-      <w:bookmarkStart w:id="5" w:name="_Toc233059184"/>
+      <w:bookmarkStart w:id="5" w:name="_Toc233128130"/>
       <w:r>
         <w:t>离散傅里叶变换</w:t>
       </w:r>
@@ -4334,7 +5253,7 @@
         <w:pStyle w:val="2"/>
         <w:spacing w:line="400" w:lineRule="atLeast"/>
       </w:pPr>
-      <w:bookmarkStart w:id="6" w:name="_Toc233059185"/>
+      <w:bookmarkStart w:id="6" w:name="_Toc233128131"/>
       <w:r>
         <w:rPr>
           <w:rFonts w:hint="eastAsia"/>
@@ -4351,7 +5270,7 @@
       <w:pPr>
         <w:pStyle w:val="3"/>
       </w:pPr>
-      <w:bookmarkStart w:id="7" w:name="_Toc233059186"/>
+      <w:bookmarkStart w:id="7" w:name="_Toc233128132"/>
       <w:r>
         <w:t>对数幅值抛物线</w:t>
       </w:r>
@@ -5568,7 +6487,7 @@
       <w:pPr>
         <w:pStyle w:val="3"/>
       </w:pPr>
-      <w:bookmarkStart w:id="8" w:name="_Toc233059187"/>
+      <w:bookmarkStart w:id="8" w:name="_Toc233128133"/>
       <w:r>
         <w:rPr>
           <w:rFonts w:hint="eastAsia"/>
@@ -5736,7 +6655,7 @@
       <w:pPr>
         <w:pStyle w:val="3"/>
       </w:pPr>
-      <w:bookmarkStart w:id="9" w:name="_Toc233059188"/>
+      <w:bookmarkStart w:id="9" w:name="_Toc233128134"/>
       <w:r>
         <w:lastRenderedPageBreak/>
         <w:t>加窗频谱分析</w:t>
@@ -6564,7 +7483,7 @@
         <w:pStyle w:val="2"/>
         <w:spacing w:line="400" w:lineRule="atLeast"/>
       </w:pPr>
-      <w:bookmarkStart w:id="10" w:name="_Toc233059189"/>
+      <w:bookmarkStart w:id="10" w:name="_Toc233128135"/>
       <w:r>
         <w:t>最小二乘正弦拟合法</w:t>
       </w:r>
@@ -8129,7 +9048,7 @@
         <w:pStyle w:val="2"/>
         <w:spacing w:line="400" w:lineRule="atLeast"/>
       </w:pPr>
-      <w:bookmarkStart w:id="11" w:name="_Toc233059190"/>
+      <w:bookmarkStart w:id="11" w:name="_Toc233128136"/>
       <w:r>
         <w:t>滑动窗同步相量算法</w:t>
       </w:r>
@@ -9492,7 +10411,7 @@
         <w:pStyle w:val="2"/>
         <w:spacing w:line="400" w:lineRule="atLeast"/>
       </w:pPr>
-      <w:bookmarkStart w:id="12" w:name="_Toc233059191"/>
+      <w:bookmarkStart w:id="12" w:name="_Toc233128137"/>
       <w:r>
         <w:t>Teager</w:t>
       </w:r>
@@ -10439,7 +11358,7 @@
         <w:pStyle w:val="2"/>
         <w:spacing w:line="400" w:lineRule="atLeast"/>
       </w:pPr>
-      <w:bookmarkStart w:id="13" w:name="_Toc233059192"/>
+      <w:bookmarkStart w:id="13" w:name="_Toc233128138"/>
       <w:r>
         <w:rPr>
           <w:rFonts w:hint="eastAsia"/>
@@ -11058,7 +11977,7 @@
         <w:pStyle w:val="2"/>
         <w:spacing w:line="400" w:lineRule="atLeast"/>
       </w:pPr>
-      <w:bookmarkStart w:id="14" w:name="_Toc233059193"/>
+      <w:bookmarkStart w:id="14" w:name="_Toc233128139"/>
       <w:r>
         <w:lastRenderedPageBreak/>
         <w:t>幅值调制与解调</w:t>
@@ -12488,7 +13407,7 @@
       <w:r>
         <w:t xml:space="preserve"> </w:t>
       </w:r>
-      <w:bookmarkStart w:id="15" w:name="_Toc233059194"/>
+      <w:bookmarkStart w:id="15" w:name="_Toc233128140"/>
       <w:r>
         <w:rPr>
           <w:rFonts w:hint="eastAsia"/>
@@ -12610,9 +13529,6 @@
     <w:p>
       <w:pPr>
         <w:spacing w:line="400" w:lineRule="atLeast"/>
-        <w:rPr>
-          <w:rFonts w:hint="eastAsia"/>
-        </w:rPr>
       </w:pPr>
     </w:p>
     <w:p>
@@ -12626,13 +13542,7 @@
     <w:p/>
     <w:p/>
     <w:p/>
-    <w:p>
-      <w:pPr>
-        <w:rPr>
-          <w:rFonts w:hint="eastAsia"/>
-        </w:rPr>
-      </w:pPr>
-    </w:p>
+    <w:p/>
     <w:p>
       <w:pPr>
         <w:pStyle w:val="2"/>
@@ -12641,19 +13551,16 @@
           <w:numId w:val="3"/>
         </w:numPr>
       </w:pPr>
+      <w:bookmarkStart w:id="16" w:name="_Toc233128141"/>
       <w:r>
         <w:rPr>
           <w:rFonts w:hint="eastAsia"/>
         </w:rPr>
         <w:t>基波分析</w:t>
       </w:r>
+      <w:bookmarkEnd w:id="16"/>
     </w:p>
     <w:p>
-      <w:pPr>
-        <w:rPr>
-          <w:rFonts w:hint="eastAsia"/>
-        </w:rPr>
-      </w:pPr>
       <w:r>
         <w:rPr>
           <w:rFonts w:hint="eastAsia"/>
@@ -12699,9 +13606,6 @@
     <w:p>
       <w:pPr>
         <w:spacing w:line="400" w:lineRule="atLeast"/>
-        <w:rPr>
-          <w:rFonts w:hint="eastAsia"/>
-        </w:rPr>
       </w:pPr>
       <w:r>
         <w:rPr>
@@ -12799,7 +13703,7 @@
         <w:rPr>
           <w:rFonts w:hint="eastAsia"/>
         </w:rPr>
-        <w:t xml:space="preserve"> FFT </w:t>
+        <w:t>FFT</w:t>
       </w:r>
       <w:r>
         <w:rPr>
@@ -12876,7 +13780,7 @@
           <w:rFonts w:hint="eastAsia"/>
         </w:rPr>
         <w:lastRenderedPageBreak/>
-        <w:t xml:space="preserve">Teager </w:t>
+        <w:t>Teager</w:t>
       </w:r>
       <w:r>
         <w:rPr>
@@ -12940,24 +13844,18 @@
     <w:p>
       <w:pPr>
         <w:spacing w:line="400" w:lineRule="atLeast"/>
-        <w:rPr>
-          <w:rFonts w:hint="eastAsia"/>
-        </w:rPr>
       </w:pPr>
     </w:p>
     <w:p>
       <w:pPr>
         <w:pStyle w:val="-"/>
         <w:spacing w:before="31" w:after="312"/>
-        <w:rPr>
-          <w:rFonts w:hint="eastAsia"/>
-        </w:rPr>
-      </w:pPr>
-      <w:r>
-        <w:rPr>
-          <w:rFonts w:hint="eastAsia"/>
-        </w:rPr>
-        <w:t xml:space="preserve"> T</w:t>
+      </w:pPr>
+      <w:r>
+        <w:rPr>
+          <w:rFonts w:hint="eastAsia"/>
+        </w:rPr>
+        <w:t>T</w:t>
       </w:r>
       <w:r>
         <w:t>eager</w:t>
@@ -12970,11 +13868,11 @@
       <w:pPr>
         <w:spacing w:line="400" w:lineRule="atLeast"/>
         <w:jc w:val="center"/>
-        <w:rPr>
-          <w:rFonts w:hint="eastAsia"/>
-        </w:rPr>
-      </w:pPr>
-      <w:r>
+      </w:pPr>
+      <w:r>
+        <w:rPr>
+          <w:noProof/>
+        </w:rPr>
         <w:drawing>
           <wp:inline distT="0" distB="0" distL="0" distR="0" wp14:anchorId="39DDB6EC" wp14:editId="4B317AA7">
             <wp:extent cx="3515795" cy="2529118"/>
@@ -13016,9 +13914,6 @@
       <w:pPr>
         <w:pStyle w:val="-"/>
         <w:spacing w:before="31" w:after="312"/>
-        <w:rPr>
-          <w:rFonts w:hint="eastAsia"/>
-        </w:rPr>
       </w:pPr>
       <w:r>
         <w:t>必做部分基波相量幅值和同步相角曲线</w:t>
@@ -13027,11 +13922,11 @@
     <w:p>
       <w:pPr>
         <w:spacing w:line="400" w:lineRule="atLeast"/>
-        <w:rPr>
-          <w:rFonts w:hint="eastAsia"/>
-        </w:rPr>
-      </w:pPr>
-      <w:r>
+      </w:pPr>
+      <w:r>
+        <w:rPr>
+          <w:noProof/>
+        </w:rPr>
         <w:drawing>
           <wp:inline distT="0" distB="0" distL="0" distR="0" wp14:anchorId="4994663E" wp14:editId="74760799">
             <wp:extent cx="2410770" cy="1831733"/>
@@ -13069,6 +13964,9 @@
         </w:drawing>
       </w:r>
       <w:r>
+        <w:rPr>
+          <w:noProof/>
+        </w:rPr>
         <w:drawing>
           <wp:inline distT="0" distB="0" distL="0" distR="0" wp14:anchorId="41B2E7D4" wp14:editId="779B1603">
             <wp:extent cx="2368859" cy="1838960"/>
@@ -13270,7 +14168,7 @@
               <w:pStyle w:val="-3"/>
               <w:spacing w:line="400" w:lineRule="atLeast"/>
               <w:rPr>
-                <w:rFonts w:cs="Times New Roman" w:hint="eastAsia"/>
+                <w:rFonts w:cs="Times New Roman"/>
               </w:rPr>
             </w:pPr>
             <w:r>
@@ -13328,7 +14226,7 @@
               <w:pStyle w:val="-3"/>
               <w:spacing w:line="400" w:lineRule="atLeast"/>
               <w:rPr>
-                <w:rFonts w:cs="Times New Roman" w:hint="eastAsia"/>
+                <w:rFonts w:cs="Times New Roman"/>
               </w:rPr>
             </w:pPr>
             <w:r>
@@ -13384,7 +14282,7 @@
               <w:pStyle w:val="-3"/>
               <w:spacing w:line="400" w:lineRule="atLeast"/>
               <w:rPr>
-                <w:rFonts w:cs="Times New Roman" w:hint="eastAsia"/>
+                <w:rFonts w:cs="Times New Roman"/>
               </w:rPr>
             </w:pPr>
             <w:r>
@@ -13425,15 +14323,6 @@
               </w:rPr>
               <w:t>58.799337</w:t>
             </w:r>
-            <w:r>
-              <w:rPr>
-                <w:rFonts w:eastAsia="华文宋体" w:cs="Times New Roman"/>
-                <w:color w:val="000000"/>
-                <w:sz w:val="22"/>
-                <w:szCs w:val="22"/>
-              </w:rPr>
-              <w:t xml:space="preserve"> </w:t>
-            </w:r>
           </w:p>
         </w:tc>
         <w:tc>
@@ -13459,15 +14348,6 @@
               </w:rPr>
               <w:t>69.999568</w:t>
             </w:r>
-            <w:r>
-              <w:rPr>
-                <w:rFonts w:eastAsia="华文宋体" w:cs="Times New Roman"/>
-                <w:color w:val="000000"/>
-                <w:sz w:val="22"/>
-                <w:szCs w:val="22"/>
-              </w:rPr>
-              <w:t xml:space="preserve"> </w:t>
-            </w:r>
           </w:p>
         </w:tc>
       </w:tr>
@@ -13476,19 +14356,19 @@
       <w:pPr>
         <w:pStyle w:val="2"/>
       </w:pPr>
-      <w:bookmarkStart w:id="16" w:name="_Toc233059197"/>
+      <w:bookmarkStart w:id="17" w:name="_Toc233128142"/>
       <w:r>
         <w:rPr>
           <w:rFonts w:hint="eastAsia"/>
         </w:rPr>
         <w:t>谐波与间谐波分析</w:t>
       </w:r>
-      <w:bookmarkEnd w:id="16"/>
+      <w:bookmarkEnd w:id="17"/>
     </w:p>
     <w:p>
       <w:pPr>
         <w:rPr>
-          <w:rFonts w:cs="Times New Roman" w:hint="eastAsia"/>
+          <w:rFonts w:cs="Times New Roman"/>
           <w:szCs w:val="24"/>
         </w:rPr>
       </w:pPr>
@@ -13546,7 +14426,7 @@
       <w:pPr>
         <w:spacing w:line="400" w:lineRule="atLeast"/>
         <w:rPr>
-          <w:rFonts w:cs="Times New Roman" w:hint="eastAsia"/>
+          <w:rFonts w:cs="Times New Roman"/>
           <w:szCs w:val="24"/>
         </w:rPr>
       </w:pPr>
@@ -13725,7 +14605,7 @@
         <w:spacing w:line="400" w:lineRule="atLeast"/>
         <w:ind w:firstLineChars="200" w:firstLine="480"/>
         <w:rPr>
-          <w:rFonts w:cs="Times New Roman" w:hint="eastAsia"/>
+          <w:rFonts w:cs="Times New Roman"/>
           <w:szCs w:val="24"/>
         </w:rPr>
       </w:pPr>
@@ -13849,9 +14729,6 @@
       <w:pPr>
         <w:pStyle w:val="-"/>
         <w:spacing w:before="31" w:after="312" w:line="400" w:lineRule="atLeast"/>
-        <w:rPr>
-          <w:rFonts w:hint="eastAsia"/>
-        </w:rPr>
       </w:pPr>
       <w:r>
         <w:rPr>
@@ -13878,6 +14755,7 @@
       <w:r>
         <w:rPr>
           <w:rFonts w:cs="Times New Roman"/>
+          <w:noProof/>
           <w:szCs w:val="24"/>
         </w:rPr>
         <w:drawing>
@@ -13931,7 +14809,7 @@
         <w:spacing w:line="400" w:lineRule="atLeast"/>
         <w:ind w:firstLine="0"/>
         <w:rPr>
-          <w:rFonts w:cs="Times New Roman" w:hint="eastAsia"/>
+          <w:rFonts w:cs="Times New Roman"/>
           <w:szCs w:val="24"/>
         </w:rPr>
       </w:pPr>
@@ -13940,7 +14818,7 @@
       <w:pPr>
         <w:spacing w:line="400" w:lineRule="atLeast"/>
         <w:rPr>
-          <w:rFonts w:cs="Times New Roman" w:hint="eastAsia"/>
+          <w:rFonts w:cs="Times New Roman"/>
           <w:szCs w:val="24"/>
         </w:rPr>
       </w:pPr>
@@ -14126,7 +15004,7 @@
               <w:spacing w:line="400" w:lineRule="atLeast"/>
               <w:cnfStyle w:val="100000000000" w:firstRow="1" w:lastRow="0" w:firstColumn="0" w:lastColumn="0" w:oddVBand="0" w:evenVBand="0" w:oddHBand="0" w:evenHBand="0" w:firstRowFirstColumn="0" w:firstRowLastColumn="0" w:lastRowFirstColumn="0" w:lastRowLastColumn="0"/>
               <w:rPr>
-                <w:rFonts w:cs="Times New Roman" w:hint="eastAsia"/>
+                <w:rFonts w:cs="Times New Roman"/>
               </w:rPr>
             </w:pPr>
             <w:r>
@@ -14135,23 +15013,7 @@
                 <w:i w:val="0"/>
                 <w:iCs w:val="0"/>
               </w:rPr>
-              <w:t>阶跃</w:t>
-            </w:r>
-            <w:r>
-              <w:rPr>
-                <w:rFonts w:cs="Times New Roman" w:hint="eastAsia"/>
-                <w:i w:val="0"/>
-                <w:iCs w:val="0"/>
-              </w:rPr>
-              <w:t>后</w:t>
-            </w:r>
-            <w:r>
-              <w:rPr>
-                <w:rFonts w:cs="Times New Roman" w:hint="eastAsia"/>
-                <w:i w:val="0"/>
-                <w:iCs w:val="0"/>
-              </w:rPr>
-              <w:t>幅值</w:t>
+              <w:t>阶跃后幅值</w:t>
             </w:r>
             <w:r>
               <w:rPr>
@@ -14179,7 +15041,7 @@
               <w:pStyle w:val="-3"/>
               <w:spacing w:line="400" w:lineRule="atLeast"/>
               <w:rPr>
-                <w:rFonts w:cs="Times New Roman" w:hint="eastAsia"/>
+                <w:rFonts w:cs="Times New Roman"/>
               </w:rPr>
             </w:pPr>
             <w:r>
@@ -14218,15 +15080,6 @@
                 <w:szCs w:val="22"/>
               </w:rPr>
               <w:t>30.3075</w:t>
-            </w:r>
-            <w:r>
-              <w:rPr>
-                <w:rFonts w:eastAsia="华文宋体" w:cs="Times New Roman"/>
-                <w:color w:val="000000"/>
-                <w:sz w:val="22"/>
-                <w:szCs w:val="22"/>
-              </w:rPr>
-              <w:t xml:space="preserve"> </w:t>
             </w:r>
           </w:p>
         </w:tc>
@@ -14260,7 +15113,7 @@
               <w:spacing w:line="400" w:lineRule="atLeast"/>
               <w:cnfStyle w:val="000000000000" w:firstRow="0" w:lastRow="0" w:firstColumn="0" w:lastColumn="0" w:oddVBand="0" w:evenVBand="0" w:oddHBand="0" w:evenHBand="0" w:firstRowFirstColumn="0" w:firstRowLastColumn="0" w:lastRowFirstColumn="0" w:lastRowLastColumn="0"/>
               <w:rPr>
-                <w:rFonts w:eastAsia="华文宋体" w:cs="Times New Roman" w:hint="eastAsia"/>
+                <w:rFonts w:eastAsia="华文宋体" w:cs="Times New Roman"/>
                 <w:color w:val="000000"/>
                 <w:sz w:val="22"/>
               </w:rPr>
@@ -14299,13 +15152,108 @@
               <w:rPr>
                 <w:rFonts w:cs="Times New Roman" w:hint="eastAsia"/>
               </w:rPr>
-              <w:t>3.</w:t>
+              <w:t>3</w:t>
             </w:r>
             <w:r>
               <w:rPr>
                 <w:rFonts w:cs="Times New Roman" w:hint="eastAsia"/>
               </w:rPr>
+              <w:t>次谐波</w:t>
+            </w:r>
+          </w:p>
+        </w:tc>
+        <w:tc>
+          <w:tcPr>
+            <w:tcW w:w="2235" w:type="dxa"/>
+          </w:tcPr>
+          <w:p>
+            <w:pPr>
+              <w:pStyle w:val="-3"/>
+              <w:spacing w:line="400" w:lineRule="atLeast"/>
+              <w:cnfStyle w:val="000000000000" w:firstRow="0" w:lastRow="0" w:firstColumn="0" w:lastColumn="0" w:oddVBand="0" w:evenVBand="0" w:oddHBand="0" w:evenHBand="0" w:firstRowFirstColumn="0" w:firstRowLastColumn="0" w:lastRowFirstColumn="0" w:lastRowLastColumn="0"/>
+              <w:rPr>
+                <w:rFonts w:eastAsia="华文宋体" w:cs="Times New Roman"/>
+                <w:color w:val="000000"/>
+                <w:sz w:val="22"/>
+              </w:rPr>
+            </w:pPr>
+            <w:r>
+              <w:t>151.4999</w:t>
+            </w:r>
+          </w:p>
+        </w:tc>
+        <w:tc>
+          <w:tcPr>
+            <w:tcW w:w="2127" w:type="dxa"/>
+          </w:tcPr>
+          <w:p>
+            <w:pPr>
+              <w:pStyle w:val="-3"/>
+              <w:spacing w:line="400" w:lineRule="atLeast"/>
+              <w:cnfStyle w:val="000000000000" w:firstRow="0" w:lastRow="0" w:firstColumn="0" w:lastColumn="0" w:oddVBand="0" w:evenVBand="0" w:oddHBand="0" w:evenHBand="0" w:firstRowFirstColumn="0" w:firstRowLastColumn="0" w:lastRowFirstColumn="0" w:lastRowLastColumn="0"/>
+              <w:rPr>
+                <w:rFonts w:hint="eastAsia"/>
+              </w:rPr>
+            </w:pPr>
+            <w:r>
+              <w:t>0.017</w:t>
+            </w:r>
+            <w:r>
+              <w:rPr>
+                <w:rFonts w:hint="eastAsia"/>
+              </w:rPr>
               <w:t>3</w:t>
+            </w:r>
+          </w:p>
+        </w:tc>
+        <w:tc>
+          <w:tcPr>
+            <w:tcW w:w="1930" w:type="dxa"/>
+          </w:tcPr>
+          <w:p>
+            <w:pPr>
+              <w:pStyle w:val="-3"/>
+              <w:spacing w:line="400" w:lineRule="atLeast"/>
+              <w:cnfStyle w:val="000000000000" w:firstRow="0" w:lastRow="0" w:firstColumn="0" w:lastColumn="0" w:oddVBand="0" w:evenVBand="0" w:oddHBand="0" w:evenHBand="0" w:firstRowFirstColumn="0" w:firstRowLastColumn="0" w:lastRowFirstColumn="0" w:lastRowLastColumn="0"/>
+              <w:rPr>
+                <w:rFonts w:hint="eastAsia"/>
+              </w:rPr>
+            </w:pPr>
+            <w:r>
+              <w:t>0.014</w:t>
+            </w:r>
+            <w:r>
+              <w:rPr>
+                <w:rFonts w:hint="eastAsia"/>
+              </w:rPr>
+              <w:t>8</w:t>
+            </w:r>
+          </w:p>
+        </w:tc>
+      </w:tr>
+      <w:tr>
+        <w:trPr>
+          <w:jc w:val="center"/>
+        </w:trPr>
+        <w:tc>
+          <w:tcPr>
+            <w:cnfStyle w:val="001000000000" w:firstRow="0" w:lastRow="0" w:firstColumn="1" w:lastColumn="0" w:oddVBand="0" w:evenVBand="0" w:oddHBand="0" w:evenHBand="0" w:firstRowFirstColumn="0" w:firstRowLastColumn="0" w:lastRowFirstColumn="0" w:lastRowLastColumn="0"/>
+            <w:tcW w:w="2014" w:type="dxa"/>
+            <w:vAlign w:val="center"/>
+          </w:tcPr>
+          <w:p>
+            <w:pPr>
+              <w:pStyle w:val="-3"/>
+              <w:spacing w:line="400" w:lineRule="atLeast"/>
+              <w:rPr>
+                <w:rFonts w:cs="Times New Roman"/>
+              </w:rPr>
+            </w:pPr>
+            <w:r>
+              <w:rPr>
+                <w:rFonts w:cs="Times New Roman" w:hint="eastAsia"/>
+              </w:rPr>
+              <w:t>3.3</w:t>
             </w:r>
             <w:r>
               <w:rPr>
@@ -14351,7 +15299,7 @@
               <w:spacing w:line="400" w:lineRule="atLeast"/>
               <w:cnfStyle w:val="000000000000" w:firstRow="0" w:lastRow="0" w:firstColumn="0" w:lastColumn="0" w:oddVBand="0" w:evenVBand="0" w:oddHBand="0" w:evenHBand="0" w:firstRowFirstColumn="0" w:firstRowLastColumn="0" w:lastRowFirstColumn="0" w:lastRowLastColumn="0"/>
               <w:rPr>
-                <w:rFonts w:eastAsia="华文宋体" w:cs="Times New Roman" w:hint="eastAsia"/>
+                <w:rFonts w:eastAsia="华文宋体" w:cs="Times New Roman"/>
                 <w:color w:val="000000"/>
                 <w:sz w:val="22"/>
               </w:rPr>
@@ -14452,15 +15400,6 @@
               </w:rPr>
               <w:t>6811</w:t>
             </w:r>
-            <w:r>
-              <w:rPr>
-                <w:rFonts w:eastAsia="华文宋体" w:cs="Times New Roman"/>
-                <w:color w:val="000000"/>
-                <w:sz w:val="22"/>
-                <w:szCs w:val="22"/>
-              </w:rPr>
-              <w:t xml:space="preserve"> </w:t>
-            </w:r>
           </w:p>
         </w:tc>
         <w:tc>
@@ -14519,6 +15458,107 @@
               <w:pStyle w:val="-3"/>
               <w:spacing w:line="400" w:lineRule="atLeast"/>
               <w:rPr>
+                <w:rFonts w:cs="Times New Roman" w:hint="eastAsia"/>
+              </w:rPr>
+            </w:pPr>
+            <w:r>
+              <w:rPr>
+                <w:rFonts w:cs="Times New Roman" w:hint="eastAsia"/>
+              </w:rPr>
+              <w:t>4</w:t>
+            </w:r>
+            <w:r>
+              <w:rPr>
+                <w:rFonts w:cs="Times New Roman" w:hint="eastAsia"/>
+              </w:rPr>
+              <w:t>次谐波</w:t>
+            </w:r>
+          </w:p>
+        </w:tc>
+        <w:tc>
+          <w:tcPr>
+            <w:tcW w:w="2235" w:type="dxa"/>
+          </w:tcPr>
+          <w:p>
+            <w:pPr>
+              <w:pStyle w:val="-3"/>
+              <w:spacing w:line="400" w:lineRule="atLeast"/>
+              <w:cnfStyle w:val="000000000000" w:firstRow="0" w:lastRow="0" w:firstColumn="0" w:lastColumn="0" w:oddVBand="0" w:evenVBand="0" w:oddHBand="0" w:evenHBand="0" w:firstRowFirstColumn="0" w:firstRowLastColumn="0" w:lastRowFirstColumn="0" w:lastRowLastColumn="0"/>
+              <w:rPr>
+                <w:rFonts w:eastAsia="华文宋体" w:cs="Times New Roman"/>
+                <w:color w:val="000000"/>
+                <w:sz w:val="22"/>
+              </w:rPr>
+            </w:pPr>
+            <w:r>
+              <w:t>201.9999</w:t>
+            </w:r>
+          </w:p>
+        </w:tc>
+        <w:tc>
+          <w:tcPr>
+            <w:tcW w:w="2127" w:type="dxa"/>
+          </w:tcPr>
+          <w:p>
+            <w:pPr>
+              <w:pStyle w:val="-3"/>
+              <w:spacing w:line="400" w:lineRule="atLeast"/>
+              <w:cnfStyle w:val="000000000000" w:firstRow="0" w:lastRow="0" w:firstColumn="0" w:lastColumn="0" w:oddVBand="0" w:evenVBand="0" w:oddHBand="0" w:evenHBand="0" w:firstRowFirstColumn="0" w:firstRowLastColumn="0" w:lastRowFirstColumn="0" w:lastRowLastColumn="0"/>
+              <w:rPr>
+                <w:rFonts w:hint="eastAsia"/>
+              </w:rPr>
+            </w:pPr>
+            <w:r>
+              <w:t>0.014</w:t>
+            </w:r>
+            <w:r>
+              <w:rPr>
+                <w:rFonts w:hint="eastAsia"/>
+              </w:rPr>
+              <w:t>6</w:t>
+            </w:r>
+          </w:p>
+        </w:tc>
+        <w:tc>
+          <w:tcPr>
+            <w:tcW w:w="1930" w:type="dxa"/>
+          </w:tcPr>
+          <w:p>
+            <w:pPr>
+              <w:pStyle w:val="-3"/>
+              <w:spacing w:line="400" w:lineRule="atLeast"/>
+              <w:cnfStyle w:val="000000000000" w:firstRow="0" w:lastRow="0" w:firstColumn="0" w:lastColumn="0" w:oddVBand="0" w:evenVBand="0" w:oddHBand="0" w:evenHBand="0" w:firstRowFirstColumn="0" w:firstRowLastColumn="0" w:lastRowFirstColumn="0" w:lastRowLastColumn="0"/>
+              <w:rPr>
+                <w:rFonts w:hint="eastAsia"/>
+              </w:rPr>
+            </w:pPr>
+            <w:r>
+              <w:t>0.009</w:t>
+            </w:r>
+            <w:r>
+              <w:rPr>
+                <w:rFonts w:hint="eastAsia"/>
+              </w:rPr>
+              <w:t>7</w:t>
+            </w:r>
+          </w:p>
+        </w:tc>
+      </w:tr>
+      <w:tr>
+        <w:trPr>
+          <w:jc w:val="center"/>
+        </w:trPr>
+        <w:tc>
+          <w:tcPr>
+            <w:cnfStyle w:val="001000000000" w:firstRow="0" w:lastRow="0" w:firstColumn="1" w:lastColumn="0" w:oddVBand="0" w:evenVBand="0" w:oddHBand="0" w:evenHBand="0" w:firstRowFirstColumn="0" w:firstRowLastColumn="0" w:lastRowFirstColumn="0" w:lastRowLastColumn="0"/>
+            <w:tcW w:w="2014" w:type="dxa"/>
+            <w:vAlign w:val="center"/>
+          </w:tcPr>
+          <w:p>
+            <w:pPr>
+              <w:pStyle w:val="-3"/>
+              <w:spacing w:line="400" w:lineRule="atLeast"/>
+              <w:rPr>
                 <w:rFonts w:cs="Times New Roman"/>
               </w:rPr>
             </w:pPr>
@@ -14557,7 +15597,7 @@
                 <w:sz w:val="22"/>
                 <w:szCs w:val="22"/>
               </w:rPr>
-              <w:t xml:space="preserve">252.4999 </w:t>
+              <w:t>252.4999</w:t>
             </w:r>
           </w:p>
         </w:tc>
@@ -14572,7 +15612,7 @@
               <w:spacing w:line="400" w:lineRule="atLeast"/>
               <w:cnfStyle w:val="000000000000" w:firstRow="0" w:lastRow="0" w:firstColumn="0" w:lastColumn="0" w:oddVBand="0" w:evenVBand="0" w:oddHBand="0" w:evenHBand="0" w:firstRowFirstColumn="0" w:firstRowLastColumn="0" w:lastRowFirstColumn="0" w:lastRowLastColumn="0"/>
               <w:rPr>
-                <w:rFonts w:cs="Times New Roman" w:hint="eastAsia"/>
+                <w:rFonts w:cs="Times New Roman"/>
               </w:rPr>
             </w:pPr>
             <w:r>
@@ -14672,15 +15712,6 @@
               </w:rPr>
               <w:t>500</w:t>
             </w:r>
-            <w:r>
-              <w:rPr>
-                <w:rFonts w:eastAsia="华文宋体" w:cs="Times New Roman"/>
-                <w:color w:val="000000"/>
-                <w:sz w:val="22"/>
-                <w:szCs w:val="22"/>
-              </w:rPr>
-              <w:t xml:space="preserve"> </w:t>
-            </w:r>
           </w:p>
         </w:tc>
         <w:tc>
@@ -14694,7 +15725,7 @@
               <w:spacing w:line="400" w:lineRule="atLeast"/>
               <w:cnfStyle w:val="000000000000" w:firstRow="0" w:lastRow="0" w:firstColumn="0" w:lastColumn="0" w:oddVBand="0" w:evenVBand="0" w:oddHBand="0" w:evenHBand="0" w:firstRowFirstColumn="0" w:firstRowLastColumn="0" w:lastRowFirstColumn="0" w:lastRowLastColumn="0"/>
               <w:rPr>
-                <w:rFonts w:cs="Times New Roman" w:hint="eastAsia"/>
+                <w:rFonts w:cs="Times New Roman"/>
               </w:rPr>
             </w:pPr>
             <w:r>
@@ -14719,7 +15750,7 @@
               <w:spacing w:line="400" w:lineRule="atLeast"/>
               <w:cnfStyle w:val="000000000000" w:firstRow="0" w:lastRow="0" w:firstColumn="0" w:lastColumn="0" w:oddVBand="0" w:evenVBand="0" w:oddHBand="0" w:evenHBand="0" w:firstRowFirstColumn="0" w:firstRowLastColumn="0" w:lastRowFirstColumn="0" w:lastRowLastColumn="0"/>
               <w:rPr>
-                <w:rFonts w:eastAsia="华文宋体" w:cs="Times New Roman" w:hint="eastAsia"/>
+                <w:rFonts w:eastAsia="华文宋体" w:cs="Times New Roman"/>
                 <w:color w:val="000000"/>
                 <w:sz w:val="22"/>
               </w:rPr>
@@ -14789,7 +15820,7 @@
                 <w:sz w:val="22"/>
                 <w:szCs w:val="22"/>
               </w:rPr>
-              <w:t xml:space="preserve">302.9999 </w:t>
+              <w:t>302.9999</w:t>
             </w:r>
           </w:p>
         </w:tc>
@@ -14804,7 +15835,7 @@
               <w:spacing w:line="400" w:lineRule="atLeast"/>
               <w:cnfStyle w:val="000000000000" w:firstRow="0" w:lastRow="0" w:firstColumn="0" w:lastColumn="0" w:oddVBand="0" w:evenVBand="0" w:oddHBand="0" w:evenHBand="0" w:firstRowFirstColumn="0" w:firstRowLastColumn="0" w:lastRowFirstColumn="0" w:lastRowLastColumn="0"/>
               <w:rPr>
-                <w:rFonts w:cs="Times New Roman" w:hint="eastAsia"/>
+                <w:rFonts w:cs="Times New Roman"/>
               </w:rPr>
             </w:pPr>
             <w:r>
@@ -14829,7 +15860,7 @@
               <w:spacing w:line="400" w:lineRule="atLeast"/>
               <w:cnfStyle w:val="000000000000" w:firstRow="0" w:lastRow="0" w:firstColumn="0" w:lastColumn="0" w:oddVBand="0" w:evenVBand="0" w:oddHBand="0" w:evenHBand="0" w:firstRowFirstColumn="0" w:firstRowLastColumn="0" w:lastRowFirstColumn="0" w:lastRowLastColumn="0"/>
               <w:rPr>
-                <w:rFonts w:eastAsia="华文宋体" w:cs="Times New Roman" w:hint="eastAsia"/>
+                <w:rFonts w:eastAsia="华文宋体" w:cs="Times New Roman"/>
                 <w:color w:val="000000"/>
                 <w:sz w:val="22"/>
               </w:rPr>
@@ -14899,7 +15930,7 @@
                 <w:sz w:val="22"/>
                 <w:szCs w:val="22"/>
               </w:rPr>
-              <w:t xml:space="preserve">353.4999 </w:t>
+              <w:t>353.4999</w:t>
             </w:r>
           </w:p>
         </w:tc>
@@ -14933,7 +15964,7 @@
               <w:spacing w:line="400" w:lineRule="atLeast"/>
               <w:cnfStyle w:val="000000000000" w:firstRow="0" w:lastRow="0" w:firstColumn="0" w:lastColumn="0" w:oddVBand="0" w:evenVBand="0" w:oddHBand="0" w:evenHBand="0" w:firstRowFirstColumn="0" w:firstRowLastColumn="0" w:lastRowFirstColumn="0" w:lastRowLastColumn="0"/>
               <w:rPr>
-                <w:rFonts w:eastAsia="华文宋体" w:cs="Times New Roman" w:hint="eastAsia"/>
+                <w:rFonts w:eastAsia="华文宋体" w:cs="Times New Roman"/>
                 <w:color w:val="000000"/>
                 <w:sz w:val="22"/>
               </w:rPr>
@@ -15003,7 +16034,7 @@
                 <w:sz w:val="22"/>
                 <w:szCs w:val="22"/>
               </w:rPr>
-              <w:t xml:space="preserve">555.4998 </w:t>
+              <w:t>555.4998</w:t>
             </w:r>
           </w:p>
         </w:tc>
@@ -15103,7 +16134,7 @@
                 <w:sz w:val="22"/>
                 <w:szCs w:val="22"/>
               </w:rPr>
-              <w:t xml:space="preserve">807.9997 </w:t>
+              <w:t>807.9997</w:t>
             </w:r>
           </w:p>
         </w:tc>
@@ -15118,7 +16149,7 @@
               <w:spacing w:line="400" w:lineRule="atLeast"/>
               <w:cnfStyle w:val="000000000000" w:firstRow="0" w:lastRow="0" w:firstColumn="0" w:lastColumn="0" w:oddVBand="0" w:evenVBand="0" w:oddHBand="0" w:evenHBand="0" w:firstRowFirstColumn="0" w:firstRowLastColumn="0" w:lastRowFirstColumn="0" w:lastRowLastColumn="0"/>
               <w:rPr>
-                <w:rFonts w:eastAsia="华文宋体" w:cs="Times New Roman" w:hint="eastAsia"/>
+                <w:rFonts w:eastAsia="华文宋体" w:cs="Times New Roman"/>
                 <w:color w:val="000000"/>
                 <w:sz w:val="22"/>
               </w:rPr>
@@ -15211,7 +16242,7 @@
                 <w:sz w:val="22"/>
                 <w:szCs w:val="22"/>
               </w:rPr>
-              <w:t xml:space="preserve">1262.4996 </w:t>
+              <w:t>1262.4996</w:t>
             </w:r>
           </w:p>
         </w:tc>
@@ -15226,7 +16257,7 @@
               <w:spacing w:line="400" w:lineRule="atLeast"/>
               <w:cnfStyle w:val="000000000000" w:firstRow="0" w:lastRow="0" w:firstColumn="0" w:lastColumn="0" w:oddVBand="0" w:evenVBand="0" w:oddHBand="0" w:evenHBand="0" w:firstRowFirstColumn="0" w:firstRowLastColumn="0" w:lastRowFirstColumn="0" w:lastRowLastColumn="0"/>
               <w:rPr>
-                <w:rFonts w:eastAsia="华文宋体" w:cs="Times New Roman" w:hint="eastAsia"/>
+                <w:rFonts w:eastAsia="华文宋体" w:cs="Times New Roman"/>
                 <w:color w:val="000000"/>
                 <w:sz w:val="22"/>
               </w:rPr>
@@ -15319,7 +16350,7 @@
                 <w:sz w:val="22"/>
                 <w:szCs w:val="22"/>
               </w:rPr>
-              <w:t xml:space="preserve">1312.9996 </w:t>
+              <w:t>1312.9996</w:t>
             </w:r>
           </w:p>
         </w:tc>
@@ -15334,7 +16365,7 @@
               <w:spacing w:line="400" w:lineRule="atLeast"/>
               <w:cnfStyle w:val="000000000000" w:firstRow="0" w:lastRow="0" w:firstColumn="0" w:lastColumn="0" w:oddVBand="0" w:evenVBand="0" w:oddHBand="0" w:evenHBand="0" w:firstRowFirstColumn="0" w:firstRowLastColumn="0" w:lastRowFirstColumn="0" w:lastRowLastColumn="0"/>
               <w:rPr>
-                <w:rFonts w:eastAsia="华文宋体" w:cs="Times New Roman" w:hint="eastAsia"/>
+                <w:rFonts w:eastAsia="华文宋体" w:cs="Times New Roman"/>
                 <w:color w:val="000000"/>
                 <w:sz w:val="22"/>
               </w:rPr>
@@ -15361,7 +16392,7 @@
               <w:spacing w:line="400" w:lineRule="atLeast"/>
               <w:cnfStyle w:val="000000000000" w:firstRow="0" w:lastRow="0" w:firstColumn="0" w:lastColumn="0" w:oddVBand="0" w:evenVBand="0" w:oddHBand="0" w:evenHBand="0" w:firstRowFirstColumn="0" w:firstRowLastColumn="0" w:lastRowFirstColumn="0" w:lastRowLastColumn="0"/>
               <w:rPr>
-                <w:rFonts w:eastAsia="华文宋体" w:cs="Times New Roman" w:hint="eastAsia"/>
+                <w:rFonts w:eastAsia="华文宋体" w:cs="Times New Roman"/>
                 <w:color w:val="000000"/>
                 <w:sz w:val="22"/>
               </w:rPr>
@@ -15433,7 +16464,7 @@
                 <w:sz w:val="22"/>
                 <w:szCs w:val="22"/>
               </w:rPr>
-              <w:t xml:space="preserve">1413.9995 </w:t>
+              <w:t>1413.9995</w:t>
             </w:r>
           </w:p>
         </w:tc>
@@ -15569,23 +16600,33 @@
       <w:pPr>
         <w:pStyle w:val="2"/>
       </w:pPr>
-      <w:bookmarkStart w:id="17" w:name="_Ref483315808"/>
+      <w:bookmarkStart w:id="18" w:name="_Ref483315808"/>
+      <w:bookmarkStart w:id="19" w:name="_Toc233128143"/>
       <w:r>
         <w:rPr>
           <w:rFonts w:hint="eastAsia"/>
         </w:rPr>
         <w:t>问题回答与思考题</w:t>
       </w:r>
+      <w:bookmarkEnd w:id="19"/>
     </w:p>
     <w:p>
       <w:pPr>
-        <w:pStyle w:val="3"/>
-      </w:pPr>
-      <w:r>
-        <w:rPr>
-          <w:rFonts w:hint="eastAsia"/>
-        </w:rPr>
-        <w:t>任务问题</w:t>
+        <w:spacing w:line="400" w:lineRule="atLeast"/>
+        <w:ind w:firstLine="0"/>
+        <w:rPr>
+          <w:rFonts w:ascii="黑体" w:eastAsia="黑体" w:hAnsi="黑体" w:hint="eastAsia"/>
+          <w:sz w:val="28"/>
+          <w:szCs w:val="24"/>
+        </w:rPr>
+      </w:pPr>
+      <w:r>
+        <w:rPr>
+          <w:rFonts w:ascii="黑体" w:eastAsia="黑体" w:hAnsi="黑体" w:hint="eastAsia"/>
+          <w:sz w:val="28"/>
+          <w:szCs w:val="24"/>
+        </w:rPr>
+        <w:t>问题回答</w:t>
       </w:r>
     </w:p>
     <w:p>
@@ -15593,57 +16634,904 @@
         <w:spacing w:line="400" w:lineRule="atLeast"/>
         <w:ind w:firstLine="0"/>
         <w:rPr>
+          <w:rFonts w:cs="Times New Roman"/>
+          <w:szCs w:val="24"/>
+        </w:rPr>
+      </w:pPr>
+      <w:r>
+        <w:rPr>
           <w:rFonts w:cs="Times New Roman" w:hint="eastAsia"/>
           <w:szCs w:val="24"/>
         </w:rPr>
-      </w:pPr>
+        <w:t xml:space="preserve">1. </w:t>
+      </w:r>
+      <w:r>
+        <w:rPr>
+          <w:rFonts w:cs="Times New Roman"/>
+          <w:szCs w:val="24"/>
+        </w:rPr>
+        <w:t>该信号的基波频率为多少</w:t>
+      </w:r>
+      <w:r>
+        <w:rPr>
+          <w:rFonts w:cs="Times New Roman"/>
+          <w:szCs w:val="24"/>
+        </w:rPr>
+        <w:t>Hz</w:t>
+      </w:r>
+      <w:r>
+        <w:rPr>
+          <w:rFonts w:cs="Times New Roman"/>
+          <w:szCs w:val="24"/>
+        </w:rPr>
+        <w:t>？对应的完整周期采样窗长是多少？若未实现完整周期采样，对结果会有什么影响？</w:t>
+      </w:r>
+    </w:p>
+    <w:p>
+      <w:pPr>
+        <w:spacing w:line="400" w:lineRule="atLeast"/>
+        <w:ind w:firstLine="0"/>
+        <w:rPr>
+          <w:rFonts w:hint="eastAsia"/>
+        </w:rPr>
+      </w:pPr>
+      <w:r>
+        <w:rPr>
+          <w:rFonts w:hint="eastAsia"/>
+        </w:rPr>
+        <w:t>答：</w:t>
+      </w:r>
+      <w:r>
+        <w:rPr>
+          <w:rFonts w:hint="eastAsia"/>
+        </w:rPr>
+        <w:t>基波频率为</w:t>
+      </w:r>
+      <m:oMath>
+        <m:r>
+          <w:rPr>
+            <w:rFonts w:ascii="Cambria Math" w:hAnsi="Cambria Math"/>
+          </w:rPr>
+          <m:t>50.499983</m:t>
+        </m:r>
+        <m:r>
+          <w:rPr>
+            <w:rFonts w:ascii="Cambria Math" w:hAnsi="Cambria Math"/>
+          </w:rPr>
+          <m:t>Hz</m:t>
+        </m:r>
+      </m:oMath>
+      <w:r>
+        <w:rPr>
+          <w:rFonts w:hint="eastAsia"/>
+        </w:rPr>
+        <w:t>。</w:t>
+      </w:r>
+      <w:r>
+        <w:rPr>
+          <w:rFonts w:hint="eastAsia"/>
+        </w:rPr>
+        <w:t>在采样率</w:t>
+      </w:r>
+      <m:oMath>
+        <m:sSub>
+          <m:sSubPr>
+            <m:ctrlPr>
+              <w:rPr>
+                <w:rFonts w:ascii="Cambria Math" w:hAnsi="Cambria Math"/>
+              </w:rPr>
+            </m:ctrlPr>
+          </m:sSubPr>
+          <m:e>
+            <m:r>
+              <w:rPr>
+                <w:rFonts w:ascii="Cambria Math" w:hAnsi="Cambria Math"/>
+              </w:rPr>
+              <m:t>f</m:t>
+            </m:r>
+          </m:e>
+          <m:sub>
+            <m:r>
+              <w:rPr>
+                <w:rFonts w:ascii="Cambria Math" w:hAnsi="Cambria Math"/>
+              </w:rPr>
+              <m:t>s</m:t>
+            </m:r>
+          </m:sub>
+        </m:sSub>
+        <m:r>
+          <w:rPr>
+            <w:rFonts w:ascii="Cambria Math" w:hAnsi="Cambria Math"/>
+          </w:rPr>
+          <m:t>=10</m:t>
+        </m:r>
+        <m:r>
+          <w:rPr>
+            <w:rFonts w:ascii="Cambria Math" w:hAnsi="Cambria Math" w:hint="eastAsia"/>
+          </w:rPr>
+          <m:t>k</m:t>
+        </m:r>
+        <m:r>
+          <m:rPr>
+            <m:sty m:val="p"/>
+          </m:rPr>
+          <w:rPr>
+            <w:rFonts w:ascii="Cambria Math" w:hAnsi="Cambria Math"/>
+          </w:rPr>
+          <m:t>Hz</m:t>
+        </m:r>
+      </m:oMath>
+      <w:r>
+        <w:rPr>
+          <w:rFonts w:hint="eastAsia"/>
+        </w:rPr>
+        <w:t>下，一个基波周期对应的理论采样点数</w:t>
+      </w:r>
+      <m:oMath>
+        <m:sSub>
+          <m:sSubPr>
+            <m:ctrlPr>
+              <w:rPr>
+                <w:rFonts w:ascii="Cambria Math" w:hAnsi="Cambria Math"/>
+              </w:rPr>
+            </m:ctrlPr>
+          </m:sSubPr>
+          <m:e>
+            <m:r>
+              <w:rPr>
+                <w:rFonts w:ascii="Cambria Math" w:hAnsi="Cambria Math"/>
+              </w:rPr>
+              <m:t>N</m:t>
+            </m:r>
+          </m:e>
+          <m:sub>
+            <m:r>
+              <w:rPr>
+                <w:rFonts w:ascii="Cambria Math" w:hAnsi="Cambria Math"/>
+              </w:rPr>
+              <m:t>0</m:t>
+            </m:r>
+          </m:sub>
+        </m:sSub>
+        <m:r>
+          <w:rPr>
+            <w:rFonts w:ascii="Cambria Math" w:hAnsi="Cambria Math"/>
+          </w:rPr>
+          <m:t>=</m:t>
+        </m:r>
+        <m:f>
+          <m:fPr>
+            <m:ctrlPr>
+              <w:rPr>
+                <w:rFonts w:ascii="Cambria Math" w:hAnsi="Cambria Math"/>
+              </w:rPr>
+            </m:ctrlPr>
+          </m:fPr>
+          <m:num>
+            <m:r>
+              <w:rPr>
+                <w:rFonts w:ascii="Cambria Math" w:hAnsi="Cambria Math"/>
+              </w:rPr>
+              <m:t>10000</m:t>
+            </m:r>
+          </m:num>
+          <m:den>
+            <m:r>
+              <w:rPr>
+                <w:rFonts w:ascii="Cambria Math" w:hAnsi="Cambria Math"/>
+              </w:rPr>
+              <m:t>50.499983</m:t>
+            </m:r>
+          </m:den>
+        </m:f>
+        <m:r>
+          <w:rPr>
+            <w:rFonts w:ascii="Cambria Math" w:hAnsi="Cambria Math"/>
+          </w:rPr>
+          <m:t>≈198.0199</m:t>
+        </m:r>
+      </m:oMath>
+      <w:r>
+        <w:rPr>
+          <w:rFonts w:hint="eastAsia"/>
+        </w:rPr>
+        <w:t>。</w:t>
+      </w:r>
+      <w:r>
+        <w:rPr>
+          <w:rFonts w:hint="eastAsia"/>
+        </w:rPr>
+        <w:t>因此，该信号一个完整基波周期对应约</w:t>
+      </w:r>
+      <m:oMath>
+        <m:r>
+          <w:rPr>
+            <w:rFonts w:ascii="Cambria Math" w:hAnsi="Cambria Math"/>
+          </w:rPr>
+          <m:t>198.02</m:t>
+        </m:r>
+      </m:oMath>
+      <w:r>
+        <w:rPr>
+          <w:rFonts w:hint="eastAsia"/>
+        </w:rPr>
+        <w:t>个采样点，实际取</w:t>
+      </w:r>
+      <m:oMath>
+        <m:r>
+          <w:rPr>
+            <w:rFonts w:ascii="Cambria Math" w:hAnsi="Cambria Math"/>
+          </w:rPr>
+          <m:t>198</m:t>
+        </m:r>
+      </m:oMath>
+      <w:r>
+        <w:rPr>
+          <w:rFonts w:hint="eastAsia"/>
+        </w:rPr>
+        <w:t>。由于</w:t>
+      </w:r>
+      <m:oMath>
+        <m:sSub>
+          <m:sSubPr>
+            <m:ctrlPr>
+              <w:rPr>
+                <w:rFonts w:ascii="Cambria Math" w:hAnsi="Cambria Math"/>
+              </w:rPr>
+            </m:ctrlPr>
+          </m:sSubPr>
+          <m:e>
+            <m:r>
+              <w:rPr>
+                <w:rFonts w:ascii="Cambria Math" w:hAnsi="Cambria Math"/>
+              </w:rPr>
+              <m:t>N</m:t>
+            </m:r>
+          </m:e>
+          <m:sub>
+            <m:r>
+              <w:rPr>
+                <w:rFonts w:ascii="Cambria Math" w:hAnsi="Cambria Math"/>
+              </w:rPr>
+              <m:t>0</m:t>
+            </m:r>
+          </m:sub>
+        </m:sSub>
+      </m:oMath>
+      <w:r>
+        <w:rPr>
+          <w:rFonts w:hint="eastAsia"/>
+        </w:rPr>
+        <w:t>不是整数，若直接按固定整数点数进行普通</w:t>
+      </w:r>
+      <w:r>
+        <w:rPr>
+          <w:rFonts w:hint="eastAsia"/>
+        </w:rPr>
+        <w:t>DFT</w:t>
+      </w:r>
+      <w:r>
+        <w:rPr>
+          <w:rFonts w:hint="eastAsia"/>
+        </w:rPr>
+        <w:t>，相当于采样窗不能严格覆盖完整周期，会破坏基波与谐波之间的正交关系，导致频谱泄漏。频谱泄漏会影响基波幅值和相角估计，也可能使谐波或间谐波能量泄漏到相邻频点。因此，</w:t>
+      </w:r>
+      <w:r>
+        <w:rPr>
+          <w:rFonts w:hint="eastAsia"/>
+        </w:rPr>
+        <w:t>我们</w:t>
+      </w:r>
+      <w:r>
+        <w:rPr>
+          <w:rFonts w:hint="eastAsia"/>
+        </w:rPr>
+        <w:t>没有简单采用固定</w:t>
+      </w:r>
+      <m:oMath>
+        <m:r>
+          <w:rPr>
+            <w:rFonts w:ascii="Cambria Math" w:hAnsi="Cambria Math"/>
+          </w:rPr>
+          <m:t>50</m:t>
+        </m:r>
+        <m:r>
+          <m:rPr>
+            <m:sty m:val="p"/>
+          </m:rPr>
+          <w:rPr>
+            <w:rFonts w:ascii="Cambria Math" w:hAnsi="Cambria Math"/>
+          </w:rPr>
+          <m:t>Hz</m:t>
+        </m:r>
+      </m:oMath>
+      <w:r>
+        <w:rPr>
+          <w:rFonts w:hint="eastAsia"/>
+        </w:rPr>
+        <w:t>和固定整周期</w:t>
+      </w:r>
+      <w:r>
+        <w:rPr>
+          <w:rFonts w:hint="eastAsia"/>
+        </w:rPr>
+        <w:t>DFT</w:t>
+      </w:r>
+      <w:r>
+        <w:rPr>
+          <w:rFonts w:hint="eastAsia"/>
+        </w:rPr>
+        <w:t>，而是先估计实际基波频率，再根据该频率进行滑动窗相量计算。</w:t>
+      </w:r>
+    </w:p>
+    <w:p>
+      <w:pPr>
+        <w:spacing w:line="400" w:lineRule="atLeast"/>
+        <w:ind w:firstLineChars="200" w:firstLine="480"/>
+        <w:rPr>
+          <w:rFonts w:cs="Times New Roman"/>
+          <w:szCs w:val="24"/>
+        </w:rPr>
+      </w:pPr>
+      <w:r>
+        <w:rPr>
+          <w:rFonts w:hint="eastAsia"/>
+        </w:rPr>
+        <w:t>基波相量计算采用中心滑动窗</w:t>
+      </w:r>
+      <w:r>
+        <w:rPr>
+          <w:rFonts w:hint="eastAsia"/>
+        </w:rPr>
+        <w:t>DFT</w:t>
+      </w:r>
+      <w:r>
+        <w:rPr>
+          <w:rFonts w:hint="eastAsia"/>
+        </w:rPr>
+        <w:t>方法。程序中半窗长度取为前后各约两个基波周期</w:t>
+      </w:r>
+      <w:r>
+        <w:rPr>
+          <w:rFonts w:hint="eastAsia"/>
+        </w:rPr>
+        <w:t>。</w:t>
+      </w:r>
+      <w:r>
+        <w:rPr>
+          <w:rFonts w:hint="eastAsia"/>
+        </w:rPr>
+        <w:t>在本任务中，</w:t>
+      </w:r>
+      <m:oMath>
+        <m:sSub>
+          <m:sSubPr>
+            <m:ctrlPr>
+              <w:rPr>
+                <w:rFonts w:ascii="Cambria Math" w:hAnsi="Cambria Math"/>
+              </w:rPr>
+            </m:ctrlPr>
+          </m:sSubPr>
+          <m:e>
+            <m:r>
+              <w:rPr>
+                <w:rFonts w:ascii="Cambria Math" w:hAnsi="Cambria Math"/>
+              </w:rPr>
+              <m:t>N</m:t>
+            </m:r>
+          </m:e>
+          <m:sub>
+            <m:r>
+              <m:rPr>
+                <m:sty m:val="p"/>
+              </m:rPr>
+              <w:rPr>
+                <w:rFonts w:ascii="Cambria Math" w:hAnsi="Cambria Math"/>
+              </w:rPr>
+              <m:t>half</m:t>
+            </m:r>
+          </m:sub>
+        </m:sSub>
+        <m:r>
+          <w:rPr>
+            <w:rFonts w:ascii="Cambria Math" w:hAnsi="Cambria Math"/>
+          </w:rPr>
+          <m:t>=396</m:t>
+        </m:r>
+      </m:oMath>
+      <w:r>
+        <w:rPr>
+          <w:rFonts w:hint="eastAsia"/>
+        </w:rPr>
+        <w:t>点，对应时间长度约为</w:t>
+      </w:r>
+      <m:oMath>
+        <m:r>
+          <w:rPr>
+            <w:rFonts w:ascii="Cambria Math" w:hAnsi="Cambria Math"/>
+          </w:rPr>
+          <m:t>0.0396</m:t>
+        </m:r>
+        <m:r>
+          <m:rPr>
+            <m:sty m:val="p"/>
+          </m:rPr>
+          <w:rPr>
+            <w:rFonts w:ascii="Cambria Math" w:hAnsi="Cambria Math"/>
+          </w:rPr>
+          <m:t>s</m:t>
+        </m:r>
+      </m:oMath>
+      <w:r>
+        <w:rPr>
+          <w:rFonts w:hint="eastAsia"/>
+        </w:rPr>
+        <w:t>。因此每个相量点使用当前采样点前后各约两个周期的数据进行计算，总窗口长度为</w:t>
+      </w:r>
+      <m:oMath>
+        <m:r>
+          <w:rPr>
+            <w:rFonts w:ascii="Cambria Math" w:hAnsi="Cambria Math"/>
+          </w:rPr>
+          <w:lastRenderedPageBreak/>
+          <m:t>2</m:t>
+        </m:r>
+        <m:sSub>
+          <m:sSubPr>
+            <m:ctrlPr>
+              <w:rPr>
+                <w:rFonts w:ascii="Cambria Math" w:hAnsi="Cambria Math"/>
+              </w:rPr>
+            </m:ctrlPr>
+          </m:sSubPr>
+          <m:e>
+            <m:r>
+              <w:rPr>
+                <w:rFonts w:ascii="Cambria Math" w:hAnsi="Cambria Math"/>
+              </w:rPr>
+              <m:t>N</m:t>
+            </m:r>
+          </m:e>
+          <m:sub>
+            <m:r>
+              <m:rPr>
+                <m:sty m:val="p"/>
+              </m:rPr>
+              <w:rPr>
+                <w:rFonts w:ascii="Cambria Math" w:hAnsi="Cambria Math"/>
+              </w:rPr>
+              <m:t>half</m:t>
+            </m:r>
+          </m:sub>
+        </m:sSub>
+        <m:r>
+          <w:rPr>
+            <w:rFonts w:ascii="Cambria Math" w:hAnsi="Cambria Math"/>
+          </w:rPr>
+          <m:t>+1=793</m:t>
+        </m:r>
+      </m:oMath>
+      <w:r>
+        <w:rPr>
+          <w:rFonts w:hint="eastAsia"/>
+        </w:rPr>
+        <w:t>点</w:t>
+      </w:r>
       <w:r>
         <w:rPr>
           <w:rFonts w:cs="Times New Roman" w:hint="eastAsia"/>
           <w:szCs w:val="24"/>
         </w:rPr>
-        <w:t xml:space="preserve">1. </w:t>
-      </w:r>
-      <w:r>
+        <w:t>。</w:t>
+      </w:r>
+    </w:p>
+    <w:p>
+      <w:pPr>
+        <w:spacing w:line="400" w:lineRule="atLeast"/>
+        <w:ind w:firstLineChars="200" w:firstLine="480"/>
+        <w:rPr>
+          <w:rFonts w:hint="eastAsia"/>
+        </w:rPr>
+      </w:pPr>
+    </w:p>
+    <w:bookmarkEnd w:id="18"/>
+    <w:p>
+      <w:pPr>
+        <w:spacing w:line="400" w:lineRule="atLeast"/>
+        <w:ind w:firstLine="0"/>
+      </w:pPr>
+      <w:r>
+        <w:rPr>
+          <w:rFonts w:hint="eastAsia"/>
+        </w:rPr>
+        <w:t xml:space="preserve">2. </w:t>
+      </w:r>
+      <w:r>
+        <w:t>请计算该信号的基波相量，并给出幅值、相角随时间变化曲线</w:t>
+      </w:r>
+      <w:r>
+        <w:rPr>
+          <w:rFonts w:hint="eastAsia"/>
+        </w:rPr>
+        <w:t>。</w:t>
+      </w:r>
+    </w:p>
+    <w:p>
+      <w:pPr>
+        <w:spacing w:line="400" w:lineRule="atLeast"/>
+        <w:ind w:firstLine="0"/>
+      </w:pPr>
+      <w:r>
+        <w:rPr>
+          <w:rFonts w:hint="eastAsia"/>
+        </w:rPr>
+        <w:t>答：见</w:t>
+      </w:r>
+      <w:r>
+        <w:rPr>
+          <w:rFonts w:hint="eastAsia"/>
+        </w:rPr>
+        <w:t>3.1</w:t>
+      </w:r>
+      <w:r>
+        <w:rPr>
+          <w:rFonts w:hint="eastAsia"/>
+        </w:rPr>
+        <w:t>小节基波分析中的</w:t>
+      </w:r>
+      <w:r>
+        <w:rPr>
+          <w:rFonts w:hint="eastAsia"/>
+        </w:rPr>
+        <w:t>图</w:t>
+      </w:r>
+      <w:r>
+        <w:rPr>
+          <w:rFonts w:hint="eastAsia"/>
+        </w:rPr>
+        <w:t>3.</w:t>
+      </w:r>
+      <w:r>
+        <w:rPr>
+          <w:rFonts w:hint="eastAsia"/>
+        </w:rPr>
+        <w:t>3</w:t>
+      </w:r>
+      <w:r>
+        <w:rPr>
+          <w:rFonts w:hint="eastAsia"/>
+        </w:rPr>
+        <w:t>：</w:t>
+      </w:r>
+      <w:r>
+        <w:t>必做部分基波相量幅值和同步相角曲线</w:t>
+      </w:r>
+      <w:r>
+        <w:rPr>
+          <w:rFonts w:hint="eastAsia"/>
+        </w:rPr>
+        <w:t>。</w:t>
+      </w:r>
+    </w:p>
+    <w:p>
+      <w:pPr>
+        <w:spacing w:line="400" w:lineRule="atLeast"/>
+        <w:ind w:firstLine="0"/>
+        <w:rPr>
+          <w:rFonts w:hint="eastAsia"/>
+        </w:rPr>
+      </w:pPr>
+    </w:p>
+    <w:p>
+      <w:pPr>
+        <w:spacing w:line="400" w:lineRule="atLeast"/>
+        <w:ind w:firstLine="0"/>
+      </w:pPr>
+      <w:r>
+        <w:rPr>
+          <w:rFonts w:hint="eastAsia"/>
+        </w:rPr>
+        <w:t xml:space="preserve">3. </w:t>
+      </w:r>
+      <w:r>
+        <w:t>分析给出谐波、间谐波种类与含量</w:t>
+      </w:r>
+      <w:r>
+        <w:rPr>
+          <w:rFonts w:hint="eastAsia"/>
+        </w:rPr>
+        <w:t>。</w:t>
+      </w:r>
+    </w:p>
+    <w:p>
+      <w:pPr>
+        <w:spacing w:line="400" w:lineRule="atLeast"/>
+        <w:ind w:firstLine="0"/>
+      </w:pPr>
+      <w:r>
+        <w:rPr>
+          <w:rFonts w:hint="eastAsia"/>
+        </w:rPr>
+        <w:t>答：见</w:t>
+      </w:r>
+      <w:r>
+        <w:rPr>
+          <w:rFonts w:hint="eastAsia"/>
+        </w:rPr>
+        <w:t>3.</w:t>
+      </w:r>
+      <w:r>
+        <w:rPr>
+          <w:rFonts w:hint="eastAsia"/>
+        </w:rPr>
+        <w:t>2</w:t>
+      </w:r>
+      <w:r>
+        <w:rPr>
+          <w:rFonts w:hint="eastAsia"/>
+        </w:rPr>
+        <w:t>小节基波分析中的</w:t>
+      </w:r>
+      <w:r>
+        <w:rPr>
+          <w:rFonts w:hint="eastAsia"/>
+        </w:rPr>
+        <w:t>表</w:t>
+      </w:r>
+      <w:r>
+        <w:rPr>
+          <w:rFonts w:hint="eastAsia"/>
+        </w:rPr>
+        <w:t>3.</w:t>
+      </w:r>
+      <w:r>
+        <w:rPr>
+          <w:rFonts w:hint="eastAsia"/>
+        </w:rPr>
+        <w:t>2</w:t>
+      </w:r>
+      <w:r>
+        <w:rPr>
+          <w:rFonts w:hint="eastAsia"/>
+        </w:rPr>
+        <w:t>：</w:t>
+      </w:r>
+      <w:r>
+        <w:rPr>
+          <w:rFonts w:hint="eastAsia"/>
+        </w:rPr>
+        <w:t>谐波成分</w:t>
+      </w:r>
+      <w:r>
+        <w:rPr>
+          <w:rFonts w:hint="eastAsia"/>
+        </w:rPr>
+        <w:t>。</w:t>
+      </w:r>
+    </w:p>
+    <w:p>
+      <w:pPr>
+        <w:spacing w:line="400" w:lineRule="atLeast"/>
+        <w:ind w:firstLine="0"/>
+        <w:rPr>
+          <w:rFonts w:hint="eastAsia"/>
+        </w:rPr>
+      </w:pPr>
+    </w:p>
+    <w:p>
+      <w:pPr>
+        <w:spacing w:line="400" w:lineRule="atLeast"/>
+        <w:ind w:firstLine="0"/>
+      </w:pPr>
+      <w:r>
+        <w:rPr>
+          <w:rFonts w:hint="eastAsia"/>
+        </w:rPr>
+        <w:t xml:space="preserve">4. </w:t>
+      </w:r>
+      <w:r>
+        <w:t>尽可能降低由信号幅值阶跃产生的误差，并给出阶跃发生时刻</w:t>
+      </w:r>
+      <w:r>
+        <w:rPr>
+          <w:rFonts w:hint="eastAsia"/>
+        </w:rPr>
+        <w:t>。</w:t>
+      </w:r>
+    </w:p>
+    <w:p>
+      <w:pPr>
+        <w:spacing w:line="400" w:lineRule="atLeast"/>
+        <w:ind w:firstLine="0"/>
+      </w:pPr>
+      <w:r>
+        <w:rPr>
+          <w:rFonts w:hint="eastAsia"/>
+        </w:rPr>
+        <w:t>答：见</w:t>
+      </w:r>
+      <w:r>
+        <w:rPr>
+          <w:rFonts w:hint="eastAsia"/>
+        </w:rPr>
+        <w:t>3.</w:t>
+      </w:r>
+      <w:r>
+        <w:rPr>
+          <w:rFonts w:hint="eastAsia"/>
+        </w:rPr>
+        <w:t>1</w:t>
+      </w:r>
+      <w:r>
+        <w:rPr>
+          <w:rFonts w:hint="eastAsia"/>
+        </w:rPr>
+        <w:t>小节基波分析中的</w:t>
+      </w:r>
+      <w:r>
+        <w:rPr>
+          <w:rFonts w:hint="eastAsia"/>
+        </w:rPr>
+        <w:t>图</w:t>
+      </w:r>
+      <w:r>
+        <w:rPr>
+          <w:rFonts w:hint="eastAsia"/>
+        </w:rPr>
+        <w:t>3.2</w:t>
+      </w:r>
+      <w:r>
+        <w:rPr>
+          <w:rFonts w:hint="eastAsia"/>
+        </w:rPr>
+        <w:t>：</w:t>
+      </w:r>
+      <w:r>
+        <w:t>Teager</w:t>
+      </w:r>
+      <w:r>
+        <w:t>能量算子定位阶跃时刻</w:t>
+      </w:r>
+      <w:r>
+        <w:rPr>
+          <w:rFonts w:hint="eastAsia"/>
+        </w:rPr>
+        <w:t>。</w:t>
+      </w:r>
+      <w:r>
+        <w:rPr>
+          <w:rFonts w:hint="eastAsia"/>
+        </w:rPr>
+        <w:t>给出阶跃发生时刻为</w:t>
+      </w:r>
+      <m:oMath>
+        <m:r>
+          <w:rPr>
+            <w:rFonts w:ascii="Cambria Math" w:hAnsi="Cambria Math"/>
+          </w:rPr>
+          <m:t>t=0.4986s</m:t>
+        </m:r>
+      </m:oMath>
+      <w:r>
+        <w:rPr>
+          <w:rFonts w:hint="eastAsia"/>
+        </w:rPr>
+        <w:t>。</w:t>
+      </w:r>
+    </w:p>
+    <w:p>
+      <w:pPr>
+        <w:spacing w:line="400" w:lineRule="atLeast"/>
+        <w:ind w:firstLine="0"/>
+        <w:rPr>
+          <w:rFonts w:ascii="黑体" w:eastAsia="黑体" w:hAnsi="黑体" w:hint="eastAsia"/>
+          <w:sz w:val="28"/>
+          <w:szCs w:val="24"/>
+        </w:rPr>
+      </w:pPr>
+      <w:r>
+        <w:rPr>
+          <w:rFonts w:ascii="黑体" w:eastAsia="黑体" w:hAnsi="黑体" w:hint="eastAsia"/>
+          <w:sz w:val="28"/>
+          <w:szCs w:val="24"/>
+        </w:rPr>
+        <w:t>思</w:t>
+      </w:r>
+      <w:r>
+        <w:rPr>
+          <w:rFonts w:ascii="黑体" w:eastAsia="黑体" w:hAnsi="黑体" w:hint="eastAsia"/>
+          <w:sz w:val="28"/>
+          <w:szCs w:val="24"/>
+        </w:rPr>
+        <w:t>考题</w:t>
+      </w:r>
+    </w:p>
+    <w:p>
+      <w:pPr>
+        <w:spacing w:line="400" w:lineRule="atLeast"/>
+        <w:ind w:firstLine="0"/>
         <w:rPr>
           <w:rFonts w:cs="Times New Roman"/>
           <w:szCs w:val="24"/>
         </w:rPr>
-        <w:t>该信号的基波频率为多少</w:t>
+      </w:pPr>
+      <w:r>
+        <w:rPr>
+          <w:rFonts w:cs="Times New Roman" w:hint="eastAsia"/>
+          <w:szCs w:val="24"/>
+        </w:rPr>
+        <w:t xml:space="preserve">1. </w:t>
       </w:r>
       <w:r>
         <w:rPr>
           <w:rFonts w:cs="Times New Roman"/>
           <w:szCs w:val="24"/>
         </w:rPr>
-        <w:t>Hz</w:t>
+        <w:t>电力系统中同步相量的相角随时间变化曲线具有什么特点，为什么</w:t>
       </w:r>
       <w:r>
         <w:rPr>
           <w:rFonts w:cs="Times New Roman"/>
           <w:szCs w:val="24"/>
         </w:rPr>
-        <w:t>？对应的完整周期采样窗长是多少？若未实现完整周期采样，对结果会有什么影响？</w:t>
+        <w:t>？</w:t>
       </w:r>
     </w:p>
-    <w:bookmarkEnd w:id="17"/>
     <w:p>
       <w:pPr>
         <w:spacing w:line="400" w:lineRule="atLeast"/>
         <w:ind w:firstLine="0"/>
-      </w:pPr>
-      <w:r>
-        <w:rPr>
-          <w:rFonts w:hint="eastAsia"/>
-        </w:rPr>
-        <w:t xml:space="preserve">2. </w:t>
-      </w:r>
-      <w:r>
-        <w:t>请计算该信号的基波相量，并给出幅值、相角随时间变化曲线</w:t>
-      </w:r>
-      <w:r>
-        <w:rPr>
-          <w:rFonts w:hint="eastAsia"/>
+        <w:rPr>
+          <w:rFonts w:cs="Times New Roman"/>
+          <w:szCs w:val="24"/>
+        </w:rPr>
+      </w:pPr>
+      <w:r>
+        <w:rPr>
+          <w:rFonts w:cs="Times New Roman" w:hint="eastAsia"/>
+          <w:szCs w:val="24"/>
+        </w:rPr>
+        <w:t>答：</w:t>
+      </w:r>
+      <w:r>
+        <w:rPr>
+          <w:rFonts w:cs="Times New Roman"/>
+          <w:szCs w:val="24"/>
+        </w:rPr>
+        <w:t>同步相量的相角是相对于某个参考频率旋转坐标系的相角</w:t>
+      </w:r>
+      <w:r>
+        <w:rPr>
+          <w:rFonts w:cs="Times New Roman" w:hint="eastAsia"/>
+          <w:szCs w:val="24"/>
+        </w:rPr>
+        <w:t>，</w:t>
+      </w:r>
+      <w:r>
+        <w:rPr>
+          <w:rFonts w:cs="Times New Roman"/>
+          <w:szCs w:val="24"/>
+        </w:rPr>
+        <w:t>主要反映实际基波频率与参考频率</w:t>
+      </w:r>
+      <w:r>
+        <w:rPr>
+          <w:rFonts w:cs="Times New Roman" w:hint="eastAsia"/>
+          <w:szCs w:val="24"/>
+        </w:rPr>
+        <w:t>50Hz</w:t>
+      </w:r>
+      <w:r>
+        <w:rPr>
+          <w:rFonts w:cs="Times New Roman"/>
+          <w:szCs w:val="24"/>
+        </w:rPr>
+        <w:t>之间的偏差。当实际频率等于参考频率时，相角基本保持不变；当实际频率与参考频率存在偏差时，相角随时间近似线性变化，其斜率与频率偏差成正比</w:t>
+      </w:r>
+      <w:r>
+        <w:rPr>
+          <w:rFonts w:cs="Times New Roman" w:hint="eastAsia"/>
+          <w:szCs w:val="24"/>
         </w:rPr>
         <w:t>。</w:t>
       </w:r>
@@ -15653,54 +17541,10 @@
         <w:spacing w:line="400" w:lineRule="atLeast"/>
         <w:ind w:firstLine="0"/>
         <w:rPr>
-          <w:rFonts w:hint="eastAsia"/>
-        </w:rPr>
-      </w:pPr>
-      <w:r>
-        <w:rPr>
-          <w:rFonts w:hint="eastAsia"/>
-        </w:rPr>
-        <w:t>答：见</w:t>
-      </w:r>
-      <w:r>
-        <w:rPr>
-          <w:rFonts w:hint="eastAsia"/>
-        </w:rPr>
-        <w:t>3.1</w:t>
-      </w:r>
-      <w:r>
-        <w:rPr>
-          <w:rFonts w:hint="eastAsia"/>
-        </w:rPr>
-        <w:t>小节基波分析中的</w:t>
-      </w:r>
-      <w:r>
-        <w:rPr>
-          <w:rFonts w:hint="eastAsia"/>
-        </w:rPr>
-        <w:t>表</w:t>
-      </w:r>
-      <w:r>
-        <w:rPr>
-          <w:rFonts w:hint="eastAsia"/>
-        </w:rPr>
-        <w:t>3.2</w:t>
-      </w:r>
-      <w:r>
-        <w:rPr>
-          <w:rFonts w:hint="eastAsia"/>
-        </w:rPr>
-        <w:t>：</w:t>
-      </w:r>
-      <w:r>
-        <w:t>必做部分基波相量幅值和同步相角曲线</w:t>
-      </w:r>
-      <w:r>
-        <w:rPr>
-          <w:rFonts w:hint="eastAsia"/>
-        </w:rPr>
-        <w:t>。</w:t>
-      </w:r>
+          <w:rFonts w:cs="Times New Roman" w:hint="eastAsia"/>
+          <w:szCs w:val="24"/>
+        </w:rPr>
+      </w:pPr>
     </w:p>
     <w:p>
       <w:pPr>
@@ -15711,16 +17555,10 @@
         <w:rPr>
           <w:rFonts w:hint="eastAsia"/>
         </w:rPr>
-        <w:t xml:space="preserve">3. </w:t>
-      </w:r>
-      <w:r>
-        <w:t>分析给出谐波、间谐波种类与含量</w:t>
-      </w:r>
-      <w:r>
-        <w:rPr>
-          <w:rFonts w:hint="eastAsia"/>
-        </w:rPr>
-        <w:t>。</w:t>
+        <w:t xml:space="preserve">2. </w:t>
+      </w:r>
+      <w:r>
+        <w:t>如何降低谐波、间谐波对相量计算精度的影响？</w:t>
       </w:r>
     </w:p>
     <w:p>
@@ -15732,10 +17570,103 @@
         <w:rPr>
           <w:rFonts w:hint="eastAsia"/>
         </w:rPr>
-        <w:t xml:space="preserve">4. </w:t>
-      </w:r>
-      <w:r>
-        <w:t>尽可能降低由信号幅值阶跃产生的误差，并给出阶跃发生时刻</w:t>
+        <w:t>答：</w:t>
+      </w:r>
+      <w:r>
+        <w:rPr>
+          <w:rFonts w:hint="eastAsia"/>
+        </w:rPr>
+        <w:t>常见做法有</w:t>
+      </w:r>
+      <w:r>
+        <w:rPr>
+          <w:rFonts w:hint="eastAsia"/>
+        </w:rPr>
+        <w:t>以下</w:t>
+      </w:r>
+      <w:r>
+        <w:rPr>
+          <w:rFonts w:hint="eastAsia"/>
+        </w:rPr>
+        <w:t>几类</w:t>
+      </w:r>
+      <w:r>
+        <w:rPr>
+          <w:rFonts w:hint="eastAsia"/>
+        </w:rPr>
+        <w:t>：</w:t>
+      </w:r>
+      <w:r>
+        <w:rPr>
+          <w:rFonts w:hint="eastAsia"/>
+        </w:rPr>
+        <w:t>先估计实际基波频率，再按实际频率计算相量</w:t>
+      </w:r>
+      <w:r>
+        <w:rPr>
+          <w:rFonts w:hint="eastAsia"/>
+        </w:rPr>
+        <w:t>；</w:t>
+      </w:r>
+      <w:r>
+        <w:rPr>
+          <w:rFonts w:hint="eastAsia"/>
+        </w:rPr>
+        <w:t>选合适的窗函数</w:t>
+      </w:r>
+      <w:r>
+        <w:rPr>
+          <w:rFonts w:hint="eastAsia"/>
+        </w:rPr>
+        <w:t>；</w:t>
+      </w:r>
+      <w:r>
+        <w:rPr>
+          <w:rFonts w:hint="eastAsia"/>
+        </w:rPr>
+        <w:t>用滤波或带通提取基波</w:t>
+      </w:r>
+      <w:r>
+        <w:rPr>
+          <w:rFonts w:hint="eastAsia"/>
+        </w:rPr>
+        <w:t>；</w:t>
+      </w:r>
+      <w:r>
+        <w:rPr>
+          <w:rFonts w:hint="eastAsia"/>
+        </w:rPr>
+        <w:t>用多频率最小二乘统一拟合</w:t>
+      </w:r>
+      <w:r>
+        <w:rPr>
+          <w:rFonts w:hint="eastAsia"/>
+        </w:rPr>
+        <w:t>等等</w:t>
+      </w:r>
+      <w:r>
+        <w:rPr>
+          <w:rFonts w:hint="eastAsia"/>
+        </w:rPr>
+        <w:t>。</w:t>
+      </w:r>
+      <w:r>
+        <w:rPr>
+          <w:rFonts w:hint="eastAsia"/>
+        </w:rPr>
+        <w:t>其</w:t>
+      </w:r>
+      <w:r>
+        <w:t>关键是提高基波频率估计精度，尽量保证分析窗与基波同步，并通过</w:t>
+      </w:r>
+      <w:r>
+        <w:rPr>
+          <w:rFonts w:hint="eastAsia"/>
+        </w:rPr>
+        <w:t>上述方法</w:t>
+      </w:r>
+      <w:r>
+        <w:t>抑制非基波分量对相量的干扰</w:t>
       </w:r>
       <w:r>
         <w:rPr>
@@ -15746,42 +17677,30 @@
     </w:p>
     <w:p>
       <w:pPr>
-        <w:pStyle w:val="3"/>
-      </w:pPr>
-      <w:r>
-        <w:rPr>
-          <w:rFonts w:hint="eastAsia"/>
-        </w:rPr>
-        <w:t>思考题</w:t>
-      </w:r>
+        <w:spacing w:line="400" w:lineRule="atLeast"/>
+        <w:ind w:firstLine="0"/>
+        <w:rPr>
+          <w:rFonts w:hint="eastAsia"/>
+        </w:rPr>
+      </w:pPr>
     </w:p>
     <w:p>
       <w:pPr>
         <w:spacing w:line="400" w:lineRule="atLeast"/>
         <w:ind w:firstLine="0"/>
-        <w:rPr>
-          <w:rFonts w:cs="Times New Roman" w:hint="eastAsia"/>
-          <w:szCs w:val="24"/>
-        </w:rPr>
-      </w:pPr>
-      <w:r>
-        <w:rPr>
-          <w:rFonts w:cs="Times New Roman" w:hint="eastAsia"/>
-          <w:szCs w:val="24"/>
-        </w:rPr>
-        <w:t xml:space="preserve">1. </w:t>
-      </w:r>
-      <w:r>
-        <w:rPr>
-          <w:rFonts w:cs="Times New Roman"/>
-          <w:szCs w:val="24"/>
-        </w:rPr>
-        <w:t>电力系统中同步相量的相角随时间变化曲线具有什么特点，为什么</w:t>
-      </w:r>
-      <w:r>
-        <w:rPr>
-          <w:rFonts w:cs="Times New Roman"/>
-          <w:szCs w:val="24"/>
+      </w:pPr>
+      <w:r>
+        <w:rPr>
+          <w:rFonts w:hint="eastAsia"/>
+        </w:rPr>
+        <w:t xml:space="preserve">3. </w:t>
+      </w:r>
+      <w:r>
+        <w:t>对于同步相量算法，如何设计使其能够更快跟踪信号幅值的阶跃变化</w:t>
+      </w:r>
+      <w:r>
+        <w:rPr>
+          <w:rFonts w:hint="eastAsia"/>
         </w:rPr>
         <w:t>？</w:t>
       </w:r>
@@ -15790,46 +17709,2827 @@
       <w:pPr>
         <w:spacing w:line="400" w:lineRule="atLeast"/>
         <w:ind w:firstLine="0"/>
-      </w:pPr>
-      <w:r>
-        <w:rPr>
-          <w:rFonts w:hint="eastAsia"/>
-        </w:rPr>
-        <w:t xml:space="preserve">2. </w:t>
-      </w:r>
-      <w:r>
-        <w:t>如何降低谐波、间谐波对相量计算精度的影响？</w:t>
+        <w:rPr>
+          <w:rFonts w:hint="eastAsia"/>
+        </w:rPr>
+      </w:pPr>
+      <w:r>
+        <w:rPr>
+          <w:rFonts w:hint="eastAsia"/>
+        </w:rPr>
+        <w:t>答：</w:t>
+      </w:r>
+      <w:r>
+        <w:rPr>
+          <w:rFonts w:hint="eastAsia"/>
+        </w:rPr>
+        <w:t>窗口越长，抗噪声和抗谐波能力越强，稳态幅值更准；但幅值阶跃发生时，窗口里同时包含阶跃前后数据，输出会被平均，响应变慢。窗口越短，对阶跃变化越敏感，响应更快；但抗噪声、抗谐波能力变差，稳态结果更容易波动。</w:t>
       </w:r>
     </w:p>
     <w:p>
       <w:pPr>
         <w:spacing w:line="400" w:lineRule="atLeast"/>
-        <w:ind w:firstLine="0"/>
-      </w:pPr>
-      <w:r>
-        <w:rPr>
-          <w:rFonts w:hint="eastAsia"/>
-        </w:rPr>
-        <w:t xml:space="preserve">3. </w:t>
-      </w:r>
-      <w:r>
-        <w:t>对于同步相量算法，如何设计使其能够更快跟踪信号幅值的阶跃变化</w:t>
-      </w:r>
-      <w:r>
-        <w:rPr>
-          <w:rFonts w:hint="eastAsia"/>
-        </w:rPr>
-        <w:t>？</w:t>
+        <w:ind w:firstLineChars="200" w:firstLine="480"/>
+      </w:pPr>
+      <w:r>
+        <w:t>为了更快跟踪幅值阶跃，可以</w:t>
+      </w:r>
+      <w:r>
+        <w:rPr>
+          <w:rFonts w:hint="eastAsia"/>
+        </w:rPr>
+        <w:t>在</w:t>
+      </w:r>
+      <w:r>
+        <w:t>稳态区使用长窗保证精度，阶跃附近使用短窗提高响应速度，并通过阶跃检测和权重融合在两种结果之间平滑切换</w:t>
+      </w:r>
+      <w:r>
+        <w:rPr>
+          <w:rFonts w:hint="eastAsia"/>
+        </w:rPr>
+        <w:t>。</w:t>
       </w:r>
     </w:p>
     <w:p>
       <w:pPr>
+        <w:pStyle w:val="1"/>
+        <w:spacing w:line="400" w:lineRule="atLeast"/>
+        <w:jc w:val="left"/>
+      </w:pPr>
+      <w:r>
+        <w:rPr>
+          <w:rFonts w:hint="eastAsia"/>
+        </w:rPr>
+        <w:lastRenderedPageBreak/>
+        <w:t xml:space="preserve"> </w:t>
+      </w:r>
+      <w:r>
+        <w:t xml:space="preserve"> </w:t>
+      </w:r>
+      <w:bookmarkStart w:id="20" w:name="_Toc233128144"/>
+      <w:r>
+        <w:rPr>
+          <w:rFonts w:hint="eastAsia"/>
+        </w:rPr>
+        <w:t>加分</w:t>
+      </w:r>
+      <w:r>
+        <w:rPr>
+          <w:rFonts w:hint="eastAsia"/>
+        </w:rPr>
+        <w:t>部分</w:t>
+      </w:r>
+      <w:bookmarkEnd w:id="20"/>
+    </w:p>
+    <w:p>
+      <w:pPr>
+        <w:pStyle w:val="2"/>
+      </w:pPr>
+      <w:bookmarkStart w:id="21" w:name="_Toc233128145"/>
+      <w:r>
+        <w:rPr>
+          <w:rFonts w:hint="eastAsia"/>
+        </w:rPr>
+        <w:t>加分内容</w:t>
+      </w:r>
+      <w:r>
+        <w:rPr>
+          <w:rFonts w:hint="eastAsia"/>
+        </w:rPr>
+        <w:t>1</w:t>
+      </w:r>
+      <w:bookmarkEnd w:id="21"/>
+    </w:p>
+    <w:p>
+      <w:pPr>
+        <w:rPr>
+          <w:rFonts w:hint="eastAsia"/>
+        </w:rPr>
+      </w:pPr>
+      <w:r>
+        <w:rPr>
+          <w:rFonts w:hint="eastAsia"/>
+        </w:rPr>
+        <w:t>加分内容</w:t>
+      </w:r>
+      <w:r>
+        <w:rPr>
+          <w:rFonts w:hint="eastAsia"/>
+        </w:rPr>
+        <w:t>1</w:t>
+      </w:r>
+      <w:r>
+        <w:rPr>
+          <w:rFonts w:hint="eastAsia"/>
+        </w:rPr>
+        <w:t>对应数据文件为</w:t>
+      </w:r>
+      <w:r>
+        <w:rPr>
+          <w:rFonts w:hint="eastAsia"/>
+        </w:rPr>
+        <w:t>Signal_extra1.csv</w:t>
+      </w:r>
+      <w:r>
+        <w:rPr>
+          <w:rFonts w:hint="eastAsia"/>
+        </w:rPr>
+        <w:t>，采样率为</w:t>
+      </w:r>
+      <w:r>
+        <w:rPr>
+          <w:rFonts w:hint="eastAsia"/>
+        </w:rPr>
+        <w:t xml:space="preserve"> </w:t>
+      </w:r>
+      <m:oMath>
+        <m:r>
+          <w:rPr>
+            <w:rFonts w:ascii="Cambria Math" w:hAnsi="Cambria Math"/>
+          </w:rPr>
+          <m:t>10</m:t>
+        </m:r>
+        <m:r>
+          <w:rPr>
+            <w:rFonts w:ascii="Cambria Math" w:hAnsi="Cambria Math"/>
+          </w:rPr>
+          <m:t>k</m:t>
+        </m:r>
+        <m:r>
+          <m:rPr>
+            <m:sty m:val="p"/>
+          </m:rPr>
+          <w:rPr>
+            <w:rFonts w:ascii="Cambria Math" w:hAnsi="Cambria Math"/>
+          </w:rPr>
+          <m:t>Hz</m:t>
+        </m:r>
+      </m:oMath>
+      <w:r>
+        <w:rPr>
+          <w:rFonts w:hint="eastAsia"/>
+        </w:rPr>
+        <w:t>。与必做任务相比，该信号除了包含基波、谐波、间谐波外，还叠加了一定白噪声，并同时存在一次幅值阶跃和一次频率阶跃。加分内容</w:t>
+      </w:r>
+      <w:r>
+        <w:rPr>
+          <w:rFonts w:hint="eastAsia"/>
+        </w:rPr>
+        <w:t>1</w:t>
+      </w:r>
+      <w:r>
+        <w:rPr>
+          <w:rFonts w:hint="eastAsia"/>
+        </w:rPr>
+        <w:t>的处理重点不仅是计算基波同步相量，还需要估计信号信噪比，并尽量减小幅值阶跃和频率阶跃对相量计算结果的影响。</w:t>
+      </w:r>
+    </w:p>
+    <w:p>
+      <w:pPr>
+        <w:pStyle w:val="3"/>
+      </w:pPr>
+      <w:bookmarkStart w:id="22" w:name="_Toc233128146"/>
+      <w:r>
+        <w:t>频率阶跃检测与基波频率估计</w:t>
+      </w:r>
+      <w:bookmarkEnd w:id="22"/>
+    </w:p>
+    <w:p>
+      <w:pPr>
+        <w:rPr>
+          <w:rFonts w:hint="eastAsia"/>
+        </w:rPr>
+      </w:pPr>
+      <w:r>
+        <w:rPr>
+          <w:rFonts w:hint="eastAsia"/>
+        </w:rPr>
+        <w:t>由于该信号存在频率阶跃，如果仍使用单一固定基波频率进行整段相量计算，频率阶跃前后至少有一段会出现明显频率失配，从而造成相角漂移和幅值误差。因此，首先使用滑动</w:t>
+      </w:r>
+      <w:r>
+        <w:rPr>
+          <w:rFonts w:hint="eastAsia"/>
+        </w:rPr>
+        <w:t>FFT</w:t>
+      </w:r>
+      <w:r>
+        <w:rPr>
+          <w:rFonts w:hint="eastAsia"/>
+        </w:rPr>
+        <w:t>估计基波频率随时间变化曲线。采用长度为</w:t>
+      </w:r>
+      <m:oMath>
+        <m:r>
+          <w:rPr>
+            <w:rFonts w:ascii="Cambria Math" w:hAnsi="Cambria Math"/>
+          </w:rPr>
+          <m:t>800</m:t>
+        </m:r>
+      </m:oMath>
+      <w:r>
+        <w:rPr>
+          <w:rFonts w:hint="eastAsia"/>
+        </w:rPr>
+        <w:t>点的滑动窗，相邻窗口间隔为</w:t>
+      </w:r>
+      <m:oMath>
+        <m:r>
+          <w:rPr>
+            <w:rFonts w:ascii="Cambria Math" w:hAnsi="Cambria Math"/>
+          </w:rPr>
+          <m:t>10</m:t>
+        </m:r>
+      </m:oMath>
+      <w:r>
+        <w:rPr>
+          <w:rFonts w:hint="eastAsia"/>
+        </w:rPr>
+        <w:t>点。对每个窗口内的信号去直流并乘以</w:t>
+      </w:r>
+      <w:r>
+        <w:rPr>
+          <w:rFonts w:hint="eastAsia"/>
+        </w:rPr>
+        <w:t>Hann</w:t>
+      </w:r>
+      <w:r>
+        <w:rPr>
+          <w:rFonts w:hint="eastAsia"/>
+        </w:rPr>
+        <w:t>窗，然后进行高点数</w:t>
+      </w:r>
+      <w:r>
+        <w:rPr>
+          <w:rFonts w:hint="eastAsia"/>
+        </w:rPr>
+        <w:t>FFT</w:t>
+      </w:r>
+      <w:r>
+        <w:rPr>
+          <w:rFonts w:hint="eastAsia"/>
+        </w:rPr>
+        <w:t>，在</w:t>
+      </w:r>
+      <m:oMath>
+        <m:r>
+          <w:rPr>
+            <w:rFonts w:ascii="Cambria Math" w:hAnsi="Cambria Math"/>
+          </w:rPr>
+          <m:t>45</m:t>
+        </m:r>
+        <m:r>
+          <m:rPr>
+            <m:sty m:val="p"/>
+          </m:rPr>
+          <w:rPr>
+            <w:rFonts w:ascii="Cambria Math" w:hAnsi="Cambria Math"/>
+          </w:rPr>
+          <m:t>Hz</m:t>
+        </m:r>
+        <m:r>
+          <w:rPr>
+            <w:rFonts w:ascii="Cambria Math" w:hAnsi="Cambria Math"/>
+          </w:rPr>
+          <m:t>∼55</m:t>
+        </m:r>
+        <m:r>
+          <m:rPr>
+            <m:sty m:val="p"/>
+          </m:rPr>
+          <w:rPr>
+            <w:rFonts w:ascii="Cambria Math" w:hAnsi="Cambria Math"/>
+          </w:rPr>
+          <m:t>Hz</m:t>
+        </m:r>
+      </m:oMath>
+      <w:r>
+        <w:rPr>
+          <w:rFonts w:hint="eastAsia"/>
+        </w:rPr>
+        <w:t>范围内寻找基波主峰，并利用对数抛物线插值细化峰值频率。由此得到基波频率随时间变化曲线。</w:t>
+      </w:r>
+    </w:p>
+    <w:p>
+      <w:r>
+        <w:rPr>
+          <w:rFonts w:hint="eastAsia"/>
+        </w:rPr>
+        <w:t>在得到滑动频率曲线后，程序假设频率阶跃前后分别近似为两个稳定频率水平，并通过分段平方误差最小的方法确定频率阶跃时刻。根据计算结果，频率阶跃发生时刻约为：</w:t>
+      </w:r>
+      <m:oMath>
+        <m:sSub>
+          <m:sSubPr>
+            <m:ctrlPr>
+              <w:rPr>
+                <w:rFonts w:ascii="Cambria Math" w:hAnsi="Cambria Math"/>
+              </w:rPr>
+            </m:ctrlPr>
+          </m:sSubPr>
+          <m:e>
+            <m:r>
+              <w:rPr>
+                <w:rFonts w:ascii="Cambria Math" w:hAnsi="Cambria Math"/>
+              </w:rPr>
+              <m:t>t</m:t>
+            </m:r>
+          </m:e>
+          <m:sub>
+            <m:r>
+              <w:rPr>
+                <w:rFonts w:ascii="Cambria Math" w:hAnsi="Cambria Math"/>
+              </w:rPr>
+              <m:t>f</m:t>
+            </m:r>
+          </m:sub>
+        </m:sSub>
+        <m:r>
+          <w:rPr>
+            <w:rFonts w:ascii="Cambria Math" w:hAnsi="Cambria Math"/>
+          </w:rPr>
+          <m:t>=0.649000</m:t>
+        </m:r>
+        <m:r>
+          <m:rPr>
+            <m:sty m:val="p"/>
+          </m:rPr>
+          <w:rPr>
+            <w:rFonts w:ascii="Cambria Math" w:hAnsi="Cambria Math"/>
+          </w:rPr>
+          <m:t>s</m:t>
+        </m:r>
+      </m:oMath>
+      <w:r>
+        <w:rPr>
+          <w:rFonts w:hint="eastAsia"/>
+        </w:rPr>
+        <w:t>。</w:t>
+      </w:r>
+      <w:r>
+        <w:rPr>
+          <w:rFonts w:hint="eastAsia"/>
+        </w:rPr>
+        <w:t>分别在频率阶跃前后的稳定区间内重新估计基波频率，得到</w:t>
+      </w:r>
+      <m:oMath>
+        <m:sSub>
+          <m:sSubPr>
+            <m:ctrlPr>
+              <w:rPr>
+                <w:rFonts w:ascii="Cambria Math" w:hAnsi="Cambria Math"/>
+              </w:rPr>
+            </m:ctrlPr>
+          </m:sSubPr>
+          <m:e>
+            <m:r>
+              <w:rPr>
+                <w:rFonts w:ascii="Cambria Math" w:hAnsi="Cambria Math"/>
+              </w:rPr>
+              <m:t>f</m:t>
+            </m:r>
+          </m:e>
+          <m:sub>
+            <m:r>
+              <m:rPr>
+                <m:sty m:val="p"/>
+              </m:rPr>
+              <w:rPr>
+                <w:rFonts w:ascii="Cambria Math" w:hAnsi="Cambria Math"/>
+              </w:rPr>
+              <m:t>1</m:t>
+            </m:r>
+          </m:sub>
+        </m:sSub>
+        <m:r>
+          <w:rPr>
+            <w:rFonts w:ascii="Cambria Math" w:hAnsi="Cambria Math"/>
+          </w:rPr>
+          <m:t>=50.498298</m:t>
+        </m:r>
+        <m:r>
+          <m:rPr>
+            <m:sty m:val="p"/>
+          </m:rPr>
+          <w:rPr>
+            <w:rFonts w:ascii="Cambria Math" w:hAnsi="Cambria Math"/>
+          </w:rPr>
+          <m:t>Hz</m:t>
+        </m:r>
+      </m:oMath>
+      <w:r>
+        <w:rPr>
+          <w:rFonts w:hint="eastAsia"/>
+        </w:rPr>
+        <w:t>，</w:t>
+      </w:r>
+      <m:oMath>
+        <m:sSub>
+          <m:sSubPr>
+            <m:ctrlPr>
+              <w:rPr>
+                <w:rFonts w:ascii="Cambria Math" w:hAnsi="Cambria Math"/>
+              </w:rPr>
+            </m:ctrlPr>
+          </m:sSubPr>
+          <m:e>
+            <m:r>
+              <w:rPr>
+                <w:rFonts w:ascii="Cambria Math" w:hAnsi="Cambria Math"/>
+              </w:rPr>
+              <m:t>f</m:t>
+            </m:r>
+          </m:e>
+          <m:sub>
+            <m:r>
+              <m:rPr>
+                <m:sty m:val="p"/>
+              </m:rPr>
+              <w:rPr>
+                <w:rFonts w:ascii="Cambria Math" w:hAnsi="Cambria Math"/>
+              </w:rPr>
+              <m:t>2</m:t>
+            </m:r>
+          </m:sub>
+        </m:sSub>
+        <m:r>
+          <w:rPr>
+            <w:rFonts w:ascii="Cambria Math" w:hAnsi="Cambria Math"/>
+          </w:rPr>
+          <m:t>=48.996429</m:t>
+        </m:r>
+        <m:r>
+          <m:rPr>
+            <m:sty m:val="p"/>
+          </m:rPr>
+          <w:rPr>
+            <w:rFonts w:ascii="Cambria Math" w:hAnsi="Cambria Math"/>
+          </w:rPr>
+          <m:t>Hz</m:t>
+        </m:r>
+      </m:oMath>
+      <w:r>
+        <w:rPr>
+          <w:rFonts w:hint="eastAsia"/>
+        </w:rPr>
+        <w:t>。</w:t>
+      </w:r>
+    </w:p>
+    <w:p>
+      <w:pPr>
+        <w:pStyle w:val="-"/>
+        <w:spacing w:before="31" w:after="312"/>
+      </w:pPr>
+      <w:r>
+        <w:rPr>
+          <w:rFonts w:hint="eastAsia"/>
+        </w:rPr>
+        <w:t>基波频率曲线</w:t>
+      </w:r>
+    </w:p>
+    <w:p>
+      <w:pPr>
+        <w:spacing w:line="400" w:lineRule="atLeast"/>
+        <w:jc w:val="center"/>
+        <w:rPr>
+          <w:rFonts w:hint="eastAsia"/>
+        </w:rPr>
+      </w:pPr>
+      <w:r>
+        <w:drawing>
+          <wp:inline distT="0" distB="0" distL="0" distR="0" wp14:anchorId="204B7591" wp14:editId="766E472D">
+            <wp:extent cx="3250843" cy="2394765"/>
+            <wp:effectExtent l="0" t="0" r="6985" b="5715"/>
+            <wp:docPr id="2037031850" name="图片 1"/>
+            <wp:cNvGraphicFramePr>
+              <a:graphicFrameLocks xmlns:a="http://schemas.openxmlformats.org/drawingml/2006/main" noChangeAspect="1"/>
+            </wp:cNvGraphicFramePr>
+            <a:graphic xmlns:a="http://schemas.openxmlformats.org/drawingml/2006/main">
+              <a:graphicData uri="http://schemas.openxmlformats.org/drawingml/2006/picture">
+                <pic:pic xmlns:pic="http://schemas.openxmlformats.org/drawingml/2006/picture">
+                  <pic:nvPicPr>
+                    <pic:cNvPr id="2037031850" name=""/>
+                    <pic:cNvPicPr/>
+                  </pic:nvPicPr>
+                  <pic:blipFill rotWithShape="1">
+                    <a:blip r:embed="rId15"/>
+                    <a:srcRect t="5953"/>
+                    <a:stretch>
+                      <a:fillRect/>
+                    </a:stretch>
+                  </pic:blipFill>
+                  <pic:spPr bwMode="auto">
+                    <a:xfrm>
+                      <a:off x="0" y="0"/>
+                      <a:ext cx="3255281" cy="2398034"/>
+                    </a:xfrm>
+                    <a:prstGeom prst="rect">
+                      <a:avLst/>
+                    </a:prstGeom>
+                    <a:ln>
+                      <a:noFill/>
+                    </a:ln>
+                    <a:extLst>
+                      <a:ext uri="{53640926-AAD7-44D8-BBD7-CCE9431645EC}">
+                        <a14:shadowObscured xmlns:a14="http://schemas.microsoft.com/office/drawing/2010/main"/>
+                      </a:ext>
+                    </a:extLst>
+                  </pic:spPr>
+                </pic:pic>
+              </a:graphicData>
+            </a:graphic>
+          </wp:inline>
+        </w:drawing>
+      </w:r>
+    </w:p>
+    <w:p>
+      <w:pPr>
+        <w:pStyle w:val="3"/>
+        <w:rPr>
+          <w:rFonts w:hint="eastAsia"/>
+        </w:rPr>
+      </w:pPr>
+      <w:bookmarkStart w:id="23" w:name="_Toc233128147"/>
+      <w:r>
+        <w:lastRenderedPageBreak/>
+        <w:t>基波同步相量计算</w:t>
+      </w:r>
+      <w:bookmarkEnd w:id="23"/>
+    </w:p>
+    <w:p>
+      <w:pPr>
+        <w:rPr>
+          <w:rFonts w:hint="eastAsia"/>
+        </w:rPr>
+      </w:pPr>
+      <w:r>
+        <w:rPr>
+          <w:rFonts w:hint="eastAsia"/>
+        </w:rPr>
+        <w:t>加分内容</w:t>
+      </w:r>
+      <w:r>
+        <w:rPr>
+          <w:rFonts w:hint="eastAsia"/>
+        </w:rPr>
+        <w:t>1</w:t>
+      </w:r>
+      <w:r>
+        <w:rPr>
+          <w:rFonts w:hint="eastAsia"/>
+        </w:rPr>
+        <w:t>的基波相量仍采用中心滑动窗</w:t>
+      </w:r>
+      <w:r>
+        <w:rPr>
+          <w:rFonts w:hint="eastAsia"/>
+        </w:rPr>
+        <w:t xml:space="preserve"> DFT </w:t>
+      </w:r>
+      <w:r>
+        <w:rPr>
+          <w:rFonts w:hint="eastAsia"/>
+        </w:rPr>
+        <w:t>方法计算。程序使用前后各约两个</w:t>
+      </w:r>
+      <m:oMath>
+        <m:r>
+          <w:rPr>
+            <w:rFonts w:ascii="Cambria Math" w:hAnsi="Cambria Math"/>
+          </w:rPr>
+          <m:t>50</m:t>
+        </m:r>
+        <m:r>
+          <m:rPr>
+            <m:sty m:val="p"/>
+          </m:rPr>
+          <w:rPr>
+            <w:rFonts w:ascii="Cambria Math" w:hAnsi="Cambria Math"/>
+          </w:rPr>
+          <m:t>Hz</m:t>
+        </m:r>
+      </m:oMath>
+      <w:r>
+        <w:rPr>
+          <w:rFonts w:hint="eastAsia"/>
+        </w:rPr>
+        <w:t>周期的窗口，即半窗长度为</w:t>
+      </w:r>
+      <m:oMath>
+        <m:sSub>
+          <m:sSubPr>
+            <m:ctrlPr>
+              <w:rPr>
+                <w:rFonts w:ascii="Cambria Math" w:hAnsi="Cambria Math"/>
+              </w:rPr>
+            </m:ctrlPr>
+          </m:sSubPr>
+          <m:e>
+            <m:r>
+              <w:rPr>
+                <w:rFonts w:ascii="Cambria Math" w:hAnsi="Cambria Math"/>
+              </w:rPr>
+              <m:t>N</m:t>
+            </m:r>
+          </m:e>
+          <m:sub>
+            <m:r>
+              <m:rPr>
+                <m:sty m:val="p"/>
+              </m:rPr>
+              <w:rPr>
+                <w:rFonts w:ascii="Cambria Math" w:hAnsi="Cambria Math"/>
+              </w:rPr>
+              <m:t>half</m:t>
+            </m:r>
+          </m:sub>
+        </m:sSub>
+        <m:r>
+          <w:rPr>
+            <w:rFonts w:ascii="Cambria Math" w:hAnsi="Cambria Math"/>
+          </w:rPr>
+          <m:t>=400</m:t>
+        </m:r>
+      </m:oMath>
+      <w:r>
+        <w:rPr>
+          <w:rFonts w:hint="eastAsia"/>
+        </w:rPr>
+        <w:t>，</w:t>
+      </w:r>
+      <w:r>
+        <w:rPr>
+          <w:rFonts w:hint="eastAsia"/>
+        </w:rPr>
+        <w:t>总窗口长度为</w:t>
+      </w:r>
+      <m:oMath>
+        <m:r>
+          <w:rPr>
+            <w:rFonts w:ascii="Cambria Math" w:hAnsi="Cambria Math"/>
+          </w:rPr>
+          <m:t>2</m:t>
+        </m:r>
+        <m:sSub>
+          <m:sSubPr>
+            <m:ctrlPr>
+              <w:rPr>
+                <w:rFonts w:ascii="Cambria Math" w:hAnsi="Cambria Math"/>
+              </w:rPr>
+            </m:ctrlPr>
+          </m:sSubPr>
+          <m:e>
+            <m:r>
+              <w:rPr>
+                <w:rFonts w:ascii="Cambria Math" w:hAnsi="Cambria Math"/>
+              </w:rPr>
+              <m:t>N</m:t>
+            </m:r>
+          </m:e>
+          <m:sub>
+            <m:r>
+              <m:rPr>
+                <m:sty m:val="p"/>
+              </m:rPr>
+              <w:rPr>
+                <w:rFonts w:ascii="Cambria Math" w:hAnsi="Cambria Math"/>
+              </w:rPr>
+              <m:t>half</m:t>
+            </m:r>
+          </m:sub>
+        </m:sSub>
+        <m:r>
+          <w:rPr>
+            <w:rFonts w:ascii="Cambria Math" w:hAnsi="Cambria Math"/>
+          </w:rPr>
+          <m:t>+1=801</m:t>
+        </m:r>
+      </m:oMath>
+      <w:r>
+        <w:rPr>
+          <w:rFonts w:hint="eastAsia"/>
+        </w:rPr>
+        <w:t>。</w:t>
+      </w:r>
+      <w:r>
+        <w:rPr>
+          <w:rFonts w:hint="eastAsia"/>
+        </w:rPr>
+        <w:t>对于每个相量中心点，程序根据该点是否位于频率阶跃前后选择对应的基波频率</w:t>
+      </w:r>
+      <m:oMath>
+        <m:sSub>
+          <m:sSubPr>
+            <m:ctrlPr>
+              <w:rPr>
+                <w:rFonts w:ascii="Cambria Math" w:hAnsi="Cambria Math"/>
+              </w:rPr>
+            </m:ctrlPr>
+          </m:sSubPr>
+          <m:e>
+            <m:r>
+              <w:rPr>
+                <w:rFonts w:ascii="Cambria Math" w:hAnsi="Cambria Math"/>
+              </w:rPr>
+              <m:t>f</m:t>
+            </m:r>
+          </m:e>
+          <m:sub>
+            <m:r>
+              <w:rPr>
+                <w:rFonts w:ascii="Cambria Math" w:hAnsi="Cambria Math"/>
+              </w:rPr>
+              <m:t>0</m:t>
+            </m:r>
+          </m:sub>
+        </m:sSub>
+      </m:oMath>
+      <w:r>
+        <w:rPr>
+          <w:rFonts w:hint="eastAsia"/>
+        </w:rPr>
+        <w:t>。若</w:t>
+      </w:r>
+      <m:oMath>
+        <m:r>
+          <w:rPr>
+            <w:rFonts w:ascii="Cambria Math" w:hAnsi="Cambria Math"/>
+          </w:rPr>
+          <m:t>t&lt;</m:t>
+        </m:r>
+        <m:sSub>
+          <m:sSubPr>
+            <m:ctrlPr>
+              <w:rPr>
+                <w:rFonts w:ascii="Cambria Math" w:hAnsi="Cambria Math"/>
+              </w:rPr>
+            </m:ctrlPr>
+          </m:sSubPr>
+          <m:e>
+            <m:r>
+              <w:rPr>
+                <w:rFonts w:ascii="Cambria Math" w:hAnsi="Cambria Math"/>
+              </w:rPr>
+              <m:t>t</m:t>
+            </m:r>
+          </m:e>
+          <m:sub>
+            <m:r>
+              <w:rPr>
+                <w:rFonts w:ascii="Cambria Math" w:hAnsi="Cambria Math"/>
+              </w:rPr>
+              <m:t>f</m:t>
+            </m:r>
+          </m:sub>
+        </m:sSub>
+      </m:oMath>
+      <w:r>
+        <w:rPr>
+          <w:rFonts w:hint="eastAsia"/>
+        </w:rPr>
+        <w:t>，取</w:t>
+      </w:r>
+      <w:r>
+        <w:rPr>
+          <w:rFonts w:hint="eastAsia"/>
+        </w:rPr>
+        <w:t xml:space="preserve"> </w:t>
+      </w:r>
+      <m:oMath>
+        <m:sSub>
+          <m:sSubPr>
+            <m:ctrlPr>
+              <w:rPr>
+                <w:rFonts w:ascii="Cambria Math" w:hAnsi="Cambria Math"/>
+              </w:rPr>
+            </m:ctrlPr>
+          </m:sSubPr>
+          <m:e>
+            <m:r>
+              <w:rPr>
+                <w:rFonts w:ascii="Cambria Math" w:hAnsi="Cambria Math"/>
+              </w:rPr>
+              <m:t>f</m:t>
+            </m:r>
+          </m:e>
+          <m:sub>
+            <m:r>
+              <w:rPr>
+                <w:rFonts w:ascii="Cambria Math" w:hAnsi="Cambria Math"/>
+              </w:rPr>
+              <m:t>0</m:t>
+            </m:r>
+          </m:sub>
+        </m:sSub>
+        <m:r>
+          <w:rPr>
+            <w:rFonts w:ascii="Cambria Math" w:hAnsi="Cambria Math"/>
+          </w:rPr>
+          <m:t>=</m:t>
+        </m:r>
+        <m:sSub>
+          <m:sSubPr>
+            <m:ctrlPr>
+              <w:rPr>
+                <w:rFonts w:ascii="Cambria Math" w:hAnsi="Cambria Math"/>
+              </w:rPr>
+            </m:ctrlPr>
+          </m:sSubPr>
+          <m:e>
+            <m:r>
+              <w:rPr>
+                <w:rFonts w:ascii="Cambria Math" w:hAnsi="Cambria Math"/>
+              </w:rPr>
+              <m:t>f</m:t>
+            </m:r>
+          </m:e>
+          <m:sub>
+            <m:r>
+              <m:rPr>
+                <m:sty m:val="p"/>
+              </m:rPr>
+              <w:rPr>
+                <w:rFonts w:ascii="Cambria Math" w:hAnsi="Cambria Math"/>
+              </w:rPr>
+              <m:t>1</m:t>
+            </m:r>
+          </m:sub>
+        </m:sSub>
+      </m:oMath>
+      <w:r>
+        <w:rPr>
+          <w:rFonts w:hint="eastAsia"/>
+        </w:rPr>
+        <w:t>；若</w:t>
+      </w:r>
+      <w:r>
+        <w:rPr>
+          <w:rFonts w:hint="eastAsia"/>
+        </w:rPr>
+        <w:t xml:space="preserve"> </w:t>
+      </w:r>
+      <m:oMath>
+        <m:r>
+          <w:rPr>
+            <w:rFonts w:ascii="Cambria Math" w:hAnsi="Cambria Math"/>
+          </w:rPr>
+          <m:t>t≥</m:t>
+        </m:r>
+        <m:sSub>
+          <m:sSubPr>
+            <m:ctrlPr>
+              <w:rPr>
+                <w:rFonts w:ascii="Cambria Math" w:hAnsi="Cambria Math"/>
+              </w:rPr>
+            </m:ctrlPr>
+          </m:sSubPr>
+          <m:e>
+            <m:r>
+              <w:rPr>
+                <w:rFonts w:ascii="Cambria Math" w:hAnsi="Cambria Math"/>
+              </w:rPr>
+              <m:t>t</m:t>
+            </m:r>
+          </m:e>
+          <m:sub>
+            <m:r>
+              <w:rPr>
+                <w:rFonts w:ascii="Cambria Math" w:hAnsi="Cambria Math"/>
+              </w:rPr>
+              <m:t>f</m:t>
+            </m:r>
+          </m:sub>
+        </m:sSub>
+      </m:oMath>
+      <w:r>
+        <w:rPr>
+          <w:rFonts w:hint="eastAsia"/>
+        </w:rPr>
+        <w:t>，取</w:t>
+      </w:r>
+      <m:oMath>
+        <m:sSub>
+          <m:sSubPr>
+            <m:ctrlPr>
+              <w:rPr>
+                <w:rFonts w:ascii="Cambria Math" w:hAnsi="Cambria Math"/>
+              </w:rPr>
+            </m:ctrlPr>
+          </m:sSubPr>
+          <m:e>
+            <m:r>
+              <w:rPr>
+                <w:rFonts w:ascii="Cambria Math" w:hAnsi="Cambria Math"/>
+              </w:rPr>
+              <m:t>f</m:t>
+            </m:r>
+          </m:e>
+          <m:sub>
+            <m:r>
+              <w:rPr>
+                <w:rFonts w:ascii="Cambria Math" w:hAnsi="Cambria Math"/>
+              </w:rPr>
+              <m:t>0</m:t>
+            </m:r>
+          </m:sub>
+        </m:sSub>
+        <m:r>
+          <w:rPr>
+            <w:rFonts w:ascii="Cambria Math" w:hAnsi="Cambria Math"/>
+          </w:rPr>
+          <m:t>=</m:t>
+        </m:r>
+        <m:sSub>
+          <m:sSubPr>
+            <m:ctrlPr>
+              <w:rPr>
+                <w:rFonts w:ascii="Cambria Math" w:hAnsi="Cambria Math"/>
+              </w:rPr>
+            </m:ctrlPr>
+          </m:sSubPr>
+          <m:e>
+            <m:r>
+              <w:rPr>
+                <w:rFonts w:ascii="Cambria Math" w:hAnsi="Cambria Math"/>
+              </w:rPr>
+              <m:t>f</m:t>
+            </m:r>
+          </m:e>
+          <m:sub>
+            <m:r>
+              <m:rPr>
+                <m:sty m:val="p"/>
+              </m:rPr>
+              <w:rPr>
+                <w:rFonts w:ascii="Cambria Math" w:hAnsi="Cambria Math"/>
+              </w:rPr>
+              <m:t>2</m:t>
+            </m:r>
+          </m:sub>
+        </m:sSub>
+      </m:oMath>
+      <w:r>
+        <w:rPr>
+          <w:rFonts w:hint="eastAsia"/>
+        </w:rPr>
+        <w:t>。设当前窗口中心时刻为</w:t>
+      </w:r>
+      <m:oMath>
+        <m:sSub>
+          <m:sSubPr>
+            <m:ctrlPr>
+              <w:rPr>
+                <w:rFonts w:ascii="Cambria Math" w:hAnsi="Cambria Math"/>
+              </w:rPr>
+            </m:ctrlPr>
+          </m:sSubPr>
+          <m:e>
+            <m:r>
+              <w:rPr>
+                <w:rFonts w:ascii="Cambria Math" w:hAnsi="Cambria Math"/>
+              </w:rPr>
+              <m:t>t</m:t>
+            </m:r>
+          </m:e>
+          <m:sub>
+            <m:r>
+              <w:rPr>
+                <w:rFonts w:ascii="Cambria Math" w:hAnsi="Cambria Math"/>
+              </w:rPr>
+              <m:t>k</m:t>
+            </m:r>
+          </m:sub>
+        </m:sSub>
+      </m:oMath>
+      <w:r>
+        <w:rPr>
+          <w:rFonts w:hint="eastAsia"/>
+        </w:rPr>
+        <w:t>，窗口内采样点为</w:t>
+      </w:r>
+      <m:oMath>
+        <m:sSub>
+          <m:sSubPr>
+            <m:ctrlPr>
+              <w:rPr>
+                <w:rFonts w:ascii="Cambria Math" w:hAnsi="Cambria Math"/>
+              </w:rPr>
+            </m:ctrlPr>
+          </m:sSubPr>
+          <m:e>
+            <m:r>
+              <w:rPr>
+                <w:rFonts w:ascii="Cambria Math" w:hAnsi="Cambria Math"/>
+              </w:rPr>
+              <m:t>t</m:t>
+            </m:r>
+          </m:e>
+          <m:sub>
+            <m:r>
+              <w:rPr>
+                <w:rFonts w:ascii="Cambria Math" w:hAnsi="Cambria Math"/>
+              </w:rPr>
+              <m:t>i</m:t>
+            </m:r>
+          </m:sub>
+        </m:sSub>
+      </m:oMath>
+      <w:r>
+        <w:rPr>
+          <w:rFonts w:hint="eastAsia"/>
+        </w:rPr>
+        <w:t>，则复幅值</w:t>
+      </w:r>
+      <w:r>
+        <w:rPr>
+          <w:rFonts w:hint="eastAsia"/>
+        </w:rPr>
+        <w:t>：</w:t>
+      </w:r>
+    </w:p>
+    <w:p>
+      <w:pPr>
         <w:spacing w:line="400" w:lineRule="atLeast"/>
         <w:ind w:firstLine="0"/>
-        <w:rPr>
-          <w:rFonts w:hint="eastAsia"/>
-        </w:rPr>
-      </w:pPr>
+      </w:pPr>
+      <m:oMathPara>
+        <m:oMath>
+          <m:r>
+            <w:rPr>
+              <w:rFonts w:ascii="Cambria Math" w:hAnsi="Cambria Math"/>
+            </w:rPr>
+            <m:t>C</m:t>
+          </m:r>
+          <m:d>
+            <m:dPr>
+              <m:ctrlPr>
+                <w:rPr>
+                  <w:rFonts w:ascii="Cambria Math" w:hAnsi="Cambria Math"/>
+                </w:rPr>
+              </m:ctrlPr>
+            </m:dPr>
+            <m:e>
+              <m:r>
+                <w:rPr>
+                  <w:rFonts w:ascii="Cambria Math" w:hAnsi="Cambria Math"/>
+                </w:rPr>
+                <m:t>k</m:t>
+              </m:r>
+            </m:e>
+          </m:d>
+          <m:r>
+            <w:rPr>
+              <w:rFonts w:ascii="Cambria Math" w:hAnsi="Cambria Math"/>
+            </w:rPr>
+            <m:t>=</m:t>
+          </m:r>
+          <m:f>
+            <m:fPr>
+              <m:ctrlPr>
+                <w:rPr>
+                  <w:rFonts w:ascii="Cambria Math" w:hAnsi="Cambria Math"/>
+                </w:rPr>
+              </m:ctrlPr>
+            </m:fPr>
+            <m:num>
+              <m:r>
+                <w:rPr>
+                  <w:rFonts w:ascii="Cambria Math" w:hAnsi="Cambria Math"/>
+                </w:rPr>
+                <m:t>2</m:t>
+              </m:r>
+            </m:num>
+            <m:den>
+              <m:nary>
+                <m:naryPr>
+                  <m:chr m:val="∑"/>
+                  <m:limLoc m:val="undOvr"/>
+                  <m:supHide m:val="1"/>
+                  <m:ctrlPr>
+                    <w:rPr>
+                      <w:rFonts w:ascii="Cambria Math" w:hAnsi="Cambria Math"/>
+                    </w:rPr>
+                  </m:ctrlPr>
+                </m:naryPr>
+                <m:sub>
+                  <m:r>
+                    <w:rPr>
+                      <w:rFonts w:ascii="Cambria Math" w:hAnsi="Cambria Math"/>
+                    </w:rPr>
+                    <m:t>i</m:t>
+                  </m:r>
+                </m:sub>
+                <m:sup/>
+                <m:e>
+                  <m:sSub>
+                    <m:sSubPr>
+                      <m:ctrlPr>
+                        <w:rPr>
+                          <w:rFonts w:ascii="Cambria Math" w:hAnsi="Cambria Math"/>
+                        </w:rPr>
+                      </m:ctrlPr>
+                    </m:sSubPr>
+                    <m:e>
+                      <m:r>
+                        <w:rPr>
+                          <w:rFonts w:ascii="Cambria Math" w:hAnsi="Cambria Math"/>
+                        </w:rPr>
+                        <m:t>w</m:t>
+                      </m:r>
+                    </m:e>
+                    <m:sub>
+                      <m:r>
+                        <w:rPr>
+                          <w:rFonts w:ascii="Cambria Math" w:hAnsi="Cambria Math"/>
+                        </w:rPr>
+                        <m:t>i</m:t>
+                      </m:r>
+                    </m:sub>
+                  </m:sSub>
+                </m:e>
+              </m:nary>
+            </m:den>
+          </m:f>
+          <m:nary>
+            <m:naryPr>
+              <m:chr m:val="∑"/>
+              <m:limLoc m:val="undOvr"/>
+              <m:supHide m:val="1"/>
+              <m:ctrlPr>
+                <w:rPr>
+                  <w:rFonts w:ascii="Cambria Math" w:hAnsi="Cambria Math"/>
+                </w:rPr>
+              </m:ctrlPr>
+            </m:naryPr>
+            <m:sub>
+              <m:r>
+                <w:rPr>
+                  <w:rFonts w:ascii="Cambria Math" w:hAnsi="Cambria Math"/>
+                </w:rPr>
+                <m:t>i</m:t>
+              </m:r>
+            </m:sub>
+            <m:sup/>
+            <m:e>
+              <m:sSub>
+                <m:sSubPr>
+                  <m:ctrlPr>
+                    <w:rPr>
+                      <w:rFonts w:ascii="Cambria Math" w:hAnsi="Cambria Math"/>
+                    </w:rPr>
+                  </m:ctrlPr>
+                </m:sSubPr>
+                <m:e>
+                  <m:r>
+                    <w:rPr>
+                      <w:rFonts w:ascii="Cambria Math" w:hAnsi="Cambria Math"/>
+                    </w:rPr>
+                    <m:t>w</m:t>
+                  </m:r>
+                </m:e>
+                <m:sub>
+                  <m:r>
+                    <w:rPr>
+                      <w:rFonts w:ascii="Cambria Math" w:hAnsi="Cambria Math"/>
+                    </w:rPr>
+                    <m:t>i</m:t>
+                  </m:r>
+                </m:sub>
+              </m:sSub>
+            </m:e>
+          </m:nary>
+          <m:r>
+            <w:rPr>
+              <w:rFonts w:ascii="Cambria Math" w:hAnsi="Cambria Math"/>
+            </w:rPr>
+            <m:t>x</m:t>
+          </m:r>
+          <m:d>
+            <m:dPr>
+              <m:ctrlPr>
+                <w:rPr>
+                  <w:rFonts w:ascii="Cambria Math" w:hAnsi="Cambria Math"/>
+                </w:rPr>
+              </m:ctrlPr>
+            </m:dPr>
+            <m:e>
+              <m:sSub>
+                <m:sSubPr>
+                  <m:ctrlPr>
+                    <w:rPr>
+                      <w:rFonts w:ascii="Cambria Math" w:hAnsi="Cambria Math"/>
+                    </w:rPr>
+                  </m:ctrlPr>
+                </m:sSubPr>
+                <m:e>
+                  <m:r>
+                    <w:rPr>
+                      <w:rFonts w:ascii="Cambria Math" w:hAnsi="Cambria Math"/>
+                    </w:rPr>
+                    <m:t>t</m:t>
+                  </m:r>
+                </m:e>
+                <m:sub>
+                  <m:r>
+                    <w:rPr>
+                      <w:rFonts w:ascii="Cambria Math" w:hAnsi="Cambria Math"/>
+                    </w:rPr>
+                    <m:t>i</m:t>
+                  </m:r>
+                </m:sub>
+              </m:sSub>
+            </m:e>
+          </m:d>
+          <m:sSup>
+            <m:sSupPr>
+              <m:ctrlPr>
+                <w:rPr>
+                  <w:rFonts w:ascii="Cambria Math" w:hAnsi="Cambria Math"/>
+                </w:rPr>
+              </m:ctrlPr>
+            </m:sSupPr>
+            <m:e>
+              <m:r>
+                <w:rPr>
+                  <w:rFonts w:ascii="Cambria Math" w:hAnsi="Cambria Math"/>
+                </w:rPr>
+                <m:t>e</m:t>
+              </m:r>
+            </m:e>
+            <m:sup>
+              <m:r>
+                <w:rPr>
+                  <w:rFonts w:ascii="Cambria Math" w:hAnsi="Cambria Math"/>
+                </w:rPr>
+                <m:t>-j2π</m:t>
+              </m:r>
+              <m:sSub>
+                <m:sSubPr>
+                  <m:ctrlPr>
+                    <w:rPr>
+                      <w:rFonts w:ascii="Cambria Math" w:hAnsi="Cambria Math"/>
+                    </w:rPr>
+                  </m:ctrlPr>
+                </m:sSubPr>
+                <m:e>
+                  <m:r>
+                    <w:rPr>
+                      <w:rFonts w:ascii="Cambria Math" w:hAnsi="Cambria Math"/>
+                    </w:rPr>
+                    <m:t>f</m:t>
+                  </m:r>
+                </m:e>
+                <m:sub>
+                  <m:r>
+                    <w:rPr>
+                      <w:rFonts w:ascii="Cambria Math" w:hAnsi="Cambria Math"/>
+                    </w:rPr>
+                    <m:t>0</m:t>
+                  </m:r>
+                </m:sub>
+              </m:sSub>
+              <m:d>
+                <m:dPr>
+                  <m:ctrlPr>
+                    <w:rPr>
+                      <w:rFonts w:ascii="Cambria Math" w:hAnsi="Cambria Math"/>
+                    </w:rPr>
+                  </m:ctrlPr>
+                </m:dPr>
+                <m:e>
+                  <m:sSub>
+                    <m:sSubPr>
+                      <m:ctrlPr>
+                        <w:rPr>
+                          <w:rFonts w:ascii="Cambria Math" w:hAnsi="Cambria Math"/>
+                        </w:rPr>
+                      </m:ctrlPr>
+                    </m:sSubPr>
+                    <m:e>
+                      <m:r>
+                        <w:rPr>
+                          <w:rFonts w:ascii="Cambria Math" w:hAnsi="Cambria Math"/>
+                        </w:rPr>
+                        <m:t>t</m:t>
+                      </m:r>
+                    </m:e>
+                    <m:sub>
+                      <m:r>
+                        <w:rPr>
+                          <w:rFonts w:ascii="Cambria Math" w:hAnsi="Cambria Math"/>
+                        </w:rPr>
+                        <m:t>i</m:t>
+                      </m:r>
+                    </m:sub>
+                  </m:sSub>
+                  <m:r>
+                    <w:rPr>
+                      <w:rFonts w:ascii="Cambria Math" w:hAnsi="Cambria Math"/>
+                    </w:rPr>
+                    <m:t>-</m:t>
+                  </m:r>
+                  <m:sSub>
+                    <m:sSubPr>
+                      <m:ctrlPr>
+                        <w:rPr>
+                          <w:rFonts w:ascii="Cambria Math" w:hAnsi="Cambria Math"/>
+                        </w:rPr>
+                      </m:ctrlPr>
+                    </m:sSubPr>
+                    <m:e>
+                      <m:r>
+                        <w:rPr>
+                          <w:rFonts w:ascii="Cambria Math" w:hAnsi="Cambria Math"/>
+                        </w:rPr>
+                        <m:t>t</m:t>
+                      </m:r>
+                    </m:e>
+                    <m:sub>
+                      <m:r>
+                        <w:rPr>
+                          <w:rFonts w:ascii="Cambria Math" w:hAnsi="Cambria Math"/>
+                        </w:rPr>
+                        <m:t>k</m:t>
+                      </m:r>
+                    </m:sub>
+                  </m:sSub>
+                </m:e>
+              </m:d>
+            </m:sup>
+          </m:sSup>
+        </m:oMath>
+      </m:oMathPara>
+    </w:p>
+    <w:p>
+      <w:pPr>
+        <w:spacing w:line="400" w:lineRule="atLeast"/>
+      </w:pPr>
+      <w:r>
+        <w:rPr>
+          <w:rFonts w:hint="eastAsia"/>
+        </w:rPr>
+        <w:t>基波幅值</w:t>
+      </w:r>
+      <m:oMath>
+        <m:sSub>
+          <m:sSubPr>
+            <m:ctrlPr>
+              <w:rPr>
+                <w:rFonts w:ascii="Cambria Math" w:hAnsi="Cambria Math"/>
+              </w:rPr>
+            </m:ctrlPr>
+          </m:sSubPr>
+          <m:e>
+            <m:r>
+              <w:rPr>
+                <w:rFonts w:ascii="Cambria Math" w:hAnsi="Cambria Math"/>
+              </w:rPr>
+              <m:t>X</m:t>
+            </m:r>
+          </m:e>
+          <m:sub>
+            <m:r>
+              <m:rPr>
+                <m:sty m:val="p"/>
+              </m:rPr>
+              <w:rPr>
+                <w:rFonts w:ascii="Cambria Math" w:hAnsi="Cambria Math"/>
+              </w:rPr>
+              <m:t>rms</m:t>
+            </m:r>
+          </m:sub>
+        </m:sSub>
+        <m:d>
+          <m:dPr>
+            <m:ctrlPr>
+              <w:rPr>
+                <w:rFonts w:ascii="Cambria Math" w:hAnsi="Cambria Math"/>
+              </w:rPr>
+            </m:ctrlPr>
+          </m:dPr>
+          <m:e>
+            <m:r>
+              <w:rPr>
+                <w:rFonts w:ascii="Cambria Math" w:hAnsi="Cambria Math"/>
+              </w:rPr>
+              <m:t>k</m:t>
+            </m:r>
+          </m:e>
+        </m:d>
+        <m:r>
+          <w:rPr>
+            <w:rFonts w:ascii="Cambria Math" w:hAnsi="Cambria Math"/>
+          </w:rPr>
+          <m:t>=</m:t>
+        </m:r>
+        <m:f>
+          <m:fPr>
+            <m:ctrlPr>
+              <w:rPr>
+                <w:rFonts w:ascii="Cambria Math" w:hAnsi="Cambria Math"/>
+              </w:rPr>
+            </m:ctrlPr>
+          </m:fPr>
+          <m:num>
+            <m:d>
+              <m:dPr>
+                <m:begChr m:val="|"/>
+                <m:endChr m:val="|"/>
+                <m:ctrlPr>
+                  <w:rPr>
+                    <w:rFonts w:ascii="Cambria Math" w:hAnsi="Cambria Math"/>
+                  </w:rPr>
+                </m:ctrlPr>
+              </m:dPr>
+              <m:e>
+                <m:r>
+                  <w:rPr>
+                    <w:rFonts w:ascii="Cambria Math" w:hAnsi="Cambria Math"/>
+                  </w:rPr>
+                  <m:t>C</m:t>
+                </m:r>
+                <m:d>
+                  <m:dPr>
+                    <m:ctrlPr>
+                      <w:rPr>
+                        <w:rFonts w:ascii="Cambria Math" w:hAnsi="Cambria Math"/>
+                      </w:rPr>
+                    </m:ctrlPr>
+                  </m:dPr>
+                  <m:e>
+                    <m:r>
+                      <w:rPr>
+                        <w:rFonts w:ascii="Cambria Math" w:hAnsi="Cambria Math"/>
+                      </w:rPr>
+                      <m:t>k</m:t>
+                    </m:r>
+                  </m:e>
+                </m:d>
+              </m:e>
+            </m:d>
+          </m:num>
+          <m:den>
+            <m:rad>
+              <m:radPr>
+                <m:degHide m:val="1"/>
+                <m:ctrlPr>
+                  <w:rPr>
+                    <w:rFonts w:ascii="Cambria Math" w:hAnsi="Cambria Math"/>
+                  </w:rPr>
+                </m:ctrlPr>
+              </m:radPr>
+              <m:deg/>
+              <m:e>
+                <m:r>
+                  <w:rPr>
+                    <w:rFonts w:ascii="Cambria Math" w:hAnsi="Cambria Math"/>
+                  </w:rPr>
+                  <m:t>2</m:t>
+                </m:r>
+              </m:e>
+            </m:rad>
+          </m:den>
+        </m:f>
+      </m:oMath>
+      <w:r>
+        <w:rPr>
+          <w:rFonts w:hint="eastAsia"/>
+        </w:rPr>
+        <w:t>，</w:t>
+      </w:r>
+      <w:r>
+        <w:rPr>
+          <w:rFonts w:hint="eastAsia"/>
+        </w:rPr>
+        <w:t>同步相角</w:t>
+      </w:r>
+      <m:oMath>
+        <m:r>
+          <w:rPr>
+            <w:rFonts w:ascii="Cambria Math" w:hAnsi="Cambria Math"/>
+          </w:rPr>
+          <m:t>θ</m:t>
+        </m:r>
+        <m:d>
+          <m:dPr>
+            <m:ctrlPr>
+              <w:rPr>
+                <w:rFonts w:ascii="Cambria Math" w:hAnsi="Cambria Math"/>
+              </w:rPr>
+            </m:ctrlPr>
+          </m:dPr>
+          <m:e>
+            <m:r>
+              <w:rPr>
+                <w:rFonts w:ascii="Cambria Math" w:hAnsi="Cambria Math"/>
+              </w:rPr>
+              <m:t>k</m:t>
+            </m:r>
+          </m:e>
+        </m:d>
+        <m:r>
+          <w:rPr>
+            <w:rFonts w:ascii="Cambria Math" w:hAnsi="Cambria Math"/>
+          </w:rPr>
+          <m:t>=</m:t>
+        </m:r>
+        <m:r>
+          <w:rPr>
+            <w:rFonts w:ascii="Cambria Math" w:hAnsi="Cambria Math"/>
+          </w:rPr>
+          <m:t>∠C</m:t>
+        </m:r>
+        <m:d>
+          <m:dPr>
+            <m:ctrlPr>
+              <w:rPr>
+                <w:rFonts w:ascii="Cambria Math" w:hAnsi="Cambria Math"/>
+              </w:rPr>
+            </m:ctrlPr>
+          </m:dPr>
+          <m:e>
+            <m:r>
+              <w:rPr>
+                <w:rFonts w:ascii="Cambria Math" w:hAnsi="Cambria Math"/>
+              </w:rPr>
+              <m:t>k</m:t>
+            </m:r>
+          </m:e>
+        </m:d>
+        <m:r>
+          <w:rPr>
+            <w:rFonts w:ascii="Cambria Math" w:hAnsi="Cambria Math"/>
+          </w:rPr>
+          <m:t>-2π⋅50</m:t>
+        </m:r>
+        <m:sSub>
+          <m:sSubPr>
+            <m:ctrlPr>
+              <w:rPr>
+                <w:rFonts w:ascii="Cambria Math" w:hAnsi="Cambria Math"/>
+              </w:rPr>
+            </m:ctrlPr>
+          </m:sSubPr>
+          <m:e>
+            <m:r>
+              <w:rPr>
+                <w:rFonts w:ascii="Cambria Math" w:hAnsi="Cambria Math"/>
+              </w:rPr>
+              <m:t>t</m:t>
+            </m:r>
+          </m:e>
+          <m:sub>
+            <m:r>
+              <w:rPr>
+                <w:rFonts w:ascii="Cambria Math" w:hAnsi="Cambria Math"/>
+              </w:rPr>
+              <m:t>k</m:t>
+            </m:r>
+          </m:sub>
+        </m:sSub>
+      </m:oMath>
+      <w:r>
+        <w:rPr>
+          <w:rFonts w:hint="eastAsia"/>
+        </w:rPr>
+        <w:t>。</w:t>
+      </w:r>
+    </w:p>
+    <w:p>
+      <w:pPr>
+        <w:spacing w:line="400" w:lineRule="atLeast"/>
+      </w:pPr>
+      <w:r>
+        <w:rPr>
+          <w:rFonts w:hint="eastAsia"/>
+        </w:rPr>
+        <w:t>由于频率阶跃前后实际基波频率与</w:t>
+      </w:r>
+      <m:oMath>
+        <m:r>
+          <w:rPr>
+            <w:rFonts w:ascii="Cambria Math" w:hAnsi="Cambria Math"/>
+          </w:rPr>
+          <m:t>50</m:t>
+        </m:r>
+        <m:r>
+          <m:rPr>
+            <m:sty m:val="p"/>
+          </m:rPr>
+          <w:rPr>
+            <w:rFonts w:ascii="Cambria Math" w:hAnsi="Cambria Math"/>
+          </w:rPr>
+          <m:t>Hz</m:t>
+        </m:r>
+      </m:oMath>
+      <w:r>
+        <w:rPr>
+          <w:rFonts w:hint="eastAsia"/>
+        </w:rPr>
+        <w:t>的偏差不同，同步相角曲线在频率阶跃前后会呈现不同的变化斜率。频率阶跃前，实际频率约为</w:t>
+      </w:r>
+      <m:oMath>
+        <m:r>
+          <w:rPr>
+            <w:rFonts w:ascii="Cambria Math" w:hAnsi="Cambria Math"/>
+          </w:rPr>
+          <m:t>50.50</m:t>
+        </m:r>
+        <m:r>
+          <m:rPr>
+            <m:sty m:val="p"/>
+          </m:rPr>
+          <w:rPr>
+            <w:rFonts w:ascii="Cambria Math" w:hAnsi="Cambria Math"/>
+          </w:rPr>
+          <m:t>Hz</m:t>
+        </m:r>
+      </m:oMath>
+      <w:r>
+        <w:rPr>
+          <w:rFonts w:hint="eastAsia"/>
+        </w:rPr>
+        <w:t>，高于参考频率，因此相角整体呈上升趋势；频率阶跃后，实际频率约为</w:t>
+      </w:r>
+      <m:oMath>
+        <m:r>
+          <w:rPr>
+            <w:rFonts w:ascii="Cambria Math" w:hAnsi="Cambria Math"/>
+          </w:rPr>
+          <m:t>49.00</m:t>
+        </m:r>
+        <m:r>
+          <m:rPr>
+            <m:sty m:val="p"/>
+          </m:rPr>
+          <w:rPr>
+            <w:rFonts w:ascii="Cambria Math" w:hAnsi="Cambria Math"/>
+          </w:rPr>
+          <m:t>Hz</m:t>
+        </m:r>
+      </m:oMath>
+      <w:r>
+        <w:rPr>
+          <w:rFonts w:hint="eastAsia"/>
+        </w:rPr>
+        <w:t>，低于参考频率，因此相角变化趋势发生改变</w:t>
+      </w:r>
+      <w:r>
+        <w:rPr>
+          <w:rFonts w:hint="eastAsia"/>
+        </w:rPr>
+        <w:t>。</w:t>
+      </w:r>
+    </w:p>
+    <w:p>
+      <w:pPr>
+        <w:pStyle w:val="-"/>
+        <w:spacing w:before="31" w:after="312"/>
+        <w:rPr>
+          <w:rFonts w:hint="eastAsia"/>
+        </w:rPr>
+      </w:pPr>
+      <w:r>
+        <w:rPr>
+          <w:rFonts w:hint="eastAsia"/>
+        </w:rPr>
+        <w:t>基波同步相量曲线</w:t>
+      </w:r>
+    </w:p>
+    <w:p>
+      <w:pPr>
+        <w:spacing w:line="400" w:lineRule="atLeast"/>
+        <w:jc w:val="center"/>
+      </w:pPr>
+      <w:r>
+        <w:drawing>
+          <wp:inline distT="0" distB="0" distL="0" distR="0" wp14:anchorId="0EC001BF" wp14:editId="569ADF42">
+            <wp:extent cx="3051260" cy="2283853"/>
+            <wp:effectExtent l="0" t="0" r="0" b="2540"/>
+            <wp:docPr id="1300784359" name="图片 1"/>
+            <wp:cNvGraphicFramePr>
+              <a:graphicFrameLocks xmlns:a="http://schemas.openxmlformats.org/drawingml/2006/main" noChangeAspect="1"/>
+            </wp:cNvGraphicFramePr>
+            <a:graphic xmlns:a="http://schemas.openxmlformats.org/drawingml/2006/main">
+              <a:graphicData uri="http://schemas.openxmlformats.org/drawingml/2006/picture">
+                <pic:pic xmlns:pic="http://schemas.openxmlformats.org/drawingml/2006/picture">
+                  <pic:nvPicPr>
+                    <pic:cNvPr id="1300784359" name=""/>
+                    <pic:cNvPicPr/>
+                  </pic:nvPicPr>
+                  <pic:blipFill>
+                    <a:blip r:embed="rId16"/>
+                    <a:stretch>
+                      <a:fillRect/>
+                    </a:stretch>
+                  </pic:blipFill>
+                  <pic:spPr>
+                    <a:xfrm>
+                      <a:off x="0" y="0"/>
+                      <a:ext cx="3064608" cy="2293844"/>
+                    </a:xfrm>
+                    <a:prstGeom prst="rect">
+                      <a:avLst/>
+                    </a:prstGeom>
+                  </pic:spPr>
+                </pic:pic>
+              </a:graphicData>
+            </a:graphic>
+          </wp:inline>
+        </w:drawing>
+      </w:r>
+    </w:p>
+    <w:p>
+      <w:pPr>
+        <w:pStyle w:val="3"/>
+      </w:pPr>
+      <w:bookmarkStart w:id="24" w:name="_Toc233128148"/>
+      <w:r>
+        <w:t>幅值阶跃检测</w:t>
+      </w:r>
+      <w:bookmarkEnd w:id="24"/>
+    </w:p>
+    <w:p>
+      <w:pPr>
+        <w:spacing w:line="400" w:lineRule="atLeast"/>
+        <w:rPr>
+          <w:rFonts w:hint="eastAsia"/>
+        </w:rPr>
+      </w:pPr>
+      <w:r>
+        <w:rPr>
+          <w:rFonts w:hint="eastAsia"/>
+        </w:rPr>
+        <w:t>信号</w:t>
+      </w:r>
+      <w:r>
+        <w:rPr>
+          <w:rFonts w:hint="eastAsia"/>
+        </w:rPr>
+        <w:t>还存在一次幅值阶跃。</w:t>
+      </w:r>
+      <w:r>
+        <w:rPr>
+          <w:rFonts w:hint="eastAsia"/>
+        </w:rPr>
+        <w:t>和必做部分一样，</w:t>
+      </w:r>
+      <w:r>
+        <w:rPr>
+          <w:rFonts w:hint="eastAsia"/>
+        </w:rPr>
+        <w:t>为减小误差，程序在长窗相量结果的基础上对幅值阶跃附近进行短窗修正。</w:t>
+      </w:r>
+    </w:p>
+    <w:p>
+      <w:pPr>
+        <w:spacing w:line="400" w:lineRule="atLeast"/>
+      </w:pPr>
+      <w:r>
+        <w:rPr>
+          <w:rFonts w:hint="eastAsia"/>
+        </w:rPr>
+        <w:t>首先根据长窗相量幅值曲线进行平滑处理，并计算幅值变化率，初步定位幅值变化最剧烈的位置。同时，在频率阶跃之前的候选区间内建立分段正弦最小二乘模型，对不同候选阶跃时刻进行搜索</w:t>
+      </w:r>
+      <w:r>
+        <w:rPr>
+          <w:rFonts w:hint="eastAsia"/>
+        </w:rPr>
+        <w:t>，</w:t>
+      </w:r>
+      <w:r>
+        <w:rPr>
+          <w:rFonts w:hint="eastAsia"/>
+        </w:rPr>
+        <w:t>取拟合残差平方和最小的</w:t>
+      </w:r>
+      <w:r>
+        <w:rPr>
+          <w:rFonts w:hint="eastAsia"/>
+        </w:rPr>
+        <w:t>时刻</w:t>
+      </w:r>
+      <w:r>
+        <w:rPr>
+          <w:rFonts w:hint="eastAsia"/>
+        </w:rPr>
+        <w:t>作为幅值阶跃时刻。根据计算结果，幅值阶跃发生时刻约为</w:t>
+      </w:r>
+      <m:oMath>
+        <m:sSub>
+          <m:sSubPr>
+            <m:ctrlPr>
+              <w:rPr>
+                <w:rFonts w:ascii="Cambria Math" w:hAnsi="Cambria Math"/>
+              </w:rPr>
+            </m:ctrlPr>
+          </m:sSubPr>
+          <m:e>
+            <m:r>
+              <w:rPr>
+                <w:rFonts w:ascii="Cambria Math" w:hAnsi="Cambria Math"/>
+              </w:rPr>
+              <m:t>t</m:t>
+            </m:r>
+          </m:e>
+          <m:sub>
+            <m:r>
+              <w:rPr>
+                <w:rFonts w:ascii="Cambria Math" w:hAnsi="Cambria Math"/>
+              </w:rPr>
+              <m:t>a</m:t>
+            </m:r>
+          </m:sub>
+        </m:sSub>
+        <m:r>
+          <w:rPr>
+            <w:rFonts w:ascii="Cambria Math" w:hAnsi="Cambria Math"/>
+          </w:rPr>
+          <m:t>=0.505000</m:t>
+        </m:r>
+        <m:r>
+          <m:rPr>
+            <m:sty m:val="p"/>
+          </m:rPr>
+          <w:rPr>
+            <w:rFonts w:ascii="Cambria Math" w:hAnsi="Cambria Math"/>
+          </w:rPr>
+          <m:t>s</m:t>
+        </m:r>
+      </m:oMath>
+      <w:r>
+        <w:rPr>
+          <w:rFonts w:hint="eastAsia"/>
+        </w:rPr>
+        <w:t>。</w:t>
+      </w:r>
+      <w:r>
+        <w:rPr>
+          <w:rFonts w:hint="eastAsia"/>
+        </w:rPr>
+        <w:t>在确定幅值</w:t>
+      </w:r>
+      <w:r>
+        <w:rPr>
+          <w:rFonts w:hint="eastAsia"/>
+        </w:rPr>
+        <w:lastRenderedPageBreak/>
+        <w:t>阶跃位置后，仅在阶跃附近局部范围内启用短窗相量计算。根据输出结果，幅值阶跃前基波有效值约为</w:t>
+      </w:r>
+      <m:oMath>
+        <m:sSub>
+          <m:sSubPr>
+            <m:ctrlPr>
+              <w:rPr>
+                <w:rFonts w:ascii="Cambria Math" w:hAnsi="Cambria Math"/>
+              </w:rPr>
+            </m:ctrlPr>
+          </m:sSubPr>
+          <m:e>
+            <m:r>
+              <w:rPr>
+                <w:rFonts w:ascii="Cambria Math" w:hAnsi="Cambria Math"/>
+              </w:rPr>
+              <m:t>X</m:t>
+            </m:r>
+          </m:e>
+          <m:sub>
+            <m:r>
+              <m:rPr>
+                <m:sty m:val="p"/>
+              </m:rPr>
+              <w:rPr>
+                <w:rFonts w:ascii="Cambria Math" w:hAnsi="Cambria Math"/>
+              </w:rPr>
+              <m:t>1</m:t>
+            </m:r>
+          </m:sub>
+        </m:sSub>
+        <m:r>
+          <w:rPr>
+            <w:rFonts w:ascii="Cambria Math" w:hAnsi="Cambria Math"/>
+          </w:rPr>
+          <m:t>=60.010874</m:t>
+        </m:r>
+        <m:r>
+          <m:rPr>
+            <m:sty m:val="p"/>
+          </m:rPr>
+          <w:rPr>
+            <w:rFonts w:ascii="Cambria Math" w:hAnsi="Cambria Math"/>
+          </w:rPr>
+          <m:t>V</m:t>
+        </m:r>
+      </m:oMath>
+      <w:r>
+        <w:rPr>
+          <w:rFonts w:hint="eastAsia"/>
+        </w:rPr>
+        <w:t>，</w:t>
+      </w:r>
+      <w:r>
+        <w:rPr>
+          <w:rFonts w:hint="eastAsia"/>
+        </w:rPr>
+        <w:t>幅值阶跃后约为</w:t>
+      </w:r>
+      <m:oMath>
+        <m:sSub>
+          <m:sSubPr>
+            <m:ctrlPr>
+              <w:rPr>
+                <w:rFonts w:ascii="Cambria Math" w:hAnsi="Cambria Math"/>
+              </w:rPr>
+            </m:ctrlPr>
+          </m:sSubPr>
+          <m:e>
+            <m:r>
+              <w:rPr>
+                <w:rFonts w:ascii="Cambria Math" w:hAnsi="Cambria Math"/>
+              </w:rPr>
+              <m:t>X</m:t>
+            </m:r>
+          </m:e>
+          <m:sub>
+            <m:r>
+              <m:rPr>
+                <m:sty m:val="p"/>
+              </m:rPr>
+              <w:rPr>
+                <w:rFonts w:ascii="Cambria Math" w:hAnsi="Cambria Math"/>
+              </w:rPr>
+              <m:t>2</m:t>
+            </m:r>
+          </m:sub>
+        </m:sSub>
+        <m:r>
+          <w:rPr>
+            <w:rFonts w:ascii="Cambria Math" w:hAnsi="Cambria Math"/>
+          </w:rPr>
+          <m:t>=69.237609</m:t>
+        </m:r>
+        <m:r>
+          <m:rPr>
+            <m:sty m:val="p"/>
+          </m:rPr>
+          <w:rPr>
+            <w:rFonts w:ascii="Cambria Math" w:hAnsi="Cambria Math"/>
+          </w:rPr>
+          <m:t>V</m:t>
+        </m:r>
+      </m:oMath>
+      <w:r>
+        <w:rPr>
+          <w:rFonts w:hint="eastAsia"/>
+        </w:rPr>
+        <w:t>。</w:t>
+      </w:r>
+    </w:p>
+    <w:p>
+      <w:pPr>
+        <w:pStyle w:val="3"/>
+      </w:pPr>
+      <w:bookmarkStart w:id="25" w:name="_Toc233128149"/>
+      <w:r>
+        <w:rPr>
+          <w:rFonts w:hint="eastAsia"/>
+        </w:rPr>
+        <w:t>信噪比估计</w:t>
+      </w:r>
+      <w:bookmarkEnd w:id="25"/>
+    </w:p>
+    <w:p>
+      <w:pPr>
+        <w:spacing w:line="400" w:lineRule="atLeast"/>
+        <w:rPr>
+          <w:rFonts w:hint="eastAsia"/>
+        </w:rPr>
+      </w:pPr>
+      <w:r>
+        <w:rPr>
+          <w:rFonts w:hint="eastAsia"/>
+        </w:rPr>
+        <w:t>由于</w:t>
+      </w:r>
+      <w:r>
+        <w:rPr>
+          <w:rFonts w:hint="eastAsia"/>
+        </w:rPr>
+        <w:t>信号</w:t>
+      </w:r>
+      <w:r>
+        <w:rPr>
+          <w:rFonts w:hint="eastAsia"/>
+        </w:rPr>
+        <w:t>含有白噪声，程序还对信号信噪比进行了估计。为避免幅值阶跃和频率阶跃对信噪比估计造成干扰，程序选取阶跃前后的稳定区间分别进行分析。</w:t>
+      </w:r>
+    </w:p>
+    <w:p>
+      <w:pPr>
+        <w:spacing w:line="400" w:lineRule="atLeast"/>
+      </w:pPr>
+      <w:r>
+        <w:rPr>
+          <w:rFonts w:hint="eastAsia"/>
+        </w:rPr>
+        <w:t>信噪比估计时，程序先通过残差谱和原始稳定段高分辨率频谱联合检测主要频率分量，得到用于拟合的频率集合。然后，在稳定区间内建立多频率最小二乘模型，对基波、谐波和间谐波等确定性频率分量进行拟合。拟合得到的确定性分量视为信号部分，原始信号与拟合信号之间的残差视为噪声部分。信噪比</w:t>
+      </w:r>
+      <m:oMath>
+        <m:r>
+          <m:rPr>
+            <m:sty m:val="p"/>
+          </m:rPr>
+          <w:rPr>
+            <w:rFonts w:ascii="Cambria Math" w:hAnsi="Cambria Math"/>
+          </w:rPr>
+          <m:t>SNR</m:t>
+        </m:r>
+        <m:r>
+          <w:rPr>
+            <w:rFonts w:ascii="Cambria Math" w:hAnsi="Cambria Math"/>
+          </w:rPr>
+          <m:t>=10</m:t>
+        </m:r>
+        <m:func>
+          <m:funcPr>
+            <m:ctrlPr>
+              <w:rPr>
+                <w:rFonts w:ascii="Cambria Math" w:hAnsi="Cambria Math"/>
+              </w:rPr>
+            </m:ctrlPr>
+          </m:funcPr>
+          <m:fName>
+            <m:sSub>
+              <m:sSubPr>
+                <m:ctrlPr>
+                  <w:rPr>
+                    <w:rFonts w:ascii="Cambria Math" w:hAnsi="Cambria Math"/>
+                  </w:rPr>
+                </m:ctrlPr>
+              </m:sSubPr>
+              <m:e>
+                <m:r>
+                  <m:rPr>
+                    <m:sty m:val="p"/>
+                  </m:rPr>
+                  <w:rPr>
+                    <w:rFonts w:ascii="Cambria Math" w:hAnsi="Cambria Math"/>
+                  </w:rPr>
+                  <m:t>log</m:t>
+                </m:r>
+              </m:e>
+              <m:sub>
+                <m:r>
+                  <w:rPr>
+                    <w:rFonts w:ascii="Cambria Math" w:hAnsi="Cambria Math"/>
+                  </w:rPr>
+                  <m:t>10</m:t>
+                </m:r>
+              </m:sub>
+            </m:sSub>
+          </m:fName>
+          <m:e>
+            <m:f>
+              <m:fPr>
+                <m:ctrlPr>
+                  <w:rPr>
+                    <w:rFonts w:ascii="Cambria Math" w:hAnsi="Cambria Math"/>
+                  </w:rPr>
+                </m:ctrlPr>
+              </m:fPr>
+              <m:num>
+                <m:sSub>
+                  <m:sSubPr>
+                    <m:ctrlPr>
+                      <w:rPr>
+                        <w:rFonts w:ascii="Cambria Math" w:hAnsi="Cambria Math"/>
+                      </w:rPr>
+                    </m:ctrlPr>
+                  </m:sSubPr>
+                  <m:e>
+                    <m:r>
+                      <w:rPr>
+                        <w:rFonts w:ascii="Cambria Math" w:hAnsi="Cambria Math"/>
+                      </w:rPr>
+                      <m:t>P</m:t>
+                    </m:r>
+                  </m:e>
+                  <m:sub>
+                    <m:r>
+                      <w:rPr>
+                        <w:rFonts w:ascii="Cambria Math" w:hAnsi="Cambria Math"/>
+                      </w:rPr>
+                      <m:t>s</m:t>
+                    </m:r>
+                  </m:sub>
+                </m:sSub>
+              </m:num>
+              <m:den>
+                <m:sSub>
+                  <m:sSubPr>
+                    <m:ctrlPr>
+                      <w:rPr>
+                        <w:rFonts w:ascii="Cambria Math" w:hAnsi="Cambria Math"/>
+                      </w:rPr>
+                    </m:ctrlPr>
+                  </m:sSubPr>
+                  <m:e>
+                    <m:r>
+                      <w:rPr>
+                        <w:rFonts w:ascii="Cambria Math" w:hAnsi="Cambria Math"/>
+                      </w:rPr>
+                      <m:t>P</m:t>
+                    </m:r>
+                  </m:e>
+                  <m:sub>
+                    <m:r>
+                      <w:rPr>
+                        <w:rFonts w:ascii="Cambria Math" w:hAnsi="Cambria Math"/>
+                      </w:rPr>
+                      <m:t>n</m:t>
+                    </m:r>
+                  </m:sub>
+                </m:sSub>
+              </m:den>
+            </m:f>
+          </m:e>
+        </m:func>
+      </m:oMath>
+      <w:r>
+        <w:rPr>
+          <w:rFonts w:hint="eastAsia"/>
+        </w:rPr>
+        <w:t>，</w:t>
+      </w:r>
+      <w:r>
+        <w:rPr>
+          <w:rFonts w:hint="eastAsia"/>
+        </w:rPr>
+        <w:t>其中</w:t>
+      </w:r>
+      <m:oMath>
+        <m:sSub>
+          <m:sSubPr>
+            <m:ctrlPr>
+              <w:rPr>
+                <w:rFonts w:ascii="Cambria Math" w:hAnsi="Cambria Math"/>
+              </w:rPr>
+            </m:ctrlPr>
+          </m:sSubPr>
+          <m:e>
+            <m:r>
+              <w:rPr>
+                <w:rFonts w:ascii="Cambria Math" w:hAnsi="Cambria Math"/>
+              </w:rPr>
+              <m:t>P</m:t>
+            </m:r>
+          </m:e>
+          <m:sub>
+            <m:r>
+              <w:rPr>
+                <w:rFonts w:ascii="Cambria Math" w:hAnsi="Cambria Math"/>
+              </w:rPr>
+              <m:t>s</m:t>
+            </m:r>
+          </m:sub>
+        </m:sSub>
+      </m:oMath>
+      <w:r>
+        <w:rPr>
+          <w:rFonts w:hint="eastAsia"/>
+        </w:rPr>
+        <w:t>为拟合信号功率，</w:t>
+      </w:r>
+      <m:oMath>
+        <m:sSub>
+          <m:sSubPr>
+            <m:ctrlPr>
+              <w:rPr>
+                <w:rFonts w:ascii="Cambria Math" w:hAnsi="Cambria Math"/>
+              </w:rPr>
+            </m:ctrlPr>
+          </m:sSubPr>
+          <m:e>
+            <m:r>
+              <w:rPr>
+                <w:rFonts w:ascii="Cambria Math" w:hAnsi="Cambria Math"/>
+              </w:rPr>
+              <m:t>P</m:t>
+            </m:r>
+          </m:e>
+          <m:sub>
+            <m:r>
+              <w:rPr>
+                <w:rFonts w:ascii="Cambria Math" w:hAnsi="Cambria Math"/>
+              </w:rPr>
+              <m:t>n</m:t>
+            </m:r>
+          </m:sub>
+        </m:sSub>
+      </m:oMath>
+      <w:r>
+        <w:rPr>
+          <w:rFonts w:hint="eastAsia"/>
+        </w:rPr>
+        <w:t>为残差噪声功率。</w:t>
+      </w:r>
+    </w:p>
+    <w:p>
+      <w:pPr>
+        <w:pStyle w:val="-"/>
+        <w:spacing w:before="31" w:after="312"/>
+        <w:rPr>
+          <w:rFonts w:hint="eastAsia"/>
+        </w:rPr>
+      </w:pPr>
+      <w:r>
+        <w:rPr>
+          <w:rFonts w:hint="eastAsia"/>
+        </w:rPr>
+        <w:t>残差拟合</w:t>
+      </w:r>
+    </w:p>
+    <w:p>
+      <w:pPr>
+        <w:spacing w:line="400" w:lineRule="atLeast"/>
+        <w:jc w:val="center"/>
+      </w:pPr>
+      <w:r>
+        <w:drawing>
+          <wp:inline distT="0" distB="0" distL="0" distR="0" wp14:anchorId="6A7BF6C1" wp14:editId="674D0729">
+            <wp:extent cx="3378880" cy="2542500"/>
+            <wp:effectExtent l="0" t="0" r="0" b="0"/>
+            <wp:docPr id="642862564" name="图片 1"/>
+            <wp:cNvGraphicFramePr>
+              <a:graphicFrameLocks xmlns:a="http://schemas.openxmlformats.org/drawingml/2006/main" noChangeAspect="1"/>
+            </wp:cNvGraphicFramePr>
+            <a:graphic xmlns:a="http://schemas.openxmlformats.org/drawingml/2006/main">
+              <a:graphicData uri="http://schemas.openxmlformats.org/drawingml/2006/picture">
+                <pic:pic xmlns:pic="http://schemas.openxmlformats.org/drawingml/2006/picture">
+                  <pic:nvPicPr>
+                    <pic:cNvPr id="642862564" name=""/>
+                    <pic:cNvPicPr/>
+                  </pic:nvPicPr>
+                  <pic:blipFill>
+                    <a:blip r:embed="rId17"/>
+                    <a:stretch>
+                      <a:fillRect/>
+                    </a:stretch>
+                  </pic:blipFill>
+                  <pic:spPr>
+                    <a:xfrm>
+                      <a:off x="0" y="0"/>
+                      <a:ext cx="3400045" cy="2558426"/>
+                    </a:xfrm>
+                    <a:prstGeom prst="rect">
+                      <a:avLst/>
+                    </a:prstGeom>
+                  </pic:spPr>
+                </pic:pic>
+              </a:graphicData>
+            </a:graphic>
+          </wp:inline>
+        </w:drawing>
+      </w:r>
+    </w:p>
+    <w:p>
+      <w:pPr>
+        <w:spacing w:line="400" w:lineRule="atLeast"/>
+        <w:ind w:firstLineChars="200" w:firstLine="480"/>
+      </w:pPr>
+      <w:r>
+        <w:rPr>
+          <w:rFonts w:hint="eastAsia"/>
+        </w:rPr>
+        <w:t>根据程序输出，该信号平均信噪比估计为</w:t>
+      </w:r>
+      <m:oMath>
+        <m:r>
+          <m:rPr>
+            <m:sty m:val="p"/>
+          </m:rPr>
+          <w:rPr>
+            <w:rFonts w:ascii="Cambria Math" w:hAnsi="Cambria Math"/>
+          </w:rPr>
+          <m:t>SNR</m:t>
+        </m:r>
+        <m:r>
+          <w:rPr>
+            <w:rFonts w:ascii="Cambria Math" w:hAnsi="Cambria Math"/>
+          </w:rPr>
+          <m:t>=25.970886</m:t>
+        </m:r>
+        <m:r>
+          <m:rPr>
+            <m:sty m:val="p"/>
+          </m:rPr>
+          <w:rPr>
+            <w:rFonts w:ascii="Cambria Math" w:hAnsi="Cambria Math"/>
+          </w:rPr>
+          <m:t>dB</m:t>
+        </m:r>
+      </m:oMath>
+      <w:r>
+        <w:rPr>
+          <w:rFonts w:hint="eastAsia"/>
+        </w:rPr>
+        <w:t>，对应平均噪声有效值约为</w:t>
+      </w:r>
+      <m:oMath>
+        <m:sSub>
+          <m:sSubPr>
+            <m:ctrlPr>
+              <w:rPr>
+                <w:rFonts w:ascii="Cambria Math" w:hAnsi="Cambria Math"/>
+              </w:rPr>
+            </m:ctrlPr>
+          </m:sSubPr>
+          <m:e>
+            <m:r>
+              <w:rPr>
+                <w:rFonts w:ascii="Cambria Math" w:hAnsi="Cambria Math"/>
+              </w:rPr>
+              <m:t>X</m:t>
+            </m:r>
+          </m:e>
+          <m:sub>
+            <m:r>
+              <m:rPr>
+                <m:sty m:val="p"/>
+              </m:rPr>
+              <w:rPr>
+                <w:rFonts w:ascii="Cambria Math" w:hAnsi="Cambria Math"/>
+              </w:rPr>
+              <m:t>noise</m:t>
+            </m:r>
+          </m:sub>
+        </m:sSub>
+        <m:r>
+          <w:rPr>
+            <w:rFonts w:ascii="Cambria Math" w:hAnsi="Cambria Math"/>
+          </w:rPr>
+          <m:t>=3.245338</m:t>
+        </m:r>
+        <m:r>
+          <m:rPr>
+            <m:sty m:val="p"/>
+          </m:rPr>
+          <w:rPr>
+            <w:rFonts w:ascii="Cambria Math" w:hAnsi="Cambria Math"/>
+          </w:rPr>
+          <m:t>V</m:t>
+        </m:r>
+      </m:oMath>
+      <w:r>
+        <w:rPr>
+          <w:rFonts w:hint="eastAsia"/>
+        </w:rPr>
+        <w:t>。</w:t>
+      </w:r>
+    </w:p>
+    <w:p>
+      <w:pPr>
+        <w:pStyle w:val="-0"/>
+        <w:rPr>
+          <w:rFonts w:hint="eastAsia"/>
+        </w:rPr>
+      </w:pPr>
+      <w:r>
+        <w:rPr>
+          <w:rFonts w:hint="eastAsia"/>
+        </w:rPr>
+        <w:t>加分内容</w:t>
+      </w:r>
+      <w:r>
+        <w:rPr>
+          <w:rFonts w:hint="eastAsia"/>
+        </w:rPr>
+        <w:t>1</w:t>
+      </w:r>
+      <w:r>
+        <w:rPr>
+          <w:rFonts w:hint="eastAsia"/>
+        </w:rPr>
+        <w:t>信号</w:t>
+      </w:r>
+      <w:r>
+        <w:rPr>
+          <w:rFonts w:hint="eastAsia"/>
+        </w:rPr>
+        <w:t>总结</w:t>
+      </w:r>
+    </w:p>
+    <w:tbl>
+      <w:tblPr>
+        <w:tblStyle w:val="11"/>
+        <w:tblW w:w="0" w:type="auto"/>
+        <w:jc w:val="center"/>
+        <w:tblLook w:val="04A0" w:firstRow="1" w:lastRow="0" w:firstColumn="1" w:lastColumn="0" w:noHBand="0" w:noVBand="1"/>
+      </w:tblPr>
+      <w:tblGrid>
+        <w:gridCol w:w="2014"/>
+        <w:gridCol w:w="2127"/>
+        <w:gridCol w:w="1930"/>
+      </w:tblGrid>
+      <w:tr>
+        <w:trPr>
+          <w:cnfStyle w:val="100000000000" w:firstRow="1" w:lastRow="0" w:firstColumn="0" w:lastColumn="0" w:oddVBand="0" w:evenVBand="0" w:oddHBand="0" w:evenHBand="0" w:firstRowFirstColumn="0" w:firstRowLastColumn="0" w:lastRowFirstColumn="0" w:lastRowLastColumn="0"/>
+          <w:jc w:val="center"/>
+        </w:trPr>
+        <w:tc>
+          <w:tcPr>
+            <w:cnfStyle w:val="001000000000" w:firstRow="0" w:lastRow="0" w:firstColumn="1" w:lastColumn="0" w:oddVBand="0" w:evenVBand="0" w:oddHBand="0" w:evenHBand="0" w:firstRowFirstColumn="0" w:firstRowLastColumn="0" w:lastRowFirstColumn="0" w:lastRowLastColumn="0"/>
+            <w:tcW w:w="2014" w:type="dxa"/>
+            <w:vAlign w:val="center"/>
+          </w:tcPr>
+          <w:p>
+            <w:pPr>
+              <w:pStyle w:val="-3"/>
+              <w:spacing w:line="400" w:lineRule="atLeast"/>
+              <w:rPr>
+                <w:rFonts w:cs="Times New Roman"/>
+                <w:i w:val="0"/>
+                <w:iCs w:val="0"/>
+              </w:rPr>
+            </w:pPr>
+          </w:p>
+        </w:tc>
+        <w:tc>
+          <w:tcPr>
+            <w:tcW w:w="2127" w:type="dxa"/>
+            <w:vAlign w:val="center"/>
+          </w:tcPr>
+          <w:p>
+            <w:pPr>
+              <w:pStyle w:val="-3"/>
+              <w:spacing w:line="400" w:lineRule="atLeast"/>
+              <w:cnfStyle w:val="100000000000" w:firstRow="1" w:lastRow="0" w:firstColumn="0" w:lastColumn="0" w:oddVBand="0" w:evenVBand="0" w:oddHBand="0" w:evenHBand="0" w:firstRowFirstColumn="0" w:firstRowLastColumn="0" w:lastRowFirstColumn="0" w:lastRowLastColumn="0"/>
+              <w:rPr>
+                <w:rFonts w:cs="Times New Roman"/>
+                <w:i w:val="0"/>
+                <w:iCs w:val="0"/>
+              </w:rPr>
+            </w:pPr>
+            <w:r>
+              <w:rPr>
+                <w:rFonts w:cs="Times New Roman" w:hint="eastAsia"/>
+                <w:i w:val="0"/>
+                <w:iCs w:val="0"/>
+              </w:rPr>
+              <w:t>阶跃前</w:t>
+            </w:r>
+          </w:p>
+        </w:tc>
+        <w:tc>
+          <w:tcPr>
+            <w:tcW w:w="1930" w:type="dxa"/>
+          </w:tcPr>
+          <w:p>
+            <w:pPr>
+              <w:pStyle w:val="-3"/>
+              <w:spacing w:line="400" w:lineRule="atLeast"/>
+              <w:cnfStyle w:val="100000000000" w:firstRow="1" w:lastRow="0" w:firstColumn="0" w:lastColumn="0" w:oddVBand="0" w:evenVBand="0" w:oddHBand="0" w:evenHBand="0" w:firstRowFirstColumn="0" w:firstRowLastColumn="0" w:lastRowFirstColumn="0" w:lastRowLastColumn="0"/>
+              <w:rPr>
+                <w:rFonts w:cs="Times New Roman"/>
+              </w:rPr>
+            </w:pPr>
+            <w:r>
+              <w:rPr>
+                <w:rFonts w:cs="Times New Roman" w:hint="eastAsia"/>
+                <w:i w:val="0"/>
+                <w:iCs w:val="0"/>
+              </w:rPr>
+              <w:t>阶跃后</w:t>
+            </w:r>
+          </w:p>
+        </w:tc>
+      </w:tr>
+      <w:tr>
+        <w:trPr>
+          <w:jc w:val="center"/>
+        </w:trPr>
+        <w:tc>
+          <w:tcPr>
+            <w:cnfStyle w:val="001000000000" w:firstRow="0" w:lastRow="0" w:firstColumn="1" w:lastColumn="0" w:oddVBand="0" w:evenVBand="0" w:oddHBand="0" w:evenHBand="0" w:firstRowFirstColumn="0" w:firstRowLastColumn="0" w:lastRowFirstColumn="0" w:lastRowLastColumn="0"/>
+            <w:tcW w:w="2014" w:type="dxa"/>
+            <w:vAlign w:val="center"/>
+          </w:tcPr>
+          <w:p>
+            <w:pPr>
+              <w:pStyle w:val="-3"/>
+              <w:spacing w:line="400" w:lineRule="atLeast"/>
+              <w:rPr>
+                <w:rFonts w:cs="Times New Roman" w:hint="eastAsia"/>
+              </w:rPr>
+            </w:pPr>
+            <w:r>
+              <w:rPr>
+                <w:rFonts w:cs="Times New Roman" w:hint="eastAsia"/>
+              </w:rPr>
+              <w:t>平均</w:t>
+            </w:r>
+            <w:r>
+              <w:rPr>
+                <w:rFonts w:cs="Times New Roman" w:hint="eastAsia"/>
+              </w:rPr>
+              <w:t>幅值</w:t>
+            </w:r>
+            <w:r>
+              <w:rPr>
+                <w:rFonts w:cs="Times New Roman" w:hint="eastAsia"/>
+              </w:rPr>
+              <w:t>/V</w:t>
+            </w:r>
+          </w:p>
+        </w:tc>
+        <w:tc>
+          <w:tcPr>
+            <w:tcW w:w="2127" w:type="dxa"/>
+            <w:vAlign w:val="center"/>
+          </w:tcPr>
+          <w:p>
+            <w:pPr>
+              <w:pStyle w:val="-3"/>
+              <w:spacing w:line="400" w:lineRule="atLeast"/>
+              <w:cnfStyle w:val="000000000000" w:firstRow="0" w:lastRow="0" w:firstColumn="0" w:lastColumn="0" w:oddVBand="0" w:evenVBand="0" w:oddHBand="0" w:evenHBand="0" w:firstRowFirstColumn="0" w:firstRowLastColumn="0" w:lastRowFirstColumn="0" w:lastRowLastColumn="0"/>
+              <w:rPr>
+                <w:rFonts w:cs="Times New Roman"/>
+              </w:rPr>
+            </w:pPr>
+            <w:r>
+              <w:rPr>
+                <w:rFonts w:cs="Times New Roman"/>
+              </w:rPr>
+              <w:t>60.010874</w:t>
+            </w:r>
+          </w:p>
+        </w:tc>
+        <w:tc>
+          <w:tcPr>
+            <w:tcW w:w="1930" w:type="dxa"/>
+            <w:vAlign w:val="center"/>
+          </w:tcPr>
+          <w:p>
+            <w:pPr>
+              <w:pStyle w:val="-3"/>
+              <w:spacing w:line="400" w:lineRule="atLeast"/>
+              <w:cnfStyle w:val="000000000000" w:firstRow="0" w:lastRow="0" w:firstColumn="0" w:lastColumn="0" w:oddVBand="0" w:evenVBand="0" w:oddHBand="0" w:evenHBand="0" w:firstRowFirstColumn="0" w:firstRowLastColumn="0" w:lastRowFirstColumn="0" w:lastRowLastColumn="0"/>
+              <w:rPr>
+                <w:rFonts w:eastAsia="华文宋体" w:cs="Times New Roman"/>
+                <w:color w:val="000000"/>
+                <w:sz w:val="22"/>
+              </w:rPr>
+            </w:pPr>
+            <w:r>
+              <w:rPr>
+                <w:rFonts w:eastAsia="华文宋体" w:cs="Times New Roman"/>
+                <w:color w:val="000000"/>
+                <w:sz w:val="22"/>
+              </w:rPr>
+              <w:t>69.237609</w:t>
+            </w:r>
+          </w:p>
+        </w:tc>
+      </w:tr>
+      <w:tr>
+        <w:trPr>
+          <w:jc w:val="center"/>
+        </w:trPr>
+        <w:tc>
+          <w:tcPr>
+            <w:cnfStyle w:val="001000000000" w:firstRow="0" w:lastRow="0" w:firstColumn="1" w:lastColumn="0" w:oddVBand="0" w:evenVBand="0" w:oddHBand="0" w:evenHBand="0" w:firstRowFirstColumn="0" w:firstRowLastColumn="0" w:lastRowFirstColumn="0" w:lastRowLastColumn="0"/>
+            <w:tcW w:w="2014" w:type="dxa"/>
+            <w:vAlign w:val="center"/>
+          </w:tcPr>
+          <w:p>
+            <w:pPr>
+              <w:pStyle w:val="-3"/>
+              <w:spacing w:line="400" w:lineRule="atLeast"/>
+              <w:rPr>
+                <w:rFonts w:cs="Times New Roman" w:hint="eastAsia"/>
+              </w:rPr>
+            </w:pPr>
+            <w:r>
+              <w:rPr>
+                <w:rFonts w:cs="Times New Roman" w:hint="eastAsia"/>
+              </w:rPr>
+              <w:t>频率</w:t>
+            </w:r>
+            <w:r>
+              <w:rPr>
+                <w:rFonts w:cs="Times New Roman" w:hint="eastAsia"/>
+              </w:rPr>
+              <w:t>/Hz</w:t>
+            </w:r>
+          </w:p>
+        </w:tc>
+        <w:tc>
+          <w:tcPr>
+            <w:tcW w:w="2127" w:type="dxa"/>
+            <w:vAlign w:val="center"/>
+          </w:tcPr>
+          <w:p>
+            <w:pPr>
+              <w:pStyle w:val="-3"/>
+              <w:spacing w:line="400" w:lineRule="atLeast"/>
+              <w:cnfStyle w:val="000000000000" w:firstRow="0" w:lastRow="0" w:firstColumn="0" w:lastColumn="0" w:oddVBand="0" w:evenVBand="0" w:oddHBand="0" w:evenHBand="0" w:firstRowFirstColumn="0" w:firstRowLastColumn="0" w:lastRowFirstColumn="0" w:lastRowLastColumn="0"/>
+              <w:rPr>
+                <w:rFonts w:eastAsia="华文宋体" w:cs="Times New Roman" w:hint="eastAsia"/>
+                <w:color w:val="000000"/>
+                <w:sz w:val="22"/>
+              </w:rPr>
+            </w:pPr>
+            <w:r>
+              <w:rPr>
+                <w:rFonts w:eastAsia="华文宋体" w:cs="Times New Roman"/>
+                <w:color w:val="000000"/>
+                <w:sz w:val="22"/>
+              </w:rPr>
+              <w:t>50.498298</w:t>
+            </w:r>
+          </w:p>
+        </w:tc>
+        <w:tc>
+          <w:tcPr>
+            <w:tcW w:w="1930" w:type="dxa"/>
+            <w:vAlign w:val="center"/>
+          </w:tcPr>
+          <w:p>
+            <w:pPr>
+              <w:pStyle w:val="-3"/>
+              <w:spacing w:line="400" w:lineRule="atLeast"/>
+              <w:cnfStyle w:val="000000000000" w:firstRow="0" w:lastRow="0" w:firstColumn="0" w:lastColumn="0" w:oddVBand="0" w:evenVBand="0" w:oddHBand="0" w:evenHBand="0" w:firstRowFirstColumn="0" w:firstRowLastColumn="0" w:lastRowFirstColumn="0" w:lastRowLastColumn="0"/>
+              <w:rPr>
+                <w:rFonts w:eastAsia="华文宋体" w:cs="Times New Roman" w:hint="eastAsia"/>
+                <w:color w:val="000000"/>
+                <w:sz w:val="22"/>
+              </w:rPr>
+            </w:pPr>
+            <w:r>
+              <w:rPr>
+                <w:rFonts w:eastAsia="华文宋体" w:cs="Times New Roman"/>
+                <w:color w:val="000000"/>
+                <w:sz w:val="22"/>
+              </w:rPr>
+              <w:t>48.996429</w:t>
+            </w:r>
+          </w:p>
+        </w:tc>
+      </w:tr>
+      <w:tr>
+        <w:trPr>
+          <w:jc w:val="center"/>
+        </w:trPr>
+        <w:tc>
+          <w:tcPr>
+            <w:cnfStyle w:val="001000000000" w:firstRow="0" w:lastRow="0" w:firstColumn="1" w:lastColumn="0" w:oddVBand="0" w:evenVBand="0" w:oddHBand="0" w:evenHBand="0" w:firstRowFirstColumn="0" w:firstRowLastColumn="0" w:lastRowFirstColumn="0" w:lastRowLastColumn="0"/>
+            <w:tcW w:w="2014" w:type="dxa"/>
+            <w:vAlign w:val="center"/>
+          </w:tcPr>
+          <w:p>
+            <w:pPr>
+              <w:pStyle w:val="-3"/>
+              <w:spacing w:line="400" w:lineRule="atLeast"/>
+              <w:rPr>
+                <w:rFonts w:cs="Times New Roman" w:hint="eastAsia"/>
+              </w:rPr>
+            </w:pPr>
+            <w:r>
+              <w:rPr>
+                <w:rFonts w:cs="Times New Roman" w:hint="eastAsia"/>
+              </w:rPr>
+              <w:t>信噪比</w:t>
+            </w:r>
+            <w:r>
+              <w:rPr>
+                <w:rFonts w:cs="Times New Roman" w:hint="eastAsia"/>
+              </w:rPr>
+              <w:t>/dB</w:t>
+            </w:r>
+          </w:p>
+        </w:tc>
+        <w:tc>
+          <w:tcPr>
+            <w:tcW w:w="4057" w:type="dxa"/>
+            <w:gridSpan w:val="2"/>
+            <w:vAlign w:val="center"/>
+          </w:tcPr>
+          <w:p>
+            <w:pPr>
+              <w:pStyle w:val="-3"/>
+              <w:spacing w:line="400" w:lineRule="atLeast"/>
+              <w:cnfStyle w:val="000000000000" w:firstRow="0" w:lastRow="0" w:firstColumn="0" w:lastColumn="0" w:oddVBand="0" w:evenVBand="0" w:oddHBand="0" w:evenHBand="0" w:firstRowFirstColumn="0" w:firstRowLastColumn="0" w:lastRowFirstColumn="0" w:lastRowLastColumn="0"/>
+              <w:rPr>
+                <w:rFonts w:eastAsia="华文宋体" w:cs="Times New Roman"/>
+                <w:color w:val="000000"/>
+                <w:sz w:val="22"/>
+              </w:rPr>
+            </w:pPr>
+            <w:r>
+              <w:rPr>
+                <w:rFonts w:eastAsia="华文宋体" w:cs="Times New Roman"/>
+                <w:color w:val="000000"/>
+                <w:sz w:val="22"/>
+              </w:rPr>
+              <w:t>25.970886</w:t>
+            </w:r>
+          </w:p>
+        </w:tc>
+      </w:tr>
+    </w:tbl>
+    <w:p>
+      <w:pPr>
+        <w:spacing w:line="400" w:lineRule="atLeast"/>
+        <w:jc w:val="center"/>
+        <w:rPr>
+          <w:rFonts w:hint="eastAsia"/>
+        </w:rPr>
+      </w:pPr>
+    </w:p>
+    <w:p>
+      <w:pPr>
+        <w:pStyle w:val="3"/>
+      </w:pPr>
+      <w:bookmarkStart w:id="26" w:name="_Toc233128150"/>
+      <w:r>
+        <w:rPr>
+          <w:rFonts w:hint="eastAsia"/>
+        </w:rPr>
+        <w:lastRenderedPageBreak/>
+        <w:t>思考题</w:t>
+      </w:r>
+      <w:bookmarkEnd w:id="26"/>
+    </w:p>
+    <w:p>
+      <w:pPr>
+        <w:ind w:firstLine="0"/>
+      </w:pPr>
+      <w:r>
+        <w:t>基波信号的频率变化，对于相量计算精度有什么影响？</w:t>
+      </w:r>
+    </w:p>
+    <w:p>
+      <w:pPr>
+        <w:ind w:firstLine="0"/>
+        <w:rPr>
+          <w:rFonts w:hint="eastAsia"/>
+        </w:rPr>
+      </w:pPr>
+      <w:r>
+        <w:rPr>
+          <w:rFonts w:hint="eastAsia"/>
+        </w:rPr>
+        <w:t>答：</w:t>
+      </w:r>
+      <w:r>
+        <w:t>基波频率变化会破坏固定频率相量算法的同步条件，使相角出现漂移，幅值出现泄漏误差；在频率阶跃附近，由于滑动窗口同时包含两种频率成分，相量计算误差会进一步增大。为提高精度，应先估计实际基波频率，并在相量计算中采用频率跟踪、分段频率或自适应窗口方法。</w:t>
+      </w:r>
+    </w:p>
+    <w:p>
+      <w:pPr>
+        <w:pStyle w:val="2"/>
+        <w:rPr>
+          <w:rFonts w:hint="eastAsia"/>
+        </w:rPr>
+      </w:pPr>
+      <w:bookmarkStart w:id="27" w:name="_Toc233128151"/>
+      <w:r>
+        <w:rPr>
+          <w:rFonts w:hint="eastAsia"/>
+        </w:rPr>
+        <w:t>加分内容</w:t>
+      </w:r>
+      <w:r>
+        <w:rPr>
+          <w:rFonts w:hint="eastAsia"/>
+        </w:rPr>
+        <w:t>2</w:t>
+      </w:r>
+      <w:bookmarkEnd w:id="27"/>
+      <w:r>
+        <w:br w:type="page"/>
+      </w:r>
+    </w:p>
+    <w:p>
+      <w:pPr>
+        <w:pStyle w:val="2"/>
+        <w:rPr>
+          <w:rFonts w:hint="eastAsia"/>
+        </w:rPr>
+      </w:pPr>
+      <w:bookmarkStart w:id="28" w:name="_Toc233128152"/>
+      <w:r>
+        <w:rPr>
+          <w:rFonts w:hint="eastAsia"/>
+        </w:rPr>
+        <w:lastRenderedPageBreak/>
+        <w:t>加分内容</w:t>
+      </w:r>
+      <w:r>
+        <w:rPr>
+          <w:rFonts w:hint="eastAsia"/>
+        </w:rPr>
+        <w:t>3</w:t>
+      </w:r>
+      <w:bookmarkEnd w:id="28"/>
     </w:p>
     <w:p>
       <w:pPr>
@@ -15838,9 +20538,6 @@
         <w:ind w:firstLine="0"/>
         <w:jc w:val="left"/>
       </w:pPr>
-      <w:r>
-        <w:br w:type="page"/>
-      </w:r>
     </w:p>
     <w:tbl>
       <w:tblPr>
@@ -15882,7 +20579,6 @@
                 <w:i w:val="0"/>
                 <w:iCs w:val="0"/>
               </w:rPr>
-              <w:lastRenderedPageBreak/>
               <w:t>频率成分</w:t>
             </w:r>
           </w:p>
@@ -15965,7 +20661,7 @@
               <w:spacing w:line="400" w:lineRule="atLeast"/>
               <w:cnfStyle w:val="100000000000" w:firstRow="1" w:lastRow="0" w:firstColumn="0" w:lastColumn="0" w:oddVBand="0" w:evenVBand="0" w:oddHBand="0" w:evenHBand="0" w:firstRowFirstColumn="0" w:firstRowLastColumn="0" w:lastRowFirstColumn="0" w:lastRowLastColumn="0"/>
               <w:rPr>
-                <w:rFonts w:cs="Times New Roman" w:hint="eastAsia"/>
+                <w:rFonts w:cs="Times New Roman"/>
               </w:rPr>
             </w:pPr>
             <w:r>
@@ -16002,7 +20698,7 @@
               <w:pStyle w:val="-3"/>
               <w:spacing w:line="400" w:lineRule="atLeast"/>
               <w:rPr>
-                <w:rFonts w:cs="Times New Roman" w:hint="eastAsia"/>
+                <w:rFonts w:cs="Times New Roman"/>
               </w:rPr>
             </w:pPr>
           </w:p>
@@ -16050,7 +20746,7 @@
               <w:spacing w:line="400" w:lineRule="atLeast"/>
               <w:cnfStyle w:val="000000000000" w:firstRow="0" w:lastRow="0" w:firstColumn="0" w:lastColumn="0" w:oddVBand="0" w:evenVBand="0" w:oddHBand="0" w:evenHBand="0" w:firstRowFirstColumn="0" w:firstRowLastColumn="0" w:lastRowFirstColumn="0" w:lastRowLastColumn="0"/>
               <w:rPr>
-                <w:rFonts w:eastAsia="华文宋体" w:cs="Times New Roman" w:hint="eastAsia"/>
+                <w:rFonts w:eastAsia="华文宋体" w:cs="Times New Roman"/>
                 <w:color w:val="000000"/>
                 <w:sz w:val="22"/>
               </w:rPr>
@@ -16073,7 +20769,7 @@
               <w:pStyle w:val="-3"/>
               <w:spacing w:line="400" w:lineRule="atLeast"/>
               <w:rPr>
-                <w:rFonts w:cs="Times New Roman" w:hint="eastAsia"/>
+                <w:rFonts w:cs="Times New Roman"/>
               </w:rPr>
             </w:pPr>
           </w:p>
@@ -16107,7 +20803,7 @@
               <w:spacing w:line="400" w:lineRule="atLeast"/>
               <w:cnfStyle w:val="000000000000" w:firstRow="0" w:lastRow="0" w:firstColumn="0" w:lastColumn="0" w:oddVBand="0" w:evenVBand="0" w:oddHBand="0" w:evenHBand="0" w:firstRowFirstColumn="0" w:firstRowLastColumn="0" w:lastRowFirstColumn="0" w:lastRowLastColumn="0"/>
               <w:rPr>
-                <w:rFonts w:eastAsia="华文宋体" w:cs="Times New Roman" w:hint="eastAsia"/>
+                <w:rFonts w:eastAsia="华文宋体" w:cs="Times New Roman"/>
                 <w:color w:val="000000"/>
                 <w:sz w:val="22"/>
               </w:rPr>
@@ -16251,7 +20947,7 @@
               <w:spacing w:line="400" w:lineRule="atLeast"/>
               <w:cnfStyle w:val="000000000000" w:firstRow="0" w:lastRow="0" w:firstColumn="0" w:lastColumn="0" w:oddVBand="0" w:evenVBand="0" w:oddHBand="0" w:evenHBand="0" w:firstRowFirstColumn="0" w:firstRowLastColumn="0" w:lastRowFirstColumn="0" w:lastRowLastColumn="0"/>
               <w:rPr>
-                <w:rFonts w:cs="Times New Roman" w:hint="eastAsia"/>
+                <w:rFonts w:cs="Times New Roman"/>
               </w:rPr>
             </w:pPr>
           </w:p>
@@ -16322,7 +21018,7 @@
               <w:spacing w:line="400" w:lineRule="atLeast"/>
               <w:cnfStyle w:val="000000000000" w:firstRow="0" w:lastRow="0" w:firstColumn="0" w:lastColumn="0" w:oddVBand="0" w:evenVBand="0" w:oddHBand="0" w:evenHBand="0" w:firstRowFirstColumn="0" w:firstRowLastColumn="0" w:lastRowFirstColumn="0" w:lastRowLastColumn="0"/>
               <w:rPr>
-                <w:rFonts w:cs="Times New Roman" w:hint="eastAsia"/>
+                <w:rFonts w:cs="Times New Roman"/>
               </w:rPr>
             </w:pPr>
           </w:p>
@@ -16338,7 +21034,7 @@
               <w:spacing w:line="400" w:lineRule="atLeast"/>
               <w:cnfStyle w:val="000000000000" w:firstRow="0" w:lastRow="0" w:firstColumn="0" w:lastColumn="0" w:oddVBand="0" w:evenVBand="0" w:oddHBand="0" w:evenHBand="0" w:firstRowFirstColumn="0" w:firstRowLastColumn="0" w:lastRowFirstColumn="0" w:lastRowLastColumn="0"/>
               <w:rPr>
-                <w:rFonts w:eastAsia="华文宋体" w:cs="Times New Roman" w:hint="eastAsia"/>
+                <w:rFonts w:eastAsia="华文宋体" w:cs="Times New Roman"/>
                 <w:color w:val="000000"/>
                 <w:sz w:val="22"/>
               </w:rPr>
@@ -16393,7 +21089,7 @@
               <w:spacing w:line="400" w:lineRule="atLeast"/>
               <w:cnfStyle w:val="000000000000" w:firstRow="0" w:lastRow="0" w:firstColumn="0" w:lastColumn="0" w:oddVBand="0" w:evenVBand="0" w:oddHBand="0" w:evenHBand="0" w:firstRowFirstColumn="0" w:firstRowLastColumn="0" w:lastRowFirstColumn="0" w:lastRowLastColumn="0"/>
               <w:rPr>
-                <w:rFonts w:cs="Times New Roman" w:hint="eastAsia"/>
+                <w:rFonts w:cs="Times New Roman"/>
               </w:rPr>
             </w:pPr>
           </w:p>
@@ -16409,7 +21105,7 @@
               <w:spacing w:line="400" w:lineRule="atLeast"/>
               <w:cnfStyle w:val="000000000000" w:firstRow="0" w:lastRow="0" w:firstColumn="0" w:lastColumn="0" w:oddVBand="0" w:evenVBand="0" w:oddHBand="0" w:evenHBand="0" w:firstRowFirstColumn="0" w:firstRowLastColumn="0" w:lastRowFirstColumn="0" w:lastRowLastColumn="0"/>
               <w:rPr>
-                <w:rFonts w:eastAsia="华文宋体" w:cs="Times New Roman" w:hint="eastAsia"/>
+                <w:rFonts w:eastAsia="华文宋体" w:cs="Times New Roman"/>
                 <w:color w:val="000000"/>
                 <w:sz w:val="22"/>
               </w:rPr>
@@ -16480,7 +21176,7 @@
               <w:spacing w:line="400" w:lineRule="atLeast"/>
               <w:cnfStyle w:val="000000000000" w:firstRow="0" w:lastRow="0" w:firstColumn="0" w:lastColumn="0" w:oddVBand="0" w:evenVBand="0" w:oddHBand="0" w:evenHBand="0" w:firstRowFirstColumn="0" w:firstRowLastColumn="0" w:lastRowFirstColumn="0" w:lastRowLastColumn="0"/>
               <w:rPr>
-                <w:rFonts w:eastAsia="华文宋体" w:cs="Times New Roman" w:hint="eastAsia"/>
+                <w:rFonts w:eastAsia="华文宋体" w:cs="Times New Roman"/>
                 <w:color w:val="000000"/>
                 <w:sz w:val="22"/>
               </w:rPr>
@@ -16608,7 +21304,7 @@
               <w:spacing w:line="400" w:lineRule="atLeast"/>
               <w:cnfStyle w:val="000000000000" w:firstRow="0" w:lastRow="0" w:firstColumn="0" w:lastColumn="0" w:oddVBand="0" w:evenVBand="0" w:oddHBand="0" w:evenHBand="0" w:firstRowFirstColumn="0" w:firstRowLastColumn="0" w:lastRowFirstColumn="0" w:lastRowLastColumn="0"/>
               <w:rPr>
-                <w:rFonts w:eastAsia="华文宋体" w:cs="Times New Roman" w:hint="eastAsia"/>
+                <w:rFonts w:eastAsia="华文宋体" w:cs="Times New Roman"/>
                 <w:color w:val="000000"/>
                 <w:sz w:val="22"/>
               </w:rPr>
@@ -16683,7 +21379,7 @@
               <w:spacing w:line="400" w:lineRule="atLeast"/>
               <w:cnfStyle w:val="000000000000" w:firstRow="0" w:lastRow="0" w:firstColumn="0" w:lastColumn="0" w:oddVBand="0" w:evenVBand="0" w:oddHBand="0" w:evenHBand="0" w:firstRowFirstColumn="0" w:firstRowLastColumn="0" w:lastRowFirstColumn="0" w:lastRowLastColumn="0"/>
               <w:rPr>
-                <w:rFonts w:eastAsia="华文宋体" w:cs="Times New Roman" w:hint="eastAsia"/>
+                <w:rFonts w:eastAsia="华文宋体" w:cs="Times New Roman"/>
                 <w:color w:val="000000"/>
                 <w:sz w:val="22"/>
               </w:rPr>
@@ -16758,7 +21454,7 @@
               <w:spacing w:line="400" w:lineRule="atLeast"/>
               <w:cnfStyle w:val="000000000000" w:firstRow="0" w:lastRow="0" w:firstColumn="0" w:lastColumn="0" w:oddVBand="0" w:evenVBand="0" w:oddHBand="0" w:evenHBand="0" w:firstRowFirstColumn="0" w:firstRowLastColumn="0" w:lastRowFirstColumn="0" w:lastRowLastColumn="0"/>
               <w:rPr>
-                <w:rFonts w:eastAsia="华文宋体" w:cs="Times New Roman" w:hint="eastAsia"/>
+                <w:rFonts w:eastAsia="华文宋体" w:cs="Times New Roman"/>
                 <w:color w:val="000000"/>
                 <w:sz w:val="22"/>
               </w:rPr>
@@ -16776,7 +21472,7 @@
               <w:spacing w:line="400" w:lineRule="atLeast"/>
               <w:cnfStyle w:val="000000000000" w:firstRow="0" w:lastRow="0" w:firstColumn="0" w:lastColumn="0" w:oddVBand="0" w:evenVBand="0" w:oddHBand="0" w:evenHBand="0" w:firstRowFirstColumn="0" w:firstRowLastColumn="0" w:lastRowFirstColumn="0" w:lastRowLastColumn="0"/>
               <w:rPr>
-                <w:rFonts w:eastAsia="华文宋体" w:cs="Times New Roman" w:hint="eastAsia"/>
+                <w:rFonts w:eastAsia="华文宋体" w:cs="Times New Roman"/>
                 <w:color w:val="000000"/>
                 <w:sz w:val="22"/>
               </w:rPr>
@@ -16957,14 +21653,14 @@
         <w:pStyle w:val="a6"/>
         <w:spacing w:line="400" w:lineRule="atLeast"/>
       </w:pPr>
-      <w:bookmarkStart w:id="18" w:name="_Toc233059198"/>
+      <w:bookmarkStart w:id="29" w:name="_Toc233128153"/>
       <w:r>
         <w:rPr>
           <w:rFonts w:hint="eastAsia"/>
         </w:rPr>
         <w:t>参考文献</w:t>
       </w:r>
-      <w:bookmarkEnd w:id="18"/>
+      <w:bookmarkEnd w:id="29"/>
     </w:p>
     <w:p>
       <w:pPr>
@@ -17129,6 +21825,7 @@
           <w:rFonts w:cs="Times New Roman"/>
           <w:sz w:val="21"/>
         </w:rPr>
+        <w:lastRenderedPageBreak/>
         <w:t>Proakis J G, Manolakis D G. Digital Signal Processing: Principles, Algorithms, and Applications[M]. 4th ed. Upper Saddle River: Pearson, 2007.</w:t>
       </w:r>
     </w:p>
@@ -17153,7 +21850,7 @@
         <w:pStyle w:val="a6"/>
         <w:spacing w:line="400" w:lineRule="atLeast"/>
       </w:pPr>
-      <w:bookmarkStart w:id="19" w:name="_Toc233059199"/>
+      <w:bookmarkStart w:id="30" w:name="_Toc233128154"/>
       <w:r>
         <w:rPr>
           <w:rFonts w:hint="eastAsia"/>
@@ -17162,12 +21859,6 @@
         <w:t>附录</w:t>
       </w:r>
       <w:r>
-        <w:rPr>
-          <w:rFonts w:hint="eastAsia"/>
-        </w:rPr>
-        <w:t>A</w:t>
-      </w:r>
-      <w:r>
         <w:t xml:space="preserve"> </w:t>
       </w:r>
       <w:r>
@@ -17176,7 +21867,7 @@
         </w:rPr>
         <w:t>任务分工记录表格</w:t>
       </w:r>
-      <w:bookmarkEnd w:id="19"/>
+      <w:bookmarkEnd w:id="30"/>
     </w:p>
     <w:tbl>
       <w:tblPr>
@@ -18476,7 +23167,7 @@
   <w:style w:type="paragraph" w:default="1" w:styleId="a">
     <w:name w:val="Normal"/>
     <w:qFormat/>
-    <w:rsid w:val="00E30F3A"/>
+    <w:rsid w:val="007E608D"/>
     <w:pPr>
       <w:widowControl w:val="0"/>
       <w:spacing w:line="400" w:lineRule="exact"/>

--- a/16-大二次大作业报告.docx
+++ b/16-大二次大作业报告.docx
@@ -483,7 +483,7 @@
           <w:rFonts w:hint="eastAsia"/>
           <w:noProof/>
         </w:rPr>
-        <w:t>2026年6月23日</w:t>
+        <w:t>2026年6月24日</w:t>
       </w:r>
       <w:r>
         <w:rPr>
@@ -497,7 +497,7 @@
         <w:pStyle w:val="a6"/>
         <w:spacing w:line="400" w:lineRule="atLeast"/>
       </w:pPr>
-      <w:bookmarkStart w:id="0" w:name="_Toc233128125"/>
+      <w:bookmarkStart w:id="0" w:name="_Toc233152676"/>
       <w:r>
         <w:rPr>
           <w:rFonts w:hint="eastAsia"/>
@@ -559,7 +559,7 @@
         </w:rPr>
         <w:fldChar w:fldCharType="separate"/>
       </w:r>
-      <w:hyperlink w:anchor="_Toc233128125" w:history="1">
+      <w:hyperlink w:anchor="_Toc233152676" w:history="1">
         <w:r>
           <w:rPr>
             <w:rStyle w:val="a5"/>
@@ -610,7 +610,7 @@
             <w:noProof/>
             <w:webHidden/>
           </w:rPr>
-          <w:instrText>PAGEREF _Toc233128125 \h</w:instrText>
+          <w:instrText>PAGEREF _Toc233152676 \h</w:instrText>
         </w:r>
         <w:r>
           <w:rPr>
@@ -665,7 +665,7 @@
           <w14:ligatures w14:val="standardContextual"/>
         </w:rPr>
       </w:pPr>
-      <w:hyperlink w:anchor="_Toc233128126" w:history="1">
+      <w:hyperlink w:anchor="_Toc233152677" w:history="1">
         <w:r>
           <w:rPr>
             <w:rStyle w:val="a5"/>
@@ -709,7 +709,7 @@
             <w:noProof/>
             <w:webHidden/>
           </w:rPr>
-          <w:instrText>PAGEREF _Toc233128126 \h</w:instrText>
+          <w:instrText>PAGEREF _Toc233152677 \h</w:instrText>
         </w:r>
         <w:r>
           <w:rPr>
@@ -763,7 +763,7 @@
           <w14:ligatures w14:val="standardContextual"/>
         </w:rPr>
       </w:pPr>
-      <w:hyperlink w:anchor="_Toc233128127" w:history="1">
+      <w:hyperlink w:anchor="_Toc233152678" w:history="1">
         <w:r>
           <w:rPr>
             <w:rStyle w:val="a5"/>
@@ -807,7 +807,7 @@
             <w:noProof/>
             <w:webHidden/>
           </w:rPr>
-          <w:instrText>PAGEREF _Toc233128127 \h</w:instrText>
+          <w:instrText>PAGEREF _Toc233152678 \h</w:instrText>
         </w:r>
         <w:r>
           <w:rPr>
@@ -861,7 +861,7 @@
           <w14:ligatures w14:val="standardContextual"/>
         </w:rPr>
       </w:pPr>
-      <w:hyperlink w:anchor="_Toc233128128" w:history="1">
+      <w:hyperlink w:anchor="_Toc233152679" w:history="1">
         <w:r>
           <w:rPr>
             <w:rStyle w:val="a5"/>
@@ -905,7 +905,7 @@
             <w:noProof/>
             <w:webHidden/>
           </w:rPr>
-          <w:instrText>PAGEREF _Toc233128128 \h</w:instrText>
+          <w:instrText>PAGEREF _Toc233152679 \h</w:instrText>
         </w:r>
         <w:r>
           <w:rPr>
@@ -960,7 +960,7 @@
           <w14:ligatures w14:val="standardContextual"/>
         </w:rPr>
       </w:pPr>
-      <w:hyperlink w:anchor="_Toc233128129" w:history="1">
+      <w:hyperlink w:anchor="_Toc233152680" w:history="1">
         <w:r>
           <w:rPr>
             <w:rStyle w:val="a5"/>
@@ -1004,7 +1004,7 @@
             <w:noProof/>
             <w:webHidden/>
           </w:rPr>
-          <w:instrText>PAGEREF _Toc233128129 \h</w:instrText>
+          <w:instrText>PAGEREF _Toc233152680 \h</w:instrText>
         </w:r>
         <w:r>
           <w:rPr>
@@ -1058,7 +1058,7 @@
           <w14:ligatures w14:val="standardContextual"/>
         </w:rPr>
       </w:pPr>
-      <w:hyperlink w:anchor="_Toc233128130" w:history="1">
+      <w:hyperlink w:anchor="_Toc233152681" w:history="1">
         <w:r>
           <w:rPr>
             <w:rStyle w:val="a5"/>
@@ -1102,7 +1102,7 @@
             <w:noProof/>
             <w:webHidden/>
           </w:rPr>
-          <w:instrText>PAGEREF _Toc233128130 \h</w:instrText>
+          <w:instrText>PAGEREF _Toc233152681 \h</w:instrText>
         </w:r>
         <w:r>
           <w:rPr>
@@ -1156,7 +1156,7 @@
           <w14:ligatures w14:val="standardContextual"/>
         </w:rPr>
       </w:pPr>
-      <w:hyperlink w:anchor="_Toc233128131" w:history="1">
+      <w:hyperlink w:anchor="_Toc233152682" w:history="1">
         <w:r>
           <w:rPr>
             <w:rStyle w:val="a5"/>
@@ -1200,7 +1200,7 @@
             <w:noProof/>
             <w:webHidden/>
           </w:rPr>
-          <w:instrText>PAGEREF _Toc233128131 \h</w:instrText>
+          <w:instrText>PAGEREF _Toc233152682 \h</w:instrText>
         </w:r>
         <w:r>
           <w:rPr>
@@ -1257,7 +1257,7 @@
           <w14:ligatures w14:val="standardContextual"/>
         </w:rPr>
       </w:pPr>
-      <w:hyperlink w:anchor="_Toc233128132" w:history="1">
+      <w:hyperlink w:anchor="_Toc233152683" w:history="1">
         <w:r>
           <w:rPr>
             <w:rStyle w:val="a5"/>
@@ -1301,7 +1301,7 @@
             <w:noProof/>
             <w:webHidden/>
           </w:rPr>
-          <w:instrText>PAGEREF _Toc233128132 \h</w:instrText>
+          <w:instrText>PAGEREF _Toc233152683 \h</w:instrText>
         </w:r>
         <w:r>
           <w:rPr>
@@ -1358,7 +1358,7 @@
           <w14:ligatures w14:val="standardContextual"/>
         </w:rPr>
       </w:pPr>
-      <w:hyperlink w:anchor="_Toc233128133" w:history="1">
+      <w:hyperlink w:anchor="_Toc233152684" w:history="1">
         <w:r>
           <w:rPr>
             <w:rStyle w:val="a5"/>
@@ -1409,7 +1409,7 @@
             <w:noProof/>
             <w:webHidden/>
           </w:rPr>
-          <w:instrText>PAGEREF _Toc233128133 \h</w:instrText>
+          <w:instrText>PAGEREF _Toc233152684 \h</w:instrText>
         </w:r>
         <w:r>
           <w:rPr>
@@ -1466,7 +1466,7 @@
           <w14:ligatures w14:val="standardContextual"/>
         </w:rPr>
       </w:pPr>
-      <w:hyperlink w:anchor="_Toc233128134" w:history="1">
+      <w:hyperlink w:anchor="_Toc233152685" w:history="1">
         <w:r>
           <w:rPr>
             <w:rStyle w:val="a5"/>
@@ -1510,7 +1510,7 @@
             <w:noProof/>
             <w:webHidden/>
           </w:rPr>
-          <w:instrText>PAGEREF _Toc233128134 \h</w:instrText>
+          <w:instrText>PAGEREF _Toc233152685 \h</w:instrText>
         </w:r>
         <w:r>
           <w:rPr>
@@ -1564,7 +1564,7 @@
           <w14:ligatures w14:val="standardContextual"/>
         </w:rPr>
       </w:pPr>
-      <w:hyperlink w:anchor="_Toc233128135" w:history="1">
+      <w:hyperlink w:anchor="_Toc233152686" w:history="1">
         <w:r>
           <w:rPr>
             <w:rStyle w:val="a5"/>
@@ -1608,7 +1608,7 @@
             <w:noProof/>
             <w:webHidden/>
           </w:rPr>
-          <w:instrText>PAGEREF _Toc233128135 \h</w:instrText>
+          <w:instrText>PAGEREF _Toc233152686 \h</w:instrText>
         </w:r>
         <w:r>
           <w:rPr>
@@ -1662,7 +1662,7 @@
           <w14:ligatures w14:val="standardContextual"/>
         </w:rPr>
       </w:pPr>
-      <w:hyperlink w:anchor="_Toc233128136" w:history="1">
+      <w:hyperlink w:anchor="_Toc233152687" w:history="1">
         <w:r>
           <w:rPr>
             <w:rStyle w:val="a5"/>
@@ -1706,7 +1706,7 @@
             <w:noProof/>
             <w:webHidden/>
           </w:rPr>
-          <w:instrText>PAGEREF _Toc233128136 \h</w:instrText>
+          <w:instrText>PAGEREF _Toc233152687 \h</w:instrText>
         </w:r>
         <w:r>
           <w:rPr>
@@ -1760,7 +1760,7 @@
           <w14:ligatures w14:val="standardContextual"/>
         </w:rPr>
       </w:pPr>
-      <w:hyperlink w:anchor="_Toc233128137" w:history="1">
+      <w:hyperlink w:anchor="_Toc233152688" w:history="1">
         <w:r>
           <w:rPr>
             <w:rStyle w:val="a5"/>
@@ -1804,7 +1804,7 @@
             <w:noProof/>
             <w:webHidden/>
           </w:rPr>
-          <w:instrText>PAGEREF _Toc233128137 \h</w:instrText>
+          <w:instrText>PAGEREF _Toc233152688 \h</w:instrText>
         </w:r>
         <w:r>
           <w:rPr>
@@ -1858,7 +1858,7 @@
           <w14:ligatures w14:val="standardContextual"/>
         </w:rPr>
       </w:pPr>
-      <w:hyperlink w:anchor="_Toc233128138" w:history="1">
+      <w:hyperlink w:anchor="_Toc233152689" w:history="1">
         <w:r>
           <w:rPr>
             <w:rStyle w:val="a5"/>
@@ -1871,7 +1871,7 @@
             <w:rStyle w:val="a5"/>
             <w:noProof/>
           </w:rPr>
-          <w:t>希尔伯特变换</w:t>
+          <w:t>希尔伯特变换与幅值调制</w:t>
         </w:r>
         <w:r>
           <w:rPr>
@@ -1902,7 +1902,7 @@
             <w:noProof/>
             <w:webHidden/>
           </w:rPr>
-          <w:instrText>PAGEREF _Toc233128138 \h</w:instrText>
+          <w:instrText>PAGEREF _Toc233152689 \h</w:instrText>
         </w:r>
         <w:r>
           <w:rPr>
@@ -1933,104 +1933,6 @@
             <w:webHidden/>
           </w:rPr>
           <w:t>10</w:t>
-        </w:r>
-        <w:r>
-          <w:rPr>
-            <w:rFonts w:hint="eastAsia"/>
-            <w:noProof/>
-            <w:webHidden/>
-          </w:rPr>
-          <w:fldChar w:fldCharType="end"/>
-        </w:r>
-      </w:hyperlink>
-    </w:p>
-    <w:p>
-      <w:pPr>
-        <w:pStyle w:val="TOC2"/>
-        <w:rPr>
-          <w:rFonts w:asciiTheme="minorHAnsi" w:eastAsiaTheme="minorEastAsia" w:hAnsiTheme="minorHAnsi" w:hint="eastAsia"/>
-          <w:smallCaps w:val="0"/>
-          <w:noProof/>
-          <w:sz w:val="22"/>
-          <w:szCs w:val="24"/>
-          <w14:ligatures w14:val="standardContextual"/>
-        </w:rPr>
-      </w:pPr>
-      <w:hyperlink w:anchor="_Toc233128139" w:history="1">
-        <w:r>
-          <w:rPr>
-            <w:rStyle w:val="a5"/>
-            <w:noProof/>
-          </w:rPr>
-          <w:t xml:space="preserve">2.7 </w:t>
-        </w:r>
-        <w:r>
-          <w:rPr>
-            <w:rStyle w:val="a5"/>
-            <w:noProof/>
-          </w:rPr>
-          <w:t>幅值调制与解调</w:t>
-        </w:r>
-        <w:r>
-          <w:rPr>
-            <w:rFonts w:hint="eastAsia"/>
-            <w:noProof/>
-            <w:webHidden/>
-          </w:rPr>
-          <w:tab/>
-        </w:r>
-        <w:r>
-          <w:rPr>
-            <w:rFonts w:hint="eastAsia"/>
-            <w:noProof/>
-            <w:webHidden/>
-          </w:rPr>
-          <w:fldChar w:fldCharType="begin"/>
-        </w:r>
-        <w:r>
-          <w:rPr>
-            <w:rFonts w:hint="eastAsia"/>
-            <w:noProof/>
-            <w:webHidden/>
-          </w:rPr>
-          <w:instrText xml:space="preserve"> </w:instrText>
-        </w:r>
-        <w:r>
-          <w:rPr>
-            <w:noProof/>
-            <w:webHidden/>
-          </w:rPr>
-          <w:instrText>PAGEREF _Toc233128139 \h</w:instrText>
-        </w:r>
-        <w:r>
-          <w:rPr>
-            <w:rFonts w:hint="eastAsia"/>
-            <w:noProof/>
-            <w:webHidden/>
-          </w:rPr>
-          <w:instrText xml:space="preserve"> </w:instrText>
-        </w:r>
-        <w:r>
-          <w:rPr>
-            <w:rFonts w:hint="eastAsia"/>
-            <w:noProof/>
-            <w:webHidden/>
-          </w:rPr>
-        </w:r>
-        <w:r>
-          <w:rPr>
-            <w:rFonts w:hint="eastAsia"/>
-            <w:noProof/>
-            <w:webHidden/>
-          </w:rPr>
-          <w:fldChar w:fldCharType="separate"/>
-        </w:r>
-        <w:r>
-          <w:rPr>
-            <w:noProof/>
-            <w:webHidden/>
-          </w:rPr>
-          <w:t>11</w:t>
         </w:r>
         <w:r>
           <w:rPr>
@@ -2055,7 +1957,7 @@
           <w14:ligatures w14:val="standardContextual"/>
         </w:rPr>
       </w:pPr>
-      <w:hyperlink w:anchor="_Toc233128140" w:history="1">
+      <w:hyperlink w:anchor="_Toc233152690" w:history="1">
         <w:r>
           <w:rPr>
             <w:rStyle w:val="a5"/>
@@ -2099,7 +2001,7 @@
             <w:noProof/>
             <w:webHidden/>
           </w:rPr>
-          <w:instrText>PAGEREF _Toc233128140 \h</w:instrText>
+          <w:instrText>PAGEREF _Toc233152690 \h</w:instrText>
         </w:r>
         <w:r>
           <w:rPr>
@@ -2153,7 +2055,7 @@
           <w14:ligatures w14:val="standardContextual"/>
         </w:rPr>
       </w:pPr>
-      <w:hyperlink w:anchor="_Toc233128141" w:history="1">
+      <w:hyperlink w:anchor="_Toc233152691" w:history="1">
         <w:r>
           <w:rPr>
             <w:rStyle w:val="a5"/>
@@ -2197,7 +2099,7 @@
             <w:noProof/>
             <w:webHidden/>
           </w:rPr>
-          <w:instrText>PAGEREF _Toc233128141 \h</w:instrText>
+          <w:instrText>PAGEREF _Toc233152691 \h</w:instrText>
         </w:r>
         <w:r>
           <w:rPr>
@@ -2251,7 +2153,7 @@
           <w14:ligatures w14:val="standardContextual"/>
         </w:rPr>
       </w:pPr>
-      <w:hyperlink w:anchor="_Toc233128142" w:history="1">
+      <w:hyperlink w:anchor="_Toc233152692" w:history="1">
         <w:r>
           <w:rPr>
             <w:rStyle w:val="a5"/>
@@ -2295,7 +2197,7 @@
             <w:noProof/>
             <w:webHidden/>
           </w:rPr>
-          <w:instrText>PAGEREF _Toc233128142 \h</w:instrText>
+          <w:instrText>PAGEREF _Toc233152692 \h</w:instrText>
         </w:r>
         <w:r>
           <w:rPr>
@@ -2349,7 +2251,7 @@
           <w14:ligatures w14:val="standardContextual"/>
         </w:rPr>
       </w:pPr>
-      <w:hyperlink w:anchor="_Toc233128143" w:history="1">
+      <w:hyperlink w:anchor="_Toc233152693" w:history="1">
         <w:r>
           <w:rPr>
             <w:rStyle w:val="a5"/>
@@ -2393,7 +2295,7 @@
             <w:noProof/>
             <w:webHidden/>
           </w:rPr>
-          <w:instrText>PAGEREF _Toc233128143 \h</w:instrText>
+          <w:instrText>PAGEREF _Toc233152693 \h</w:instrText>
         </w:r>
         <w:r>
           <w:rPr>
@@ -2448,7 +2350,7 @@
           <w14:ligatures w14:val="standardContextual"/>
         </w:rPr>
       </w:pPr>
-      <w:hyperlink w:anchor="_Toc233128144" w:history="1">
+      <w:hyperlink w:anchor="_Toc233152694" w:history="1">
         <w:r>
           <w:rPr>
             <w:rStyle w:val="a5"/>
@@ -2492,7 +2394,7 @@
             <w:noProof/>
             <w:webHidden/>
           </w:rPr>
-          <w:instrText>PAGEREF _Toc233128144 \h</w:instrText>
+          <w:instrText>PAGEREF _Toc233152694 \h</w:instrText>
         </w:r>
         <w:r>
           <w:rPr>
@@ -2546,7 +2448,7 @@
           <w14:ligatures w14:val="standardContextual"/>
         </w:rPr>
       </w:pPr>
-      <w:hyperlink w:anchor="_Toc233128145" w:history="1">
+      <w:hyperlink w:anchor="_Toc233152695" w:history="1">
         <w:r>
           <w:rPr>
             <w:rStyle w:val="a5"/>
@@ -2597,7 +2499,7 @@
             <w:noProof/>
             <w:webHidden/>
           </w:rPr>
-          <w:instrText>PAGEREF _Toc233128145 \h</w:instrText>
+          <w:instrText>PAGEREF _Toc233152695 \h</w:instrText>
         </w:r>
         <w:r>
           <w:rPr>
@@ -2654,7 +2556,7 @@
           <w14:ligatures w14:val="standardContextual"/>
         </w:rPr>
       </w:pPr>
-      <w:hyperlink w:anchor="_Toc233128146" w:history="1">
+      <w:hyperlink w:anchor="_Toc233152696" w:history="1">
         <w:r>
           <w:rPr>
             <w:rStyle w:val="a5"/>
@@ -2698,7 +2600,7 @@
             <w:noProof/>
             <w:webHidden/>
           </w:rPr>
-          <w:instrText>PAGEREF _Toc233128146 \h</w:instrText>
+          <w:instrText>PAGEREF _Toc233152696 \h</w:instrText>
         </w:r>
         <w:r>
           <w:rPr>
@@ -2755,7 +2657,7 @@
           <w14:ligatures w14:val="standardContextual"/>
         </w:rPr>
       </w:pPr>
-      <w:hyperlink w:anchor="_Toc233128147" w:history="1">
+      <w:hyperlink w:anchor="_Toc233152697" w:history="1">
         <w:r>
           <w:rPr>
             <w:rStyle w:val="a5"/>
@@ -2799,7 +2701,7 @@
             <w:noProof/>
             <w:webHidden/>
           </w:rPr>
-          <w:instrText>PAGEREF _Toc233128147 \h</w:instrText>
+          <w:instrText>PAGEREF _Toc233152697 \h</w:instrText>
         </w:r>
         <w:r>
           <w:rPr>
@@ -2856,7 +2758,7 @@
           <w14:ligatures w14:val="standardContextual"/>
         </w:rPr>
       </w:pPr>
-      <w:hyperlink w:anchor="_Toc233128148" w:history="1">
+      <w:hyperlink w:anchor="_Toc233152698" w:history="1">
         <w:r>
           <w:rPr>
             <w:rStyle w:val="a5"/>
@@ -2900,7 +2802,7 @@
             <w:noProof/>
             <w:webHidden/>
           </w:rPr>
-          <w:instrText>PAGEREF _Toc233128148 \h</w:instrText>
+          <w:instrText>PAGEREF _Toc233152698 \h</w:instrText>
         </w:r>
         <w:r>
           <w:rPr>
@@ -2957,7 +2859,7 @@
           <w14:ligatures w14:val="standardContextual"/>
         </w:rPr>
       </w:pPr>
-      <w:hyperlink w:anchor="_Toc233128149" w:history="1">
+      <w:hyperlink w:anchor="_Toc233152699" w:history="1">
         <w:r>
           <w:rPr>
             <w:rStyle w:val="a5"/>
@@ -3001,7 +2903,7 @@
             <w:noProof/>
             <w:webHidden/>
           </w:rPr>
-          <w:instrText>PAGEREF _Toc233128149 \h</w:instrText>
+          <w:instrText>PAGEREF _Toc233152699 \h</w:instrText>
         </w:r>
         <w:r>
           <w:rPr>
@@ -3058,7 +2960,7 @@
           <w14:ligatures w14:val="standardContextual"/>
         </w:rPr>
       </w:pPr>
-      <w:hyperlink w:anchor="_Toc233128150" w:history="1">
+      <w:hyperlink w:anchor="_Toc233152700" w:history="1">
         <w:r>
           <w:rPr>
             <w:rStyle w:val="a5"/>
@@ -3102,7 +3004,7 @@
             <w:noProof/>
             <w:webHidden/>
           </w:rPr>
-          <w:instrText>PAGEREF _Toc233128150 \h</w:instrText>
+          <w:instrText>PAGEREF _Toc233152700 \h</w:instrText>
         </w:r>
         <w:r>
           <w:rPr>
@@ -3156,7 +3058,7 @@
           <w14:ligatures w14:val="standardContextual"/>
         </w:rPr>
       </w:pPr>
-      <w:hyperlink w:anchor="_Toc233128151" w:history="1">
+      <w:hyperlink w:anchor="_Toc233152701" w:history="1">
         <w:r>
           <w:rPr>
             <w:rStyle w:val="a5"/>
@@ -3207,7 +3109,7 @@
             <w:noProof/>
             <w:webHidden/>
           </w:rPr>
-          <w:instrText>PAGEREF _Toc233128151 \h</w:instrText>
+          <w:instrText>PAGEREF _Toc233152701 \h</w:instrText>
         </w:r>
         <w:r>
           <w:rPr>
@@ -3238,6 +3140,424 @@
             <w:webHidden/>
           </w:rPr>
           <w:t>20</w:t>
+        </w:r>
+        <w:r>
+          <w:rPr>
+            <w:rFonts w:hint="eastAsia"/>
+            <w:noProof/>
+            <w:webHidden/>
+          </w:rPr>
+          <w:fldChar w:fldCharType="end"/>
+        </w:r>
+      </w:hyperlink>
+    </w:p>
+    <w:p>
+      <w:pPr>
+        <w:pStyle w:val="TOC3"/>
+        <w:tabs>
+          <w:tab w:val="right" w:leader="dot" w:pos="8494"/>
+        </w:tabs>
+        <w:rPr>
+          <w:rFonts w:asciiTheme="minorHAnsi" w:eastAsiaTheme="minorEastAsia" w:hAnsiTheme="minorHAnsi" w:hint="eastAsia"/>
+          <w:iCs w:val="0"/>
+          <w:noProof/>
+          <w:sz w:val="22"/>
+          <w:szCs w:val="24"/>
+          <w14:ligatures w14:val="standardContextual"/>
+        </w:rPr>
+      </w:pPr>
+      <w:hyperlink w:anchor="_Toc233152702" w:history="1">
+        <w:r>
+          <w:rPr>
+            <w:rStyle w:val="a5"/>
+            <w:noProof/>
+          </w:rPr>
+          <w:t xml:space="preserve">4.2.1 </w:t>
+        </w:r>
+        <w:r>
+          <w:rPr>
+            <w:rStyle w:val="a5"/>
+            <w:noProof/>
+          </w:rPr>
+          <w:t>基波频率与</w:t>
+        </w:r>
+        <w:r>
+          <w:rPr>
+            <w:rStyle w:val="a5"/>
+            <w:noProof/>
+          </w:rPr>
+          <w:t>Hilbert</w:t>
+        </w:r>
+        <w:r>
+          <w:rPr>
+            <w:rStyle w:val="a5"/>
+            <w:noProof/>
+          </w:rPr>
+          <w:t>包络</w:t>
+        </w:r>
+        <w:r>
+          <w:rPr>
+            <w:rFonts w:hint="eastAsia"/>
+            <w:noProof/>
+            <w:webHidden/>
+          </w:rPr>
+          <w:tab/>
+        </w:r>
+        <w:r>
+          <w:rPr>
+            <w:rFonts w:hint="eastAsia"/>
+            <w:noProof/>
+            <w:webHidden/>
+          </w:rPr>
+          <w:fldChar w:fldCharType="begin"/>
+        </w:r>
+        <w:r>
+          <w:rPr>
+            <w:rFonts w:hint="eastAsia"/>
+            <w:noProof/>
+            <w:webHidden/>
+          </w:rPr>
+          <w:instrText xml:space="preserve"> </w:instrText>
+        </w:r>
+        <w:r>
+          <w:rPr>
+            <w:noProof/>
+            <w:webHidden/>
+          </w:rPr>
+          <w:instrText>PAGEREF _Toc233152702 \h</w:instrText>
+        </w:r>
+        <w:r>
+          <w:rPr>
+            <w:rFonts w:hint="eastAsia"/>
+            <w:noProof/>
+            <w:webHidden/>
+          </w:rPr>
+          <w:instrText xml:space="preserve"> </w:instrText>
+        </w:r>
+        <w:r>
+          <w:rPr>
+            <w:rFonts w:hint="eastAsia"/>
+            <w:noProof/>
+            <w:webHidden/>
+          </w:rPr>
+        </w:r>
+        <w:r>
+          <w:rPr>
+            <w:rFonts w:hint="eastAsia"/>
+            <w:noProof/>
+            <w:webHidden/>
+          </w:rPr>
+          <w:fldChar w:fldCharType="separate"/>
+        </w:r>
+        <w:r>
+          <w:rPr>
+            <w:noProof/>
+            <w:webHidden/>
+          </w:rPr>
+          <w:t>20</w:t>
+        </w:r>
+        <w:r>
+          <w:rPr>
+            <w:rFonts w:hint="eastAsia"/>
+            <w:noProof/>
+            <w:webHidden/>
+          </w:rPr>
+          <w:fldChar w:fldCharType="end"/>
+        </w:r>
+      </w:hyperlink>
+    </w:p>
+    <w:p>
+      <w:pPr>
+        <w:pStyle w:val="TOC3"/>
+        <w:tabs>
+          <w:tab w:val="right" w:leader="dot" w:pos="8494"/>
+        </w:tabs>
+        <w:rPr>
+          <w:rFonts w:asciiTheme="minorHAnsi" w:eastAsiaTheme="minorEastAsia" w:hAnsiTheme="minorHAnsi" w:hint="eastAsia"/>
+          <w:iCs w:val="0"/>
+          <w:noProof/>
+          <w:sz w:val="22"/>
+          <w:szCs w:val="24"/>
+          <w14:ligatures w14:val="standardContextual"/>
+        </w:rPr>
+      </w:pPr>
+      <w:hyperlink w:anchor="_Toc233152703" w:history="1">
+        <w:r>
+          <w:rPr>
+            <w:rStyle w:val="a5"/>
+            <w:noProof/>
+          </w:rPr>
+          <w:t xml:space="preserve">4.2.2 </w:t>
+        </w:r>
+        <w:r>
+          <w:rPr>
+            <w:rStyle w:val="a5"/>
+            <w:noProof/>
+          </w:rPr>
+          <w:t>调制信号的正弦拟合</w:t>
+        </w:r>
+        <w:r>
+          <w:rPr>
+            <w:rFonts w:hint="eastAsia"/>
+            <w:noProof/>
+            <w:webHidden/>
+          </w:rPr>
+          <w:tab/>
+        </w:r>
+        <w:r>
+          <w:rPr>
+            <w:rFonts w:hint="eastAsia"/>
+            <w:noProof/>
+            <w:webHidden/>
+          </w:rPr>
+          <w:fldChar w:fldCharType="begin"/>
+        </w:r>
+        <w:r>
+          <w:rPr>
+            <w:rFonts w:hint="eastAsia"/>
+            <w:noProof/>
+            <w:webHidden/>
+          </w:rPr>
+          <w:instrText xml:space="preserve"> </w:instrText>
+        </w:r>
+        <w:r>
+          <w:rPr>
+            <w:noProof/>
+            <w:webHidden/>
+          </w:rPr>
+          <w:instrText>PAGEREF _Toc233152703 \h</w:instrText>
+        </w:r>
+        <w:r>
+          <w:rPr>
+            <w:rFonts w:hint="eastAsia"/>
+            <w:noProof/>
+            <w:webHidden/>
+          </w:rPr>
+          <w:instrText xml:space="preserve"> </w:instrText>
+        </w:r>
+        <w:r>
+          <w:rPr>
+            <w:rFonts w:hint="eastAsia"/>
+            <w:noProof/>
+            <w:webHidden/>
+          </w:rPr>
+        </w:r>
+        <w:r>
+          <w:rPr>
+            <w:rFonts w:hint="eastAsia"/>
+            <w:noProof/>
+            <w:webHidden/>
+          </w:rPr>
+          <w:fldChar w:fldCharType="separate"/>
+        </w:r>
+        <w:r>
+          <w:rPr>
+            <w:noProof/>
+            <w:webHidden/>
+          </w:rPr>
+          <w:t>21</w:t>
+        </w:r>
+        <w:r>
+          <w:rPr>
+            <w:rFonts w:hint="eastAsia"/>
+            <w:noProof/>
+            <w:webHidden/>
+          </w:rPr>
+          <w:fldChar w:fldCharType="end"/>
+        </w:r>
+      </w:hyperlink>
+    </w:p>
+    <w:p>
+      <w:pPr>
+        <w:pStyle w:val="TOC3"/>
+        <w:tabs>
+          <w:tab w:val="right" w:leader="dot" w:pos="8494"/>
+        </w:tabs>
+        <w:rPr>
+          <w:rFonts w:asciiTheme="minorHAnsi" w:eastAsiaTheme="minorEastAsia" w:hAnsiTheme="minorHAnsi" w:hint="eastAsia"/>
+          <w:iCs w:val="0"/>
+          <w:noProof/>
+          <w:sz w:val="22"/>
+          <w:szCs w:val="24"/>
+          <w14:ligatures w14:val="standardContextual"/>
+        </w:rPr>
+      </w:pPr>
+      <w:hyperlink w:anchor="_Toc233152704" w:history="1">
+        <w:r>
+          <w:rPr>
+            <w:rStyle w:val="a5"/>
+            <w:noProof/>
+          </w:rPr>
+          <w:t xml:space="preserve">4.2.3 </w:t>
+        </w:r>
+        <w:r>
+          <w:rPr>
+            <w:rStyle w:val="a5"/>
+            <w:noProof/>
+          </w:rPr>
+          <w:t>同步相角计算</w:t>
+        </w:r>
+        <w:r>
+          <w:rPr>
+            <w:rFonts w:hint="eastAsia"/>
+            <w:noProof/>
+            <w:webHidden/>
+          </w:rPr>
+          <w:tab/>
+        </w:r>
+        <w:r>
+          <w:rPr>
+            <w:rFonts w:hint="eastAsia"/>
+            <w:noProof/>
+            <w:webHidden/>
+          </w:rPr>
+          <w:fldChar w:fldCharType="begin"/>
+        </w:r>
+        <w:r>
+          <w:rPr>
+            <w:rFonts w:hint="eastAsia"/>
+            <w:noProof/>
+            <w:webHidden/>
+          </w:rPr>
+          <w:instrText xml:space="preserve"> </w:instrText>
+        </w:r>
+        <w:r>
+          <w:rPr>
+            <w:noProof/>
+            <w:webHidden/>
+          </w:rPr>
+          <w:instrText>PAGEREF _Toc233152704 \h</w:instrText>
+        </w:r>
+        <w:r>
+          <w:rPr>
+            <w:rFonts w:hint="eastAsia"/>
+            <w:noProof/>
+            <w:webHidden/>
+          </w:rPr>
+          <w:instrText xml:space="preserve"> </w:instrText>
+        </w:r>
+        <w:r>
+          <w:rPr>
+            <w:rFonts w:hint="eastAsia"/>
+            <w:noProof/>
+            <w:webHidden/>
+          </w:rPr>
+        </w:r>
+        <w:r>
+          <w:rPr>
+            <w:rFonts w:hint="eastAsia"/>
+            <w:noProof/>
+            <w:webHidden/>
+          </w:rPr>
+          <w:fldChar w:fldCharType="separate"/>
+        </w:r>
+        <w:r>
+          <w:rPr>
+            <w:noProof/>
+            <w:webHidden/>
+          </w:rPr>
+          <w:t>21</w:t>
+        </w:r>
+        <w:r>
+          <w:rPr>
+            <w:rFonts w:hint="eastAsia"/>
+            <w:noProof/>
+            <w:webHidden/>
+          </w:rPr>
+          <w:fldChar w:fldCharType="end"/>
+        </w:r>
+      </w:hyperlink>
+    </w:p>
+    <w:p>
+      <w:pPr>
+        <w:pStyle w:val="TOC3"/>
+        <w:tabs>
+          <w:tab w:val="right" w:leader="dot" w:pos="8494"/>
+        </w:tabs>
+        <w:rPr>
+          <w:rFonts w:asciiTheme="minorHAnsi" w:eastAsiaTheme="minorEastAsia" w:hAnsiTheme="minorHAnsi" w:hint="eastAsia"/>
+          <w:iCs w:val="0"/>
+          <w:noProof/>
+          <w:sz w:val="22"/>
+          <w:szCs w:val="24"/>
+          <w14:ligatures w14:val="standardContextual"/>
+        </w:rPr>
+      </w:pPr>
+      <w:hyperlink w:anchor="_Toc233152705" w:history="1">
+        <w:r>
+          <w:rPr>
+            <w:rStyle w:val="a5"/>
+            <w:noProof/>
+          </w:rPr>
+          <w:t xml:space="preserve">4.2.4 </w:t>
+        </w:r>
+        <w:r>
+          <w:rPr>
+            <w:rStyle w:val="a5"/>
+            <w:noProof/>
+          </w:rPr>
+          <w:t>思考题</w:t>
+        </w:r>
+        <w:r>
+          <w:rPr>
+            <w:rFonts w:hint="eastAsia"/>
+            <w:noProof/>
+            <w:webHidden/>
+          </w:rPr>
+          <w:tab/>
+        </w:r>
+        <w:r>
+          <w:rPr>
+            <w:rFonts w:hint="eastAsia"/>
+            <w:noProof/>
+            <w:webHidden/>
+          </w:rPr>
+          <w:fldChar w:fldCharType="begin"/>
+        </w:r>
+        <w:r>
+          <w:rPr>
+            <w:rFonts w:hint="eastAsia"/>
+            <w:noProof/>
+            <w:webHidden/>
+          </w:rPr>
+          <w:instrText xml:space="preserve"> </w:instrText>
+        </w:r>
+        <w:r>
+          <w:rPr>
+            <w:noProof/>
+            <w:webHidden/>
+          </w:rPr>
+          <w:instrText>PAGEREF _Toc233152705 \h</w:instrText>
+        </w:r>
+        <w:r>
+          <w:rPr>
+            <w:rFonts w:hint="eastAsia"/>
+            <w:noProof/>
+            <w:webHidden/>
+          </w:rPr>
+          <w:instrText xml:space="preserve"> </w:instrText>
+        </w:r>
+        <w:r>
+          <w:rPr>
+            <w:rFonts w:hint="eastAsia"/>
+            <w:noProof/>
+            <w:webHidden/>
+          </w:rPr>
+        </w:r>
+        <w:r>
+          <w:rPr>
+            <w:rFonts w:hint="eastAsia"/>
+            <w:noProof/>
+            <w:webHidden/>
+          </w:rPr>
+          <w:fldChar w:fldCharType="separate"/>
+        </w:r>
+        <w:r>
+          <w:rPr>
+            <w:noProof/>
+            <w:webHidden/>
+          </w:rPr>
+          <w:t>21</w:t>
         </w:r>
         <w:r>
           <w:rPr>
@@ -3261,7 +3581,7 @@
           <w14:ligatures w14:val="standardContextual"/>
         </w:rPr>
       </w:pPr>
-      <w:hyperlink w:anchor="_Toc233128152" w:history="1">
+      <w:hyperlink w:anchor="_Toc233152706" w:history="1">
         <w:r>
           <w:rPr>
             <w:rStyle w:val="a5"/>
@@ -3312,7 +3632,7 @@
             <w:noProof/>
             <w:webHidden/>
           </w:rPr>
-          <w:instrText>PAGEREF _Toc233128152 \h</w:instrText>
+          <w:instrText>PAGEREF _Toc233152706 \h</w:instrText>
         </w:r>
         <w:r>
           <w:rPr>
@@ -3342,7 +3662,7 @@
             <w:noProof/>
             <w:webHidden/>
           </w:rPr>
-          <w:t>21</w:t>
+          <w:t>22</w:t>
         </w:r>
         <w:r>
           <w:rPr>
@@ -3367,7 +3687,7 @@
           <w14:ligatures w14:val="standardContextual"/>
         </w:rPr>
       </w:pPr>
-      <w:hyperlink w:anchor="_Toc233128153" w:history="1">
+      <w:hyperlink w:anchor="_Toc233152707" w:history="1">
         <w:r>
           <w:rPr>
             <w:rStyle w:val="a5"/>
@@ -3404,7 +3724,7 @@
             <w:noProof/>
             <w:webHidden/>
           </w:rPr>
-          <w:instrText>PAGEREF _Toc233128153 \h</w:instrText>
+          <w:instrText>PAGEREF _Toc233152707 \h</w:instrText>
         </w:r>
         <w:r>
           <w:rPr>
@@ -3434,7 +3754,7 @@
             <w:noProof/>
             <w:webHidden/>
           </w:rPr>
-          <w:t>21</w:t>
+          <w:t>22</w:t>
         </w:r>
         <w:r>
           <w:rPr>
@@ -3459,7 +3779,7 @@
           <w14:ligatures w14:val="standardContextual"/>
         </w:rPr>
       </w:pPr>
-      <w:hyperlink w:anchor="_Toc233128154" w:history="1">
+      <w:hyperlink w:anchor="_Toc233152708" w:history="1">
         <w:r>
           <w:rPr>
             <w:rStyle w:val="a5"/>
@@ -3510,7 +3830,7 @@
             <w:noProof/>
             <w:webHidden/>
           </w:rPr>
-          <w:instrText>PAGEREF _Toc233128154 \h</w:instrText>
+          <w:instrText>PAGEREF _Toc233152708 \h</w:instrText>
         </w:r>
         <w:r>
           <w:rPr>
@@ -3540,7 +3860,7 @@
             <w:noProof/>
             <w:webHidden/>
           </w:rPr>
-          <w:t>23</w:t>
+          <w:t>24</w:t>
         </w:r>
         <w:r>
           <w:rPr>
@@ -3602,7 +3922,7 @@
       <w:r>
         <w:t xml:space="preserve"> </w:t>
       </w:r>
-      <w:bookmarkStart w:id="1" w:name="_Toc233128126"/>
+      <w:bookmarkStart w:id="1" w:name="_Toc233152677"/>
       <w:r>
         <w:rPr>
           <w:rFonts w:hint="eastAsia"/>
@@ -3616,7 +3936,7 @@
         <w:pStyle w:val="2"/>
         <w:spacing w:line="400" w:lineRule="atLeast"/>
       </w:pPr>
-      <w:bookmarkStart w:id="2" w:name="_Toc233128127"/>
+      <w:bookmarkStart w:id="2" w:name="_Toc233152678"/>
       <w:r>
         <w:rPr>
           <w:rFonts w:hint="eastAsia"/>
@@ -3734,7 +4054,7 @@
         <w:pStyle w:val="2"/>
         <w:spacing w:line="400" w:lineRule="atLeast"/>
       </w:pPr>
-      <w:bookmarkStart w:id="3" w:name="_Toc233128128"/>
+      <w:bookmarkStart w:id="3" w:name="_Toc233152679"/>
       <w:r>
         <w:rPr>
           <w:rFonts w:hint="eastAsia"/>
@@ -4076,7 +4396,7 @@
       <w:r>
         <w:t xml:space="preserve"> </w:t>
       </w:r>
-      <w:bookmarkStart w:id="4" w:name="_Toc233128129"/>
+      <w:bookmarkStart w:id="4" w:name="_Toc233152680"/>
       <w:r>
         <w:rPr>
           <w:rFonts w:hint="eastAsia"/>
@@ -4090,7 +4410,7 @@
         <w:pStyle w:val="2"/>
         <w:spacing w:line="400" w:lineRule="atLeast"/>
       </w:pPr>
-      <w:bookmarkStart w:id="5" w:name="_Toc233128130"/>
+      <w:bookmarkStart w:id="5" w:name="_Toc233152681"/>
       <w:r>
         <w:t>离散傅里叶变换</w:t>
       </w:r>
@@ -5253,7 +5573,7 @@
         <w:pStyle w:val="2"/>
         <w:spacing w:line="400" w:lineRule="atLeast"/>
       </w:pPr>
-      <w:bookmarkStart w:id="6" w:name="_Toc233128131"/>
+      <w:bookmarkStart w:id="6" w:name="_Toc233152682"/>
       <w:r>
         <w:rPr>
           <w:rFonts w:hint="eastAsia"/>
@@ -5270,7 +5590,7 @@
       <w:pPr>
         <w:pStyle w:val="3"/>
       </w:pPr>
-      <w:bookmarkStart w:id="7" w:name="_Toc233128132"/>
+      <w:bookmarkStart w:id="7" w:name="_Toc233152683"/>
       <w:r>
         <w:t>对数幅值抛物线</w:t>
       </w:r>
@@ -6487,7 +6807,7 @@
       <w:pPr>
         <w:pStyle w:val="3"/>
       </w:pPr>
-      <w:bookmarkStart w:id="8" w:name="_Toc233128133"/>
+      <w:bookmarkStart w:id="8" w:name="_Toc233152684"/>
       <w:r>
         <w:rPr>
           <w:rFonts w:hint="eastAsia"/>
@@ -6655,7 +6975,7 @@
       <w:pPr>
         <w:pStyle w:val="3"/>
       </w:pPr>
-      <w:bookmarkStart w:id="9" w:name="_Toc233128134"/>
+      <w:bookmarkStart w:id="9" w:name="_Toc233152685"/>
       <w:r>
         <w:lastRenderedPageBreak/>
         <w:t>加窗频谱分析</w:t>
@@ -7483,7 +7803,7 @@
         <w:pStyle w:val="2"/>
         <w:spacing w:line="400" w:lineRule="atLeast"/>
       </w:pPr>
-      <w:bookmarkStart w:id="10" w:name="_Toc233128135"/>
+      <w:bookmarkStart w:id="10" w:name="_Toc233152686"/>
       <w:r>
         <w:t>最小二乘正弦拟合法</w:t>
       </w:r>
@@ -9048,7 +9368,7 @@
         <w:pStyle w:val="2"/>
         <w:spacing w:line="400" w:lineRule="atLeast"/>
       </w:pPr>
-      <w:bookmarkStart w:id="11" w:name="_Toc233128136"/>
+      <w:bookmarkStart w:id="11" w:name="_Toc233152687"/>
       <w:r>
         <w:t>滑动窗同步相量算法</w:t>
       </w:r>
@@ -10411,7 +10731,7 @@
         <w:pStyle w:val="2"/>
         <w:spacing w:line="400" w:lineRule="atLeast"/>
       </w:pPr>
-      <w:bookmarkStart w:id="12" w:name="_Toc233128137"/>
+      <w:bookmarkStart w:id="12" w:name="_Toc233152688"/>
       <w:r>
         <w:t>Teager</w:t>
       </w:r>
@@ -11358,12 +11678,18 @@
         <w:pStyle w:val="2"/>
         <w:spacing w:line="400" w:lineRule="atLeast"/>
       </w:pPr>
-      <w:bookmarkStart w:id="13" w:name="_Toc233128138"/>
+      <w:bookmarkStart w:id="13" w:name="_Toc233152689"/>
       <w:r>
         <w:rPr>
           <w:rFonts w:hint="eastAsia"/>
         </w:rPr>
         <w:t>希尔伯特变换</w:t>
+      </w:r>
+      <w:r>
+        <w:rPr>
+          <w:rFonts w:hint="eastAsia"/>
+        </w:rPr>
+        <w:t>与幅值调制</w:t>
       </w:r>
       <w:bookmarkEnd w:id="13"/>
     </w:p>
@@ -11901,111 +12227,187 @@
         <w:rPr>
           <w:rFonts w:hint="eastAsia"/>
         </w:rPr>
-        <w:t>对于单分量窄带信号，解析信号的瞬时幅值和瞬时频率具有较明确的物理意义；但当信号中同时包含较强谐波、间谐波或噪声时，直接对原始信号进行</w:t>
-      </w:r>
-      <w:r>
-        <w:rPr>
-          <w:rFonts w:hint="eastAsia"/>
-        </w:rPr>
-        <w:t>Hilbert</w:t>
-      </w:r>
-      <w:r>
-        <w:rPr>
-          <w:rFonts w:hint="eastAsia"/>
-        </w:rPr>
-        <w:t>变换可能会使瞬时频率受到其他频率成分干扰。因此，</w:t>
-      </w:r>
-      <w:r>
-        <w:rPr>
-          <w:rFonts w:hint="eastAsia"/>
-        </w:rPr>
-        <w:t>也</w:t>
-      </w:r>
-      <w:r>
-        <w:rPr>
-          <w:rFonts w:hint="eastAsia"/>
-        </w:rPr>
-        <w:t>要先提取基波分量，再利用</w:t>
-      </w:r>
-      <w:r>
-        <w:rPr>
-          <w:rFonts w:hint="eastAsia"/>
-        </w:rPr>
-        <w:t>Hilbert</w:t>
-      </w:r>
-      <w:r>
-        <w:rPr>
-          <w:rFonts w:hint="eastAsia"/>
-        </w:rPr>
-        <w:t>变换估计瞬时相位和频率。</w:t>
-      </w:r>
-    </w:p>
-    <w:p>
-      <w:pPr>
-        <w:spacing w:line="400" w:lineRule="atLeast"/>
-      </w:pPr>
-      <w:r>
-        <w:t>Hilbert</w:t>
-      </w:r>
-      <w:r>
-        <w:t>变换在本</w:t>
-      </w:r>
-      <w:r>
-        <w:rPr>
-          <w:rFonts w:hint="eastAsia"/>
-        </w:rPr>
-        <w:t>作业</w:t>
-      </w:r>
-      <w:r>
-        <w:t>中并不用于替代滑动窗同步相量算法，而是作为实际信号瞬时频率分析的辅助方法。同步相量算法负责输出基波幅值和相角，</w:t>
-      </w:r>
-      <w:r>
-        <w:t>Hilbert</w:t>
-      </w:r>
-      <w:r>
-        <w:t>变换则用于观察频率随时间的变化，两者结合可以更完整地描述实际电压信号的动态特征</w:t>
-      </w:r>
-      <w:r>
-        <w:rPr>
-          <w:rFonts w:hint="eastAsia"/>
-        </w:rPr>
-        <w:t>。</w:t>
-      </w:r>
-    </w:p>
-    <w:p>
-      <w:pPr>
-        <w:pStyle w:val="2"/>
-        <w:spacing w:line="400" w:lineRule="atLeast"/>
-      </w:pPr>
-      <w:bookmarkStart w:id="14" w:name="_Toc233128139"/>
-      <w:r>
-        <w:lastRenderedPageBreak/>
-        <w:t>幅值调制与解调</w:t>
-      </w:r>
-      <w:bookmarkEnd w:id="14"/>
-    </w:p>
-    <w:p>
-      <w:pPr>
-        <w:spacing w:line="400" w:lineRule="atLeast"/>
-      </w:pPr>
-      <w:r>
-        <w:rPr>
-          <w:rFonts w:hint="eastAsia"/>
-        </w:rPr>
-        <w:t>幅值调制是指信号的载波频率基本保持不变，而幅值随时间按照某种规律变化的现象。与单次幅值阶跃不同，幅值调制通常是连续变化过程，因此算法不仅需要给出稳态幅值，还需要能够跟踪幅值随时间的变化趋势。</w:t>
-      </w:r>
-    </w:p>
-    <w:p>
-      <w:pPr>
-        <w:spacing w:line="400" w:lineRule="atLeast"/>
-      </w:pPr>
-      <w:r>
-        <w:rPr>
-          <w:rFonts w:hint="eastAsia"/>
-        </w:rPr>
-        <w:t>设载波频率为</w:t>
+        <w:t>幅值调制信号可以表示为载波信号的幅值随时间变化。其基本形式为</w:t>
       </w:r>
       <m:oMath>
+        <m:r>
+          <w:rPr>
+            <w:rFonts w:ascii="Cambria Math" w:hAnsi="Cambria Math"/>
+          </w:rPr>
+          <m:t>x</m:t>
+        </m:r>
+        <m:d>
+          <m:dPr>
+            <m:ctrlPr>
+              <w:rPr>
+                <w:rFonts w:ascii="Cambria Math" w:hAnsi="Cambria Math"/>
+              </w:rPr>
+            </m:ctrlPr>
+          </m:dPr>
+          <m:e>
+            <m:r>
+              <w:rPr>
+                <w:rFonts w:ascii="Cambria Math" w:hAnsi="Cambria Math"/>
+              </w:rPr>
+              <m:t>t</m:t>
+            </m:r>
+          </m:e>
+        </m:d>
+        <m:r>
+          <w:rPr>
+            <w:rFonts w:ascii="Cambria Math" w:hAnsi="Cambria Math"/>
+          </w:rPr>
+          <m:t>=A</m:t>
+        </m:r>
+        <m:d>
+          <m:dPr>
+            <m:ctrlPr>
+              <w:rPr>
+                <w:rFonts w:ascii="Cambria Math" w:hAnsi="Cambria Math"/>
+              </w:rPr>
+            </m:ctrlPr>
+          </m:dPr>
+          <m:e>
+            <m:r>
+              <w:rPr>
+                <w:rFonts w:ascii="Cambria Math" w:hAnsi="Cambria Math"/>
+              </w:rPr>
+              <m:t>t</m:t>
+            </m:r>
+          </m:e>
+        </m:d>
+        <m:func>
+          <m:funcPr>
+            <m:ctrlPr>
+              <w:rPr>
+                <w:rFonts w:ascii="Cambria Math" w:hAnsi="Cambria Math"/>
+              </w:rPr>
+            </m:ctrlPr>
+          </m:funcPr>
+          <m:fName>
+            <m:r>
+              <m:rPr>
+                <m:sty m:val="p"/>
+              </m:rPr>
+              <w:rPr>
+                <w:rFonts w:ascii="Cambria Math" w:hAnsi="Cambria Math"/>
+              </w:rPr>
+              <m:t>cos</m:t>
+            </m:r>
+          </m:fName>
+          <m:e>
+            <m:d>
+              <m:dPr>
+                <m:ctrlPr>
+                  <w:rPr>
+                    <w:rFonts w:ascii="Cambria Math" w:hAnsi="Cambria Math"/>
+                  </w:rPr>
+                </m:ctrlPr>
+              </m:dPr>
+              <m:e>
+                <m:r>
+                  <w:rPr>
+                    <w:rFonts w:ascii="Cambria Math" w:hAnsi="Cambria Math"/>
+                  </w:rPr>
+                  <m:t>2π</m:t>
+                </m:r>
+                <m:sSub>
+                  <m:sSubPr>
+                    <m:ctrlPr>
+                      <w:rPr>
+                        <w:rFonts w:ascii="Cambria Math" w:hAnsi="Cambria Math"/>
+                      </w:rPr>
+                    </m:ctrlPr>
+                  </m:sSubPr>
+                  <m:e>
+                    <m:r>
+                      <w:rPr>
+                        <w:rFonts w:ascii="Cambria Math" w:hAnsi="Cambria Math"/>
+                      </w:rPr>
+                      <m:t>f</m:t>
+                    </m:r>
+                  </m:e>
+                  <m:sub>
+                    <m:r>
+                      <w:rPr>
+                        <w:rFonts w:ascii="Cambria Math" w:hAnsi="Cambria Math"/>
+                      </w:rPr>
+                      <m:t>0</m:t>
+                    </m:r>
+                  </m:sub>
+                </m:sSub>
+                <m:r>
+                  <w:rPr>
+                    <w:rFonts w:ascii="Cambria Math" w:hAnsi="Cambria Math"/>
+                  </w:rPr>
+                  <m:t>t+</m:t>
+                </m:r>
+                <m:sSub>
+                  <m:sSubPr>
+                    <m:ctrlPr>
+                      <w:rPr>
+                        <w:rFonts w:ascii="Cambria Math" w:hAnsi="Cambria Math"/>
+                      </w:rPr>
+                    </m:ctrlPr>
+                  </m:sSubPr>
+                  <m:e>
+                    <m:r>
+                      <w:rPr>
+                        <w:rFonts w:ascii="Cambria Math" w:hAnsi="Cambria Math"/>
+                      </w:rPr>
+                      <m:t>φ</m:t>
+                    </m:r>
+                  </m:e>
+                  <m:sub>
+                    <m:r>
+                      <w:rPr>
+                        <w:rFonts w:ascii="Cambria Math" w:hAnsi="Cambria Math"/>
+                      </w:rPr>
+                      <m:t>0</m:t>
+                    </m:r>
+                  </m:sub>
+                </m:sSub>
+              </m:e>
+            </m:d>
+          </m:e>
+        </m:func>
+      </m:oMath>
+      <w:r>
+        <w:rPr>
+          <w:rFonts w:hint="eastAsia"/>
+        </w:rPr>
+        <w:t>。若包络为单一正弦调制，即</w:t>
+      </w:r>
+      <m:oMath>
+        <m:r>
+          <w:rPr>
+            <w:rFonts w:ascii="Cambria Math" w:hAnsi="Cambria Math"/>
+          </w:rPr>
+          <m:t>A</m:t>
+        </m:r>
+        <m:d>
+          <m:dPr>
+            <m:ctrlPr>
+              <w:rPr>
+                <w:rFonts w:ascii="Cambria Math" w:hAnsi="Cambria Math"/>
+              </w:rPr>
+            </m:ctrlPr>
+          </m:dPr>
+          <m:e>
+            <m:r>
+              <w:rPr>
+                <w:rFonts w:ascii="Cambria Math" w:hAnsi="Cambria Math"/>
+              </w:rPr>
+              <m:t>t</m:t>
+            </m:r>
+          </m:e>
+        </m:d>
+        <m:r>
+          <w:rPr>
+            <w:rFonts w:ascii="Cambria Math" w:hAnsi="Cambria Math"/>
+          </w:rPr>
+          <m:t>=</m:t>
+        </m:r>
         <m:sSub>
           <m:sSubPr>
             <m:ctrlPr>
@@ -12019,7 +12421,7 @@
               <w:rPr>
                 <w:rFonts w:ascii="Cambria Math" w:hAnsi="Cambria Math"/>
               </w:rPr>
-              <m:t>f</m:t>
+              <m:t>A</m:t>
             </m:r>
           </m:e>
           <m:sub>
@@ -12031,45 +12433,101 @@
             </m:r>
           </m:sub>
         </m:sSub>
-      </m:oMath>
-      <w:r>
-        <w:rPr>
-          <w:rFonts w:hint="eastAsia"/>
-        </w:rPr>
-        <w:t>，调制频率为</w:t>
-      </w:r>
-      <m:oMath>
-        <m:sSub>
-          <m:sSubPr>
+        <m:d>
+          <m:dPr>
+            <m:begChr m:val="["/>
+            <m:endChr m:val="]"/>
             <m:ctrlPr>
               <w:rPr>
                 <w:rFonts w:ascii="Cambria Math" w:hAnsi="Cambria Math"/>
               </w:rPr>
             </m:ctrlPr>
-          </m:sSubPr>
+          </m:dPr>
           <m:e>
             <m:r>
               <w:rPr>
                 <w:rFonts w:ascii="Cambria Math" w:hAnsi="Cambria Math"/>
               </w:rPr>
-              <m:t>f</m:t>
+              <m:t>1+m</m:t>
             </m:r>
+            <m:func>
+              <m:funcPr>
+                <m:ctrlPr>
+                  <w:rPr>
+                    <w:rFonts w:ascii="Cambria Math" w:hAnsi="Cambria Math"/>
+                  </w:rPr>
+                </m:ctrlPr>
+              </m:funcPr>
+              <m:fName>
+                <m:r>
+                  <m:rPr>
+                    <m:sty m:val="p"/>
+                  </m:rPr>
+                  <w:rPr>
+                    <w:rFonts w:ascii="Cambria Math" w:hAnsi="Cambria Math"/>
+                  </w:rPr>
+                  <m:t>cos</m:t>
+                </m:r>
+              </m:fName>
+              <m:e>
+                <m:d>
+                  <m:dPr>
+                    <m:ctrlPr>
+                      <w:rPr>
+                        <w:rFonts w:ascii="Cambria Math" w:hAnsi="Cambria Math"/>
+                      </w:rPr>
+                    </m:ctrlPr>
+                  </m:dPr>
+                  <m:e>
+                    <m:r>
+                      <w:rPr>
+                        <w:rFonts w:ascii="Cambria Math" w:hAnsi="Cambria Math"/>
+                      </w:rPr>
+                      <m:t>2π</m:t>
+                    </m:r>
+                    <m:sSub>
+                      <m:sSubPr>
+                        <m:ctrlPr>
+                          <w:rPr>
+                            <w:rFonts w:ascii="Cambria Math" w:hAnsi="Cambria Math"/>
+                          </w:rPr>
+                        </m:ctrlPr>
+                      </m:sSubPr>
+                      <m:e>
+                        <m:r>
+                          <w:rPr>
+                            <w:rFonts w:ascii="Cambria Math" w:hAnsi="Cambria Math"/>
+                          </w:rPr>
+                          <m:t>f</m:t>
+                        </m:r>
+                      </m:e>
+                      <m:sub>
+                        <m:r>
+                          <w:rPr>
+                            <w:rFonts w:ascii="Cambria Math" w:hAnsi="Cambria Math"/>
+                          </w:rPr>
+                          <m:t>m</m:t>
+                        </m:r>
+                      </m:sub>
+                    </m:sSub>
+                    <m:r>
+                      <w:rPr>
+                        <w:rFonts w:ascii="Cambria Math" w:hAnsi="Cambria Math"/>
+                      </w:rPr>
+                      <m:t>t</m:t>
+                    </m:r>
+                  </m:e>
+                </m:d>
+              </m:e>
+            </m:func>
           </m:e>
-          <m:sub>
-            <m:r>
-              <w:rPr>
-                <w:rFonts w:ascii="Cambria Math" w:hAnsi="Cambria Math"/>
-              </w:rPr>
-              <m:t>m</m:t>
-            </m:r>
-          </m:sub>
-        </m:sSub>
+        </m:d>
       </m:oMath>
       <w:r>
         <w:rPr>
           <w:rFonts w:hint="eastAsia"/>
         </w:rPr>
-        <w:t>，简单调幅信号可以表示为：</w:t>
+        <w:t>，则信号可写为</w:t>
       </w:r>
     </w:p>
     <w:p>
@@ -12285,8 +12743,33 @@
                     <w:rPr>
                       <w:rFonts w:ascii="Cambria Math" w:hAnsi="Cambria Math"/>
                     </w:rPr>
-                    <m:t>t+φ</m:t>
+                    <m:t>t+</m:t>
                   </m:r>
+                  <m:sSub>
+                    <m:sSubPr>
+                      <m:ctrlPr>
+                        <w:rPr>
+                          <w:rFonts w:ascii="Cambria Math" w:hAnsi="Cambria Math"/>
+                        </w:rPr>
+                      </m:ctrlPr>
+                    </m:sSubPr>
+                    <m:e>
+                      <m:r>
+                        <w:rPr>
+                          <w:rFonts w:ascii="Cambria Math" w:hAnsi="Cambria Math"/>
+                        </w:rPr>
+                        <m:t>φ</m:t>
+                      </m:r>
+                    </m:e>
+                    <m:sub>
+                      <m:r>
+                        <w:rPr>
+                          <w:rFonts w:ascii="Cambria Math" w:hAnsi="Cambria Math"/>
+                        </w:rPr>
+                        <m:t>0</m:t>
+                      </m:r>
+                    </m:sub>
+                  </m:sSub>
                 </m:e>
               </m:d>
             </m:e>
@@ -12302,7 +12785,13 @@
         <w:rPr>
           <w:rFonts w:hint="eastAsia"/>
         </w:rPr>
-        <w:t>展开可得：</w:t>
+        <w:t>利用积化和差公式可得</w:t>
+      </w:r>
+      <w:r>
+        <w:rPr>
+          <w:rFonts w:hint="eastAsia"/>
+        </w:rPr>
+        <w:t>：</w:t>
       </w:r>
     </w:p>
     <w:p>
@@ -12463,8 +12952,39 @@
                       <w:sz w:val="21"/>
                       <w:szCs w:val="20"/>
                     </w:rPr>
-                    <m:t>t+φ</m:t>
+                    <m:t>t+</m:t>
                   </m:r>
+                  <m:sSub>
+                    <m:sSubPr>
+                      <m:ctrlPr>
+                        <w:rPr>
+                          <w:rFonts w:ascii="Cambria Math" w:hAnsi="Cambria Math"/>
+                          <w:sz w:val="21"/>
+                          <w:szCs w:val="20"/>
+                        </w:rPr>
+                      </m:ctrlPr>
+                    </m:sSubPr>
+                    <m:e>
+                      <m:r>
+                        <w:rPr>
+                          <w:rFonts w:ascii="Cambria Math" w:hAnsi="Cambria Math"/>
+                          <w:sz w:val="21"/>
+                          <w:szCs w:val="20"/>
+                        </w:rPr>
+                        <m:t>φ</m:t>
+                      </m:r>
+                    </m:e>
+                    <m:sub>
+                      <m:r>
+                        <w:rPr>
+                          <w:rFonts w:ascii="Cambria Math" w:hAnsi="Cambria Math"/>
+                          <w:sz w:val="21"/>
+                          <w:szCs w:val="20"/>
+                        </w:rPr>
+                        <m:t>0</m:t>
+                      </m:r>
+                    </m:sub>
+                  </m:sSub>
                 </m:e>
               </m:d>
             </m:e>
@@ -12565,6 +13085,8 @@
             <m:e>
               <m:d>
                 <m:dPr>
+                  <m:begChr m:val="["/>
+                  <m:endChr m:val="]"/>
                   <m:ctrlPr>
                     <w:rPr>
                       <w:rFonts w:ascii="Cambria Math" w:hAnsi="Cambria Math"/>
@@ -12671,10 +13193,10 @@
                       <w:sz w:val="21"/>
                       <w:szCs w:val="20"/>
                     </w:rPr>
-                    <m:t>t+φ)+</m:t>
+                    <m:t>t+</m:t>
                   </m:r>
-                  <m:f>
-                    <m:fPr>
+                  <m:sSub>
+                    <m:sSubPr>
                       <m:ctrlPr>
                         <w:rPr>
                           <w:rFonts w:ascii="Cambria Math" w:hAnsi="Cambria Math"/>
@@ -12682,15 +13204,196 @@
                           <w:szCs w:val="20"/>
                         </w:rPr>
                       </m:ctrlPr>
-                    </m:fPr>
-                    <m:num>
+                    </m:sSubPr>
+                    <m:e>
                       <m:r>
                         <w:rPr>
                           <w:rFonts w:ascii="Cambria Math" w:hAnsi="Cambria Math"/>
                           <w:sz w:val="21"/>
                           <w:szCs w:val="20"/>
                         </w:rPr>
-                        <m:t>m</m:t>
+                        <m:t>φ</m:t>
+                      </m:r>
+                    </m:e>
+                    <m:sub>
+                      <m:r>
+                        <w:rPr>
+                          <w:rFonts w:ascii="Cambria Math" w:hAnsi="Cambria Math"/>
+                          <w:sz w:val="21"/>
+                          <w:szCs w:val="20"/>
+                        </w:rPr>
+                        <m:t>0</m:t>
+                      </m:r>
+                    </m:sub>
+                  </m:sSub>
+                </m:e>
+              </m:d>
+            </m:e>
+          </m:func>
+          <m:r>
+            <w:rPr>
+              <w:rFonts w:ascii="Cambria Math" w:hAnsi="Cambria Math"/>
+              <w:sz w:val="21"/>
+              <w:szCs w:val="20"/>
+            </w:rPr>
+            <m:t>+</m:t>
+          </m:r>
+          <m:f>
+            <m:fPr>
+              <m:ctrlPr>
+                <w:rPr>
+                  <w:rFonts w:ascii="Cambria Math" w:hAnsi="Cambria Math"/>
+                  <w:sz w:val="21"/>
+                  <w:szCs w:val="20"/>
+                </w:rPr>
+              </m:ctrlPr>
+            </m:fPr>
+            <m:num>
+              <m:r>
+                <w:rPr>
+                  <w:rFonts w:ascii="Cambria Math" w:hAnsi="Cambria Math"/>
+                  <w:sz w:val="21"/>
+                  <w:szCs w:val="20"/>
+                </w:rPr>
+                <m:t>m</m:t>
+              </m:r>
+              <m:sSub>
+                <m:sSubPr>
+                  <m:ctrlPr>
+                    <w:rPr>
+                      <w:rFonts w:ascii="Cambria Math" w:hAnsi="Cambria Math"/>
+                      <w:sz w:val="21"/>
+                      <w:szCs w:val="20"/>
+                    </w:rPr>
+                  </m:ctrlPr>
+                </m:sSubPr>
+                <m:e>
+                  <m:r>
+                    <w:rPr>
+                      <w:rFonts w:ascii="Cambria Math" w:hAnsi="Cambria Math"/>
+                      <w:sz w:val="21"/>
+                      <w:szCs w:val="20"/>
+                    </w:rPr>
+                    <m:t>A</m:t>
+                  </m:r>
+                </m:e>
+                <m:sub>
+                  <m:r>
+                    <w:rPr>
+                      <w:rFonts w:ascii="Cambria Math" w:hAnsi="Cambria Math"/>
+                      <w:sz w:val="21"/>
+                      <w:szCs w:val="20"/>
+                    </w:rPr>
+                    <m:t>0</m:t>
+                  </m:r>
+                </m:sub>
+              </m:sSub>
+            </m:num>
+            <m:den>
+              <m:r>
+                <w:rPr>
+                  <w:rFonts w:ascii="Cambria Math" w:hAnsi="Cambria Math"/>
+                  <w:sz w:val="21"/>
+                  <w:szCs w:val="20"/>
+                </w:rPr>
+                <m:t>2</m:t>
+              </m:r>
+            </m:den>
+          </m:f>
+          <m:func>
+            <m:funcPr>
+              <m:ctrlPr>
+                <w:rPr>
+                  <w:rFonts w:ascii="Cambria Math" w:hAnsi="Cambria Math"/>
+                  <w:sz w:val="21"/>
+                  <w:szCs w:val="20"/>
+                </w:rPr>
+              </m:ctrlPr>
+            </m:funcPr>
+            <m:fName>
+              <m:r>
+                <m:rPr>
+                  <m:sty m:val="p"/>
+                </m:rPr>
+                <w:rPr>
+                  <w:rFonts w:ascii="Cambria Math" w:hAnsi="Cambria Math"/>
+                  <w:sz w:val="21"/>
+                  <w:szCs w:val="20"/>
+                </w:rPr>
+                <m:t>cos</m:t>
+              </m:r>
+            </m:fName>
+            <m:e>
+              <m:d>
+                <m:dPr>
+                  <m:begChr m:val="["/>
+                  <m:endChr m:val="]"/>
+                  <m:ctrlPr>
+                    <w:rPr>
+                      <w:rFonts w:ascii="Cambria Math" w:hAnsi="Cambria Math"/>
+                      <w:sz w:val="21"/>
+                      <w:szCs w:val="20"/>
+                    </w:rPr>
+                  </m:ctrlPr>
+                </m:dPr>
+                <m:e>
+                  <m:r>
+                    <w:rPr>
+                      <w:rFonts w:ascii="Cambria Math" w:hAnsi="Cambria Math"/>
+                      <w:sz w:val="21"/>
+                      <w:szCs w:val="20"/>
+                    </w:rPr>
+                    <m:t>2π</m:t>
+                  </m:r>
+                  <m:d>
+                    <m:dPr>
+                      <m:ctrlPr>
+                        <w:rPr>
+                          <w:rFonts w:ascii="Cambria Math" w:hAnsi="Cambria Math"/>
+                          <w:sz w:val="21"/>
+                          <w:szCs w:val="20"/>
+                        </w:rPr>
+                      </m:ctrlPr>
+                    </m:dPr>
+                    <m:e>
+                      <m:sSub>
+                        <m:sSubPr>
+                          <m:ctrlPr>
+                            <w:rPr>
+                              <w:rFonts w:ascii="Cambria Math" w:hAnsi="Cambria Math"/>
+                              <w:sz w:val="21"/>
+                              <w:szCs w:val="20"/>
+                            </w:rPr>
+                          </m:ctrlPr>
+                        </m:sSubPr>
+                        <m:e>
+                          <m:r>
+                            <w:rPr>
+                              <w:rFonts w:ascii="Cambria Math" w:hAnsi="Cambria Math"/>
+                              <w:sz w:val="21"/>
+                              <w:szCs w:val="20"/>
+                            </w:rPr>
+                            <m:t>f</m:t>
+                          </m:r>
+                        </m:e>
+                        <m:sub>
+                          <m:r>
+                            <w:rPr>
+                              <w:rFonts w:ascii="Cambria Math" w:hAnsi="Cambria Math"/>
+                              <w:sz w:val="21"/>
+                              <w:szCs w:val="20"/>
+                            </w:rPr>
+                            <m:t>0</m:t>
+                          </m:r>
+                        </m:sub>
+                      </m:sSub>
+                      <m:r>
+                        <w:rPr>
+                          <w:rFonts w:ascii="Cambria Math" w:hAnsi="Cambria Math"/>
+                          <w:sz w:val="21"/>
+                          <w:szCs w:val="20"/>
+                        </w:rPr>
+                        <m:t>-</m:t>
                       </m:r>
                       <m:sSub>
                         <m:sSubPr>
@@ -12709,7 +13412,7 @@
                               <w:sz w:val="21"/>
                               <w:szCs w:val="20"/>
                             </w:rPr>
-                            <m:t>A</m:t>
+                            <m:t>f</m:t>
                           </m:r>
                         </m:e>
                         <m:sub>
@@ -12719,24 +13422,22 @@
                               <w:sz w:val="21"/>
                               <w:szCs w:val="20"/>
                             </w:rPr>
-                            <m:t>0</m:t>
+                            <m:t>m</m:t>
                           </m:r>
                         </m:sub>
                       </m:sSub>
-                    </m:num>
-                    <m:den>
-                      <m:r>
-                        <w:rPr>
-                          <w:rFonts w:ascii="Cambria Math" w:hAnsi="Cambria Math"/>
-                          <w:sz w:val="21"/>
-                          <w:szCs w:val="20"/>
-                        </w:rPr>
-                        <m:t>2</m:t>
-                      </m:r>
-                    </m:den>
-                  </m:f>
-                  <m:func>
-                    <m:funcPr>
+                    </m:e>
+                  </m:d>
+                  <m:r>
+                    <w:rPr>
+                      <w:rFonts w:ascii="Cambria Math" w:hAnsi="Cambria Math"/>
+                      <w:sz w:val="21"/>
+                      <w:szCs w:val="20"/>
+                    </w:rPr>
+                    <m:t>t+</m:t>
+                  </m:r>
+                  <m:sSub>
+                    <m:sSubPr>
                       <m:ctrlPr>
                         <w:rPr>
                           <w:rFonts w:ascii="Cambria Math" w:hAnsi="Cambria Math"/>
@@ -12744,135 +13445,28 @@
                           <w:szCs w:val="20"/>
                         </w:rPr>
                       </m:ctrlPr>
-                    </m:funcPr>
-                    <m:fName>
+                    </m:sSubPr>
+                    <m:e>
                       <m:r>
-                        <m:rPr>
-                          <m:sty m:val="p"/>
-                        </m:rPr>
                         <w:rPr>
                           <w:rFonts w:ascii="Cambria Math" w:hAnsi="Cambria Math"/>
                           <w:sz w:val="21"/>
                           <w:szCs w:val="20"/>
                         </w:rPr>
-                        <m:t>cos</m:t>
+                        <m:t>φ</m:t>
                       </m:r>
-                    </m:fName>
-                    <m:e>
-                      <m:d>
-                        <m:dPr>
-                          <m:ctrlPr>
-                            <w:rPr>
-                              <w:rFonts w:ascii="Cambria Math" w:hAnsi="Cambria Math"/>
-                              <w:sz w:val="21"/>
-                              <w:szCs w:val="20"/>
-                            </w:rPr>
-                          </m:ctrlPr>
-                        </m:dPr>
-                        <m:e>
-                          <m:r>
-                            <w:rPr>
-                              <w:rFonts w:ascii="Cambria Math" w:hAnsi="Cambria Math"/>
-                              <w:sz w:val="21"/>
-                              <w:szCs w:val="20"/>
-                            </w:rPr>
-                            <m:t>2π</m:t>
-                          </m:r>
-                          <m:d>
-                            <m:dPr>
-                              <m:ctrlPr>
-                                <w:rPr>
-                                  <w:rFonts w:ascii="Cambria Math" w:hAnsi="Cambria Math"/>
-                                  <w:sz w:val="21"/>
-                                  <w:szCs w:val="20"/>
-                                </w:rPr>
-                              </m:ctrlPr>
-                            </m:dPr>
-                            <m:e>
-                              <m:sSub>
-                                <m:sSubPr>
-                                  <m:ctrlPr>
-                                    <w:rPr>
-                                      <w:rFonts w:ascii="Cambria Math" w:hAnsi="Cambria Math"/>
-                                      <w:sz w:val="21"/>
-                                      <w:szCs w:val="20"/>
-                                    </w:rPr>
-                                  </m:ctrlPr>
-                                </m:sSubPr>
-                                <m:e>
-                                  <m:r>
-                                    <w:rPr>
-                                      <w:rFonts w:ascii="Cambria Math" w:hAnsi="Cambria Math"/>
-                                      <w:sz w:val="21"/>
-                                      <w:szCs w:val="20"/>
-                                    </w:rPr>
-                                    <m:t>f</m:t>
-                                  </m:r>
-                                </m:e>
-                                <m:sub>
-                                  <m:r>
-                                    <w:rPr>
-                                      <w:rFonts w:ascii="Cambria Math" w:hAnsi="Cambria Math"/>
-                                      <w:sz w:val="21"/>
-                                      <w:szCs w:val="20"/>
-                                    </w:rPr>
-                                    <m:t>0</m:t>
-                                  </m:r>
-                                </m:sub>
-                              </m:sSub>
-                              <m:r>
-                                <w:rPr>
-                                  <w:rFonts w:ascii="Cambria Math" w:hAnsi="Cambria Math"/>
-                                  <w:sz w:val="21"/>
-                                  <w:szCs w:val="20"/>
-                                </w:rPr>
-                                <m:t>-</m:t>
-                              </m:r>
-                              <m:sSub>
-                                <m:sSubPr>
-                                  <m:ctrlPr>
-                                    <w:rPr>
-                                      <w:rFonts w:ascii="Cambria Math" w:hAnsi="Cambria Math"/>
-                                      <w:sz w:val="21"/>
-                                      <w:szCs w:val="20"/>
-                                    </w:rPr>
-                                  </m:ctrlPr>
-                                </m:sSubPr>
-                                <m:e>
-                                  <m:r>
-                                    <w:rPr>
-                                      <w:rFonts w:ascii="Cambria Math" w:hAnsi="Cambria Math"/>
-                                      <w:sz w:val="21"/>
-                                      <w:szCs w:val="20"/>
-                                    </w:rPr>
-                                    <m:t>f</m:t>
-                                  </m:r>
-                                </m:e>
-                                <m:sub>
-                                  <m:r>
-                                    <w:rPr>
-                                      <w:rFonts w:ascii="Cambria Math" w:hAnsi="Cambria Math"/>
-                                      <w:sz w:val="21"/>
-                                      <w:szCs w:val="20"/>
-                                    </w:rPr>
-                                    <m:t>m</m:t>
-                                  </m:r>
-                                </m:sub>
-                              </m:sSub>
-                            </m:e>
-                          </m:d>
-                          <m:r>
-                            <w:rPr>
-                              <w:rFonts w:ascii="Cambria Math" w:hAnsi="Cambria Math"/>
-                              <w:sz w:val="21"/>
-                              <w:szCs w:val="20"/>
-                            </w:rPr>
-                            <m:t>t+φ)</m:t>
-                          </m:r>
-                        </m:e>
-                      </m:d>
                     </m:e>
-                  </m:func>
+                    <m:sub>
+                      <m:r>
+                        <w:rPr>
+                          <w:rFonts w:ascii="Cambria Math" w:hAnsi="Cambria Math"/>
+                          <w:sz w:val="21"/>
+                          <w:szCs w:val="20"/>
+                        </w:rPr>
+                        <m:t>0</m:t>
+                      </m:r>
+                    </m:sub>
+                  </m:sSub>
                 </m:e>
               </m:d>
             </m:e>
@@ -12888,7 +13482,7 @@
         <w:rPr>
           <w:rFonts w:hint="eastAsia"/>
         </w:rPr>
-        <w:t>由此可见，幅值调制信号会在</w:t>
+        <w:t>因此，幅值调制信号在频域中的典型特征是：除载波频率</w:t>
       </w:r>
       <m:oMath>
         <m:sSub>
@@ -12916,6 +13510,103 @@
             </m:r>
           </m:sub>
         </m:sSub>
+      </m:oMath>
+      <w:r>
+        <w:rPr>
+          <w:rFonts w:hint="eastAsia"/>
+        </w:rPr>
+        <w:t>外，还会在</w:t>
+      </w:r>
+      <m:oMath>
+        <m:sSub>
+          <m:sSubPr>
+            <m:ctrlPr>
+              <w:rPr>
+                <w:rFonts w:ascii="Cambria Math" w:hAnsi="Cambria Math"/>
+              </w:rPr>
+            </m:ctrlPr>
+          </m:sSubPr>
+          <m:e>
+            <m:r>
+              <w:rPr>
+                <w:rFonts w:ascii="Cambria Math" w:hAnsi="Cambria Math"/>
+              </w:rPr>
+              <m:t>f</m:t>
+            </m:r>
+          </m:e>
+          <m:sub>
+            <m:r>
+              <w:rPr>
+                <w:rFonts w:ascii="Cambria Math" w:hAnsi="Cambria Math"/>
+              </w:rPr>
+              <m:t>0</m:t>
+            </m:r>
+          </m:sub>
+        </m:sSub>
+        <m:r>
+          <w:rPr>
+            <w:rFonts w:ascii="Cambria Math" w:hAnsi="Cambria Math"/>
+          </w:rPr>
+          <m:t>-</m:t>
+        </m:r>
+        <m:sSub>
+          <m:sSubPr>
+            <m:ctrlPr>
+              <w:rPr>
+                <w:rFonts w:ascii="Cambria Math" w:hAnsi="Cambria Math"/>
+              </w:rPr>
+            </m:ctrlPr>
+          </m:sSubPr>
+          <m:e>
+            <m:r>
+              <w:rPr>
+                <w:rFonts w:ascii="Cambria Math" w:hAnsi="Cambria Math"/>
+              </w:rPr>
+              <m:t>f</m:t>
+            </m:r>
+          </m:e>
+          <m:sub>
+            <m:r>
+              <w:rPr>
+                <w:rFonts w:ascii="Cambria Math" w:hAnsi="Cambria Math"/>
+              </w:rPr>
+              <m:t>m</m:t>
+            </m:r>
+          </m:sub>
+        </m:sSub>
+      </m:oMath>
+      <w:r>
+        <w:rPr>
+          <w:rFonts w:hint="eastAsia"/>
+        </w:rPr>
+        <w:t>和</w:t>
+      </w:r>
+      <m:oMath>
+        <m:sSub>
+          <m:sSubPr>
+            <m:ctrlPr>
+              <w:rPr>
+                <w:rFonts w:ascii="Cambria Math" w:hAnsi="Cambria Math"/>
+              </w:rPr>
+            </m:ctrlPr>
+          </m:sSubPr>
+          <m:e>
+            <m:r>
+              <w:rPr>
+                <w:rFonts w:ascii="Cambria Math" w:hAnsi="Cambria Math"/>
+              </w:rPr>
+              <m:t>f</m:t>
+            </m:r>
+          </m:e>
+          <m:sub>
+            <m:r>
+              <w:rPr>
+                <w:rFonts w:ascii="Cambria Math" w:hAnsi="Cambria Math"/>
+              </w:rPr>
+              <m:t>0</m:t>
+            </m:r>
+          </m:sub>
+        </m:sSub>
         <m:r>
           <w:rPr>
             <w:rFonts w:ascii="Cambria Math" w:hAnsi="Cambria Math"/>
@@ -12952,7 +13643,7 @@
         <w:rPr>
           <w:rFonts w:hint="eastAsia"/>
         </w:rPr>
-        <w:t>和</w:t>
+        <w:t>处出现对称边带。若包络中含有多个调制频率或高次调制成分，还会出现</w:t>
       </w:r>
       <m:oMath>
         <m:sSub>
@@ -12984,7 +13675,7 @@
           <w:rPr>
             <w:rFonts w:ascii="Cambria Math" w:hAnsi="Cambria Math"/>
           </w:rPr>
-          <m:t>-</m:t>
+          <m:t>±2</m:t>
         </m:r>
         <m:sSub>
           <m:sSubPr>
@@ -13016,7 +13707,71 @@
         <w:rPr>
           <w:rFonts w:hint="eastAsia"/>
         </w:rPr>
-        <w:t>附近产生对称边带。因此，对于调幅信号，可以从两个角度进行分析：一是从时域相量幅值曲线中观察幅值包络变化；二是从频域中观察载波两侧是否存在调制边带。</w:t>
+        <w:t>、</w:t>
+      </w:r>
+      <m:oMath>
+        <m:sSub>
+          <m:sSubPr>
+            <m:ctrlPr>
+              <w:rPr>
+                <w:rFonts w:ascii="Cambria Math" w:hAnsi="Cambria Math"/>
+              </w:rPr>
+            </m:ctrlPr>
+          </m:sSubPr>
+          <m:e>
+            <m:r>
+              <w:rPr>
+                <w:rFonts w:ascii="Cambria Math" w:hAnsi="Cambria Math"/>
+              </w:rPr>
+              <m:t>f</m:t>
+            </m:r>
+          </m:e>
+          <m:sub>
+            <m:r>
+              <w:rPr>
+                <w:rFonts w:ascii="Cambria Math" w:hAnsi="Cambria Math"/>
+              </w:rPr>
+              <m:t>0</m:t>
+            </m:r>
+          </m:sub>
+        </m:sSub>
+        <m:r>
+          <w:rPr>
+            <w:rFonts w:ascii="Cambria Math" w:hAnsi="Cambria Math"/>
+          </w:rPr>
+          <m:t>±3</m:t>
+        </m:r>
+        <m:sSub>
+          <m:sSubPr>
+            <m:ctrlPr>
+              <w:rPr>
+                <w:rFonts w:ascii="Cambria Math" w:hAnsi="Cambria Math"/>
+              </w:rPr>
+            </m:ctrlPr>
+          </m:sSubPr>
+          <m:e>
+            <m:r>
+              <w:rPr>
+                <w:rFonts w:ascii="Cambria Math" w:hAnsi="Cambria Math"/>
+              </w:rPr>
+              <m:t>f</m:t>
+            </m:r>
+          </m:e>
+          <m:sub>
+            <m:r>
+              <w:rPr>
+                <w:rFonts w:ascii="Cambria Math" w:hAnsi="Cambria Math"/>
+              </w:rPr>
+              <m:t>m</m:t>
+            </m:r>
+          </m:sub>
+        </m:sSub>
+      </m:oMath>
+      <w:r>
+        <w:rPr>
+          <w:rFonts w:hint="eastAsia"/>
+        </w:rPr>
+        <w:t>等多组边带。</w:t>
       </w:r>
     </w:p>
     <w:p>
@@ -13027,25 +13782,55 @@
         <w:rPr>
           <w:rFonts w:hint="eastAsia"/>
         </w:rPr>
-        <w:t>加分内容</w:t>
-      </w:r>
-      <w:r>
-        <w:rPr>
-          <w:rFonts w:hint="eastAsia"/>
-        </w:rPr>
-        <w:t>2</w:t>
-      </w:r>
-      <w:r>
-        <w:rPr>
-          <w:rFonts w:hint="eastAsia"/>
-        </w:rPr>
-        <w:t>中，</w:t>
-      </w:r>
-      <w:r>
-        <w:rPr>
-          <w:rFonts w:hint="eastAsia"/>
-        </w:rPr>
-        <w:t>信号的主要特点是基波幅值随时间连续变化，而不是在某一时刻发生单次阶跃。因此，若采用专门针对幅值阶跃的局部短窗修正，可能只改善某一小段结果，无法反映全时段的幅值调制规律。更合适的处理方式是采用较短滑动窗进行连续同步相量计算，使相量幅值能够较快跟随调制过程变化。</w:t>
+        <w:t>普通滑动</w:t>
+      </w:r>
+      <w:r>
+        <w:rPr>
+          <w:rFonts w:hint="eastAsia"/>
+        </w:rPr>
+        <w:t>DFT</w:t>
+      </w:r>
+      <w:r>
+        <w:rPr>
+          <w:rFonts w:hint="eastAsia"/>
+        </w:rPr>
+        <w:t>可以用于基波相量计算，也可以用于观察载波和边带分量。但对于幅值连续调制信号，若直接用较短滑动窗</w:t>
+      </w:r>
+      <w:r>
+        <w:rPr>
+          <w:rFonts w:hint="eastAsia"/>
+        </w:rPr>
+        <w:t>DFT</w:t>
+      </w:r>
+      <w:r>
+        <w:rPr>
+          <w:rFonts w:hint="eastAsia"/>
+        </w:rPr>
+        <w:t>提取基波复系数，调制边带可能混入载波复相量中，使相角曲线出现不应有的周期性波动；若窗口过长，又会削弱幅值调制的跟踪能力。因此，对于幅值调制信号，在滑动</w:t>
+      </w:r>
+      <w:r>
+        <w:rPr>
+          <w:rFonts w:hint="eastAsia"/>
+        </w:rPr>
+        <w:t>DFT</w:t>
+      </w:r>
+      <w:r>
+        <w:rPr>
+          <w:rFonts w:hint="eastAsia"/>
+        </w:rPr>
+        <w:t>分析基础上进一步采用</w:t>
+      </w:r>
+      <w:r>
+        <w:rPr>
+          <w:rFonts w:hint="eastAsia"/>
+        </w:rPr>
+        <w:t>Hilbert</w:t>
+      </w:r>
+      <w:r>
+        <w:rPr>
+          <w:rFonts w:hint="eastAsia"/>
+        </w:rPr>
+        <w:t>包络解调和正弦调制拟合方法。</w:t>
       </w:r>
     </w:p>
     <w:p>
@@ -13056,7 +13841,212 @@
         <w:rPr>
           <w:rFonts w:hint="eastAsia"/>
         </w:rPr>
-        <w:t>在相量计算得到幅值序列</w:t>
+        <w:t>首先，对原始信号进行基波附近带通滤波，保留载波及主要调制边带，得到滤波信号</w:t>
+      </w:r>
+      <m:oMath>
+        <m:sSub>
+          <m:sSubPr>
+            <m:ctrlPr>
+              <w:rPr>
+                <w:rFonts w:ascii="Cambria Math" w:hAnsi="Cambria Math"/>
+              </w:rPr>
+            </m:ctrlPr>
+          </m:sSubPr>
+          <m:e>
+            <m:r>
+              <w:rPr>
+                <w:rFonts w:ascii="Cambria Math" w:hAnsi="Cambria Math"/>
+              </w:rPr>
+              <m:t>x</m:t>
+            </m:r>
+          </m:e>
+          <m:sub>
+            <m:r>
+              <w:rPr>
+                <w:rFonts w:ascii="Cambria Math" w:hAnsi="Cambria Math"/>
+              </w:rPr>
+              <m:t>f</m:t>
+            </m:r>
+          </m:sub>
+        </m:sSub>
+        <m:d>
+          <m:dPr>
+            <m:ctrlPr>
+              <w:rPr>
+                <w:rFonts w:ascii="Cambria Math" w:hAnsi="Cambria Math"/>
+              </w:rPr>
+            </m:ctrlPr>
+          </m:dPr>
+          <m:e>
+            <m:r>
+              <w:rPr>
+                <w:rFonts w:ascii="Cambria Math" w:hAnsi="Cambria Math"/>
+              </w:rPr>
+              <m:t>t</m:t>
+            </m:r>
+          </m:e>
+        </m:d>
+      </m:oMath>
+      <w:r>
+        <w:rPr>
+          <w:rFonts w:hint="eastAsia"/>
+        </w:rPr>
+        <w:t>。然后构造</w:t>
+      </w:r>
+      <w:r>
+        <w:rPr>
+          <w:rFonts w:hint="eastAsia"/>
+        </w:rPr>
+        <w:t>Hilbert</w:t>
+      </w:r>
+      <w:r>
+        <w:rPr>
+          <w:rFonts w:hint="eastAsia"/>
+        </w:rPr>
+        <w:t>解析信号</w:t>
+      </w:r>
+      <m:oMath>
+        <m:r>
+          <w:rPr>
+            <w:rFonts w:ascii="Cambria Math" w:hAnsi="Cambria Math"/>
+          </w:rPr>
+          <m:t>z</m:t>
+        </m:r>
+        <m:d>
+          <m:dPr>
+            <m:ctrlPr>
+              <w:rPr>
+                <w:rFonts w:ascii="Cambria Math" w:hAnsi="Cambria Math"/>
+              </w:rPr>
+            </m:ctrlPr>
+          </m:dPr>
+          <m:e>
+            <m:r>
+              <w:rPr>
+                <w:rFonts w:ascii="Cambria Math" w:hAnsi="Cambria Math"/>
+              </w:rPr>
+              <m:t>t</m:t>
+            </m:r>
+          </m:e>
+        </m:d>
+        <m:r>
+          <w:rPr>
+            <w:rFonts w:ascii="Cambria Math" w:hAnsi="Cambria Math"/>
+          </w:rPr>
+          <m:t>=</m:t>
+        </m:r>
+        <m:sSub>
+          <m:sSubPr>
+            <m:ctrlPr>
+              <w:rPr>
+                <w:rFonts w:ascii="Cambria Math" w:hAnsi="Cambria Math"/>
+              </w:rPr>
+            </m:ctrlPr>
+          </m:sSubPr>
+          <m:e>
+            <m:r>
+              <w:rPr>
+                <w:rFonts w:ascii="Cambria Math" w:hAnsi="Cambria Math"/>
+              </w:rPr>
+              <m:t>x</m:t>
+            </m:r>
+          </m:e>
+          <m:sub>
+            <m:r>
+              <w:rPr>
+                <w:rFonts w:ascii="Cambria Math" w:hAnsi="Cambria Math"/>
+              </w:rPr>
+              <m:t>f</m:t>
+            </m:r>
+          </m:sub>
+        </m:sSub>
+        <m:d>
+          <m:dPr>
+            <m:ctrlPr>
+              <w:rPr>
+                <w:rFonts w:ascii="Cambria Math" w:hAnsi="Cambria Math"/>
+              </w:rPr>
+            </m:ctrlPr>
+          </m:dPr>
+          <m:e>
+            <m:r>
+              <w:rPr>
+                <w:rFonts w:ascii="Cambria Math" w:hAnsi="Cambria Math"/>
+              </w:rPr>
+              <m:t>t</m:t>
+            </m:r>
+          </m:e>
+        </m:d>
+        <m:r>
+          <w:rPr>
+            <w:rFonts w:ascii="Cambria Math" w:hAnsi="Cambria Math"/>
+          </w:rPr>
+          <m:t>+j</m:t>
+        </m:r>
+        <m:r>
+          <m:rPr>
+            <m:scr m:val="script"/>
+            <m:sty m:val="p"/>
+          </m:rPr>
+          <w:rPr>
+            <w:rFonts w:ascii="Cambria Math" w:hAnsi="Cambria Math"/>
+          </w:rPr>
+          <m:t>H</m:t>
+        </m:r>
+        <m:sSub>
+          <m:sSubPr>
+            <m:ctrlPr>
+              <w:rPr>
+                <w:rFonts w:ascii="Cambria Math" w:hAnsi="Cambria Math"/>
+              </w:rPr>
+            </m:ctrlPr>
+          </m:sSubPr>
+          <m:e>
+            <m:r>
+              <w:rPr>
+                <w:rFonts w:ascii="Cambria Math" w:hAnsi="Cambria Math"/>
+              </w:rPr>
+              <m:t>x</m:t>
+            </m:r>
+          </m:e>
+          <m:sub>
+            <m:r>
+              <w:rPr>
+                <w:rFonts w:ascii="Cambria Math" w:hAnsi="Cambria Math"/>
+              </w:rPr>
+              <m:t>f</m:t>
+            </m:r>
+          </m:sub>
+        </m:sSub>
+        <m:d>
+          <m:dPr>
+            <m:ctrlPr>
+              <w:rPr>
+                <w:rFonts w:ascii="Cambria Math" w:hAnsi="Cambria Math"/>
+              </w:rPr>
+            </m:ctrlPr>
+          </m:dPr>
+          <m:e>
+            <m:r>
+              <w:rPr>
+                <w:rFonts w:ascii="Cambria Math" w:hAnsi="Cambria Math"/>
+              </w:rPr>
+              <m:t>t</m:t>
+            </m:r>
+          </m:e>
+        </m:d>
+      </m:oMath>
+      <w:r>
+        <w:rPr>
+          <w:rFonts w:hint="eastAsia"/>
+        </w:rPr>
+        <w:t>。</w:t>
+      </w:r>
+      <w:r>
+        <w:rPr>
+          <w:rFonts w:hint="eastAsia"/>
+        </w:rPr>
+        <w:t>解析信号的模值可用于估计基波包络，因此基波有效值幅值可初步写为</w:t>
       </w:r>
       <m:oMath>
         <m:sSub>
@@ -13083,7 +14073,7 @@
               <w:rPr>
                 <w:rFonts w:ascii="Cambria Math" w:hAnsi="Cambria Math"/>
               </w:rPr>
-              <m:t>rms</m:t>
+              <m:t>obs</m:t>
             </m:r>
           </m:sub>
         </m:sSub>
@@ -13104,62 +14094,99 @@
             </m:r>
           </m:e>
         </m:d>
-      </m:oMath>
-      <w:r>
-        <w:rPr>
-          <w:rFonts w:hint="eastAsia"/>
-        </w:rPr>
-        <w:t>后，可以将其视为基波幅值包络，对其进行频谱分析，以提取主要调制频率。若幅值序列中存在周期性变化，则其频谱中会在相应调制频率附近出现峰值。设去均值后的幅值包络为</w:t>
-      </w:r>
-      <m:oMath>
-        <m:sSub>
-          <m:sSubPr>
-            <m:ctrlPr>
-              <w:rPr>
-                <w:rFonts w:ascii="Cambria Math" w:hAnsi="Cambria Math"/>
-              </w:rPr>
-            </m:ctrlPr>
-          </m:sSubPr>
-          <m:e>
-            <m:r>
-              <w:rPr>
-                <w:rFonts w:ascii="Cambria Math" w:hAnsi="Cambria Math"/>
-              </w:rPr>
-              <m:t>x</m:t>
-            </m:r>
-          </m:e>
-          <m:sub>
-            <m:r>
-              <w:rPr>
-                <w:rFonts w:ascii="Cambria Math" w:hAnsi="Cambria Math"/>
-              </w:rPr>
-              <m:t>a</m:t>
-            </m:r>
-          </m:sub>
-        </m:sSub>
-        <m:d>
-          <m:dPr>
-            <m:ctrlPr>
-              <w:rPr>
-                <w:rFonts w:ascii="Cambria Math" w:hAnsi="Cambria Math"/>
-              </w:rPr>
-            </m:ctrlPr>
-          </m:dPr>
-          <m:e>
-            <m:r>
-              <w:rPr>
-                <w:rFonts w:ascii="Cambria Math" w:hAnsi="Cambria Math"/>
-              </w:rPr>
-              <m:t>t</m:t>
-            </m:r>
-          </m:e>
-        </m:d>
         <m:r>
           <w:rPr>
             <w:rFonts w:ascii="Cambria Math" w:hAnsi="Cambria Math"/>
           </w:rPr>
           <m:t>=</m:t>
         </m:r>
+        <m:f>
+          <m:fPr>
+            <m:ctrlPr>
+              <w:rPr>
+                <w:rFonts w:ascii="Cambria Math" w:hAnsi="Cambria Math"/>
+              </w:rPr>
+            </m:ctrlPr>
+          </m:fPr>
+          <m:num>
+            <m:d>
+              <m:dPr>
+                <m:begChr m:val="|"/>
+                <m:endChr m:val="|"/>
+                <m:ctrlPr>
+                  <w:rPr>
+                    <w:rFonts w:ascii="Cambria Math" w:hAnsi="Cambria Math"/>
+                  </w:rPr>
+                </m:ctrlPr>
+              </m:dPr>
+              <m:e>
+                <m:r>
+                  <w:rPr>
+                    <w:rFonts w:ascii="Cambria Math" w:hAnsi="Cambria Math"/>
+                  </w:rPr>
+                  <m:t>z</m:t>
+                </m:r>
+                <m:d>
+                  <m:dPr>
+                    <m:ctrlPr>
+                      <w:rPr>
+                        <w:rFonts w:ascii="Cambria Math" w:hAnsi="Cambria Math"/>
+                      </w:rPr>
+                    </m:ctrlPr>
+                  </m:dPr>
+                  <m:e>
+                    <m:r>
+                      <w:rPr>
+                        <w:rFonts w:ascii="Cambria Math" w:hAnsi="Cambria Math"/>
+                      </w:rPr>
+                      <m:t>t</m:t>
+                    </m:r>
+                  </m:e>
+                </m:d>
+              </m:e>
+            </m:d>
+          </m:num>
+          <m:den>
+            <m:rad>
+              <m:radPr>
+                <m:degHide m:val="1"/>
+                <m:ctrlPr>
+                  <w:rPr>
+                    <w:rFonts w:ascii="Cambria Math" w:hAnsi="Cambria Math"/>
+                  </w:rPr>
+                </m:ctrlPr>
+              </m:radPr>
+              <m:deg/>
+              <m:e>
+                <m:r>
+                  <w:rPr>
+                    <w:rFonts w:ascii="Cambria Math" w:hAnsi="Cambria Math"/>
+                  </w:rPr>
+                  <m:t>2</m:t>
+                </m:r>
+              </m:e>
+            </m:rad>
+          </m:den>
+        </m:f>
+      </m:oMath>
+      <w:r>
+        <w:rPr>
+          <w:rFonts w:hint="eastAsia"/>
+        </w:rPr>
+        <w:t>。</w:t>
+      </w:r>
+    </w:p>
+    <w:p>
+      <w:pPr>
+        <w:spacing w:line="400" w:lineRule="atLeast"/>
+      </w:pPr>
+      <w:r>
+        <w:rPr>
+          <w:rFonts w:hint="eastAsia"/>
+        </w:rPr>
+        <w:t>为了进一步得到平滑的调制曲线，对</w:t>
+      </w:r>
+      <m:oMath>
         <m:sSub>
           <m:sSubPr>
             <m:ctrlPr>
@@ -13184,7 +14211,7 @@
               <w:rPr>
                 <w:rFonts w:ascii="Cambria Math" w:hAnsi="Cambria Math"/>
               </w:rPr>
-              <m:t>rms</m:t>
+              <m:t>obs</m:t>
             </m:r>
           </m:sub>
         </m:sSub>
@@ -13205,12 +14232,14 @@
             </m:r>
           </m:e>
         </m:d>
-        <m:r>
-          <w:rPr>
-            <w:rFonts w:ascii="Cambria Math" w:hAnsi="Cambria Math"/>
-          </w:rPr>
-          <m:t>-</m:t>
-        </m:r>
+      </m:oMath>
+      <w:r>
+        <w:rPr>
+          <w:rFonts w:hint="eastAsia"/>
+        </w:rPr>
+        <w:t>去均值后进行频谱分析，在低频范围内寻找主要调制频率</w:t>
+      </w:r>
+      <m:oMath>
         <m:sSub>
           <m:sSubPr>
             <m:ctrlPr>
@@ -13220,34 +14249,19 @@
             </m:ctrlPr>
           </m:sSubPr>
           <m:e>
-            <m:bar>
-              <m:barPr>
-                <m:pos m:val="top"/>
-                <m:ctrlPr>
-                  <w:rPr>
-                    <w:rFonts w:ascii="Cambria Math" w:hAnsi="Cambria Math"/>
-                  </w:rPr>
-                </m:ctrlPr>
-              </m:barPr>
-              <m:e>
-                <m:r>
-                  <w:rPr>
-                    <w:rFonts w:ascii="Cambria Math" w:hAnsi="Cambria Math"/>
-                  </w:rPr>
-                  <m:t>X</m:t>
-                </m:r>
-              </m:e>
-            </m:bar>
+            <m:r>
+              <w:rPr>
+                <w:rFonts w:ascii="Cambria Math" w:hAnsi="Cambria Math"/>
+              </w:rPr>
+              <m:t>f</m:t>
+            </m:r>
           </m:e>
           <m:sub>
             <m:r>
-              <m:rPr>
-                <m:sty m:val="p"/>
-              </m:rPr>
-              <w:rPr>
-                <w:rFonts w:ascii="Cambria Math" w:hAnsi="Cambria Math"/>
-              </w:rPr>
-              <m:t>rms</m:t>
+              <w:rPr>
+                <w:rFonts w:ascii="Cambria Math" w:hAnsi="Cambria Math"/>
+              </w:rPr>
+              <m:t>m</m:t>
             </m:r>
           </m:sub>
         </m:sSub>
@@ -13256,13 +14270,7 @@
         <w:rPr>
           <w:rFonts w:hint="eastAsia"/>
         </w:rPr>
-        <w:t>。</w:t>
-      </w:r>
-      <w:r>
-        <w:rPr>
-          <w:rFonts w:hint="eastAsia"/>
-        </w:rPr>
-        <w:t>对</w:t>
+        <w:t>。随后，用</w:t>
       </w:r>
       <m:oMath>
         <m:sSub>
@@ -13278,7 +14286,7 @@
               <w:rPr>
                 <w:rFonts w:ascii="Cambria Math" w:hAnsi="Cambria Math"/>
               </w:rPr>
-              <m:t>x</m:t>
+              <m:t>f</m:t>
             </m:r>
           </m:e>
           <m:sub>
@@ -13286,103 +14294,792 @@
               <w:rPr>
                 <w:rFonts w:ascii="Cambria Math" w:hAnsi="Cambria Math"/>
               </w:rPr>
-              <m:t>a</m:t>
+              <m:t>m</m:t>
             </m:r>
           </m:sub>
         </m:sSub>
-        <m:d>
-          <m:dPr>
-            <m:ctrlPr>
-              <w:rPr>
-                <w:rFonts w:ascii="Cambria Math" w:hAnsi="Cambria Math"/>
-              </w:rPr>
-            </m:ctrlPr>
-          </m:dPr>
-          <m:e>
-            <m:r>
-              <w:rPr>
-                <w:rFonts w:ascii="Cambria Math" w:hAnsi="Cambria Math"/>
-              </w:rPr>
-              <m:t>t</m:t>
-            </m:r>
-          </m:e>
-        </m:d>
       </m:oMath>
       <w:r>
         <w:rPr>
           <w:rFonts w:hint="eastAsia"/>
         </w:rPr>
-        <w:t>进行频谱分析，即可得到幅值调制的主要频率成分。</w:t>
+        <w:t>及其若干倍频对包络进行最小二乘正弦拟合</w:t>
+      </w:r>
+      <w:r>
+        <w:rPr>
+          <w:rFonts w:hint="eastAsia"/>
+        </w:rPr>
+        <w:t>：</w:t>
       </w:r>
     </w:p>
     <w:p>
       <w:pPr>
         <w:spacing w:line="400" w:lineRule="atLeast"/>
       </w:pPr>
-      <w:r>
-        <w:rPr>
-          <w:rFonts w:hint="eastAsia"/>
-        </w:rPr>
-        <w:t>幅值调制能够描述信号幅值的连续动态变化，适合处理非阶跃型动态信号。与单纯给出最大值和最小值相比，调制频率能够进一步反映幅值变化的周期特征；与直接分析原始信号频谱相比，先提取基波相量幅值再分析包络，可以更直观地观察基波幅值本身的变化。</w:t>
-      </w:r>
+      <m:oMathPara>
+        <m:oMath>
+          <m:sSub>
+            <m:sSubPr>
+              <m:ctrlPr>
+                <w:rPr>
+                  <w:rFonts w:ascii="Cambria Math" w:hAnsi="Cambria Math"/>
+                </w:rPr>
+              </m:ctrlPr>
+            </m:sSubPr>
+            <m:e>
+              <m:r>
+                <w:rPr>
+                  <w:rFonts w:ascii="Cambria Math" w:hAnsi="Cambria Math"/>
+                </w:rPr>
+                <m:t>X</m:t>
+              </m:r>
+            </m:e>
+            <m:sub>
+              <m:r>
+                <m:rPr>
+                  <m:sty m:val="p"/>
+                </m:rPr>
+                <w:rPr>
+                  <w:rFonts w:ascii="Cambria Math" w:hAnsi="Cambria Math"/>
+                </w:rPr>
+                <m:t>rms</m:t>
+              </m:r>
+            </m:sub>
+          </m:sSub>
+          <m:d>
+            <m:dPr>
+              <m:ctrlPr>
+                <w:rPr>
+                  <w:rFonts w:ascii="Cambria Math" w:hAnsi="Cambria Math"/>
+                </w:rPr>
+              </m:ctrlPr>
+            </m:dPr>
+            <m:e>
+              <m:r>
+                <w:rPr>
+                  <w:rFonts w:ascii="Cambria Math" w:hAnsi="Cambria Math"/>
+                </w:rPr>
+                <m:t>t</m:t>
+              </m:r>
+            </m:e>
+          </m:d>
+          <m:r>
+            <w:rPr>
+              <w:rFonts w:ascii="Cambria Math" w:hAnsi="Cambria Math"/>
+            </w:rPr>
+            <m:t>=</m:t>
+          </m:r>
+          <m:sSub>
+            <m:sSubPr>
+              <m:ctrlPr>
+                <w:rPr>
+                  <w:rFonts w:ascii="Cambria Math" w:hAnsi="Cambria Math"/>
+                </w:rPr>
+              </m:ctrlPr>
+            </m:sSubPr>
+            <m:e>
+              <m:r>
+                <w:rPr>
+                  <w:rFonts w:ascii="Cambria Math" w:hAnsi="Cambria Math"/>
+                </w:rPr>
+                <m:t>A</m:t>
+              </m:r>
+            </m:e>
+            <m:sub>
+              <m:r>
+                <w:rPr>
+                  <w:rFonts w:ascii="Cambria Math" w:hAnsi="Cambria Math"/>
+                </w:rPr>
+                <m:t>0</m:t>
+              </m:r>
+            </m:sub>
+          </m:sSub>
+          <m:r>
+            <w:rPr>
+              <w:rFonts w:ascii="Cambria Math" w:hAnsi="Cambria Math"/>
+            </w:rPr>
+            <m:t>+</m:t>
+          </m:r>
+          <m:nary>
+            <m:naryPr>
+              <m:chr m:val="∑"/>
+              <m:limLoc m:val="undOvr"/>
+              <m:ctrlPr>
+                <w:rPr>
+                  <w:rFonts w:ascii="Cambria Math" w:hAnsi="Cambria Math"/>
+                </w:rPr>
+              </m:ctrlPr>
+            </m:naryPr>
+            <m:sub>
+              <m:r>
+                <w:rPr>
+                  <w:rFonts w:ascii="Cambria Math" w:hAnsi="Cambria Math"/>
+                </w:rPr>
+                <m:t>k=1</m:t>
+              </m:r>
+            </m:sub>
+            <m:sup>
+              <m:r>
+                <w:rPr>
+                  <w:rFonts w:ascii="Cambria Math" w:hAnsi="Cambria Math"/>
+                </w:rPr>
+                <m:t>K</m:t>
+              </m:r>
+            </m:sup>
+            <m:e>
+              <m:d>
+                <m:dPr>
+                  <m:begChr m:val="["/>
+                  <m:endChr m:val="]"/>
+                  <m:ctrlPr>
+                    <w:rPr>
+                      <w:rFonts w:ascii="Cambria Math" w:hAnsi="Cambria Math"/>
+                    </w:rPr>
+                  </m:ctrlPr>
+                </m:dPr>
+                <m:e>
+                  <m:sSub>
+                    <m:sSubPr>
+                      <m:ctrlPr>
+                        <w:rPr>
+                          <w:rFonts w:ascii="Cambria Math" w:hAnsi="Cambria Math"/>
+                        </w:rPr>
+                      </m:ctrlPr>
+                    </m:sSubPr>
+                    <m:e>
+                      <m:r>
+                        <w:rPr>
+                          <w:rFonts w:ascii="Cambria Math" w:hAnsi="Cambria Math"/>
+                        </w:rPr>
+                        <m:t>a</m:t>
+                      </m:r>
+                    </m:e>
+                    <m:sub>
+                      <m:r>
+                        <w:rPr>
+                          <w:rFonts w:ascii="Cambria Math" w:hAnsi="Cambria Math"/>
+                        </w:rPr>
+                        <m:t>k</m:t>
+                      </m:r>
+                    </m:sub>
+                  </m:sSub>
+                  <m:func>
+                    <m:funcPr>
+                      <m:ctrlPr>
+                        <w:rPr>
+                          <w:rFonts w:ascii="Cambria Math" w:hAnsi="Cambria Math"/>
+                        </w:rPr>
+                      </m:ctrlPr>
+                    </m:funcPr>
+                    <m:fName>
+                      <m:r>
+                        <m:rPr>
+                          <m:sty m:val="p"/>
+                        </m:rPr>
+                        <w:rPr>
+                          <w:rFonts w:ascii="Cambria Math" w:hAnsi="Cambria Math"/>
+                        </w:rPr>
+                        <m:t>cos</m:t>
+                      </m:r>
+                    </m:fName>
+                    <m:e>
+                      <m:d>
+                        <m:dPr>
+                          <m:ctrlPr>
+                            <w:rPr>
+                              <w:rFonts w:ascii="Cambria Math" w:hAnsi="Cambria Math"/>
+                            </w:rPr>
+                          </m:ctrlPr>
+                        </m:dPr>
+                        <m:e>
+                          <m:r>
+                            <w:rPr>
+                              <w:rFonts w:ascii="Cambria Math" w:hAnsi="Cambria Math"/>
+                            </w:rPr>
+                            <m:t>2πk</m:t>
+                          </m:r>
+                          <m:sSub>
+                            <m:sSubPr>
+                              <m:ctrlPr>
+                                <w:rPr>
+                                  <w:rFonts w:ascii="Cambria Math" w:hAnsi="Cambria Math"/>
+                                </w:rPr>
+                              </m:ctrlPr>
+                            </m:sSubPr>
+                            <m:e>
+                              <m:r>
+                                <w:rPr>
+                                  <w:rFonts w:ascii="Cambria Math" w:hAnsi="Cambria Math"/>
+                                </w:rPr>
+                                <m:t>f</m:t>
+                              </m:r>
+                            </m:e>
+                            <m:sub>
+                              <m:r>
+                                <w:rPr>
+                                  <w:rFonts w:ascii="Cambria Math" w:hAnsi="Cambria Math"/>
+                                </w:rPr>
+                                <m:t>m</m:t>
+                              </m:r>
+                            </m:sub>
+                          </m:sSub>
+                          <m:r>
+                            <w:rPr>
+                              <w:rFonts w:ascii="Cambria Math" w:hAnsi="Cambria Math"/>
+                            </w:rPr>
+                            <m:t>t</m:t>
+                          </m:r>
+                        </m:e>
+                      </m:d>
+                    </m:e>
+                  </m:func>
+                  <m:r>
+                    <w:rPr>
+                      <w:rFonts w:ascii="Cambria Math" w:hAnsi="Cambria Math"/>
+                    </w:rPr>
+                    <m:t>+</m:t>
+                  </m:r>
+                  <m:sSub>
+                    <m:sSubPr>
+                      <m:ctrlPr>
+                        <w:rPr>
+                          <w:rFonts w:ascii="Cambria Math" w:hAnsi="Cambria Math"/>
+                        </w:rPr>
+                      </m:ctrlPr>
+                    </m:sSubPr>
+                    <m:e>
+                      <m:r>
+                        <w:rPr>
+                          <w:rFonts w:ascii="Cambria Math" w:hAnsi="Cambria Math"/>
+                        </w:rPr>
+                        <m:t>b</m:t>
+                      </m:r>
+                    </m:e>
+                    <m:sub>
+                      <m:r>
+                        <w:rPr>
+                          <w:rFonts w:ascii="Cambria Math" w:hAnsi="Cambria Math"/>
+                        </w:rPr>
+                        <m:t>k</m:t>
+                      </m:r>
+                    </m:sub>
+                  </m:sSub>
+                  <m:func>
+                    <m:funcPr>
+                      <m:ctrlPr>
+                        <w:rPr>
+                          <w:rFonts w:ascii="Cambria Math" w:hAnsi="Cambria Math"/>
+                        </w:rPr>
+                      </m:ctrlPr>
+                    </m:funcPr>
+                    <m:fName>
+                      <m:r>
+                        <m:rPr>
+                          <m:sty m:val="p"/>
+                        </m:rPr>
+                        <w:rPr>
+                          <w:rFonts w:ascii="Cambria Math" w:hAnsi="Cambria Math"/>
+                        </w:rPr>
+                        <m:t>sin</m:t>
+                      </m:r>
+                    </m:fName>
+                    <m:e>
+                      <m:d>
+                        <m:dPr>
+                          <m:ctrlPr>
+                            <w:rPr>
+                              <w:rFonts w:ascii="Cambria Math" w:hAnsi="Cambria Math"/>
+                            </w:rPr>
+                          </m:ctrlPr>
+                        </m:dPr>
+                        <m:e>
+                          <m:r>
+                            <w:rPr>
+                              <w:rFonts w:ascii="Cambria Math" w:hAnsi="Cambria Math"/>
+                            </w:rPr>
+                            <m:t>2πk</m:t>
+                          </m:r>
+                          <m:sSub>
+                            <m:sSubPr>
+                              <m:ctrlPr>
+                                <w:rPr>
+                                  <w:rFonts w:ascii="Cambria Math" w:hAnsi="Cambria Math"/>
+                                </w:rPr>
+                              </m:ctrlPr>
+                            </m:sSubPr>
+                            <m:e>
+                              <m:r>
+                                <w:rPr>
+                                  <w:rFonts w:ascii="Cambria Math" w:hAnsi="Cambria Math"/>
+                                </w:rPr>
+                                <m:t>f</m:t>
+                              </m:r>
+                            </m:e>
+                            <m:sub>
+                              <m:r>
+                                <w:rPr>
+                                  <w:rFonts w:ascii="Cambria Math" w:hAnsi="Cambria Math"/>
+                                </w:rPr>
+                                <m:t>m</m:t>
+                              </m:r>
+                            </m:sub>
+                          </m:sSub>
+                          <m:r>
+                            <w:rPr>
+                              <w:rFonts w:ascii="Cambria Math" w:hAnsi="Cambria Math"/>
+                            </w:rPr>
+                            <m:t>t</m:t>
+                          </m:r>
+                        </m:e>
+                      </m:d>
+                    </m:e>
+                  </m:func>
+                </m:e>
+              </m:d>
+            </m:e>
+          </m:nary>
+        </m:oMath>
+      </m:oMathPara>
     </w:p>
     <w:p>
       <w:pPr>
         <w:spacing w:line="400" w:lineRule="atLeast"/>
       </w:pPr>
-      <w:r>
-        <w:rPr>
-          <w:rFonts w:hint="eastAsia"/>
-        </w:rPr>
-        <w:t>而</w:t>
-      </w:r>
-      <w:r>
-        <w:rPr>
-          <w:rFonts w:hint="eastAsia"/>
-        </w:rPr>
-        <w:t>滑动窗长度会影响调制跟踪效果。窗口过长时，幅值曲线会被平滑，较快的调制分量可能被削弱；窗口过短时，相量结果容易受到噪声、谐波和间谐波影响。因此需要根据信号采样率、基波周期和调制变化速度选择合适的窗口长度，在动态响应速度和稳态精度之间进行折中。本</w:t>
-      </w:r>
-      <w:r>
-        <w:rPr>
-          <w:rFonts w:hint="eastAsia"/>
-        </w:rPr>
-        <w:t>次作业</w:t>
-      </w:r>
-      <w:r>
-        <w:rPr>
-          <w:rFonts w:hint="eastAsia"/>
-        </w:rPr>
-        <w:t>的</w:t>
-      </w:r>
-      <w:r>
-        <w:rPr>
-          <w:rFonts w:hint="eastAsia"/>
-        </w:rPr>
-        <w:t>加分内容</w:t>
+      <m:oMath>
+        <m:r>
+          <w:rPr>
+            <w:rFonts w:ascii="Cambria Math" w:hAnsi="Cambria Math"/>
+          </w:rPr>
+          <m:t>K</m:t>
+        </m:r>
+      </m:oMath>
+      <w:r>
+        <w:rPr>
+          <w:rFonts w:hint="eastAsia"/>
+        </w:rPr>
+        <w:t>为拟合阶数。该方法能够保留幅值调制的主要变化趋势，同时削弱包络中的局部毛刺和噪声影响。</w:t>
+      </w:r>
+    </w:p>
+    <w:p>
+      <w:pPr>
+        <w:spacing w:line="400" w:lineRule="atLeast"/>
+      </w:pPr>
+      <w:r>
+        <w:rPr>
+          <w:rFonts w:hint="eastAsia"/>
+        </w:rPr>
+        <w:t>对于同步相角，理想幅值调制主要改变幅值包络，不应使载波相位随包络大幅振荡。因此不直接采用短窗</w:t>
+      </w:r>
+      <w:r>
+        <w:rPr>
+          <w:rFonts w:hint="eastAsia"/>
+        </w:rPr>
+        <w:t>DFT</w:t>
+      </w:r>
+      <w:r>
+        <w:rPr>
+          <w:rFonts w:hint="eastAsia"/>
+        </w:rPr>
+        <w:t>复系数的相角，而是对</w:t>
+      </w:r>
+      <w:r>
+        <w:rPr>
+          <w:rFonts w:hint="eastAsia"/>
+        </w:rPr>
+        <w:t>Hilbert</w:t>
+      </w:r>
+      <w:r>
+        <w:rPr>
+          <w:rFonts w:hint="eastAsia"/>
+        </w:rPr>
+        <w:t>解析信号的相位进行展开，并拟合载波相位趋势。解析相位为</w:t>
+      </w:r>
+    </w:p>
+    <w:p>
+      <w:pPr>
+        <w:spacing w:line="400" w:lineRule="atLeast"/>
+      </w:pPr>
+      <m:oMathPara>
+        <m:oMath>
+          <m:r>
+            <w:rPr>
+              <w:rFonts w:ascii="Cambria Math" w:hAnsi="Cambria Math"/>
+            </w:rPr>
+            <m:t>ϕ</m:t>
+          </m:r>
+          <m:d>
+            <m:dPr>
+              <m:ctrlPr>
+                <w:rPr>
+                  <w:rFonts w:ascii="Cambria Math" w:hAnsi="Cambria Math"/>
+                </w:rPr>
+              </m:ctrlPr>
+            </m:dPr>
+            <m:e>
+              <m:r>
+                <w:rPr>
+                  <w:rFonts w:ascii="Cambria Math" w:hAnsi="Cambria Math"/>
+                </w:rPr>
+                <m:t>t</m:t>
+              </m:r>
+            </m:e>
+          </m:d>
+          <m:r>
+            <w:rPr>
+              <w:rFonts w:ascii="Cambria Math" w:hAnsi="Cambria Math"/>
+            </w:rPr>
+            <m:t>=</m:t>
+          </m:r>
+          <m:func>
+            <m:funcPr>
+              <m:ctrlPr>
+                <w:rPr>
+                  <w:rFonts w:ascii="Cambria Math" w:hAnsi="Cambria Math"/>
+                </w:rPr>
+              </m:ctrlPr>
+            </m:funcPr>
+            <m:fName>
+              <m:r>
+                <m:rPr>
+                  <m:sty m:val="p"/>
+                </m:rPr>
+                <w:rPr>
+                  <w:rFonts w:ascii="Cambria Math" w:hAnsi="Cambria Math"/>
+                </w:rPr>
+                <m:t>arg</m:t>
+              </m:r>
+            </m:fName>
+            <m:e>
+              <m:r>
+                <w:rPr>
+                  <w:rFonts w:ascii="Cambria Math" w:hAnsi="Cambria Math"/>
+                </w:rPr>
+                <m:t>z</m:t>
+              </m:r>
+            </m:e>
+          </m:func>
+          <m:d>
+            <m:dPr>
+              <m:ctrlPr>
+                <w:rPr>
+                  <w:rFonts w:ascii="Cambria Math" w:hAnsi="Cambria Math"/>
+                </w:rPr>
+              </m:ctrlPr>
+            </m:dPr>
+            <m:e>
+              <m:r>
+                <w:rPr>
+                  <w:rFonts w:ascii="Cambria Math" w:hAnsi="Cambria Math"/>
+                </w:rPr>
+                <m:t>t</m:t>
+              </m:r>
+            </m:e>
+          </m:d>
+        </m:oMath>
+      </m:oMathPara>
+    </w:p>
+    <w:p>
+      <w:pPr>
+        <w:spacing w:line="400" w:lineRule="atLeast"/>
+      </w:pPr>
+      <w:r>
+        <w:rPr>
+          <w:rFonts w:hint="eastAsia"/>
+        </w:rPr>
+        <w:t>在载波频率近似稳定时，其主要趋势可表示为</w:t>
+      </w:r>
+    </w:p>
+    <w:p>
+      <w:pPr>
+        <w:spacing w:line="400" w:lineRule="atLeast"/>
+      </w:pPr>
+      <m:oMathPara>
+        <m:oMath>
+          <m:r>
+            <w:rPr>
+              <w:rFonts w:ascii="Cambria Math" w:hAnsi="Cambria Math"/>
+            </w:rPr>
+            <m:t>ϕ</m:t>
+          </m:r>
+          <m:d>
+            <m:dPr>
+              <m:ctrlPr>
+                <w:rPr>
+                  <w:rFonts w:ascii="Cambria Math" w:hAnsi="Cambria Math"/>
+                </w:rPr>
+              </m:ctrlPr>
+            </m:dPr>
+            <m:e>
+              <m:r>
+                <w:rPr>
+                  <w:rFonts w:ascii="Cambria Math" w:hAnsi="Cambria Math"/>
+                </w:rPr>
+                <m:t>t</m:t>
+              </m:r>
+            </m:e>
+          </m:d>
+          <m:r>
+            <w:rPr>
+              <w:rFonts w:ascii="Cambria Math" w:hAnsi="Cambria Math"/>
+            </w:rPr>
+            <m:t>≈2π</m:t>
+          </m:r>
+          <m:sSub>
+            <m:sSubPr>
+              <m:ctrlPr>
+                <w:rPr>
+                  <w:rFonts w:ascii="Cambria Math" w:hAnsi="Cambria Math"/>
+                </w:rPr>
+              </m:ctrlPr>
+            </m:sSubPr>
+            <m:e>
+              <m:r>
+                <w:rPr>
+                  <w:rFonts w:ascii="Cambria Math" w:hAnsi="Cambria Math"/>
+                </w:rPr>
+                <m:t>f</m:t>
+              </m:r>
+            </m:e>
+            <m:sub>
+              <m:r>
+                <w:rPr>
+                  <w:rFonts w:ascii="Cambria Math" w:hAnsi="Cambria Math"/>
+                </w:rPr>
+                <m:t>c</m:t>
+              </m:r>
+            </m:sub>
+          </m:sSub>
+          <m:r>
+            <w:rPr>
+              <w:rFonts w:ascii="Cambria Math" w:hAnsi="Cambria Math"/>
+            </w:rPr>
+            <m:t>t+</m:t>
+          </m:r>
+          <m:sSub>
+            <m:sSubPr>
+              <m:ctrlPr>
+                <w:rPr>
+                  <w:rFonts w:ascii="Cambria Math" w:hAnsi="Cambria Math"/>
+                </w:rPr>
+              </m:ctrlPr>
+            </m:sSubPr>
+            <m:e>
+              <m:r>
+                <w:rPr>
+                  <w:rFonts w:ascii="Cambria Math" w:hAnsi="Cambria Math"/>
+                </w:rPr>
+                <m:t>φ</m:t>
+              </m:r>
+            </m:e>
+            <m:sub>
+              <m:r>
+                <w:rPr>
+                  <w:rFonts w:ascii="Cambria Math" w:hAnsi="Cambria Math"/>
+                </w:rPr>
+                <m:t>c</m:t>
+              </m:r>
+            </m:sub>
+          </m:sSub>
+        </m:oMath>
+      </m:oMathPara>
+    </w:p>
+    <w:p>
+      <w:pPr>
+        <w:spacing w:line="400" w:lineRule="atLeast"/>
+      </w:pPr>
+      <w:r>
+        <w:rPr>
+          <w:rFonts w:hint="eastAsia"/>
+        </w:rPr>
+        <w:t>可得同步相角</w:t>
+      </w:r>
+    </w:p>
+    <w:p>
+      <w:pPr>
+        <w:spacing w:line="400" w:lineRule="atLeast"/>
+      </w:pPr>
+      <m:oMathPara>
+        <m:oMath>
+          <m:r>
+            <w:rPr>
+              <w:rFonts w:ascii="Cambria Math" w:hAnsi="Cambria Math"/>
+            </w:rPr>
+            <m:t>θ</m:t>
+          </m:r>
+          <m:d>
+            <m:dPr>
+              <m:ctrlPr>
+                <w:rPr>
+                  <w:rFonts w:ascii="Cambria Math" w:hAnsi="Cambria Math"/>
+                </w:rPr>
+              </m:ctrlPr>
+            </m:dPr>
+            <m:e>
+              <m:r>
+                <w:rPr>
+                  <w:rFonts w:ascii="Cambria Math" w:hAnsi="Cambria Math"/>
+                </w:rPr>
+                <m:t>t</m:t>
+              </m:r>
+            </m:e>
+          </m:d>
+          <m:r>
+            <w:rPr>
+              <w:rFonts w:ascii="Cambria Math" w:hAnsi="Cambria Math"/>
+            </w:rPr>
+            <m:t>=</m:t>
+          </m:r>
+          <m:sSub>
+            <m:sSubPr>
+              <m:ctrlPr>
+                <w:rPr>
+                  <w:rFonts w:ascii="Cambria Math" w:hAnsi="Cambria Math"/>
+                </w:rPr>
+              </m:ctrlPr>
+            </m:sSubPr>
+            <m:e>
+              <m:r>
+                <w:rPr>
+                  <w:rFonts w:ascii="Cambria Math" w:hAnsi="Cambria Math"/>
+                </w:rPr>
+                <m:t>φ</m:t>
+              </m:r>
+            </m:e>
+            <m:sub>
+              <m:r>
+                <w:rPr>
+                  <w:rFonts w:ascii="Cambria Math" w:hAnsi="Cambria Math"/>
+                </w:rPr>
+                <m:t>c</m:t>
+              </m:r>
+            </m:sub>
+          </m:sSub>
+          <m:r>
+            <w:rPr>
+              <w:rFonts w:ascii="Cambria Math" w:hAnsi="Cambria Math"/>
+            </w:rPr>
+            <m:t>+2π</m:t>
+          </m:r>
+          <m:d>
+            <m:dPr>
+              <m:ctrlPr>
+                <w:rPr>
+                  <w:rFonts w:ascii="Cambria Math" w:hAnsi="Cambria Math"/>
+                </w:rPr>
+              </m:ctrlPr>
+            </m:dPr>
+            <m:e>
+              <m:sSub>
+                <m:sSubPr>
+                  <m:ctrlPr>
+                    <w:rPr>
+                      <w:rFonts w:ascii="Cambria Math" w:hAnsi="Cambria Math"/>
+                    </w:rPr>
+                  </m:ctrlPr>
+                </m:sSubPr>
+                <m:e>
+                  <m:r>
+                    <w:rPr>
+                      <w:rFonts w:ascii="Cambria Math" w:hAnsi="Cambria Math"/>
+                    </w:rPr>
+                    <m:t>f</m:t>
+                  </m:r>
+                </m:e>
+                <m:sub>
+                  <m:r>
+                    <w:rPr>
+                      <w:rFonts w:ascii="Cambria Math" w:hAnsi="Cambria Math"/>
+                    </w:rPr>
+                    <m:t>c</m:t>
+                  </m:r>
+                </m:sub>
+              </m:sSub>
+              <m:r>
+                <w:rPr>
+                  <w:rFonts w:ascii="Cambria Math" w:hAnsi="Cambria Math"/>
+                </w:rPr>
+                <m:t>-50</m:t>
+              </m:r>
+            </m:e>
+          </m:d>
+          <m:r>
+            <w:rPr>
+              <w:rFonts w:ascii="Cambria Math" w:hAnsi="Cambria Math"/>
+            </w:rPr>
+            <m:t>t</m:t>
+          </m:r>
+        </m:oMath>
+      </m:oMathPara>
+    </w:p>
+    <w:p>
+      <w:pPr>
+        <w:spacing w:line="400" w:lineRule="atLeast"/>
+      </w:pPr>
+      <w:r>
+        <w:rPr>
+          <w:rFonts w:hint="eastAsia"/>
+        </w:rPr>
+        <w:t>综上，滑动</w:t>
+      </w:r>
+      <w:r>
+        <w:rPr>
+          <w:rFonts w:hint="eastAsia"/>
+        </w:rPr>
+        <w:t>DFT</w:t>
+      </w:r>
+      <w:r>
+        <w:rPr>
+          <w:rFonts w:hint="eastAsia"/>
+        </w:rPr>
+        <w:t>仍是观察载波频率和边带分量的基础方法</w:t>
+      </w:r>
+      <w:r>
+        <w:rPr>
+          <w:rFonts w:hint="eastAsia"/>
+        </w:rPr>
+        <w:t>，</w:t>
+      </w:r>
+      <w:r>
+        <w:rPr>
+          <w:rFonts w:hint="eastAsia"/>
+        </w:rPr>
+        <w:t>Hilbert</w:t>
+      </w:r>
+      <w:r>
+        <w:rPr>
+          <w:rFonts w:hint="eastAsia"/>
+        </w:rPr>
+        <w:t>包络用于提取连续幅值调制过程</w:t>
+      </w:r>
+      <w:r>
+        <w:rPr>
+          <w:rFonts w:hint="eastAsia"/>
+        </w:rPr>
+        <w:t>，</w:t>
+      </w:r>
+      <w:r>
+        <w:rPr>
+          <w:rFonts w:hint="eastAsia"/>
+        </w:rPr>
+        <w:t>正弦拟合用于获得平滑包络和调制频率</w:t>
+      </w:r>
+      <w:r>
+        <w:rPr>
+          <w:rFonts w:hint="eastAsia"/>
+        </w:rPr>
+        <w:t>，</w:t>
+      </w:r>
+      <w:r>
+        <w:rPr>
+          <w:rFonts w:hint="eastAsia"/>
+        </w:rPr>
+        <w:t>解析相位拟合则用于避免调制边带对同步相角的污染。该方法更适合处理幅值连续变化的加分内容</w:t>
       </w:r>
       <w:r>
         <w:rPr>
           <w:rFonts w:hint="eastAsia"/>
         </w:rPr>
         <w:t>2</w:t>
-      </w:r>
-      <w:r>
-        <w:rPr>
-          <w:rFonts w:hint="eastAsia"/>
-        </w:rPr>
-        <w:t>采用较短滑动窗计算基波同步相量，并输出相量幅值、相角和频率结果。</w:t>
-      </w:r>
-      <w:r>
-        <w:rPr>
-          <w:rFonts w:hint="eastAsia"/>
-        </w:rPr>
-        <w:t>然后</w:t>
-      </w:r>
-      <w:r>
-        <w:rPr>
-          <w:rFonts w:hint="eastAsia"/>
-        </w:rPr>
-        <w:t>对相量幅值序列进行进一步分析，得到幅值最大值、最小值、平均值以及主要调制频率等指标。这样既能满足结果文件中对相量和频率的要求，也能从幅值包络角度说明信号的调制特征</w:t>
       </w:r>
       <w:r>
         <w:rPr>
@@ -13407,14 +15104,14 @@
       <w:r>
         <w:t xml:space="preserve"> </w:t>
       </w:r>
-      <w:bookmarkStart w:id="15" w:name="_Toc233128140"/>
+      <w:bookmarkStart w:id="14" w:name="_Toc233152690"/>
       <w:r>
         <w:rPr>
           <w:rFonts w:hint="eastAsia"/>
         </w:rPr>
         <w:t>必做部分</w:t>
       </w:r>
-      <w:bookmarkEnd w:id="15"/>
+      <w:bookmarkEnd w:id="14"/>
     </w:p>
     <w:p>
       <w:pPr>
@@ -13551,14 +15248,14 @@
           <w:numId w:val="3"/>
         </w:numPr>
       </w:pPr>
-      <w:bookmarkStart w:id="16" w:name="_Toc233128141"/>
+      <w:bookmarkStart w:id="15" w:name="_Toc233152691"/>
       <w:r>
         <w:rPr>
           <w:rFonts w:hint="eastAsia"/>
         </w:rPr>
         <w:t>基波分析</w:t>
       </w:r>
-      <w:bookmarkEnd w:id="16"/>
+      <w:bookmarkEnd w:id="15"/>
     </w:p>
     <w:p>
       <w:r>
@@ -14356,14 +16053,14 @@
       <w:pPr>
         <w:pStyle w:val="2"/>
       </w:pPr>
-      <w:bookmarkStart w:id="17" w:name="_Toc233128142"/>
+      <w:bookmarkStart w:id="16" w:name="_Toc233152692"/>
       <w:r>
         <w:rPr>
           <w:rFonts w:hint="eastAsia"/>
         </w:rPr>
         <w:t>谐波与间谐波分析</w:t>
       </w:r>
-      <w:bookmarkEnd w:id="17"/>
+      <w:bookmarkEnd w:id="16"/>
     </w:p>
     <w:p>
       <w:pPr>
@@ -15145,7 +16842,7 @@
               <w:pStyle w:val="-3"/>
               <w:spacing w:line="400" w:lineRule="atLeast"/>
               <w:rPr>
-                <w:rFonts w:cs="Times New Roman" w:hint="eastAsia"/>
+                <w:rFonts w:cs="Times New Roman"/>
               </w:rPr>
             </w:pPr>
             <w:r>
@@ -15191,9 +16888,6 @@
               <w:pStyle w:val="-3"/>
               <w:spacing w:line="400" w:lineRule="atLeast"/>
               <w:cnfStyle w:val="000000000000" w:firstRow="0" w:lastRow="0" w:firstColumn="0" w:lastColumn="0" w:oddVBand="0" w:evenVBand="0" w:oddHBand="0" w:evenHBand="0" w:firstRowFirstColumn="0" w:firstRowLastColumn="0" w:lastRowFirstColumn="0" w:lastRowLastColumn="0"/>
-              <w:rPr>
-                <w:rFonts w:hint="eastAsia"/>
-              </w:rPr>
             </w:pPr>
             <w:r>
               <w:t>0.017</w:t>
@@ -15215,9 +16909,6 @@
               <w:pStyle w:val="-3"/>
               <w:spacing w:line="400" w:lineRule="atLeast"/>
               <w:cnfStyle w:val="000000000000" w:firstRow="0" w:lastRow="0" w:firstColumn="0" w:lastColumn="0" w:oddVBand="0" w:evenVBand="0" w:oddHBand="0" w:evenHBand="0" w:firstRowFirstColumn="0" w:firstRowLastColumn="0" w:lastRowFirstColumn="0" w:lastRowLastColumn="0"/>
-              <w:rPr>
-                <w:rFonts w:hint="eastAsia"/>
-              </w:rPr>
             </w:pPr>
             <w:r>
               <w:t>0.014</w:t>
@@ -15458,7 +17149,7 @@
               <w:pStyle w:val="-3"/>
               <w:spacing w:line="400" w:lineRule="atLeast"/>
               <w:rPr>
-                <w:rFonts w:cs="Times New Roman" w:hint="eastAsia"/>
+                <w:rFonts w:cs="Times New Roman"/>
               </w:rPr>
             </w:pPr>
             <w:r>
@@ -15504,9 +17195,6 @@
               <w:pStyle w:val="-3"/>
               <w:spacing w:line="400" w:lineRule="atLeast"/>
               <w:cnfStyle w:val="000000000000" w:firstRow="0" w:lastRow="0" w:firstColumn="0" w:lastColumn="0" w:oddVBand="0" w:evenVBand="0" w:oddHBand="0" w:evenHBand="0" w:firstRowFirstColumn="0" w:firstRowLastColumn="0" w:lastRowFirstColumn="0" w:lastRowLastColumn="0"/>
-              <w:rPr>
-                <w:rFonts w:hint="eastAsia"/>
-              </w:rPr>
             </w:pPr>
             <w:r>
               <w:t>0.014</w:t>
@@ -15528,9 +17216,6 @@
               <w:pStyle w:val="-3"/>
               <w:spacing w:line="400" w:lineRule="atLeast"/>
               <w:cnfStyle w:val="000000000000" w:firstRow="0" w:lastRow="0" w:firstColumn="0" w:lastColumn="0" w:oddVBand="0" w:evenVBand="0" w:oddHBand="0" w:evenHBand="0" w:firstRowFirstColumn="0" w:firstRowLastColumn="0" w:lastRowFirstColumn="0" w:lastRowLastColumn="0"/>
-              <w:rPr>
-                <w:rFonts w:hint="eastAsia"/>
-              </w:rPr>
             </w:pPr>
             <w:r>
               <w:t>0.009</w:t>
@@ -16600,15 +18285,15 @@
       <w:pPr>
         <w:pStyle w:val="2"/>
       </w:pPr>
+      <w:bookmarkStart w:id="17" w:name="_Toc233152693"/>
       <w:bookmarkStart w:id="18" w:name="_Ref483315808"/>
-      <w:bookmarkStart w:id="19" w:name="_Toc233128143"/>
       <w:r>
         <w:rPr>
           <w:rFonts w:hint="eastAsia"/>
         </w:rPr>
         <w:t>问题回答与思考题</w:t>
       </w:r>
-      <w:bookmarkEnd w:id="19"/>
+      <w:bookmarkEnd w:id="17"/>
     </w:p>
     <w:p>
       <w:pPr>
@@ -16671,9 +18356,6 @@
       <w:pPr>
         <w:spacing w:line="400" w:lineRule="atLeast"/>
         <w:ind w:firstLine="0"/>
-        <w:rPr>
-          <w:rFonts w:hint="eastAsia"/>
-        </w:rPr>
       </w:pPr>
       <w:r>
         <w:rPr>
@@ -16692,13 +18374,7 @@
           <w:rPr>
             <w:rFonts w:ascii="Cambria Math" w:hAnsi="Cambria Math"/>
           </w:rPr>
-          <m:t>50.499983</m:t>
-        </m:r>
-        <m:r>
-          <w:rPr>
-            <w:rFonts w:ascii="Cambria Math" w:hAnsi="Cambria Math"/>
-          </w:rPr>
-          <m:t>Hz</m:t>
+          <m:t>50.499983Hz</m:t>
         </m:r>
       </m:oMath>
       <w:r>
@@ -17129,9 +18805,6 @@
       <w:pPr>
         <w:spacing w:line="400" w:lineRule="atLeast"/>
         <w:ind w:firstLineChars="200" w:firstLine="480"/>
-        <w:rPr>
-          <w:rFonts w:hint="eastAsia"/>
-        </w:rPr>
       </w:pPr>
     </w:p>
     <w:bookmarkEnd w:id="18"/>
@@ -17217,9 +18890,6 @@
       <w:pPr>
         <w:spacing w:line="400" w:lineRule="atLeast"/>
         <w:ind w:firstLine="0"/>
-        <w:rPr>
-          <w:rFonts w:hint="eastAsia"/>
-        </w:rPr>
       </w:pPr>
     </w:p>
     <w:p>
@@ -17313,9 +18983,6 @@
       <w:pPr>
         <w:spacing w:line="400" w:lineRule="atLeast"/>
         <w:ind w:firstLine="0"/>
-        <w:rPr>
-          <w:rFonts w:hint="eastAsia"/>
-        </w:rPr>
       </w:pPr>
     </w:p>
     <w:p>
@@ -17354,25 +19021,13 @@
         <w:rPr>
           <w:rFonts w:hint="eastAsia"/>
         </w:rPr>
-        <w:t>3.</w:t>
-      </w:r>
-      <w:r>
-        <w:rPr>
-          <w:rFonts w:hint="eastAsia"/>
-        </w:rPr>
-        <w:t>1</w:t>
-      </w:r>
-      <w:r>
-        <w:rPr>
-          <w:rFonts w:hint="eastAsia"/>
-        </w:rPr>
-        <w:t>小节基波分析中的</w:t>
-      </w:r>
-      <w:r>
-        <w:rPr>
-          <w:rFonts w:hint="eastAsia"/>
-        </w:rPr>
-        <w:t>图</w:t>
+        <w:t>3.1</w:t>
+      </w:r>
+      <w:r>
+        <w:rPr>
+          <w:rFonts w:hint="eastAsia"/>
+        </w:rPr>
+        <w:t>小节基波分析中的图</w:t>
       </w:r>
       <w:r>
         <w:rPr>
@@ -17435,15 +19090,7 @@
           <w:sz w:val="28"/>
           <w:szCs w:val="24"/>
         </w:rPr>
-        <w:t>思</w:t>
-      </w:r>
-      <w:r>
-        <w:rPr>
-          <w:rFonts w:ascii="黑体" w:eastAsia="黑体" w:hAnsi="黑体" w:hint="eastAsia"/>
-          <w:sz w:val="28"/>
-          <w:szCs w:val="24"/>
-        </w:rPr>
-        <w:t>考题</w:t>
+        <w:t>思考题</w:t>
       </w:r>
     </w:p>
     <w:p>
@@ -17541,7 +19188,7 @@
         <w:spacing w:line="400" w:lineRule="atLeast"/>
         <w:ind w:firstLine="0"/>
         <w:rPr>
-          <w:rFonts w:cs="Times New Roman" w:hint="eastAsia"/>
+          <w:rFonts w:cs="Times New Roman"/>
           <w:szCs w:val="24"/>
         </w:rPr>
       </w:pPr>
@@ -17570,73 +19217,7 @@
         <w:rPr>
           <w:rFonts w:hint="eastAsia"/>
         </w:rPr>
-        <w:t>答：</w:t>
-      </w:r>
-      <w:r>
-        <w:rPr>
-          <w:rFonts w:hint="eastAsia"/>
-        </w:rPr>
-        <w:t>常见做法有</w:t>
-      </w:r>
-      <w:r>
-        <w:rPr>
-          <w:rFonts w:hint="eastAsia"/>
-        </w:rPr>
-        <w:t>以下</w:t>
-      </w:r>
-      <w:r>
-        <w:rPr>
-          <w:rFonts w:hint="eastAsia"/>
-        </w:rPr>
-        <w:t>几类</w:t>
-      </w:r>
-      <w:r>
-        <w:rPr>
-          <w:rFonts w:hint="eastAsia"/>
-        </w:rPr>
-        <w:t>：</w:t>
-      </w:r>
-      <w:r>
-        <w:rPr>
-          <w:rFonts w:hint="eastAsia"/>
-        </w:rPr>
-        <w:t>先估计实际基波频率，再按实际频率计算相量</w:t>
-      </w:r>
-      <w:r>
-        <w:rPr>
-          <w:rFonts w:hint="eastAsia"/>
-        </w:rPr>
-        <w:t>；</w:t>
-      </w:r>
-      <w:r>
-        <w:rPr>
-          <w:rFonts w:hint="eastAsia"/>
-        </w:rPr>
-        <w:t>选合适的窗函数</w:t>
-      </w:r>
-      <w:r>
-        <w:rPr>
-          <w:rFonts w:hint="eastAsia"/>
-        </w:rPr>
-        <w:t>；</w:t>
-      </w:r>
-      <w:r>
-        <w:rPr>
-          <w:rFonts w:hint="eastAsia"/>
-        </w:rPr>
-        <w:t>用滤波或带通提取基波</w:t>
-      </w:r>
-      <w:r>
-        <w:rPr>
-          <w:rFonts w:hint="eastAsia"/>
-        </w:rPr>
-        <w:t>；</w:t>
-      </w:r>
-      <w:r>
-        <w:rPr>
-          <w:rFonts w:hint="eastAsia"/>
-        </w:rPr>
-        <w:t>用多频率最小二乘统一拟合</w:t>
+        <w:t>答：常见做法有以下几类：先估计实际基波频率，再按实际频率计算相量；选合适的窗函数；用滤波或带通提取基波；用多频率最小二乘统一拟合</w:t>
       </w:r>
       <w:r>
         <w:rPr>
@@ -17679,9 +19260,6 @@
       <w:pPr>
         <w:spacing w:line="400" w:lineRule="atLeast"/>
         <w:ind w:firstLine="0"/>
-        <w:rPr>
-          <w:rFonts w:hint="eastAsia"/>
-        </w:rPr>
       </w:pPr>
     </w:p>
     <w:p>
@@ -17709,21 +19287,12 @@
       <w:pPr>
         <w:spacing w:line="400" w:lineRule="atLeast"/>
         <w:ind w:firstLine="0"/>
-        <w:rPr>
-          <w:rFonts w:hint="eastAsia"/>
-        </w:rPr>
       </w:pPr>
       <w:r>
         <w:rPr>
           <w:rFonts w:hint="eastAsia"/>
         </w:rPr>
-        <w:t>答：</w:t>
-      </w:r>
-      <w:r>
-        <w:rPr>
-          <w:rFonts w:hint="eastAsia"/>
-        </w:rPr>
-        <w:t>窗口越长，抗噪声和抗谐波能力越强，稳态幅值更准；但幅值阶跃发生时，窗口里同时包含阶跃前后数据，输出会被平均，响应变慢。窗口越短，对阶跃变化越敏感，响应更快；但抗噪声、抗谐波能力变差，稳态结果更容易波动。</w:t>
+        <w:t>答：窗口越长，抗噪声和抗谐波能力越强，稳态幅值更准；但幅值阶跃发生时，窗口里同时包含阶跃前后数据，输出会被平均，响应变慢。窗口越短，对阶跃变化越敏感，响应更快；但抗噪声、抗谐波能力变差，稳态结果更容易波动。</w:t>
       </w:r>
     </w:p>
     <w:p>
@@ -17766,7 +19335,7 @@
       <w:r>
         <w:t xml:space="preserve"> </w:t>
       </w:r>
-      <w:bookmarkStart w:id="20" w:name="_Toc233128144"/>
+      <w:bookmarkStart w:id="19" w:name="_Toc233152694"/>
       <w:r>
         <w:rPr>
           <w:rFonts w:hint="eastAsia"/>
@@ -17779,13 +19348,13 @@
         </w:rPr>
         <w:t>部分</w:t>
       </w:r>
-      <w:bookmarkEnd w:id="20"/>
+      <w:bookmarkEnd w:id="19"/>
     </w:p>
     <w:p>
       <w:pPr>
         <w:pStyle w:val="2"/>
       </w:pPr>
-      <w:bookmarkStart w:id="21" w:name="_Toc233128145"/>
+      <w:bookmarkStart w:id="20" w:name="_Toc233152695"/>
       <w:r>
         <w:rPr>
           <w:rFonts w:hint="eastAsia"/>
@@ -17798,14 +19367,9 @@
         </w:rPr>
         <w:t>1</w:t>
       </w:r>
-      <w:bookmarkEnd w:id="21"/>
+      <w:bookmarkEnd w:id="20"/>
     </w:p>
     <w:p>
-      <w:pPr>
-        <w:rPr>
-          <w:rFonts w:hint="eastAsia"/>
-        </w:rPr>
-      </w:pPr>
       <w:r>
         <w:rPr>
           <w:rFonts w:hint="eastAsia"/>
@@ -17835,25 +19399,13 @@
           <w:rFonts w:hint="eastAsia"/>
         </w:rPr>
         <w:t>，采样率为</w:t>
-      </w:r>
-      <w:r>
-        <w:rPr>
-          <w:rFonts w:hint="eastAsia"/>
-        </w:rPr>
-        <w:t xml:space="preserve"> </w:t>
       </w:r>
       <m:oMath>
         <m:r>
           <w:rPr>
             <w:rFonts w:ascii="Cambria Math" w:hAnsi="Cambria Math"/>
           </w:rPr>
-          <m:t>10</m:t>
-        </m:r>
-        <m:r>
-          <w:rPr>
-            <w:rFonts w:ascii="Cambria Math" w:hAnsi="Cambria Math"/>
-          </w:rPr>
-          <m:t>k</m:t>
+          <m:t>10k</m:t>
         </m:r>
         <m:r>
           <m:rPr>
@@ -17888,18 +19440,13 @@
       <w:pPr>
         <w:pStyle w:val="3"/>
       </w:pPr>
-      <w:bookmarkStart w:id="22" w:name="_Toc233128146"/>
+      <w:bookmarkStart w:id="21" w:name="_Toc233152696"/>
       <w:r>
         <w:t>频率阶跃检测与基波频率估计</w:t>
       </w:r>
-      <w:bookmarkEnd w:id="22"/>
+      <w:bookmarkEnd w:id="21"/>
     </w:p>
     <w:p>
-      <w:pPr>
-        <w:rPr>
-          <w:rFonts w:hint="eastAsia"/>
-        </w:rPr>
-      </w:pPr>
       <w:r>
         <w:rPr>
           <w:rFonts w:hint="eastAsia"/>
@@ -18189,11 +19736,11 @@
       <w:pPr>
         <w:spacing w:line="400" w:lineRule="atLeast"/>
         <w:jc w:val="center"/>
-        <w:rPr>
-          <w:rFonts w:hint="eastAsia"/>
-        </w:rPr>
       </w:pPr>
       <w:r>
+        <w:rPr>
+          <w:noProof/>
+        </w:rPr>
         <w:drawing>
           <wp:inline distT="0" distB="0" distL="0" distR="0" wp14:anchorId="204B7591" wp14:editId="766E472D">
             <wp:extent cx="3250843" cy="2394765"/>
@@ -18243,23 +19790,15 @@
     <w:p>
       <w:pPr>
         <w:pStyle w:val="3"/>
-        <w:rPr>
-          <w:rFonts w:hint="eastAsia"/>
-        </w:rPr>
       </w:pPr>
-      <w:bookmarkStart w:id="23" w:name="_Toc233128147"/>
+      <w:bookmarkStart w:id="22" w:name="_Toc233152697"/>
       <w:r>
         <w:lastRenderedPageBreak/>
         <w:t>基波同步相量计算</w:t>
       </w:r>
-      <w:bookmarkEnd w:id="23"/>
+      <w:bookmarkEnd w:id="22"/>
     </w:p>
     <w:p>
-      <w:pPr>
-        <w:rPr>
-          <w:rFonts w:hint="eastAsia"/>
-        </w:rPr>
-      </w:pPr>
       <w:r>
         <w:rPr>
           <w:rFonts w:hint="eastAsia"/>
@@ -18282,7 +19821,7 @@
         <w:rPr>
           <w:rFonts w:hint="eastAsia"/>
         </w:rPr>
-        <w:t xml:space="preserve"> DFT </w:t>
+        <w:t>DFT</w:t>
       </w:r>
       <w:r>
         <w:rPr>
@@ -18487,12 +20026,6 @@
         </w:rPr>
         <w:t>，取</w:t>
       </w:r>
-      <w:r>
-        <w:rPr>
-          <w:rFonts w:hint="eastAsia"/>
-        </w:rPr>
-        <w:t xml:space="preserve"> </w:t>
-      </w:r>
       <m:oMath>
         <m:sSub>
           <m:sSubPr>
@@ -18559,12 +20092,6 @@
           <w:rFonts w:hint="eastAsia"/>
         </w:rPr>
         <w:t>；若</w:t>
-      </w:r>
-      <w:r>
-        <w:rPr>
-          <w:rFonts w:hint="eastAsia"/>
-        </w:rPr>
-        <w:t xml:space="preserve"> </w:t>
       </w:r>
       <m:oMath>
         <m:r>
@@ -19229,13 +20756,7 @@
           <w:rPr>
             <w:rFonts w:ascii="Cambria Math" w:hAnsi="Cambria Math"/>
           </w:rPr>
-          <m:t>=</m:t>
-        </m:r>
-        <m:r>
-          <w:rPr>
-            <w:rFonts w:ascii="Cambria Math" w:hAnsi="Cambria Math"/>
-          </w:rPr>
-          <m:t>∠C</m:t>
+          <m:t>=∠C</m:t>
         </m:r>
         <m:d>
           <m:dPr>
@@ -19383,9 +20904,6 @@
       <w:pPr>
         <w:pStyle w:val="-"/>
         <w:spacing w:before="31" w:after="312"/>
-        <w:rPr>
-          <w:rFonts w:hint="eastAsia"/>
-        </w:rPr>
       </w:pPr>
       <w:r>
         <w:rPr>
@@ -19400,6 +20918,9 @@
         <w:jc w:val="center"/>
       </w:pPr>
       <w:r>
+        <w:rPr>
+          <w:noProof/>
+        </w:rPr>
         <w:drawing>
           <wp:inline distT="0" distB="0" distL="0" distR="0" wp14:anchorId="0EC001BF" wp14:editId="569ADF42">
             <wp:extent cx="3051260" cy="2283853"/>
@@ -19441,30 +20962,21 @@
       <w:pPr>
         <w:pStyle w:val="3"/>
       </w:pPr>
-      <w:bookmarkStart w:id="24" w:name="_Toc233128148"/>
+      <w:bookmarkStart w:id="23" w:name="_Toc233152698"/>
       <w:r>
         <w:t>幅值阶跃检测</w:t>
       </w:r>
-      <w:bookmarkEnd w:id="24"/>
+      <w:bookmarkEnd w:id="23"/>
     </w:p>
     <w:p>
       <w:pPr>
         <w:spacing w:line="400" w:lineRule="atLeast"/>
-        <w:rPr>
-          <w:rFonts w:hint="eastAsia"/>
-        </w:rPr>
       </w:pPr>
       <w:r>
         <w:rPr>
           <w:rFonts w:hint="eastAsia"/>
         </w:rPr>
-        <w:t>信号</w:t>
-      </w:r>
-      <w:r>
-        <w:rPr>
-          <w:rFonts w:hint="eastAsia"/>
-        </w:rPr>
-        <w:t>还存在一次幅值阶跃。</w:t>
+        <w:t>信号还存在一次幅值阶跃。</w:t>
       </w:r>
       <w:r>
         <w:rPr>
@@ -19687,39 +21199,24 @@
       <w:pPr>
         <w:pStyle w:val="3"/>
       </w:pPr>
-      <w:bookmarkStart w:id="25" w:name="_Toc233128149"/>
+      <w:bookmarkStart w:id="24" w:name="_Toc233152699"/>
       <w:r>
         <w:rPr>
           <w:rFonts w:hint="eastAsia"/>
         </w:rPr>
         <w:t>信噪比估计</w:t>
       </w:r>
-      <w:bookmarkEnd w:id="25"/>
+      <w:bookmarkEnd w:id="24"/>
     </w:p>
     <w:p>
       <w:pPr>
         <w:spacing w:line="400" w:lineRule="atLeast"/>
-        <w:rPr>
-          <w:rFonts w:hint="eastAsia"/>
-        </w:rPr>
       </w:pPr>
       <w:r>
         <w:rPr>
           <w:rFonts w:hint="eastAsia"/>
         </w:rPr>
-        <w:t>由于</w:t>
-      </w:r>
-      <w:r>
-        <w:rPr>
-          <w:rFonts w:hint="eastAsia"/>
-        </w:rPr>
-        <w:t>信号</w:t>
-      </w:r>
-      <w:r>
-        <w:rPr>
-          <w:rFonts w:hint="eastAsia"/>
-        </w:rPr>
-        <w:t>含有白噪声，程序还对信号信噪比进行了估计。为避免幅值阶跃和频率阶跃对信噪比估计造成干扰，程序选取阶跃前后的稳定区间分别进行分析。</w:t>
+        <w:t>由于信号含有白噪声，程序还对信号信噪比进行了估计。为避免幅值阶跃和频率阶跃对信噪比估计造成干扰，程序选取阶跃前后的稳定区间分别进行分析。</w:t>
       </w:r>
     </w:p>
     <w:p>
@@ -19936,9 +21433,6 @@
       <w:pPr>
         <w:pStyle w:val="-"/>
         <w:spacing w:before="31" w:after="312"/>
-        <w:rPr>
-          <w:rFonts w:hint="eastAsia"/>
-        </w:rPr>
       </w:pPr>
       <w:r>
         <w:rPr>
@@ -19953,6 +21447,9 @@
         <w:jc w:val="center"/>
       </w:pPr>
       <w:r>
+        <w:rPr>
+          <w:noProof/>
+        </w:rPr>
         <w:drawing>
           <wp:inline distT="0" distB="0" distL="0" distR="0" wp14:anchorId="6A7BF6C1" wp14:editId="674D0729">
             <wp:extent cx="3378880" cy="2542500"/>
@@ -20088,9 +21585,6 @@
     <w:p>
       <w:pPr>
         <w:pStyle w:val="-0"/>
-        <w:rPr>
-          <w:rFonts w:hint="eastAsia"/>
-        </w:rPr>
       </w:pPr>
       <w:r>
         <w:rPr>
@@ -20217,7 +21711,7 @@
               <w:pStyle w:val="-3"/>
               <w:spacing w:line="400" w:lineRule="atLeast"/>
               <w:rPr>
-                <w:rFonts w:cs="Times New Roman" w:hint="eastAsia"/>
+                <w:rFonts w:cs="Times New Roman"/>
               </w:rPr>
             </w:pPr>
             <w:r>
@@ -20304,7 +21798,7 @@
               <w:pStyle w:val="-3"/>
               <w:spacing w:line="400" w:lineRule="atLeast"/>
               <w:rPr>
-                <w:rFonts w:cs="Times New Roman" w:hint="eastAsia"/>
+                <w:rFonts w:cs="Times New Roman"/>
               </w:rPr>
             </w:pPr>
             <w:r>
@@ -20332,7 +21826,7 @@
               <w:spacing w:line="400" w:lineRule="atLeast"/>
               <w:cnfStyle w:val="000000000000" w:firstRow="0" w:lastRow="0" w:firstColumn="0" w:lastColumn="0" w:oddVBand="0" w:evenVBand="0" w:oddHBand="0" w:evenHBand="0" w:firstRowFirstColumn="0" w:firstRowLastColumn="0" w:lastRowFirstColumn="0" w:lastRowLastColumn="0"/>
               <w:rPr>
-                <w:rFonts w:eastAsia="华文宋体" w:cs="Times New Roman" w:hint="eastAsia"/>
+                <w:rFonts w:eastAsia="华文宋体" w:cs="Times New Roman"/>
                 <w:color w:val="000000"/>
                 <w:sz w:val="22"/>
               </w:rPr>
@@ -20358,7 +21852,7 @@
               <w:spacing w:line="400" w:lineRule="atLeast"/>
               <w:cnfStyle w:val="000000000000" w:firstRow="0" w:lastRow="0" w:firstColumn="0" w:lastColumn="0" w:oddVBand="0" w:evenVBand="0" w:oddHBand="0" w:evenHBand="0" w:firstRowFirstColumn="0" w:firstRowLastColumn="0" w:lastRowFirstColumn="0" w:lastRowLastColumn="0"/>
               <w:rPr>
-                <w:rFonts w:eastAsia="华文宋体" w:cs="Times New Roman" w:hint="eastAsia"/>
+                <w:rFonts w:eastAsia="华文宋体" w:cs="Times New Roman"/>
                 <w:color w:val="000000"/>
                 <w:sz w:val="22"/>
               </w:rPr>
@@ -20389,7 +21883,7 @@
               <w:pStyle w:val="-3"/>
               <w:spacing w:line="400" w:lineRule="atLeast"/>
               <w:rPr>
-                <w:rFonts w:cs="Times New Roman" w:hint="eastAsia"/>
+                <w:rFonts w:cs="Times New Roman"/>
               </w:rPr>
             </w:pPr>
             <w:r>
@@ -20439,16 +21933,13 @@
       <w:pPr>
         <w:spacing w:line="400" w:lineRule="atLeast"/>
         <w:jc w:val="center"/>
-        <w:rPr>
-          <w:rFonts w:hint="eastAsia"/>
-        </w:rPr>
       </w:pPr>
     </w:p>
     <w:p>
       <w:pPr>
         <w:pStyle w:val="3"/>
       </w:pPr>
-      <w:bookmarkStart w:id="26" w:name="_Toc233128150"/>
+      <w:bookmarkStart w:id="25" w:name="_Toc233152700"/>
       <w:r>
         <w:rPr>
           <w:rFonts w:hint="eastAsia"/>
@@ -20456,7 +21947,7 @@
         <w:lastRenderedPageBreak/>
         <w:t>思考题</w:t>
       </w:r>
-      <w:bookmarkEnd w:id="26"/>
+      <w:bookmarkEnd w:id="25"/>
     </w:p>
     <w:p>
       <w:pPr>
@@ -20469,9 +21960,6 @@
     <w:p>
       <w:pPr>
         <w:ind w:firstLine="0"/>
-        <w:rPr>
-          <w:rFonts w:hint="eastAsia"/>
-        </w:rPr>
       </w:pPr>
       <w:r>
         <w:rPr>
@@ -20486,11 +21974,8 @@
     <w:p>
       <w:pPr>
         <w:pStyle w:val="2"/>
-        <w:rPr>
-          <w:rFonts w:hint="eastAsia"/>
-        </w:rPr>
       </w:pPr>
-      <w:bookmarkStart w:id="27" w:name="_Toc233128151"/>
+      <w:bookmarkStart w:id="26" w:name="_Toc233152701"/>
       <w:r>
         <w:rPr>
           <w:rFonts w:hint="eastAsia"/>
@@ -20503,7 +21988,2802 @@
         </w:rPr>
         <w:t>2</w:t>
       </w:r>
+      <w:bookmarkEnd w:id="26"/>
+    </w:p>
+    <w:p>
+      <w:r>
+        <w:rPr>
+          <w:rFonts w:hint="eastAsia"/>
+        </w:rPr>
+        <w:t>加分内容</w:t>
+      </w:r>
+      <w:r>
+        <w:rPr>
+          <w:rFonts w:hint="eastAsia"/>
+        </w:rPr>
+        <w:t>2</w:t>
+      </w:r>
+      <w:r>
+        <w:rPr>
+          <w:rFonts w:hint="eastAsia"/>
+        </w:rPr>
+        <w:t>对应数据文件为</w:t>
+      </w:r>
+      <w:r>
+        <w:rPr>
+          <w:rFonts w:hint="eastAsia"/>
+        </w:rPr>
+        <w:t>Signal_extra2.csv</w:t>
+      </w:r>
+      <w:r>
+        <w:rPr>
+          <w:rFonts w:hint="eastAsia"/>
+        </w:rPr>
+        <w:t>，采样率为</w:t>
+      </w:r>
+      <m:oMath>
+        <m:r>
+          <w:rPr>
+            <w:rFonts w:ascii="Cambria Math" w:hAnsi="Cambria Math"/>
+          </w:rPr>
+          <m:t>10000</m:t>
+        </m:r>
+        <m:r>
+          <m:rPr>
+            <m:sty m:val="p"/>
+          </m:rPr>
+          <w:rPr>
+            <w:rFonts w:ascii="Cambria Math" w:hAnsi="Cambria Math"/>
+          </w:rPr>
+          <m:t>Hz</m:t>
+        </m:r>
+      </m:oMath>
+      <w:r>
+        <w:rPr>
+          <w:rFonts w:hint="eastAsia"/>
+        </w:rPr>
+        <w:t>。该信号存在连续的幅值调制。因此这一部分重点是让同步相量算法能够较好地跟踪基波幅值随时间的连续变化过程。</w:t>
+      </w:r>
+      <w:r>
+        <w:rPr>
+          <w:rFonts w:hint="eastAsia"/>
+        </w:rPr>
+        <w:t>我们</w:t>
+      </w:r>
+      <w:r>
+        <w:t>采用基波带通滤波</w:t>
+      </w:r>
+      <w:r>
+        <w:t>+Hilbert</w:t>
+      </w:r>
+      <w:r>
+        <w:t>解析信号</w:t>
+      </w:r>
+      <w:r>
+        <w:t>+</w:t>
+      </w:r>
+      <w:r>
+        <w:t>正弦调制拟合的方法提取基波相量</w:t>
+      </w:r>
+      <w:r>
+        <w:rPr>
+          <w:rFonts w:hint="eastAsia"/>
+        </w:rPr>
+        <w:t>。</w:t>
+      </w:r>
+    </w:p>
+    <w:p>
+      <w:pPr>
+        <w:pStyle w:val="3"/>
+      </w:pPr>
+      <w:bookmarkStart w:id="27" w:name="_Toc233152702"/>
+      <w:r>
+        <w:rPr>
+          <w:rFonts w:hint="eastAsia"/>
+        </w:rPr>
+        <w:t>基波频率</w:t>
+      </w:r>
+      <w:r>
+        <w:rPr>
+          <w:rFonts w:hint="eastAsia"/>
+        </w:rPr>
+        <w:t>与</w:t>
+      </w:r>
+      <w:r>
+        <w:t>Hilbert</w:t>
+      </w:r>
+      <w:r>
+        <w:t>包络</w:t>
+      </w:r>
       <w:bookmarkEnd w:id="27"/>
+    </w:p>
+    <w:p>
+      <w:r>
+        <w:rPr>
+          <w:rFonts w:hint="eastAsia"/>
+        </w:rPr>
+        <w:t>由于加分内容</w:t>
+      </w:r>
+      <w:r>
+        <w:rPr>
+          <w:rFonts w:hint="eastAsia"/>
+        </w:rPr>
+        <w:t>2</w:t>
+      </w:r>
+      <w:r>
+        <w:rPr>
+          <w:rFonts w:hint="eastAsia"/>
+        </w:rPr>
+        <w:t>中存在幅值调制，基波附近会出现明显边带分量。如果直接在基波附近读取单个最大谱线，可能受到相邻边带影响。程序首先对信号去直流，并乘以</w:t>
+      </w:r>
+      <w:r>
+        <w:rPr>
+          <w:rFonts w:hint="eastAsia"/>
+        </w:rPr>
+        <w:t>Blackman-Harris</w:t>
+      </w:r>
+      <w:r>
+        <w:rPr>
+          <w:rFonts w:hint="eastAsia"/>
+        </w:rPr>
+        <w:t>窗，再进行高倍补零</w:t>
+      </w:r>
+      <w:r>
+        <w:rPr>
+          <w:rFonts w:hint="eastAsia"/>
+        </w:rPr>
+        <w:t>FFT</w:t>
+      </w:r>
+      <w:r>
+        <w:rPr>
+          <w:rFonts w:hint="eastAsia"/>
+        </w:rPr>
+        <w:t>，在</w:t>
+      </w:r>
+      <m:oMath>
+        <m:r>
+          <w:rPr>
+            <w:rFonts w:ascii="Cambria Math" w:hAnsi="Cambria Math"/>
+          </w:rPr>
+          <m:t>45</m:t>
+        </m:r>
+        <m:r>
+          <m:rPr>
+            <m:sty m:val="p"/>
+          </m:rPr>
+          <w:rPr>
+            <w:rFonts w:ascii="Cambria Math" w:hAnsi="Cambria Math"/>
+          </w:rPr>
+          <m:t>Hz</m:t>
+        </m:r>
+        <m:r>
+          <w:rPr>
+            <w:rFonts w:ascii="Cambria Math" w:hAnsi="Cambria Math"/>
+          </w:rPr>
+          <m:t>∼55</m:t>
+        </m:r>
+        <m:r>
+          <m:rPr>
+            <m:sty m:val="p"/>
+          </m:rPr>
+          <w:rPr>
+            <w:rFonts w:ascii="Cambria Math" w:hAnsi="Cambria Math"/>
+          </w:rPr>
+          <m:t>Hz</m:t>
+        </m:r>
+      </m:oMath>
+      <w:r>
+        <w:rPr>
+          <w:rFonts w:hint="eastAsia"/>
+        </w:rPr>
+        <w:t>范围内寻找主载波峰值。随后利用对数抛物线插值修正谱峰位置，得到更精确的基波载波频率。计算得到加分内容</w:t>
+      </w:r>
+      <w:r>
+        <w:rPr>
+          <w:rFonts w:hint="eastAsia"/>
+        </w:rPr>
+        <w:t>2</w:t>
+      </w:r>
+      <w:r>
+        <w:rPr>
+          <w:rFonts w:hint="eastAsia"/>
+        </w:rPr>
+        <w:t>的基波载波频率为</w:t>
+      </w:r>
+      <m:oMath>
+        <m:sSub>
+          <m:sSubPr>
+            <m:ctrlPr>
+              <w:rPr>
+                <w:rFonts w:ascii="Cambria Math" w:hAnsi="Cambria Math"/>
+              </w:rPr>
+            </m:ctrlPr>
+          </m:sSubPr>
+          <m:e>
+            <m:r>
+              <w:rPr>
+                <w:rFonts w:ascii="Cambria Math" w:hAnsi="Cambria Math"/>
+              </w:rPr>
+              <m:t>f</m:t>
+            </m:r>
+          </m:e>
+          <m:sub>
+            <m:r>
+              <w:rPr>
+                <w:rFonts w:ascii="Cambria Math" w:hAnsi="Cambria Math"/>
+              </w:rPr>
+              <m:t>0</m:t>
+            </m:r>
+          </m:sub>
+        </m:sSub>
+        <m:r>
+          <w:rPr>
+            <w:rFonts w:ascii="Cambria Math" w:hAnsi="Cambria Math"/>
+          </w:rPr>
+          <m:t>=51.000016</m:t>
+        </m:r>
+        <m:r>
+          <m:rPr>
+            <m:sty m:val="p"/>
+          </m:rPr>
+          <w:rPr>
+            <w:rFonts w:ascii="Cambria Math" w:hAnsi="Cambria Math"/>
+          </w:rPr>
+          <m:t>Hz</m:t>
+        </m:r>
+      </m:oMath>
+      <w:r>
+        <w:rPr>
+          <w:rFonts w:hint="eastAsia"/>
+        </w:rPr>
+        <w:t>。</w:t>
+      </w:r>
+    </w:p>
+    <w:p>
+      <w:r>
+        <w:rPr>
+          <w:rFonts w:hint="eastAsia"/>
+        </w:rPr>
+        <w:t>在采样率</w:t>
+      </w:r>
+      <m:oMath>
+        <m:sSub>
+          <m:sSubPr>
+            <m:ctrlPr>
+              <w:rPr>
+                <w:rFonts w:ascii="Cambria Math" w:hAnsi="Cambria Math"/>
+              </w:rPr>
+            </m:ctrlPr>
+          </m:sSubPr>
+          <m:e>
+            <m:r>
+              <w:rPr>
+                <w:rFonts w:ascii="Cambria Math" w:hAnsi="Cambria Math"/>
+              </w:rPr>
+              <m:t>f</m:t>
+            </m:r>
+          </m:e>
+          <m:sub>
+            <m:r>
+              <w:rPr>
+                <w:rFonts w:ascii="Cambria Math" w:hAnsi="Cambria Math"/>
+              </w:rPr>
+              <m:t>s</m:t>
+            </m:r>
+          </m:sub>
+        </m:sSub>
+        <m:r>
+          <w:rPr>
+            <w:rFonts w:ascii="Cambria Math" w:hAnsi="Cambria Math"/>
+          </w:rPr>
+          <m:t>=10000</m:t>
+        </m:r>
+        <m:r>
+          <m:rPr>
+            <m:sty m:val="p"/>
+          </m:rPr>
+          <w:rPr>
+            <w:rFonts w:ascii="Cambria Math" w:hAnsi="Cambria Math"/>
+          </w:rPr>
+          <m:t>Hz</m:t>
+        </m:r>
+      </m:oMath>
+      <w:r>
+        <w:rPr>
+          <w:rFonts w:hint="eastAsia"/>
+        </w:rPr>
+        <w:t>下，对应的完整周期采样点数为</w:t>
+      </w:r>
+      <m:oMath>
+        <m:sSub>
+          <m:sSubPr>
+            <m:ctrlPr>
+              <w:rPr>
+                <w:rFonts w:ascii="Cambria Math" w:hAnsi="Cambria Math"/>
+              </w:rPr>
+            </m:ctrlPr>
+          </m:sSubPr>
+          <m:e>
+            <m:r>
+              <w:rPr>
+                <w:rFonts w:ascii="Cambria Math" w:hAnsi="Cambria Math"/>
+              </w:rPr>
+              <m:t>N</m:t>
+            </m:r>
+          </m:e>
+          <m:sub>
+            <m:r>
+              <w:rPr>
+                <w:rFonts w:ascii="Cambria Math" w:hAnsi="Cambria Math"/>
+              </w:rPr>
+              <m:t>0</m:t>
+            </m:r>
+          </m:sub>
+        </m:sSub>
+        <m:r>
+          <w:rPr>
+            <w:rFonts w:ascii="Cambria Math" w:hAnsi="Cambria Math"/>
+          </w:rPr>
+          <m:t>=196.0784</m:t>
+        </m:r>
+      </m:oMath>
+      <w:r>
+        <w:rPr>
+          <w:rFonts w:hint="eastAsia"/>
+        </w:rPr>
+        <w:t>。由于该值不是整数，如果直接采用固定整点数</w:t>
+      </w:r>
+      <w:r>
+        <w:rPr>
+          <w:rFonts w:hint="eastAsia"/>
+        </w:rPr>
+        <w:t>DFT</w:t>
+      </w:r>
+      <w:r>
+        <w:rPr>
+          <w:rFonts w:hint="eastAsia"/>
+        </w:rPr>
+        <w:t>，仍会存在一定频率失配和频谱泄漏。程序后续相量计算中使用估计得到的实际载波频率</w:t>
+      </w:r>
+      <m:oMath>
+        <m:sSub>
+          <m:sSubPr>
+            <m:ctrlPr>
+              <w:rPr>
+                <w:rFonts w:ascii="Cambria Math" w:hAnsi="Cambria Math"/>
+              </w:rPr>
+            </m:ctrlPr>
+          </m:sSubPr>
+          <m:e>
+            <m:r>
+              <w:rPr>
+                <w:rFonts w:ascii="Cambria Math" w:hAnsi="Cambria Math"/>
+              </w:rPr>
+              <m:t>f</m:t>
+            </m:r>
+          </m:e>
+          <m:sub>
+            <m:r>
+              <w:rPr>
+                <w:rFonts w:ascii="Cambria Math" w:hAnsi="Cambria Math"/>
+              </w:rPr>
+              <m:t>0</m:t>
+            </m:r>
+          </m:sub>
+        </m:sSub>
+      </m:oMath>
+      <w:r>
+        <w:rPr>
+          <w:rFonts w:hint="eastAsia"/>
+        </w:rPr>
+        <w:t>，以减小基波频率偏差对幅值和相角结果的影响</w:t>
+      </w:r>
+      <w:r>
+        <w:rPr>
+          <w:rFonts w:hint="eastAsia"/>
+        </w:rPr>
+        <w:t>。</w:t>
+      </w:r>
+    </w:p>
+    <w:p>
+      <w:pPr>
+        <w:spacing w:line="400" w:lineRule="atLeast"/>
+      </w:pPr>
+      <w:r>
+        <w:rPr>
+          <w:rFonts w:hint="eastAsia"/>
+        </w:rPr>
+        <w:t>幅值调制信号可近似表示为</w:t>
+      </w:r>
+      <m:oMath>
+        <m:r>
+          <w:rPr>
+            <w:rFonts w:ascii="Cambria Math" w:hAnsi="Cambria Math"/>
+          </w:rPr>
+          <m:t>x</m:t>
+        </m:r>
+        <m:d>
+          <m:dPr>
+            <m:ctrlPr>
+              <w:rPr>
+                <w:rFonts w:ascii="Cambria Math" w:hAnsi="Cambria Math"/>
+              </w:rPr>
+            </m:ctrlPr>
+          </m:dPr>
+          <m:e>
+            <m:r>
+              <w:rPr>
+                <w:rFonts w:ascii="Cambria Math" w:hAnsi="Cambria Math"/>
+              </w:rPr>
+              <m:t>t</m:t>
+            </m:r>
+          </m:e>
+        </m:d>
+        <m:r>
+          <w:rPr>
+            <w:rFonts w:ascii="Cambria Math" w:hAnsi="Cambria Math"/>
+          </w:rPr>
+          <m:t>=A</m:t>
+        </m:r>
+        <m:d>
+          <m:dPr>
+            <m:ctrlPr>
+              <w:rPr>
+                <w:rFonts w:ascii="Cambria Math" w:hAnsi="Cambria Math"/>
+              </w:rPr>
+            </m:ctrlPr>
+          </m:dPr>
+          <m:e>
+            <m:r>
+              <w:rPr>
+                <w:rFonts w:ascii="Cambria Math" w:hAnsi="Cambria Math"/>
+              </w:rPr>
+              <m:t>t</m:t>
+            </m:r>
+          </m:e>
+        </m:d>
+        <m:func>
+          <m:funcPr>
+            <m:ctrlPr>
+              <w:rPr>
+                <w:rFonts w:ascii="Cambria Math" w:hAnsi="Cambria Math"/>
+              </w:rPr>
+            </m:ctrlPr>
+          </m:funcPr>
+          <m:fName>
+            <m:r>
+              <m:rPr>
+                <m:sty m:val="p"/>
+              </m:rPr>
+              <w:rPr>
+                <w:rFonts w:ascii="Cambria Math" w:hAnsi="Cambria Math"/>
+              </w:rPr>
+              <m:t>cos</m:t>
+            </m:r>
+          </m:fName>
+          <m:e>
+            <m:d>
+              <m:dPr>
+                <m:ctrlPr>
+                  <w:rPr>
+                    <w:rFonts w:ascii="Cambria Math" w:hAnsi="Cambria Math"/>
+                  </w:rPr>
+                </m:ctrlPr>
+              </m:dPr>
+              <m:e>
+                <m:r>
+                  <w:rPr>
+                    <w:rFonts w:ascii="Cambria Math" w:hAnsi="Cambria Math"/>
+                  </w:rPr>
+                  <m:t>2π</m:t>
+                </m:r>
+                <m:sSub>
+                  <m:sSubPr>
+                    <m:ctrlPr>
+                      <w:rPr>
+                        <w:rFonts w:ascii="Cambria Math" w:hAnsi="Cambria Math"/>
+                      </w:rPr>
+                    </m:ctrlPr>
+                  </m:sSubPr>
+                  <m:e>
+                    <m:r>
+                      <w:rPr>
+                        <w:rFonts w:ascii="Cambria Math" w:hAnsi="Cambria Math"/>
+                      </w:rPr>
+                      <m:t>f</m:t>
+                    </m:r>
+                  </m:e>
+                  <m:sub>
+                    <m:r>
+                      <w:rPr>
+                        <w:rFonts w:ascii="Cambria Math" w:hAnsi="Cambria Math"/>
+                      </w:rPr>
+                      <m:t>0</m:t>
+                    </m:r>
+                  </m:sub>
+                </m:sSub>
+                <m:r>
+                  <w:rPr>
+                    <w:rFonts w:ascii="Cambria Math" w:hAnsi="Cambria Math"/>
+                  </w:rPr>
+                  <m:t>t+</m:t>
+                </m:r>
+                <m:sSub>
+                  <m:sSubPr>
+                    <m:ctrlPr>
+                      <w:rPr>
+                        <w:rFonts w:ascii="Cambria Math" w:hAnsi="Cambria Math"/>
+                      </w:rPr>
+                    </m:ctrlPr>
+                  </m:sSubPr>
+                  <m:e>
+                    <m:r>
+                      <w:rPr>
+                        <w:rFonts w:ascii="Cambria Math" w:hAnsi="Cambria Math"/>
+                      </w:rPr>
+                      <m:t>φ</m:t>
+                    </m:r>
+                  </m:e>
+                  <m:sub>
+                    <m:r>
+                      <w:rPr>
+                        <w:rFonts w:ascii="Cambria Math" w:hAnsi="Cambria Math"/>
+                      </w:rPr>
+                      <m:t>0</m:t>
+                    </m:r>
+                  </m:sub>
+                </m:sSub>
+              </m:e>
+            </m:d>
+          </m:e>
+        </m:func>
+      </m:oMath>
+      <w:r>
+        <w:rPr>
+          <w:rFonts w:hint="eastAsia"/>
+        </w:rPr>
+        <w:t>。</w:t>
+      </w:r>
+      <w:r>
+        <w:rPr>
+          <w:rFonts w:hint="eastAsia"/>
+        </w:rPr>
+        <w:t>为了获得</w:t>
+      </w:r>
+      <m:oMath>
+        <m:r>
+          <w:rPr>
+            <w:rFonts w:ascii="Cambria Math" w:hAnsi="Cambria Math"/>
+          </w:rPr>
+          <m:t>A</m:t>
+        </m:r>
+        <m:d>
+          <m:dPr>
+            <m:ctrlPr>
+              <w:rPr>
+                <w:rFonts w:ascii="Cambria Math" w:hAnsi="Cambria Math"/>
+              </w:rPr>
+            </m:ctrlPr>
+          </m:dPr>
+          <m:e>
+            <m:r>
+              <w:rPr>
+                <w:rFonts w:ascii="Cambria Math" w:hAnsi="Cambria Math"/>
+              </w:rPr>
+              <m:t>t</m:t>
+            </m:r>
+          </m:e>
+        </m:d>
+      </m:oMath>
+      <w:r>
+        <w:rPr>
+          <w:rFonts w:hint="eastAsia"/>
+        </w:rPr>
+        <w:t>，首先对原始信号进行基波附近带通滤波，只保留载波频率及其附近的调制边带。设滤波后的信号为</w:t>
+      </w:r>
+      <m:oMath>
+        <m:sSub>
+          <m:sSubPr>
+            <m:ctrlPr>
+              <w:rPr>
+                <w:rFonts w:ascii="Cambria Math" w:hAnsi="Cambria Math"/>
+              </w:rPr>
+            </m:ctrlPr>
+          </m:sSubPr>
+          <m:e>
+            <m:r>
+              <w:rPr>
+                <w:rFonts w:ascii="Cambria Math" w:hAnsi="Cambria Math"/>
+              </w:rPr>
+              <m:t>x</m:t>
+            </m:r>
+          </m:e>
+          <m:sub>
+            <m:r>
+              <w:rPr>
+                <w:rFonts w:ascii="Cambria Math" w:hAnsi="Cambria Math"/>
+              </w:rPr>
+              <m:t>f</m:t>
+            </m:r>
+          </m:sub>
+        </m:sSub>
+        <m:d>
+          <m:dPr>
+            <m:ctrlPr>
+              <w:rPr>
+                <w:rFonts w:ascii="Cambria Math" w:hAnsi="Cambria Math"/>
+              </w:rPr>
+            </m:ctrlPr>
+          </m:dPr>
+          <m:e>
+            <m:r>
+              <w:rPr>
+                <w:rFonts w:ascii="Cambria Math" w:hAnsi="Cambria Math"/>
+              </w:rPr>
+              <m:t>t</m:t>
+            </m:r>
+          </m:e>
+        </m:d>
+      </m:oMath>
+      <w:r>
+        <w:rPr>
+          <w:rFonts w:hint="eastAsia"/>
+        </w:rPr>
+        <w:t>，其</w:t>
+      </w:r>
+      <w:r>
+        <w:rPr>
+          <w:rFonts w:hint="eastAsia"/>
+        </w:rPr>
+        <w:t xml:space="preserve"> Hilbert </w:t>
+      </w:r>
+      <w:r>
+        <w:rPr>
+          <w:rFonts w:hint="eastAsia"/>
+        </w:rPr>
+        <w:t>解析信号为</w:t>
+      </w:r>
+      <m:oMath>
+        <m:r>
+          <w:rPr>
+            <w:rFonts w:ascii="Cambria Math" w:hAnsi="Cambria Math"/>
+          </w:rPr>
+          <m:t>z</m:t>
+        </m:r>
+        <m:d>
+          <m:dPr>
+            <m:ctrlPr>
+              <w:rPr>
+                <w:rFonts w:ascii="Cambria Math" w:hAnsi="Cambria Math"/>
+              </w:rPr>
+            </m:ctrlPr>
+          </m:dPr>
+          <m:e>
+            <m:r>
+              <w:rPr>
+                <w:rFonts w:ascii="Cambria Math" w:hAnsi="Cambria Math"/>
+              </w:rPr>
+              <m:t>t</m:t>
+            </m:r>
+          </m:e>
+        </m:d>
+        <m:r>
+          <w:rPr>
+            <w:rFonts w:ascii="Cambria Math" w:hAnsi="Cambria Math"/>
+          </w:rPr>
+          <m:t>=</m:t>
+        </m:r>
+        <m:sSub>
+          <m:sSubPr>
+            <m:ctrlPr>
+              <w:rPr>
+                <w:rFonts w:ascii="Cambria Math" w:hAnsi="Cambria Math"/>
+              </w:rPr>
+            </m:ctrlPr>
+          </m:sSubPr>
+          <m:e>
+            <m:r>
+              <w:rPr>
+                <w:rFonts w:ascii="Cambria Math" w:hAnsi="Cambria Math"/>
+              </w:rPr>
+              <m:t>x</m:t>
+            </m:r>
+          </m:e>
+          <m:sub>
+            <m:r>
+              <w:rPr>
+                <w:rFonts w:ascii="Cambria Math" w:hAnsi="Cambria Math"/>
+              </w:rPr>
+              <m:t>f</m:t>
+            </m:r>
+          </m:sub>
+        </m:sSub>
+        <m:d>
+          <m:dPr>
+            <m:ctrlPr>
+              <w:rPr>
+                <w:rFonts w:ascii="Cambria Math" w:hAnsi="Cambria Math"/>
+              </w:rPr>
+            </m:ctrlPr>
+          </m:dPr>
+          <m:e>
+            <m:r>
+              <w:rPr>
+                <w:rFonts w:ascii="Cambria Math" w:hAnsi="Cambria Math"/>
+              </w:rPr>
+              <m:t>t</m:t>
+            </m:r>
+          </m:e>
+        </m:d>
+        <m:r>
+          <w:rPr>
+            <w:rFonts w:ascii="Cambria Math" w:hAnsi="Cambria Math"/>
+          </w:rPr>
+          <m:t>+j</m:t>
+        </m:r>
+        <m:r>
+          <m:rPr>
+            <m:scr m:val="script"/>
+            <m:sty m:val="p"/>
+          </m:rPr>
+          <w:rPr>
+            <w:rFonts w:ascii="Cambria Math" w:hAnsi="Cambria Math"/>
+          </w:rPr>
+          <m:t>H</m:t>
+        </m:r>
+        <m:sSub>
+          <m:sSubPr>
+            <m:ctrlPr>
+              <w:rPr>
+                <w:rFonts w:ascii="Cambria Math" w:hAnsi="Cambria Math"/>
+              </w:rPr>
+            </m:ctrlPr>
+          </m:sSubPr>
+          <m:e>
+            <m:r>
+              <w:rPr>
+                <w:rFonts w:ascii="Cambria Math" w:hAnsi="Cambria Math"/>
+              </w:rPr>
+              <m:t>x</m:t>
+            </m:r>
+          </m:e>
+          <m:sub>
+            <m:r>
+              <w:rPr>
+                <w:rFonts w:ascii="Cambria Math" w:hAnsi="Cambria Math"/>
+              </w:rPr>
+              <m:t>f</m:t>
+            </m:r>
+          </m:sub>
+        </m:sSub>
+        <m:d>
+          <m:dPr>
+            <m:ctrlPr>
+              <w:rPr>
+                <w:rFonts w:ascii="Cambria Math" w:hAnsi="Cambria Math"/>
+              </w:rPr>
+            </m:ctrlPr>
+          </m:dPr>
+          <m:e>
+            <m:r>
+              <w:rPr>
+                <w:rFonts w:ascii="Cambria Math" w:hAnsi="Cambria Math"/>
+              </w:rPr>
+              <m:t>t</m:t>
+            </m:r>
+          </m:e>
+        </m:d>
+      </m:oMath>
+      <w:r>
+        <w:rPr>
+          <w:rFonts w:hint="eastAsia"/>
+        </w:rPr>
+        <w:t>，</w:t>
+      </w:r>
+      <w:r>
+        <w:rPr>
+          <w:rFonts w:hint="eastAsia"/>
+        </w:rPr>
+        <w:t>基波有效值幅值初步估计为</w:t>
+      </w:r>
+      <m:oMath>
+        <m:sSub>
+          <m:sSubPr>
+            <m:ctrlPr>
+              <w:rPr>
+                <w:rFonts w:ascii="Cambria Math" w:hAnsi="Cambria Math"/>
+              </w:rPr>
+            </m:ctrlPr>
+          </m:sSubPr>
+          <m:e>
+            <m:r>
+              <w:rPr>
+                <w:rFonts w:ascii="Cambria Math" w:hAnsi="Cambria Math"/>
+              </w:rPr>
+              <m:t>X</m:t>
+            </m:r>
+          </m:e>
+          <m:sub>
+            <m:r>
+              <m:rPr>
+                <m:sty m:val="p"/>
+              </m:rPr>
+              <w:rPr>
+                <w:rFonts w:ascii="Cambria Math" w:hAnsi="Cambria Math"/>
+              </w:rPr>
+              <m:t>obs</m:t>
+            </m:r>
+          </m:sub>
+        </m:sSub>
+        <m:d>
+          <m:dPr>
+            <m:ctrlPr>
+              <w:rPr>
+                <w:rFonts w:ascii="Cambria Math" w:hAnsi="Cambria Math"/>
+              </w:rPr>
+            </m:ctrlPr>
+          </m:dPr>
+          <m:e>
+            <m:r>
+              <w:rPr>
+                <w:rFonts w:ascii="Cambria Math" w:hAnsi="Cambria Math"/>
+              </w:rPr>
+              <m:t>t</m:t>
+            </m:r>
+          </m:e>
+        </m:d>
+        <m:r>
+          <w:rPr>
+            <w:rFonts w:ascii="Cambria Math" w:hAnsi="Cambria Math"/>
+          </w:rPr>
+          <m:t>=</m:t>
+        </m:r>
+        <m:f>
+          <m:fPr>
+            <m:ctrlPr>
+              <w:rPr>
+                <w:rFonts w:ascii="Cambria Math" w:hAnsi="Cambria Math"/>
+              </w:rPr>
+            </m:ctrlPr>
+          </m:fPr>
+          <m:num>
+            <m:d>
+              <m:dPr>
+                <m:begChr m:val="|"/>
+                <m:endChr m:val="|"/>
+                <m:ctrlPr>
+                  <w:rPr>
+                    <w:rFonts w:ascii="Cambria Math" w:hAnsi="Cambria Math"/>
+                  </w:rPr>
+                </m:ctrlPr>
+              </m:dPr>
+              <m:e>
+                <m:r>
+                  <w:rPr>
+                    <w:rFonts w:ascii="Cambria Math" w:hAnsi="Cambria Math"/>
+                  </w:rPr>
+                  <m:t>z</m:t>
+                </m:r>
+                <m:d>
+                  <m:dPr>
+                    <m:ctrlPr>
+                      <w:rPr>
+                        <w:rFonts w:ascii="Cambria Math" w:hAnsi="Cambria Math"/>
+                      </w:rPr>
+                    </m:ctrlPr>
+                  </m:dPr>
+                  <m:e>
+                    <m:r>
+                      <w:rPr>
+                        <w:rFonts w:ascii="Cambria Math" w:hAnsi="Cambria Math"/>
+                      </w:rPr>
+                      <m:t>t</m:t>
+                    </m:r>
+                  </m:e>
+                </m:d>
+              </m:e>
+            </m:d>
+          </m:num>
+          <m:den>
+            <m:rad>
+              <m:radPr>
+                <m:degHide m:val="1"/>
+                <m:ctrlPr>
+                  <w:rPr>
+                    <w:rFonts w:ascii="Cambria Math" w:hAnsi="Cambria Math"/>
+                  </w:rPr>
+                </m:ctrlPr>
+              </m:radPr>
+              <m:deg/>
+              <m:e>
+                <m:r>
+                  <w:rPr>
+                    <w:rFonts w:ascii="Cambria Math" w:hAnsi="Cambria Math"/>
+                  </w:rPr>
+                  <m:t>2</m:t>
+                </m:r>
+              </m:e>
+            </m:rad>
+          </m:den>
+        </m:f>
+      </m:oMath>
+      <w:r>
+        <w:rPr>
+          <w:rFonts w:hint="eastAsia"/>
+        </w:rPr>
+        <w:t>。</w:t>
+      </w:r>
+      <w:r>
+        <w:rPr>
+          <w:rFonts w:hint="eastAsia"/>
+        </w:rPr>
+        <w:t>这样得到的包络能够反映幅值调制的大致趋势，但仍可能受到边界效应和小幅波动影响。为了得到更加平滑、适合提交的相量幅值曲线，</w:t>
+      </w:r>
+      <w:r>
+        <w:rPr>
+          <w:rFonts w:hint="eastAsia"/>
+        </w:rPr>
+        <w:t>需要</w:t>
+      </w:r>
+      <w:r>
+        <w:rPr>
+          <w:rFonts w:hint="eastAsia"/>
+        </w:rPr>
+        <w:t>进一步对包络进行正弦调制拟合</w:t>
+      </w:r>
+      <w:r>
+        <w:rPr>
+          <w:rFonts w:hint="eastAsia"/>
+        </w:rPr>
+        <w:t>。</w:t>
+      </w:r>
+    </w:p>
+    <w:p>
+      <w:pPr>
+        <w:spacing w:line="400" w:lineRule="atLeast"/>
+      </w:pPr>
+    </w:p>
+    <w:p>
+      <w:pPr>
+        <w:spacing w:line="400" w:lineRule="atLeast"/>
+        <w:rPr>
+          <w:rFonts w:hint="eastAsia"/>
+        </w:rPr>
+      </w:pPr>
+    </w:p>
+    <w:p>
+      <w:pPr>
+        <w:pStyle w:val="-"/>
+        <w:spacing w:before="31" w:after="312" w:line="400" w:lineRule="atLeast"/>
+      </w:pPr>
+      <w:r>
+        <w:rPr>
+          <w:rFonts w:hint="eastAsia"/>
+        </w:rPr>
+        <w:lastRenderedPageBreak/>
+        <w:t>原始信号及拟合包络</w:t>
+      </w:r>
+    </w:p>
+    <w:p>
+      <w:pPr>
+        <w:spacing w:line="400" w:lineRule="atLeast"/>
+        <w:jc w:val="center"/>
+        <w:rPr>
+          <w:rFonts w:hint="eastAsia"/>
+        </w:rPr>
+      </w:pPr>
+      <w:r>
+        <w:drawing>
+          <wp:inline distT="0" distB="0" distL="0" distR="0" wp14:anchorId="5079C90D" wp14:editId="30F3BE8A">
+            <wp:extent cx="2904067" cy="1131419"/>
+            <wp:effectExtent l="0" t="0" r="0" b="0"/>
+            <wp:docPr id="275617985" name="图片 1"/>
+            <wp:cNvGraphicFramePr>
+              <a:graphicFrameLocks xmlns:a="http://schemas.openxmlformats.org/drawingml/2006/main" noChangeAspect="1"/>
+            </wp:cNvGraphicFramePr>
+            <a:graphic xmlns:a="http://schemas.openxmlformats.org/drawingml/2006/main">
+              <a:graphicData uri="http://schemas.openxmlformats.org/drawingml/2006/picture">
+                <pic:pic xmlns:pic="http://schemas.openxmlformats.org/drawingml/2006/picture">
+                  <pic:nvPicPr>
+                    <pic:cNvPr id="275617985" name=""/>
+                    <pic:cNvPicPr/>
+                  </pic:nvPicPr>
+                  <pic:blipFill>
+                    <a:blip r:embed="rId18"/>
+                    <a:stretch>
+                      <a:fillRect/>
+                    </a:stretch>
+                  </pic:blipFill>
+                  <pic:spPr>
+                    <a:xfrm>
+                      <a:off x="0" y="0"/>
+                      <a:ext cx="2953049" cy="1150502"/>
+                    </a:xfrm>
+                    <a:prstGeom prst="rect">
+                      <a:avLst/>
+                    </a:prstGeom>
+                  </pic:spPr>
+                </pic:pic>
+              </a:graphicData>
+            </a:graphic>
+          </wp:inline>
+        </w:drawing>
+      </w:r>
+    </w:p>
+    <w:p>
+      <w:pPr>
+        <w:pStyle w:val="3"/>
+      </w:pPr>
+      <w:bookmarkStart w:id="28" w:name="_Toc233152703"/>
+      <w:r>
+        <w:t>调制</w:t>
+      </w:r>
+      <w:r>
+        <w:rPr>
+          <w:rFonts w:hint="eastAsia"/>
+        </w:rPr>
+        <w:t>信号的</w:t>
+      </w:r>
+      <w:r>
+        <w:t>正弦拟合</w:t>
+      </w:r>
+      <w:bookmarkEnd w:id="28"/>
+    </w:p>
+    <w:p>
+      <w:pPr>
+        <w:spacing w:line="400" w:lineRule="atLeast"/>
+      </w:pPr>
+      <w:r>
+        <w:rPr>
+          <w:rFonts w:hint="eastAsia"/>
+        </w:rPr>
+        <w:t>对</w:t>
+      </w:r>
+      <w:r>
+        <w:rPr>
+          <w:rFonts w:hint="eastAsia"/>
+        </w:rPr>
+        <w:t>Hilbert</w:t>
+      </w:r>
+      <w:r>
+        <w:rPr>
+          <w:rFonts w:hint="eastAsia"/>
+        </w:rPr>
+        <w:t>包络去均值后进行</w:t>
+      </w:r>
+      <w:r>
+        <w:rPr>
+          <w:rFonts w:hint="eastAsia"/>
+        </w:rPr>
+        <w:t xml:space="preserve"> FFT</w:t>
+      </w:r>
+      <w:r>
+        <w:rPr>
+          <w:rFonts w:hint="eastAsia"/>
+        </w:rPr>
+        <w:t>，可以得到包络中的主要调制频率。程序在</w:t>
+      </w:r>
+      <m:oMath>
+        <m:r>
+          <w:rPr>
+            <w:rFonts w:ascii="Cambria Math" w:hAnsi="Cambria Math"/>
+          </w:rPr>
+          <m:t>1</m:t>
+        </m:r>
+        <m:r>
+          <m:rPr>
+            <m:sty m:val="p"/>
+          </m:rPr>
+          <w:rPr>
+            <w:rFonts w:ascii="Cambria Math" w:hAnsi="Cambria Math"/>
+          </w:rPr>
+          <m:t>Hz</m:t>
+        </m:r>
+        <m:r>
+          <w:rPr>
+            <w:rFonts w:ascii="Cambria Math" w:hAnsi="Cambria Math"/>
+          </w:rPr>
+          <m:t>∼30</m:t>
+        </m:r>
+        <m:r>
+          <m:rPr>
+            <m:sty m:val="p"/>
+          </m:rPr>
+          <w:rPr>
+            <w:rFonts w:ascii="Cambria Math" w:hAnsi="Cambria Math"/>
+          </w:rPr>
+          <m:t>Hz</m:t>
+        </m:r>
+      </m:oMath>
+      <w:r>
+        <w:rPr>
+          <w:rFonts w:hint="eastAsia"/>
+        </w:rPr>
+        <w:t>范围内寻找包络谱主峰，并对谱峰进行插值修正。根据当前结果，包络主调制频率约为</w:t>
+      </w:r>
+      <m:oMath>
+        <m:sSub>
+          <m:sSubPr>
+            <m:ctrlPr>
+              <w:rPr>
+                <w:rFonts w:ascii="Cambria Math" w:hAnsi="Cambria Math"/>
+              </w:rPr>
+            </m:ctrlPr>
+          </m:sSubPr>
+          <m:e>
+            <m:r>
+              <w:rPr>
+                <w:rFonts w:ascii="Cambria Math" w:hAnsi="Cambria Math"/>
+              </w:rPr>
+              <m:t>f</m:t>
+            </m:r>
+          </m:e>
+          <m:sub>
+            <m:r>
+              <w:rPr>
+                <w:rFonts w:ascii="Cambria Math" w:hAnsi="Cambria Math"/>
+              </w:rPr>
+              <m:t>m</m:t>
+            </m:r>
+          </m:sub>
+        </m:sSub>
+        <m:r>
+          <w:rPr>
+            <w:rFonts w:ascii="Cambria Math" w:hAnsi="Cambria Math"/>
+          </w:rPr>
+          <m:t>=5.998436</m:t>
+        </m:r>
+        <m:r>
+          <m:rPr>
+            <m:sty m:val="p"/>
+          </m:rPr>
+          <w:rPr>
+            <w:rFonts w:ascii="Cambria Math" w:hAnsi="Cambria Math"/>
+          </w:rPr>
+          <m:t>Hz</m:t>
+        </m:r>
+      </m:oMath>
+      <w:r>
+        <w:rPr>
+          <w:rFonts w:hint="eastAsia"/>
+        </w:rPr>
+        <w:t>。</w:t>
+      </w:r>
+    </w:p>
+    <w:p>
+      <w:pPr>
+        <w:spacing w:line="400" w:lineRule="atLeast"/>
+      </w:pPr>
+      <w:r>
+        <w:rPr>
+          <w:rFonts w:hint="eastAsia"/>
+        </w:rPr>
+        <w:t>随后，程序用</w:t>
+      </w:r>
+      <m:oMath>
+        <m:sSub>
+          <m:sSubPr>
+            <m:ctrlPr>
+              <w:rPr>
+                <w:rFonts w:ascii="Cambria Math" w:hAnsi="Cambria Math"/>
+              </w:rPr>
+            </m:ctrlPr>
+          </m:sSubPr>
+          <m:e>
+            <m:r>
+              <w:rPr>
+                <w:rFonts w:ascii="Cambria Math" w:hAnsi="Cambria Math"/>
+              </w:rPr>
+              <m:t>f</m:t>
+            </m:r>
+          </m:e>
+          <m:sub>
+            <m:r>
+              <w:rPr>
+                <w:rFonts w:ascii="Cambria Math" w:hAnsi="Cambria Math"/>
+              </w:rPr>
+              <m:t>m</m:t>
+            </m:r>
+          </m:sub>
+        </m:sSub>
+      </m:oMath>
+      <w:r>
+        <w:rPr>
+          <w:rFonts w:hint="eastAsia"/>
+        </w:rPr>
+        <w:t>、</w:t>
+      </w:r>
+      <m:oMath>
+        <m:r>
+          <w:rPr>
+            <w:rFonts w:ascii="Cambria Math" w:hAnsi="Cambria Math"/>
+          </w:rPr>
+          <m:t>2</m:t>
+        </m:r>
+        <m:sSub>
+          <m:sSubPr>
+            <m:ctrlPr>
+              <w:rPr>
+                <w:rFonts w:ascii="Cambria Math" w:hAnsi="Cambria Math"/>
+              </w:rPr>
+            </m:ctrlPr>
+          </m:sSubPr>
+          <m:e>
+            <m:r>
+              <w:rPr>
+                <w:rFonts w:ascii="Cambria Math" w:hAnsi="Cambria Math"/>
+              </w:rPr>
+              <m:t>f</m:t>
+            </m:r>
+          </m:e>
+          <m:sub>
+            <m:r>
+              <w:rPr>
+                <w:rFonts w:ascii="Cambria Math" w:hAnsi="Cambria Math"/>
+              </w:rPr>
+              <m:t>m</m:t>
+            </m:r>
+          </m:sub>
+        </m:sSub>
+      </m:oMath>
+      <w:r>
+        <w:rPr>
+          <w:rFonts w:hint="eastAsia"/>
+        </w:rPr>
+        <w:t>和</w:t>
+      </w:r>
+      <m:oMath>
+        <m:r>
+          <w:rPr>
+            <w:rFonts w:ascii="Cambria Math" w:hAnsi="Cambria Math"/>
+          </w:rPr>
+          <m:t>3</m:t>
+        </m:r>
+        <m:sSub>
+          <m:sSubPr>
+            <m:ctrlPr>
+              <w:rPr>
+                <w:rFonts w:ascii="Cambria Math" w:hAnsi="Cambria Math"/>
+              </w:rPr>
+            </m:ctrlPr>
+          </m:sSubPr>
+          <m:e>
+            <m:r>
+              <w:rPr>
+                <w:rFonts w:ascii="Cambria Math" w:hAnsi="Cambria Math"/>
+              </w:rPr>
+              <m:t>f</m:t>
+            </m:r>
+          </m:e>
+          <m:sub>
+            <m:r>
+              <w:rPr>
+                <w:rFonts w:ascii="Cambria Math" w:hAnsi="Cambria Math"/>
+              </w:rPr>
+              <m:t>m</m:t>
+            </m:r>
+          </m:sub>
+        </m:sSub>
+      </m:oMath>
+      <w:r>
+        <w:rPr>
+          <w:rFonts w:hint="eastAsia"/>
+        </w:rPr>
+        <w:t>三组调制频率对包络进行最小二乘正弦拟合。包络模型可写为</w:t>
+      </w:r>
+      <w:r>
+        <w:rPr>
+          <w:rFonts w:hint="eastAsia"/>
+        </w:rPr>
+        <w:t>：</w:t>
+      </w:r>
+    </w:p>
+    <w:p>
+      <w:pPr>
+        <w:spacing w:line="400" w:lineRule="atLeast"/>
+      </w:pPr>
+      <m:oMathPara>
+        <m:oMath>
+          <m:sSub>
+            <m:sSubPr>
+              <m:ctrlPr>
+                <w:rPr>
+                  <w:rFonts w:ascii="Cambria Math" w:hAnsi="Cambria Math"/>
+                </w:rPr>
+              </m:ctrlPr>
+            </m:sSubPr>
+            <m:e>
+              <m:r>
+                <w:rPr>
+                  <w:rFonts w:ascii="Cambria Math" w:hAnsi="Cambria Math"/>
+                </w:rPr>
+                <m:t>X</m:t>
+              </m:r>
+            </m:e>
+            <m:sub>
+              <m:r>
+                <m:rPr>
+                  <m:sty m:val="p"/>
+                </m:rPr>
+                <w:rPr>
+                  <w:rFonts w:ascii="Cambria Math" w:hAnsi="Cambria Math"/>
+                </w:rPr>
+                <m:t>rms</m:t>
+              </m:r>
+            </m:sub>
+          </m:sSub>
+          <m:d>
+            <m:dPr>
+              <m:ctrlPr>
+                <w:rPr>
+                  <w:rFonts w:ascii="Cambria Math" w:hAnsi="Cambria Math"/>
+                </w:rPr>
+              </m:ctrlPr>
+            </m:dPr>
+            <m:e>
+              <m:r>
+                <w:rPr>
+                  <w:rFonts w:ascii="Cambria Math" w:hAnsi="Cambria Math"/>
+                </w:rPr>
+                <m:t>t</m:t>
+              </m:r>
+            </m:e>
+          </m:d>
+          <m:r>
+            <w:rPr>
+              <w:rFonts w:ascii="Cambria Math" w:hAnsi="Cambria Math"/>
+            </w:rPr>
+            <m:t>=</m:t>
+          </m:r>
+          <m:sSub>
+            <m:sSubPr>
+              <m:ctrlPr>
+                <w:rPr>
+                  <w:rFonts w:ascii="Cambria Math" w:hAnsi="Cambria Math"/>
+                </w:rPr>
+              </m:ctrlPr>
+            </m:sSubPr>
+            <m:e>
+              <m:r>
+                <w:rPr>
+                  <w:rFonts w:ascii="Cambria Math" w:hAnsi="Cambria Math"/>
+                </w:rPr>
+                <m:t>A</m:t>
+              </m:r>
+            </m:e>
+            <m:sub>
+              <m:r>
+                <w:rPr>
+                  <w:rFonts w:ascii="Cambria Math" w:hAnsi="Cambria Math"/>
+                </w:rPr>
+                <m:t>0</m:t>
+              </m:r>
+            </m:sub>
+          </m:sSub>
+          <m:r>
+            <w:rPr>
+              <w:rFonts w:ascii="Cambria Math" w:hAnsi="Cambria Math"/>
+            </w:rPr>
+            <m:t>+</m:t>
+          </m:r>
+          <m:nary>
+            <m:naryPr>
+              <m:chr m:val="∑"/>
+              <m:limLoc m:val="undOvr"/>
+              <m:ctrlPr>
+                <w:rPr>
+                  <w:rFonts w:ascii="Cambria Math" w:hAnsi="Cambria Math"/>
+                </w:rPr>
+              </m:ctrlPr>
+            </m:naryPr>
+            <m:sub>
+              <m:r>
+                <w:rPr>
+                  <w:rFonts w:ascii="Cambria Math" w:hAnsi="Cambria Math"/>
+                </w:rPr>
+                <m:t>k=1</m:t>
+              </m:r>
+            </m:sub>
+            <m:sup>
+              <m:r>
+                <w:rPr>
+                  <w:rFonts w:ascii="Cambria Math" w:hAnsi="Cambria Math"/>
+                </w:rPr>
+                <m:t>3</m:t>
+              </m:r>
+            </m:sup>
+            <m:e>
+              <m:d>
+                <m:dPr>
+                  <m:begChr m:val="["/>
+                  <m:endChr m:val="]"/>
+                  <m:ctrlPr>
+                    <w:rPr>
+                      <w:rFonts w:ascii="Cambria Math" w:hAnsi="Cambria Math"/>
+                    </w:rPr>
+                  </m:ctrlPr>
+                </m:dPr>
+                <m:e>
+                  <m:sSub>
+                    <m:sSubPr>
+                      <m:ctrlPr>
+                        <w:rPr>
+                          <w:rFonts w:ascii="Cambria Math" w:hAnsi="Cambria Math"/>
+                        </w:rPr>
+                      </m:ctrlPr>
+                    </m:sSubPr>
+                    <m:e>
+                      <m:r>
+                        <w:rPr>
+                          <w:rFonts w:ascii="Cambria Math" w:hAnsi="Cambria Math"/>
+                        </w:rPr>
+                        <m:t>a</m:t>
+                      </m:r>
+                    </m:e>
+                    <m:sub>
+                      <m:r>
+                        <w:rPr>
+                          <w:rFonts w:ascii="Cambria Math" w:hAnsi="Cambria Math"/>
+                        </w:rPr>
+                        <m:t>k</m:t>
+                      </m:r>
+                    </m:sub>
+                  </m:sSub>
+                  <m:func>
+                    <m:funcPr>
+                      <m:ctrlPr>
+                        <w:rPr>
+                          <w:rFonts w:ascii="Cambria Math" w:hAnsi="Cambria Math"/>
+                        </w:rPr>
+                      </m:ctrlPr>
+                    </m:funcPr>
+                    <m:fName>
+                      <m:r>
+                        <m:rPr>
+                          <m:sty m:val="p"/>
+                        </m:rPr>
+                        <w:rPr>
+                          <w:rFonts w:ascii="Cambria Math" w:hAnsi="Cambria Math"/>
+                        </w:rPr>
+                        <m:t>cos</m:t>
+                      </m:r>
+                    </m:fName>
+                    <m:e>
+                      <m:d>
+                        <m:dPr>
+                          <m:ctrlPr>
+                            <w:rPr>
+                              <w:rFonts w:ascii="Cambria Math" w:hAnsi="Cambria Math"/>
+                            </w:rPr>
+                          </m:ctrlPr>
+                        </m:dPr>
+                        <m:e>
+                          <m:r>
+                            <w:rPr>
+                              <w:rFonts w:ascii="Cambria Math" w:hAnsi="Cambria Math"/>
+                            </w:rPr>
+                            <m:t>2πk</m:t>
+                          </m:r>
+                          <m:sSub>
+                            <m:sSubPr>
+                              <m:ctrlPr>
+                                <w:rPr>
+                                  <w:rFonts w:ascii="Cambria Math" w:hAnsi="Cambria Math"/>
+                                </w:rPr>
+                              </m:ctrlPr>
+                            </m:sSubPr>
+                            <m:e>
+                              <m:r>
+                                <w:rPr>
+                                  <w:rFonts w:ascii="Cambria Math" w:hAnsi="Cambria Math"/>
+                                </w:rPr>
+                                <m:t>f</m:t>
+                              </m:r>
+                            </m:e>
+                            <m:sub>
+                              <m:r>
+                                <w:rPr>
+                                  <w:rFonts w:ascii="Cambria Math" w:hAnsi="Cambria Math"/>
+                                </w:rPr>
+                                <m:t>m</m:t>
+                              </m:r>
+                            </m:sub>
+                          </m:sSub>
+                          <m:r>
+                            <w:rPr>
+                              <w:rFonts w:ascii="Cambria Math" w:hAnsi="Cambria Math"/>
+                            </w:rPr>
+                            <m:t>t</m:t>
+                          </m:r>
+                        </m:e>
+                      </m:d>
+                    </m:e>
+                  </m:func>
+                  <m:r>
+                    <w:rPr>
+                      <w:rFonts w:ascii="Cambria Math" w:hAnsi="Cambria Math"/>
+                    </w:rPr>
+                    <m:t>+</m:t>
+                  </m:r>
+                  <m:sSub>
+                    <m:sSubPr>
+                      <m:ctrlPr>
+                        <w:rPr>
+                          <w:rFonts w:ascii="Cambria Math" w:hAnsi="Cambria Math"/>
+                        </w:rPr>
+                      </m:ctrlPr>
+                    </m:sSubPr>
+                    <m:e>
+                      <m:r>
+                        <w:rPr>
+                          <w:rFonts w:ascii="Cambria Math" w:hAnsi="Cambria Math"/>
+                        </w:rPr>
+                        <m:t>b</m:t>
+                      </m:r>
+                    </m:e>
+                    <m:sub>
+                      <m:r>
+                        <w:rPr>
+                          <w:rFonts w:ascii="Cambria Math" w:hAnsi="Cambria Math"/>
+                        </w:rPr>
+                        <m:t>k</m:t>
+                      </m:r>
+                    </m:sub>
+                  </m:sSub>
+                  <m:func>
+                    <m:funcPr>
+                      <m:ctrlPr>
+                        <w:rPr>
+                          <w:rFonts w:ascii="Cambria Math" w:hAnsi="Cambria Math"/>
+                        </w:rPr>
+                      </m:ctrlPr>
+                    </m:funcPr>
+                    <m:fName>
+                      <m:r>
+                        <m:rPr>
+                          <m:sty m:val="p"/>
+                        </m:rPr>
+                        <w:rPr>
+                          <w:rFonts w:ascii="Cambria Math" w:hAnsi="Cambria Math"/>
+                        </w:rPr>
+                        <m:t>sin</m:t>
+                      </m:r>
+                    </m:fName>
+                    <m:e>
+                      <m:d>
+                        <m:dPr>
+                          <m:ctrlPr>
+                            <w:rPr>
+                              <w:rFonts w:ascii="Cambria Math" w:hAnsi="Cambria Math"/>
+                            </w:rPr>
+                          </m:ctrlPr>
+                        </m:dPr>
+                        <m:e>
+                          <m:r>
+                            <w:rPr>
+                              <w:rFonts w:ascii="Cambria Math" w:hAnsi="Cambria Math"/>
+                            </w:rPr>
+                            <m:t>2πk</m:t>
+                          </m:r>
+                          <m:sSub>
+                            <m:sSubPr>
+                              <m:ctrlPr>
+                                <w:rPr>
+                                  <w:rFonts w:ascii="Cambria Math" w:hAnsi="Cambria Math"/>
+                                </w:rPr>
+                              </m:ctrlPr>
+                            </m:sSubPr>
+                            <m:e>
+                              <m:r>
+                                <w:rPr>
+                                  <w:rFonts w:ascii="Cambria Math" w:hAnsi="Cambria Math"/>
+                                </w:rPr>
+                                <m:t>f</m:t>
+                              </m:r>
+                            </m:e>
+                            <m:sub>
+                              <m:r>
+                                <w:rPr>
+                                  <w:rFonts w:ascii="Cambria Math" w:hAnsi="Cambria Math"/>
+                                </w:rPr>
+                                <m:t>m</m:t>
+                              </m:r>
+                            </m:sub>
+                          </m:sSub>
+                          <m:r>
+                            <w:rPr>
+                              <w:rFonts w:ascii="Cambria Math" w:hAnsi="Cambria Math"/>
+                            </w:rPr>
+                            <m:t>t</m:t>
+                          </m:r>
+                        </m:e>
+                      </m:d>
+                    </m:e>
+                  </m:func>
+                </m:e>
+              </m:d>
+            </m:e>
+          </m:nary>
+        </m:oMath>
+      </m:oMathPara>
+    </w:p>
+    <w:p>
+      <w:pPr>
+        <w:spacing w:line="400" w:lineRule="atLeast"/>
+      </w:pPr>
+      <w:r>
+        <w:rPr>
+          <w:rFonts w:hint="eastAsia"/>
+        </w:rPr>
+        <w:t>通过最小二乘法求解这些系数后，即可得到平滑的幅值调制曲线。该方法相当于先用</w:t>
+      </w:r>
+      <w:r>
+        <w:rPr>
+          <w:rFonts w:hint="eastAsia"/>
+        </w:rPr>
+        <w:t xml:space="preserve"> Hilbert </w:t>
+      </w:r>
+      <w:r>
+        <w:rPr>
+          <w:rFonts w:hint="eastAsia"/>
+        </w:rPr>
+        <w:t>变换提取包络，再利用正弦拟合滤除包络中的局部毛刺和噪声波动。根据拟合结果，基波有效值</w:t>
+      </w:r>
+      <m:oMath>
+        <m:sSub>
+          <m:sSubPr>
+            <m:ctrlPr>
+              <w:rPr>
+                <w:rFonts w:ascii="Cambria Math" w:hAnsi="Cambria Math"/>
+              </w:rPr>
+            </m:ctrlPr>
+          </m:sSubPr>
+          <m:e>
+            <m:r>
+              <w:rPr>
+                <w:rFonts w:ascii="Cambria Math" w:hAnsi="Cambria Math"/>
+              </w:rPr>
+              <m:t>X</m:t>
+            </m:r>
+          </m:e>
+          <m:sub>
+            <m:r>
+              <m:rPr>
+                <m:sty m:val="p"/>
+              </m:rPr>
+              <w:rPr>
+                <w:rFonts w:ascii="Cambria Math" w:hAnsi="Cambria Math"/>
+              </w:rPr>
+              <m:t>min</m:t>
+            </m:r>
+          </m:sub>
+        </m:sSub>
+        <m:r>
+          <w:rPr>
+            <w:rFonts w:ascii="Cambria Math" w:hAnsi="Cambria Math"/>
+          </w:rPr>
+          <m:t>=52.855850</m:t>
+        </m:r>
+        <m:r>
+          <m:rPr>
+            <m:sty m:val="p"/>
+          </m:rPr>
+          <w:rPr>
+            <w:rFonts w:ascii="Cambria Math" w:hAnsi="Cambria Math"/>
+          </w:rPr>
+          <m:t>V</m:t>
+        </m:r>
+      </m:oMath>
+      <w:r>
+        <w:rPr>
+          <w:rFonts w:hint="eastAsia"/>
+        </w:rPr>
+        <w:t>，</w:t>
+      </w:r>
+      <m:oMath>
+        <m:sSub>
+          <m:sSubPr>
+            <m:ctrlPr>
+              <w:rPr>
+                <w:rFonts w:ascii="Cambria Math" w:hAnsi="Cambria Math"/>
+              </w:rPr>
+            </m:ctrlPr>
+          </m:sSubPr>
+          <m:e>
+            <m:r>
+              <w:rPr>
+                <w:rFonts w:ascii="Cambria Math" w:hAnsi="Cambria Math"/>
+              </w:rPr>
+              <m:t>X</m:t>
+            </m:r>
+          </m:e>
+          <m:sub>
+            <m:r>
+              <m:rPr>
+                <m:sty m:val="p"/>
+              </m:rPr>
+              <w:rPr>
+                <w:rFonts w:ascii="Cambria Math" w:hAnsi="Cambria Math"/>
+              </w:rPr>
+              <m:t>max</m:t>
+            </m:r>
+          </m:sub>
+        </m:sSub>
+        <m:r>
+          <w:rPr>
+            <w:rFonts w:ascii="Cambria Math" w:hAnsi="Cambria Math"/>
+          </w:rPr>
+          <m:t>=62.351809</m:t>
+        </m:r>
+        <m:r>
+          <m:rPr>
+            <m:sty m:val="p"/>
+          </m:rPr>
+          <w:rPr>
+            <w:rFonts w:ascii="Cambria Math" w:hAnsi="Cambria Math"/>
+          </w:rPr>
+          <m:t>V</m:t>
+        </m:r>
+      </m:oMath>
+      <w:r>
+        <w:rPr>
+          <w:rFonts w:hint="eastAsia"/>
+        </w:rPr>
+        <w:t>，</w:t>
+      </w:r>
+      <w:r>
+        <w:rPr>
+          <w:rFonts w:hint="eastAsia"/>
+        </w:rPr>
+        <w:t>平均幅值约为</w:t>
+      </w:r>
+      <m:oMath>
+        <m:acc>
+          <m:accPr>
+            <m:chr m:val="̅"/>
+            <m:ctrlPr>
+              <w:rPr>
+                <w:rFonts w:ascii="Cambria Math" w:hAnsi="Cambria Math"/>
+                <w:i/>
+              </w:rPr>
+            </m:ctrlPr>
+          </m:accPr>
+          <m:e>
+            <m:r>
+              <w:rPr>
+                <w:rFonts w:ascii="Cambria Math" w:hAnsi="Cambria Math"/>
+              </w:rPr>
+              <m:t>X</m:t>
+            </m:r>
+          </m:e>
+        </m:acc>
+        <m:r>
+          <w:rPr>
+            <w:rFonts w:ascii="Cambria Math" w:hAnsi="Cambria Math"/>
+          </w:rPr>
+          <m:t>=57.601607</m:t>
+        </m:r>
+        <m:r>
+          <m:rPr>
+            <m:sty m:val="p"/>
+          </m:rPr>
+          <w:rPr>
+            <w:rFonts w:ascii="Cambria Math" w:hAnsi="Cambria Math"/>
+          </w:rPr>
+          <m:t>V</m:t>
+        </m:r>
+      </m:oMath>
+      <w:r>
+        <w:rPr>
+          <w:rFonts w:hint="eastAsia"/>
+        </w:rPr>
+        <w:t>。</w:t>
+      </w:r>
+    </w:p>
+    <w:p>
+      <w:pPr>
+        <w:pStyle w:val="-"/>
+        <w:spacing w:before="31" w:after="312"/>
+        <w:rPr>
+          <w:rFonts w:hint="eastAsia"/>
+        </w:rPr>
+      </w:pPr>
+      <w:r>
+        <w:rPr>
+          <w:rFonts w:hint="eastAsia"/>
+        </w:rPr>
+        <w:t>Hilbert</w:t>
+      </w:r>
+      <w:r>
+        <w:rPr>
+          <w:rFonts w:hint="eastAsia"/>
+        </w:rPr>
+        <w:t>包络正弦拟合</w:t>
+      </w:r>
+    </w:p>
+    <w:p>
+      <w:pPr>
+        <w:spacing w:line="400" w:lineRule="atLeast"/>
+        <w:jc w:val="center"/>
+        <w:rPr>
+          <w:rFonts w:hint="eastAsia"/>
+        </w:rPr>
+      </w:pPr>
+      <w:r>
+        <w:drawing>
+          <wp:inline distT="0" distB="0" distL="0" distR="0" wp14:anchorId="795E2381" wp14:editId="07C309B6">
+            <wp:extent cx="2976033" cy="1160173"/>
+            <wp:effectExtent l="0" t="0" r="0" b="1905"/>
+            <wp:docPr id="851952296" name="图片 1"/>
+            <wp:cNvGraphicFramePr>
+              <a:graphicFrameLocks xmlns:a="http://schemas.openxmlformats.org/drawingml/2006/main" noChangeAspect="1"/>
+            </wp:cNvGraphicFramePr>
+            <a:graphic xmlns:a="http://schemas.openxmlformats.org/drawingml/2006/main">
+              <a:graphicData uri="http://schemas.openxmlformats.org/drawingml/2006/picture">
+                <pic:pic xmlns:pic="http://schemas.openxmlformats.org/drawingml/2006/picture">
+                  <pic:nvPicPr>
+                    <pic:cNvPr id="851952296" name=""/>
+                    <pic:cNvPicPr/>
+                  </pic:nvPicPr>
+                  <pic:blipFill>
+                    <a:blip r:embed="rId19"/>
+                    <a:stretch>
+                      <a:fillRect/>
+                    </a:stretch>
+                  </pic:blipFill>
+                  <pic:spPr>
+                    <a:xfrm>
+                      <a:off x="0" y="0"/>
+                      <a:ext cx="3011163" cy="1173868"/>
+                    </a:xfrm>
+                    <a:prstGeom prst="rect">
+                      <a:avLst/>
+                    </a:prstGeom>
+                  </pic:spPr>
+                </pic:pic>
+              </a:graphicData>
+            </a:graphic>
+          </wp:inline>
+        </w:drawing>
+      </w:r>
+    </w:p>
+    <w:p>
+      <w:pPr>
+        <w:pStyle w:val="3"/>
+      </w:pPr>
+      <w:bookmarkStart w:id="29" w:name="_Toc233152704"/>
+      <w:r>
+        <w:t>同步相角计算</w:t>
+      </w:r>
+      <w:bookmarkEnd w:id="29"/>
+    </w:p>
+    <w:p>
+      <w:pPr>
+        <w:rPr>
+          <w:rFonts w:hint="eastAsia"/>
+        </w:rPr>
+      </w:pPr>
+      <w:r>
+        <w:rPr>
+          <w:rFonts w:hint="eastAsia"/>
+        </w:rPr>
+        <w:t>对于理想幅值调制信号，调制主要改变幅值包络</w:t>
+      </w:r>
+      <m:oMath>
+        <m:r>
+          <w:rPr>
+            <w:rFonts w:ascii="Cambria Math" w:hAnsi="Cambria Math"/>
+          </w:rPr>
+          <m:t>A</m:t>
+        </m:r>
+        <m:d>
+          <m:dPr>
+            <m:ctrlPr>
+              <w:rPr>
+                <w:rFonts w:ascii="Cambria Math" w:hAnsi="Cambria Math"/>
+              </w:rPr>
+            </m:ctrlPr>
+          </m:dPr>
+          <m:e>
+            <m:r>
+              <w:rPr>
+                <w:rFonts w:ascii="Cambria Math" w:hAnsi="Cambria Math"/>
+              </w:rPr>
+              <m:t>t</m:t>
+            </m:r>
+          </m:e>
+        </m:d>
+      </m:oMath>
+      <w:r>
+        <w:rPr>
+          <w:rFonts w:hint="eastAsia"/>
+        </w:rPr>
+        <w:t>，不应使载波相角随包络大幅振荡。因此，若直接取短窗复相量的相角，容易把调制边带造成的复系数变化误认为相位变化。为避免这一问题，程序不直接使用包络相角，而是对</w:t>
+      </w:r>
+      <w:r>
+        <w:rPr>
+          <w:rFonts w:hint="eastAsia"/>
+        </w:rPr>
+        <w:t xml:space="preserve"> Hilbert </w:t>
+      </w:r>
+      <w:r>
+        <w:rPr>
+          <w:rFonts w:hint="eastAsia"/>
+        </w:rPr>
+        <w:t>解析信号的相位进行展开，并在有效区间内进行线性拟合。解析相位可表示为</w:t>
+      </w:r>
+      <m:oMath>
+        <m:r>
+          <w:rPr>
+            <w:rFonts w:ascii="Cambria Math" w:hAnsi="Cambria Math"/>
+          </w:rPr>
+          <m:t>ϕ</m:t>
+        </m:r>
+        <m:d>
+          <m:dPr>
+            <m:ctrlPr>
+              <w:rPr>
+                <w:rFonts w:ascii="Cambria Math" w:hAnsi="Cambria Math"/>
+              </w:rPr>
+            </m:ctrlPr>
+          </m:dPr>
+          <m:e>
+            <m:r>
+              <w:rPr>
+                <w:rFonts w:ascii="Cambria Math" w:hAnsi="Cambria Math"/>
+              </w:rPr>
+              <m:t>t</m:t>
+            </m:r>
+          </m:e>
+        </m:d>
+        <m:r>
+          <w:rPr>
+            <w:rFonts w:ascii="Cambria Math" w:hAnsi="Cambria Math"/>
+          </w:rPr>
+          <m:t>=</m:t>
+        </m:r>
+        <m:func>
+          <m:funcPr>
+            <m:ctrlPr>
+              <w:rPr>
+                <w:rFonts w:ascii="Cambria Math" w:hAnsi="Cambria Math"/>
+              </w:rPr>
+            </m:ctrlPr>
+          </m:funcPr>
+          <m:fName>
+            <m:r>
+              <m:rPr>
+                <m:sty m:val="p"/>
+              </m:rPr>
+              <w:rPr>
+                <w:rFonts w:ascii="Cambria Math" w:hAnsi="Cambria Math"/>
+              </w:rPr>
+              <m:t>arg</m:t>
+            </m:r>
+          </m:fName>
+          <m:e>
+            <m:r>
+              <w:rPr>
+                <w:rFonts w:ascii="Cambria Math" w:hAnsi="Cambria Math"/>
+              </w:rPr>
+              <m:t>z</m:t>
+            </m:r>
+          </m:e>
+        </m:func>
+        <m:d>
+          <m:dPr>
+            <m:ctrlPr>
+              <w:rPr>
+                <w:rFonts w:ascii="Cambria Math" w:hAnsi="Cambria Math"/>
+              </w:rPr>
+            </m:ctrlPr>
+          </m:dPr>
+          <m:e>
+            <m:r>
+              <w:rPr>
+                <w:rFonts w:ascii="Cambria Math" w:hAnsi="Cambria Math"/>
+              </w:rPr>
+              <m:t>t</m:t>
+            </m:r>
+          </m:e>
+        </m:d>
+        <m:r>
+          <w:rPr>
+            <w:rFonts w:ascii="Cambria Math" w:hAnsi="Cambria Math"/>
+          </w:rPr>
+          <m:t>≈2π</m:t>
+        </m:r>
+        <m:sSub>
+          <m:sSubPr>
+            <m:ctrlPr>
+              <w:rPr>
+                <w:rFonts w:ascii="Cambria Math" w:hAnsi="Cambria Math"/>
+              </w:rPr>
+            </m:ctrlPr>
+          </m:sSubPr>
+          <m:e>
+            <m:r>
+              <w:rPr>
+                <w:rFonts w:ascii="Cambria Math" w:hAnsi="Cambria Math"/>
+              </w:rPr>
+              <m:t>f</m:t>
+            </m:r>
+          </m:e>
+          <m:sub>
+            <m:r>
+              <w:rPr>
+                <w:rFonts w:ascii="Cambria Math" w:hAnsi="Cambria Math"/>
+              </w:rPr>
+              <m:t>c</m:t>
+            </m:r>
+          </m:sub>
+        </m:sSub>
+        <m:r>
+          <w:rPr>
+            <w:rFonts w:ascii="Cambria Math" w:hAnsi="Cambria Math"/>
+          </w:rPr>
+          <m:t>t+</m:t>
+        </m:r>
+        <m:sSub>
+          <m:sSubPr>
+            <m:ctrlPr>
+              <w:rPr>
+                <w:rFonts w:ascii="Cambria Math" w:hAnsi="Cambria Math"/>
+              </w:rPr>
+            </m:ctrlPr>
+          </m:sSubPr>
+          <m:e>
+            <m:r>
+              <w:rPr>
+                <w:rFonts w:ascii="Cambria Math" w:hAnsi="Cambria Math"/>
+              </w:rPr>
+              <m:t>φ</m:t>
+            </m:r>
+          </m:e>
+          <m:sub>
+            <m:r>
+              <w:rPr>
+                <w:rFonts w:ascii="Cambria Math" w:hAnsi="Cambria Math"/>
+              </w:rPr>
+              <m:t>c</m:t>
+            </m:r>
+          </m:sub>
+        </m:sSub>
+      </m:oMath>
+      <w:r>
+        <w:rPr>
+          <w:rFonts w:hint="eastAsia"/>
+        </w:rPr>
+        <w:t>，</w:t>
+      </w:r>
+      <m:oMath>
+        <m:sSub>
+          <m:sSubPr>
+            <m:ctrlPr>
+              <w:rPr>
+                <w:rFonts w:ascii="Cambria Math" w:hAnsi="Cambria Math"/>
+              </w:rPr>
+            </m:ctrlPr>
+          </m:sSubPr>
+          <m:e>
+            <m:r>
+              <w:rPr>
+                <w:rFonts w:ascii="Cambria Math" w:hAnsi="Cambria Math"/>
+              </w:rPr>
+              <m:t>φ</m:t>
+            </m:r>
+          </m:e>
+          <m:sub>
+            <m:r>
+              <w:rPr>
+                <w:rFonts w:ascii="Cambria Math" w:hAnsi="Cambria Math"/>
+              </w:rPr>
+              <m:t>c</m:t>
+            </m:r>
+          </m:sub>
+        </m:sSub>
+      </m:oMath>
+      <w:r>
+        <w:rPr>
+          <w:rFonts w:hint="eastAsia"/>
+        </w:rPr>
+        <w:t>为初相。程序用线性拟合得到稳定的载</w:t>
+      </w:r>
+      <w:r>
+        <w:rPr>
+          <w:rFonts w:hint="eastAsia"/>
+        </w:rPr>
+        <w:lastRenderedPageBreak/>
+        <w:t>波相位趋势，再换算到</w:t>
+      </w:r>
+      <m:oMath>
+        <m:r>
+          <w:rPr>
+            <w:rFonts w:ascii="Cambria Math" w:hAnsi="Cambria Math"/>
+          </w:rPr>
+          <m:t>50</m:t>
+        </m:r>
+        <m:r>
+          <m:rPr>
+            <m:sty m:val="p"/>
+          </m:rPr>
+          <w:rPr>
+            <w:rFonts w:ascii="Cambria Math" w:hAnsi="Cambria Math"/>
+          </w:rPr>
+          <m:t>Hz</m:t>
+        </m:r>
+      </m:oMath>
+      <w:r>
+        <w:rPr>
+          <w:rFonts w:hint="eastAsia"/>
+        </w:rPr>
+        <w:t>参考旋转坐标系下，得到同步相角</w:t>
+      </w:r>
+      <w:r>
+        <w:rPr>
+          <w:rFonts w:hint="eastAsia"/>
+        </w:rPr>
+        <w:t>：</w:t>
+      </w:r>
+    </w:p>
+    <w:p>
+      <m:oMathPara>
+        <m:oMath>
+          <m:r>
+            <w:rPr>
+              <w:rFonts w:ascii="Cambria Math" w:hAnsi="Cambria Math"/>
+            </w:rPr>
+            <m:t>θ</m:t>
+          </m:r>
+          <m:d>
+            <m:dPr>
+              <m:ctrlPr>
+                <w:rPr>
+                  <w:rFonts w:ascii="Cambria Math" w:hAnsi="Cambria Math"/>
+                </w:rPr>
+              </m:ctrlPr>
+            </m:dPr>
+            <m:e>
+              <m:r>
+                <w:rPr>
+                  <w:rFonts w:ascii="Cambria Math" w:hAnsi="Cambria Math"/>
+                </w:rPr>
+                <m:t>t</m:t>
+              </m:r>
+            </m:e>
+          </m:d>
+          <m:r>
+            <w:rPr>
+              <w:rFonts w:ascii="Cambria Math" w:hAnsi="Cambria Math"/>
+            </w:rPr>
+            <m:t>=</m:t>
+          </m:r>
+          <m:sSub>
+            <m:sSubPr>
+              <m:ctrlPr>
+                <w:rPr>
+                  <w:rFonts w:ascii="Cambria Math" w:hAnsi="Cambria Math"/>
+                </w:rPr>
+              </m:ctrlPr>
+            </m:sSubPr>
+            <m:e>
+              <m:r>
+                <w:rPr>
+                  <w:rFonts w:ascii="Cambria Math" w:hAnsi="Cambria Math"/>
+                </w:rPr>
+                <m:t>φ</m:t>
+              </m:r>
+            </m:e>
+            <m:sub>
+              <m:r>
+                <w:rPr>
+                  <w:rFonts w:ascii="Cambria Math" w:hAnsi="Cambria Math"/>
+                </w:rPr>
+                <m:t>c</m:t>
+              </m:r>
+            </m:sub>
+          </m:sSub>
+          <m:r>
+            <w:rPr>
+              <w:rFonts w:ascii="Cambria Math" w:hAnsi="Cambria Math"/>
+            </w:rPr>
+            <m:t>+2π</m:t>
+          </m:r>
+          <m:d>
+            <m:dPr>
+              <m:ctrlPr>
+                <w:rPr>
+                  <w:rFonts w:ascii="Cambria Math" w:hAnsi="Cambria Math"/>
+                </w:rPr>
+              </m:ctrlPr>
+            </m:dPr>
+            <m:e>
+              <m:sSub>
+                <m:sSubPr>
+                  <m:ctrlPr>
+                    <w:rPr>
+                      <w:rFonts w:ascii="Cambria Math" w:hAnsi="Cambria Math"/>
+                    </w:rPr>
+                  </m:ctrlPr>
+                </m:sSubPr>
+                <m:e>
+                  <m:r>
+                    <w:rPr>
+                      <w:rFonts w:ascii="Cambria Math" w:hAnsi="Cambria Math"/>
+                    </w:rPr>
+                    <m:t>f</m:t>
+                  </m:r>
+                </m:e>
+                <m:sub>
+                  <m:r>
+                    <w:rPr>
+                      <w:rFonts w:ascii="Cambria Math" w:hAnsi="Cambria Math"/>
+                    </w:rPr>
+                    <m:t>c</m:t>
+                  </m:r>
+                </m:sub>
+              </m:sSub>
+              <m:r>
+                <w:rPr>
+                  <w:rFonts w:ascii="Cambria Math" w:hAnsi="Cambria Math"/>
+                </w:rPr>
+                <m:t>-50</m:t>
+              </m:r>
+            </m:e>
+          </m:d>
+          <m:r>
+            <w:rPr>
+              <w:rFonts w:ascii="Cambria Math" w:hAnsi="Cambria Math"/>
+            </w:rPr>
+            <m:t>t</m:t>
+          </m:r>
+        </m:oMath>
+      </m:oMathPara>
+    </w:p>
+    <w:p>
+      <w:r>
+        <w:rPr>
+          <w:rFonts w:hint="eastAsia"/>
+        </w:rPr>
+        <w:t>这样处理后，相角曲线主要反映实际载波频率与</w:t>
+      </w:r>
+      <m:oMath>
+        <m:r>
+          <w:rPr>
+            <w:rFonts w:ascii="Cambria Math" w:hAnsi="Cambria Math"/>
+          </w:rPr>
+          <m:t>50</m:t>
+        </m:r>
+        <m:r>
+          <m:rPr>
+            <m:sty m:val="p"/>
+          </m:rPr>
+          <w:rPr>
+            <w:rFonts w:ascii="Cambria Math" w:hAnsi="Cambria Math"/>
+          </w:rPr>
+          <m:t>Hz</m:t>
+        </m:r>
+      </m:oMath>
+      <w:r>
+        <w:rPr>
+          <w:rFonts w:hint="eastAsia"/>
+        </w:rPr>
+        <w:t>参考频率之间的偏差，而不会随幅值调制包络产生明显周期性摆动。根据当前结果，解析相位拟合得到的载波频率约为</w:t>
+      </w:r>
+      <m:oMath>
+        <m:sSub>
+          <m:sSubPr>
+            <m:ctrlPr>
+              <w:rPr>
+                <w:rFonts w:ascii="Cambria Math" w:hAnsi="Cambria Math"/>
+              </w:rPr>
+            </m:ctrlPr>
+          </m:sSubPr>
+          <m:e>
+            <m:r>
+              <w:rPr>
+                <w:rFonts w:ascii="Cambria Math" w:hAnsi="Cambria Math"/>
+              </w:rPr>
+              <m:t>f</m:t>
+            </m:r>
+          </m:e>
+          <m:sub>
+            <m:r>
+              <w:rPr>
+                <w:rFonts w:ascii="Cambria Math" w:hAnsi="Cambria Math"/>
+              </w:rPr>
+              <m:t>c</m:t>
+            </m:r>
+          </m:sub>
+        </m:sSub>
+        <m:r>
+          <w:rPr>
+            <w:rFonts w:ascii="Cambria Math" w:hAnsi="Cambria Math"/>
+          </w:rPr>
+          <m:t>=50.973625</m:t>
+        </m:r>
+        <m:r>
+          <m:rPr>
+            <m:sty m:val="p"/>
+          </m:rPr>
+          <w:rPr>
+            <w:rFonts w:ascii="Cambria Math" w:hAnsi="Cambria Math"/>
+          </w:rPr>
+          <m:t>Hz</m:t>
+        </m:r>
+      </m:oMath>
+      <w:r>
+        <w:rPr>
+          <w:rFonts w:hint="eastAsia"/>
+        </w:rPr>
+        <w:t>，同步相角曲线整体呈近似线性变化趋势，斜率</w:t>
+      </w:r>
+      <w:r>
+        <w:rPr>
+          <w:rFonts w:hint="eastAsia"/>
+        </w:rPr>
+        <w:t>为</w:t>
+      </w:r>
+      <m:oMath>
+        <m:sSub>
+          <m:sSubPr>
+            <m:ctrlPr>
+              <w:rPr>
+                <w:rFonts w:ascii="Cambria Math" w:hAnsi="Cambria Math"/>
+              </w:rPr>
+            </m:ctrlPr>
+          </m:sSubPr>
+          <m:e>
+            <m:r>
+              <w:rPr>
+                <w:rFonts w:ascii="Cambria Math" w:hAnsi="Cambria Math"/>
+              </w:rPr>
+              <m:t>f</m:t>
+            </m:r>
+          </m:e>
+          <m:sub>
+            <m:r>
+              <w:rPr>
+                <w:rFonts w:ascii="Cambria Math" w:hAnsi="Cambria Math"/>
+              </w:rPr>
+              <m:t>c</m:t>
+            </m:r>
+          </m:sub>
+        </m:sSub>
+        <m:r>
+          <w:rPr>
+            <w:rFonts w:ascii="Cambria Math" w:hAnsi="Cambria Math"/>
+          </w:rPr>
+          <m:t>-50</m:t>
+        </m:r>
+      </m:oMath>
+      <w:r>
+        <w:rPr>
+          <w:rFonts w:hint="eastAsia"/>
+        </w:rPr>
+        <w:t>。</w:t>
+      </w:r>
+    </w:p>
+    <w:p>
+      <w:pPr>
+        <w:pStyle w:val="-"/>
+        <w:spacing w:before="31" w:after="312"/>
+      </w:pPr>
+      <w:r>
+        <w:rPr>
+          <w:rFonts w:hint="eastAsia"/>
+        </w:rPr>
+        <w:t>基波信号</w:t>
+      </w:r>
+    </w:p>
+    <w:p>
+      <w:pPr>
+        <w:spacing w:line="400" w:lineRule="atLeast"/>
+        <w:jc w:val="center"/>
+        <w:rPr>
+          <w:rFonts w:hint="eastAsia"/>
+        </w:rPr>
+      </w:pPr>
+      <w:r>
+        <w:drawing>
+          <wp:inline distT="0" distB="0" distL="0" distR="0" wp14:anchorId="70EA93C5" wp14:editId="449D291F">
+            <wp:extent cx="2679700" cy="2109950"/>
+            <wp:effectExtent l="0" t="0" r="6350" b="5080"/>
+            <wp:docPr id="423812411" name="图片 1"/>
+            <wp:cNvGraphicFramePr>
+              <a:graphicFrameLocks xmlns:a="http://schemas.openxmlformats.org/drawingml/2006/main" noChangeAspect="1"/>
+            </wp:cNvGraphicFramePr>
+            <a:graphic xmlns:a="http://schemas.openxmlformats.org/drawingml/2006/main">
+              <a:graphicData uri="http://schemas.openxmlformats.org/drawingml/2006/picture">
+                <pic:pic xmlns:pic="http://schemas.openxmlformats.org/drawingml/2006/picture">
+                  <pic:nvPicPr>
+                    <pic:cNvPr id="423812411" name=""/>
+                    <pic:cNvPicPr/>
+                  </pic:nvPicPr>
+                  <pic:blipFill>
+                    <a:blip r:embed="rId20"/>
+                    <a:stretch>
+                      <a:fillRect/>
+                    </a:stretch>
+                  </pic:blipFill>
+                  <pic:spPr>
+                    <a:xfrm>
+                      <a:off x="0" y="0"/>
+                      <a:ext cx="2698874" cy="2125047"/>
+                    </a:xfrm>
+                    <a:prstGeom prst="rect">
+                      <a:avLst/>
+                    </a:prstGeom>
+                  </pic:spPr>
+                </pic:pic>
+              </a:graphicData>
+            </a:graphic>
+          </wp:inline>
+        </w:drawing>
+      </w:r>
+    </w:p>
+    <w:p>
+      <w:pPr>
+        <w:pStyle w:val="-0"/>
+      </w:pPr>
+      <w:r>
+        <w:rPr>
+          <w:rFonts w:hint="eastAsia"/>
+        </w:rPr>
+        <w:t>加分内容</w:t>
+      </w:r>
+      <w:r>
+        <w:rPr>
+          <w:rFonts w:hint="eastAsia"/>
+        </w:rPr>
+        <w:t>2</w:t>
+      </w:r>
+      <w:r>
+        <w:rPr>
+          <w:rFonts w:hint="eastAsia"/>
+        </w:rPr>
+        <w:t>信号总结</w:t>
+      </w:r>
+    </w:p>
+    <w:tbl>
+      <w:tblPr>
+        <w:tblStyle w:val="11"/>
+        <w:tblW w:w="0" w:type="auto"/>
+        <w:jc w:val="center"/>
+        <w:tblLook w:val="04A0" w:firstRow="1" w:lastRow="0" w:firstColumn="1" w:lastColumn="0" w:noHBand="0" w:noVBand="1"/>
+      </w:tblPr>
+      <w:tblGrid>
+        <w:gridCol w:w="2014"/>
+        <w:gridCol w:w="2127"/>
+        <w:gridCol w:w="2127"/>
+      </w:tblGrid>
+      <w:tr>
+        <w:trPr>
+          <w:cnfStyle w:val="100000000000" w:firstRow="1" w:lastRow="0" w:firstColumn="0" w:lastColumn="0" w:oddVBand="0" w:evenVBand="0" w:oddHBand="0" w:evenHBand="0" w:firstRowFirstColumn="0" w:firstRowLastColumn="0" w:lastRowFirstColumn="0" w:lastRowLastColumn="0"/>
+          <w:jc w:val="center"/>
+        </w:trPr>
+        <w:tc>
+          <w:tcPr>
+            <w:cnfStyle w:val="001000000000" w:firstRow="0" w:lastRow="0" w:firstColumn="1" w:lastColumn="0" w:oddVBand="0" w:evenVBand="0" w:oddHBand="0" w:evenHBand="0" w:firstRowFirstColumn="0" w:firstRowLastColumn="0" w:lastRowFirstColumn="0" w:lastRowLastColumn="0"/>
+            <w:tcW w:w="2014" w:type="dxa"/>
+            <w:vAlign w:val="center"/>
+          </w:tcPr>
+          <w:p>
+            <w:pPr>
+              <w:pStyle w:val="-3"/>
+              <w:spacing w:line="400" w:lineRule="atLeast"/>
+              <w:rPr>
+                <w:rFonts w:cs="Times New Roman"/>
+                <w:i w:val="0"/>
+                <w:iCs w:val="0"/>
+              </w:rPr>
+            </w:pPr>
+          </w:p>
+        </w:tc>
+        <w:tc>
+          <w:tcPr>
+            <w:tcW w:w="2127" w:type="dxa"/>
+          </w:tcPr>
+          <w:p>
+            <w:pPr>
+              <w:pStyle w:val="-3"/>
+              <w:spacing w:line="400" w:lineRule="atLeast"/>
+              <w:cnfStyle w:val="100000000000" w:firstRow="1" w:lastRow="0" w:firstColumn="0" w:lastColumn="0" w:oddVBand="0" w:evenVBand="0" w:oddHBand="0" w:evenHBand="0" w:firstRowFirstColumn="0" w:firstRowLastColumn="0" w:lastRowFirstColumn="0" w:lastRowLastColumn="0"/>
+              <w:rPr>
+                <w:rFonts w:cs="Times New Roman"/>
+                <w:i w:val="0"/>
+                <w:iCs w:val="0"/>
+              </w:rPr>
+            </w:pPr>
+            <w:r>
+              <w:rPr>
+                <w:rFonts w:cs="Times New Roman" w:hint="eastAsia"/>
+                <w:i w:val="0"/>
+                <w:iCs w:val="0"/>
+              </w:rPr>
+              <w:t>频率</w:t>
+            </w:r>
+            <w:r>
+              <w:rPr>
+                <w:rFonts w:cs="Times New Roman" w:hint="eastAsia"/>
+                <w:i w:val="0"/>
+                <w:iCs w:val="0"/>
+              </w:rPr>
+              <w:t>/</w:t>
+            </w:r>
+            <w:r>
+              <w:rPr>
+                <w:rFonts w:cs="Times New Roman"/>
+                <w:i w:val="0"/>
+                <w:iCs w:val="0"/>
+              </w:rPr>
+              <w:t>Hz</w:t>
+            </w:r>
+          </w:p>
+        </w:tc>
+        <w:tc>
+          <w:tcPr>
+            <w:tcW w:w="2127" w:type="dxa"/>
+            <w:vAlign w:val="center"/>
+          </w:tcPr>
+          <w:p>
+            <w:pPr>
+              <w:pStyle w:val="-3"/>
+              <w:spacing w:line="400" w:lineRule="atLeast"/>
+              <w:cnfStyle w:val="100000000000" w:firstRow="1" w:lastRow="0" w:firstColumn="0" w:lastColumn="0" w:oddVBand="0" w:evenVBand="0" w:oddHBand="0" w:evenHBand="0" w:firstRowFirstColumn="0" w:firstRowLastColumn="0" w:lastRowFirstColumn="0" w:lastRowLastColumn="0"/>
+              <w:rPr>
+                <w:rFonts w:cs="Times New Roman" w:hint="eastAsia"/>
+              </w:rPr>
+            </w:pPr>
+            <w:r>
+              <w:rPr>
+                <w:rFonts w:cs="Times New Roman" w:hint="eastAsia"/>
+                <w:i w:val="0"/>
+                <w:iCs w:val="0"/>
+              </w:rPr>
+              <w:t>平均</w:t>
+            </w:r>
+            <w:r>
+              <w:rPr>
+                <w:rFonts w:cs="Times New Roman" w:hint="eastAsia"/>
+                <w:i w:val="0"/>
+                <w:iCs w:val="0"/>
+              </w:rPr>
+              <w:t>幅值</w:t>
+            </w:r>
+            <w:r>
+              <w:rPr>
+                <w:rFonts w:cs="Times New Roman" w:hint="eastAsia"/>
+                <w:i w:val="0"/>
+                <w:iCs w:val="0"/>
+              </w:rPr>
+              <w:t>/</w:t>
+            </w:r>
+            <w:r>
+              <w:rPr>
+                <w:rFonts w:cs="Times New Roman"/>
+                <w:i w:val="0"/>
+                <w:iCs w:val="0"/>
+              </w:rPr>
+              <w:t>V</w:t>
+            </w:r>
+          </w:p>
+        </w:tc>
+      </w:tr>
+      <w:tr>
+        <w:trPr>
+          <w:jc w:val="center"/>
+        </w:trPr>
+        <w:tc>
+          <w:tcPr>
+            <w:cnfStyle w:val="001000000000" w:firstRow="0" w:lastRow="0" w:firstColumn="1" w:lastColumn="0" w:oddVBand="0" w:evenVBand="0" w:oddHBand="0" w:evenHBand="0" w:firstRowFirstColumn="0" w:firstRowLastColumn="0" w:lastRowFirstColumn="0" w:lastRowLastColumn="0"/>
+            <w:tcW w:w="2014" w:type="dxa"/>
+            <w:vAlign w:val="center"/>
+          </w:tcPr>
+          <w:p>
+            <w:pPr>
+              <w:pStyle w:val="-3"/>
+              <w:spacing w:line="400" w:lineRule="atLeast"/>
+              <w:rPr>
+                <w:rFonts w:cs="Times New Roman"/>
+              </w:rPr>
+            </w:pPr>
+            <w:r>
+              <w:rPr>
+                <w:rFonts w:cs="Times New Roman" w:hint="eastAsia"/>
+              </w:rPr>
+              <w:t>载波信号</w:t>
+            </w:r>
+          </w:p>
+        </w:tc>
+        <w:tc>
+          <w:tcPr>
+            <w:tcW w:w="2127" w:type="dxa"/>
+            <w:vAlign w:val="center"/>
+          </w:tcPr>
+          <w:p>
+            <w:pPr>
+              <w:pStyle w:val="-3"/>
+              <w:spacing w:line="400" w:lineRule="atLeast"/>
+              <w:cnfStyle w:val="000000000000" w:firstRow="0" w:lastRow="0" w:firstColumn="0" w:lastColumn="0" w:oddVBand="0" w:evenVBand="0" w:oddHBand="0" w:evenHBand="0" w:firstRowFirstColumn="0" w:firstRowLastColumn="0" w:lastRowFirstColumn="0" w:lastRowLastColumn="0"/>
+              <w:rPr>
+                <w:rFonts w:cs="Times New Roman"/>
+              </w:rPr>
+            </w:pPr>
+            <w:r>
+              <w:rPr>
+                <w:rFonts w:cs="Times New Roman"/>
+              </w:rPr>
+              <w:t>51.000016</w:t>
+            </w:r>
+          </w:p>
+        </w:tc>
+        <w:tc>
+          <w:tcPr>
+            <w:tcW w:w="2127" w:type="dxa"/>
+            <w:vAlign w:val="center"/>
+          </w:tcPr>
+          <w:p>
+            <w:pPr>
+              <w:pStyle w:val="-3"/>
+              <w:spacing w:line="400" w:lineRule="atLeast"/>
+              <w:cnfStyle w:val="000000000000" w:firstRow="0" w:lastRow="0" w:firstColumn="0" w:lastColumn="0" w:oddVBand="0" w:evenVBand="0" w:oddHBand="0" w:evenHBand="0" w:firstRowFirstColumn="0" w:firstRowLastColumn="0" w:lastRowFirstColumn="0" w:lastRowLastColumn="0"/>
+              <w:rPr>
+                <w:rFonts w:cs="Times New Roman"/>
+              </w:rPr>
+            </w:pPr>
+            <w:r>
+              <w:rPr>
+                <w:rFonts w:cs="Times New Roman"/>
+              </w:rPr>
+              <w:t>57.601607</w:t>
+            </w:r>
+          </w:p>
+        </w:tc>
+      </w:tr>
+      <w:tr>
+        <w:trPr>
+          <w:jc w:val="center"/>
+        </w:trPr>
+        <w:tc>
+          <w:tcPr>
+            <w:cnfStyle w:val="001000000000" w:firstRow="0" w:lastRow="0" w:firstColumn="1" w:lastColumn="0" w:oddVBand="0" w:evenVBand="0" w:oddHBand="0" w:evenHBand="0" w:firstRowFirstColumn="0" w:firstRowLastColumn="0" w:lastRowFirstColumn="0" w:lastRowLastColumn="0"/>
+            <w:tcW w:w="2014" w:type="dxa"/>
+            <w:vAlign w:val="center"/>
+          </w:tcPr>
+          <w:p>
+            <w:pPr>
+              <w:pStyle w:val="-3"/>
+              <w:spacing w:line="400" w:lineRule="atLeast"/>
+              <w:rPr>
+                <w:rFonts w:cs="Times New Roman" w:hint="eastAsia"/>
+              </w:rPr>
+            </w:pPr>
+            <w:r>
+              <w:rPr>
+                <w:rFonts w:cs="Times New Roman" w:hint="eastAsia"/>
+              </w:rPr>
+              <w:t>调制信号</w:t>
+            </w:r>
+          </w:p>
+        </w:tc>
+        <w:tc>
+          <w:tcPr>
+            <w:tcW w:w="2127" w:type="dxa"/>
+            <w:vAlign w:val="center"/>
+          </w:tcPr>
+          <w:p>
+            <w:pPr>
+              <w:pStyle w:val="-3"/>
+              <w:spacing w:line="400" w:lineRule="atLeast"/>
+              <w:cnfStyle w:val="000000000000" w:firstRow="0" w:lastRow="0" w:firstColumn="0" w:lastColumn="0" w:oddVBand="0" w:evenVBand="0" w:oddHBand="0" w:evenHBand="0" w:firstRowFirstColumn="0" w:firstRowLastColumn="0" w:lastRowFirstColumn="0" w:lastRowLastColumn="0"/>
+              <w:rPr>
+                <w:rFonts w:cs="Times New Roman"/>
+              </w:rPr>
+            </w:pPr>
+            <w:r>
+              <w:rPr>
+                <w:rFonts w:cs="Times New Roman"/>
+              </w:rPr>
+              <w:t>5.998436</w:t>
+            </w:r>
+          </w:p>
+        </w:tc>
+        <w:tc>
+          <w:tcPr>
+            <w:tcW w:w="2127" w:type="dxa"/>
+            <w:vAlign w:val="center"/>
+          </w:tcPr>
+          <w:p>
+            <w:pPr>
+              <w:pStyle w:val="-3"/>
+              <w:spacing w:line="400" w:lineRule="atLeast"/>
+              <w:cnfStyle w:val="000000000000" w:firstRow="0" w:lastRow="0" w:firstColumn="0" w:lastColumn="0" w:oddVBand="0" w:evenVBand="0" w:oddHBand="0" w:evenHBand="0" w:firstRowFirstColumn="0" w:firstRowLastColumn="0" w:lastRowFirstColumn="0" w:lastRowLastColumn="0"/>
+              <w:rPr>
+                <w:rFonts w:cs="Times New Roman" w:hint="eastAsia"/>
+              </w:rPr>
+            </w:pPr>
+            <w:r>
+              <w:rPr>
+                <w:rFonts w:cs="Times New Roman" w:hint="eastAsia"/>
+              </w:rPr>
+              <w:t>/</w:t>
+            </w:r>
+          </w:p>
+        </w:tc>
+      </w:tr>
+    </w:tbl>
+    <w:p>
+      <w:pPr>
+        <w:rPr>
+          <w:rFonts w:hint="eastAsia"/>
+        </w:rPr>
+      </w:pPr>
+    </w:p>
+    <w:p>
+      <w:pPr>
+        <w:pStyle w:val="3"/>
+      </w:pPr>
+      <w:bookmarkStart w:id="30" w:name="_Toc233152705"/>
+      <w:r>
+        <w:rPr>
+          <w:rFonts w:hint="eastAsia"/>
+        </w:rPr>
+        <w:t>思考题</w:t>
+      </w:r>
+      <w:bookmarkEnd w:id="30"/>
+    </w:p>
+    <w:p>
+      <w:pPr>
+        <w:ind w:firstLine="0"/>
+      </w:pPr>
+      <w:r>
+        <w:t>对于同步相量算法，如何设计使其能够有效应对信号幅值的连续变化</w:t>
+      </w:r>
+      <w:r>
+        <w:rPr>
+          <w:rFonts w:hint="eastAsia"/>
+        </w:rPr>
+        <w:t>？</w:t>
+      </w:r>
+    </w:p>
+    <w:p>
+      <w:pPr>
+        <w:ind w:firstLine="0"/>
+      </w:pPr>
+      <w:r>
+        <w:rPr>
+          <w:rFonts w:hint="eastAsia"/>
+        </w:rPr>
+        <w:t>答：</w:t>
+      </w:r>
+      <w:r>
+        <w:t>为有效应对信号幅值的连续变化，同步相量算法应采用幅值和相角分开优化的思路</w:t>
+      </w:r>
+      <w:r>
+        <w:rPr>
+          <w:rFonts w:hint="eastAsia"/>
+        </w:rPr>
+        <w:t>。</w:t>
+      </w:r>
+      <w:r>
+        <w:t>幅值使用短窗、</w:t>
+      </w:r>
+      <w:r>
+        <w:t>Hilbert</w:t>
+      </w:r>
+      <w:r>
+        <w:t>包络或包络拟合方法提高对调制过程的跟踪能力；相角使用稳定的载波频率和相位估计，避免调制边带引入相角波动。这样既能较好跟踪幅值连续变化，又能保持同步相角结果的稳定性</w:t>
+      </w:r>
+      <w:r>
+        <w:rPr>
+          <w:rFonts w:hint="eastAsia"/>
+        </w:rPr>
+        <w:t>。</w:t>
+      </w:r>
+    </w:p>
+    <w:p/>
+    <w:p>
       <w:r>
         <w:br w:type="page"/>
       </w:r>
@@ -20511,11 +24791,8 @@
     <w:p>
       <w:pPr>
         <w:pStyle w:val="2"/>
-        <w:rPr>
-          <w:rFonts w:hint="eastAsia"/>
-        </w:rPr>
       </w:pPr>
-      <w:bookmarkStart w:id="28" w:name="_Toc233128152"/>
+      <w:bookmarkStart w:id="31" w:name="_Toc233152706"/>
       <w:r>
         <w:rPr>
           <w:rFonts w:hint="eastAsia"/>
@@ -20529,7 +24806,72 @@
         </w:rPr>
         <w:t>3</w:t>
       </w:r>
-      <w:bookmarkEnd w:id="28"/>
+      <w:bookmarkEnd w:id="31"/>
+    </w:p>
+    <w:p>
+      <w:r>
+        <w:t>加分内容</w:t>
+      </w:r>
+      <w:r>
+        <w:t xml:space="preserve"> 3 </w:t>
+      </w:r>
+      <w:r>
+        <w:t>对应数据文件为</w:t>
+      </w:r>
+      <w:r>
+        <w:t>Signal_extra3.csv</w:t>
+      </w:r>
+      <w:r>
+        <w:t>，采样率为</w:t>
+      </w:r>
+      <w:r>
+        <w:t xml:space="preserve"> </w:t>
+      </w:r>
+      <m:oMath>
+        <m:r>
+          <w:rPr>
+            <w:rFonts w:ascii="Cambria Math" w:hAnsi="Cambria Math"/>
+          </w:rPr>
+          <m:t>6400</m:t>
+        </m:r>
+        <m:r>
+          <m:rPr>
+            <m:sty m:val="p"/>
+          </m:rPr>
+          <w:rPr>
+            <w:rFonts w:ascii="Cambria Math" w:hAnsi="Cambria Math"/>
+          </w:rPr>
+          <m:t>Hz</m:t>
+        </m:r>
+      </m:oMath>
+      <w:r>
+        <w:t>。该数据为实际电力系统电压信号，信号中可能同时存在频率微小波动、谐波、间谐波以及测量噪声。</w:t>
+      </w:r>
+      <w:r>
+        <w:rPr>
+          <w:rFonts w:hint="eastAsia"/>
+        </w:rPr>
+        <w:t>需要从</w:t>
+      </w:r>
+      <w:r>
+        <w:t>实际电压信号中估计基波相量、频率变化曲线、谐波和间谐波含量，并估计信噪比</w:t>
+      </w:r>
+      <w:r>
+        <w:rPr>
+          <w:rFonts w:hint="eastAsia"/>
+        </w:rPr>
+        <w:t>。</w:t>
+      </w:r>
+    </w:p>
+    <w:p/>
+    <w:p/>
+    <w:p/>
+    <w:p>
+      <w:pPr>
+        <w:rPr>
+          <w:rFonts w:hint="eastAsia"/>
+        </w:rPr>
+      </w:pPr>
     </w:p>
     <w:p>
       <w:pPr>
@@ -21653,14 +25995,14 @@
         <w:pStyle w:val="a6"/>
         <w:spacing w:line="400" w:lineRule="atLeast"/>
       </w:pPr>
-      <w:bookmarkStart w:id="29" w:name="_Toc233128153"/>
+      <w:bookmarkStart w:id="32" w:name="_Toc233152707"/>
       <w:r>
         <w:rPr>
           <w:rFonts w:hint="eastAsia"/>
         </w:rPr>
         <w:t>参考文献</w:t>
       </w:r>
-      <w:bookmarkEnd w:id="29"/>
+      <w:bookmarkEnd w:id="32"/>
     </w:p>
     <w:p>
       <w:pPr>
@@ -21712,6 +26054,7 @@
           <w:rFonts w:cs="Times New Roman"/>
           <w:sz w:val="21"/>
         </w:rPr>
+        <w:lastRenderedPageBreak/>
         <w:t>Phadke A G, Thorp J S. Synchronized Phasor Measurements and Their Applications[M]. Cham: Springer, 2017</w:t>
       </w:r>
       <w:r>
@@ -21825,7 +26168,6 @@
           <w:rFonts w:cs="Times New Roman"/>
           <w:sz w:val="21"/>
         </w:rPr>
-        <w:lastRenderedPageBreak/>
         <w:t>Proakis J G, Manolakis D G. Digital Signal Processing: Principles, Algorithms, and Applications[M]. 4th ed. Upper Saddle River: Pearson, 2007.</w:t>
       </w:r>
     </w:p>
@@ -21850,7 +26192,7 @@
         <w:pStyle w:val="a6"/>
         <w:spacing w:line="400" w:lineRule="atLeast"/>
       </w:pPr>
-      <w:bookmarkStart w:id="30" w:name="_Toc233128154"/>
+      <w:bookmarkStart w:id="33" w:name="_Toc233152708"/>
       <w:r>
         <w:rPr>
           <w:rFonts w:hint="eastAsia"/>
@@ -21867,7 +26209,7 @@
         </w:rPr>
         <w:t>任务分工记录表格</w:t>
       </w:r>
-      <w:bookmarkEnd w:id="30"/>
+      <w:bookmarkEnd w:id="33"/>
     </w:p>
     <w:tbl>
       <w:tblPr>
@@ -23167,7 +27509,7 @@
   <w:style w:type="paragraph" w:default="1" w:styleId="a">
     <w:name w:val="Normal"/>
     <w:qFormat/>
-    <w:rsid w:val="007E608D"/>
+    <w:rsid w:val="009F1FA1"/>
     <w:pPr>
       <w:widowControl w:val="0"/>
       <w:spacing w:line="400" w:lineRule="exact"/>
@@ -23259,6 +27601,7 @@
   <w:style w:type="character" w:default="1" w:styleId="a0">
     <w:name w:val="Default Paragraph Font"/>
     <w:uiPriority w:val="1"/>
+    <w:semiHidden/>
     <w:unhideWhenUsed/>
   </w:style>
   <w:style w:type="table" w:default="1" w:styleId="a1">

--- a/16-大二次大作业报告.docx
+++ b/16-大二次大作业报告.docx
@@ -497,7 +497,7 @@
         <w:pStyle w:val="a6"/>
         <w:spacing w:line="400" w:lineRule="atLeast"/>
       </w:pPr>
-      <w:bookmarkStart w:id="0" w:name="_Toc233152676"/>
+      <w:bookmarkStart w:id="0" w:name="_Toc233205610"/>
       <w:r>
         <w:rPr>
           <w:rFonts w:hint="eastAsia"/>
@@ -559,7 +559,7 @@
         </w:rPr>
         <w:fldChar w:fldCharType="separate"/>
       </w:r>
-      <w:hyperlink w:anchor="_Toc233152676" w:history="1">
+      <w:hyperlink w:anchor="_Toc233205610" w:history="1">
         <w:r>
           <w:rPr>
             <w:rStyle w:val="a5"/>
@@ -610,7 +610,7 @@
             <w:noProof/>
             <w:webHidden/>
           </w:rPr>
-          <w:instrText>PAGEREF _Toc233152676 \h</w:instrText>
+          <w:instrText>PAGEREF _Toc233205610 \h</w:instrText>
         </w:r>
         <w:r>
           <w:rPr>
@@ -665,7 +665,7 @@
           <w14:ligatures w14:val="standardContextual"/>
         </w:rPr>
       </w:pPr>
-      <w:hyperlink w:anchor="_Toc233152677" w:history="1">
+      <w:hyperlink w:anchor="_Toc233205611" w:history="1">
         <w:r>
           <w:rPr>
             <w:rStyle w:val="a5"/>
@@ -709,7 +709,7 @@
             <w:noProof/>
             <w:webHidden/>
           </w:rPr>
-          <w:instrText>PAGEREF _Toc233152677 \h</w:instrText>
+          <w:instrText>PAGEREF _Toc233205611 \h</w:instrText>
         </w:r>
         <w:r>
           <w:rPr>
@@ -763,7 +763,7 @@
           <w14:ligatures w14:val="standardContextual"/>
         </w:rPr>
       </w:pPr>
-      <w:hyperlink w:anchor="_Toc233152678" w:history="1">
+      <w:hyperlink w:anchor="_Toc233205612" w:history="1">
         <w:r>
           <w:rPr>
             <w:rStyle w:val="a5"/>
@@ -807,7 +807,7 @@
             <w:noProof/>
             <w:webHidden/>
           </w:rPr>
-          <w:instrText>PAGEREF _Toc233152678 \h</w:instrText>
+          <w:instrText>PAGEREF _Toc233205612 \h</w:instrText>
         </w:r>
         <w:r>
           <w:rPr>
@@ -861,7 +861,7 @@
           <w14:ligatures w14:val="standardContextual"/>
         </w:rPr>
       </w:pPr>
-      <w:hyperlink w:anchor="_Toc233152679" w:history="1">
+      <w:hyperlink w:anchor="_Toc233205613" w:history="1">
         <w:r>
           <w:rPr>
             <w:rStyle w:val="a5"/>
@@ -905,7 +905,7 @@
             <w:noProof/>
             <w:webHidden/>
           </w:rPr>
-          <w:instrText>PAGEREF _Toc233152679 \h</w:instrText>
+          <w:instrText>PAGEREF _Toc233205613 \h</w:instrText>
         </w:r>
         <w:r>
           <w:rPr>
@@ -960,7 +960,7 @@
           <w14:ligatures w14:val="standardContextual"/>
         </w:rPr>
       </w:pPr>
-      <w:hyperlink w:anchor="_Toc233152680" w:history="1">
+      <w:hyperlink w:anchor="_Toc233205614" w:history="1">
         <w:r>
           <w:rPr>
             <w:rStyle w:val="a5"/>
@@ -1004,7 +1004,7 @@
             <w:noProof/>
             <w:webHidden/>
           </w:rPr>
-          <w:instrText>PAGEREF _Toc233152680 \h</w:instrText>
+          <w:instrText>PAGEREF _Toc233205614 \h</w:instrText>
         </w:r>
         <w:r>
           <w:rPr>
@@ -1058,7 +1058,7 @@
           <w14:ligatures w14:val="standardContextual"/>
         </w:rPr>
       </w:pPr>
-      <w:hyperlink w:anchor="_Toc233152681" w:history="1">
+      <w:hyperlink w:anchor="_Toc233205615" w:history="1">
         <w:r>
           <w:rPr>
             <w:rStyle w:val="a5"/>
@@ -1102,7 +1102,7 @@
             <w:noProof/>
             <w:webHidden/>
           </w:rPr>
-          <w:instrText>PAGEREF _Toc233152681 \h</w:instrText>
+          <w:instrText>PAGEREF _Toc233205615 \h</w:instrText>
         </w:r>
         <w:r>
           <w:rPr>
@@ -1156,7 +1156,7 @@
           <w14:ligatures w14:val="standardContextual"/>
         </w:rPr>
       </w:pPr>
-      <w:hyperlink w:anchor="_Toc233152682" w:history="1">
+      <w:hyperlink w:anchor="_Toc233205616" w:history="1">
         <w:r>
           <w:rPr>
             <w:rStyle w:val="a5"/>
@@ -1200,7 +1200,7 @@
             <w:noProof/>
             <w:webHidden/>
           </w:rPr>
-          <w:instrText>PAGEREF _Toc233152682 \h</w:instrText>
+          <w:instrText>PAGEREF _Toc233205616 \h</w:instrText>
         </w:r>
         <w:r>
           <w:rPr>
@@ -1257,7 +1257,7 @@
           <w14:ligatures w14:val="standardContextual"/>
         </w:rPr>
       </w:pPr>
-      <w:hyperlink w:anchor="_Toc233152683" w:history="1">
+      <w:hyperlink w:anchor="_Toc233205617" w:history="1">
         <w:r>
           <w:rPr>
             <w:rStyle w:val="a5"/>
@@ -1301,7 +1301,7 @@
             <w:noProof/>
             <w:webHidden/>
           </w:rPr>
-          <w:instrText>PAGEREF _Toc233152683 \h</w:instrText>
+          <w:instrText>PAGEREF _Toc233205617 \h</w:instrText>
         </w:r>
         <w:r>
           <w:rPr>
@@ -1358,7 +1358,7 @@
           <w14:ligatures w14:val="standardContextual"/>
         </w:rPr>
       </w:pPr>
-      <w:hyperlink w:anchor="_Toc233152684" w:history="1">
+      <w:hyperlink w:anchor="_Toc233205618" w:history="1">
         <w:r>
           <w:rPr>
             <w:rStyle w:val="a5"/>
@@ -1409,7 +1409,7 @@
             <w:noProof/>
             <w:webHidden/>
           </w:rPr>
-          <w:instrText>PAGEREF _Toc233152684 \h</w:instrText>
+          <w:instrText>PAGEREF _Toc233205618 \h</w:instrText>
         </w:r>
         <w:r>
           <w:rPr>
@@ -1466,7 +1466,7 @@
           <w14:ligatures w14:val="standardContextual"/>
         </w:rPr>
       </w:pPr>
-      <w:hyperlink w:anchor="_Toc233152685" w:history="1">
+      <w:hyperlink w:anchor="_Toc233205619" w:history="1">
         <w:r>
           <w:rPr>
             <w:rStyle w:val="a5"/>
@@ -1510,7 +1510,7 @@
             <w:noProof/>
             <w:webHidden/>
           </w:rPr>
-          <w:instrText>PAGEREF _Toc233152685 \h</w:instrText>
+          <w:instrText>PAGEREF _Toc233205619 \h</w:instrText>
         </w:r>
         <w:r>
           <w:rPr>
@@ -1564,7 +1564,7 @@
           <w14:ligatures w14:val="standardContextual"/>
         </w:rPr>
       </w:pPr>
-      <w:hyperlink w:anchor="_Toc233152686" w:history="1">
+      <w:hyperlink w:anchor="_Toc233205620" w:history="1">
         <w:r>
           <w:rPr>
             <w:rStyle w:val="a5"/>
@@ -1608,7 +1608,7 @@
             <w:noProof/>
             <w:webHidden/>
           </w:rPr>
-          <w:instrText>PAGEREF _Toc233152686 \h</w:instrText>
+          <w:instrText>PAGEREF _Toc233205620 \h</w:instrText>
         </w:r>
         <w:r>
           <w:rPr>
@@ -1662,7 +1662,7 @@
           <w14:ligatures w14:val="standardContextual"/>
         </w:rPr>
       </w:pPr>
-      <w:hyperlink w:anchor="_Toc233152687" w:history="1">
+      <w:hyperlink w:anchor="_Toc233205621" w:history="1">
         <w:r>
           <w:rPr>
             <w:rStyle w:val="a5"/>
@@ -1706,7 +1706,7 @@
             <w:noProof/>
             <w:webHidden/>
           </w:rPr>
-          <w:instrText>PAGEREF _Toc233152687 \h</w:instrText>
+          <w:instrText>PAGEREF _Toc233205621 \h</w:instrText>
         </w:r>
         <w:r>
           <w:rPr>
@@ -1760,7 +1760,7 @@
           <w14:ligatures w14:val="standardContextual"/>
         </w:rPr>
       </w:pPr>
-      <w:hyperlink w:anchor="_Toc233152688" w:history="1">
+      <w:hyperlink w:anchor="_Toc233205622" w:history="1">
         <w:r>
           <w:rPr>
             <w:rStyle w:val="a5"/>
@@ -1804,7 +1804,7 @@
             <w:noProof/>
             <w:webHidden/>
           </w:rPr>
-          <w:instrText>PAGEREF _Toc233152688 \h</w:instrText>
+          <w:instrText>PAGEREF _Toc233205622 \h</w:instrText>
         </w:r>
         <w:r>
           <w:rPr>
@@ -1858,7 +1858,7 @@
           <w14:ligatures w14:val="standardContextual"/>
         </w:rPr>
       </w:pPr>
-      <w:hyperlink w:anchor="_Toc233152689" w:history="1">
+      <w:hyperlink w:anchor="_Toc233205623" w:history="1">
         <w:r>
           <w:rPr>
             <w:rStyle w:val="a5"/>
@@ -1902,7 +1902,7 @@
             <w:noProof/>
             <w:webHidden/>
           </w:rPr>
-          <w:instrText>PAGEREF _Toc233152689 \h</w:instrText>
+          <w:instrText>PAGEREF _Toc233205623 \h</w:instrText>
         </w:r>
         <w:r>
           <w:rPr>
@@ -1957,7 +1957,7 @@
           <w14:ligatures w14:val="standardContextual"/>
         </w:rPr>
       </w:pPr>
-      <w:hyperlink w:anchor="_Toc233152690" w:history="1">
+      <w:hyperlink w:anchor="_Toc233205624" w:history="1">
         <w:r>
           <w:rPr>
             <w:rStyle w:val="a5"/>
@@ -2001,7 +2001,7 @@
             <w:noProof/>
             <w:webHidden/>
           </w:rPr>
-          <w:instrText>PAGEREF _Toc233152690 \h</w:instrText>
+          <w:instrText>PAGEREF _Toc233205624 \h</w:instrText>
         </w:r>
         <w:r>
           <w:rPr>
@@ -2055,7 +2055,7 @@
           <w14:ligatures w14:val="standardContextual"/>
         </w:rPr>
       </w:pPr>
-      <w:hyperlink w:anchor="_Toc233152691" w:history="1">
+      <w:hyperlink w:anchor="_Toc233205625" w:history="1">
         <w:r>
           <w:rPr>
             <w:rStyle w:val="a5"/>
@@ -2099,7 +2099,7 @@
             <w:noProof/>
             <w:webHidden/>
           </w:rPr>
-          <w:instrText>PAGEREF _Toc233152691 \h</w:instrText>
+          <w:instrText>PAGEREF _Toc233205625 \h</w:instrText>
         </w:r>
         <w:r>
           <w:rPr>
@@ -2153,7 +2153,7 @@
           <w14:ligatures w14:val="standardContextual"/>
         </w:rPr>
       </w:pPr>
-      <w:hyperlink w:anchor="_Toc233152692" w:history="1">
+      <w:hyperlink w:anchor="_Toc233205626" w:history="1">
         <w:r>
           <w:rPr>
             <w:rStyle w:val="a5"/>
@@ -2197,7 +2197,7 @@
             <w:noProof/>
             <w:webHidden/>
           </w:rPr>
-          <w:instrText>PAGEREF _Toc233152692 \h</w:instrText>
+          <w:instrText>PAGEREF _Toc233205626 \h</w:instrText>
         </w:r>
         <w:r>
           <w:rPr>
@@ -2251,7 +2251,7 @@
           <w14:ligatures w14:val="standardContextual"/>
         </w:rPr>
       </w:pPr>
-      <w:hyperlink w:anchor="_Toc233152693" w:history="1">
+      <w:hyperlink w:anchor="_Toc233205627" w:history="1">
         <w:r>
           <w:rPr>
             <w:rStyle w:val="a5"/>
@@ -2295,7 +2295,7 @@
             <w:noProof/>
             <w:webHidden/>
           </w:rPr>
-          <w:instrText>PAGEREF _Toc233152693 \h</w:instrText>
+          <w:instrText>PAGEREF _Toc233205627 \h</w:instrText>
         </w:r>
         <w:r>
           <w:rPr>
@@ -2350,7 +2350,7 @@
           <w14:ligatures w14:val="standardContextual"/>
         </w:rPr>
       </w:pPr>
-      <w:hyperlink w:anchor="_Toc233152694" w:history="1">
+      <w:hyperlink w:anchor="_Toc233205628" w:history="1">
         <w:r>
           <w:rPr>
             <w:rStyle w:val="a5"/>
@@ -2394,7 +2394,7 @@
             <w:noProof/>
             <w:webHidden/>
           </w:rPr>
-          <w:instrText>PAGEREF _Toc233152694 \h</w:instrText>
+          <w:instrText>PAGEREF _Toc233205628 \h</w:instrText>
         </w:r>
         <w:r>
           <w:rPr>
@@ -2448,7 +2448,7 @@
           <w14:ligatures w14:val="standardContextual"/>
         </w:rPr>
       </w:pPr>
-      <w:hyperlink w:anchor="_Toc233152695" w:history="1">
+      <w:hyperlink w:anchor="_Toc233205629" w:history="1">
         <w:r>
           <w:rPr>
             <w:rStyle w:val="a5"/>
@@ -2499,7 +2499,7 @@
             <w:noProof/>
             <w:webHidden/>
           </w:rPr>
-          <w:instrText>PAGEREF _Toc233152695 \h</w:instrText>
+          <w:instrText>PAGEREF _Toc233205629 \h</w:instrText>
         </w:r>
         <w:r>
           <w:rPr>
@@ -2556,7 +2556,7 @@
           <w14:ligatures w14:val="standardContextual"/>
         </w:rPr>
       </w:pPr>
-      <w:hyperlink w:anchor="_Toc233152696" w:history="1">
+      <w:hyperlink w:anchor="_Toc233205630" w:history="1">
         <w:r>
           <w:rPr>
             <w:rStyle w:val="a5"/>
@@ -2600,7 +2600,7 @@
             <w:noProof/>
             <w:webHidden/>
           </w:rPr>
-          <w:instrText>PAGEREF _Toc233152696 \h</w:instrText>
+          <w:instrText>PAGEREF _Toc233205630 \h</w:instrText>
         </w:r>
         <w:r>
           <w:rPr>
@@ -2657,7 +2657,7 @@
           <w14:ligatures w14:val="standardContextual"/>
         </w:rPr>
       </w:pPr>
-      <w:hyperlink w:anchor="_Toc233152697" w:history="1">
+      <w:hyperlink w:anchor="_Toc233205631" w:history="1">
         <w:r>
           <w:rPr>
             <w:rStyle w:val="a5"/>
@@ -2701,7 +2701,7 @@
             <w:noProof/>
             <w:webHidden/>
           </w:rPr>
-          <w:instrText>PAGEREF _Toc233152697 \h</w:instrText>
+          <w:instrText>PAGEREF _Toc233205631 \h</w:instrText>
         </w:r>
         <w:r>
           <w:rPr>
@@ -2758,7 +2758,7 @@
           <w14:ligatures w14:val="standardContextual"/>
         </w:rPr>
       </w:pPr>
-      <w:hyperlink w:anchor="_Toc233152698" w:history="1">
+      <w:hyperlink w:anchor="_Toc233205632" w:history="1">
         <w:r>
           <w:rPr>
             <w:rStyle w:val="a5"/>
@@ -2802,7 +2802,7 @@
             <w:noProof/>
             <w:webHidden/>
           </w:rPr>
-          <w:instrText>PAGEREF _Toc233152698 \h</w:instrText>
+          <w:instrText>PAGEREF _Toc233205632 \h</w:instrText>
         </w:r>
         <w:r>
           <w:rPr>
@@ -2859,7 +2859,7 @@
           <w14:ligatures w14:val="standardContextual"/>
         </w:rPr>
       </w:pPr>
-      <w:hyperlink w:anchor="_Toc233152699" w:history="1">
+      <w:hyperlink w:anchor="_Toc233205633" w:history="1">
         <w:r>
           <w:rPr>
             <w:rStyle w:val="a5"/>
@@ -2903,7 +2903,7 @@
             <w:noProof/>
             <w:webHidden/>
           </w:rPr>
-          <w:instrText>PAGEREF _Toc233152699 \h</w:instrText>
+          <w:instrText>PAGEREF _Toc233205633 \h</w:instrText>
         </w:r>
         <w:r>
           <w:rPr>
@@ -2960,7 +2960,7 @@
           <w14:ligatures w14:val="standardContextual"/>
         </w:rPr>
       </w:pPr>
-      <w:hyperlink w:anchor="_Toc233152700" w:history="1">
+      <w:hyperlink w:anchor="_Toc233205634" w:history="1">
         <w:r>
           <w:rPr>
             <w:rStyle w:val="a5"/>
@@ -3004,7 +3004,7 @@
             <w:noProof/>
             <w:webHidden/>
           </w:rPr>
-          <w:instrText>PAGEREF _Toc233152700 \h</w:instrText>
+          <w:instrText>PAGEREF _Toc233205634 \h</w:instrText>
         </w:r>
         <w:r>
           <w:rPr>
@@ -3058,7 +3058,7 @@
           <w14:ligatures w14:val="standardContextual"/>
         </w:rPr>
       </w:pPr>
-      <w:hyperlink w:anchor="_Toc233152701" w:history="1">
+      <w:hyperlink w:anchor="_Toc233205635" w:history="1">
         <w:r>
           <w:rPr>
             <w:rStyle w:val="a5"/>
@@ -3109,7 +3109,7 @@
             <w:noProof/>
             <w:webHidden/>
           </w:rPr>
-          <w:instrText>PAGEREF _Toc233152701 \h</w:instrText>
+          <w:instrText>PAGEREF _Toc233205635 \h</w:instrText>
         </w:r>
         <w:r>
           <w:rPr>
@@ -3166,7 +3166,7 @@
           <w14:ligatures w14:val="standardContextual"/>
         </w:rPr>
       </w:pPr>
-      <w:hyperlink w:anchor="_Toc233152702" w:history="1">
+      <w:hyperlink w:anchor="_Toc233205636" w:history="1">
         <w:r>
           <w:rPr>
             <w:rStyle w:val="a5"/>
@@ -3224,7 +3224,7 @@
             <w:noProof/>
             <w:webHidden/>
           </w:rPr>
-          <w:instrText>PAGEREF _Toc233152702 \h</w:instrText>
+          <w:instrText>PAGEREF _Toc233205636 \h</w:instrText>
         </w:r>
         <w:r>
           <w:rPr>
@@ -3281,7 +3281,7 @@
           <w14:ligatures w14:val="standardContextual"/>
         </w:rPr>
       </w:pPr>
-      <w:hyperlink w:anchor="_Toc233152703" w:history="1">
+      <w:hyperlink w:anchor="_Toc233205637" w:history="1">
         <w:r>
           <w:rPr>
             <w:rStyle w:val="a5"/>
@@ -3325,7 +3325,7 @@
             <w:noProof/>
             <w:webHidden/>
           </w:rPr>
-          <w:instrText>PAGEREF _Toc233152703 \h</w:instrText>
+          <w:instrText>PAGEREF _Toc233205637 \h</w:instrText>
         </w:r>
         <w:r>
           <w:rPr>
@@ -3382,7 +3382,7 @@
           <w14:ligatures w14:val="standardContextual"/>
         </w:rPr>
       </w:pPr>
-      <w:hyperlink w:anchor="_Toc233152704" w:history="1">
+      <w:hyperlink w:anchor="_Toc233205638" w:history="1">
         <w:r>
           <w:rPr>
             <w:rStyle w:val="a5"/>
@@ -3426,7 +3426,7 @@
             <w:noProof/>
             <w:webHidden/>
           </w:rPr>
-          <w:instrText>PAGEREF _Toc233152704 \h</w:instrText>
+          <w:instrText>PAGEREF _Toc233205638 \h</w:instrText>
         </w:r>
         <w:r>
           <w:rPr>
@@ -3483,7 +3483,7 @@
           <w14:ligatures w14:val="standardContextual"/>
         </w:rPr>
       </w:pPr>
-      <w:hyperlink w:anchor="_Toc233152705" w:history="1">
+      <w:hyperlink w:anchor="_Toc233205639" w:history="1">
         <w:r>
           <w:rPr>
             <w:rStyle w:val="a5"/>
@@ -3527,7 +3527,7 @@
             <w:noProof/>
             <w:webHidden/>
           </w:rPr>
-          <w:instrText>PAGEREF _Toc233152705 \h</w:instrText>
+          <w:instrText>PAGEREF _Toc233205639 \h</w:instrText>
         </w:r>
         <w:r>
           <w:rPr>
@@ -3557,7 +3557,7 @@
             <w:noProof/>
             <w:webHidden/>
           </w:rPr>
-          <w:t>21</w:t>
+          <w:t>22</w:t>
         </w:r>
         <w:r>
           <w:rPr>
@@ -3581,7 +3581,7 @@
           <w14:ligatures w14:val="standardContextual"/>
         </w:rPr>
       </w:pPr>
-      <w:hyperlink w:anchor="_Toc233152706" w:history="1">
+      <w:hyperlink w:anchor="_Toc233205640" w:history="1">
         <w:r>
           <w:rPr>
             <w:rStyle w:val="a5"/>
@@ -3632,7 +3632,7 @@
             <w:noProof/>
             <w:webHidden/>
           </w:rPr>
-          <w:instrText>PAGEREF _Toc233152706 \h</w:instrText>
+          <w:instrText>PAGEREF _Toc233205640 \h</w:instrText>
         </w:r>
         <w:r>
           <w:rPr>
@@ -3662,7 +3662,512 @@
             <w:noProof/>
             <w:webHidden/>
           </w:rPr>
-          <w:t>22</w:t>
+          <w:t>23</w:t>
+        </w:r>
+        <w:r>
+          <w:rPr>
+            <w:rFonts w:hint="eastAsia"/>
+            <w:noProof/>
+            <w:webHidden/>
+          </w:rPr>
+          <w:fldChar w:fldCharType="end"/>
+        </w:r>
+      </w:hyperlink>
+    </w:p>
+    <w:p>
+      <w:pPr>
+        <w:pStyle w:val="TOC3"/>
+        <w:tabs>
+          <w:tab w:val="right" w:leader="dot" w:pos="8494"/>
+        </w:tabs>
+        <w:rPr>
+          <w:rFonts w:asciiTheme="minorHAnsi" w:eastAsiaTheme="minorEastAsia" w:hAnsiTheme="minorHAnsi" w:hint="eastAsia"/>
+          <w:iCs w:val="0"/>
+          <w:noProof/>
+          <w:sz w:val="22"/>
+          <w:szCs w:val="24"/>
+          <w14:ligatures w14:val="standardContextual"/>
+        </w:rPr>
+      </w:pPr>
+      <w:hyperlink w:anchor="_Toc233205641" w:history="1">
+        <w:r>
+          <w:rPr>
+            <w:rStyle w:val="a5"/>
+            <w:noProof/>
+          </w:rPr>
+          <w:t xml:space="preserve">4.3.1 </w:t>
+        </w:r>
+        <w:r>
+          <w:rPr>
+            <w:rStyle w:val="a5"/>
+            <w:noProof/>
+          </w:rPr>
+          <w:t>基波频率</w:t>
+        </w:r>
+        <w:r>
+          <w:rPr>
+            <w:rFonts w:hint="eastAsia"/>
+            <w:noProof/>
+            <w:webHidden/>
+          </w:rPr>
+          <w:tab/>
+        </w:r>
+        <w:r>
+          <w:rPr>
+            <w:rFonts w:hint="eastAsia"/>
+            <w:noProof/>
+            <w:webHidden/>
+          </w:rPr>
+          <w:fldChar w:fldCharType="begin"/>
+        </w:r>
+        <w:r>
+          <w:rPr>
+            <w:rFonts w:hint="eastAsia"/>
+            <w:noProof/>
+            <w:webHidden/>
+          </w:rPr>
+          <w:instrText xml:space="preserve"> </w:instrText>
+        </w:r>
+        <w:r>
+          <w:rPr>
+            <w:noProof/>
+            <w:webHidden/>
+          </w:rPr>
+          <w:instrText>PAGEREF _Toc233205641 \h</w:instrText>
+        </w:r>
+        <w:r>
+          <w:rPr>
+            <w:rFonts w:hint="eastAsia"/>
+            <w:noProof/>
+            <w:webHidden/>
+          </w:rPr>
+          <w:instrText xml:space="preserve"> </w:instrText>
+        </w:r>
+        <w:r>
+          <w:rPr>
+            <w:rFonts w:hint="eastAsia"/>
+            <w:noProof/>
+            <w:webHidden/>
+          </w:rPr>
+        </w:r>
+        <w:r>
+          <w:rPr>
+            <w:rFonts w:hint="eastAsia"/>
+            <w:noProof/>
+            <w:webHidden/>
+          </w:rPr>
+          <w:fldChar w:fldCharType="separate"/>
+        </w:r>
+        <w:r>
+          <w:rPr>
+            <w:noProof/>
+            <w:webHidden/>
+          </w:rPr>
+          <w:t>23</w:t>
+        </w:r>
+        <w:r>
+          <w:rPr>
+            <w:rFonts w:hint="eastAsia"/>
+            <w:noProof/>
+            <w:webHidden/>
+          </w:rPr>
+          <w:fldChar w:fldCharType="end"/>
+        </w:r>
+      </w:hyperlink>
+    </w:p>
+    <w:p>
+      <w:pPr>
+        <w:pStyle w:val="TOC3"/>
+        <w:tabs>
+          <w:tab w:val="right" w:leader="dot" w:pos="8494"/>
+        </w:tabs>
+        <w:rPr>
+          <w:rFonts w:asciiTheme="minorHAnsi" w:eastAsiaTheme="minorEastAsia" w:hAnsiTheme="minorHAnsi" w:hint="eastAsia"/>
+          <w:iCs w:val="0"/>
+          <w:noProof/>
+          <w:sz w:val="22"/>
+          <w:szCs w:val="24"/>
+          <w14:ligatures w14:val="standardContextual"/>
+        </w:rPr>
+      </w:pPr>
+      <w:hyperlink w:anchor="_Toc233205642" w:history="1">
+        <w:r>
+          <w:rPr>
+            <w:rStyle w:val="a5"/>
+            <w:noProof/>
+          </w:rPr>
+          <w:t xml:space="preserve">4.3.2 </w:t>
+        </w:r>
+        <w:r>
+          <w:rPr>
+            <w:rStyle w:val="a5"/>
+            <w:noProof/>
+          </w:rPr>
+          <w:t>基波同步相量</w:t>
+        </w:r>
+        <w:r>
+          <w:rPr>
+            <w:rFonts w:hint="eastAsia"/>
+            <w:noProof/>
+            <w:webHidden/>
+          </w:rPr>
+          <w:tab/>
+        </w:r>
+        <w:r>
+          <w:rPr>
+            <w:rFonts w:hint="eastAsia"/>
+            <w:noProof/>
+            <w:webHidden/>
+          </w:rPr>
+          <w:fldChar w:fldCharType="begin"/>
+        </w:r>
+        <w:r>
+          <w:rPr>
+            <w:rFonts w:hint="eastAsia"/>
+            <w:noProof/>
+            <w:webHidden/>
+          </w:rPr>
+          <w:instrText xml:space="preserve"> </w:instrText>
+        </w:r>
+        <w:r>
+          <w:rPr>
+            <w:noProof/>
+            <w:webHidden/>
+          </w:rPr>
+          <w:instrText>PAGEREF _Toc233205642 \h</w:instrText>
+        </w:r>
+        <w:r>
+          <w:rPr>
+            <w:rFonts w:hint="eastAsia"/>
+            <w:noProof/>
+            <w:webHidden/>
+          </w:rPr>
+          <w:instrText xml:space="preserve"> </w:instrText>
+        </w:r>
+        <w:r>
+          <w:rPr>
+            <w:rFonts w:hint="eastAsia"/>
+            <w:noProof/>
+            <w:webHidden/>
+          </w:rPr>
+        </w:r>
+        <w:r>
+          <w:rPr>
+            <w:rFonts w:hint="eastAsia"/>
+            <w:noProof/>
+            <w:webHidden/>
+          </w:rPr>
+          <w:fldChar w:fldCharType="separate"/>
+        </w:r>
+        <w:r>
+          <w:rPr>
+            <w:noProof/>
+            <w:webHidden/>
+          </w:rPr>
+          <w:t>24</w:t>
+        </w:r>
+        <w:r>
+          <w:rPr>
+            <w:rFonts w:hint="eastAsia"/>
+            <w:noProof/>
+            <w:webHidden/>
+          </w:rPr>
+          <w:fldChar w:fldCharType="end"/>
+        </w:r>
+      </w:hyperlink>
+    </w:p>
+    <w:p>
+      <w:pPr>
+        <w:pStyle w:val="TOC3"/>
+        <w:tabs>
+          <w:tab w:val="right" w:leader="dot" w:pos="8494"/>
+        </w:tabs>
+        <w:rPr>
+          <w:rFonts w:asciiTheme="minorHAnsi" w:eastAsiaTheme="minorEastAsia" w:hAnsiTheme="minorHAnsi" w:hint="eastAsia"/>
+          <w:iCs w:val="0"/>
+          <w:noProof/>
+          <w:sz w:val="22"/>
+          <w:szCs w:val="24"/>
+          <w14:ligatures w14:val="standardContextual"/>
+        </w:rPr>
+      </w:pPr>
+      <w:hyperlink w:anchor="_Toc233205643" w:history="1">
+        <w:r>
+          <w:rPr>
+            <w:rStyle w:val="a5"/>
+            <w:noProof/>
+          </w:rPr>
+          <w:t xml:space="preserve">4.3.3 </w:t>
+        </w:r>
+        <w:r>
+          <w:rPr>
+            <w:rStyle w:val="a5"/>
+            <w:noProof/>
+          </w:rPr>
+          <w:t>谐波与间谐波</w:t>
+        </w:r>
+        <w:r>
+          <w:rPr>
+            <w:rFonts w:hint="eastAsia"/>
+            <w:noProof/>
+            <w:webHidden/>
+          </w:rPr>
+          <w:tab/>
+        </w:r>
+        <w:r>
+          <w:rPr>
+            <w:rFonts w:hint="eastAsia"/>
+            <w:noProof/>
+            <w:webHidden/>
+          </w:rPr>
+          <w:fldChar w:fldCharType="begin"/>
+        </w:r>
+        <w:r>
+          <w:rPr>
+            <w:rFonts w:hint="eastAsia"/>
+            <w:noProof/>
+            <w:webHidden/>
+          </w:rPr>
+          <w:instrText xml:space="preserve"> </w:instrText>
+        </w:r>
+        <w:r>
+          <w:rPr>
+            <w:noProof/>
+            <w:webHidden/>
+          </w:rPr>
+          <w:instrText>PAGEREF _Toc233205643 \h</w:instrText>
+        </w:r>
+        <w:r>
+          <w:rPr>
+            <w:rFonts w:hint="eastAsia"/>
+            <w:noProof/>
+            <w:webHidden/>
+          </w:rPr>
+          <w:instrText xml:space="preserve"> </w:instrText>
+        </w:r>
+        <w:r>
+          <w:rPr>
+            <w:rFonts w:hint="eastAsia"/>
+            <w:noProof/>
+            <w:webHidden/>
+          </w:rPr>
+        </w:r>
+        <w:r>
+          <w:rPr>
+            <w:rFonts w:hint="eastAsia"/>
+            <w:noProof/>
+            <w:webHidden/>
+          </w:rPr>
+          <w:fldChar w:fldCharType="separate"/>
+        </w:r>
+        <w:r>
+          <w:rPr>
+            <w:noProof/>
+            <w:webHidden/>
+          </w:rPr>
+          <w:t>24</w:t>
+        </w:r>
+        <w:r>
+          <w:rPr>
+            <w:rFonts w:hint="eastAsia"/>
+            <w:noProof/>
+            <w:webHidden/>
+          </w:rPr>
+          <w:fldChar w:fldCharType="end"/>
+        </w:r>
+      </w:hyperlink>
+    </w:p>
+    <w:p>
+      <w:pPr>
+        <w:pStyle w:val="TOC3"/>
+        <w:tabs>
+          <w:tab w:val="right" w:leader="dot" w:pos="8494"/>
+        </w:tabs>
+        <w:rPr>
+          <w:rFonts w:asciiTheme="minorHAnsi" w:eastAsiaTheme="minorEastAsia" w:hAnsiTheme="minorHAnsi" w:hint="eastAsia"/>
+          <w:iCs w:val="0"/>
+          <w:noProof/>
+          <w:sz w:val="22"/>
+          <w:szCs w:val="24"/>
+          <w14:ligatures w14:val="standardContextual"/>
+        </w:rPr>
+      </w:pPr>
+      <w:hyperlink w:anchor="_Toc233205644" w:history="1">
+        <w:r>
+          <w:rPr>
+            <w:rStyle w:val="a5"/>
+            <w:noProof/>
+          </w:rPr>
+          <w:t xml:space="preserve">4.3.4 </w:t>
+        </w:r>
+        <w:r>
+          <w:rPr>
+            <w:rStyle w:val="a5"/>
+            <w:noProof/>
+          </w:rPr>
+          <w:t>信噪比</w:t>
+        </w:r>
+        <w:r>
+          <w:rPr>
+            <w:rFonts w:hint="eastAsia"/>
+            <w:noProof/>
+            <w:webHidden/>
+          </w:rPr>
+          <w:tab/>
+        </w:r>
+        <w:r>
+          <w:rPr>
+            <w:rFonts w:hint="eastAsia"/>
+            <w:noProof/>
+            <w:webHidden/>
+          </w:rPr>
+          <w:fldChar w:fldCharType="begin"/>
+        </w:r>
+        <w:r>
+          <w:rPr>
+            <w:rFonts w:hint="eastAsia"/>
+            <w:noProof/>
+            <w:webHidden/>
+          </w:rPr>
+          <w:instrText xml:space="preserve"> </w:instrText>
+        </w:r>
+        <w:r>
+          <w:rPr>
+            <w:noProof/>
+            <w:webHidden/>
+          </w:rPr>
+          <w:instrText>PAGEREF _Toc233205644 \h</w:instrText>
+        </w:r>
+        <w:r>
+          <w:rPr>
+            <w:rFonts w:hint="eastAsia"/>
+            <w:noProof/>
+            <w:webHidden/>
+          </w:rPr>
+          <w:instrText xml:space="preserve"> </w:instrText>
+        </w:r>
+        <w:r>
+          <w:rPr>
+            <w:rFonts w:hint="eastAsia"/>
+            <w:noProof/>
+            <w:webHidden/>
+          </w:rPr>
+        </w:r>
+        <w:r>
+          <w:rPr>
+            <w:rFonts w:hint="eastAsia"/>
+            <w:noProof/>
+            <w:webHidden/>
+          </w:rPr>
+          <w:fldChar w:fldCharType="separate"/>
+        </w:r>
+        <w:r>
+          <w:rPr>
+            <w:noProof/>
+            <w:webHidden/>
+          </w:rPr>
+          <w:t>25</w:t>
+        </w:r>
+        <w:r>
+          <w:rPr>
+            <w:rFonts w:hint="eastAsia"/>
+            <w:noProof/>
+            <w:webHidden/>
+          </w:rPr>
+          <w:fldChar w:fldCharType="end"/>
+        </w:r>
+      </w:hyperlink>
+    </w:p>
+    <w:p>
+      <w:pPr>
+        <w:pStyle w:val="TOC3"/>
+        <w:tabs>
+          <w:tab w:val="right" w:leader="dot" w:pos="8494"/>
+        </w:tabs>
+        <w:rPr>
+          <w:rFonts w:asciiTheme="minorHAnsi" w:eastAsiaTheme="minorEastAsia" w:hAnsiTheme="minorHAnsi" w:hint="eastAsia"/>
+          <w:iCs w:val="0"/>
+          <w:noProof/>
+          <w:sz w:val="22"/>
+          <w:szCs w:val="24"/>
+          <w14:ligatures w14:val="standardContextual"/>
+        </w:rPr>
+      </w:pPr>
+      <w:hyperlink w:anchor="_Toc233205645" w:history="1">
+        <w:r>
+          <w:rPr>
+            <w:rStyle w:val="a5"/>
+            <w:noProof/>
+          </w:rPr>
+          <w:t xml:space="preserve">4.3.5 </w:t>
+        </w:r>
+        <w:r>
+          <w:rPr>
+            <w:rStyle w:val="a5"/>
+            <w:noProof/>
+          </w:rPr>
+          <w:t>思考题</w:t>
+        </w:r>
+        <w:r>
+          <w:rPr>
+            <w:rFonts w:hint="eastAsia"/>
+            <w:noProof/>
+            <w:webHidden/>
+          </w:rPr>
+          <w:tab/>
+        </w:r>
+        <w:r>
+          <w:rPr>
+            <w:rFonts w:hint="eastAsia"/>
+            <w:noProof/>
+            <w:webHidden/>
+          </w:rPr>
+          <w:fldChar w:fldCharType="begin"/>
+        </w:r>
+        <w:r>
+          <w:rPr>
+            <w:rFonts w:hint="eastAsia"/>
+            <w:noProof/>
+            <w:webHidden/>
+          </w:rPr>
+          <w:instrText xml:space="preserve"> </w:instrText>
+        </w:r>
+        <w:r>
+          <w:rPr>
+            <w:noProof/>
+            <w:webHidden/>
+          </w:rPr>
+          <w:instrText>PAGEREF _Toc233205645 \h</w:instrText>
+        </w:r>
+        <w:r>
+          <w:rPr>
+            <w:rFonts w:hint="eastAsia"/>
+            <w:noProof/>
+            <w:webHidden/>
+          </w:rPr>
+          <w:instrText xml:space="preserve"> </w:instrText>
+        </w:r>
+        <w:r>
+          <w:rPr>
+            <w:rFonts w:hint="eastAsia"/>
+            <w:noProof/>
+            <w:webHidden/>
+          </w:rPr>
+        </w:r>
+        <w:r>
+          <w:rPr>
+            <w:rFonts w:hint="eastAsia"/>
+            <w:noProof/>
+            <w:webHidden/>
+          </w:rPr>
+          <w:fldChar w:fldCharType="separate"/>
+        </w:r>
+        <w:r>
+          <w:rPr>
+            <w:noProof/>
+            <w:webHidden/>
+          </w:rPr>
+          <w:t>25</w:t>
         </w:r>
         <w:r>
           <w:rPr>
@@ -3687,13 +4192,20 @@
           <w14:ligatures w14:val="standardContextual"/>
         </w:rPr>
       </w:pPr>
-      <w:hyperlink w:anchor="_Toc233152707" w:history="1">
+      <w:hyperlink w:anchor="_Toc233205646" w:history="1">
         <w:r>
           <w:rPr>
             <w:rStyle w:val="a5"/>
             <w:noProof/>
           </w:rPr>
-          <w:t>参考文献</w:t>
+          <w:t xml:space="preserve">5 </w:t>
+        </w:r>
+        <w:r>
+          <w:rPr>
+            <w:rStyle w:val="a5"/>
+            <w:noProof/>
+          </w:rPr>
+          <w:t>总结</w:t>
         </w:r>
         <w:r>
           <w:rPr>
@@ -3724,7 +4236,7 @@
             <w:noProof/>
             <w:webHidden/>
           </w:rPr>
-          <w:instrText>PAGEREF _Toc233152707 \h</w:instrText>
+          <w:instrText>PAGEREF _Toc233205646 \h</w:instrText>
         </w:r>
         <w:r>
           <w:rPr>
@@ -3754,7 +4266,203 @@
             <w:noProof/>
             <w:webHidden/>
           </w:rPr>
-          <w:t>22</w:t>
+          <w:t>26</w:t>
+        </w:r>
+        <w:r>
+          <w:rPr>
+            <w:rFonts w:hint="eastAsia"/>
+            <w:noProof/>
+            <w:webHidden/>
+          </w:rPr>
+          <w:fldChar w:fldCharType="end"/>
+        </w:r>
+      </w:hyperlink>
+    </w:p>
+    <w:p>
+      <w:pPr>
+        <w:pStyle w:val="TOC2"/>
+        <w:rPr>
+          <w:rFonts w:asciiTheme="minorHAnsi" w:eastAsiaTheme="minorEastAsia" w:hAnsiTheme="minorHAnsi" w:hint="eastAsia"/>
+          <w:smallCaps w:val="0"/>
+          <w:noProof/>
+          <w:sz w:val="22"/>
+          <w:szCs w:val="24"/>
+          <w14:ligatures w14:val="standardContextual"/>
+        </w:rPr>
+      </w:pPr>
+      <w:hyperlink w:anchor="_Toc233205647" w:history="1">
+        <w:r>
+          <w:rPr>
+            <w:rStyle w:val="a5"/>
+            <w:noProof/>
+          </w:rPr>
+          <w:t xml:space="preserve">5.1 </w:t>
+        </w:r>
+        <w:r>
+          <w:rPr>
+            <w:rStyle w:val="a5"/>
+            <w:noProof/>
+          </w:rPr>
+          <w:t>问题与解决方法</w:t>
+        </w:r>
+        <w:r>
+          <w:rPr>
+            <w:rFonts w:hint="eastAsia"/>
+            <w:noProof/>
+            <w:webHidden/>
+          </w:rPr>
+          <w:tab/>
+        </w:r>
+        <w:r>
+          <w:rPr>
+            <w:rFonts w:hint="eastAsia"/>
+            <w:noProof/>
+            <w:webHidden/>
+          </w:rPr>
+          <w:fldChar w:fldCharType="begin"/>
+        </w:r>
+        <w:r>
+          <w:rPr>
+            <w:rFonts w:hint="eastAsia"/>
+            <w:noProof/>
+            <w:webHidden/>
+          </w:rPr>
+          <w:instrText xml:space="preserve"> </w:instrText>
+        </w:r>
+        <w:r>
+          <w:rPr>
+            <w:noProof/>
+            <w:webHidden/>
+          </w:rPr>
+          <w:instrText>PAGEREF _Toc233205647 \h</w:instrText>
+        </w:r>
+        <w:r>
+          <w:rPr>
+            <w:rFonts w:hint="eastAsia"/>
+            <w:noProof/>
+            <w:webHidden/>
+          </w:rPr>
+          <w:instrText xml:space="preserve"> </w:instrText>
+        </w:r>
+        <w:r>
+          <w:rPr>
+            <w:rFonts w:hint="eastAsia"/>
+            <w:noProof/>
+            <w:webHidden/>
+          </w:rPr>
+        </w:r>
+        <w:r>
+          <w:rPr>
+            <w:rFonts w:hint="eastAsia"/>
+            <w:noProof/>
+            <w:webHidden/>
+          </w:rPr>
+          <w:fldChar w:fldCharType="separate"/>
+        </w:r>
+        <w:r>
+          <w:rPr>
+            <w:noProof/>
+            <w:webHidden/>
+          </w:rPr>
+          <w:t>26</w:t>
+        </w:r>
+        <w:r>
+          <w:rPr>
+            <w:rFonts w:hint="eastAsia"/>
+            <w:noProof/>
+            <w:webHidden/>
+          </w:rPr>
+          <w:fldChar w:fldCharType="end"/>
+        </w:r>
+      </w:hyperlink>
+    </w:p>
+    <w:p>
+      <w:pPr>
+        <w:pStyle w:val="TOC2"/>
+        <w:rPr>
+          <w:rFonts w:asciiTheme="minorHAnsi" w:eastAsiaTheme="minorEastAsia" w:hAnsiTheme="minorHAnsi" w:hint="eastAsia"/>
+          <w:smallCaps w:val="0"/>
+          <w:noProof/>
+          <w:sz w:val="22"/>
+          <w:szCs w:val="24"/>
+          <w14:ligatures w14:val="standardContextual"/>
+        </w:rPr>
+      </w:pPr>
+      <w:hyperlink w:anchor="_Toc233205648" w:history="1">
+        <w:r>
+          <w:rPr>
+            <w:rStyle w:val="a5"/>
+            <w:noProof/>
+          </w:rPr>
+          <w:t xml:space="preserve">5.2 </w:t>
+        </w:r>
+        <w:r>
+          <w:rPr>
+            <w:rStyle w:val="a5"/>
+            <w:noProof/>
+          </w:rPr>
+          <w:t>大作业收获</w:t>
+        </w:r>
+        <w:r>
+          <w:rPr>
+            <w:rFonts w:hint="eastAsia"/>
+            <w:noProof/>
+            <w:webHidden/>
+          </w:rPr>
+          <w:tab/>
+        </w:r>
+        <w:r>
+          <w:rPr>
+            <w:rFonts w:hint="eastAsia"/>
+            <w:noProof/>
+            <w:webHidden/>
+          </w:rPr>
+          <w:fldChar w:fldCharType="begin"/>
+        </w:r>
+        <w:r>
+          <w:rPr>
+            <w:rFonts w:hint="eastAsia"/>
+            <w:noProof/>
+            <w:webHidden/>
+          </w:rPr>
+          <w:instrText xml:space="preserve"> </w:instrText>
+        </w:r>
+        <w:r>
+          <w:rPr>
+            <w:noProof/>
+            <w:webHidden/>
+          </w:rPr>
+          <w:instrText>PAGEREF _Toc233205648 \h</w:instrText>
+        </w:r>
+        <w:r>
+          <w:rPr>
+            <w:rFonts w:hint="eastAsia"/>
+            <w:noProof/>
+            <w:webHidden/>
+          </w:rPr>
+          <w:instrText xml:space="preserve"> </w:instrText>
+        </w:r>
+        <w:r>
+          <w:rPr>
+            <w:rFonts w:hint="eastAsia"/>
+            <w:noProof/>
+            <w:webHidden/>
+          </w:rPr>
+        </w:r>
+        <w:r>
+          <w:rPr>
+            <w:rFonts w:hint="eastAsia"/>
+            <w:noProof/>
+            <w:webHidden/>
+          </w:rPr>
+          <w:fldChar w:fldCharType="separate"/>
+        </w:r>
+        <w:r>
+          <w:rPr>
+            <w:noProof/>
+            <w:webHidden/>
+          </w:rPr>
+          <w:t>26</w:t>
         </w:r>
         <w:r>
           <w:rPr>
@@ -3779,12 +4487,104 @@
           <w14:ligatures w14:val="standardContextual"/>
         </w:rPr>
       </w:pPr>
-      <w:hyperlink w:anchor="_Toc233152708" w:history="1">
+      <w:hyperlink w:anchor="_Toc233205649" w:history="1">
         <w:r>
           <w:rPr>
             <w:rStyle w:val="a5"/>
             <w:noProof/>
           </w:rPr>
+          <w:t>参考文献</w:t>
+        </w:r>
+        <w:r>
+          <w:rPr>
+            <w:rFonts w:hint="eastAsia"/>
+            <w:noProof/>
+            <w:webHidden/>
+          </w:rPr>
+          <w:tab/>
+        </w:r>
+        <w:r>
+          <w:rPr>
+            <w:rFonts w:hint="eastAsia"/>
+            <w:noProof/>
+            <w:webHidden/>
+          </w:rPr>
+          <w:fldChar w:fldCharType="begin"/>
+        </w:r>
+        <w:r>
+          <w:rPr>
+            <w:rFonts w:hint="eastAsia"/>
+            <w:noProof/>
+            <w:webHidden/>
+          </w:rPr>
+          <w:instrText xml:space="preserve"> </w:instrText>
+        </w:r>
+        <w:r>
+          <w:rPr>
+            <w:noProof/>
+            <w:webHidden/>
+          </w:rPr>
+          <w:instrText>PAGEREF _Toc233205649 \h</w:instrText>
+        </w:r>
+        <w:r>
+          <w:rPr>
+            <w:rFonts w:hint="eastAsia"/>
+            <w:noProof/>
+            <w:webHidden/>
+          </w:rPr>
+          <w:instrText xml:space="preserve"> </w:instrText>
+        </w:r>
+        <w:r>
+          <w:rPr>
+            <w:rFonts w:hint="eastAsia"/>
+            <w:noProof/>
+            <w:webHidden/>
+          </w:rPr>
+        </w:r>
+        <w:r>
+          <w:rPr>
+            <w:rFonts w:hint="eastAsia"/>
+            <w:noProof/>
+            <w:webHidden/>
+          </w:rPr>
+          <w:fldChar w:fldCharType="separate"/>
+        </w:r>
+        <w:r>
+          <w:rPr>
+            <w:noProof/>
+            <w:webHidden/>
+          </w:rPr>
+          <w:t>27</w:t>
+        </w:r>
+        <w:r>
+          <w:rPr>
+            <w:rFonts w:hint="eastAsia"/>
+            <w:noProof/>
+            <w:webHidden/>
+          </w:rPr>
+          <w:fldChar w:fldCharType="end"/>
+        </w:r>
+      </w:hyperlink>
+    </w:p>
+    <w:p>
+      <w:pPr>
+        <w:pStyle w:val="TOC1"/>
+        <w:rPr>
+          <w:rFonts w:asciiTheme="minorHAnsi" w:eastAsiaTheme="minorEastAsia" w:hAnsiTheme="minorHAnsi" w:hint="eastAsia"/>
+          <w:bCs w:val="0"/>
+          <w:caps w:val="0"/>
+          <w:noProof/>
+          <w:sz w:val="22"/>
+          <w:szCs w:val="24"/>
+          <w14:ligatures w14:val="standardContextual"/>
+        </w:rPr>
+      </w:pPr>
+      <w:hyperlink w:anchor="_Toc233205650" w:history="1">
+        <w:r>
+          <w:rPr>
+            <w:rStyle w:val="a5"/>
+            <w:noProof/>
+          </w:rPr>
           <w:t>附录</w:t>
         </w:r>
         <w:r>
@@ -3830,7 +4630,7 @@
             <w:noProof/>
             <w:webHidden/>
           </w:rPr>
-          <w:instrText>PAGEREF _Toc233152708 \h</w:instrText>
+          <w:instrText>PAGEREF _Toc233205650 \h</w:instrText>
         </w:r>
         <w:r>
           <w:rPr>
@@ -3860,7 +4660,7 @@
             <w:noProof/>
             <w:webHidden/>
           </w:rPr>
-          <w:t>24</w:t>
+          <w:t>28</w:t>
         </w:r>
         <w:r>
           <w:rPr>
@@ -3922,7 +4722,7 @@
       <w:r>
         <w:t xml:space="preserve"> </w:t>
       </w:r>
-      <w:bookmarkStart w:id="1" w:name="_Toc233152677"/>
+      <w:bookmarkStart w:id="1" w:name="_Toc233205611"/>
       <w:r>
         <w:rPr>
           <w:rFonts w:hint="eastAsia"/>
@@ -3936,7 +4736,7 @@
         <w:pStyle w:val="2"/>
         <w:spacing w:line="400" w:lineRule="atLeast"/>
       </w:pPr>
-      <w:bookmarkStart w:id="2" w:name="_Toc233152678"/>
+      <w:bookmarkStart w:id="2" w:name="_Toc233205612"/>
       <w:r>
         <w:rPr>
           <w:rFonts w:hint="eastAsia"/>
@@ -4054,7 +4854,7 @@
         <w:pStyle w:val="2"/>
         <w:spacing w:line="400" w:lineRule="atLeast"/>
       </w:pPr>
-      <w:bookmarkStart w:id="3" w:name="_Toc233152679"/>
+      <w:bookmarkStart w:id="3" w:name="_Toc233205613"/>
       <w:r>
         <w:rPr>
           <w:rFonts w:hint="eastAsia"/>
@@ -4396,7 +5196,7 @@
       <w:r>
         <w:t xml:space="preserve"> </w:t>
       </w:r>
-      <w:bookmarkStart w:id="4" w:name="_Toc233152680"/>
+      <w:bookmarkStart w:id="4" w:name="_Toc233205614"/>
       <w:r>
         <w:rPr>
           <w:rFonts w:hint="eastAsia"/>
@@ -4410,7 +5210,7 @@
         <w:pStyle w:val="2"/>
         <w:spacing w:line="400" w:lineRule="atLeast"/>
       </w:pPr>
-      <w:bookmarkStart w:id="5" w:name="_Toc233152681"/>
+      <w:bookmarkStart w:id="5" w:name="_Toc233205615"/>
       <w:r>
         <w:t>离散傅里叶变换</w:t>
       </w:r>
@@ -5573,7 +6373,7 @@
         <w:pStyle w:val="2"/>
         <w:spacing w:line="400" w:lineRule="atLeast"/>
       </w:pPr>
-      <w:bookmarkStart w:id="6" w:name="_Toc233152682"/>
+      <w:bookmarkStart w:id="6" w:name="_Toc233205616"/>
       <w:r>
         <w:rPr>
           <w:rFonts w:hint="eastAsia"/>
@@ -5590,7 +6390,7 @@
       <w:pPr>
         <w:pStyle w:val="3"/>
       </w:pPr>
-      <w:bookmarkStart w:id="7" w:name="_Toc233152683"/>
+      <w:bookmarkStart w:id="7" w:name="_Toc233205617"/>
       <w:r>
         <w:t>对数幅值抛物线</w:t>
       </w:r>
@@ -6807,7 +7607,7 @@
       <w:pPr>
         <w:pStyle w:val="3"/>
       </w:pPr>
-      <w:bookmarkStart w:id="8" w:name="_Toc233152684"/>
+      <w:bookmarkStart w:id="8" w:name="_Toc233205618"/>
       <w:r>
         <w:rPr>
           <w:rFonts w:hint="eastAsia"/>
@@ -6975,7 +7775,7 @@
       <w:pPr>
         <w:pStyle w:val="3"/>
       </w:pPr>
-      <w:bookmarkStart w:id="9" w:name="_Toc233152685"/>
+      <w:bookmarkStart w:id="9" w:name="_Toc233205619"/>
       <w:r>
         <w:lastRenderedPageBreak/>
         <w:t>加窗频谱分析</w:t>
@@ -7803,7 +8603,7 @@
         <w:pStyle w:val="2"/>
         <w:spacing w:line="400" w:lineRule="atLeast"/>
       </w:pPr>
-      <w:bookmarkStart w:id="10" w:name="_Toc233152686"/>
+      <w:bookmarkStart w:id="10" w:name="_Toc233205620"/>
       <w:r>
         <w:t>最小二乘正弦拟合法</w:t>
       </w:r>
@@ -9368,7 +10168,7 @@
         <w:pStyle w:val="2"/>
         <w:spacing w:line="400" w:lineRule="atLeast"/>
       </w:pPr>
-      <w:bookmarkStart w:id="11" w:name="_Toc233152687"/>
+      <w:bookmarkStart w:id="11" w:name="_Toc233205621"/>
       <w:r>
         <w:t>滑动窗同步相量算法</w:t>
       </w:r>
@@ -10731,7 +11531,7 @@
         <w:pStyle w:val="2"/>
         <w:spacing w:line="400" w:lineRule="atLeast"/>
       </w:pPr>
-      <w:bookmarkStart w:id="12" w:name="_Toc233152688"/>
+      <w:bookmarkStart w:id="12" w:name="_Toc233205622"/>
       <w:r>
         <w:t>Teager</w:t>
       </w:r>
@@ -11678,7 +12478,7 @@
         <w:pStyle w:val="2"/>
         <w:spacing w:line="400" w:lineRule="atLeast"/>
       </w:pPr>
-      <w:bookmarkStart w:id="13" w:name="_Toc233152689"/>
+      <w:bookmarkStart w:id="13" w:name="_Toc233205623"/>
       <w:r>
         <w:rPr>
           <w:rFonts w:hint="eastAsia"/>
@@ -15104,7 +15904,7 @@
       <w:r>
         <w:t xml:space="preserve"> </w:t>
       </w:r>
-      <w:bookmarkStart w:id="14" w:name="_Toc233152690"/>
+      <w:bookmarkStart w:id="14" w:name="_Toc233205624"/>
       <w:r>
         <w:rPr>
           <w:rFonts w:hint="eastAsia"/>
@@ -15248,7 +16048,7 @@
           <w:numId w:val="3"/>
         </w:numPr>
       </w:pPr>
-      <w:bookmarkStart w:id="15" w:name="_Toc233152691"/>
+      <w:bookmarkStart w:id="15" w:name="_Toc233205625"/>
       <w:r>
         <w:rPr>
           <w:rFonts w:hint="eastAsia"/>
@@ -16053,7 +16853,7 @@
       <w:pPr>
         <w:pStyle w:val="2"/>
       </w:pPr>
-      <w:bookmarkStart w:id="16" w:name="_Toc233152692"/>
+      <w:bookmarkStart w:id="16" w:name="_Toc233205626"/>
       <w:r>
         <w:rPr>
           <w:rFonts w:hint="eastAsia"/>
@@ -18285,15 +19085,15 @@
       <w:pPr>
         <w:pStyle w:val="2"/>
       </w:pPr>
-      <w:bookmarkStart w:id="17" w:name="_Toc233152693"/>
-      <w:bookmarkStart w:id="18" w:name="_Ref483315808"/>
+      <w:bookmarkStart w:id="17" w:name="_Ref483315808"/>
+      <w:bookmarkStart w:id="18" w:name="_Toc233205627"/>
       <w:r>
         <w:rPr>
           <w:rFonts w:hint="eastAsia"/>
         </w:rPr>
         <w:t>问题回答与思考题</w:t>
       </w:r>
-      <w:bookmarkEnd w:id="17"/>
+      <w:bookmarkEnd w:id="18"/>
     </w:p>
     <w:p>
       <w:pPr>
@@ -18807,7 +19607,7 @@
         <w:ind w:firstLineChars="200" w:firstLine="480"/>
       </w:pPr>
     </w:p>
-    <w:bookmarkEnd w:id="18"/>
+    <w:bookmarkEnd w:id="17"/>
     <w:p>
       <w:pPr>
         <w:spacing w:line="400" w:lineRule="atLeast"/>
@@ -19096,7 +19896,7 @@
     <w:p>
       <w:pPr>
         <w:spacing w:line="400" w:lineRule="atLeast"/>
-        <w:ind w:firstLine="0"/>
+        <w:ind w:firstLineChars="200" w:firstLine="480"/>
         <w:rPr>
           <w:rFonts w:cs="Times New Roman"/>
           <w:szCs w:val="24"/>
@@ -19196,7 +19996,7 @@
     <w:p>
       <w:pPr>
         <w:spacing w:line="400" w:lineRule="atLeast"/>
-        <w:ind w:firstLine="0"/>
+        <w:ind w:firstLineChars="200" w:firstLine="480"/>
       </w:pPr>
       <w:r>
         <w:rPr>
@@ -19265,7 +20065,7 @@
     <w:p>
       <w:pPr>
         <w:spacing w:line="400" w:lineRule="atLeast"/>
-        <w:ind w:firstLine="0"/>
+        <w:ind w:firstLineChars="200" w:firstLine="480"/>
       </w:pPr>
       <w:r>
         <w:rPr>
@@ -19335,7 +20135,7 @@
       <w:r>
         <w:t xml:space="preserve"> </w:t>
       </w:r>
-      <w:bookmarkStart w:id="19" w:name="_Toc233152694"/>
+      <w:bookmarkStart w:id="19" w:name="_Toc233205628"/>
       <w:r>
         <w:rPr>
           <w:rFonts w:hint="eastAsia"/>
@@ -19354,7 +20154,7 @@
       <w:pPr>
         <w:pStyle w:val="2"/>
       </w:pPr>
-      <w:bookmarkStart w:id="20" w:name="_Toc233152695"/>
+      <w:bookmarkStart w:id="20" w:name="_Toc233205629"/>
       <w:r>
         <w:rPr>
           <w:rFonts w:hint="eastAsia"/>
@@ -19440,7 +20240,7 @@
       <w:pPr>
         <w:pStyle w:val="3"/>
       </w:pPr>
-      <w:bookmarkStart w:id="21" w:name="_Toc233152696"/>
+      <w:bookmarkStart w:id="21" w:name="_Toc233205630"/>
       <w:r>
         <w:t>频率阶跃检测与基波频率估计</w:t>
       </w:r>
@@ -19791,7 +20591,7 @@
       <w:pPr>
         <w:pStyle w:val="3"/>
       </w:pPr>
-      <w:bookmarkStart w:id="22" w:name="_Toc233152697"/>
+      <w:bookmarkStart w:id="22" w:name="_Toc233205631"/>
       <w:r>
         <w:lastRenderedPageBreak/>
         <w:t>基波同步相量计算</w:t>
@@ -20962,7 +21762,7 @@
       <w:pPr>
         <w:pStyle w:val="3"/>
       </w:pPr>
-      <w:bookmarkStart w:id="23" w:name="_Toc233152698"/>
+      <w:bookmarkStart w:id="23" w:name="_Toc233205632"/>
       <w:r>
         <w:t>幅值阶跃检测</w:t>
       </w:r>
@@ -21199,7 +21999,7 @@
       <w:pPr>
         <w:pStyle w:val="3"/>
       </w:pPr>
-      <w:bookmarkStart w:id="24" w:name="_Toc233152699"/>
+      <w:bookmarkStart w:id="24" w:name="_Toc233205633"/>
       <w:r>
         <w:rPr>
           <w:rFonts w:hint="eastAsia"/>
@@ -21939,7 +22739,7 @@
       <w:pPr>
         <w:pStyle w:val="3"/>
       </w:pPr>
-      <w:bookmarkStart w:id="25" w:name="_Toc233152700"/>
+      <w:bookmarkStart w:id="25" w:name="_Toc233205634"/>
       <w:r>
         <w:rPr>
           <w:rFonts w:hint="eastAsia"/>
@@ -21948,20 +22748,20 @@
         <w:t>思考题</w:t>
       </w:r>
       <w:bookmarkEnd w:id="25"/>
+    </w:p>
+    <w:p>
+      <w:pPr>
+        <w:ind w:firstLineChars="200" w:firstLine="480"/>
+      </w:pPr>
+      <w:r>
+        <w:t>基波信号的频率变化，对于相量计算精度有什么影响？</w:t>
+      </w:r>
     </w:p>
     <w:p>
       <w:pPr>
         <w:ind w:firstLine="0"/>
       </w:pPr>
       <w:r>
-        <w:t>基波信号的频率变化，对于相量计算精度有什么影响？</w:t>
-      </w:r>
-    </w:p>
-    <w:p>
-      <w:pPr>
-        <w:ind w:firstLine="0"/>
-      </w:pPr>
-      <w:r>
         <w:rPr>
           <w:rFonts w:hint="eastAsia"/>
         </w:rPr>
@@ -21975,7 +22775,7 @@
       <w:pPr>
         <w:pStyle w:val="2"/>
       </w:pPr>
-      <w:bookmarkStart w:id="26" w:name="_Toc233152701"/>
+      <w:bookmarkStart w:id="26" w:name="_Toc233205635"/>
       <w:r>
         <w:rPr>
           <w:rFonts w:hint="eastAsia"/>
@@ -22076,7 +22876,7 @@
       <w:pPr>
         <w:pStyle w:val="3"/>
       </w:pPr>
-      <w:bookmarkStart w:id="27" w:name="_Toc233152702"/>
+      <w:bookmarkStart w:id="27" w:name="_Toc233205636"/>
       <w:r>
         <w:rPr>
           <w:rFonts w:hint="eastAsia"/>
@@ -22946,9 +23746,6 @@
     <w:p>
       <w:pPr>
         <w:spacing w:line="400" w:lineRule="atLeast"/>
-        <w:rPr>
-          <w:rFonts w:hint="eastAsia"/>
-        </w:rPr>
       </w:pPr>
     </w:p>
     <w:p>
@@ -22968,11 +23765,11 @@
       <w:pPr>
         <w:spacing w:line="400" w:lineRule="atLeast"/>
         <w:jc w:val="center"/>
-        <w:rPr>
-          <w:rFonts w:hint="eastAsia"/>
-        </w:rPr>
       </w:pPr>
       <w:r>
+        <w:rPr>
+          <w:noProof/>
+        </w:rPr>
         <w:drawing>
           <wp:inline distT="0" distB="0" distL="0" distR="0" wp14:anchorId="5079C90D" wp14:editId="30F3BE8A">
             <wp:extent cx="2904067" cy="1131419"/>
@@ -23014,7 +23811,7 @@
       <w:pPr>
         <w:pStyle w:val="3"/>
       </w:pPr>
-      <w:bookmarkStart w:id="28" w:name="_Toc233152703"/>
+      <w:bookmarkStart w:id="28" w:name="_Toc233205637"/>
       <w:r>
         <w:t>调制</w:t>
       </w:r>
@@ -23784,9 +24581,6 @@
       <w:pPr>
         <w:pStyle w:val="-"/>
         <w:spacing w:before="31" w:after="312"/>
-        <w:rPr>
-          <w:rFonts w:hint="eastAsia"/>
-        </w:rPr>
       </w:pPr>
       <w:r>
         <w:rPr>
@@ -23805,11 +24599,11 @@
       <w:pPr>
         <w:spacing w:line="400" w:lineRule="atLeast"/>
         <w:jc w:val="center"/>
-        <w:rPr>
-          <w:rFonts w:hint="eastAsia"/>
-        </w:rPr>
       </w:pPr>
       <w:r>
+        <w:rPr>
+          <w:noProof/>
+        </w:rPr>
         <w:drawing>
           <wp:inline distT="0" distB="0" distL="0" distR="0" wp14:anchorId="795E2381" wp14:editId="07C309B6">
             <wp:extent cx="2976033" cy="1160173"/>
@@ -23851,18 +24645,13 @@
       <w:pPr>
         <w:pStyle w:val="3"/>
       </w:pPr>
-      <w:bookmarkStart w:id="29" w:name="_Toc233152704"/>
+      <w:bookmarkStart w:id="29" w:name="_Toc233205638"/>
       <w:r>
         <w:t>同步相角计算</w:t>
       </w:r>
       <w:bookmarkEnd w:id="29"/>
     </w:p>
     <w:p>
-      <w:pPr>
-        <w:rPr>
-          <w:rFonts w:hint="eastAsia"/>
-        </w:rPr>
-      </w:pPr>
       <w:r>
         <w:rPr>
           <w:rFonts w:hint="eastAsia"/>
@@ -24380,11 +25169,11 @@
       <w:pPr>
         <w:spacing w:line="400" w:lineRule="atLeast"/>
         <w:jc w:val="center"/>
-        <w:rPr>
-          <w:rFonts w:hint="eastAsia"/>
-        </w:rPr>
       </w:pPr>
       <w:r>
+        <w:rPr>
+          <w:noProof/>
+        </w:rPr>
         <w:drawing>
           <wp:inline distT="0" distB="0" distL="0" distR="0" wp14:anchorId="70EA93C5" wp14:editId="449D291F">
             <wp:extent cx="2679700" cy="2109950"/>
@@ -24532,7 +25321,7 @@
               <w:spacing w:line="400" w:lineRule="atLeast"/>
               <w:cnfStyle w:val="100000000000" w:firstRow="1" w:lastRow="0" w:firstColumn="0" w:lastColumn="0" w:oddVBand="0" w:evenVBand="0" w:oddHBand="0" w:evenHBand="0" w:firstRowFirstColumn="0" w:firstRowLastColumn="0" w:lastRowFirstColumn="0" w:lastRowLastColumn="0"/>
               <w:rPr>
-                <w:rFonts w:cs="Times New Roman" w:hint="eastAsia"/>
+                <w:rFonts w:cs="Times New Roman"/>
               </w:rPr>
             </w:pPr>
             <w:r>
@@ -24541,15 +25330,7 @@
                 <w:i w:val="0"/>
                 <w:iCs w:val="0"/>
               </w:rPr>
-              <w:t>平均</w:t>
-            </w:r>
-            <w:r>
-              <w:rPr>
-                <w:rFonts w:cs="Times New Roman" w:hint="eastAsia"/>
-                <w:i w:val="0"/>
-                <w:iCs w:val="0"/>
-              </w:rPr>
-              <w:t>幅值</w:t>
+              <w:t>平均幅值</w:t>
             </w:r>
             <w:r>
               <w:rPr>
@@ -24656,7 +25437,7 @@
               <w:pStyle w:val="-3"/>
               <w:spacing w:line="400" w:lineRule="atLeast"/>
               <w:rPr>
-                <w:rFonts w:cs="Times New Roman" w:hint="eastAsia"/>
+                <w:rFonts w:cs="Times New Roman"/>
               </w:rPr>
             </w:pPr>
             <w:r>
@@ -24700,7 +25481,7 @@
               <w:spacing w:line="400" w:lineRule="atLeast"/>
               <w:cnfStyle w:val="000000000000" w:firstRow="0" w:lastRow="0" w:firstColumn="0" w:lastColumn="0" w:oddVBand="0" w:evenVBand="0" w:oddHBand="0" w:evenHBand="0" w:firstRowFirstColumn="0" w:firstRowLastColumn="0" w:lastRowFirstColumn="0" w:lastRowLastColumn="0"/>
               <w:rPr>
-                <w:rFonts w:cs="Times New Roman" w:hint="eastAsia"/>
+                <w:rFonts w:cs="Times New Roman"/>
               </w:rPr>
             </w:pPr>
             <w:r>
@@ -24713,8 +25494,968 @@
         </w:tc>
       </w:tr>
     </w:tbl>
+    <w:p/>
     <w:p>
       <w:pPr>
+        <w:pStyle w:val="3"/>
+      </w:pPr>
+      <w:bookmarkStart w:id="30" w:name="_Toc233205639"/>
+      <w:r>
+        <w:rPr>
+          <w:rFonts w:hint="eastAsia"/>
+        </w:rPr>
+        <w:t>思考题</w:t>
+      </w:r>
+      <w:bookmarkEnd w:id="30"/>
+    </w:p>
+    <w:p>
+      <w:pPr>
+        <w:ind w:firstLineChars="200" w:firstLine="480"/>
+      </w:pPr>
+      <w:r>
+        <w:t>对于同步相量算法，如何设计使其能够有效应对信号幅值的连续变化</w:t>
+      </w:r>
+      <w:r>
+        <w:rPr>
+          <w:rFonts w:hint="eastAsia"/>
+        </w:rPr>
+        <w:t>？</w:t>
+      </w:r>
+    </w:p>
+    <w:p>
+      <w:pPr>
+        <w:ind w:firstLine="0"/>
+      </w:pPr>
+      <w:r>
+        <w:rPr>
+          <w:rFonts w:hint="eastAsia"/>
+        </w:rPr>
+        <w:t>答：</w:t>
+      </w:r>
+      <w:r>
+        <w:t>为有效应对信号幅值的连续变化，同步相量算法应采用幅值和相角分开优化的思路</w:t>
+      </w:r>
+      <w:r>
+        <w:rPr>
+          <w:rFonts w:hint="eastAsia"/>
+        </w:rPr>
+        <w:t>。</w:t>
+      </w:r>
+      <w:r>
+        <w:t>幅值使用短窗、</w:t>
+      </w:r>
+      <w:r>
+        <w:t>Hilbert</w:t>
+      </w:r>
+      <w:r>
+        <w:t>包络或包络拟合方法提高对调制过程的跟踪能力；相角使用稳定的载波频率和相位估计，避免调制边带引入相角波动。这样既能较好跟踪幅值连续变化，又能保持同步相角结果的稳定性</w:t>
+      </w:r>
+      <w:r>
+        <w:rPr>
+          <w:rFonts w:hint="eastAsia"/>
+        </w:rPr>
+        <w:t>。</w:t>
+      </w:r>
+    </w:p>
+    <w:p/>
+    <w:p>
+      <w:r>
+        <w:br w:type="page"/>
+      </w:r>
+    </w:p>
+    <w:p>
+      <w:pPr>
+        <w:pStyle w:val="2"/>
+      </w:pPr>
+      <w:bookmarkStart w:id="31" w:name="_Toc233205640"/>
+      <w:r>
+        <w:rPr>
+          <w:rFonts w:hint="eastAsia"/>
+        </w:rPr>
+        <w:lastRenderedPageBreak/>
+        <w:t>加分内容</w:t>
+      </w:r>
+      <w:r>
+        <w:rPr>
+          <w:rFonts w:hint="eastAsia"/>
+        </w:rPr>
+        <w:t>3</w:t>
+      </w:r>
+      <w:bookmarkEnd w:id="31"/>
+    </w:p>
+    <w:p>
+      <w:r>
+        <w:t>加分内容</w:t>
+      </w:r>
+      <w:r>
+        <w:t xml:space="preserve"> 3 </w:t>
+      </w:r>
+      <w:r>
+        <w:t>对应数据文件为</w:t>
+      </w:r>
+      <w:r>
+        <w:t>Signal_extra3.csv</w:t>
+      </w:r>
+      <w:r>
+        <w:t>，采样率为</w:t>
+      </w:r>
+      <w:r>
+        <w:t xml:space="preserve"> </w:t>
+      </w:r>
+      <m:oMath>
+        <m:r>
+          <w:rPr>
+            <w:rFonts w:ascii="Cambria Math" w:hAnsi="Cambria Math"/>
+          </w:rPr>
+          <m:t>6400</m:t>
+        </m:r>
+        <m:r>
+          <m:rPr>
+            <m:sty m:val="p"/>
+          </m:rPr>
+          <w:rPr>
+            <w:rFonts w:ascii="Cambria Math" w:hAnsi="Cambria Math"/>
+          </w:rPr>
+          <m:t>Hz</m:t>
+        </m:r>
+      </m:oMath>
+      <w:r>
+        <w:t>。该数据为实际电力系统电压信号，信号中可能同时存在频率微小波动、谐波、间谐波以及测量噪声。</w:t>
+      </w:r>
+      <w:r>
+        <w:rPr>
+          <w:rFonts w:hint="eastAsia"/>
+        </w:rPr>
+        <w:t>需要从</w:t>
+      </w:r>
+      <w:r>
+        <w:t>实际电压信号中估计基波相量、频率变化曲线、谐波和间谐波含量，并估计信噪比</w:t>
+      </w:r>
+      <w:r>
+        <w:rPr>
+          <w:rFonts w:hint="eastAsia"/>
+        </w:rPr>
+        <w:t>。</w:t>
+      </w:r>
+    </w:p>
+    <w:p>
+      <w:pPr>
+        <w:pStyle w:val="3"/>
+      </w:pPr>
+      <w:bookmarkStart w:id="32" w:name="_Toc233205641"/>
+      <w:r>
+        <w:t>基波频率</w:t>
+      </w:r>
+      <w:bookmarkEnd w:id="32"/>
+    </w:p>
+    <w:p>
+      <w:pPr>
+        <w:spacing w:line="400" w:lineRule="atLeast"/>
+      </w:pPr>
+      <w:r>
+        <w:rPr>
+          <w:rFonts w:hint="eastAsia"/>
+        </w:rPr>
+        <w:t>首先对整段信号去除直流分量，并采用加窗</w:t>
+      </w:r>
+      <w:r>
+        <w:rPr>
+          <w:rFonts w:hint="eastAsia"/>
+        </w:rPr>
+        <w:t>FFT</w:t>
+      </w:r>
+      <w:r>
+        <w:rPr>
+          <w:rFonts w:hint="eastAsia"/>
+        </w:rPr>
+        <w:t>在</w:t>
+      </w:r>
+      <m:oMath>
+        <m:r>
+          <w:rPr>
+            <w:rFonts w:ascii="Cambria Math" w:hAnsi="Cambria Math"/>
+          </w:rPr>
+          <m:t>45</m:t>
+        </m:r>
+        <m:r>
+          <m:rPr>
+            <m:sty m:val="p"/>
+          </m:rPr>
+          <w:rPr>
+            <w:rFonts w:ascii="Cambria Math" w:hAnsi="Cambria Math"/>
+          </w:rPr>
+          <m:t>Hz</m:t>
+        </m:r>
+        <m:r>
+          <w:rPr>
+            <w:rFonts w:ascii="Cambria Math" w:hAnsi="Cambria Math"/>
+          </w:rPr>
+          <m:t>∼55</m:t>
+        </m:r>
+        <m:r>
+          <m:rPr>
+            <m:sty m:val="p"/>
+          </m:rPr>
+          <w:rPr>
+            <w:rFonts w:ascii="Cambria Math" w:hAnsi="Cambria Math"/>
+          </w:rPr>
+          <m:t>Hz</m:t>
+        </m:r>
+      </m:oMath>
+      <w:r>
+        <w:rPr>
+          <w:rFonts w:hint="eastAsia"/>
+        </w:rPr>
+        <w:t>范围内估计全局基波频率。计算得到全局</w:t>
+      </w:r>
+      <w:r>
+        <w:rPr>
+          <w:rFonts w:hint="eastAsia"/>
+        </w:rPr>
+        <w:t xml:space="preserve"> FFT</w:t>
+      </w:r>
+      <w:r>
+        <w:rPr>
+          <w:rFonts w:hint="eastAsia"/>
+        </w:rPr>
+        <w:t>基波频率为</w:t>
+      </w:r>
+      <m:oMath>
+        <m:sSub>
+          <m:sSubPr>
+            <m:ctrlPr>
+              <w:rPr>
+                <w:rFonts w:ascii="Cambria Math" w:hAnsi="Cambria Math"/>
+              </w:rPr>
+            </m:ctrlPr>
+          </m:sSubPr>
+          <m:e>
+            <m:r>
+              <w:rPr>
+                <w:rFonts w:ascii="Cambria Math" w:hAnsi="Cambria Math"/>
+              </w:rPr>
+              <m:t>f</m:t>
+            </m:r>
+          </m:e>
+          <m:sub>
+            <m:r>
+              <m:rPr>
+                <m:sty m:val="p"/>
+              </m:rPr>
+              <w:rPr>
+                <w:rFonts w:ascii="Cambria Math" w:hAnsi="Cambria Math"/>
+              </w:rPr>
+              <m:t>FFT</m:t>
+            </m:r>
+          </m:sub>
+        </m:sSub>
+        <m:r>
+          <w:rPr>
+            <w:rFonts w:ascii="Cambria Math" w:hAnsi="Cambria Math"/>
+          </w:rPr>
+          <m:t>=49.968422</m:t>
+        </m:r>
+        <m:r>
+          <m:rPr>
+            <m:sty m:val="p"/>
+          </m:rPr>
+          <w:rPr>
+            <w:rFonts w:ascii="Cambria Math" w:hAnsi="Cambria Math"/>
+          </w:rPr>
+          <m:t>Hz</m:t>
+        </m:r>
+      </m:oMath>
+      <w:r>
+        <w:rPr>
+          <w:rFonts w:hint="eastAsia"/>
+        </w:rPr>
+        <w:t>。</w:t>
+      </w:r>
+      <w:r>
+        <w:rPr>
+          <w:rFonts w:hint="eastAsia"/>
+        </w:rPr>
+        <w:t>进一步</w:t>
+      </w:r>
+      <w:r>
+        <w:rPr>
+          <w:rFonts w:hint="eastAsia"/>
+        </w:rPr>
+        <w:t>，</w:t>
+      </w:r>
+      <w:r>
+        <w:rPr>
+          <w:rFonts w:hint="eastAsia"/>
+        </w:rPr>
+        <w:t>对信号进行基波附近带通滤波，保留</w:t>
+      </w:r>
+      <m:oMath>
+        <m:r>
+          <w:rPr>
+            <w:rFonts w:ascii="Cambria Math" w:hAnsi="Cambria Math"/>
+          </w:rPr>
+          <m:t>35</m:t>
+        </m:r>
+        <m:r>
+          <m:rPr>
+            <m:sty m:val="p"/>
+          </m:rPr>
+          <w:rPr>
+            <w:rFonts w:ascii="Cambria Math" w:hAnsi="Cambria Math"/>
+          </w:rPr>
+          <m:t>Hz</m:t>
+        </m:r>
+        <m:r>
+          <w:rPr>
+            <w:rFonts w:ascii="Cambria Math" w:hAnsi="Cambria Math"/>
+          </w:rPr>
+          <m:t>∼75</m:t>
+        </m:r>
+        <m:r>
+          <m:rPr>
+            <m:sty m:val="p"/>
+          </m:rPr>
+          <w:rPr>
+            <w:rFonts w:ascii="Cambria Math" w:hAnsi="Cambria Math"/>
+          </w:rPr>
+          <m:t>Hz</m:t>
+        </m:r>
+      </m:oMath>
+      <w:r>
+        <w:rPr>
+          <w:rFonts w:hint="eastAsia"/>
+        </w:rPr>
+        <w:t>范围内的主要基波成分。设滤波后的基波信号为</w:t>
+      </w:r>
+      <m:oMath>
+        <m:sSub>
+          <m:sSubPr>
+            <m:ctrlPr>
+              <w:rPr>
+                <w:rFonts w:ascii="Cambria Math" w:hAnsi="Cambria Math"/>
+              </w:rPr>
+            </m:ctrlPr>
+          </m:sSubPr>
+          <m:e>
+            <m:r>
+              <w:rPr>
+                <w:rFonts w:ascii="Cambria Math" w:hAnsi="Cambria Math"/>
+              </w:rPr>
+              <m:t>x</m:t>
+            </m:r>
+          </m:e>
+          <m:sub>
+            <m:r>
+              <w:rPr>
+                <w:rFonts w:ascii="Cambria Math" w:hAnsi="Cambria Math"/>
+              </w:rPr>
+              <m:t>f</m:t>
+            </m:r>
+          </m:sub>
+        </m:sSub>
+        <m:d>
+          <m:dPr>
+            <m:ctrlPr>
+              <w:rPr>
+                <w:rFonts w:ascii="Cambria Math" w:hAnsi="Cambria Math"/>
+              </w:rPr>
+            </m:ctrlPr>
+          </m:dPr>
+          <m:e>
+            <m:r>
+              <w:rPr>
+                <w:rFonts w:ascii="Cambria Math" w:hAnsi="Cambria Math"/>
+              </w:rPr>
+              <m:t>t</m:t>
+            </m:r>
+          </m:e>
+        </m:d>
+      </m:oMath>
+      <w:r>
+        <w:rPr>
+          <w:rFonts w:hint="eastAsia"/>
+        </w:rPr>
+        <w:t>，构造</w:t>
+      </w:r>
+      <w:r>
+        <w:rPr>
+          <w:rFonts w:hint="eastAsia"/>
+        </w:rPr>
+        <w:t>Hilbert</w:t>
+      </w:r>
+      <w:r>
+        <w:rPr>
+          <w:rFonts w:hint="eastAsia"/>
+        </w:rPr>
+        <w:t>解析信号</w:t>
+      </w:r>
+      <m:oMath>
+        <m:r>
+          <w:rPr>
+            <w:rFonts w:ascii="Cambria Math" w:hAnsi="Cambria Math"/>
+          </w:rPr>
+          <m:t>z</m:t>
+        </m:r>
+        <m:d>
+          <m:dPr>
+            <m:ctrlPr>
+              <w:rPr>
+                <w:rFonts w:ascii="Cambria Math" w:hAnsi="Cambria Math"/>
+              </w:rPr>
+            </m:ctrlPr>
+          </m:dPr>
+          <m:e>
+            <m:r>
+              <w:rPr>
+                <w:rFonts w:ascii="Cambria Math" w:hAnsi="Cambria Math"/>
+              </w:rPr>
+              <m:t>t</m:t>
+            </m:r>
+          </m:e>
+        </m:d>
+        <m:r>
+          <w:rPr>
+            <w:rFonts w:ascii="Cambria Math" w:hAnsi="Cambria Math"/>
+          </w:rPr>
+          <m:t>=</m:t>
+        </m:r>
+        <m:sSub>
+          <m:sSubPr>
+            <m:ctrlPr>
+              <w:rPr>
+                <w:rFonts w:ascii="Cambria Math" w:hAnsi="Cambria Math"/>
+              </w:rPr>
+            </m:ctrlPr>
+          </m:sSubPr>
+          <m:e>
+            <m:r>
+              <w:rPr>
+                <w:rFonts w:ascii="Cambria Math" w:hAnsi="Cambria Math"/>
+              </w:rPr>
+              <m:t>x</m:t>
+            </m:r>
+          </m:e>
+          <m:sub>
+            <m:r>
+              <w:rPr>
+                <w:rFonts w:ascii="Cambria Math" w:hAnsi="Cambria Math"/>
+              </w:rPr>
+              <m:t>f</m:t>
+            </m:r>
+          </m:sub>
+        </m:sSub>
+        <m:d>
+          <m:dPr>
+            <m:ctrlPr>
+              <w:rPr>
+                <w:rFonts w:ascii="Cambria Math" w:hAnsi="Cambria Math"/>
+              </w:rPr>
+            </m:ctrlPr>
+          </m:dPr>
+          <m:e>
+            <m:r>
+              <w:rPr>
+                <w:rFonts w:ascii="Cambria Math" w:hAnsi="Cambria Math"/>
+              </w:rPr>
+              <m:t>t</m:t>
+            </m:r>
+          </m:e>
+        </m:d>
+        <m:r>
+          <w:rPr>
+            <w:rFonts w:ascii="Cambria Math" w:hAnsi="Cambria Math"/>
+          </w:rPr>
+          <m:t>+j</m:t>
+        </m:r>
+        <m:r>
+          <m:rPr>
+            <m:scr m:val="script"/>
+            <m:sty m:val="p"/>
+          </m:rPr>
+          <w:rPr>
+            <w:rFonts w:ascii="Cambria Math" w:hAnsi="Cambria Math"/>
+          </w:rPr>
+          <m:t>H</m:t>
+        </m:r>
+        <m:sSub>
+          <m:sSubPr>
+            <m:ctrlPr>
+              <w:rPr>
+                <w:rFonts w:ascii="Cambria Math" w:hAnsi="Cambria Math"/>
+              </w:rPr>
+            </m:ctrlPr>
+          </m:sSubPr>
+          <m:e>
+            <m:r>
+              <w:rPr>
+                <w:rFonts w:ascii="Cambria Math" w:hAnsi="Cambria Math"/>
+              </w:rPr>
+              <m:t>x</m:t>
+            </m:r>
+          </m:e>
+          <m:sub>
+            <m:r>
+              <w:rPr>
+                <w:rFonts w:ascii="Cambria Math" w:hAnsi="Cambria Math"/>
+              </w:rPr>
+              <m:t>f</m:t>
+            </m:r>
+          </m:sub>
+        </m:sSub>
+        <m:d>
+          <m:dPr>
+            <m:ctrlPr>
+              <w:rPr>
+                <w:rFonts w:ascii="Cambria Math" w:hAnsi="Cambria Math"/>
+              </w:rPr>
+            </m:ctrlPr>
+          </m:dPr>
+          <m:e>
+            <m:r>
+              <w:rPr>
+                <w:rFonts w:ascii="Cambria Math" w:hAnsi="Cambria Math"/>
+              </w:rPr>
+              <m:t>t</m:t>
+            </m:r>
+          </m:e>
+        </m:d>
+      </m:oMath>
+      <w:r>
+        <w:rPr>
+          <w:rFonts w:hint="eastAsia"/>
+        </w:rPr>
+        <w:t>，</w:t>
+      </w:r>
+      <w:r>
+        <w:rPr>
+          <w:rFonts w:hint="eastAsia"/>
+        </w:rPr>
+        <w:t>其瞬时相位为</w:t>
+      </w:r>
+      <m:oMath>
+        <m:r>
+          <w:rPr>
+            <w:rFonts w:ascii="Cambria Math" w:hAnsi="Cambria Math"/>
+          </w:rPr>
+          <m:t>ϕ</m:t>
+        </m:r>
+        <m:d>
+          <m:dPr>
+            <m:ctrlPr>
+              <w:rPr>
+                <w:rFonts w:ascii="Cambria Math" w:hAnsi="Cambria Math"/>
+              </w:rPr>
+            </m:ctrlPr>
+          </m:dPr>
+          <m:e>
+            <m:r>
+              <w:rPr>
+                <w:rFonts w:ascii="Cambria Math" w:hAnsi="Cambria Math"/>
+              </w:rPr>
+              <m:t>t</m:t>
+            </m:r>
+          </m:e>
+        </m:d>
+        <m:r>
+          <w:rPr>
+            <w:rFonts w:ascii="Cambria Math" w:hAnsi="Cambria Math"/>
+          </w:rPr>
+          <m:t>=</m:t>
+        </m:r>
+        <m:func>
+          <m:funcPr>
+            <m:ctrlPr>
+              <w:rPr>
+                <w:rFonts w:ascii="Cambria Math" w:hAnsi="Cambria Math"/>
+              </w:rPr>
+            </m:ctrlPr>
+          </m:funcPr>
+          <m:fName>
+            <m:r>
+              <m:rPr>
+                <m:sty m:val="p"/>
+              </m:rPr>
+              <w:rPr>
+                <w:rFonts w:ascii="Cambria Math" w:hAnsi="Cambria Math"/>
+              </w:rPr>
+              <m:t>arg</m:t>
+            </m:r>
+          </m:fName>
+          <m:e>
+            <m:r>
+              <w:rPr>
+                <w:rFonts w:ascii="Cambria Math" w:hAnsi="Cambria Math"/>
+              </w:rPr>
+              <m:t>z</m:t>
+            </m:r>
+          </m:e>
+        </m:func>
+        <m:d>
+          <m:dPr>
+            <m:ctrlPr>
+              <w:rPr>
+                <w:rFonts w:ascii="Cambria Math" w:hAnsi="Cambria Math"/>
+              </w:rPr>
+            </m:ctrlPr>
+          </m:dPr>
+          <m:e>
+            <m:r>
+              <w:rPr>
+                <w:rFonts w:ascii="Cambria Math" w:hAnsi="Cambria Math"/>
+              </w:rPr>
+              <m:t>t</m:t>
+            </m:r>
+          </m:e>
+        </m:d>
+      </m:oMath>
+      <w:r>
+        <w:rPr>
+          <w:rFonts w:hint="eastAsia"/>
+        </w:rPr>
+        <w:t>，</w:t>
+      </w:r>
+      <w:r>
+        <w:rPr>
+          <w:rFonts w:hint="eastAsia"/>
+        </w:rPr>
+        <w:t>瞬时频率</w:t>
+      </w:r>
+      <m:oMath>
+        <m:r>
+          <w:rPr>
+            <w:rFonts w:ascii="Cambria Math" w:hAnsi="Cambria Math"/>
+          </w:rPr>
+          <m:t>f</m:t>
+        </m:r>
+        <m:d>
+          <m:dPr>
+            <m:ctrlPr>
+              <w:rPr>
+                <w:rFonts w:ascii="Cambria Math" w:hAnsi="Cambria Math"/>
+              </w:rPr>
+            </m:ctrlPr>
+          </m:dPr>
+          <m:e>
+            <m:r>
+              <w:rPr>
+                <w:rFonts w:ascii="Cambria Math" w:hAnsi="Cambria Math"/>
+              </w:rPr>
+              <m:t>t</m:t>
+            </m:r>
+          </m:e>
+        </m:d>
+        <m:r>
+          <w:rPr>
+            <w:rFonts w:ascii="Cambria Math" w:hAnsi="Cambria Math"/>
+          </w:rPr>
+          <m:t>=</m:t>
+        </m:r>
+        <m:f>
+          <m:fPr>
+            <m:ctrlPr>
+              <w:rPr>
+                <w:rFonts w:ascii="Cambria Math" w:hAnsi="Cambria Math"/>
+              </w:rPr>
+            </m:ctrlPr>
+          </m:fPr>
+          <m:num>
+            <m:r>
+              <w:rPr>
+                <w:rFonts w:ascii="Cambria Math" w:hAnsi="Cambria Math"/>
+              </w:rPr>
+              <m:t>1</m:t>
+            </m:r>
+          </m:num>
+          <m:den>
+            <m:r>
+              <w:rPr>
+                <w:rFonts w:ascii="Cambria Math" w:hAnsi="Cambria Math"/>
+              </w:rPr>
+              <m:t>2π</m:t>
+            </m:r>
+          </m:den>
+        </m:f>
+        <m:f>
+          <m:fPr>
+            <m:ctrlPr>
+              <w:rPr>
+                <w:rFonts w:ascii="Cambria Math" w:hAnsi="Cambria Math"/>
+              </w:rPr>
+            </m:ctrlPr>
+          </m:fPr>
+          <m:num>
+            <m:r>
+              <w:rPr>
+                <w:rFonts w:ascii="Cambria Math" w:hAnsi="Cambria Math"/>
+              </w:rPr>
+              <m:t>dϕ</m:t>
+            </m:r>
+            <m:d>
+              <m:dPr>
+                <m:ctrlPr>
+                  <w:rPr>
+                    <w:rFonts w:ascii="Cambria Math" w:hAnsi="Cambria Math"/>
+                  </w:rPr>
+                </m:ctrlPr>
+              </m:dPr>
+              <m:e>
+                <m:r>
+                  <w:rPr>
+                    <w:rFonts w:ascii="Cambria Math" w:hAnsi="Cambria Math"/>
+                  </w:rPr>
+                  <m:t>t</m:t>
+                </m:r>
+              </m:e>
+            </m:d>
+          </m:num>
+          <m:den>
+            <m:r>
+              <w:rPr>
+                <w:rFonts w:ascii="Cambria Math" w:hAnsi="Cambria Math"/>
+              </w:rPr>
+              <m:t>dt</m:t>
+            </m:r>
+          </m:den>
+        </m:f>
+      </m:oMath>
+      <w:r>
+        <w:rPr>
+          <w:rFonts w:hint="eastAsia"/>
+        </w:rPr>
+        <w:t>。</w:t>
+      </w:r>
+    </w:p>
+    <w:p>
+      <w:pPr>
+        <w:spacing w:line="400" w:lineRule="atLeast"/>
+        <w:rPr>
+          <w:rFonts w:hint="eastAsia"/>
+        </w:rPr>
+      </w:pPr>
+    </w:p>
+    <w:p>
+      <w:pPr>
+        <w:pStyle w:val="-"/>
+        <w:spacing w:before="31" w:after="312"/>
+        <w:rPr>
+          <w:rFonts w:hint="eastAsia"/>
+        </w:rPr>
+      </w:pPr>
+      <w:r>
+        <w:rPr>
+          <w:rFonts w:hint="eastAsia"/>
+        </w:rPr>
+        <w:t>基波频率曲线</w:t>
+      </w:r>
+    </w:p>
+    <w:p>
+      <w:pPr>
+        <w:spacing w:line="400" w:lineRule="atLeast"/>
+        <w:jc w:val="center"/>
+      </w:pPr>
+      <w:r>
+        <w:drawing>
+          <wp:inline distT="0" distB="0" distL="0" distR="0" wp14:anchorId="3E7C7070" wp14:editId="118DC994">
+            <wp:extent cx="3244132" cy="2441106"/>
+            <wp:effectExtent l="0" t="0" r="0" b="0"/>
+            <wp:docPr id="227982461" name="图片 1"/>
+            <wp:cNvGraphicFramePr>
+              <a:graphicFrameLocks xmlns:a="http://schemas.openxmlformats.org/drawingml/2006/main" noChangeAspect="1"/>
+            </wp:cNvGraphicFramePr>
+            <a:graphic xmlns:a="http://schemas.openxmlformats.org/drawingml/2006/main">
+              <a:graphicData uri="http://schemas.openxmlformats.org/drawingml/2006/picture">
+                <pic:pic xmlns:pic="http://schemas.openxmlformats.org/drawingml/2006/picture">
+                  <pic:nvPicPr>
+                    <pic:cNvPr id="227982461" name=""/>
+                    <pic:cNvPicPr/>
+                  </pic:nvPicPr>
+                  <pic:blipFill>
+                    <a:blip r:embed="rId21"/>
+                    <a:stretch>
+                      <a:fillRect/>
+                    </a:stretch>
+                  </pic:blipFill>
+                  <pic:spPr>
+                    <a:xfrm>
+                      <a:off x="0" y="0"/>
+                      <a:ext cx="3251987" cy="2447017"/>
+                    </a:xfrm>
+                    <a:prstGeom prst="rect">
+                      <a:avLst/>
+                    </a:prstGeom>
+                  </pic:spPr>
+                </pic:pic>
+              </a:graphicData>
+            </a:graphic>
+          </wp:inline>
+        </w:drawing>
+      </w:r>
+    </w:p>
+    <w:p>
+      <w:pPr>
+        <w:spacing w:line="400" w:lineRule="atLeast"/>
+      </w:pPr>
+      <w:r>
+        <w:rPr>
+          <w:rFonts w:hint="eastAsia"/>
+        </w:rPr>
+        <w:t>由于实际信号存在噪声，直接差分得到的瞬时频率会有较大波动，因此程序对频率曲线进行约</w:t>
+      </w:r>
+      <m:oMath>
+        <m:r>
+          <w:rPr>
+            <w:rFonts w:ascii="Cambria Math" w:hAnsi="Cambria Math"/>
+          </w:rPr>
+          <m:t>80</m:t>
+        </m:r>
+        <m:r>
+          <m:rPr>
+            <m:sty m:val="p"/>
+          </m:rPr>
+          <w:rPr>
+            <w:rFonts w:ascii="Cambria Math" w:hAnsi="Cambria Math"/>
+          </w:rPr>
+          <m:t>ms</m:t>
+        </m:r>
+      </m:oMath>
+      <w:r>
+        <w:rPr>
+          <w:rFonts w:hint="eastAsia"/>
+        </w:rPr>
+        <w:t>的滑动平均，并剔除明显异常值。同时，考虑到</w:t>
+      </w:r>
+      <w:r>
+        <w:rPr>
+          <w:rFonts w:hint="eastAsia"/>
+        </w:rPr>
+        <w:t>Hilbert</w:t>
+      </w:r>
+      <w:r>
+        <w:rPr>
+          <w:rFonts w:hint="eastAsia"/>
+        </w:rPr>
+        <w:t>变换和</w:t>
+      </w:r>
+      <w:r>
+        <w:rPr>
+          <w:rFonts w:hint="eastAsia"/>
+        </w:rPr>
+        <w:t>FIR</w:t>
+      </w:r>
+      <w:r>
+        <w:rPr>
+          <w:rFonts w:hint="eastAsia"/>
+        </w:rPr>
+        <w:t>滤波在首尾存在边界效应，频率曲线首尾约</w:t>
+      </w:r>
+      <m:oMath>
+        <m:r>
+          <w:rPr>
+            <w:rFonts w:ascii="Cambria Math" w:hAnsi="Cambria Math"/>
+          </w:rPr>
+          <m:t>80</m:t>
+        </m:r>
+        <m:r>
+          <m:rPr>
+            <m:sty m:val="p"/>
+          </m:rPr>
+          <w:rPr>
+            <w:rFonts w:ascii="Cambria Math" w:hAnsi="Cambria Math"/>
+          </w:rPr>
+          <m:t>ms</m:t>
+        </m:r>
+      </m:oMath>
+      <w:r>
+        <w:rPr>
+          <w:rFonts w:hint="eastAsia"/>
+        </w:rPr>
+        <w:t>不作为可靠输出。根据中间稳定区间统计，基波频率中位数为</w:t>
+      </w:r>
+      <m:oMath>
+        <m:acc>
+          <m:accPr>
+            <m:chr m:val="̅"/>
+            <m:ctrlPr>
+              <w:rPr>
+                <w:rFonts w:ascii="Cambria Math" w:hAnsi="Cambria Math"/>
+                <w:i/>
+              </w:rPr>
+            </m:ctrlPr>
+          </m:accPr>
+          <m:e>
+            <m:r>
+              <w:rPr>
+                <w:rFonts w:ascii="Cambria Math" w:hAnsi="Cambria Math"/>
+              </w:rPr>
+              <m:t>f</m:t>
+            </m:r>
+          </m:e>
+        </m:acc>
+        <m:r>
+          <w:rPr>
+            <w:rFonts w:ascii="Cambria Math" w:hAnsi="Cambria Math"/>
+          </w:rPr>
+          <m:t>=49.968510</m:t>
+        </m:r>
+        <m:r>
+          <m:rPr>
+            <m:sty m:val="p"/>
+          </m:rPr>
+          <w:rPr>
+            <w:rFonts w:ascii="Cambria Math" w:hAnsi="Cambria Math"/>
+          </w:rPr>
+          <m:t>Hz</m:t>
+        </m:r>
+      </m:oMath>
+      <w:r>
+        <w:rPr>
+          <w:rFonts w:hint="eastAsia"/>
+        </w:rPr>
+        <w:t>，中间稳定区间内频率变化范围约为</w:t>
+      </w:r>
+      <m:oMath>
+        <m:r>
+          <w:rPr>
+            <w:rFonts w:ascii="Cambria Math" w:hAnsi="Cambria Math"/>
+          </w:rPr>
+          <m:t>49.966162</m:t>
+        </m:r>
+        <m:r>
+          <m:rPr>
+            <m:sty m:val="p"/>
+          </m:rPr>
+          <w:rPr>
+            <w:rFonts w:ascii="Cambria Math" w:hAnsi="Cambria Math"/>
+          </w:rPr>
+          <m:t>Hz</m:t>
+        </m:r>
+        <m:r>
+          <w:rPr>
+            <w:rFonts w:ascii="Cambria Math" w:hAnsi="Cambria Math"/>
+          </w:rPr>
+          <m:t>∼49.971344</m:t>
+        </m:r>
+        <m:r>
+          <m:rPr>
+            <m:sty m:val="p"/>
+          </m:rPr>
+          <w:rPr>
+            <w:rFonts w:ascii="Cambria Math" w:hAnsi="Cambria Math"/>
+          </w:rPr>
+          <m:t>Hz</m:t>
+        </m:r>
+      </m:oMath>
+      <w:r>
+        <w:rPr>
+          <w:rFonts w:hint="eastAsia"/>
+        </w:rPr>
+        <w:t>。</w:t>
+      </w:r>
+    </w:p>
+    <w:p>
+      <w:pPr>
+        <w:spacing w:line="400" w:lineRule="atLeast"/>
+        <w:jc w:val="center"/>
         <w:rPr>
           <w:rFonts w:hint="eastAsia"/>
         </w:rPr>
@@ -24724,41 +26465,24 @@
       <w:pPr>
         <w:pStyle w:val="3"/>
       </w:pPr>
-      <w:bookmarkStart w:id="30" w:name="_Toc233152705"/>
-      <w:r>
-        <w:rPr>
-          <w:rFonts w:hint="eastAsia"/>
-        </w:rPr>
-        <w:t>思考题</w:t>
-      </w:r>
-      <w:bookmarkEnd w:id="30"/>
+      <w:bookmarkStart w:id="33" w:name="_Toc233205642"/>
+      <w:r>
+        <w:lastRenderedPageBreak/>
+        <w:t>基波同步相量</w:t>
+      </w:r>
+      <w:bookmarkEnd w:id="33"/>
     </w:p>
     <w:p>
       <w:pPr>
-        <w:ind w:firstLine="0"/>
+        <w:rPr>
+          <w:rFonts w:hint="eastAsia"/>
+        </w:rPr>
       </w:pPr>
       <w:r>
-        <w:t>对于同步相量算法，如何设计使其能够有效应对信号幅值的连续变化</w:t>
-      </w:r>
-      <w:r>
-        <w:rPr>
-          <w:rFonts w:hint="eastAsia"/>
-        </w:rPr>
-        <w:t>？</w:t>
-      </w:r>
-    </w:p>
-    <w:p>
-      <w:pPr>
-        <w:ind w:firstLine="0"/>
-      </w:pPr>
-      <w:r>
-        <w:rPr>
-          <w:rFonts w:hint="eastAsia"/>
-        </w:rPr>
-        <w:t>答：</w:t>
-      </w:r>
-      <w:r>
-        <w:t>为有效应对信号幅值的连续变化，同步相量算法应采用幅值和相角分开优化的思路</w:t>
+        <w:rPr>
+          <w:rFonts w:hint="eastAsia"/>
+        </w:rPr>
+        <w:t>基波同步相量计算采用局部频率解调的中心滑动窗方法。程序根据频率中位数确定滑动窗长度</w:t>
       </w:r>
       <w:r>
         <w:rPr>
@@ -24767,72 +26491,42 @@
         <w:t>。</w:t>
       </w:r>
       <w:r>
-        <w:t>幅值使用短窗、</w:t>
-      </w:r>
-      <w:r>
-        <w:t>Hilbert</w:t>
-      </w:r>
-      <w:r>
-        <w:t>包络或包络拟合方法提高对调制过程的跟踪能力；相角使用稳定的载波频率和相位估计，避免调制边带引入相角波动。这样既能较好跟踪幅值连续变化，又能保持同步相角结果的稳定性</w:t>
-      </w:r>
-      <w:r>
-        <w:rPr>
-          <w:rFonts w:hint="eastAsia"/>
-        </w:rPr>
-        <w:t>。</w:t>
-      </w:r>
-    </w:p>
-    <w:p/>
-    <w:p>
-      <w:r>
-        <w:br w:type="page"/>
-      </w:r>
-    </w:p>
-    <w:p>
-      <w:pPr>
-        <w:pStyle w:val="2"/>
-      </w:pPr>
-      <w:bookmarkStart w:id="31" w:name="_Toc233152706"/>
-      <w:r>
-        <w:rPr>
-          <w:rFonts w:hint="eastAsia"/>
-        </w:rPr>
-        <w:lastRenderedPageBreak/>
-        <w:t>加分内容</w:t>
-      </w:r>
-      <w:r>
-        <w:rPr>
-          <w:rFonts w:hint="eastAsia"/>
-        </w:rPr>
-        <w:t>3</w:t>
-      </w:r>
-      <w:bookmarkEnd w:id="31"/>
-    </w:p>
-    <w:p>
-      <w:r>
-        <w:t>加分内容</w:t>
-      </w:r>
-      <w:r>
-        <w:t xml:space="preserve"> 3 </w:t>
-      </w:r>
-      <w:r>
-        <w:t>对应数据文件为</w:t>
-      </w:r>
-      <w:r>
-        <w:t>Signal_extra3.csv</w:t>
-      </w:r>
-      <w:r>
-        <w:t>，采样率为</w:t>
-      </w:r>
-      <w:r>
-        <w:t xml:space="preserve"> </w:t>
+        <w:rPr>
+          <w:rFonts w:hint="eastAsia"/>
+        </w:rPr>
+        <w:t>根据</w:t>
       </w:r>
       <m:oMath>
+        <m:sSub>
+          <m:sSubPr>
+            <m:ctrlPr>
+              <w:rPr>
+                <w:rFonts w:ascii="Cambria Math" w:hAnsi="Cambria Math"/>
+              </w:rPr>
+            </m:ctrlPr>
+          </m:sSubPr>
+          <m:e>
+            <m:r>
+              <w:rPr>
+                <w:rFonts w:ascii="Cambria Math" w:hAnsi="Cambria Math"/>
+              </w:rPr>
+              <m:t>f</m:t>
+            </m:r>
+          </m:e>
+          <m:sub>
+            <m:r>
+              <w:rPr>
+                <w:rFonts w:ascii="Cambria Math" w:hAnsi="Cambria Math"/>
+              </w:rPr>
+              <m:t>s</m:t>
+            </m:r>
+          </m:sub>
+        </m:sSub>
         <m:r>
           <w:rPr>
             <w:rFonts w:ascii="Cambria Math" w:hAnsi="Cambria Math"/>
           </w:rPr>
-          <m:t>6400</m:t>
+          <m:t>=6400</m:t>
         </m:r>
         <m:r>
           <m:rPr>
@@ -24845,17 +26539,151 @@
         </m:r>
       </m:oMath>
       <w:r>
-        <w:t>。该数据为实际电力系统电压信号，信号中可能同时存在频率微小波动、谐波、间谐波以及测量噪声。</w:t>
-      </w:r>
-      <w:r>
-        <w:rPr>
-          <w:rFonts w:hint="eastAsia"/>
-        </w:rPr>
-        <w:t>需要从</w:t>
-      </w:r>
-      <w:r>
-        <w:t>实际电压信号中估计基波相量、频率变化曲线、谐波和间谐波含量，并估计信噪比</w:t>
-      </w:r>
+        <w:rPr>
+          <w:rFonts w:hint="eastAsia"/>
+        </w:rPr>
+        <w:t>，</w:t>
+      </w:r>
+      <m:oMath>
+        <m:acc>
+          <m:accPr>
+            <m:chr m:val="̅"/>
+            <m:ctrlPr>
+              <w:rPr>
+                <w:rFonts w:ascii="Cambria Math" w:hAnsi="Cambria Math"/>
+                <w:i/>
+              </w:rPr>
+            </m:ctrlPr>
+          </m:accPr>
+          <m:e>
+            <m:r>
+              <w:rPr>
+                <w:rFonts w:ascii="Cambria Math" w:hAnsi="Cambria Math"/>
+              </w:rPr>
+              <m:t>f</m:t>
+            </m:r>
+          </m:e>
+        </m:acc>
+        <m:r>
+          <w:rPr>
+            <w:rFonts w:ascii="Cambria Math" w:hAnsi="Cambria Math"/>
+          </w:rPr>
+          <m:t>=49.968510</m:t>
+        </m:r>
+        <m:r>
+          <m:rPr>
+            <m:sty m:val="p"/>
+          </m:rPr>
+          <w:rPr>
+            <w:rFonts w:ascii="Cambria Math" w:hAnsi="Cambria Math"/>
+          </w:rPr>
+          <m:t>Hz</m:t>
+        </m:r>
+      </m:oMath>
+      <w:r>
+        <w:rPr>
+          <w:rFonts w:hint="eastAsia"/>
+        </w:rPr>
+        <w:t>，得到窗口长度为</w:t>
+      </w:r>
+      <m:oMath>
+        <m:r>
+          <w:rPr>
+            <w:rFonts w:ascii="Cambria Math" w:hAnsi="Cambria Math"/>
+          </w:rPr>
+          <m:t>N</m:t>
+        </m:r>
+        <m:r>
+          <w:rPr>
+            <w:rFonts w:ascii="Cambria Math" w:hAnsi="Cambria Math"/>
+          </w:rPr>
+          <m:t>=513</m:t>
+        </m:r>
+      </m:oMath>
+      <w:r>
+        <w:rPr>
+          <w:rFonts w:hint="eastAsia"/>
+        </w:rPr>
+        <w:t>，</w:t>
+      </w:r>
+      <w:r>
+        <w:rPr>
+          <w:rFonts w:hint="eastAsia"/>
+        </w:rPr>
+        <w:t>覆盖</w:t>
+      </w:r>
+      <m:oMath>
+        <m:r>
+          <w:rPr>
+            <w:rFonts w:ascii="Cambria Math" w:hAnsi="Cambria Math"/>
+          </w:rPr>
+          <m:t>4</m:t>
+        </m:r>
+      </m:oMath>
+      <w:r>
+        <w:rPr>
+          <w:rFonts w:hint="eastAsia"/>
+        </w:rPr>
+        <w:t>个基波周期。</w:t>
+      </w:r>
+      <w:r>
+        <w:rPr>
+          <w:rFonts w:hint="eastAsia"/>
+        </w:rPr>
+        <w:t>由此</w:t>
+      </w:r>
+      <w:r>
+        <w:rPr>
+          <w:rFonts w:hint="eastAsia"/>
+        </w:rPr>
+        <w:t>信号首尾各</w:t>
+      </w:r>
+      <m:oMath>
+        <m:r>
+          <w:rPr>
+            <w:rFonts w:ascii="Cambria Math" w:hAnsi="Cambria Math"/>
+          </w:rPr>
+          <m:t>256</m:t>
+        </m:r>
+      </m:oMath>
+      <w:r>
+        <w:rPr>
+          <w:rFonts w:hint="eastAsia"/>
+        </w:rPr>
+        <w:t>点无法形成完整窗口，有效相量输出区间约为</w:t>
+      </w:r>
+      <m:oMath>
+        <m:r>
+          <w:rPr>
+            <w:rFonts w:ascii="Cambria Math" w:hAnsi="Cambria Math"/>
+          </w:rPr>
+          <m:t>0.040000</m:t>
+        </m:r>
+        <m:r>
+          <m:rPr>
+            <m:sty m:val="p"/>
+          </m:rPr>
+          <w:rPr>
+            <w:rFonts w:ascii="Cambria Math" w:hAnsi="Cambria Math"/>
+          </w:rPr>
+          <m:t>s</m:t>
+        </m:r>
+        <m:r>
+          <w:rPr>
+            <w:rFonts w:ascii="Cambria Math" w:hAnsi="Cambria Math"/>
+          </w:rPr>
+          <m:t>∼0.959844</m:t>
+        </m:r>
+        <m:r>
+          <m:rPr>
+            <m:sty m:val="p"/>
+          </m:rPr>
+          <w:rPr>
+            <w:rFonts w:ascii="Cambria Math" w:hAnsi="Cambria Math"/>
+          </w:rPr>
+          <m:t>s</m:t>
+        </m:r>
+      </m:oMath>
       <w:r>
         <w:rPr>
           <w:rFonts w:hint="eastAsia"/>
@@ -24863,15 +26691,383 @@
         <w:t>。</w:t>
       </w:r>
     </w:p>
-    <w:p/>
-    <w:p/>
-    <w:p/>
     <w:p>
       <w:pPr>
+        <w:pStyle w:val="-"/>
+        <w:spacing w:before="31" w:after="312"/>
         <w:rPr>
           <w:rFonts w:hint="eastAsia"/>
         </w:rPr>
       </w:pPr>
+      <w:r>
+        <w:rPr>
+          <w:rFonts w:hint="eastAsia"/>
+        </w:rPr>
+        <w:t>同步相量幅值与相角曲线</w:t>
+      </w:r>
+    </w:p>
+    <w:p>
+      <w:pPr>
+        <w:spacing w:line="400" w:lineRule="atLeast"/>
+        <w:jc w:val="center"/>
+        <w:rPr>
+          <w:rFonts w:hint="eastAsia"/>
+        </w:rPr>
+      </w:pPr>
+      <w:r>
+        <w:drawing>
+          <wp:inline distT="0" distB="0" distL="0" distR="0" wp14:anchorId="4F013663" wp14:editId="0C206423">
+            <wp:extent cx="3036591" cy="2274702"/>
+            <wp:effectExtent l="0" t="0" r="0" b="0"/>
+            <wp:docPr id="1347585674" name="图片 1"/>
+            <wp:cNvGraphicFramePr>
+              <a:graphicFrameLocks xmlns:a="http://schemas.openxmlformats.org/drawingml/2006/main" noChangeAspect="1"/>
+            </wp:cNvGraphicFramePr>
+            <a:graphic xmlns:a="http://schemas.openxmlformats.org/drawingml/2006/main">
+              <a:graphicData uri="http://schemas.openxmlformats.org/drawingml/2006/picture">
+                <pic:pic xmlns:pic="http://schemas.openxmlformats.org/drawingml/2006/picture">
+                  <pic:nvPicPr>
+                    <pic:cNvPr id="1347585674" name=""/>
+                    <pic:cNvPicPr/>
+                  </pic:nvPicPr>
+                  <pic:blipFill>
+                    <a:blip r:embed="rId22"/>
+                    <a:stretch>
+                      <a:fillRect/>
+                    </a:stretch>
+                  </pic:blipFill>
+                  <pic:spPr>
+                    <a:xfrm>
+                      <a:off x="0" y="0"/>
+                      <a:ext cx="3047091" cy="2282567"/>
+                    </a:xfrm>
+                    <a:prstGeom prst="rect">
+                      <a:avLst/>
+                    </a:prstGeom>
+                  </pic:spPr>
+                </pic:pic>
+              </a:graphicData>
+            </a:graphic>
+          </wp:inline>
+        </w:drawing>
+      </w:r>
+    </w:p>
+    <w:p>
+      <w:r>
+        <w:rPr>
+          <w:rFonts w:hint="eastAsia"/>
+        </w:rPr>
+        <w:t>利用滑动窗同步相量计算法</w:t>
+      </w:r>
+      <w:r>
+        <w:rPr>
+          <w:rFonts w:hint="eastAsia"/>
+        </w:rPr>
+        <w:t>，基波</w:t>
+      </w:r>
+      <w:r>
+        <w:rPr>
+          <w:rFonts w:hint="eastAsia"/>
+        </w:rPr>
+        <w:t>平均</w:t>
+      </w:r>
+      <w:r>
+        <w:rPr>
+          <w:rFonts w:hint="eastAsia"/>
+        </w:rPr>
+        <w:t>有效值</w:t>
+      </w:r>
+      <w:r>
+        <w:rPr>
+          <w:rFonts w:hint="eastAsia"/>
+        </w:rPr>
+        <w:t>值幅约为</w:t>
+      </w:r>
+      <m:oMath>
+        <m:r>
+          <w:rPr>
+            <w:rFonts w:ascii="Cambria Math" w:hAnsi="Cambria Math"/>
+          </w:rPr>
+          <m:t>59.795985</m:t>
+        </m:r>
+        <m:r>
+          <m:rPr>
+            <m:sty m:val="p"/>
+          </m:rPr>
+          <w:rPr>
+            <w:rFonts w:ascii="Cambria Math" w:hAnsi="Cambria Math"/>
+          </w:rPr>
+          <m:t>V</m:t>
+        </m:r>
+      </m:oMath>
+      <w:r>
+        <w:rPr>
+          <w:rFonts w:hint="eastAsia"/>
+        </w:rPr>
+        <w:t>。</w:t>
+      </w:r>
+    </w:p>
+    <w:p>
+      <w:pPr>
+        <w:pStyle w:val="3"/>
+        <w:rPr>
+          <w:rFonts w:hint="eastAsia"/>
+        </w:rPr>
+      </w:pPr>
+      <w:bookmarkStart w:id="34" w:name="_Toc233205643"/>
+      <w:r>
+        <w:t>谐波与间谐波</w:t>
+      </w:r>
+      <w:bookmarkEnd w:id="34"/>
+    </w:p>
+    <w:p>
+      <w:r>
+        <w:rPr>
+          <w:rFonts w:hint="eastAsia"/>
+        </w:rPr>
+        <w:t>对于</w:t>
+      </w:r>
+      <w:r>
+        <w:rPr>
+          <w:rFonts w:hint="eastAsia"/>
+        </w:rPr>
+        <w:t>高次谐波和间谐波</w:t>
+      </w:r>
+      <w:r>
+        <w:rPr>
+          <w:rFonts w:hint="eastAsia"/>
+        </w:rPr>
+        <w:t>，</w:t>
+      </w:r>
+      <w:r>
+        <w:rPr>
+          <w:rFonts w:hint="eastAsia"/>
+        </w:rPr>
+        <w:t>首先对整段信号进行</w:t>
+      </w:r>
+      <w:r>
+        <w:rPr>
+          <w:rFonts w:hint="eastAsia"/>
+        </w:rPr>
+        <w:t>Blackman-Harris</w:t>
+      </w:r>
+      <w:r>
+        <w:rPr>
+          <w:rFonts w:hint="eastAsia"/>
+        </w:rPr>
+        <w:t>加窗和高倍补零</w:t>
+      </w:r>
+      <w:r>
+        <w:rPr>
+          <w:rFonts w:hint="eastAsia"/>
+        </w:rPr>
+        <w:t>FFT</w:t>
+      </w:r>
+      <w:r>
+        <w:rPr>
+          <w:rFonts w:hint="eastAsia"/>
+        </w:rPr>
+        <w:t>，得到单边幅值谱。基波谱峰频率约为</w:t>
+      </w:r>
+      <m:oMath>
+        <m:r>
+          <w:rPr>
+            <w:rFonts w:ascii="Cambria Math" w:hAnsi="Cambria Math"/>
+          </w:rPr>
+          <m:t>49.963379</m:t>
+        </m:r>
+        <m:r>
+          <m:rPr>
+            <m:sty m:val="p"/>
+          </m:rPr>
+          <w:rPr>
+            <w:rFonts w:ascii="Cambria Math" w:hAnsi="Cambria Math"/>
+          </w:rPr>
+          <m:t>Hz</m:t>
+        </m:r>
+      </m:oMath>
+      <w:r>
+        <w:rPr>
+          <w:rFonts w:hint="eastAsia"/>
+        </w:rPr>
+        <w:t>，</w:t>
+      </w:r>
+      <w:r>
+        <w:rPr>
+          <w:rFonts w:hint="eastAsia"/>
+        </w:rPr>
+        <w:t>对应基波有效值幅值约为</w:t>
+      </w:r>
+      <m:oMath>
+        <m:r>
+          <w:rPr>
+            <w:rFonts w:ascii="Cambria Math" w:hAnsi="Cambria Math"/>
+          </w:rPr>
+          <m:t>59.802748</m:t>
+        </m:r>
+        <m:r>
+          <m:rPr>
+            <m:sty m:val="p"/>
+          </m:rPr>
+          <w:rPr>
+            <w:rFonts w:ascii="Cambria Math" w:hAnsi="Cambria Math"/>
+          </w:rPr>
+          <m:t>V</m:t>
+        </m:r>
+      </m:oMath>
+      <w:r>
+        <w:rPr>
+          <w:rFonts w:hint="eastAsia"/>
+        </w:rPr>
+        <w:t>。</w:t>
+      </w:r>
+    </w:p>
+    <w:p>
+      <w:r>
+        <w:rPr>
+          <w:rFonts w:hint="eastAsia"/>
+        </w:rPr>
+        <w:t>以</w:t>
+      </w:r>
+      <m:oMath>
+        <m:acc>
+          <m:accPr>
+            <m:chr m:val="̅"/>
+            <m:ctrlPr>
+              <w:rPr>
+                <w:rFonts w:ascii="Cambria Math" w:hAnsi="Cambria Math"/>
+                <w:i/>
+              </w:rPr>
+            </m:ctrlPr>
+          </m:accPr>
+          <m:e>
+            <m:r>
+              <w:rPr>
+                <w:rFonts w:ascii="Cambria Math" w:hAnsi="Cambria Math"/>
+              </w:rPr>
+              <m:t>f</m:t>
+            </m:r>
+          </m:e>
+        </m:acc>
+      </m:oMath>
+      <w:r>
+        <w:rPr>
+          <w:rFonts w:hint="eastAsia"/>
+        </w:rPr>
+        <w:t>为基准</w:t>
+      </w:r>
+      <w:r>
+        <w:rPr>
+          <w:rFonts w:hint="eastAsia"/>
+        </w:rPr>
+        <w:t>确定谐波</w:t>
+      </w:r>
+      <w:r>
+        <w:rPr>
+          <w:rFonts w:hint="eastAsia"/>
+        </w:rPr>
+        <w:t>，在</w:t>
+      </w:r>
+      <m:oMath>
+        <m:r>
+          <w:rPr>
+            <w:rFonts w:ascii="Cambria Math" w:hAnsi="Cambria Math"/>
+          </w:rPr>
+          <m:t>2∼29</m:t>
+        </m:r>
+      </m:oMath>
+      <w:r>
+        <w:rPr>
+          <w:rFonts w:hint="eastAsia"/>
+        </w:rPr>
+        <w:t>次谐波附近搜索局部谱峰，并使用对数抛物线插值修正峰值频率。对于</w:t>
+      </w:r>
+      <m:oMath>
+        <m:r>
+          <w:rPr>
+            <w:rFonts w:ascii="Cambria Math" w:hAnsi="Cambria Math"/>
+          </w:rPr>
+          <m:t>300</m:t>
+        </m:r>
+        <m:r>
+          <m:rPr>
+            <m:sty m:val="p"/>
+          </m:rPr>
+          <w:rPr>
+            <w:rFonts w:ascii="Cambria Math" w:hAnsi="Cambria Math"/>
+          </w:rPr>
+          <m:t>Hz</m:t>
+        </m:r>
+      </m:oMath>
+      <w:r>
+        <w:rPr>
+          <w:rFonts w:hint="eastAsia"/>
+        </w:rPr>
+        <w:t>以下的间谐波</w:t>
+      </w:r>
+      <w:r>
+        <w:rPr>
+          <w:rFonts w:hint="eastAsia"/>
+        </w:rPr>
+        <w:t>则</w:t>
+      </w:r>
+      <w:r>
+        <w:rPr>
+          <w:rFonts w:hint="eastAsia"/>
+        </w:rPr>
+        <w:t>采用原始谱候选和残差谱候选联合检测的方法。首先拟合基波及已检出的整数次谐波，得到残差信号；再在原始信号频谱和残差信号频谱中分别寻找非整数倍频率候选。最后，将候选频率放入统一最小二乘模型，保守筛选满足阈值的间谐波分量</w:t>
+      </w:r>
+      <w:r>
+        <w:rPr>
+          <w:rFonts w:hint="eastAsia"/>
+        </w:rPr>
+        <w:t>。</w:t>
+      </w:r>
+    </w:p>
+    <w:p>
+      <w:pPr>
+        <w:rPr>
+          <w:rFonts w:hint="eastAsia"/>
+        </w:rPr>
+      </w:pPr>
+    </w:p>
+    <w:p>
+      <w:pPr>
+        <w:pStyle w:val="-0"/>
+        <w:rPr>
+          <w:rFonts w:hint="eastAsia"/>
+        </w:rPr>
+      </w:pPr>
+      <w:r>
+        <w:rPr>
+          <w:rFonts w:hint="eastAsia"/>
+        </w:rPr>
+        <w:t>加分信号</w:t>
+      </w:r>
+      <w:r>
+        <w:rPr>
+          <w:rFonts w:hint="eastAsia"/>
+        </w:rPr>
+        <w:t>3</w:t>
+      </w:r>
+      <w:r>
+        <w:rPr>
+          <w:rFonts w:hint="eastAsia"/>
+        </w:rPr>
+        <w:t>谐波</w:t>
+      </w:r>
+      <w:r>
+        <w:rPr>
+          <w:rFonts w:hint="eastAsia"/>
+        </w:rPr>
+        <w:t>与间谐波</w:t>
+      </w:r>
+      <w:r>
+        <w:rPr>
+          <w:rFonts w:hint="eastAsia"/>
+        </w:rPr>
+        <w:t>成分</w:t>
+      </w:r>
     </w:p>
     <w:p>
       <w:pPr>
@@ -24891,8 +27087,7 @@
       <w:tblGrid>
         <w:gridCol w:w="2014"/>
         <w:gridCol w:w="2235"/>
-        <w:gridCol w:w="2127"/>
-        <w:gridCol w:w="1930"/>
+        <w:gridCol w:w="2054"/>
       </w:tblGrid>
       <w:tr>
         <w:trPr>
@@ -24961,8 +27156,7 @@
         </w:tc>
         <w:tc>
           <w:tcPr>
-            <w:tcW w:w="2127" w:type="dxa"/>
-            <w:vAlign w:val="center"/>
+            <w:tcW w:w="2054" w:type="dxa"/>
           </w:tcPr>
           <w:p>
             <w:pPr>
@@ -24971,8 +27165,6 @@
               <w:cnfStyle w:val="100000000000" w:firstRow="1" w:lastRow="0" w:firstColumn="0" w:lastColumn="0" w:oddVBand="0" w:evenVBand="0" w:oddHBand="0" w:evenHBand="0" w:firstRowFirstColumn="0" w:firstRowLastColumn="0" w:lastRowFirstColumn="0" w:lastRowLastColumn="0"/>
               <w:rPr>
                 <w:rFonts w:cs="Times New Roman"/>
-                <w:i w:val="0"/>
-                <w:iCs w:val="0"/>
               </w:rPr>
             </w:pPr>
             <w:r>
@@ -24981,38 +27173,7 @@
                 <w:i w:val="0"/>
                 <w:iCs w:val="0"/>
               </w:rPr>
-              <w:t>阶跃前幅值</w:t>
-            </w:r>
-            <w:r>
-              <w:rPr>
-                <w:rFonts w:cs="Times New Roman" w:hint="eastAsia"/>
-                <w:i w:val="0"/>
-                <w:iCs w:val="0"/>
-              </w:rPr>
-              <w:t>/V</w:t>
-            </w:r>
-          </w:p>
-        </w:tc>
-        <w:tc>
-          <w:tcPr>
-            <w:tcW w:w="1930" w:type="dxa"/>
-          </w:tcPr>
-          <w:p>
-            <w:pPr>
-              <w:pStyle w:val="-3"/>
-              <w:spacing w:line="400" w:lineRule="atLeast"/>
-              <w:cnfStyle w:val="100000000000" w:firstRow="1" w:lastRow="0" w:firstColumn="0" w:lastColumn="0" w:oddVBand="0" w:evenVBand="0" w:oddHBand="0" w:evenHBand="0" w:firstRowFirstColumn="0" w:firstRowLastColumn="0" w:lastRowFirstColumn="0" w:lastRowLastColumn="0"/>
-              <w:rPr>
-                <w:rFonts w:cs="Times New Roman"/>
-              </w:rPr>
-            </w:pPr>
-            <w:r>
-              <w:rPr>
-                <w:rFonts w:cs="Times New Roman" w:hint="eastAsia"/>
-                <w:i w:val="0"/>
-                <w:iCs w:val="0"/>
-              </w:rPr>
-              <w:t>阶跃后幅值</w:t>
+              <w:t>幅值</w:t>
             </w:r>
             <w:r>
               <w:rPr>
@@ -25033,7 +27194,6 @@
           <w:tcPr>
             <w:cnfStyle w:val="001000000000" w:firstRow="0" w:lastRow="0" w:firstColumn="1" w:lastColumn="0" w:oddVBand="0" w:evenVBand="0" w:oddHBand="0" w:evenHBand="0" w:firstRowFirstColumn="0" w:firstRowLastColumn="0" w:lastRowFirstColumn="0" w:lastRowLastColumn="0"/>
             <w:tcW w:w="2014" w:type="dxa"/>
-            <w:vAlign w:val="center"/>
           </w:tcPr>
           <w:p>
             <w:pPr>
@@ -25043,12 +27203,20 @@
                 <w:rFonts w:cs="Times New Roman"/>
               </w:rPr>
             </w:pPr>
+            <w:r>
+              <w:t>3</w:t>
+            </w:r>
+            <w:r>
+              <w:rPr>
+                <w:rFonts w:hint="eastAsia"/>
+              </w:rPr>
+              <w:t>次谐波</w:t>
+            </w:r>
           </w:p>
         </w:tc>
         <w:tc>
           <w:tcPr>
             <w:tcW w:w="2235" w:type="dxa"/>
-            <w:vAlign w:val="center"/>
           </w:tcPr>
           <w:p>
             <w:pPr>
@@ -25059,12 +27227,14 @@
                 <w:rFonts w:cs="Times New Roman"/>
               </w:rPr>
             </w:pPr>
+            <w:r>
+              <w:t>149.8868</w:t>
+            </w:r>
           </w:p>
         </w:tc>
         <w:tc>
           <w:tcPr>
-            <w:tcW w:w="2127" w:type="dxa"/>
-            <w:vAlign w:val="center"/>
+            <w:tcW w:w="2054" w:type="dxa"/>
           </w:tcPr>
           <w:p>
             <w:pPr>
@@ -25072,27 +27242,14 @@
               <w:spacing w:line="400" w:lineRule="atLeast"/>
               <w:cnfStyle w:val="000000000000" w:firstRow="0" w:lastRow="0" w:firstColumn="0" w:lastColumn="0" w:oddVBand="0" w:evenVBand="0" w:oddHBand="0" w:evenHBand="0" w:firstRowFirstColumn="0" w:firstRowLastColumn="0" w:lastRowFirstColumn="0" w:lastRowLastColumn="0"/>
               <w:rPr>
-                <w:rFonts w:cs="Times New Roman"/>
-              </w:rPr>
-            </w:pPr>
-          </w:p>
-        </w:tc>
-        <w:tc>
-          <w:tcPr>
-            <w:tcW w:w="1930" w:type="dxa"/>
-            <w:vAlign w:val="center"/>
-          </w:tcPr>
-          <w:p>
-            <w:pPr>
-              <w:pStyle w:val="-3"/>
-              <w:spacing w:line="400" w:lineRule="atLeast"/>
-              <w:cnfStyle w:val="000000000000" w:firstRow="0" w:lastRow="0" w:firstColumn="0" w:lastColumn="0" w:oddVBand="0" w:evenVBand="0" w:oddHBand="0" w:evenHBand="0" w:firstRowFirstColumn="0" w:firstRowLastColumn="0" w:lastRowFirstColumn="0" w:lastRowLastColumn="0"/>
-              <w:rPr>
                 <w:rFonts w:eastAsia="华文宋体" w:cs="Times New Roman"/>
                 <w:color w:val="000000"/>
                 <w:sz w:val="22"/>
               </w:rPr>
             </w:pPr>
+            <w:r>
+              <w:t>0.0433</w:t>
+            </w:r>
           </w:p>
         </w:tc>
       </w:tr>
@@ -25104,7 +27261,6 @@
           <w:tcPr>
             <w:cnfStyle w:val="001000000000" w:firstRow="0" w:lastRow="0" w:firstColumn="1" w:lastColumn="0" w:oddVBand="0" w:evenVBand="0" w:oddHBand="0" w:evenHBand="0" w:firstRowFirstColumn="0" w:firstRowLastColumn="0" w:lastRowFirstColumn="0" w:lastRowLastColumn="0"/>
             <w:tcW w:w="2014" w:type="dxa"/>
-            <w:vAlign w:val="center"/>
           </w:tcPr>
           <w:p>
             <w:pPr>
@@ -25114,12 +27270,21 @@
                 <w:rFonts w:cs="Times New Roman"/>
               </w:rPr>
             </w:pPr>
+            <w:r>
+              <w:lastRenderedPageBreak/>
+              <w:t>4</w:t>
+            </w:r>
+            <w:r>
+              <w:rPr>
+                <w:rFonts w:hint="eastAsia"/>
+              </w:rPr>
+              <w:t>次谐波</w:t>
+            </w:r>
           </w:p>
         </w:tc>
         <w:tc>
           <w:tcPr>
             <w:tcW w:w="2235" w:type="dxa"/>
-            <w:vAlign w:val="center"/>
           </w:tcPr>
           <w:p>
             <w:pPr>
@@ -25127,17 +27292,25 @@
               <w:spacing w:line="400" w:lineRule="atLeast"/>
               <w:cnfStyle w:val="000000000000" w:firstRow="0" w:lastRow="0" w:firstColumn="0" w:lastColumn="0" w:oddVBand="0" w:evenVBand="0" w:oddHBand="0" w:evenHBand="0" w:firstRowFirstColumn="0" w:firstRowLastColumn="0" w:lastRowFirstColumn="0" w:lastRowLastColumn="0"/>
               <w:rPr>
-                <w:rFonts w:eastAsia="华文宋体" w:cs="Times New Roman"/>
+                <w:rFonts w:eastAsia="华文宋体" w:cs="Times New Roman" w:hint="eastAsia"/>
                 <w:color w:val="000000"/>
                 <w:sz w:val="22"/>
               </w:rPr>
             </w:pPr>
+            <w:r>
+              <w:t>199.892</w:t>
+            </w:r>
+            <w:r>
+              <w:rPr>
+                <w:rFonts w:hint="eastAsia"/>
+              </w:rPr>
+              <w:t>6</w:t>
+            </w:r>
           </w:p>
         </w:tc>
         <w:tc>
           <w:tcPr>
-            <w:tcW w:w="2127" w:type="dxa"/>
-            <w:vAlign w:val="center"/>
+            <w:tcW w:w="2054" w:type="dxa"/>
           </w:tcPr>
           <w:p>
             <w:pPr>
@@ -25145,29 +27318,20 @@
               <w:spacing w:line="400" w:lineRule="atLeast"/>
               <w:cnfStyle w:val="000000000000" w:firstRow="0" w:lastRow="0" w:firstColumn="0" w:lastColumn="0" w:oddVBand="0" w:evenVBand="0" w:oddHBand="0" w:evenHBand="0" w:firstRowFirstColumn="0" w:firstRowLastColumn="0" w:lastRowFirstColumn="0" w:lastRowLastColumn="0"/>
               <w:rPr>
-                <w:rFonts w:eastAsia="华文宋体" w:cs="Times New Roman"/>
+                <w:rFonts w:eastAsia="华文宋体" w:cs="Times New Roman" w:hint="eastAsia"/>
                 <w:color w:val="000000"/>
                 <w:sz w:val="22"/>
               </w:rPr>
             </w:pPr>
-          </w:p>
-        </w:tc>
-        <w:tc>
-          <w:tcPr>
-            <w:tcW w:w="1930" w:type="dxa"/>
-            <w:vAlign w:val="center"/>
-          </w:tcPr>
-          <w:p>
-            <w:pPr>
-              <w:pStyle w:val="-3"/>
-              <w:spacing w:line="400" w:lineRule="atLeast"/>
-              <w:cnfStyle w:val="000000000000" w:firstRow="0" w:lastRow="0" w:firstColumn="0" w:lastColumn="0" w:oddVBand="0" w:evenVBand="0" w:oddHBand="0" w:evenHBand="0" w:firstRowFirstColumn="0" w:firstRowLastColumn="0" w:lastRowFirstColumn="0" w:lastRowLastColumn="0"/>
-              <w:rPr>
-                <w:rFonts w:eastAsia="华文宋体" w:cs="Times New Roman"/>
-                <w:color w:val="000000"/>
-                <w:sz w:val="22"/>
-              </w:rPr>
-            </w:pPr>
+            <w:r>
+              <w:t>0.04</w:t>
+            </w:r>
+            <w:r>
+              <w:rPr>
+                <w:rFonts w:hint="eastAsia"/>
+              </w:rPr>
+              <w:t>50</w:t>
+            </w:r>
           </w:p>
         </w:tc>
       </w:tr>
@@ -25179,7 +27343,6 @@
           <w:tcPr>
             <w:cnfStyle w:val="001000000000" w:firstRow="0" w:lastRow="0" w:firstColumn="1" w:lastColumn="0" w:oddVBand="0" w:evenVBand="0" w:oddHBand="0" w:evenHBand="0" w:firstRowFirstColumn="0" w:firstRowLastColumn="0" w:lastRowFirstColumn="0" w:lastRowLastColumn="0"/>
             <w:tcW w:w="2014" w:type="dxa"/>
-            <w:vAlign w:val="center"/>
           </w:tcPr>
           <w:p>
             <w:pPr>
@@ -25189,12 +27352,20 @@
                 <w:rFonts w:cs="Times New Roman"/>
               </w:rPr>
             </w:pPr>
+            <w:r>
+              <w:t>5</w:t>
+            </w:r>
+            <w:r>
+              <w:rPr>
+                <w:rFonts w:hint="eastAsia"/>
+              </w:rPr>
+              <w:t>次谐波</w:t>
+            </w:r>
           </w:p>
         </w:tc>
         <w:tc>
           <w:tcPr>
             <w:tcW w:w="2235" w:type="dxa"/>
-            <w:vAlign w:val="center"/>
           </w:tcPr>
           <w:p>
             <w:pPr>
@@ -25202,15 +27373,23 @@
               <w:spacing w:line="400" w:lineRule="atLeast"/>
               <w:cnfStyle w:val="000000000000" w:firstRow="0" w:lastRow="0" w:firstColumn="0" w:lastColumn="0" w:oddVBand="0" w:evenVBand="0" w:oddHBand="0" w:evenHBand="0" w:firstRowFirstColumn="0" w:firstRowLastColumn="0" w:lastRowFirstColumn="0" w:lastRowLastColumn="0"/>
               <w:rPr>
-                <w:rFonts w:cs="Times New Roman"/>
+                <w:rFonts w:cs="Times New Roman" w:hint="eastAsia"/>
               </w:rPr>
             </w:pPr>
+            <w:r>
+              <w:t>249.829</w:t>
+            </w:r>
+            <w:r>
+              <w:rPr>
+                <w:rFonts w:hint="eastAsia"/>
+              </w:rPr>
+              <w:t>6</w:t>
+            </w:r>
           </w:p>
         </w:tc>
         <w:tc>
           <w:tcPr>
-            <w:tcW w:w="2127" w:type="dxa"/>
-            <w:vAlign w:val="center"/>
+            <w:tcW w:w="2054" w:type="dxa"/>
           </w:tcPr>
           <w:p>
             <w:pPr>
@@ -25218,27 +27397,20 @@
               <w:spacing w:line="400" w:lineRule="atLeast"/>
               <w:cnfStyle w:val="000000000000" w:firstRow="0" w:lastRow="0" w:firstColumn="0" w:lastColumn="0" w:oddVBand="0" w:evenVBand="0" w:oddHBand="0" w:evenHBand="0" w:firstRowFirstColumn="0" w:firstRowLastColumn="0" w:lastRowFirstColumn="0" w:lastRowLastColumn="0"/>
               <w:rPr>
-                <w:rFonts w:cs="Times New Roman"/>
-              </w:rPr>
-            </w:pPr>
-          </w:p>
-        </w:tc>
-        <w:tc>
-          <w:tcPr>
-            <w:tcW w:w="1930" w:type="dxa"/>
-            <w:vAlign w:val="center"/>
-          </w:tcPr>
-          <w:p>
-            <w:pPr>
-              <w:pStyle w:val="-3"/>
-              <w:spacing w:line="400" w:lineRule="atLeast"/>
-              <w:cnfStyle w:val="000000000000" w:firstRow="0" w:lastRow="0" w:firstColumn="0" w:lastColumn="0" w:oddVBand="0" w:evenVBand="0" w:oddHBand="0" w:evenHBand="0" w:firstRowFirstColumn="0" w:firstRowLastColumn="0" w:lastRowFirstColumn="0" w:lastRowLastColumn="0"/>
-              <w:rPr>
-                <w:rFonts w:eastAsia="华文宋体" w:cs="Times New Roman"/>
+                <w:rFonts w:eastAsia="华文宋体" w:cs="Times New Roman" w:hint="eastAsia"/>
                 <w:color w:val="000000"/>
                 <w:sz w:val="22"/>
               </w:rPr>
             </w:pPr>
+            <w:r>
+              <w:t>0.746</w:t>
+            </w:r>
+            <w:r>
+              <w:rPr>
+                <w:rFonts w:hint="eastAsia"/>
+              </w:rPr>
+              <w:t>0</w:t>
+            </w:r>
           </w:p>
         </w:tc>
       </w:tr>
@@ -25250,7 +27422,6 @@
           <w:tcPr>
             <w:cnfStyle w:val="001000000000" w:firstRow="0" w:lastRow="0" w:firstColumn="1" w:lastColumn="0" w:oddVBand="0" w:evenVBand="0" w:oddHBand="0" w:evenHBand="0" w:firstRowFirstColumn="0" w:firstRowLastColumn="0" w:lastRowFirstColumn="0" w:lastRowLastColumn="0"/>
             <w:tcW w:w="2014" w:type="dxa"/>
-            <w:vAlign w:val="center"/>
           </w:tcPr>
           <w:p>
             <w:pPr>
@@ -25260,12 +27431,20 @@
                 <w:rFonts w:cs="Times New Roman"/>
               </w:rPr>
             </w:pPr>
+            <w:r>
+              <w:t>6</w:t>
+            </w:r>
+            <w:r>
+              <w:rPr>
+                <w:rFonts w:hint="eastAsia"/>
+              </w:rPr>
+              <w:t>次谐波</w:t>
+            </w:r>
           </w:p>
         </w:tc>
         <w:tc>
           <w:tcPr>
             <w:tcW w:w="2235" w:type="dxa"/>
-            <w:vAlign w:val="center"/>
           </w:tcPr>
           <w:p>
             <w:pPr>
@@ -25273,15 +27452,23 @@
               <w:spacing w:line="400" w:lineRule="atLeast"/>
               <w:cnfStyle w:val="000000000000" w:firstRow="0" w:lastRow="0" w:firstColumn="0" w:lastColumn="0" w:oddVBand="0" w:evenVBand="0" w:oddHBand="0" w:evenHBand="0" w:firstRowFirstColumn="0" w:firstRowLastColumn="0" w:lastRowFirstColumn="0" w:lastRowLastColumn="0"/>
               <w:rPr>
-                <w:rFonts w:cs="Times New Roman"/>
+                <w:rFonts w:cs="Times New Roman" w:hint="eastAsia"/>
               </w:rPr>
             </w:pPr>
+            <w:r>
+              <w:t>299.800</w:t>
+            </w:r>
+            <w:r>
+              <w:rPr>
+                <w:rFonts w:hint="eastAsia"/>
+              </w:rPr>
+              <w:t>2</w:t>
+            </w:r>
           </w:p>
         </w:tc>
         <w:tc>
           <w:tcPr>
-            <w:tcW w:w="2127" w:type="dxa"/>
-            <w:vAlign w:val="center"/>
+            <w:tcW w:w="2054" w:type="dxa"/>
           </w:tcPr>
           <w:p>
             <w:pPr>
@@ -25289,27 +27476,14 @@
               <w:spacing w:line="400" w:lineRule="atLeast"/>
               <w:cnfStyle w:val="000000000000" w:firstRow="0" w:lastRow="0" w:firstColumn="0" w:lastColumn="0" w:oddVBand="0" w:evenVBand="0" w:oddHBand="0" w:evenHBand="0" w:firstRowFirstColumn="0" w:firstRowLastColumn="0" w:lastRowFirstColumn="0" w:lastRowLastColumn="0"/>
               <w:rPr>
-                <w:rFonts w:cs="Times New Roman"/>
-              </w:rPr>
-            </w:pPr>
-          </w:p>
-        </w:tc>
-        <w:tc>
-          <w:tcPr>
-            <w:tcW w:w="1930" w:type="dxa"/>
-            <w:vAlign w:val="center"/>
-          </w:tcPr>
-          <w:p>
-            <w:pPr>
-              <w:pStyle w:val="-3"/>
-              <w:spacing w:line="400" w:lineRule="atLeast"/>
-              <w:cnfStyle w:val="000000000000" w:firstRow="0" w:lastRow="0" w:firstColumn="0" w:lastColumn="0" w:oddVBand="0" w:evenVBand="0" w:oddHBand="0" w:evenHBand="0" w:firstRowFirstColumn="0" w:firstRowLastColumn="0" w:lastRowFirstColumn="0" w:lastRowLastColumn="0"/>
-              <w:rPr>
                 <w:rFonts w:eastAsia="华文宋体" w:cs="Times New Roman"/>
                 <w:color w:val="000000"/>
                 <w:sz w:val="22"/>
               </w:rPr>
             </w:pPr>
+            <w:r>
+              <w:t>0.0511</w:t>
+            </w:r>
           </w:p>
         </w:tc>
       </w:tr>
@@ -25321,7 +27495,6 @@
           <w:tcPr>
             <w:cnfStyle w:val="001000000000" w:firstRow="0" w:lastRow="0" w:firstColumn="1" w:lastColumn="0" w:oddVBand="0" w:evenVBand="0" w:oddHBand="0" w:evenHBand="0" w:firstRowFirstColumn="0" w:firstRowLastColumn="0" w:lastRowFirstColumn="0" w:lastRowLastColumn="0"/>
             <w:tcW w:w="2014" w:type="dxa"/>
-            <w:vAlign w:val="center"/>
           </w:tcPr>
           <w:p>
             <w:pPr>
@@ -25331,12 +27504,20 @@
                 <w:rFonts w:cs="Times New Roman"/>
               </w:rPr>
             </w:pPr>
+            <w:r>
+              <w:t>7</w:t>
+            </w:r>
+            <w:r>
+              <w:rPr>
+                <w:rFonts w:hint="eastAsia"/>
+              </w:rPr>
+              <w:t>次谐波</w:t>
+            </w:r>
           </w:p>
         </w:tc>
         <w:tc>
           <w:tcPr>
             <w:tcW w:w="2235" w:type="dxa"/>
-            <w:vAlign w:val="center"/>
           </w:tcPr>
           <w:p>
             <w:pPr>
@@ -25347,12 +27528,14 @@
                 <w:rFonts w:cs="Times New Roman"/>
               </w:rPr>
             </w:pPr>
+            <w:r>
+              <w:t>349.7924</w:t>
+            </w:r>
           </w:p>
         </w:tc>
         <w:tc>
           <w:tcPr>
-            <w:tcW w:w="2127" w:type="dxa"/>
-            <w:vAlign w:val="center"/>
+            <w:tcW w:w="2054" w:type="dxa"/>
           </w:tcPr>
           <w:p>
             <w:pPr>
@@ -25360,27 +27543,14 @@
               <w:spacing w:line="400" w:lineRule="atLeast"/>
               <w:cnfStyle w:val="000000000000" w:firstRow="0" w:lastRow="0" w:firstColumn="0" w:lastColumn="0" w:oddVBand="0" w:evenVBand="0" w:oddHBand="0" w:evenHBand="0" w:firstRowFirstColumn="0" w:firstRowLastColumn="0" w:lastRowFirstColumn="0" w:lastRowLastColumn="0"/>
               <w:rPr>
-                <w:rFonts w:cs="Times New Roman"/>
-              </w:rPr>
-            </w:pPr>
-          </w:p>
-        </w:tc>
-        <w:tc>
-          <w:tcPr>
-            <w:tcW w:w="1930" w:type="dxa"/>
-            <w:vAlign w:val="center"/>
-          </w:tcPr>
-          <w:p>
-            <w:pPr>
-              <w:pStyle w:val="-3"/>
-              <w:spacing w:line="400" w:lineRule="atLeast"/>
-              <w:cnfStyle w:val="000000000000" w:firstRow="0" w:lastRow="0" w:firstColumn="0" w:lastColumn="0" w:oddVBand="0" w:evenVBand="0" w:oddHBand="0" w:evenHBand="0" w:firstRowFirstColumn="0" w:firstRowLastColumn="0" w:lastRowFirstColumn="0" w:lastRowLastColumn="0"/>
-              <w:rPr>
                 <w:rFonts w:eastAsia="华文宋体" w:cs="Times New Roman"/>
                 <w:color w:val="000000"/>
                 <w:sz w:val="22"/>
               </w:rPr>
             </w:pPr>
+            <w:r>
+              <w:t>0.0987</w:t>
+            </w:r>
           </w:p>
         </w:tc>
       </w:tr>
@@ -25392,7 +27562,6 @@
           <w:tcPr>
             <w:cnfStyle w:val="001000000000" w:firstRow="0" w:lastRow="0" w:firstColumn="1" w:lastColumn="0" w:oddVBand="0" w:evenVBand="0" w:oddHBand="0" w:evenHBand="0" w:firstRowFirstColumn="0" w:firstRowLastColumn="0" w:lastRowFirstColumn="0" w:lastRowLastColumn="0"/>
             <w:tcW w:w="2014" w:type="dxa"/>
-            <w:vAlign w:val="center"/>
           </w:tcPr>
           <w:p>
             <w:pPr>
@@ -25402,12 +27571,20 @@
                 <w:rFonts w:cs="Times New Roman"/>
               </w:rPr>
             </w:pPr>
+            <w:r>
+              <w:t>13</w:t>
+            </w:r>
+            <w:r>
+              <w:rPr>
+                <w:rFonts w:hint="eastAsia"/>
+              </w:rPr>
+              <w:t>次谐波</w:t>
+            </w:r>
           </w:p>
         </w:tc>
         <w:tc>
           <w:tcPr>
             <w:tcW w:w="2235" w:type="dxa"/>
-            <w:vAlign w:val="center"/>
           </w:tcPr>
           <w:p>
             <w:pPr>
@@ -25418,12 +27595,14 @@
                 <w:rFonts w:cs="Times New Roman"/>
               </w:rPr>
             </w:pPr>
+            <w:r>
+              <w:t>649.5837</w:t>
+            </w:r>
           </w:p>
         </w:tc>
         <w:tc>
           <w:tcPr>
-            <w:tcW w:w="2127" w:type="dxa"/>
-            <w:vAlign w:val="center"/>
+            <w:tcW w:w="2054" w:type="dxa"/>
           </w:tcPr>
           <w:p>
             <w:pPr>
@@ -25431,563 +27610,678 @@
               <w:spacing w:line="400" w:lineRule="atLeast"/>
               <w:cnfStyle w:val="000000000000" w:firstRow="0" w:lastRow="0" w:firstColumn="0" w:lastColumn="0" w:oddVBand="0" w:evenVBand="0" w:oddHBand="0" w:evenHBand="0" w:firstRowFirstColumn="0" w:firstRowLastColumn="0" w:lastRowFirstColumn="0" w:lastRowLastColumn="0"/>
               <w:rPr>
-                <w:rFonts w:cs="Times New Roman"/>
-              </w:rPr>
-            </w:pPr>
-          </w:p>
-        </w:tc>
-        <w:tc>
-          <w:tcPr>
-            <w:tcW w:w="1930" w:type="dxa"/>
-            <w:vAlign w:val="center"/>
-          </w:tcPr>
-          <w:p>
-            <w:pPr>
-              <w:pStyle w:val="-3"/>
-              <w:spacing w:line="400" w:lineRule="atLeast"/>
-              <w:cnfStyle w:val="000000000000" w:firstRow="0" w:lastRow="0" w:firstColumn="0" w:lastColumn="0" w:oddVBand="0" w:evenVBand="0" w:oddHBand="0" w:evenHBand="0" w:firstRowFirstColumn="0" w:firstRowLastColumn="0" w:lastRowFirstColumn="0" w:lastRowLastColumn="0"/>
-              <w:rPr>
-                <w:rFonts w:eastAsia="华文宋体" w:cs="Times New Roman"/>
+                <w:rFonts w:eastAsia="华文宋体" w:cs="Times New Roman" w:hint="eastAsia"/>
                 <w:color w:val="000000"/>
                 <w:sz w:val="22"/>
               </w:rPr>
             </w:pPr>
-          </w:p>
-        </w:tc>
-      </w:tr>
-      <w:tr>
-        <w:trPr>
-          <w:jc w:val="center"/>
-        </w:trPr>
-        <w:tc>
-          <w:tcPr>
-            <w:cnfStyle w:val="001000000000" w:firstRow="0" w:lastRow="0" w:firstColumn="1" w:lastColumn="0" w:oddVBand="0" w:evenVBand="0" w:oddHBand="0" w:evenHBand="0" w:firstRowFirstColumn="0" w:firstRowLastColumn="0" w:lastRowFirstColumn="0" w:lastRowLastColumn="0"/>
-            <w:tcW w:w="2014" w:type="dxa"/>
-            <w:vAlign w:val="center"/>
-          </w:tcPr>
-          <w:p>
-            <w:pPr>
-              <w:pStyle w:val="-3"/>
-              <w:spacing w:line="400" w:lineRule="atLeast"/>
-              <w:rPr>
-                <w:rFonts w:cs="Times New Roman"/>
-              </w:rPr>
-            </w:pPr>
-          </w:p>
-        </w:tc>
-        <w:tc>
-          <w:tcPr>
-            <w:tcW w:w="2235" w:type="dxa"/>
-            <w:vAlign w:val="center"/>
-          </w:tcPr>
-          <w:p>
-            <w:pPr>
-              <w:pStyle w:val="-3"/>
-              <w:spacing w:line="400" w:lineRule="atLeast"/>
-              <w:cnfStyle w:val="000000000000" w:firstRow="0" w:lastRow="0" w:firstColumn="0" w:lastColumn="0" w:oddVBand="0" w:evenVBand="0" w:oddHBand="0" w:evenHBand="0" w:firstRowFirstColumn="0" w:firstRowLastColumn="0" w:lastRowFirstColumn="0" w:lastRowLastColumn="0"/>
-              <w:rPr>
-                <w:rFonts w:cs="Times New Roman"/>
-              </w:rPr>
-            </w:pPr>
-          </w:p>
-        </w:tc>
-        <w:tc>
-          <w:tcPr>
-            <w:tcW w:w="2127" w:type="dxa"/>
-            <w:vAlign w:val="center"/>
-          </w:tcPr>
-          <w:p>
-            <w:pPr>
-              <w:pStyle w:val="-3"/>
-              <w:spacing w:line="400" w:lineRule="atLeast"/>
-              <w:cnfStyle w:val="000000000000" w:firstRow="0" w:lastRow="0" w:firstColumn="0" w:lastColumn="0" w:oddVBand="0" w:evenVBand="0" w:oddHBand="0" w:evenHBand="0" w:firstRowFirstColumn="0" w:firstRowLastColumn="0" w:lastRowFirstColumn="0" w:lastRowLastColumn="0"/>
-              <w:rPr>
-                <w:rFonts w:cs="Times New Roman"/>
-              </w:rPr>
-            </w:pPr>
-          </w:p>
-        </w:tc>
-        <w:tc>
-          <w:tcPr>
-            <w:tcW w:w="1930" w:type="dxa"/>
-            <w:vAlign w:val="center"/>
-          </w:tcPr>
-          <w:p>
-            <w:pPr>
-              <w:pStyle w:val="-3"/>
-              <w:spacing w:line="400" w:lineRule="atLeast"/>
-              <w:cnfStyle w:val="000000000000" w:firstRow="0" w:lastRow="0" w:firstColumn="0" w:lastColumn="0" w:oddVBand="0" w:evenVBand="0" w:oddHBand="0" w:evenHBand="0" w:firstRowFirstColumn="0" w:firstRowLastColumn="0" w:lastRowFirstColumn="0" w:lastRowLastColumn="0"/>
-              <w:rPr>
-                <w:rFonts w:eastAsia="华文宋体" w:cs="Times New Roman"/>
-                <w:color w:val="000000"/>
-                <w:sz w:val="22"/>
-              </w:rPr>
-            </w:pPr>
-          </w:p>
-        </w:tc>
-      </w:tr>
-      <w:tr>
-        <w:trPr>
-          <w:jc w:val="center"/>
-        </w:trPr>
-        <w:tc>
-          <w:tcPr>
-            <w:cnfStyle w:val="001000000000" w:firstRow="0" w:lastRow="0" w:firstColumn="1" w:lastColumn="0" w:oddVBand="0" w:evenVBand="0" w:oddHBand="0" w:evenHBand="0" w:firstRowFirstColumn="0" w:firstRowLastColumn="0" w:lastRowFirstColumn="0" w:lastRowLastColumn="0"/>
-            <w:tcW w:w="2014" w:type="dxa"/>
-            <w:vAlign w:val="center"/>
-          </w:tcPr>
-          <w:p>
-            <w:pPr>
-              <w:pStyle w:val="-3"/>
-              <w:spacing w:line="400" w:lineRule="atLeast"/>
-              <w:rPr>
-                <w:rFonts w:cs="Times New Roman"/>
-              </w:rPr>
-            </w:pPr>
-          </w:p>
-        </w:tc>
-        <w:tc>
-          <w:tcPr>
-            <w:tcW w:w="2235" w:type="dxa"/>
-            <w:vAlign w:val="center"/>
-          </w:tcPr>
-          <w:p>
-            <w:pPr>
-              <w:pStyle w:val="-3"/>
-              <w:spacing w:line="400" w:lineRule="atLeast"/>
-              <w:cnfStyle w:val="000000000000" w:firstRow="0" w:lastRow="0" w:firstColumn="0" w:lastColumn="0" w:oddVBand="0" w:evenVBand="0" w:oddHBand="0" w:evenHBand="0" w:firstRowFirstColumn="0" w:firstRowLastColumn="0" w:lastRowFirstColumn="0" w:lastRowLastColumn="0"/>
-              <w:rPr>
-                <w:rFonts w:cs="Times New Roman"/>
-              </w:rPr>
-            </w:pPr>
-          </w:p>
-        </w:tc>
-        <w:tc>
-          <w:tcPr>
-            <w:tcW w:w="2127" w:type="dxa"/>
-            <w:vAlign w:val="center"/>
-          </w:tcPr>
-          <w:p>
-            <w:pPr>
-              <w:pStyle w:val="-3"/>
-              <w:spacing w:line="400" w:lineRule="atLeast"/>
-              <w:cnfStyle w:val="000000000000" w:firstRow="0" w:lastRow="0" w:firstColumn="0" w:lastColumn="0" w:oddVBand="0" w:evenVBand="0" w:oddHBand="0" w:evenHBand="0" w:firstRowFirstColumn="0" w:firstRowLastColumn="0" w:lastRowFirstColumn="0" w:lastRowLastColumn="0"/>
-              <w:rPr>
-                <w:rFonts w:cs="Times New Roman"/>
-              </w:rPr>
-            </w:pPr>
-          </w:p>
-        </w:tc>
-        <w:tc>
-          <w:tcPr>
-            <w:tcW w:w="1930" w:type="dxa"/>
-            <w:vAlign w:val="center"/>
-          </w:tcPr>
-          <w:p>
-            <w:pPr>
-              <w:pStyle w:val="-3"/>
-              <w:spacing w:line="400" w:lineRule="atLeast"/>
-              <w:cnfStyle w:val="000000000000" w:firstRow="0" w:lastRow="0" w:firstColumn="0" w:lastColumn="0" w:oddVBand="0" w:evenVBand="0" w:oddHBand="0" w:evenHBand="0" w:firstRowFirstColumn="0" w:firstRowLastColumn="0" w:lastRowFirstColumn="0" w:lastRowLastColumn="0"/>
-              <w:rPr>
-                <w:rFonts w:eastAsia="华文宋体" w:cs="Times New Roman"/>
-                <w:color w:val="000000"/>
-                <w:sz w:val="22"/>
-              </w:rPr>
-            </w:pPr>
-          </w:p>
-        </w:tc>
-      </w:tr>
-      <w:tr>
-        <w:trPr>
-          <w:jc w:val="center"/>
-        </w:trPr>
-        <w:tc>
-          <w:tcPr>
-            <w:cnfStyle w:val="001000000000" w:firstRow="0" w:lastRow="0" w:firstColumn="1" w:lastColumn="0" w:oddVBand="0" w:evenVBand="0" w:oddHBand="0" w:evenHBand="0" w:firstRowFirstColumn="0" w:firstRowLastColumn="0" w:lastRowFirstColumn="0" w:lastRowLastColumn="0"/>
-            <w:tcW w:w="2014" w:type="dxa"/>
-            <w:vAlign w:val="center"/>
-          </w:tcPr>
-          <w:p>
-            <w:pPr>
-              <w:pStyle w:val="-3"/>
-              <w:spacing w:line="400" w:lineRule="atLeast"/>
-              <w:rPr>
-                <w:rFonts w:cs="Times New Roman"/>
-              </w:rPr>
-            </w:pPr>
-          </w:p>
-        </w:tc>
-        <w:tc>
-          <w:tcPr>
-            <w:tcW w:w="2235" w:type="dxa"/>
-            <w:vAlign w:val="center"/>
-          </w:tcPr>
-          <w:p>
-            <w:pPr>
-              <w:pStyle w:val="-3"/>
-              <w:spacing w:line="400" w:lineRule="atLeast"/>
-              <w:cnfStyle w:val="000000000000" w:firstRow="0" w:lastRow="0" w:firstColumn="0" w:lastColumn="0" w:oddVBand="0" w:evenVBand="0" w:oddHBand="0" w:evenHBand="0" w:firstRowFirstColumn="0" w:firstRowLastColumn="0" w:lastRowFirstColumn="0" w:lastRowLastColumn="0"/>
-              <w:rPr>
-                <w:rFonts w:eastAsia="华文宋体" w:cs="Times New Roman"/>
-                <w:color w:val="000000"/>
-                <w:sz w:val="22"/>
-              </w:rPr>
-            </w:pPr>
-          </w:p>
-        </w:tc>
-        <w:tc>
-          <w:tcPr>
-            <w:tcW w:w="2127" w:type="dxa"/>
-            <w:vAlign w:val="center"/>
-          </w:tcPr>
-          <w:p>
-            <w:pPr>
-              <w:pStyle w:val="-3"/>
-              <w:spacing w:line="400" w:lineRule="atLeast"/>
-              <w:cnfStyle w:val="000000000000" w:firstRow="0" w:lastRow="0" w:firstColumn="0" w:lastColumn="0" w:oddVBand="0" w:evenVBand="0" w:oddHBand="0" w:evenHBand="0" w:firstRowFirstColumn="0" w:firstRowLastColumn="0" w:lastRowFirstColumn="0" w:lastRowLastColumn="0"/>
-              <w:rPr>
-                <w:rFonts w:eastAsia="华文宋体" w:cs="Times New Roman"/>
-                <w:color w:val="000000"/>
-                <w:sz w:val="22"/>
-              </w:rPr>
-            </w:pPr>
-          </w:p>
-        </w:tc>
-        <w:tc>
-          <w:tcPr>
-            <w:tcW w:w="1930" w:type="dxa"/>
-            <w:vAlign w:val="center"/>
-          </w:tcPr>
-          <w:p>
-            <w:pPr>
-              <w:pStyle w:val="-3"/>
-              <w:spacing w:line="400" w:lineRule="atLeast"/>
-              <w:cnfStyle w:val="000000000000" w:firstRow="0" w:lastRow="0" w:firstColumn="0" w:lastColumn="0" w:oddVBand="0" w:evenVBand="0" w:oddHBand="0" w:evenHBand="0" w:firstRowFirstColumn="0" w:firstRowLastColumn="0" w:lastRowFirstColumn="0" w:lastRowLastColumn="0"/>
-              <w:rPr>
-                <w:rFonts w:eastAsia="华文宋体" w:cs="Times New Roman"/>
-                <w:color w:val="000000"/>
-                <w:sz w:val="22"/>
-              </w:rPr>
-            </w:pPr>
-          </w:p>
-        </w:tc>
-      </w:tr>
-      <w:tr>
-        <w:trPr>
-          <w:jc w:val="center"/>
-        </w:trPr>
-        <w:tc>
-          <w:tcPr>
-            <w:cnfStyle w:val="001000000000" w:firstRow="0" w:lastRow="0" w:firstColumn="1" w:lastColumn="0" w:oddVBand="0" w:evenVBand="0" w:oddHBand="0" w:evenHBand="0" w:firstRowFirstColumn="0" w:firstRowLastColumn="0" w:lastRowFirstColumn="0" w:lastRowLastColumn="0"/>
-            <w:tcW w:w="2014" w:type="dxa"/>
-            <w:vAlign w:val="center"/>
-          </w:tcPr>
-          <w:p>
-            <w:pPr>
-              <w:pStyle w:val="-3"/>
-              <w:spacing w:line="400" w:lineRule="atLeast"/>
-              <w:rPr>
-                <w:rFonts w:cs="Times New Roman"/>
-              </w:rPr>
-            </w:pPr>
-          </w:p>
-        </w:tc>
-        <w:tc>
-          <w:tcPr>
-            <w:tcW w:w="2235" w:type="dxa"/>
-            <w:vAlign w:val="center"/>
-          </w:tcPr>
-          <w:p>
-            <w:pPr>
-              <w:pStyle w:val="-3"/>
-              <w:spacing w:line="400" w:lineRule="atLeast"/>
-              <w:cnfStyle w:val="000000000000" w:firstRow="0" w:lastRow="0" w:firstColumn="0" w:lastColumn="0" w:oddVBand="0" w:evenVBand="0" w:oddHBand="0" w:evenHBand="0" w:firstRowFirstColumn="0" w:firstRowLastColumn="0" w:lastRowFirstColumn="0" w:lastRowLastColumn="0"/>
-              <w:rPr>
-                <w:rFonts w:eastAsia="华文宋体" w:cs="Times New Roman"/>
-                <w:color w:val="000000"/>
-                <w:sz w:val="22"/>
-              </w:rPr>
-            </w:pPr>
-          </w:p>
-        </w:tc>
-        <w:tc>
-          <w:tcPr>
-            <w:tcW w:w="2127" w:type="dxa"/>
-            <w:vAlign w:val="center"/>
-          </w:tcPr>
-          <w:p>
-            <w:pPr>
-              <w:pStyle w:val="-3"/>
-              <w:spacing w:line="400" w:lineRule="atLeast"/>
-              <w:cnfStyle w:val="000000000000" w:firstRow="0" w:lastRow="0" w:firstColumn="0" w:lastColumn="0" w:oddVBand="0" w:evenVBand="0" w:oddHBand="0" w:evenHBand="0" w:firstRowFirstColumn="0" w:firstRowLastColumn="0" w:lastRowFirstColumn="0" w:lastRowLastColumn="0"/>
-              <w:rPr>
-                <w:rFonts w:eastAsia="华文宋体" w:cs="Times New Roman"/>
-                <w:color w:val="000000"/>
-                <w:sz w:val="22"/>
-              </w:rPr>
-            </w:pPr>
-          </w:p>
-        </w:tc>
-        <w:tc>
-          <w:tcPr>
-            <w:tcW w:w="1930" w:type="dxa"/>
-            <w:vAlign w:val="center"/>
-          </w:tcPr>
-          <w:p>
-            <w:pPr>
-              <w:pStyle w:val="-3"/>
-              <w:spacing w:line="400" w:lineRule="atLeast"/>
-              <w:cnfStyle w:val="000000000000" w:firstRow="0" w:lastRow="0" w:firstColumn="0" w:lastColumn="0" w:oddVBand="0" w:evenVBand="0" w:oddHBand="0" w:evenHBand="0" w:firstRowFirstColumn="0" w:firstRowLastColumn="0" w:lastRowFirstColumn="0" w:lastRowLastColumn="0"/>
-              <w:rPr>
-                <w:rFonts w:eastAsia="华文宋体" w:cs="Times New Roman"/>
-                <w:color w:val="000000"/>
-                <w:sz w:val="22"/>
-              </w:rPr>
-            </w:pPr>
-          </w:p>
-        </w:tc>
-      </w:tr>
-      <w:tr>
-        <w:trPr>
-          <w:jc w:val="center"/>
-        </w:trPr>
-        <w:tc>
-          <w:tcPr>
-            <w:cnfStyle w:val="001000000000" w:firstRow="0" w:lastRow="0" w:firstColumn="1" w:lastColumn="0" w:oddVBand="0" w:evenVBand="0" w:oddHBand="0" w:evenHBand="0" w:firstRowFirstColumn="0" w:firstRowLastColumn="0" w:lastRowFirstColumn="0" w:lastRowLastColumn="0"/>
-            <w:tcW w:w="2014" w:type="dxa"/>
-            <w:vAlign w:val="center"/>
-          </w:tcPr>
-          <w:p>
-            <w:pPr>
-              <w:pStyle w:val="-3"/>
-              <w:spacing w:line="400" w:lineRule="atLeast"/>
-              <w:rPr>
-                <w:rFonts w:cs="Times New Roman"/>
-              </w:rPr>
-            </w:pPr>
-          </w:p>
-        </w:tc>
-        <w:tc>
-          <w:tcPr>
-            <w:tcW w:w="2235" w:type="dxa"/>
-            <w:vAlign w:val="center"/>
-          </w:tcPr>
-          <w:p>
-            <w:pPr>
-              <w:pStyle w:val="-3"/>
-              <w:spacing w:line="400" w:lineRule="atLeast"/>
-              <w:cnfStyle w:val="000000000000" w:firstRow="0" w:lastRow="0" w:firstColumn="0" w:lastColumn="0" w:oddVBand="0" w:evenVBand="0" w:oddHBand="0" w:evenHBand="0" w:firstRowFirstColumn="0" w:firstRowLastColumn="0" w:lastRowFirstColumn="0" w:lastRowLastColumn="0"/>
-              <w:rPr>
-                <w:rFonts w:eastAsia="华文宋体" w:cs="Times New Roman"/>
-                <w:color w:val="000000"/>
-                <w:sz w:val="22"/>
-              </w:rPr>
-            </w:pPr>
-          </w:p>
-        </w:tc>
-        <w:tc>
-          <w:tcPr>
-            <w:tcW w:w="2127" w:type="dxa"/>
-            <w:vAlign w:val="center"/>
-          </w:tcPr>
-          <w:p>
-            <w:pPr>
-              <w:pStyle w:val="-3"/>
-              <w:spacing w:line="400" w:lineRule="atLeast"/>
-              <w:cnfStyle w:val="000000000000" w:firstRow="0" w:lastRow="0" w:firstColumn="0" w:lastColumn="0" w:oddVBand="0" w:evenVBand="0" w:oddHBand="0" w:evenHBand="0" w:firstRowFirstColumn="0" w:firstRowLastColumn="0" w:lastRowFirstColumn="0" w:lastRowLastColumn="0"/>
-              <w:rPr>
-                <w:rFonts w:eastAsia="华文宋体" w:cs="Times New Roman"/>
-                <w:color w:val="000000"/>
-                <w:sz w:val="22"/>
-              </w:rPr>
-            </w:pPr>
-          </w:p>
-        </w:tc>
-        <w:tc>
-          <w:tcPr>
-            <w:tcW w:w="1930" w:type="dxa"/>
-            <w:vAlign w:val="center"/>
-          </w:tcPr>
-          <w:p>
-            <w:pPr>
-              <w:pStyle w:val="-3"/>
-              <w:spacing w:line="400" w:lineRule="atLeast"/>
-              <w:cnfStyle w:val="000000000000" w:firstRow="0" w:lastRow="0" w:firstColumn="0" w:lastColumn="0" w:oddVBand="0" w:evenVBand="0" w:oddHBand="0" w:evenHBand="0" w:firstRowFirstColumn="0" w:firstRowLastColumn="0" w:lastRowFirstColumn="0" w:lastRowLastColumn="0"/>
-              <w:rPr>
-                <w:rFonts w:eastAsia="华文宋体" w:cs="Times New Roman"/>
-                <w:color w:val="000000"/>
-                <w:sz w:val="22"/>
-              </w:rPr>
-            </w:pPr>
-          </w:p>
-        </w:tc>
-      </w:tr>
-      <w:tr>
-        <w:trPr>
-          <w:jc w:val="center"/>
-        </w:trPr>
-        <w:tc>
-          <w:tcPr>
-            <w:cnfStyle w:val="001000000000" w:firstRow="0" w:lastRow="0" w:firstColumn="1" w:lastColumn="0" w:oddVBand="0" w:evenVBand="0" w:oddHBand="0" w:evenHBand="0" w:firstRowFirstColumn="0" w:firstRowLastColumn="0" w:lastRowFirstColumn="0" w:lastRowLastColumn="0"/>
-            <w:tcW w:w="2014" w:type="dxa"/>
-            <w:vAlign w:val="center"/>
-          </w:tcPr>
-          <w:p>
-            <w:pPr>
-              <w:pStyle w:val="-3"/>
-              <w:spacing w:line="400" w:lineRule="atLeast"/>
-              <w:rPr>
-                <w:rFonts w:cs="Times New Roman"/>
-              </w:rPr>
-            </w:pPr>
-          </w:p>
-        </w:tc>
-        <w:tc>
-          <w:tcPr>
-            <w:tcW w:w="2235" w:type="dxa"/>
-            <w:vAlign w:val="center"/>
-          </w:tcPr>
-          <w:p>
-            <w:pPr>
-              <w:pStyle w:val="-3"/>
-              <w:spacing w:line="400" w:lineRule="atLeast"/>
-              <w:cnfStyle w:val="000000000000" w:firstRow="0" w:lastRow="0" w:firstColumn="0" w:lastColumn="0" w:oddVBand="0" w:evenVBand="0" w:oddHBand="0" w:evenHBand="0" w:firstRowFirstColumn="0" w:firstRowLastColumn="0" w:lastRowFirstColumn="0" w:lastRowLastColumn="0"/>
-              <w:rPr>
-                <w:rFonts w:eastAsia="华文宋体" w:cs="Times New Roman"/>
-                <w:color w:val="000000"/>
-                <w:sz w:val="22"/>
-              </w:rPr>
-            </w:pPr>
-          </w:p>
-        </w:tc>
-        <w:tc>
-          <w:tcPr>
-            <w:tcW w:w="2127" w:type="dxa"/>
-            <w:vAlign w:val="center"/>
-          </w:tcPr>
-          <w:p>
-            <w:pPr>
-              <w:pStyle w:val="-3"/>
-              <w:spacing w:line="400" w:lineRule="atLeast"/>
-              <w:cnfStyle w:val="000000000000" w:firstRow="0" w:lastRow="0" w:firstColumn="0" w:lastColumn="0" w:oddVBand="0" w:evenVBand="0" w:oddHBand="0" w:evenHBand="0" w:firstRowFirstColumn="0" w:firstRowLastColumn="0" w:lastRowFirstColumn="0" w:lastRowLastColumn="0"/>
-              <w:rPr>
-                <w:rFonts w:eastAsia="华文宋体" w:cs="Times New Roman"/>
-                <w:color w:val="000000"/>
-                <w:sz w:val="22"/>
-              </w:rPr>
-            </w:pPr>
-          </w:p>
-        </w:tc>
-        <w:tc>
-          <w:tcPr>
-            <w:tcW w:w="1930" w:type="dxa"/>
-            <w:vAlign w:val="center"/>
-          </w:tcPr>
-          <w:p>
-            <w:pPr>
-              <w:pStyle w:val="-3"/>
-              <w:spacing w:line="400" w:lineRule="atLeast"/>
-              <w:cnfStyle w:val="000000000000" w:firstRow="0" w:lastRow="0" w:firstColumn="0" w:lastColumn="0" w:oddVBand="0" w:evenVBand="0" w:oddHBand="0" w:evenHBand="0" w:firstRowFirstColumn="0" w:firstRowLastColumn="0" w:lastRowFirstColumn="0" w:lastRowLastColumn="0"/>
-              <w:rPr>
-                <w:rFonts w:eastAsia="华文宋体" w:cs="Times New Roman"/>
-                <w:color w:val="000000"/>
-                <w:sz w:val="22"/>
-              </w:rPr>
-            </w:pPr>
-          </w:p>
-        </w:tc>
-      </w:tr>
-      <w:tr>
-        <w:trPr>
-          <w:jc w:val="center"/>
-        </w:trPr>
-        <w:tc>
-          <w:tcPr>
-            <w:cnfStyle w:val="001000000000" w:firstRow="0" w:lastRow="0" w:firstColumn="1" w:lastColumn="0" w:oddVBand="0" w:evenVBand="0" w:oddHBand="0" w:evenHBand="0" w:firstRowFirstColumn="0" w:firstRowLastColumn="0" w:lastRowFirstColumn="0" w:lastRowLastColumn="0"/>
-            <w:tcW w:w="2014" w:type="dxa"/>
-            <w:tcBorders>
-              <w:top w:val="single" w:sz="4" w:space="0" w:color="auto"/>
-              <w:bottom w:val="single" w:sz="12" w:space="0" w:color="auto"/>
-            </w:tcBorders>
-            <w:vAlign w:val="center"/>
-          </w:tcPr>
-          <w:p>
-            <w:pPr>
-              <w:pStyle w:val="-3"/>
-              <w:spacing w:line="400" w:lineRule="atLeast"/>
-              <w:rPr>
-                <w:rFonts w:cs="Times New Roman"/>
-              </w:rPr>
-            </w:pPr>
-          </w:p>
-        </w:tc>
-        <w:tc>
-          <w:tcPr>
-            <w:tcW w:w="2235" w:type="dxa"/>
-            <w:tcBorders>
-              <w:top w:val="single" w:sz="4" w:space="0" w:color="auto"/>
-              <w:bottom w:val="single" w:sz="12" w:space="0" w:color="auto"/>
-            </w:tcBorders>
-            <w:vAlign w:val="center"/>
-          </w:tcPr>
-          <w:p>
-            <w:pPr>
-              <w:pStyle w:val="-3"/>
-              <w:spacing w:line="400" w:lineRule="atLeast"/>
-              <w:cnfStyle w:val="000000000000" w:firstRow="0" w:lastRow="0" w:firstColumn="0" w:lastColumn="0" w:oddVBand="0" w:evenVBand="0" w:oddHBand="0" w:evenHBand="0" w:firstRowFirstColumn="0" w:firstRowLastColumn="0" w:lastRowFirstColumn="0" w:lastRowLastColumn="0"/>
-              <w:rPr>
-                <w:rFonts w:cs="Times New Roman"/>
-              </w:rPr>
-            </w:pPr>
-          </w:p>
-        </w:tc>
-        <w:tc>
-          <w:tcPr>
-            <w:tcW w:w="2127" w:type="dxa"/>
-            <w:tcBorders>
-              <w:top w:val="single" w:sz="4" w:space="0" w:color="auto"/>
-              <w:bottom w:val="single" w:sz="12" w:space="0" w:color="auto"/>
-            </w:tcBorders>
-            <w:vAlign w:val="center"/>
-          </w:tcPr>
-          <w:p>
-            <w:pPr>
-              <w:pStyle w:val="-3"/>
-              <w:spacing w:line="400" w:lineRule="atLeast"/>
-              <w:cnfStyle w:val="000000000000" w:firstRow="0" w:lastRow="0" w:firstColumn="0" w:lastColumn="0" w:oddVBand="0" w:evenVBand="0" w:oddHBand="0" w:evenHBand="0" w:firstRowFirstColumn="0" w:firstRowLastColumn="0" w:lastRowFirstColumn="0" w:lastRowLastColumn="0"/>
-              <w:rPr>
-                <w:rFonts w:cs="Times New Roman"/>
-              </w:rPr>
-            </w:pPr>
-          </w:p>
-        </w:tc>
-        <w:tc>
-          <w:tcPr>
-            <w:tcW w:w="1930" w:type="dxa"/>
-            <w:tcBorders>
-              <w:top w:val="single" w:sz="4" w:space="0" w:color="auto"/>
-              <w:bottom w:val="single" w:sz="12" w:space="0" w:color="auto"/>
-            </w:tcBorders>
-          </w:tcPr>
-          <w:p>
-            <w:pPr>
-              <w:pStyle w:val="-3"/>
-              <w:spacing w:line="400" w:lineRule="atLeast"/>
-              <w:cnfStyle w:val="000000000000" w:firstRow="0" w:lastRow="0" w:firstColumn="0" w:lastColumn="0" w:oddVBand="0" w:evenVBand="0" w:oddHBand="0" w:evenHBand="0" w:firstRowFirstColumn="0" w:firstRowLastColumn="0" w:lastRowFirstColumn="0" w:lastRowLastColumn="0"/>
-              <w:rPr>
-                <w:rFonts w:cs="Times New Roman"/>
-              </w:rPr>
-            </w:pPr>
+            <w:r>
+              <w:t>0.064</w:t>
+            </w:r>
+            <w:r>
+              <w:rPr>
+                <w:rFonts w:hint="eastAsia"/>
+              </w:rPr>
+              <w:t>8</w:t>
+            </w:r>
           </w:p>
         </w:tc>
       </w:tr>
     </w:tbl>
     <w:p>
       <w:pPr>
-        <w:widowControl/>
+        <w:pStyle w:val="3"/>
+      </w:pPr>
+      <w:bookmarkStart w:id="35" w:name="_Toc233205644"/>
+      <w:r>
+        <w:rPr>
+          <w:rFonts w:hint="eastAsia"/>
+        </w:rPr>
+        <w:t>信噪比</w:t>
+      </w:r>
+      <w:bookmarkEnd w:id="35"/>
+    </w:p>
+    <w:p>
+      <w:r>
+        <w:rPr>
+          <w:rFonts w:hint="eastAsia"/>
+        </w:rPr>
+        <w:t>为了估计实际电压信号中的噪声水平，程序采用“主要确定性分量重构</w:t>
+      </w:r>
+      <w:r>
+        <w:rPr>
+          <w:rFonts w:hint="eastAsia"/>
+        </w:rPr>
+        <w:t xml:space="preserve"> + </w:t>
+      </w:r>
+      <w:r>
+        <w:rPr>
+          <w:rFonts w:hint="eastAsia"/>
+        </w:rPr>
+        <w:t>残差估计噪声”的方法。首先根据滑动相量结果重构基波分量，再利用最小二乘方法拟合主要谐波和间谐波分量，得到重构信号</w:t>
+      </w:r>
+      <m:oMath>
+        <m:sSub>
+          <m:sSubPr>
+            <m:ctrlPr>
+              <w:rPr>
+                <w:rFonts w:ascii="Cambria Math" w:hAnsi="Cambria Math"/>
+              </w:rPr>
+            </m:ctrlPr>
+          </m:sSubPr>
+          <m:e>
+            <m:r>
+              <w:rPr>
+                <w:rFonts w:ascii="Cambria Math" w:hAnsi="Cambria Math"/>
+              </w:rPr>
+              <m:t>x</m:t>
+            </m:r>
+          </m:e>
+          <m:sub>
+            <m:r>
+              <m:rPr>
+                <m:sty m:val="p"/>
+              </m:rPr>
+              <w:rPr>
+                <w:rFonts w:ascii="Cambria Math" w:hAnsi="Cambria Math"/>
+              </w:rPr>
+              <m:t>rec</m:t>
+            </m:r>
+          </m:sub>
+        </m:sSub>
+        <m:d>
+          <m:dPr>
+            <m:ctrlPr>
+              <w:rPr>
+                <w:rFonts w:ascii="Cambria Math" w:hAnsi="Cambria Math"/>
+              </w:rPr>
+            </m:ctrlPr>
+          </m:dPr>
+          <m:e>
+            <m:r>
+              <w:rPr>
+                <w:rFonts w:ascii="Cambria Math" w:hAnsi="Cambria Math"/>
+              </w:rPr>
+              <m:t>t</m:t>
+            </m:r>
+          </m:e>
+        </m:d>
+      </m:oMath>
+      <w:r>
+        <w:rPr>
+          <w:rFonts w:hint="eastAsia"/>
+        </w:rPr>
+        <w:t>。原始去直流信号与重构信号之间的差值</w:t>
+      </w:r>
+      <m:oMath>
+        <m:r>
+          <w:rPr>
+            <w:rFonts w:ascii="Cambria Math" w:hAnsi="Cambria Math"/>
+          </w:rPr>
+          <m:t>n</m:t>
+        </m:r>
+        <m:d>
+          <m:dPr>
+            <m:ctrlPr>
+              <w:rPr>
+                <w:rFonts w:ascii="Cambria Math" w:hAnsi="Cambria Math"/>
+              </w:rPr>
+            </m:ctrlPr>
+          </m:dPr>
+          <m:e>
+            <m:r>
+              <w:rPr>
+                <w:rFonts w:ascii="Cambria Math" w:hAnsi="Cambria Math"/>
+              </w:rPr>
+              <m:t>t</m:t>
+            </m:r>
+          </m:e>
+        </m:d>
+        <m:r>
+          <w:rPr>
+            <w:rFonts w:ascii="Cambria Math" w:hAnsi="Cambria Math"/>
+          </w:rPr>
+          <m:t>=x</m:t>
+        </m:r>
+        <m:d>
+          <m:dPr>
+            <m:ctrlPr>
+              <w:rPr>
+                <w:rFonts w:ascii="Cambria Math" w:hAnsi="Cambria Math"/>
+              </w:rPr>
+            </m:ctrlPr>
+          </m:dPr>
+          <m:e>
+            <m:r>
+              <w:rPr>
+                <w:rFonts w:ascii="Cambria Math" w:hAnsi="Cambria Math"/>
+              </w:rPr>
+              <m:t>t</m:t>
+            </m:r>
+          </m:e>
+        </m:d>
+        <m:r>
+          <w:rPr>
+            <w:rFonts w:ascii="Cambria Math" w:hAnsi="Cambria Math"/>
+          </w:rPr>
+          <m:t>-</m:t>
+        </m:r>
+        <m:sSub>
+          <m:sSubPr>
+            <m:ctrlPr>
+              <w:rPr>
+                <w:rFonts w:ascii="Cambria Math" w:hAnsi="Cambria Math"/>
+              </w:rPr>
+            </m:ctrlPr>
+          </m:sSubPr>
+          <m:e>
+            <m:r>
+              <w:rPr>
+                <w:rFonts w:ascii="Cambria Math" w:hAnsi="Cambria Math"/>
+              </w:rPr>
+              <m:t>x</m:t>
+            </m:r>
+          </m:e>
+          <m:sub>
+            <m:r>
+              <m:rPr>
+                <m:sty m:val="p"/>
+              </m:rPr>
+              <w:rPr>
+                <w:rFonts w:ascii="Cambria Math" w:hAnsi="Cambria Math"/>
+              </w:rPr>
+              <m:t>rec</m:t>
+            </m:r>
+          </m:sub>
+        </m:sSub>
+        <m:d>
+          <m:dPr>
+            <m:ctrlPr>
+              <w:rPr>
+                <w:rFonts w:ascii="Cambria Math" w:hAnsi="Cambria Math"/>
+              </w:rPr>
+            </m:ctrlPr>
+          </m:dPr>
+          <m:e>
+            <m:r>
+              <w:rPr>
+                <w:rFonts w:ascii="Cambria Math" w:hAnsi="Cambria Math"/>
+              </w:rPr>
+              <m:t>t</m:t>
+            </m:r>
+          </m:e>
+        </m:d>
+      </m:oMath>
+      <w:r>
+        <w:rPr>
+          <w:rFonts w:hint="eastAsia"/>
+        </w:rPr>
+        <w:t>视为噪声</w:t>
+      </w:r>
+      <w:r>
+        <w:rPr>
+          <w:rFonts w:hint="eastAsia"/>
+        </w:rPr>
+        <w:t>。</w:t>
+      </w:r>
+    </w:p>
+    <w:p>
+      <w:pPr>
+        <w:pStyle w:val="-"/>
+        <w:spacing w:before="31" w:after="312"/>
+        <w:rPr>
+          <w:rFonts w:hint="eastAsia"/>
+        </w:rPr>
+      </w:pPr>
+      <w:r>
+        <w:rPr>
+          <w:rFonts w:hint="eastAsia"/>
+        </w:rPr>
+        <w:t>信噪比估计</w:t>
+      </w:r>
+    </w:p>
+    <w:p>
+      <w:pPr>
+        <w:spacing w:line="400" w:lineRule="atLeast"/>
+        <w:jc w:val="center"/>
+        <w:rPr>
+          <w:rFonts w:hint="eastAsia"/>
+        </w:rPr>
+      </w:pPr>
+      <w:r>
+        <w:drawing>
+          <wp:inline distT="0" distB="0" distL="0" distR="0" wp14:anchorId="66EABD26" wp14:editId="60114178">
+            <wp:extent cx="2552496" cy="1923745"/>
+            <wp:effectExtent l="0" t="0" r="635" b="635"/>
+            <wp:docPr id="702306986" name="图片 1"/>
+            <wp:cNvGraphicFramePr>
+              <a:graphicFrameLocks xmlns:a="http://schemas.openxmlformats.org/drawingml/2006/main" noChangeAspect="1"/>
+            </wp:cNvGraphicFramePr>
+            <a:graphic xmlns:a="http://schemas.openxmlformats.org/drawingml/2006/main">
+              <a:graphicData uri="http://schemas.openxmlformats.org/drawingml/2006/picture">
+                <pic:pic xmlns:pic="http://schemas.openxmlformats.org/drawingml/2006/picture">
+                  <pic:nvPicPr>
+                    <pic:cNvPr id="702306986" name=""/>
+                    <pic:cNvPicPr/>
+                  </pic:nvPicPr>
+                  <pic:blipFill>
+                    <a:blip r:embed="rId23"/>
+                    <a:stretch>
+                      <a:fillRect/>
+                    </a:stretch>
+                  </pic:blipFill>
+                  <pic:spPr>
+                    <a:xfrm>
+                      <a:off x="0" y="0"/>
+                      <a:ext cx="2586945" cy="1949708"/>
+                    </a:xfrm>
+                    <a:prstGeom prst="rect">
+                      <a:avLst/>
+                    </a:prstGeom>
+                  </pic:spPr>
+                </pic:pic>
+              </a:graphicData>
+            </a:graphic>
+          </wp:inline>
+        </w:drawing>
+      </w:r>
+    </w:p>
+    <w:p>
+      <w:pPr>
+        <w:spacing w:line="400" w:lineRule="atLeast"/>
+        <w:ind w:firstLineChars="200" w:firstLine="480"/>
+      </w:pPr>
+      <m:oMath>
+        <m:r>
+          <m:rPr>
+            <m:sty m:val="p"/>
+          </m:rPr>
+          <w:rPr>
+            <w:rFonts w:ascii="Cambria Math" w:hAnsi="Cambria Math"/>
+          </w:rPr>
+          <m:t>SNR</m:t>
+        </m:r>
+        <m:r>
+          <w:rPr>
+            <w:rFonts w:ascii="Cambria Math" w:hAnsi="Cambria Math"/>
+          </w:rPr>
+          <m:t>=</m:t>
+        </m:r>
+      </m:oMath>
+      <w:r>
+        <w:rPr>
+          <w:rFonts w:hint="eastAsia"/>
+        </w:rPr>
+        <w:t>根据当前计算结果，重构信号有效值约为</w:t>
+      </w:r>
+      <m:oMath>
+        <m:r>
+          <w:rPr>
+            <w:rFonts w:ascii="Cambria Math" w:hAnsi="Cambria Math"/>
+          </w:rPr>
+          <m:t>59.814181</m:t>
+        </m:r>
+        <m:r>
+          <m:rPr>
+            <m:sty m:val="p"/>
+          </m:rPr>
+          <w:rPr>
+            <w:rFonts w:ascii="Cambria Math" w:hAnsi="Cambria Math"/>
+          </w:rPr>
+          <m:t>V</m:t>
+        </m:r>
+      </m:oMath>
+      <w:r>
+        <w:rPr>
+          <w:rFonts w:hint="eastAsia"/>
+        </w:rPr>
+        <w:t>，</w:t>
+      </w:r>
+      <w:r>
+        <w:rPr>
+          <w:rFonts w:hint="eastAsia"/>
+        </w:rPr>
+        <w:t>残差噪声有效值约为</w:t>
+      </w:r>
+      <m:oMath>
+        <m:r>
+          <w:rPr>
+            <w:rFonts w:ascii="Cambria Math" w:hAnsi="Cambria Math"/>
+          </w:rPr>
+          <m:t>0.069411</m:t>
+        </m:r>
+        <m:r>
+          <m:rPr>
+            <m:sty m:val="p"/>
+          </m:rPr>
+          <w:rPr>
+            <w:rFonts w:ascii="Cambria Math" w:hAnsi="Cambria Math"/>
+          </w:rPr>
+          <m:t>V</m:t>
+        </m:r>
+      </m:oMath>
+      <w:r>
+        <w:rPr>
+          <w:rFonts w:hint="eastAsia"/>
+        </w:rPr>
+        <w:t>，</w:t>
+      </w:r>
+      <w:r>
+        <w:rPr>
+          <w:rFonts w:hint="eastAsia"/>
+        </w:rPr>
+        <w:t>对应信噪比为</w:t>
+      </w:r>
+      <m:oMath>
+        <m:r>
+          <w:rPr>
+            <w:rFonts w:ascii="Cambria Math" w:hAnsi="Cambria Math"/>
+          </w:rPr>
+          <m:t>20</m:t>
+        </m:r>
+        <m:func>
+          <m:funcPr>
+            <m:ctrlPr>
+              <w:rPr>
+                <w:rFonts w:ascii="Cambria Math" w:hAnsi="Cambria Math"/>
+              </w:rPr>
+            </m:ctrlPr>
+          </m:funcPr>
+          <m:fName>
+            <m:sSub>
+              <m:sSubPr>
+                <m:ctrlPr>
+                  <w:rPr>
+                    <w:rFonts w:ascii="Cambria Math" w:hAnsi="Cambria Math"/>
+                  </w:rPr>
+                </m:ctrlPr>
+              </m:sSubPr>
+              <m:e>
+                <m:r>
+                  <m:rPr>
+                    <m:sty m:val="p"/>
+                  </m:rPr>
+                  <w:rPr>
+                    <w:rFonts w:ascii="Cambria Math" w:hAnsi="Cambria Math"/>
+                  </w:rPr>
+                  <m:t>log</m:t>
+                </m:r>
+              </m:e>
+              <m:sub>
+                <m:r>
+                  <w:rPr>
+                    <w:rFonts w:ascii="Cambria Math" w:hAnsi="Cambria Math"/>
+                  </w:rPr>
+                  <m:t>10</m:t>
+                </m:r>
+              </m:sub>
+            </m:sSub>
+          </m:fName>
+          <m:e>
+            <m:f>
+              <m:fPr>
+                <m:ctrlPr>
+                  <w:rPr>
+                    <w:rFonts w:ascii="Cambria Math" w:hAnsi="Cambria Math"/>
+                  </w:rPr>
+                </m:ctrlPr>
+              </m:fPr>
+              <m:num>
+                <m:sSub>
+                  <m:sSubPr>
+                    <m:ctrlPr>
+                      <w:rPr>
+                        <w:rFonts w:ascii="Cambria Math" w:hAnsi="Cambria Math"/>
+                      </w:rPr>
+                    </m:ctrlPr>
+                  </m:sSubPr>
+                  <m:e>
+                    <m:r>
+                      <w:rPr>
+                        <w:rFonts w:ascii="Cambria Math" w:hAnsi="Cambria Math"/>
+                      </w:rPr>
+                      <m:t>x</m:t>
+                    </m:r>
+                  </m:e>
+                  <m:sub>
+                    <m:r>
+                      <m:rPr>
+                        <m:sty m:val="p"/>
+                      </m:rPr>
+                      <w:rPr>
+                        <w:rFonts w:ascii="Cambria Math" w:hAnsi="Cambria Math"/>
+                      </w:rPr>
+                      <m:t>rec,rms</m:t>
+                    </m:r>
+                  </m:sub>
+                </m:sSub>
+              </m:num>
+              <m:den>
+                <m:sSub>
+                  <m:sSubPr>
+                    <m:ctrlPr>
+                      <w:rPr>
+                        <w:rFonts w:ascii="Cambria Math" w:hAnsi="Cambria Math"/>
+                      </w:rPr>
+                    </m:ctrlPr>
+                  </m:sSubPr>
+                  <m:e>
+                    <m:r>
+                      <w:rPr>
+                        <w:rFonts w:ascii="Cambria Math" w:hAnsi="Cambria Math"/>
+                      </w:rPr>
+                      <m:t>n</m:t>
+                    </m:r>
+                  </m:e>
+                  <m:sub>
+                    <m:r>
+                      <m:rPr>
+                        <m:sty m:val="p"/>
+                      </m:rPr>
+                      <w:rPr>
+                        <w:rFonts w:ascii="Cambria Math" w:hAnsi="Cambria Math"/>
+                      </w:rPr>
+                      <m:t>rms</m:t>
+                    </m:r>
+                  </m:sub>
+                </m:sSub>
+              </m:den>
+            </m:f>
+          </m:e>
+        </m:func>
+        <m:r>
+          <w:rPr>
+            <w:rFonts w:ascii="Cambria Math" w:hAnsi="Cambria Math"/>
+          </w:rPr>
+          <m:t>=</m:t>
+        </m:r>
+        <m:r>
+          <w:rPr>
+            <w:rFonts w:ascii="Cambria Math" w:hAnsi="Cambria Math"/>
+          </w:rPr>
+          <m:t>58.708</m:t>
+        </m:r>
+        <m:r>
+          <m:rPr>
+            <m:sty m:val="p"/>
+          </m:rPr>
+          <w:rPr>
+            <w:rFonts w:ascii="Cambria Math" w:hAnsi="Cambria Math"/>
+          </w:rPr>
+          <m:t>dB</m:t>
+        </m:r>
+      </m:oMath>
+      <w:r>
+        <w:rPr>
+          <w:rFonts w:hint="eastAsia"/>
+        </w:rPr>
+        <w:t>。</w:t>
+      </w:r>
+    </w:p>
+    <w:p>
+      <w:pPr>
+        <w:pStyle w:val="3"/>
+      </w:pPr>
+      <w:bookmarkStart w:id="36" w:name="_Toc233205645"/>
+      <w:r>
+        <w:rPr>
+          <w:rFonts w:hint="eastAsia"/>
+        </w:rPr>
+        <w:t>思考题</w:t>
+      </w:r>
+      <w:bookmarkEnd w:id="36"/>
+    </w:p>
+    <w:p>
+      <w:pPr>
+        <w:rPr>
+          <w:rFonts w:hint="eastAsia"/>
+        </w:rPr>
+      </w:pPr>
+      <w:r>
+        <w:t>采样率的变化对同步相量计算有什么影响</w:t>
+      </w:r>
+      <w:r>
+        <w:rPr>
+          <w:rFonts w:hint="eastAsia"/>
+        </w:rPr>
+        <w:t>？</w:t>
+      </w:r>
+    </w:p>
+    <w:p>
+      <w:pPr>
         <w:spacing w:line="400" w:lineRule="atLeast"/>
         <w:ind w:firstLine="0"/>
+      </w:pPr>
+      <w:r>
+        <w:rPr>
+          <w:rFonts w:hint="eastAsia"/>
+        </w:rPr>
+        <w:t>答：</w:t>
+      </w:r>
+      <w:r>
+        <w:t>采样率变化会改变每个基波周期内的采样点数和</w:t>
+      </w:r>
+      <w:r>
+        <w:t>DFT</w:t>
+      </w:r>
+      <w:r>
+        <w:t>频率分辨率，从而影响相量幅值、相角、频率估计和谐波分析精度。采样率较高有利于提高时间采样精度和高频成分分析能力，但需要合理设置窗长和</w:t>
+      </w:r>
+      <w:r>
+        <w:t>FFT</w:t>
+      </w:r>
+      <w:r>
+        <w:t>点数；采样率较低则可能降低相量精度，并增加谐波混叠风险。因此，同步相量算法应根据采样率重新设计滑动窗长度、频率估计方法和滤波参数</w:t>
+      </w:r>
+      <w:r>
+        <w:rPr>
+          <w:rFonts w:hint="eastAsia"/>
+        </w:rPr>
+        <w:t>。</w:t>
+      </w:r>
+    </w:p>
+    <w:p>
+      <w:pPr>
+        <w:spacing w:line="400" w:lineRule="atLeast"/>
+        <w:ind w:firstLine="0"/>
+      </w:pPr>
+    </w:p>
+    <w:p>
+      <w:pPr>
+        <w:spacing w:line="400" w:lineRule="atLeast"/>
+        <w:ind w:firstLine="0"/>
+      </w:pPr>
+    </w:p>
+    <w:p>
+      <w:pPr>
+        <w:pStyle w:val="1"/>
+        <w:spacing w:line="400" w:lineRule="atLeast"/>
         <w:jc w:val="left"/>
+      </w:pPr>
+      <w:r>
+        <w:rPr>
+          <w:rFonts w:hint="eastAsia"/>
+        </w:rPr>
+        <w:lastRenderedPageBreak/>
+        <w:t xml:space="preserve"> </w:t>
+      </w:r>
+      <w:r>
+        <w:t xml:space="preserve"> </w:t>
+      </w:r>
+      <w:bookmarkStart w:id="37" w:name="_Toc233205646"/>
+      <w:r>
+        <w:rPr>
+          <w:rFonts w:hint="eastAsia"/>
+        </w:rPr>
+        <w:t>总结</w:t>
+      </w:r>
+      <w:bookmarkEnd w:id="37"/>
+    </w:p>
+    <w:p>
+      <w:pPr>
+        <w:pStyle w:val="2"/>
+      </w:pPr>
+      <w:bookmarkStart w:id="38" w:name="_Toc233205647"/>
+      <w:r>
+        <w:rPr>
+          <w:rFonts w:hint="eastAsia"/>
+        </w:rPr>
+        <w:t>问题与解决方法</w:t>
+      </w:r>
+      <w:bookmarkEnd w:id="38"/>
+    </w:p>
+    <w:p/>
+    <w:p>
+      <w:pPr>
+        <w:pStyle w:val="2"/>
+      </w:pPr>
+      <w:bookmarkStart w:id="39" w:name="_Toc233205648"/>
+      <w:r>
+        <w:rPr>
+          <w:rFonts w:hint="eastAsia"/>
+        </w:rPr>
+        <w:t>大作业收获</w:t>
+      </w:r>
+      <w:bookmarkEnd w:id="39"/>
+    </w:p>
+    <w:p/>
+    <w:p/>
+    <w:p/>
+    <w:p/>
+    <w:p/>
+    <w:p/>
+    <w:p/>
+    <w:p/>
+    <w:p/>
+    <w:p/>
+    <w:p/>
+    <w:p/>
+    <w:p/>
+    <w:p/>
+    <w:p/>
+    <w:p/>
+    <w:p/>
+    <w:p/>
+    <w:p/>
+    <w:p/>
+    <w:p/>
+    <w:p/>
+    <w:p/>
+    <w:p/>
+    <w:p>
+      <w:pPr>
+        <w:rPr>
+          <w:rFonts w:hint="eastAsia"/>
+        </w:rPr>
+      </w:pPr>
+    </w:p>
+    <w:p>
+      <w:pPr>
+        <w:spacing w:line="400" w:lineRule="atLeast"/>
+        <w:ind w:firstLine="0"/>
+        <w:rPr>
+          <w:rFonts w:hint="eastAsia"/>
+        </w:rPr>
       </w:pPr>
     </w:p>
     <w:p>
@@ -25995,14 +28289,15 @@
         <w:pStyle w:val="a6"/>
         <w:spacing w:line="400" w:lineRule="atLeast"/>
       </w:pPr>
-      <w:bookmarkStart w:id="32" w:name="_Toc233152707"/>
-      <w:r>
-        <w:rPr>
-          <w:rFonts w:hint="eastAsia"/>
-        </w:rPr>
+      <w:bookmarkStart w:id="40" w:name="_Toc233205649"/>
+      <w:r>
+        <w:rPr>
+          <w:rFonts w:hint="eastAsia"/>
+        </w:rPr>
+        <w:lastRenderedPageBreak/>
         <w:t>参考文献</w:t>
       </w:r>
-      <w:bookmarkEnd w:id="32"/>
+      <w:bookmarkEnd w:id="40"/>
     </w:p>
     <w:p>
       <w:pPr>
@@ -26054,7 +28349,6 @@
           <w:rFonts w:cs="Times New Roman"/>
           <w:sz w:val="21"/>
         </w:rPr>
-        <w:lastRenderedPageBreak/>
         <w:t>Phadke A G, Thorp J S. Synchronized Phasor Measurements and Their Applications[M]. Cham: Springer, 2017</w:t>
       </w:r>
       <w:r>
@@ -26192,7 +28486,7 @@
         <w:pStyle w:val="a6"/>
         <w:spacing w:line="400" w:lineRule="atLeast"/>
       </w:pPr>
-      <w:bookmarkStart w:id="33" w:name="_Toc233152708"/>
+      <w:bookmarkStart w:id="41" w:name="_Toc233205650"/>
       <w:r>
         <w:rPr>
           <w:rFonts w:hint="eastAsia"/>
@@ -26209,7 +28503,7 @@
         </w:rPr>
         <w:t>任务分工记录表格</w:t>
       </w:r>
-      <w:bookmarkEnd w:id="33"/>
+      <w:bookmarkEnd w:id="41"/>
     </w:p>
     <w:tbl>
       <w:tblPr>
@@ -26525,6 +28819,12 @@
               <w:ind w:firstLine="0"/>
               <w:jc w:val="center"/>
             </w:pPr>
+            <w:r>
+              <w:rPr>
+                <w:rFonts w:hint="eastAsia"/>
+              </w:rPr>
+              <w:t>40</w:t>
+            </w:r>
           </w:p>
         </w:tc>
         <w:tc>
@@ -26594,6 +28894,12 @@
               <w:ind w:firstLine="0"/>
               <w:jc w:val="center"/>
             </w:pPr>
+            <w:r>
+              <w:rPr>
+                <w:rFonts w:hint="eastAsia"/>
+              </w:rPr>
+              <w:t>30</w:t>
+            </w:r>
           </w:p>
         </w:tc>
         <w:tc>
@@ -26675,6 +28981,12 @@
               <w:ind w:firstLine="0"/>
               <w:jc w:val="center"/>
             </w:pPr>
+            <w:r>
+              <w:rPr>
+                <w:rFonts w:hint="eastAsia"/>
+              </w:rPr>
+              <w:t>30</w:t>
+            </w:r>
           </w:p>
         </w:tc>
         <w:tc>
@@ -27601,7 +29913,6 @@
   <w:style w:type="character" w:default="1" w:styleId="a0">
     <w:name w:val="Default Paragraph Font"/>
     <w:uiPriority w:val="1"/>
-    <w:semiHidden/>
     <w:unhideWhenUsed/>
   </w:style>
   <w:style w:type="table" w:default="1" w:styleId="a1">

--- a/16-大二次大作业报告.docx
+++ b/16-大二次大作业报告.docx
@@ -4303,7 +4303,21 @@
             <w:rStyle w:val="a5"/>
             <w:noProof/>
           </w:rPr>
-          <w:t>问题与解决方法</w:t>
+          <w:t>问题与</w:t>
+        </w:r>
+        <w:r>
+          <w:rPr>
+            <w:rStyle w:val="a5"/>
+            <w:noProof/>
+          </w:rPr>
+          <w:t>解</w:t>
+        </w:r>
+        <w:r>
+          <w:rPr>
+            <w:rStyle w:val="a5"/>
+            <w:noProof/>
+          </w:rPr>
+          <w:t>决方法</w:t>
         </w:r>
         <w:r>
           <w:rPr>
@@ -19085,15 +19099,15 @@
       <w:pPr>
         <w:pStyle w:val="2"/>
       </w:pPr>
-      <w:bookmarkStart w:id="17" w:name="_Ref483315808"/>
-      <w:bookmarkStart w:id="18" w:name="_Toc233205627"/>
+      <w:bookmarkStart w:id="17" w:name="_Toc233205627"/>
+      <w:bookmarkStart w:id="18" w:name="_Ref483315808"/>
       <w:r>
         <w:rPr>
           <w:rFonts w:hint="eastAsia"/>
         </w:rPr>
         <w:t>问题回答与思考题</w:t>
       </w:r>
-      <w:bookmarkEnd w:id="18"/>
+      <w:bookmarkEnd w:id="17"/>
     </w:p>
     <w:p>
       <w:pPr>
@@ -19607,7 +19621,7 @@
         <w:ind w:firstLineChars="200" w:firstLine="480"/>
       </w:pPr>
     </w:p>
-    <w:bookmarkEnd w:id="17"/>
+    <w:bookmarkEnd w:id="18"/>
     <w:p>
       <w:pPr>
         <w:spacing w:line="400" w:lineRule="atLeast"/>
@@ -26228,18 +26242,12 @@
     <w:p>
       <w:pPr>
         <w:spacing w:line="400" w:lineRule="atLeast"/>
-        <w:rPr>
-          <w:rFonts w:hint="eastAsia"/>
-        </w:rPr>
       </w:pPr>
     </w:p>
     <w:p>
       <w:pPr>
         <w:pStyle w:val="-"/>
         <w:spacing w:before="31" w:after="312"/>
-        <w:rPr>
-          <w:rFonts w:hint="eastAsia"/>
-        </w:rPr>
       </w:pPr>
       <w:r>
         <w:rPr>
@@ -26254,6 +26262,9 @@
         <w:jc w:val="center"/>
       </w:pPr>
       <w:r>
+        <w:rPr>
+          <w:noProof/>
+        </w:rPr>
         <w:drawing>
           <wp:inline distT="0" distB="0" distL="0" distR="0" wp14:anchorId="3E7C7070" wp14:editId="118DC994">
             <wp:extent cx="3244132" cy="2441106"/>
@@ -26456,9 +26467,6 @@
       <w:pPr>
         <w:spacing w:line="400" w:lineRule="atLeast"/>
         <w:jc w:val="center"/>
-        <w:rPr>
-          <w:rFonts w:hint="eastAsia"/>
-        </w:rPr>
       </w:pPr>
     </w:p>
     <w:p>
@@ -26473,11 +26481,6 @@
       <w:bookmarkEnd w:id="33"/>
     </w:p>
     <w:p>
-      <w:pPr>
-        <w:rPr>
-          <w:rFonts w:hint="eastAsia"/>
-        </w:rPr>
-      </w:pPr>
       <w:r>
         <w:rPr>
           <w:rFonts w:hint="eastAsia"/>
@@ -26591,13 +26594,7 @@
           <w:rPr>
             <w:rFonts w:ascii="Cambria Math" w:hAnsi="Cambria Math"/>
           </w:rPr>
-          <m:t>N</m:t>
-        </m:r>
-        <m:r>
-          <w:rPr>
-            <w:rFonts w:ascii="Cambria Math" w:hAnsi="Cambria Math"/>
-          </w:rPr>
-          <m:t>=513</m:t>
+          <m:t>N=513</m:t>
         </m:r>
       </m:oMath>
       <w:r>
@@ -26695,9 +26692,6 @@
       <w:pPr>
         <w:pStyle w:val="-"/>
         <w:spacing w:before="31" w:after="312"/>
-        <w:rPr>
-          <w:rFonts w:hint="eastAsia"/>
-        </w:rPr>
       </w:pPr>
       <w:r>
         <w:rPr>
@@ -26710,11 +26704,11 @@
       <w:pPr>
         <w:spacing w:line="400" w:lineRule="atLeast"/>
         <w:jc w:val="center"/>
-        <w:rPr>
-          <w:rFonts w:hint="eastAsia"/>
-        </w:rPr>
       </w:pPr>
       <w:r>
+        <w:rPr>
+          <w:noProof/>
+        </w:rPr>
         <w:drawing>
           <wp:inline distT="0" distB="0" distL="0" distR="0" wp14:anchorId="4F013663" wp14:editId="0C206423">
             <wp:extent cx="3036591" cy="2274702"/>
@@ -26810,9 +26804,6 @@
     <w:p>
       <w:pPr>
         <w:pStyle w:val="3"/>
-        <w:rPr>
-          <w:rFonts w:hint="eastAsia"/>
-        </w:rPr>
       </w:pPr>
       <w:bookmarkStart w:id="34" w:name="_Toc233205643"/>
       <w:r>
@@ -27024,19 +27015,10 @@
         <w:t>。</w:t>
       </w:r>
     </w:p>
-    <w:p>
-      <w:pPr>
-        <w:rPr>
-          <w:rFonts w:hint="eastAsia"/>
-        </w:rPr>
-      </w:pPr>
-    </w:p>
+    <w:p/>
     <w:p>
       <w:pPr>
         <w:pStyle w:val="-0"/>
-        <w:rPr>
-          <w:rFonts w:hint="eastAsia"/>
-        </w:rPr>
       </w:pPr>
       <w:r>
         <w:rPr>
@@ -27292,7 +27274,7 @@
               <w:spacing w:line="400" w:lineRule="atLeast"/>
               <w:cnfStyle w:val="000000000000" w:firstRow="0" w:lastRow="0" w:firstColumn="0" w:lastColumn="0" w:oddVBand="0" w:evenVBand="0" w:oddHBand="0" w:evenHBand="0" w:firstRowFirstColumn="0" w:firstRowLastColumn="0" w:lastRowFirstColumn="0" w:lastRowLastColumn="0"/>
               <w:rPr>
-                <w:rFonts w:eastAsia="华文宋体" w:cs="Times New Roman" w:hint="eastAsia"/>
+                <w:rFonts w:eastAsia="华文宋体" w:cs="Times New Roman"/>
                 <w:color w:val="000000"/>
                 <w:sz w:val="22"/>
               </w:rPr>
@@ -27318,7 +27300,7 @@
               <w:spacing w:line="400" w:lineRule="atLeast"/>
               <w:cnfStyle w:val="000000000000" w:firstRow="0" w:lastRow="0" w:firstColumn="0" w:lastColumn="0" w:oddVBand="0" w:evenVBand="0" w:oddHBand="0" w:evenHBand="0" w:firstRowFirstColumn="0" w:firstRowLastColumn="0" w:lastRowFirstColumn="0" w:lastRowLastColumn="0"/>
               <w:rPr>
-                <w:rFonts w:eastAsia="华文宋体" w:cs="Times New Roman" w:hint="eastAsia"/>
+                <w:rFonts w:eastAsia="华文宋体" w:cs="Times New Roman"/>
                 <w:color w:val="000000"/>
                 <w:sz w:val="22"/>
               </w:rPr>
@@ -27373,7 +27355,7 @@
               <w:spacing w:line="400" w:lineRule="atLeast"/>
               <w:cnfStyle w:val="000000000000" w:firstRow="0" w:lastRow="0" w:firstColumn="0" w:lastColumn="0" w:oddVBand="0" w:evenVBand="0" w:oddHBand="0" w:evenHBand="0" w:firstRowFirstColumn="0" w:firstRowLastColumn="0" w:lastRowFirstColumn="0" w:lastRowLastColumn="0"/>
               <w:rPr>
-                <w:rFonts w:cs="Times New Roman" w:hint="eastAsia"/>
+                <w:rFonts w:cs="Times New Roman"/>
               </w:rPr>
             </w:pPr>
             <w:r>
@@ -27397,7 +27379,7 @@
               <w:spacing w:line="400" w:lineRule="atLeast"/>
               <w:cnfStyle w:val="000000000000" w:firstRow="0" w:lastRow="0" w:firstColumn="0" w:lastColumn="0" w:oddVBand="0" w:evenVBand="0" w:oddHBand="0" w:evenHBand="0" w:firstRowFirstColumn="0" w:firstRowLastColumn="0" w:lastRowFirstColumn="0" w:lastRowLastColumn="0"/>
               <w:rPr>
-                <w:rFonts w:eastAsia="华文宋体" w:cs="Times New Roman" w:hint="eastAsia"/>
+                <w:rFonts w:eastAsia="华文宋体" w:cs="Times New Roman"/>
                 <w:color w:val="000000"/>
                 <w:sz w:val="22"/>
               </w:rPr>
@@ -27452,7 +27434,7 @@
               <w:spacing w:line="400" w:lineRule="atLeast"/>
               <w:cnfStyle w:val="000000000000" w:firstRow="0" w:lastRow="0" w:firstColumn="0" w:lastColumn="0" w:oddVBand="0" w:evenVBand="0" w:oddHBand="0" w:evenHBand="0" w:firstRowFirstColumn="0" w:firstRowLastColumn="0" w:lastRowFirstColumn="0" w:lastRowLastColumn="0"/>
               <w:rPr>
-                <w:rFonts w:cs="Times New Roman" w:hint="eastAsia"/>
+                <w:rFonts w:cs="Times New Roman"/>
               </w:rPr>
             </w:pPr>
             <w:r>
@@ -27610,7 +27592,7 @@
               <w:spacing w:line="400" w:lineRule="atLeast"/>
               <w:cnfStyle w:val="000000000000" w:firstRow="0" w:lastRow="0" w:firstColumn="0" w:lastColumn="0" w:oddVBand="0" w:evenVBand="0" w:oddHBand="0" w:evenHBand="0" w:firstRowFirstColumn="0" w:firstRowLastColumn="0" w:lastRowFirstColumn="0" w:lastRowLastColumn="0"/>
               <w:rPr>
-                <w:rFonts w:eastAsia="华文宋体" w:cs="Times New Roman" w:hint="eastAsia"/>
+                <w:rFonts w:eastAsia="华文宋体" w:cs="Times New Roman"/>
                 <w:color w:val="000000"/>
                 <w:sz w:val="22"/>
               </w:rPr>
@@ -27816,22 +27798,13 @@
         <w:rPr>
           <w:rFonts w:hint="eastAsia"/>
         </w:rPr>
-        <w:t>视为噪声</w:t>
-      </w:r>
-      <w:r>
-        <w:rPr>
-          <w:rFonts w:hint="eastAsia"/>
-        </w:rPr>
-        <w:t>。</w:t>
+        <w:t>视为噪声。</w:t>
       </w:r>
     </w:p>
     <w:p>
       <w:pPr>
         <w:pStyle w:val="-"/>
         <w:spacing w:before="31" w:after="312"/>
-        <w:rPr>
-          <w:rFonts w:hint="eastAsia"/>
-        </w:rPr>
       </w:pPr>
       <w:r>
         <w:rPr>
@@ -27844,11 +27817,11 @@
       <w:pPr>
         <w:spacing w:line="400" w:lineRule="atLeast"/>
         <w:jc w:val="center"/>
-        <w:rPr>
-          <w:rFonts w:hint="eastAsia"/>
-        </w:rPr>
       </w:pPr>
       <w:r>
+        <w:rPr>
+          <w:noProof/>
+        </w:rPr>
         <w:drawing>
           <wp:inline distT="0" distB="0" distL="0" distR="0" wp14:anchorId="66EABD26" wp14:editId="60114178">
             <wp:extent cx="2552496" cy="1923745"/>
@@ -28093,13 +28066,7 @@
           <w:rPr>
             <w:rFonts w:ascii="Cambria Math" w:hAnsi="Cambria Math"/>
           </w:rPr>
-          <m:t>=</m:t>
-        </m:r>
-        <m:r>
-          <w:rPr>
-            <w:rFonts w:ascii="Cambria Math" w:hAnsi="Cambria Math"/>
-          </w:rPr>
-          <m:t>58.708</m:t>
+          <m:t>=58.708</m:t>
         </m:r>
         <m:r>
           <m:rPr>
@@ -28132,11 +28099,6 @@
       <w:bookmarkEnd w:id="36"/>
     </w:p>
     <w:p>
-      <w:pPr>
-        <w:rPr>
-          <w:rFonts w:hint="eastAsia"/>
-        </w:rPr>
-      </w:pPr>
       <w:r>
         <w:t>采样率的变化对同步相量计算有什么影响</w:t>
       </w:r>
@@ -28230,7 +28192,949 @@
       </w:r>
       <w:bookmarkEnd w:id="38"/>
     </w:p>
-    <w:p/>
+    <w:p>
+      <w:pPr>
+        <w:rPr>
+          <w:rFonts w:hint="eastAsia"/>
+        </w:rPr>
+      </w:pPr>
+      <w:r>
+        <w:rPr>
+          <w:rFonts w:hint="eastAsia"/>
+        </w:rPr>
+        <w:t>在本次大作业中，相量计算对象包含稳态信号、幅值阶跃信号、频率阶跃信号、幅值调制信号</w:t>
+      </w:r>
+      <w:r>
+        <w:rPr>
+          <w:rFonts w:hint="eastAsia"/>
+        </w:rPr>
+        <w:t>等等</w:t>
+      </w:r>
+      <w:r>
+        <w:rPr>
+          <w:rFonts w:hint="eastAsia"/>
+        </w:rPr>
+        <w:t>。不同信号对相量算法的要求不同，程序设计过程中遇到了非整周期采样、谐波和间谐波干扰、动态变化跟踪等问题。针对这些问题，</w:t>
+      </w:r>
+      <w:r>
+        <w:rPr>
+          <w:rFonts w:hint="eastAsia"/>
+        </w:rPr>
+        <w:t>我们</w:t>
+      </w:r>
+      <w:r>
+        <w:rPr>
+          <w:rFonts w:hint="eastAsia"/>
+        </w:rPr>
+        <w:t>分别进行了算法改进。</w:t>
+      </w:r>
+    </w:p>
+    <w:p>
+      <w:pPr>
+        <w:rPr>
+          <w:rFonts w:hint="eastAsia"/>
+        </w:rPr>
+      </w:pPr>
+      <w:r>
+        <w:rPr>
+          <w:rFonts w:hint="eastAsia"/>
+        </w:rPr>
+        <w:t>DFT</w:t>
+      </w:r>
+      <w:r>
+        <w:rPr>
+          <w:rFonts w:hint="eastAsia"/>
+        </w:rPr>
+        <w:t>相量算法通常覆盖整数个基波周期</w:t>
+      </w:r>
+      <w:r>
+        <w:rPr>
+          <w:rFonts w:hint="eastAsia"/>
+        </w:rPr>
+        <w:t>。而我们遇到的问题是，</w:t>
+      </w:r>
+      <w:r>
+        <w:rPr>
+          <w:rFonts w:hint="eastAsia"/>
+        </w:rPr>
+        <w:t>实际信号</w:t>
+      </w:r>
+      <w:r>
+        <w:rPr>
+          <w:rFonts w:hint="eastAsia"/>
+        </w:rPr>
+        <w:t>中</w:t>
+      </w:r>
+      <w:r>
+        <w:rPr>
+          <w:rFonts w:hint="eastAsia"/>
+        </w:rPr>
+        <w:t>一个周期对应的采样点数往往不是整数。例如必做任务中基波频率约为</w:t>
+      </w:r>
+      <m:oMath>
+        <m:r>
+          <w:rPr>
+            <w:rFonts w:ascii="Cambria Math" w:hAnsi="Cambria Math"/>
+          </w:rPr>
+          <m:t>50.499983</m:t>
+        </m:r>
+        <m:r>
+          <m:rPr>
+            <m:sty m:val="p"/>
+          </m:rPr>
+          <w:rPr>
+            <w:rFonts w:ascii="Cambria Math" w:hAnsi="Cambria Math"/>
+          </w:rPr>
+          <m:t>Hz</m:t>
+        </m:r>
+      </m:oMath>
+      <w:r>
+        <w:rPr>
+          <w:rFonts w:hint="eastAsia"/>
+        </w:rPr>
+        <w:t>，在</w:t>
+      </w:r>
+      <m:oMath>
+        <m:r>
+          <w:rPr>
+            <w:rFonts w:ascii="Cambria Math" w:hAnsi="Cambria Math"/>
+          </w:rPr>
+          <m:t>10000</m:t>
+        </m:r>
+        <m:r>
+          <m:rPr>
+            <m:sty m:val="p"/>
+          </m:rPr>
+          <w:rPr>
+            <w:rFonts w:ascii="Cambria Math" w:hAnsi="Cambria Math"/>
+          </w:rPr>
+          <m:t>Hz</m:t>
+        </m:r>
+      </m:oMath>
+      <w:r>
+        <w:rPr>
+          <w:rFonts w:hint="eastAsia"/>
+        </w:rPr>
+        <w:t>采样率下，一个周期约为</w:t>
+      </w:r>
+      <m:oMath>
+        <m:r>
+          <w:rPr>
+            <w:rFonts w:ascii="Cambria Math" w:hAnsi="Cambria Math"/>
+          </w:rPr>
+          <m:t>198.0199</m:t>
+        </m:r>
+      </m:oMath>
+      <w:r>
+        <w:rPr>
+          <w:rFonts w:hint="eastAsia"/>
+        </w:rPr>
+        <w:t>点，无法严格取整周期窗口。非整周期采样会导致频谱泄漏，使基波能量扩散到相邻频点，也会使谐波和间谐波影响基波相量估计。</w:t>
+      </w:r>
+      <w:r>
+        <w:rPr>
+          <w:rFonts w:hint="eastAsia"/>
+        </w:rPr>
+        <w:t>这对我们提交结果有很大影响。</w:t>
+      </w:r>
+      <w:r>
+        <w:rPr>
+          <w:rFonts w:hint="eastAsia"/>
+        </w:rPr>
+        <w:t>为减小这一误差，</w:t>
+      </w:r>
+      <w:r>
+        <w:rPr>
+          <w:rFonts w:hint="eastAsia"/>
+        </w:rPr>
+        <w:t>我们</w:t>
+      </w:r>
+      <w:r>
+        <w:rPr>
+          <w:rFonts w:hint="eastAsia"/>
+        </w:rPr>
+        <w:t>采用实际基波频率进行解调，并在频谱分析中使用</w:t>
+      </w:r>
+      <w:r>
+        <w:rPr>
+          <w:rFonts w:hint="eastAsia"/>
+        </w:rPr>
+        <w:t>Hann</w:t>
+      </w:r>
+      <w:r>
+        <w:rPr>
+          <w:rFonts w:hint="eastAsia"/>
+        </w:rPr>
+        <w:t>窗、</w:t>
+      </w:r>
+      <w:r>
+        <w:rPr>
+          <w:rFonts w:hint="eastAsia"/>
+        </w:rPr>
+        <w:t>Blackman-Harris</w:t>
+      </w:r>
+      <w:r>
+        <w:rPr>
+          <w:rFonts w:hint="eastAsia"/>
+        </w:rPr>
+        <w:t>窗和高倍补零</w:t>
+      </w:r>
+      <w:r>
+        <w:rPr>
+          <w:rFonts w:hint="eastAsia"/>
+        </w:rPr>
+        <w:t>FFT</w:t>
+      </w:r>
+      <w:r>
+        <w:rPr>
+          <w:rFonts w:hint="eastAsia"/>
+        </w:rPr>
+        <w:t>。同时，</w:t>
+      </w:r>
+      <w:r>
+        <w:rPr>
+          <w:rFonts w:hint="eastAsia"/>
+        </w:rPr>
+        <w:t>我们还</w:t>
+      </w:r>
+      <w:r>
+        <w:rPr>
+          <w:rFonts w:hint="eastAsia"/>
+        </w:rPr>
+        <w:t>对谱峰位置进行插值修正，提高频率估计精度。</w:t>
+      </w:r>
+      <w:r>
+        <w:rPr>
+          <w:rFonts w:hint="eastAsia"/>
+        </w:rPr>
+        <w:t>具体算法介绍参见第二章。</w:t>
+      </w:r>
+    </w:p>
+    <w:p>
+      <w:pPr>
+        <w:rPr>
+          <w:rFonts w:hint="eastAsia"/>
+        </w:rPr>
+      </w:pPr>
+      <w:r>
+        <w:rPr>
+          <w:rFonts w:hint="eastAsia"/>
+        </w:rPr>
+        <w:t>此外，在</w:t>
+      </w:r>
+      <w:r>
+        <w:rPr>
+          <w:rFonts w:hint="eastAsia"/>
+        </w:rPr>
+        <w:t>谐波和间谐波</w:t>
+      </w:r>
+      <w:r>
+        <w:rPr>
+          <w:rFonts w:hint="eastAsia"/>
+        </w:rPr>
+        <w:t>分析中</w:t>
+      </w:r>
+      <w:r>
+        <w:rPr>
+          <w:rFonts w:hint="eastAsia"/>
+        </w:rPr>
+        <w:t>，</w:t>
+      </w:r>
+      <w:r>
+        <w:rPr>
+          <w:rFonts w:hint="eastAsia"/>
+        </w:rPr>
+        <w:t>这些分量会通过频谱泄漏影响基波幅值和相角估计。特别是间谐波</w:t>
+      </w:r>
+      <w:r>
+        <w:rPr>
+          <w:rFonts w:hint="eastAsia"/>
+        </w:rPr>
+        <w:t>，</w:t>
+      </w:r>
+      <w:r>
+        <w:rPr>
+          <w:rFonts w:hint="eastAsia"/>
+        </w:rPr>
+        <w:t>不与基波保持整数倍关系，不能简单依靠整周期</w:t>
+      </w:r>
+      <w:r>
+        <w:rPr>
+          <w:rFonts w:hint="eastAsia"/>
+        </w:rPr>
+        <w:t>DFT</w:t>
+      </w:r>
+      <w:r>
+        <w:rPr>
+          <w:rFonts w:hint="eastAsia"/>
+        </w:rPr>
+        <w:t>正交性消除</w:t>
+      </w:r>
+      <w:r>
+        <w:rPr>
+          <w:rFonts w:hint="eastAsia"/>
+        </w:rPr>
+        <w:t>，从而对结果精度产生干扰。</w:t>
+      </w:r>
+      <w:r>
+        <w:rPr>
+          <w:rFonts w:hint="eastAsia"/>
+        </w:rPr>
+        <w:t>我们</w:t>
+      </w:r>
+      <w:r>
+        <w:rPr>
+          <w:rFonts w:hint="eastAsia"/>
+        </w:rPr>
+        <w:t>解决方法是将频谱检测和最小二乘拟合结合使用。先用</w:t>
+      </w:r>
+      <w:r>
+        <w:rPr>
+          <w:rFonts w:hint="eastAsia"/>
+        </w:rPr>
+        <w:t>FFT</w:t>
+      </w:r>
+      <w:r>
+        <w:rPr>
+          <w:rFonts w:hint="eastAsia"/>
+        </w:rPr>
+        <w:t>观察频率分量，确定可能存在的谐波和间谐波</w:t>
+      </w:r>
+      <w:r>
+        <w:rPr>
+          <w:rFonts w:hint="eastAsia"/>
+        </w:rPr>
+        <w:t>，</w:t>
+      </w:r>
+      <w:r>
+        <w:rPr>
+          <w:rFonts w:hint="eastAsia"/>
+        </w:rPr>
+        <w:t>再建立多频率正弦最小二乘模型</w:t>
+      </w:r>
+      <m:oMath>
+        <m:r>
+          <w:rPr>
+            <w:rFonts w:ascii="Cambria Math" w:hAnsi="Cambria Math"/>
+          </w:rPr>
+          <m:t>x</m:t>
+        </m:r>
+        <m:d>
+          <m:dPr>
+            <m:ctrlPr>
+              <w:rPr>
+                <w:rFonts w:ascii="Cambria Math" w:hAnsi="Cambria Math"/>
+              </w:rPr>
+            </m:ctrlPr>
+          </m:dPr>
+          <m:e>
+            <m:sSub>
+              <m:sSubPr>
+                <m:ctrlPr>
+                  <w:rPr>
+                    <w:rFonts w:ascii="Cambria Math" w:hAnsi="Cambria Math"/>
+                  </w:rPr>
+                </m:ctrlPr>
+              </m:sSubPr>
+              <m:e>
+                <m:r>
+                  <w:rPr>
+                    <w:rFonts w:ascii="Cambria Math" w:hAnsi="Cambria Math"/>
+                  </w:rPr>
+                  <m:t>t</m:t>
+                </m:r>
+              </m:e>
+              <m:sub>
+                <m:r>
+                  <w:rPr>
+                    <w:rFonts w:ascii="Cambria Math" w:hAnsi="Cambria Math"/>
+                  </w:rPr>
+                  <m:t>n</m:t>
+                </m:r>
+              </m:sub>
+            </m:sSub>
+          </m:e>
+        </m:d>
+        <m:r>
+          <w:rPr>
+            <w:rFonts w:ascii="Cambria Math" w:hAnsi="Cambria Math"/>
+          </w:rPr>
+          <m:t>=</m:t>
+        </m:r>
+        <m:sSub>
+          <m:sSubPr>
+            <m:ctrlPr>
+              <w:rPr>
+                <w:rFonts w:ascii="Cambria Math" w:hAnsi="Cambria Math"/>
+              </w:rPr>
+            </m:ctrlPr>
+          </m:sSubPr>
+          <m:e>
+            <m:r>
+              <w:rPr>
+                <w:rFonts w:ascii="Cambria Math" w:hAnsi="Cambria Math"/>
+              </w:rPr>
+              <m:t>c</m:t>
+            </m:r>
+          </m:e>
+          <m:sub>
+            <m:r>
+              <w:rPr>
+                <w:rFonts w:ascii="Cambria Math" w:hAnsi="Cambria Math"/>
+              </w:rPr>
+              <m:t>0</m:t>
+            </m:r>
+          </m:sub>
+        </m:sSub>
+        <m:r>
+          <w:rPr>
+            <w:rFonts w:ascii="Cambria Math" w:hAnsi="Cambria Math"/>
+          </w:rPr>
+          <m:t>+</m:t>
+        </m:r>
+        <m:nary>
+          <m:naryPr>
+            <m:chr m:val="∑"/>
+            <m:limLoc m:val="undOvr"/>
+            <m:supHide m:val="1"/>
+            <m:ctrlPr>
+              <w:rPr>
+                <w:rFonts w:ascii="Cambria Math" w:hAnsi="Cambria Math"/>
+              </w:rPr>
+            </m:ctrlPr>
+          </m:naryPr>
+          <m:sub>
+            <m:r>
+              <w:rPr>
+                <w:rFonts w:ascii="Cambria Math" w:hAnsi="Cambria Math"/>
+              </w:rPr>
+              <m:t>m</m:t>
+            </m:r>
+          </m:sub>
+          <m:sup/>
+          <m:e>
+            <m:d>
+              <m:dPr>
+                <m:begChr m:val="["/>
+                <m:endChr m:val="]"/>
+                <m:ctrlPr>
+                  <w:rPr>
+                    <w:rFonts w:ascii="Cambria Math" w:hAnsi="Cambria Math"/>
+                  </w:rPr>
+                </m:ctrlPr>
+              </m:dPr>
+              <m:e>
+                <m:sSub>
+                  <m:sSubPr>
+                    <m:ctrlPr>
+                      <w:rPr>
+                        <w:rFonts w:ascii="Cambria Math" w:hAnsi="Cambria Math"/>
+                      </w:rPr>
+                    </m:ctrlPr>
+                  </m:sSubPr>
+                  <m:e>
+                    <m:r>
+                      <w:rPr>
+                        <w:rFonts w:ascii="Cambria Math" w:hAnsi="Cambria Math"/>
+                      </w:rPr>
+                      <m:t>a</m:t>
+                    </m:r>
+                  </m:e>
+                  <m:sub>
+                    <m:r>
+                      <w:rPr>
+                        <w:rFonts w:ascii="Cambria Math" w:hAnsi="Cambria Math"/>
+                      </w:rPr>
+                      <m:t>m</m:t>
+                    </m:r>
+                  </m:sub>
+                </m:sSub>
+                <m:func>
+                  <m:funcPr>
+                    <m:ctrlPr>
+                      <w:rPr>
+                        <w:rFonts w:ascii="Cambria Math" w:hAnsi="Cambria Math"/>
+                      </w:rPr>
+                    </m:ctrlPr>
+                  </m:funcPr>
+                  <m:fName>
+                    <m:r>
+                      <m:rPr>
+                        <m:sty m:val="p"/>
+                      </m:rPr>
+                      <w:rPr>
+                        <w:rFonts w:ascii="Cambria Math" w:hAnsi="Cambria Math"/>
+                      </w:rPr>
+                      <m:t>cos</m:t>
+                    </m:r>
+                  </m:fName>
+                  <m:e>
+                    <m:d>
+                      <m:dPr>
+                        <m:ctrlPr>
+                          <w:rPr>
+                            <w:rFonts w:ascii="Cambria Math" w:hAnsi="Cambria Math"/>
+                          </w:rPr>
+                        </m:ctrlPr>
+                      </m:dPr>
+                      <m:e>
+                        <m:r>
+                          <w:rPr>
+                            <w:rFonts w:ascii="Cambria Math" w:hAnsi="Cambria Math"/>
+                          </w:rPr>
+                          <m:t>2π</m:t>
+                        </m:r>
+                        <m:sSub>
+                          <m:sSubPr>
+                            <m:ctrlPr>
+                              <w:rPr>
+                                <w:rFonts w:ascii="Cambria Math" w:hAnsi="Cambria Math"/>
+                              </w:rPr>
+                            </m:ctrlPr>
+                          </m:sSubPr>
+                          <m:e>
+                            <m:r>
+                              <w:rPr>
+                                <w:rFonts w:ascii="Cambria Math" w:hAnsi="Cambria Math"/>
+                              </w:rPr>
+                              <m:t>f</m:t>
+                            </m:r>
+                          </m:e>
+                          <m:sub>
+                            <m:r>
+                              <w:rPr>
+                                <w:rFonts w:ascii="Cambria Math" w:hAnsi="Cambria Math"/>
+                              </w:rPr>
+                              <m:t>m</m:t>
+                            </m:r>
+                          </m:sub>
+                        </m:sSub>
+                        <m:sSub>
+                          <m:sSubPr>
+                            <m:ctrlPr>
+                              <w:rPr>
+                                <w:rFonts w:ascii="Cambria Math" w:hAnsi="Cambria Math"/>
+                              </w:rPr>
+                            </m:ctrlPr>
+                          </m:sSubPr>
+                          <m:e>
+                            <m:r>
+                              <w:rPr>
+                                <w:rFonts w:ascii="Cambria Math" w:hAnsi="Cambria Math"/>
+                              </w:rPr>
+                              <m:t>t</m:t>
+                            </m:r>
+                          </m:e>
+                          <m:sub>
+                            <m:r>
+                              <w:rPr>
+                                <w:rFonts w:ascii="Cambria Math" w:hAnsi="Cambria Math"/>
+                              </w:rPr>
+                              <m:t>n</m:t>
+                            </m:r>
+                          </m:sub>
+                        </m:sSub>
+                      </m:e>
+                    </m:d>
+                  </m:e>
+                </m:func>
+                <m:r>
+                  <w:rPr>
+                    <w:rFonts w:ascii="Cambria Math" w:hAnsi="Cambria Math"/>
+                  </w:rPr>
+                  <m:t>+</m:t>
+                </m:r>
+                <m:sSub>
+                  <m:sSubPr>
+                    <m:ctrlPr>
+                      <w:rPr>
+                        <w:rFonts w:ascii="Cambria Math" w:hAnsi="Cambria Math"/>
+                      </w:rPr>
+                    </m:ctrlPr>
+                  </m:sSubPr>
+                  <m:e>
+                    <m:r>
+                      <w:rPr>
+                        <w:rFonts w:ascii="Cambria Math" w:hAnsi="Cambria Math"/>
+                      </w:rPr>
+                      <m:t>b</m:t>
+                    </m:r>
+                  </m:e>
+                  <m:sub>
+                    <m:r>
+                      <w:rPr>
+                        <w:rFonts w:ascii="Cambria Math" w:hAnsi="Cambria Math"/>
+                      </w:rPr>
+                      <m:t>m</m:t>
+                    </m:r>
+                  </m:sub>
+                </m:sSub>
+                <m:func>
+                  <m:funcPr>
+                    <m:ctrlPr>
+                      <w:rPr>
+                        <w:rFonts w:ascii="Cambria Math" w:hAnsi="Cambria Math"/>
+                      </w:rPr>
+                    </m:ctrlPr>
+                  </m:funcPr>
+                  <m:fName>
+                    <m:r>
+                      <m:rPr>
+                        <m:sty m:val="p"/>
+                      </m:rPr>
+                      <w:rPr>
+                        <w:rFonts w:ascii="Cambria Math" w:hAnsi="Cambria Math"/>
+                      </w:rPr>
+                      <m:t>sin</m:t>
+                    </m:r>
+                  </m:fName>
+                  <m:e>
+                    <m:d>
+                      <m:dPr>
+                        <m:ctrlPr>
+                          <w:rPr>
+                            <w:rFonts w:ascii="Cambria Math" w:hAnsi="Cambria Math"/>
+                          </w:rPr>
+                        </m:ctrlPr>
+                      </m:dPr>
+                      <m:e>
+                        <m:r>
+                          <w:rPr>
+                            <w:rFonts w:ascii="Cambria Math" w:hAnsi="Cambria Math"/>
+                          </w:rPr>
+                          <m:t>2π</m:t>
+                        </m:r>
+                        <m:sSub>
+                          <m:sSubPr>
+                            <m:ctrlPr>
+                              <w:rPr>
+                                <w:rFonts w:ascii="Cambria Math" w:hAnsi="Cambria Math"/>
+                              </w:rPr>
+                            </m:ctrlPr>
+                          </m:sSubPr>
+                          <m:e>
+                            <m:r>
+                              <w:rPr>
+                                <w:rFonts w:ascii="Cambria Math" w:hAnsi="Cambria Math"/>
+                              </w:rPr>
+                              <m:t>f</m:t>
+                            </m:r>
+                          </m:e>
+                          <m:sub>
+                            <m:r>
+                              <w:rPr>
+                                <w:rFonts w:ascii="Cambria Math" w:hAnsi="Cambria Math"/>
+                              </w:rPr>
+                              <m:t>m</m:t>
+                            </m:r>
+                          </m:sub>
+                        </m:sSub>
+                        <m:sSub>
+                          <m:sSubPr>
+                            <m:ctrlPr>
+                              <w:rPr>
+                                <w:rFonts w:ascii="Cambria Math" w:hAnsi="Cambria Math"/>
+                              </w:rPr>
+                            </m:ctrlPr>
+                          </m:sSubPr>
+                          <m:e>
+                            <m:r>
+                              <w:rPr>
+                                <w:rFonts w:ascii="Cambria Math" w:hAnsi="Cambria Math"/>
+                              </w:rPr>
+                              <m:t>t</m:t>
+                            </m:r>
+                          </m:e>
+                          <m:sub>
+                            <m:r>
+                              <w:rPr>
+                                <w:rFonts w:ascii="Cambria Math" w:hAnsi="Cambria Math"/>
+                              </w:rPr>
+                              <m:t>n</m:t>
+                            </m:r>
+                          </m:sub>
+                        </m:sSub>
+                      </m:e>
+                    </m:d>
+                  </m:e>
+                </m:func>
+              </m:e>
+            </m:d>
+          </m:e>
+        </m:nary>
+        <m:r>
+          <w:rPr>
+            <w:rFonts w:ascii="Cambria Math" w:hAnsi="Cambria Math"/>
+          </w:rPr>
+          <m:t>+e</m:t>
+        </m:r>
+        <m:d>
+          <m:dPr>
+            <m:ctrlPr>
+              <w:rPr>
+                <w:rFonts w:ascii="Cambria Math" w:hAnsi="Cambria Math"/>
+              </w:rPr>
+            </m:ctrlPr>
+          </m:dPr>
+          <m:e>
+            <m:sSub>
+              <m:sSubPr>
+                <m:ctrlPr>
+                  <w:rPr>
+                    <w:rFonts w:ascii="Cambria Math" w:hAnsi="Cambria Math"/>
+                  </w:rPr>
+                </m:ctrlPr>
+              </m:sSubPr>
+              <m:e>
+                <m:r>
+                  <w:rPr>
+                    <w:rFonts w:ascii="Cambria Math" w:hAnsi="Cambria Math"/>
+                  </w:rPr>
+                  <m:t>t</m:t>
+                </m:r>
+              </m:e>
+              <m:sub>
+                <m:r>
+                  <w:rPr>
+                    <w:rFonts w:ascii="Cambria Math" w:hAnsi="Cambria Math"/>
+                  </w:rPr>
+                  <m:t>n</m:t>
+                </m:r>
+              </m:sub>
+            </m:sSub>
+          </m:e>
+        </m:d>
+      </m:oMath>
+      <w:r>
+        <w:rPr>
+          <w:rFonts w:hint="eastAsia"/>
+        </w:rPr>
+        <w:t>。</w:t>
+      </w:r>
+      <w:r>
+        <w:rPr>
+          <w:rFonts w:hint="eastAsia"/>
+        </w:rPr>
+        <w:t>通过最小二乘统一估计各频率分量幅值。这样可以避免直接读取</w:t>
+      </w:r>
+      <w:r>
+        <w:rPr>
+          <w:rFonts w:hint="eastAsia"/>
+        </w:rPr>
+        <w:t>FFT</w:t>
+      </w:r>
+      <w:r>
+        <w:rPr>
+          <w:rFonts w:hint="eastAsia"/>
+        </w:rPr>
+        <w:t>峰值造成的误差，也能减小相邻频率分量之间的互相影响。</w:t>
+      </w:r>
+    </w:p>
+    <w:p>
+      <w:pPr>
+        <w:rPr>
+          <w:rFonts w:hint="eastAsia"/>
+        </w:rPr>
+      </w:pPr>
+      <w:r>
+        <w:rPr>
+          <w:rFonts w:hint="eastAsia"/>
+        </w:rPr>
+        <w:t>还有一个问题，</w:t>
+      </w:r>
+      <w:r>
+        <w:rPr>
+          <w:rFonts w:hint="eastAsia"/>
+        </w:rPr>
+        <w:t>滑动窗相量算法存在稳态精度和动态响应之间的矛盾。长窗口可以更好地抑制噪声和谐波，但在幅值阶跃附近，窗口内同时包含阶跃前后数据，导致输出幅值被平均，响应变慢；短窗口响应较快，但抗干扰能力较差。</w:t>
+      </w:r>
+      <w:r>
+        <w:rPr>
+          <w:rFonts w:hint="eastAsia"/>
+        </w:rPr>
+        <w:t>最初我们只采用长窗，虽然稳态幅值和相角结果还行，但是阶跃幅值结果特别差。因此我们进行了改进，</w:t>
+      </w:r>
+      <w:r>
+        <w:rPr>
+          <w:rFonts w:hint="eastAsia"/>
+        </w:rPr>
+        <w:t>采用长窗和短窗结合的方法。稳态区使用较长滑动窗，以保证幅值和相角精度；在幅值阶跃附近，先通过幅值变化率和</w:t>
+      </w:r>
+      <w:r>
+        <w:rPr>
+          <w:rFonts w:hint="eastAsia"/>
+        </w:rPr>
+        <w:t>Teager</w:t>
+      </w:r>
+      <w:r>
+        <w:rPr>
+          <w:rFonts w:hint="eastAsia"/>
+        </w:rPr>
+        <w:t>能量算子辅助定位阶跃时刻，再局部启用短窗相量结果，并与长窗结果融合</w:t>
+      </w:r>
+      <w:r>
+        <w:rPr>
+          <w:rFonts w:hint="eastAsia"/>
+        </w:rPr>
+        <w:t>。</w:t>
+      </w:r>
+    </w:p>
+    <w:p>
+      <w:pPr>
+        <w:rPr>
+          <w:rFonts w:hint="eastAsia"/>
+        </w:rPr>
+      </w:pPr>
+      <w:r>
+        <w:rPr>
+          <w:rFonts w:hint="eastAsia"/>
+        </w:rPr>
+        <w:t>加分内容</w:t>
+      </w:r>
+      <w:r>
+        <w:rPr>
+          <w:rFonts w:hint="eastAsia"/>
+        </w:rPr>
+        <w:t>1</w:t>
+      </w:r>
+      <w:r>
+        <w:rPr>
+          <w:rFonts w:hint="eastAsia"/>
+        </w:rPr>
+        <w:t>中存在频率阶跃。</w:t>
+      </w:r>
+      <w:r>
+        <w:rPr>
+          <w:rFonts w:hint="eastAsia"/>
+        </w:rPr>
+        <w:t>最初没有注意到，</w:t>
+      </w:r>
+      <w:r>
+        <w:rPr>
+          <w:rFonts w:hint="eastAsia"/>
+        </w:rPr>
+        <w:t>整段信号只使用一个固定基波频率计算相量，导致幅值误差和相角错误。频率阶跃附近的滑动窗口还同时包含阶跃前后两种频率成分，误差更加明显。解决方法是先利用滑动</w:t>
+      </w:r>
+      <w:r>
+        <w:rPr>
+          <w:rFonts w:hint="eastAsia"/>
+        </w:rPr>
+        <w:t>FFT</w:t>
+      </w:r>
+      <w:r>
+        <w:rPr>
+          <w:rFonts w:hint="eastAsia"/>
+        </w:rPr>
+        <w:t>得到频</w:t>
+      </w:r>
+      <w:r>
+        <w:rPr>
+          <w:rFonts w:hint="eastAsia"/>
+        </w:rPr>
+        <w:lastRenderedPageBreak/>
+        <w:t>率随时间变化曲线，再通过分段误差最小的方法定位频率阶跃时刻。随后分别估计阶跃前后的稳定频率，并在相量计算时按照当前时刻选择对应的基波频率。这样可以减少频率阶跃前后由于频率失配产生的误差。</w:t>
+      </w:r>
+    </w:p>
+    <w:p>
+      <w:r>
+        <w:rPr>
+          <w:rFonts w:hint="eastAsia"/>
+        </w:rPr>
+        <w:t>此外，在</w:t>
+      </w:r>
+      <w:r>
+        <w:rPr>
+          <w:rFonts w:hint="eastAsia"/>
+        </w:rPr>
+        <w:t>加分内容</w:t>
+      </w:r>
+      <w:r>
+        <w:rPr>
+          <w:rFonts w:hint="eastAsia"/>
+        </w:rPr>
+        <w:t>2</w:t>
+      </w:r>
+      <w:r>
+        <w:rPr>
+          <w:rFonts w:hint="eastAsia"/>
+        </w:rPr>
+        <w:t>幅值调制</w:t>
+      </w:r>
+      <w:r>
+        <w:rPr>
+          <w:rFonts w:hint="eastAsia"/>
+        </w:rPr>
+        <w:t>中，</w:t>
+      </w:r>
+      <w:r>
+        <w:rPr>
+          <w:rFonts w:hint="eastAsia"/>
+        </w:rPr>
+        <w:t>最开始</w:t>
+      </w:r>
+      <w:r>
+        <w:rPr>
+          <w:rFonts w:hint="eastAsia"/>
+        </w:rPr>
+        <w:t>直接使用短窗</w:t>
+      </w:r>
+      <w:r>
+        <w:rPr>
+          <w:rFonts w:hint="eastAsia"/>
+        </w:rPr>
+        <w:t>DFT</w:t>
+      </w:r>
+      <w:r>
+        <w:rPr>
+          <w:rFonts w:hint="eastAsia"/>
+        </w:rPr>
+        <w:t>提取基波复系数，虽然幅值可以较快跟踪调制包络，但调制边带可能混入基波复相量中，使相角出现不应有的周期性波动。针对这一问题，</w:t>
+      </w:r>
+      <w:r>
+        <w:rPr>
+          <w:rFonts w:hint="eastAsia"/>
+        </w:rPr>
+        <w:t>我们</w:t>
+      </w:r>
+      <w:r>
+        <w:rPr>
+          <w:rFonts w:hint="eastAsia"/>
+        </w:rPr>
+        <w:t>将幅值调制信号单独处理。幅值通道采用基波附近带通和</w:t>
+      </w:r>
+      <w:r>
+        <w:rPr>
+          <w:rFonts w:hint="eastAsia"/>
+        </w:rPr>
+        <w:t>Hilbert</w:t>
+      </w:r>
+      <w:r>
+        <w:rPr>
+          <w:rFonts w:hint="eastAsia"/>
+        </w:rPr>
+        <w:t>解析信号提取包络，并通过包络频谱估计调制频率，再进行正弦调制拟合，以获得平滑的幅值变化曲线。相角通道则采用较稳定的载波频率和相位估计，避免直接使用受调制边带污染的短窗相角。这样可以同时保留幅值调制特征和较稳定的同步相角结果。</w:t>
+      </w:r>
+    </w:p>
+    <w:p>
+      <w:r>
+        <w:rPr>
+          <w:rFonts w:hint="eastAsia"/>
+        </w:rPr>
+        <w:t>总体来看，提高同步相量计算精度的关键在于针对不同误差来源分别处理。对于频率偏移和频率阶跃，需要提高基波频率估计精度并采用分段或局部频率计算；对于谐波和间谐波干扰，需要结合加窗</w:t>
+      </w:r>
+      <w:r>
+        <w:rPr>
+          <w:rFonts w:hint="eastAsia"/>
+        </w:rPr>
+        <w:t>FFT</w:t>
+      </w:r>
+      <w:r>
+        <w:rPr>
+          <w:rFonts w:hint="eastAsia"/>
+        </w:rPr>
+        <w:t>、谱峰插值和多频率最小二乘拟合；对于幅值阶跃，需要采用长窗和短窗融合；对于幅值连续调制，需要将包络提取和载波相位估计分开处理。这些改进能够在稳态精度、动态响应和抗干扰能力之间取得较好的折中。</w:t>
+      </w:r>
+    </w:p>
     <w:p>
       <w:pPr>
         <w:pStyle w:val="2"/>
@@ -28244,36 +29148,384 @@
       </w:r>
       <w:bookmarkEnd w:id="39"/>
     </w:p>
-    <w:p/>
-    <w:p/>
-    <w:p/>
-    <w:p/>
-    <w:p/>
-    <w:p/>
-    <w:p/>
-    <w:p/>
-    <w:p/>
-    <w:p/>
-    <w:p/>
-    <w:p/>
-    <w:p/>
-    <w:p/>
-    <w:p/>
-    <w:p/>
-    <w:p/>
-    <w:p/>
-    <w:p/>
-    <w:p/>
-    <w:p/>
-    <w:p/>
-    <w:p/>
-    <w:p/>
+    <w:p>
+      <w:r>
+        <w:rPr>
+          <w:rFonts w:hint="eastAsia"/>
+        </w:rPr>
+        <w:t>这次大作业带给我们不小的收获。</w:t>
+      </w:r>
+      <w:r>
+        <w:rPr>
+          <w:rFonts w:hint="eastAsia"/>
+        </w:rPr>
+        <w:t>在正式课堂上，我们只接触了基础的信号与系统理论，只记住了公式和解题方法，但对怎么处理一段实际信号毫无经验。</w:t>
+      </w:r>
+      <w:r>
+        <w:rPr>
+          <w:rFonts w:hint="eastAsia"/>
+        </w:rPr>
+        <w:t>而大作业让我们拓宽了视野，</w:t>
+      </w:r>
+      <w:r>
+        <w:rPr>
+          <w:rFonts w:hint="eastAsia"/>
+        </w:rPr>
+        <w:t>尝试如何用理论知识解决实际问题，</w:t>
+      </w:r>
+      <w:r>
+        <w:rPr>
+          <w:rFonts w:hint="eastAsia"/>
+        </w:rPr>
+        <w:t>加深了</w:t>
+      </w:r>
+      <w:r>
+        <w:rPr>
+          <w:rFonts w:hint="eastAsia"/>
+        </w:rPr>
+        <w:t>我们对</w:t>
+      </w:r>
+      <w:r>
+        <w:t>DFT</w:t>
+      </w:r>
+      <w:r>
+        <w:t>、</w:t>
+      </w:r>
+      <w:r>
+        <w:t>FFT</w:t>
+      </w:r>
+      <w:r>
+        <w:t>、</w:t>
+      </w:r>
+      <w:r>
+        <w:t>Hilbert</w:t>
+      </w:r>
+      <w:r>
+        <w:t>变换</w:t>
+      </w:r>
+      <w:r>
+        <w:rPr>
+          <w:rFonts w:hint="eastAsia"/>
+        </w:rPr>
+        <w:t>等等概念的理解。</w:t>
+      </w:r>
+    </w:p>
     <w:p>
       <w:pPr>
         <w:rPr>
           <w:rFonts w:hint="eastAsia"/>
         </w:rPr>
       </w:pPr>
+      <w:r>
+        <w:t>此外，本次作业也提高了我使用</w:t>
+      </w:r>
+      <w:r>
+        <w:t>MATLAB</w:t>
+      </w:r>
+      <w:r>
+        <w:t>进行数据分析和工程计算的能力。读取数据、估计频率、设计滑动窗、生成</w:t>
+      </w:r>
+      <w:r>
+        <w:t>CSV</w:t>
+      </w:r>
+      <w:r>
+        <w:t>文件</w:t>
+      </w:r>
+      <w:r>
+        <w:rPr>
+          <w:rFonts w:hint="eastAsia"/>
+        </w:rPr>
+        <w:t>、</w:t>
+      </w:r>
+      <w:r>
+        <w:t>绘制报告图表</w:t>
+      </w:r>
+      <w:r>
+        <w:rPr>
+          <w:rFonts w:hint="eastAsia"/>
+        </w:rPr>
+        <w:t>等等</w:t>
+      </w:r>
+      <w:r>
+        <w:t>，每一步都需要</w:t>
+      </w:r>
+      <w:r>
+        <w:rPr>
+          <w:rFonts w:hint="eastAsia"/>
+        </w:rPr>
+        <w:t>学习与调试</w:t>
+      </w:r>
+      <w:r>
+        <w:t>。过程中也遇到了许多问题，</w:t>
+      </w:r>
+      <w:r>
+        <w:rPr>
+          <w:rFonts w:hint="eastAsia"/>
+        </w:rPr>
+        <w:t>借助</w:t>
+      </w:r>
+      <w:r>
+        <w:rPr>
+          <w:rFonts w:hint="eastAsia"/>
+        </w:rPr>
+        <w:t>AI</w:t>
+      </w:r>
+      <w:r>
+        <w:rPr>
+          <w:rFonts w:hint="eastAsia"/>
+        </w:rPr>
+        <w:t>工具</w:t>
+      </w:r>
+      <w:r>
+        <w:rPr>
+          <w:rFonts w:hint="eastAsia"/>
+        </w:rPr>
+        <w:t>学习</w:t>
+      </w:r>
+      <w:r>
+        <w:t>，最终逐步完善了</w:t>
+      </w:r>
+      <w:r>
+        <w:rPr>
+          <w:rFonts w:hint="eastAsia"/>
+        </w:rPr>
+        <w:t>各个</w:t>
+      </w:r>
+      <w:r>
+        <w:t>程序</w:t>
+      </w:r>
+      <w:r>
+        <w:rPr>
+          <w:rFonts w:hint="eastAsia"/>
+        </w:rPr>
+        <w:t>。</w:t>
+      </w:r>
+    </w:p>
+    <w:p>
+      <w:r>
+        <w:rPr>
+          <w:rFonts w:hint="eastAsia"/>
+        </w:rPr>
+        <w:t>更为重要的是，在整个过程中，我们要根据数据反馈，</w:t>
+      </w:r>
+      <w:r>
+        <w:rPr>
+          <w:rFonts w:hint="eastAsia"/>
+        </w:rPr>
+        <w:t>用</w:t>
+      </w:r>
+      <w:r>
+        <w:t>各种方法</w:t>
+      </w:r>
+      <w:r>
+        <w:rPr>
+          <w:rFonts w:hint="eastAsia"/>
+        </w:rPr>
+        <w:t>优化算法，要</w:t>
+      </w:r>
+      <w:r>
+        <w:t>经历很多</w:t>
+      </w:r>
+      <w:r>
+        <w:rPr>
+          <w:rFonts w:hint="eastAsia"/>
+        </w:rPr>
+        <w:t>尝试与</w:t>
+      </w:r>
+      <w:r>
+        <w:t>试错。这一</w:t>
+      </w:r>
+      <w:r>
+        <w:rPr>
+          <w:rFonts w:hint="eastAsia"/>
+        </w:rPr>
+        <w:t>整套</w:t>
+      </w:r>
+      <w:r>
+        <w:t>流程下来</w:t>
+      </w:r>
+      <w:r>
+        <w:rPr>
+          <w:rFonts w:hint="eastAsia"/>
+        </w:rPr>
+        <w:t>，</w:t>
+      </w:r>
+      <w:r>
+        <w:t>我们</w:t>
+      </w:r>
+      <w:r>
+        <w:rPr>
+          <w:rFonts w:hint="eastAsia"/>
+        </w:rPr>
+        <w:t>建立起一种方法论，</w:t>
+      </w:r>
+      <w:r>
+        <w:t>了解</w:t>
+      </w:r>
+      <w:r>
+        <w:rPr>
+          <w:rFonts w:hint="eastAsia"/>
+        </w:rPr>
+        <w:t>如果</w:t>
+      </w:r>
+      <w:r>
+        <w:rPr>
+          <w:rFonts w:hint="eastAsia"/>
+        </w:rPr>
+        <w:t>要</w:t>
+      </w:r>
+      <w:r>
+        <w:t>研究</w:t>
+      </w:r>
+      <w:r>
+        <w:rPr>
+          <w:rFonts w:hint="eastAsia"/>
+        </w:rPr>
+        <w:t>某</w:t>
+      </w:r>
+      <w:r>
+        <w:t>一种算法</w:t>
+      </w:r>
+      <w:r>
+        <w:rPr>
+          <w:rFonts w:hint="eastAsia"/>
+        </w:rPr>
+        <w:t>，需要经历哪些</w:t>
+      </w:r>
+      <w:r>
+        <w:t>过程</w:t>
+      </w:r>
+      <w:r>
+        <w:rPr>
+          <w:rFonts w:hint="eastAsia"/>
+        </w:rPr>
+        <w:t>：</w:t>
+      </w:r>
+      <w:r>
+        <w:t>从</w:t>
+      </w:r>
+      <w:r>
+        <w:rPr>
+          <w:rFonts w:hint="eastAsia"/>
+        </w:rPr>
+        <w:t>解读</w:t>
+      </w:r>
+      <w:r>
+        <w:rPr>
+          <w:rFonts w:hint="eastAsia"/>
+        </w:rPr>
+        <w:t>背景</w:t>
+      </w:r>
+      <w:r>
+        <w:rPr>
+          <w:rFonts w:hint="eastAsia"/>
+        </w:rPr>
+        <w:t>，到</w:t>
+      </w:r>
+      <w:r>
+        <w:t>基本</w:t>
+      </w:r>
+      <w:r>
+        <w:rPr>
+          <w:rFonts w:hint="eastAsia"/>
+        </w:rPr>
+        <w:t>方法的尝试</w:t>
+      </w:r>
+      <w:r>
+        <w:t>，</w:t>
+      </w:r>
+      <w:r>
+        <w:rPr>
+          <w:rFonts w:hint="eastAsia"/>
+        </w:rPr>
+        <w:t>再</w:t>
+      </w:r>
+      <w:r>
+        <w:t>到</w:t>
+      </w:r>
+      <w:r>
+        <w:rPr>
+          <w:rFonts w:hint="eastAsia"/>
+        </w:rPr>
+        <w:t>数据结果的</w:t>
+      </w:r>
+      <w:r>
+        <w:rPr>
+          <w:rFonts w:hint="eastAsia"/>
+        </w:rPr>
+        <w:t>反馈反思，最后</w:t>
+      </w:r>
+      <w:r>
+        <w:rPr>
+          <w:rFonts w:hint="eastAsia"/>
+        </w:rPr>
+        <w:t>优化</w:t>
+      </w:r>
+      <w:r>
+        <w:rPr>
+          <w:rFonts w:hint="eastAsia"/>
+        </w:rPr>
+        <w:t>算法并检验</w:t>
+      </w:r>
+      <w:r>
+        <w:t>效果。</w:t>
+      </w:r>
+      <w:r>
+        <w:rPr>
+          <w:rFonts w:hint="eastAsia"/>
+        </w:rPr>
+        <w:t>这</w:t>
+      </w:r>
+      <w:r>
+        <w:rPr>
+          <w:rFonts w:hint="eastAsia"/>
+        </w:rPr>
+        <w:t>锻炼</w:t>
+      </w:r>
+      <w:r>
+        <w:rPr>
+          <w:rFonts w:hint="eastAsia"/>
+        </w:rPr>
+        <w:t>了</w:t>
+      </w:r>
+      <w:r>
+        <w:rPr>
+          <w:rFonts w:hint="eastAsia"/>
+        </w:rPr>
+        <w:t>我们</w:t>
+      </w:r>
+      <w:r>
+        <w:rPr>
+          <w:rFonts w:hint="eastAsia"/>
+        </w:rPr>
+        <w:t>的科研素养，对</w:t>
+      </w:r>
+      <w:r>
+        <w:rPr>
+          <w:rFonts w:hint="eastAsia"/>
+        </w:rPr>
+        <w:t>未来的</w:t>
+      </w:r>
+      <w:r>
+        <w:rPr>
+          <w:rFonts w:hint="eastAsia"/>
+        </w:rPr>
+        <w:t>研究生</w:t>
+      </w:r>
+      <w:r>
+        <w:rPr>
+          <w:rFonts w:hint="eastAsia"/>
+        </w:rPr>
+        <w:t>生活是及其有帮助的。</w:t>
+      </w:r>
+    </w:p>
+    <w:p>
+      <w:r>
+        <w:rPr>
+          <w:rFonts w:hint="eastAsia"/>
+        </w:rPr>
+        <w:t>这是一段及其难忘的经历。感谢老师与助教在这段时间的指导！</w:t>
+      </w:r>
     </w:p>
     <w:p>
       <w:pPr>
